--- a/report_data_preprocessing.docx
+++ b/report_data_preprocessing.docx
@@ -2,7 +2,124 @@
 <file path=word/document.xml><?xml version="1.0" encoding="utf-8"?>
 <w:document xmlns:wpc="http://schemas.microsoft.com/office/word/2010/wordprocessingCanvas" xmlns:cx="http://schemas.microsoft.com/office/drawing/2014/chartex" xmlns:cx1="http://schemas.microsoft.com/office/drawing/2015/9/8/chartex" xmlns:cx2="http://schemas.microsoft.com/office/drawing/2015/10/21/chartex" xmlns:cx3="http://schemas.microsoft.com/office/drawing/2016/5/9/chartex" xmlns:cx4="http://schemas.microsoft.com/office/drawing/2016/5/10/chartex" xmlns:cx5="http://schemas.microsoft.com/office/drawing/2016/5/11/chartex" xmlns:cx6="http://schemas.microsoft.com/office/drawing/2016/5/12/chartex" xmlns:cx7="http://schemas.microsoft.com/office/drawing/2016/5/13/chartex" xmlns:cx8="http://schemas.microsoft.com/office/drawing/2016/5/14/chartex" xmlns:mc="http://schemas.openxmlformats.org/markup-compatibility/2006" xmlns:aink="http://schemas.microsoft.com/office/drawing/2016/ink" xmlns:am3d="http://schemas.microsoft.com/office/drawing/2017/model3d" xmlns:o="urn:schemas-microsoft-com:office:office" xmlns:oel="http://schemas.microsoft.com/office/2019/extlst" xmlns:r="http://schemas.openxmlformats.org/officeDocument/2006/relationships" xmlns:m="http://schemas.openxmlformats.org/officeDocument/2006/math" xmlns:v="urn:schemas-microsoft-com:vml" xmlns:wp14="http://schemas.microsoft.com/office/word/2010/wordprocessingDrawing" xmlns:wp="http://schemas.openxmlformats.org/drawingml/2006/wordprocessingDrawing" xmlns:w10="urn:schemas-microsoft-com:office:word" xmlns:w="http://schemas.openxmlformats.org/wordprocessingml/2006/main" xmlns:w14="http://schemas.microsoft.com/office/word/2010/wordml" xmlns:w15="http://schemas.microsoft.com/office/word/2012/wordml" xmlns:w16cex="http://schemas.microsoft.com/office/word/2018/wordml/cex" xmlns:w16cid="http://schemas.microsoft.com/office/word/2016/wordml/cid" xmlns:w16="http://schemas.microsoft.com/office/word/2018/wordml" xmlns:w16du="http://schemas.microsoft.com/office/word/2023/wordml/word16du" xmlns:w16sdtdh="http://schemas.microsoft.com/office/word/2020/wordml/sdtdatahash" xmlns:w16sdtfl="http://schemas.microsoft.com/office/word/2024/wordml/sdtformatlock" xmlns:w16se="http://schemas.microsoft.com/office/word/2015/wordml/symex" xmlns:wpg="http://schemas.microsoft.com/office/word/2010/wordprocessingGroup" xmlns:wpi="http://schemas.microsoft.com/office/word/2010/wordprocessingInk" xmlns:wne="http://schemas.microsoft.com/office/word/2006/wordml" xmlns:wps="http://schemas.microsoft.com/office/word/2010/wordprocessingShape" mc:Ignorable="w14 w15 w16se w16cid w16 w16cex w16sdtdh w16sdtfl w16du wp14">
   <w:body>
-    <w:p/>
+    <w:p>
+      <w:pPr>
+        <w:jc w:val="center"/>
+        <w:rPr>
+          <w:rFonts w:ascii="Garamond" w:hAnsi="Garamond"/>
+          <w:b/>
+          <w:bCs/>
+        </w:rPr>
+      </w:pPr>
+      <w:r>
+        <w:rPr>
+          <w:rFonts w:ascii="Garamond" w:hAnsi="Garamond"/>
+          <w:b/>
+          <w:bCs/>
+        </w:rPr>
+        <w:t>Data Preprocessing &amp; Exploratory Data Analysis Report</w:t>
+      </w:r>
+    </w:p>
+    <w:p>
+      <w:pPr>
+        <w:ind w:firstLine="720"/>
+        <w:rPr>
+          <w:rFonts w:ascii="Arial" w:hAnsi="Arial" w:cs="Arial"/>
+          <w:sz w:val="20"/>
+          <w:szCs w:val="20"/>
+        </w:rPr>
+      </w:pPr>
+      <w:r>
+        <w:rPr>
+          <w:rFonts w:ascii="Arial" w:hAnsi="Arial" w:cs="Arial"/>
+          <w:sz w:val="20"/>
+          <w:szCs w:val="20"/>
+        </w:rPr>
+        <w:t xml:space="preserve">As the Data Preprocessing Team at City Hospital, this report </w:t>
+      </w:r>
+      <w:r>
+        <w:rPr>
+          <w:rFonts w:ascii="Arial" w:hAnsi="Arial" w:cs="Arial"/>
+          <w:sz w:val="20"/>
+          <w:szCs w:val="20"/>
+        </w:rPr>
+        <w:t xml:space="preserve">documents … in preparing and structuring patient data for advanced analytics. By performing exploratory data analysis and data preprocessing steps, our team was able to uncover patterns useful to build an Analytics-Based Table (ABT) for further analysis and implementation. </w:t>
+      </w:r>
+      <w:r>
+        <w:rPr>
+          <w:rFonts w:ascii="Arial" w:hAnsi="Arial" w:cs="Arial"/>
+          <w:sz w:val="20"/>
+          <w:szCs w:val="20"/>
+        </w:rPr>
+        <w:t xml:space="preserve"> </w:t>
+      </w:r>
+    </w:p>
+    <w:p>
+      <w:pPr>
+        <w:rPr>
+          <w:rFonts w:ascii="Garamond" w:hAnsi="Garamond"/>
+          <w:b/>
+          <w:bCs/>
+        </w:rPr>
+      </w:pPr>
+    </w:p>
+    <w:p>
+      <w:pPr>
+        <w:rPr>
+          <w:rFonts w:ascii="Garamond" w:hAnsi="Garamond"/>
+          <w:b/>
+          <w:bCs/>
+        </w:rPr>
+      </w:pPr>
+      <w:r>
+        <w:rPr>
+          <w:rFonts w:ascii="Garamond" w:hAnsi="Garamond"/>
+          <w:b/>
+          <w:bCs/>
+        </w:rPr>
+        <w:t>Part A: Data Understanding &amp; Cleaning</w:t>
+      </w:r>
+    </w:p>
+    <w:p>
+      <w:pPr>
+        <w:rPr>
+          <w:rFonts w:ascii="Garamond" w:hAnsi="Garamond"/>
+        </w:rPr>
+      </w:pPr>
+      <w:r>
+        <w:rPr>
+          <w:rFonts w:ascii="Garamond" w:hAnsi="Garamond"/>
+        </w:rPr>
+        <w:t>Data Overview</w:t>
+      </w:r>
+    </w:p>
+    <w:p>
+      <w:pPr>
+        <w:rPr>
+          <w:rFonts w:ascii="Garamond" w:hAnsi="Garamond"/>
+        </w:rPr>
+      </w:pPr>
+      <w:r>
+        <w:rPr>
+          <w:rFonts w:ascii="Garamond" w:hAnsi="Garamond"/>
+        </w:rPr>
+        <w:t>(</w:t>
+      </w:r>
+      <w:proofErr w:type="spellStart"/>
+      <w:r>
+        <w:rPr>
+          <w:rFonts w:ascii="Garamond" w:hAnsi="Garamond"/>
+        </w:rPr>
+        <w:t>explicar</w:t>
+      </w:r>
+      <w:proofErr w:type="spellEnd"/>
+      <w:r>
+        <w:rPr>
+          <w:rFonts w:ascii="Garamond" w:hAnsi="Garamond"/>
+        </w:rPr>
+        <w:t xml:space="preserve"> o import, info, shape, head)</w:t>
+      </w:r>
+    </w:p>
     <w:sectPr>
       <w:pgSz w:w="11906" w:h="16838"/>
       <w:pgMar w:top="1440" w:right="1440" w:bottom="1440" w:left="1440" w:header="708" w:footer="708" w:gutter="0"/>
@@ -11,6 +128,177 @@
     </w:sectPr>
   </w:body>
 </w:document>
+</file>
+
+<file path=word/endnotes.xml><?xml version="1.0" encoding="utf-8"?>
+<w:endnotes xmlns:wpc="http://schemas.microsoft.com/office/word/2010/wordprocessingCanvas" xmlns:cx="http://schemas.microsoft.com/office/drawing/2014/chartex" xmlns:cx1="http://schemas.microsoft.com/office/drawing/2015/9/8/chartex" xmlns:cx2="http://schemas.microsoft.com/office/drawing/2015/10/21/chartex" xmlns:cx3="http://schemas.microsoft.com/office/drawing/2016/5/9/chartex" xmlns:cx4="http://schemas.microsoft.com/office/drawing/2016/5/10/chartex" xmlns:cx5="http://schemas.microsoft.com/office/drawing/2016/5/11/chartex" xmlns:cx6="http://schemas.microsoft.com/office/drawing/2016/5/12/chartex" xmlns:cx7="http://schemas.microsoft.com/office/drawing/2016/5/13/chartex" xmlns:cx8="http://schemas.microsoft.com/office/drawing/2016/5/14/chartex" xmlns:mc="http://schemas.openxmlformats.org/markup-compatibility/2006" xmlns:aink="http://schemas.microsoft.com/office/drawing/2016/ink" xmlns:am3d="http://schemas.microsoft.com/office/drawing/2017/model3d" xmlns:o="urn:schemas-microsoft-com:office:office" xmlns:oel="http://schemas.microsoft.com/office/2019/extlst" xmlns:r="http://schemas.openxmlformats.org/officeDocument/2006/relationships" xmlns:m="http://schemas.openxmlformats.org/officeDocument/2006/math" xmlns:v="urn:schemas-microsoft-com:vml" xmlns:wp14="http://schemas.microsoft.com/office/word/2010/wordprocessingDrawing" xmlns:wp="http://schemas.openxmlformats.org/drawingml/2006/wordprocessingDrawing" xmlns:w10="urn:schemas-microsoft-com:office:word" xmlns:w="http://schemas.openxmlformats.org/wordprocessingml/2006/main" xmlns:w14="http://schemas.microsoft.com/office/word/2010/wordml" xmlns:w15="http://schemas.microsoft.com/office/word/2012/wordml" xmlns:w16cex="http://schemas.microsoft.com/office/word/2018/wordml/cex" xmlns:w16cid="http://schemas.microsoft.com/office/word/2016/wordml/cid" xmlns:w16="http://schemas.microsoft.com/office/word/2018/wordml" xmlns:w16du="http://schemas.microsoft.com/office/word/2023/wordml/word16du" xmlns:w16sdtdh="http://schemas.microsoft.com/office/word/2020/wordml/sdtdatahash" xmlns:w16sdtfl="http://schemas.microsoft.com/office/word/2024/wordml/sdtformatlock" xmlns:w16se="http://schemas.microsoft.com/office/word/2015/wordml/symex" xmlns:wpg="http://schemas.microsoft.com/office/word/2010/wordprocessingGroup" xmlns:wpi="http://schemas.microsoft.com/office/word/2010/wordprocessingInk" xmlns:wne="http://schemas.microsoft.com/office/word/2006/wordml" xmlns:wps="http://schemas.microsoft.com/office/word/2010/wordprocessingShape" mc:Ignorable="w14 w15 w16se w16cid w16 w16cex w16sdtdh w16sdtfl w16du wp14">
+  <w:endnote w:type="separator" w:id="-1">
+    <w:p>
+      <w:pPr>
+        <w:spacing w:after="0" w:line="240" w:lineRule="auto"/>
+      </w:pPr>
+      <w:r>
+        <w:separator/>
+      </w:r>
+    </w:p>
+  </w:endnote>
+  <w:endnote w:type="continuationSeparator" w:id="0">
+    <w:p>
+      <w:pPr>
+        <w:spacing w:after="0" w:line="240" w:lineRule="auto"/>
+      </w:pPr>
+      <w:r>
+        <w:continuationSeparator/>
+      </w:r>
+    </w:p>
+  </w:endnote>
+</w:endnotes>
+</file>
+
+<file path=word/footnotes.xml><?xml version="1.0" encoding="utf-8"?>
+<w:footnotes xmlns:wpc="http://schemas.microsoft.com/office/word/2010/wordprocessingCanvas" xmlns:cx="http://schemas.microsoft.com/office/drawing/2014/chartex" xmlns:cx1="http://schemas.microsoft.com/office/drawing/2015/9/8/chartex" xmlns:cx2="http://schemas.microsoft.com/office/drawing/2015/10/21/chartex" xmlns:cx3="http://schemas.microsoft.com/office/drawing/2016/5/9/chartex" xmlns:cx4="http://schemas.microsoft.com/office/drawing/2016/5/10/chartex" xmlns:cx5="http://schemas.microsoft.com/office/drawing/2016/5/11/chartex" xmlns:cx6="http://schemas.microsoft.com/office/drawing/2016/5/12/chartex" xmlns:cx7="http://schemas.microsoft.com/office/drawing/2016/5/13/chartex" xmlns:cx8="http://schemas.microsoft.com/office/drawing/2016/5/14/chartex" xmlns:mc="http://schemas.openxmlformats.org/markup-compatibility/2006" xmlns:aink="http://schemas.microsoft.com/office/drawing/2016/ink" xmlns:am3d="http://schemas.microsoft.com/office/drawing/2017/model3d" xmlns:o="urn:schemas-microsoft-com:office:office" xmlns:oel="http://schemas.microsoft.com/office/2019/extlst" xmlns:r="http://schemas.openxmlformats.org/officeDocument/2006/relationships" xmlns:m="http://schemas.openxmlformats.org/officeDocument/2006/math" xmlns:v="urn:schemas-microsoft-com:vml" xmlns:wp14="http://schemas.microsoft.com/office/word/2010/wordprocessingDrawing" xmlns:wp="http://schemas.openxmlformats.org/drawingml/2006/wordprocessingDrawing" xmlns:w10="urn:schemas-microsoft-com:office:word" xmlns:w="http://schemas.openxmlformats.org/wordprocessingml/2006/main" xmlns:w14="http://schemas.microsoft.com/office/word/2010/wordml" xmlns:w15="http://schemas.microsoft.com/office/word/2012/wordml" xmlns:w16cex="http://schemas.microsoft.com/office/word/2018/wordml/cex" xmlns:w16cid="http://schemas.microsoft.com/office/word/2016/wordml/cid" xmlns:w16="http://schemas.microsoft.com/office/word/2018/wordml" xmlns:w16du="http://schemas.microsoft.com/office/word/2023/wordml/word16du" xmlns:w16sdtdh="http://schemas.microsoft.com/office/word/2020/wordml/sdtdatahash" xmlns:w16sdtfl="http://schemas.microsoft.com/office/word/2024/wordml/sdtformatlock" xmlns:w16se="http://schemas.microsoft.com/office/word/2015/wordml/symex" xmlns:wpg="http://schemas.microsoft.com/office/word/2010/wordprocessingGroup" xmlns:wpi="http://schemas.microsoft.com/office/word/2010/wordprocessingInk" xmlns:wne="http://schemas.microsoft.com/office/word/2006/wordml" xmlns:wps="http://schemas.microsoft.com/office/word/2010/wordprocessingShape" mc:Ignorable="w14 w15 w16se w16cid w16 w16cex w16sdtdh w16sdtfl w16du wp14">
+  <w:footnote w:type="separator" w:id="-1">
+    <w:p>
+      <w:pPr>
+        <w:spacing w:after="0" w:line="240" w:lineRule="auto"/>
+      </w:pPr>
+      <w:r>
+        <w:separator/>
+      </w:r>
+    </w:p>
+  </w:footnote>
+  <w:footnote w:type="continuationSeparator" w:id="0">
+    <w:p>
+      <w:pPr>
+        <w:spacing w:after="0" w:line="240" w:lineRule="auto"/>
+      </w:pPr>
+      <w:r>
+        <w:continuationSeparator/>
+      </w:r>
+    </w:p>
+  </w:footnote>
+</w:footnotes>
+</file>
+
+<file path=word/numbering.xml><?xml version="1.0" encoding="utf-8"?>
+<w:numbering xmlns:wpc="http://schemas.microsoft.com/office/word/2010/wordprocessingCanvas" xmlns:cx="http://schemas.microsoft.com/office/drawing/2014/chartex" xmlns:cx1="http://schemas.microsoft.com/office/drawing/2015/9/8/chartex" xmlns:cx2="http://schemas.microsoft.com/office/drawing/2015/10/21/chartex" xmlns:cx3="http://schemas.microsoft.com/office/drawing/2016/5/9/chartex" xmlns:cx4="http://schemas.microsoft.com/office/drawing/2016/5/10/chartex" xmlns:cx5="http://schemas.microsoft.com/office/drawing/2016/5/11/chartex" xmlns:cx6="http://schemas.microsoft.com/office/drawing/2016/5/12/chartex" xmlns:cx7="http://schemas.microsoft.com/office/drawing/2016/5/13/chartex" xmlns:cx8="http://schemas.microsoft.com/office/drawing/2016/5/14/chartex" xmlns:mc="http://schemas.openxmlformats.org/markup-compatibility/2006" xmlns:aink="http://schemas.microsoft.com/office/drawing/2016/ink" xmlns:am3d="http://schemas.microsoft.com/office/drawing/2017/model3d" xmlns:o="urn:schemas-microsoft-com:office:office" xmlns:oel="http://schemas.microsoft.com/office/2019/extlst" xmlns:r="http://schemas.openxmlformats.org/officeDocument/2006/relationships" xmlns:m="http://schemas.openxmlformats.org/officeDocument/2006/math" xmlns:v="urn:schemas-microsoft-com:vml" xmlns:wp14="http://schemas.microsoft.com/office/word/2010/wordprocessingDrawing" xmlns:wp="http://schemas.openxmlformats.org/drawingml/2006/wordprocessingDrawing" xmlns:w10="urn:schemas-microsoft-com:office:word" xmlns:w="http://schemas.openxmlformats.org/wordprocessingml/2006/main" xmlns:w14="http://schemas.microsoft.com/office/word/2010/wordml" xmlns:w15="http://schemas.microsoft.com/office/word/2012/wordml" xmlns:w16cex="http://schemas.microsoft.com/office/word/2018/wordml/cex" xmlns:w16cid="http://schemas.microsoft.com/office/word/2016/wordml/cid" xmlns:w16="http://schemas.microsoft.com/office/word/2018/wordml" xmlns:w16du="http://schemas.microsoft.com/office/word/2023/wordml/word16du" xmlns:w16sdtdh="http://schemas.microsoft.com/office/word/2020/wordml/sdtdatahash" xmlns:w16sdtfl="http://schemas.microsoft.com/office/word/2024/wordml/sdtformatlock" xmlns:w16se="http://schemas.microsoft.com/office/word/2015/wordml/symex" xmlns:wpg="http://schemas.microsoft.com/office/word/2010/wordprocessingGroup" xmlns:wpi="http://schemas.microsoft.com/office/word/2010/wordprocessingInk" xmlns:wne="http://schemas.microsoft.com/office/word/2006/wordml" xmlns:wps="http://schemas.microsoft.com/office/word/2010/wordprocessingShape" mc:Ignorable="w14 w15 w16se w16cid w16 w16cex w16sdtdh w16sdtfl w16du wp14">
+  <w:abstractNum w:abstractNumId="0" w15:restartNumberingAfterBreak="0">
+    <w:nsid w:val="663E146A"/>
+    <w:multiLevelType w:val="hybridMultilevel"/>
+    <w:tmpl w:val="CB344060"/>
+    <w:lvl w:ilvl="0" w:tplc="08090001">
+      <w:start w:val="1"/>
+      <w:numFmt w:val="bullet"/>
+      <w:lvlText w:val=""/>
+      <w:lvlJc w:val="left"/>
+      <w:pPr>
+        <w:ind w:left="720" w:hanging="360"/>
+      </w:pPr>
+      <w:rPr>
+        <w:rFonts w:ascii="Symbol" w:hAnsi="Symbol" w:hint="default"/>
+      </w:rPr>
+    </w:lvl>
+    <w:lvl w:ilvl="1" w:tplc="08090003" w:tentative="1">
+      <w:start w:val="1"/>
+      <w:numFmt w:val="bullet"/>
+      <w:lvlText w:val="o"/>
+      <w:lvlJc w:val="left"/>
+      <w:pPr>
+        <w:ind w:left="1440" w:hanging="360"/>
+      </w:pPr>
+      <w:rPr>
+        <w:rFonts w:ascii="Courier New" w:hAnsi="Courier New" w:cs="Courier New" w:hint="default"/>
+      </w:rPr>
+    </w:lvl>
+    <w:lvl w:ilvl="2" w:tplc="08090005" w:tentative="1">
+      <w:start w:val="1"/>
+      <w:numFmt w:val="bullet"/>
+      <w:lvlText w:val=""/>
+      <w:lvlJc w:val="left"/>
+      <w:pPr>
+        <w:ind w:left="2160" w:hanging="360"/>
+      </w:pPr>
+      <w:rPr>
+        <w:rFonts w:ascii="Wingdings" w:hAnsi="Wingdings" w:hint="default"/>
+      </w:rPr>
+    </w:lvl>
+    <w:lvl w:ilvl="3" w:tplc="08090001" w:tentative="1">
+      <w:start w:val="1"/>
+      <w:numFmt w:val="bullet"/>
+      <w:lvlText w:val=""/>
+      <w:lvlJc w:val="left"/>
+      <w:pPr>
+        <w:ind w:left="2880" w:hanging="360"/>
+      </w:pPr>
+      <w:rPr>
+        <w:rFonts w:ascii="Symbol" w:hAnsi="Symbol" w:hint="default"/>
+      </w:rPr>
+    </w:lvl>
+    <w:lvl w:ilvl="4" w:tplc="08090003" w:tentative="1">
+      <w:start w:val="1"/>
+      <w:numFmt w:val="bullet"/>
+      <w:lvlText w:val="o"/>
+      <w:lvlJc w:val="left"/>
+      <w:pPr>
+        <w:ind w:left="3600" w:hanging="360"/>
+      </w:pPr>
+      <w:rPr>
+        <w:rFonts w:ascii="Courier New" w:hAnsi="Courier New" w:cs="Courier New" w:hint="default"/>
+      </w:rPr>
+    </w:lvl>
+    <w:lvl w:ilvl="5" w:tplc="08090005" w:tentative="1">
+      <w:start w:val="1"/>
+      <w:numFmt w:val="bullet"/>
+      <w:lvlText w:val=""/>
+      <w:lvlJc w:val="left"/>
+      <w:pPr>
+        <w:ind w:left="4320" w:hanging="360"/>
+      </w:pPr>
+      <w:rPr>
+        <w:rFonts w:ascii="Wingdings" w:hAnsi="Wingdings" w:hint="default"/>
+      </w:rPr>
+    </w:lvl>
+    <w:lvl w:ilvl="6" w:tplc="08090001" w:tentative="1">
+      <w:start w:val="1"/>
+      <w:numFmt w:val="bullet"/>
+      <w:lvlText w:val=""/>
+      <w:lvlJc w:val="left"/>
+      <w:pPr>
+        <w:ind w:left="5040" w:hanging="360"/>
+      </w:pPr>
+      <w:rPr>
+        <w:rFonts w:ascii="Symbol" w:hAnsi="Symbol" w:hint="default"/>
+      </w:rPr>
+    </w:lvl>
+    <w:lvl w:ilvl="7" w:tplc="08090003" w:tentative="1">
+      <w:start w:val="1"/>
+      <w:numFmt w:val="bullet"/>
+      <w:lvlText w:val="o"/>
+      <w:lvlJc w:val="left"/>
+      <w:pPr>
+        <w:ind w:left="5760" w:hanging="360"/>
+      </w:pPr>
+      <w:rPr>
+        <w:rFonts w:ascii="Courier New" w:hAnsi="Courier New" w:cs="Courier New" w:hint="default"/>
+      </w:rPr>
+    </w:lvl>
+    <w:lvl w:ilvl="8" w:tplc="08090005" w:tentative="1">
+      <w:start w:val="1"/>
+      <w:numFmt w:val="bullet"/>
+      <w:lvlText w:val=""/>
+      <w:lvlJc w:val="left"/>
+      <w:pPr>
+        <w:ind w:left="6480" w:hanging="360"/>
+      </w:pPr>
+      <w:rPr>
+        <w:rFonts w:ascii="Wingdings" w:hAnsi="Wingdings" w:hint="default"/>
+      </w:rPr>
+    </w:lvl>
+  </w:abstractNum>
+  <w:num w:numId="1" w16cid:durableId="1576470276">
+    <w:abstractNumId w:val="0"/>
+  </w:num>
+</w:numbering>
 </file>
 
 <file path=word/styles.xml><?xml version="1.0" encoding="utf-8"?>
@@ -946,6 +1234,56 @@
       <w:spacing w:val="5"/>
     </w:rPr>
   </w:style>
+  <w:style w:type="paragraph" w:styleId="Header">
+    <w:name w:val="header"/>
+    <w:basedOn w:val="Normal"/>
+    <w:link w:val="HeaderChar"/>
+    <w:uiPriority w:val="99"/>
+    <w:unhideWhenUsed/>
+    <w:rsid w:val="00060E7C"/>
+    <w:pPr>
+      <w:tabs>
+        <w:tab w:val="center" w:pos="4513"/>
+        <w:tab w:val="right" w:pos="9026"/>
+      </w:tabs>
+      <w:spacing w:after="0" w:line="240" w:lineRule="auto"/>
+    </w:pPr>
+  </w:style>
+  <w:style w:type="character" w:customStyle="1" w:styleId="HeaderChar">
+    <w:name w:val="Header Char"/>
+    <w:basedOn w:val="DefaultParagraphFont"/>
+    <w:link w:val="Header"/>
+    <w:uiPriority w:val="99"/>
+    <w:rsid w:val="00060E7C"/>
+    <w:rPr>
+      <w:lang w:val="en-GB"/>
+    </w:rPr>
+  </w:style>
+  <w:style w:type="paragraph" w:styleId="Footer">
+    <w:name w:val="footer"/>
+    <w:basedOn w:val="Normal"/>
+    <w:link w:val="FooterChar"/>
+    <w:uiPriority w:val="99"/>
+    <w:unhideWhenUsed/>
+    <w:rsid w:val="00060E7C"/>
+    <w:pPr>
+      <w:tabs>
+        <w:tab w:val="center" w:pos="4513"/>
+        <w:tab w:val="right" w:pos="9026"/>
+      </w:tabs>
+      <w:spacing w:after="0" w:line="240" w:lineRule="auto"/>
+    </w:pPr>
+  </w:style>
+  <w:style w:type="character" w:customStyle="1" w:styleId="FooterChar">
+    <w:name w:val="Footer Char"/>
+    <w:basedOn w:val="DefaultParagraphFont"/>
+    <w:link w:val="Footer"/>
+    <w:uiPriority w:val="99"/>
+    <w:rsid w:val="00060E7C"/>
+    <w:rPr>
+      <w:lang w:val="en-GB"/>
+    </w:rPr>
+  </w:style>
 </w:styles>
 </file>
 

--- a/report_data_preprocessing.docx
+++ b/report_data_preprocessing.docx
@@ -103,21 +103,27 @@
         <w:rPr>
           <w:rFonts w:ascii="Garamond" w:hAnsi="Garamond"/>
         </w:rPr>
-        <w:t>(</w:t>
+        <w:t>(explicar o import, info, shape, head)</w:t>
       </w:r>
-      <w:proofErr w:type="spellStart"/>
+    </w:p>
+    <w:p>
+      <w:pPr>
+        <w:rPr>
+          <w:rFonts w:ascii="Garamond" w:hAnsi="Garamond"/>
+        </w:rPr>
+      </w:pPr>
+    </w:p>
+    <w:p>
+      <w:pPr>
+        <w:rPr>
+          <w:rFonts w:ascii="Garamond" w:hAnsi="Garamond"/>
+        </w:rPr>
+      </w:pPr>
       <w:r>
         <w:rPr>
           <w:rFonts w:ascii="Garamond" w:hAnsi="Garamond"/>
         </w:rPr>
-        <w:t>explicar</w:t>
-      </w:r>
-      <w:proofErr w:type="spellEnd"/>
-      <w:r>
-        <w:rPr>
-          <w:rFonts w:ascii="Garamond" w:hAnsi="Garamond"/>
-        </w:rPr>
-        <w:t xml:space="preserve"> o import, info, shape, head)</w:t>
+        <w:t>DSGAYWFQY</w:t>
       </w:r>
     </w:p>
     <w:sectPr>
@@ -310,7 +316,7 @@
         <w:kern w:val="2"/>
         <w:sz w:val="24"/>
         <w:szCs w:val="24"/>
-        <w:lang w:val="en-PT" w:eastAsia="en-US" w:bidi="ar-SA"/>
+        <w:lang w:eastAsia="en-US" w:bidi="ar-SA"/>
         <w14:ligatures w14:val="standardContextual"/>
       </w:rPr>
     </w:rPrDefault>

--- a/report_data_preprocessing.docx
+++ b/report_data_preprocessing.docx
@@ -103,27 +103,221 @@
         <w:rPr>
           <w:rFonts w:ascii="Garamond" w:hAnsi="Garamond"/>
         </w:rPr>
-        <w:t>(explicar o import, info, shape, head)</w:t>
-      </w:r>
-    </w:p>
-    <w:p>
-      <w:pPr>
-        <w:rPr>
-          <w:rFonts w:ascii="Garamond" w:hAnsi="Garamond"/>
-        </w:rPr>
-      </w:pPr>
-    </w:p>
-    <w:p>
-      <w:pPr>
-        <w:rPr>
-          <w:rFonts w:ascii="Garamond" w:hAnsi="Garamond"/>
-        </w:rPr>
-      </w:pPr>
-      <w:r>
-        <w:rPr>
-          <w:rFonts w:ascii="Garamond" w:hAnsi="Garamond"/>
-        </w:rPr>
-        <w:t>DSGAYWFQY</w:t>
+        <w:t>We start by importing the dataset and setting the Patient ID as the index, since its purpose is to differentiate the clients’ appointments. We then call the dataset’s head, to get a snippet of the first five rows; the shape, to check how many rows and features the dataset has; and the info, to analyse the amount of missing values per column, as well as their datatypes.</w:t>
+      </w:r>
+    </w:p>
+    <w:p>
+      <w:pPr>
+        <w:rPr>
+          <w:rFonts w:ascii="Garamond" w:hAnsi="Garamond"/>
+        </w:rPr>
+      </w:pPr>
+      <w:r>
+        <w:rPr>
+          <w:rFonts w:ascii="Garamond" w:hAnsi="Garamond"/>
+        </w:rPr>
+        <w:t>Data Understanding</w:t>
+      </w:r>
+    </w:p>
+    <w:p>
+      <w:pPr>
+        <w:pStyle w:val="ListParagraph"/>
+        <w:numPr>
+          <w:ilvl w:val="0"/>
+          <w:numId w:val="2"/>
+        </w:numPr>
+        <w:rPr>
+          <w:rFonts w:ascii="Garamond" w:hAnsi="Garamond"/>
+        </w:rPr>
+      </w:pPr>
+      <w:r>
+        <w:rPr>
+          <w:rFonts w:ascii="Garamond" w:hAnsi="Garamond"/>
+        </w:rPr>
+        <w:t>Checking % of n/a</w:t>
+      </w:r>
+    </w:p>
+    <w:p>
+      <w:pPr>
+        <w:pStyle w:val="ListParagraph"/>
+        <w:numPr>
+          <w:ilvl w:val="0"/>
+          <w:numId w:val="2"/>
+        </w:numPr>
+        <w:rPr>
+          <w:rFonts w:ascii="Garamond" w:hAnsi="Garamond"/>
+        </w:rPr>
+      </w:pPr>
+      <w:r>
+        <w:rPr>
+          <w:rFonts w:ascii="Garamond" w:hAnsi="Garamond"/>
+        </w:rPr>
+        <w:t>explore missingness type</w:t>
+      </w:r>
+    </w:p>
+    <w:p>
+      <w:pPr>
+        <w:pStyle w:val="ListParagraph"/>
+        <w:numPr>
+          <w:ilvl w:val="0"/>
+          <w:numId w:val="2"/>
+        </w:numPr>
+        <w:rPr>
+          <w:rFonts w:ascii="Garamond" w:hAnsi="Garamond"/>
+        </w:rPr>
+      </w:pPr>
+      <w:r>
+        <w:rPr>
+          <w:rFonts w:ascii="Garamond" w:hAnsi="Garamond"/>
+        </w:rPr>
+        <w:t>what that is and conclusions</w:t>
+      </w:r>
+    </w:p>
+    <w:p>
+      <w:pPr>
+        <w:rPr>
+          <w:rFonts w:ascii="Garamond" w:hAnsi="Garamond"/>
+        </w:rPr>
+      </w:pPr>
+      <w:r>
+        <w:rPr>
+          <w:rFonts w:ascii="Garamond" w:hAnsi="Garamond"/>
+        </w:rPr>
+        <w:t xml:space="preserve">Data Cleaning </w:t>
+      </w:r>
+    </w:p>
+    <w:p>
+      <w:pPr>
+        <w:pStyle w:val="ListParagraph"/>
+        <w:numPr>
+          <w:ilvl w:val="0"/>
+          <w:numId w:val="2"/>
+        </w:numPr>
+        <w:rPr>
+          <w:rFonts w:ascii="Garamond" w:hAnsi="Garamond"/>
+        </w:rPr>
+      </w:pPr>
+      <w:r>
+        <w:rPr>
+          <w:rFonts w:ascii="Garamond" w:hAnsi="Garamond"/>
+        </w:rPr>
+        <w:t xml:space="preserve">Imputation  </w:t>
+      </w:r>
+      <w:r>
+        <w:rPr>
+          <w:rFonts w:ascii="Garamond" w:hAnsi="Garamond"/>
+        </w:rPr>
+        <w:tab/>
+      </w:r>
+    </w:p>
+    <w:p>
+      <w:pPr>
+        <w:pStyle w:val="ListParagraph"/>
+        <w:numPr>
+          <w:ilvl w:val="1"/>
+          <w:numId w:val="2"/>
+        </w:numPr>
+        <w:rPr>
+          <w:rFonts w:ascii="Garamond" w:hAnsi="Garamond"/>
+        </w:rPr>
+      </w:pPr>
+      <w:r>
+        <w:rPr>
+          <w:rFonts w:ascii="Garamond" w:hAnsi="Garamond"/>
+        </w:rPr>
+        <w:t>F</w:t>
+      </w:r>
+      <w:r>
+        <w:rPr>
+          <w:rFonts w:ascii="Garamond" w:hAnsi="Garamond"/>
+        </w:rPr>
+        <w:t>illing age</w:t>
+      </w:r>
+    </w:p>
+    <w:p>
+      <w:pPr>
+        <w:pStyle w:val="ListParagraph"/>
+        <w:numPr>
+          <w:ilvl w:val="1"/>
+          <w:numId w:val="2"/>
+        </w:numPr>
+        <w:rPr>
+          <w:rFonts w:ascii="Garamond" w:hAnsi="Garamond"/>
+        </w:rPr>
+      </w:pPr>
+      <w:r>
+        <w:rPr>
+          <w:rFonts w:ascii="Garamond" w:hAnsi="Garamond"/>
+        </w:rPr>
+        <w:t>Filling insurance provider</w:t>
+      </w:r>
+    </w:p>
+    <w:p>
+      <w:pPr>
+        <w:pStyle w:val="ListParagraph"/>
+        <w:numPr>
+          <w:ilvl w:val="1"/>
+          <w:numId w:val="2"/>
+        </w:numPr>
+        <w:rPr>
+          <w:rFonts w:ascii="Garamond" w:hAnsi="Garamond"/>
+        </w:rPr>
+      </w:pPr>
+      <w:r>
+        <w:rPr>
+          <w:rFonts w:ascii="Garamond" w:hAnsi="Garamond"/>
+        </w:rPr>
+        <w:t>Filling education level, approx. annual income and insurance coverage</w:t>
+      </w:r>
+    </w:p>
+    <w:p>
+      <w:pPr>
+        <w:pStyle w:val="ListParagraph"/>
+        <w:numPr>
+          <w:ilvl w:val="1"/>
+          <w:numId w:val="2"/>
+        </w:numPr>
+        <w:rPr>
+          <w:rFonts w:ascii="Garamond" w:hAnsi="Garamond"/>
+        </w:rPr>
+      </w:pPr>
+      <w:r>
+        <w:rPr>
+          <w:rFonts w:ascii="Garamond" w:hAnsi="Garamond"/>
+        </w:rPr>
+        <w:t xml:space="preserve">Filling </w:t>
+      </w:r>
+      <w:proofErr w:type="spellStart"/>
+      <w:r>
+        <w:rPr>
+          <w:rFonts w:ascii="Garamond" w:hAnsi="Garamond"/>
+        </w:rPr>
+        <w:t>mcar</w:t>
+      </w:r>
+      <w:proofErr w:type="spellEnd"/>
+      <w:r>
+        <w:rPr>
+          <w:rFonts w:ascii="Garamond" w:hAnsi="Garamond"/>
+        </w:rPr>
+        <w:t xml:space="preserve"> values</w:t>
+      </w:r>
+    </w:p>
+    <w:p>
+      <w:pPr>
+        <w:pStyle w:val="ListParagraph"/>
+        <w:numPr>
+          <w:ilvl w:val="0"/>
+          <w:numId w:val="2"/>
+        </w:numPr>
+        <w:rPr>
+          <w:rFonts w:ascii="Garamond" w:hAnsi="Garamond"/>
+        </w:rPr>
+      </w:pPr>
+      <w:r>
+        <w:rPr>
+          <w:rFonts w:ascii="Garamond" w:hAnsi="Garamond"/>
+        </w:rPr>
+        <w:t>Changing datatypes</w:t>
       </w:r>
     </w:p>
     <w:sectPr>
@@ -189,6 +383,118 @@
 <file path=word/numbering.xml><?xml version="1.0" encoding="utf-8"?>
 <w:numbering xmlns:wpc="http://schemas.microsoft.com/office/word/2010/wordprocessingCanvas" xmlns:cx="http://schemas.microsoft.com/office/drawing/2014/chartex" xmlns:cx1="http://schemas.microsoft.com/office/drawing/2015/9/8/chartex" xmlns:cx2="http://schemas.microsoft.com/office/drawing/2015/10/21/chartex" xmlns:cx3="http://schemas.microsoft.com/office/drawing/2016/5/9/chartex" xmlns:cx4="http://schemas.microsoft.com/office/drawing/2016/5/10/chartex" xmlns:cx5="http://schemas.microsoft.com/office/drawing/2016/5/11/chartex" xmlns:cx6="http://schemas.microsoft.com/office/drawing/2016/5/12/chartex" xmlns:cx7="http://schemas.microsoft.com/office/drawing/2016/5/13/chartex" xmlns:cx8="http://schemas.microsoft.com/office/drawing/2016/5/14/chartex" xmlns:mc="http://schemas.openxmlformats.org/markup-compatibility/2006" xmlns:aink="http://schemas.microsoft.com/office/drawing/2016/ink" xmlns:am3d="http://schemas.microsoft.com/office/drawing/2017/model3d" xmlns:o="urn:schemas-microsoft-com:office:office" xmlns:oel="http://schemas.microsoft.com/office/2019/extlst" xmlns:r="http://schemas.openxmlformats.org/officeDocument/2006/relationships" xmlns:m="http://schemas.openxmlformats.org/officeDocument/2006/math" xmlns:v="urn:schemas-microsoft-com:vml" xmlns:wp14="http://schemas.microsoft.com/office/word/2010/wordprocessingDrawing" xmlns:wp="http://schemas.openxmlformats.org/drawingml/2006/wordprocessingDrawing" xmlns:w10="urn:schemas-microsoft-com:office:word" xmlns:w="http://schemas.openxmlformats.org/wordprocessingml/2006/main" xmlns:w14="http://schemas.microsoft.com/office/word/2010/wordml" xmlns:w15="http://schemas.microsoft.com/office/word/2012/wordml" xmlns:w16cex="http://schemas.microsoft.com/office/word/2018/wordml/cex" xmlns:w16cid="http://schemas.microsoft.com/office/word/2016/wordml/cid" xmlns:w16="http://schemas.microsoft.com/office/word/2018/wordml" xmlns:w16du="http://schemas.microsoft.com/office/word/2023/wordml/word16du" xmlns:w16sdtdh="http://schemas.microsoft.com/office/word/2020/wordml/sdtdatahash" xmlns:w16sdtfl="http://schemas.microsoft.com/office/word/2024/wordml/sdtformatlock" xmlns:w16se="http://schemas.microsoft.com/office/word/2015/wordml/symex" xmlns:wpg="http://schemas.microsoft.com/office/word/2010/wordprocessingGroup" xmlns:wpi="http://schemas.microsoft.com/office/word/2010/wordprocessingInk" xmlns:wne="http://schemas.microsoft.com/office/word/2006/wordml" xmlns:wps="http://schemas.microsoft.com/office/word/2010/wordprocessingShape" mc:Ignorable="w14 w15 w16se w16cid w16 w16cex w16sdtdh w16sdtfl w16du wp14">
   <w:abstractNum w:abstractNumId="0" w15:restartNumberingAfterBreak="0">
+    <w:nsid w:val="1A196293"/>
+    <w:multiLevelType w:val="hybridMultilevel"/>
+    <w:tmpl w:val="430A30A6"/>
+    <w:lvl w:ilvl="0" w:tplc="B2CCD1E2">
+      <w:numFmt w:val="bullet"/>
+      <w:lvlText w:val="-"/>
+      <w:lvlJc w:val="left"/>
+      <w:pPr>
+        <w:ind w:left="720" w:hanging="360"/>
+      </w:pPr>
+      <w:rPr>
+        <w:rFonts w:ascii="Garamond" w:eastAsiaTheme="minorHAnsi" w:hAnsi="Garamond" w:cstheme="minorBidi" w:hint="default"/>
+      </w:rPr>
+    </w:lvl>
+    <w:lvl w:ilvl="1" w:tplc="04090003">
+      <w:start w:val="1"/>
+      <w:numFmt w:val="bullet"/>
+      <w:lvlText w:val="o"/>
+      <w:lvlJc w:val="left"/>
+      <w:pPr>
+        <w:ind w:left="1440" w:hanging="360"/>
+      </w:pPr>
+      <w:rPr>
+        <w:rFonts w:ascii="Courier New" w:hAnsi="Courier New" w:cs="Courier New" w:hint="default"/>
+      </w:rPr>
+    </w:lvl>
+    <w:lvl w:ilvl="2" w:tplc="04090005" w:tentative="1">
+      <w:start w:val="1"/>
+      <w:numFmt w:val="bullet"/>
+      <w:lvlText w:val=""/>
+      <w:lvlJc w:val="left"/>
+      <w:pPr>
+        <w:ind w:left="2160" w:hanging="360"/>
+      </w:pPr>
+      <w:rPr>
+        <w:rFonts w:ascii="Wingdings" w:hAnsi="Wingdings" w:hint="default"/>
+      </w:rPr>
+    </w:lvl>
+    <w:lvl w:ilvl="3" w:tplc="04090001" w:tentative="1">
+      <w:start w:val="1"/>
+      <w:numFmt w:val="bullet"/>
+      <w:lvlText w:val=""/>
+      <w:lvlJc w:val="left"/>
+      <w:pPr>
+        <w:ind w:left="2880" w:hanging="360"/>
+      </w:pPr>
+      <w:rPr>
+        <w:rFonts w:ascii="Symbol" w:hAnsi="Symbol" w:hint="default"/>
+      </w:rPr>
+    </w:lvl>
+    <w:lvl w:ilvl="4" w:tplc="04090003" w:tentative="1">
+      <w:start w:val="1"/>
+      <w:numFmt w:val="bullet"/>
+      <w:lvlText w:val="o"/>
+      <w:lvlJc w:val="left"/>
+      <w:pPr>
+        <w:ind w:left="3600" w:hanging="360"/>
+      </w:pPr>
+      <w:rPr>
+        <w:rFonts w:ascii="Courier New" w:hAnsi="Courier New" w:cs="Courier New" w:hint="default"/>
+      </w:rPr>
+    </w:lvl>
+    <w:lvl w:ilvl="5" w:tplc="04090005" w:tentative="1">
+      <w:start w:val="1"/>
+      <w:numFmt w:val="bullet"/>
+      <w:lvlText w:val=""/>
+      <w:lvlJc w:val="left"/>
+      <w:pPr>
+        <w:ind w:left="4320" w:hanging="360"/>
+      </w:pPr>
+      <w:rPr>
+        <w:rFonts w:ascii="Wingdings" w:hAnsi="Wingdings" w:hint="default"/>
+      </w:rPr>
+    </w:lvl>
+    <w:lvl w:ilvl="6" w:tplc="04090001" w:tentative="1">
+      <w:start w:val="1"/>
+      <w:numFmt w:val="bullet"/>
+      <w:lvlText w:val=""/>
+      <w:lvlJc w:val="left"/>
+      <w:pPr>
+        <w:ind w:left="5040" w:hanging="360"/>
+      </w:pPr>
+      <w:rPr>
+        <w:rFonts w:ascii="Symbol" w:hAnsi="Symbol" w:hint="default"/>
+      </w:rPr>
+    </w:lvl>
+    <w:lvl w:ilvl="7" w:tplc="04090003" w:tentative="1">
+      <w:start w:val="1"/>
+      <w:numFmt w:val="bullet"/>
+      <w:lvlText w:val="o"/>
+      <w:lvlJc w:val="left"/>
+      <w:pPr>
+        <w:ind w:left="5760" w:hanging="360"/>
+      </w:pPr>
+      <w:rPr>
+        <w:rFonts w:ascii="Courier New" w:hAnsi="Courier New" w:cs="Courier New" w:hint="default"/>
+      </w:rPr>
+    </w:lvl>
+    <w:lvl w:ilvl="8" w:tplc="04090005" w:tentative="1">
+      <w:start w:val="1"/>
+      <w:numFmt w:val="bullet"/>
+      <w:lvlText w:val=""/>
+      <w:lvlJc w:val="left"/>
+      <w:pPr>
+        <w:ind w:left="6480" w:hanging="360"/>
+      </w:pPr>
+      <w:rPr>
+        <w:rFonts w:ascii="Wingdings" w:hAnsi="Wingdings" w:hint="default"/>
+      </w:rPr>
+    </w:lvl>
+  </w:abstractNum>
+  <w:abstractNum w:abstractNumId="1" w15:restartNumberingAfterBreak="0">
     <w:nsid w:val="663E146A"/>
     <w:multiLevelType w:val="hybridMultilevel"/>
     <w:tmpl w:val="CB344060"/>
@@ -302,6 +608,9 @@
     </w:lvl>
   </w:abstractNum>
   <w:num w:numId="1" w16cid:durableId="1576470276">
+    <w:abstractNumId w:val="1"/>
+  </w:num>
+  <w:num w:numId="2" w16cid:durableId="1440685803">
     <w:abstractNumId w:val="0"/>
   </w:num>
 </w:numbering>
@@ -316,7 +625,7 @@
         <w:kern w:val="2"/>
         <w:sz w:val="24"/>
         <w:szCs w:val="24"/>
-        <w:lang w:eastAsia="en-US" w:bidi="ar-SA"/>
+        <w:lang w:val="en-US" w:eastAsia="en-US" w:bidi="ar-SA"/>
         <w14:ligatures w14:val="standardContextual"/>
       </w:rPr>
     </w:rPrDefault>

--- a/report_data_preprocessing.docx
+++ b/report_data_preprocessing.docx
@@ -170,20 +170,38 @@
         <w:rPr>
           <w:rFonts w:ascii="Garamond" w:hAnsi="Garamond"/>
         </w:rPr>
-        <w:t>what that is and conclusions</w:t>
-      </w:r>
-    </w:p>
-    <w:p>
-      <w:pPr>
-        <w:rPr>
-          <w:rFonts w:ascii="Garamond" w:hAnsi="Garamond"/>
-        </w:rPr>
-      </w:pPr>
-      <w:r>
-        <w:rPr>
-          <w:rFonts w:ascii="Garamond" w:hAnsi="Garamond"/>
-        </w:rPr>
-        <w:t xml:space="preserve">Data Cleaning </w:t>
+        <w:t xml:space="preserve">what </w:t>
+      </w:r>
+      <w:r>
+        <w:rPr>
+          <w:rFonts w:ascii="Garamond" w:hAnsi="Garamond"/>
+        </w:rPr>
+        <w:t>is missingness</w:t>
+      </w:r>
+      <w:r>
+        <w:rPr>
+          <w:rFonts w:ascii="Garamond" w:hAnsi="Garamond"/>
+        </w:rPr>
+        <w:t xml:space="preserve"> and conclusions</w:t>
+      </w:r>
+      <w:r>
+        <w:rPr>
+          <w:rFonts w:ascii="Garamond" w:hAnsi="Garamond"/>
+        </w:rPr>
+        <w:t xml:space="preserve"> of the analysis</w:t>
+      </w:r>
+    </w:p>
+    <w:p>
+      <w:pPr>
+        <w:rPr>
+          <w:rFonts w:ascii="Garamond" w:hAnsi="Garamond"/>
+        </w:rPr>
+      </w:pPr>
+      <w:r>
+        <w:rPr>
+          <w:rFonts w:ascii="Garamond" w:hAnsi="Garamond"/>
+        </w:rPr>
+        <w:t>Data Cleaning</w:t>
       </w:r>
     </w:p>
     <w:p>
@@ -225,13 +243,7 @@
         <w:rPr>
           <w:rFonts w:ascii="Garamond" w:hAnsi="Garamond"/>
         </w:rPr>
-        <w:t>F</w:t>
-      </w:r>
-      <w:r>
-        <w:rPr>
-          <w:rFonts w:ascii="Garamond" w:hAnsi="Garamond"/>
-        </w:rPr>
-        <w:t>illing age</w:t>
+        <w:t>Explain different type</w:t>
       </w:r>
     </w:p>
     <w:p>
@@ -249,7 +261,13 @@
         <w:rPr>
           <w:rFonts w:ascii="Garamond" w:hAnsi="Garamond"/>
         </w:rPr>
-        <w:t>Filling insurance provider</w:t>
+        <w:t>F</w:t>
+      </w:r>
+      <w:r>
+        <w:rPr>
+          <w:rFonts w:ascii="Garamond" w:hAnsi="Garamond"/>
+        </w:rPr>
+        <w:t>illing age</w:t>
       </w:r>
     </w:p>
     <w:p>
@@ -267,7 +285,7 @@
         <w:rPr>
           <w:rFonts w:ascii="Garamond" w:hAnsi="Garamond"/>
         </w:rPr>
-        <w:t>Filling education level, approx. annual income and insurance coverage</w:t>
+        <w:t>Filling insurance provider</w:t>
       </w:r>
     </w:p>
     <w:p>
@@ -285,21 +303,25 @@
         <w:rPr>
           <w:rFonts w:ascii="Garamond" w:hAnsi="Garamond"/>
         </w:rPr>
-        <w:t xml:space="preserve">Filling </w:t>
-      </w:r>
-      <w:proofErr w:type="spellStart"/>
-      <w:r>
-        <w:rPr>
-          <w:rFonts w:ascii="Garamond" w:hAnsi="Garamond"/>
-        </w:rPr>
-        <w:t>mcar</w:t>
-      </w:r>
-      <w:proofErr w:type="spellEnd"/>
-      <w:r>
-        <w:rPr>
-          <w:rFonts w:ascii="Garamond" w:hAnsi="Garamond"/>
-        </w:rPr>
-        <w:t xml:space="preserve"> values</w:t>
+        <w:t>Filling education level, approx. annual income and insurance coverage</w:t>
+      </w:r>
+    </w:p>
+    <w:p>
+      <w:pPr>
+        <w:pStyle w:val="ListParagraph"/>
+        <w:numPr>
+          <w:ilvl w:val="1"/>
+          <w:numId w:val="2"/>
+        </w:numPr>
+        <w:rPr>
+          <w:rFonts w:ascii="Garamond" w:hAnsi="Garamond"/>
+        </w:rPr>
+      </w:pPr>
+      <w:r>
+        <w:rPr>
+          <w:rFonts w:ascii="Garamond" w:hAnsi="Garamond"/>
+        </w:rPr>
+        <w:t>Filling mcar values</w:t>
       </w:r>
     </w:p>
     <w:p>
@@ -318,6 +340,24 @@
           <w:rFonts w:ascii="Garamond" w:hAnsi="Garamond"/>
         </w:rPr>
         <w:t>Changing datatypes</w:t>
+      </w:r>
+    </w:p>
+    <w:p>
+      <w:pPr>
+        <w:pStyle w:val="ListParagraph"/>
+        <w:numPr>
+          <w:ilvl w:val="0"/>
+          <w:numId w:val="2"/>
+        </w:numPr>
+        <w:rPr>
+          <w:rFonts w:ascii="Garamond" w:hAnsi="Garamond"/>
+        </w:rPr>
+      </w:pPr>
+      <w:r>
+        <w:rPr>
+          <w:rFonts w:ascii="Garamond" w:hAnsi="Garamond"/>
+        </w:rPr>
+        <w:t>Outlier Treatment and Removal</w:t>
       </w:r>
     </w:p>
     <w:sectPr>

--- a/report_data_preprocessing.docx
+++ b/report_data_preprocessing.docx
@@ -22,7 +22,7 @@
     </w:p>
     <w:p>
       <w:pPr>
-        <w:ind w:firstLine="720"/>
+        <w:pStyle w:val="p1"/>
         <w:rPr>
           <w:rFonts w:ascii="Arial" w:hAnsi="Arial" w:cs="Arial"/>
           <w:sz w:val="20"/>
@@ -43,40 +43,69 @@
           <w:sz w:val="20"/>
           <w:szCs w:val="20"/>
         </w:rPr>
-        <w:t xml:space="preserve">documents … in preparing and structuring patient data for advanced analytics. By performing exploratory data analysis and data preprocessing steps, our team was able to uncover patterns useful to build an Analytics-Based Table (ABT) for further analysis and implementation. </w:t>
-      </w:r>
-      <w:r>
-        <w:rPr>
-          <w:rFonts w:ascii="Arial" w:hAnsi="Arial" w:cs="Arial"/>
-          <w:sz w:val="20"/>
-          <w:szCs w:val="20"/>
-        </w:rPr>
-        <w:t xml:space="preserve"> </w:t>
-      </w:r>
-    </w:p>
-    <w:p>
-      <w:pPr>
-        <w:rPr>
-          <w:rFonts w:ascii="Garamond" w:hAnsi="Garamond"/>
+        <w:t xml:space="preserve">documents </w:t>
+      </w:r>
+      <w:r>
+        <w:rPr>
+          <w:rFonts w:ascii="Arial" w:hAnsi="Arial" w:cs="Arial"/>
+          <w:sz w:val="20"/>
+          <w:szCs w:val="20"/>
+        </w:rPr>
+        <w:t>our work</w:t>
+      </w:r>
+      <w:r>
+        <w:rPr>
+          <w:rFonts w:ascii="Arial" w:hAnsi="Arial" w:cs="Arial"/>
+          <w:sz w:val="20"/>
+          <w:szCs w:val="20"/>
+        </w:rPr>
+        <w:t xml:space="preserve"> in preparing and structuring patient data for advanced analytics. By performing exploratory data analysis and data preprocessing steps, our team was able to uncover patterns useful to build an Analytics-Based Table (ABT) for further analysis and implementation. </w:t>
+      </w:r>
+      <w:r>
+        <w:rPr>
+          <w:rFonts w:ascii="Arial" w:hAnsi="Arial" w:cs="Arial"/>
           <w:b/>
           <w:bCs/>
-        </w:rPr>
-      </w:pPr>
-    </w:p>
-    <w:p>
-      <w:pPr>
-        <w:rPr>
-          <w:rFonts w:ascii="Garamond" w:hAnsi="Garamond"/>
+          <w:sz w:val="20"/>
+          <w:szCs w:val="20"/>
+        </w:rPr>
+        <w:t>(</w:t>
+      </w:r>
+      <w:r>
+        <w:rPr>
+          <w:rFonts w:ascii="Arial" w:hAnsi="Arial" w:cs="Arial"/>
           <w:b/>
           <w:bCs/>
-        </w:rPr>
-      </w:pPr>
-      <w:r>
+          <w:sz w:val="20"/>
+          <w:szCs w:val="20"/>
+        </w:rPr>
+        <w:t>DEFINE THE QUESTION &amp; AUDIENCE)</w:t>
+      </w:r>
+    </w:p>
+    <w:p>
+      <w:pPr>
+        <w:pStyle w:val="p1"/>
+        <w:rPr>
+          <w:rFonts w:ascii="Arial" w:hAnsi="Arial" w:cs="Arial"/>
+          <w:sz w:val="20"/>
+          <w:szCs w:val="20"/>
+        </w:rPr>
+      </w:pPr>
+    </w:p>
+    <w:p>
+      <w:pPr>
         <w:rPr>
           <w:rFonts w:ascii="Garamond" w:hAnsi="Garamond"/>
           <w:b/>
           <w:bCs/>
         </w:rPr>
+      </w:pPr>
+      <w:r>
+        <w:rPr>
+          <w:rFonts w:ascii="Garamond" w:hAnsi="Garamond"/>
+          <w:b/>
+          <w:bCs/>
+        </w:rPr>
         <w:t>Part A: Data Understanding &amp; Cleaning</w:t>
       </w:r>
     </w:p>
@@ -92,31 +121,427 @@
         </w:rPr>
         <w:t>Data Overview</w:t>
       </w:r>
-    </w:p>
-    <w:p>
-      <w:pPr>
-        <w:rPr>
-          <w:rFonts w:ascii="Garamond" w:hAnsi="Garamond"/>
-        </w:rPr>
-      </w:pPr>
-      <w:r>
-        <w:rPr>
-          <w:rFonts w:ascii="Garamond" w:hAnsi="Garamond"/>
-        </w:rPr>
-        <w:t>We start by importing the dataset and setting the Patient ID as the index, since its purpose is to differentiate the clients’ appointments. We then call the dataset’s head, to get a snippet of the first five rows; the shape, to check how many rows and features the dataset has; and the info, to analyse the amount of missing values per column, as well as their datatypes.</w:t>
-      </w:r>
-    </w:p>
-    <w:p>
-      <w:pPr>
-        <w:rPr>
-          <w:rFonts w:ascii="Garamond" w:hAnsi="Garamond"/>
-        </w:rPr>
-      </w:pPr>
-      <w:r>
-        <w:rPr>
-          <w:rFonts w:ascii="Garamond" w:hAnsi="Garamond"/>
-        </w:rPr>
-        <w:t>Data Understanding</w:t>
+      <w:r>
+        <w:rPr>
+          <w:rFonts w:ascii="Garamond" w:hAnsi="Garamond"/>
+        </w:rPr>
+        <w:t xml:space="preserve"> &amp; Understanding</w:t>
+      </w:r>
+    </w:p>
+    <w:p>
+      <w:pPr>
+        <w:ind w:firstLine="720"/>
+        <w:rPr>
+          <w:rFonts w:ascii="Arial" w:hAnsi="Arial" w:cs="Arial"/>
+          <w:sz w:val="20"/>
+          <w:szCs w:val="20"/>
+        </w:rPr>
+      </w:pPr>
+      <w:r>
+        <w:rPr>
+          <w:rFonts w:ascii="Arial" w:hAnsi="Arial" w:cs="Arial"/>
+          <w:sz w:val="20"/>
+          <w:szCs w:val="20"/>
+        </w:rPr>
+        <w:t>After importing all the needed libraries, we i</w:t>
+      </w:r>
+      <w:r>
+        <w:rPr>
+          <w:rFonts w:ascii="Arial" w:hAnsi="Arial" w:cs="Arial"/>
+          <w:sz w:val="20"/>
+          <w:szCs w:val="20"/>
+        </w:rPr>
+        <w:t xml:space="preserve">mported the dataset </w:t>
+      </w:r>
+      <w:r>
+        <w:rPr>
+          <w:rFonts w:ascii="Arial" w:hAnsi="Arial" w:cs="Arial"/>
+          <w:sz w:val="20"/>
+          <w:szCs w:val="20"/>
+        </w:rPr>
+        <w:t xml:space="preserve">as a </w:t>
+      </w:r>
+      <w:proofErr w:type="gramStart"/>
+      <w:r>
+        <w:rPr>
+          <w:rFonts w:ascii="Arial" w:hAnsi="Arial" w:cs="Arial"/>
+          <w:i/>
+          <w:iCs/>
+          <w:sz w:val="20"/>
+          <w:szCs w:val="20"/>
+        </w:rPr>
+        <w:t>pandas</w:t>
+      </w:r>
+      <w:r>
+        <w:rPr>
+          <w:rFonts w:ascii="Arial" w:hAnsi="Arial" w:cs="Arial"/>
+          <w:sz w:val="20"/>
+          <w:szCs w:val="20"/>
+        </w:rPr>
+        <w:t xml:space="preserve"> </w:t>
+      </w:r>
+      <w:proofErr w:type="spellStart"/>
+      <w:r>
+        <w:rPr>
+          <w:rFonts w:ascii="Arial" w:hAnsi="Arial" w:cs="Arial"/>
+          <w:sz w:val="20"/>
+          <w:szCs w:val="20"/>
+        </w:rPr>
+        <w:t>DataFrame</w:t>
+      </w:r>
+      <w:proofErr w:type="spellEnd"/>
+      <w:r>
+        <w:rPr>
+          <w:rFonts w:ascii="Arial" w:hAnsi="Arial" w:cs="Arial"/>
+          <w:sz w:val="20"/>
+          <w:szCs w:val="20"/>
+        </w:rPr>
+        <w:t xml:space="preserve"> (named </w:t>
+      </w:r>
+      <w:r>
+        <w:rPr>
+          <w:rFonts w:ascii="Arial" w:hAnsi="Arial" w:cs="Arial"/>
+          <w:i/>
+          <w:iCs/>
+          <w:sz w:val="20"/>
+          <w:szCs w:val="20"/>
+        </w:rPr>
+        <w:t>data</w:t>
+      </w:r>
+      <w:r>
+        <w:rPr>
+          <w:rFonts w:ascii="Arial" w:hAnsi="Arial" w:cs="Arial"/>
+          <w:sz w:val="20"/>
+          <w:szCs w:val="20"/>
+        </w:rPr>
+        <w:t>)</w:t>
+      </w:r>
+      <w:proofErr w:type="gramEnd"/>
+      <w:r>
+        <w:rPr>
+          <w:rFonts w:ascii="Arial" w:hAnsi="Arial" w:cs="Arial"/>
+          <w:sz w:val="20"/>
+          <w:szCs w:val="20"/>
+        </w:rPr>
+        <w:t xml:space="preserve"> </w:t>
+      </w:r>
+      <w:r>
+        <w:rPr>
+          <w:rFonts w:ascii="Arial" w:hAnsi="Arial" w:cs="Arial"/>
+          <w:sz w:val="20"/>
+          <w:szCs w:val="20"/>
+        </w:rPr>
+        <w:t xml:space="preserve">and set </w:t>
+      </w:r>
+      <w:r>
+        <w:rPr>
+          <w:rFonts w:ascii="Arial" w:hAnsi="Arial" w:cs="Arial"/>
+          <w:sz w:val="20"/>
+          <w:szCs w:val="20"/>
+        </w:rPr>
+        <w:t xml:space="preserve">the </w:t>
+      </w:r>
+      <w:r>
+        <w:rPr>
+          <w:rFonts w:ascii="Arial" w:hAnsi="Arial" w:cs="Arial"/>
+          <w:sz w:val="20"/>
+          <w:szCs w:val="20"/>
+        </w:rPr>
+        <w:t>column ‘</w:t>
+      </w:r>
+      <w:r>
+        <w:rPr>
+          <w:rFonts w:ascii="Arial" w:hAnsi="Arial" w:cs="Arial"/>
+          <w:sz w:val="20"/>
+          <w:szCs w:val="20"/>
+        </w:rPr>
+        <w:t>Patient ID</w:t>
+      </w:r>
+      <w:r>
+        <w:rPr>
+          <w:rFonts w:ascii="Arial" w:hAnsi="Arial" w:cs="Arial"/>
+          <w:sz w:val="20"/>
+          <w:szCs w:val="20"/>
+        </w:rPr>
+        <w:t xml:space="preserve">’ </w:t>
+      </w:r>
+      <w:r>
+        <w:rPr>
+          <w:rFonts w:ascii="Arial" w:hAnsi="Arial" w:cs="Arial"/>
+          <w:sz w:val="20"/>
+          <w:szCs w:val="20"/>
+        </w:rPr>
+        <w:t xml:space="preserve">as the index, since its purpose is to differentiate the clients’ appointments. </w:t>
+      </w:r>
+      <w:r>
+        <w:rPr>
+          <w:rFonts w:ascii="Arial" w:hAnsi="Arial" w:cs="Arial"/>
+          <w:sz w:val="20"/>
+          <w:szCs w:val="20"/>
+        </w:rPr>
+        <w:t xml:space="preserve">Then, </w:t>
+      </w:r>
+      <w:r>
+        <w:rPr>
+          <w:rFonts w:ascii="Arial" w:hAnsi="Arial" w:cs="Arial"/>
+          <w:sz w:val="20"/>
+          <w:szCs w:val="20"/>
+        </w:rPr>
+        <w:t>we accessed the shape attribute and concluded our dataset has 10008 records and 15 features. In addition, the following methods were called for us to have a broad overview of the data:</w:t>
+      </w:r>
+    </w:p>
+    <w:p>
+      <w:pPr>
+        <w:pStyle w:val="ListParagraph"/>
+        <w:numPr>
+          <w:ilvl w:val="0"/>
+          <w:numId w:val="3"/>
+        </w:numPr>
+        <w:rPr>
+          <w:rFonts w:ascii="Arial" w:hAnsi="Arial" w:cs="Arial"/>
+          <w:sz w:val="20"/>
+          <w:szCs w:val="20"/>
+        </w:rPr>
+      </w:pPr>
+      <w:r>
+        <w:rPr>
+          <w:rFonts w:ascii="Arial" w:hAnsi="Arial" w:cs="Arial"/>
+          <w:sz w:val="20"/>
+          <w:szCs w:val="20"/>
+        </w:rPr>
+        <w:t>head(): visualization of  the first 5 records of the dataset;</w:t>
+      </w:r>
+    </w:p>
+    <w:p>
+      <w:pPr>
+        <w:pStyle w:val="ListParagraph"/>
+        <w:numPr>
+          <w:ilvl w:val="0"/>
+          <w:numId w:val="3"/>
+        </w:numPr>
+        <w:rPr>
+          <w:rFonts w:ascii="Arial" w:hAnsi="Arial" w:cs="Arial"/>
+          <w:sz w:val="20"/>
+          <w:szCs w:val="20"/>
+        </w:rPr>
+      </w:pPr>
+      <w:r>
+        <w:rPr>
+          <w:rFonts w:ascii="Arial" w:hAnsi="Arial" w:cs="Arial"/>
+          <w:sz w:val="20"/>
+          <w:szCs w:val="20"/>
+        </w:rPr>
+        <w:t xml:space="preserve">info(): exploration of the number of missing values per column, </w:t>
+      </w:r>
+      <w:r>
+        <w:rPr>
+          <w:rFonts w:ascii="Arial" w:hAnsi="Arial" w:cs="Arial"/>
+          <w:sz w:val="20"/>
+          <w:szCs w:val="20"/>
+        </w:rPr>
+        <w:t>as well as their datatypes</w:t>
+      </w:r>
+      <w:r>
+        <w:rPr>
+          <w:rFonts w:ascii="Arial" w:hAnsi="Arial" w:cs="Arial"/>
+          <w:sz w:val="20"/>
+          <w:szCs w:val="20"/>
+        </w:rPr>
+        <w:t>;</w:t>
+      </w:r>
+    </w:p>
+    <w:p>
+      <w:pPr>
+        <w:pStyle w:val="ListParagraph"/>
+        <w:numPr>
+          <w:ilvl w:val="0"/>
+          <w:numId w:val="3"/>
+        </w:numPr>
+        <w:rPr>
+          <w:rFonts w:ascii="Arial" w:hAnsi="Arial" w:cs="Arial"/>
+          <w:sz w:val="20"/>
+          <w:szCs w:val="20"/>
+        </w:rPr>
+      </w:pPr>
+      <w:r>
+        <w:rPr>
+          <w:rFonts w:ascii="Arial" w:hAnsi="Arial" w:cs="Arial"/>
+          <w:sz w:val="20"/>
+          <w:szCs w:val="20"/>
+        </w:rPr>
+        <w:t>describe(): generation of the statistical summary</w:t>
+      </w:r>
+      <w:r>
+        <w:rPr>
+          <w:rFonts w:ascii="Arial" w:hAnsi="Arial" w:cs="Arial"/>
+          <w:sz w:val="20"/>
+          <w:szCs w:val="20"/>
+        </w:rPr>
+        <w:t xml:space="preserve"> of the </w:t>
+      </w:r>
+      <w:proofErr w:type="spellStart"/>
+      <w:r>
+        <w:rPr>
+          <w:rFonts w:ascii="Arial" w:hAnsi="Arial" w:cs="Arial"/>
+          <w:sz w:val="20"/>
+          <w:szCs w:val="20"/>
+        </w:rPr>
+        <w:t>DataFrame</w:t>
+      </w:r>
+      <w:proofErr w:type="spellEnd"/>
+      <w:r>
+        <w:rPr>
+          <w:rFonts w:ascii="Arial" w:hAnsi="Arial" w:cs="Arial"/>
+          <w:sz w:val="20"/>
+          <w:szCs w:val="20"/>
+        </w:rPr>
+        <w:t xml:space="preserve"> considering we have both categorical and numerical features.</w:t>
+      </w:r>
+    </w:p>
+    <w:p>
+      <w:pPr>
+        <w:pStyle w:val="p1"/>
+        <w:rPr>
+          <w:rFonts w:ascii="Arial" w:hAnsi="Arial" w:cs="Arial"/>
+          <w:sz w:val="20"/>
+          <w:szCs w:val="20"/>
+        </w:rPr>
+      </w:pPr>
+      <w:r>
+        <w:rPr>
+          <w:rFonts w:ascii="Arial" w:hAnsi="Arial" w:cs="Arial"/>
+          <w:sz w:val="20"/>
+          <w:szCs w:val="20"/>
+        </w:rPr>
+        <w:t>Secondly, it is important to inspect the dataset for missing values and outliers.</w:t>
+      </w:r>
+      <w:r>
+        <w:rPr>
+          <w:rFonts w:ascii="Arial" w:hAnsi="Arial" w:cs="Arial"/>
+          <w:sz w:val="20"/>
+          <w:szCs w:val="20"/>
+        </w:rPr>
+        <w:t xml:space="preserve"> (</w:t>
+      </w:r>
+      <w:r>
+        <w:rPr>
+          <w:rFonts w:ascii="Arial" w:hAnsi="Arial" w:cs="Arial"/>
+          <w:b/>
+          <w:bCs/>
+          <w:sz w:val="20"/>
+          <w:szCs w:val="20"/>
+        </w:rPr>
+        <w:t>VER SE O DATASET TEM INCONSISTENCIES</w:t>
+      </w:r>
+      <w:r>
+        <w:rPr>
+          <w:rFonts w:ascii="Arial" w:hAnsi="Arial" w:cs="Arial"/>
+          <w:b/>
+          <w:bCs/>
+          <w:sz w:val="20"/>
+          <w:szCs w:val="20"/>
+        </w:rPr>
+        <w:t xml:space="preserve"> AND DUPLICATES</w:t>
+      </w:r>
+      <w:r>
+        <w:rPr>
+          <w:rFonts w:ascii="Arial" w:hAnsi="Arial" w:cs="Arial"/>
+          <w:sz w:val="20"/>
+          <w:szCs w:val="20"/>
+        </w:rPr>
+        <w:t>)</w:t>
+      </w:r>
+      <w:r>
+        <w:rPr>
+          <w:rFonts w:ascii="Arial" w:hAnsi="Arial" w:cs="Arial"/>
+          <w:sz w:val="20"/>
+          <w:szCs w:val="20"/>
+        </w:rPr>
+        <w:t xml:space="preserve"> </w:t>
+      </w:r>
+      <w:r>
+        <w:rPr>
+          <w:rFonts w:ascii="Arial" w:hAnsi="Arial" w:cs="Arial"/>
+          <w:sz w:val="20"/>
+          <w:szCs w:val="20"/>
+        </w:rPr>
+        <w:t xml:space="preserve">Regarding the first issue, we computed the number of missing values per column (as well as its proportion) and concluded that the most problematic variable is Family History (19.91%), followed closely by Insurance Provider (19.08%). To explore the missingness type of the missing values, we decided to compute the correlation between the missing values of all the columns. Our goal was to identify Missing at Random (MAR) missing values – its missingness depends on other variables; however, this analysis did not provide meaninful insights since the correlation values were not significant. </w:t>
+      </w:r>
+    </w:p>
+    <w:p>
+      <w:pPr>
+        <w:pStyle w:val="p1"/>
+        <w:rPr>
+          <w:rFonts w:ascii="Arial" w:hAnsi="Arial" w:cs="Arial"/>
+          <w:sz w:val="20"/>
+          <w:szCs w:val="20"/>
+        </w:rPr>
+      </w:pPr>
+    </w:p>
+    <w:p>
+      <w:pPr>
+        <w:pStyle w:val="p1"/>
+        <w:rPr>
+          <w:rFonts w:ascii="Arial" w:hAnsi="Arial" w:cs="Arial"/>
+          <w:sz w:val="20"/>
+          <w:szCs w:val="20"/>
+        </w:rPr>
+      </w:pPr>
+      <w:r>
+        <w:rPr>
+          <w:rFonts w:ascii="Arial" w:hAnsi="Arial" w:cs="Arial"/>
+          <w:sz w:val="20"/>
+          <w:szCs w:val="20"/>
+        </w:rPr>
+        <w:t xml:space="preserve">PROVIDER D </w:t>
+      </w:r>
+      <w:r>
+        <w:rPr>
+          <w:rFonts w:ascii="Arial" w:hAnsi="Arial" w:cs="Arial"/>
+          <w:sz w:val="20"/>
+          <w:szCs w:val="20"/>
+        </w:rPr>
+        <w:t>– por que ele cover tudo e mudar os valores em que coverage &gt; consulta para o mesmo valor</w:t>
+      </w:r>
+    </w:p>
+    <w:p>
+      <w:pPr>
+        <w:pStyle w:val="p1"/>
+        <w:rPr>
+          <w:sz w:val="30"/>
+          <w:szCs w:val="30"/>
+        </w:rPr>
+      </w:pPr>
+      <w:r>
+        <w:rPr>
+          <w:rFonts w:ascii="Arial" w:hAnsi="Arial" w:cs="Arial"/>
+          <w:sz w:val="20"/>
+          <w:szCs w:val="20"/>
+        </w:rPr>
+        <w:t>Ver se os missing values do mesmo provider tbm são do mesmo department</w:t>
+      </w:r>
+    </w:p>
+    <w:p>
+      <w:pPr>
+        <w:rPr>
+          <w:rFonts w:ascii="Arial" w:hAnsi="Arial" w:cs="Arial"/>
+          <w:sz w:val="20"/>
+          <w:szCs w:val="20"/>
+          <w:lang w:val="pt-PT"/>
+        </w:rPr>
+      </w:pPr>
+    </w:p>
+    <w:p>
+      <w:pPr>
+        <w:rPr>
+          <w:rFonts w:ascii="Garamond" w:hAnsi="Garamond"/>
+        </w:rPr>
+      </w:pPr>
+      <w:r>
+        <w:rPr>
+          <w:rFonts w:ascii="Garamond" w:hAnsi="Garamond"/>
+        </w:rPr>
+        <w:t>Checking % of n/a</w:t>
       </w:r>
     </w:p>
     <w:p>
@@ -134,7 +559,7 @@
         <w:rPr>
           <w:rFonts w:ascii="Garamond" w:hAnsi="Garamond"/>
         </w:rPr>
-        <w:t>Checking % of n/a</w:t>
+        <w:t>explore missingness type</w:t>
       </w:r>
     </w:p>
     <w:p>
@@ -152,7 +577,38 @@
         <w:rPr>
           <w:rFonts w:ascii="Garamond" w:hAnsi="Garamond"/>
         </w:rPr>
-        <w:t>explore missingness type</w:t>
+        <w:t xml:space="preserve">what </w:t>
+      </w:r>
+      <w:r>
+        <w:rPr>
+          <w:rFonts w:ascii="Garamond" w:hAnsi="Garamond"/>
+        </w:rPr>
+        <w:t>is missingness</w:t>
+      </w:r>
+      <w:r>
+        <w:rPr>
+          <w:rFonts w:ascii="Garamond" w:hAnsi="Garamond"/>
+        </w:rPr>
+        <w:t xml:space="preserve"> and conclusions</w:t>
+      </w:r>
+      <w:r>
+        <w:rPr>
+          <w:rFonts w:ascii="Garamond" w:hAnsi="Garamond"/>
+        </w:rPr>
+        <w:t xml:space="preserve"> of the analysis</w:t>
+      </w:r>
+    </w:p>
+    <w:p>
+      <w:pPr>
+        <w:rPr>
+          <w:rFonts w:ascii="Garamond" w:hAnsi="Garamond"/>
+        </w:rPr>
+      </w:pPr>
+      <w:r>
+        <w:rPr>
+          <w:rFonts w:ascii="Garamond" w:hAnsi="Garamond"/>
+        </w:rPr>
+        <w:t>Data Cleaning</w:t>
       </w:r>
     </w:p>
     <w:p>
@@ -170,55 +626,6 @@
         <w:rPr>
           <w:rFonts w:ascii="Garamond" w:hAnsi="Garamond"/>
         </w:rPr>
-        <w:t xml:space="preserve">what </w:t>
-      </w:r>
-      <w:r>
-        <w:rPr>
-          <w:rFonts w:ascii="Garamond" w:hAnsi="Garamond"/>
-        </w:rPr>
-        <w:t>is missingness</w:t>
-      </w:r>
-      <w:r>
-        <w:rPr>
-          <w:rFonts w:ascii="Garamond" w:hAnsi="Garamond"/>
-        </w:rPr>
-        <w:t xml:space="preserve"> and conclusions</w:t>
-      </w:r>
-      <w:r>
-        <w:rPr>
-          <w:rFonts w:ascii="Garamond" w:hAnsi="Garamond"/>
-        </w:rPr>
-        <w:t xml:space="preserve"> of the analysis</w:t>
-      </w:r>
-    </w:p>
-    <w:p>
-      <w:pPr>
-        <w:rPr>
-          <w:rFonts w:ascii="Garamond" w:hAnsi="Garamond"/>
-        </w:rPr>
-      </w:pPr>
-      <w:r>
-        <w:rPr>
-          <w:rFonts w:ascii="Garamond" w:hAnsi="Garamond"/>
-        </w:rPr>
-        <w:t>Data Cleaning</w:t>
-      </w:r>
-    </w:p>
-    <w:p>
-      <w:pPr>
-        <w:pStyle w:val="ListParagraph"/>
-        <w:numPr>
-          <w:ilvl w:val="0"/>
-          <w:numId w:val="2"/>
-        </w:numPr>
-        <w:rPr>
-          <w:rFonts w:ascii="Garamond" w:hAnsi="Garamond"/>
-        </w:rPr>
-      </w:pPr>
-      <w:r>
-        <w:rPr>
-          <w:rFonts w:ascii="Garamond" w:hAnsi="Garamond"/>
-        </w:rPr>
         <w:t xml:space="preserve">Imputation  </w:t>
       </w:r>
       <w:r>
@@ -321,7 +728,21 @@
         <w:rPr>
           <w:rFonts w:ascii="Garamond" w:hAnsi="Garamond"/>
         </w:rPr>
-        <w:t>Filling mcar values</w:t>
+        <w:t xml:space="preserve">Filling </w:t>
+      </w:r>
+      <w:proofErr w:type="spellStart"/>
+      <w:r>
+        <w:rPr>
+          <w:rFonts w:ascii="Garamond" w:hAnsi="Garamond"/>
+        </w:rPr>
+        <w:t>mcar</w:t>
+      </w:r>
+      <w:proofErr w:type="spellEnd"/>
+      <w:r>
+        <w:rPr>
+          <w:rFonts w:ascii="Garamond" w:hAnsi="Garamond"/>
+        </w:rPr>
+        <w:t xml:space="preserve"> values</w:t>
       </w:r>
     </w:p>
     <w:p>
@@ -535,6 +956,118 @@
     </w:lvl>
   </w:abstractNum>
   <w:abstractNum w:abstractNumId="1" w15:restartNumberingAfterBreak="0">
+    <w:nsid w:val="33C83F31"/>
+    <w:multiLevelType w:val="hybridMultilevel"/>
+    <w:tmpl w:val="8AAA1D40"/>
+    <w:lvl w:ilvl="0" w:tplc="B94E7E6C">
+      <w:numFmt w:val="bullet"/>
+      <w:lvlText w:val="-"/>
+      <w:lvlJc w:val="left"/>
+      <w:pPr>
+        <w:ind w:left="1080" w:hanging="360"/>
+      </w:pPr>
+      <w:rPr>
+        <w:rFonts w:ascii="Arial" w:eastAsiaTheme="minorHAnsi" w:hAnsi="Arial" w:cs="Arial" w:hint="default"/>
+      </w:rPr>
+    </w:lvl>
+    <w:lvl w:ilvl="1" w:tplc="08090003" w:tentative="1">
+      <w:start w:val="1"/>
+      <w:numFmt w:val="bullet"/>
+      <w:lvlText w:val="o"/>
+      <w:lvlJc w:val="left"/>
+      <w:pPr>
+        <w:ind w:left="1800" w:hanging="360"/>
+      </w:pPr>
+      <w:rPr>
+        <w:rFonts w:ascii="Courier New" w:hAnsi="Courier New" w:cs="Courier New" w:hint="default"/>
+      </w:rPr>
+    </w:lvl>
+    <w:lvl w:ilvl="2" w:tplc="08090005" w:tentative="1">
+      <w:start w:val="1"/>
+      <w:numFmt w:val="bullet"/>
+      <w:lvlText w:val=""/>
+      <w:lvlJc w:val="left"/>
+      <w:pPr>
+        <w:ind w:left="2520" w:hanging="360"/>
+      </w:pPr>
+      <w:rPr>
+        <w:rFonts w:ascii="Wingdings" w:hAnsi="Wingdings" w:hint="default"/>
+      </w:rPr>
+    </w:lvl>
+    <w:lvl w:ilvl="3" w:tplc="08090001" w:tentative="1">
+      <w:start w:val="1"/>
+      <w:numFmt w:val="bullet"/>
+      <w:lvlText w:val=""/>
+      <w:lvlJc w:val="left"/>
+      <w:pPr>
+        <w:ind w:left="3240" w:hanging="360"/>
+      </w:pPr>
+      <w:rPr>
+        <w:rFonts w:ascii="Symbol" w:hAnsi="Symbol" w:hint="default"/>
+      </w:rPr>
+    </w:lvl>
+    <w:lvl w:ilvl="4" w:tplc="08090003" w:tentative="1">
+      <w:start w:val="1"/>
+      <w:numFmt w:val="bullet"/>
+      <w:lvlText w:val="o"/>
+      <w:lvlJc w:val="left"/>
+      <w:pPr>
+        <w:ind w:left="3960" w:hanging="360"/>
+      </w:pPr>
+      <w:rPr>
+        <w:rFonts w:ascii="Courier New" w:hAnsi="Courier New" w:cs="Courier New" w:hint="default"/>
+      </w:rPr>
+    </w:lvl>
+    <w:lvl w:ilvl="5" w:tplc="08090005" w:tentative="1">
+      <w:start w:val="1"/>
+      <w:numFmt w:val="bullet"/>
+      <w:lvlText w:val=""/>
+      <w:lvlJc w:val="left"/>
+      <w:pPr>
+        <w:ind w:left="4680" w:hanging="360"/>
+      </w:pPr>
+      <w:rPr>
+        <w:rFonts w:ascii="Wingdings" w:hAnsi="Wingdings" w:hint="default"/>
+      </w:rPr>
+    </w:lvl>
+    <w:lvl w:ilvl="6" w:tplc="08090001" w:tentative="1">
+      <w:start w:val="1"/>
+      <w:numFmt w:val="bullet"/>
+      <w:lvlText w:val=""/>
+      <w:lvlJc w:val="left"/>
+      <w:pPr>
+        <w:ind w:left="5400" w:hanging="360"/>
+      </w:pPr>
+      <w:rPr>
+        <w:rFonts w:ascii="Symbol" w:hAnsi="Symbol" w:hint="default"/>
+      </w:rPr>
+    </w:lvl>
+    <w:lvl w:ilvl="7" w:tplc="08090003" w:tentative="1">
+      <w:start w:val="1"/>
+      <w:numFmt w:val="bullet"/>
+      <w:lvlText w:val="o"/>
+      <w:lvlJc w:val="left"/>
+      <w:pPr>
+        <w:ind w:left="6120" w:hanging="360"/>
+      </w:pPr>
+      <w:rPr>
+        <w:rFonts w:ascii="Courier New" w:hAnsi="Courier New" w:cs="Courier New" w:hint="default"/>
+      </w:rPr>
+    </w:lvl>
+    <w:lvl w:ilvl="8" w:tplc="08090005" w:tentative="1">
+      <w:start w:val="1"/>
+      <w:numFmt w:val="bullet"/>
+      <w:lvlText w:val=""/>
+      <w:lvlJc w:val="left"/>
+      <w:pPr>
+        <w:ind w:left="6840" w:hanging="360"/>
+      </w:pPr>
+      <w:rPr>
+        <w:rFonts w:ascii="Wingdings" w:hAnsi="Wingdings" w:hint="default"/>
+      </w:rPr>
+    </w:lvl>
+  </w:abstractNum>
+  <w:abstractNum w:abstractNumId="2" w15:restartNumberingAfterBreak="0">
     <w:nsid w:val="663E146A"/>
     <w:multiLevelType w:val="hybridMultilevel"/>
     <w:tmpl w:val="CB344060"/>
@@ -648,10 +1181,13 @@
     </w:lvl>
   </w:abstractNum>
   <w:num w:numId="1" w16cid:durableId="1576470276">
-    <w:abstractNumId w:val="1"/>
+    <w:abstractNumId w:val="2"/>
   </w:num>
   <w:num w:numId="2" w16cid:durableId="1440685803">
     <w:abstractNumId w:val="0"/>
+  </w:num>
+  <w:num w:numId="3" w16cid:durableId="1493132937">
+    <w:abstractNumId w:val="1"/>
   </w:num>
 </w:numbering>
 </file>
@@ -1639,6 +2175,23 @@
       <w:lang w:val="en-GB"/>
     </w:rPr>
   </w:style>
+  <w:style w:type="paragraph" w:customStyle="1" w:styleId="p1">
+    <w:name w:val="p1"/>
+    <w:basedOn w:val="Normal"/>
+    <w:rsid w:val="00BE0BFA"/>
+    <w:pPr>
+      <w:spacing w:after="0" w:line="240" w:lineRule="auto"/>
+    </w:pPr>
+    <w:rPr>
+      <w:rFonts w:ascii="Helvetica" w:eastAsia="Times New Roman" w:hAnsi="Helvetica" w:cs="Times New Roman"/>
+      <w:color w:val="000000"/>
+      <w:kern w:val="0"/>
+      <w:sz w:val="39"/>
+      <w:szCs w:val="39"/>
+      <w:lang w:val="en-PT" w:eastAsia="en-GB"/>
+      <w14:ligatures w14:val="none"/>
+    </w:rPr>
+  </w:style>
 </w:styles>
 </file>
 

--- a/report_data_preprocessing.docx
+++ b/report_data_preprocessing.docx
@@ -9,6 +9,8 @@
           <w:rFonts w:ascii="Garamond" w:hAnsi="Garamond"/>
           <w:b/>
           <w:bCs/>
+          <w:sz w:val="28"/>
+          <w:szCs w:val="28"/>
         </w:rPr>
       </w:pPr>
       <w:r>
@@ -16,6 +18,8 @@
           <w:rFonts w:ascii="Garamond" w:hAnsi="Garamond"/>
           <w:b/>
           <w:bCs/>
+          <w:sz w:val="28"/>
+          <w:szCs w:val="28"/>
         </w:rPr>
         <w:t>Data Preprocessing &amp; Exploratory Data Analysis Report</w:t>
       </w:r>
@@ -23,6 +27,7 @@
     <w:p>
       <w:pPr>
         <w:pStyle w:val="p1"/>
+        <w:ind w:firstLine="720"/>
         <w:rPr>
           <w:rFonts w:ascii="Arial" w:hAnsi="Arial" w:cs="Arial"/>
           <w:sz w:val="20"/>
@@ -59,118 +64,287 @@
           <w:sz w:val="20"/>
           <w:szCs w:val="20"/>
         </w:rPr>
-        <w:t xml:space="preserve"> in preparing and structuring patient data for advanced analytics. By performing exploratory data analysis and data preprocessing steps, our team was able to uncover patterns useful to build an Analytics-Based Table (ABT) for further analysis and implementation. </w:t>
-      </w:r>
-      <w:r>
-        <w:rPr>
-          <w:rFonts w:ascii="Arial" w:hAnsi="Arial" w:cs="Arial"/>
+        <w:t xml:space="preserve"> in preparing and structuring patient data for advanced analytics. By performing exploratory data analysis and data preprocessing steps, our team was able to uncover patterns useful to build an Analytics-Based Table (ABT) for further analysis and implementation.</w:t>
+      </w:r>
+    </w:p>
+    <w:p>
+      <w:pPr>
+        <w:pStyle w:val="p1"/>
+        <w:ind w:firstLine="720"/>
+        <w:rPr>
+          <w:rFonts w:ascii="Arial" w:hAnsi="Arial" w:cs="Arial"/>
+          <w:sz w:val="20"/>
+          <w:szCs w:val="20"/>
+        </w:rPr>
+      </w:pPr>
+    </w:p>
+    <w:p>
+      <w:pPr>
+        <w:ind w:firstLine="720"/>
+        <w:rPr>
+          <w:rFonts w:ascii="Garamond" w:hAnsi="Garamond"/>
+        </w:rPr>
+      </w:pPr>
+      <w:r>
+        <w:rPr>
+          <w:rFonts w:ascii="Garamond" w:hAnsi="Garamond"/>
+        </w:rPr>
+        <w:t>Objective &amp; Audience</w:t>
+      </w:r>
+    </w:p>
+    <w:p>
+      <w:pPr>
+        <w:pStyle w:val="p1"/>
+        <w:ind w:firstLine="720"/>
+        <w:rPr>
+          <w:rFonts w:ascii="Arial" w:hAnsi="Arial" w:cs="Arial"/>
+          <w:sz w:val="20"/>
+          <w:szCs w:val="20"/>
+        </w:rPr>
+      </w:pPr>
+      <w:r>
+        <w:rPr>
+          <w:rFonts w:ascii="Arial" w:hAnsi="Arial" w:cs="Arial"/>
+          <w:sz w:val="20"/>
+          <w:szCs w:val="20"/>
+        </w:rPr>
+        <w:t>Th</w:t>
+      </w:r>
+      <w:r>
+        <w:rPr>
+          <w:rFonts w:ascii="Arial" w:hAnsi="Arial" w:cs="Arial"/>
+          <w:sz w:val="20"/>
+          <w:szCs w:val="20"/>
+        </w:rPr>
+        <w:t xml:space="preserve">is report’s main goal is providing a thorough description of the data preprocessing and </w:t>
+      </w:r>
+      <w:r>
+        <w:rPr>
+          <w:rFonts w:ascii="Arial" w:hAnsi="Arial" w:cs="Arial"/>
+          <w:sz w:val="20"/>
+          <w:szCs w:val="20"/>
+        </w:rPr>
+        <w:t>data exploration methods used on patient data. The target audience is comprised of data scientists and analysts who will use the ABT table for further analysis, predictive modeling and decision-making purposes.</w:t>
+      </w:r>
+    </w:p>
+    <w:p>
+      <w:pPr>
+        <w:pStyle w:val="p1"/>
+        <w:rPr>
+          <w:rFonts w:ascii="Arial" w:hAnsi="Arial" w:cs="Arial"/>
+          <w:sz w:val="20"/>
+          <w:szCs w:val="20"/>
+        </w:rPr>
+      </w:pPr>
+    </w:p>
+    <w:p>
+      <w:pPr>
+        <w:rPr>
+          <w:rFonts w:ascii="Garamond" w:hAnsi="Garamond"/>
           <w:b/>
           <w:bCs/>
-          <w:sz w:val="20"/>
-          <w:szCs w:val="20"/>
-        </w:rPr>
-        <w:t>(</w:t>
-      </w:r>
-      <w:r>
-        <w:rPr>
-          <w:rFonts w:ascii="Arial" w:hAnsi="Arial" w:cs="Arial"/>
+        </w:rPr>
+      </w:pPr>
+      <w:r>
+        <w:rPr>
+          <w:rFonts w:ascii="Garamond" w:hAnsi="Garamond"/>
           <w:b/>
           <w:bCs/>
-          <w:sz w:val="20"/>
-          <w:szCs w:val="20"/>
-        </w:rPr>
-        <w:t>DEFINE THE QUESTION &amp; AUDIENCE)</w:t>
-      </w:r>
-    </w:p>
-    <w:p>
-      <w:pPr>
-        <w:pStyle w:val="p1"/>
-        <w:rPr>
-          <w:rFonts w:ascii="Arial" w:hAnsi="Arial" w:cs="Arial"/>
-          <w:sz w:val="20"/>
-          <w:szCs w:val="20"/>
-        </w:rPr>
-      </w:pPr>
-    </w:p>
-    <w:p>
-      <w:pPr>
-        <w:rPr>
-          <w:rFonts w:ascii="Garamond" w:hAnsi="Garamond"/>
+        </w:rPr>
+        <w:t>Part A: Data Understanding &amp; Cleaning</w:t>
+      </w:r>
+    </w:p>
+    <w:p>
+      <w:pPr>
+        <w:rPr>
+          <w:rFonts w:ascii="Garamond" w:hAnsi="Garamond"/>
+          <w:lang w:val="pt-PT"/>
+        </w:rPr>
+      </w:pPr>
+      <w:r>
+        <w:rPr>
+          <w:rFonts w:ascii="Garamond" w:hAnsi="Garamond"/>
+          <w:lang w:val="pt-PT"/>
+        </w:rPr>
+        <w:t xml:space="preserve">Data </w:t>
+      </w:r>
+      <w:proofErr w:type="spellStart"/>
+      <w:r>
+        <w:rPr>
+          <w:rFonts w:ascii="Garamond" w:hAnsi="Garamond"/>
+          <w:lang w:val="pt-PT"/>
+        </w:rPr>
+        <w:t>Overview</w:t>
+      </w:r>
+      <w:proofErr w:type="spellEnd"/>
+      <w:r>
+        <w:rPr>
+          <w:rFonts w:ascii="Garamond" w:hAnsi="Garamond"/>
+          <w:lang w:val="pt-PT"/>
+        </w:rPr>
+        <w:t xml:space="preserve"> &amp; </w:t>
+      </w:r>
+      <w:proofErr w:type="spellStart"/>
+      <w:r>
+        <w:rPr>
+          <w:rFonts w:ascii="Garamond" w:hAnsi="Garamond"/>
+          <w:lang w:val="pt-PT"/>
+        </w:rPr>
+        <w:t>Understanding</w:t>
+      </w:r>
+      <w:proofErr w:type="spellEnd"/>
+    </w:p>
+    <w:p>
+      <w:pPr>
+        <w:rPr>
+          <w:rFonts w:ascii="Garamond" w:hAnsi="Garamond"/>
+          <w:lang w:val="pt-PT"/>
+        </w:rPr>
+      </w:pPr>
+      <w:r>
+        <w:rPr>
+          <w:rFonts w:ascii="Garamond" w:hAnsi="Garamond"/>
+          <w:lang w:val="pt-PT"/>
+        </w:rPr>
+        <w:t xml:space="preserve">(dizer que cada </w:t>
+      </w:r>
+      <w:proofErr w:type="spellStart"/>
+      <w:r>
+        <w:rPr>
+          <w:rFonts w:ascii="Garamond" w:hAnsi="Garamond"/>
+          <w:lang w:val="pt-PT"/>
+        </w:rPr>
+        <w:t>row</w:t>
+      </w:r>
+      <w:proofErr w:type="spellEnd"/>
+      <w:r>
+        <w:rPr>
+          <w:rFonts w:ascii="Garamond" w:hAnsi="Garamond"/>
+          <w:lang w:val="pt-PT"/>
+        </w:rPr>
+        <w:t xml:space="preserve"> pertence a uma consulta)</w:t>
+      </w:r>
+    </w:p>
+    <w:p>
+      <w:pPr>
+        <w:ind w:firstLine="720"/>
+        <w:rPr>
+          <w:rFonts w:ascii="Arial" w:hAnsi="Arial" w:cs="Arial"/>
+          <w:sz w:val="20"/>
+          <w:szCs w:val="20"/>
+        </w:rPr>
+      </w:pPr>
+      <w:r>
+        <w:rPr>
+          <w:rFonts w:ascii="Arial" w:hAnsi="Arial" w:cs="Arial"/>
+          <w:sz w:val="20"/>
+          <w:szCs w:val="20"/>
+        </w:rPr>
+        <w:t>After importing all the needed libraries, we i</w:t>
+      </w:r>
+      <w:r>
+        <w:rPr>
+          <w:rFonts w:ascii="Arial" w:hAnsi="Arial" w:cs="Arial"/>
+          <w:sz w:val="20"/>
+          <w:szCs w:val="20"/>
+        </w:rPr>
+        <w:t xml:space="preserve">mported the dataset </w:t>
+      </w:r>
+      <w:r>
+        <w:rPr>
+          <w:rFonts w:ascii="Arial" w:hAnsi="Arial" w:cs="Arial"/>
+          <w:sz w:val="20"/>
+          <w:szCs w:val="20"/>
+        </w:rPr>
+        <w:t xml:space="preserve">as a </w:t>
+      </w:r>
+      <w:proofErr w:type="gramStart"/>
+      <w:r>
+        <w:rPr>
+          <w:rFonts w:ascii="Arial" w:hAnsi="Arial" w:cs="Arial"/>
+          <w:i/>
+          <w:iCs/>
+          <w:sz w:val="20"/>
+          <w:szCs w:val="20"/>
+        </w:rPr>
+        <w:t>pandas</w:t>
+      </w:r>
+      <w:r>
+        <w:rPr>
+          <w:rFonts w:ascii="Arial" w:hAnsi="Arial" w:cs="Arial"/>
+          <w:sz w:val="20"/>
+          <w:szCs w:val="20"/>
+        </w:rPr>
+        <w:t xml:space="preserve"> DataFrame (named </w:t>
+      </w:r>
+      <w:r>
+        <w:rPr>
+          <w:rFonts w:ascii="Consolas" w:hAnsi="Consolas" w:cs="Consolas"/>
           <w:b/>
           <w:bCs/>
-        </w:rPr>
-      </w:pPr>
-      <w:r>
-        <w:rPr>
-          <w:rFonts w:ascii="Garamond" w:hAnsi="Garamond"/>
+          <w:sz w:val="20"/>
+          <w:szCs w:val="20"/>
+        </w:rPr>
+        <w:t>data</w:t>
+      </w:r>
+      <w:r>
+        <w:rPr>
+          <w:rFonts w:ascii="Arial" w:hAnsi="Arial" w:cs="Arial"/>
+          <w:sz w:val="20"/>
+          <w:szCs w:val="20"/>
+        </w:rPr>
+        <w:t>)</w:t>
+      </w:r>
+      <w:proofErr w:type="gramEnd"/>
+      <w:r>
+        <w:rPr>
+          <w:rFonts w:ascii="Arial" w:hAnsi="Arial" w:cs="Arial"/>
+          <w:sz w:val="20"/>
+          <w:szCs w:val="20"/>
+        </w:rPr>
+        <w:t xml:space="preserve"> </w:t>
+      </w:r>
+      <w:r>
+        <w:rPr>
+          <w:rFonts w:ascii="Arial" w:hAnsi="Arial" w:cs="Arial"/>
+          <w:sz w:val="20"/>
+          <w:szCs w:val="20"/>
+        </w:rPr>
+        <w:t xml:space="preserve">and set </w:t>
+      </w:r>
+      <w:r>
+        <w:rPr>
+          <w:rFonts w:ascii="Arial" w:hAnsi="Arial" w:cs="Arial"/>
+          <w:sz w:val="20"/>
+          <w:szCs w:val="20"/>
+        </w:rPr>
+        <w:t xml:space="preserve">the </w:t>
+      </w:r>
+      <w:r>
+        <w:rPr>
+          <w:rFonts w:ascii="Arial" w:hAnsi="Arial" w:cs="Arial"/>
+          <w:sz w:val="20"/>
+          <w:szCs w:val="20"/>
+        </w:rPr>
+        <w:t>column ‘</w:t>
+      </w:r>
+      <w:r>
+        <w:rPr>
+          <w:rFonts w:ascii="Consolas" w:hAnsi="Consolas" w:cs="Consolas"/>
           <w:b/>
           <w:bCs/>
-        </w:rPr>
-        <w:t>Part A: Data Understanding &amp; Cleaning</w:t>
-      </w:r>
-    </w:p>
-    <w:p>
-      <w:pPr>
-        <w:rPr>
-          <w:rFonts w:ascii="Garamond" w:hAnsi="Garamond"/>
-        </w:rPr>
-      </w:pPr>
-      <w:r>
-        <w:rPr>
-          <w:rFonts w:ascii="Garamond" w:hAnsi="Garamond"/>
-        </w:rPr>
-        <w:t>Data Overview</w:t>
-      </w:r>
-      <w:r>
-        <w:rPr>
-          <w:rFonts w:ascii="Garamond" w:hAnsi="Garamond"/>
-        </w:rPr>
-        <w:t xml:space="preserve"> &amp; Understanding</w:t>
-      </w:r>
-    </w:p>
-    <w:p>
-      <w:pPr>
-        <w:ind w:firstLine="720"/>
-        <w:rPr>
-          <w:rFonts w:ascii="Arial" w:hAnsi="Arial" w:cs="Arial"/>
-          <w:sz w:val="20"/>
-          <w:szCs w:val="20"/>
-        </w:rPr>
-      </w:pPr>
-      <w:r>
-        <w:rPr>
-          <w:rFonts w:ascii="Arial" w:hAnsi="Arial" w:cs="Arial"/>
-          <w:sz w:val="20"/>
-          <w:szCs w:val="20"/>
-        </w:rPr>
-        <w:t>After importing all the needed libraries, we i</w:t>
-      </w:r>
-      <w:r>
-        <w:rPr>
-          <w:rFonts w:ascii="Arial" w:hAnsi="Arial" w:cs="Arial"/>
-          <w:sz w:val="20"/>
-          <w:szCs w:val="20"/>
-        </w:rPr>
-        <w:t xml:space="preserve">mported the dataset </w:t>
-      </w:r>
-      <w:r>
-        <w:rPr>
-          <w:rFonts w:ascii="Arial" w:hAnsi="Arial" w:cs="Arial"/>
-          <w:sz w:val="20"/>
-          <w:szCs w:val="20"/>
-        </w:rPr>
-        <w:t xml:space="preserve">as a </w:t>
-      </w:r>
-      <w:proofErr w:type="gramStart"/>
-      <w:r>
-        <w:rPr>
-          <w:rFonts w:ascii="Arial" w:hAnsi="Arial" w:cs="Arial"/>
-          <w:i/>
-          <w:iCs/>
-          <w:sz w:val="20"/>
-          <w:szCs w:val="20"/>
-        </w:rPr>
-        <w:t>pandas</w:t>
+          <w:sz w:val="20"/>
+          <w:szCs w:val="20"/>
+        </w:rPr>
+        <w:t>Patient ID</w:t>
+      </w:r>
+      <w:r>
+        <w:rPr>
+          <w:rFonts w:ascii="Arial" w:hAnsi="Arial" w:cs="Arial"/>
+          <w:sz w:val="20"/>
+          <w:szCs w:val="20"/>
+        </w:rPr>
+        <w:t>’</w:t>
       </w:r>
       <w:r>
         <w:rPr>
@@ -180,91 +354,6 @@
         </w:rPr>
         <w:t xml:space="preserve"> </w:t>
       </w:r>
-      <w:proofErr w:type="spellStart"/>
-      <w:r>
-        <w:rPr>
-          <w:rFonts w:ascii="Arial" w:hAnsi="Arial" w:cs="Arial"/>
-          <w:sz w:val="20"/>
-          <w:szCs w:val="20"/>
-        </w:rPr>
-        <w:t>DataFrame</w:t>
-      </w:r>
-      <w:proofErr w:type="spellEnd"/>
-      <w:r>
-        <w:rPr>
-          <w:rFonts w:ascii="Arial" w:hAnsi="Arial" w:cs="Arial"/>
-          <w:sz w:val="20"/>
-          <w:szCs w:val="20"/>
-        </w:rPr>
-        <w:t xml:space="preserve"> (named </w:t>
-      </w:r>
-      <w:r>
-        <w:rPr>
-          <w:rFonts w:ascii="Arial" w:hAnsi="Arial" w:cs="Arial"/>
-          <w:i/>
-          <w:iCs/>
-          <w:sz w:val="20"/>
-          <w:szCs w:val="20"/>
-        </w:rPr>
-        <w:t>data</w:t>
-      </w:r>
-      <w:r>
-        <w:rPr>
-          <w:rFonts w:ascii="Arial" w:hAnsi="Arial" w:cs="Arial"/>
-          <w:sz w:val="20"/>
-          <w:szCs w:val="20"/>
-        </w:rPr>
-        <w:t>)</w:t>
-      </w:r>
-      <w:proofErr w:type="gramEnd"/>
-      <w:r>
-        <w:rPr>
-          <w:rFonts w:ascii="Arial" w:hAnsi="Arial" w:cs="Arial"/>
-          <w:sz w:val="20"/>
-          <w:szCs w:val="20"/>
-        </w:rPr>
-        <w:t xml:space="preserve"> </w:t>
-      </w:r>
-      <w:r>
-        <w:rPr>
-          <w:rFonts w:ascii="Arial" w:hAnsi="Arial" w:cs="Arial"/>
-          <w:sz w:val="20"/>
-          <w:szCs w:val="20"/>
-        </w:rPr>
-        <w:t xml:space="preserve">and set </w:t>
-      </w:r>
-      <w:r>
-        <w:rPr>
-          <w:rFonts w:ascii="Arial" w:hAnsi="Arial" w:cs="Arial"/>
-          <w:sz w:val="20"/>
-          <w:szCs w:val="20"/>
-        </w:rPr>
-        <w:t xml:space="preserve">the </w:t>
-      </w:r>
-      <w:r>
-        <w:rPr>
-          <w:rFonts w:ascii="Arial" w:hAnsi="Arial" w:cs="Arial"/>
-          <w:sz w:val="20"/>
-          <w:szCs w:val="20"/>
-        </w:rPr>
-        <w:t>column ‘</w:t>
-      </w:r>
-      <w:r>
-        <w:rPr>
-          <w:rFonts w:ascii="Arial" w:hAnsi="Arial" w:cs="Arial"/>
-          <w:sz w:val="20"/>
-          <w:szCs w:val="20"/>
-        </w:rPr>
-        <w:t>Patient ID</w:t>
-      </w:r>
-      <w:r>
-        <w:rPr>
-          <w:rFonts w:ascii="Arial" w:hAnsi="Arial" w:cs="Arial"/>
-          <w:sz w:val="20"/>
-          <w:szCs w:val="20"/>
-        </w:rPr>
-        <w:t xml:space="preserve">’ </w:t>
-      </w:r>
       <w:r>
         <w:rPr>
           <w:rFonts w:ascii="Arial" w:hAnsi="Arial" w:cs="Arial"/>
@@ -287,7 +376,109 @@
           <w:sz w:val="20"/>
           <w:szCs w:val="20"/>
         </w:rPr>
-        <w:t>we accessed the shape attribute and concluded our dataset has 10008 records and 15 features. In addition, the following methods were called for us to have a broad overview of the data:</w:t>
+        <w:t xml:space="preserve">we accessed the </w:t>
+      </w:r>
+      <w:r>
+        <w:rPr>
+          <w:rFonts w:ascii="Consolas" w:hAnsi="Consolas" w:cs="Consolas"/>
+          <w:b/>
+          <w:bCs/>
+          <w:sz w:val="20"/>
+          <w:szCs w:val="20"/>
+        </w:rPr>
+        <w:t>shape</w:t>
+      </w:r>
+      <w:r>
+        <w:rPr>
+          <w:rFonts w:ascii="Arial" w:hAnsi="Arial" w:cs="Arial"/>
+          <w:sz w:val="20"/>
+          <w:szCs w:val="20"/>
+        </w:rPr>
+        <w:t xml:space="preserve"> attribute and concluded our dataset has </w:t>
+      </w:r>
+      <w:r>
+        <w:rPr>
+          <w:rFonts w:ascii="Arial" w:hAnsi="Arial" w:cs="Arial"/>
+          <w:b/>
+          <w:bCs/>
+          <w:sz w:val="20"/>
+          <w:szCs w:val="20"/>
+        </w:rPr>
+        <w:t>10008 records</w:t>
+      </w:r>
+      <w:r>
+        <w:rPr>
+          <w:rFonts w:ascii="Arial" w:hAnsi="Arial" w:cs="Arial"/>
+          <w:sz w:val="20"/>
+          <w:szCs w:val="20"/>
+        </w:rPr>
+        <w:t xml:space="preserve"> and </w:t>
+      </w:r>
+      <w:r>
+        <w:rPr>
+          <w:rFonts w:ascii="Arial" w:hAnsi="Arial" w:cs="Arial"/>
+          <w:b/>
+          <w:bCs/>
+          <w:sz w:val="20"/>
+          <w:szCs w:val="20"/>
+        </w:rPr>
+        <w:t>15 features</w:t>
+      </w:r>
+      <w:r>
+        <w:rPr>
+          <w:rFonts w:ascii="Arial" w:hAnsi="Arial" w:cs="Arial"/>
+          <w:sz w:val="20"/>
+          <w:szCs w:val="20"/>
+        </w:rPr>
+        <w:t xml:space="preserve">. In addition, the following methods were called to </w:t>
+      </w:r>
+      <w:r>
+        <w:rPr>
+          <w:rFonts w:ascii="Arial" w:hAnsi="Arial" w:cs="Arial"/>
+          <w:sz w:val="20"/>
+          <w:szCs w:val="20"/>
+        </w:rPr>
+        <w:t>obtain</w:t>
+      </w:r>
+      <w:r>
+        <w:rPr>
+          <w:rFonts w:ascii="Arial" w:hAnsi="Arial" w:cs="Arial"/>
+          <w:sz w:val="20"/>
+          <w:szCs w:val="20"/>
+        </w:rPr>
+        <w:t xml:space="preserve"> a</w:t>
+      </w:r>
+      <w:r>
+        <w:rPr>
+          <w:rFonts w:ascii="Arial" w:hAnsi="Arial" w:cs="Arial"/>
+          <w:sz w:val="20"/>
+          <w:szCs w:val="20"/>
+        </w:rPr>
+        <w:t xml:space="preserve">n initial </w:t>
+      </w:r>
+      <w:r>
+        <w:rPr>
+          <w:rFonts w:ascii="Arial" w:hAnsi="Arial" w:cs="Arial"/>
+          <w:sz w:val="20"/>
+          <w:szCs w:val="20"/>
+        </w:rPr>
+        <w:t>overview of the data</w:t>
+      </w:r>
+      <w:r>
+        <w:rPr>
+          <w:rFonts w:ascii="Arial" w:hAnsi="Arial" w:cs="Arial"/>
+          <w:sz w:val="20"/>
+          <w:szCs w:val="20"/>
+        </w:rPr>
+        <w:t>set</w:t>
+      </w:r>
+      <w:r>
+        <w:rPr>
+          <w:rFonts w:ascii="Arial" w:hAnsi="Arial" w:cs="Arial"/>
+          <w:sz w:val="20"/>
+          <w:szCs w:val="20"/>
+        </w:rPr>
+        <w:t>:</w:t>
       </w:r>
     </w:p>
     <w:p>
@@ -305,11 +496,29 @@
       </w:pPr>
       <w:r>
         <w:rPr>
-          <w:rFonts w:ascii="Arial" w:hAnsi="Arial" w:cs="Arial"/>
-          <w:sz w:val="20"/>
-          <w:szCs w:val="20"/>
-        </w:rPr>
-        <w:t>head(): visualization of  the first 5 records of the dataset;</w:t>
+          <w:rFonts w:ascii="Consolas" w:hAnsi="Consolas" w:cs="Consolas"/>
+          <w:b/>
+          <w:bCs/>
+          <w:sz w:val="20"/>
+          <w:szCs w:val="20"/>
+        </w:rPr>
+        <w:t>head()</w:t>
+      </w:r>
+      <w:r>
+        <w:rPr>
+          <w:rFonts w:ascii="Arial" w:hAnsi="Arial" w:cs="Arial"/>
+          <w:sz w:val="20"/>
+          <w:szCs w:val="20"/>
+        </w:rPr>
+        <w:t>:</w:t>
+      </w:r>
+      <w:r>
+        <w:rPr>
+          <w:rFonts w:ascii="Arial" w:hAnsi="Arial" w:cs="Arial"/>
+          <w:sz w:val="20"/>
+          <w:szCs w:val="20"/>
+        </w:rPr>
+        <w:t xml:space="preserve"> visualization of the first 5 records of the dataset;</w:t>
       </w:r>
     </w:p>
     <w:p>
@@ -327,11 +536,29 @@
       </w:pPr>
       <w:r>
         <w:rPr>
-          <w:rFonts w:ascii="Arial" w:hAnsi="Arial" w:cs="Arial"/>
-          <w:sz w:val="20"/>
-          <w:szCs w:val="20"/>
-        </w:rPr>
-        <w:t xml:space="preserve">info(): exploration of the number of missing values per column, </w:t>
+          <w:rFonts w:ascii="Consolas" w:hAnsi="Consolas" w:cs="Consolas"/>
+          <w:b/>
+          <w:bCs/>
+          <w:sz w:val="20"/>
+          <w:szCs w:val="20"/>
+        </w:rPr>
+        <w:t>info()</w:t>
+      </w:r>
+      <w:r>
+        <w:rPr>
+          <w:rFonts w:ascii="Arial" w:hAnsi="Arial" w:cs="Arial"/>
+          <w:sz w:val="20"/>
+          <w:szCs w:val="20"/>
+        </w:rPr>
+        <w:t>:</w:t>
+      </w:r>
+      <w:r>
+        <w:rPr>
+          <w:rFonts w:ascii="Arial" w:hAnsi="Arial" w:cs="Arial"/>
+          <w:sz w:val="20"/>
+          <w:szCs w:val="20"/>
+        </w:rPr>
+        <w:t xml:space="preserve"> exploration of the number of missing values per column, </w:t>
       </w:r>
       <w:r>
         <w:rPr>
@@ -365,73 +592,168 @@
       </w:pPr>
       <w:r>
         <w:rPr>
-          <w:rFonts w:ascii="Arial" w:hAnsi="Arial" w:cs="Arial"/>
-          <w:sz w:val="20"/>
-          <w:szCs w:val="20"/>
-        </w:rPr>
-        <w:t>describe(): generation of the statistical summary</w:t>
-      </w:r>
-      <w:r>
-        <w:rPr>
-          <w:rFonts w:ascii="Arial" w:hAnsi="Arial" w:cs="Arial"/>
-          <w:sz w:val="20"/>
-          <w:szCs w:val="20"/>
-        </w:rPr>
-        <w:t xml:space="preserve"> of the </w:t>
-      </w:r>
-      <w:proofErr w:type="spellStart"/>
-      <w:r>
-        <w:rPr>
-          <w:rFonts w:ascii="Arial" w:hAnsi="Arial" w:cs="Arial"/>
-          <w:sz w:val="20"/>
-          <w:szCs w:val="20"/>
-        </w:rPr>
-        <w:t>DataFrame</w:t>
-      </w:r>
-      <w:proofErr w:type="spellEnd"/>
-      <w:r>
-        <w:rPr>
-          <w:rFonts w:ascii="Arial" w:hAnsi="Arial" w:cs="Arial"/>
-          <w:sz w:val="20"/>
-          <w:szCs w:val="20"/>
-        </w:rPr>
-        <w:t xml:space="preserve"> considering we have both categorical and numerical features.</w:t>
-      </w:r>
-    </w:p>
-    <w:p>
-      <w:pPr>
-        <w:pStyle w:val="p1"/>
-        <w:rPr>
-          <w:rFonts w:ascii="Arial" w:hAnsi="Arial" w:cs="Arial"/>
-          <w:sz w:val="20"/>
-          <w:szCs w:val="20"/>
-        </w:rPr>
-      </w:pPr>
-      <w:r>
-        <w:rPr>
-          <w:rFonts w:ascii="Arial" w:hAnsi="Arial" w:cs="Arial"/>
-          <w:sz w:val="20"/>
-          <w:szCs w:val="20"/>
-        </w:rPr>
-        <w:t>Secondly, it is important to inspect the dataset for missing values and outliers.</w:t>
-      </w:r>
-      <w:r>
-        <w:rPr>
-          <w:rFonts w:ascii="Arial" w:hAnsi="Arial" w:cs="Arial"/>
-          <w:sz w:val="20"/>
-          <w:szCs w:val="20"/>
-        </w:rPr>
-        <w:t xml:space="preserve"> (</w:t>
-      </w:r>
-      <w:r>
-        <w:rPr>
-          <w:rFonts w:ascii="Arial" w:hAnsi="Arial" w:cs="Arial"/>
+          <w:rFonts w:ascii="Consolas" w:hAnsi="Consolas" w:cs="Consolas"/>
           <w:b/>
           <w:bCs/>
           <w:sz w:val="20"/>
           <w:szCs w:val="20"/>
         </w:rPr>
-        <w:t>VER SE O DATASET TEM INCONSISTENCIES</w:t>
+        <w:t>describe()</w:t>
+      </w:r>
+      <w:r>
+        <w:rPr>
+          <w:rFonts w:ascii="Arial" w:hAnsi="Arial" w:cs="Arial"/>
+          <w:sz w:val="20"/>
+          <w:szCs w:val="20"/>
+        </w:rPr>
+        <w:t>:</w:t>
+      </w:r>
+      <w:r>
+        <w:rPr>
+          <w:rFonts w:ascii="Arial" w:hAnsi="Arial" w:cs="Arial"/>
+          <w:sz w:val="20"/>
+          <w:szCs w:val="20"/>
+        </w:rPr>
+        <w:t xml:space="preserve"> generation of </w:t>
+      </w:r>
+      <w:r>
+        <w:rPr>
+          <w:rFonts w:ascii="Arial" w:hAnsi="Arial" w:cs="Arial"/>
+          <w:sz w:val="20"/>
+          <w:szCs w:val="20"/>
+        </w:rPr>
+        <w:t xml:space="preserve">statistical </w:t>
+      </w:r>
+      <w:r>
+        <w:rPr>
+          <w:rFonts w:ascii="Arial" w:hAnsi="Arial" w:cs="Arial"/>
+          <w:sz w:val="20"/>
+          <w:szCs w:val="20"/>
+        </w:rPr>
+        <w:t>summar</w:t>
+      </w:r>
+      <w:r>
+        <w:rPr>
+          <w:rFonts w:ascii="Arial" w:hAnsi="Arial" w:cs="Arial"/>
+          <w:sz w:val="20"/>
+          <w:szCs w:val="20"/>
+        </w:rPr>
+        <w:t>ies</w:t>
+      </w:r>
+      <w:r>
+        <w:rPr>
+          <w:rFonts w:ascii="Arial" w:hAnsi="Arial" w:cs="Arial"/>
+          <w:sz w:val="20"/>
+          <w:szCs w:val="20"/>
+        </w:rPr>
+        <w:t xml:space="preserve"> </w:t>
+      </w:r>
+      <w:r>
+        <w:rPr>
+          <w:rFonts w:ascii="Arial" w:hAnsi="Arial" w:cs="Arial"/>
+          <w:sz w:val="20"/>
+          <w:szCs w:val="20"/>
+        </w:rPr>
+        <w:t>for</w:t>
+      </w:r>
+      <w:r>
+        <w:rPr>
+          <w:rFonts w:ascii="Arial" w:hAnsi="Arial" w:cs="Arial"/>
+          <w:sz w:val="20"/>
+          <w:szCs w:val="20"/>
+        </w:rPr>
+        <w:t xml:space="preserve"> </w:t>
+      </w:r>
+      <w:r>
+        <w:rPr>
+          <w:rFonts w:ascii="Arial" w:hAnsi="Arial" w:cs="Arial"/>
+          <w:sz w:val="20"/>
+          <w:szCs w:val="20"/>
+        </w:rPr>
+        <w:t>numerical</w:t>
+      </w:r>
+      <w:r>
+        <w:rPr>
+          <w:rFonts w:ascii="Arial" w:hAnsi="Arial" w:cs="Arial"/>
+          <w:sz w:val="20"/>
+          <w:szCs w:val="20"/>
+        </w:rPr>
+        <w:t xml:space="preserve">, </w:t>
+      </w:r>
+      <w:r>
+        <w:rPr>
+          <w:rFonts w:ascii="Arial" w:hAnsi="Arial" w:cs="Arial"/>
+          <w:sz w:val="20"/>
+          <w:szCs w:val="20"/>
+        </w:rPr>
+        <w:t xml:space="preserve">categorical </w:t>
+      </w:r>
+      <w:r>
+        <w:rPr>
+          <w:rFonts w:ascii="Arial" w:hAnsi="Arial" w:cs="Arial"/>
+          <w:sz w:val="20"/>
+          <w:szCs w:val="20"/>
+        </w:rPr>
+        <w:t xml:space="preserve">and datetime </w:t>
+      </w:r>
+      <w:r>
+        <w:rPr>
+          <w:rFonts w:ascii="Arial" w:hAnsi="Arial" w:cs="Arial"/>
+          <w:sz w:val="20"/>
+          <w:szCs w:val="20"/>
+        </w:rPr>
+        <w:t>features.</w:t>
+      </w:r>
+    </w:p>
+    <w:p>
+      <w:pPr>
+        <w:pStyle w:val="p1"/>
+        <w:ind w:firstLine="720"/>
+        <w:rPr>
+          <w:rFonts w:ascii="Arial" w:hAnsi="Arial" w:cs="Arial"/>
+          <w:sz w:val="20"/>
+          <w:szCs w:val="20"/>
+        </w:rPr>
+      </w:pPr>
+      <w:r>
+        <w:rPr>
+          <w:rFonts w:ascii="Arial" w:hAnsi="Arial" w:cs="Arial"/>
+          <w:sz w:val="20"/>
+          <w:szCs w:val="20"/>
+        </w:rPr>
+        <w:t>Secondly, it is important to inspect the dataset for missing values</w:t>
+      </w:r>
+      <w:r>
+        <w:rPr>
+          <w:rFonts w:ascii="Arial" w:hAnsi="Arial" w:cs="Arial"/>
+          <w:sz w:val="20"/>
+          <w:szCs w:val="20"/>
+        </w:rPr>
+        <w:t xml:space="preserve">, </w:t>
+      </w:r>
+      <w:r>
+        <w:rPr>
+          <w:rFonts w:ascii="Arial" w:hAnsi="Arial" w:cs="Arial"/>
+          <w:sz w:val="20"/>
+          <w:szCs w:val="20"/>
+        </w:rPr>
+        <w:t>outliers</w:t>
+      </w:r>
+      <w:r>
+        <w:rPr>
+          <w:rFonts w:ascii="Arial" w:hAnsi="Arial" w:cs="Arial"/>
+          <w:sz w:val="20"/>
+          <w:szCs w:val="20"/>
+        </w:rPr>
+        <w:t xml:space="preserve"> and potential inconsistencies.</w:t>
+      </w:r>
+      <w:r>
+        <w:rPr>
+          <w:rFonts w:ascii="Arial" w:hAnsi="Arial" w:cs="Arial"/>
+          <w:sz w:val="20"/>
+          <w:szCs w:val="20"/>
+        </w:rPr>
+        <w:t xml:space="preserve"> (</w:t>
       </w:r>
       <w:r>
         <w:rPr>
@@ -441,6 +763,16 @@
           <w:sz w:val="20"/>
           <w:szCs w:val="20"/>
         </w:rPr>
+        <w:t>VER SE O DATASET TEM INCONSISTENCIES</w:t>
+      </w:r>
+      <w:r>
+        <w:rPr>
+          <w:rFonts w:ascii="Arial" w:hAnsi="Arial" w:cs="Arial"/>
+          <w:b/>
+          <w:bCs/>
+          <w:sz w:val="20"/>
+          <w:szCs w:val="20"/>
+        </w:rPr>
         <w:t xml:space="preserve"> AND DUPLICATES</w:t>
       </w:r>
       <w:r>
@@ -459,89 +791,398 @@
         </w:rPr>
         <w:t xml:space="preserve"> </w:t>
       </w:r>
-      <w:r>
-        <w:rPr>
-          <w:rFonts w:ascii="Arial" w:hAnsi="Arial" w:cs="Arial"/>
-          <w:sz w:val="20"/>
-          <w:szCs w:val="20"/>
-        </w:rPr>
-        <w:t xml:space="preserve">Regarding the first issue, we computed the number of missing values per column (as well as its proportion) and concluded that the most problematic variable is Family History (19.91%), followed closely by Insurance Provider (19.08%). To explore the missingness type of the missing values, we decided to compute the correlation between the missing values of all the columns. Our goal was to identify Missing at Random (MAR) missing values – its missingness depends on other variables; however, this analysis did not provide meaninful insights since the correlation values were not significant. </w:t>
-      </w:r>
     </w:p>
     <w:p>
       <w:pPr>
         <w:pStyle w:val="p1"/>
-        <w:rPr>
-          <w:rFonts w:ascii="Arial" w:hAnsi="Arial" w:cs="Arial"/>
-          <w:sz w:val="20"/>
-          <w:szCs w:val="20"/>
-        </w:rPr>
-      </w:pPr>
-    </w:p>
-    <w:p>
-      <w:pPr>
-        <w:pStyle w:val="p1"/>
-        <w:rPr>
-          <w:rFonts w:ascii="Arial" w:hAnsi="Arial" w:cs="Arial"/>
-          <w:sz w:val="20"/>
-          <w:szCs w:val="20"/>
-        </w:rPr>
-      </w:pPr>
-      <w:r>
-        <w:rPr>
-          <w:rFonts w:ascii="Arial" w:hAnsi="Arial" w:cs="Arial"/>
-          <w:sz w:val="20"/>
-          <w:szCs w:val="20"/>
-        </w:rPr>
-        <w:t xml:space="preserve">PROVIDER D </w:t>
-      </w:r>
-      <w:r>
-        <w:rPr>
-          <w:rFonts w:ascii="Arial" w:hAnsi="Arial" w:cs="Arial"/>
-          <w:sz w:val="20"/>
-          <w:szCs w:val="20"/>
-        </w:rPr>
-        <w:t>– por que ele cover tudo e mudar os valores em que coverage &gt; consulta para o mesmo valor</w:t>
-      </w:r>
-    </w:p>
-    <w:p>
-      <w:pPr>
-        <w:pStyle w:val="p1"/>
-        <w:rPr>
-          <w:sz w:val="30"/>
-          <w:szCs w:val="30"/>
-        </w:rPr>
-      </w:pPr>
-      <w:r>
-        <w:rPr>
-          <w:rFonts w:ascii="Arial" w:hAnsi="Arial" w:cs="Arial"/>
-          <w:sz w:val="20"/>
-          <w:szCs w:val="20"/>
-        </w:rPr>
-        <w:t>Ver se os missing values do mesmo provider tbm são do mesmo department</w:t>
-      </w:r>
-    </w:p>
-    <w:p>
-      <w:pPr>
-        <w:rPr>
-          <w:rFonts w:ascii="Arial" w:hAnsi="Arial" w:cs="Arial"/>
-          <w:sz w:val="20"/>
-          <w:szCs w:val="20"/>
-          <w:lang w:val="pt-PT"/>
-        </w:rPr>
-      </w:pPr>
-    </w:p>
-    <w:p>
-      <w:pPr>
-        <w:rPr>
-          <w:rFonts w:ascii="Garamond" w:hAnsi="Garamond"/>
-        </w:rPr>
-      </w:pPr>
-      <w:r>
-        <w:rPr>
-          <w:rFonts w:ascii="Garamond" w:hAnsi="Garamond"/>
-        </w:rPr>
-        <w:t>Checking % of n/a</w:t>
+        <w:ind w:firstLine="720"/>
+        <w:rPr>
+          <w:rFonts w:ascii="Arial" w:hAnsi="Arial" w:cs="Arial"/>
+          <w:sz w:val="20"/>
+          <w:szCs w:val="20"/>
+        </w:rPr>
+      </w:pPr>
+    </w:p>
+    <w:p>
+      <w:pPr>
+        <w:ind w:firstLine="720"/>
+        <w:rPr>
+          <w:rFonts w:ascii="Garamond" w:hAnsi="Garamond"/>
+        </w:rPr>
+      </w:pPr>
+      <w:r>
+        <w:rPr>
+          <w:rFonts w:ascii="Garamond" w:hAnsi="Garamond"/>
+          <w:b/>
+          <w:bCs/>
+        </w:rPr>
+        <w:t>Missing values</w:t>
+      </w:r>
+    </w:p>
+    <w:p>
+      <w:pPr>
+        <w:ind w:firstLine="720"/>
+        <w:rPr>
+          <w:rFonts w:ascii="Arial" w:hAnsi="Arial" w:cs="Arial"/>
+          <w:sz w:val="20"/>
+          <w:szCs w:val="20"/>
+        </w:rPr>
+      </w:pPr>
+      <w:r>
+        <w:rPr>
+          <w:rFonts w:ascii="Arial" w:hAnsi="Arial" w:cs="Arial"/>
+          <w:sz w:val="20"/>
+          <w:szCs w:val="20"/>
+        </w:rPr>
+        <w:t xml:space="preserve">We </w:t>
+      </w:r>
+      <w:r>
+        <w:rPr>
+          <w:rFonts w:ascii="Arial" w:hAnsi="Arial" w:cs="Arial"/>
+          <w:sz w:val="20"/>
+          <w:szCs w:val="20"/>
+        </w:rPr>
+        <w:t xml:space="preserve">computed the number of missing values per column (as well as its proportion) and concluded that the most problematic variable is </w:t>
+      </w:r>
+      <w:r>
+        <w:rPr>
+          <w:rFonts w:ascii="Consolas" w:hAnsi="Consolas" w:cs="Consolas"/>
+          <w:b/>
+          <w:bCs/>
+          <w:sz w:val="20"/>
+          <w:szCs w:val="20"/>
+        </w:rPr>
+        <w:t>Family History</w:t>
+      </w:r>
+      <w:r>
+        <w:rPr>
+          <w:rFonts w:ascii="Arial" w:hAnsi="Arial" w:cs="Arial"/>
+          <w:sz w:val="20"/>
+          <w:szCs w:val="20"/>
+        </w:rPr>
+        <w:t xml:space="preserve"> (19.91%</w:t>
+      </w:r>
+      <w:r>
+        <w:rPr>
+          <w:rFonts w:ascii="Arial" w:hAnsi="Arial" w:cs="Arial"/>
+          <w:sz w:val="20"/>
+          <w:szCs w:val="20"/>
+        </w:rPr>
+        <w:t xml:space="preserve"> of missing values</w:t>
+      </w:r>
+      <w:r>
+        <w:rPr>
+          <w:rFonts w:ascii="Arial" w:hAnsi="Arial" w:cs="Arial"/>
+          <w:sz w:val="20"/>
+          <w:szCs w:val="20"/>
+        </w:rPr>
+        <w:t xml:space="preserve">), followed closely by </w:t>
+      </w:r>
+      <w:r>
+        <w:rPr>
+          <w:rFonts w:ascii="Consolas" w:hAnsi="Consolas" w:cs="Consolas"/>
+          <w:b/>
+          <w:bCs/>
+          <w:sz w:val="20"/>
+          <w:szCs w:val="20"/>
+        </w:rPr>
+        <w:t>Insurance Provider</w:t>
+      </w:r>
+      <w:r>
+        <w:rPr>
+          <w:rFonts w:ascii="Arial" w:hAnsi="Arial" w:cs="Arial"/>
+          <w:sz w:val="20"/>
+          <w:szCs w:val="20"/>
+        </w:rPr>
+        <w:t xml:space="preserve"> (19.08%</w:t>
+      </w:r>
+      <w:r>
+        <w:rPr>
+          <w:rFonts w:ascii="Arial" w:hAnsi="Arial" w:cs="Arial"/>
+          <w:sz w:val="20"/>
+          <w:szCs w:val="20"/>
+        </w:rPr>
+        <w:t xml:space="preserve"> of missing values</w:t>
+      </w:r>
+      <w:r>
+        <w:rPr>
+          <w:rFonts w:ascii="Arial" w:hAnsi="Arial" w:cs="Arial"/>
+          <w:sz w:val="20"/>
+          <w:szCs w:val="20"/>
+        </w:rPr>
+        <w:t xml:space="preserve">). </w:t>
+      </w:r>
+    </w:p>
+    <w:p>
+      <w:pPr>
+        <w:ind w:firstLine="720"/>
+        <w:rPr>
+          <w:rFonts w:ascii="Arial" w:hAnsi="Arial" w:cs="Arial"/>
+          <w:sz w:val="20"/>
+          <w:szCs w:val="20"/>
+        </w:rPr>
+      </w:pPr>
+      <w:r>
+        <w:rPr>
+          <w:rFonts w:ascii="Arial" w:hAnsi="Arial" w:cs="Arial"/>
+          <w:noProof/>
+          <w:sz w:val="20"/>
+          <w:szCs w:val="20"/>
+        </w:rPr>
+        <w:drawing>
+          <wp:anchor distT="0" distB="0" distL="114300" distR="114300" simplePos="0" relativeHeight="251658240" behindDoc="0" locked="0" layoutInCell="1" allowOverlap="1" wp14:anchorId="00ABB3FE" wp14:editId="4CB15D7D">
+            <wp:simplePos x="0" y="0"/>
+            <wp:positionH relativeFrom="margin">
+              <wp:posOffset>1382395</wp:posOffset>
+            </wp:positionH>
+            <wp:positionV relativeFrom="margin">
+              <wp:posOffset>6343015</wp:posOffset>
+            </wp:positionV>
+            <wp:extent cx="2826385" cy="2123440"/>
+            <wp:effectExtent l="0" t="0" r="5715" b="0"/>
+            <wp:wrapSquare wrapText="bothSides"/>
+            <wp:docPr id="186580338" name="Picture 1" descr="A table with missing numbers&#10;&#10;AI-generated content may be incorrect."/>
+            <wp:cNvGraphicFramePr>
+              <a:graphicFrameLocks xmlns:a="http://schemas.openxmlformats.org/drawingml/2006/main" noChangeAspect="1"/>
+            </wp:cNvGraphicFramePr>
+            <a:graphic xmlns:a="http://schemas.openxmlformats.org/drawingml/2006/main">
+              <a:graphicData uri="http://schemas.openxmlformats.org/drawingml/2006/picture">
+                <pic:pic xmlns:pic="http://schemas.openxmlformats.org/drawingml/2006/picture">
+                  <pic:nvPicPr>
+                    <pic:cNvPr id="186580338" name="Picture 1" descr="A table with missing numbers&#10;&#10;AI-generated content may be incorrect."/>
+                    <pic:cNvPicPr/>
+                  </pic:nvPicPr>
+                  <pic:blipFill>
+                    <a:blip r:embed="rId7" cstate="print">
+                      <a:extLst>
+                        <a:ext uri="{28A0092B-C50C-407E-A947-70E740481C1C}">
+                          <a14:useLocalDpi xmlns:a14="http://schemas.microsoft.com/office/drawing/2010/main" val="0"/>
+                        </a:ext>
+                      </a:extLst>
+                    </a:blip>
+                    <a:stretch>
+                      <a:fillRect/>
+                    </a:stretch>
+                  </pic:blipFill>
+                  <pic:spPr>
+                    <a:xfrm>
+                      <a:off x="0" y="0"/>
+                      <a:ext cx="2826385" cy="2123440"/>
+                    </a:xfrm>
+                    <a:prstGeom prst="rect">
+                      <a:avLst/>
+                    </a:prstGeom>
+                  </pic:spPr>
+                </pic:pic>
+              </a:graphicData>
+            </a:graphic>
+            <wp14:sizeRelH relativeFrom="margin">
+              <wp14:pctWidth>0</wp14:pctWidth>
+            </wp14:sizeRelH>
+            <wp14:sizeRelV relativeFrom="margin">
+              <wp14:pctHeight>0</wp14:pctHeight>
+            </wp14:sizeRelV>
+          </wp:anchor>
+        </w:drawing>
+      </w:r>
+    </w:p>
+    <w:p>
+      <w:pPr>
+        <w:ind w:firstLine="720"/>
+        <w:rPr>
+          <w:rFonts w:ascii="Arial" w:hAnsi="Arial" w:cs="Arial"/>
+          <w:sz w:val="20"/>
+          <w:szCs w:val="20"/>
+        </w:rPr>
+      </w:pPr>
+    </w:p>
+    <w:p>
+      <w:pPr>
+        <w:ind w:firstLine="720"/>
+        <w:rPr>
+          <w:rFonts w:ascii="Arial" w:hAnsi="Arial" w:cs="Arial"/>
+          <w:sz w:val="20"/>
+          <w:szCs w:val="20"/>
+        </w:rPr>
+      </w:pPr>
+    </w:p>
+    <w:p>
+      <w:pPr>
+        <w:ind w:firstLine="720"/>
+        <w:rPr>
+          <w:rFonts w:ascii="Arial" w:hAnsi="Arial" w:cs="Arial"/>
+          <w:sz w:val="20"/>
+          <w:szCs w:val="20"/>
+        </w:rPr>
+      </w:pPr>
+    </w:p>
+    <w:p>
+      <w:pPr>
+        <w:ind w:firstLine="720"/>
+        <w:rPr>
+          <w:rFonts w:ascii="Arial" w:hAnsi="Arial" w:cs="Arial"/>
+          <w:sz w:val="20"/>
+          <w:szCs w:val="20"/>
+        </w:rPr>
+      </w:pPr>
+    </w:p>
+    <w:p>
+      <w:pPr>
+        <w:ind w:firstLine="720"/>
+        <w:rPr>
+          <w:rFonts w:ascii="Arial" w:hAnsi="Arial" w:cs="Arial"/>
+          <w:sz w:val="20"/>
+          <w:szCs w:val="20"/>
+        </w:rPr>
+      </w:pPr>
+    </w:p>
+    <w:p>
+      <w:pPr>
+        <w:ind w:firstLine="720"/>
+        <w:rPr>
+          <w:rFonts w:ascii="Arial" w:hAnsi="Arial" w:cs="Arial"/>
+          <w:sz w:val="20"/>
+          <w:szCs w:val="20"/>
+        </w:rPr>
+      </w:pPr>
+    </w:p>
+    <w:p>
+      <w:pPr>
+        <w:ind w:firstLine="720"/>
+        <w:rPr>
+          <w:rFonts w:ascii="Arial" w:hAnsi="Arial" w:cs="Arial"/>
+          <w:sz w:val="20"/>
+          <w:szCs w:val="20"/>
+        </w:rPr>
+      </w:pPr>
+    </w:p>
+    <w:p>
+      <w:pPr>
+        <w:ind w:firstLine="720"/>
+        <w:rPr>
+          <w:rFonts w:ascii="Arial" w:hAnsi="Arial" w:cs="Arial"/>
+          <w:sz w:val="20"/>
+          <w:szCs w:val="20"/>
+        </w:rPr>
+      </w:pPr>
+    </w:p>
+    <w:p>
+      <w:pPr>
+        <w:ind w:firstLine="720"/>
+        <w:rPr>
+          <w:rFonts w:ascii="Arial" w:hAnsi="Arial" w:cs="Arial"/>
+          <w:sz w:val="20"/>
+          <w:szCs w:val="20"/>
+        </w:rPr>
+      </w:pPr>
+      <w:r>
+        <w:rPr>
+          <w:rFonts w:ascii="Arial" w:hAnsi="Arial" w:cs="Arial"/>
+          <w:sz w:val="20"/>
+          <w:szCs w:val="20"/>
+        </w:rPr>
+        <w:lastRenderedPageBreak/>
+        <w:t xml:space="preserve">To explore the missingness type of the missing values, we decided to compute the correlation between the missing values of all the columns. Our goal was to identify Missing at Random (MAR) missing values – its missingness depends on other variables; however, this analysis did not </w:t>
+      </w:r>
+      <w:r>
+        <w:rPr>
+          <w:rFonts w:ascii="Arial" w:hAnsi="Arial" w:cs="Arial"/>
+          <w:sz w:val="20"/>
+          <w:szCs w:val="20"/>
+        </w:rPr>
+        <w:t>reveal</w:t>
+      </w:r>
+      <w:r>
+        <w:rPr>
+          <w:rFonts w:ascii="Arial" w:hAnsi="Arial" w:cs="Arial"/>
+          <w:sz w:val="20"/>
+          <w:szCs w:val="20"/>
+        </w:rPr>
+        <w:t xml:space="preserve"> </w:t>
+      </w:r>
+      <w:r>
+        <w:rPr>
+          <w:rFonts w:ascii="Arial" w:hAnsi="Arial" w:cs="Arial"/>
+          <w:sz w:val="20"/>
+          <w:szCs w:val="20"/>
+        </w:rPr>
+        <w:t>any meaningful</w:t>
+      </w:r>
+      <w:r>
+        <w:rPr>
+          <w:rFonts w:ascii="Arial" w:hAnsi="Arial" w:cs="Arial"/>
+          <w:sz w:val="20"/>
+          <w:szCs w:val="20"/>
+        </w:rPr>
+        <w:t xml:space="preserve"> </w:t>
+      </w:r>
+      <w:r>
+        <w:rPr>
+          <w:rFonts w:ascii="Arial" w:hAnsi="Arial" w:cs="Arial"/>
+          <w:sz w:val="20"/>
+          <w:szCs w:val="20"/>
+        </w:rPr>
+        <w:t>insights, which might suggest that missingness may not be highly correlated across features.</w:t>
+      </w:r>
+    </w:p>
+    <w:p>
+      <w:pPr>
+        <w:ind w:firstLine="720"/>
+        <w:rPr>
+          <w:rFonts w:ascii="Arial" w:hAnsi="Arial" w:cs="Arial"/>
+          <w:sz w:val="20"/>
+          <w:szCs w:val="20"/>
+        </w:rPr>
+      </w:pPr>
+      <w:r>
+        <w:rPr>
+          <w:rFonts w:ascii="Arial" w:hAnsi="Arial" w:cs="Arial"/>
+          <w:sz w:val="20"/>
+          <w:szCs w:val="20"/>
+        </w:rPr>
+        <w:t>…</w:t>
+      </w:r>
+    </w:p>
+    <w:p>
+      <w:pPr>
+        <w:ind w:firstLine="720"/>
+        <w:rPr>
+          <w:rFonts w:ascii="Arial" w:hAnsi="Arial" w:cs="Arial"/>
+          <w:sz w:val="20"/>
+          <w:szCs w:val="20"/>
+        </w:rPr>
+      </w:pPr>
+      <w:r>
+        <w:rPr>
+          <w:rFonts w:ascii="Arial" w:hAnsi="Arial" w:cs="Arial"/>
+          <w:sz w:val="20"/>
+          <w:szCs w:val="20"/>
+        </w:rPr>
+        <w:t>To address missing values, we utilized the fact that each patient may have multiple consultation records associated</w:t>
+      </w:r>
+      <w:r>
+        <w:rPr>
+          <w:rFonts w:ascii="Arial" w:hAnsi="Arial" w:cs="Arial"/>
+          <w:sz w:val="20"/>
+          <w:szCs w:val="20"/>
+        </w:rPr>
+        <w:t xml:space="preserve">. Therefore, for features with missing values, the following </w:t>
+      </w:r>
+      <w:r>
+        <w:rPr>
+          <w:rFonts w:ascii="Arial" w:hAnsi="Arial" w:cs="Arial"/>
+          <w:sz w:val="20"/>
+          <w:szCs w:val="20"/>
+        </w:rPr>
+        <w:t xml:space="preserve">baseline </w:t>
+      </w:r>
+      <w:r>
+        <w:rPr>
+          <w:rFonts w:ascii="Arial" w:hAnsi="Arial" w:cs="Arial"/>
+          <w:sz w:val="20"/>
+          <w:szCs w:val="20"/>
+        </w:rPr>
+        <w:t>approach was used:</w:t>
       </w:r>
     </w:p>
     <w:p>
@@ -549,17 +1190,21 @@
         <w:pStyle w:val="ListParagraph"/>
         <w:numPr>
           <w:ilvl w:val="0"/>
-          <w:numId w:val="2"/>
+          <w:numId w:val="4"/>
         </w:numPr>
         <w:rPr>
-          <w:rFonts w:ascii="Garamond" w:hAnsi="Garamond"/>
-        </w:rPr>
-      </w:pPr>
-      <w:r>
-        <w:rPr>
-          <w:rFonts w:ascii="Garamond" w:hAnsi="Garamond"/>
-        </w:rPr>
-        <w:t>explore missingness type</w:t>
+          <w:rFonts w:ascii="Arial" w:hAnsi="Arial" w:cs="Arial"/>
+          <w:sz w:val="20"/>
+          <w:szCs w:val="20"/>
+        </w:rPr>
+      </w:pPr>
+      <w:r>
+        <w:rPr>
+          <w:rFonts w:ascii="Arial" w:hAnsi="Arial" w:cs="Arial"/>
+          <w:sz w:val="20"/>
+          <w:szCs w:val="20"/>
+        </w:rPr>
+        <w:t>Identify patients (Patient ID) with missing values for each feature;</w:t>
       </w:r>
     </w:p>
     <w:p>
@@ -567,36 +1212,593 @@
         <w:pStyle w:val="ListParagraph"/>
         <w:numPr>
           <w:ilvl w:val="0"/>
-          <w:numId w:val="2"/>
+          <w:numId w:val="4"/>
         </w:numPr>
         <w:rPr>
-          <w:rFonts w:ascii="Garamond" w:hAnsi="Garamond"/>
-        </w:rPr>
-      </w:pPr>
-      <w:r>
-        <w:rPr>
-          <w:rFonts w:ascii="Garamond" w:hAnsi="Garamond"/>
-        </w:rPr>
-        <w:t xml:space="preserve">what </w:t>
-      </w:r>
-      <w:r>
-        <w:rPr>
-          <w:rFonts w:ascii="Garamond" w:hAnsi="Garamond"/>
-        </w:rPr>
-        <w:t>is missingness</w:t>
-      </w:r>
-      <w:r>
-        <w:rPr>
-          <w:rFonts w:ascii="Garamond" w:hAnsi="Garamond"/>
-        </w:rPr>
-        <w:t xml:space="preserve"> and conclusions</w:t>
-      </w:r>
-      <w:r>
-        <w:rPr>
-          <w:rFonts w:ascii="Garamond" w:hAnsi="Garamond"/>
-        </w:rPr>
-        <w:t xml:space="preserve"> of the analysis</w:t>
-      </w:r>
+          <w:rFonts w:ascii="Arial" w:hAnsi="Arial" w:cs="Arial"/>
+          <w:sz w:val="20"/>
+          <w:szCs w:val="20"/>
+        </w:rPr>
+      </w:pPr>
+      <w:r>
+        <w:rPr>
+          <w:rFonts w:ascii="Arial" w:hAnsi="Arial" w:cs="Arial"/>
+          <w:sz w:val="20"/>
+          <w:szCs w:val="20"/>
+        </w:rPr>
+        <w:t>Retrieve all rows for those patients and obtain the first non-missing value for each one;</w:t>
+      </w:r>
+    </w:p>
+    <w:p>
+      <w:pPr>
+        <w:pStyle w:val="ListParagraph"/>
+        <w:numPr>
+          <w:ilvl w:val="0"/>
+          <w:numId w:val="4"/>
+        </w:numPr>
+        <w:rPr>
+          <w:rFonts w:ascii="Arial" w:hAnsi="Arial" w:cs="Arial"/>
+          <w:sz w:val="20"/>
+          <w:szCs w:val="20"/>
+        </w:rPr>
+      </w:pPr>
+      <w:r>
+        <w:rPr>
+          <w:rFonts w:ascii="Arial" w:hAnsi="Arial" w:cs="Arial"/>
+          <w:sz w:val="20"/>
+          <w:szCs w:val="20"/>
+        </w:rPr>
+        <w:t>Fill the missing values for that patient with the obtained value.</w:t>
+      </w:r>
+    </w:p>
+    <w:p>
+      <w:pPr>
+        <w:rPr>
+          <w:rFonts w:ascii="Arial" w:hAnsi="Arial" w:cs="Arial"/>
+          <w:sz w:val="20"/>
+          <w:szCs w:val="20"/>
+          <w:lang w:val="en-US"/>
+        </w:rPr>
+      </w:pPr>
+      <w:r>
+        <w:rPr>
+          <w:rFonts w:ascii="Arial" w:hAnsi="Arial" w:cs="Arial"/>
+          <w:sz w:val="20"/>
+          <w:szCs w:val="20"/>
+          <w:lang w:val="en-US"/>
+        </w:rPr>
+        <w:t xml:space="preserve">This approach guarantees that each patient’s missing values are determined using their own information and not assumptions </w:t>
+      </w:r>
+      <w:r>
+        <w:rPr>
+          <w:rFonts w:ascii="Arial" w:hAnsi="Arial" w:cs="Arial"/>
+          <w:sz w:val="20"/>
+          <w:szCs w:val="20"/>
+          <w:lang w:val="en-US"/>
+        </w:rPr>
+        <w:t>from other patients, preserving integrity throughout all the consultations.</w:t>
+      </w:r>
+      <w:r>
+        <w:rPr>
+          <w:rFonts w:ascii="Arial" w:hAnsi="Arial" w:cs="Arial"/>
+          <w:sz w:val="20"/>
+          <w:szCs w:val="20"/>
+          <w:lang w:val="en-US"/>
+        </w:rPr>
+        <w:t xml:space="preserve"> For some features, this method was enough while for others additional strategies were used:</w:t>
+      </w:r>
+    </w:p>
+    <w:p>
+      <w:pPr>
+        <w:rPr>
+          <w:rFonts w:ascii="Arial" w:hAnsi="Arial" w:cs="Arial"/>
+          <w:sz w:val="20"/>
+          <w:szCs w:val="20"/>
+        </w:rPr>
+      </w:pPr>
+      <w:r>
+        <w:rPr>
+          <w:rFonts w:ascii="Arial" w:hAnsi="Arial" w:cs="Arial"/>
+          <w:sz w:val="20"/>
+          <w:szCs w:val="20"/>
+          <w:lang w:val="en-US"/>
+        </w:rPr>
+        <w:t xml:space="preserve">Age: </w:t>
+      </w:r>
+      <w:r>
+        <w:rPr>
+          <w:rFonts w:ascii="Arial" w:hAnsi="Arial" w:cs="Arial"/>
+          <w:sz w:val="20"/>
+          <w:szCs w:val="20"/>
+        </w:rPr>
+        <w:t>The baseline patient-level approach was sufficient to fill all missing values.</w:t>
+      </w:r>
+    </w:p>
+    <w:p>
+      <w:pPr>
+        <w:rPr>
+          <w:rFonts w:ascii="Arial" w:hAnsi="Arial" w:cs="Arial"/>
+          <w:sz w:val="20"/>
+          <w:szCs w:val="20"/>
+        </w:rPr>
+      </w:pPr>
+      <w:r>
+        <w:rPr>
+          <w:rFonts w:ascii="Arial" w:hAnsi="Arial" w:cs="Arial"/>
+          <w:sz w:val="20"/>
+          <w:szCs w:val="20"/>
+        </w:rPr>
+        <w:t>Insurance Provider &amp; Insurance Coverage</w:t>
+      </w:r>
+      <w:r>
+        <w:rPr>
+          <w:rFonts w:ascii="Arial" w:hAnsi="Arial" w:cs="Arial"/>
+          <w:sz w:val="20"/>
+          <w:szCs w:val="20"/>
+        </w:rPr>
+        <w:t xml:space="preserve"> – these features were filled in at the same time </w:t>
+      </w:r>
+      <w:r>
+        <w:rPr>
+          <w:rFonts w:ascii="Arial" w:hAnsi="Arial" w:cs="Arial"/>
+          <w:sz w:val="20"/>
+          <w:szCs w:val="20"/>
+        </w:rPr>
+        <w:t>because the missing values in Insurance Coverage are MAR, depend on the provider</w:t>
+      </w:r>
+    </w:p>
+    <w:p>
+      <w:pPr>
+        <w:rPr>
+          <w:rFonts w:ascii="Arial" w:hAnsi="Arial" w:cs="Arial"/>
+          <w:sz w:val="20"/>
+          <w:szCs w:val="20"/>
+          <w:lang w:val="en-US"/>
+        </w:rPr>
+      </w:pPr>
+      <w:r>
+        <w:rPr>
+          <w:rFonts w:ascii="Arial" w:hAnsi="Arial" w:cs="Arial"/>
+          <w:noProof/>
+          <w:sz w:val="20"/>
+          <w:szCs w:val="20"/>
+          <w:lang w:val="en-US"/>
+        </w:rPr>
+        <w:drawing>
+          <wp:inline distT="0" distB="0" distL="0" distR="0" wp14:anchorId="5FA32184" wp14:editId="6DDF34D0">
+            <wp:extent cx="5731510" cy="3609340"/>
+            <wp:effectExtent l="0" t="0" r="0" b="0"/>
+            <wp:docPr id="1710233143" name="Picture 2" descr="A graph showing a number of coverage&#10;&#10;AI-generated content may be incorrect."/>
+            <wp:cNvGraphicFramePr>
+              <a:graphicFrameLocks xmlns:a="http://schemas.openxmlformats.org/drawingml/2006/main" noChangeAspect="1"/>
+            </wp:cNvGraphicFramePr>
+            <a:graphic xmlns:a="http://schemas.openxmlformats.org/drawingml/2006/main">
+              <a:graphicData uri="http://schemas.openxmlformats.org/drawingml/2006/picture">
+                <pic:pic xmlns:pic="http://schemas.openxmlformats.org/drawingml/2006/picture">
+                  <pic:nvPicPr>
+                    <pic:cNvPr id="1710233143" name="Picture 2" descr="A graph showing a number of coverage&#10;&#10;AI-generated content may be incorrect."/>
+                    <pic:cNvPicPr/>
+                  </pic:nvPicPr>
+                  <pic:blipFill>
+                    <a:blip r:embed="rId8" cstate="print">
+                      <a:extLst>
+                        <a:ext uri="{28A0092B-C50C-407E-A947-70E740481C1C}">
+                          <a14:useLocalDpi xmlns:a14="http://schemas.microsoft.com/office/drawing/2010/main" val="0"/>
+                        </a:ext>
+                      </a:extLst>
+                    </a:blip>
+                    <a:stretch>
+                      <a:fillRect/>
+                    </a:stretch>
+                  </pic:blipFill>
+                  <pic:spPr>
+                    <a:xfrm>
+                      <a:off x="0" y="0"/>
+                      <a:ext cx="5731510" cy="3609340"/>
+                    </a:xfrm>
+                    <a:prstGeom prst="rect">
+                      <a:avLst/>
+                    </a:prstGeom>
+                  </pic:spPr>
+                </pic:pic>
+              </a:graphicData>
+            </a:graphic>
+          </wp:inline>
+        </w:drawing>
+      </w:r>
+    </w:p>
+    <w:p>
+      <w:pPr>
+        <w:rPr>
+          <w:rFonts w:ascii="Arial" w:hAnsi="Arial" w:cs="Arial"/>
+          <w:sz w:val="20"/>
+          <w:szCs w:val="20"/>
+          <w:lang w:val="en-US"/>
+        </w:rPr>
+      </w:pPr>
+      <w:r>
+        <w:rPr>
+          <w:rFonts w:ascii="Arial" w:hAnsi="Arial" w:cs="Arial"/>
+          <w:sz w:val="20"/>
+          <w:szCs w:val="20"/>
+          <w:lang w:val="en-US"/>
+        </w:rPr>
+        <w:t>Insurance Coverage: Since the missing values for Insurance Coverage rely on other features, especially Insurance Provider and Consultation Price, they are regarded as Missing at Random (MAR).</w:t>
+      </w:r>
+      <w:r>
+        <w:rPr>
+          <w:rFonts w:ascii="Arial" w:hAnsi="Arial" w:cs="Arial"/>
+          <w:sz w:val="20"/>
+          <w:szCs w:val="20"/>
+          <w:lang w:val="en-US"/>
+        </w:rPr>
+        <w:t xml:space="preserve"> Therefore, the strategy used a combination of both patient-level and provider information.</w:t>
+      </w:r>
+    </w:p>
+    <w:p>
+      <w:pPr>
+        <w:rPr>
+          <w:rFonts w:ascii="Arial" w:hAnsi="Arial" w:cs="Arial"/>
+          <w:sz w:val="20"/>
+          <w:szCs w:val="20"/>
+          <w:lang w:val="en-US"/>
+        </w:rPr>
+      </w:pPr>
+    </w:p>
+    <w:p>
+      <w:pPr>
+        <w:rPr>
+          <w:rFonts w:ascii="Arial" w:hAnsi="Arial" w:cs="Arial"/>
+          <w:sz w:val="20"/>
+          <w:szCs w:val="20"/>
+          <w:lang w:val="en-US"/>
+        </w:rPr>
+      </w:pPr>
+    </w:p>
+    <w:p>
+      <w:pPr>
+        <w:rPr>
+          <w:rFonts w:ascii="Arial" w:hAnsi="Arial" w:cs="Arial"/>
+          <w:sz w:val="20"/>
+          <w:szCs w:val="20"/>
+          <w:lang w:val="en-US"/>
+        </w:rPr>
+      </w:pPr>
+      <w:r>
+        <w:rPr>
+          <w:rFonts w:ascii="Arial" w:hAnsi="Arial" w:cs="Arial"/>
+          <w:sz w:val="20"/>
+          <w:szCs w:val="20"/>
+          <w:lang w:val="en-US"/>
+        </w:rPr>
+        <w:lastRenderedPageBreak/>
+        <w:t xml:space="preserve">Has Both: do </w:t>
+      </w:r>
+      <w:proofErr w:type="gramStart"/>
+      <w:r>
+        <w:rPr>
+          <w:rFonts w:ascii="Arial" w:hAnsi="Arial" w:cs="Arial"/>
+          <w:sz w:val="20"/>
+          <w:szCs w:val="20"/>
+          <w:lang w:val="en-US"/>
+        </w:rPr>
+        <w:t>nothing;</w:t>
+      </w:r>
+      <w:proofErr w:type="gramEnd"/>
+    </w:p>
+    <w:p>
+      <w:pPr>
+        <w:rPr>
+          <w:rFonts w:ascii="Arial" w:hAnsi="Arial" w:cs="Arial"/>
+          <w:sz w:val="20"/>
+          <w:szCs w:val="20"/>
+          <w:lang w:val="en-US"/>
+        </w:rPr>
+      </w:pPr>
+      <w:r>
+        <w:rPr>
+          <w:rFonts w:ascii="Arial" w:hAnsi="Arial" w:cs="Arial"/>
+          <w:sz w:val="20"/>
+          <w:szCs w:val="20"/>
+          <w:lang w:val="en-US"/>
+        </w:rPr>
+        <w:t xml:space="preserve">Has None: </w:t>
+      </w:r>
+      <w:r>
+        <w:rPr>
+          <w:rFonts w:ascii="Arial" w:hAnsi="Arial" w:cs="Arial"/>
+          <w:sz w:val="20"/>
+          <w:szCs w:val="20"/>
+          <w:lang w:val="en-US"/>
+        </w:rPr>
+        <w:t>In cases where a patient's insurance coverage and insurance provider were either zero or absent, we allocated:</w:t>
+      </w:r>
+    </w:p>
+    <w:p>
+      <w:pPr>
+        <w:pStyle w:val="ListParagraph"/>
+        <w:numPr>
+          <w:ilvl w:val="0"/>
+          <w:numId w:val="3"/>
+        </w:numPr>
+        <w:rPr>
+          <w:rFonts w:ascii="Arial" w:hAnsi="Arial" w:cs="Arial"/>
+          <w:sz w:val="20"/>
+          <w:szCs w:val="20"/>
+          <w:lang w:val="en-PT"/>
+        </w:rPr>
+      </w:pPr>
+      <w:r>
+        <w:rPr>
+          <w:rFonts w:ascii="Arial" w:hAnsi="Arial" w:cs="Arial"/>
+          <w:sz w:val="20"/>
+          <w:szCs w:val="20"/>
+          <w:lang w:val="en-PT"/>
+        </w:rPr>
+        <w:t>Insurance Provider = 'None'</w:t>
+      </w:r>
+    </w:p>
+    <w:p>
+      <w:pPr>
+        <w:pStyle w:val="ListParagraph"/>
+        <w:numPr>
+          <w:ilvl w:val="0"/>
+          <w:numId w:val="3"/>
+        </w:numPr>
+        <w:rPr>
+          <w:rFonts w:ascii="Arial" w:hAnsi="Arial" w:cs="Arial"/>
+          <w:sz w:val="20"/>
+          <w:szCs w:val="20"/>
+          <w:lang w:val="en-PT"/>
+        </w:rPr>
+      </w:pPr>
+      <w:r>
+        <w:rPr>
+          <w:rFonts w:ascii="Arial" w:hAnsi="Arial" w:cs="Arial"/>
+          <w:sz w:val="20"/>
+          <w:szCs w:val="20"/>
+          <w:lang w:val="en-PT"/>
+        </w:rPr>
+        <w:t>Insurance Coverage = 0.0</w:t>
+      </w:r>
+    </w:p>
+    <w:p>
+      <w:pPr>
+        <w:rPr>
+          <w:rFonts w:ascii="Arial" w:hAnsi="Arial" w:cs="Arial"/>
+          <w:sz w:val="20"/>
+          <w:szCs w:val="20"/>
+          <w:lang w:val="en-PT"/>
+        </w:rPr>
+      </w:pPr>
+      <w:r>
+        <w:rPr>
+          <w:rFonts w:ascii="Arial" w:hAnsi="Arial" w:cs="Arial"/>
+          <w:sz w:val="20"/>
+          <w:szCs w:val="20"/>
+          <w:lang w:val="en-PT"/>
+        </w:rPr>
+        <w:t xml:space="preserve">Justification: Since these patients lack insurance, the data is accurately represented </w:t>
+      </w:r>
+      <w:r>
+        <w:rPr>
+          <w:rFonts w:ascii="Arial" w:hAnsi="Arial" w:cs="Arial"/>
+          <w:sz w:val="20"/>
+          <w:szCs w:val="20"/>
+          <w:lang w:val="en-PT"/>
+        </w:rPr>
+        <w:t xml:space="preserve">by giving Insurance Coverage = 0.0 </w:t>
+      </w:r>
+      <w:r>
+        <w:rPr>
+          <w:rFonts w:ascii="Arial" w:hAnsi="Arial" w:cs="Arial"/>
+          <w:sz w:val="20"/>
+          <w:szCs w:val="20"/>
+          <w:lang w:val="en-PT"/>
+        </w:rPr>
+        <w:t>and "None" as the provider.</w:t>
+      </w:r>
+    </w:p>
+    <w:p>
+      <w:pPr>
+        <w:rPr>
+          <w:rFonts w:ascii="Arial" w:hAnsi="Arial" w:cs="Arial"/>
+          <w:sz w:val="20"/>
+          <w:szCs w:val="20"/>
+        </w:rPr>
+      </w:pPr>
+      <w:r>
+        <w:rPr>
+          <w:rFonts w:ascii="Arial" w:hAnsi="Arial" w:cs="Arial"/>
+          <w:sz w:val="20"/>
+          <w:szCs w:val="20"/>
+          <w:lang w:val="en-US"/>
+        </w:rPr>
+        <w:t xml:space="preserve">Has Coverage: </w:t>
+      </w:r>
+      <w:r>
+        <w:rPr>
+          <w:rFonts w:ascii="Arial" w:hAnsi="Arial" w:cs="Arial"/>
+          <w:sz w:val="20"/>
+          <w:szCs w:val="20"/>
+        </w:rPr>
+        <w:t>The baseline patient-level approach was sufficient to fill all missing values.</w:t>
+      </w:r>
+    </w:p>
+    <w:p>
+      <w:pPr>
+        <w:rPr>
+          <w:rFonts w:ascii="Arial" w:hAnsi="Arial" w:cs="Arial"/>
+          <w:sz w:val="20"/>
+          <w:szCs w:val="20"/>
+        </w:rPr>
+      </w:pPr>
+      <w:r>
+        <w:rPr>
+          <w:rFonts w:ascii="Arial" w:hAnsi="Arial" w:cs="Arial"/>
+          <w:sz w:val="20"/>
+          <w:szCs w:val="20"/>
+        </w:rPr>
+        <w:t>Has Provider:</w:t>
+      </w:r>
+      <w:r>
+        <w:rPr>
+          <w:rFonts w:ascii="Arial" w:hAnsi="Arial" w:cs="Arial"/>
+          <w:sz w:val="20"/>
+          <w:szCs w:val="20"/>
+        </w:rPr>
+        <w:t xml:space="preserve"> </w:t>
+      </w:r>
+    </w:p>
+    <w:p>
+      <w:pPr>
+        <w:rPr>
+          <w:rFonts w:ascii="Arial" w:hAnsi="Arial" w:cs="Arial"/>
+          <w:sz w:val="20"/>
+          <w:szCs w:val="20"/>
+        </w:rPr>
+      </w:pPr>
+      <w:r>
+        <w:rPr>
+          <w:rFonts w:ascii="Arial" w:hAnsi="Arial" w:cs="Arial"/>
+          <w:sz w:val="20"/>
+          <w:szCs w:val="20"/>
+        </w:rPr>
+        <w:t>Provider D: Since for all the non-missing entries, this provided covered the total of the consultation price, the missing coverage values were filled with the total of the consultation prices as well and inconsistencies where the insurance coverage was higher than the consultation price itself were corrected (set to the same value).</w:t>
+      </w:r>
+    </w:p>
+    <w:p>
+      <w:pPr>
+        <w:rPr>
+          <w:rFonts w:ascii="Arial" w:hAnsi="Arial" w:cs="Arial"/>
+          <w:sz w:val="20"/>
+          <w:szCs w:val="20"/>
+        </w:rPr>
+      </w:pPr>
+      <w:r>
+        <w:rPr>
+          <w:rFonts w:ascii="Arial" w:hAnsi="Arial" w:cs="Arial"/>
+          <w:sz w:val="20"/>
+          <w:szCs w:val="20"/>
+        </w:rPr>
+        <w:t xml:space="preserve">Provider B: </w:t>
+      </w:r>
+      <w:r>
+        <w:rPr>
+          <w:rFonts w:ascii="Arial" w:hAnsi="Arial" w:cs="Arial"/>
+          <w:sz w:val="20"/>
+          <w:szCs w:val="20"/>
+        </w:rPr>
+        <w:t>Insurance c</w:t>
+      </w:r>
+      <w:r>
+        <w:rPr>
+          <w:rFonts w:ascii="Arial" w:hAnsi="Arial" w:cs="Arial"/>
+          <w:sz w:val="20"/>
+          <w:szCs w:val="20"/>
+        </w:rPr>
+        <w:t xml:space="preserve">overage is </w:t>
+      </w:r>
+      <w:r>
+        <w:rPr>
+          <w:rFonts w:ascii="Arial" w:hAnsi="Arial" w:cs="Arial"/>
+          <w:sz w:val="20"/>
+          <w:szCs w:val="20"/>
+        </w:rPr>
+        <w:t>always</w:t>
+      </w:r>
+      <w:r>
+        <w:rPr>
+          <w:rFonts w:ascii="Arial" w:hAnsi="Arial" w:cs="Arial"/>
+          <w:sz w:val="20"/>
+          <w:szCs w:val="20"/>
+        </w:rPr>
+        <w:t xml:space="preserve"> 90% of the consultation price. Missing values were calculated as 90% of the consultation price.</w:t>
+      </w:r>
+    </w:p>
+    <w:p>
+      <w:pPr>
+        <w:rPr>
+          <w:rFonts w:ascii="Arial" w:hAnsi="Arial" w:cs="Arial"/>
+          <w:sz w:val="20"/>
+          <w:szCs w:val="20"/>
+        </w:rPr>
+      </w:pPr>
+      <w:r>
+        <w:rPr>
+          <w:rFonts w:ascii="Arial" w:hAnsi="Arial" w:cs="Arial"/>
+          <w:sz w:val="20"/>
+          <w:szCs w:val="20"/>
+        </w:rPr>
+        <w:t>Family History: All the patients with missing values in Family History had missing entries on all consultations. The missingness cannot be explained by other observed variables, Missing Not at Random (MNAR). We filled all those missing values with ‘Unknown’.</w:t>
+      </w:r>
+    </w:p>
+    <w:p>
+      <w:pPr>
+        <w:rPr>
+          <w:rFonts w:ascii="Arial" w:hAnsi="Arial" w:cs="Arial"/>
+          <w:sz w:val="20"/>
+          <w:szCs w:val="20"/>
+        </w:rPr>
+      </w:pPr>
+      <w:r>
+        <w:rPr>
+          <w:rFonts w:ascii="Arial" w:hAnsi="Arial" w:cs="Arial"/>
+          <w:sz w:val="20"/>
+          <w:szCs w:val="20"/>
+        </w:rPr>
+        <w:t>Education Level: baseline approach</w:t>
+      </w:r>
+    </w:p>
+    <w:p>
+      <w:pPr>
+        <w:rPr>
+          <w:rFonts w:ascii="Arial" w:hAnsi="Arial" w:cs="Arial"/>
+          <w:sz w:val="20"/>
+          <w:szCs w:val="20"/>
+        </w:rPr>
+      </w:pPr>
+      <w:r>
+        <w:rPr>
+          <w:rFonts w:ascii="Arial" w:hAnsi="Arial" w:cs="Arial"/>
+          <w:sz w:val="20"/>
+          <w:szCs w:val="20"/>
+        </w:rPr>
+        <w:t xml:space="preserve">Income: Missing at Random(MAR) depend on patient, profession, education level; Baseline approach </w:t>
+      </w:r>
+      <w:r>
+        <w:rPr>
+          <w:rFonts w:ascii="Arial" w:hAnsi="Arial" w:cs="Arial"/>
+          <w:sz w:val="20"/>
+          <w:szCs w:val="20"/>
+        </w:rPr>
+        <w:t>When a patient had missing values in between two known income entries, the value from the consultation closest in time was used</w:t>
+      </w:r>
+      <w:r>
+        <w:rPr>
+          <w:rFonts w:ascii="Arial" w:hAnsi="Arial" w:cs="Arial"/>
+          <w:sz w:val="20"/>
+          <w:szCs w:val="20"/>
+        </w:rPr>
+        <w:t xml:space="preserve">; all students had income = 0.0 so we filled it with that value; </w:t>
+      </w:r>
+      <w:r>
+        <w:rPr>
+          <w:rFonts w:ascii="Arial" w:hAnsi="Arial" w:cs="Arial"/>
+          <w:sz w:val="20"/>
+          <w:szCs w:val="20"/>
+        </w:rPr>
+        <w:t>Median Imputation by Profession: To ensure realistic and representative values for each professional category, any missing values were filled in using the median income of patients in the same profession.</w:t>
+      </w:r>
+    </w:p>
+    <w:p>
+      <w:pPr>
+        <w:rPr>
+          <w:rFonts w:ascii="Arial" w:hAnsi="Arial" w:cs="Arial"/>
+          <w:sz w:val="20"/>
+          <w:szCs w:val="20"/>
+        </w:rPr>
+      </w:pPr>
     </w:p>
     <w:p>
       <w:pPr>
@@ -1068,6 +2270,95 @@
     </w:lvl>
   </w:abstractNum>
   <w:abstractNum w:abstractNumId="2" w15:restartNumberingAfterBreak="0">
+    <w:nsid w:val="428A71CC"/>
+    <w:multiLevelType w:val="hybridMultilevel"/>
+    <w:tmpl w:val="39D61DB0"/>
+    <w:lvl w:ilvl="0" w:tplc="B9B4BC2A">
+      <w:start w:val="1"/>
+      <w:numFmt w:val="decimal"/>
+      <w:lvlText w:val="%1."/>
+      <w:lvlJc w:val="left"/>
+      <w:pPr>
+        <w:ind w:left="1080" w:hanging="360"/>
+      </w:pPr>
+      <w:rPr>
+        <w:rFonts w:hint="default"/>
+      </w:rPr>
+    </w:lvl>
+    <w:lvl w:ilvl="1" w:tplc="08090019" w:tentative="1">
+      <w:start w:val="1"/>
+      <w:numFmt w:val="lowerLetter"/>
+      <w:lvlText w:val="%2."/>
+      <w:lvlJc w:val="left"/>
+      <w:pPr>
+        <w:ind w:left="1800" w:hanging="360"/>
+      </w:pPr>
+    </w:lvl>
+    <w:lvl w:ilvl="2" w:tplc="0809001B" w:tentative="1">
+      <w:start w:val="1"/>
+      <w:numFmt w:val="lowerRoman"/>
+      <w:lvlText w:val="%3."/>
+      <w:lvlJc w:val="right"/>
+      <w:pPr>
+        <w:ind w:left="2520" w:hanging="180"/>
+      </w:pPr>
+    </w:lvl>
+    <w:lvl w:ilvl="3" w:tplc="0809000F" w:tentative="1">
+      <w:start w:val="1"/>
+      <w:numFmt w:val="decimal"/>
+      <w:lvlText w:val="%4."/>
+      <w:lvlJc w:val="left"/>
+      <w:pPr>
+        <w:ind w:left="3240" w:hanging="360"/>
+      </w:pPr>
+    </w:lvl>
+    <w:lvl w:ilvl="4" w:tplc="08090019" w:tentative="1">
+      <w:start w:val="1"/>
+      <w:numFmt w:val="lowerLetter"/>
+      <w:lvlText w:val="%5."/>
+      <w:lvlJc w:val="left"/>
+      <w:pPr>
+        <w:ind w:left="3960" w:hanging="360"/>
+      </w:pPr>
+    </w:lvl>
+    <w:lvl w:ilvl="5" w:tplc="0809001B" w:tentative="1">
+      <w:start w:val="1"/>
+      <w:numFmt w:val="lowerRoman"/>
+      <w:lvlText w:val="%6."/>
+      <w:lvlJc w:val="right"/>
+      <w:pPr>
+        <w:ind w:left="4680" w:hanging="180"/>
+      </w:pPr>
+    </w:lvl>
+    <w:lvl w:ilvl="6" w:tplc="0809000F" w:tentative="1">
+      <w:start w:val="1"/>
+      <w:numFmt w:val="decimal"/>
+      <w:lvlText w:val="%7."/>
+      <w:lvlJc w:val="left"/>
+      <w:pPr>
+        <w:ind w:left="5400" w:hanging="360"/>
+      </w:pPr>
+    </w:lvl>
+    <w:lvl w:ilvl="7" w:tplc="08090019" w:tentative="1">
+      <w:start w:val="1"/>
+      <w:numFmt w:val="lowerLetter"/>
+      <w:lvlText w:val="%8."/>
+      <w:lvlJc w:val="left"/>
+      <w:pPr>
+        <w:ind w:left="6120" w:hanging="360"/>
+      </w:pPr>
+    </w:lvl>
+    <w:lvl w:ilvl="8" w:tplc="0809001B" w:tentative="1">
+      <w:start w:val="1"/>
+      <w:numFmt w:val="lowerRoman"/>
+      <w:lvlText w:val="%9."/>
+      <w:lvlJc w:val="right"/>
+      <w:pPr>
+        <w:ind w:left="6840" w:hanging="180"/>
+      </w:pPr>
+    </w:lvl>
+  </w:abstractNum>
+  <w:abstractNum w:abstractNumId="3" w15:restartNumberingAfterBreak="0">
     <w:nsid w:val="663E146A"/>
     <w:multiLevelType w:val="hybridMultilevel"/>
     <w:tmpl w:val="CB344060"/>
@@ -1181,13 +2472,16 @@
     </w:lvl>
   </w:abstractNum>
   <w:num w:numId="1" w16cid:durableId="1576470276">
-    <w:abstractNumId w:val="2"/>
+    <w:abstractNumId w:val="3"/>
   </w:num>
   <w:num w:numId="2" w16cid:durableId="1440685803">
     <w:abstractNumId w:val="0"/>
   </w:num>
   <w:num w:numId="3" w16cid:durableId="1493132937">
     <w:abstractNumId w:val="1"/>
+  </w:num>
+  <w:num w:numId="4" w16cid:durableId="478040952">
+    <w:abstractNumId w:val="2"/>
   </w:num>
 </w:numbering>
 </file>

--- a/report_data_preprocessing.docx
+++ b/report_data_preprocessing.docx
@@ -158,71 +158,102 @@
       <w:pPr>
         <w:rPr>
           <w:rFonts w:ascii="Garamond" w:hAnsi="Garamond"/>
-          <w:lang w:val="pt-PT"/>
-        </w:rPr>
-      </w:pPr>
-      <w:r>
-        <w:rPr>
-          <w:rFonts w:ascii="Garamond" w:hAnsi="Garamond"/>
-          <w:lang w:val="pt-PT"/>
-        </w:rPr>
-        <w:t xml:space="preserve">Data </w:t>
+        </w:rPr>
+      </w:pPr>
+      <w:r>
+        <w:rPr>
+          <w:rFonts w:ascii="Garamond" w:hAnsi="Garamond"/>
+        </w:rPr>
+        <w:t>Data Overview</w:t>
+      </w:r>
+      <w:r>
+        <w:rPr>
+          <w:rFonts w:ascii="Garamond" w:hAnsi="Garamond"/>
+        </w:rPr>
+        <w:t xml:space="preserve"> &amp; Understanding</w:t>
+      </w:r>
+    </w:p>
+    <w:p>
+      <w:pPr>
+        <w:rPr>
+          <w:rFonts w:ascii="Garamond" w:hAnsi="Garamond"/>
+        </w:rPr>
+      </w:pPr>
+      <w:r>
+        <w:rPr>
+          <w:rFonts w:ascii="Garamond" w:hAnsi="Garamond"/>
+        </w:rPr>
+        <w:t>(</w:t>
       </w:r>
       <w:proofErr w:type="spellStart"/>
       <w:r>
         <w:rPr>
           <w:rFonts w:ascii="Garamond" w:hAnsi="Garamond"/>
-          <w:lang w:val="pt-PT"/>
-        </w:rPr>
-        <w:t>Overview</w:t>
+        </w:rPr>
+        <w:t>dizer</w:t>
       </w:r>
       <w:proofErr w:type="spellEnd"/>
       <w:r>
         <w:rPr>
           <w:rFonts w:ascii="Garamond" w:hAnsi="Garamond"/>
-          <w:lang w:val="pt-PT"/>
-        </w:rPr>
-        <w:t xml:space="preserve"> &amp; </w:t>
+        </w:rPr>
+        <w:t xml:space="preserve"> </w:t>
       </w:r>
       <w:proofErr w:type="spellStart"/>
       <w:r>
         <w:rPr>
           <w:rFonts w:ascii="Garamond" w:hAnsi="Garamond"/>
-          <w:lang w:val="pt-PT"/>
-        </w:rPr>
-        <w:t>Understanding</w:t>
+        </w:rPr>
+        <w:t>que</w:t>
       </w:r>
       <w:proofErr w:type="spellEnd"/>
-    </w:p>
-    <w:p>
-      <w:pPr>
-        <w:rPr>
-          <w:rFonts w:ascii="Garamond" w:hAnsi="Garamond"/>
-          <w:lang w:val="pt-PT"/>
-        </w:rPr>
-      </w:pPr>
-      <w:r>
-        <w:rPr>
-          <w:rFonts w:ascii="Garamond" w:hAnsi="Garamond"/>
-          <w:lang w:val="pt-PT"/>
-        </w:rPr>
-        <w:t xml:space="preserve">(dizer que cada </w:t>
+      <w:r>
+        <w:rPr>
+          <w:rFonts w:ascii="Garamond" w:hAnsi="Garamond"/>
+        </w:rPr>
+        <w:t xml:space="preserve"> </w:t>
       </w:r>
       <w:proofErr w:type="spellStart"/>
       <w:r>
         <w:rPr>
           <w:rFonts w:ascii="Garamond" w:hAnsi="Garamond"/>
-          <w:lang w:val="pt-PT"/>
-        </w:rPr>
-        <w:t>row</w:t>
+        </w:rPr>
+        <w:t>cada</w:t>
       </w:r>
       <w:proofErr w:type="spellEnd"/>
       <w:r>
         <w:rPr>
           <w:rFonts w:ascii="Garamond" w:hAnsi="Garamond"/>
-          <w:lang w:val="pt-PT"/>
-        </w:rPr>
-        <w:t xml:space="preserve"> pertence a uma consulta)</w:t>
+        </w:rPr>
+        <w:t xml:space="preserve"> row </w:t>
+      </w:r>
+      <w:proofErr w:type="spellStart"/>
+      <w:r>
+        <w:rPr>
+          <w:rFonts w:ascii="Garamond" w:hAnsi="Garamond"/>
+        </w:rPr>
+        <w:t>pertence</w:t>
+      </w:r>
+      <w:proofErr w:type="spellEnd"/>
+      <w:r>
+        <w:rPr>
+          <w:rFonts w:ascii="Garamond" w:hAnsi="Garamond"/>
+        </w:rPr>
+        <w:t xml:space="preserve"> a </w:t>
+      </w:r>
+      <w:proofErr w:type="spellStart"/>
+      <w:r>
+        <w:rPr>
+          <w:rFonts w:ascii="Garamond" w:hAnsi="Garamond"/>
+        </w:rPr>
+        <w:t>uma</w:t>
+      </w:r>
+      <w:proofErr w:type="spellEnd"/>
+      <w:r>
+        <w:rPr>
+          <w:rFonts w:ascii="Garamond" w:hAnsi="Garamond"/>
+        </w:rPr>
+        <w:t xml:space="preserve"> consulta)</w:t>
       </w:r>
     </w:p>
     <w:p>
@@ -1344,7 +1375,31 @@
           <w:sz w:val="20"/>
           <w:szCs w:val="20"/>
         </w:rPr>
-        <w:t>because the missing values in Insurance Coverage are MAR, depend on the provider</w:t>
+        <w:t xml:space="preserve">because the missing values in Insurance Coverage are MAR, </w:t>
+      </w:r>
+      <w:r>
+        <w:rPr>
+          <w:rFonts w:ascii="Arial" w:hAnsi="Arial" w:cs="Arial"/>
+          <w:sz w:val="20"/>
+          <w:szCs w:val="20"/>
+        </w:rPr>
+        <w:t>depending</w:t>
+      </w:r>
+      <w:r>
+        <w:rPr>
+          <w:rFonts w:ascii="Arial" w:hAnsi="Arial" w:cs="Arial"/>
+          <w:sz w:val="20"/>
+          <w:szCs w:val="20"/>
+        </w:rPr>
+        <w:t xml:space="preserve"> on the provider</w:t>
+      </w:r>
+      <w:r>
+        <w:rPr>
+          <w:rFonts w:ascii="Arial" w:hAnsi="Arial" w:cs="Arial"/>
+          <w:sz w:val="20"/>
+          <w:szCs w:val="20"/>
+        </w:rPr>
+        <w:t>.</w:t>
       </w:r>
     </w:p>
     <w:p>
@@ -1472,6 +1527,205 @@
           <w:lang w:val="en-US"/>
         </w:rPr>
         <w:lastRenderedPageBreak/>
+        <w:t>The graphic above represents the number of rows/appoin</w:t>
+      </w:r>
+      <w:r>
+        <w:rPr>
+          <w:rFonts w:ascii="Arial" w:hAnsi="Arial" w:cs="Arial"/>
+          <w:sz w:val="20"/>
+          <w:szCs w:val="20"/>
+          <w:lang w:val="en-US"/>
+        </w:rPr>
+        <w:t>tments</w:t>
+      </w:r>
+      <w:r>
+        <w:rPr>
+          <w:rFonts w:ascii="Arial" w:hAnsi="Arial" w:cs="Arial"/>
+          <w:sz w:val="20"/>
+          <w:szCs w:val="20"/>
+          <w:lang w:val="en-US"/>
+        </w:rPr>
+        <w:t xml:space="preserve"> </w:t>
+      </w:r>
+      <w:r>
+        <w:rPr>
+          <w:rFonts w:ascii="Arial" w:hAnsi="Arial" w:cs="Arial"/>
+          <w:sz w:val="20"/>
+          <w:szCs w:val="20"/>
+          <w:lang w:val="en-US"/>
+        </w:rPr>
+        <w:t xml:space="preserve">that </w:t>
+      </w:r>
+      <w:r>
+        <w:rPr>
+          <w:rFonts w:ascii="Arial" w:hAnsi="Arial" w:cs="Arial"/>
+          <w:sz w:val="20"/>
+          <w:szCs w:val="20"/>
+          <w:lang w:val="en-US"/>
+        </w:rPr>
+        <w:t>have</w:t>
+      </w:r>
+      <w:r>
+        <w:rPr>
+          <w:rFonts w:ascii="Arial" w:hAnsi="Arial" w:cs="Arial"/>
+          <w:sz w:val="20"/>
+          <w:szCs w:val="20"/>
+          <w:lang w:val="en-US"/>
+        </w:rPr>
+        <w:t xml:space="preserve"> both </w:t>
+      </w:r>
+      <w:r>
+        <w:rPr>
+          <w:rFonts w:ascii="Arial" w:hAnsi="Arial" w:cs="Arial"/>
+          <w:sz w:val="20"/>
+          <w:szCs w:val="20"/>
+          <w:lang w:val="en-US"/>
+        </w:rPr>
+        <w:t xml:space="preserve">the </w:t>
+      </w:r>
+      <w:r>
+        <w:rPr>
+          <w:rFonts w:ascii="Arial" w:hAnsi="Arial" w:cs="Arial"/>
+          <w:sz w:val="20"/>
+          <w:szCs w:val="20"/>
+          <w:lang w:val="en-US"/>
+        </w:rPr>
+        <w:t xml:space="preserve">Insurance </w:t>
+      </w:r>
+      <w:r>
+        <w:rPr>
+          <w:rFonts w:ascii="Arial" w:hAnsi="Arial" w:cs="Arial"/>
+          <w:sz w:val="20"/>
+          <w:szCs w:val="20"/>
+          <w:lang w:val="en-US"/>
+        </w:rPr>
+        <w:t xml:space="preserve">Provider and </w:t>
+      </w:r>
+      <w:r>
+        <w:rPr>
+          <w:rFonts w:ascii="Arial" w:hAnsi="Arial" w:cs="Arial"/>
+          <w:sz w:val="20"/>
+          <w:szCs w:val="20"/>
+          <w:lang w:val="en-US"/>
+        </w:rPr>
+        <w:t>the Insurance Coverage</w:t>
+      </w:r>
+      <w:r>
+        <w:rPr>
+          <w:rFonts w:ascii="Arial" w:hAnsi="Arial" w:cs="Arial"/>
+          <w:sz w:val="20"/>
+          <w:szCs w:val="20"/>
+          <w:lang w:val="en-US"/>
+        </w:rPr>
+        <w:t xml:space="preserve"> filled in</w:t>
+      </w:r>
+      <w:r>
+        <w:rPr>
+          <w:rFonts w:ascii="Arial" w:hAnsi="Arial" w:cs="Arial"/>
+          <w:sz w:val="20"/>
+          <w:szCs w:val="20"/>
+          <w:lang w:val="en-US"/>
+        </w:rPr>
+        <w:t xml:space="preserve">, </w:t>
+      </w:r>
+      <w:r>
+        <w:rPr>
+          <w:rFonts w:ascii="Arial" w:hAnsi="Arial" w:cs="Arial"/>
+          <w:sz w:val="20"/>
+          <w:szCs w:val="20"/>
+          <w:lang w:val="en-US"/>
+        </w:rPr>
+        <w:t xml:space="preserve">none of </w:t>
+      </w:r>
+      <w:r>
+        <w:rPr>
+          <w:rFonts w:ascii="Arial" w:hAnsi="Arial" w:cs="Arial"/>
+          <w:sz w:val="20"/>
+          <w:szCs w:val="20"/>
+          <w:lang w:val="en-US"/>
+        </w:rPr>
+        <w:t>them filled in, only Insurance Coverage filled in, and only Insurance Provider filled</w:t>
+      </w:r>
+      <w:r>
+        <w:rPr>
+          <w:rFonts w:ascii="Arial" w:hAnsi="Arial" w:cs="Arial"/>
+          <w:sz w:val="20"/>
+          <w:szCs w:val="20"/>
+          <w:lang w:val="en-US"/>
+        </w:rPr>
+        <w:t xml:space="preserve"> in</w:t>
+      </w:r>
+      <w:r>
+        <w:rPr>
+          <w:rFonts w:ascii="Arial" w:hAnsi="Arial" w:cs="Arial"/>
+          <w:sz w:val="20"/>
+          <w:szCs w:val="20"/>
+          <w:lang w:val="en-US"/>
+        </w:rPr>
+        <w:t xml:space="preserve">. Our approach </w:t>
+      </w:r>
+      <w:r>
+        <w:rPr>
+          <w:rFonts w:ascii="Arial" w:hAnsi="Arial" w:cs="Arial"/>
+          <w:sz w:val="20"/>
+          <w:szCs w:val="20"/>
+          <w:lang w:val="en-US"/>
+        </w:rPr>
+        <w:t>to</w:t>
+      </w:r>
+      <w:r>
+        <w:rPr>
+          <w:rFonts w:ascii="Arial" w:hAnsi="Arial" w:cs="Arial"/>
+          <w:sz w:val="20"/>
+          <w:szCs w:val="20"/>
+          <w:lang w:val="en-US"/>
+        </w:rPr>
+        <w:t xml:space="preserve"> the missing values in these two columns depended on </w:t>
+      </w:r>
+      <w:r>
+        <w:rPr>
+          <w:rFonts w:ascii="Arial" w:hAnsi="Arial" w:cs="Arial"/>
+          <w:sz w:val="20"/>
+          <w:szCs w:val="20"/>
+          <w:lang w:val="en-US"/>
+        </w:rPr>
+        <w:t>which of the mentioned groups they belonged</w:t>
+      </w:r>
+      <w:r>
+        <w:rPr>
+          <w:rFonts w:ascii="Arial" w:hAnsi="Arial" w:cs="Arial"/>
+          <w:sz w:val="20"/>
+          <w:szCs w:val="20"/>
+          <w:lang w:val="en-US"/>
+        </w:rPr>
+        <w:t xml:space="preserve"> to</w:t>
+      </w:r>
+      <w:r>
+        <w:rPr>
+          <w:rFonts w:ascii="Arial" w:hAnsi="Arial" w:cs="Arial"/>
+          <w:sz w:val="20"/>
+          <w:szCs w:val="20"/>
+          <w:lang w:val="en-US"/>
+        </w:rPr>
+        <w:t>:</w:t>
+      </w:r>
+    </w:p>
+    <w:p>
+      <w:pPr>
+        <w:rPr>
+          <w:rFonts w:ascii="Arial" w:hAnsi="Arial" w:cs="Arial"/>
+          <w:sz w:val="20"/>
+          <w:szCs w:val="20"/>
+          <w:lang w:val="en-US"/>
+        </w:rPr>
+      </w:pPr>
+      <w:r>
+        <w:rPr>
+          <w:rFonts w:ascii="Arial" w:hAnsi="Arial" w:cs="Arial"/>
+          <w:sz w:val="20"/>
+          <w:szCs w:val="20"/>
+          <w:lang w:val="en-US"/>
+        </w:rPr>
         <w:t xml:space="preserve">Has Both: do </w:t>
       </w:r>
       <w:proofErr w:type="gramStart"/>
@@ -1525,15 +1779,15 @@
           <w:rFonts w:ascii="Arial" w:hAnsi="Arial" w:cs="Arial"/>
           <w:sz w:val="20"/>
           <w:szCs w:val="20"/>
-          <w:lang w:val="en-PT"/>
-        </w:rPr>
-      </w:pPr>
-      <w:r>
-        <w:rPr>
-          <w:rFonts w:ascii="Arial" w:hAnsi="Arial" w:cs="Arial"/>
-          <w:sz w:val="20"/>
-          <w:szCs w:val="20"/>
-          <w:lang w:val="en-PT"/>
+          <w:lang/>
+        </w:rPr>
+      </w:pPr>
+      <w:r>
+        <w:rPr>
+          <w:rFonts w:ascii="Arial" w:hAnsi="Arial" w:cs="Arial"/>
+          <w:sz w:val="20"/>
+          <w:szCs w:val="20"/>
+          <w:lang/>
         </w:rPr>
         <w:t>Insurance Provider = 'None'</w:t>
       </w:r>
@@ -1549,15 +1803,15 @@
           <w:rFonts w:ascii="Arial" w:hAnsi="Arial" w:cs="Arial"/>
           <w:sz w:val="20"/>
           <w:szCs w:val="20"/>
-          <w:lang w:val="en-PT"/>
-        </w:rPr>
-      </w:pPr>
-      <w:r>
-        <w:rPr>
-          <w:rFonts w:ascii="Arial" w:hAnsi="Arial" w:cs="Arial"/>
-          <w:sz w:val="20"/>
-          <w:szCs w:val="20"/>
-          <w:lang w:val="en-PT"/>
+          <w:lang/>
+        </w:rPr>
+      </w:pPr>
+      <w:r>
+        <w:rPr>
+          <w:rFonts w:ascii="Arial" w:hAnsi="Arial" w:cs="Arial"/>
+          <w:sz w:val="20"/>
+          <w:szCs w:val="20"/>
+          <w:lang/>
         </w:rPr>
         <w:t>Insurance Coverage = 0.0</w:t>
       </w:r>
@@ -1568,15 +1822,15 @@
           <w:rFonts w:ascii="Arial" w:hAnsi="Arial" w:cs="Arial"/>
           <w:sz w:val="20"/>
           <w:szCs w:val="20"/>
-          <w:lang w:val="en-PT"/>
-        </w:rPr>
-      </w:pPr>
-      <w:r>
-        <w:rPr>
-          <w:rFonts w:ascii="Arial" w:hAnsi="Arial" w:cs="Arial"/>
-          <w:sz w:val="20"/>
-          <w:szCs w:val="20"/>
-          <w:lang w:val="en-PT"/>
+          <w:lang/>
+        </w:rPr>
+      </w:pPr>
+      <w:r>
+        <w:rPr>
+          <w:rFonts w:ascii="Arial" w:hAnsi="Arial" w:cs="Arial"/>
+          <w:sz w:val="20"/>
+          <w:szCs w:val="20"/>
+          <w:lang/>
         </w:rPr>
         <w:t xml:space="preserve">Justification: Since these patients lack insurance, the data is accurately represented </w:t>
       </w:r>
@@ -1585,7 +1839,7 @@
           <w:rFonts w:ascii="Arial" w:hAnsi="Arial" w:cs="Arial"/>
           <w:sz w:val="20"/>
           <w:szCs w:val="20"/>
-          <w:lang w:val="en-PT"/>
+          <w:lang/>
         </w:rPr>
         <w:t xml:space="preserve">by giving Insurance Coverage = 0.0 </w:t>
       </w:r>
@@ -1594,7 +1848,7 @@
           <w:rFonts w:ascii="Arial" w:hAnsi="Arial" w:cs="Arial"/>
           <w:sz w:val="20"/>
           <w:szCs w:val="20"/>
-          <w:lang w:val="en-PT"/>
+          <w:lang/>
         </w:rPr>
         <w:t>and "None" as the provider.</w:t>
       </w:r>
@@ -1649,22 +1903,158 @@
         </w:rPr>
         <w:t xml:space="preserve"> </w:t>
       </w:r>
-    </w:p>
-    <w:p>
-      <w:pPr>
-        <w:rPr>
-          <w:rFonts w:ascii="Arial" w:hAnsi="Arial" w:cs="Arial"/>
-          <w:sz w:val="20"/>
-          <w:szCs w:val="20"/>
-        </w:rPr>
-      </w:pPr>
-      <w:r>
-        <w:rPr>
-          <w:rFonts w:ascii="Arial" w:hAnsi="Arial" w:cs="Arial"/>
-          <w:sz w:val="20"/>
-          <w:szCs w:val="20"/>
-        </w:rPr>
-        <w:t>Provider D: Since for all the non-missing entries, this provided covered the total of the consultation price, the missing coverage values were filled with the total of the consultation prices as well and inconsistencies where the insurance coverage was higher than the consultation price itself were corrected (set to the same value).</w:t>
+      <w:r>
+        <w:rPr>
+          <w:rFonts w:ascii="Arial" w:hAnsi="Arial" w:cs="Arial"/>
+          <w:sz w:val="20"/>
+          <w:szCs w:val="20"/>
+        </w:rPr>
+        <w:t xml:space="preserve">We analysed that the missing </w:t>
+      </w:r>
+      <w:r>
+        <w:rPr>
+          <w:rFonts w:ascii="Arial" w:hAnsi="Arial" w:cs="Arial"/>
+          <w:sz w:val="20"/>
+          <w:szCs w:val="20"/>
+        </w:rPr>
+        <w:t xml:space="preserve">values in Insurance </w:t>
+      </w:r>
+      <w:r>
+        <w:rPr>
+          <w:rFonts w:ascii="Arial" w:hAnsi="Arial" w:cs="Arial"/>
+          <w:sz w:val="20"/>
+          <w:szCs w:val="20"/>
+        </w:rPr>
+        <w:t xml:space="preserve">Coverage, when the Insurance Provider is not missing, </w:t>
+      </w:r>
+      <w:r>
+        <w:rPr>
+          <w:rFonts w:ascii="Arial" w:hAnsi="Arial" w:cs="Arial"/>
+          <w:sz w:val="20"/>
+          <w:szCs w:val="20"/>
+        </w:rPr>
+        <w:t>were in rows that either ha</w:t>
+      </w:r>
+      <w:r>
+        <w:rPr>
+          <w:rFonts w:ascii="Arial" w:hAnsi="Arial" w:cs="Arial"/>
+          <w:sz w:val="20"/>
+          <w:szCs w:val="20"/>
+        </w:rPr>
+        <w:t>d</w:t>
+      </w:r>
+      <w:r>
+        <w:rPr>
+          <w:rFonts w:ascii="Arial" w:hAnsi="Arial" w:cs="Arial"/>
+          <w:sz w:val="20"/>
+          <w:szCs w:val="20"/>
+        </w:rPr>
+        <w:t xml:space="preserve"> Provider B or D </w:t>
+      </w:r>
+      <w:r>
+        <w:rPr>
+          <w:rFonts w:ascii="Arial" w:hAnsi="Arial" w:cs="Arial"/>
+          <w:sz w:val="20"/>
+          <w:szCs w:val="20"/>
+        </w:rPr>
+        <w:t>in Insurance Provider</w:t>
+      </w:r>
+      <w:r>
+        <w:rPr>
+          <w:rFonts w:ascii="Arial" w:hAnsi="Arial" w:cs="Arial"/>
+          <w:sz w:val="20"/>
+          <w:szCs w:val="20"/>
+        </w:rPr>
+        <w:t>. Therefore</w:t>
+      </w:r>
+      <w:r>
+        <w:rPr>
+          <w:rFonts w:ascii="Arial" w:hAnsi="Arial" w:cs="Arial"/>
+          <w:sz w:val="20"/>
+          <w:szCs w:val="20"/>
+        </w:rPr>
+        <w:t>,</w:t>
+      </w:r>
+      <w:r>
+        <w:rPr>
+          <w:rFonts w:ascii="Arial" w:hAnsi="Arial" w:cs="Arial"/>
+          <w:sz w:val="20"/>
+          <w:szCs w:val="20"/>
+        </w:rPr>
+        <w:t xml:space="preserve"> we looked at the Insuran</w:t>
+      </w:r>
+      <w:r>
+        <w:rPr>
+          <w:rFonts w:ascii="Arial" w:hAnsi="Arial" w:cs="Arial"/>
+          <w:sz w:val="20"/>
+          <w:szCs w:val="20"/>
+        </w:rPr>
+        <w:t>ce Coverage with these two providers separately</w:t>
+      </w:r>
+      <w:r>
+        <w:rPr>
+          <w:rFonts w:ascii="Arial" w:hAnsi="Arial" w:cs="Arial"/>
+          <w:sz w:val="20"/>
+          <w:szCs w:val="20"/>
+        </w:rPr>
+        <w:t xml:space="preserve"> and</w:t>
+      </w:r>
+      <w:r>
+        <w:rPr>
+          <w:rFonts w:ascii="Arial" w:hAnsi="Arial" w:cs="Arial"/>
+          <w:sz w:val="20"/>
+          <w:szCs w:val="20"/>
+        </w:rPr>
+        <w:t xml:space="preserve"> </w:t>
+      </w:r>
+      <w:r>
+        <w:rPr>
+          <w:rFonts w:ascii="Arial" w:hAnsi="Arial" w:cs="Arial"/>
+          <w:sz w:val="20"/>
+          <w:szCs w:val="20"/>
+        </w:rPr>
+        <w:t>tried to find a pattern</w:t>
+      </w:r>
+      <w:r>
+        <w:rPr>
+          <w:rFonts w:ascii="Arial" w:hAnsi="Arial" w:cs="Arial"/>
+          <w:sz w:val="20"/>
+          <w:szCs w:val="20"/>
+        </w:rPr>
+        <w:t>.</w:t>
+      </w:r>
+    </w:p>
+    <w:p>
+      <w:pPr>
+        <w:rPr>
+          <w:rFonts w:ascii="Arial" w:hAnsi="Arial" w:cs="Arial"/>
+          <w:sz w:val="20"/>
+          <w:szCs w:val="20"/>
+        </w:rPr>
+      </w:pPr>
+      <w:r>
+        <w:rPr>
+          <w:rFonts w:ascii="Arial" w:hAnsi="Arial" w:cs="Arial"/>
+          <w:sz w:val="20"/>
+          <w:szCs w:val="20"/>
+        </w:rPr>
+        <w:t xml:space="preserve">Provider D: Since for all the non-missing entries, this </w:t>
+      </w:r>
+      <w:r>
+        <w:rPr>
+          <w:rFonts w:ascii="Arial" w:hAnsi="Arial" w:cs="Arial"/>
+          <w:sz w:val="20"/>
+          <w:szCs w:val="20"/>
+        </w:rPr>
+        <w:t>provider</w:t>
+      </w:r>
+      <w:r>
+        <w:rPr>
+          <w:rFonts w:ascii="Arial" w:hAnsi="Arial" w:cs="Arial"/>
+          <w:sz w:val="20"/>
+          <w:szCs w:val="20"/>
+        </w:rPr>
+        <w:t xml:space="preserve"> covered the total of the consultation price, the missing coverage values were filled with the total of the consultation prices as well and inconsistencies where the insurance coverage was higher than the consultation price itself were corrected (set to the same value).</w:t>
       </w:r>
     </w:p>
     <w:p>
@@ -1748,6 +2138,14 @@
           <w:szCs w:val="20"/>
         </w:rPr>
         <w:t>Education Level: baseline approach</w:t>
+      </w:r>
+      <w:r>
+        <w:rPr>
+          <w:rFonts w:ascii="Arial" w:hAnsi="Arial" w:cs="Arial"/>
+          <w:sz w:val="20"/>
+          <w:szCs w:val="20"/>
+        </w:rPr>
+        <w:t xml:space="preserve"> covered all the cases</w:t>
       </w:r>
     </w:p>
     <w:p>
@@ -3482,7 +3880,7 @@
       <w:kern w:val="0"/>
       <w:sz w:val="39"/>
       <w:szCs w:val="39"/>
-      <w:lang w:val="en-PT" w:eastAsia="en-GB"/>
+      <w:lang w:eastAsia="en-GB"/>
       <w14:ligatures w14:val="none"/>
     </w:rPr>
   </w:style>

--- a/report_data_preprocessing.docx
+++ b/report_data_preprocessing.docx
@@ -177,83 +177,31 @@
       <w:pPr>
         <w:rPr>
           <w:rFonts w:ascii="Garamond" w:hAnsi="Garamond"/>
+          <w:lang w:val="pt-PT"/>
         </w:rPr>
       </w:pPr>
       <w:r>
         <w:rPr>
           <w:rFonts w:ascii="Garamond" w:hAnsi="Garamond"/>
-        </w:rPr>
-        <w:t>(</w:t>
+          <w:lang w:val="pt-PT"/>
+        </w:rPr>
+        <w:t xml:space="preserve">(dizer que cada </w:t>
       </w:r>
       <w:proofErr w:type="spellStart"/>
       <w:r>
         <w:rPr>
           <w:rFonts w:ascii="Garamond" w:hAnsi="Garamond"/>
-        </w:rPr>
-        <w:t>dizer</w:t>
+          <w:lang w:val="pt-PT"/>
+        </w:rPr>
+        <w:t>row</w:t>
       </w:r>
       <w:proofErr w:type="spellEnd"/>
       <w:r>
         <w:rPr>
           <w:rFonts w:ascii="Garamond" w:hAnsi="Garamond"/>
-        </w:rPr>
-        <w:t xml:space="preserve"> </w:t>
-      </w:r>
-      <w:proofErr w:type="spellStart"/>
-      <w:r>
-        <w:rPr>
-          <w:rFonts w:ascii="Garamond" w:hAnsi="Garamond"/>
-        </w:rPr>
-        <w:t>que</w:t>
-      </w:r>
-      <w:proofErr w:type="spellEnd"/>
-      <w:r>
-        <w:rPr>
-          <w:rFonts w:ascii="Garamond" w:hAnsi="Garamond"/>
-        </w:rPr>
-        <w:t xml:space="preserve"> </w:t>
-      </w:r>
-      <w:proofErr w:type="spellStart"/>
-      <w:r>
-        <w:rPr>
-          <w:rFonts w:ascii="Garamond" w:hAnsi="Garamond"/>
-        </w:rPr>
-        <w:t>cada</w:t>
-      </w:r>
-      <w:proofErr w:type="spellEnd"/>
-      <w:r>
-        <w:rPr>
-          <w:rFonts w:ascii="Garamond" w:hAnsi="Garamond"/>
-        </w:rPr>
-        <w:t xml:space="preserve"> row </w:t>
-      </w:r>
-      <w:proofErr w:type="spellStart"/>
-      <w:r>
-        <w:rPr>
-          <w:rFonts w:ascii="Garamond" w:hAnsi="Garamond"/>
-        </w:rPr>
-        <w:t>pertence</w:t>
-      </w:r>
-      <w:proofErr w:type="spellEnd"/>
-      <w:r>
-        <w:rPr>
-          <w:rFonts w:ascii="Garamond" w:hAnsi="Garamond"/>
-        </w:rPr>
-        <w:t xml:space="preserve"> a </w:t>
-      </w:r>
-      <w:proofErr w:type="spellStart"/>
-      <w:r>
-        <w:rPr>
-          <w:rFonts w:ascii="Garamond" w:hAnsi="Garamond"/>
-        </w:rPr>
-        <w:t>uma</w:t>
-      </w:r>
-      <w:proofErr w:type="spellEnd"/>
-      <w:r>
-        <w:rPr>
-          <w:rFonts w:ascii="Garamond" w:hAnsi="Garamond"/>
-        </w:rPr>
-        <w:t xml:space="preserve"> consulta)</w:t>
+          <w:lang w:val="pt-PT"/>
+        </w:rPr>
+        <w:t xml:space="preserve"> pertence a uma consulta)</w:t>
       </w:r>
     </w:p>
     <w:p>
@@ -1779,15 +1727,13 @@
           <w:rFonts w:ascii="Arial" w:hAnsi="Arial" w:cs="Arial"/>
           <w:sz w:val="20"/>
           <w:szCs w:val="20"/>
-          <w:lang/>
-        </w:rPr>
-      </w:pPr>
-      <w:r>
-        <w:rPr>
-          <w:rFonts w:ascii="Arial" w:hAnsi="Arial" w:cs="Arial"/>
-          <w:sz w:val="20"/>
-          <w:szCs w:val="20"/>
-          <w:lang/>
+        </w:rPr>
+      </w:pPr>
+      <w:r>
+        <w:rPr>
+          <w:rFonts w:ascii="Arial" w:hAnsi="Arial" w:cs="Arial"/>
+          <w:sz w:val="20"/>
+          <w:szCs w:val="20"/>
         </w:rPr>
         <w:t>Insurance Provider = 'None'</w:t>
       </w:r>
@@ -1803,15 +1749,13 @@
           <w:rFonts w:ascii="Arial" w:hAnsi="Arial" w:cs="Arial"/>
           <w:sz w:val="20"/>
           <w:szCs w:val="20"/>
-          <w:lang/>
-        </w:rPr>
-      </w:pPr>
-      <w:r>
-        <w:rPr>
-          <w:rFonts w:ascii="Arial" w:hAnsi="Arial" w:cs="Arial"/>
-          <w:sz w:val="20"/>
-          <w:szCs w:val="20"/>
-          <w:lang/>
+        </w:rPr>
+      </w:pPr>
+      <w:r>
+        <w:rPr>
+          <w:rFonts w:ascii="Arial" w:hAnsi="Arial" w:cs="Arial"/>
+          <w:sz w:val="20"/>
+          <w:szCs w:val="20"/>
         </w:rPr>
         <w:t>Insurance Coverage = 0.0</w:t>
       </w:r>
@@ -1822,15 +1766,13 @@
           <w:rFonts w:ascii="Arial" w:hAnsi="Arial" w:cs="Arial"/>
           <w:sz w:val="20"/>
           <w:szCs w:val="20"/>
-          <w:lang/>
-        </w:rPr>
-      </w:pPr>
-      <w:r>
-        <w:rPr>
-          <w:rFonts w:ascii="Arial" w:hAnsi="Arial" w:cs="Arial"/>
-          <w:sz w:val="20"/>
-          <w:szCs w:val="20"/>
-          <w:lang/>
+        </w:rPr>
+      </w:pPr>
+      <w:r>
+        <w:rPr>
+          <w:rFonts w:ascii="Arial" w:hAnsi="Arial" w:cs="Arial"/>
+          <w:sz w:val="20"/>
+          <w:szCs w:val="20"/>
         </w:rPr>
         <w:t xml:space="preserve">Justification: Since these patients lack insurance, the data is accurately represented </w:t>
       </w:r>
@@ -1839,7 +1781,6 @@
           <w:rFonts w:ascii="Arial" w:hAnsi="Arial" w:cs="Arial"/>
           <w:sz w:val="20"/>
           <w:szCs w:val="20"/>
-          <w:lang/>
         </w:rPr>
         <w:t xml:space="preserve">by giving Insurance Coverage = 0.0 </w:t>
       </w:r>
@@ -1848,7 +1789,6 @@
           <w:rFonts w:ascii="Arial" w:hAnsi="Arial" w:cs="Arial"/>
           <w:sz w:val="20"/>
           <w:szCs w:val="20"/>
-          <w:lang/>
         </w:rPr>
         <w:t>and "None" as the provider.</w:t>
       </w:r>
@@ -2201,14 +2141,677 @@
     <w:p>
       <w:pPr>
         <w:rPr>
-          <w:rFonts w:ascii="Garamond" w:hAnsi="Garamond"/>
-        </w:rPr>
-      </w:pPr>
-      <w:r>
-        <w:rPr>
-          <w:rFonts w:ascii="Garamond" w:hAnsi="Garamond"/>
-        </w:rPr>
-        <w:t>Data Cleaning</w:t>
+          <w:rFonts w:ascii="Arial" w:hAnsi="Arial" w:cs="Arial"/>
+          <w:sz w:val="20"/>
+          <w:szCs w:val="20"/>
+        </w:rPr>
+      </w:pPr>
+      <w:r>
+        <w:rPr>
+          <w:rFonts w:ascii="Arial" w:hAnsi="Arial" w:cs="Arial"/>
+          <w:sz w:val="20"/>
+          <w:szCs w:val="20"/>
+        </w:rPr>
+        <w:t>For memory optimization and improved performance purposes, a mapping of the desired datatypes for each column was applied.</w:t>
+      </w:r>
+    </w:p>
+    <w:p>
+      <w:pPr>
+        <w:rPr>
+          <w:rFonts w:ascii="Arial" w:hAnsi="Arial" w:cs="Arial"/>
+          <w:sz w:val="20"/>
+          <w:szCs w:val="20"/>
+        </w:rPr>
+      </w:pPr>
+      <w:r>
+        <w:rPr>
+          <w:rFonts w:ascii="Arial" w:hAnsi="Arial" w:cs="Arial"/>
+          <w:sz w:val="20"/>
+          <w:szCs w:val="20"/>
+        </w:rPr>
+        <w:t>(checked the distribution of the variables???)</w:t>
+      </w:r>
+    </w:p>
+    <w:p>
+      <w:pPr>
+        <w:rPr>
+          <w:rFonts w:ascii="Arial" w:hAnsi="Arial" w:cs="Arial"/>
+          <w:sz w:val="20"/>
+          <w:szCs w:val="20"/>
+        </w:rPr>
+      </w:pPr>
+      <w:r>
+        <w:rPr>
+          <w:rFonts w:ascii="Arial" w:hAnsi="Arial" w:cs="Arial"/>
+          <w:sz w:val="20"/>
+          <w:szCs w:val="20"/>
+        </w:rPr>
+        <w:t xml:space="preserve">Next, the skewness of the features was computed </w:t>
+      </w:r>
+      <w:proofErr w:type="gramStart"/>
+      <w:r>
+        <w:rPr>
+          <w:rFonts w:ascii="Arial" w:hAnsi="Arial" w:cs="Arial"/>
+          <w:sz w:val="20"/>
+          <w:szCs w:val="20"/>
+        </w:rPr>
+        <w:t>in order to</w:t>
+      </w:r>
+      <w:proofErr w:type="gramEnd"/>
+      <w:r>
+        <w:rPr>
+          <w:rFonts w:ascii="Arial" w:hAnsi="Arial" w:cs="Arial"/>
+          <w:sz w:val="20"/>
+          <w:szCs w:val="20"/>
+        </w:rPr>
+        <w:t xml:space="preserve"> identify symmetric-distributed, left-skewed and right-skewed variables. Features like Age, Satisfaction Level and Insurance Coverage have </w:t>
+      </w:r>
+      <w:proofErr w:type="spellStart"/>
+      <w:proofErr w:type="gramStart"/>
+      <w:r>
+        <w:rPr>
+          <w:rFonts w:ascii="Arial" w:hAnsi="Arial" w:cs="Arial"/>
+          <w:sz w:val="20"/>
+          <w:szCs w:val="20"/>
+        </w:rPr>
+        <w:t>a</w:t>
+      </w:r>
+      <w:proofErr w:type="spellEnd"/>
+      <w:proofErr w:type="gramEnd"/>
+      <w:r>
+        <w:rPr>
+          <w:rFonts w:ascii="Arial" w:hAnsi="Arial" w:cs="Arial"/>
+          <w:sz w:val="20"/>
+          <w:szCs w:val="20"/>
+        </w:rPr>
+        <w:t xml:space="preserve"> approximately symmetric distributions. Consultation Duration is moderately </w:t>
+      </w:r>
+      <w:proofErr w:type="gramStart"/>
+      <w:r>
+        <w:rPr>
+          <w:rFonts w:ascii="Arial" w:hAnsi="Arial" w:cs="Arial"/>
+          <w:sz w:val="20"/>
+          <w:szCs w:val="20"/>
+        </w:rPr>
+        <w:t>right-skewed</w:t>
+      </w:r>
+      <w:proofErr w:type="gramEnd"/>
+      <w:r>
+        <w:rPr>
+          <w:rFonts w:ascii="Arial" w:hAnsi="Arial" w:cs="Arial"/>
+          <w:sz w:val="20"/>
+          <w:szCs w:val="20"/>
+        </w:rPr>
+        <w:t xml:space="preserve">, suggesting few long consultations. Approximate Annual Income and Consultation Price are heavily right-skewed, suggesting the presence of </w:t>
+      </w:r>
+      <w:proofErr w:type="gramStart"/>
+      <w:r>
+        <w:rPr>
+          <w:rFonts w:ascii="Arial" w:hAnsi="Arial" w:cs="Arial"/>
+          <w:sz w:val="20"/>
+          <w:szCs w:val="20"/>
+        </w:rPr>
+        <w:t>really strong</w:t>
+      </w:r>
+      <w:proofErr w:type="gramEnd"/>
+      <w:r>
+        <w:rPr>
+          <w:rFonts w:ascii="Arial" w:hAnsi="Arial" w:cs="Arial"/>
+          <w:sz w:val="20"/>
+          <w:szCs w:val="20"/>
+        </w:rPr>
+        <w:t xml:space="preserve"> outliers. This suggests that for modelling purposes, a log transformation should be applied.</w:t>
+      </w:r>
+      <w:r>
+        <w:rPr>
+          <w:rFonts w:ascii="Arial" w:hAnsi="Arial" w:cs="Arial"/>
+          <w:sz w:val="20"/>
+          <w:szCs w:val="20"/>
+        </w:rPr>
+        <w:t xml:space="preserve"> Therefore, the variables </w:t>
+      </w:r>
+      <w:proofErr w:type="spellStart"/>
+      <w:r>
+        <w:rPr>
+          <w:rFonts w:ascii="Arial" w:hAnsi="Arial" w:cs="Arial"/>
+          <w:sz w:val="20"/>
+          <w:szCs w:val="20"/>
+        </w:rPr>
+        <w:t>Income_log</w:t>
+      </w:r>
+      <w:proofErr w:type="spellEnd"/>
+      <w:r>
+        <w:rPr>
+          <w:rFonts w:ascii="Arial" w:hAnsi="Arial" w:cs="Arial"/>
+          <w:sz w:val="20"/>
+          <w:szCs w:val="20"/>
+        </w:rPr>
+        <w:t xml:space="preserve"> and </w:t>
+      </w:r>
+      <w:proofErr w:type="spellStart"/>
+      <w:r>
+        <w:rPr>
+          <w:rFonts w:ascii="Arial" w:hAnsi="Arial" w:cs="Arial"/>
+          <w:sz w:val="20"/>
+          <w:szCs w:val="20"/>
+        </w:rPr>
+        <w:t>Consultation_price_log</w:t>
+      </w:r>
+      <w:proofErr w:type="spellEnd"/>
+      <w:r>
+        <w:rPr>
+          <w:rFonts w:ascii="Arial" w:hAnsi="Arial" w:cs="Arial"/>
+          <w:sz w:val="20"/>
+          <w:szCs w:val="20"/>
+        </w:rPr>
+        <w:t xml:space="preserve"> were created.</w:t>
+      </w:r>
+    </w:p>
+    <w:p>
+      <w:pPr>
+        <w:rPr>
+          <w:rFonts w:ascii="Arial" w:hAnsi="Arial" w:cs="Arial"/>
+          <w:sz w:val="20"/>
+          <w:szCs w:val="20"/>
+        </w:rPr>
+      </w:pPr>
+      <w:r>
+        <w:rPr>
+          <w:rFonts w:ascii="Arial" w:hAnsi="Arial" w:cs="Arial"/>
+          <w:sz w:val="20"/>
+          <w:szCs w:val="20"/>
+        </w:rPr>
+        <w:lastRenderedPageBreak/>
+        <w:t>OUTLIERS</w:t>
+      </w:r>
+    </w:p>
+    <w:p>
+      <w:pPr>
+        <w:rPr>
+          <w:rFonts w:ascii="Arial" w:hAnsi="Arial" w:cs="Arial"/>
+          <w:sz w:val="20"/>
+          <w:szCs w:val="20"/>
+        </w:rPr>
+      </w:pPr>
+      <w:r>
+        <w:rPr>
+          <w:rFonts w:ascii="Arial" w:hAnsi="Arial" w:cs="Arial"/>
+          <w:sz w:val="20"/>
+          <w:szCs w:val="20"/>
+        </w:rPr>
+        <w:t xml:space="preserve">In the process of Exploratory Data Analysis, several numerical features </w:t>
+      </w:r>
+      <w:r>
+        <w:rPr>
+          <w:rFonts w:ascii="Arial" w:hAnsi="Arial" w:cs="Arial"/>
+          <w:sz w:val="20"/>
+          <w:szCs w:val="20"/>
+        </w:rPr>
+        <w:t xml:space="preserve">showed the presence of </w:t>
+      </w:r>
+      <w:r>
+        <w:rPr>
+          <w:rFonts w:ascii="Arial" w:hAnsi="Arial" w:cs="Arial"/>
+          <w:sz w:val="20"/>
+          <w:szCs w:val="20"/>
+        </w:rPr>
+        <w:t>extreme values</w:t>
+      </w:r>
+      <w:r>
+        <w:rPr>
+          <w:rFonts w:ascii="Arial" w:hAnsi="Arial" w:cs="Arial"/>
+          <w:sz w:val="20"/>
+          <w:szCs w:val="20"/>
+        </w:rPr>
+        <w:t>. To maintain the quality of the data and the accuracy of further analysis, an outlier treatment was conducted, based on domain knowledge and the Interquartile Range technique (IQR).</w:t>
+      </w:r>
+    </w:p>
+    <w:p>
+      <w:pPr>
+        <w:rPr>
+          <w:rFonts w:ascii="Arial" w:hAnsi="Arial" w:cs="Arial"/>
+          <w:sz w:val="20"/>
+          <w:szCs w:val="20"/>
+        </w:rPr>
+      </w:pPr>
+      <w:r>
+        <w:rPr>
+          <w:rFonts w:ascii="Arial" w:hAnsi="Arial" w:cs="Arial"/>
+          <w:sz w:val="20"/>
+          <w:szCs w:val="20"/>
+        </w:rPr>
+        <w:t>Age</w:t>
+      </w:r>
+    </w:p>
+    <w:p>
+      <w:pPr>
+        <w:rPr>
+          <w:rFonts w:ascii="Arial" w:hAnsi="Arial" w:cs="Arial"/>
+          <w:sz w:val="20"/>
+          <w:szCs w:val="20"/>
+        </w:rPr>
+      </w:pPr>
+      <w:r>
+        <w:rPr>
+          <w:rFonts w:ascii="Arial" w:hAnsi="Arial" w:cs="Arial"/>
+          <w:sz w:val="20"/>
+          <w:szCs w:val="20"/>
+        </w:rPr>
+        <w:t xml:space="preserve">All observations above 125 (Q3+IQR=125) were considered </w:t>
+      </w:r>
+      <w:r>
+        <w:rPr>
+          <w:rFonts w:ascii="Arial" w:hAnsi="Arial" w:cs="Arial"/>
+          <w:sz w:val="20"/>
+          <w:szCs w:val="20"/>
+        </w:rPr>
+        <w:t xml:space="preserve">outliers, </w:t>
+      </w:r>
+      <w:r>
+        <w:rPr>
+          <w:rFonts w:ascii="Arial" w:hAnsi="Arial" w:cs="Arial"/>
+          <w:sz w:val="20"/>
+          <w:szCs w:val="20"/>
+        </w:rPr>
+        <w:t>therefore, the respective age was replaced by 125.</w:t>
+      </w:r>
+    </w:p>
+    <w:p>
+      <w:pPr>
+        <w:rPr>
+          <w:rFonts w:ascii="Arial" w:hAnsi="Arial" w:cs="Arial"/>
+          <w:sz w:val="20"/>
+          <w:szCs w:val="20"/>
+        </w:rPr>
+      </w:pPr>
+      <w:r>
+        <w:rPr>
+          <w:rFonts w:ascii="Arial" w:hAnsi="Arial" w:cs="Arial"/>
+          <w:sz w:val="20"/>
+          <w:szCs w:val="20"/>
+        </w:rPr>
+        <w:t>Consultation Duration</w:t>
+      </w:r>
+    </w:p>
+    <w:p>
+      <w:pPr>
+        <w:rPr>
+          <w:rFonts w:ascii="Arial" w:hAnsi="Arial" w:cs="Arial"/>
+          <w:sz w:val="20"/>
+          <w:szCs w:val="20"/>
+        </w:rPr>
+      </w:pPr>
+      <w:r>
+        <w:rPr>
+          <w:rFonts w:ascii="Arial" w:hAnsi="Arial" w:cs="Arial"/>
+          <w:sz w:val="20"/>
+          <w:szCs w:val="20"/>
+        </w:rPr>
+        <w:t xml:space="preserve">All observations above </w:t>
+      </w:r>
+      <w:r>
+        <w:rPr>
+          <w:rFonts w:ascii="Arial" w:hAnsi="Arial" w:cs="Arial"/>
+          <w:sz w:val="20"/>
+          <w:szCs w:val="20"/>
+        </w:rPr>
+        <w:t>173.5 minutes (nearly 3 hours) were considered outliers (the lower bound is a negative value and there are no consultations with negative durations)</w:t>
+      </w:r>
+    </w:p>
+    <w:p>
+      <w:pPr>
+        <w:rPr>
+          <w:rFonts w:ascii="Arial" w:hAnsi="Arial" w:cs="Arial"/>
+          <w:sz w:val="20"/>
+          <w:szCs w:val="20"/>
+        </w:rPr>
+      </w:pPr>
+      <w:r>
+        <w:rPr>
+          <w:rFonts w:ascii="Arial" w:hAnsi="Arial" w:cs="Arial"/>
+          <w:sz w:val="20"/>
+          <w:szCs w:val="20"/>
+        </w:rPr>
+        <w:t>Satisfaction Level</w:t>
+      </w:r>
+    </w:p>
+    <w:p>
+      <w:pPr>
+        <w:rPr>
+          <w:rFonts w:ascii="Arial" w:hAnsi="Arial" w:cs="Arial"/>
+          <w:sz w:val="20"/>
+          <w:szCs w:val="20"/>
+        </w:rPr>
+      </w:pPr>
+      <w:r>
+        <w:rPr>
+          <w:rFonts w:ascii="Arial" w:hAnsi="Arial" w:cs="Arial"/>
+          <w:sz w:val="20"/>
+          <w:szCs w:val="20"/>
+        </w:rPr>
+        <w:t>Since this feature has only a range of 1-5, all values outside this range were considered data errors and so for values higher than 5 (many observations had a satisfaction level of 6) were replaced by 5.</w:t>
+      </w:r>
+    </w:p>
+    <w:p>
+      <w:pPr>
+        <w:rPr>
+          <w:rFonts w:ascii="Arial" w:hAnsi="Arial" w:cs="Arial"/>
+          <w:sz w:val="20"/>
+          <w:szCs w:val="20"/>
+        </w:rPr>
+      </w:pPr>
+      <w:r>
+        <w:rPr>
+          <w:rFonts w:ascii="Arial" w:hAnsi="Arial" w:cs="Arial"/>
+          <w:sz w:val="20"/>
+          <w:szCs w:val="20"/>
+        </w:rPr>
+        <w:t>Consultation Price</w:t>
+      </w:r>
+    </w:p>
+    <w:p>
+      <w:pPr>
+        <w:rPr>
+          <w:rFonts w:ascii="Arial" w:hAnsi="Arial" w:cs="Arial"/>
+          <w:sz w:val="20"/>
+          <w:szCs w:val="20"/>
+          <w:lang w:val="en-PT"/>
+        </w:rPr>
+      </w:pPr>
+      <w:r>
+        <w:rPr>
+          <w:rFonts w:ascii="Arial" w:hAnsi="Arial" w:cs="Arial"/>
+          <w:sz w:val="20"/>
+          <w:szCs w:val="20"/>
+          <w:lang w:val="en-PT"/>
+        </w:rPr>
+        <w:t>E</w:t>
+      </w:r>
+      <w:r>
+        <w:rPr>
+          <w:rFonts w:ascii="Arial" w:hAnsi="Arial" w:cs="Arial"/>
+          <w:sz w:val="20"/>
+          <w:szCs w:val="20"/>
+          <w:lang w:val="en-PT"/>
+        </w:rPr>
+        <w:t xml:space="preserve">xtreme high values (&gt;10000) were </w:t>
+      </w:r>
+      <w:r>
+        <w:rPr>
+          <w:rFonts w:ascii="Arial" w:hAnsi="Arial" w:cs="Arial"/>
+          <w:sz w:val="20"/>
+          <w:szCs w:val="20"/>
+          <w:lang w:val="en-PT"/>
+        </w:rPr>
+        <w:t>considered data</w:t>
+      </w:r>
+      <w:r>
+        <w:rPr>
+          <w:rFonts w:ascii="Arial" w:hAnsi="Arial" w:cs="Arial"/>
+          <w:sz w:val="20"/>
+          <w:szCs w:val="20"/>
+          <w:lang w:val="en-PT"/>
+        </w:rPr>
+        <w:t xml:space="preserve"> errors and removed</w:t>
+      </w:r>
+      <w:r>
+        <w:rPr>
+          <w:rFonts w:ascii="Arial" w:hAnsi="Arial" w:cs="Arial"/>
+          <w:sz w:val="20"/>
+          <w:szCs w:val="20"/>
+          <w:lang w:val="en-PT"/>
+        </w:rPr>
+        <w:t>, while v</w:t>
+      </w:r>
+      <w:r>
+        <w:rPr>
+          <w:rFonts w:ascii="Arial" w:hAnsi="Arial" w:cs="Arial"/>
+          <w:sz w:val="20"/>
+          <w:szCs w:val="20"/>
+          <w:lang w:val="en-PT"/>
+        </w:rPr>
+        <w:t>alues within a plausible range</w:t>
+      </w:r>
+      <w:r>
+        <w:rPr>
+          <w:rFonts w:ascii="Arial" w:hAnsi="Arial" w:cs="Arial"/>
+          <w:sz w:val="20"/>
+          <w:szCs w:val="20"/>
+          <w:lang w:val="en-PT"/>
+        </w:rPr>
+        <w:t xml:space="preserve"> (</w:t>
+      </w:r>
+      <w:r>
+        <w:rPr>
+          <w:rFonts w:ascii="Arial" w:hAnsi="Arial" w:cs="Arial"/>
+          <w:sz w:val="20"/>
+          <w:szCs w:val="20"/>
+          <w:lang w:val="en-PT"/>
+        </w:rPr>
+        <w:t>even if high</w:t>
+      </w:r>
+      <w:r>
+        <w:rPr>
+          <w:rFonts w:ascii="Arial" w:hAnsi="Arial" w:cs="Arial"/>
+          <w:sz w:val="20"/>
+          <w:szCs w:val="20"/>
+          <w:lang w:val="en-PT"/>
+        </w:rPr>
+        <w:t>)</w:t>
+      </w:r>
+      <w:r>
+        <w:rPr>
+          <w:rFonts w:ascii="Arial" w:hAnsi="Arial" w:cs="Arial"/>
+          <w:sz w:val="20"/>
+          <w:szCs w:val="20"/>
+          <w:lang w:val="en-PT"/>
+        </w:rPr>
+        <w:t xml:space="preserve"> were </w:t>
+      </w:r>
+      <w:r>
+        <w:rPr>
+          <w:rFonts w:ascii="Arial" w:hAnsi="Arial" w:cs="Arial"/>
+          <w:sz w:val="20"/>
+          <w:szCs w:val="20"/>
+          <w:lang w:val="en-PT"/>
+        </w:rPr>
+        <w:t>mantained</w:t>
+      </w:r>
+      <w:r>
+        <w:rPr>
+          <w:rFonts w:ascii="Arial" w:hAnsi="Arial" w:cs="Arial"/>
+          <w:sz w:val="20"/>
+          <w:szCs w:val="20"/>
+          <w:lang w:val="en-PT"/>
+        </w:rPr>
+        <w:t>.</w:t>
+      </w:r>
+    </w:p>
+    <w:p>
+      <w:pPr>
+        <w:rPr>
+          <w:rFonts w:ascii="Arial" w:hAnsi="Arial" w:cs="Arial"/>
+          <w:sz w:val="20"/>
+          <w:szCs w:val="20"/>
+          <w:lang w:val="en-PT"/>
+        </w:rPr>
+      </w:pPr>
+      <w:r>
+        <w:rPr>
+          <w:rFonts w:ascii="Arial" w:hAnsi="Arial" w:cs="Arial"/>
+          <w:sz w:val="20"/>
+          <w:szCs w:val="20"/>
+          <w:lang w:val="en-PT"/>
+        </w:rPr>
+        <w:t>Insurance Coverage</w:t>
+      </w:r>
+    </w:p>
+    <w:p>
+      <w:pPr>
+        <w:rPr>
+          <w:rFonts w:ascii="Arial" w:hAnsi="Arial" w:cs="Arial"/>
+          <w:sz w:val="20"/>
+          <w:szCs w:val="20"/>
+          <w:lang w:val="en-PT"/>
+        </w:rPr>
+      </w:pPr>
+      <w:r>
+        <w:rPr>
+          <w:rFonts w:ascii="Arial" w:hAnsi="Arial" w:cs="Arial"/>
+          <w:sz w:val="20"/>
+          <w:szCs w:val="20"/>
+          <w:lang w:val="en-PT"/>
+        </w:rPr>
+        <w:t>Some observations had high values however,</w:t>
+      </w:r>
+      <w:r>
+        <w:rPr>
+          <w:rFonts w:ascii="Arial" w:hAnsi="Arial" w:cs="Arial"/>
+          <w:sz w:val="20"/>
+          <w:szCs w:val="20"/>
+          <w:lang w:val="en-PT"/>
+        </w:rPr>
+        <w:t xml:space="preserve"> they were plausible given </w:t>
+      </w:r>
+      <w:r>
+        <w:rPr>
+          <w:rFonts w:ascii="Arial" w:hAnsi="Arial" w:cs="Arial"/>
+          <w:sz w:val="20"/>
+          <w:szCs w:val="20"/>
+          <w:lang w:val="en-PT"/>
+        </w:rPr>
+        <w:t>that the</w:t>
+      </w:r>
+      <w:r>
+        <w:rPr>
+          <w:rFonts w:ascii="Arial" w:hAnsi="Arial" w:cs="Arial"/>
+          <w:sz w:val="20"/>
+          <w:szCs w:val="20"/>
+          <w:lang w:val="en-PT"/>
+        </w:rPr>
+        <w:t xml:space="preserve"> corresponding Consultation Price</w:t>
+      </w:r>
+      <w:r>
+        <w:rPr>
+          <w:rFonts w:ascii="Arial" w:hAnsi="Arial" w:cs="Arial"/>
+          <w:sz w:val="20"/>
+          <w:szCs w:val="20"/>
+          <w:lang w:val="en-PT"/>
+        </w:rPr>
+        <w:t xml:space="preserve"> was also high. Therefore, n</w:t>
+      </w:r>
+      <w:r>
+        <w:rPr>
+          <w:rFonts w:ascii="Arial" w:hAnsi="Arial" w:cs="Arial"/>
+          <w:sz w:val="20"/>
+          <w:szCs w:val="20"/>
+          <w:lang w:val="en-PT"/>
+        </w:rPr>
+        <w:t>o removal or clipping was applied</w:t>
+      </w:r>
+      <w:r>
+        <w:rPr>
+          <w:rFonts w:ascii="Arial" w:hAnsi="Arial" w:cs="Arial"/>
+          <w:sz w:val="20"/>
+          <w:szCs w:val="20"/>
+          <w:lang w:val="en-PT"/>
+        </w:rPr>
+        <w:t>.</w:t>
+      </w:r>
+    </w:p>
+    <w:p>
+      <w:pPr>
+        <w:rPr>
+          <w:rFonts w:ascii="Arial" w:hAnsi="Arial" w:cs="Arial"/>
+          <w:sz w:val="20"/>
+          <w:szCs w:val="20"/>
+          <w:lang w:val="en-PT"/>
+        </w:rPr>
+      </w:pPr>
+      <w:r>
+        <w:rPr>
+          <w:rFonts w:ascii="Arial" w:hAnsi="Arial" w:cs="Arial"/>
+          <w:sz w:val="20"/>
+          <w:szCs w:val="20"/>
+          <w:lang w:val="en-PT"/>
+        </w:rPr>
+        <w:t>Deduplication</w:t>
+      </w:r>
+    </w:p>
+    <w:p>
+      <w:pPr>
+        <w:rPr>
+          <w:rFonts w:ascii="Arial" w:hAnsi="Arial" w:cs="Arial"/>
+          <w:sz w:val="20"/>
+          <w:szCs w:val="20"/>
+          <w:lang w:val="en-PT"/>
+        </w:rPr>
+      </w:pPr>
+      <w:r>
+        <w:rPr>
+          <w:rFonts w:ascii="Arial" w:hAnsi="Arial" w:cs="Arial"/>
+          <w:sz w:val="20"/>
+          <w:szCs w:val="20"/>
+          <w:lang w:val="en-PT"/>
+        </w:rPr>
+        <w:t>For data integrity purposes, the duplicates in the dataset were identified and then removed.</w:t>
+      </w:r>
+    </w:p>
+    <w:p>
+      <w:pPr>
+        <w:rPr>
+          <w:rFonts w:ascii="Arial" w:hAnsi="Arial" w:cs="Arial"/>
+          <w:sz w:val="20"/>
+          <w:szCs w:val="20"/>
+          <w:lang w:val="en-PT"/>
+        </w:rPr>
+      </w:pPr>
+      <w:r>
+        <w:rPr>
+          <w:rFonts w:ascii="Arial" w:hAnsi="Arial" w:cs="Arial"/>
+          <w:sz w:val="20"/>
+          <w:szCs w:val="20"/>
+          <w:lang w:val="en-PT"/>
+        </w:rPr>
+        <w:t>Analytical Base Table (ABT) Construction</w:t>
+      </w:r>
+    </w:p>
+    <w:p>
+      <w:pPr>
+        <w:rPr>
+          <w:rFonts w:ascii="Arial" w:hAnsi="Arial" w:cs="Arial"/>
+          <w:sz w:val="20"/>
+          <w:szCs w:val="20"/>
+          <w:lang w:val="en-PT"/>
+        </w:rPr>
+      </w:pPr>
+      <w:r>
+        <w:rPr>
+          <w:rFonts w:ascii="Arial" w:hAnsi="Arial" w:cs="Arial"/>
+          <w:sz w:val="20"/>
+          <w:szCs w:val="20"/>
+          <w:lang w:val="en-PT"/>
+        </w:rPr>
+        <w:t>To construct the table, the following steps were executed.</w:t>
+      </w:r>
+    </w:p>
+    <w:p>
+      <w:pPr>
+        <w:rPr>
+          <w:rFonts w:ascii="Arial" w:hAnsi="Arial" w:cs="Arial"/>
+          <w:sz w:val="20"/>
+          <w:szCs w:val="20"/>
+          <w:lang w:val="en-PT"/>
+        </w:rPr>
+      </w:pPr>
+      <w:r>
+        <w:rPr>
+          <w:rFonts w:ascii="Arial" w:hAnsi="Arial" w:cs="Arial"/>
+          <w:sz w:val="20"/>
+          <w:szCs w:val="20"/>
+          <w:lang w:val="en-PT"/>
+        </w:rPr>
+        <w:t>(creation of new variables)</w:t>
       </w:r>
     </w:p>
     <w:p>
@@ -2216,170 +2819,215 @@
         <w:pStyle w:val="ListParagraph"/>
         <w:numPr>
           <w:ilvl w:val="0"/>
-          <w:numId w:val="2"/>
+          <w:numId w:val="5"/>
         </w:numPr>
         <w:rPr>
-          <w:rFonts w:ascii="Garamond" w:hAnsi="Garamond"/>
-        </w:rPr>
-      </w:pPr>
-      <w:r>
-        <w:rPr>
-          <w:rFonts w:ascii="Garamond" w:hAnsi="Garamond"/>
-        </w:rPr>
-        <w:t xml:space="preserve">Imputation  </w:t>
-      </w:r>
-      <w:r>
-        <w:rPr>
-          <w:rFonts w:ascii="Garamond" w:hAnsi="Garamond"/>
-        </w:rPr>
-        <w:tab/>
+          <w:rFonts w:ascii="Arial" w:hAnsi="Arial" w:cs="Arial"/>
+          <w:sz w:val="20"/>
+          <w:szCs w:val="20"/>
+          <w:lang w:val="en-PT"/>
+        </w:rPr>
+      </w:pPr>
+      <w:r>
+        <w:rPr>
+          <w:rFonts w:ascii="Arial" w:hAnsi="Arial" w:cs="Arial"/>
+          <w:sz w:val="20"/>
+          <w:szCs w:val="20"/>
+          <w:lang w:val="en-PT"/>
+        </w:rPr>
+        <w:t>Aggregation</w:t>
       </w:r>
     </w:p>
     <w:p>
       <w:pPr>
         <w:pStyle w:val="ListParagraph"/>
-        <w:numPr>
-          <w:ilvl w:val="1"/>
-          <w:numId w:val="2"/>
-        </w:numPr>
-        <w:rPr>
-          <w:rFonts w:ascii="Garamond" w:hAnsi="Garamond"/>
-        </w:rPr>
-      </w:pPr>
-      <w:r>
-        <w:rPr>
-          <w:rFonts w:ascii="Garamond" w:hAnsi="Garamond"/>
-        </w:rPr>
-        <w:t>Explain different type</w:t>
-      </w:r>
+        <w:rPr>
+          <w:rFonts w:ascii="Arial" w:hAnsi="Arial" w:cs="Arial"/>
+          <w:sz w:val="20"/>
+          <w:szCs w:val="20"/>
+          <w:lang w:val="en-PT"/>
+        </w:rPr>
+      </w:pPr>
     </w:p>
     <w:p>
       <w:pPr>
         <w:pStyle w:val="ListParagraph"/>
-        <w:numPr>
-          <w:ilvl w:val="1"/>
-          <w:numId w:val="2"/>
-        </w:numPr>
-        <w:rPr>
-          <w:rFonts w:ascii="Garamond" w:hAnsi="Garamond"/>
-        </w:rPr>
-      </w:pPr>
-      <w:r>
-        <w:rPr>
-          <w:rFonts w:ascii="Garamond" w:hAnsi="Garamond"/>
-        </w:rPr>
-        <w:t>F</w:t>
-      </w:r>
-      <w:r>
-        <w:rPr>
-          <w:rFonts w:ascii="Garamond" w:hAnsi="Garamond"/>
-        </w:rPr>
-        <w:t>illing age</w:t>
-      </w:r>
-    </w:p>
-    <w:p>
-      <w:pPr>
-        <w:pStyle w:val="ListParagraph"/>
-        <w:numPr>
-          <w:ilvl w:val="1"/>
-          <w:numId w:val="2"/>
-        </w:numPr>
-        <w:rPr>
-          <w:rFonts w:ascii="Garamond" w:hAnsi="Garamond"/>
-        </w:rPr>
-      </w:pPr>
-      <w:r>
-        <w:rPr>
-          <w:rFonts w:ascii="Garamond" w:hAnsi="Garamond"/>
-        </w:rPr>
-        <w:t>Filling insurance provider</w:t>
-      </w:r>
-    </w:p>
-    <w:p>
-      <w:pPr>
-        <w:pStyle w:val="ListParagraph"/>
-        <w:numPr>
-          <w:ilvl w:val="1"/>
-          <w:numId w:val="2"/>
-        </w:numPr>
-        <w:rPr>
-          <w:rFonts w:ascii="Garamond" w:hAnsi="Garamond"/>
-        </w:rPr>
-      </w:pPr>
-      <w:r>
-        <w:rPr>
-          <w:rFonts w:ascii="Garamond" w:hAnsi="Garamond"/>
-        </w:rPr>
-        <w:t>Filling education level, approx. annual income and insurance coverage</w:t>
-      </w:r>
-    </w:p>
-    <w:p>
-      <w:pPr>
-        <w:pStyle w:val="ListParagraph"/>
-        <w:numPr>
-          <w:ilvl w:val="1"/>
-          <w:numId w:val="2"/>
-        </w:numPr>
-        <w:rPr>
-          <w:rFonts w:ascii="Garamond" w:hAnsi="Garamond"/>
-        </w:rPr>
-      </w:pPr>
-      <w:r>
-        <w:rPr>
-          <w:rFonts w:ascii="Garamond" w:hAnsi="Garamond"/>
-        </w:rPr>
-        <w:t xml:space="preserve">Filling </w:t>
-      </w:r>
-      <w:proofErr w:type="spellStart"/>
-      <w:r>
-        <w:rPr>
-          <w:rFonts w:ascii="Garamond" w:hAnsi="Garamond"/>
-        </w:rPr>
-        <w:t>mcar</w:t>
-      </w:r>
-      <w:proofErr w:type="spellEnd"/>
-      <w:r>
-        <w:rPr>
-          <w:rFonts w:ascii="Garamond" w:hAnsi="Garamond"/>
-        </w:rPr>
-        <w:t xml:space="preserve"> values</w:t>
-      </w:r>
-    </w:p>
-    <w:p>
-      <w:pPr>
-        <w:pStyle w:val="ListParagraph"/>
-        <w:numPr>
-          <w:ilvl w:val="0"/>
-          <w:numId w:val="2"/>
-        </w:numPr>
-        <w:rPr>
-          <w:rFonts w:ascii="Garamond" w:hAnsi="Garamond"/>
-        </w:rPr>
-      </w:pPr>
-      <w:r>
-        <w:rPr>
-          <w:rFonts w:ascii="Garamond" w:hAnsi="Garamond"/>
-        </w:rPr>
-        <w:t>Changing datatypes</w:t>
-      </w:r>
-    </w:p>
-    <w:p>
-      <w:pPr>
-        <w:pStyle w:val="ListParagraph"/>
-        <w:numPr>
-          <w:ilvl w:val="0"/>
-          <w:numId w:val="2"/>
-        </w:numPr>
-        <w:rPr>
-          <w:rFonts w:ascii="Garamond" w:hAnsi="Garamond"/>
-        </w:rPr>
-      </w:pPr>
-      <w:r>
-        <w:rPr>
-          <w:rFonts w:ascii="Garamond" w:hAnsi="Garamond"/>
-        </w:rPr>
-        <w:t>Outlier Treatment and Removal</w:t>
-      </w:r>
+        <w:rPr>
+          <w:rFonts w:ascii="Arial" w:hAnsi="Arial" w:cs="Arial"/>
+          <w:sz w:val="20"/>
+          <w:szCs w:val="20"/>
+          <w:lang w:val="en-PT"/>
+        </w:rPr>
+      </w:pPr>
+      <w:r>
+        <w:rPr>
+          <w:rFonts w:ascii="Arial" w:hAnsi="Arial" w:cs="Arial"/>
+          <w:sz w:val="20"/>
+          <w:szCs w:val="20"/>
+          <w:lang w:val="en-PT"/>
+        </w:rPr>
+        <w:t>Patient-specific data was aggregated in the following way.</w:t>
+      </w:r>
+    </w:p>
+    <w:p>
+      <w:pPr>
+        <w:rPr>
+          <w:rFonts w:ascii="Arial" w:hAnsi="Arial" w:cs="Arial"/>
+          <w:sz w:val="20"/>
+          <w:szCs w:val="20"/>
+          <w:lang w:val="en-PT"/>
+        </w:rPr>
+      </w:pPr>
+      <w:r>
+        <w:rPr>
+          <w:rFonts w:ascii="Arial" w:hAnsi="Arial" w:cs="Arial"/>
+          <w:sz w:val="20"/>
+          <w:szCs w:val="20"/>
+          <w:lang w:val="en-PT"/>
+        </w:rPr>
+        <w:t>Age</w:t>
+      </w:r>
+      <w:r>
+        <w:rPr>
+          <w:rFonts w:ascii="Arial" w:hAnsi="Arial" w:cs="Arial"/>
+          <w:sz w:val="20"/>
+          <w:szCs w:val="20"/>
+          <w:lang w:val="en-PT"/>
+        </w:rPr>
+        <w:t xml:space="preserve"> and Visit Date: max – to capture the most recent age and visit date for each patient</w:t>
+      </w:r>
+    </w:p>
+    <w:p>
+      <w:pPr>
+        <w:rPr>
+          <w:rFonts w:ascii="Arial" w:hAnsi="Arial" w:cs="Arial"/>
+          <w:sz w:val="20"/>
+          <w:szCs w:val="20"/>
+          <w:lang w:val="en-PT"/>
+        </w:rPr>
+      </w:pPr>
+      <w:r>
+        <w:rPr>
+          <w:rFonts w:ascii="Arial" w:hAnsi="Arial" w:cs="Arial"/>
+          <w:sz w:val="20"/>
+          <w:szCs w:val="20"/>
+          <w:lang w:val="en-PT"/>
+        </w:rPr>
+        <w:t>Gender: first – considering it does not change overtime</w:t>
+      </w:r>
+    </w:p>
+    <w:p>
+      <w:pPr>
+        <w:rPr>
+          <w:rFonts w:ascii="Arial" w:hAnsi="Arial" w:cs="Arial"/>
+          <w:sz w:val="20"/>
+          <w:szCs w:val="20"/>
+          <w:lang w:val="en-PT"/>
+        </w:rPr>
+      </w:pPr>
+      <w:r>
+        <w:rPr>
+          <w:rFonts w:ascii="Arial" w:hAnsi="Arial" w:cs="Arial"/>
+          <w:sz w:val="20"/>
+          <w:szCs w:val="20"/>
+          <w:lang w:val="en-PT"/>
+        </w:rPr>
+        <w:t>City of Residence, Profession, Insurance Provider, Family History, Education Level, Marital Status, Age Range, Days since last visit</w:t>
+      </w:r>
+      <w:r>
+        <w:rPr>
+          <w:rFonts w:ascii="Arial" w:hAnsi="Arial" w:cs="Arial"/>
+          <w:sz w:val="20"/>
+          <w:szCs w:val="20"/>
+          <w:lang w:val="en-PT"/>
+        </w:rPr>
+        <w:t xml:space="preserve">, </w:t>
+      </w:r>
+      <w:r>
+        <w:rPr>
+          <w:rFonts w:ascii="Arial" w:hAnsi="Arial" w:cs="Arial"/>
+          <w:sz w:val="20"/>
+          <w:szCs w:val="20"/>
+          <w:lang w:val="en-PT"/>
+        </w:rPr>
+        <w:t>Approximate Annual Income, Income_log</w:t>
+      </w:r>
+      <w:r>
+        <w:rPr>
+          <w:rFonts w:ascii="Arial" w:hAnsi="Arial" w:cs="Arial"/>
+          <w:sz w:val="20"/>
+          <w:szCs w:val="20"/>
+          <w:lang w:val="en-PT"/>
+        </w:rPr>
+        <w:t>: last – most recent value in case of updates</w:t>
+      </w:r>
+    </w:p>
+    <w:p>
+      <w:pPr>
+        <w:rPr>
+          <w:rFonts w:ascii="Arial" w:hAnsi="Arial" w:cs="Arial"/>
+          <w:sz w:val="20"/>
+          <w:szCs w:val="20"/>
+          <w:lang w:val="en-PT"/>
+        </w:rPr>
+      </w:pPr>
+      <w:r>
+        <w:rPr>
+          <w:rFonts w:ascii="Arial" w:hAnsi="Arial" w:cs="Arial"/>
+          <w:sz w:val="20"/>
+          <w:szCs w:val="20"/>
+          <w:lang w:val="en-PT"/>
+        </w:rPr>
+        <w:t>Department: list – all the departments visited by each patient</w:t>
+      </w:r>
+    </w:p>
+    <w:p>
+      <w:pPr>
+        <w:rPr>
+          <w:rFonts w:ascii="Arial" w:hAnsi="Arial" w:cs="Arial"/>
+          <w:sz w:val="20"/>
+          <w:szCs w:val="20"/>
+          <w:lang w:val="en-PT"/>
+        </w:rPr>
+      </w:pPr>
+      <w:r>
+        <w:rPr>
+          <w:rFonts w:ascii="Arial" w:hAnsi="Arial" w:cs="Arial"/>
+          <w:sz w:val="20"/>
+          <w:szCs w:val="20"/>
+          <w:lang w:val="en-PT"/>
+        </w:rPr>
+        <w:t>Consultation Duration, Satisfaction Level, Consultation Price, Insurance Coverage, Insurance Coverage Percentage, Consultation_price_log</w:t>
+      </w:r>
+      <w:r>
+        <w:rPr>
+          <w:rFonts w:ascii="Arial" w:hAnsi="Arial" w:cs="Arial"/>
+          <w:sz w:val="20"/>
+          <w:szCs w:val="20"/>
+          <w:lang w:val="en-PT"/>
+        </w:rPr>
+        <w:t>: mean – average value for each patient, indicative of standard behaviour (patterns)</w:t>
+      </w:r>
+    </w:p>
+    <w:p>
+      <w:pPr>
+        <w:rPr>
+          <w:rFonts w:ascii="Arial" w:hAnsi="Arial" w:cs="Arial"/>
+          <w:sz w:val="20"/>
+          <w:szCs w:val="20"/>
+          <w:lang w:val="en-PT"/>
+        </w:rPr>
+      </w:pPr>
+    </w:p>
+    <w:p>
+      <w:pPr>
+        <w:rPr>
+          <w:rFonts w:ascii="Arial" w:hAnsi="Arial" w:cs="Arial"/>
+          <w:sz w:val="20"/>
+          <w:szCs w:val="20"/>
+          <w:lang w:val="en-PT"/>
+        </w:rPr>
+      </w:pPr>
     </w:p>
     <w:sectPr>
       <w:pgSz w:w="11906" w:h="16838"/>
@@ -2444,6 +3092,95 @@
 <file path=word/numbering.xml><?xml version="1.0" encoding="utf-8"?>
 <w:numbering xmlns:wpc="http://schemas.microsoft.com/office/word/2010/wordprocessingCanvas" xmlns:cx="http://schemas.microsoft.com/office/drawing/2014/chartex" xmlns:cx1="http://schemas.microsoft.com/office/drawing/2015/9/8/chartex" xmlns:cx2="http://schemas.microsoft.com/office/drawing/2015/10/21/chartex" xmlns:cx3="http://schemas.microsoft.com/office/drawing/2016/5/9/chartex" xmlns:cx4="http://schemas.microsoft.com/office/drawing/2016/5/10/chartex" xmlns:cx5="http://schemas.microsoft.com/office/drawing/2016/5/11/chartex" xmlns:cx6="http://schemas.microsoft.com/office/drawing/2016/5/12/chartex" xmlns:cx7="http://schemas.microsoft.com/office/drawing/2016/5/13/chartex" xmlns:cx8="http://schemas.microsoft.com/office/drawing/2016/5/14/chartex" xmlns:mc="http://schemas.openxmlformats.org/markup-compatibility/2006" xmlns:aink="http://schemas.microsoft.com/office/drawing/2016/ink" xmlns:am3d="http://schemas.microsoft.com/office/drawing/2017/model3d" xmlns:o="urn:schemas-microsoft-com:office:office" xmlns:oel="http://schemas.microsoft.com/office/2019/extlst" xmlns:r="http://schemas.openxmlformats.org/officeDocument/2006/relationships" xmlns:m="http://schemas.openxmlformats.org/officeDocument/2006/math" xmlns:v="urn:schemas-microsoft-com:vml" xmlns:wp14="http://schemas.microsoft.com/office/word/2010/wordprocessingDrawing" xmlns:wp="http://schemas.openxmlformats.org/drawingml/2006/wordprocessingDrawing" xmlns:w10="urn:schemas-microsoft-com:office:word" xmlns:w="http://schemas.openxmlformats.org/wordprocessingml/2006/main" xmlns:w14="http://schemas.microsoft.com/office/word/2010/wordml" xmlns:w15="http://schemas.microsoft.com/office/word/2012/wordml" xmlns:w16cex="http://schemas.microsoft.com/office/word/2018/wordml/cex" xmlns:w16cid="http://schemas.microsoft.com/office/word/2016/wordml/cid" xmlns:w16="http://schemas.microsoft.com/office/word/2018/wordml" xmlns:w16du="http://schemas.microsoft.com/office/word/2023/wordml/word16du" xmlns:w16sdtdh="http://schemas.microsoft.com/office/word/2020/wordml/sdtdatahash" xmlns:w16sdtfl="http://schemas.microsoft.com/office/word/2024/wordml/sdtformatlock" xmlns:w16se="http://schemas.microsoft.com/office/word/2015/wordml/symex" xmlns:wpg="http://schemas.microsoft.com/office/word/2010/wordprocessingGroup" xmlns:wpi="http://schemas.microsoft.com/office/word/2010/wordprocessingInk" xmlns:wne="http://schemas.microsoft.com/office/word/2006/wordml" xmlns:wps="http://schemas.microsoft.com/office/word/2010/wordprocessingShape" mc:Ignorable="w14 w15 w16se w16cid w16 w16cex w16sdtdh w16sdtfl w16du wp14">
   <w:abstractNum w:abstractNumId="0" w15:restartNumberingAfterBreak="0">
+    <w:nsid w:val="05FD597F"/>
+    <w:multiLevelType w:val="hybridMultilevel"/>
+    <w:tmpl w:val="608C7444"/>
+    <w:lvl w:ilvl="0" w:tplc="0809000F">
+      <w:start w:val="1"/>
+      <w:numFmt w:val="decimal"/>
+      <w:lvlText w:val="%1."/>
+      <w:lvlJc w:val="left"/>
+      <w:pPr>
+        <w:ind w:left="720" w:hanging="360"/>
+      </w:pPr>
+      <w:rPr>
+        <w:rFonts w:hint="default"/>
+      </w:rPr>
+    </w:lvl>
+    <w:lvl w:ilvl="1" w:tplc="08090019" w:tentative="1">
+      <w:start w:val="1"/>
+      <w:numFmt w:val="lowerLetter"/>
+      <w:lvlText w:val="%2."/>
+      <w:lvlJc w:val="left"/>
+      <w:pPr>
+        <w:ind w:left="1440" w:hanging="360"/>
+      </w:pPr>
+    </w:lvl>
+    <w:lvl w:ilvl="2" w:tplc="0809001B" w:tentative="1">
+      <w:start w:val="1"/>
+      <w:numFmt w:val="lowerRoman"/>
+      <w:lvlText w:val="%3."/>
+      <w:lvlJc w:val="right"/>
+      <w:pPr>
+        <w:ind w:left="2160" w:hanging="180"/>
+      </w:pPr>
+    </w:lvl>
+    <w:lvl w:ilvl="3" w:tplc="0809000F" w:tentative="1">
+      <w:start w:val="1"/>
+      <w:numFmt w:val="decimal"/>
+      <w:lvlText w:val="%4."/>
+      <w:lvlJc w:val="left"/>
+      <w:pPr>
+        <w:ind w:left="2880" w:hanging="360"/>
+      </w:pPr>
+    </w:lvl>
+    <w:lvl w:ilvl="4" w:tplc="08090019" w:tentative="1">
+      <w:start w:val="1"/>
+      <w:numFmt w:val="lowerLetter"/>
+      <w:lvlText w:val="%5."/>
+      <w:lvlJc w:val="left"/>
+      <w:pPr>
+        <w:ind w:left="3600" w:hanging="360"/>
+      </w:pPr>
+    </w:lvl>
+    <w:lvl w:ilvl="5" w:tplc="0809001B" w:tentative="1">
+      <w:start w:val="1"/>
+      <w:numFmt w:val="lowerRoman"/>
+      <w:lvlText w:val="%6."/>
+      <w:lvlJc w:val="right"/>
+      <w:pPr>
+        <w:ind w:left="4320" w:hanging="180"/>
+      </w:pPr>
+    </w:lvl>
+    <w:lvl w:ilvl="6" w:tplc="0809000F" w:tentative="1">
+      <w:start w:val="1"/>
+      <w:numFmt w:val="decimal"/>
+      <w:lvlText w:val="%7."/>
+      <w:lvlJc w:val="left"/>
+      <w:pPr>
+        <w:ind w:left="5040" w:hanging="360"/>
+      </w:pPr>
+    </w:lvl>
+    <w:lvl w:ilvl="7" w:tplc="08090019" w:tentative="1">
+      <w:start w:val="1"/>
+      <w:numFmt w:val="lowerLetter"/>
+      <w:lvlText w:val="%8."/>
+      <w:lvlJc w:val="left"/>
+      <w:pPr>
+        <w:ind w:left="5760" w:hanging="360"/>
+      </w:pPr>
+    </w:lvl>
+    <w:lvl w:ilvl="8" w:tplc="0809001B" w:tentative="1">
+      <w:start w:val="1"/>
+      <w:numFmt w:val="lowerRoman"/>
+      <w:lvlText w:val="%9."/>
+      <w:lvlJc w:val="right"/>
+      <w:pPr>
+        <w:ind w:left="6480" w:hanging="180"/>
+      </w:pPr>
+    </w:lvl>
+  </w:abstractNum>
+  <w:abstractNum w:abstractNumId="1" w15:restartNumberingAfterBreak="0">
     <w:nsid w:val="1A196293"/>
     <w:multiLevelType w:val="hybridMultilevel"/>
     <w:tmpl w:val="430A30A6"/>
@@ -2555,7 +3292,7 @@
       </w:rPr>
     </w:lvl>
   </w:abstractNum>
-  <w:abstractNum w:abstractNumId="1" w15:restartNumberingAfterBreak="0">
+  <w:abstractNum w:abstractNumId="2" w15:restartNumberingAfterBreak="0">
     <w:nsid w:val="33C83F31"/>
     <w:multiLevelType w:val="hybridMultilevel"/>
     <w:tmpl w:val="8AAA1D40"/>
@@ -2667,7 +3404,7 @@
       </w:rPr>
     </w:lvl>
   </w:abstractNum>
-  <w:abstractNum w:abstractNumId="2" w15:restartNumberingAfterBreak="0">
+  <w:abstractNum w:abstractNumId="3" w15:restartNumberingAfterBreak="0">
     <w:nsid w:val="428A71CC"/>
     <w:multiLevelType w:val="hybridMultilevel"/>
     <w:tmpl w:val="39D61DB0"/>
@@ -2756,7 +3493,7 @@
       </w:pPr>
     </w:lvl>
   </w:abstractNum>
-  <w:abstractNum w:abstractNumId="3" w15:restartNumberingAfterBreak="0">
+  <w:abstractNum w:abstractNumId="4" w15:restartNumberingAfterBreak="0">
     <w:nsid w:val="663E146A"/>
     <w:multiLevelType w:val="hybridMultilevel"/>
     <w:tmpl w:val="CB344060"/>
@@ -2870,16 +3607,19 @@
     </w:lvl>
   </w:abstractNum>
   <w:num w:numId="1" w16cid:durableId="1576470276">
+    <w:abstractNumId w:val="4"/>
+  </w:num>
+  <w:num w:numId="2" w16cid:durableId="1440685803">
+    <w:abstractNumId w:val="1"/>
+  </w:num>
+  <w:num w:numId="3" w16cid:durableId="1493132937">
+    <w:abstractNumId w:val="2"/>
+  </w:num>
+  <w:num w:numId="4" w16cid:durableId="478040952">
     <w:abstractNumId w:val="3"/>
   </w:num>
-  <w:num w:numId="2" w16cid:durableId="1440685803">
+  <w:num w:numId="5" w16cid:durableId="1978223148">
     <w:abstractNumId w:val="0"/>
-  </w:num>
-  <w:num w:numId="3" w16cid:durableId="1493132937">
-    <w:abstractNumId w:val="1"/>
-  </w:num>
-  <w:num w:numId="4" w16cid:durableId="478040952">
-    <w:abstractNumId w:val="2"/>
   </w:num>
 </w:numbering>
 </file>

--- a/report_data_preprocessing.docx
+++ b/report_data_preprocessing.docx
@@ -724,43 +724,23 @@
           <w:sz w:val="20"/>
           <w:szCs w:val="20"/>
         </w:rPr>
-        <w:t xml:space="preserve"> and potential inconsistencies.</w:t>
-      </w:r>
-      <w:r>
-        <w:rPr>
-          <w:rFonts w:ascii="Arial" w:hAnsi="Arial" w:cs="Arial"/>
-          <w:sz w:val="20"/>
-          <w:szCs w:val="20"/>
-        </w:rPr>
-        <w:t xml:space="preserve"> (</w:t>
-      </w:r>
-      <w:r>
-        <w:rPr>
-          <w:rFonts w:ascii="Arial" w:hAnsi="Arial" w:cs="Arial"/>
-          <w:b/>
-          <w:bCs/>
-          <w:sz w:val="20"/>
-          <w:szCs w:val="20"/>
-        </w:rPr>
-        <w:t>VER SE O DATASET TEM INCONSISTENCIES</w:t>
-      </w:r>
-      <w:r>
-        <w:rPr>
-          <w:rFonts w:ascii="Arial" w:hAnsi="Arial" w:cs="Arial"/>
-          <w:b/>
-          <w:bCs/>
-          <w:sz w:val="20"/>
-          <w:szCs w:val="20"/>
-        </w:rPr>
-        <w:t xml:space="preserve"> AND DUPLICATES</w:t>
-      </w:r>
-      <w:r>
-        <w:rPr>
-          <w:rFonts w:ascii="Arial" w:hAnsi="Arial" w:cs="Arial"/>
-          <w:sz w:val="20"/>
-          <w:szCs w:val="20"/>
-        </w:rPr>
-        <w:t>)</w:t>
+        <w:t xml:space="preserve">, </w:t>
+      </w:r>
+      <w:r>
+        <w:rPr>
+          <w:rFonts w:ascii="Arial" w:hAnsi="Arial" w:cs="Arial"/>
+          <w:sz w:val="20"/>
+          <w:szCs w:val="20"/>
+        </w:rPr>
+        <w:t>potential inconsistencies</w:t>
+      </w:r>
+      <w:r>
+        <w:rPr>
+          <w:rFonts w:ascii="Arial" w:hAnsi="Arial" w:cs="Arial"/>
+          <w:sz w:val="20"/>
+          <w:szCs w:val="20"/>
+        </w:rPr>
+        <w:t xml:space="preserve"> and duplicates.</w:t>
       </w:r>
       <w:r>
         <w:rPr>
@@ -1119,49 +1099,31 @@
           <w:sz w:val="20"/>
           <w:szCs w:val="20"/>
         </w:rPr>
-        <w:t>…</w:t>
-      </w:r>
-    </w:p>
-    <w:p>
-      <w:pPr>
-        <w:ind w:firstLine="720"/>
-        <w:rPr>
-          <w:rFonts w:ascii="Arial" w:hAnsi="Arial" w:cs="Arial"/>
-          <w:sz w:val="20"/>
-          <w:szCs w:val="20"/>
-        </w:rPr>
-      </w:pPr>
-      <w:r>
-        <w:rPr>
-          <w:rFonts w:ascii="Arial" w:hAnsi="Arial" w:cs="Arial"/>
-          <w:sz w:val="20"/>
-          <w:szCs w:val="20"/>
-        </w:rPr>
-        <w:t>To address missing values, we utilized the fact that each patient may have multiple consultation records associated</w:t>
-      </w:r>
-      <w:r>
-        <w:rPr>
-          <w:rFonts w:ascii="Arial" w:hAnsi="Arial" w:cs="Arial"/>
-          <w:sz w:val="20"/>
-          <w:szCs w:val="20"/>
-        </w:rPr>
-        <w:t xml:space="preserve">. Therefore, for features with missing values, the following </w:t>
-      </w:r>
-      <w:r>
-        <w:rPr>
-          <w:rFonts w:ascii="Arial" w:hAnsi="Arial" w:cs="Arial"/>
-          <w:sz w:val="20"/>
-          <w:szCs w:val="20"/>
-        </w:rPr>
-        <w:t xml:space="preserve">baseline </w:t>
-      </w:r>
-      <w:r>
-        <w:rPr>
-          <w:rFonts w:ascii="Arial" w:hAnsi="Arial" w:cs="Arial"/>
-          <w:sz w:val="20"/>
-          <w:szCs w:val="20"/>
-        </w:rPr>
-        <w:t>approach was used:</w:t>
+        <w:t xml:space="preserve">Therefore, to explore the missingness type, another approach was used. A patient-level imputation strategy was used for most of the features, since </w:t>
+      </w:r>
+      <w:r>
+        <w:rPr>
+          <w:rFonts w:ascii="Arial" w:hAnsi="Arial" w:cs="Arial"/>
+          <w:sz w:val="20"/>
+          <w:szCs w:val="20"/>
+        </w:rPr>
+        <w:t>each patient may have multiple consultation records associated</w:t>
+      </w:r>
+      <w:r>
+        <w:rPr>
+          <w:rFonts w:ascii="Arial" w:hAnsi="Arial" w:cs="Arial"/>
+          <w:sz w:val="20"/>
+          <w:szCs w:val="20"/>
+        </w:rPr>
+        <w:t xml:space="preserve">. </w:t>
+      </w:r>
+      <w:r>
+        <w:rPr>
+          <w:rFonts w:ascii="Arial" w:hAnsi="Arial" w:cs="Arial"/>
+          <w:sz w:val="20"/>
+          <w:szCs w:val="20"/>
+        </w:rPr>
+        <w:t>The baseline approach (patient-level carry-forward imputation) consists of:</w:t>
       </w:r>
     </w:p>
     <w:p>
@@ -1183,7 +1145,55 @@
           <w:sz w:val="20"/>
           <w:szCs w:val="20"/>
         </w:rPr>
-        <w:t>Identify patients (Patient ID) with missing values for each feature;</w:t>
+        <w:t>Identify</w:t>
+      </w:r>
+      <w:r>
+        <w:rPr>
+          <w:rFonts w:ascii="Arial" w:hAnsi="Arial" w:cs="Arial"/>
+          <w:sz w:val="20"/>
+          <w:szCs w:val="20"/>
+        </w:rPr>
+        <w:t>ing</w:t>
+      </w:r>
+      <w:r>
+        <w:rPr>
+          <w:rFonts w:ascii="Arial" w:hAnsi="Arial" w:cs="Arial"/>
+          <w:sz w:val="20"/>
+          <w:szCs w:val="20"/>
+        </w:rPr>
+        <w:t xml:space="preserve"> patients (</w:t>
+      </w:r>
+      <w:r>
+        <w:rPr>
+          <w:rFonts w:ascii="Arial" w:hAnsi="Arial" w:cs="Arial"/>
+          <w:sz w:val="20"/>
+          <w:szCs w:val="20"/>
+        </w:rPr>
+        <w:t xml:space="preserve">by </w:t>
+      </w:r>
+      <w:r>
+        <w:rPr>
+          <w:rFonts w:ascii="Arial" w:hAnsi="Arial" w:cs="Arial"/>
+          <w:sz w:val="20"/>
+          <w:szCs w:val="20"/>
+        </w:rPr>
+        <w:t xml:space="preserve">Patient ID) </w:t>
+      </w:r>
+      <w:r>
+        <w:rPr>
+          <w:rFonts w:ascii="Arial" w:hAnsi="Arial" w:cs="Arial"/>
+          <w:sz w:val="20"/>
+          <w:szCs w:val="20"/>
+        </w:rPr>
+        <w:t>who have at least one missing value in the feature</w:t>
+      </w:r>
+      <w:r>
+        <w:rPr>
+          <w:rFonts w:ascii="Arial" w:hAnsi="Arial" w:cs="Arial"/>
+          <w:sz w:val="20"/>
+          <w:szCs w:val="20"/>
+        </w:rPr>
+        <w:t>;</w:t>
       </w:r>
     </w:p>
     <w:p>
@@ -1205,7 +1215,39 @@
           <w:sz w:val="20"/>
           <w:szCs w:val="20"/>
         </w:rPr>
-        <w:t>Retrieve all rows for those patients and obtain the first non-missing value for each one;</w:t>
+        <w:t>Retriev</w:t>
+      </w:r>
+      <w:r>
+        <w:rPr>
+          <w:rFonts w:ascii="Arial" w:hAnsi="Arial" w:cs="Arial"/>
+          <w:sz w:val="20"/>
+          <w:szCs w:val="20"/>
+        </w:rPr>
+        <w:t>ing</w:t>
+      </w:r>
+      <w:r>
+        <w:rPr>
+          <w:rFonts w:ascii="Arial" w:hAnsi="Arial" w:cs="Arial"/>
+          <w:sz w:val="20"/>
+          <w:szCs w:val="20"/>
+        </w:rPr>
+        <w:t xml:space="preserve"> all rows for those patients and obtain the first non-missing value </w:t>
+      </w:r>
+      <w:r>
+        <w:rPr>
+          <w:rFonts w:ascii="Arial" w:hAnsi="Arial" w:cs="Arial"/>
+          <w:sz w:val="20"/>
+          <w:szCs w:val="20"/>
+        </w:rPr>
+        <w:t>of the feature for each patient</w:t>
+      </w:r>
+      <w:r>
+        <w:rPr>
+          <w:rFonts w:ascii="Arial" w:hAnsi="Arial" w:cs="Arial"/>
+          <w:sz w:val="20"/>
+          <w:szCs w:val="20"/>
+        </w:rPr>
+        <w:t>;</w:t>
       </w:r>
     </w:p>
     <w:p>
@@ -1227,7 +1269,55 @@
           <w:sz w:val="20"/>
           <w:szCs w:val="20"/>
         </w:rPr>
-        <w:t>Fill the missing values for that patient with the obtained value.</w:t>
+        <w:t>Fill</w:t>
+      </w:r>
+      <w:r>
+        <w:rPr>
+          <w:rFonts w:ascii="Arial" w:hAnsi="Arial" w:cs="Arial"/>
+          <w:sz w:val="20"/>
+          <w:szCs w:val="20"/>
+        </w:rPr>
+        <w:t>ing</w:t>
+      </w:r>
+      <w:r>
+        <w:rPr>
+          <w:rFonts w:ascii="Arial" w:hAnsi="Arial" w:cs="Arial"/>
+          <w:sz w:val="20"/>
+          <w:szCs w:val="20"/>
+        </w:rPr>
+        <w:t xml:space="preserve"> </w:t>
+      </w:r>
+      <w:r>
+        <w:rPr>
+          <w:rFonts w:ascii="Arial" w:hAnsi="Arial" w:cs="Arial"/>
+          <w:sz w:val="20"/>
+          <w:szCs w:val="20"/>
+        </w:rPr>
+        <w:t>all</w:t>
+      </w:r>
+      <w:r>
+        <w:rPr>
+          <w:rFonts w:ascii="Arial" w:hAnsi="Arial" w:cs="Arial"/>
+          <w:sz w:val="20"/>
+          <w:szCs w:val="20"/>
+        </w:rPr>
+        <w:t xml:space="preserve"> missing values </w:t>
+      </w:r>
+      <w:r>
+        <w:rPr>
+          <w:rFonts w:ascii="Arial" w:hAnsi="Arial" w:cs="Arial"/>
+          <w:sz w:val="20"/>
+          <w:szCs w:val="20"/>
+        </w:rPr>
+        <w:t xml:space="preserve">of that feature </w:t>
+      </w:r>
+      <w:r>
+        <w:rPr>
+          <w:rFonts w:ascii="Arial" w:hAnsi="Arial" w:cs="Arial"/>
+          <w:sz w:val="20"/>
+          <w:szCs w:val="20"/>
+        </w:rPr>
+        <w:t>for that patient with the obtained value.</w:t>
       </w:r>
     </w:p>
     <w:p>
@@ -1264,17 +1354,8 @@
           <w:szCs w:val="20"/>
           <w:lang w:val="en-US"/>
         </w:rPr>
-        <w:t xml:space="preserve"> For some features, this method was enough while for others additional strategies were used:</w:t>
-      </w:r>
-    </w:p>
-    <w:p>
-      <w:pPr>
-        <w:rPr>
-          <w:rFonts w:ascii="Arial" w:hAnsi="Arial" w:cs="Arial"/>
-          <w:sz w:val="20"/>
-          <w:szCs w:val="20"/>
-        </w:rPr>
-      </w:pPr>
+        <w:t xml:space="preserve"> For some features, this </w:t>
+      </w:r>
       <w:r>
         <w:rPr>
           <w:rFonts w:ascii="Arial" w:hAnsi="Arial" w:cs="Arial"/>
@@ -1282,28 +1363,241 @@
           <w:szCs w:val="20"/>
           <w:lang w:val="en-US"/>
         </w:rPr>
-        <w:t xml:space="preserve">Age: </w:t>
-      </w:r>
-      <w:r>
-        <w:rPr>
-          <w:rFonts w:ascii="Arial" w:hAnsi="Arial" w:cs="Arial"/>
-          <w:sz w:val="20"/>
-          <w:szCs w:val="20"/>
-        </w:rPr>
-        <w:t>The baseline patient-level approach was sufficient to fill all missing values.</w:t>
-      </w:r>
-    </w:p>
-    <w:p>
-      <w:pPr>
-        <w:rPr>
-          <w:rFonts w:ascii="Arial" w:hAnsi="Arial" w:cs="Arial"/>
-          <w:sz w:val="20"/>
-          <w:szCs w:val="20"/>
-        </w:rPr>
-      </w:pPr>
-      <w:r>
-        <w:rPr>
-          <w:rFonts w:ascii="Arial" w:hAnsi="Arial" w:cs="Arial"/>
+        <w:t>strategy</w:t>
+      </w:r>
+      <w:r>
+        <w:rPr>
+          <w:rFonts w:ascii="Arial" w:hAnsi="Arial" w:cs="Arial"/>
+          <w:sz w:val="20"/>
+          <w:szCs w:val="20"/>
+          <w:lang w:val="en-US"/>
+        </w:rPr>
+        <w:t xml:space="preserve"> was </w:t>
+      </w:r>
+      <w:r>
+        <w:rPr>
+          <w:rFonts w:ascii="Arial" w:hAnsi="Arial" w:cs="Arial"/>
+          <w:sz w:val="20"/>
+          <w:szCs w:val="20"/>
+          <w:lang w:val="en-US"/>
+        </w:rPr>
+        <w:t>sufficient</w:t>
+      </w:r>
+      <w:r>
+        <w:rPr>
+          <w:rFonts w:ascii="Arial" w:hAnsi="Arial" w:cs="Arial"/>
+          <w:sz w:val="20"/>
+          <w:szCs w:val="20"/>
+          <w:lang w:val="en-US"/>
+        </w:rPr>
+        <w:t xml:space="preserve"> while for others additional strategies were used</w:t>
+      </w:r>
+      <w:r>
+        <w:rPr>
+          <w:rFonts w:ascii="Arial" w:hAnsi="Arial" w:cs="Arial"/>
+          <w:sz w:val="20"/>
+          <w:szCs w:val="20"/>
+          <w:lang w:val="en-US"/>
+        </w:rPr>
+        <w:t>.</w:t>
+      </w:r>
+    </w:p>
+    <w:p>
+      <w:pPr>
+        <w:rPr>
+          <w:rFonts w:ascii="Arial" w:hAnsi="Arial" w:cs="Arial"/>
+          <w:sz w:val="20"/>
+          <w:szCs w:val="20"/>
+          <w:lang w:val="en-US"/>
+        </w:rPr>
+      </w:pPr>
+      <w:r>
+        <w:rPr>
+          <w:rFonts w:ascii="Arial" w:hAnsi="Arial" w:cs="Arial"/>
+          <w:sz w:val="20"/>
+          <w:szCs w:val="20"/>
+          <w:lang w:val="en-US"/>
+        </w:rPr>
+        <w:t>Missing Completely at Random (explain why these are completely at RNDOM)</w:t>
+      </w:r>
+    </w:p>
+    <w:p>
+      <w:pPr>
+        <w:rPr>
+          <w:rFonts w:ascii="Arial" w:hAnsi="Arial" w:cs="Arial"/>
+          <w:b/>
+          <w:bCs/>
+          <w:sz w:val="22"/>
+          <w:szCs w:val="22"/>
+          <w:lang w:val="en-US"/>
+        </w:rPr>
+      </w:pPr>
+      <w:r>
+        <w:rPr>
+          <w:rFonts w:ascii="Arial" w:hAnsi="Arial" w:cs="Arial"/>
+          <w:b/>
+          <w:bCs/>
+          <w:sz w:val="22"/>
+          <w:szCs w:val="22"/>
+          <w:lang w:val="en-US"/>
+        </w:rPr>
+        <w:t>Age</w:t>
+      </w:r>
+    </w:p>
+    <w:p>
+      <w:pPr>
+        <w:rPr>
+          <w:rFonts w:ascii="Arial" w:hAnsi="Arial" w:cs="Arial"/>
+          <w:sz w:val="20"/>
+          <w:szCs w:val="20"/>
+        </w:rPr>
+      </w:pPr>
+      <w:r>
+        <w:rPr>
+          <w:rFonts w:ascii="Arial" w:hAnsi="Arial" w:cs="Arial"/>
+          <w:sz w:val="20"/>
+          <w:szCs w:val="20"/>
+        </w:rPr>
+        <w:t>For Age, the patient</w:t>
+      </w:r>
+      <w:r>
+        <w:rPr>
+          <w:rFonts w:ascii="Cambria Math" w:hAnsi="Cambria Math" w:cs="Cambria Math"/>
+          <w:sz w:val="20"/>
+          <w:szCs w:val="20"/>
+        </w:rPr>
+        <w:t>‑</w:t>
+      </w:r>
+      <w:r>
+        <w:rPr>
+          <w:rFonts w:ascii="Arial" w:hAnsi="Arial" w:cs="Arial"/>
+          <w:sz w:val="20"/>
+          <w:szCs w:val="20"/>
+        </w:rPr>
+        <w:t>level carry</w:t>
+      </w:r>
+      <w:r>
+        <w:rPr>
+          <w:rFonts w:ascii="Cambria Math" w:hAnsi="Cambria Math" w:cs="Cambria Math"/>
+          <w:sz w:val="20"/>
+          <w:szCs w:val="20"/>
+        </w:rPr>
+        <w:t>‑</w:t>
+      </w:r>
+      <w:r>
+        <w:rPr>
+          <w:rFonts w:ascii="Arial" w:hAnsi="Arial" w:cs="Arial"/>
+          <w:sz w:val="20"/>
+          <w:szCs w:val="20"/>
+        </w:rPr>
+        <w:t>forward imputation completely resolved missing values.</w:t>
+      </w:r>
+    </w:p>
+    <w:p>
+      <w:pPr>
+        <w:rPr>
+          <w:rFonts w:ascii="Arial" w:hAnsi="Arial" w:cs="Arial"/>
+          <w:sz w:val="20"/>
+          <w:szCs w:val="20"/>
+        </w:rPr>
+      </w:pPr>
+      <w:r>
+        <w:rPr>
+          <w:rFonts w:ascii="Arial" w:hAnsi="Arial" w:cs="Arial"/>
+          <w:noProof/>
+          <w:sz w:val="20"/>
+          <w:szCs w:val="20"/>
+        </w:rPr>
+        <w:drawing>
+          <wp:inline distT="0" distB="0" distL="0" distR="0" wp14:anchorId="3EBDE812" wp14:editId="69206FF7">
+            <wp:extent cx="5731510" cy="1284605"/>
+            <wp:effectExtent l="0" t="0" r="0" b="0"/>
+            <wp:docPr id="2071499420" name="Picture 1" descr="A table with numbers and text&#10;&#10;AI-generated content may be incorrect."/>
+            <wp:cNvGraphicFramePr>
+              <a:graphicFrameLocks xmlns:a="http://schemas.openxmlformats.org/drawingml/2006/main" noChangeAspect="1"/>
+            </wp:cNvGraphicFramePr>
+            <a:graphic xmlns:a="http://schemas.openxmlformats.org/drawingml/2006/main">
+              <a:graphicData uri="http://schemas.openxmlformats.org/drawingml/2006/picture">
+                <pic:pic xmlns:pic="http://schemas.openxmlformats.org/drawingml/2006/picture">
+                  <pic:nvPicPr>
+                    <pic:cNvPr id="2071499420" name="Picture 1" descr="A table with numbers and text&#10;&#10;AI-generated content may be incorrect."/>
+                    <pic:cNvPicPr/>
+                  </pic:nvPicPr>
+                  <pic:blipFill>
+                    <a:blip r:embed="rId8" cstate="print">
+                      <a:extLst>
+                        <a:ext uri="{28A0092B-C50C-407E-A947-70E740481C1C}">
+                          <a14:useLocalDpi xmlns:a14="http://schemas.microsoft.com/office/drawing/2010/main" val="0"/>
+                        </a:ext>
+                      </a:extLst>
+                    </a:blip>
+                    <a:stretch>
+                      <a:fillRect/>
+                    </a:stretch>
+                  </pic:blipFill>
+                  <pic:spPr>
+                    <a:xfrm>
+                      <a:off x="0" y="0"/>
+                      <a:ext cx="5731510" cy="1284605"/>
+                    </a:xfrm>
+                    <a:prstGeom prst="rect">
+                      <a:avLst/>
+                    </a:prstGeom>
+                  </pic:spPr>
+                </pic:pic>
+              </a:graphicData>
+            </a:graphic>
+          </wp:inline>
+        </w:drawing>
+      </w:r>
+    </w:p>
+    <w:p>
+      <w:pPr>
+        <w:rPr>
+          <w:rFonts w:ascii="Arial" w:hAnsi="Arial" w:cs="Arial"/>
+          <w:sz w:val="20"/>
+          <w:szCs w:val="20"/>
+        </w:rPr>
+      </w:pPr>
+      <w:r>
+        <w:rPr>
+          <w:rFonts w:ascii="Arial" w:hAnsi="Arial" w:cs="Arial"/>
+          <w:sz w:val="20"/>
+          <w:szCs w:val="20"/>
+        </w:rPr>
+        <w:t>For instance, the patient 1365 had a missing value for age in one of the rows so the value 99.0 was retrieved from the previous rows and use to impute the missing value.</w:t>
+      </w:r>
+    </w:p>
+    <w:p>
+      <w:pPr>
+        <w:rPr>
+          <w:rFonts w:ascii="Arial" w:hAnsi="Arial" w:cs="Arial"/>
+          <w:sz w:val="20"/>
+          <w:szCs w:val="20"/>
+        </w:rPr>
+      </w:pPr>
+      <w:r>
+        <w:rPr>
+          <w:rFonts w:ascii="Arial" w:hAnsi="Arial" w:cs="Arial"/>
+          <w:sz w:val="20"/>
+          <w:szCs w:val="20"/>
+        </w:rPr>
+        <w:t>Missing At Random (explain why)</w:t>
+      </w:r>
+    </w:p>
+    <w:p>
+      <w:pPr>
+        <w:rPr>
+          <w:rFonts w:ascii="Arial" w:hAnsi="Arial" w:cs="Arial"/>
+          <w:sz w:val="20"/>
+          <w:szCs w:val="20"/>
+        </w:rPr>
+      </w:pPr>
+      <w:r>
+        <w:rPr>
+          <w:rFonts w:ascii="Arial" w:hAnsi="Arial" w:cs="Arial"/>
+          <w:b/>
+          <w:bCs/>
           <w:sz w:val="20"/>
           <w:szCs w:val="20"/>
         </w:rPr>
@@ -1347,7 +1641,7 @@
           <w:sz w:val="20"/>
           <w:szCs w:val="20"/>
         </w:rPr>
-        <w:t>.</w:t>
+        <w:t xml:space="preserve"> and consultation price.</w:t>
       </w:r>
     </w:p>
     <w:p>
@@ -1367,6 +1661,7 @@
           <w:szCs w:val="20"/>
           <w:lang w:val="en-US"/>
         </w:rPr>
+        <w:lastRenderedPageBreak/>
         <w:drawing>
           <wp:inline distT="0" distB="0" distL="0" distR="0" wp14:anchorId="5FA32184" wp14:editId="6DDF34D0">
             <wp:extent cx="5731510" cy="3609340"/>
@@ -1383,7 +1678,7 @@
                     <pic:cNvPicPr/>
                   </pic:nvPicPr>
                   <pic:blipFill>
-                    <a:blip r:embed="rId8" cstate="print">
+                    <a:blip r:embed="rId9" cstate="print">
                       <a:extLst>
                         <a:ext uri="{28A0092B-C50C-407E-A947-70E740481C1C}">
                           <a14:useLocalDpi xmlns:a14="http://schemas.microsoft.com/office/drawing/2010/main" val="0"/>
@@ -1422,11 +1717,13 @@
       <w:r>
         <w:rPr>
           <w:rFonts w:ascii="Arial" w:hAnsi="Arial" w:cs="Arial"/>
+          <w:b/>
+          <w:bCs/>
           <w:sz w:val="20"/>
           <w:szCs w:val="20"/>
           <w:lang w:val="en-US"/>
         </w:rPr>
-        <w:t>Insurance Coverage: Since the missing values for Insurance Coverage rely on other features, especially Insurance Provider and Consultation Price, they are regarded as Missing at Random (MAR).</w:t>
+        <w:t>Has Both</w:t>
       </w:r>
       <w:r>
         <w:rPr>
@@ -1435,56 +1732,55 @@
           <w:szCs w:val="20"/>
           <w:lang w:val="en-US"/>
         </w:rPr>
-        <w:t xml:space="preserve"> Therefore, the strategy used a combination of both patient-level and provider information.</w:t>
-      </w:r>
-    </w:p>
-    <w:p>
-      <w:pPr>
+        <w:t xml:space="preserve">: Insurance Provider and Insurance Coverage both present </w:t>
+      </w:r>
+      <w:r>
         <w:rPr>
           <w:rFonts w:ascii="Arial" w:hAnsi="Arial" w:cs="Arial"/>
           <w:sz w:val="20"/>
           <w:szCs w:val="20"/>
           <w:lang w:val="en-US"/>
         </w:rPr>
-      </w:pPr>
-    </w:p>
-    <w:p>
-      <w:pPr>
+        <w:sym w:font="Wingdings" w:char="F0E0"/>
+      </w:r>
+      <w:r>
         <w:rPr>
           <w:rFonts w:ascii="Arial" w:hAnsi="Arial" w:cs="Arial"/>
           <w:sz w:val="20"/>
           <w:szCs w:val="20"/>
           <w:lang w:val="en-US"/>
         </w:rPr>
-      </w:pPr>
-    </w:p>
-    <w:p>
-      <w:pPr>
+        <w:t xml:space="preserve"> </w:t>
+      </w:r>
+      <w:r>
         <w:rPr>
           <w:rFonts w:ascii="Arial" w:hAnsi="Arial" w:cs="Arial"/>
           <w:sz w:val="20"/>
           <w:szCs w:val="20"/>
           <w:lang w:val="en-US"/>
         </w:rPr>
-      </w:pPr>
-      <w:r>
+        <w:t>no action.</w:t>
+      </w:r>
+    </w:p>
+    <w:p>
+      <w:pPr>
         <w:rPr>
           <w:rFonts w:ascii="Arial" w:hAnsi="Arial" w:cs="Arial"/>
           <w:sz w:val="20"/>
           <w:szCs w:val="20"/>
           <w:lang w:val="en-US"/>
         </w:rPr>
-        <w:lastRenderedPageBreak/>
-        <w:t>The graphic above represents the number of rows/appoin</w:t>
-      </w:r>
-      <w:r>
-        <w:rPr>
-          <w:rFonts w:ascii="Arial" w:hAnsi="Arial" w:cs="Arial"/>
+      </w:pPr>
+      <w:r>
+        <w:rPr>
+          <w:rFonts w:ascii="Arial" w:hAnsi="Arial" w:cs="Arial"/>
+          <w:b/>
+          <w:bCs/>
           <w:sz w:val="20"/>
           <w:szCs w:val="20"/>
           <w:lang w:val="en-US"/>
         </w:rPr>
-        <w:t>tments</w:t>
+        <w:t>Has None:</w:t>
       </w:r>
       <w:r>
         <w:rPr>
@@ -1493,6 +1789,235 @@
           <w:szCs w:val="20"/>
           <w:lang w:val="en-US"/>
         </w:rPr>
+        <w:t xml:space="preserve"> both variables missing or zero </w:t>
+      </w:r>
+      <w:r>
+        <w:rPr>
+          <w:rFonts w:ascii="Arial" w:hAnsi="Arial" w:cs="Arial"/>
+          <w:sz w:val="20"/>
+          <w:szCs w:val="20"/>
+          <w:lang w:val="en-US"/>
+        </w:rPr>
+        <w:sym w:font="Wingdings" w:char="F0E0"/>
+      </w:r>
+      <w:r>
+        <w:rPr>
+          <w:rFonts w:ascii="Arial" w:hAnsi="Arial" w:cs="Arial"/>
+          <w:sz w:val="20"/>
+          <w:szCs w:val="20"/>
+          <w:lang w:val="en-US"/>
+        </w:rPr>
+        <w:t xml:space="preserve"> Insurance Provider set to "None" and Insurance Coverage set to 0.0, reflecting patients without insurance.</w:t>
+      </w:r>
+    </w:p>
+    <w:p>
+      <w:pPr>
+        <w:rPr>
+          <w:rFonts w:ascii="Arial" w:hAnsi="Arial" w:cs="Arial"/>
+          <w:sz w:val="20"/>
+          <w:szCs w:val="20"/>
+          <w:lang w:val="en-US"/>
+        </w:rPr>
+      </w:pPr>
+      <w:r>
+        <w:rPr>
+          <w:rFonts w:ascii="Arial" w:hAnsi="Arial" w:cs="Arial"/>
+          <w:b/>
+          <w:bCs/>
+          <w:sz w:val="20"/>
+          <w:szCs w:val="20"/>
+          <w:lang w:val="en-US"/>
+        </w:rPr>
+        <w:t>Has Coverage:</w:t>
+      </w:r>
+      <w:r>
+        <w:rPr>
+          <w:rFonts w:ascii="Arial" w:hAnsi="Arial" w:cs="Arial"/>
+          <w:sz w:val="20"/>
+          <w:szCs w:val="20"/>
+          <w:lang w:val="en-US"/>
+        </w:rPr>
+        <w:t xml:space="preserve"> Insurance Coverage present but Insurance Provider missing </w:t>
+      </w:r>
+      <w:r>
+        <w:rPr>
+          <w:rFonts w:ascii="Arial" w:hAnsi="Arial" w:cs="Arial"/>
+          <w:sz w:val="20"/>
+          <w:szCs w:val="20"/>
+          <w:lang w:val="en-US"/>
+        </w:rPr>
+        <w:sym w:font="Wingdings" w:char="F0E0"/>
+      </w:r>
+      <w:r>
+        <w:rPr>
+          <w:rFonts w:ascii="Arial" w:hAnsi="Arial" w:cs="Arial"/>
+          <w:sz w:val="20"/>
+          <w:szCs w:val="20"/>
+          <w:lang w:val="en-US"/>
+        </w:rPr>
+        <w:t xml:space="preserve"> missing provider values filled using the patient</w:t>
+      </w:r>
+      <w:r>
+        <w:rPr>
+          <w:rFonts w:ascii="Arial" w:hAnsi="Arial" w:cs="Arial"/>
+          <w:sz w:val="20"/>
+          <w:szCs w:val="20"/>
+          <w:lang w:val="en-US"/>
+        </w:rPr>
+        <w:t>-</w:t>
+      </w:r>
+      <w:r>
+        <w:rPr>
+          <w:rFonts w:ascii="Arial" w:hAnsi="Arial" w:cs="Arial"/>
+          <w:sz w:val="20"/>
+          <w:szCs w:val="20"/>
+          <w:lang w:val="en-US"/>
+        </w:rPr>
+        <w:t>level carry</w:t>
+      </w:r>
+      <w:r>
+        <w:rPr>
+          <w:rFonts w:ascii="Arial" w:hAnsi="Arial" w:cs="Arial"/>
+          <w:sz w:val="20"/>
+          <w:szCs w:val="20"/>
+          <w:lang w:val="en-US"/>
+        </w:rPr>
+        <w:t>-</w:t>
+      </w:r>
+      <w:r>
+        <w:rPr>
+          <w:rFonts w:ascii="Arial" w:hAnsi="Arial" w:cs="Arial"/>
+          <w:sz w:val="20"/>
+          <w:szCs w:val="20"/>
+          <w:lang w:val="en-US"/>
+        </w:rPr>
+        <w:t>forward approach.</w:t>
+      </w:r>
+    </w:p>
+    <w:p>
+      <w:pPr>
+        <w:rPr>
+          <w:rFonts w:ascii="Arial" w:hAnsi="Arial" w:cs="Arial"/>
+          <w:sz w:val="20"/>
+          <w:szCs w:val="20"/>
+          <w:lang w:val="en-US"/>
+        </w:rPr>
+      </w:pPr>
+      <w:r>
+        <w:rPr>
+          <w:rFonts w:ascii="Arial" w:hAnsi="Arial" w:cs="Arial"/>
+          <w:b/>
+          <w:bCs/>
+          <w:sz w:val="20"/>
+          <w:szCs w:val="20"/>
+          <w:lang w:val="en-US"/>
+        </w:rPr>
+        <w:t xml:space="preserve">Has Provider: </w:t>
+      </w:r>
+      <w:r>
+        <w:rPr>
+          <w:rFonts w:ascii="Arial" w:hAnsi="Arial" w:cs="Arial"/>
+          <w:sz w:val="20"/>
+          <w:szCs w:val="20"/>
+          <w:lang w:val="en-US"/>
+        </w:rPr>
+        <w:t xml:space="preserve">Insurance Provider present but Insurance Coverage missing </w:t>
+      </w:r>
+      <w:r>
+        <w:rPr>
+          <w:rFonts w:ascii="Arial" w:hAnsi="Arial" w:cs="Arial"/>
+          <w:sz w:val="20"/>
+          <w:szCs w:val="20"/>
+          <w:lang w:val="en-US"/>
+        </w:rPr>
+        <w:sym w:font="Wingdings" w:char="F0E0"/>
+      </w:r>
+      <w:r>
+        <w:rPr>
+          <w:rFonts w:ascii="Arial" w:hAnsi="Arial" w:cs="Arial"/>
+          <w:sz w:val="20"/>
+          <w:szCs w:val="20"/>
+          <w:lang w:val="en-US"/>
+        </w:rPr>
+        <w:t xml:space="preserve"> provider specific rules applied.</w:t>
+      </w:r>
+    </w:p>
+    <w:p>
+      <w:pPr>
+        <w:rPr>
+          <w:rFonts w:ascii="Arial" w:hAnsi="Arial" w:cs="Arial"/>
+          <w:sz w:val="20"/>
+          <w:szCs w:val="20"/>
+          <w:lang w:val="en-US"/>
+        </w:rPr>
+      </w:pPr>
+      <w:r>
+        <w:rPr>
+          <w:rFonts w:ascii="Arial" w:hAnsi="Arial" w:cs="Arial"/>
+          <w:sz w:val="20"/>
+          <w:szCs w:val="20"/>
+          <w:lang w:val="en-US"/>
+        </w:rPr>
+        <w:t xml:space="preserve">For the </w:t>
+      </w:r>
+      <w:r>
+        <w:rPr>
+          <w:rFonts w:ascii="Arial" w:hAnsi="Arial" w:cs="Arial"/>
+          <w:b/>
+          <w:bCs/>
+          <w:sz w:val="20"/>
+          <w:szCs w:val="20"/>
+          <w:lang w:val="en-US"/>
+        </w:rPr>
+        <w:t>Has Provider</w:t>
+      </w:r>
+      <w:r>
+        <w:rPr>
+          <w:rFonts w:ascii="Arial" w:hAnsi="Arial" w:cs="Arial"/>
+          <w:sz w:val="20"/>
+          <w:szCs w:val="20"/>
+          <w:lang w:val="en-US"/>
+        </w:rPr>
+        <w:t xml:space="preserve"> group, missing values were analyzed separately for Provider B and Provider D</w:t>
+      </w:r>
+      <w:r>
+        <w:rPr>
+          <w:rFonts w:ascii="Arial" w:hAnsi="Arial" w:cs="Arial"/>
+          <w:sz w:val="20"/>
+          <w:szCs w:val="20"/>
+          <w:lang w:val="en-US"/>
+        </w:rPr>
+        <w:t>, since these for patients with missing coverage, those were the only 2 providers associated.</w:t>
+      </w:r>
+      <w:r>
+        <w:rPr>
+          <w:rFonts w:ascii="Arial" w:hAnsi="Arial" w:cs="Arial"/>
+          <w:sz w:val="20"/>
+          <w:szCs w:val="20"/>
+          <w:lang w:val="en-US"/>
+        </w:rPr>
+        <w:t xml:space="preserve"> Before imputation, it is important to note that there are no patients with </w:t>
+      </w:r>
+      <w:r>
+        <w:rPr>
+          <w:rFonts w:ascii="Arial" w:hAnsi="Arial" w:cs="Arial"/>
+          <w:b/>
+          <w:bCs/>
+          <w:sz w:val="20"/>
+          <w:szCs w:val="20"/>
+          <w:lang w:val="en-US"/>
+        </w:rPr>
+        <w:t>Insurance Provider</w:t>
+      </w:r>
+      <w:r>
+        <w:rPr>
+          <w:rFonts w:ascii="Arial" w:hAnsi="Arial" w:cs="Arial"/>
+          <w:b/>
+          <w:bCs/>
+          <w:sz w:val="20"/>
+          <w:szCs w:val="20"/>
+          <w:lang w:val="en-US"/>
+        </w:rPr>
         <w:t xml:space="preserve"> </w:t>
       </w:r>
       <w:r>
@@ -1502,16 +2027,18 @@
           <w:szCs w:val="20"/>
           <w:lang w:val="en-US"/>
         </w:rPr>
-        <w:t xml:space="preserve">that </w:t>
-      </w:r>
-      <w:r>
-        <w:rPr>
-          <w:rFonts w:ascii="Arial" w:hAnsi="Arial" w:cs="Arial"/>
+        <w:t xml:space="preserve">and </w:t>
+      </w:r>
+      <w:r>
+        <w:rPr>
+          <w:rFonts w:ascii="Arial" w:hAnsi="Arial" w:cs="Arial"/>
+          <w:b/>
+          <w:bCs/>
           <w:sz w:val="20"/>
           <w:szCs w:val="20"/>
           <w:lang w:val="en-US"/>
         </w:rPr>
-        <w:t>have</w:t>
+        <w:t xml:space="preserve">Insurance Coverage </w:t>
       </w:r>
       <w:r>
         <w:rPr>
@@ -1520,200 +2047,7 @@
           <w:szCs w:val="20"/>
           <w:lang w:val="en-US"/>
         </w:rPr>
-        <w:t xml:space="preserve"> both </w:t>
-      </w:r>
-      <w:r>
-        <w:rPr>
-          <w:rFonts w:ascii="Arial" w:hAnsi="Arial" w:cs="Arial"/>
-          <w:sz w:val="20"/>
-          <w:szCs w:val="20"/>
-          <w:lang w:val="en-US"/>
-        </w:rPr>
-        <w:t xml:space="preserve">the </w:t>
-      </w:r>
-      <w:r>
-        <w:rPr>
-          <w:rFonts w:ascii="Arial" w:hAnsi="Arial" w:cs="Arial"/>
-          <w:sz w:val="20"/>
-          <w:szCs w:val="20"/>
-          <w:lang w:val="en-US"/>
-        </w:rPr>
-        <w:t xml:space="preserve">Insurance </w:t>
-      </w:r>
-      <w:r>
-        <w:rPr>
-          <w:rFonts w:ascii="Arial" w:hAnsi="Arial" w:cs="Arial"/>
-          <w:sz w:val="20"/>
-          <w:szCs w:val="20"/>
-          <w:lang w:val="en-US"/>
-        </w:rPr>
-        <w:t xml:space="preserve">Provider and </w:t>
-      </w:r>
-      <w:r>
-        <w:rPr>
-          <w:rFonts w:ascii="Arial" w:hAnsi="Arial" w:cs="Arial"/>
-          <w:sz w:val="20"/>
-          <w:szCs w:val="20"/>
-          <w:lang w:val="en-US"/>
-        </w:rPr>
-        <w:t>the Insurance Coverage</w:t>
-      </w:r>
-      <w:r>
-        <w:rPr>
-          <w:rFonts w:ascii="Arial" w:hAnsi="Arial" w:cs="Arial"/>
-          <w:sz w:val="20"/>
-          <w:szCs w:val="20"/>
-          <w:lang w:val="en-US"/>
-        </w:rPr>
-        <w:t xml:space="preserve"> filled in</w:t>
-      </w:r>
-      <w:r>
-        <w:rPr>
-          <w:rFonts w:ascii="Arial" w:hAnsi="Arial" w:cs="Arial"/>
-          <w:sz w:val="20"/>
-          <w:szCs w:val="20"/>
-          <w:lang w:val="en-US"/>
-        </w:rPr>
-        <w:t xml:space="preserve">, </w:t>
-      </w:r>
-      <w:r>
-        <w:rPr>
-          <w:rFonts w:ascii="Arial" w:hAnsi="Arial" w:cs="Arial"/>
-          <w:sz w:val="20"/>
-          <w:szCs w:val="20"/>
-          <w:lang w:val="en-US"/>
-        </w:rPr>
-        <w:t xml:space="preserve">none of </w:t>
-      </w:r>
-      <w:r>
-        <w:rPr>
-          <w:rFonts w:ascii="Arial" w:hAnsi="Arial" w:cs="Arial"/>
-          <w:sz w:val="20"/>
-          <w:szCs w:val="20"/>
-          <w:lang w:val="en-US"/>
-        </w:rPr>
-        <w:t>them filled in, only Insurance Coverage filled in, and only Insurance Provider filled</w:t>
-      </w:r>
-      <w:r>
-        <w:rPr>
-          <w:rFonts w:ascii="Arial" w:hAnsi="Arial" w:cs="Arial"/>
-          <w:sz w:val="20"/>
-          <w:szCs w:val="20"/>
-          <w:lang w:val="en-US"/>
-        </w:rPr>
-        <w:t xml:space="preserve"> in</w:t>
-      </w:r>
-      <w:r>
-        <w:rPr>
-          <w:rFonts w:ascii="Arial" w:hAnsi="Arial" w:cs="Arial"/>
-          <w:sz w:val="20"/>
-          <w:szCs w:val="20"/>
-          <w:lang w:val="en-US"/>
-        </w:rPr>
-        <w:t xml:space="preserve">. Our approach </w:t>
-      </w:r>
-      <w:r>
-        <w:rPr>
-          <w:rFonts w:ascii="Arial" w:hAnsi="Arial" w:cs="Arial"/>
-          <w:sz w:val="20"/>
-          <w:szCs w:val="20"/>
-          <w:lang w:val="en-US"/>
-        </w:rPr>
-        <w:t>to</w:t>
-      </w:r>
-      <w:r>
-        <w:rPr>
-          <w:rFonts w:ascii="Arial" w:hAnsi="Arial" w:cs="Arial"/>
-          <w:sz w:val="20"/>
-          <w:szCs w:val="20"/>
-          <w:lang w:val="en-US"/>
-        </w:rPr>
-        <w:t xml:space="preserve"> the missing values in these two columns depended on </w:t>
-      </w:r>
-      <w:r>
-        <w:rPr>
-          <w:rFonts w:ascii="Arial" w:hAnsi="Arial" w:cs="Arial"/>
-          <w:sz w:val="20"/>
-          <w:szCs w:val="20"/>
-          <w:lang w:val="en-US"/>
-        </w:rPr>
-        <w:t>which of the mentioned groups they belonged</w:t>
-      </w:r>
-      <w:r>
-        <w:rPr>
-          <w:rFonts w:ascii="Arial" w:hAnsi="Arial" w:cs="Arial"/>
-          <w:sz w:val="20"/>
-          <w:szCs w:val="20"/>
-          <w:lang w:val="en-US"/>
-        </w:rPr>
-        <w:t xml:space="preserve"> to</w:t>
-      </w:r>
-      <w:r>
-        <w:rPr>
-          <w:rFonts w:ascii="Arial" w:hAnsi="Arial" w:cs="Arial"/>
-          <w:sz w:val="20"/>
-          <w:szCs w:val="20"/>
-          <w:lang w:val="en-US"/>
-        </w:rPr>
-        <w:t>:</w:t>
-      </w:r>
-    </w:p>
-    <w:p>
-      <w:pPr>
-        <w:rPr>
-          <w:rFonts w:ascii="Arial" w:hAnsi="Arial" w:cs="Arial"/>
-          <w:sz w:val="20"/>
-          <w:szCs w:val="20"/>
-          <w:lang w:val="en-US"/>
-        </w:rPr>
-      </w:pPr>
-      <w:r>
-        <w:rPr>
-          <w:rFonts w:ascii="Arial" w:hAnsi="Arial" w:cs="Arial"/>
-          <w:sz w:val="20"/>
-          <w:szCs w:val="20"/>
-          <w:lang w:val="en-US"/>
-        </w:rPr>
-        <w:t xml:space="preserve">Has Both: do </w:t>
-      </w:r>
-      <w:proofErr w:type="gramStart"/>
-      <w:r>
-        <w:rPr>
-          <w:rFonts w:ascii="Arial" w:hAnsi="Arial" w:cs="Arial"/>
-          <w:sz w:val="20"/>
-          <w:szCs w:val="20"/>
-          <w:lang w:val="en-US"/>
-        </w:rPr>
-        <w:t>nothing;</w:t>
-      </w:r>
-      <w:proofErr w:type="gramEnd"/>
-    </w:p>
-    <w:p>
-      <w:pPr>
-        <w:rPr>
-          <w:rFonts w:ascii="Arial" w:hAnsi="Arial" w:cs="Arial"/>
-          <w:sz w:val="20"/>
-          <w:szCs w:val="20"/>
-          <w:lang w:val="en-US"/>
-        </w:rPr>
-      </w:pPr>
-      <w:r>
-        <w:rPr>
-          <w:rFonts w:ascii="Arial" w:hAnsi="Arial" w:cs="Arial"/>
-          <w:sz w:val="20"/>
-          <w:szCs w:val="20"/>
-          <w:lang w:val="en-US"/>
-        </w:rPr>
-        <w:t xml:space="preserve">Has None: </w:t>
-      </w:r>
-      <w:r>
-        <w:rPr>
-          <w:rFonts w:ascii="Arial" w:hAnsi="Arial" w:cs="Arial"/>
-          <w:sz w:val="20"/>
-          <w:szCs w:val="20"/>
-          <w:lang w:val="en-US"/>
-        </w:rPr>
-        <w:t>In cases where a patient's insurance coverage and insurance provider were either zero or absent, we allocated:</w:t>
+        <w:t>equal 0.0. Therefore:</w:t>
       </w:r>
     </w:p>
     <w:p>
@@ -1732,10 +2066,158 @@
       <w:r>
         <w:rPr>
           <w:rFonts w:ascii="Arial" w:hAnsi="Arial" w:cs="Arial"/>
-          <w:sz w:val="20"/>
-          <w:szCs w:val="20"/>
-        </w:rPr>
-        <w:t>Insurance Provider = 'None'</w:t>
+          <w:b/>
+          <w:bCs/>
+          <w:sz w:val="20"/>
+          <w:szCs w:val="20"/>
+        </w:rPr>
+        <w:t>Provider D</w:t>
+      </w:r>
+      <w:r>
+        <w:rPr>
+          <w:rFonts w:ascii="Arial" w:hAnsi="Arial" w:cs="Arial"/>
+          <w:sz w:val="20"/>
+          <w:szCs w:val="20"/>
+        </w:rPr>
+        <w:t xml:space="preserve">: </w:t>
+      </w:r>
+      <w:r>
+        <w:rPr>
+          <w:rFonts w:ascii="Arial" w:hAnsi="Arial" w:cs="Arial"/>
+          <w:sz w:val="20"/>
+          <w:szCs w:val="20"/>
+        </w:rPr>
+        <w:t>In all non</w:t>
+      </w:r>
+      <w:r>
+        <w:rPr>
+          <w:rFonts w:ascii="Cambria Math" w:hAnsi="Cambria Math" w:cs="Cambria Math"/>
+          <w:sz w:val="20"/>
+          <w:szCs w:val="20"/>
+        </w:rPr>
+        <w:t>‑</w:t>
+      </w:r>
+      <w:r>
+        <w:rPr>
+          <w:rFonts w:ascii="Arial" w:hAnsi="Arial" w:cs="Arial"/>
+          <w:sz w:val="20"/>
+          <w:szCs w:val="20"/>
+        </w:rPr>
+        <w:t xml:space="preserve">missing records, Provider D covered 100% of the consultation price. </w:t>
+      </w:r>
+      <w:r>
+        <w:rPr>
+          <w:rFonts w:ascii="Arial" w:hAnsi="Arial" w:cs="Arial"/>
+          <w:sz w:val="20"/>
+          <w:szCs w:val="20"/>
+        </w:rPr>
+        <w:t xml:space="preserve">The missing values for </w:t>
+      </w:r>
+      <w:r>
+        <w:rPr>
+          <w:rFonts w:ascii="Arial" w:hAnsi="Arial" w:cs="Arial"/>
+          <w:b/>
+          <w:bCs/>
+          <w:sz w:val="20"/>
+          <w:szCs w:val="20"/>
+        </w:rPr>
+        <w:t>Insurance Coverage</w:t>
+      </w:r>
+      <w:r>
+        <w:rPr>
+          <w:rFonts w:ascii="Arial" w:hAnsi="Arial" w:cs="Arial"/>
+          <w:sz w:val="20"/>
+          <w:szCs w:val="20"/>
+        </w:rPr>
+        <w:t xml:space="preserve"> for this provider were set equal to the corresponding consultation price</w:t>
+      </w:r>
+      <w:r>
+        <w:rPr>
+          <w:rFonts w:ascii="Arial" w:hAnsi="Arial" w:cs="Arial"/>
+          <w:sz w:val="20"/>
+          <w:szCs w:val="20"/>
+        </w:rPr>
+        <w:t>. A</w:t>
+      </w:r>
+      <w:r>
+        <w:rPr>
+          <w:rFonts w:ascii="Arial" w:hAnsi="Arial" w:cs="Arial"/>
+          <w:sz w:val="20"/>
+          <w:szCs w:val="20"/>
+        </w:rPr>
+        <w:t xml:space="preserve">ny inconsistencies where </w:t>
+      </w:r>
+      <w:r>
+        <w:rPr>
+          <w:rFonts w:ascii="Arial" w:hAnsi="Arial" w:cs="Arial"/>
+          <w:sz w:val="20"/>
+          <w:szCs w:val="20"/>
+        </w:rPr>
+        <w:t xml:space="preserve">the </w:t>
+      </w:r>
+      <w:r>
+        <w:rPr>
+          <w:rFonts w:ascii="Arial" w:hAnsi="Arial" w:cs="Arial"/>
+          <w:b/>
+          <w:bCs/>
+          <w:sz w:val="20"/>
+          <w:szCs w:val="20"/>
+        </w:rPr>
+        <w:t>Insurance C</w:t>
+      </w:r>
+      <w:r>
+        <w:rPr>
+          <w:rFonts w:ascii="Arial" w:hAnsi="Arial" w:cs="Arial"/>
+          <w:b/>
+          <w:bCs/>
+          <w:sz w:val="20"/>
+          <w:szCs w:val="20"/>
+        </w:rPr>
+        <w:t>overage</w:t>
+      </w:r>
+      <w:r>
+        <w:rPr>
+          <w:rFonts w:ascii="Arial" w:hAnsi="Arial" w:cs="Arial"/>
+          <w:sz w:val="20"/>
+          <w:szCs w:val="20"/>
+        </w:rPr>
+        <w:t xml:space="preserve"> exceeded the consultation price were corrected by capping coverage at the </w:t>
+      </w:r>
+      <w:r>
+        <w:rPr>
+          <w:rFonts w:ascii="Arial" w:hAnsi="Arial" w:cs="Arial"/>
+          <w:b/>
+          <w:bCs/>
+          <w:sz w:val="20"/>
+          <w:szCs w:val="20"/>
+        </w:rPr>
+        <w:t>Consultation</w:t>
+      </w:r>
+      <w:r>
+        <w:rPr>
+          <w:rFonts w:ascii="Arial" w:hAnsi="Arial" w:cs="Arial"/>
+          <w:sz w:val="20"/>
+          <w:szCs w:val="20"/>
+        </w:rPr>
+        <w:t xml:space="preserve"> </w:t>
+      </w:r>
+      <w:r>
+        <w:rPr>
+          <w:rFonts w:ascii="Arial" w:hAnsi="Arial" w:cs="Arial"/>
+          <w:b/>
+          <w:bCs/>
+          <w:sz w:val="20"/>
+          <w:szCs w:val="20"/>
+        </w:rPr>
+        <w:t>Price</w:t>
+      </w:r>
+      <w:r>
+        <w:rPr>
+          <w:rFonts w:ascii="Arial" w:hAnsi="Arial" w:cs="Arial"/>
+          <w:sz w:val="20"/>
+          <w:szCs w:val="20"/>
+        </w:rPr>
+        <w:t>.</w:t>
       </w:r>
     </w:p>
     <w:p>
@@ -1754,86 +2236,217 @@
       <w:r>
         <w:rPr>
           <w:rFonts w:ascii="Arial" w:hAnsi="Arial" w:cs="Arial"/>
-          <w:sz w:val="20"/>
-          <w:szCs w:val="20"/>
-        </w:rPr>
-        <w:t>Insurance Coverage = 0.0</w:t>
-      </w:r>
-    </w:p>
-    <w:p>
-      <w:pPr>
-        <w:rPr>
-          <w:rFonts w:ascii="Arial" w:hAnsi="Arial" w:cs="Arial"/>
-          <w:sz w:val="20"/>
-          <w:szCs w:val="20"/>
-        </w:rPr>
-      </w:pPr>
-      <w:r>
-        <w:rPr>
-          <w:rFonts w:ascii="Arial" w:hAnsi="Arial" w:cs="Arial"/>
-          <w:sz w:val="20"/>
-          <w:szCs w:val="20"/>
-        </w:rPr>
-        <w:t xml:space="preserve">Justification: Since these patients lack insurance, the data is accurately represented </w:t>
-      </w:r>
-      <w:r>
-        <w:rPr>
-          <w:rFonts w:ascii="Arial" w:hAnsi="Arial" w:cs="Arial"/>
-          <w:sz w:val="20"/>
-          <w:szCs w:val="20"/>
-        </w:rPr>
-        <w:t xml:space="preserve">by giving Insurance Coverage = 0.0 </w:t>
-      </w:r>
-      <w:r>
-        <w:rPr>
-          <w:rFonts w:ascii="Arial" w:hAnsi="Arial" w:cs="Arial"/>
-          <w:sz w:val="20"/>
-          <w:szCs w:val="20"/>
-        </w:rPr>
-        <w:t>and "None" as the provider.</w:t>
-      </w:r>
-    </w:p>
-    <w:p>
-      <w:pPr>
-        <w:rPr>
-          <w:rFonts w:ascii="Arial" w:hAnsi="Arial" w:cs="Arial"/>
-          <w:sz w:val="20"/>
-          <w:szCs w:val="20"/>
-        </w:rPr>
-      </w:pPr>
-      <w:r>
-        <w:rPr>
-          <w:rFonts w:ascii="Arial" w:hAnsi="Arial" w:cs="Arial"/>
-          <w:sz w:val="20"/>
-          <w:szCs w:val="20"/>
-          <w:lang w:val="en-US"/>
-        </w:rPr>
-        <w:t xml:space="preserve">Has Coverage: </w:t>
-      </w:r>
-      <w:r>
-        <w:rPr>
-          <w:rFonts w:ascii="Arial" w:hAnsi="Arial" w:cs="Arial"/>
-          <w:sz w:val="20"/>
-          <w:szCs w:val="20"/>
-        </w:rPr>
-        <w:t>The baseline patient-level approach was sufficient to fill all missing values.</w:t>
-      </w:r>
-    </w:p>
-    <w:p>
-      <w:pPr>
-        <w:rPr>
-          <w:rFonts w:ascii="Arial" w:hAnsi="Arial" w:cs="Arial"/>
-          <w:sz w:val="20"/>
-          <w:szCs w:val="20"/>
-        </w:rPr>
-      </w:pPr>
-      <w:r>
-        <w:rPr>
-          <w:rFonts w:ascii="Arial" w:hAnsi="Arial" w:cs="Arial"/>
-          <w:sz w:val="20"/>
-          <w:szCs w:val="20"/>
-        </w:rPr>
-        <w:t>Has Provider:</w:t>
+          <w:b/>
+          <w:bCs/>
+          <w:sz w:val="20"/>
+          <w:szCs w:val="20"/>
+        </w:rPr>
+        <w:t>Provider B</w:t>
+      </w:r>
+      <w:r>
+        <w:rPr>
+          <w:rFonts w:ascii="Arial" w:hAnsi="Arial" w:cs="Arial"/>
+          <w:sz w:val="20"/>
+          <w:szCs w:val="20"/>
+        </w:rPr>
+        <w:t xml:space="preserve">: </w:t>
+      </w:r>
+      <w:r>
+        <w:rPr>
+          <w:rFonts w:ascii="Arial" w:hAnsi="Arial" w:cs="Arial"/>
+          <w:sz w:val="20"/>
+          <w:szCs w:val="20"/>
+        </w:rPr>
+        <w:t xml:space="preserve">In all non-missing records, </w:t>
+      </w:r>
+      <w:r>
+        <w:rPr>
+          <w:rFonts w:ascii="Arial" w:hAnsi="Arial" w:cs="Arial"/>
+          <w:sz w:val="20"/>
+          <w:szCs w:val="20"/>
+        </w:rPr>
+        <w:t>Provider B</w:t>
+      </w:r>
+      <w:r>
+        <w:rPr>
+          <w:rFonts w:ascii="Arial" w:hAnsi="Arial" w:cs="Arial"/>
+          <w:sz w:val="20"/>
+          <w:szCs w:val="20"/>
+        </w:rPr>
+        <w:t xml:space="preserve"> covered </w:t>
+      </w:r>
+      <w:r>
+        <w:rPr>
+          <w:rFonts w:ascii="Arial" w:hAnsi="Arial" w:cs="Arial"/>
+          <w:sz w:val="20"/>
+          <w:szCs w:val="20"/>
+        </w:rPr>
+        <w:t xml:space="preserve">90% of the consultation price. </w:t>
+      </w:r>
+      <w:r>
+        <w:rPr>
+          <w:rFonts w:ascii="Arial" w:hAnsi="Arial" w:cs="Arial"/>
+          <w:sz w:val="20"/>
+          <w:szCs w:val="20"/>
+        </w:rPr>
+        <w:t xml:space="preserve">The missing values for </w:t>
+      </w:r>
+      <w:r>
+        <w:rPr>
+          <w:rFonts w:ascii="Arial" w:hAnsi="Arial" w:cs="Arial"/>
+          <w:b/>
+          <w:bCs/>
+          <w:sz w:val="20"/>
+          <w:szCs w:val="20"/>
+        </w:rPr>
+        <w:t>Insurance Coverage</w:t>
+      </w:r>
+      <w:r>
+        <w:rPr>
+          <w:rFonts w:ascii="Arial" w:hAnsi="Arial" w:cs="Arial"/>
+          <w:sz w:val="20"/>
+          <w:szCs w:val="20"/>
+        </w:rPr>
+        <w:t xml:space="preserve"> for this provider were imputed as 90% of the consultation price.</w:t>
+      </w:r>
+    </w:p>
+    <w:p>
+      <w:pPr>
+        <w:rPr>
+          <w:rFonts w:ascii="Arial" w:hAnsi="Arial" w:cs="Arial"/>
+          <w:b/>
+          <w:bCs/>
+          <w:sz w:val="20"/>
+          <w:szCs w:val="20"/>
+        </w:rPr>
+      </w:pPr>
+    </w:p>
+    <w:p>
+      <w:pPr>
+        <w:rPr>
+          <w:rFonts w:ascii="Arial" w:hAnsi="Arial" w:cs="Arial"/>
+          <w:b/>
+          <w:bCs/>
+          <w:sz w:val="20"/>
+          <w:szCs w:val="20"/>
+        </w:rPr>
+      </w:pPr>
+    </w:p>
+    <w:p>
+      <w:pPr>
+        <w:rPr>
+          <w:rFonts w:ascii="Arial" w:hAnsi="Arial" w:cs="Arial"/>
+          <w:b/>
+          <w:bCs/>
+          <w:sz w:val="20"/>
+          <w:szCs w:val="20"/>
+        </w:rPr>
+      </w:pPr>
+    </w:p>
+    <w:p>
+      <w:pPr>
+        <w:rPr>
+          <w:rFonts w:ascii="Arial" w:hAnsi="Arial" w:cs="Arial"/>
+          <w:b/>
+          <w:bCs/>
+          <w:sz w:val="20"/>
+          <w:szCs w:val="20"/>
+        </w:rPr>
+      </w:pPr>
+    </w:p>
+    <w:p>
+      <w:pPr>
+        <w:rPr>
+          <w:rFonts w:ascii="Arial" w:hAnsi="Arial" w:cs="Arial"/>
+          <w:b/>
+          <w:bCs/>
+          <w:sz w:val="20"/>
+          <w:szCs w:val="20"/>
+        </w:rPr>
+      </w:pPr>
+    </w:p>
+    <w:p>
+      <w:pPr>
+        <w:rPr>
+          <w:rFonts w:ascii="Arial" w:hAnsi="Arial" w:cs="Arial"/>
+          <w:b/>
+          <w:bCs/>
+          <w:sz w:val="20"/>
+          <w:szCs w:val="20"/>
+        </w:rPr>
+      </w:pPr>
+      <w:r>
+        <w:rPr>
+          <w:rFonts w:ascii="Arial" w:hAnsi="Arial" w:cs="Arial"/>
+          <w:b/>
+          <w:bCs/>
+          <w:sz w:val="20"/>
+          <w:szCs w:val="20"/>
+        </w:rPr>
+        <w:lastRenderedPageBreak/>
+        <w:t>Missing not at random (explain)</w:t>
+      </w:r>
+    </w:p>
+    <w:p>
+      <w:pPr>
+        <w:rPr>
+          <w:rFonts w:ascii="Arial" w:hAnsi="Arial" w:cs="Arial"/>
+          <w:b/>
+          <w:bCs/>
+          <w:sz w:val="20"/>
+          <w:szCs w:val="20"/>
+        </w:rPr>
+      </w:pPr>
+      <w:r>
+        <w:rPr>
+          <w:rFonts w:ascii="Arial" w:hAnsi="Arial" w:cs="Arial"/>
+          <w:b/>
+          <w:bCs/>
+          <w:sz w:val="20"/>
+          <w:szCs w:val="20"/>
+        </w:rPr>
+        <w:t>Family History</w:t>
+      </w:r>
+    </w:p>
+    <w:p>
+      <w:pPr>
+        <w:rPr>
+          <w:rFonts w:ascii="Arial" w:hAnsi="Arial" w:cs="Arial"/>
+          <w:sz w:val="20"/>
+          <w:szCs w:val="20"/>
+        </w:rPr>
+      </w:pPr>
+      <w:r>
+        <w:rPr>
+          <w:rFonts w:ascii="Arial" w:hAnsi="Arial" w:cs="Arial"/>
+          <w:sz w:val="20"/>
+          <w:szCs w:val="20"/>
+        </w:rPr>
+        <w:t>A</w:t>
+      </w:r>
+      <w:r>
+        <w:rPr>
+          <w:rFonts w:ascii="Arial" w:hAnsi="Arial" w:cs="Arial"/>
+          <w:sz w:val="20"/>
+          <w:szCs w:val="20"/>
+        </w:rPr>
+        <w:t xml:space="preserve">ll patients with missing values exhibited missingness for this feature in </w:t>
+      </w:r>
+      <w:r>
+        <w:rPr>
+          <w:rFonts w:ascii="Arial" w:hAnsi="Arial" w:cs="Arial"/>
+          <w:sz w:val="20"/>
+          <w:szCs w:val="20"/>
+        </w:rPr>
+        <w:t>all</w:t>
+      </w:r>
+      <w:r>
+        <w:rPr>
+          <w:rFonts w:ascii="Arial" w:hAnsi="Arial" w:cs="Arial"/>
+          <w:sz w:val="20"/>
+          <w:szCs w:val="20"/>
+        </w:rPr>
+        <w:t xml:space="preserve"> their consultations.</w:t>
       </w:r>
       <w:r>
         <w:rPr>
@@ -1843,101 +2456,237 @@
         </w:rPr>
         <w:t xml:space="preserve"> </w:t>
       </w:r>
-      <w:r>
-        <w:rPr>
-          <w:rFonts w:ascii="Arial" w:hAnsi="Arial" w:cs="Arial"/>
-          <w:sz w:val="20"/>
-          <w:szCs w:val="20"/>
-        </w:rPr>
-        <w:t xml:space="preserve">We analysed that the missing </w:t>
-      </w:r>
-      <w:r>
-        <w:rPr>
-          <w:rFonts w:ascii="Arial" w:hAnsi="Arial" w:cs="Arial"/>
-          <w:sz w:val="20"/>
-          <w:szCs w:val="20"/>
-        </w:rPr>
-        <w:t xml:space="preserve">values in Insurance </w:t>
-      </w:r>
-      <w:r>
-        <w:rPr>
-          <w:rFonts w:ascii="Arial" w:hAnsi="Arial" w:cs="Arial"/>
-          <w:sz w:val="20"/>
-          <w:szCs w:val="20"/>
-        </w:rPr>
-        <w:t xml:space="preserve">Coverage, when the Insurance Provider is not missing, </w:t>
-      </w:r>
-      <w:r>
-        <w:rPr>
-          <w:rFonts w:ascii="Arial" w:hAnsi="Arial" w:cs="Arial"/>
-          <w:sz w:val="20"/>
-          <w:szCs w:val="20"/>
-        </w:rPr>
-        <w:t>were in rows that either ha</w:t>
-      </w:r>
-      <w:r>
-        <w:rPr>
-          <w:rFonts w:ascii="Arial" w:hAnsi="Arial" w:cs="Arial"/>
-          <w:sz w:val="20"/>
-          <w:szCs w:val="20"/>
-        </w:rPr>
-        <w:t>d</w:t>
-      </w:r>
-      <w:r>
-        <w:rPr>
-          <w:rFonts w:ascii="Arial" w:hAnsi="Arial" w:cs="Arial"/>
-          <w:sz w:val="20"/>
-          <w:szCs w:val="20"/>
-        </w:rPr>
-        <w:t xml:space="preserve"> Provider B or D </w:t>
-      </w:r>
-      <w:r>
-        <w:rPr>
-          <w:rFonts w:ascii="Arial" w:hAnsi="Arial" w:cs="Arial"/>
-          <w:sz w:val="20"/>
-          <w:szCs w:val="20"/>
-        </w:rPr>
-        <w:t>in Insurance Provider</w:t>
-      </w:r>
-      <w:r>
-        <w:rPr>
-          <w:rFonts w:ascii="Arial" w:hAnsi="Arial" w:cs="Arial"/>
-          <w:sz w:val="20"/>
-          <w:szCs w:val="20"/>
-        </w:rPr>
-        <w:t>. Therefore</w:t>
-      </w:r>
-      <w:r>
-        <w:rPr>
-          <w:rFonts w:ascii="Arial" w:hAnsi="Arial" w:cs="Arial"/>
-          <w:sz w:val="20"/>
-          <w:szCs w:val="20"/>
-        </w:rPr>
-        <w:t>,</w:t>
-      </w:r>
-      <w:r>
-        <w:rPr>
-          <w:rFonts w:ascii="Arial" w:hAnsi="Arial" w:cs="Arial"/>
-          <w:sz w:val="20"/>
-          <w:szCs w:val="20"/>
-        </w:rPr>
-        <w:t xml:space="preserve"> we looked at the Insuran</w:t>
-      </w:r>
-      <w:r>
-        <w:rPr>
-          <w:rFonts w:ascii="Arial" w:hAnsi="Arial" w:cs="Arial"/>
-          <w:sz w:val="20"/>
-          <w:szCs w:val="20"/>
-        </w:rPr>
-        <w:t>ce Coverage with these two providers separately</w:t>
-      </w:r>
-      <w:r>
-        <w:rPr>
-          <w:rFonts w:ascii="Arial" w:hAnsi="Arial" w:cs="Arial"/>
-          <w:sz w:val="20"/>
-          <w:szCs w:val="20"/>
-        </w:rPr>
-        <w:t xml:space="preserve"> and</w:t>
+    </w:p>
+    <w:p>
+      <w:pPr>
+        <w:rPr>
+          <w:rFonts w:ascii="Arial" w:hAnsi="Arial" w:cs="Arial"/>
+          <w:sz w:val="20"/>
+          <w:szCs w:val="20"/>
+        </w:rPr>
+      </w:pPr>
+      <w:r>
+        <w:rPr>
+          <w:rFonts w:ascii="Arial" w:hAnsi="Arial" w:cs="Arial"/>
+          <w:sz w:val="20"/>
+          <w:szCs w:val="20"/>
+        </w:rPr>
+        <w:t xml:space="preserve">Since these are MNAR and the feature is categorical, the uncertainty of the </w:t>
+      </w:r>
+      <w:r>
+        <w:rPr>
+          <w:rFonts w:ascii="Arial" w:hAnsi="Arial" w:cs="Arial"/>
+          <w:b/>
+          <w:bCs/>
+          <w:sz w:val="20"/>
+          <w:szCs w:val="20"/>
+        </w:rPr>
+        <w:t>Family History</w:t>
+      </w:r>
+      <w:r>
+        <w:rPr>
+          <w:rFonts w:ascii="Arial" w:hAnsi="Arial" w:cs="Arial"/>
+          <w:sz w:val="20"/>
+          <w:szCs w:val="20"/>
+        </w:rPr>
+        <w:t xml:space="preserve"> of these patients was encoded with the category ‘Unknown’.</w:t>
+      </w:r>
+    </w:p>
+    <w:p>
+      <w:pPr>
+        <w:rPr>
+          <w:rFonts w:ascii="Arial" w:hAnsi="Arial" w:cs="Arial"/>
+          <w:sz w:val="20"/>
+          <w:szCs w:val="20"/>
+        </w:rPr>
+      </w:pPr>
+      <w:r>
+        <w:rPr>
+          <w:rFonts w:ascii="Arial" w:hAnsi="Arial" w:cs="Arial"/>
+          <w:noProof/>
+          <w:sz w:val="20"/>
+          <w:szCs w:val="20"/>
+        </w:rPr>
+        <w:drawing>
+          <wp:inline distT="0" distB="0" distL="0" distR="0" wp14:anchorId="532878EF" wp14:editId="474321BD">
+            <wp:extent cx="5731510" cy="2827020"/>
+            <wp:effectExtent l="0" t="0" r="0" b="5080"/>
+            <wp:docPr id="1180463163" name="Picture 2" descr="A table of medical records&#10;&#10;AI-generated content may be incorrect."/>
+            <wp:cNvGraphicFramePr>
+              <a:graphicFrameLocks xmlns:a="http://schemas.openxmlformats.org/drawingml/2006/main" noChangeAspect="1"/>
+            </wp:cNvGraphicFramePr>
+            <a:graphic xmlns:a="http://schemas.openxmlformats.org/drawingml/2006/main">
+              <a:graphicData uri="http://schemas.openxmlformats.org/drawingml/2006/picture">
+                <pic:pic xmlns:pic="http://schemas.openxmlformats.org/drawingml/2006/picture">
+                  <pic:nvPicPr>
+                    <pic:cNvPr id="1180463163" name="Picture 2" descr="A table of medical records&#10;&#10;AI-generated content may be incorrect."/>
+                    <pic:cNvPicPr/>
+                  </pic:nvPicPr>
+                  <pic:blipFill>
+                    <a:blip r:embed="rId10" cstate="print">
+                      <a:extLst>
+                        <a:ext uri="{28A0092B-C50C-407E-A947-70E740481C1C}">
+                          <a14:useLocalDpi xmlns:a14="http://schemas.microsoft.com/office/drawing/2010/main" val="0"/>
+                        </a:ext>
+                      </a:extLst>
+                    </a:blip>
+                    <a:stretch>
+                      <a:fillRect/>
+                    </a:stretch>
+                  </pic:blipFill>
+                  <pic:spPr>
+                    <a:xfrm>
+                      <a:off x="0" y="0"/>
+                      <a:ext cx="5731510" cy="2827020"/>
+                    </a:xfrm>
+                    <a:prstGeom prst="rect">
+                      <a:avLst/>
+                    </a:prstGeom>
+                  </pic:spPr>
+                </pic:pic>
+              </a:graphicData>
+            </a:graphic>
+          </wp:inline>
+        </w:drawing>
+      </w:r>
+    </w:p>
+    <w:p>
+      <w:pPr>
+        <w:rPr>
+          <w:rFonts w:ascii="Arial" w:hAnsi="Arial" w:cs="Arial"/>
+          <w:sz w:val="20"/>
+          <w:szCs w:val="20"/>
+        </w:rPr>
+      </w:pPr>
+      <w:r>
+        <w:rPr>
+          <w:rFonts w:ascii="Arial" w:hAnsi="Arial" w:cs="Arial"/>
+          <w:b/>
+          <w:bCs/>
+          <w:sz w:val="20"/>
+          <w:szCs w:val="20"/>
+        </w:rPr>
+        <w:t>Education Level</w:t>
+      </w:r>
+      <w:r>
+        <w:rPr>
+          <w:rFonts w:ascii="Arial" w:hAnsi="Arial" w:cs="Arial"/>
+          <w:b/>
+          <w:bCs/>
+          <w:sz w:val="20"/>
+          <w:szCs w:val="20"/>
+        </w:rPr>
+        <w:t xml:space="preserve"> (???)</w:t>
+      </w:r>
+    </w:p>
+    <w:p>
+      <w:pPr>
+        <w:rPr>
+          <w:rFonts w:ascii="Arial" w:hAnsi="Arial" w:cs="Arial"/>
+          <w:sz w:val="20"/>
+          <w:szCs w:val="20"/>
+        </w:rPr>
+      </w:pPr>
+      <w:r>
+        <w:rPr>
+          <w:rFonts w:ascii="Arial" w:hAnsi="Arial" w:cs="Arial"/>
+          <w:sz w:val="20"/>
+          <w:szCs w:val="20"/>
+        </w:rPr>
+        <w:t xml:space="preserve">For Education Level, </w:t>
+      </w:r>
+      <w:r>
+        <w:rPr>
+          <w:rFonts w:ascii="Arial" w:hAnsi="Arial" w:cs="Arial"/>
+          <w:sz w:val="20"/>
+          <w:szCs w:val="20"/>
+        </w:rPr>
+        <w:t>the patient</w:t>
+      </w:r>
+      <w:r>
+        <w:rPr>
+          <w:rFonts w:ascii="Cambria Math" w:hAnsi="Cambria Math" w:cs="Cambria Math"/>
+          <w:sz w:val="20"/>
+          <w:szCs w:val="20"/>
+        </w:rPr>
+        <w:t>‑</w:t>
+      </w:r>
+      <w:r>
+        <w:rPr>
+          <w:rFonts w:ascii="Arial" w:hAnsi="Arial" w:cs="Arial"/>
+          <w:sz w:val="20"/>
+          <w:szCs w:val="20"/>
+        </w:rPr>
+        <w:t>level carry</w:t>
+      </w:r>
+      <w:r>
+        <w:rPr>
+          <w:rFonts w:ascii="Cambria Math" w:hAnsi="Cambria Math" w:cs="Cambria Math"/>
+          <w:sz w:val="20"/>
+          <w:szCs w:val="20"/>
+        </w:rPr>
+        <w:t>‑</w:t>
+      </w:r>
+      <w:r>
+        <w:rPr>
+          <w:rFonts w:ascii="Arial" w:hAnsi="Arial" w:cs="Arial"/>
+          <w:sz w:val="20"/>
+          <w:szCs w:val="20"/>
+        </w:rPr>
+        <w:t xml:space="preserve">forward imputation </w:t>
+      </w:r>
+      <w:r>
+        <w:rPr>
+          <w:rFonts w:ascii="Arial" w:hAnsi="Arial" w:cs="Arial"/>
+          <w:sz w:val="20"/>
+          <w:szCs w:val="20"/>
+        </w:rPr>
+        <w:t xml:space="preserve">resolved </w:t>
+      </w:r>
+      <w:proofErr w:type="gramStart"/>
+      <w:r>
+        <w:rPr>
+          <w:rFonts w:ascii="Arial" w:hAnsi="Arial" w:cs="Arial"/>
+          <w:sz w:val="20"/>
+          <w:szCs w:val="20"/>
+        </w:rPr>
+        <w:t xml:space="preserve">all </w:t>
+      </w:r>
+      <w:r>
+        <w:rPr>
+          <w:rFonts w:ascii="Arial" w:hAnsi="Arial" w:cs="Arial"/>
+          <w:sz w:val="20"/>
+          <w:szCs w:val="20"/>
+        </w:rPr>
+        <w:t>of</w:t>
+      </w:r>
+      <w:proofErr w:type="gramEnd"/>
+      <w:r>
+        <w:rPr>
+          <w:rFonts w:ascii="Arial" w:hAnsi="Arial" w:cs="Arial"/>
+          <w:sz w:val="20"/>
+          <w:szCs w:val="20"/>
+        </w:rPr>
+        <w:t xml:space="preserve"> the missing values. </w:t>
+      </w:r>
+    </w:p>
+    <w:p>
+      <w:pPr>
+        <w:rPr>
+          <w:rFonts w:ascii="Arial" w:hAnsi="Arial" w:cs="Arial"/>
+          <w:sz w:val="20"/>
+          <w:szCs w:val="20"/>
+        </w:rPr>
+      </w:pPr>
+      <w:r>
+        <w:rPr>
+          <w:rFonts w:ascii="Arial" w:hAnsi="Arial" w:cs="Arial"/>
+          <w:b/>
+          <w:bCs/>
+          <w:sz w:val="20"/>
+          <w:szCs w:val="20"/>
+        </w:rPr>
+        <w:t>Approximate Annual Income</w:t>
       </w:r>
       <w:r>
         <w:rPr>
@@ -1947,13 +2696,437 @@
         </w:rPr>
         <w:t xml:space="preserve"> </w:t>
       </w:r>
-      <w:r>
-        <w:rPr>
-          <w:rFonts w:ascii="Arial" w:hAnsi="Arial" w:cs="Arial"/>
-          <w:sz w:val="20"/>
-          <w:szCs w:val="20"/>
-        </w:rPr>
-        <w:t>tried to find a pattern</w:t>
+    </w:p>
+    <w:p>
+      <w:pPr>
+        <w:rPr>
+          <w:rFonts w:ascii="Arial" w:hAnsi="Arial" w:cs="Arial"/>
+          <w:sz w:val="20"/>
+          <w:szCs w:val="20"/>
+        </w:rPr>
+      </w:pPr>
+      <w:r>
+        <w:rPr>
+          <w:rFonts w:ascii="Arial" w:hAnsi="Arial" w:cs="Arial"/>
+          <w:sz w:val="20"/>
+          <w:szCs w:val="20"/>
+        </w:rPr>
+        <w:t xml:space="preserve">Missing values in </w:t>
+      </w:r>
+      <w:r>
+        <w:rPr>
+          <w:rFonts w:ascii="Arial" w:hAnsi="Arial" w:cs="Arial"/>
+          <w:b/>
+          <w:bCs/>
+          <w:sz w:val="20"/>
+          <w:szCs w:val="20"/>
+        </w:rPr>
+        <w:t>Approximate Annual Income</w:t>
+      </w:r>
+      <w:r>
+        <w:rPr>
+          <w:rFonts w:ascii="Arial" w:hAnsi="Arial" w:cs="Arial"/>
+          <w:sz w:val="20"/>
+          <w:szCs w:val="20"/>
+        </w:rPr>
+        <w:t xml:space="preserve"> were considered MAR, depending on patient characteristics such as </w:t>
+      </w:r>
+      <w:r>
+        <w:rPr>
+          <w:rFonts w:ascii="Arial" w:hAnsi="Arial" w:cs="Arial"/>
+          <w:b/>
+          <w:bCs/>
+          <w:sz w:val="20"/>
+          <w:szCs w:val="20"/>
+        </w:rPr>
+        <w:t>P</w:t>
+      </w:r>
+      <w:r>
+        <w:rPr>
+          <w:rFonts w:ascii="Arial" w:hAnsi="Arial" w:cs="Arial"/>
+          <w:b/>
+          <w:bCs/>
+          <w:sz w:val="20"/>
+          <w:szCs w:val="20"/>
+        </w:rPr>
+        <w:t>rofession</w:t>
+      </w:r>
+      <w:r>
+        <w:rPr>
+          <w:rFonts w:ascii="Arial" w:hAnsi="Arial" w:cs="Arial"/>
+          <w:sz w:val="20"/>
+          <w:szCs w:val="20"/>
+        </w:rPr>
+        <w:t xml:space="preserve"> and </w:t>
+      </w:r>
+      <w:r>
+        <w:rPr>
+          <w:rFonts w:ascii="Arial" w:hAnsi="Arial" w:cs="Arial"/>
+          <w:b/>
+          <w:bCs/>
+          <w:sz w:val="20"/>
+          <w:szCs w:val="20"/>
+        </w:rPr>
+        <w:t>E</w:t>
+      </w:r>
+      <w:r>
+        <w:rPr>
+          <w:rFonts w:ascii="Arial" w:hAnsi="Arial" w:cs="Arial"/>
+          <w:b/>
+          <w:bCs/>
+          <w:sz w:val="20"/>
+          <w:szCs w:val="20"/>
+        </w:rPr>
+        <w:t xml:space="preserve">ducation </w:t>
+      </w:r>
+      <w:r>
+        <w:rPr>
+          <w:rFonts w:ascii="Arial" w:hAnsi="Arial" w:cs="Arial"/>
+          <w:b/>
+          <w:bCs/>
+          <w:sz w:val="20"/>
+          <w:szCs w:val="20"/>
+        </w:rPr>
+        <w:t>L</w:t>
+      </w:r>
+      <w:r>
+        <w:rPr>
+          <w:rFonts w:ascii="Arial" w:hAnsi="Arial" w:cs="Arial"/>
+          <w:b/>
+          <w:bCs/>
+          <w:sz w:val="20"/>
+          <w:szCs w:val="20"/>
+        </w:rPr>
+        <w:t>evel.</w:t>
+      </w:r>
+      <w:r>
+        <w:rPr>
+          <w:rFonts w:ascii="Arial" w:hAnsi="Arial" w:cs="Arial"/>
+          <w:sz w:val="20"/>
+          <w:szCs w:val="20"/>
+        </w:rPr>
+        <w:t xml:space="preserve"> A stepwise strategy was applied:</w:t>
+      </w:r>
+      <w:r>
+        <w:rPr>
+          <w:rFonts w:ascii="Arial" w:hAnsi="Arial" w:cs="Arial"/>
+          <w:sz w:val="20"/>
+          <w:szCs w:val="20"/>
+        </w:rPr>
+        <w:t xml:space="preserve"> </w:t>
+      </w:r>
+    </w:p>
+    <w:p>
+      <w:pPr>
+        <w:pStyle w:val="ListParagraph"/>
+        <w:numPr>
+          <w:ilvl w:val="0"/>
+          <w:numId w:val="6"/>
+        </w:numPr>
+        <w:rPr>
+          <w:rFonts w:ascii="Arial" w:hAnsi="Arial" w:cs="Arial"/>
+          <w:sz w:val="20"/>
+          <w:szCs w:val="20"/>
+        </w:rPr>
+      </w:pPr>
+      <w:r>
+        <w:rPr>
+          <w:rFonts w:ascii="Arial" w:hAnsi="Arial" w:cs="Arial"/>
+          <w:b/>
+          <w:bCs/>
+          <w:sz w:val="20"/>
+          <w:szCs w:val="20"/>
+        </w:rPr>
+        <w:t>Patient</w:t>
+      </w:r>
+      <w:r>
+        <w:rPr>
+          <w:rFonts w:ascii="Cambria Math" w:hAnsi="Cambria Math" w:cs="Cambria Math"/>
+          <w:b/>
+          <w:bCs/>
+          <w:sz w:val="20"/>
+          <w:szCs w:val="20"/>
+        </w:rPr>
+        <w:t>‑</w:t>
+      </w:r>
+      <w:r>
+        <w:rPr>
+          <w:rFonts w:ascii="Arial" w:hAnsi="Arial" w:cs="Arial"/>
+          <w:b/>
+          <w:bCs/>
+          <w:sz w:val="20"/>
+          <w:szCs w:val="20"/>
+        </w:rPr>
+        <w:t xml:space="preserve">level </w:t>
+      </w:r>
+      <w:r>
+        <w:rPr>
+          <w:rFonts w:ascii="Arial" w:hAnsi="Arial" w:cs="Arial"/>
+          <w:b/>
+          <w:bCs/>
+          <w:sz w:val="20"/>
+          <w:szCs w:val="20"/>
+        </w:rPr>
+        <w:t>carry-forward approach</w:t>
+      </w:r>
+      <w:r>
+        <w:rPr>
+          <w:rFonts w:ascii="Arial" w:hAnsi="Arial" w:cs="Arial"/>
+          <w:sz w:val="20"/>
+          <w:szCs w:val="20"/>
+        </w:rPr>
+        <w:t xml:space="preserve">: When a patient had </w:t>
+      </w:r>
+      <w:r>
+        <w:rPr>
+          <w:rFonts w:ascii="Arial" w:hAnsi="Arial" w:cs="Arial"/>
+          <w:sz w:val="20"/>
+          <w:szCs w:val="20"/>
+        </w:rPr>
+        <w:t xml:space="preserve">a </w:t>
+      </w:r>
+      <w:r>
+        <w:rPr>
+          <w:rFonts w:ascii="Arial" w:hAnsi="Arial" w:cs="Arial"/>
+          <w:sz w:val="20"/>
+          <w:szCs w:val="20"/>
+        </w:rPr>
+        <w:t xml:space="preserve">missing income between two known </w:t>
+      </w:r>
+      <w:r>
+        <w:rPr>
+          <w:rFonts w:ascii="Arial" w:hAnsi="Arial" w:cs="Arial"/>
+          <w:sz w:val="20"/>
+          <w:szCs w:val="20"/>
+        </w:rPr>
+        <w:t>consultations</w:t>
+      </w:r>
+      <w:r>
+        <w:rPr>
+          <w:rFonts w:ascii="Arial" w:hAnsi="Arial" w:cs="Arial"/>
+          <w:sz w:val="20"/>
+          <w:szCs w:val="20"/>
+        </w:rPr>
+        <w:t xml:space="preserve">, the missing value </w:t>
+      </w:r>
+      <w:r>
+        <w:rPr>
+          <w:rFonts w:ascii="Arial" w:hAnsi="Arial" w:cs="Arial"/>
+          <w:sz w:val="20"/>
+          <w:szCs w:val="20"/>
+        </w:rPr>
+        <w:t>was</w:t>
+      </w:r>
+      <w:r>
+        <w:rPr>
+          <w:rFonts w:ascii="Arial" w:hAnsi="Arial" w:cs="Arial"/>
+          <w:sz w:val="20"/>
+          <w:szCs w:val="20"/>
+        </w:rPr>
+        <w:t xml:space="preserve"> filled using the value from the closest consultation.</w:t>
+      </w:r>
+    </w:p>
+    <w:p>
+      <w:pPr>
+        <w:pStyle w:val="ListParagraph"/>
+        <w:numPr>
+          <w:ilvl w:val="0"/>
+          <w:numId w:val="6"/>
+        </w:numPr>
+        <w:rPr>
+          <w:rFonts w:ascii="Arial" w:hAnsi="Arial" w:cs="Arial"/>
+          <w:sz w:val="20"/>
+          <w:szCs w:val="20"/>
+        </w:rPr>
+      </w:pPr>
+      <w:r>
+        <w:rPr>
+          <w:rFonts w:ascii="Arial" w:hAnsi="Arial" w:cs="Arial"/>
+          <w:b/>
+          <w:bCs/>
+          <w:sz w:val="20"/>
+          <w:szCs w:val="20"/>
+        </w:rPr>
+        <w:t>Students</w:t>
+      </w:r>
+      <w:r>
+        <w:rPr>
+          <w:rFonts w:ascii="Arial" w:hAnsi="Arial" w:cs="Arial"/>
+          <w:sz w:val="20"/>
+          <w:szCs w:val="20"/>
+        </w:rPr>
+        <w:t xml:space="preserve">: For </w:t>
+      </w:r>
+      <w:r>
+        <w:rPr>
+          <w:rFonts w:ascii="Arial" w:hAnsi="Arial" w:cs="Arial"/>
+          <w:b/>
+          <w:bCs/>
+          <w:sz w:val="20"/>
+          <w:szCs w:val="20"/>
+        </w:rPr>
+        <w:t>students</w:t>
+      </w:r>
+      <w:r>
+        <w:rPr>
+          <w:rFonts w:ascii="Arial" w:hAnsi="Arial" w:cs="Arial"/>
+          <w:sz w:val="20"/>
+          <w:szCs w:val="20"/>
+        </w:rPr>
+        <w:t xml:space="preserve">, </w:t>
+      </w:r>
+      <w:r>
+        <w:rPr>
+          <w:rFonts w:ascii="Arial" w:hAnsi="Arial" w:cs="Arial"/>
+          <w:sz w:val="20"/>
+          <w:szCs w:val="20"/>
+        </w:rPr>
+        <w:t>income was set to 0.0,</w:t>
+      </w:r>
+      <w:r>
+        <w:rPr>
+          <w:rFonts w:ascii="Arial" w:hAnsi="Arial" w:cs="Arial"/>
+          <w:sz w:val="20"/>
+          <w:szCs w:val="20"/>
+        </w:rPr>
+        <w:t xml:space="preserve"> in compliance with the discovered pattern that all students had an income of 0.0 €.</w:t>
+      </w:r>
+      <w:r>
+        <w:rPr>
+          <w:rFonts w:ascii="Arial" w:hAnsi="Arial" w:cs="Arial"/>
+          <w:noProof/>
+          <w:sz w:val="20"/>
+          <w:szCs w:val="20"/>
+        </w:rPr>
+        <w:drawing>
+          <wp:inline distT="0" distB="0" distL="0" distR="0" wp14:anchorId="5CE9A71F" wp14:editId="2B981C6E">
+            <wp:extent cx="5731510" cy="2123440"/>
+            <wp:effectExtent l="0" t="0" r="0" b="0"/>
+            <wp:docPr id="652723968" name="Picture 3" descr="A screenshot of a medical history&#10;&#10;AI-generated content may be incorrect."/>
+            <wp:cNvGraphicFramePr>
+              <a:graphicFrameLocks xmlns:a="http://schemas.openxmlformats.org/drawingml/2006/main" noChangeAspect="1"/>
+            </wp:cNvGraphicFramePr>
+            <a:graphic xmlns:a="http://schemas.openxmlformats.org/drawingml/2006/main">
+              <a:graphicData uri="http://schemas.openxmlformats.org/drawingml/2006/picture">
+                <pic:pic xmlns:pic="http://schemas.openxmlformats.org/drawingml/2006/picture">
+                  <pic:nvPicPr>
+                    <pic:cNvPr id="652723968" name="Picture 3" descr="A screenshot of a medical history&#10;&#10;AI-generated content may be incorrect."/>
+                    <pic:cNvPicPr/>
+                  </pic:nvPicPr>
+                  <pic:blipFill>
+                    <a:blip r:embed="rId11" cstate="print">
+                      <a:extLst>
+                        <a:ext uri="{28A0092B-C50C-407E-A947-70E740481C1C}">
+                          <a14:useLocalDpi xmlns:a14="http://schemas.microsoft.com/office/drawing/2010/main" val="0"/>
+                        </a:ext>
+                      </a:extLst>
+                    </a:blip>
+                    <a:stretch>
+                      <a:fillRect/>
+                    </a:stretch>
+                  </pic:blipFill>
+                  <pic:spPr>
+                    <a:xfrm>
+                      <a:off x="0" y="0"/>
+                      <a:ext cx="5731510" cy="2123440"/>
+                    </a:xfrm>
+                    <a:prstGeom prst="rect">
+                      <a:avLst/>
+                    </a:prstGeom>
+                  </pic:spPr>
+                </pic:pic>
+              </a:graphicData>
+            </a:graphic>
+          </wp:inline>
+        </w:drawing>
+      </w:r>
+    </w:p>
+    <w:p>
+      <w:pPr>
+        <w:pStyle w:val="ListParagraph"/>
+        <w:numPr>
+          <w:ilvl w:val="0"/>
+          <w:numId w:val="6"/>
+        </w:numPr>
+        <w:rPr>
+          <w:rFonts w:ascii="Arial" w:hAnsi="Arial" w:cs="Arial"/>
+          <w:sz w:val="20"/>
+          <w:szCs w:val="20"/>
+        </w:rPr>
+      </w:pPr>
+      <w:r>
+        <w:rPr>
+          <w:rFonts w:ascii="Arial" w:hAnsi="Arial" w:cs="Arial"/>
+          <w:b/>
+          <w:bCs/>
+          <w:sz w:val="20"/>
+          <w:szCs w:val="20"/>
+        </w:rPr>
+        <w:t>Median</w:t>
+      </w:r>
+      <w:r>
+        <w:rPr>
+          <w:rFonts w:ascii="Cambria Math" w:hAnsi="Cambria Math" w:cs="Cambria Math"/>
+          <w:b/>
+          <w:bCs/>
+          <w:sz w:val="20"/>
+          <w:szCs w:val="20"/>
+        </w:rPr>
+        <w:t>‑</w:t>
+      </w:r>
+      <w:r>
+        <w:rPr>
+          <w:rFonts w:ascii="Arial" w:hAnsi="Arial" w:cs="Arial"/>
+          <w:b/>
+          <w:bCs/>
+          <w:sz w:val="20"/>
+          <w:szCs w:val="20"/>
+        </w:rPr>
+        <w:t>by</w:t>
+      </w:r>
+      <w:r>
+        <w:rPr>
+          <w:rFonts w:ascii="Cambria Math" w:hAnsi="Cambria Math" w:cs="Cambria Math"/>
+          <w:b/>
+          <w:bCs/>
+          <w:sz w:val="20"/>
+          <w:szCs w:val="20"/>
+        </w:rPr>
+        <w:t>‑</w:t>
+      </w:r>
+      <w:r>
+        <w:rPr>
+          <w:rFonts w:ascii="Arial" w:hAnsi="Arial" w:cs="Arial"/>
+          <w:b/>
+          <w:bCs/>
+          <w:sz w:val="20"/>
+          <w:szCs w:val="20"/>
+        </w:rPr>
+        <w:t>profession imputation</w:t>
+      </w:r>
+      <w:r>
+        <w:rPr>
+          <w:rFonts w:ascii="Arial" w:hAnsi="Arial" w:cs="Arial"/>
+          <w:sz w:val="20"/>
+          <w:szCs w:val="20"/>
+        </w:rPr>
+        <w:t xml:space="preserve">: </w:t>
+      </w:r>
+      <w:r>
+        <w:rPr>
+          <w:rFonts w:ascii="Arial" w:hAnsi="Arial" w:cs="Arial"/>
+          <w:sz w:val="20"/>
+          <w:szCs w:val="20"/>
+        </w:rPr>
+        <w:t>The remaining</w:t>
+      </w:r>
+      <w:r>
+        <w:rPr>
+          <w:rFonts w:ascii="Arial" w:hAnsi="Arial" w:cs="Arial"/>
+          <w:sz w:val="20"/>
+          <w:szCs w:val="20"/>
+        </w:rPr>
+        <w:t xml:space="preserve"> missing values were imputed using the median income of patients within the same profession</w:t>
       </w:r>
       <w:r>
         <w:rPr>
@@ -1968,191 +3141,63 @@
       <w:pPr>
         <w:rPr>
           <w:rFonts w:ascii="Arial" w:hAnsi="Arial" w:cs="Arial"/>
-          <w:sz w:val="20"/>
-          <w:szCs w:val="20"/>
-        </w:rPr>
-      </w:pPr>
-      <w:r>
-        <w:rPr>
-          <w:rFonts w:ascii="Arial" w:hAnsi="Arial" w:cs="Arial"/>
-          <w:sz w:val="20"/>
-          <w:szCs w:val="20"/>
-        </w:rPr>
-        <w:t xml:space="preserve">Provider D: Since for all the non-missing entries, this </w:t>
-      </w:r>
-      <w:r>
-        <w:rPr>
-          <w:rFonts w:ascii="Arial" w:hAnsi="Arial" w:cs="Arial"/>
-          <w:sz w:val="20"/>
-          <w:szCs w:val="20"/>
-        </w:rPr>
-        <w:t>provider</w:t>
-      </w:r>
-      <w:r>
-        <w:rPr>
-          <w:rFonts w:ascii="Arial" w:hAnsi="Arial" w:cs="Arial"/>
-          <w:sz w:val="20"/>
-          <w:szCs w:val="20"/>
-        </w:rPr>
-        <w:t xml:space="preserve"> covered the total of the consultation price, the missing coverage values were filled with the total of the consultation prices as well and inconsistencies where the insurance coverage was higher than the consultation price itself were corrected (set to the same value).</w:t>
-      </w:r>
-    </w:p>
-    <w:p>
-      <w:pPr>
-        <w:rPr>
-          <w:rFonts w:ascii="Arial" w:hAnsi="Arial" w:cs="Arial"/>
-          <w:sz w:val="20"/>
-          <w:szCs w:val="20"/>
-        </w:rPr>
-      </w:pPr>
-      <w:r>
-        <w:rPr>
-          <w:rFonts w:ascii="Arial" w:hAnsi="Arial" w:cs="Arial"/>
-          <w:sz w:val="20"/>
-          <w:szCs w:val="20"/>
-        </w:rPr>
-        <w:t xml:space="preserve">Provider B: </w:t>
-      </w:r>
-      <w:r>
-        <w:rPr>
-          <w:rFonts w:ascii="Arial" w:hAnsi="Arial" w:cs="Arial"/>
-          <w:sz w:val="20"/>
-          <w:szCs w:val="20"/>
-        </w:rPr>
-        <w:t>Insurance c</w:t>
-      </w:r>
-      <w:r>
-        <w:rPr>
-          <w:rFonts w:ascii="Arial" w:hAnsi="Arial" w:cs="Arial"/>
-          <w:sz w:val="20"/>
-          <w:szCs w:val="20"/>
-        </w:rPr>
-        <w:t xml:space="preserve">overage is </w:t>
-      </w:r>
-      <w:r>
-        <w:rPr>
-          <w:rFonts w:ascii="Arial" w:hAnsi="Arial" w:cs="Arial"/>
-          <w:sz w:val="20"/>
-          <w:szCs w:val="20"/>
-        </w:rPr>
-        <w:t>always</w:t>
-      </w:r>
-      <w:r>
-        <w:rPr>
-          <w:rFonts w:ascii="Arial" w:hAnsi="Arial" w:cs="Arial"/>
-          <w:sz w:val="20"/>
-          <w:szCs w:val="20"/>
-        </w:rPr>
-        <w:t xml:space="preserve"> 90% of the consultation price. Missing values were calculated as 90% of the consultation price.</w:t>
-      </w:r>
-    </w:p>
-    <w:p>
-      <w:pPr>
-        <w:rPr>
-          <w:rFonts w:ascii="Arial" w:hAnsi="Arial" w:cs="Arial"/>
-          <w:sz w:val="20"/>
-          <w:szCs w:val="20"/>
-        </w:rPr>
-      </w:pPr>
-      <w:r>
-        <w:rPr>
-          <w:rFonts w:ascii="Arial" w:hAnsi="Arial" w:cs="Arial"/>
-          <w:sz w:val="20"/>
-          <w:szCs w:val="20"/>
-        </w:rPr>
-        <w:t>Family History: All the patients with missing values in Family History had missing entries on all consultations. The missingness cannot be explained by other observed variables, Missing Not at Random (MNAR). We filled all those missing values with ‘Unknown’.</w:t>
-      </w:r>
-    </w:p>
-    <w:p>
-      <w:pPr>
-        <w:rPr>
-          <w:rFonts w:ascii="Arial" w:hAnsi="Arial" w:cs="Arial"/>
-          <w:sz w:val="20"/>
-          <w:szCs w:val="20"/>
-        </w:rPr>
-      </w:pPr>
-      <w:r>
-        <w:rPr>
-          <w:rFonts w:ascii="Arial" w:hAnsi="Arial" w:cs="Arial"/>
-          <w:sz w:val="20"/>
-          <w:szCs w:val="20"/>
-        </w:rPr>
-        <w:t>Education Level: baseline approach</w:t>
-      </w:r>
-      <w:r>
-        <w:rPr>
-          <w:rFonts w:ascii="Arial" w:hAnsi="Arial" w:cs="Arial"/>
-          <w:sz w:val="20"/>
-          <w:szCs w:val="20"/>
-        </w:rPr>
-        <w:t xml:space="preserve"> covered all the cases</w:t>
-      </w:r>
-    </w:p>
-    <w:p>
-      <w:pPr>
-        <w:rPr>
-          <w:rFonts w:ascii="Arial" w:hAnsi="Arial" w:cs="Arial"/>
-          <w:sz w:val="20"/>
-          <w:szCs w:val="20"/>
-        </w:rPr>
-      </w:pPr>
-      <w:r>
-        <w:rPr>
-          <w:rFonts w:ascii="Arial" w:hAnsi="Arial" w:cs="Arial"/>
-          <w:sz w:val="20"/>
-          <w:szCs w:val="20"/>
-        </w:rPr>
-        <w:t xml:space="preserve">Income: Missing at Random(MAR) depend on patient, profession, education level; Baseline approach </w:t>
-      </w:r>
-      <w:r>
-        <w:rPr>
-          <w:rFonts w:ascii="Arial" w:hAnsi="Arial" w:cs="Arial"/>
-          <w:sz w:val="20"/>
-          <w:szCs w:val="20"/>
-        </w:rPr>
-        <w:t>When a patient had missing values in between two known income entries, the value from the consultation closest in time was used</w:t>
-      </w:r>
-      <w:r>
-        <w:rPr>
-          <w:rFonts w:ascii="Arial" w:hAnsi="Arial" w:cs="Arial"/>
-          <w:sz w:val="20"/>
-          <w:szCs w:val="20"/>
-        </w:rPr>
-        <w:t xml:space="preserve">; all students had income = 0.0 so we filled it with that value; </w:t>
-      </w:r>
-      <w:r>
-        <w:rPr>
-          <w:rFonts w:ascii="Arial" w:hAnsi="Arial" w:cs="Arial"/>
-          <w:sz w:val="20"/>
-          <w:szCs w:val="20"/>
-        </w:rPr>
-        <w:t>Median Imputation by Profession: To ensure realistic and representative values for each professional category, any missing values were filled in using the median income of patients in the same profession.</w:t>
-      </w:r>
-    </w:p>
-    <w:p>
-      <w:pPr>
-        <w:rPr>
-          <w:rFonts w:ascii="Arial" w:hAnsi="Arial" w:cs="Arial"/>
-          <w:sz w:val="20"/>
-          <w:szCs w:val="20"/>
-        </w:rPr>
-      </w:pPr>
-    </w:p>
-    <w:p>
-      <w:pPr>
-        <w:rPr>
-          <w:rFonts w:ascii="Arial" w:hAnsi="Arial" w:cs="Arial"/>
-          <w:sz w:val="20"/>
-          <w:szCs w:val="20"/>
-        </w:rPr>
-      </w:pPr>
-      <w:r>
-        <w:rPr>
-          <w:rFonts w:ascii="Arial" w:hAnsi="Arial" w:cs="Arial"/>
-          <w:sz w:val="20"/>
-          <w:szCs w:val="20"/>
-        </w:rPr>
-        <w:t>For memory optimization and improved performance purposes, a mapping of the desired datatypes for each column was applied.</w:t>
+          <w:b/>
+          <w:bCs/>
+          <w:sz w:val="20"/>
+          <w:szCs w:val="20"/>
+        </w:rPr>
+      </w:pPr>
+      <w:r>
+        <w:rPr>
+          <w:rFonts w:ascii="Arial" w:hAnsi="Arial" w:cs="Arial"/>
+          <w:b/>
+          <w:bCs/>
+          <w:sz w:val="20"/>
+          <w:szCs w:val="20"/>
+        </w:rPr>
+        <w:lastRenderedPageBreak/>
+        <w:t>DATATYPES</w:t>
+      </w:r>
+    </w:p>
+    <w:p>
+      <w:pPr>
+        <w:rPr>
+          <w:rFonts w:ascii="Arial" w:hAnsi="Arial" w:cs="Arial"/>
+          <w:sz w:val="20"/>
+          <w:szCs w:val="20"/>
+        </w:rPr>
+      </w:pPr>
+      <w:r>
+        <w:rPr>
+          <w:rFonts w:ascii="Arial" w:hAnsi="Arial" w:cs="Arial"/>
+          <w:sz w:val="20"/>
+          <w:szCs w:val="20"/>
+        </w:rPr>
+        <w:t xml:space="preserve">For memory optimization and improved performance, a mapping of the </w:t>
+      </w:r>
+      <w:r>
+        <w:rPr>
+          <w:rFonts w:ascii="Arial" w:hAnsi="Arial" w:cs="Arial"/>
+          <w:sz w:val="20"/>
+          <w:szCs w:val="20"/>
+        </w:rPr>
+        <w:t>appropriate</w:t>
+      </w:r>
+      <w:r>
+        <w:rPr>
+          <w:rFonts w:ascii="Arial" w:hAnsi="Arial" w:cs="Arial"/>
+          <w:sz w:val="20"/>
+          <w:szCs w:val="20"/>
+        </w:rPr>
+        <w:t xml:space="preserve"> datatypes for each column was applied</w:t>
+      </w:r>
+      <w:r>
+        <w:rPr>
+          <w:rFonts w:ascii="Arial" w:hAnsi="Arial" w:cs="Arial"/>
+          <w:sz w:val="20"/>
+          <w:szCs w:val="20"/>
+        </w:rPr>
+        <w:t>.</w:t>
       </w:r>
     </w:p>
     <w:p>
@@ -2321,7 +3366,6 @@
           <w:sz w:val="20"/>
           <w:szCs w:val="20"/>
         </w:rPr>
-        <w:lastRenderedPageBreak/>
         <w:t>OUTLIERS</w:t>
       </w:r>
     </w:p>
@@ -2913,6 +3957,7 @@
           <w:szCs w:val="20"/>
           <w:lang w:val="en-PT"/>
         </w:rPr>
+        <w:lastRenderedPageBreak/>
         <w:t>Gender: first – considering it does not change overtime</w:t>
       </w:r>
     </w:p>
@@ -3293,6 +4338,95 @@
     </w:lvl>
   </w:abstractNum>
   <w:abstractNum w:abstractNumId="2" w15:restartNumberingAfterBreak="0">
+    <w:nsid w:val="267F1C6F"/>
+    <w:multiLevelType w:val="hybridMultilevel"/>
+    <w:tmpl w:val="919A32E6"/>
+    <w:lvl w:ilvl="0" w:tplc="278A39E0">
+      <w:start w:val="1"/>
+      <w:numFmt w:val="decimal"/>
+      <w:lvlText w:val="%1."/>
+      <w:lvlJc w:val="left"/>
+      <w:pPr>
+        <w:ind w:left="420" w:hanging="360"/>
+      </w:pPr>
+      <w:rPr>
+        <w:rFonts w:hint="default"/>
+      </w:rPr>
+    </w:lvl>
+    <w:lvl w:ilvl="1" w:tplc="08090019" w:tentative="1">
+      <w:start w:val="1"/>
+      <w:numFmt w:val="lowerLetter"/>
+      <w:lvlText w:val="%2."/>
+      <w:lvlJc w:val="left"/>
+      <w:pPr>
+        <w:ind w:left="1140" w:hanging="360"/>
+      </w:pPr>
+    </w:lvl>
+    <w:lvl w:ilvl="2" w:tplc="0809001B" w:tentative="1">
+      <w:start w:val="1"/>
+      <w:numFmt w:val="lowerRoman"/>
+      <w:lvlText w:val="%3."/>
+      <w:lvlJc w:val="right"/>
+      <w:pPr>
+        <w:ind w:left="1860" w:hanging="180"/>
+      </w:pPr>
+    </w:lvl>
+    <w:lvl w:ilvl="3" w:tplc="0809000F" w:tentative="1">
+      <w:start w:val="1"/>
+      <w:numFmt w:val="decimal"/>
+      <w:lvlText w:val="%4."/>
+      <w:lvlJc w:val="left"/>
+      <w:pPr>
+        <w:ind w:left="2580" w:hanging="360"/>
+      </w:pPr>
+    </w:lvl>
+    <w:lvl w:ilvl="4" w:tplc="08090019" w:tentative="1">
+      <w:start w:val="1"/>
+      <w:numFmt w:val="lowerLetter"/>
+      <w:lvlText w:val="%5."/>
+      <w:lvlJc w:val="left"/>
+      <w:pPr>
+        <w:ind w:left="3300" w:hanging="360"/>
+      </w:pPr>
+    </w:lvl>
+    <w:lvl w:ilvl="5" w:tplc="0809001B" w:tentative="1">
+      <w:start w:val="1"/>
+      <w:numFmt w:val="lowerRoman"/>
+      <w:lvlText w:val="%6."/>
+      <w:lvlJc w:val="right"/>
+      <w:pPr>
+        <w:ind w:left="4020" w:hanging="180"/>
+      </w:pPr>
+    </w:lvl>
+    <w:lvl w:ilvl="6" w:tplc="0809000F" w:tentative="1">
+      <w:start w:val="1"/>
+      <w:numFmt w:val="decimal"/>
+      <w:lvlText w:val="%7."/>
+      <w:lvlJc w:val="left"/>
+      <w:pPr>
+        <w:ind w:left="4740" w:hanging="360"/>
+      </w:pPr>
+    </w:lvl>
+    <w:lvl w:ilvl="7" w:tplc="08090019" w:tentative="1">
+      <w:start w:val="1"/>
+      <w:numFmt w:val="lowerLetter"/>
+      <w:lvlText w:val="%8."/>
+      <w:lvlJc w:val="left"/>
+      <w:pPr>
+        <w:ind w:left="5460" w:hanging="360"/>
+      </w:pPr>
+    </w:lvl>
+    <w:lvl w:ilvl="8" w:tplc="0809001B" w:tentative="1">
+      <w:start w:val="1"/>
+      <w:numFmt w:val="lowerRoman"/>
+      <w:lvlText w:val="%9."/>
+      <w:lvlJc w:val="right"/>
+      <w:pPr>
+        <w:ind w:left="6180" w:hanging="180"/>
+      </w:pPr>
+    </w:lvl>
+  </w:abstractNum>
+  <w:abstractNum w:abstractNumId="3" w15:restartNumberingAfterBreak="0">
     <w:nsid w:val="33C83F31"/>
     <w:multiLevelType w:val="hybridMultilevel"/>
     <w:tmpl w:val="8AAA1D40"/>
@@ -3404,7 +4538,7 @@
       </w:rPr>
     </w:lvl>
   </w:abstractNum>
-  <w:abstractNum w:abstractNumId="3" w15:restartNumberingAfterBreak="0">
+  <w:abstractNum w:abstractNumId="4" w15:restartNumberingAfterBreak="0">
     <w:nsid w:val="428A71CC"/>
     <w:multiLevelType w:val="hybridMultilevel"/>
     <w:tmpl w:val="39D61DB0"/>
@@ -3493,7 +4627,7 @@
       </w:pPr>
     </w:lvl>
   </w:abstractNum>
-  <w:abstractNum w:abstractNumId="4" w15:restartNumberingAfterBreak="0">
+  <w:abstractNum w:abstractNumId="5" w15:restartNumberingAfterBreak="0">
     <w:nsid w:val="663E146A"/>
     <w:multiLevelType w:val="hybridMultilevel"/>
     <w:tmpl w:val="CB344060"/>
@@ -3607,19 +4741,22 @@
     </w:lvl>
   </w:abstractNum>
   <w:num w:numId="1" w16cid:durableId="1576470276">
-    <w:abstractNumId w:val="4"/>
+    <w:abstractNumId w:val="5"/>
   </w:num>
   <w:num w:numId="2" w16cid:durableId="1440685803">
     <w:abstractNumId w:val="1"/>
   </w:num>
   <w:num w:numId="3" w16cid:durableId="1493132937">
-    <w:abstractNumId w:val="2"/>
+    <w:abstractNumId w:val="3"/>
   </w:num>
   <w:num w:numId="4" w16cid:durableId="478040952">
-    <w:abstractNumId w:val="3"/>
+    <w:abstractNumId w:val="4"/>
   </w:num>
   <w:num w:numId="5" w16cid:durableId="1978223148">
     <w:abstractNumId w:val="0"/>
+  </w:num>
+  <w:num w:numId="6" w16cid:durableId="503128082">
+    <w:abstractNumId w:val="2"/>
   </w:num>
 </w:numbering>
 </file>
@@ -4624,6 +5761,22 @@
       <w14:ligatures w14:val="none"/>
     </w:rPr>
   </w:style>
+  <w:style w:type="character" w:customStyle="1" w:styleId="apple-converted-space">
+    <w:name w:val="apple-converted-space"/>
+    <w:basedOn w:val="DefaultParagraphFont"/>
+    <w:rsid w:val="00F82D9A"/>
+  </w:style>
+  <w:style w:type="character" w:styleId="Emphasis">
+    <w:name w:val="Emphasis"/>
+    <w:basedOn w:val="DefaultParagraphFont"/>
+    <w:uiPriority w:val="20"/>
+    <w:qFormat/>
+    <w:rsid w:val="00F82D9A"/>
+    <w:rPr>
+      <w:i/>
+      <w:iCs/>
+    </w:rPr>
+  </w:style>
 </w:styles>
 </file>
 

--- a/report_data_preprocessing.docx
+++ b/report_data_preprocessing.docx
@@ -2430,31 +2430,7 @@
           <w:sz w:val="20"/>
           <w:szCs w:val="20"/>
         </w:rPr>
-        <w:t xml:space="preserve">ll patients with missing values exhibited missingness for this feature in </w:t>
-      </w:r>
-      <w:r>
-        <w:rPr>
-          <w:rFonts w:ascii="Arial" w:hAnsi="Arial" w:cs="Arial"/>
-          <w:sz w:val="20"/>
-          <w:szCs w:val="20"/>
-        </w:rPr>
-        <w:t>all</w:t>
-      </w:r>
-      <w:r>
-        <w:rPr>
-          <w:rFonts w:ascii="Arial" w:hAnsi="Arial" w:cs="Arial"/>
-          <w:sz w:val="20"/>
-          <w:szCs w:val="20"/>
-        </w:rPr>
-        <w:t xml:space="preserve"> their consultations.</w:t>
-      </w:r>
-      <w:r>
-        <w:rPr>
-          <w:rFonts w:ascii="Arial" w:hAnsi="Arial" w:cs="Arial"/>
-          <w:sz w:val="20"/>
-          <w:szCs w:val="20"/>
-        </w:rPr>
-        <w:t xml:space="preserve"> </w:t>
+        <w:t xml:space="preserve">ll patients with missing values exhibited missingness for this feature in all their consultations. </w:t>
       </w:r>
     </w:p>
     <w:p>
@@ -2739,17 +2715,7 @@
           <w:sz w:val="20"/>
           <w:szCs w:val="20"/>
         </w:rPr>
-        <w:t>P</w:t>
-      </w:r>
-      <w:r>
-        <w:rPr>
-          <w:rFonts w:ascii="Arial" w:hAnsi="Arial" w:cs="Arial"/>
-          <w:b/>
-          <w:bCs/>
-          <w:sz w:val="20"/>
-          <w:szCs w:val="20"/>
-        </w:rPr>
-        <w:t>rofession</w:t>
+        <w:t>Profession</w:t>
       </w:r>
       <w:r>
         <w:rPr>
@@ -2767,53 +2733,15 @@
           <w:sz w:val="20"/>
           <w:szCs w:val="20"/>
         </w:rPr>
-        <w:t>E</w:t>
-      </w:r>
-      <w:r>
-        <w:rPr>
-          <w:rFonts w:ascii="Arial" w:hAnsi="Arial" w:cs="Arial"/>
-          <w:b/>
-          <w:bCs/>
-          <w:sz w:val="20"/>
-          <w:szCs w:val="20"/>
-        </w:rPr>
-        <w:t xml:space="preserve">ducation </w:t>
-      </w:r>
-      <w:r>
-        <w:rPr>
-          <w:rFonts w:ascii="Arial" w:hAnsi="Arial" w:cs="Arial"/>
-          <w:b/>
-          <w:bCs/>
-          <w:sz w:val="20"/>
-          <w:szCs w:val="20"/>
-        </w:rPr>
-        <w:t>L</w:t>
-      </w:r>
-      <w:r>
-        <w:rPr>
-          <w:rFonts w:ascii="Arial" w:hAnsi="Arial" w:cs="Arial"/>
-          <w:b/>
-          <w:bCs/>
-          <w:sz w:val="20"/>
-          <w:szCs w:val="20"/>
-        </w:rPr>
-        <w:t>evel.</w:t>
-      </w:r>
-      <w:r>
-        <w:rPr>
-          <w:rFonts w:ascii="Arial" w:hAnsi="Arial" w:cs="Arial"/>
-          <w:sz w:val="20"/>
-          <w:szCs w:val="20"/>
-        </w:rPr>
-        <w:t xml:space="preserve"> A stepwise strategy was applied:</w:t>
-      </w:r>
-      <w:r>
-        <w:rPr>
-          <w:rFonts w:ascii="Arial" w:hAnsi="Arial" w:cs="Arial"/>
-          <w:sz w:val="20"/>
-          <w:szCs w:val="20"/>
-        </w:rPr>
-        <w:t xml:space="preserve"> </w:t>
+        <w:t>Education Level.</w:t>
+      </w:r>
+      <w:r>
+        <w:rPr>
+          <w:rFonts w:ascii="Arial" w:hAnsi="Arial" w:cs="Arial"/>
+          <w:sz w:val="20"/>
+          <w:szCs w:val="20"/>
+        </w:rPr>
+        <w:t xml:space="preserve"> A stepwise strategy was applied: </w:t>
       </w:r>
     </w:p>
     <w:p>
@@ -3156,46 +3084,341 @@
           <w:szCs w:val="20"/>
         </w:rPr>
         <w:lastRenderedPageBreak/>
-        <w:t>DATATYPES</w:t>
-      </w:r>
-    </w:p>
-    <w:p>
-      <w:pPr>
-        <w:rPr>
-          <w:rFonts w:ascii="Arial" w:hAnsi="Arial" w:cs="Arial"/>
-          <w:sz w:val="20"/>
-          <w:szCs w:val="20"/>
-        </w:rPr>
-      </w:pPr>
-      <w:r>
-        <w:rPr>
-          <w:rFonts w:ascii="Arial" w:hAnsi="Arial" w:cs="Arial"/>
-          <w:sz w:val="20"/>
-          <w:szCs w:val="20"/>
-        </w:rPr>
-        <w:t xml:space="preserve">For memory optimization and improved performance, a mapping of the </w:t>
-      </w:r>
-      <w:r>
-        <w:rPr>
-          <w:rFonts w:ascii="Arial" w:hAnsi="Arial" w:cs="Arial"/>
-          <w:sz w:val="20"/>
-          <w:szCs w:val="20"/>
-        </w:rPr>
-        <w:t>appropriate</w:t>
-      </w:r>
-      <w:r>
-        <w:rPr>
-          <w:rFonts w:ascii="Arial" w:hAnsi="Arial" w:cs="Arial"/>
-          <w:sz w:val="20"/>
-          <w:szCs w:val="20"/>
-        </w:rPr>
-        <w:t xml:space="preserve"> datatypes for each column was applied</w:t>
-      </w:r>
-      <w:r>
-        <w:rPr>
-          <w:rFonts w:ascii="Arial" w:hAnsi="Arial" w:cs="Arial"/>
-          <w:sz w:val="20"/>
-          <w:szCs w:val="20"/>
+        <w:t>O</w:t>
+      </w:r>
+      <w:r>
+        <w:rPr>
+          <w:rFonts w:ascii="Arial" w:hAnsi="Arial" w:cs="Arial"/>
+          <w:b/>
+          <w:bCs/>
+          <w:sz w:val="20"/>
+          <w:szCs w:val="20"/>
+        </w:rPr>
+        <w:t>utliers</w:t>
+      </w:r>
+    </w:p>
+    <w:p>
+      <w:pPr>
+        <w:rPr>
+          <w:rFonts w:ascii="Arial" w:hAnsi="Arial" w:cs="Arial"/>
+          <w:sz w:val="20"/>
+          <w:szCs w:val="20"/>
+        </w:rPr>
+      </w:pPr>
+      <w:r>
+        <w:rPr>
+          <w:rFonts w:ascii="Arial" w:hAnsi="Arial" w:cs="Arial"/>
+          <w:sz w:val="20"/>
+          <w:szCs w:val="20"/>
+        </w:rPr>
+        <w:t>In the process of Exploratory Data Analysis, several numerical features showed the presence of extreme values. To maintain the quality of the data and the accuracy of further analysis, an outlier treatment was conducted, based on domain knowledge and the Interquartile Range technique (IQR).</w:t>
+      </w:r>
+    </w:p>
+    <w:p>
+      <w:pPr>
+        <w:rPr>
+          <w:rFonts w:ascii="Arial" w:hAnsi="Arial" w:cs="Arial"/>
+          <w:b/>
+          <w:bCs/>
+          <w:sz w:val="20"/>
+          <w:szCs w:val="20"/>
+        </w:rPr>
+      </w:pPr>
+      <w:r>
+        <w:rPr>
+          <w:rFonts w:ascii="Arial" w:hAnsi="Arial" w:cs="Arial"/>
+          <w:b/>
+          <w:bCs/>
+          <w:sz w:val="20"/>
+          <w:szCs w:val="20"/>
+        </w:rPr>
+        <w:t>Age</w:t>
+      </w:r>
+    </w:p>
+    <w:p>
+      <w:pPr>
+        <w:rPr>
+          <w:rFonts w:ascii="Arial" w:hAnsi="Arial" w:cs="Arial"/>
+          <w:sz w:val="20"/>
+          <w:szCs w:val="20"/>
+        </w:rPr>
+      </w:pPr>
+      <w:r>
+        <w:rPr>
+          <w:rFonts w:ascii="Arial" w:hAnsi="Arial" w:cs="Arial"/>
+          <w:sz w:val="20"/>
+          <w:szCs w:val="20"/>
+        </w:rPr>
+        <w:t>All observations above 12</w:t>
+      </w:r>
+      <w:r>
+        <w:rPr>
+          <w:rFonts w:ascii="Arial" w:hAnsi="Arial" w:cs="Arial"/>
+          <w:sz w:val="20"/>
+          <w:szCs w:val="20"/>
+        </w:rPr>
+        <w:t>7</w:t>
+      </w:r>
+      <w:r>
+        <w:rPr>
+          <w:rFonts w:ascii="Arial" w:hAnsi="Arial" w:cs="Arial"/>
+          <w:sz w:val="20"/>
+          <w:szCs w:val="20"/>
+        </w:rPr>
+        <w:t xml:space="preserve"> (</w:t>
+      </w:r>
+      <w:r>
+        <w:rPr>
+          <w:rFonts w:ascii="Arial" w:hAnsi="Arial" w:cs="Arial"/>
+          <w:sz w:val="20"/>
+          <w:szCs w:val="20"/>
+        </w:rPr>
+        <w:t xml:space="preserve">corresponding to </w:t>
+      </w:r>
+      <w:r>
+        <w:rPr>
+          <w:rFonts w:ascii="Arial" w:hAnsi="Arial" w:cs="Arial"/>
+          <w:sz w:val="20"/>
+          <w:szCs w:val="20"/>
+        </w:rPr>
+        <w:t xml:space="preserve">Q3+IQR) were considered outliers, therefore, the respective age was </w:t>
+      </w:r>
+      <w:r>
+        <w:rPr>
+          <w:rFonts w:ascii="Arial" w:hAnsi="Arial" w:cs="Arial"/>
+          <w:sz w:val="20"/>
+          <w:szCs w:val="20"/>
+        </w:rPr>
+        <w:t>capped</w:t>
+      </w:r>
+      <w:r>
+        <w:rPr>
+          <w:rFonts w:ascii="Arial" w:hAnsi="Arial" w:cs="Arial"/>
+          <w:sz w:val="20"/>
+          <w:szCs w:val="20"/>
+        </w:rPr>
+        <w:t xml:space="preserve"> </w:t>
+      </w:r>
+      <w:r>
+        <w:rPr>
+          <w:rFonts w:ascii="Arial" w:hAnsi="Arial" w:cs="Arial"/>
+          <w:sz w:val="20"/>
+          <w:szCs w:val="20"/>
+        </w:rPr>
+        <w:t>at that value.</w:t>
+      </w:r>
+    </w:p>
+    <w:p>
+      <w:pPr>
+        <w:rPr>
+          <w:rFonts w:ascii="Arial" w:hAnsi="Arial" w:cs="Arial"/>
+          <w:b/>
+          <w:bCs/>
+          <w:sz w:val="20"/>
+          <w:szCs w:val="20"/>
+        </w:rPr>
+      </w:pPr>
+      <w:r>
+        <w:rPr>
+          <w:rFonts w:ascii="Arial" w:hAnsi="Arial" w:cs="Arial"/>
+          <w:b/>
+          <w:bCs/>
+          <w:sz w:val="20"/>
+          <w:szCs w:val="20"/>
+        </w:rPr>
+        <w:t>Consultation Duration</w:t>
+      </w:r>
+    </w:p>
+    <w:p>
+      <w:pPr>
+        <w:rPr>
+          <w:rFonts w:ascii="Arial" w:hAnsi="Arial" w:cs="Arial"/>
+          <w:sz w:val="20"/>
+          <w:szCs w:val="20"/>
+        </w:rPr>
+      </w:pPr>
+      <w:r>
+        <w:rPr>
+          <w:rFonts w:ascii="Arial" w:hAnsi="Arial" w:cs="Arial"/>
+          <w:sz w:val="20"/>
+          <w:szCs w:val="20"/>
+        </w:rPr>
+        <w:t>All observations above 173.5 minutes (nearly 3 hours) were considered outliers (the lower bound is a negative value and there are no consultations with negative durations)</w:t>
+      </w:r>
+    </w:p>
+    <w:p>
+      <w:pPr>
+        <w:rPr>
+          <w:rFonts w:ascii="Arial" w:hAnsi="Arial" w:cs="Arial"/>
+          <w:b/>
+          <w:bCs/>
+          <w:sz w:val="20"/>
+          <w:szCs w:val="20"/>
+        </w:rPr>
+      </w:pPr>
+      <w:r>
+        <w:rPr>
+          <w:rFonts w:ascii="Arial" w:hAnsi="Arial" w:cs="Arial"/>
+          <w:b/>
+          <w:bCs/>
+          <w:sz w:val="20"/>
+          <w:szCs w:val="20"/>
+        </w:rPr>
+        <w:t>Satisfaction Level</w:t>
+      </w:r>
+    </w:p>
+    <w:p>
+      <w:pPr>
+        <w:rPr>
+          <w:rFonts w:ascii="Arial" w:hAnsi="Arial" w:cs="Arial"/>
+          <w:sz w:val="20"/>
+          <w:szCs w:val="20"/>
+        </w:rPr>
+      </w:pPr>
+      <w:r>
+        <w:rPr>
+          <w:rFonts w:ascii="Arial" w:hAnsi="Arial" w:cs="Arial"/>
+          <w:sz w:val="20"/>
+          <w:szCs w:val="20"/>
+        </w:rPr>
+        <w:t>Since this feature has only a range of 1-5, all values outside this range were considered data errors and so for values higher than 5 (many observations had a satisfaction level of 6) were replaced by 5.</w:t>
+      </w:r>
+    </w:p>
+    <w:p>
+      <w:pPr>
+        <w:rPr>
+          <w:rFonts w:ascii="Arial" w:hAnsi="Arial" w:cs="Arial"/>
+          <w:b/>
+          <w:bCs/>
+          <w:sz w:val="20"/>
+          <w:szCs w:val="20"/>
+        </w:rPr>
+      </w:pPr>
+      <w:r>
+        <w:rPr>
+          <w:rFonts w:ascii="Arial" w:hAnsi="Arial" w:cs="Arial"/>
+          <w:b/>
+          <w:bCs/>
+          <w:sz w:val="20"/>
+          <w:szCs w:val="20"/>
+        </w:rPr>
+        <w:t>Consultation Price</w:t>
+      </w:r>
+    </w:p>
+    <w:p>
+      <w:pPr>
+        <w:rPr>
+          <w:rFonts w:ascii="Arial" w:hAnsi="Arial" w:cs="Arial"/>
+          <w:sz w:val="20"/>
+          <w:szCs w:val="20"/>
+          <w:lang w:val="en-PT"/>
+        </w:rPr>
+      </w:pPr>
+      <w:r>
+        <w:rPr>
+          <w:rFonts w:ascii="Arial" w:hAnsi="Arial" w:cs="Arial"/>
+          <w:sz w:val="20"/>
+          <w:szCs w:val="20"/>
+          <w:lang w:val="en-PT"/>
+        </w:rPr>
+        <w:t>E</w:t>
+      </w:r>
+      <w:r>
+        <w:rPr>
+          <w:rFonts w:ascii="Arial" w:hAnsi="Arial" w:cs="Arial"/>
+          <w:sz w:val="20"/>
+          <w:szCs w:val="20"/>
+          <w:lang w:val="en-PT"/>
+        </w:rPr>
+        <w:t xml:space="preserve">xtreme high values (&gt;10000) were </w:t>
+      </w:r>
+      <w:r>
+        <w:rPr>
+          <w:rFonts w:ascii="Arial" w:hAnsi="Arial" w:cs="Arial"/>
+          <w:sz w:val="20"/>
+          <w:szCs w:val="20"/>
+          <w:lang w:val="en-PT"/>
+        </w:rPr>
+        <w:t>considered data</w:t>
+      </w:r>
+      <w:r>
+        <w:rPr>
+          <w:rFonts w:ascii="Arial" w:hAnsi="Arial" w:cs="Arial"/>
+          <w:sz w:val="20"/>
+          <w:szCs w:val="20"/>
+          <w:lang w:val="en-PT"/>
+        </w:rPr>
+        <w:t xml:space="preserve"> errors and removed</w:t>
+      </w:r>
+      <w:r>
+        <w:rPr>
+          <w:rFonts w:ascii="Arial" w:hAnsi="Arial" w:cs="Arial"/>
+          <w:sz w:val="20"/>
+          <w:szCs w:val="20"/>
+          <w:lang w:val="en-PT"/>
+        </w:rPr>
+        <w:t>, while v</w:t>
+      </w:r>
+      <w:r>
+        <w:rPr>
+          <w:rFonts w:ascii="Arial" w:hAnsi="Arial" w:cs="Arial"/>
+          <w:sz w:val="20"/>
+          <w:szCs w:val="20"/>
+          <w:lang w:val="en-PT"/>
+        </w:rPr>
+        <w:t>alues within a plausible range</w:t>
+      </w:r>
+      <w:r>
+        <w:rPr>
+          <w:rFonts w:ascii="Arial" w:hAnsi="Arial" w:cs="Arial"/>
+          <w:sz w:val="20"/>
+          <w:szCs w:val="20"/>
+          <w:lang w:val="en-PT"/>
+        </w:rPr>
+        <w:t xml:space="preserve"> (</w:t>
+      </w:r>
+      <w:r>
+        <w:rPr>
+          <w:rFonts w:ascii="Arial" w:hAnsi="Arial" w:cs="Arial"/>
+          <w:sz w:val="20"/>
+          <w:szCs w:val="20"/>
+          <w:lang w:val="en-PT"/>
+        </w:rPr>
+        <w:t>even if high</w:t>
+      </w:r>
+      <w:r>
+        <w:rPr>
+          <w:rFonts w:ascii="Arial" w:hAnsi="Arial" w:cs="Arial"/>
+          <w:sz w:val="20"/>
+          <w:szCs w:val="20"/>
+          <w:lang w:val="en-PT"/>
+        </w:rPr>
+        <w:t>)</w:t>
+      </w:r>
+      <w:r>
+        <w:rPr>
+          <w:rFonts w:ascii="Arial" w:hAnsi="Arial" w:cs="Arial"/>
+          <w:sz w:val="20"/>
+          <w:szCs w:val="20"/>
+          <w:lang w:val="en-PT"/>
+        </w:rPr>
+        <w:t xml:space="preserve"> were </w:t>
+      </w:r>
+      <w:r>
+        <w:rPr>
+          <w:rFonts w:ascii="Arial" w:hAnsi="Arial" w:cs="Arial"/>
+          <w:sz w:val="20"/>
+          <w:szCs w:val="20"/>
+          <w:lang w:val="en-PT"/>
+        </w:rPr>
+        <w:t>mantained</w:t>
+      </w:r>
+      <w:r>
+        <w:rPr>
+          <w:rFonts w:ascii="Arial" w:hAnsi="Arial" w:cs="Arial"/>
+          <w:sz w:val="20"/>
+          <w:szCs w:val="20"/>
+          <w:lang w:val="en-PT"/>
         </w:rPr>
         <w:t>.</w:t>
       </w:r>
@@ -3204,116 +3427,510 @@
       <w:pPr>
         <w:rPr>
           <w:rFonts w:ascii="Arial" w:hAnsi="Arial" w:cs="Arial"/>
-          <w:sz w:val="20"/>
-          <w:szCs w:val="20"/>
-        </w:rPr>
-      </w:pPr>
-      <w:r>
-        <w:rPr>
-          <w:rFonts w:ascii="Arial" w:hAnsi="Arial" w:cs="Arial"/>
-          <w:sz w:val="20"/>
-          <w:szCs w:val="20"/>
-        </w:rPr>
-        <w:t>(checked the distribution of the variables???)</w:t>
-      </w:r>
-    </w:p>
-    <w:p>
-      <w:pPr>
-        <w:rPr>
-          <w:rFonts w:ascii="Arial" w:hAnsi="Arial" w:cs="Arial"/>
-          <w:sz w:val="20"/>
-          <w:szCs w:val="20"/>
-        </w:rPr>
-      </w:pPr>
-      <w:r>
-        <w:rPr>
-          <w:rFonts w:ascii="Arial" w:hAnsi="Arial" w:cs="Arial"/>
-          <w:sz w:val="20"/>
-          <w:szCs w:val="20"/>
-        </w:rPr>
-        <w:t xml:space="preserve">Next, the skewness of the features was computed </w:t>
-      </w:r>
-      <w:proofErr w:type="gramStart"/>
-      <w:r>
-        <w:rPr>
-          <w:rFonts w:ascii="Arial" w:hAnsi="Arial" w:cs="Arial"/>
-          <w:sz w:val="20"/>
-          <w:szCs w:val="20"/>
-        </w:rPr>
-        <w:t>in order to</w:t>
-      </w:r>
-      <w:proofErr w:type="gramEnd"/>
-      <w:r>
-        <w:rPr>
-          <w:rFonts w:ascii="Arial" w:hAnsi="Arial" w:cs="Arial"/>
-          <w:sz w:val="20"/>
-          <w:szCs w:val="20"/>
-        </w:rPr>
-        <w:t xml:space="preserve"> identify symmetric-distributed, left-skewed and right-skewed variables. Features like Age, Satisfaction Level and Insurance Coverage have </w:t>
-      </w:r>
+          <w:b/>
+          <w:bCs/>
+          <w:sz w:val="20"/>
+          <w:szCs w:val="20"/>
+        </w:rPr>
+      </w:pPr>
+      <w:r>
+        <w:rPr>
+          <w:rFonts w:ascii="Arial" w:hAnsi="Arial" w:cs="Arial"/>
+          <w:b/>
+          <w:bCs/>
+          <w:sz w:val="20"/>
+          <w:szCs w:val="20"/>
+        </w:rPr>
+        <w:t>Insurance Coverage</w:t>
+      </w:r>
+    </w:p>
+    <w:p>
+      <w:pPr>
+        <w:rPr>
+          <w:rFonts w:ascii="Arial" w:hAnsi="Arial" w:cs="Arial"/>
+          <w:sz w:val="20"/>
+          <w:szCs w:val="20"/>
+          <w:lang w:val="en-PT"/>
+        </w:rPr>
+      </w:pPr>
+      <w:r>
+        <w:rPr>
+          <w:rFonts w:ascii="Arial" w:hAnsi="Arial" w:cs="Arial"/>
+          <w:sz w:val="20"/>
+          <w:szCs w:val="20"/>
+          <w:lang w:val="en-PT"/>
+        </w:rPr>
+        <w:t>Some observations had high values however,</w:t>
+      </w:r>
+      <w:r>
+        <w:rPr>
+          <w:rFonts w:ascii="Arial" w:hAnsi="Arial" w:cs="Arial"/>
+          <w:sz w:val="20"/>
+          <w:szCs w:val="20"/>
+          <w:lang w:val="en-PT"/>
+        </w:rPr>
+        <w:t xml:space="preserve"> they were plausible given </w:t>
+      </w:r>
+      <w:r>
+        <w:rPr>
+          <w:rFonts w:ascii="Arial" w:hAnsi="Arial" w:cs="Arial"/>
+          <w:sz w:val="20"/>
+          <w:szCs w:val="20"/>
+          <w:lang w:val="en-PT"/>
+        </w:rPr>
+        <w:t>that the</w:t>
+      </w:r>
+      <w:r>
+        <w:rPr>
+          <w:rFonts w:ascii="Arial" w:hAnsi="Arial" w:cs="Arial"/>
+          <w:sz w:val="20"/>
+          <w:szCs w:val="20"/>
+          <w:lang w:val="en-PT"/>
+        </w:rPr>
+        <w:t xml:space="preserve"> corresponding Consultation Price</w:t>
+      </w:r>
+      <w:r>
+        <w:rPr>
+          <w:rFonts w:ascii="Arial" w:hAnsi="Arial" w:cs="Arial"/>
+          <w:sz w:val="20"/>
+          <w:szCs w:val="20"/>
+          <w:lang w:val="en-PT"/>
+        </w:rPr>
+        <w:t xml:space="preserve"> was also high. Therefore, n</w:t>
+      </w:r>
+      <w:r>
+        <w:rPr>
+          <w:rFonts w:ascii="Arial" w:hAnsi="Arial" w:cs="Arial"/>
+          <w:sz w:val="20"/>
+          <w:szCs w:val="20"/>
+          <w:lang w:val="en-PT"/>
+        </w:rPr>
+        <w:t>o removal or clipping was applied</w:t>
+      </w:r>
+      <w:r>
+        <w:rPr>
+          <w:rFonts w:ascii="Arial" w:hAnsi="Arial" w:cs="Arial"/>
+          <w:sz w:val="20"/>
+          <w:szCs w:val="20"/>
+          <w:lang w:val="en-PT"/>
+        </w:rPr>
+        <w:t>.</w:t>
+      </w:r>
+    </w:p>
+    <w:p>
+      <w:pPr>
+        <w:rPr>
+          <w:rFonts w:ascii="Arial" w:hAnsi="Arial" w:cs="Arial"/>
+          <w:b/>
+          <w:bCs/>
+          <w:sz w:val="20"/>
+          <w:szCs w:val="20"/>
+        </w:rPr>
+      </w:pPr>
       <w:proofErr w:type="spellStart"/>
-      <w:proofErr w:type="gramStart"/>
-      <w:r>
-        <w:rPr>
-          <w:rFonts w:ascii="Arial" w:hAnsi="Arial" w:cs="Arial"/>
-          <w:sz w:val="20"/>
-          <w:szCs w:val="20"/>
-        </w:rPr>
-        <w:t>a</w:t>
+      <w:r>
+        <w:rPr>
+          <w:rFonts w:ascii="Arial" w:hAnsi="Arial" w:cs="Arial"/>
+          <w:b/>
+          <w:bCs/>
+          <w:sz w:val="20"/>
+          <w:szCs w:val="20"/>
+        </w:rPr>
+        <w:t>D</w:t>
+      </w:r>
+      <w:r>
+        <w:rPr>
+          <w:rFonts w:ascii="Arial" w:hAnsi="Arial" w:cs="Arial"/>
+          <w:b/>
+          <w:bCs/>
+          <w:sz w:val="20"/>
+          <w:szCs w:val="20"/>
+        </w:rPr>
+        <w:t>ataTypes</w:t>
       </w:r>
       <w:proofErr w:type="spellEnd"/>
-      <w:proofErr w:type="gramEnd"/>
-      <w:r>
-        <w:rPr>
-          <w:rFonts w:ascii="Arial" w:hAnsi="Arial" w:cs="Arial"/>
-          <w:sz w:val="20"/>
-          <w:szCs w:val="20"/>
-        </w:rPr>
-        <w:t xml:space="preserve"> approximately symmetric distributions. Consultation Duration is moderately </w:t>
-      </w:r>
-      <w:proofErr w:type="gramStart"/>
-      <w:r>
-        <w:rPr>
-          <w:rFonts w:ascii="Arial" w:hAnsi="Arial" w:cs="Arial"/>
-          <w:sz w:val="20"/>
-          <w:szCs w:val="20"/>
-        </w:rPr>
-        <w:t>right-skewed</w:t>
-      </w:r>
-      <w:proofErr w:type="gramEnd"/>
-      <w:r>
-        <w:rPr>
-          <w:rFonts w:ascii="Arial" w:hAnsi="Arial" w:cs="Arial"/>
-          <w:sz w:val="20"/>
-          <w:szCs w:val="20"/>
-        </w:rPr>
-        <w:t xml:space="preserve">, suggesting few long consultations. Approximate Annual Income and Consultation Price are heavily right-skewed, suggesting the presence of </w:t>
-      </w:r>
-      <w:proofErr w:type="gramStart"/>
-      <w:r>
-        <w:rPr>
-          <w:rFonts w:ascii="Arial" w:hAnsi="Arial" w:cs="Arial"/>
-          <w:sz w:val="20"/>
-          <w:szCs w:val="20"/>
-        </w:rPr>
-        <w:t>really strong</w:t>
-      </w:r>
-      <w:proofErr w:type="gramEnd"/>
-      <w:r>
-        <w:rPr>
-          <w:rFonts w:ascii="Arial" w:hAnsi="Arial" w:cs="Arial"/>
-          <w:sz w:val="20"/>
-          <w:szCs w:val="20"/>
-        </w:rPr>
-        <w:t xml:space="preserve"> outliers. This suggests that for modelling purposes, a log transformation should be applied.</w:t>
-      </w:r>
-      <w:r>
-        <w:rPr>
-          <w:rFonts w:ascii="Arial" w:hAnsi="Arial" w:cs="Arial"/>
-          <w:sz w:val="20"/>
-          <w:szCs w:val="20"/>
-        </w:rPr>
-        <w:t xml:space="preserve"> Therefore, the variables </w:t>
+    </w:p>
+    <w:p>
+      <w:pPr>
+        <w:rPr>
+          <w:rFonts w:ascii="Arial" w:hAnsi="Arial" w:cs="Arial"/>
+          <w:sz w:val="20"/>
+          <w:szCs w:val="20"/>
+        </w:rPr>
+      </w:pPr>
+      <w:r>
+        <w:rPr>
+          <w:rFonts w:ascii="Arial" w:hAnsi="Arial" w:cs="Arial"/>
+          <w:sz w:val="20"/>
+          <w:szCs w:val="20"/>
+        </w:rPr>
+        <w:t>For memory optimization and improved performance, a mapping of the appropriate datatypes for each column was applied.</w:t>
+      </w:r>
+    </w:p>
+    <w:p>
+      <w:pPr>
+        <w:rPr>
+          <w:rFonts w:ascii="Arial" w:hAnsi="Arial" w:cs="Arial"/>
+          <w:b/>
+          <w:bCs/>
+          <w:sz w:val="20"/>
+          <w:szCs w:val="20"/>
+        </w:rPr>
+      </w:pPr>
+      <w:r>
+        <w:rPr>
+          <w:rFonts w:ascii="Arial" w:hAnsi="Arial" w:cs="Arial"/>
+          <w:b/>
+          <w:bCs/>
+          <w:sz w:val="20"/>
+          <w:szCs w:val="20"/>
+        </w:rPr>
+        <w:t>Deduplication</w:t>
+      </w:r>
+    </w:p>
+    <w:p>
+      <w:pPr>
+        <w:rPr>
+          <w:rFonts w:ascii="Arial" w:hAnsi="Arial" w:cs="Arial"/>
+          <w:sz w:val="20"/>
+          <w:szCs w:val="20"/>
+          <w:lang w:val="en-PT"/>
+        </w:rPr>
+      </w:pPr>
+      <w:r>
+        <w:rPr>
+          <w:rFonts w:ascii="Arial" w:hAnsi="Arial" w:cs="Arial"/>
+          <w:sz w:val="20"/>
+          <w:szCs w:val="20"/>
+          <w:lang w:val="en-PT"/>
+        </w:rPr>
+        <w:t>For data integrity purposes, the duplicates in the dataset were identified and then removed.</w:t>
+      </w:r>
+    </w:p>
+    <w:p>
+      <w:pPr>
+        <w:rPr>
+          <w:rFonts w:ascii="Arial" w:hAnsi="Arial" w:cs="Arial"/>
+          <w:b/>
+          <w:bCs/>
+          <w:sz w:val="20"/>
+          <w:szCs w:val="20"/>
+        </w:rPr>
+      </w:pPr>
+      <w:r>
+        <w:rPr>
+          <w:rFonts w:ascii="Arial" w:hAnsi="Arial" w:cs="Arial"/>
+          <w:b/>
+          <w:bCs/>
+          <w:sz w:val="20"/>
+          <w:szCs w:val="20"/>
+        </w:rPr>
+        <w:t>Data Transformation</w:t>
+      </w:r>
+      <w:r>
+        <w:rPr>
+          <w:rFonts w:ascii="Arial" w:hAnsi="Arial" w:cs="Arial"/>
+          <w:b/>
+          <w:bCs/>
+          <w:sz w:val="20"/>
+          <w:szCs w:val="20"/>
+        </w:rPr>
+        <w:t xml:space="preserve"> / Feature Engineering</w:t>
+      </w:r>
+    </w:p>
+    <w:p>
+      <w:pPr>
+        <w:rPr>
+          <w:rFonts w:ascii="Arial" w:hAnsi="Arial" w:cs="Arial"/>
+          <w:b/>
+          <w:bCs/>
+          <w:sz w:val="20"/>
+          <w:szCs w:val="20"/>
+        </w:rPr>
+      </w:pPr>
+      <w:r>
+        <w:rPr>
+          <w:rFonts w:ascii="Arial" w:hAnsi="Arial" w:cs="Arial"/>
+          <w:b/>
+          <w:bCs/>
+          <w:sz w:val="20"/>
+          <w:szCs w:val="20"/>
+        </w:rPr>
+        <w:t>Distribution and Skewness Analysis</w:t>
+      </w:r>
+    </w:p>
+    <w:p>
+      <w:pPr>
+        <w:rPr>
+          <w:rFonts w:ascii="Arial" w:hAnsi="Arial" w:cs="Arial"/>
+          <w:sz w:val="20"/>
+          <w:szCs w:val="20"/>
+        </w:rPr>
+      </w:pPr>
+      <w:r>
+        <w:rPr>
+          <w:rFonts w:ascii="Arial" w:hAnsi="Arial" w:cs="Arial"/>
+          <w:sz w:val="20"/>
+          <w:szCs w:val="20"/>
+        </w:rPr>
+        <w:t xml:space="preserve">To determine the degree of skewness and the need for </w:t>
+      </w:r>
+      <w:r>
+        <w:rPr>
+          <w:rFonts w:ascii="Arial" w:hAnsi="Arial" w:cs="Arial"/>
+          <w:sz w:val="20"/>
+          <w:szCs w:val="20"/>
+        </w:rPr>
+        <w:t xml:space="preserve">data transformations, the distributions of </w:t>
+      </w:r>
+      <w:r>
+        <w:rPr>
+          <w:rFonts w:ascii="Arial" w:hAnsi="Arial" w:cs="Arial"/>
+          <w:sz w:val="20"/>
+          <w:szCs w:val="20"/>
+        </w:rPr>
+        <w:t xml:space="preserve">the numerical variables were </w:t>
+      </w:r>
+      <w:r>
+        <w:rPr>
+          <w:rFonts w:ascii="Arial" w:hAnsi="Arial" w:cs="Arial"/>
+          <w:sz w:val="20"/>
+          <w:szCs w:val="20"/>
+        </w:rPr>
+        <w:t>examined.</w:t>
+      </w:r>
+    </w:p>
+    <w:p>
+      <w:pPr>
+        <w:rPr>
+          <w:rFonts w:ascii="Arial" w:hAnsi="Arial" w:cs="Arial"/>
+          <w:sz w:val="20"/>
+          <w:szCs w:val="20"/>
+        </w:rPr>
+      </w:pPr>
+      <w:r>
+        <w:rPr>
+          <w:rFonts w:ascii="Arial" w:hAnsi="Arial" w:cs="Arial"/>
+          <w:sz w:val="20"/>
+          <w:szCs w:val="20"/>
+        </w:rPr>
+        <w:t>Skewness</w:t>
+      </w:r>
+      <w:r>
+        <w:rPr>
+          <w:rFonts w:ascii="Arial" w:hAnsi="Arial" w:cs="Arial"/>
+          <w:sz w:val="20"/>
+          <w:szCs w:val="20"/>
+        </w:rPr>
+        <w:t xml:space="preserve"> was computed for all </w:t>
+      </w:r>
+      <w:r>
+        <w:rPr>
+          <w:rFonts w:ascii="Arial" w:hAnsi="Arial" w:cs="Arial"/>
+          <w:sz w:val="20"/>
+          <w:szCs w:val="20"/>
+        </w:rPr>
+        <w:t xml:space="preserve">the </w:t>
+      </w:r>
+      <w:r>
+        <w:rPr>
+          <w:rFonts w:ascii="Arial" w:hAnsi="Arial" w:cs="Arial"/>
+          <w:sz w:val="20"/>
+          <w:szCs w:val="20"/>
+        </w:rPr>
+        <w:t>numerical features to classify their distributions</w:t>
+      </w:r>
+      <w:r>
+        <w:rPr>
+          <w:rFonts w:ascii="Arial" w:hAnsi="Arial" w:cs="Arial"/>
+          <w:sz w:val="20"/>
+          <w:szCs w:val="20"/>
+        </w:rPr>
+        <w:t xml:space="preserve"> </w:t>
+      </w:r>
+      <w:r>
+        <w:rPr>
+          <w:rFonts w:ascii="Arial" w:hAnsi="Arial" w:cs="Arial"/>
+          <w:sz w:val="20"/>
+          <w:szCs w:val="20"/>
+        </w:rPr>
+        <w:t xml:space="preserve">as approximately symmetric, left-skewed, or right-skewed. </w:t>
+      </w:r>
+    </w:p>
+    <w:p>
+      <w:pPr>
+        <w:rPr>
+          <w:rFonts w:ascii="Arial" w:hAnsi="Arial" w:cs="Arial"/>
+          <w:sz w:val="20"/>
+          <w:szCs w:val="20"/>
+        </w:rPr>
+      </w:pPr>
+      <w:r>
+        <w:rPr>
+          <w:rFonts w:ascii="Arial" w:hAnsi="Arial" w:cs="Arial"/>
+          <w:sz w:val="20"/>
+          <w:szCs w:val="20"/>
+        </w:rPr>
+        <w:t>Approximately Symmetric</w:t>
+      </w:r>
+    </w:p>
+    <w:p>
+      <w:pPr>
+        <w:rPr>
+          <w:rFonts w:ascii="Arial" w:hAnsi="Arial" w:cs="Arial"/>
+          <w:sz w:val="20"/>
+          <w:szCs w:val="20"/>
+        </w:rPr>
+      </w:pPr>
+      <w:r>
+        <w:rPr>
+          <w:rFonts w:ascii="Arial" w:hAnsi="Arial" w:cs="Arial"/>
+          <w:sz w:val="20"/>
+          <w:szCs w:val="20"/>
+        </w:rPr>
+        <w:t xml:space="preserve">Age, Satisfaction Level, and Insurance Coverage exhibited approximately symmetric distributions. </w:t>
+      </w:r>
+    </w:p>
+    <w:p>
+      <w:pPr>
+        <w:rPr>
+          <w:rFonts w:ascii="Arial" w:hAnsi="Arial" w:cs="Arial"/>
+          <w:sz w:val="20"/>
+          <w:szCs w:val="20"/>
+        </w:rPr>
+      </w:pPr>
+      <w:r>
+        <w:rPr>
+          <w:rFonts w:ascii="Arial" w:hAnsi="Arial" w:cs="Arial"/>
+          <w:sz w:val="20"/>
+          <w:szCs w:val="20"/>
+        </w:rPr>
+        <w:t>Moderate right-skewed</w:t>
+      </w:r>
+    </w:p>
+    <w:p>
+      <w:pPr>
+        <w:rPr>
+          <w:rFonts w:ascii="Arial" w:hAnsi="Arial" w:cs="Arial"/>
+          <w:sz w:val="20"/>
+          <w:szCs w:val="20"/>
+        </w:rPr>
+      </w:pPr>
+      <w:r>
+        <w:rPr>
+          <w:rFonts w:ascii="Arial" w:hAnsi="Arial" w:cs="Arial"/>
+          <w:sz w:val="20"/>
+          <w:szCs w:val="20"/>
+        </w:rPr>
+        <w:t>Consultation Duration showed moderate right-skewness, indicating occasional long consultations</w:t>
+      </w:r>
+      <w:r>
+        <w:rPr>
+          <w:rFonts w:ascii="Arial" w:hAnsi="Arial" w:cs="Arial"/>
+          <w:sz w:val="20"/>
+          <w:szCs w:val="20"/>
+        </w:rPr>
+        <w:t>.</w:t>
+      </w:r>
+    </w:p>
+    <w:p>
+      <w:pPr>
+        <w:rPr>
+          <w:rFonts w:ascii="Arial" w:hAnsi="Arial" w:cs="Arial"/>
+          <w:sz w:val="20"/>
+          <w:szCs w:val="20"/>
+        </w:rPr>
+      </w:pPr>
+      <w:r>
+        <w:rPr>
+          <w:rFonts w:ascii="Arial" w:hAnsi="Arial" w:cs="Arial"/>
+          <w:sz w:val="20"/>
+          <w:szCs w:val="20"/>
+        </w:rPr>
+        <w:t>Heavily right-skewed</w:t>
+      </w:r>
+    </w:p>
+    <w:p>
+      <w:pPr>
+        <w:rPr>
+          <w:rFonts w:ascii="Arial" w:hAnsi="Arial" w:cs="Arial"/>
+          <w:sz w:val="20"/>
+          <w:szCs w:val="20"/>
+        </w:rPr>
+      </w:pPr>
+      <w:r>
+        <w:rPr>
+          <w:rFonts w:ascii="Arial" w:hAnsi="Arial" w:cs="Arial"/>
+          <w:sz w:val="20"/>
+          <w:szCs w:val="20"/>
+        </w:rPr>
+        <w:t xml:space="preserve"> Approximate Annual Income and Consultation Price displayed heavy right-skewness due to strong high-end outliers.</w:t>
+      </w:r>
+      <w:r>
+        <w:rPr>
+          <w:rFonts w:ascii="Arial" w:hAnsi="Arial" w:cs="Arial"/>
+          <w:sz w:val="20"/>
+          <w:szCs w:val="20"/>
+        </w:rPr>
+        <w:t xml:space="preserve"> </w:t>
+      </w:r>
+    </w:p>
+    <w:p>
+      <w:pPr>
+        <w:rPr>
+          <w:rFonts w:ascii="Arial" w:hAnsi="Arial" w:cs="Arial"/>
+          <w:sz w:val="20"/>
+          <w:szCs w:val="20"/>
+        </w:rPr>
+      </w:pPr>
+      <w:r>
+        <w:rPr>
+          <w:rFonts w:ascii="Arial" w:hAnsi="Arial" w:cs="Arial"/>
+          <w:sz w:val="20"/>
+          <w:szCs w:val="20"/>
+        </w:rPr>
+        <w:lastRenderedPageBreak/>
+        <w:t>Therefore, to</w:t>
+      </w:r>
+      <w:r>
+        <w:rPr>
+          <w:rFonts w:ascii="Arial" w:hAnsi="Arial" w:cs="Arial"/>
+          <w:sz w:val="20"/>
+          <w:szCs w:val="20"/>
+        </w:rPr>
+        <w:t xml:space="preserve"> reduce skewness </w:t>
+      </w:r>
+      <w:r>
+        <w:rPr>
+          <w:rFonts w:ascii="Arial" w:hAnsi="Arial" w:cs="Arial"/>
+          <w:sz w:val="20"/>
+          <w:szCs w:val="20"/>
+        </w:rPr>
+        <w:t xml:space="preserve">for predictive </w:t>
+      </w:r>
+      <w:r>
+        <w:rPr>
+          <w:rFonts w:ascii="Arial" w:hAnsi="Arial" w:cs="Arial"/>
+          <w:sz w:val="20"/>
+          <w:szCs w:val="20"/>
+        </w:rPr>
+        <w:t>modelling</w:t>
+      </w:r>
+      <w:r>
+        <w:rPr>
+          <w:rFonts w:ascii="Arial" w:hAnsi="Arial" w:cs="Arial"/>
+          <w:sz w:val="20"/>
+          <w:szCs w:val="20"/>
+        </w:rPr>
+        <w:t>, log transformations were applied to the heavily skewed variables</w:t>
+      </w:r>
+      <w:r>
+        <w:rPr>
+          <w:rFonts w:ascii="Arial" w:hAnsi="Arial" w:cs="Arial"/>
+          <w:sz w:val="20"/>
+          <w:szCs w:val="20"/>
+        </w:rPr>
+        <w:t xml:space="preserve">, consisting of the variables </w:t>
       </w:r>
       <w:proofErr w:type="spellStart"/>
       <w:r>
@@ -3349,325 +3966,6 @@
           <w:sz w:val="20"/>
           <w:szCs w:val="20"/>
         </w:rPr>
-        <w:t xml:space="preserve"> were created.</w:t>
-      </w:r>
-    </w:p>
-    <w:p>
-      <w:pPr>
-        <w:rPr>
-          <w:rFonts w:ascii="Arial" w:hAnsi="Arial" w:cs="Arial"/>
-          <w:sz w:val="20"/>
-          <w:szCs w:val="20"/>
-        </w:rPr>
-      </w:pPr>
-      <w:r>
-        <w:rPr>
-          <w:rFonts w:ascii="Arial" w:hAnsi="Arial" w:cs="Arial"/>
-          <w:sz w:val="20"/>
-          <w:szCs w:val="20"/>
-        </w:rPr>
-        <w:t>OUTLIERS</w:t>
-      </w:r>
-    </w:p>
-    <w:p>
-      <w:pPr>
-        <w:rPr>
-          <w:rFonts w:ascii="Arial" w:hAnsi="Arial" w:cs="Arial"/>
-          <w:sz w:val="20"/>
-          <w:szCs w:val="20"/>
-        </w:rPr>
-      </w:pPr>
-      <w:r>
-        <w:rPr>
-          <w:rFonts w:ascii="Arial" w:hAnsi="Arial" w:cs="Arial"/>
-          <w:sz w:val="20"/>
-          <w:szCs w:val="20"/>
-        </w:rPr>
-        <w:t xml:space="preserve">In the process of Exploratory Data Analysis, several numerical features </w:t>
-      </w:r>
-      <w:r>
-        <w:rPr>
-          <w:rFonts w:ascii="Arial" w:hAnsi="Arial" w:cs="Arial"/>
-          <w:sz w:val="20"/>
-          <w:szCs w:val="20"/>
-        </w:rPr>
-        <w:t xml:space="preserve">showed the presence of </w:t>
-      </w:r>
-      <w:r>
-        <w:rPr>
-          <w:rFonts w:ascii="Arial" w:hAnsi="Arial" w:cs="Arial"/>
-          <w:sz w:val="20"/>
-          <w:szCs w:val="20"/>
-        </w:rPr>
-        <w:t>extreme values</w:t>
-      </w:r>
-      <w:r>
-        <w:rPr>
-          <w:rFonts w:ascii="Arial" w:hAnsi="Arial" w:cs="Arial"/>
-          <w:sz w:val="20"/>
-          <w:szCs w:val="20"/>
-        </w:rPr>
-        <w:t>. To maintain the quality of the data and the accuracy of further analysis, an outlier treatment was conducted, based on domain knowledge and the Interquartile Range technique (IQR).</w:t>
-      </w:r>
-    </w:p>
-    <w:p>
-      <w:pPr>
-        <w:rPr>
-          <w:rFonts w:ascii="Arial" w:hAnsi="Arial" w:cs="Arial"/>
-          <w:sz w:val="20"/>
-          <w:szCs w:val="20"/>
-        </w:rPr>
-      </w:pPr>
-      <w:r>
-        <w:rPr>
-          <w:rFonts w:ascii="Arial" w:hAnsi="Arial" w:cs="Arial"/>
-          <w:sz w:val="20"/>
-          <w:szCs w:val="20"/>
-        </w:rPr>
-        <w:t>Age</w:t>
-      </w:r>
-    </w:p>
-    <w:p>
-      <w:pPr>
-        <w:rPr>
-          <w:rFonts w:ascii="Arial" w:hAnsi="Arial" w:cs="Arial"/>
-          <w:sz w:val="20"/>
-          <w:szCs w:val="20"/>
-        </w:rPr>
-      </w:pPr>
-      <w:r>
-        <w:rPr>
-          <w:rFonts w:ascii="Arial" w:hAnsi="Arial" w:cs="Arial"/>
-          <w:sz w:val="20"/>
-          <w:szCs w:val="20"/>
-        </w:rPr>
-        <w:t xml:space="preserve">All observations above 125 (Q3+IQR=125) were considered </w:t>
-      </w:r>
-      <w:r>
-        <w:rPr>
-          <w:rFonts w:ascii="Arial" w:hAnsi="Arial" w:cs="Arial"/>
-          <w:sz w:val="20"/>
-          <w:szCs w:val="20"/>
-        </w:rPr>
-        <w:t xml:space="preserve">outliers, </w:t>
-      </w:r>
-      <w:r>
-        <w:rPr>
-          <w:rFonts w:ascii="Arial" w:hAnsi="Arial" w:cs="Arial"/>
-          <w:sz w:val="20"/>
-          <w:szCs w:val="20"/>
-        </w:rPr>
-        <w:t>therefore, the respective age was replaced by 125.</w:t>
-      </w:r>
-    </w:p>
-    <w:p>
-      <w:pPr>
-        <w:rPr>
-          <w:rFonts w:ascii="Arial" w:hAnsi="Arial" w:cs="Arial"/>
-          <w:sz w:val="20"/>
-          <w:szCs w:val="20"/>
-        </w:rPr>
-      </w:pPr>
-      <w:r>
-        <w:rPr>
-          <w:rFonts w:ascii="Arial" w:hAnsi="Arial" w:cs="Arial"/>
-          <w:sz w:val="20"/>
-          <w:szCs w:val="20"/>
-        </w:rPr>
-        <w:t>Consultation Duration</w:t>
-      </w:r>
-    </w:p>
-    <w:p>
-      <w:pPr>
-        <w:rPr>
-          <w:rFonts w:ascii="Arial" w:hAnsi="Arial" w:cs="Arial"/>
-          <w:sz w:val="20"/>
-          <w:szCs w:val="20"/>
-        </w:rPr>
-      </w:pPr>
-      <w:r>
-        <w:rPr>
-          <w:rFonts w:ascii="Arial" w:hAnsi="Arial" w:cs="Arial"/>
-          <w:sz w:val="20"/>
-          <w:szCs w:val="20"/>
-        </w:rPr>
-        <w:t xml:space="preserve">All observations above </w:t>
-      </w:r>
-      <w:r>
-        <w:rPr>
-          <w:rFonts w:ascii="Arial" w:hAnsi="Arial" w:cs="Arial"/>
-          <w:sz w:val="20"/>
-          <w:szCs w:val="20"/>
-        </w:rPr>
-        <w:t>173.5 minutes (nearly 3 hours) were considered outliers (the lower bound is a negative value and there are no consultations with negative durations)</w:t>
-      </w:r>
-    </w:p>
-    <w:p>
-      <w:pPr>
-        <w:rPr>
-          <w:rFonts w:ascii="Arial" w:hAnsi="Arial" w:cs="Arial"/>
-          <w:sz w:val="20"/>
-          <w:szCs w:val="20"/>
-        </w:rPr>
-      </w:pPr>
-      <w:r>
-        <w:rPr>
-          <w:rFonts w:ascii="Arial" w:hAnsi="Arial" w:cs="Arial"/>
-          <w:sz w:val="20"/>
-          <w:szCs w:val="20"/>
-        </w:rPr>
-        <w:t>Satisfaction Level</w:t>
-      </w:r>
-    </w:p>
-    <w:p>
-      <w:pPr>
-        <w:rPr>
-          <w:rFonts w:ascii="Arial" w:hAnsi="Arial" w:cs="Arial"/>
-          <w:sz w:val="20"/>
-          <w:szCs w:val="20"/>
-        </w:rPr>
-      </w:pPr>
-      <w:r>
-        <w:rPr>
-          <w:rFonts w:ascii="Arial" w:hAnsi="Arial" w:cs="Arial"/>
-          <w:sz w:val="20"/>
-          <w:szCs w:val="20"/>
-        </w:rPr>
-        <w:t>Since this feature has only a range of 1-5, all values outside this range were considered data errors and so for values higher than 5 (many observations had a satisfaction level of 6) were replaced by 5.</w:t>
-      </w:r>
-    </w:p>
-    <w:p>
-      <w:pPr>
-        <w:rPr>
-          <w:rFonts w:ascii="Arial" w:hAnsi="Arial" w:cs="Arial"/>
-          <w:sz w:val="20"/>
-          <w:szCs w:val="20"/>
-        </w:rPr>
-      </w:pPr>
-      <w:r>
-        <w:rPr>
-          <w:rFonts w:ascii="Arial" w:hAnsi="Arial" w:cs="Arial"/>
-          <w:sz w:val="20"/>
-          <w:szCs w:val="20"/>
-        </w:rPr>
-        <w:t>Consultation Price</w:t>
-      </w:r>
-    </w:p>
-    <w:p>
-      <w:pPr>
-        <w:rPr>
-          <w:rFonts w:ascii="Arial" w:hAnsi="Arial" w:cs="Arial"/>
-          <w:sz w:val="20"/>
-          <w:szCs w:val="20"/>
-          <w:lang w:val="en-PT"/>
-        </w:rPr>
-      </w:pPr>
-      <w:r>
-        <w:rPr>
-          <w:rFonts w:ascii="Arial" w:hAnsi="Arial" w:cs="Arial"/>
-          <w:sz w:val="20"/>
-          <w:szCs w:val="20"/>
-          <w:lang w:val="en-PT"/>
-        </w:rPr>
-        <w:t>E</w:t>
-      </w:r>
-      <w:r>
-        <w:rPr>
-          <w:rFonts w:ascii="Arial" w:hAnsi="Arial" w:cs="Arial"/>
-          <w:sz w:val="20"/>
-          <w:szCs w:val="20"/>
-          <w:lang w:val="en-PT"/>
-        </w:rPr>
-        <w:t xml:space="preserve">xtreme high values (&gt;10000) were </w:t>
-      </w:r>
-      <w:r>
-        <w:rPr>
-          <w:rFonts w:ascii="Arial" w:hAnsi="Arial" w:cs="Arial"/>
-          <w:sz w:val="20"/>
-          <w:szCs w:val="20"/>
-          <w:lang w:val="en-PT"/>
-        </w:rPr>
-        <w:t>considered data</w:t>
-      </w:r>
-      <w:r>
-        <w:rPr>
-          <w:rFonts w:ascii="Arial" w:hAnsi="Arial" w:cs="Arial"/>
-          <w:sz w:val="20"/>
-          <w:szCs w:val="20"/>
-          <w:lang w:val="en-PT"/>
-        </w:rPr>
-        <w:t xml:space="preserve"> errors and removed</w:t>
-      </w:r>
-      <w:r>
-        <w:rPr>
-          <w:rFonts w:ascii="Arial" w:hAnsi="Arial" w:cs="Arial"/>
-          <w:sz w:val="20"/>
-          <w:szCs w:val="20"/>
-          <w:lang w:val="en-PT"/>
-        </w:rPr>
-        <w:t>, while v</w:t>
-      </w:r>
-      <w:r>
-        <w:rPr>
-          <w:rFonts w:ascii="Arial" w:hAnsi="Arial" w:cs="Arial"/>
-          <w:sz w:val="20"/>
-          <w:szCs w:val="20"/>
-          <w:lang w:val="en-PT"/>
-        </w:rPr>
-        <w:t>alues within a plausible range</w:t>
-      </w:r>
-      <w:r>
-        <w:rPr>
-          <w:rFonts w:ascii="Arial" w:hAnsi="Arial" w:cs="Arial"/>
-          <w:sz w:val="20"/>
-          <w:szCs w:val="20"/>
-          <w:lang w:val="en-PT"/>
-        </w:rPr>
-        <w:t xml:space="preserve"> (</w:t>
-      </w:r>
-      <w:r>
-        <w:rPr>
-          <w:rFonts w:ascii="Arial" w:hAnsi="Arial" w:cs="Arial"/>
-          <w:sz w:val="20"/>
-          <w:szCs w:val="20"/>
-          <w:lang w:val="en-PT"/>
-        </w:rPr>
-        <w:t>even if high</w:t>
-      </w:r>
-      <w:r>
-        <w:rPr>
-          <w:rFonts w:ascii="Arial" w:hAnsi="Arial" w:cs="Arial"/>
-          <w:sz w:val="20"/>
-          <w:szCs w:val="20"/>
-          <w:lang w:val="en-PT"/>
-        </w:rPr>
-        <w:t>)</w:t>
-      </w:r>
-      <w:r>
-        <w:rPr>
-          <w:rFonts w:ascii="Arial" w:hAnsi="Arial" w:cs="Arial"/>
-          <w:sz w:val="20"/>
-          <w:szCs w:val="20"/>
-          <w:lang w:val="en-PT"/>
-        </w:rPr>
-        <w:t xml:space="preserve"> were </w:t>
-      </w:r>
-      <w:r>
-        <w:rPr>
-          <w:rFonts w:ascii="Arial" w:hAnsi="Arial" w:cs="Arial"/>
-          <w:sz w:val="20"/>
-          <w:szCs w:val="20"/>
-          <w:lang w:val="en-PT"/>
-        </w:rPr>
-        <w:t>mantained</w:t>
-      </w:r>
-      <w:r>
-        <w:rPr>
-          <w:rFonts w:ascii="Arial" w:hAnsi="Arial" w:cs="Arial"/>
-          <w:sz w:val="20"/>
-          <w:szCs w:val="20"/>
-          <w:lang w:val="en-PT"/>
-        </w:rPr>
         <w:t>.</w:t>
       </w:r>
     </w:p>
@@ -3677,129 +3975,17 @@
           <w:rFonts w:ascii="Arial" w:hAnsi="Arial" w:cs="Arial"/>
           <w:sz w:val="20"/>
           <w:szCs w:val="20"/>
-          <w:lang w:val="en-PT"/>
-        </w:rPr>
-      </w:pPr>
-      <w:r>
-        <w:rPr>
-          <w:rFonts w:ascii="Arial" w:hAnsi="Arial" w:cs="Arial"/>
-          <w:sz w:val="20"/>
-          <w:szCs w:val="20"/>
-          <w:lang w:val="en-PT"/>
-        </w:rPr>
-        <w:t>Insurance Coverage</w:t>
-      </w:r>
-    </w:p>
-    <w:p>
-      <w:pPr>
-        <w:rPr>
-          <w:rFonts w:ascii="Arial" w:hAnsi="Arial" w:cs="Arial"/>
-          <w:sz w:val="20"/>
-          <w:szCs w:val="20"/>
-          <w:lang w:val="en-PT"/>
-        </w:rPr>
-      </w:pPr>
-      <w:r>
-        <w:rPr>
-          <w:rFonts w:ascii="Arial" w:hAnsi="Arial" w:cs="Arial"/>
-          <w:sz w:val="20"/>
-          <w:szCs w:val="20"/>
-          <w:lang w:val="en-PT"/>
-        </w:rPr>
-        <w:t>Some observations had high values however,</w:t>
-      </w:r>
-      <w:r>
-        <w:rPr>
-          <w:rFonts w:ascii="Arial" w:hAnsi="Arial" w:cs="Arial"/>
-          <w:sz w:val="20"/>
-          <w:szCs w:val="20"/>
-          <w:lang w:val="en-PT"/>
-        </w:rPr>
-        <w:t xml:space="preserve"> they were plausible given </w:t>
-      </w:r>
-      <w:r>
-        <w:rPr>
-          <w:rFonts w:ascii="Arial" w:hAnsi="Arial" w:cs="Arial"/>
-          <w:sz w:val="20"/>
-          <w:szCs w:val="20"/>
-          <w:lang w:val="en-PT"/>
-        </w:rPr>
-        <w:t>that the</w:t>
-      </w:r>
-      <w:r>
-        <w:rPr>
-          <w:rFonts w:ascii="Arial" w:hAnsi="Arial" w:cs="Arial"/>
-          <w:sz w:val="20"/>
-          <w:szCs w:val="20"/>
-          <w:lang w:val="en-PT"/>
-        </w:rPr>
-        <w:t xml:space="preserve"> corresponding Consultation Price</w:t>
-      </w:r>
-      <w:r>
-        <w:rPr>
-          <w:rFonts w:ascii="Arial" w:hAnsi="Arial" w:cs="Arial"/>
-          <w:sz w:val="20"/>
-          <w:szCs w:val="20"/>
-          <w:lang w:val="en-PT"/>
-        </w:rPr>
-        <w:t xml:space="preserve"> was also high. Therefore, n</w:t>
-      </w:r>
-      <w:r>
-        <w:rPr>
-          <w:rFonts w:ascii="Arial" w:hAnsi="Arial" w:cs="Arial"/>
-          <w:sz w:val="20"/>
-          <w:szCs w:val="20"/>
-          <w:lang w:val="en-PT"/>
-        </w:rPr>
-        <w:t>o removal or clipping was applied</w:t>
-      </w:r>
-      <w:r>
-        <w:rPr>
-          <w:rFonts w:ascii="Arial" w:hAnsi="Arial" w:cs="Arial"/>
-          <w:sz w:val="20"/>
-          <w:szCs w:val="20"/>
-          <w:lang w:val="en-PT"/>
-        </w:rPr>
-        <w:t>.</w:t>
-      </w:r>
-    </w:p>
-    <w:p>
-      <w:pPr>
-        <w:rPr>
-          <w:rFonts w:ascii="Arial" w:hAnsi="Arial" w:cs="Arial"/>
-          <w:sz w:val="20"/>
-          <w:szCs w:val="20"/>
-          <w:lang w:val="en-PT"/>
-        </w:rPr>
-      </w:pPr>
-      <w:r>
-        <w:rPr>
-          <w:rFonts w:ascii="Arial" w:hAnsi="Arial" w:cs="Arial"/>
-          <w:sz w:val="20"/>
-          <w:szCs w:val="20"/>
-          <w:lang w:val="en-PT"/>
-        </w:rPr>
-        <w:t>Deduplication</w:t>
-      </w:r>
-    </w:p>
-    <w:p>
-      <w:pPr>
-        <w:rPr>
-          <w:rFonts w:ascii="Arial" w:hAnsi="Arial" w:cs="Arial"/>
-          <w:sz w:val="20"/>
-          <w:szCs w:val="20"/>
-          <w:lang w:val="en-PT"/>
-        </w:rPr>
-      </w:pPr>
-      <w:r>
-        <w:rPr>
-          <w:rFonts w:ascii="Arial" w:hAnsi="Arial" w:cs="Arial"/>
-          <w:sz w:val="20"/>
-          <w:szCs w:val="20"/>
-          <w:lang w:val="en-PT"/>
-        </w:rPr>
-        <w:t>For data integrity purposes, the duplicates in the dataset were identified and then removed.</w:t>
-      </w:r>
+        </w:rPr>
+      </w:pPr>
+    </w:p>
+    <w:p>
+      <w:pPr>
+        <w:rPr>
+          <w:rFonts w:ascii="Arial" w:hAnsi="Arial" w:cs="Arial"/>
+          <w:sz w:val="20"/>
+          <w:szCs w:val="20"/>
+        </w:rPr>
+      </w:pPr>
     </w:p>
     <w:p>
       <w:pPr>
@@ -3957,7 +4143,6 @@
           <w:szCs w:val="20"/>
           <w:lang w:val="en-PT"/>
         </w:rPr>
-        <w:lastRenderedPageBreak/>
         <w:t>Gender: first – considering it does not change overtime</w:t>
       </w:r>
     </w:p>

--- a/report_data_preprocessing.docx
+++ b/report_data_preprocessing.docx
@@ -124,7 +124,23 @@
           <w:sz w:val="20"/>
           <w:szCs w:val="20"/>
         </w:rPr>
-        <w:t>data exploration methods used on patient data. The target audience is comprised of data scientists and analysts who will use the ABT table for further analysis, predictive modeling and decision-making purposes.</w:t>
+        <w:t>data exploration methods used on patient data. The target audience is comp</w:t>
+      </w:r>
+      <w:r>
+        <w:rPr>
+          <w:rFonts w:ascii="Arial" w:hAnsi="Arial" w:cs="Arial"/>
+          <w:sz w:val="20"/>
+          <w:szCs w:val="20"/>
+        </w:rPr>
+        <w:t>o</w:t>
+      </w:r>
+      <w:r>
+        <w:rPr>
+          <w:rFonts w:ascii="Arial" w:hAnsi="Arial" w:cs="Arial"/>
+          <w:sz w:val="20"/>
+          <w:szCs w:val="20"/>
+        </w:rPr>
+        <w:t>sed of data scientists and analysts who will use the ABT table for further analysis, predictive modeling and decision-making purposes.</w:t>
       </w:r>
     </w:p>
     <w:p>
@@ -171,37 +187,6 @@
           <w:rFonts w:ascii="Garamond" w:hAnsi="Garamond"/>
         </w:rPr>
         <w:t xml:space="preserve"> &amp; Understanding</w:t>
-      </w:r>
-    </w:p>
-    <w:p>
-      <w:pPr>
-        <w:rPr>
-          <w:rFonts w:ascii="Garamond" w:hAnsi="Garamond"/>
-          <w:lang w:val="pt-PT"/>
-        </w:rPr>
-      </w:pPr>
-      <w:r>
-        <w:rPr>
-          <w:rFonts w:ascii="Garamond" w:hAnsi="Garamond"/>
-          <w:lang w:val="pt-PT"/>
-        </w:rPr>
-        <w:t xml:space="preserve">(dizer que cada </w:t>
-      </w:r>
-      <w:proofErr w:type="spellStart"/>
-      <w:r>
-        <w:rPr>
-          <w:rFonts w:ascii="Garamond" w:hAnsi="Garamond"/>
-          <w:lang w:val="pt-PT"/>
-        </w:rPr>
-        <w:t>row</w:t>
-      </w:r>
-      <w:proofErr w:type="spellEnd"/>
-      <w:r>
-        <w:rPr>
-          <w:rFonts w:ascii="Garamond" w:hAnsi="Garamond"/>
-          <w:lang w:val="pt-PT"/>
-        </w:rPr>
-        <w:t xml:space="preserve"> pertence a uma consulta)</w:t>
       </w:r>
     </w:p>
     <w:p>
@@ -339,7 +324,23 @@
           <w:sz w:val="20"/>
           <w:szCs w:val="20"/>
         </w:rPr>
-        <w:t xml:space="preserve">as the index, since its purpose is to differentiate the clients’ appointments. </w:t>
+        <w:t>as the index, since its purpose is to differentiate the clients’ appointments</w:t>
+      </w:r>
+      <w:r>
+        <w:rPr>
+          <w:rFonts w:ascii="Arial" w:hAnsi="Arial" w:cs="Arial"/>
+          <w:sz w:val="20"/>
+          <w:szCs w:val="20"/>
+        </w:rPr>
+        <w:t xml:space="preserve"> - each row is a different appointment</w:t>
+      </w:r>
+      <w:r>
+        <w:rPr>
+          <w:rFonts w:ascii="Arial" w:hAnsi="Arial" w:cs="Arial"/>
+          <w:sz w:val="20"/>
+          <w:szCs w:val="20"/>
+        </w:rPr>
+        <w:t xml:space="preserve">. </w:t>
       </w:r>
       <w:r>
         <w:rPr>
@@ -889,13 +890,13 @@
           <w:szCs w:val="20"/>
         </w:rPr>
         <w:drawing>
-          <wp:anchor distT="0" distB="0" distL="114300" distR="114300" simplePos="0" relativeHeight="251658240" behindDoc="0" locked="0" layoutInCell="1" allowOverlap="1" wp14:anchorId="00ABB3FE" wp14:editId="4CB15D7D">
+          <wp:anchor distT="0" distB="0" distL="114300" distR="114300" simplePos="0" relativeHeight="251658240" behindDoc="0" locked="0" layoutInCell="1" allowOverlap="1" wp14:anchorId="00ABB3FE" wp14:editId="1725A4D3">
             <wp:simplePos x="0" y="0"/>
             <wp:positionH relativeFrom="margin">
-              <wp:posOffset>1382395</wp:posOffset>
+              <wp:posOffset>1392174</wp:posOffset>
             </wp:positionH>
             <wp:positionV relativeFrom="margin">
-              <wp:posOffset>6343015</wp:posOffset>
+              <wp:posOffset>6240329</wp:posOffset>
             </wp:positionV>
             <wp:extent cx="2826385" cy="2123440"/>
             <wp:effectExtent l="0" t="0" r="5715" b="0"/>
@@ -1027,6 +1028,37 @@
     </w:p>
     <w:p>
       <w:pPr>
+        <w:rPr>
+          <w:rFonts w:ascii="Arial" w:hAnsi="Arial" w:cs="Arial"/>
+          <w:b/>
+          <w:bCs/>
+          <w:sz w:val="20"/>
+          <w:szCs w:val="20"/>
+        </w:rPr>
+      </w:pPr>
+      <w:r>
+        <w:rPr>
+          <w:rFonts w:ascii="Arial" w:hAnsi="Arial" w:cs="Arial"/>
+          <w:b/>
+          <w:bCs/>
+          <w:sz w:val="20"/>
+          <w:szCs w:val="20"/>
+        </w:rPr>
+        <w:t>Missing At Random</w:t>
+      </w:r>
+      <w:r>
+        <w:rPr>
+          <w:rFonts w:ascii="Arial" w:hAnsi="Arial" w:cs="Arial"/>
+          <w:b/>
+          <w:bCs/>
+          <w:sz w:val="20"/>
+          <w:szCs w:val="20"/>
+        </w:rPr>
+        <w:t xml:space="preserve"> (MAR)</w:t>
+      </w:r>
+    </w:p>
+    <w:p>
+      <w:pPr>
         <w:ind w:firstLine="720"/>
         <w:rPr>
           <w:rFonts w:ascii="Arial" w:hAnsi="Arial" w:cs="Arial"/>
@@ -1582,7 +1614,7 @@
           <w:sz w:val="20"/>
           <w:szCs w:val="20"/>
         </w:rPr>
-        <w:t>Missing At Random (explain why)</w:t>
+        <w:t>As the values missing in this column were filled for the same Patient in other appointments, and we can fill this information with information from other rows, we can conclude that the missing values where Missing at Random.</w:t>
       </w:r>
     </w:p>
     <w:p>
@@ -1987,7 +2019,25 @@
           <w:szCs w:val="20"/>
           <w:lang w:val="en-US"/>
         </w:rPr>
-        <w:t>, since these for patients with missing coverage, those were the only 2 providers associated.</w:t>
+        <w:t>, since those were the only 2 providers associated</w:t>
+      </w:r>
+      <w:r>
+        <w:rPr>
+          <w:rFonts w:ascii="Arial" w:hAnsi="Arial" w:cs="Arial"/>
+          <w:sz w:val="20"/>
+          <w:szCs w:val="20"/>
+          <w:lang w:val="en-US"/>
+        </w:rPr>
+        <w:t xml:space="preserve"> with missing Insurance Coverage</w:t>
+      </w:r>
+      <w:r>
+        <w:rPr>
+          <w:rFonts w:ascii="Arial" w:hAnsi="Arial" w:cs="Arial"/>
+          <w:sz w:val="20"/>
+          <w:szCs w:val="20"/>
+          <w:lang w:val="en-US"/>
+        </w:rPr>
+        <w:t>.</w:t>
       </w:r>
       <w:r>
         <w:rPr>
@@ -2309,82 +2359,194 @@
         </w:rPr>
         <w:t xml:space="preserve"> for this provider were imputed as 90% of the consultation price.</w:t>
       </w:r>
-    </w:p>
-    <w:p>
-      <w:pPr>
-        <w:rPr>
-          <w:rFonts w:ascii="Arial" w:hAnsi="Arial" w:cs="Arial"/>
-          <w:b/>
-          <w:bCs/>
-          <w:sz w:val="20"/>
-          <w:szCs w:val="20"/>
-        </w:rPr>
-      </w:pPr>
-    </w:p>
-    <w:p>
-      <w:pPr>
-        <w:rPr>
-          <w:rFonts w:ascii="Arial" w:hAnsi="Arial" w:cs="Arial"/>
-          <w:b/>
-          <w:bCs/>
-          <w:sz w:val="20"/>
-          <w:szCs w:val="20"/>
-        </w:rPr>
-      </w:pPr>
-    </w:p>
-    <w:p>
-      <w:pPr>
-        <w:rPr>
-          <w:rFonts w:ascii="Arial" w:hAnsi="Arial" w:cs="Arial"/>
-          <w:b/>
-          <w:bCs/>
-          <w:sz w:val="20"/>
-          <w:szCs w:val="20"/>
-        </w:rPr>
-      </w:pPr>
-    </w:p>
-    <w:p>
-      <w:pPr>
-        <w:rPr>
-          <w:rFonts w:ascii="Arial" w:hAnsi="Arial" w:cs="Arial"/>
-          <w:b/>
-          <w:bCs/>
-          <w:sz w:val="20"/>
-          <w:szCs w:val="20"/>
-        </w:rPr>
-      </w:pPr>
-    </w:p>
-    <w:p>
-      <w:pPr>
-        <w:rPr>
-          <w:rFonts w:ascii="Arial" w:hAnsi="Arial" w:cs="Arial"/>
-          <w:b/>
-          <w:bCs/>
-          <w:sz w:val="20"/>
-          <w:szCs w:val="20"/>
-        </w:rPr>
-      </w:pPr>
-    </w:p>
-    <w:p>
-      <w:pPr>
-        <w:rPr>
-          <w:rFonts w:ascii="Arial" w:hAnsi="Arial" w:cs="Arial"/>
-          <w:b/>
-          <w:bCs/>
-          <w:sz w:val="20"/>
-          <w:szCs w:val="20"/>
-        </w:rPr>
-      </w:pPr>
-      <w:r>
-        <w:rPr>
-          <w:rFonts w:ascii="Arial" w:hAnsi="Arial" w:cs="Arial"/>
-          <w:b/>
-          <w:bCs/>
-          <w:sz w:val="20"/>
-          <w:szCs w:val="20"/>
-        </w:rPr>
-        <w:lastRenderedPageBreak/>
-        <w:t>Missing not at random (explain)</w:t>
+      <w:r>
+        <w:rPr>
+          <w:rFonts w:ascii="Arial" w:hAnsi="Arial" w:cs="Arial"/>
+          <w:sz w:val="20"/>
+          <w:szCs w:val="20"/>
+        </w:rPr>
+        <w:t xml:space="preserve"> Any inconsistencies where the </w:t>
+      </w:r>
+      <w:r>
+        <w:rPr>
+          <w:rFonts w:ascii="Arial" w:hAnsi="Arial" w:cs="Arial"/>
+          <w:b/>
+          <w:bCs/>
+          <w:sz w:val="20"/>
+          <w:szCs w:val="20"/>
+        </w:rPr>
+        <w:t>Insurance Coverage</w:t>
+      </w:r>
+      <w:r>
+        <w:rPr>
+          <w:rFonts w:ascii="Arial" w:hAnsi="Arial" w:cs="Arial"/>
+          <w:sz w:val="20"/>
+          <w:szCs w:val="20"/>
+        </w:rPr>
+        <w:t xml:space="preserve"> surpassed the consultation price were replaced with 90% of the </w:t>
+      </w:r>
+      <w:r>
+        <w:rPr>
+          <w:rFonts w:ascii="Arial" w:hAnsi="Arial" w:cs="Arial"/>
+          <w:b/>
+          <w:bCs/>
+          <w:sz w:val="20"/>
+          <w:szCs w:val="20"/>
+        </w:rPr>
+        <w:t>Consultation Price</w:t>
+      </w:r>
+      <w:r>
+        <w:rPr>
+          <w:rFonts w:ascii="Arial" w:hAnsi="Arial" w:cs="Arial"/>
+          <w:sz w:val="20"/>
+          <w:szCs w:val="20"/>
+        </w:rPr>
+        <w:t>.</w:t>
+      </w:r>
+    </w:p>
+    <w:p>
+      <w:pPr>
+        <w:rPr>
+          <w:rFonts w:ascii="Arial" w:hAnsi="Arial" w:cs="Arial"/>
+          <w:b/>
+          <w:bCs/>
+          <w:sz w:val="20"/>
+          <w:szCs w:val="20"/>
+        </w:rPr>
+      </w:pPr>
+    </w:p>
+    <w:p>
+      <w:pPr>
+        <w:rPr>
+          <w:rFonts w:ascii="Arial" w:hAnsi="Arial" w:cs="Arial"/>
+          <w:b/>
+          <w:bCs/>
+          <w:sz w:val="20"/>
+          <w:szCs w:val="20"/>
+        </w:rPr>
+      </w:pPr>
+    </w:p>
+    <w:p>
+      <w:pPr>
+        <w:rPr>
+          <w:rFonts w:ascii="Arial" w:hAnsi="Arial" w:cs="Arial"/>
+          <w:b/>
+          <w:bCs/>
+          <w:sz w:val="20"/>
+          <w:szCs w:val="20"/>
+        </w:rPr>
+      </w:pPr>
+    </w:p>
+    <w:p>
+      <w:pPr>
+        <w:rPr>
+          <w:rFonts w:ascii="Arial" w:hAnsi="Arial" w:cs="Arial"/>
+          <w:b/>
+          <w:bCs/>
+          <w:sz w:val="20"/>
+          <w:szCs w:val="20"/>
+        </w:rPr>
+      </w:pPr>
+    </w:p>
+    <w:p>
+      <w:pPr>
+        <w:rPr>
+          <w:rFonts w:ascii="Arial" w:hAnsi="Arial" w:cs="Arial"/>
+          <w:b/>
+          <w:bCs/>
+          <w:sz w:val="20"/>
+          <w:szCs w:val="20"/>
+        </w:rPr>
+      </w:pPr>
+    </w:p>
+    <w:p>
+      <w:pPr>
+        <w:rPr>
+          <w:rFonts w:ascii="Arial" w:hAnsi="Arial" w:cs="Arial"/>
+          <w:b/>
+          <w:bCs/>
+          <w:sz w:val="20"/>
+          <w:szCs w:val="20"/>
+        </w:rPr>
+      </w:pPr>
+      <w:r>
+        <w:rPr>
+          <w:rFonts w:ascii="Arial" w:hAnsi="Arial" w:cs="Arial"/>
+          <w:b/>
+          <w:bCs/>
+          <w:sz w:val="20"/>
+          <w:szCs w:val="20"/>
+        </w:rPr>
+        <w:t xml:space="preserve">Missing not at random </w:t>
+      </w:r>
+    </w:p>
+    <w:p>
+      <w:pPr>
+        <w:rPr>
+          <w:rFonts w:ascii="Arial" w:hAnsi="Arial" w:cs="Arial"/>
+          <w:sz w:val="20"/>
+          <w:szCs w:val="20"/>
+        </w:rPr>
+      </w:pPr>
+      <w:r>
+        <w:rPr>
+          <w:rFonts w:ascii="Arial" w:hAnsi="Arial" w:cs="Arial"/>
+          <w:b/>
+          <w:bCs/>
+          <w:sz w:val="20"/>
+          <w:szCs w:val="20"/>
+        </w:rPr>
+        <w:tab/>
+      </w:r>
+      <w:r>
+        <w:rPr>
+          <w:rFonts w:ascii="Arial" w:hAnsi="Arial" w:cs="Arial"/>
+          <w:sz w:val="20"/>
+          <w:szCs w:val="20"/>
+        </w:rPr>
+        <w:t xml:space="preserve">This focused </w:t>
+      </w:r>
+      <w:r>
+        <w:rPr>
+          <w:rFonts w:ascii="Arial" w:hAnsi="Arial" w:cs="Arial"/>
+          <w:sz w:val="20"/>
+          <w:szCs w:val="20"/>
+        </w:rPr>
+        <w:t>on</w:t>
+      </w:r>
+      <w:r>
+        <w:rPr>
+          <w:rFonts w:ascii="Arial" w:hAnsi="Arial" w:cs="Arial"/>
+          <w:sz w:val="20"/>
+          <w:szCs w:val="20"/>
+        </w:rPr>
+        <w:t xml:space="preserve"> the values that are not missing at random – its missingness is related to the value that it’s missing.</w:t>
+      </w:r>
+      <w:r>
+        <w:rPr>
+          <w:rFonts w:ascii="Arial" w:hAnsi="Arial" w:cs="Arial"/>
+          <w:sz w:val="20"/>
+          <w:szCs w:val="20"/>
+        </w:rPr>
+        <w:t xml:space="preserve"> To fill </w:t>
+      </w:r>
+      <w:proofErr w:type="gramStart"/>
+      <w:r>
+        <w:rPr>
+          <w:rFonts w:ascii="Arial" w:hAnsi="Arial" w:cs="Arial"/>
+          <w:sz w:val="20"/>
+          <w:szCs w:val="20"/>
+        </w:rPr>
+        <w:t>this values</w:t>
+      </w:r>
+      <w:proofErr w:type="gramEnd"/>
+      <w:r>
+        <w:rPr>
+          <w:rFonts w:ascii="Arial" w:hAnsi="Arial" w:cs="Arial"/>
+          <w:sz w:val="20"/>
+          <w:szCs w:val="20"/>
+        </w:rPr>
+        <w:t>, we analysed individually the remaining features that still contained missing values.</w:t>
       </w:r>
     </w:p>
     <w:p>
@@ -2430,7 +2592,39 @@
           <w:sz w:val="20"/>
           <w:szCs w:val="20"/>
         </w:rPr>
-        <w:t xml:space="preserve">ll patients with missing values exhibited missingness for this feature in all their consultations. </w:t>
+        <w:t>ll patients with missing values</w:t>
+      </w:r>
+      <w:r>
+        <w:rPr>
+          <w:rFonts w:ascii="Arial" w:hAnsi="Arial" w:cs="Arial"/>
+          <w:sz w:val="20"/>
+          <w:szCs w:val="20"/>
+        </w:rPr>
+        <w:t xml:space="preserve"> </w:t>
+      </w:r>
+      <w:r>
+        <w:rPr>
+          <w:rFonts w:ascii="Arial" w:hAnsi="Arial" w:cs="Arial"/>
+          <w:sz w:val="20"/>
+          <w:szCs w:val="20"/>
+        </w:rPr>
+        <w:t xml:space="preserve">for this feature </w:t>
+      </w:r>
+      <w:r>
+        <w:rPr>
+          <w:rFonts w:ascii="Arial" w:hAnsi="Arial" w:cs="Arial"/>
+          <w:sz w:val="20"/>
+          <w:szCs w:val="20"/>
+        </w:rPr>
+        <w:t xml:space="preserve">had it missing for </w:t>
+      </w:r>
+      <w:r>
+        <w:rPr>
+          <w:rFonts w:ascii="Arial" w:hAnsi="Arial" w:cs="Arial"/>
+          <w:sz w:val="20"/>
+          <w:szCs w:val="20"/>
+        </w:rPr>
+        <w:t xml:space="preserve">all their consultations. </w:t>
       </w:r>
     </w:p>
     <w:p>
@@ -2552,7 +2746,75 @@
           <w:sz w:val="20"/>
           <w:szCs w:val="20"/>
         </w:rPr>
-        <w:t xml:space="preserve"> (???)</w:t>
+        <w:t xml:space="preserve"> </w:t>
+      </w:r>
+    </w:p>
+    <w:p>
+      <w:pPr>
+        <w:rPr>
+          <w:rFonts w:ascii="Arial" w:hAnsi="Arial" w:cs="Arial"/>
+          <w:sz w:val="20"/>
+          <w:szCs w:val="20"/>
+        </w:rPr>
+      </w:pPr>
+      <w:r>
+        <w:rPr>
+          <w:rFonts w:ascii="Arial" w:hAnsi="Arial" w:cs="Arial"/>
+          <w:sz w:val="20"/>
+          <w:szCs w:val="20"/>
+        </w:rPr>
+        <w:t>Missing values in Education Level were considered MAR, depending on the patients’ age, as we can see through the following graph.</w:t>
+      </w:r>
+    </w:p>
+    <w:p>
+      <w:pPr>
+        <w:rPr>
+          <w:rFonts w:ascii="Arial" w:hAnsi="Arial" w:cs="Arial"/>
+          <w:sz w:val="20"/>
+          <w:szCs w:val="20"/>
+        </w:rPr>
+      </w:pPr>
+      <w:r>
+        <w:rPr>
+          <w:rFonts w:ascii="Arial" w:hAnsi="Arial" w:cs="Arial"/>
+          <w:sz w:val="20"/>
+          <w:szCs w:val="20"/>
+        </w:rPr>
+        <w:drawing>
+          <wp:inline distT="0" distB="0" distL="0" distR="0" wp14:anchorId="1C3EF36F" wp14:editId="47D77EC3">
+            <wp:extent cx="4503542" cy="2662373"/>
+            <wp:effectExtent l="0" t="0" r="0" b="5080"/>
+            <wp:docPr id="1581414083" name="Picture 1"/>
+            <wp:cNvGraphicFramePr>
+              <a:graphicFrameLocks xmlns:a="http://schemas.openxmlformats.org/drawingml/2006/main" noChangeAspect="1"/>
+            </wp:cNvGraphicFramePr>
+            <a:graphic xmlns:a="http://schemas.openxmlformats.org/drawingml/2006/main">
+              <a:graphicData uri="http://schemas.openxmlformats.org/drawingml/2006/picture">
+                <pic:pic xmlns:pic="http://schemas.openxmlformats.org/drawingml/2006/picture">
+                  <pic:nvPicPr>
+                    <pic:cNvPr id="1581414083" name=""/>
+                    <pic:cNvPicPr/>
+                  </pic:nvPicPr>
+                  <pic:blipFill>
+                    <a:blip r:embed="rId11"/>
+                    <a:stretch>
+                      <a:fillRect/>
+                    </a:stretch>
+                  </pic:blipFill>
+                  <pic:spPr>
+                    <a:xfrm>
+                      <a:off x="0" y="0"/>
+                      <a:ext cx="4511866" cy="2667294"/>
+                    </a:xfrm>
+                    <a:prstGeom prst="rect">
+                      <a:avLst/>
+                    </a:prstGeom>
+                  </pic:spPr>
+                </pic:pic>
+              </a:graphicData>
+            </a:graphic>
+          </wp:inline>
+        </w:drawing>
       </w:r>
     </w:p>
     <w:p>
@@ -2617,51 +2879,50 @@
           <w:sz w:val="20"/>
           <w:szCs w:val="20"/>
         </w:rPr>
+        <w:t xml:space="preserve">completely </w:t>
+      </w:r>
+      <w:r>
+        <w:rPr>
+          <w:rFonts w:ascii="Arial" w:hAnsi="Arial" w:cs="Arial"/>
+          <w:sz w:val="20"/>
+          <w:szCs w:val="20"/>
+        </w:rPr>
         <w:t xml:space="preserve">resolved </w:t>
       </w:r>
-      <w:proofErr w:type="gramStart"/>
-      <w:r>
-        <w:rPr>
-          <w:rFonts w:ascii="Arial" w:hAnsi="Arial" w:cs="Arial"/>
-          <w:sz w:val="20"/>
-          <w:szCs w:val="20"/>
-        </w:rPr>
-        <w:t xml:space="preserve">all </w:t>
-      </w:r>
-      <w:r>
-        <w:rPr>
-          <w:rFonts w:ascii="Arial" w:hAnsi="Arial" w:cs="Arial"/>
-          <w:sz w:val="20"/>
-          <w:szCs w:val="20"/>
-        </w:rPr>
-        <w:t>of</w:t>
-      </w:r>
-      <w:proofErr w:type="gramEnd"/>
-      <w:r>
-        <w:rPr>
-          <w:rFonts w:ascii="Arial" w:hAnsi="Arial" w:cs="Arial"/>
-          <w:sz w:val="20"/>
-          <w:szCs w:val="20"/>
-        </w:rPr>
-        <w:t xml:space="preserve"> the missing values. </w:t>
-      </w:r>
-    </w:p>
-    <w:p>
-      <w:pPr>
-        <w:rPr>
-          <w:rFonts w:ascii="Arial" w:hAnsi="Arial" w:cs="Arial"/>
-          <w:sz w:val="20"/>
-          <w:szCs w:val="20"/>
-        </w:rPr>
-      </w:pPr>
-      <w:r>
-        <w:rPr>
-          <w:rFonts w:ascii="Arial" w:hAnsi="Arial" w:cs="Arial"/>
-          <w:b/>
-          <w:bCs/>
-          <w:sz w:val="20"/>
-          <w:szCs w:val="20"/>
-        </w:rPr>
+      <w:r>
+        <w:rPr>
+          <w:rFonts w:ascii="Arial" w:hAnsi="Arial" w:cs="Arial"/>
+          <w:sz w:val="20"/>
+          <w:szCs w:val="20"/>
+        </w:rPr>
+        <w:t>all</w:t>
+      </w:r>
+      <w:r>
+        <w:rPr>
+          <w:rFonts w:ascii="Arial" w:hAnsi="Arial" w:cs="Arial"/>
+          <w:sz w:val="20"/>
+          <w:szCs w:val="20"/>
+        </w:rPr>
+        <w:t xml:space="preserve"> missing values. </w:t>
+      </w:r>
+    </w:p>
+    <w:p>
+      <w:pPr>
+        <w:rPr>
+          <w:rFonts w:ascii="Arial" w:hAnsi="Arial" w:cs="Arial"/>
+          <w:sz w:val="20"/>
+          <w:szCs w:val="20"/>
+        </w:rPr>
+      </w:pPr>
+      <w:r>
+        <w:rPr>
+          <w:rFonts w:ascii="Arial" w:hAnsi="Arial" w:cs="Arial"/>
+          <w:b/>
+          <w:bCs/>
+          <w:sz w:val="20"/>
+          <w:szCs w:val="20"/>
+        </w:rPr>
+        <w:lastRenderedPageBreak/>
         <w:t>Approximate Annual Income</w:t>
       </w:r>
       <w:r>
@@ -2942,7 +3203,7 @@
                     <pic:cNvPicPr/>
                   </pic:nvPicPr>
                   <pic:blipFill>
-                    <a:blip r:embed="rId11" cstate="print">
+                    <a:blip r:embed="rId12" cstate="print">
                       <a:extLst>
                         <a:ext uri="{28A0092B-C50C-407E-A947-70E740481C1C}">
                           <a14:useLocalDpi xmlns:a14="http://schemas.microsoft.com/office/drawing/2010/main" val="0"/>
@@ -3038,15 +3299,23 @@
           <w:sz w:val="20"/>
           <w:szCs w:val="20"/>
         </w:rPr>
-        <w:t xml:space="preserve">: </w:t>
-      </w:r>
-      <w:r>
-        <w:rPr>
-          <w:rFonts w:ascii="Arial" w:hAnsi="Arial" w:cs="Arial"/>
-          <w:sz w:val="20"/>
-          <w:szCs w:val="20"/>
-        </w:rPr>
-        <w:t>The remaining</w:t>
+        <w:t>:</w:t>
+      </w:r>
+      <w:r>
+        <w:rPr>
+          <w:rFonts w:ascii="Arial" w:hAnsi="Arial" w:cs="Arial"/>
+          <w:sz w:val="20"/>
+          <w:szCs w:val="20"/>
+        </w:rPr>
+        <w:t xml:space="preserve"> T</w:t>
+      </w:r>
+      <w:r>
+        <w:rPr>
+          <w:rFonts w:ascii="Arial" w:hAnsi="Arial" w:cs="Arial"/>
+          <w:sz w:val="20"/>
+          <w:szCs w:val="20"/>
+        </w:rPr>
+        <w:t>he remaining</w:t>
       </w:r>
       <w:r>
         <w:rPr>
@@ -3083,113 +3352,702 @@
           <w:sz w:val="20"/>
           <w:szCs w:val="20"/>
         </w:rPr>
+        <w:t>O</w:t>
+      </w:r>
+      <w:r>
+        <w:rPr>
+          <w:rFonts w:ascii="Arial" w:hAnsi="Arial" w:cs="Arial"/>
+          <w:b/>
+          <w:bCs/>
+          <w:sz w:val="20"/>
+          <w:szCs w:val="20"/>
+        </w:rPr>
+        <w:t>utliers</w:t>
+      </w:r>
+    </w:p>
+    <w:p>
+      <w:pPr>
+        <w:rPr>
+          <w:rFonts w:ascii="Arial" w:hAnsi="Arial" w:cs="Arial"/>
+          <w:sz w:val="20"/>
+          <w:szCs w:val="20"/>
+        </w:rPr>
+      </w:pPr>
+      <w:r>
+        <w:rPr>
+          <w:rFonts w:ascii="Arial" w:hAnsi="Arial" w:cs="Arial"/>
+          <w:sz w:val="20"/>
+          <w:szCs w:val="20"/>
+        </w:rPr>
+        <w:t>In the process of Exploratory Data Analysis, several numerical features showed the presence of extreme values. To maintain the quality of the data and the accuracy of further analysis, an outlier treatment was conducted, based on domain knowledge and the Interquartile Range technique (IQR).</w:t>
+      </w:r>
+    </w:p>
+    <w:p>
+      <w:pPr>
+        <w:rPr>
+          <w:rFonts w:ascii="Arial" w:hAnsi="Arial" w:cs="Arial"/>
+          <w:b/>
+          <w:bCs/>
+          <w:sz w:val="20"/>
+          <w:szCs w:val="20"/>
+        </w:rPr>
+      </w:pPr>
+      <w:r>
+        <w:rPr>
+          <w:rFonts w:ascii="Arial" w:hAnsi="Arial" w:cs="Arial"/>
+          <w:b/>
+          <w:bCs/>
+          <w:sz w:val="20"/>
+          <w:szCs w:val="20"/>
+        </w:rPr>
+        <w:t>Age</w:t>
+      </w:r>
+    </w:p>
+    <w:p>
+      <w:pPr>
+        <w:rPr>
+          <w:rFonts w:ascii="Arial" w:hAnsi="Arial" w:cs="Arial"/>
+          <w:sz w:val="20"/>
+          <w:szCs w:val="20"/>
+        </w:rPr>
+      </w:pPr>
+      <w:r>
+        <w:rPr>
+          <w:rFonts w:ascii="Arial" w:hAnsi="Arial" w:cs="Arial"/>
+          <w:sz w:val="20"/>
+          <w:szCs w:val="20"/>
+        </w:rPr>
+        <w:t>All observations above 127 (</w:t>
+      </w:r>
+      <w:r>
+        <w:rPr>
+          <w:rFonts w:ascii="Arial" w:hAnsi="Arial" w:cs="Arial"/>
+          <w:sz w:val="20"/>
+          <w:szCs w:val="20"/>
+        </w:rPr>
+        <w:t xml:space="preserve">corresponding to </w:t>
+      </w:r>
+      <w:r>
+        <w:rPr>
+          <w:rFonts w:ascii="Arial" w:hAnsi="Arial" w:cs="Arial"/>
+          <w:sz w:val="20"/>
+          <w:szCs w:val="20"/>
+        </w:rPr>
+        <w:t xml:space="preserve">Q3+IQR) were considered outliers, therefore, the respective age was </w:t>
+      </w:r>
+      <w:r>
+        <w:rPr>
+          <w:rFonts w:ascii="Arial" w:hAnsi="Arial" w:cs="Arial"/>
+          <w:sz w:val="20"/>
+          <w:szCs w:val="20"/>
+        </w:rPr>
+        <w:t>capped</w:t>
+      </w:r>
+      <w:r>
+        <w:rPr>
+          <w:rFonts w:ascii="Arial" w:hAnsi="Arial" w:cs="Arial"/>
+          <w:sz w:val="20"/>
+          <w:szCs w:val="20"/>
+        </w:rPr>
+        <w:t xml:space="preserve"> </w:t>
+      </w:r>
+      <w:r>
+        <w:rPr>
+          <w:rFonts w:ascii="Arial" w:hAnsi="Arial" w:cs="Arial"/>
+          <w:sz w:val="20"/>
+          <w:szCs w:val="20"/>
+        </w:rPr>
+        <w:t>at that value.</w:t>
+      </w:r>
+    </w:p>
+    <w:p>
+      <w:pPr>
+        <w:rPr>
+          <w:rFonts w:ascii="Arial" w:hAnsi="Arial" w:cs="Arial"/>
+          <w:b/>
+          <w:bCs/>
+          <w:sz w:val="20"/>
+          <w:szCs w:val="20"/>
+        </w:rPr>
+      </w:pPr>
+      <w:r>
+        <w:rPr>
+          <w:rFonts w:ascii="Arial" w:hAnsi="Arial" w:cs="Arial"/>
+          <w:b/>
+          <w:bCs/>
+          <w:sz w:val="20"/>
+          <w:szCs w:val="20"/>
+        </w:rPr>
+        <w:t>Consultation Duration</w:t>
+      </w:r>
+    </w:p>
+    <w:p>
+      <w:pPr>
+        <w:rPr>
+          <w:rFonts w:ascii="Arial" w:hAnsi="Arial" w:cs="Arial"/>
+          <w:sz w:val="20"/>
+          <w:szCs w:val="20"/>
+        </w:rPr>
+      </w:pPr>
+      <w:r>
+        <w:rPr>
+          <w:rFonts w:ascii="Arial" w:hAnsi="Arial" w:cs="Arial"/>
+          <w:sz w:val="20"/>
+          <w:szCs w:val="20"/>
+        </w:rPr>
+        <w:t>All observations above 173.5 minutes (nearly 3 hours) were considered outliers (the lower bound is a negative value and there are no consultations with negative durations)</w:t>
+      </w:r>
+    </w:p>
+    <w:p>
+      <w:pPr>
+        <w:rPr>
+          <w:rFonts w:ascii="Arial" w:hAnsi="Arial" w:cs="Arial"/>
+          <w:b/>
+          <w:bCs/>
+          <w:sz w:val="20"/>
+          <w:szCs w:val="20"/>
+        </w:rPr>
+      </w:pPr>
+      <w:r>
+        <w:rPr>
+          <w:rFonts w:ascii="Arial" w:hAnsi="Arial" w:cs="Arial"/>
+          <w:b/>
+          <w:bCs/>
+          <w:sz w:val="20"/>
+          <w:szCs w:val="20"/>
+        </w:rPr>
+        <w:t>Satisfaction Level</w:t>
+      </w:r>
+    </w:p>
+    <w:p>
+      <w:pPr>
+        <w:rPr>
+          <w:rFonts w:ascii="Arial" w:hAnsi="Arial" w:cs="Arial"/>
+          <w:sz w:val="20"/>
+          <w:szCs w:val="20"/>
+        </w:rPr>
+      </w:pPr>
+      <w:r>
+        <w:rPr>
+          <w:rFonts w:ascii="Arial" w:hAnsi="Arial" w:cs="Arial"/>
+          <w:sz w:val="20"/>
+          <w:szCs w:val="20"/>
+        </w:rPr>
+        <w:t xml:space="preserve">Since this feature has only a range of 1-5, all values outside this range were considered data errors and so for values higher than 5 </w:t>
+      </w:r>
+      <w:r>
+        <w:rPr>
+          <w:rFonts w:ascii="Arial" w:hAnsi="Arial" w:cs="Arial"/>
+          <w:sz w:val="20"/>
+          <w:szCs w:val="20"/>
+        </w:rPr>
+        <w:t>–</w:t>
+      </w:r>
+      <w:r>
+        <w:rPr>
+          <w:rFonts w:ascii="Arial" w:hAnsi="Arial" w:cs="Arial"/>
+          <w:sz w:val="20"/>
+          <w:szCs w:val="20"/>
+        </w:rPr>
+        <w:t xml:space="preserve"> observations</w:t>
+      </w:r>
+      <w:r>
+        <w:rPr>
+          <w:rFonts w:ascii="Arial" w:hAnsi="Arial" w:cs="Arial"/>
+          <w:sz w:val="20"/>
+          <w:szCs w:val="20"/>
+        </w:rPr>
+        <w:t xml:space="preserve"> with </w:t>
+      </w:r>
+      <w:r>
+        <w:rPr>
+          <w:rFonts w:ascii="Arial" w:hAnsi="Arial" w:cs="Arial"/>
+          <w:sz w:val="20"/>
+          <w:szCs w:val="20"/>
+        </w:rPr>
+        <w:t>a satisfaction level of 6</w:t>
+      </w:r>
+      <w:r>
+        <w:rPr>
+          <w:rFonts w:ascii="Arial" w:hAnsi="Arial" w:cs="Arial"/>
+          <w:sz w:val="20"/>
+          <w:szCs w:val="20"/>
+        </w:rPr>
+        <w:t xml:space="preserve">- </w:t>
+      </w:r>
+      <w:r>
+        <w:rPr>
+          <w:rFonts w:ascii="Arial" w:hAnsi="Arial" w:cs="Arial"/>
+          <w:sz w:val="20"/>
+          <w:szCs w:val="20"/>
+        </w:rPr>
+        <w:t>were replaced by 5.</w:t>
+      </w:r>
+    </w:p>
+    <w:p>
+      <w:pPr>
+        <w:rPr>
+          <w:rFonts w:ascii="Arial" w:hAnsi="Arial" w:cs="Arial"/>
+          <w:b/>
+          <w:bCs/>
+          <w:sz w:val="20"/>
+          <w:szCs w:val="20"/>
+        </w:rPr>
+      </w:pPr>
+      <w:r>
+        <w:rPr>
+          <w:rFonts w:ascii="Arial" w:hAnsi="Arial" w:cs="Arial"/>
+          <w:b/>
+          <w:bCs/>
+          <w:sz w:val="20"/>
+          <w:szCs w:val="20"/>
+        </w:rPr>
+        <w:t>Consultation Price</w:t>
+      </w:r>
+    </w:p>
+    <w:p>
+      <w:pPr>
+        <w:rPr>
+          <w:rFonts w:ascii="Arial" w:hAnsi="Arial" w:cs="Arial"/>
+          <w:sz w:val="20"/>
+          <w:szCs w:val="20"/>
+          <w:lang/>
+        </w:rPr>
+      </w:pPr>
+      <w:r>
+        <w:rPr>
+          <w:rFonts w:ascii="Arial" w:hAnsi="Arial" w:cs="Arial"/>
+          <w:sz w:val="20"/>
+          <w:szCs w:val="20"/>
+          <w:lang/>
+        </w:rPr>
+        <w:t>E</w:t>
+      </w:r>
+      <w:r>
+        <w:rPr>
+          <w:rFonts w:ascii="Arial" w:hAnsi="Arial" w:cs="Arial"/>
+          <w:sz w:val="20"/>
+          <w:szCs w:val="20"/>
+          <w:lang/>
+        </w:rPr>
+        <w:t xml:space="preserve">xtreme high values (&gt;10000) were </w:t>
+      </w:r>
+      <w:r>
+        <w:rPr>
+          <w:rFonts w:ascii="Arial" w:hAnsi="Arial" w:cs="Arial"/>
+          <w:sz w:val="20"/>
+          <w:szCs w:val="20"/>
+          <w:lang/>
+        </w:rPr>
+        <w:t>considered data</w:t>
+      </w:r>
+      <w:r>
+        <w:rPr>
+          <w:rFonts w:ascii="Arial" w:hAnsi="Arial" w:cs="Arial"/>
+          <w:sz w:val="20"/>
+          <w:szCs w:val="20"/>
+          <w:lang/>
+        </w:rPr>
+        <w:t xml:space="preserve"> errors and removed</w:t>
+      </w:r>
+      <w:r>
+        <w:rPr>
+          <w:rFonts w:ascii="Arial" w:hAnsi="Arial" w:cs="Arial"/>
+          <w:sz w:val="20"/>
+          <w:szCs w:val="20"/>
+          <w:lang/>
+        </w:rPr>
+        <w:t>, while v</w:t>
+      </w:r>
+      <w:r>
+        <w:rPr>
+          <w:rFonts w:ascii="Arial" w:hAnsi="Arial" w:cs="Arial"/>
+          <w:sz w:val="20"/>
+          <w:szCs w:val="20"/>
+          <w:lang/>
+        </w:rPr>
+        <w:t>alues within a plausible range</w:t>
+      </w:r>
+      <w:r>
+        <w:rPr>
+          <w:rFonts w:ascii="Arial" w:hAnsi="Arial" w:cs="Arial"/>
+          <w:sz w:val="20"/>
+          <w:szCs w:val="20"/>
+          <w:lang w:val="en-US"/>
+        </w:rPr>
+        <w:t xml:space="preserve">, </w:t>
+      </w:r>
+      <w:r>
+        <w:rPr>
+          <w:rFonts w:ascii="Arial" w:hAnsi="Arial" w:cs="Arial"/>
+          <w:sz w:val="20"/>
+          <w:szCs w:val="20"/>
+          <w:lang/>
+        </w:rPr>
+        <w:t>even if high</w:t>
+      </w:r>
+      <w:r>
+        <w:rPr>
+          <w:rFonts w:ascii="Arial" w:hAnsi="Arial" w:cs="Arial"/>
+          <w:sz w:val="20"/>
+          <w:szCs w:val="20"/>
+          <w:lang w:val="en-US"/>
+        </w:rPr>
+        <w:t>,</w:t>
+      </w:r>
+      <w:r>
+        <w:rPr>
+          <w:rFonts w:ascii="Arial" w:hAnsi="Arial" w:cs="Arial"/>
+          <w:sz w:val="20"/>
+          <w:szCs w:val="20"/>
+          <w:lang/>
+        </w:rPr>
+        <w:t xml:space="preserve"> were </w:t>
+      </w:r>
+      <w:r>
+        <w:rPr>
+          <w:rFonts w:ascii="Arial" w:hAnsi="Arial" w:cs="Arial"/>
+          <w:sz w:val="20"/>
+          <w:szCs w:val="20"/>
+          <w:lang/>
+        </w:rPr>
+        <w:t>mantained</w:t>
+      </w:r>
+      <w:r>
+        <w:rPr>
+          <w:rFonts w:ascii="Arial" w:hAnsi="Arial" w:cs="Arial"/>
+          <w:sz w:val="20"/>
+          <w:szCs w:val="20"/>
+          <w:lang/>
+        </w:rPr>
+        <w:t>.</w:t>
+      </w:r>
+    </w:p>
+    <w:p>
+      <w:pPr>
+        <w:rPr>
+          <w:rFonts w:ascii="Arial" w:hAnsi="Arial" w:cs="Arial"/>
+          <w:b/>
+          <w:bCs/>
+          <w:sz w:val="20"/>
+          <w:szCs w:val="20"/>
+        </w:rPr>
+      </w:pPr>
+      <w:r>
+        <w:rPr>
+          <w:rFonts w:ascii="Arial" w:hAnsi="Arial" w:cs="Arial"/>
+          <w:b/>
+          <w:bCs/>
+          <w:sz w:val="20"/>
+          <w:szCs w:val="20"/>
+        </w:rPr>
+        <w:t>Insurance Coverage</w:t>
+      </w:r>
+    </w:p>
+    <w:p>
+      <w:pPr>
+        <w:rPr>
+          <w:rFonts w:ascii="Arial" w:hAnsi="Arial" w:cs="Arial"/>
+          <w:sz w:val="20"/>
+          <w:szCs w:val="20"/>
+          <w:lang/>
+        </w:rPr>
+      </w:pPr>
+      <w:r>
+        <w:rPr>
+          <w:rFonts w:ascii="Arial" w:hAnsi="Arial" w:cs="Arial"/>
+          <w:sz w:val="20"/>
+          <w:szCs w:val="20"/>
+          <w:lang/>
+        </w:rPr>
+        <w:t>Some observations had high values however,</w:t>
+      </w:r>
+      <w:r>
+        <w:rPr>
+          <w:rFonts w:ascii="Arial" w:hAnsi="Arial" w:cs="Arial"/>
+          <w:sz w:val="20"/>
+          <w:szCs w:val="20"/>
+          <w:lang/>
+        </w:rPr>
+        <w:t xml:space="preserve"> they were plausible given </w:t>
+      </w:r>
+      <w:r>
+        <w:rPr>
+          <w:rFonts w:ascii="Arial" w:hAnsi="Arial" w:cs="Arial"/>
+          <w:sz w:val="20"/>
+          <w:szCs w:val="20"/>
+          <w:lang/>
+        </w:rPr>
+        <w:t>that the</w:t>
+      </w:r>
+      <w:r>
+        <w:rPr>
+          <w:rFonts w:ascii="Arial" w:hAnsi="Arial" w:cs="Arial"/>
+          <w:sz w:val="20"/>
+          <w:szCs w:val="20"/>
+          <w:lang/>
+        </w:rPr>
+        <w:t xml:space="preserve"> corresponding Consultation Price</w:t>
+      </w:r>
+      <w:r>
+        <w:rPr>
+          <w:rFonts w:ascii="Arial" w:hAnsi="Arial" w:cs="Arial"/>
+          <w:sz w:val="20"/>
+          <w:szCs w:val="20"/>
+          <w:lang/>
+        </w:rPr>
+        <w:t xml:space="preserve"> was also high. Therefore, n</w:t>
+      </w:r>
+      <w:r>
+        <w:rPr>
+          <w:rFonts w:ascii="Arial" w:hAnsi="Arial" w:cs="Arial"/>
+          <w:sz w:val="20"/>
+          <w:szCs w:val="20"/>
+          <w:lang/>
+        </w:rPr>
+        <w:t>o removal or clipping was applied</w:t>
+      </w:r>
+      <w:r>
+        <w:rPr>
+          <w:rFonts w:ascii="Arial" w:hAnsi="Arial" w:cs="Arial"/>
+          <w:sz w:val="20"/>
+          <w:szCs w:val="20"/>
+          <w:lang/>
+        </w:rPr>
+        <w:t>.</w:t>
+      </w:r>
+    </w:p>
+    <w:p>
+      <w:pPr>
+        <w:rPr>
+          <w:rFonts w:ascii="Arial" w:hAnsi="Arial" w:cs="Arial"/>
+          <w:b/>
+          <w:bCs/>
+          <w:sz w:val="20"/>
+          <w:szCs w:val="20"/>
+        </w:rPr>
+      </w:pPr>
+      <w:r>
+        <w:rPr>
+          <w:rFonts w:ascii="Arial" w:hAnsi="Arial" w:cs="Arial"/>
+          <w:b/>
+          <w:bCs/>
+          <w:sz w:val="20"/>
+          <w:szCs w:val="20"/>
+        </w:rPr>
+        <w:t>D</w:t>
+      </w:r>
+      <w:r>
+        <w:rPr>
+          <w:rFonts w:ascii="Arial" w:hAnsi="Arial" w:cs="Arial"/>
+          <w:b/>
+          <w:bCs/>
+          <w:sz w:val="20"/>
+          <w:szCs w:val="20"/>
+        </w:rPr>
+        <w:t>ata</w:t>
+      </w:r>
+      <w:r>
+        <w:rPr>
+          <w:rFonts w:ascii="Arial" w:hAnsi="Arial" w:cs="Arial"/>
+          <w:b/>
+          <w:bCs/>
+          <w:sz w:val="20"/>
+          <w:szCs w:val="20"/>
+        </w:rPr>
+        <w:t xml:space="preserve"> </w:t>
+      </w:r>
+      <w:r>
+        <w:rPr>
+          <w:rFonts w:ascii="Arial" w:hAnsi="Arial" w:cs="Arial"/>
+          <w:b/>
+          <w:bCs/>
+          <w:sz w:val="20"/>
+          <w:szCs w:val="20"/>
+        </w:rPr>
+        <w:t>Types</w:t>
+      </w:r>
+    </w:p>
+    <w:p>
+      <w:pPr>
+        <w:rPr>
+          <w:rFonts w:ascii="Arial" w:hAnsi="Arial" w:cs="Arial"/>
+          <w:sz w:val="20"/>
+          <w:szCs w:val="20"/>
+        </w:rPr>
+      </w:pPr>
+      <w:r>
+        <w:rPr>
+          <w:rFonts w:ascii="Arial" w:hAnsi="Arial" w:cs="Arial"/>
+          <w:sz w:val="20"/>
+          <w:szCs w:val="20"/>
+        </w:rPr>
         <w:lastRenderedPageBreak/>
-        <w:t>O</w:t>
-      </w:r>
-      <w:r>
-        <w:rPr>
-          <w:rFonts w:ascii="Arial" w:hAnsi="Arial" w:cs="Arial"/>
-          <w:b/>
-          <w:bCs/>
-          <w:sz w:val="20"/>
-          <w:szCs w:val="20"/>
-        </w:rPr>
-        <w:t>utliers</w:t>
-      </w:r>
-    </w:p>
-    <w:p>
-      <w:pPr>
-        <w:rPr>
-          <w:rFonts w:ascii="Arial" w:hAnsi="Arial" w:cs="Arial"/>
-          <w:sz w:val="20"/>
-          <w:szCs w:val="20"/>
-        </w:rPr>
-      </w:pPr>
-      <w:r>
-        <w:rPr>
-          <w:rFonts w:ascii="Arial" w:hAnsi="Arial" w:cs="Arial"/>
-          <w:sz w:val="20"/>
-          <w:szCs w:val="20"/>
-        </w:rPr>
-        <w:t>In the process of Exploratory Data Analysis, several numerical features showed the presence of extreme values. To maintain the quality of the data and the accuracy of further analysis, an outlier treatment was conducted, based on domain knowledge and the Interquartile Range technique (IQR).</w:t>
-      </w:r>
-    </w:p>
-    <w:p>
-      <w:pPr>
-        <w:rPr>
-          <w:rFonts w:ascii="Arial" w:hAnsi="Arial" w:cs="Arial"/>
-          <w:b/>
-          <w:bCs/>
-          <w:sz w:val="20"/>
-          <w:szCs w:val="20"/>
-        </w:rPr>
-      </w:pPr>
-      <w:r>
-        <w:rPr>
-          <w:rFonts w:ascii="Arial" w:hAnsi="Arial" w:cs="Arial"/>
-          <w:b/>
-          <w:bCs/>
-          <w:sz w:val="20"/>
-          <w:szCs w:val="20"/>
-        </w:rPr>
-        <w:t>Age</w:t>
-      </w:r>
-    </w:p>
-    <w:p>
-      <w:pPr>
-        <w:rPr>
-          <w:rFonts w:ascii="Arial" w:hAnsi="Arial" w:cs="Arial"/>
-          <w:sz w:val="20"/>
-          <w:szCs w:val="20"/>
-        </w:rPr>
-      </w:pPr>
-      <w:r>
-        <w:rPr>
-          <w:rFonts w:ascii="Arial" w:hAnsi="Arial" w:cs="Arial"/>
-          <w:sz w:val="20"/>
-          <w:szCs w:val="20"/>
-        </w:rPr>
-        <w:t>All observations above 12</w:t>
-      </w:r>
-      <w:r>
-        <w:rPr>
-          <w:rFonts w:ascii="Arial" w:hAnsi="Arial" w:cs="Arial"/>
-          <w:sz w:val="20"/>
-          <w:szCs w:val="20"/>
-        </w:rPr>
-        <w:t>7</w:t>
-      </w:r>
-      <w:r>
-        <w:rPr>
-          <w:rFonts w:ascii="Arial" w:hAnsi="Arial" w:cs="Arial"/>
-          <w:sz w:val="20"/>
-          <w:szCs w:val="20"/>
-        </w:rPr>
-        <w:t xml:space="preserve"> (</w:t>
-      </w:r>
-      <w:r>
-        <w:rPr>
-          <w:rFonts w:ascii="Arial" w:hAnsi="Arial" w:cs="Arial"/>
-          <w:sz w:val="20"/>
-          <w:szCs w:val="20"/>
-        </w:rPr>
-        <w:t xml:space="preserve">corresponding to </w:t>
-      </w:r>
-      <w:r>
-        <w:rPr>
-          <w:rFonts w:ascii="Arial" w:hAnsi="Arial" w:cs="Arial"/>
-          <w:sz w:val="20"/>
-          <w:szCs w:val="20"/>
-        </w:rPr>
-        <w:t xml:space="preserve">Q3+IQR) were considered outliers, therefore, the respective age was </w:t>
-      </w:r>
-      <w:r>
-        <w:rPr>
-          <w:rFonts w:ascii="Arial" w:hAnsi="Arial" w:cs="Arial"/>
-          <w:sz w:val="20"/>
-          <w:szCs w:val="20"/>
-        </w:rPr>
-        <w:t>capped</w:t>
+        <w:t>For memory optimization and improved performance, a mapping of the appropriate datatypes for each column was applied.</w:t>
+      </w:r>
+    </w:p>
+    <w:p>
+      <w:pPr>
+        <w:rPr>
+          <w:rFonts w:ascii="Arial" w:hAnsi="Arial" w:cs="Arial"/>
+          <w:b/>
+          <w:bCs/>
+          <w:sz w:val="20"/>
+          <w:szCs w:val="20"/>
+        </w:rPr>
+      </w:pPr>
+      <w:r>
+        <w:rPr>
+          <w:rFonts w:ascii="Arial" w:hAnsi="Arial" w:cs="Arial"/>
+          <w:b/>
+          <w:bCs/>
+          <w:sz w:val="20"/>
+          <w:szCs w:val="20"/>
+        </w:rPr>
+        <w:t>Deduplication</w:t>
+      </w:r>
+    </w:p>
+    <w:p>
+      <w:pPr>
+        <w:rPr>
+          <w:rFonts w:ascii="Arial" w:hAnsi="Arial" w:cs="Arial"/>
+          <w:sz w:val="20"/>
+          <w:szCs w:val="20"/>
+          <w:lang/>
+        </w:rPr>
+      </w:pPr>
+      <w:r>
+        <w:rPr>
+          <w:rFonts w:ascii="Arial" w:hAnsi="Arial" w:cs="Arial"/>
+          <w:sz w:val="20"/>
+          <w:szCs w:val="20"/>
+          <w:lang/>
+        </w:rPr>
+        <w:t>For data integrity purposes, the duplicates in the dataset were identified and then removed.</w:t>
+      </w:r>
+    </w:p>
+    <w:p>
+      <w:pPr>
+        <w:rPr>
+          <w:rFonts w:ascii="Arial" w:hAnsi="Arial" w:cs="Arial"/>
+          <w:b/>
+          <w:bCs/>
+          <w:sz w:val="20"/>
+          <w:szCs w:val="20"/>
+        </w:rPr>
+      </w:pPr>
+      <w:r>
+        <w:rPr>
+          <w:rFonts w:ascii="Arial" w:hAnsi="Arial" w:cs="Arial"/>
+          <w:b/>
+          <w:bCs/>
+          <w:sz w:val="20"/>
+          <w:szCs w:val="20"/>
+        </w:rPr>
+        <w:t>Data Transformation</w:t>
+      </w:r>
+    </w:p>
+    <w:p>
+      <w:pPr>
+        <w:rPr>
+          <w:rFonts w:ascii="Arial" w:hAnsi="Arial" w:cs="Arial"/>
+          <w:b/>
+          <w:bCs/>
+          <w:sz w:val="20"/>
+          <w:szCs w:val="20"/>
+        </w:rPr>
+      </w:pPr>
+      <w:r>
+        <w:rPr>
+          <w:rFonts w:ascii="Arial" w:hAnsi="Arial" w:cs="Arial"/>
+          <w:b/>
+          <w:bCs/>
+          <w:sz w:val="20"/>
+          <w:szCs w:val="20"/>
+        </w:rPr>
+        <w:t>Distribution and Skewness Analysis</w:t>
+      </w:r>
+    </w:p>
+    <w:p>
+      <w:pPr>
+        <w:rPr>
+          <w:rFonts w:ascii="Arial" w:hAnsi="Arial" w:cs="Arial"/>
+          <w:sz w:val="20"/>
+          <w:szCs w:val="20"/>
+        </w:rPr>
+      </w:pPr>
+      <w:r>
+        <w:rPr>
+          <w:rFonts w:ascii="Arial" w:hAnsi="Arial" w:cs="Arial"/>
+          <w:sz w:val="20"/>
+          <w:szCs w:val="20"/>
+        </w:rPr>
+        <w:t xml:space="preserve">To determine the degree of skewness and the need for </w:t>
+      </w:r>
+      <w:r>
+        <w:rPr>
+          <w:rFonts w:ascii="Arial" w:hAnsi="Arial" w:cs="Arial"/>
+          <w:sz w:val="20"/>
+          <w:szCs w:val="20"/>
+        </w:rPr>
+        <w:t xml:space="preserve">data transformations, the distributions of </w:t>
+      </w:r>
+      <w:r>
+        <w:rPr>
+          <w:rFonts w:ascii="Arial" w:hAnsi="Arial" w:cs="Arial"/>
+          <w:sz w:val="20"/>
+          <w:szCs w:val="20"/>
+        </w:rPr>
+        <w:t xml:space="preserve">the numerical variables were </w:t>
+      </w:r>
+      <w:r>
+        <w:rPr>
+          <w:rFonts w:ascii="Arial" w:hAnsi="Arial" w:cs="Arial"/>
+          <w:sz w:val="20"/>
+          <w:szCs w:val="20"/>
+        </w:rPr>
+        <w:t>examined.</w:t>
+      </w:r>
+    </w:p>
+    <w:p>
+      <w:pPr>
+        <w:rPr>
+          <w:rFonts w:ascii="Arial" w:hAnsi="Arial" w:cs="Arial"/>
+          <w:sz w:val="20"/>
+          <w:szCs w:val="20"/>
+        </w:rPr>
+      </w:pPr>
+      <w:r>
+        <w:rPr>
+          <w:rFonts w:ascii="Arial" w:hAnsi="Arial" w:cs="Arial"/>
+          <w:sz w:val="20"/>
+          <w:szCs w:val="20"/>
+        </w:rPr>
+        <w:t>Skewness</w:t>
+      </w:r>
+      <w:r>
+        <w:rPr>
+          <w:rFonts w:ascii="Arial" w:hAnsi="Arial" w:cs="Arial"/>
+          <w:sz w:val="20"/>
+          <w:szCs w:val="20"/>
+        </w:rPr>
+        <w:t xml:space="preserve"> was computed for all </w:t>
+      </w:r>
+      <w:r>
+        <w:rPr>
+          <w:rFonts w:ascii="Arial" w:hAnsi="Arial" w:cs="Arial"/>
+          <w:sz w:val="20"/>
+          <w:szCs w:val="20"/>
+        </w:rPr>
+        <w:t xml:space="preserve">the </w:t>
+      </w:r>
+      <w:r>
+        <w:rPr>
+          <w:rFonts w:ascii="Arial" w:hAnsi="Arial" w:cs="Arial"/>
+          <w:sz w:val="20"/>
+          <w:szCs w:val="20"/>
+        </w:rPr>
+        <w:t>numerical features to classify their distributions</w:t>
       </w:r>
       <w:r>
         <w:rPr>
@@ -3205,220 +4063,103 @@
           <w:sz w:val="20"/>
           <w:szCs w:val="20"/>
         </w:rPr>
-        <w:t>at that value.</w:t>
-      </w:r>
-    </w:p>
-    <w:p>
-      <w:pPr>
-        <w:rPr>
-          <w:rFonts w:ascii="Arial" w:hAnsi="Arial" w:cs="Arial"/>
-          <w:b/>
-          <w:bCs/>
-          <w:sz w:val="20"/>
-          <w:szCs w:val="20"/>
-        </w:rPr>
-      </w:pPr>
-      <w:r>
-        <w:rPr>
-          <w:rFonts w:ascii="Arial" w:hAnsi="Arial" w:cs="Arial"/>
-          <w:b/>
-          <w:bCs/>
-          <w:sz w:val="20"/>
-          <w:szCs w:val="20"/>
-        </w:rPr>
-        <w:t>Consultation Duration</w:t>
-      </w:r>
-    </w:p>
-    <w:p>
-      <w:pPr>
-        <w:rPr>
-          <w:rFonts w:ascii="Arial" w:hAnsi="Arial" w:cs="Arial"/>
-          <w:sz w:val="20"/>
-          <w:szCs w:val="20"/>
-        </w:rPr>
-      </w:pPr>
-      <w:r>
-        <w:rPr>
-          <w:rFonts w:ascii="Arial" w:hAnsi="Arial" w:cs="Arial"/>
-          <w:sz w:val="20"/>
-          <w:szCs w:val="20"/>
-        </w:rPr>
-        <w:t>All observations above 173.5 minutes (nearly 3 hours) were considered outliers (the lower bound is a negative value and there are no consultations with negative durations)</w:t>
-      </w:r>
-    </w:p>
-    <w:p>
-      <w:pPr>
-        <w:rPr>
-          <w:rFonts w:ascii="Arial" w:hAnsi="Arial" w:cs="Arial"/>
-          <w:b/>
-          <w:bCs/>
-          <w:sz w:val="20"/>
-          <w:szCs w:val="20"/>
-        </w:rPr>
-      </w:pPr>
-      <w:r>
-        <w:rPr>
-          <w:rFonts w:ascii="Arial" w:hAnsi="Arial" w:cs="Arial"/>
-          <w:b/>
-          <w:bCs/>
-          <w:sz w:val="20"/>
-          <w:szCs w:val="20"/>
-        </w:rPr>
-        <w:t>Satisfaction Level</w:t>
-      </w:r>
-    </w:p>
-    <w:p>
-      <w:pPr>
-        <w:rPr>
-          <w:rFonts w:ascii="Arial" w:hAnsi="Arial" w:cs="Arial"/>
-          <w:sz w:val="20"/>
-          <w:szCs w:val="20"/>
-        </w:rPr>
-      </w:pPr>
-      <w:r>
-        <w:rPr>
-          <w:rFonts w:ascii="Arial" w:hAnsi="Arial" w:cs="Arial"/>
-          <w:sz w:val="20"/>
-          <w:szCs w:val="20"/>
-        </w:rPr>
-        <w:t>Since this feature has only a range of 1-5, all values outside this range were considered data errors and so for values higher than 5 (many observations had a satisfaction level of 6) were replaced by 5.</w:t>
-      </w:r>
-    </w:p>
-    <w:p>
-      <w:pPr>
-        <w:rPr>
-          <w:rFonts w:ascii="Arial" w:hAnsi="Arial" w:cs="Arial"/>
-          <w:b/>
-          <w:bCs/>
-          <w:sz w:val="20"/>
-          <w:szCs w:val="20"/>
-        </w:rPr>
-      </w:pPr>
-      <w:r>
-        <w:rPr>
-          <w:rFonts w:ascii="Arial" w:hAnsi="Arial" w:cs="Arial"/>
-          <w:b/>
-          <w:bCs/>
-          <w:sz w:val="20"/>
-          <w:szCs w:val="20"/>
-        </w:rPr>
-        <w:t>Consultation Price</w:t>
-      </w:r>
-    </w:p>
-    <w:p>
-      <w:pPr>
-        <w:rPr>
-          <w:rFonts w:ascii="Arial" w:hAnsi="Arial" w:cs="Arial"/>
-          <w:sz w:val="20"/>
-          <w:szCs w:val="20"/>
-          <w:lang w:val="en-PT"/>
-        </w:rPr>
-      </w:pPr>
-      <w:r>
-        <w:rPr>
-          <w:rFonts w:ascii="Arial" w:hAnsi="Arial" w:cs="Arial"/>
-          <w:sz w:val="20"/>
-          <w:szCs w:val="20"/>
-          <w:lang w:val="en-PT"/>
-        </w:rPr>
-        <w:t>E</w:t>
-      </w:r>
-      <w:r>
-        <w:rPr>
-          <w:rFonts w:ascii="Arial" w:hAnsi="Arial" w:cs="Arial"/>
-          <w:sz w:val="20"/>
-          <w:szCs w:val="20"/>
-          <w:lang w:val="en-PT"/>
-        </w:rPr>
-        <w:t xml:space="preserve">xtreme high values (&gt;10000) were </w:t>
-      </w:r>
-      <w:r>
-        <w:rPr>
-          <w:rFonts w:ascii="Arial" w:hAnsi="Arial" w:cs="Arial"/>
-          <w:sz w:val="20"/>
-          <w:szCs w:val="20"/>
-          <w:lang w:val="en-PT"/>
-        </w:rPr>
-        <w:t>considered data</w:t>
-      </w:r>
-      <w:r>
-        <w:rPr>
-          <w:rFonts w:ascii="Arial" w:hAnsi="Arial" w:cs="Arial"/>
-          <w:sz w:val="20"/>
-          <w:szCs w:val="20"/>
-          <w:lang w:val="en-PT"/>
-        </w:rPr>
-        <w:t xml:space="preserve"> errors and removed</w:t>
-      </w:r>
-      <w:r>
-        <w:rPr>
-          <w:rFonts w:ascii="Arial" w:hAnsi="Arial" w:cs="Arial"/>
-          <w:sz w:val="20"/>
-          <w:szCs w:val="20"/>
-          <w:lang w:val="en-PT"/>
-        </w:rPr>
-        <w:t>, while v</w:t>
-      </w:r>
-      <w:r>
-        <w:rPr>
-          <w:rFonts w:ascii="Arial" w:hAnsi="Arial" w:cs="Arial"/>
-          <w:sz w:val="20"/>
-          <w:szCs w:val="20"/>
-          <w:lang w:val="en-PT"/>
-        </w:rPr>
-        <w:t>alues within a plausible range</w:t>
-      </w:r>
-      <w:r>
-        <w:rPr>
-          <w:rFonts w:ascii="Arial" w:hAnsi="Arial" w:cs="Arial"/>
-          <w:sz w:val="20"/>
-          <w:szCs w:val="20"/>
-          <w:lang w:val="en-PT"/>
-        </w:rPr>
-        <w:t xml:space="preserve"> (</w:t>
-      </w:r>
-      <w:r>
-        <w:rPr>
-          <w:rFonts w:ascii="Arial" w:hAnsi="Arial" w:cs="Arial"/>
-          <w:sz w:val="20"/>
-          <w:szCs w:val="20"/>
-          <w:lang w:val="en-PT"/>
-        </w:rPr>
-        <w:t>even if high</w:t>
-      </w:r>
-      <w:r>
-        <w:rPr>
-          <w:rFonts w:ascii="Arial" w:hAnsi="Arial" w:cs="Arial"/>
-          <w:sz w:val="20"/>
-          <w:szCs w:val="20"/>
-          <w:lang w:val="en-PT"/>
-        </w:rPr>
-        <w:t>)</w:t>
-      </w:r>
-      <w:r>
-        <w:rPr>
-          <w:rFonts w:ascii="Arial" w:hAnsi="Arial" w:cs="Arial"/>
-          <w:sz w:val="20"/>
-          <w:szCs w:val="20"/>
-          <w:lang w:val="en-PT"/>
-        </w:rPr>
-        <w:t xml:space="preserve"> were </w:t>
-      </w:r>
-      <w:r>
-        <w:rPr>
-          <w:rFonts w:ascii="Arial" w:hAnsi="Arial" w:cs="Arial"/>
-          <w:sz w:val="20"/>
-          <w:szCs w:val="20"/>
-          <w:lang w:val="en-PT"/>
-        </w:rPr>
-        <w:t>mantained</w:t>
-      </w:r>
-      <w:r>
-        <w:rPr>
-          <w:rFonts w:ascii="Arial" w:hAnsi="Arial" w:cs="Arial"/>
-          <w:sz w:val="20"/>
-          <w:szCs w:val="20"/>
-          <w:lang w:val="en-PT"/>
+        <w:t xml:space="preserve">as approximately symmetric, left-skewed, or right-skewed. </w:t>
+      </w:r>
+    </w:p>
+    <w:p>
+      <w:pPr>
+        <w:rPr>
+          <w:rFonts w:ascii="Arial" w:hAnsi="Arial" w:cs="Arial"/>
+          <w:sz w:val="20"/>
+          <w:szCs w:val="20"/>
+          <w:u w:val="single"/>
+        </w:rPr>
+      </w:pPr>
+      <w:r>
+        <w:rPr>
+          <w:rFonts w:ascii="Arial" w:hAnsi="Arial" w:cs="Arial"/>
+          <w:sz w:val="20"/>
+          <w:szCs w:val="20"/>
+          <w:u w:val="single"/>
+        </w:rPr>
+        <w:t>Approximately Symmetric</w:t>
+      </w:r>
+      <w:r>
+        <w:rPr>
+          <w:rFonts w:ascii="Arial" w:hAnsi="Arial" w:cs="Arial"/>
+          <w:sz w:val="20"/>
+          <w:szCs w:val="20"/>
+          <w:u w:val="single"/>
+        </w:rPr>
+        <w:t>:</w:t>
+      </w:r>
+    </w:p>
+    <w:p>
+      <w:pPr>
+        <w:rPr>
+          <w:rFonts w:ascii="Arial" w:hAnsi="Arial" w:cs="Arial"/>
+          <w:sz w:val="20"/>
+          <w:szCs w:val="20"/>
+        </w:rPr>
+      </w:pPr>
+      <w:r>
+        <w:rPr>
+          <w:rFonts w:ascii="Arial" w:hAnsi="Arial" w:cs="Arial"/>
+          <w:sz w:val="20"/>
+          <w:szCs w:val="20"/>
+        </w:rPr>
+        <w:t xml:space="preserve">Age, Satisfaction Level, and Insurance Coverage exhibited approximately symmetric distributions. </w:t>
+      </w:r>
+    </w:p>
+    <w:p>
+      <w:pPr>
+        <w:rPr>
+          <w:rFonts w:ascii="Arial" w:hAnsi="Arial" w:cs="Arial"/>
+          <w:sz w:val="20"/>
+          <w:szCs w:val="20"/>
+          <w:u w:val="single"/>
+        </w:rPr>
+      </w:pPr>
+      <w:r>
+        <w:rPr>
+          <w:rFonts w:ascii="Arial" w:hAnsi="Arial" w:cs="Arial"/>
+          <w:sz w:val="20"/>
+          <w:szCs w:val="20"/>
+          <w:u w:val="single"/>
+        </w:rPr>
+        <w:t>Moderate right-skewed</w:t>
+      </w:r>
+      <w:r>
+        <w:rPr>
+          <w:rFonts w:ascii="Arial" w:hAnsi="Arial" w:cs="Arial"/>
+          <w:sz w:val="20"/>
+          <w:szCs w:val="20"/>
+          <w:u w:val="single"/>
+        </w:rPr>
+        <w:t>:</w:t>
+      </w:r>
+    </w:p>
+    <w:p>
+      <w:pPr>
+        <w:rPr>
+          <w:rFonts w:ascii="Arial" w:hAnsi="Arial" w:cs="Arial"/>
+          <w:sz w:val="20"/>
+          <w:szCs w:val="20"/>
+        </w:rPr>
+      </w:pPr>
+      <w:r>
+        <w:rPr>
+          <w:rFonts w:ascii="Arial" w:hAnsi="Arial" w:cs="Arial"/>
+          <w:sz w:val="20"/>
+          <w:szCs w:val="20"/>
+        </w:rPr>
+        <w:t>Consultation Duration showed moderate right-skewness, indicating occasional long consultations</w:t>
+      </w:r>
+      <w:r>
+        <w:rPr>
+          <w:rFonts w:ascii="Arial" w:hAnsi="Arial" w:cs="Arial"/>
+          <w:sz w:val="20"/>
+          <w:szCs w:val="20"/>
         </w:rPr>
         <w:t>.</w:t>
       </w:r>
@@ -3427,92 +4168,136 @@
       <w:pPr>
         <w:rPr>
           <w:rFonts w:ascii="Arial" w:hAnsi="Arial" w:cs="Arial"/>
-          <w:b/>
-          <w:bCs/>
-          <w:sz w:val="20"/>
-          <w:szCs w:val="20"/>
-        </w:rPr>
-      </w:pPr>
-      <w:r>
-        <w:rPr>
-          <w:rFonts w:ascii="Arial" w:hAnsi="Arial" w:cs="Arial"/>
-          <w:b/>
-          <w:bCs/>
-          <w:sz w:val="20"/>
-          <w:szCs w:val="20"/>
-        </w:rPr>
-        <w:t>Insurance Coverage</w:t>
-      </w:r>
-    </w:p>
-    <w:p>
-      <w:pPr>
-        <w:rPr>
-          <w:rFonts w:ascii="Arial" w:hAnsi="Arial" w:cs="Arial"/>
-          <w:sz w:val="20"/>
-          <w:szCs w:val="20"/>
-          <w:lang w:val="en-PT"/>
-        </w:rPr>
-      </w:pPr>
-      <w:r>
-        <w:rPr>
-          <w:rFonts w:ascii="Arial" w:hAnsi="Arial" w:cs="Arial"/>
-          <w:sz w:val="20"/>
-          <w:szCs w:val="20"/>
-          <w:lang w:val="en-PT"/>
-        </w:rPr>
-        <w:t>Some observations had high values however,</w:t>
-      </w:r>
-      <w:r>
-        <w:rPr>
-          <w:rFonts w:ascii="Arial" w:hAnsi="Arial" w:cs="Arial"/>
-          <w:sz w:val="20"/>
-          <w:szCs w:val="20"/>
-          <w:lang w:val="en-PT"/>
-        </w:rPr>
-        <w:t xml:space="preserve"> they were plausible given </w:t>
-      </w:r>
-      <w:r>
-        <w:rPr>
-          <w:rFonts w:ascii="Arial" w:hAnsi="Arial" w:cs="Arial"/>
-          <w:sz w:val="20"/>
-          <w:szCs w:val="20"/>
-          <w:lang w:val="en-PT"/>
-        </w:rPr>
-        <w:t>that the</w:t>
-      </w:r>
-      <w:r>
-        <w:rPr>
-          <w:rFonts w:ascii="Arial" w:hAnsi="Arial" w:cs="Arial"/>
-          <w:sz w:val="20"/>
-          <w:szCs w:val="20"/>
-          <w:lang w:val="en-PT"/>
-        </w:rPr>
-        <w:t xml:space="preserve"> corresponding Consultation Price</w:t>
-      </w:r>
-      <w:r>
-        <w:rPr>
-          <w:rFonts w:ascii="Arial" w:hAnsi="Arial" w:cs="Arial"/>
-          <w:sz w:val="20"/>
-          <w:szCs w:val="20"/>
-          <w:lang w:val="en-PT"/>
-        </w:rPr>
-        <w:t xml:space="preserve"> was also high. Therefore, n</w:t>
-      </w:r>
-      <w:r>
-        <w:rPr>
-          <w:rFonts w:ascii="Arial" w:hAnsi="Arial" w:cs="Arial"/>
-          <w:sz w:val="20"/>
-          <w:szCs w:val="20"/>
-          <w:lang w:val="en-PT"/>
-        </w:rPr>
-        <w:t>o removal or clipping was applied</w:t>
-      </w:r>
-      <w:r>
-        <w:rPr>
-          <w:rFonts w:ascii="Arial" w:hAnsi="Arial" w:cs="Arial"/>
-          <w:sz w:val="20"/>
-          <w:szCs w:val="20"/>
-          <w:lang w:val="en-PT"/>
+          <w:sz w:val="20"/>
+          <w:szCs w:val="20"/>
+          <w:u w:val="single"/>
+        </w:rPr>
+      </w:pPr>
+      <w:r>
+        <w:rPr>
+          <w:rFonts w:ascii="Arial" w:hAnsi="Arial" w:cs="Arial"/>
+          <w:sz w:val="20"/>
+          <w:szCs w:val="20"/>
+          <w:u w:val="single"/>
+        </w:rPr>
+        <w:t>Heavily right-skewed</w:t>
+      </w:r>
+      <w:r>
+        <w:rPr>
+          <w:rFonts w:ascii="Arial" w:hAnsi="Arial" w:cs="Arial"/>
+          <w:sz w:val="20"/>
+          <w:szCs w:val="20"/>
+          <w:u w:val="single"/>
+        </w:rPr>
+        <w:t>:</w:t>
+      </w:r>
+    </w:p>
+    <w:p>
+      <w:pPr>
+        <w:rPr>
+          <w:rFonts w:ascii="Arial" w:hAnsi="Arial" w:cs="Arial"/>
+          <w:sz w:val="20"/>
+          <w:szCs w:val="20"/>
+        </w:rPr>
+      </w:pPr>
+      <w:r>
+        <w:rPr>
+          <w:rFonts w:ascii="Arial" w:hAnsi="Arial" w:cs="Arial"/>
+          <w:sz w:val="20"/>
+          <w:szCs w:val="20"/>
+        </w:rPr>
+        <w:t xml:space="preserve"> Approximate Annual Income and Consultation Price displayed heavy right-skewness due to strong high-end outliers.</w:t>
+      </w:r>
+      <w:r>
+        <w:rPr>
+          <w:rFonts w:ascii="Arial" w:hAnsi="Arial" w:cs="Arial"/>
+          <w:sz w:val="20"/>
+          <w:szCs w:val="20"/>
+        </w:rPr>
+        <w:t xml:space="preserve"> </w:t>
+      </w:r>
+    </w:p>
+    <w:p>
+      <w:pPr>
+        <w:rPr>
+          <w:rFonts w:ascii="Arial" w:hAnsi="Arial" w:cs="Arial"/>
+          <w:sz w:val="20"/>
+          <w:szCs w:val="20"/>
+        </w:rPr>
+      </w:pPr>
+      <w:r>
+        <w:rPr>
+          <w:rFonts w:ascii="Arial" w:hAnsi="Arial" w:cs="Arial"/>
+          <w:sz w:val="20"/>
+          <w:szCs w:val="20"/>
+        </w:rPr>
+        <w:t>Therefore, to</w:t>
+      </w:r>
+      <w:r>
+        <w:rPr>
+          <w:rFonts w:ascii="Arial" w:hAnsi="Arial" w:cs="Arial"/>
+          <w:sz w:val="20"/>
+          <w:szCs w:val="20"/>
+        </w:rPr>
+        <w:t xml:space="preserve"> reduce skewness </w:t>
+      </w:r>
+      <w:r>
+        <w:rPr>
+          <w:rFonts w:ascii="Arial" w:hAnsi="Arial" w:cs="Arial"/>
+          <w:sz w:val="20"/>
+          <w:szCs w:val="20"/>
+        </w:rPr>
+        <w:t xml:space="preserve">for predictive </w:t>
+      </w:r>
+      <w:r>
+        <w:rPr>
+          <w:rFonts w:ascii="Arial" w:hAnsi="Arial" w:cs="Arial"/>
+          <w:sz w:val="20"/>
+          <w:szCs w:val="20"/>
+        </w:rPr>
+        <w:t>modelling, log transformations were applied to the heavily skewed variables</w:t>
+      </w:r>
+      <w:r>
+        <w:rPr>
+          <w:rFonts w:ascii="Arial" w:hAnsi="Arial" w:cs="Arial"/>
+          <w:sz w:val="20"/>
+          <w:szCs w:val="20"/>
+        </w:rPr>
+        <w:t xml:space="preserve">, consisting of the variables </w:t>
+      </w:r>
+      <w:proofErr w:type="spellStart"/>
+      <w:r>
+        <w:rPr>
+          <w:rFonts w:ascii="Arial" w:hAnsi="Arial" w:cs="Arial"/>
+          <w:sz w:val="20"/>
+          <w:szCs w:val="20"/>
+        </w:rPr>
+        <w:t>Income_log</w:t>
+      </w:r>
+      <w:proofErr w:type="spellEnd"/>
+      <w:r>
+        <w:rPr>
+          <w:rFonts w:ascii="Arial" w:hAnsi="Arial" w:cs="Arial"/>
+          <w:sz w:val="20"/>
+          <w:szCs w:val="20"/>
+        </w:rPr>
+        <w:t xml:space="preserve"> and </w:t>
+      </w:r>
+      <w:proofErr w:type="spellStart"/>
+      <w:r>
+        <w:rPr>
+          <w:rFonts w:ascii="Arial" w:hAnsi="Arial" w:cs="Arial"/>
+          <w:sz w:val="20"/>
+          <w:szCs w:val="20"/>
+        </w:rPr>
+        <w:t>Consultation_price_log</w:t>
+      </w:r>
+      <w:proofErr w:type="spellEnd"/>
+      <w:r>
+        <w:rPr>
+          <w:rFonts w:ascii="Arial" w:hAnsi="Arial" w:cs="Arial"/>
+          <w:sz w:val="20"/>
+          <w:szCs w:val="20"/>
         </w:rPr>
         <w:t>.</w:t>
       </w:r>
@@ -3527,481 +4312,137 @@
           <w:szCs w:val="20"/>
         </w:rPr>
       </w:pPr>
-      <w:proofErr w:type="spellStart"/>
-      <w:r>
-        <w:rPr>
-          <w:rFonts w:ascii="Arial" w:hAnsi="Arial" w:cs="Arial"/>
-          <w:b/>
-          <w:bCs/>
-          <w:sz w:val="20"/>
-          <w:szCs w:val="20"/>
-        </w:rPr>
-        <w:t>D</w:t>
-      </w:r>
-      <w:r>
-        <w:rPr>
-          <w:rFonts w:ascii="Arial" w:hAnsi="Arial" w:cs="Arial"/>
-          <w:b/>
-          <w:bCs/>
-          <w:sz w:val="20"/>
-          <w:szCs w:val="20"/>
-        </w:rPr>
-        <w:t>ataTypes</w:t>
-      </w:r>
-      <w:proofErr w:type="spellEnd"/>
-    </w:p>
-    <w:p>
-      <w:pPr>
-        <w:rPr>
-          <w:rFonts w:ascii="Arial" w:hAnsi="Arial" w:cs="Arial"/>
-          <w:sz w:val="20"/>
-          <w:szCs w:val="20"/>
-        </w:rPr>
-      </w:pPr>
-      <w:r>
-        <w:rPr>
-          <w:rFonts w:ascii="Arial" w:hAnsi="Arial" w:cs="Arial"/>
-          <w:sz w:val="20"/>
-          <w:szCs w:val="20"/>
-        </w:rPr>
-        <w:t>For memory optimization and improved performance, a mapping of the appropriate datatypes for each column was applied.</w:t>
-      </w:r>
-    </w:p>
-    <w:p>
-      <w:pPr>
-        <w:rPr>
-          <w:rFonts w:ascii="Arial" w:hAnsi="Arial" w:cs="Arial"/>
-          <w:b/>
-          <w:bCs/>
-          <w:sz w:val="20"/>
-          <w:szCs w:val="20"/>
-        </w:rPr>
-      </w:pPr>
-      <w:r>
-        <w:rPr>
-          <w:rFonts w:ascii="Arial" w:hAnsi="Arial" w:cs="Arial"/>
-          <w:b/>
-          <w:bCs/>
-          <w:sz w:val="20"/>
-          <w:szCs w:val="20"/>
-        </w:rPr>
-        <w:t>Deduplication</w:t>
-      </w:r>
-    </w:p>
-    <w:p>
-      <w:pPr>
-        <w:rPr>
-          <w:rFonts w:ascii="Arial" w:hAnsi="Arial" w:cs="Arial"/>
-          <w:sz w:val="20"/>
-          <w:szCs w:val="20"/>
-          <w:lang w:val="en-PT"/>
-        </w:rPr>
-      </w:pPr>
-      <w:r>
-        <w:rPr>
-          <w:rFonts w:ascii="Arial" w:hAnsi="Arial" w:cs="Arial"/>
-          <w:sz w:val="20"/>
-          <w:szCs w:val="20"/>
-          <w:lang w:val="en-PT"/>
-        </w:rPr>
-        <w:t>For data integrity purposes, the duplicates in the dataset were identified and then removed.</w:t>
-      </w:r>
-    </w:p>
-    <w:p>
-      <w:pPr>
-        <w:rPr>
-          <w:rFonts w:ascii="Arial" w:hAnsi="Arial" w:cs="Arial"/>
-          <w:b/>
-          <w:bCs/>
-          <w:sz w:val="20"/>
-          <w:szCs w:val="20"/>
-        </w:rPr>
-      </w:pPr>
-      <w:r>
-        <w:rPr>
-          <w:rFonts w:ascii="Arial" w:hAnsi="Arial" w:cs="Arial"/>
-          <w:b/>
-          <w:bCs/>
-          <w:sz w:val="20"/>
-          <w:szCs w:val="20"/>
-        </w:rPr>
-        <w:t>Data Transformation</w:t>
-      </w:r>
-      <w:r>
-        <w:rPr>
-          <w:rFonts w:ascii="Arial" w:hAnsi="Arial" w:cs="Arial"/>
-          <w:b/>
-          <w:bCs/>
-          <w:sz w:val="20"/>
-          <w:szCs w:val="20"/>
-        </w:rPr>
-        <w:t xml:space="preserve"> / Feature Engineering</w:t>
-      </w:r>
-    </w:p>
-    <w:p>
-      <w:pPr>
-        <w:rPr>
-          <w:rFonts w:ascii="Arial" w:hAnsi="Arial" w:cs="Arial"/>
-          <w:b/>
-          <w:bCs/>
-          <w:sz w:val="20"/>
-          <w:szCs w:val="20"/>
-        </w:rPr>
-      </w:pPr>
-      <w:r>
-        <w:rPr>
-          <w:rFonts w:ascii="Arial" w:hAnsi="Arial" w:cs="Arial"/>
-          <w:b/>
-          <w:bCs/>
-          <w:sz w:val="20"/>
-          <w:szCs w:val="20"/>
-        </w:rPr>
-        <w:t>Distribution and Skewness Analysis</w:t>
-      </w:r>
-    </w:p>
-    <w:p>
-      <w:pPr>
-        <w:rPr>
-          <w:rFonts w:ascii="Arial" w:hAnsi="Arial" w:cs="Arial"/>
-          <w:sz w:val="20"/>
-          <w:szCs w:val="20"/>
-        </w:rPr>
-      </w:pPr>
-      <w:r>
-        <w:rPr>
-          <w:rFonts w:ascii="Arial" w:hAnsi="Arial" w:cs="Arial"/>
-          <w:sz w:val="20"/>
-          <w:szCs w:val="20"/>
-        </w:rPr>
-        <w:t xml:space="preserve">To determine the degree of skewness and the need for </w:t>
-      </w:r>
-      <w:r>
-        <w:rPr>
-          <w:rFonts w:ascii="Arial" w:hAnsi="Arial" w:cs="Arial"/>
-          <w:sz w:val="20"/>
-          <w:szCs w:val="20"/>
-        </w:rPr>
-        <w:t xml:space="preserve">data transformations, the distributions of </w:t>
-      </w:r>
-      <w:r>
-        <w:rPr>
-          <w:rFonts w:ascii="Arial" w:hAnsi="Arial" w:cs="Arial"/>
-          <w:sz w:val="20"/>
-          <w:szCs w:val="20"/>
-        </w:rPr>
-        <w:t xml:space="preserve">the numerical variables were </w:t>
-      </w:r>
-      <w:r>
-        <w:rPr>
-          <w:rFonts w:ascii="Arial" w:hAnsi="Arial" w:cs="Arial"/>
-          <w:sz w:val="20"/>
-          <w:szCs w:val="20"/>
-        </w:rPr>
-        <w:t>examined.</w:t>
-      </w:r>
-    </w:p>
-    <w:p>
-      <w:pPr>
-        <w:rPr>
-          <w:rFonts w:ascii="Arial" w:hAnsi="Arial" w:cs="Arial"/>
-          <w:sz w:val="20"/>
-          <w:szCs w:val="20"/>
-        </w:rPr>
-      </w:pPr>
-      <w:r>
-        <w:rPr>
-          <w:rFonts w:ascii="Arial" w:hAnsi="Arial" w:cs="Arial"/>
-          <w:sz w:val="20"/>
-          <w:szCs w:val="20"/>
-        </w:rPr>
-        <w:t>Skewness</w:t>
-      </w:r>
-      <w:r>
-        <w:rPr>
-          <w:rFonts w:ascii="Arial" w:hAnsi="Arial" w:cs="Arial"/>
-          <w:sz w:val="20"/>
-          <w:szCs w:val="20"/>
-        </w:rPr>
-        <w:t xml:space="preserve"> was computed for all </w:t>
-      </w:r>
-      <w:r>
-        <w:rPr>
-          <w:rFonts w:ascii="Arial" w:hAnsi="Arial" w:cs="Arial"/>
-          <w:sz w:val="20"/>
-          <w:szCs w:val="20"/>
-        </w:rPr>
-        <w:t xml:space="preserve">the </w:t>
-      </w:r>
-      <w:r>
-        <w:rPr>
-          <w:rFonts w:ascii="Arial" w:hAnsi="Arial" w:cs="Arial"/>
-          <w:sz w:val="20"/>
-          <w:szCs w:val="20"/>
-        </w:rPr>
-        <w:t>numerical features to classify their distributions</w:t>
-      </w:r>
-      <w:r>
-        <w:rPr>
-          <w:rFonts w:ascii="Arial" w:hAnsi="Arial" w:cs="Arial"/>
-          <w:sz w:val="20"/>
-          <w:szCs w:val="20"/>
-        </w:rPr>
-        <w:t xml:space="preserve"> </w:t>
-      </w:r>
-      <w:r>
-        <w:rPr>
-          <w:rFonts w:ascii="Arial" w:hAnsi="Arial" w:cs="Arial"/>
-          <w:sz w:val="20"/>
-          <w:szCs w:val="20"/>
-        </w:rPr>
-        <w:t xml:space="preserve">as approximately symmetric, left-skewed, or right-skewed. </w:t>
-      </w:r>
-    </w:p>
-    <w:p>
-      <w:pPr>
-        <w:rPr>
-          <w:rFonts w:ascii="Arial" w:hAnsi="Arial" w:cs="Arial"/>
-          <w:sz w:val="20"/>
-          <w:szCs w:val="20"/>
-        </w:rPr>
-      </w:pPr>
-      <w:r>
-        <w:rPr>
-          <w:rFonts w:ascii="Arial" w:hAnsi="Arial" w:cs="Arial"/>
-          <w:sz w:val="20"/>
-          <w:szCs w:val="20"/>
-        </w:rPr>
-        <w:t>Approximately Symmetric</w:t>
-      </w:r>
-    </w:p>
-    <w:p>
-      <w:pPr>
-        <w:rPr>
-          <w:rFonts w:ascii="Arial" w:hAnsi="Arial" w:cs="Arial"/>
-          <w:sz w:val="20"/>
-          <w:szCs w:val="20"/>
-        </w:rPr>
-      </w:pPr>
-      <w:r>
-        <w:rPr>
-          <w:rFonts w:ascii="Arial" w:hAnsi="Arial" w:cs="Arial"/>
-          <w:sz w:val="20"/>
-          <w:szCs w:val="20"/>
-        </w:rPr>
-        <w:t xml:space="preserve">Age, Satisfaction Level, and Insurance Coverage exhibited approximately symmetric distributions. </w:t>
-      </w:r>
-    </w:p>
-    <w:p>
-      <w:pPr>
-        <w:rPr>
-          <w:rFonts w:ascii="Arial" w:hAnsi="Arial" w:cs="Arial"/>
-          <w:sz w:val="20"/>
-          <w:szCs w:val="20"/>
-        </w:rPr>
-      </w:pPr>
-      <w:r>
-        <w:rPr>
-          <w:rFonts w:ascii="Arial" w:hAnsi="Arial" w:cs="Arial"/>
-          <w:sz w:val="20"/>
-          <w:szCs w:val="20"/>
-        </w:rPr>
-        <w:t>Moderate right-skewed</w:t>
-      </w:r>
-    </w:p>
-    <w:p>
-      <w:pPr>
-        <w:rPr>
-          <w:rFonts w:ascii="Arial" w:hAnsi="Arial" w:cs="Arial"/>
-          <w:sz w:val="20"/>
-          <w:szCs w:val="20"/>
-        </w:rPr>
-      </w:pPr>
-      <w:r>
-        <w:rPr>
-          <w:rFonts w:ascii="Arial" w:hAnsi="Arial" w:cs="Arial"/>
-          <w:sz w:val="20"/>
-          <w:szCs w:val="20"/>
-        </w:rPr>
-        <w:t>Consultation Duration showed moderate right-skewness, indicating occasional long consultations</w:t>
-      </w:r>
-      <w:r>
-        <w:rPr>
-          <w:rFonts w:ascii="Arial" w:hAnsi="Arial" w:cs="Arial"/>
-          <w:sz w:val="20"/>
-          <w:szCs w:val="20"/>
-        </w:rPr>
-        <w:t>.</w:t>
-      </w:r>
-    </w:p>
-    <w:p>
-      <w:pPr>
-        <w:rPr>
-          <w:rFonts w:ascii="Arial" w:hAnsi="Arial" w:cs="Arial"/>
-          <w:sz w:val="20"/>
-          <w:szCs w:val="20"/>
-        </w:rPr>
-      </w:pPr>
-      <w:r>
-        <w:rPr>
-          <w:rFonts w:ascii="Arial" w:hAnsi="Arial" w:cs="Arial"/>
-          <w:sz w:val="20"/>
-          <w:szCs w:val="20"/>
-        </w:rPr>
-        <w:t>Heavily right-skewed</w:t>
-      </w:r>
-    </w:p>
-    <w:p>
-      <w:pPr>
-        <w:rPr>
-          <w:rFonts w:ascii="Arial" w:hAnsi="Arial" w:cs="Arial"/>
-          <w:sz w:val="20"/>
-          <w:szCs w:val="20"/>
-        </w:rPr>
-      </w:pPr>
-      <w:r>
-        <w:rPr>
-          <w:rFonts w:ascii="Arial" w:hAnsi="Arial" w:cs="Arial"/>
-          <w:sz w:val="20"/>
-          <w:szCs w:val="20"/>
-        </w:rPr>
-        <w:t xml:space="preserve"> Approximate Annual Income and Consultation Price displayed heavy right-skewness due to strong high-end outliers.</w:t>
-      </w:r>
-      <w:r>
-        <w:rPr>
-          <w:rFonts w:ascii="Arial" w:hAnsi="Arial" w:cs="Arial"/>
-          <w:sz w:val="20"/>
-          <w:szCs w:val="20"/>
-        </w:rPr>
-        <w:t xml:space="preserve"> </w:t>
-      </w:r>
-    </w:p>
-    <w:p>
-      <w:pPr>
-        <w:rPr>
-          <w:rFonts w:ascii="Arial" w:hAnsi="Arial" w:cs="Arial"/>
-          <w:sz w:val="20"/>
-          <w:szCs w:val="20"/>
-        </w:rPr>
-      </w:pPr>
-      <w:r>
-        <w:rPr>
-          <w:rFonts w:ascii="Arial" w:hAnsi="Arial" w:cs="Arial"/>
-          <w:sz w:val="20"/>
-          <w:szCs w:val="20"/>
-        </w:rPr>
-        <w:lastRenderedPageBreak/>
-        <w:t>Therefore, to</w:t>
-      </w:r>
-      <w:r>
-        <w:rPr>
-          <w:rFonts w:ascii="Arial" w:hAnsi="Arial" w:cs="Arial"/>
-          <w:sz w:val="20"/>
-          <w:szCs w:val="20"/>
-        </w:rPr>
-        <w:t xml:space="preserve"> reduce skewness </w:t>
-      </w:r>
-      <w:r>
-        <w:rPr>
-          <w:rFonts w:ascii="Arial" w:hAnsi="Arial" w:cs="Arial"/>
-          <w:sz w:val="20"/>
-          <w:szCs w:val="20"/>
-        </w:rPr>
-        <w:t xml:space="preserve">for predictive </w:t>
-      </w:r>
-      <w:r>
-        <w:rPr>
-          <w:rFonts w:ascii="Arial" w:hAnsi="Arial" w:cs="Arial"/>
-          <w:sz w:val="20"/>
-          <w:szCs w:val="20"/>
-        </w:rPr>
-        <w:t>modelling</w:t>
-      </w:r>
-      <w:r>
-        <w:rPr>
-          <w:rFonts w:ascii="Arial" w:hAnsi="Arial" w:cs="Arial"/>
-          <w:sz w:val="20"/>
-          <w:szCs w:val="20"/>
-        </w:rPr>
-        <w:t>, log transformations were applied to the heavily skewed variables</w:t>
-      </w:r>
-      <w:r>
-        <w:rPr>
-          <w:rFonts w:ascii="Arial" w:hAnsi="Arial" w:cs="Arial"/>
-          <w:sz w:val="20"/>
-          <w:szCs w:val="20"/>
-        </w:rPr>
-        <w:t xml:space="preserve">, consisting of the variables </w:t>
-      </w:r>
-      <w:proofErr w:type="spellStart"/>
-      <w:r>
-        <w:rPr>
-          <w:rFonts w:ascii="Arial" w:hAnsi="Arial" w:cs="Arial"/>
-          <w:sz w:val="20"/>
-          <w:szCs w:val="20"/>
-        </w:rPr>
-        <w:t>Income_log</w:t>
-      </w:r>
-      <w:proofErr w:type="spellEnd"/>
-      <w:r>
-        <w:rPr>
-          <w:rFonts w:ascii="Arial" w:hAnsi="Arial" w:cs="Arial"/>
-          <w:sz w:val="20"/>
-          <w:szCs w:val="20"/>
-        </w:rPr>
-        <w:t xml:space="preserve"> and </w:t>
-      </w:r>
-      <w:proofErr w:type="spellStart"/>
-      <w:r>
-        <w:rPr>
-          <w:rFonts w:ascii="Arial" w:hAnsi="Arial" w:cs="Arial"/>
-          <w:sz w:val="20"/>
-          <w:szCs w:val="20"/>
-        </w:rPr>
-        <w:t>Consultation_price_log</w:t>
-      </w:r>
-      <w:proofErr w:type="spellEnd"/>
-      <w:r>
-        <w:rPr>
-          <w:rFonts w:ascii="Arial" w:hAnsi="Arial" w:cs="Arial"/>
-          <w:sz w:val="20"/>
-          <w:szCs w:val="20"/>
-        </w:rPr>
-        <w:t>.</w:t>
-      </w:r>
-    </w:p>
-    <w:p>
-      <w:pPr>
-        <w:rPr>
-          <w:rFonts w:ascii="Arial" w:hAnsi="Arial" w:cs="Arial"/>
-          <w:sz w:val="20"/>
-          <w:szCs w:val="20"/>
-        </w:rPr>
-      </w:pPr>
-    </w:p>
-    <w:p>
-      <w:pPr>
-        <w:rPr>
-          <w:rFonts w:ascii="Arial" w:hAnsi="Arial" w:cs="Arial"/>
-          <w:sz w:val="20"/>
-          <w:szCs w:val="20"/>
-        </w:rPr>
-      </w:pPr>
-    </w:p>
-    <w:p>
-      <w:pPr>
-        <w:rPr>
-          <w:rFonts w:ascii="Arial" w:hAnsi="Arial" w:cs="Arial"/>
-          <w:sz w:val="20"/>
-          <w:szCs w:val="20"/>
-          <w:lang w:val="en-PT"/>
-        </w:rPr>
-      </w:pPr>
-      <w:r>
-        <w:rPr>
-          <w:rFonts w:ascii="Arial" w:hAnsi="Arial" w:cs="Arial"/>
-          <w:sz w:val="20"/>
-          <w:szCs w:val="20"/>
-          <w:lang w:val="en-PT"/>
+    </w:p>
+    <w:p>
+      <w:pPr>
+        <w:rPr>
+          <w:rFonts w:ascii="Arial" w:hAnsi="Arial" w:cs="Arial"/>
+          <w:b/>
+          <w:bCs/>
+          <w:sz w:val="20"/>
+          <w:szCs w:val="20"/>
+        </w:rPr>
+      </w:pPr>
+      <w:r>
+        <w:rPr>
+          <w:rFonts w:ascii="Arial" w:hAnsi="Arial" w:cs="Arial"/>
+          <w:b/>
+          <w:bCs/>
+          <w:sz w:val="20"/>
+          <w:szCs w:val="20"/>
+        </w:rPr>
+        <w:t>Feature Engineering</w:t>
+      </w:r>
+    </w:p>
+    <w:p>
+      <w:pPr>
+        <w:rPr>
+          <w:rFonts w:ascii="Arial" w:hAnsi="Arial" w:cs="Arial"/>
+          <w:sz w:val="20"/>
+          <w:szCs w:val="20"/>
+        </w:rPr>
+      </w:pPr>
+      <w:r>
+        <w:rPr>
+          <w:rFonts w:ascii="Arial" w:hAnsi="Arial" w:cs="Arial"/>
+          <w:sz w:val="20"/>
+          <w:szCs w:val="20"/>
+          <w:u w:val="single"/>
+        </w:rPr>
+        <w:t>Insurance Coverage Percentage</w:t>
+      </w:r>
+      <w:r>
+        <w:rPr>
+          <w:rFonts w:ascii="Arial" w:hAnsi="Arial" w:cs="Arial"/>
+          <w:sz w:val="20"/>
+          <w:szCs w:val="20"/>
+        </w:rPr>
+        <w:t xml:space="preserve"> – to see the Insurance Coverage Percentage a new column was created, consisting in the division of the Insurance Coverage by the Consultation Price, this column was used to understand that each Insurance Provider covered a different percentage</w:t>
+      </w:r>
+    </w:p>
+    <w:p>
+      <w:pPr>
+        <w:rPr>
+          <w:rFonts w:ascii="Arial" w:hAnsi="Arial" w:cs="Arial"/>
+          <w:sz w:val="20"/>
+          <w:szCs w:val="20"/>
+        </w:rPr>
+      </w:pPr>
+      <w:r>
+        <w:rPr>
+          <w:rFonts w:ascii="Arial" w:hAnsi="Arial" w:cs="Arial"/>
+          <w:sz w:val="20"/>
+          <w:szCs w:val="20"/>
+          <w:u w:val="single"/>
+        </w:rPr>
+        <w:t>Age Range</w:t>
+      </w:r>
+      <w:r>
+        <w:rPr>
+          <w:rFonts w:ascii="Arial" w:hAnsi="Arial" w:cs="Arial"/>
+          <w:sz w:val="20"/>
+          <w:szCs w:val="20"/>
+        </w:rPr>
+        <w:t xml:space="preserve"> – to see the age range of each patient a new column was added with intervals of five starting in 0 and going up to 130 to see in which age range each patient was in</w:t>
+      </w:r>
+    </w:p>
+    <w:p>
+      <w:pPr>
+        <w:rPr>
+          <w:rFonts w:ascii="Arial" w:hAnsi="Arial" w:cs="Arial"/>
+          <w:sz w:val="20"/>
+          <w:szCs w:val="20"/>
+        </w:rPr>
+      </w:pPr>
+      <w:r>
+        <w:rPr>
+          <w:rFonts w:ascii="Arial" w:hAnsi="Arial" w:cs="Arial"/>
+          <w:sz w:val="20"/>
+          <w:szCs w:val="20"/>
+          <w:u w:val="single"/>
+        </w:rPr>
+        <w:t>Days since last visit</w:t>
+      </w:r>
+      <w:r>
+        <w:rPr>
+          <w:rFonts w:ascii="Arial" w:hAnsi="Arial" w:cs="Arial"/>
+          <w:sz w:val="20"/>
+          <w:szCs w:val="20"/>
+        </w:rPr>
+        <w:t xml:space="preserve"> – this column displays the number of days since the last appointment</w:t>
+      </w:r>
+    </w:p>
+    <w:p>
+      <w:pPr>
+        <w:rPr>
+          <w:rFonts w:ascii="Arial" w:hAnsi="Arial" w:cs="Arial"/>
+          <w:b/>
+          <w:bCs/>
+          <w:sz w:val="20"/>
+          <w:szCs w:val="20"/>
+          <w:lang w:val="en-US"/>
+        </w:rPr>
+      </w:pPr>
+    </w:p>
+    <w:p>
+      <w:pPr>
+        <w:rPr>
+          <w:rFonts w:ascii="Arial" w:hAnsi="Arial" w:cs="Arial"/>
+          <w:b/>
+          <w:bCs/>
+          <w:sz w:val="20"/>
+          <w:szCs w:val="20"/>
+          <w:lang/>
+        </w:rPr>
+      </w:pPr>
+      <w:r>
+        <w:rPr>
+          <w:rFonts w:ascii="Arial" w:hAnsi="Arial" w:cs="Arial"/>
+          <w:b/>
+          <w:bCs/>
+          <w:sz w:val="20"/>
+          <w:szCs w:val="20"/>
+          <w:lang/>
         </w:rPr>
         <w:t>Analytical Base Table (ABT) Construction</w:t>
       </w:r>
@@ -4012,36 +4453,17 @@
           <w:rFonts w:ascii="Arial" w:hAnsi="Arial" w:cs="Arial"/>
           <w:sz w:val="20"/>
           <w:szCs w:val="20"/>
-          <w:lang w:val="en-PT"/>
-        </w:rPr>
-      </w:pPr>
-      <w:r>
-        <w:rPr>
-          <w:rFonts w:ascii="Arial" w:hAnsi="Arial" w:cs="Arial"/>
-          <w:sz w:val="20"/>
-          <w:szCs w:val="20"/>
-          <w:lang w:val="en-PT"/>
+          <w:lang w:val="en-US"/>
+        </w:rPr>
+      </w:pPr>
+      <w:r>
+        <w:rPr>
+          <w:rFonts w:ascii="Arial" w:hAnsi="Arial" w:cs="Arial"/>
+          <w:sz w:val="20"/>
+          <w:szCs w:val="20"/>
+          <w:lang/>
         </w:rPr>
         <w:t>To construct the table, the following steps were executed.</w:t>
-      </w:r>
-    </w:p>
-    <w:p>
-      <w:pPr>
-        <w:rPr>
-          <w:rFonts w:ascii="Arial" w:hAnsi="Arial" w:cs="Arial"/>
-          <w:sz w:val="20"/>
-          <w:szCs w:val="20"/>
-          <w:lang w:val="en-PT"/>
-        </w:rPr>
-      </w:pPr>
-      <w:r>
-        <w:rPr>
-          <w:rFonts w:ascii="Arial" w:hAnsi="Arial" w:cs="Arial"/>
-          <w:sz w:val="20"/>
-          <w:szCs w:val="20"/>
-          <w:lang w:val="en-PT"/>
-        </w:rPr>
-        <w:t>(creation of new variables)</w:t>
       </w:r>
     </w:p>
     <w:p>
@@ -4055,15 +4477,15 @@
           <w:rFonts w:ascii="Arial" w:hAnsi="Arial" w:cs="Arial"/>
           <w:sz w:val="20"/>
           <w:szCs w:val="20"/>
-          <w:lang w:val="en-PT"/>
-        </w:rPr>
-      </w:pPr>
-      <w:r>
-        <w:rPr>
-          <w:rFonts w:ascii="Arial" w:hAnsi="Arial" w:cs="Arial"/>
-          <w:sz w:val="20"/>
-          <w:szCs w:val="20"/>
-          <w:lang w:val="en-PT"/>
+          <w:lang/>
+        </w:rPr>
+      </w:pPr>
+      <w:r>
+        <w:rPr>
+          <w:rFonts w:ascii="Arial" w:hAnsi="Arial" w:cs="Arial"/>
+          <w:sz w:val="20"/>
+          <w:szCs w:val="20"/>
+          <w:lang/>
         </w:rPr>
         <w:t>Aggregation</w:t>
       </w:r>
@@ -4075,7 +4497,7 @@
           <w:rFonts w:ascii="Arial" w:hAnsi="Arial" w:cs="Arial"/>
           <w:sz w:val="20"/>
           <w:szCs w:val="20"/>
-          <w:lang w:val="en-PT"/>
+          <w:lang/>
         </w:rPr>
       </w:pPr>
     </w:p>
@@ -4086,15 +4508,15 @@
           <w:rFonts w:ascii="Arial" w:hAnsi="Arial" w:cs="Arial"/>
           <w:sz w:val="20"/>
           <w:szCs w:val="20"/>
-          <w:lang w:val="en-PT"/>
-        </w:rPr>
-      </w:pPr>
-      <w:r>
-        <w:rPr>
-          <w:rFonts w:ascii="Arial" w:hAnsi="Arial" w:cs="Arial"/>
-          <w:sz w:val="20"/>
-          <w:szCs w:val="20"/>
-          <w:lang w:val="en-PT"/>
+          <w:lang/>
+        </w:rPr>
+      </w:pPr>
+      <w:r>
+        <w:rPr>
+          <w:rFonts w:ascii="Arial" w:hAnsi="Arial" w:cs="Arial"/>
+          <w:sz w:val="20"/>
+          <w:szCs w:val="20"/>
+          <w:lang/>
         </w:rPr>
         <w:t>Patient-specific data was aggregated in the following way.</w:t>
       </w:r>
@@ -4105,15 +4527,15 @@
           <w:rFonts w:ascii="Arial" w:hAnsi="Arial" w:cs="Arial"/>
           <w:sz w:val="20"/>
           <w:szCs w:val="20"/>
-          <w:lang w:val="en-PT"/>
-        </w:rPr>
-      </w:pPr>
-      <w:r>
-        <w:rPr>
-          <w:rFonts w:ascii="Arial" w:hAnsi="Arial" w:cs="Arial"/>
-          <w:sz w:val="20"/>
-          <w:szCs w:val="20"/>
-          <w:lang w:val="en-PT"/>
+          <w:lang/>
+        </w:rPr>
+      </w:pPr>
+      <w:r>
+        <w:rPr>
+          <w:rFonts w:ascii="Arial" w:hAnsi="Arial" w:cs="Arial"/>
+          <w:sz w:val="20"/>
+          <w:szCs w:val="20"/>
+          <w:lang/>
         </w:rPr>
         <w:t>Age</w:t>
       </w:r>
@@ -4122,7 +4544,7 @@
           <w:rFonts w:ascii="Arial" w:hAnsi="Arial" w:cs="Arial"/>
           <w:sz w:val="20"/>
           <w:szCs w:val="20"/>
-          <w:lang w:val="en-PT"/>
+          <w:lang/>
         </w:rPr>
         <w:t xml:space="preserve"> and Visit Date: max – to capture the most recent age and visit date for each patient</w:t>
       </w:r>
@@ -4133,15 +4555,15 @@
           <w:rFonts w:ascii="Arial" w:hAnsi="Arial" w:cs="Arial"/>
           <w:sz w:val="20"/>
           <w:szCs w:val="20"/>
-          <w:lang w:val="en-PT"/>
-        </w:rPr>
-      </w:pPr>
-      <w:r>
-        <w:rPr>
-          <w:rFonts w:ascii="Arial" w:hAnsi="Arial" w:cs="Arial"/>
-          <w:sz w:val="20"/>
-          <w:szCs w:val="20"/>
-          <w:lang w:val="en-PT"/>
+          <w:lang/>
+        </w:rPr>
+      </w:pPr>
+      <w:r>
+        <w:rPr>
+          <w:rFonts w:ascii="Arial" w:hAnsi="Arial" w:cs="Arial"/>
+          <w:sz w:val="20"/>
+          <w:szCs w:val="20"/>
+          <w:lang/>
         </w:rPr>
         <w:t>Gender: first – considering it does not change overtime</w:t>
       </w:r>
@@ -4152,16 +4574,17 @@
           <w:rFonts w:ascii="Arial" w:hAnsi="Arial" w:cs="Arial"/>
           <w:sz w:val="20"/>
           <w:szCs w:val="20"/>
-          <w:lang w:val="en-PT"/>
-        </w:rPr>
-      </w:pPr>
-      <w:r>
-        <w:rPr>
-          <w:rFonts w:ascii="Arial" w:hAnsi="Arial" w:cs="Arial"/>
-          <w:sz w:val="20"/>
-          <w:szCs w:val="20"/>
-          <w:lang w:val="en-PT"/>
-        </w:rPr>
+          <w:lang/>
+        </w:rPr>
+      </w:pPr>
+      <w:r>
+        <w:rPr>
+          <w:rFonts w:ascii="Arial" w:hAnsi="Arial" w:cs="Arial"/>
+          <w:sz w:val="20"/>
+          <w:szCs w:val="20"/>
+          <w:lang/>
+        </w:rPr>
+        <w:lastRenderedPageBreak/>
         <w:t>City of Residence, Profession, Insurance Provider, Family History, Education Level, Marital Status, Age Range, Days since last visit</w:t>
       </w:r>
       <w:r>
@@ -4169,7 +4592,7 @@
           <w:rFonts w:ascii="Arial" w:hAnsi="Arial" w:cs="Arial"/>
           <w:sz w:val="20"/>
           <w:szCs w:val="20"/>
-          <w:lang w:val="en-PT"/>
+          <w:lang/>
         </w:rPr>
         <w:t xml:space="preserve">, </w:t>
       </w:r>
@@ -4178,7 +4601,7 @@
           <w:rFonts w:ascii="Arial" w:hAnsi="Arial" w:cs="Arial"/>
           <w:sz w:val="20"/>
           <w:szCs w:val="20"/>
-          <w:lang w:val="en-PT"/>
+          <w:lang/>
         </w:rPr>
         <w:t>Approximate Annual Income, Income_log</w:t>
       </w:r>
@@ -4187,7 +4610,7 @@
           <w:rFonts w:ascii="Arial" w:hAnsi="Arial" w:cs="Arial"/>
           <w:sz w:val="20"/>
           <w:szCs w:val="20"/>
-          <w:lang w:val="en-PT"/>
+          <w:lang/>
         </w:rPr>
         <w:t>: last – most recent value in case of updates</w:t>
       </w:r>
@@ -4198,15 +4621,15 @@
           <w:rFonts w:ascii="Arial" w:hAnsi="Arial" w:cs="Arial"/>
           <w:sz w:val="20"/>
           <w:szCs w:val="20"/>
-          <w:lang w:val="en-PT"/>
-        </w:rPr>
-      </w:pPr>
-      <w:r>
-        <w:rPr>
-          <w:rFonts w:ascii="Arial" w:hAnsi="Arial" w:cs="Arial"/>
-          <w:sz w:val="20"/>
-          <w:szCs w:val="20"/>
-          <w:lang w:val="en-PT"/>
+          <w:lang/>
+        </w:rPr>
+      </w:pPr>
+      <w:r>
+        <w:rPr>
+          <w:rFonts w:ascii="Arial" w:hAnsi="Arial" w:cs="Arial"/>
+          <w:sz w:val="20"/>
+          <w:szCs w:val="20"/>
+          <w:lang/>
         </w:rPr>
         <w:t>Department: list – all the departments visited by each patient</w:t>
       </w:r>
@@ -4217,15 +4640,15 @@
           <w:rFonts w:ascii="Arial" w:hAnsi="Arial" w:cs="Arial"/>
           <w:sz w:val="20"/>
           <w:szCs w:val="20"/>
-          <w:lang w:val="en-PT"/>
-        </w:rPr>
-      </w:pPr>
-      <w:r>
-        <w:rPr>
-          <w:rFonts w:ascii="Arial" w:hAnsi="Arial" w:cs="Arial"/>
-          <w:sz w:val="20"/>
-          <w:szCs w:val="20"/>
-          <w:lang w:val="en-PT"/>
+          <w:lang/>
+        </w:rPr>
+      </w:pPr>
+      <w:r>
+        <w:rPr>
+          <w:rFonts w:ascii="Arial" w:hAnsi="Arial" w:cs="Arial"/>
+          <w:sz w:val="20"/>
+          <w:szCs w:val="20"/>
+          <w:lang/>
         </w:rPr>
         <w:t>Consultation Duration, Satisfaction Level, Consultation Price, Insurance Coverage, Insurance Coverage Percentage, Consultation_price_log</w:t>
       </w:r>
@@ -4234,7 +4657,7 @@
           <w:rFonts w:ascii="Arial" w:hAnsi="Arial" w:cs="Arial"/>
           <w:sz w:val="20"/>
           <w:szCs w:val="20"/>
-          <w:lang w:val="en-PT"/>
+          <w:lang/>
         </w:rPr>
         <w:t>: mean – average value for each patient, indicative of standard behaviour (patterns)</w:t>
       </w:r>
@@ -4245,19 +4668,1106 @@
           <w:rFonts w:ascii="Arial" w:hAnsi="Arial" w:cs="Arial"/>
           <w:sz w:val="20"/>
           <w:szCs w:val="20"/>
-          <w:lang w:val="en-PT"/>
-        </w:rPr>
-      </w:pPr>
-    </w:p>
-    <w:p>
-      <w:pPr>
-        <w:rPr>
-          <w:rFonts w:ascii="Arial" w:hAnsi="Arial" w:cs="Arial"/>
-          <w:sz w:val="20"/>
-          <w:szCs w:val="20"/>
-          <w:lang w:val="en-PT"/>
-        </w:rPr>
-      </w:pPr>
+          <w:lang w:val="en-US"/>
+        </w:rPr>
+      </w:pPr>
+      <w:r>
+        <w:rPr>
+          <w:rFonts w:ascii="Arial" w:hAnsi="Arial" w:cs="Arial"/>
+          <w:sz w:val="20"/>
+          <w:szCs w:val="20"/>
+          <w:lang w:val="en-US"/>
+        </w:rPr>
+        <w:t>For a better understanding of what each column represents the column names were changed to match the operations stated above. For example, Approximate Annual Income is then named Average Approximate Annual Income and Visit Date is then named Last Visit Date.</w:t>
+      </w:r>
+    </w:p>
+    <w:p>
+      <w:pPr>
+        <w:rPr>
+          <w:rFonts w:ascii="Arial" w:hAnsi="Arial" w:cs="Arial"/>
+          <w:sz w:val="20"/>
+          <w:szCs w:val="20"/>
+          <w:lang w:val="en-US"/>
+        </w:rPr>
+      </w:pPr>
+      <w:r>
+        <w:rPr>
+          <w:rFonts w:ascii="Arial" w:hAnsi="Arial" w:cs="Arial"/>
+          <w:sz w:val="20"/>
+          <w:szCs w:val="20"/>
+          <w:lang w:val="en-US"/>
+        </w:rPr>
+        <w:t>The datatype of the ‘Last Visit Date’ is converted to string instead of datetime object so when exported this column shows the correct date.</w:t>
+      </w:r>
+    </w:p>
+    <w:p>
+      <w:pPr>
+        <w:rPr>
+          <w:rFonts w:ascii="Arial" w:hAnsi="Arial" w:cs="Arial"/>
+          <w:sz w:val="20"/>
+          <w:szCs w:val="20"/>
+          <w:lang w:val="en-US"/>
+        </w:rPr>
+      </w:pPr>
+      <w:proofErr w:type="gramStart"/>
+      <w:r>
+        <w:rPr>
+          <w:rFonts w:ascii="Arial" w:hAnsi="Arial" w:cs="Arial"/>
+          <w:sz w:val="20"/>
+          <w:szCs w:val="20"/>
+          <w:lang w:val="en-US"/>
+        </w:rPr>
+        <w:t>Finally</w:t>
+      </w:r>
+      <w:proofErr w:type="gramEnd"/>
+      <w:r>
+        <w:rPr>
+          <w:rFonts w:ascii="Arial" w:hAnsi="Arial" w:cs="Arial"/>
+          <w:sz w:val="20"/>
+          <w:szCs w:val="20"/>
+          <w:lang w:val="en-US"/>
+        </w:rPr>
+        <w:t xml:space="preserve"> the table is exported to csv with the name ‘</w:t>
+      </w:r>
+      <w:proofErr w:type="spellStart"/>
+      <w:r>
+        <w:rPr>
+          <w:rFonts w:ascii="Arial" w:hAnsi="Arial" w:cs="Arial"/>
+          <w:sz w:val="20"/>
+          <w:szCs w:val="20"/>
+          <w:lang w:val="en-US"/>
+        </w:rPr>
+        <w:t>ABT_city_hospital</w:t>
+      </w:r>
+      <w:proofErr w:type="spellEnd"/>
+      <w:r>
+        <w:rPr>
+          <w:rFonts w:ascii="Arial" w:hAnsi="Arial" w:cs="Arial"/>
+          <w:sz w:val="20"/>
+          <w:szCs w:val="20"/>
+          <w:lang w:val="en-US"/>
+        </w:rPr>
+        <w:t>’.</w:t>
+      </w:r>
+    </w:p>
+    <w:p>
+      <w:pPr>
+        <w:rPr>
+          <w:rFonts w:ascii="Arial" w:hAnsi="Arial" w:cs="Arial"/>
+          <w:sz w:val="20"/>
+          <w:szCs w:val="20"/>
+          <w:lang w:val="en-US"/>
+        </w:rPr>
+      </w:pPr>
+    </w:p>
+    <w:p>
+      <w:pPr>
+        <w:rPr>
+          <w:rFonts w:ascii="Arial" w:hAnsi="Arial" w:cs="Arial"/>
+          <w:b/>
+          <w:bCs/>
+          <w:sz w:val="20"/>
+          <w:szCs w:val="20"/>
+          <w:lang w:val="en-US"/>
+        </w:rPr>
+      </w:pPr>
+      <w:r>
+        <w:rPr>
+          <w:rFonts w:ascii="Arial" w:hAnsi="Arial" w:cs="Arial"/>
+          <w:b/>
+          <w:bCs/>
+          <w:sz w:val="20"/>
+          <w:szCs w:val="20"/>
+          <w:lang w:val="en-US"/>
+        </w:rPr>
+        <w:t>Exploratory Visualization &amp; Insights</w:t>
+      </w:r>
+    </w:p>
+    <w:p>
+      <w:pPr>
+        <w:rPr>
+          <w:rFonts w:ascii="Arial" w:hAnsi="Arial" w:cs="Arial"/>
+          <w:sz w:val="20"/>
+          <w:szCs w:val="20"/>
+          <w:lang w:val="en-US"/>
+        </w:rPr>
+      </w:pPr>
+      <w:r>
+        <w:rPr>
+          <w:rFonts w:ascii="Arial" w:hAnsi="Arial" w:cs="Arial"/>
+          <w:sz w:val="20"/>
+          <w:szCs w:val="20"/>
+          <w:lang w:val="en-US"/>
+        </w:rPr>
+        <w:t xml:space="preserve">Distribution of </w:t>
+      </w:r>
+      <w:r>
+        <w:rPr>
+          <w:rFonts w:ascii="Arial" w:hAnsi="Arial" w:cs="Arial"/>
+          <w:sz w:val="20"/>
+          <w:szCs w:val="20"/>
+          <w:lang w:val="en-US"/>
+        </w:rPr>
+        <w:t>Age, Gender, Annual Income and Annual Income Log</w:t>
+      </w:r>
+    </w:p>
+    <w:p>
+      <w:pPr>
+        <w:rPr>
+          <w:rFonts w:ascii="Arial" w:hAnsi="Arial" w:cs="Arial"/>
+          <w:sz w:val="20"/>
+          <w:szCs w:val="20"/>
+          <w:u w:val="single"/>
+          <w:lang w:val="en-US"/>
+        </w:rPr>
+      </w:pPr>
+      <w:r>
+        <w:rPr>
+          <w:rFonts w:ascii="Arial" w:hAnsi="Arial" w:cs="Arial"/>
+          <w:sz w:val="20"/>
+          <w:szCs w:val="20"/>
+          <w:lang w:val="en-US"/>
+        </w:rPr>
+        <w:drawing>
+          <wp:anchor distT="0" distB="0" distL="114300" distR="114300" simplePos="0" relativeHeight="251659264" behindDoc="1" locked="0" layoutInCell="1" allowOverlap="1" wp14:anchorId="1AADA9F1" wp14:editId="6A4B4FDA">
+            <wp:simplePos x="0" y="0"/>
+            <wp:positionH relativeFrom="page">
+              <wp:posOffset>4194810</wp:posOffset>
+            </wp:positionH>
+            <wp:positionV relativeFrom="paragraph">
+              <wp:posOffset>119380</wp:posOffset>
+            </wp:positionV>
+            <wp:extent cx="2816860" cy="2186305"/>
+            <wp:effectExtent l="0" t="0" r="2540" b="4445"/>
+            <wp:wrapTight wrapText="bothSides">
+              <wp:wrapPolygon edited="0">
+                <wp:start x="0" y="0"/>
+                <wp:lineTo x="0" y="21456"/>
+                <wp:lineTo x="21473" y="21456"/>
+                <wp:lineTo x="21473" y="0"/>
+                <wp:lineTo x="0" y="0"/>
+              </wp:wrapPolygon>
+            </wp:wrapTight>
+            <wp:docPr id="422426303" name="Picture 1" descr="A graph of distribution by gender&#10;&#10;AI-generated content may be incorrect."/>
+            <wp:cNvGraphicFramePr>
+              <a:graphicFrameLocks xmlns:a="http://schemas.openxmlformats.org/drawingml/2006/main" noChangeAspect="1"/>
+            </wp:cNvGraphicFramePr>
+            <a:graphic xmlns:a="http://schemas.openxmlformats.org/drawingml/2006/main">
+              <a:graphicData uri="http://schemas.openxmlformats.org/drawingml/2006/picture">
+                <pic:pic xmlns:pic="http://schemas.openxmlformats.org/drawingml/2006/picture">
+                  <pic:nvPicPr>
+                    <pic:cNvPr id="422426303" name="Picture 1" descr="A graph of distribution by gender&#10;&#10;AI-generated content may be incorrect."/>
+                    <pic:cNvPicPr/>
+                  </pic:nvPicPr>
+                  <pic:blipFill>
+                    <a:blip r:embed="rId13" cstate="print">
+                      <a:extLst>
+                        <a:ext uri="{28A0092B-C50C-407E-A947-70E740481C1C}">
+                          <a14:useLocalDpi xmlns:a14="http://schemas.microsoft.com/office/drawing/2010/main" val="0"/>
+                        </a:ext>
+                      </a:extLst>
+                    </a:blip>
+                    <a:stretch>
+                      <a:fillRect/>
+                    </a:stretch>
+                  </pic:blipFill>
+                  <pic:spPr>
+                    <a:xfrm>
+                      <a:off x="0" y="0"/>
+                      <a:ext cx="2816860" cy="2186305"/>
+                    </a:xfrm>
+                    <a:prstGeom prst="rect">
+                      <a:avLst/>
+                    </a:prstGeom>
+                  </pic:spPr>
+                </pic:pic>
+              </a:graphicData>
+            </a:graphic>
+            <wp14:sizeRelH relativeFrom="margin">
+              <wp14:pctWidth>0</wp14:pctWidth>
+            </wp14:sizeRelH>
+            <wp14:sizeRelV relativeFrom="margin">
+              <wp14:pctHeight>0</wp14:pctHeight>
+            </wp14:sizeRelV>
+          </wp:anchor>
+        </w:drawing>
+      </w:r>
+      <w:r>
+        <w:rPr>
+          <w:rFonts w:ascii="Arial" w:hAnsi="Arial" w:cs="Arial"/>
+          <w:sz w:val="20"/>
+          <w:szCs w:val="20"/>
+          <w:u w:val="single"/>
+          <w:lang w:val="en-US"/>
+        </w:rPr>
+        <w:drawing>
+          <wp:inline distT="0" distB="0" distL="0" distR="0" wp14:anchorId="66AD0B4C" wp14:editId="63F45183">
+            <wp:extent cx="2967505" cy="2239547"/>
+            <wp:effectExtent l="0" t="0" r="4445" b="8890"/>
+            <wp:docPr id="625950171" name="Picture 1" descr="A graph of pink bars"/>
+            <wp:cNvGraphicFramePr>
+              <a:graphicFrameLocks xmlns:a="http://schemas.openxmlformats.org/drawingml/2006/main" noChangeAspect="1"/>
+            </wp:cNvGraphicFramePr>
+            <a:graphic xmlns:a="http://schemas.openxmlformats.org/drawingml/2006/main">
+              <a:graphicData uri="http://schemas.openxmlformats.org/drawingml/2006/picture">
+                <pic:pic xmlns:pic="http://schemas.openxmlformats.org/drawingml/2006/picture">
+                  <pic:nvPicPr>
+                    <pic:cNvPr id="625950171" name="Picture 1" descr="A graph of pink bars"/>
+                    <pic:cNvPicPr/>
+                  </pic:nvPicPr>
+                  <pic:blipFill rotWithShape="1">
+                    <a:blip r:embed="rId14"/>
+                    <a:srcRect b="847"/>
+                    <a:stretch>
+                      <a:fillRect/>
+                    </a:stretch>
+                  </pic:blipFill>
+                  <pic:spPr bwMode="auto">
+                    <a:xfrm>
+                      <a:off x="0" y="0"/>
+                      <a:ext cx="2983356" cy="2251510"/>
+                    </a:xfrm>
+                    <a:prstGeom prst="rect">
+                      <a:avLst/>
+                    </a:prstGeom>
+                    <a:ln>
+                      <a:noFill/>
+                    </a:ln>
+                    <a:extLst>
+                      <a:ext uri="{53640926-AAD7-44D8-BBD7-CCE9431645EC}">
+                        <a14:shadowObscured xmlns:a14="http://schemas.microsoft.com/office/drawing/2010/main"/>
+                      </a:ext>
+                    </a:extLst>
+                  </pic:spPr>
+                </pic:pic>
+              </a:graphicData>
+            </a:graphic>
+          </wp:inline>
+        </w:drawing>
+      </w:r>
+    </w:p>
+    <w:p>
+      <w:pPr>
+        <w:rPr>
+          <w:rFonts w:ascii="Arial" w:hAnsi="Arial" w:cs="Arial"/>
+          <w:sz w:val="20"/>
+          <w:szCs w:val="20"/>
+          <w:lang w:val="en-US"/>
+        </w:rPr>
+      </w:pPr>
+      <w:r>
+        <w:rPr>
+          <w:rFonts w:ascii="Arial" w:hAnsi="Arial" w:cs="Arial"/>
+          <w:sz w:val="20"/>
+          <w:szCs w:val="20"/>
+          <w:lang/>
+        </w:rPr>
+        <w:drawing>
+          <wp:anchor distT="0" distB="0" distL="114300" distR="114300" simplePos="0" relativeHeight="251660288" behindDoc="1" locked="0" layoutInCell="1" allowOverlap="1" wp14:anchorId="7ABCAA75" wp14:editId="5E001583">
+            <wp:simplePos x="0" y="0"/>
+            <wp:positionH relativeFrom="column">
+              <wp:posOffset>3442335</wp:posOffset>
+            </wp:positionH>
+            <wp:positionV relativeFrom="paragraph">
+              <wp:posOffset>3810</wp:posOffset>
+            </wp:positionV>
+            <wp:extent cx="2943225" cy="2310130"/>
+            <wp:effectExtent l="0" t="0" r="9525" b="0"/>
+            <wp:wrapTight wrapText="bothSides">
+              <wp:wrapPolygon edited="0">
+                <wp:start x="0" y="0"/>
+                <wp:lineTo x="0" y="21374"/>
+                <wp:lineTo x="21530" y="21374"/>
+                <wp:lineTo x="21530" y="0"/>
+                <wp:lineTo x="0" y="0"/>
+              </wp:wrapPolygon>
+            </wp:wrapTight>
+            <wp:docPr id="1294297059" name="Picture 1" descr="A graph of a distribution by income log&#10;&#10;AI-generated content may be incorrect."/>
+            <wp:cNvGraphicFramePr>
+              <a:graphicFrameLocks xmlns:a="http://schemas.openxmlformats.org/drawingml/2006/main" noChangeAspect="1"/>
+            </wp:cNvGraphicFramePr>
+            <a:graphic xmlns:a="http://schemas.openxmlformats.org/drawingml/2006/main">
+              <a:graphicData uri="http://schemas.openxmlformats.org/drawingml/2006/picture">
+                <pic:pic xmlns:pic="http://schemas.openxmlformats.org/drawingml/2006/picture">
+                  <pic:nvPicPr>
+                    <pic:cNvPr id="1294297059" name="Picture 1" descr="A graph of a distribution by income log&#10;&#10;AI-generated content may be incorrect."/>
+                    <pic:cNvPicPr/>
+                  </pic:nvPicPr>
+                  <pic:blipFill>
+                    <a:blip r:embed="rId15" cstate="print">
+                      <a:extLst>
+                        <a:ext uri="{28A0092B-C50C-407E-A947-70E740481C1C}">
+                          <a14:useLocalDpi xmlns:a14="http://schemas.microsoft.com/office/drawing/2010/main" val="0"/>
+                        </a:ext>
+                      </a:extLst>
+                    </a:blip>
+                    <a:stretch>
+                      <a:fillRect/>
+                    </a:stretch>
+                  </pic:blipFill>
+                  <pic:spPr>
+                    <a:xfrm>
+                      <a:off x="0" y="0"/>
+                      <a:ext cx="2943225" cy="2310130"/>
+                    </a:xfrm>
+                    <a:prstGeom prst="rect">
+                      <a:avLst/>
+                    </a:prstGeom>
+                  </pic:spPr>
+                </pic:pic>
+              </a:graphicData>
+            </a:graphic>
+            <wp14:sizeRelH relativeFrom="margin">
+              <wp14:pctWidth>0</wp14:pctWidth>
+            </wp14:sizeRelH>
+            <wp14:sizeRelV relativeFrom="margin">
+              <wp14:pctHeight>0</wp14:pctHeight>
+            </wp14:sizeRelV>
+          </wp:anchor>
+        </w:drawing>
+      </w:r>
+      <w:r>
+        <w:rPr>
+          <w:rFonts w:ascii="Arial" w:hAnsi="Arial" w:cs="Arial"/>
+          <w:sz w:val="20"/>
+          <w:szCs w:val="20"/>
+          <w:lang/>
+        </w:rPr>
+        <w:drawing>
+          <wp:inline distT="0" distB="0" distL="0" distR="0" wp14:anchorId="6B1F074B" wp14:editId="16FC5CC2">
+            <wp:extent cx="3149057" cy="2422626"/>
+            <wp:effectExtent l="0" t="0" r="0" b="0"/>
+            <wp:docPr id="1725972002" name="Picture 1" descr="A graph of distribution by an income&#10;&#10;AI-generated content may be incorrect."/>
+            <wp:cNvGraphicFramePr>
+              <a:graphicFrameLocks xmlns:a="http://schemas.openxmlformats.org/drawingml/2006/main" noChangeAspect="1"/>
+            </wp:cNvGraphicFramePr>
+            <a:graphic xmlns:a="http://schemas.openxmlformats.org/drawingml/2006/main">
+              <a:graphicData uri="http://schemas.openxmlformats.org/drawingml/2006/picture">
+                <pic:pic xmlns:pic="http://schemas.openxmlformats.org/drawingml/2006/picture">
+                  <pic:nvPicPr>
+                    <pic:cNvPr id="1725972002" name="Picture 1" descr="A graph of distribution by an income&#10;&#10;AI-generated content may be incorrect."/>
+                    <pic:cNvPicPr/>
+                  </pic:nvPicPr>
+                  <pic:blipFill>
+                    <a:blip r:embed="rId16"/>
+                    <a:stretch>
+                      <a:fillRect/>
+                    </a:stretch>
+                  </pic:blipFill>
+                  <pic:spPr>
+                    <a:xfrm>
+                      <a:off x="0" y="0"/>
+                      <a:ext cx="3168952" cy="2437932"/>
+                    </a:xfrm>
+                    <a:prstGeom prst="rect">
+                      <a:avLst/>
+                    </a:prstGeom>
+                  </pic:spPr>
+                </pic:pic>
+              </a:graphicData>
+            </a:graphic>
+          </wp:inline>
+        </w:drawing>
+      </w:r>
+    </w:p>
+    <w:p>
+      <w:pPr>
+        <w:rPr>
+          <w:rFonts w:ascii="Arial" w:hAnsi="Arial" w:cs="Arial"/>
+          <w:b/>
+          <w:bCs/>
+          <w:sz w:val="20"/>
+          <w:szCs w:val="20"/>
+          <w:lang w:val="en-US"/>
+        </w:rPr>
+      </w:pPr>
+    </w:p>
+    <w:p>
+      <w:pPr>
+        <w:rPr>
+          <w:rFonts w:ascii="Arial" w:hAnsi="Arial" w:cs="Arial"/>
+          <w:b/>
+          <w:bCs/>
+          <w:sz w:val="20"/>
+          <w:szCs w:val="20"/>
+          <w:lang w:val="en-US"/>
+        </w:rPr>
+      </w:pPr>
+      <w:r>
+        <w:rPr>
+          <w:rFonts w:ascii="Arial" w:hAnsi="Arial" w:cs="Arial"/>
+          <w:b/>
+          <w:bCs/>
+          <w:sz w:val="20"/>
+          <w:szCs w:val="20"/>
+          <w:lang w:val="en-US"/>
+        </w:rPr>
+        <w:lastRenderedPageBreak/>
+        <w:t>Number of visits per department over time</w:t>
+      </w:r>
+    </w:p>
+    <w:p>
+      <w:pPr>
+        <w:rPr>
+          <w:rFonts w:ascii="Arial" w:hAnsi="Arial" w:cs="Arial"/>
+          <w:sz w:val="20"/>
+          <w:szCs w:val="20"/>
+          <w:lang w:val="en-US"/>
+        </w:rPr>
+      </w:pPr>
+      <w:r>
+        <w:rPr>
+          <w:rFonts w:ascii="Arial" w:hAnsi="Arial" w:cs="Arial"/>
+          <w:noProof/>
+          <w:sz w:val="20"/>
+          <w:szCs w:val="20"/>
+          <w:lang w:val="en-US"/>
+        </w:rPr>
+        <w:drawing>
+          <wp:inline distT="0" distB="0" distL="0" distR="0" wp14:anchorId="00203866" wp14:editId="512D2BCE">
+            <wp:extent cx="5725795" cy="2547620"/>
+            <wp:effectExtent l="0" t="0" r="8255" b="5080"/>
+            <wp:docPr id="688989418" name="Picture 1"/>
+            <wp:cNvGraphicFramePr>
+              <a:graphicFrameLocks xmlns:a="http://schemas.openxmlformats.org/drawingml/2006/main" noChangeAspect="1"/>
+            </wp:cNvGraphicFramePr>
+            <a:graphic xmlns:a="http://schemas.openxmlformats.org/drawingml/2006/main">
+              <a:graphicData uri="http://schemas.openxmlformats.org/drawingml/2006/picture">
+                <pic:pic xmlns:pic="http://schemas.openxmlformats.org/drawingml/2006/picture">
+                  <pic:nvPicPr>
+                    <pic:cNvPr id="0" name="Picture 1"/>
+                    <pic:cNvPicPr>
+                      <a:picLocks noChangeAspect="1" noChangeArrowheads="1"/>
+                    </pic:cNvPicPr>
+                  </pic:nvPicPr>
+                  <pic:blipFill>
+                    <a:blip r:embed="rId17">
+                      <a:extLst>
+                        <a:ext uri="{28A0092B-C50C-407E-A947-70E740481C1C}">
+                          <a14:useLocalDpi xmlns:a14="http://schemas.microsoft.com/office/drawing/2010/main" val="0"/>
+                        </a:ext>
+                      </a:extLst>
+                    </a:blip>
+                    <a:srcRect/>
+                    <a:stretch>
+                      <a:fillRect/>
+                    </a:stretch>
+                  </pic:blipFill>
+                  <pic:spPr bwMode="auto">
+                    <a:xfrm>
+                      <a:off x="0" y="0"/>
+                      <a:ext cx="5725795" cy="2547620"/>
+                    </a:xfrm>
+                    <a:prstGeom prst="rect">
+                      <a:avLst/>
+                    </a:prstGeom>
+                    <a:noFill/>
+                    <a:ln>
+                      <a:noFill/>
+                    </a:ln>
+                  </pic:spPr>
+                </pic:pic>
+              </a:graphicData>
+            </a:graphic>
+          </wp:inline>
+        </w:drawing>
+      </w:r>
+    </w:p>
+    <w:p>
+      <w:pPr>
+        <w:rPr>
+          <w:rFonts w:ascii="Arial" w:hAnsi="Arial" w:cs="Arial"/>
+          <w:b/>
+          <w:bCs/>
+          <w:sz w:val="20"/>
+          <w:szCs w:val="20"/>
+          <w:lang w:val="en-US"/>
+        </w:rPr>
+      </w:pPr>
+      <w:r>
+        <w:rPr>
+          <w:rFonts w:ascii="Arial" w:hAnsi="Arial" w:cs="Arial"/>
+          <w:b/>
+          <w:bCs/>
+          <w:sz w:val="20"/>
+          <w:szCs w:val="20"/>
+          <w:lang w:val="en-US"/>
+        </w:rPr>
+        <w:t>Department visits by Gender</w:t>
+      </w:r>
+    </w:p>
+    <w:p>
+      <w:pPr>
+        <w:rPr>
+          <w:rFonts w:ascii="Arial" w:hAnsi="Arial" w:cs="Arial"/>
+          <w:b/>
+          <w:bCs/>
+          <w:noProof/>
+          <w:sz w:val="20"/>
+          <w:szCs w:val="20"/>
+          <w:lang w:val="en-US"/>
+        </w:rPr>
+      </w:pPr>
+      <w:r>
+        <w:rPr>
+          <w:rFonts w:ascii="Arial" w:hAnsi="Arial" w:cs="Arial"/>
+          <w:b/>
+          <w:bCs/>
+          <w:noProof/>
+          <w:sz w:val="20"/>
+          <w:szCs w:val="20"/>
+          <w:lang w:val="en-US"/>
+        </w:rPr>
+        <w:drawing>
+          <wp:inline distT="0" distB="0" distL="0" distR="0" wp14:anchorId="433903E1" wp14:editId="15BC48FB">
+            <wp:extent cx="5725795" cy="2547620"/>
+            <wp:effectExtent l="0" t="0" r="8255" b="5080"/>
+            <wp:docPr id="241957885" name="Picture 2"/>
+            <wp:cNvGraphicFramePr>
+              <a:graphicFrameLocks xmlns:a="http://schemas.openxmlformats.org/drawingml/2006/main" noChangeAspect="1"/>
+            </wp:cNvGraphicFramePr>
+            <a:graphic xmlns:a="http://schemas.openxmlformats.org/drawingml/2006/main">
+              <a:graphicData uri="http://schemas.openxmlformats.org/drawingml/2006/picture">
+                <pic:pic xmlns:pic="http://schemas.openxmlformats.org/drawingml/2006/picture">
+                  <pic:nvPicPr>
+                    <pic:cNvPr id="0" name="Picture 2"/>
+                    <pic:cNvPicPr>
+                      <a:picLocks noChangeAspect="1" noChangeArrowheads="1"/>
+                    </pic:cNvPicPr>
+                  </pic:nvPicPr>
+                  <pic:blipFill>
+                    <a:blip r:embed="rId18">
+                      <a:extLst>
+                        <a:ext uri="{28A0092B-C50C-407E-A947-70E740481C1C}">
+                          <a14:useLocalDpi xmlns:a14="http://schemas.microsoft.com/office/drawing/2010/main" val="0"/>
+                        </a:ext>
+                      </a:extLst>
+                    </a:blip>
+                    <a:srcRect/>
+                    <a:stretch>
+                      <a:fillRect/>
+                    </a:stretch>
+                  </pic:blipFill>
+                  <pic:spPr bwMode="auto">
+                    <a:xfrm>
+                      <a:off x="0" y="0"/>
+                      <a:ext cx="5725795" cy="2547620"/>
+                    </a:xfrm>
+                    <a:prstGeom prst="rect">
+                      <a:avLst/>
+                    </a:prstGeom>
+                    <a:noFill/>
+                    <a:ln>
+                      <a:noFill/>
+                    </a:ln>
+                  </pic:spPr>
+                </pic:pic>
+              </a:graphicData>
+            </a:graphic>
+          </wp:inline>
+        </w:drawing>
+      </w:r>
+      <w:r>
+        <w:rPr>
+          <w:rFonts w:ascii="Arial" w:hAnsi="Arial" w:cs="Arial"/>
+          <w:sz w:val="20"/>
+          <w:szCs w:val="20"/>
+          <w:lang w:val="en-US"/>
+        </w:rPr>
+        <w:tab/>
+      </w:r>
+    </w:p>
+    <w:p>
+      <w:pPr>
+        <w:tabs>
+          <w:tab w:val="left" w:pos="1471"/>
+        </w:tabs>
+        <w:rPr>
+          <w:rFonts w:ascii="Arial" w:hAnsi="Arial" w:cs="Arial"/>
+          <w:b/>
+          <w:bCs/>
+          <w:sz w:val="20"/>
+          <w:szCs w:val="20"/>
+          <w:lang w:val="en-US"/>
+        </w:rPr>
+      </w:pPr>
+      <w:r>
+        <w:rPr>
+          <w:rFonts w:ascii="Arial" w:hAnsi="Arial" w:cs="Arial"/>
+          <w:b/>
+          <w:bCs/>
+          <w:sz w:val="20"/>
+          <w:szCs w:val="20"/>
+          <w:lang w:val="en-US"/>
+        </w:rPr>
+        <w:t>Insights</w:t>
+      </w:r>
+    </w:p>
+    <w:p>
+      <w:pPr>
+        <w:tabs>
+          <w:tab w:val="left" w:pos="1471"/>
+        </w:tabs>
+        <w:rPr>
+          <w:rFonts w:ascii="Arial" w:hAnsi="Arial" w:cs="Arial"/>
+          <w:b/>
+          <w:bCs/>
+          <w:sz w:val="20"/>
+          <w:szCs w:val="20"/>
+          <w:lang w:val="en-US"/>
+        </w:rPr>
+      </w:pPr>
+      <w:r>
+        <w:rPr>
+          <w:rFonts w:ascii="Arial" w:hAnsi="Arial" w:cs="Arial"/>
+          <w:b/>
+          <w:bCs/>
+          <w:sz w:val="20"/>
+          <w:szCs w:val="20"/>
+          <w:lang w:val="en-US"/>
+        </w:rPr>
+        <w:t>Consultation Price and Duration by Satisfaction Level</w:t>
+      </w:r>
+    </w:p>
+    <w:p>
+      <w:pPr>
+        <w:tabs>
+          <w:tab w:val="left" w:pos="1471"/>
+        </w:tabs>
+        <w:rPr>
+          <w:rFonts w:ascii="Arial" w:hAnsi="Arial" w:cs="Arial"/>
+          <w:b/>
+          <w:bCs/>
+          <w:sz w:val="20"/>
+          <w:szCs w:val="20"/>
+          <w:lang w:val="en-US"/>
+        </w:rPr>
+      </w:pPr>
+      <w:r>
+        <w:rPr>
+          <w:rFonts w:ascii="Arial" w:hAnsi="Arial" w:cs="Arial"/>
+          <w:b/>
+          <w:bCs/>
+          <w:noProof/>
+          <w:sz w:val="20"/>
+          <w:szCs w:val="20"/>
+          <w:lang w:val="en-US"/>
+        </w:rPr>
+        <w:drawing>
+          <wp:anchor distT="0" distB="0" distL="114300" distR="114300" simplePos="0" relativeHeight="251661312" behindDoc="1" locked="0" layoutInCell="1" allowOverlap="1" wp14:anchorId="6EA7C35A" wp14:editId="33C468CE">
+            <wp:simplePos x="0" y="0"/>
+            <wp:positionH relativeFrom="margin">
+              <wp:align>left</wp:align>
+            </wp:positionH>
+            <wp:positionV relativeFrom="paragraph">
+              <wp:posOffset>11668</wp:posOffset>
+            </wp:positionV>
+            <wp:extent cx="4463219" cy="2660072"/>
+            <wp:effectExtent l="0" t="0" r="0" b="6985"/>
+            <wp:wrapNone/>
+            <wp:docPr id="49344326" name="Picture 4" descr="A chart of different colored squares&#10;&#10;AI-generated content may be incorrect."/>
+            <wp:cNvGraphicFramePr>
+              <a:graphicFrameLocks xmlns:a="http://schemas.openxmlformats.org/drawingml/2006/main" noChangeAspect="1"/>
+            </wp:cNvGraphicFramePr>
+            <a:graphic xmlns:a="http://schemas.openxmlformats.org/drawingml/2006/main">
+              <a:graphicData uri="http://schemas.openxmlformats.org/drawingml/2006/picture">
+                <pic:pic xmlns:pic="http://schemas.openxmlformats.org/drawingml/2006/picture">
+                  <pic:nvPicPr>
+                    <pic:cNvPr id="49344326" name="Picture 4" descr="A chart of different colored squares&#10;&#10;AI-generated content may be incorrect."/>
+                    <pic:cNvPicPr>
+                      <a:picLocks noChangeAspect="1" noChangeArrowheads="1"/>
+                    </pic:cNvPicPr>
+                  </pic:nvPicPr>
+                  <pic:blipFill>
+                    <a:blip r:embed="rId19">
+                      <a:extLst>
+                        <a:ext uri="{28A0092B-C50C-407E-A947-70E740481C1C}">
+                          <a14:useLocalDpi xmlns:a14="http://schemas.microsoft.com/office/drawing/2010/main" val="0"/>
+                        </a:ext>
+                      </a:extLst>
+                    </a:blip>
+                    <a:srcRect/>
+                    <a:stretch>
+                      <a:fillRect/>
+                    </a:stretch>
+                  </pic:blipFill>
+                  <pic:spPr bwMode="auto">
+                    <a:xfrm>
+                      <a:off x="0" y="0"/>
+                      <a:ext cx="4463219" cy="2660072"/>
+                    </a:xfrm>
+                    <a:prstGeom prst="rect">
+                      <a:avLst/>
+                    </a:prstGeom>
+                    <a:noFill/>
+                    <a:ln>
+                      <a:noFill/>
+                    </a:ln>
+                  </pic:spPr>
+                </pic:pic>
+              </a:graphicData>
+            </a:graphic>
+            <wp14:sizeRelH relativeFrom="margin">
+              <wp14:pctWidth>0</wp14:pctWidth>
+            </wp14:sizeRelH>
+            <wp14:sizeRelV relativeFrom="margin">
+              <wp14:pctHeight>0</wp14:pctHeight>
+            </wp14:sizeRelV>
+          </wp:anchor>
+        </w:drawing>
+      </w:r>
+    </w:p>
+    <w:p>
+      <w:pPr>
+        <w:rPr>
+          <w:rFonts w:ascii="Arial" w:hAnsi="Arial" w:cs="Arial"/>
+          <w:b/>
+          <w:bCs/>
+          <w:sz w:val="20"/>
+          <w:szCs w:val="20"/>
+          <w:lang w:val="en-US"/>
+        </w:rPr>
+      </w:pPr>
+      <w:r>
+        <w:rPr>
+          <w:rFonts w:ascii="Arial" w:hAnsi="Arial" w:cs="Arial"/>
+          <w:b/>
+          <w:bCs/>
+          <w:sz w:val="20"/>
+          <w:szCs w:val="20"/>
+          <w:lang w:val="en-US"/>
+        </w:rPr>
+        <w:br w:type="page"/>
+      </w:r>
+    </w:p>
+    <w:p>
+      <w:pPr>
+        <w:tabs>
+          <w:tab w:val="left" w:pos="1471"/>
+        </w:tabs>
+        <w:rPr>
+          <w:rFonts w:ascii="Arial" w:hAnsi="Arial" w:cs="Arial"/>
+          <w:b/>
+          <w:bCs/>
+          <w:sz w:val="20"/>
+          <w:szCs w:val="20"/>
+          <w:lang w:val="en-US"/>
+        </w:rPr>
+      </w:pPr>
+      <w:r>
+        <w:rPr>
+          <w:rFonts w:ascii="Arial" w:hAnsi="Arial" w:cs="Arial"/>
+          <w:b/>
+          <w:bCs/>
+          <w:sz w:val="20"/>
+          <w:szCs w:val="20"/>
+          <w:lang w:val="en-US"/>
+        </w:rPr>
+        <w:lastRenderedPageBreak/>
+        <w:t>Relationship between Consultation Price and Insurance Coverage by Insurance Provider</w:t>
+      </w:r>
+    </w:p>
+    <w:p>
+      <w:pPr>
+        <w:tabs>
+          <w:tab w:val="left" w:pos="1471"/>
+        </w:tabs>
+        <w:rPr>
+          <w:rFonts w:ascii="Arial" w:hAnsi="Arial" w:cs="Arial"/>
+          <w:b/>
+          <w:bCs/>
+          <w:sz w:val="20"/>
+          <w:szCs w:val="20"/>
+          <w:lang w:val="en-US"/>
+        </w:rPr>
+      </w:pPr>
+    </w:p>
+    <w:p>
+      <w:pPr>
+        <w:tabs>
+          <w:tab w:val="left" w:pos="1471"/>
+        </w:tabs>
+        <w:rPr>
+          <w:rFonts w:ascii="Arial" w:hAnsi="Arial" w:cs="Arial"/>
+          <w:b/>
+          <w:bCs/>
+          <w:noProof/>
+          <w:sz w:val="20"/>
+          <w:szCs w:val="20"/>
+          <w:lang w:val="en-US"/>
+        </w:rPr>
+      </w:pPr>
+      <w:r>
+        <w:rPr>
+          <w:rFonts w:ascii="Arial" w:hAnsi="Arial" w:cs="Arial"/>
+          <w:b/>
+          <w:bCs/>
+          <w:noProof/>
+          <w:sz w:val="20"/>
+          <w:szCs w:val="20"/>
+          <w:lang w:val="en-US"/>
+        </w:rPr>
+        <w:drawing>
+          <wp:inline distT="0" distB="0" distL="0" distR="0" wp14:anchorId="2B20D42E" wp14:editId="5ADAAA19">
+            <wp:extent cx="5725795" cy="3686810"/>
+            <wp:effectExtent l="0" t="0" r="8255" b="8890"/>
+            <wp:docPr id="1252330177" name="Picture 5"/>
+            <wp:cNvGraphicFramePr>
+              <a:graphicFrameLocks xmlns:a="http://schemas.openxmlformats.org/drawingml/2006/main" noChangeAspect="1"/>
+            </wp:cNvGraphicFramePr>
+            <a:graphic xmlns:a="http://schemas.openxmlformats.org/drawingml/2006/main">
+              <a:graphicData uri="http://schemas.openxmlformats.org/drawingml/2006/picture">
+                <pic:pic xmlns:pic="http://schemas.openxmlformats.org/drawingml/2006/picture">
+                  <pic:nvPicPr>
+                    <pic:cNvPr id="0" name="Picture 5"/>
+                    <pic:cNvPicPr>
+                      <a:picLocks noChangeAspect="1" noChangeArrowheads="1"/>
+                    </pic:cNvPicPr>
+                  </pic:nvPicPr>
+                  <pic:blipFill>
+                    <a:blip r:embed="rId20">
+                      <a:extLst>
+                        <a:ext uri="{28A0092B-C50C-407E-A947-70E740481C1C}">
+                          <a14:useLocalDpi xmlns:a14="http://schemas.microsoft.com/office/drawing/2010/main" val="0"/>
+                        </a:ext>
+                      </a:extLst>
+                    </a:blip>
+                    <a:srcRect/>
+                    <a:stretch>
+                      <a:fillRect/>
+                    </a:stretch>
+                  </pic:blipFill>
+                  <pic:spPr bwMode="auto">
+                    <a:xfrm>
+                      <a:off x="0" y="0"/>
+                      <a:ext cx="5725795" cy="3686810"/>
+                    </a:xfrm>
+                    <a:prstGeom prst="rect">
+                      <a:avLst/>
+                    </a:prstGeom>
+                    <a:noFill/>
+                    <a:ln>
+                      <a:noFill/>
+                    </a:ln>
+                  </pic:spPr>
+                </pic:pic>
+              </a:graphicData>
+            </a:graphic>
+          </wp:inline>
+        </w:drawing>
+      </w:r>
+    </w:p>
+    <w:p>
+      <w:pPr>
+        <w:tabs>
+          <w:tab w:val="left" w:pos="2464"/>
+        </w:tabs>
+        <w:rPr>
+          <w:rFonts w:ascii="Arial" w:hAnsi="Arial" w:cs="Arial"/>
+          <w:b/>
+          <w:bCs/>
+          <w:sz w:val="20"/>
+          <w:szCs w:val="20"/>
+          <w:lang w:val="en-US"/>
+        </w:rPr>
+      </w:pPr>
+      <w:r>
+        <w:rPr>
+          <w:rFonts w:ascii="Arial" w:hAnsi="Arial" w:cs="Arial"/>
+          <w:b/>
+          <w:bCs/>
+          <w:sz w:val="20"/>
+          <w:szCs w:val="20"/>
+          <w:lang w:val="en-US"/>
+        </w:rPr>
+        <w:t>Consultation Price by Department</w:t>
+      </w:r>
+    </w:p>
+    <w:p>
+      <w:pPr>
+        <w:tabs>
+          <w:tab w:val="left" w:pos="2464"/>
+        </w:tabs>
+        <w:rPr>
+          <w:rFonts w:ascii="Arial" w:hAnsi="Arial" w:cs="Arial"/>
+          <w:sz w:val="20"/>
+          <w:szCs w:val="20"/>
+          <w:lang w:val="en-US"/>
+        </w:rPr>
+      </w:pPr>
+    </w:p>
+    <w:p>
+      <w:pPr>
+        <w:rPr>
+          <w:rFonts w:ascii="Arial" w:hAnsi="Arial" w:cs="Arial"/>
+          <w:sz w:val="20"/>
+          <w:szCs w:val="20"/>
+          <w:lang w:val="en-US"/>
+        </w:rPr>
+      </w:pPr>
+      <w:r>
+        <w:rPr>
+          <w:rFonts w:ascii="Arial" w:hAnsi="Arial" w:cs="Arial"/>
+          <w:noProof/>
+          <w:sz w:val="20"/>
+          <w:szCs w:val="20"/>
+          <w:lang w:val="en-US"/>
+        </w:rPr>
+        <w:drawing>
+          <wp:inline distT="0" distB="0" distL="0" distR="0" wp14:anchorId="61F10565" wp14:editId="74448D58">
+            <wp:extent cx="4811602" cy="3759848"/>
+            <wp:effectExtent l="0" t="0" r="8255" b="0"/>
+            <wp:docPr id="1971681470" name="Picture 6" descr="A graph of a chart&#10;&#10;AI-generated content may be incorrect."/>
+            <wp:cNvGraphicFramePr>
+              <a:graphicFrameLocks xmlns:a="http://schemas.openxmlformats.org/drawingml/2006/main" noChangeAspect="1"/>
+            </wp:cNvGraphicFramePr>
+            <a:graphic xmlns:a="http://schemas.openxmlformats.org/drawingml/2006/main">
+              <a:graphicData uri="http://schemas.openxmlformats.org/drawingml/2006/picture">
+                <pic:pic xmlns:pic="http://schemas.openxmlformats.org/drawingml/2006/picture">
+                  <pic:nvPicPr>
+                    <pic:cNvPr id="1971681470" name="Picture 6" descr="A graph of a chart&#10;&#10;AI-generated content may be incorrect."/>
+                    <pic:cNvPicPr>
+                      <a:picLocks noChangeAspect="1" noChangeArrowheads="1"/>
+                    </pic:cNvPicPr>
+                  </pic:nvPicPr>
+                  <pic:blipFill>
+                    <a:blip r:embed="rId21">
+                      <a:extLst>
+                        <a:ext uri="{28A0092B-C50C-407E-A947-70E740481C1C}">
+                          <a14:useLocalDpi xmlns:a14="http://schemas.microsoft.com/office/drawing/2010/main" val="0"/>
+                        </a:ext>
+                      </a:extLst>
+                    </a:blip>
+                    <a:srcRect/>
+                    <a:stretch>
+                      <a:fillRect/>
+                    </a:stretch>
+                  </pic:blipFill>
+                  <pic:spPr bwMode="auto">
+                    <a:xfrm>
+                      <a:off x="0" y="0"/>
+                      <a:ext cx="4825605" cy="3770790"/>
+                    </a:xfrm>
+                    <a:prstGeom prst="rect">
+                      <a:avLst/>
+                    </a:prstGeom>
+                    <a:noFill/>
+                    <a:ln>
+                      <a:noFill/>
+                    </a:ln>
+                  </pic:spPr>
+                </pic:pic>
+              </a:graphicData>
+            </a:graphic>
+          </wp:inline>
+        </w:drawing>
+      </w:r>
+      <w:r>
+        <w:rPr>
+          <w:rFonts w:ascii="Arial" w:hAnsi="Arial" w:cs="Arial"/>
+          <w:sz w:val="20"/>
+          <w:szCs w:val="20"/>
+          <w:lang w:val="en-US"/>
+        </w:rPr>
+        <w:br w:type="page"/>
+      </w:r>
+    </w:p>
+    <w:p>
+      <w:pPr>
+        <w:tabs>
+          <w:tab w:val="left" w:pos="2464"/>
+        </w:tabs>
+        <w:rPr>
+          <w:rFonts w:ascii="Arial" w:hAnsi="Arial" w:cs="Arial"/>
+          <w:b/>
+          <w:bCs/>
+          <w:sz w:val="20"/>
+          <w:szCs w:val="20"/>
+          <w:lang w:val="en-US"/>
+        </w:rPr>
+      </w:pPr>
+      <w:r>
+        <w:rPr>
+          <w:rFonts w:ascii="Arial" w:hAnsi="Arial" w:cs="Arial"/>
+          <w:b/>
+          <w:bCs/>
+          <w:sz w:val="20"/>
+          <w:szCs w:val="20"/>
+          <w:lang w:val="en-US"/>
+        </w:rPr>
+        <w:lastRenderedPageBreak/>
+        <w:t>Number of visits per department</w:t>
+      </w:r>
+    </w:p>
+    <w:p>
+      <w:pPr>
+        <w:tabs>
+          <w:tab w:val="left" w:pos="2464"/>
+        </w:tabs>
+        <w:rPr>
+          <w:rFonts w:ascii="Arial" w:hAnsi="Arial" w:cs="Arial"/>
+          <w:sz w:val="20"/>
+          <w:szCs w:val="20"/>
+          <w:lang w:val="en-US"/>
+        </w:rPr>
+      </w:pPr>
+      <w:r>
+        <w:rPr>
+          <w:rFonts w:ascii="Arial" w:hAnsi="Arial" w:cs="Arial"/>
+          <w:noProof/>
+          <w:sz w:val="20"/>
+          <w:szCs w:val="20"/>
+          <w:lang w:val="en-US"/>
+        </w:rPr>
+        <w:drawing>
+          <wp:inline distT="0" distB="0" distL="0" distR="0" wp14:anchorId="26989690" wp14:editId="5A3DC757">
+            <wp:extent cx="4354521" cy="4210152"/>
+            <wp:effectExtent l="0" t="0" r="8255" b="0"/>
+            <wp:docPr id="2110586592" name="Picture 7"/>
+            <wp:cNvGraphicFramePr>
+              <a:graphicFrameLocks xmlns:a="http://schemas.openxmlformats.org/drawingml/2006/main" noChangeAspect="1"/>
+            </wp:cNvGraphicFramePr>
+            <a:graphic xmlns:a="http://schemas.openxmlformats.org/drawingml/2006/main">
+              <a:graphicData uri="http://schemas.openxmlformats.org/drawingml/2006/picture">
+                <pic:pic xmlns:pic="http://schemas.openxmlformats.org/drawingml/2006/picture">
+                  <pic:nvPicPr>
+                    <pic:cNvPr id="0" name="Picture 7"/>
+                    <pic:cNvPicPr>
+                      <a:picLocks noChangeAspect="1" noChangeArrowheads="1"/>
+                    </pic:cNvPicPr>
+                  </pic:nvPicPr>
+                  <pic:blipFill>
+                    <a:blip r:embed="rId22">
+                      <a:extLst>
+                        <a:ext uri="{28A0092B-C50C-407E-A947-70E740481C1C}">
+                          <a14:useLocalDpi xmlns:a14="http://schemas.microsoft.com/office/drawing/2010/main" val="0"/>
+                        </a:ext>
+                      </a:extLst>
+                    </a:blip>
+                    <a:srcRect/>
+                    <a:stretch>
+                      <a:fillRect/>
+                    </a:stretch>
+                  </pic:blipFill>
+                  <pic:spPr bwMode="auto">
+                    <a:xfrm>
+                      <a:off x="0" y="0"/>
+                      <a:ext cx="4360581" cy="4216012"/>
+                    </a:xfrm>
+                    <a:prstGeom prst="rect">
+                      <a:avLst/>
+                    </a:prstGeom>
+                    <a:noFill/>
+                    <a:ln>
+                      <a:noFill/>
+                    </a:ln>
+                  </pic:spPr>
+                </pic:pic>
+              </a:graphicData>
+            </a:graphic>
+          </wp:inline>
+        </w:drawing>
+      </w:r>
     </w:p>
     <w:sectPr>
       <w:pgSz w:w="11906" w:h="16838"/>
@@ -5552,7 +7062,6 @@
   <w:style w:type="character" w:default="1" w:styleId="DefaultParagraphFont">
     <w:name w:val="Default Paragraph Font"/>
     <w:uiPriority w:val="1"/>
-    <w:semiHidden/>
     <w:unhideWhenUsed/>
   </w:style>
   <w:style w:type="table" w:default="1" w:styleId="TableNormal">

--- a/report_data_preprocessing.docx
+++ b/report_data_preprocessing.docx
@@ -83,11 +83,15 @@
         <w:ind w:firstLine="720"/>
         <w:rPr>
           <w:rFonts w:ascii="Garamond" w:hAnsi="Garamond"/>
+          <w:b/>
+          <w:bCs/>
         </w:rPr>
       </w:pPr>
       <w:r>
         <w:rPr>
           <w:rFonts w:ascii="Garamond" w:hAnsi="Garamond"/>
+          <w:b/>
+          <w:bCs/>
         </w:rPr>
         <w:t>Objective &amp; Audience</w:t>
       </w:r>
@@ -159,6 +163,8 @@
           <w:rFonts w:ascii="Garamond" w:hAnsi="Garamond"/>
           <w:b/>
           <w:bCs/>
+          <w:sz w:val="27"/>
+          <w:szCs w:val="27"/>
         </w:rPr>
       </w:pPr>
       <w:r>
@@ -166,6 +172,8 @@
           <w:rFonts w:ascii="Garamond" w:hAnsi="Garamond"/>
           <w:b/>
           <w:bCs/>
+          <w:sz w:val="27"/>
+          <w:szCs w:val="27"/>
         </w:rPr>
         <w:t>Part A: Data Understanding &amp; Cleaning</w:t>
       </w:r>
@@ -174,19 +182,68 @@
       <w:pPr>
         <w:rPr>
           <w:rFonts w:ascii="Garamond" w:hAnsi="Garamond"/>
+          <w:b/>
+          <w:bCs/>
+          <w:lang w:val="pt-PT"/>
         </w:rPr>
       </w:pPr>
       <w:r>
         <w:rPr>
           <w:rFonts w:ascii="Garamond" w:hAnsi="Garamond"/>
-        </w:rPr>
-        <w:t>Data Overview</w:t>
-      </w:r>
+          <w:b/>
+          <w:bCs/>
+          <w:lang w:val="pt-PT"/>
+        </w:rPr>
+        <w:t xml:space="preserve">Data </w:t>
+      </w:r>
+      <w:proofErr w:type="spellStart"/>
       <w:r>
         <w:rPr>
           <w:rFonts w:ascii="Garamond" w:hAnsi="Garamond"/>
-        </w:rPr>
-        <w:t xml:space="preserve"> &amp; Understanding</w:t>
+          <w:b/>
+          <w:bCs/>
+          <w:lang w:val="pt-PT"/>
+        </w:rPr>
+        <w:t>Overview</w:t>
+      </w:r>
+      <w:proofErr w:type="spellEnd"/>
+      <w:r>
+        <w:rPr>
+          <w:rFonts w:ascii="Garamond" w:hAnsi="Garamond"/>
+          <w:b/>
+          <w:bCs/>
+          <w:lang w:val="pt-PT"/>
+        </w:rPr>
+        <w:t xml:space="preserve"> &amp; </w:t>
+      </w:r>
+      <w:proofErr w:type="spellStart"/>
+      <w:r>
+        <w:rPr>
+          <w:rFonts w:ascii="Garamond" w:hAnsi="Garamond"/>
+          <w:b/>
+          <w:bCs/>
+          <w:lang w:val="pt-PT"/>
+        </w:rPr>
+        <w:t>Understanding</w:t>
+      </w:r>
+      <w:proofErr w:type="spellEnd"/>
+      <w:r>
+        <w:rPr>
+          <w:rFonts w:ascii="Garamond" w:hAnsi="Garamond"/>
+          <w:b/>
+          <w:bCs/>
+          <w:lang w:val="pt-PT"/>
+        </w:rPr>
+        <w:t xml:space="preserve"> (SE CALHAR É IMPORTANTE </w:t>
+      </w:r>
+      <w:r>
+        <w:rPr>
+          <w:rFonts w:ascii="Garamond" w:hAnsi="Garamond"/>
+          <w:b/>
+          <w:bCs/>
+          <w:lang w:val="pt-PT"/>
+        </w:rPr>
+        <w:t>POR ALGUM output DE UM DOS METODOS)</w:t>
       </w:r>
     </w:p>
     <w:p>
@@ -765,18 +822,113 @@
     </w:p>
     <w:p>
       <w:pPr>
+        <w:rPr>
+          <w:rFonts w:ascii="Garamond" w:hAnsi="Garamond"/>
+          <w:b/>
+          <w:bCs/>
+        </w:rPr>
+      </w:pPr>
+      <w:r>
+        <w:rPr>
+          <w:rFonts w:ascii="Garamond" w:hAnsi="Garamond"/>
+          <w:b/>
+          <w:bCs/>
+        </w:rPr>
+        <w:t>Missing values</w:t>
+      </w:r>
+    </w:p>
+    <w:p>
+      <w:pPr>
         <w:ind w:firstLine="720"/>
         <w:rPr>
-          <w:rFonts w:ascii="Garamond" w:hAnsi="Garamond"/>
-        </w:rPr>
-      </w:pPr>
-      <w:r>
-        <w:rPr>
-          <w:rFonts w:ascii="Garamond" w:hAnsi="Garamond"/>
-          <w:b/>
-          <w:bCs/>
-        </w:rPr>
-        <w:t>Missing values</w:t>
+          <w:rFonts w:ascii="Arial" w:hAnsi="Arial" w:cs="Arial"/>
+          <w:sz w:val="20"/>
+          <w:szCs w:val="20"/>
+        </w:rPr>
+      </w:pPr>
+      <w:r>
+        <w:rPr>
+          <w:rFonts w:ascii="Arial" w:hAnsi="Arial" w:cs="Arial"/>
+          <w:sz w:val="20"/>
+          <w:szCs w:val="20"/>
+        </w:rPr>
+        <w:t xml:space="preserve">We </w:t>
+      </w:r>
+      <w:r>
+        <w:rPr>
+          <w:rFonts w:ascii="Arial" w:hAnsi="Arial" w:cs="Arial"/>
+          <w:sz w:val="20"/>
+          <w:szCs w:val="20"/>
+        </w:rPr>
+        <w:t xml:space="preserve">computed the number of missing values per column (as well as its proportion) and concluded that the most problematic variable is </w:t>
+      </w:r>
+      <w:r>
+        <w:rPr>
+          <w:rFonts w:ascii="Consolas" w:hAnsi="Consolas" w:cs="Consolas"/>
+          <w:b/>
+          <w:bCs/>
+          <w:sz w:val="20"/>
+          <w:szCs w:val="20"/>
+        </w:rPr>
+        <w:t>Family History</w:t>
+      </w:r>
+      <w:r>
+        <w:rPr>
+          <w:rFonts w:ascii="Arial" w:hAnsi="Arial" w:cs="Arial"/>
+          <w:sz w:val="20"/>
+          <w:szCs w:val="20"/>
+        </w:rPr>
+        <w:t xml:space="preserve"> (19.91%</w:t>
+      </w:r>
+      <w:r>
+        <w:rPr>
+          <w:rFonts w:ascii="Arial" w:hAnsi="Arial" w:cs="Arial"/>
+          <w:sz w:val="20"/>
+          <w:szCs w:val="20"/>
+        </w:rPr>
+        <w:t xml:space="preserve"> of missing values</w:t>
+      </w:r>
+      <w:r>
+        <w:rPr>
+          <w:rFonts w:ascii="Arial" w:hAnsi="Arial" w:cs="Arial"/>
+          <w:sz w:val="20"/>
+          <w:szCs w:val="20"/>
+        </w:rPr>
+        <w:t xml:space="preserve">), followed closely by </w:t>
+      </w:r>
+      <w:r>
+        <w:rPr>
+          <w:rFonts w:ascii="Consolas" w:hAnsi="Consolas" w:cs="Consolas"/>
+          <w:b/>
+          <w:bCs/>
+          <w:sz w:val="20"/>
+          <w:szCs w:val="20"/>
+        </w:rPr>
+        <w:t>Insurance Provider</w:t>
+      </w:r>
+      <w:r>
+        <w:rPr>
+          <w:rFonts w:ascii="Arial" w:hAnsi="Arial" w:cs="Arial"/>
+          <w:sz w:val="20"/>
+          <w:szCs w:val="20"/>
+        </w:rPr>
+        <w:t xml:space="preserve"> (19.08%</w:t>
+      </w:r>
+      <w:r>
+        <w:rPr>
+          <w:rFonts w:ascii="Arial" w:hAnsi="Arial" w:cs="Arial"/>
+          <w:sz w:val="20"/>
+          <w:szCs w:val="20"/>
+        </w:rPr>
+        <w:t xml:space="preserve"> of missing values</w:t>
+      </w:r>
+      <w:r>
+        <w:rPr>
+          <w:rFonts w:ascii="Arial" w:hAnsi="Arial" w:cs="Arial"/>
+          <w:sz w:val="20"/>
+          <w:szCs w:val="20"/>
+        </w:rPr>
+        <w:t xml:space="preserve">). </w:t>
       </w:r>
     </w:p>
     <w:p>
@@ -791,112 +943,18 @@
       <w:r>
         <w:rPr>
           <w:rFonts w:ascii="Arial" w:hAnsi="Arial" w:cs="Arial"/>
-          <w:sz w:val="20"/>
-          <w:szCs w:val="20"/>
-        </w:rPr>
-        <w:t xml:space="preserve">We </w:t>
-      </w:r>
-      <w:r>
-        <w:rPr>
-          <w:rFonts w:ascii="Arial" w:hAnsi="Arial" w:cs="Arial"/>
-          <w:sz w:val="20"/>
-          <w:szCs w:val="20"/>
-        </w:rPr>
-        <w:t xml:space="preserve">computed the number of missing values per column (as well as its proportion) and concluded that the most problematic variable is </w:t>
-      </w:r>
-      <w:r>
-        <w:rPr>
-          <w:rFonts w:ascii="Consolas" w:hAnsi="Consolas" w:cs="Consolas"/>
-          <w:b/>
-          <w:bCs/>
-          <w:sz w:val="20"/>
-          <w:szCs w:val="20"/>
-        </w:rPr>
-        <w:t>Family History</w:t>
-      </w:r>
-      <w:r>
-        <w:rPr>
-          <w:rFonts w:ascii="Arial" w:hAnsi="Arial" w:cs="Arial"/>
-          <w:sz w:val="20"/>
-          <w:szCs w:val="20"/>
-        </w:rPr>
-        <w:t xml:space="preserve"> (19.91%</w:t>
-      </w:r>
-      <w:r>
-        <w:rPr>
-          <w:rFonts w:ascii="Arial" w:hAnsi="Arial" w:cs="Arial"/>
-          <w:sz w:val="20"/>
-          <w:szCs w:val="20"/>
-        </w:rPr>
-        <w:t xml:space="preserve"> of missing values</w:t>
-      </w:r>
-      <w:r>
-        <w:rPr>
-          <w:rFonts w:ascii="Arial" w:hAnsi="Arial" w:cs="Arial"/>
-          <w:sz w:val="20"/>
-          <w:szCs w:val="20"/>
-        </w:rPr>
-        <w:t xml:space="preserve">), followed closely by </w:t>
-      </w:r>
-      <w:r>
-        <w:rPr>
-          <w:rFonts w:ascii="Consolas" w:hAnsi="Consolas" w:cs="Consolas"/>
-          <w:b/>
-          <w:bCs/>
-          <w:sz w:val="20"/>
-          <w:szCs w:val="20"/>
-        </w:rPr>
-        <w:t>Insurance Provider</w:t>
-      </w:r>
-      <w:r>
-        <w:rPr>
-          <w:rFonts w:ascii="Arial" w:hAnsi="Arial" w:cs="Arial"/>
-          <w:sz w:val="20"/>
-          <w:szCs w:val="20"/>
-        </w:rPr>
-        <w:t xml:space="preserve"> (19.08%</w:t>
-      </w:r>
-      <w:r>
-        <w:rPr>
-          <w:rFonts w:ascii="Arial" w:hAnsi="Arial" w:cs="Arial"/>
-          <w:sz w:val="20"/>
-          <w:szCs w:val="20"/>
-        </w:rPr>
-        <w:t xml:space="preserve"> of missing values</w:t>
-      </w:r>
-      <w:r>
-        <w:rPr>
-          <w:rFonts w:ascii="Arial" w:hAnsi="Arial" w:cs="Arial"/>
-          <w:sz w:val="20"/>
-          <w:szCs w:val="20"/>
-        </w:rPr>
-        <w:t xml:space="preserve">). </w:t>
-      </w:r>
-    </w:p>
-    <w:p>
-      <w:pPr>
-        <w:ind w:firstLine="720"/>
-        <w:rPr>
-          <w:rFonts w:ascii="Arial" w:hAnsi="Arial" w:cs="Arial"/>
-          <w:sz w:val="20"/>
-          <w:szCs w:val="20"/>
-        </w:rPr>
-      </w:pPr>
-      <w:r>
-        <w:rPr>
-          <w:rFonts w:ascii="Arial" w:hAnsi="Arial" w:cs="Arial"/>
           <w:noProof/>
           <w:sz w:val="20"/>
           <w:szCs w:val="20"/>
         </w:rPr>
         <w:drawing>
-          <wp:anchor distT="0" distB="0" distL="114300" distR="114300" simplePos="0" relativeHeight="251658240" behindDoc="0" locked="0" layoutInCell="1" allowOverlap="1" wp14:anchorId="00ABB3FE" wp14:editId="1725A4D3">
+          <wp:anchor distT="0" distB="0" distL="114300" distR="114300" simplePos="0" relativeHeight="251658240" behindDoc="0" locked="0" layoutInCell="1" allowOverlap="1" wp14:anchorId="00ABB3FE" wp14:editId="0E69FA11">
             <wp:simplePos x="0" y="0"/>
             <wp:positionH relativeFrom="margin">
-              <wp:posOffset>1392174</wp:posOffset>
+              <wp:posOffset>1391920</wp:posOffset>
             </wp:positionH>
             <wp:positionV relativeFrom="margin">
-              <wp:posOffset>6240329</wp:posOffset>
+              <wp:posOffset>6347590</wp:posOffset>
             </wp:positionV>
             <wp:extent cx="2826385" cy="2123440"/>
             <wp:effectExtent l="0" t="0" r="5715" b="0"/>
@@ -1036,26 +1094,6 @@
           <w:szCs w:val="20"/>
         </w:rPr>
       </w:pPr>
-      <w:r>
-        <w:rPr>
-          <w:rFonts w:ascii="Arial" w:hAnsi="Arial" w:cs="Arial"/>
-          <w:b/>
-          <w:bCs/>
-          <w:sz w:val="20"/>
-          <w:szCs w:val="20"/>
-        </w:rPr>
-        <w:t>Missing At Random</w:t>
-      </w:r>
-      <w:r>
-        <w:rPr>
-          <w:rFonts w:ascii="Arial" w:hAnsi="Arial" w:cs="Arial"/>
-          <w:b/>
-          <w:bCs/>
-          <w:sz w:val="20"/>
-          <w:szCs w:val="20"/>
-        </w:rPr>
-        <w:t xml:space="preserve"> (MAR)</w:t>
-      </w:r>
     </w:p>
     <w:p>
       <w:pPr>
@@ -1069,11 +1107,86 @@
       <w:r>
         <w:rPr>
           <w:rFonts w:ascii="Arial" w:hAnsi="Arial" w:cs="Arial"/>
+          <w:noProof/>
           <w:sz w:val="20"/>
           <w:szCs w:val="20"/>
         </w:rPr>
         <w:lastRenderedPageBreak/>
-        <w:t xml:space="preserve">To explore the missingness type of the missing values, we decided to compute the correlation between the missing values of all the columns. Our goal was to identify Missing at Random (MAR) missing values – its missingness depends on other variables; however, this analysis did not </w:t>
+        <w:drawing>
+          <wp:anchor distT="0" distB="0" distL="114300" distR="114300" simplePos="0" relativeHeight="251662336" behindDoc="0" locked="0" layoutInCell="1" allowOverlap="1" wp14:anchorId="27CE04BF" wp14:editId="4A664F29">
+            <wp:simplePos x="0" y="0"/>
+            <wp:positionH relativeFrom="margin">
+              <wp:posOffset>0</wp:posOffset>
+            </wp:positionH>
+            <wp:positionV relativeFrom="margin">
+              <wp:posOffset>943615</wp:posOffset>
+            </wp:positionV>
+            <wp:extent cx="5731510" cy="4248785"/>
+            <wp:effectExtent l="0" t="0" r="0" b="5715"/>
+            <wp:wrapSquare wrapText="bothSides"/>
+            <wp:docPr id="443774359" name="Picture 1" descr="A crossword puzzle with different colored squares&#10;&#10;AI-generated content may be incorrect."/>
+            <wp:cNvGraphicFramePr>
+              <a:graphicFrameLocks xmlns:a="http://schemas.openxmlformats.org/drawingml/2006/main" noChangeAspect="1"/>
+            </wp:cNvGraphicFramePr>
+            <a:graphic xmlns:a="http://schemas.openxmlformats.org/drawingml/2006/main">
+              <a:graphicData uri="http://schemas.openxmlformats.org/drawingml/2006/picture">
+                <pic:pic xmlns:pic="http://schemas.openxmlformats.org/drawingml/2006/picture">
+                  <pic:nvPicPr>
+                    <pic:cNvPr id="443774359" name="Picture 1" descr="A crossword puzzle with different colored squares&#10;&#10;AI-generated content may be incorrect."/>
+                    <pic:cNvPicPr/>
+                  </pic:nvPicPr>
+                  <pic:blipFill>
+                    <a:blip r:embed="rId8" cstate="print">
+                      <a:extLst>
+                        <a:ext uri="{28A0092B-C50C-407E-A947-70E740481C1C}">
+                          <a14:useLocalDpi xmlns:a14="http://schemas.microsoft.com/office/drawing/2010/main" val="0"/>
+                        </a:ext>
+                      </a:extLst>
+                    </a:blip>
+                    <a:stretch>
+                      <a:fillRect/>
+                    </a:stretch>
+                  </pic:blipFill>
+                  <pic:spPr>
+                    <a:xfrm>
+                      <a:off x="0" y="0"/>
+                      <a:ext cx="5731510" cy="4248785"/>
+                    </a:xfrm>
+                    <a:prstGeom prst="rect">
+                      <a:avLst/>
+                    </a:prstGeom>
+                  </pic:spPr>
+                </pic:pic>
+              </a:graphicData>
+            </a:graphic>
+          </wp:anchor>
+        </w:drawing>
+      </w:r>
+      <w:r>
+        <w:rPr>
+          <w:rFonts w:ascii="Arial" w:hAnsi="Arial" w:cs="Arial"/>
+          <w:sz w:val="20"/>
+          <w:szCs w:val="20"/>
+        </w:rPr>
+        <w:t xml:space="preserve">To explore the missingness type of the missing values, we decided to compute the correlation between the missing values of all the columns. Our goal was to identify </w:t>
+      </w:r>
+      <w:r>
+        <w:rPr>
+          <w:rFonts w:ascii="Arial" w:hAnsi="Arial" w:cs="Arial"/>
+          <w:b/>
+          <w:bCs/>
+          <w:sz w:val="20"/>
+          <w:szCs w:val="20"/>
+        </w:rPr>
+        <w:t>Missing at Random (MAR)</w:t>
+      </w:r>
+      <w:r>
+        <w:rPr>
+          <w:rFonts w:ascii="Arial" w:hAnsi="Arial" w:cs="Arial"/>
+          <w:sz w:val="20"/>
+          <w:szCs w:val="20"/>
+        </w:rPr>
+        <w:t xml:space="preserve"> missing values – its missingness depends on other variables; however, this analysis did not </w:t>
       </w:r>
       <w:r>
         <w:rPr>
@@ -1131,7 +1244,25 @@
           <w:sz w:val="20"/>
           <w:szCs w:val="20"/>
         </w:rPr>
-        <w:t xml:space="preserve">Therefore, to explore the missingness type, another approach was used. A patient-level imputation strategy was used for most of the features, since </w:t>
+        <w:t xml:space="preserve">Therefore, to explore the missingness type, another approach was used. A </w:t>
+      </w:r>
+      <w:r>
+        <w:rPr>
+          <w:rFonts w:ascii="Arial" w:hAnsi="Arial" w:cs="Arial"/>
+          <w:b/>
+          <w:bCs/>
+          <w:sz w:val="20"/>
+          <w:szCs w:val="20"/>
+        </w:rPr>
+        <w:t>patient-level imputation strategy</w:t>
+      </w:r>
+      <w:r>
+        <w:rPr>
+          <w:rFonts w:ascii="Arial" w:hAnsi="Arial" w:cs="Arial"/>
+          <w:sz w:val="20"/>
+          <w:szCs w:val="20"/>
+        </w:rPr>
+        <w:t xml:space="preserve"> was used for most of the features, since </w:t>
       </w:r>
       <w:r>
         <w:rPr>
@@ -1155,7 +1286,25 @@
           <w:sz w:val="20"/>
           <w:szCs w:val="20"/>
         </w:rPr>
-        <w:t>The baseline approach (patient-level carry-forward imputation) consists of:</w:t>
+        <w:t>The baseline approach (</w:t>
+      </w:r>
+      <w:r>
+        <w:rPr>
+          <w:rFonts w:ascii="Arial" w:hAnsi="Arial" w:cs="Arial"/>
+          <w:b/>
+          <w:bCs/>
+          <w:sz w:val="20"/>
+          <w:szCs w:val="20"/>
+        </w:rPr>
+        <w:t>patient-level carry-forward imputation</w:t>
+      </w:r>
+      <w:r>
+        <w:rPr>
+          <w:rFonts w:ascii="Arial" w:hAnsi="Arial" w:cs="Arial"/>
+          <w:sz w:val="20"/>
+          <w:szCs w:val="20"/>
+        </w:rPr>
+        <w:t>) consists of:</w:t>
       </w:r>
     </w:p>
     <w:p>
@@ -1174,6 +1323,8 @@
       <w:r>
         <w:rPr>
           <w:rFonts w:ascii="Arial" w:hAnsi="Arial" w:cs="Arial"/>
+          <w:b/>
+          <w:bCs/>
           <w:sz w:val="20"/>
           <w:szCs w:val="20"/>
         </w:rPr>
@@ -1182,6 +1333,8 @@
       <w:r>
         <w:rPr>
           <w:rFonts w:ascii="Arial" w:hAnsi="Arial" w:cs="Arial"/>
+          <w:b/>
+          <w:bCs/>
           <w:sz w:val="20"/>
           <w:szCs w:val="20"/>
         </w:rPr>
@@ -1217,7 +1370,25 @@
           <w:sz w:val="20"/>
           <w:szCs w:val="20"/>
         </w:rPr>
-        <w:t>who have at least one missing value in the feature</w:t>
+        <w:t xml:space="preserve">who have </w:t>
+      </w:r>
+      <w:r>
+        <w:rPr>
+          <w:rFonts w:ascii="Arial" w:hAnsi="Arial" w:cs="Arial"/>
+          <w:b/>
+          <w:bCs/>
+          <w:sz w:val="20"/>
+          <w:szCs w:val="20"/>
+        </w:rPr>
+        <w:t>at least one missing value</w:t>
+      </w:r>
+      <w:r>
+        <w:rPr>
+          <w:rFonts w:ascii="Arial" w:hAnsi="Arial" w:cs="Arial"/>
+          <w:sz w:val="20"/>
+          <w:szCs w:val="20"/>
+        </w:rPr>
+        <w:t xml:space="preserve"> in the feature</w:t>
       </w:r>
       <w:r>
         <w:rPr>
@@ -1244,6 +1415,8 @@
       <w:r>
         <w:rPr>
           <w:rFonts w:ascii="Arial" w:hAnsi="Arial" w:cs="Arial"/>
+          <w:b/>
+          <w:bCs/>
           <w:sz w:val="20"/>
           <w:szCs w:val="20"/>
         </w:rPr>
@@ -1252,6 +1425,8 @@
       <w:r>
         <w:rPr>
           <w:rFonts w:ascii="Arial" w:hAnsi="Arial" w:cs="Arial"/>
+          <w:b/>
+          <w:bCs/>
           <w:sz w:val="20"/>
           <w:szCs w:val="20"/>
         </w:rPr>
@@ -1263,7 +1438,43 @@
           <w:sz w:val="20"/>
           <w:szCs w:val="20"/>
         </w:rPr>
-        <w:t xml:space="preserve"> all rows for those patients and obtain the first non-missing value </w:t>
+        <w:t xml:space="preserve"> </w:t>
+      </w:r>
+      <w:r>
+        <w:rPr>
+          <w:rFonts w:ascii="Arial" w:hAnsi="Arial" w:cs="Arial"/>
+          <w:b/>
+          <w:bCs/>
+          <w:sz w:val="20"/>
+          <w:szCs w:val="20"/>
+        </w:rPr>
+        <w:t>all rows</w:t>
+      </w:r>
+      <w:r>
+        <w:rPr>
+          <w:rFonts w:ascii="Arial" w:hAnsi="Arial" w:cs="Arial"/>
+          <w:sz w:val="20"/>
+          <w:szCs w:val="20"/>
+        </w:rPr>
+        <w:t xml:space="preserve"> for those patients and </w:t>
+      </w:r>
+      <w:r>
+        <w:rPr>
+          <w:rFonts w:ascii="Arial" w:hAnsi="Arial" w:cs="Arial"/>
+          <w:b/>
+          <w:bCs/>
+          <w:sz w:val="20"/>
+          <w:szCs w:val="20"/>
+        </w:rPr>
+        <w:t>obtain the first non-missing value</w:t>
+      </w:r>
+      <w:r>
+        <w:rPr>
+          <w:rFonts w:ascii="Arial" w:hAnsi="Arial" w:cs="Arial"/>
+          <w:sz w:val="20"/>
+          <w:szCs w:val="20"/>
+        </w:rPr>
+        <w:t xml:space="preserve"> </w:t>
       </w:r>
       <w:r>
         <w:rPr>
@@ -1298,6 +1509,8 @@
       <w:r>
         <w:rPr>
           <w:rFonts w:ascii="Arial" w:hAnsi="Arial" w:cs="Arial"/>
+          <w:b/>
+          <w:bCs/>
           <w:sz w:val="20"/>
           <w:szCs w:val="20"/>
         </w:rPr>
@@ -1306,6 +1519,8 @@
       <w:r>
         <w:rPr>
           <w:rFonts w:ascii="Arial" w:hAnsi="Arial" w:cs="Arial"/>
+          <w:b/>
+          <w:bCs/>
           <w:sz w:val="20"/>
           <w:szCs w:val="20"/>
         </w:rPr>
@@ -1349,7 +1564,25 @@
           <w:sz w:val="20"/>
           <w:szCs w:val="20"/>
         </w:rPr>
-        <w:t>for that patient with the obtained value.</w:t>
+        <w:t xml:space="preserve">for that patient </w:t>
+      </w:r>
+      <w:r>
+        <w:rPr>
+          <w:rFonts w:ascii="Arial" w:hAnsi="Arial" w:cs="Arial"/>
+          <w:b/>
+          <w:bCs/>
+          <w:sz w:val="20"/>
+          <w:szCs w:val="20"/>
+        </w:rPr>
+        <w:t>with the obtained value</w:t>
+      </w:r>
+      <w:r>
+        <w:rPr>
+          <w:rFonts w:ascii="Arial" w:hAnsi="Arial" w:cs="Arial"/>
+          <w:sz w:val="20"/>
+          <w:szCs w:val="20"/>
+        </w:rPr>
+        <w:t>.</w:t>
       </w:r>
     </w:p>
     <w:p>
@@ -1377,7 +1610,47 @@
           <w:szCs w:val="20"/>
           <w:lang w:val="en-US"/>
         </w:rPr>
-        <w:t>from other patients, preserving integrity throughout all the consultations.</w:t>
+        <w:t xml:space="preserve">from other patients, preserving </w:t>
+      </w:r>
+      <w:r>
+        <w:rPr>
+          <w:rFonts w:ascii="Arial" w:hAnsi="Arial" w:cs="Arial"/>
+          <w:b/>
+          <w:bCs/>
+          <w:sz w:val="20"/>
+          <w:szCs w:val="20"/>
+          <w:lang w:val="en-US"/>
+        </w:rPr>
+        <w:t>data</w:t>
+      </w:r>
+      <w:r>
+        <w:rPr>
+          <w:rFonts w:ascii="Arial" w:hAnsi="Arial" w:cs="Arial"/>
+          <w:sz w:val="20"/>
+          <w:szCs w:val="20"/>
+          <w:lang w:val="en-US"/>
+        </w:rPr>
+        <w:t xml:space="preserve"> </w:t>
+      </w:r>
+      <w:r>
+        <w:rPr>
+          <w:rFonts w:ascii="Arial" w:hAnsi="Arial" w:cs="Arial"/>
+          <w:b/>
+          <w:bCs/>
+          <w:sz w:val="20"/>
+          <w:szCs w:val="20"/>
+          <w:lang w:val="en-US"/>
+        </w:rPr>
+        <w:t>integrity</w:t>
+      </w:r>
+      <w:r>
+        <w:rPr>
+          <w:rFonts w:ascii="Arial" w:hAnsi="Arial" w:cs="Arial"/>
+          <w:sz w:val="20"/>
+          <w:szCs w:val="20"/>
+          <w:lang w:val="en-US"/>
+        </w:rPr>
+        <w:t xml:space="preserve"> throughout all the consultations.</w:t>
       </w:r>
       <w:r>
         <w:rPr>
@@ -1436,25 +1709,163 @@
     </w:p>
     <w:p>
       <w:pPr>
-        <w:rPr>
-          <w:rFonts w:ascii="Arial" w:hAnsi="Arial" w:cs="Arial"/>
-          <w:sz w:val="20"/>
-          <w:szCs w:val="20"/>
-          <w:lang w:val="en-US"/>
-        </w:rPr>
-      </w:pPr>
-      <w:r>
-        <w:rPr>
-          <w:rFonts w:ascii="Arial" w:hAnsi="Arial" w:cs="Arial"/>
-          <w:sz w:val="20"/>
-          <w:szCs w:val="20"/>
-          <w:lang w:val="en-US"/>
-        </w:rPr>
-        <w:t>Missing Completely at Random (explain why these are completely at RNDOM)</w:t>
-      </w:r>
-    </w:p>
-    <w:p>
-      <w:pPr>
+        <w:ind w:firstLine="720"/>
+        <w:rPr>
+          <w:rFonts w:ascii="Arial" w:hAnsi="Arial" w:cs="Arial"/>
+          <w:sz w:val="20"/>
+          <w:szCs w:val="20"/>
+          <w:lang w:val="en-US"/>
+        </w:rPr>
+      </w:pPr>
+      <w:r>
+        <w:rPr>
+          <w:rFonts w:ascii="Garamond" w:hAnsi="Garamond"/>
+          <w:b/>
+          <w:bCs/>
+        </w:rPr>
+        <w:t>Missing Completely at Random</w:t>
+      </w:r>
+      <w:r>
+        <w:rPr>
+          <w:rFonts w:ascii="Garamond" w:hAnsi="Garamond"/>
+          <w:b/>
+          <w:bCs/>
+        </w:rPr>
+        <w:t xml:space="preserve"> (MCAR)</w:t>
+      </w:r>
+    </w:p>
+    <w:p>
+      <w:pPr>
+        <w:ind w:firstLine="720"/>
+        <w:rPr>
+          <w:rFonts w:ascii="Arial" w:hAnsi="Arial" w:cs="Arial"/>
+          <w:sz w:val="20"/>
+          <w:szCs w:val="20"/>
+          <w:lang w:val="en-US"/>
+        </w:rPr>
+      </w:pPr>
+      <w:r>
+        <w:rPr>
+          <w:rFonts w:ascii="Arial" w:hAnsi="Arial" w:cs="Arial"/>
+          <w:sz w:val="20"/>
+          <w:szCs w:val="20"/>
+          <w:lang w:val="en-US"/>
+        </w:rPr>
+        <w:t xml:space="preserve">The following </w:t>
+      </w:r>
+      <w:r>
+        <w:rPr>
+          <w:rFonts w:ascii="Arial" w:hAnsi="Arial" w:cs="Arial"/>
+          <w:sz w:val="20"/>
+          <w:szCs w:val="20"/>
+          <w:lang w:val="en-US"/>
+        </w:rPr>
+        <w:t>missing values are considered Missing Completely at Random (MCAR) since</w:t>
+      </w:r>
+      <w:r>
+        <w:rPr>
+          <w:rFonts w:ascii="Arial" w:hAnsi="Arial" w:cs="Arial"/>
+          <w:sz w:val="20"/>
+          <w:szCs w:val="20"/>
+          <w:lang w:val="en-US"/>
+        </w:rPr>
+        <w:t xml:space="preserve"> </w:t>
+      </w:r>
+      <w:r>
+        <w:rPr>
+          <w:rFonts w:ascii="Arial" w:hAnsi="Arial" w:cs="Arial"/>
+          <w:sz w:val="20"/>
+          <w:szCs w:val="20"/>
+          <w:lang w:val="en-US"/>
+        </w:rPr>
+        <w:t xml:space="preserve">the </w:t>
+      </w:r>
+      <w:r>
+        <w:rPr>
+          <w:rFonts w:ascii="Arial" w:hAnsi="Arial" w:cs="Arial"/>
+          <w:b/>
+          <w:bCs/>
+          <w:sz w:val="20"/>
+          <w:szCs w:val="20"/>
+          <w:lang w:val="en-US"/>
+        </w:rPr>
+        <w:t xml:space="preserve">missingness is </w:t>
+      </w:r>
+      <w:r>
+        <w:rPr>
+          <w:rFonts w:ascii="Arial" w:hAnsi="Arial" w:cs="Arial"/>
+          <w:b/>
+          <w:bCs/>
+          <w:sz w:val="20"/>
+          <w:szCs w:val="20"/>
+          <w:lang w:val="en-US"/>
+        </w:rPr>
+        <w:t>random</w:t>
+      </w:r>
+      <w:r>
+        <w:rPr>
+          <w:rFonts w:ascii="Arial" w:hAnsi="Arial" w:cs="Arial"/>
+          <w:sz w:val="20"/>
+          <w:szCs w:val="20"/>
+          <w:lang w:val="en-US"/>
+        </w:rPr>
+        <w:t xml:space="preserve"> and </w:t>
+      </w:r>
+      <w:r>
+        <w:rPr>
+          <w:rFonts w:ascii="Arial" w:hAnsi="Arial" w:cs="Arial"/>
+          <w:b/>
+          <w:bCs/>
+          <w:sz w:val="20"/>
+          <w:szCs w:val="20"/>
+          <w:lang w:val="en-US"/>
+        </w:rPr>
+        <w:t>completely</w:t>
+      </w:r>
+      <w:r>
+        <w:rPr>
+          <w:rFonts w:ascii="Arial" w:hAnsi="Arial" w:cs="Arial"/>
+          <w:b/>
+          <w:bCs/>
+          <w:sz w:val="20"/>
+          <w:szCs w:val="20"/>
+          <w:lang w:val="en-US"/>
+        </w:rPr>
+        <w:t xml:space="preserve"> unrelated to the actual value or any other feature</w:t>
+      </w:r>
+      <w:r>
+        <w:rPr>
+          <w:rFonts w:ascii="Arial" w:hAnsi="Arial" w:cs="Arial"/>
+          <w:sz w:val="20"/>
+          <w:szCs w:val="20"/>
+          <w:lang w:val="en-US"/>
+        </w:rPr>
+        <w:t>.</w:t>
+      </w:r>
+    </w:p>
+    <w:p>
+      <w:pPr>
+        <w:ind w:firstLine="720"/>
+        <w:rPr>
+          <w:rFonts w:ascii="Garamond" w:hAnsi="Garamond"/>
+          <w:b/>
+          <w:bCs/>
+        </w:rPr>
+      </w:pPr>
+    </w:p>
+    <w:p>
+      <w:pPr>
+        <w:ind w:firstLine="720"/>
+        <w:rPr>
+          <w:rFonts w:ascii="Garamond" w:hAnsi="Garamond"/>
+          <w:b/>
+          <w:bCs/>
+        </w:rPr>
+      </w:pPr>
+    </w:p>
+    <w:p>
+      <w:pPr>
+        <w:ind w:firstLine="720"/>
         <w:rPr>
           <w:rFonts w:ascii="Arial" w:hAnsi="Arial" w:cs="Arial"/>
           <w:b/>
@@ -1466,13 +1877,11 @@
       </w:pPr>
       <w:r>
         <w:rPr>
-          <w:rFonts w:ascii="Arial" w:hAnsi="Arial" w:cs="Arial"/>
-          <w:b/>
-          <w:bCs/>
-          <w:sz w:val="22"/>
-          <w:szCs w:val="22"/>
-          <w:lang w:val="en-US"/>
-        </w:rPr>
+          <w:rFonts w:ascii="Garamond" w:hAnsi="Garamond"/>
+          <w:b/>
+          <w:bCs/>
+        </w:rPr>
+        <w:lastRenderedPageBreak/>
         <w:t>Age</w:t>
       </w:r>
     </w:p>
@@ -1490,11 +1899,39 @@
           <w:sz w:val="20"/>
           <w:szCs w:val="20"/>
         </w:rPr>
-        <w:t>For Age, the patient</w:t>
+        <w:t xml:space="preserve">For </w:t>
+      </w:r>
+      <w:r>
+        <w:rPr>
+          <w:rFonts w:ascii="Arial" w:hAnsi="Arial" w:cs="Arial"/>
+          <w:sz w:val="20"/>
+          <w:szCs w:val="20"/>
+        </w:rPr>
+        <w:t>this feature,</w:t>
+      </w:r>
+      <w:r>
+        <w:rPr>
+          <w:rFonts w:ascii="Arial" w:hAnsi="Arial" w:cs="Arial"/>
+          <w:sz w:val="20"/>
+          <w:szCs w:val="20"/>
+        </w:rPr>
+        <w:t xml:space="preserve"> the </w:t>
+      </w:r>
+      <w:r>
+        <w:rPr>
+          <w:rFonts w:ascii="Arial" w:hAnsi="Arial" w:cs="Arial"/>
+          <w:b/>
+          <w:bCs/>
+          <w:sz w:val="20"/>
+          <w:szCs w:val="20"/>
+        </w:rPr>
+        <w:t>patient</w:t>
       </w:r>
       <w:r>
         <w:rPr>
           <w:rFonts w:ascii="Cambria Math" w:hAnsi="Cambria Math" w:cs="Cambria Math"/>
+          <w:b/>
+          <w:bCs/>
           <w:sz w:val="20"/>
           <w:szCs w:val="20"/>
         </w:rPr>
@@ -1503,6 +1940,8 @@
       <w:r>
         <w:rPr>
           <w:rFonts w:ascii="Arial" w:hAnsi="Arial" w:cs="Arial"/>
+          <w:b/>
+          <w:bCs/>
           <w:sz w:val="20"/>
           <w:szCs w:val="20"/>
         </w:rPr>
@@ -1511,6 +1950,8 @@
       <w:r>
         <w:rPr>
           <w:rFonts w:ascii="Cambria Math" w:hAnsi="Cambria Math" w:cs="Cambria Math"/>
+          <w:b/>
+          <w:bCs/>
           <w:sz w:val="20"/>
           <w:szCs w:val="20"/>
         </w:rPr>
@@ -1519,10 +1960,20 @@
       <w:r>
         <w:rPr>
           <w:rFonts w:ascii="Arial" w:hAnsi="Arial" w:cs="Arial"/>
-          <w:sz w:val="20"/>
-          <w:szCs w:val="20"/>
-        </w:rPr>
-        <w:t>forward imputation completely resolved missing values.</w:t>
+          <w:b/>
+          <w:bCs/>
+          <w:sz w:val="20"/>
+          <w:szCs w:val="20"/>
+        </w:rPr>
+        <w:t>forward imputation</w:t>
+      </w:r>
+      <w:r>
+        <w:rPr>
+          <w:rFonts w:ascii="Arial" w:hAnsi="Arial" w:cs="Arial"/>
+          <w:sz w:val="20"/>
+          <w:szCs w:val="20"/>
+        </w:rPr>
+        <w:t xml:space="preserve"> completely resolved missing values.</w:t>
       </w:r>
     </w:p>
     <w:p>
@@ -1556,7 +2007,7 @@
                     <pic:cNvPicPr/>
                   </pic:nvPicPr>
                   <pic:blipFill>
-                    <a:blip r:embed="rId8" cstate="print">
+                    <a:blip r:embed="rId9" cstate="print">
                       <a:extLst>
                         <a:ext uri="{28A0092B-C50C-407E-A947-70E740481C1C}">
                           <a14:useLocalDpi xmlns:a14="http://schemas.microsoft.com/office/drawing/2010/main" val="0"/>
@@ -1585,71 +2036,291 @@
     </w:p>
     <w:p>
       <w:pPr>
-        <w:rPr>
-          <w:rFonts w:ascii="Arial" w:hAnsi="Arial" w:cs="Arial"/>
-          <w:sz w:val="20"/>
-          <w:szCs w:val="20"/>
-        </w:rPr>
-      </w:pPr>
-      <w:r>
-        <w:rPr>
-          <w:rFonts w:ascii="Arial" w:hAnsi="Arial" w:cs="Arial"/>
-          <w:sz w:val="20"/>
-          <w:szCs w:val="20"/>
-        </w:rPr>
-        <w:t>For instance, the patient 1365 had a missing value for age in one of the rows so the value 99.0 was retrieved from the previous rows and use to impute the missing value.</w:t>
-      </w:r>
-    </w:p>
-    <w:p>
-      <w:pPr>
-        <w:rPr>
-          <w:rFonts w:ascii="Arial" w:hAnsi="Arial" w:cs="Arial"/>
-          <w:sz w:val="20"/>
-          <w:szCs w:val="20"/>
-        </w:rPr>
-      </w:pPr>
-      <w:r>
-        <w:rPr>
-          <w:rFonts w:ascii="Arial" w:hAnsi="Arial" w:cs="Arial"/>
-          <w:sz w:val="20"/>
-          <w:szCs w:val="20"/>
-        </w:rPr>
-        <w:t>As the values missing in this column were filled for the same Patient in other appointments, and we can fill this information with information from other rows, we can conclude that the missing values where Missing at Random.</w:t>
-      </w:r>
-    </w:p>
-    <w:p>
-      <w:pPr>
-        <w:rPr>
-          <w:rFonts w:ascii="Arial" w:hAnsi="Arial" w:cs="Arial"/>
-          <w:sz w:val="20"/>
-          <w:szCs w:val="20"/>
-        </w:rPr>
-      </w:pPr>
-      <w:r>
-        <w:rPr>
-          <w:rFonts w:ascii="Arial" w:hAnsi="Arial" w:cs="Arial"/>
-          <w:b/>
-          <w:bCs/>
-          <w:sz w:val="20"/>
-          <w:szCs w:val="20"/>
+        <w:ind w:firstLine="720"/>
+        <w:rPr>
+          <w:rFonts w:ascii="Arial" w:hAnsi="Arial" w:cs="Arial"/>
+          <w:sz w:val="20"/>
+          <w:szCs w:val="20"/>
+        </w:rPr>
+      </w:pPr>
+      <w:r>
+        <w:rPr>
+          <w:rFonts w:ascii="Arial" w:hAnsi="Arial" w:cs="Arial"/>
+          <w:sz w:val="20"/>
+          <w:szCs w:val="20"/>
+        </w:rPr>
+        <w:t>For instance, the patient 1365 had a missing value for age in one of the rows so the value 99.0 was retrieved from the previous rows and use</w:t>
+      </w:r>
+      <w:r>
+        <w:rPr>
+          <w:rFonts w:ascii="Arial" w:hAnsi="Arial" w:cs="Arial"/>
+          <w:sz w:val="20"/>
+          <w:szCs w:val="20"/>
+        </w:rPr>
+        <w:t>d</w:t>
+      </w:r>
+      <w:r>
+        <w:rPr>
+          <w:rFonts w:ascii="Arial" w:hAnsi="Arial" w:cs="Arial"/>
+          <w:sz w:val="20"/>
+          <w:szCs w:val="20"/>
+        </w:rPr>
+        <w:t xml:space="preserve"> to impute the missing value.</w:t>
+      </w:r>
+    </w:p>
+    <w:p>
+      <w:pPr>
+        <w:ind w:firstLine="720"/>
+        <w:rPr>
+          <w:rFonts w:ascii="Garamond" w:hAnsi="Garamond"/>
+          <w:b/>
+          <w:bCs/>
+        </w:rPr>
+      </w:pPr>
+      <w:r>
+        <w:rPr>
+          <w:rFonts w:ascii="Garamond" w:hAnsi="Garamond"/>
+          <w:b/>
+          <w:bCs/>
+        </w:rPr>
+        <w:t>Missing At Random (MAR)</w:t>
+      </w:r>
+    </w:p>
+    <w:p>
+      <w:pPr>
+        <w:ind w:firstLine="720"/>
+        <w:rPr>
+          <w:rFonts w:ascii="Arial" w:hAnsi="Arial" w:cs="Arial"/>
+          <w:sz w:val="20"/>
+          <w:szCs w:val="20"/>
+        </w:rPr>
+      </w:pPr>
+      <w:r>
+        <w:rPr>
+          <w:rFonts w:ascii="Arial" w:hAnsi="Arial" w:cs="Arial"/>
+          <w:sz w:val="20"/>
+          <w:szCs w:val="20"/>
+        </w:rPr>
+        <w:t xml:space="preserve">The following missing values </w:t>
+      </w:r>
+      <w:proofErr w:type="gramStart"/>
+      <w:r>
+        <w:rPr>
+          <w:rFonts w:ascii="Arial" w:hAnsi="Arial" w:cs="Arial"/>
+          <w:sz w:val="20"/>
+          <w:szCs w:val="20"/>
+        </w:rPr>
+        <w:t>are considered to be</w:t>
+      </w:r>
+      <w:proofErr w:type="gramEnd"/>
+      <w:r>
+        <w:rPr>
+          <w:rFonts w:ascii="Arial" w:hAnsi="Arial" w:cs="Arial"/>
+          <w:sz w:val="20"/>
+          <w:szCs w:val="20"/>
+        </w:rPr>
+        <w:t xml:space="preserve"> Missing at Random (MAR), since their absence is related with other observed features, but not to the values of the feature itself.</w:t>
+      </w:r>
+    </w:p>
+    <w:p>
+      <w:pPr>
+        <w:rPr>
+          <w:rFonts w:ascii="Garamond" w:hAnsi="Garamond"/>
+          <w:b/>
+          <w:bCs/>
+        </w:rPr>
+      </w:pPr>
+      <w:r>
+        <w:rPr>
+          <w:rFonts w:ascii="Garamond" w:hAnsi="Garamond"/>
+          <w:b/>
+          <w:bCs/>
         </w:rPr>
         <w:t>Insurance Provider &amp; Insurance Coverage</w:t>
       </w:r>
       <w:r>
         <w:rPr>
-          <w:rFonts w:ascii="Arial" w:hAnsi="Arial" w:cs="Arial"/>
-          <w:sz w:val="20"/>
-          <w:szCs w:val="20"/>
-        </w:rPr>
-        <w:t xml:space="preserve"> – these features were filled in at the same time </w:t>
-      </w:r>
-      <w:r>
-        <w:rPr>
-          <w:rFonts w:ascii="Arial" w:hAnsi="Arial" w:cs="Arial"/>
-          <w:sz w:val="20"/>
-          <w:szCs w:val="20"/>
-        </w:rPr>
-        <w:t xml:space="preserve">because the missing values in Insurance Coverage are MAR, </w:t>
+          <w:rFonts w:ascii="Garamond" w:hAnsi="Garamond"/>
+          <w:b/>
+          <w:bCs/>
+        </w:rPr>
+        <w:t xml:space="preserve"> </w:t>
+      </w:r>
+    </w:p>
+    <w:p>
+      <w:pPr>
+        <w:ind w:firstLine="720"/>
+        <w:rPr>
+          <w:rFonts w:ascii="Arial" w:hAnsi="Arial" w:cs="Arial"/>
+          <w:sz w:val="20"/>
+          <w:szCs w:val="20"/>
+        </w:rPr>
+      </w:pPr>
+      <w:r>
+        <w:rPr>
+          <w:rFonts w:ascii="Arial" w:hAnsi="Arial" w:cs="Arial"/>
+          <w:sz w:val="20"/>
+          <w:szCs w:val="20"/>
+        </w:rPr>
+        <w:t>T</w:t>
+      </w:r>
+      <w:r>
+        <w:rPr>
+          <w:rFonts w:ascii="Arial" w:hAnsi="Arial" w:cs="Arial"/>
+          <w:sz w:val="20"/>
+          <w:szCs w:val="20"/>
+        </w:rPr>
+        <w:t xml:space="preserve">hese features were </w:t>
+      </w:r>
+      <w:r>
+        <w:rPr>
+          <w:rFonts w:ascii="Arial" w:hAnsi="Arial" w:cs="Arial"/>
+          <w:sz w:val="20"/>
+          <w:szCs w:val="20"/>
+        </w:rPr>
+        <w:t>handled</w:t>
+      </w:r>
+      <w:r>
+        <w:rPr>
+          <w:rFonts w:ascii="Arial" w:hAnsi="Arial" w:cs="Arial"/>
+          <w:sz w:val="20"/>
+          <w:szCs w:val="20"/>
+        </w:rPr>
+        <w:t xml:space="preserve"> at the same time </w:t>
+      </w:r>
+      <w:r>
+        <w:rPr>
+          <w:rFonts w:ascii="Arial" w:hAnsi="Arial" w:cs="Arial"/>
+          <w:sz w:val="20"/>
+          <w:szCs w:val="20"/>
+        </w:rPr>
+        <w:t xml:space="preserve">because the missing values in </w:t>
+      </w:r>
+      <w:r>
+        <w:rPr>
+          <w:rFonts w:ascii="Arial" w:hAnsi="Arial" w:cs="Arial"/>
+          <w:b/>
+          <w:bCs/>
+          <w:sz w:val="20"/>
+          <w:szCs w:val="20"/>
+        </w:rPr>
+        <w:t>Insurance</w:t>
+      </w:r>
+      <w:r>
+        <w:rPr>
+          <w:rFonts w:ascii="Arial" w:hAnsi="Arial" w:cs="Arial"/>
+          <w:sz w:val="20"/>
+          <w:szCs w:val="20"/>
+        </w:rPr>
+        <w:t xml:space="preserve"> </w:t>
+      </w:r>
+      <w:r>
+        <w:rPr>
+          <w:rFonts w:ascii="Arial" w:hAnsi="Arial" w:cs="Arial"/>
+          <w:b/>
+          <w:bCs/>
+          <w:sz w:val="20"/>
+          <w:szCs w:val="20"/>
+        </w:rPr>
+        <w:t>Coverage</w:t>
+      </w:r>
+      <w:r>
+        <w:rPr>
+          <w:rFonts w:ascii="Arial" w:hAnsi="Arial" w:cs="Arial"/>
+          <w:sz w:val="20"/>
+          <w:szCs w:val="20"/>
+        </w:rPr>
+        <w:t xml:space="preserve"> are </w:t>
+      </w:r>
+      <w:r>
+        <w:rPr>
+          <w:rFonts w:ascii="Arial" w:hAnsi="Arial" w:cs="Arial"/>
+          <w:b/>
+          <w:bCs/>
+          <w:sz w:val="20"/>
+          <w:szCs w:val="20"/>
+        </w:rPr>
+        <w:t>M</w:t>
+      </w:r>
+      <w:r>
+        <w:rPr>
+          <w:rFonts w:ascii="Arial" w:hAnsi="Arial" w:cs="Arial"/>
+          <w:b/>
+          <w:bCs/>
+          <w:sz w:val="20"/>
+          <w:szCs w:val="20"/>
+        </w:rPr>
+        <w:t xml:space="preserve">issing </w:t>
+      </w:r>
+      <w:proofErr w:type="gramStart"/>
+      <w:r>
+        <w:rPr>
+          <w:rFonts w:ascii="Arial" w:hAnsi="Arial" w:cs="Arial"/>
+          <w:b/>
+          <w:bCs/>
+          <w:sz w:val="20"/>
+          <w:szCs w:val="20"/>
+        </w:rPr>
+        <w:t>A</w:t>
+      </w:r>
+      <w:r>
+        <w:rPr>
+          <w:rFonts w:ascii="Arial" w:hAnsi="Arial" w:cs="Arial"/>
+          <w:b/>
+          <w:bCs/>
+          <w:sz w:val="20"/>
+          <w:szCs w:val="20"/>
+        </w:rPr>
+        <w:t>t</w:t>
+      </w:r>
+      <w:proofErr w:type="gramEnd"/>
+      <w:r>
+        <w:rPr>
+          <w:rFonts w:ascii="Arial" w:hAnsi="Arial" w:cs="Arial"/>
+          <w:b/>
+          <w:bCs/>
+          <w:sz w:val="20"/>
+          <w:szCs w:val="20"/>
+        </w:rPr>
+        <w:t xml:space="preserve"> </w:t>
+      </w:r>
+      <w:r>
+        <w:rPr>
+          <w:rFonts w:ascii="Arial" w:hAnsi="Arial" w:cs="Arial"/>
+          <w:b/>
+          <w:bCs/>
+          <w:sz w:val="20"/>
+          <w:szCs w:val="20"/>
+        </w:rPr>
+        <w:t>R</w:t>
+      </w:r>
+      <w:r>
+        <w:rPr>
+          <w:rFonts w:ascii="Arial" w:hAnsi="Arial" w:cs="Arial"/>
+          <w:b/>
+          <w:bCs/>
+          <w:sz w:val="20"/>
+          <w:szCs w:val="20"/>
+        </w:rPr>
+        <w:t>andom</w:t>
+      </w:r>
+      <w:r>
+        <w:rPr>
+          <w:rFonts w:ascii="Arial" w:hAnsi="Arial" w:cs="Arial"/>
+          <w:b/>
+          <w:bCs/>
+          <w:sz w:val="20"/>
+          <w:szCs w:val="20"/>
+        </w:rPr>
+        <w:t>,</w:t>
+      </w:r>
+      <w:r>
+        <w:rPr>
+          <w:rFonts w:ascii="Arial" w:hAnsi="Arial" w:cs="Arial"/>
+          <w:sz w:val="20"/>
+          <w:szCs w:val="20"/>
+        </w:rPr>
+        <w:t xml:space="preserve"> </w:t>
       </w:r>
       <w:r>
         <w:rPr>
@@ -1665,15 +2336,93 @@
           <w:sz w:val="20"/>
           <w:szCs w:val="20"/>
         </w:rPr>
-        <w:t xml:space="preserve"> on the provider</w:t>
-      </w:r>
-      <w:r>
-        <w:rPr>
-          <w:rFonts w:ascii="Arial" w:hAnsi="Arial" w:cs="Arial"/>
-          <w:sz w:val="20"/>
-          <w:szCs w:val="20"/>
-        </w:rPr>
-        <w:t xml:space="preserve"> and consultation price.</w:t>
+        <w:t xml:space="preserve"> on </w:t>
+      </w:r>
+      <w:r>
+        <w:rPr>
+          <w:rFonts w:ascii="Arial" w:hAnsi="Arial" w:cs="Arial"/>
+          <w:b/>
+          <w:bCs/>
+          <w:sz w:val="20"/>
+          <w:szCs w:val="20"/>
+        </w:rPr>
+        <w:t>Insurance P</w:t>
+      </w:r>
+      <w:r>
+        <w:rPr>
+          <w:rFonts w:ascii="Arial" w:hAnsi="Arial" w:cs="Arial"/>
+          <w:b/>
+          <w:bCs/>
+          <w:sz w:val="20"/>
+          <w:szCs w:val="20"/>
+        </w:rPr>
+        <w:t>rovider</w:t>
+      </w:r>
+      <w:r>
+        <w:rPr>
+          <w:rFonts w:ascii="Arial" w:hAnsi="Arial" w:cs="Arial"/>
+          <w:b/>
+          <w:bCs/>
+          <w:sz w:val="20"/>
+          <w:szCs w:val="20"/>
+        </w:rPr>
+        <w:t xml:space="preserve"> </w:t>
+      </w:r>
+      <w:r>
+        <w:rPr>
+          <w:rFonts w:ascii="Arial" w:hAnsi="Arial" w:cs="Arial"/>
+          <w:sz w:val="20"/>
+          <w:szCs w:val="20"/>
+        </w:rPr>
+        <w:t xml:space="preserve">and </w:t>
+      </w:r>
+      <w:r>
+        <w:rPr>
+          <w:rFonts w:ascii="Arial" w:hAnsi="Arial" w:cs="Arial"/>
+          <w:b/>
+          <w:bCs/>
+          <w:sz w:val="20"/>
+          <w:szCs w:val="20"/>
+        </w:rPr>
+        <w:t>C</w:t>
+      </w:r>
+      <w:r>
+        <w:rPr>
+          <w:rFonts w:ascii="Arial" w:hAnsi="Arial" w:cs="Arial"/>
+          <w:b/>
+          <w:bCs/>
+          <w:sz w:val="20"/>
+          <w:szCs w:val="20"/>
+        </w:rPr>
+        <w:t xml:space="preserve">onsultation </w:t>
+      </w:r>
+      <w:r>
+        <w:rPr>
+          <w:rFonts w:ascii="Arial" w:hAnsi="Arial" w:cs="Arial"/>
+          <w:b/>
+          <w:bCs/>
+          <w:sz w:val="20"/>
+          <w:szCs w:val="20"/>
+        </w:rPr>
+        <w:t>P</w:t>
+      </w:r>
+      <w:r>
+        <w:rPr>
+          <w:rFonts w:ascii="Arial" w:hAnsi="Arial" w:cs="Arial"/>
+          <w:b/>
+          <w:bCs/>
+          <w:sz w:val="20"/>
+          <w:szCs w:val="20"/>
+        </w:rPr>
+        <w:t>rice</w:t>
+      </w:r>
+      <w:r>
+        <w:rPr>
+          <w:rFonts w:ascii="Arial" w:hAnsi="Arial" w:cs="Arial"/>
+          <w:sz w:val="20"/>
+          <w:szCs w:val="20"/>
+        </w:rPr>
+        <w:t xml:space="preserve">, rather than the Insurance Coverage itself. </w:t>
       </w:r>
     </w:p>
     <w:p>
@@ -1693,7 +2442,6 @@
           <w:szCs w:val="20"/>
           <w:lang w:val="en-US"/>
         </w:rPr>
-        <w:lastRenderedPageBreak/>
         <w:drawing>
           <wp:inline distT="0" distB="0" distL="0" distR="0" wp14:anchorId="5FA32184" wp14:editId="6DDF34D0">
             <wp:extent cx="5731510" cy="3609340"/>
@@ -1710,7 +2458,7 @@
                     <pic:cNvPicPr/>
                   </pic:nvPicPr>
                   <pic:blipFill>
-                    <a:blip r:embed="rId9" cstate="print">
+                    <a:blip r:embed="rId10" cstate="print">
                       <a:extLst>
                         <a:ext uri="{28A0092B-C50C-407E-A947-70E740481C1C}">
                           <a14:useLocalDpi xmlns:a14="http://schemas.microsoft.com/office/drawing/2010/main" val="0"/>
@@ -1944,6 +2692,7 @@
           <w:szCs w:val="20"/>
           <w:lang w:val="en-US"/>
         </w:rPr>
+        <w:lastRenderedPageBreak/>
         <w:t xml:space="preserve">Has Provider: </w:t>
       </w:r>
       <w:r>
@@ -2407,128 +3156,44 @@
     <w:p>
       <w:pPr>
         <w:rPr>
-          <w:rFonts w:ascii="Arial" w:hAnsi="Arial" w:cs="Arial"/>
-          <w:b/>
-          <w:bCs/>
-          <w:sz w:val="20"/>
-          <w:szCs w:val="20"/>
-        </w:rPr>
-      </w:pPr>
-    </w:p>
-    <w:p>
-      <w:pPr>
-        <w:rPr>
-          <w:rFonts w:ascii="Arial" w:hAnsi="Arial" w:cs="Arial"/>
-          <w:b/>
-          <w:bCs/>
-          <w:sz w:val="20"/>
-          <w:szCs w:val="20"/>
-        </w:rPr>
-      </w:pPr>
-    </w:p>
-    <w:p>
-      <w:pPr>
-        <w:rPr>
-          <w:rFonts w:ascii="Arial" w:hAnsi="Arial" w:cs="Arial"/>
-          <w:b/>
-          <w:bCs/>
-          <w:sz w:val="20"/>
-          <w:szCs w:val="20"/>
-        </w:rPr>
-      </w:pPr>
-    </w:p>
-    <w:p>
-      <w:pPr>
-        <w:rPr>
-          <w:rFonts w:ascii="Arial" w:hAnsi="Arial" w:cs="Arial"/>
-          <w:b/>
-          <w:bCs/>
-          <w:sz w:val="20"/>
-          <w:szCs w:val="20"/>
-        </w:rPr>
-      </w:pPr>
-    </w:p>
-    <w:p>
-      <w:pPr>
-        <w:rPr>
-          <w:rFonts w:ascii="Arial" w:hAnsi="Arial" w:cs="Arial"/>
-          <w:b/>
-          <w:bCs/>
-          <w:sz w:val="20"/>
-          <w:szCs w:val="20"/>
-        </w:rPr>
-      </w:pPr>
-    </w:p>
-    <w:p>
-      <w:pPr>
-        <w:rPr>
-          <w:rFonts w:ascii="Arial" w:hAnsi="Arial" w:cs="Arial"/>
-          <w:b/>
-          <w:bCs/>
-          <w:sz w:val="20"/>
-          <w:szCs w:val="20"/>
-        </w:rPr>
-      </w:pPr>
-      <w:r>
-        <w:rPr>
-          <w:rFonts w:ascii="Arial" w:hAnsi="Arial" w:cs="Arial"/>
-          <w:b/>
-          <w:bCs/>
-          <w:sz w:val="20"/>
-          <w:szCs w:val="20"/>
-        </w:rPr>
-        <w:t xml:space="preserve">Missing not at random </w:t>
-      </w:r>
-    </w:p>
-    <w:p>
-      <w:pPr>
-        <w:rPr>
-          <w:rFonts w:ascii="Arial" w:hAnsi="Arial" w:cs="Arial"/>
-          <w:sz w:val="20"/>
-          <w:szCs w:val="20"/>
-        </w:rPr>
-      </w:pPr>
-      <w:r>
-        <w:rPr>
-          <w:rFonts w:ascii="Arial" w:hAnsi="Arial" w:cs="Arial"/>
-          <w:b/>
-          <w:bCs/>
+          <w:rFonts w:ascii="Garamond" w:hAnsi="Garamond"/>
+          <w:b/>
+          <w:bCs/>
+        </w:rPr>
+      </w:pPr>
+      <w:r>
+        <w:rPr>
+          <w:rFonts w:ascii="Garamond" w:hAnsi="Garamond"/>
+          <w:b/>
+          <w:bCs/>
+        </w:rPr>
+        <w:t>Education Level</w:t>
+      </w:r>
+      <w:r>
+        <w:rPr>
+          <w:rFonts w:ascii="Garamond" w:hAnsi="Garamond"/>
+          <w:b/>
+          <w:bCs/>
+        </w:rPr>
+        <w:t xml:space="preserve"> </w:t>
+      </w:r>
+    </w:p>
+    <w:p>
+      <w:pPr>
+        <w:rPr>
+          <w:rFonts w:ascii="Arial" w:hAnsi="Arial" w:cs="Arial"/>
+          <w:sz w:val="20"/>
+          <w:szCs w:val="20"/>
+        </w:rPr>
+      </w:pPr>
+      <w:r>
+        <w:rPr>
+          <w:rFonts w:ascii="Arial" w:hAnsi="Arial" w:cs="Arial"/>
           <w:sz w:val="20"/>
           <w:szCs w:val="20"/>
         </w:rPr>
         <w:tab/>
-      </w:r>
-      <w:r>
-        <w:rPr>
-          <w:rFonts w:ascii="Arial" w:hAnsi="Arial" w:cs="Arial"/>
-          <w:sz w:val="20"/>
-          <w:szCs w:val="20"/>
-        </w:rPr>
-        <w:t xml:space="preserve">This focused </w:t>
-      </w:r>
-      <w:r>
-        <w:rPr>
-          <w:rFonts w:ascii="Arial" w:hAnsi="Arial" w:cs="Arial"/>
-          <w:sz w:val="20"/>
-          <w:szCs w:val="20"/>
-        </w:rPr>
-        <w:t>on</w:t>
-      </w:r>
-      <w:r>
-        <w:rPr>
-          <w:rFonts w:ascii="Arial" w:hAnsi="Arial" w:cs="Arial"/>
-          <w:sz w:val="20"/>
-          <w:szCs w:val="20"/>
-        </w:rPr>
-        <w:t xml:space="preserve"> the values that are not missing at random – its missingness is related to the value that it’s missing.</w:t>
-      </w:r>
-      <w:r>
-        <w:rPr>
-          <w:rFonts w:ascii="Arial" w:hAnsi="Arial" w:cs="Arial"/>
-          <w:sz w:val="20"/>
-          <w:szCs w:val="20"/>
-        </w:rPr>
-        <w:t xml:space="preserve"> To fill </w:t>
+        <w:t xml:space="preserve">The missing values in Education Level </w:t>
       </w:r>
       <w:proofErr w:type="gramStart"/>
       <w:r>
@@ -2537,7 +3202,7 @@
           <w:sz w:val="20"/>
           <w:szCs w:val="20"/>
         </w:rPr>
-        <w:t>this values</w:t>
+        <w:t>are considered to be</w:t>
       </w:r>
       <w:proofErr w:type="gramEnd"/>
       <w:r>
@@ -2546,120 +3211,63 @@
           <w:sz w:val="20"/>
           <w:szCs w:val="20"/>
         </w:rPr>
-        <w:t>, we analysed individually the remaining features that still contained missing values.</w:t>
-      </w:r>
-    </w:p>
-    <w:p>
-      <w:pPr>
-        <w:rPr>
-          <w:rFonts w:ascii="Arial" w:hAnsi="Arial" w:cs="Arial"/>
-          <w:b/>
-          <w:bCs/>
-          <w:sz w:val="20"/>
-          <w:szCs w:val="20"/>
-        </w:rPr>
-      </w:pPr>
-      <w:r>
-        <w:rPr>
-          <w:rFonts w:ascii="Arial" w:hAnsi="Arial" w:cs="Arial"/>
-          <w:b/>
-          <w:bCs/>
-          <w:sz w:val="20"/>
-          <w:szCs w:val="20"/>
-        </w:rPr>
-        <w:t>Family History</w:t>
-      </w:r>
-    </w:p>
-    <w:p>
-      <w:pPr>
-        <w:rPr>
-          <w:rFonts w:ascii="Arial" w:hAnsi="Arial" w:cs="Arial"/>
-          <w:sz w:val="20"/>
-          <w:szCs w:val="20"/>
-        </w:rPr>
-      </w:pPr>
-      <w:r>
-        <w:rPr>
-          <w:rFonts w:ascii="Arial" w:hAnsi="Arial" w:cs="Arial"/>
-          <w:sz w:val="20"/>
-          <w:szCs w:val="20"/>
-        </w:rPr>
-        <w:t>A</w:t>
-      </w:r>
-      <w:r>
-        <w:rPr>
-          <w:rFonts w:ascii="Arial" w:hAnsi="Arial" w:cs="Arial"/>
-          <w:sz w:val="20"/>
-          <w:szCs w:val="20"/>
-        </w:rPr>
-        <w:t>ll patients with missing values</w:t>
-      </w:r>
-      <w:r>
-        <w:rPr>
-          <w:rFonts w:ascii="Arial" w:hAnsi="Arial" w:cs="Arial"/>
-          <w:sz w:val="20"/>
-          <w:szCs w:val="20"/>
-        </w:rPr>
         <w:t xml:space="preserve"> </w:t>
       </w:r>
       <w:r>
         <w:rPr>
           <w:rFonts w:ascii="Arial" w:hAnsi="Arial" w:cs="Arial"/>
-          <w:sz w:val="20"/>
-          <w:szCs w:val="20"/>
-        </w:rPr>
-        <w:t xml:space="preserve">for this feature </w:t>
-      </w:r>
-      <w:r>
-        <w:rPr>
-          <w:rFonts w:ascii="Arial" w:hAnsi="Arial" w:cs="Arial"/>
-          <w:sz w:val="20"/>
-          <w:szCs w:val="20"/>
-        </w:rPr>
-        <w:t xml:space="preserve">had it missing for </w:t>
-      </w:r>
-      <w:r>
-        <w:rPr>
-          <w:rFonts w:ascii="Arial" w:hAnsi="Arial" w:cs="Arial"/>
-          <w:sz w:val="20"/>
-          <w:szCs w:val="20"/>
-        </w:rPr>
-        <w:t xml:space="preserve">all their consultations. </w:t>
-      </w:r>
-    </w:p>
-    <w:p>
-      <w:pPr>
-        <w:rPr>
-          <w:rFonts w:ascii="Arial" w:hAnsi="Arial" w:cs="Arial"/>
-          <w:sz w:val="20"/>
-          <w:szCs w:val="20"/>
-        </w:rPr>
-      </w:pPr>
-      <w:r>
-        <w:rPr>
-          <w:rFonts w:ascii="Arial" w:hAnsi="Arial" w:cs="Arial"/>
-          <w:sz w:val="20"/>
-          <w:szCs w:val="20"/>
-        </w:rPr>
-        <w:t xml:space="preserve">Since these are MNAR and the feature is categorical, the uncertainty of the </w:t>
-      </w:r>
-      <w:r>
-        <w:rPr>
-          <w:rFonts w:ascii="Arial" w:hAnsi="Arial" w:cs="Arial"/>
-          <w:b/>
-          <w:bCs/>
-          <w:sz w:val="20"/>
-          <w:szCs w:val="20"/>
-        </w:rPr>
-        <w:t>Family History</w:t>
-      </w:r>
-      <w:r>
-        <w:rPr>
-          <w:rFonts w:ascii="Arial" w:hAnsi="Arial" w:cs="Arial"/>
-          <w:sz w:val="20"/>
-          <w:szCs w:val="20"/>
-        </w:rPr>
-        <w:t xml:space="preserve"> of these patients was encoded with the category ‘Unknown’.</w:t>
+          <w:b/>
+          <w:bCs/>
+          <w:sz w:val="20"/>
+          <w:szCs w:val="20"/>
+        </w:rPr>
+        <w:t xml:space="preserve">Missing </w:t>
+      </w:r>
+      <w:proofErr w:type="gramStart"/>
+      <w:r>
+        <w:rPr>
+          <w:rFonts w:ascii="Arial" w:hAnsi="Arial" w:cs="Arial"/>
+          <w:b/>
+          <w:bCs/>
+          <w:sz w:val="20"/>
+          <w:szCs w:val="20"/>
+        </w:rPr>
+        <w:t>At</w:t>
+      </w:r>
+      <w:proofErr w:type="gramEnd"/>
+      <w:r>
+        <w:rPr>
+          <w:rFonts w:ascii="Arial" w:hAnsi="Arial" w:cs="Arial"/>
+          <w:b/>
+          <w:bCs/>
+          <w:sz w:val="20"/>
+          <w:szCs w:val="20"/>
+        </w:rPr>
+        <w:t xml:space="preserve"> Random</w:t>
+      </w:r>
+      <w:r>
+        <w:rPr>
+          <w:rFonts w:ascii="Arial" w:hAnsi="Arial" w:cs="Arial"/>
+          <w:sz w:val="20"/>
+          <w:szCs w:val="20"/>
+        </w:rPr>
+        <w:t xml:space="preserve">, </w:t>
+      </w:r>
+      <w:r>
+        <w:rPr>
+          <w:rFonts w:ascii="Arial" w:hAnsi="Arial" w:cs="Arial"/>
+          <w:sz w:val="20"/>
+          <w:szCs w:val="20"/>
+        </w:rPr>
+        <w:t>depending on the patients’ age</w:t>
+      </w:r>
+      <w:r>
+        <w:rPr>
+          <w:rFonts w:ascii="Arial" w:hAnsi="Arial" w:cs="Arial"/>
+          <w:sz w:val="20"/>
+          <w:szCs w:val="20"/>
+        </w:rPr>
+        <w:t>.</w:t>
       </w:r>
     </w:p>
     <w:p>
@@ -2678,10 +3286,18 @@
           <w:szCs w:val="20"/>
         </w:rPr>
         <w:drawing>
-          <wp:inline distT="0" distB="0" distL="0" distR="0" wp14:anchorId="532878EF" wp14:editId="474321BD">
-            <wp:extent cx="5731510" cy="2827020"/>
-            <wp:effectExtent l="0" t="0" r="0" b="5080"/>
-            <wp:docPr id="1180463163" name="Picture 2" descr="A table of medical records&#10;&#10;AI-generated content may be incorrect."/>
+          <wp:anchor distT="0" distB="0" distL="114300" distR="114300" simplePos="0" relativeHeight="251664384" behindDoc="0" locked="0" layoutInCell="1" allowOverlap="1" wp14:anchorId="1C3EF36F" wp14:editId="3DF45897">
+            <wp:simplePos x="0" y="0"/>
+            <wp:positionH relativeFrom="margin">
+              <wp:posOffset>611505</wp:posOffset>
+            </wp:positionH>
+            <wp:positionV relativeFrom="margin">
+              <wp:posOffset>3609300</wp:posOffset>
+            </wp:positionV>
+            <wp:extent cx="4503420" cy="2661920"/>
+            <wp:effectExtent l="0" t="0" r="5080" b="5080"/>
+            <wp:wrapSquare wrapText="bothSides"/>
+            <wp:docPr id="1581414083" name="Picture 1"/>
             <wp:cNvGraphicFramePr>
               <a:graphicFrameLocks xmlns:a="http://schemas.openxmlformats.org/drawingml/2006/main" noChangeAspect="1"/>
             </wp:cNvGraphicFramePr>
@@ -2689,11 +3305,11 @@
               <a:graphicData uri="http://schemas.openxmlformats.org/drawingml/2006/picture">
                 <pic:pic xmlns:pic="http://schemas.openxmlformats.org/drawingml/2006/picture">
                   <pic:nvPicPr>
-                    <pic:cNvPr id="1180463163" name="Picture 2" descr="A table of medical records&#10;&#10;AI-generated content may be incorrect."/>
+                    <pic:cNvPr id="1581414083" name=""/>
                     <pic:cNvPicPr/>
                   </pic:nvPicPr>
                   <pic:blipFill>
-                    <a:blip r:embed="rId10" cstate="print">
+                    <a:blip r:embed="rId11">
                       <a:extLst>
                         <a:ext uri="{28A0092B-C50C-407E-A947-70E740481C1C}">
                           <a14:useLocalDpi xmlns:a14="http://schemas.microsoft.com/office/drawing/2010/main" val="0"/>
@@ -2707,7 +3323,7 @@
                   <pic:spPr>
                     <a:xfrm>
                       <a:off x="0" y="0"/>
-                      <a:ext cx="5731510" cy="2827020"/>
+                      <a:ext cx="4503420" cy="2661920"/>
                     </a:xfrm>
                     <a:prstGeom prst="rect">
                       <a:avLst/>
@@ -2716,18 +3332,27 @@
                 </pic:pic>
               </a:graphicData>
             </a:graphic>
-          </wp:inline>
+          </wp:anchor>
         </w:drawing>
       </w:r>
     </w:p>
     <w:p>
       <w:pPr>
-        <w:rPr>
-          <w:rFonts w:ascii="Arial" w:hAnsi="Arial" w:cs="Arial"/>
-          <w:sz w:val="20"/>
-          <w:szCs w:val="20"/>
-        </w:rPr>
-      </w:pPr>
+        <w:ind w:firstLine="720"/>
+        <w:rPr>
+          <w:rFonts w:ascii="Arial" w:hAnsi="Arial" w:cs="Arial"/>
+          <w:sz w:val="20"/>
+          <w:szCs w:val="20"/>
+        </w:rPr>
+      </w:pPr>
+      <w:r>
+        <w:rPr>
+          <w:rFonts w:ascii="Arial" w:hAnsi="Arial" w:cs="Arial"/>
+          <w:sz w:val="20"/>
+          <w:szCs w:val="20"/>
+        </w:rPr>
+        <w:t xml:space="preserve">As demonstrated by the visualization above, only patients with ages between 77 and 94 had missing values in </w:t>
+      </w:r>
       <w:r>
         <w:rPr>
           <w:rFonts w:ascii="Arial" w:hAnsi="Arial" w:cs="Arial"/>
@@ -2741,105 +3366,26 @@
       <w:r>
         <w:rPr>
           <w:rFonts w:ascii="Arial" w:hAnsi="Arial" w:cs="Arial"/>
-          <w:b/>
-          <w:bCs/>
-          <w:sz w:val="20"/>
-          <w:szCs w:val="20"/>
-        </w:rPr>
-        <w:t xml:space="preserve"> </w:t>
-      </w:r>
-    </w:p>
-    <w:p>
-      <w:pPr>
-        <w:rPr>
-          <w:rFonts w:ascii="Arial" w:hAnsi="Arial" w:cs="Arial"/>
-          <w:sz w:val="20"/>
-          <w:szCs w:val="20"/>
-        </w:rPr>
-      </w:pPr>
-      <w:r>
-        <w:rPr>
-          <w:rFonts w:ascii="Arial" w:hAnsi="Arial" w:cs="Arial"/>
-          <w:sz w:val="20"/>
-          <w:szCs w:val="20"/>
-        </w:rPr>
-        <w:t>Missing values in Education Level were considered MAR, depending on the patients’ age, as we can see through the following graph.</w:t>
-      </w:r>
-    </w:p>
-    <w:p>
-      <w:pPr>
-        <w:rPr>
-          <w:rFonts w:ascii="Arial" w:hAnsi="Arial" w:cs="Arial"/>
-          <w:sz w:val="20"/>
-          <w:szCs w:val="20"/>
-        </w:rPr>
-      </w:pPr>
-      <w:r>
-        <w:rPr>
-          <w:rFonts w:ascii="Arial" w:hAnsi="Arial" w:cs="Arial"/>
-          <w:sz w:val="20"/>
-          <w:szCs w:val="20"/>
-        </w:rPr>
-        <w:drawing>
-          <wp:inline distT="0" distB="0" distL="0" distR="0" wp14:anchorId="1C3EF36F" wp14:editId="47D77EC3">
-            <wp:extent cx="4503542" cy="2662373"/>
-            <wp:effectExtent l="0" t="0" r="0" b="5080"/>
-            <wp:docPr id="1581414083" name="Picture 1"/>
-            <wp:cNvGraphicFramePr>
-              <a:graphicFrameLocks xmlns:a="http://schemas.openxmlformats.org/drawingml/2006/main" noChangeAspect="1"/>
-            </wp:cNvGraphicFramePr>
-            <a:graphic xmlns:a="http://schemas.openxmlformats.org/drawingml/2006/main">
-              <a:graphicData uri="http://schemas.openxmlformats.org/drawingml/2006/picture">
-                <pic:pic xmlns:pic="http://schemas.openxmlformats.org/drawingml/2006/picture">
-                  <pic:nvPicPr>
-                    <pic:cNvPr id="1581414083" name=""/>
-                    <pic:cNvPicPr/>
-                  </pic:nvPicPr>
-                  <pic:blipFill>
-                    <a:blip r:embed="rId11"/>
-                    <a:stretch>
-                      <a:fillRect/>
-                    </a:stretch>
-                  </pic:blipFill>
-                  <pic:spPr>
-                    <a:xfrm>
-                      <a:off x="0" y="0"/>
-                      <a:ext cx="4511866" cy="2667294"/>
-                    </a:xfrm>
-                    <a:prstGeom prst="rect">
-                      <a:avLst/>
-                    </a:prstGeom>
-                  </pic:spPr>
-                </pic:pic>
-              </a:graphicData>
-            </a:graphic>
-          </wp:inline>
-        </w:drawing>
-      </w:r>
-    </w:p>
-    <w:p>
-      <w:pPr>
-        <w:rPr>
-          <w:rFonts w:ascii="Arial" w:hAnsi="Arial" w:cs="Arial"/>
-          <w:sz w:val="20"/>
-          <w:szCs w:val="20"/>
-        </w:rPr>
-      </w:pPr>
-      <w:r>
-        <w:rPr>
-          <w:rFonts w:ascii="Arial" w:hAnsi="Arial" w:cs="Arial"/>
-          <w:sz w:val="20"/>
-          <w:szCs w:val="20"/>
-        </w:rPr>
-        <w:t xml:space="preserve">For Education Level, </w:t>
-      </w:r>
-      <w:r>
-        <w:rPr>
-          <w:rFonts w:ascii="Arial" w:hAnsi="Arial" w:cs="Arial"/>
-          <w:sz w:val="20"/>
-          <w:szCs w:val="20"/>
-        </w:rPr>
-        <w:t>the patient</w:t>
+          <w:sz w:val="20"/>
+          <w:szCs w:val="20"/>
+        </w:rPr>
+        <w:t xml:space="preserve">. However, the baseline approach of checking other rows proved </w:t>
+      </w:r>
+      <w:r>
+        <w:rPr>
+          <w:rFonts w:ascii="Arial" w:hAnsi="Arial" w:cs="Arial"/>
+          <w:sz w:val="20"/>
+          <w:szCs w:val="20"/>
+        </w:rPr>
+        <w:t xml:space="preserve">to be </w:t>
+      </w:r>
+      <w:r>
+        <w:rPr>
+          <w:rFonts w:ascii="Arial" w:hAnsi="Arial" w:cs="Arial"/>
+          <w:sz w:val="20"/>
+          <w:szCs w:val="20"/>
+        </w:rPr>
+        <w:t>effective: for these patients, the patient</w:t>
       </w:r>
       <w:r>
         <w:rPr>
@@ -2871,65 +3417,30 @@
           <w:sz w:val="20"/>
           <w:szCs w:val="20"/>
         </w:rPr>
-        <w:t xml:space="preserve">forward imputation </w:t>
-      </w:r>
-      <w:r>
-        <w:rPr>
-          <w:rFonts w:ascii="Arial" w:hAnsi="Arial" w:cs="Arial"/>
-          <w:sz w:val="20"/>
-          <w:szCs w:val="20"/>
-        </w:rPr>
-        <w:t xml:space="preserve">completely </w:t>
-      </w:r>
-      <w:r>
-        <w:rPr>
-          <w:rFonts w:ascii="Arial" w:hAnsi="Arial" w:cs="Arial"/>
-          <w:sz w:val="20"/>
-          <w:szCs w:val="20"/>
-        </w:rPr>
-        <w:t xml:space="preserve">resolved </w:t>
-      </w:r>
-      <w:r>
-        <w:rPr>
-          <w:rFonts w:ascii="Arial" w:hAnsi="Arial" w:cs="Arial"/>
-          <w:sz w:val="20"/>
-          <w:szCs w:val="20"/>
-        </w:rPr>
-        <w:t>all</w:t>
-      </w:r>
-      <w:r>
-        <w:rPr>
-          <w:rFonts w:ascii="Arial" w:hAnsi="Arial" w:cs="Arial"/>
-          <w:sz w:val="20"/>
-          <w:szCs w:val="20"/>
-        </w:rPr>
-        <w:t xml:space="preserve"> missing values. </w:t>
-      </w:r>
-    </w:p>
-    <w:p>
-      <w:pPr>
-        <w:rPr>
-          <w:rFonts w:ascii="Arial" w:hAnsi="Arial" w:cs="Arial"/>
-          <w:sz w:val="20"/>
-          <w:szCs w:val="20"/>
-        </w:rPr>
-      </w:pPr>
-      <w:r>
-        <w:rPr>
-          <w:rFonts w:ascii="Arial" w:hAnsi="Arial" w:cs="Arial"/>
-          <w:b/>
-          <w:bCs/>
-          <w:sz w:val="20"/>
-          <w:szCs w:val="20"/>
-        </w:rPr>
-        <w:lastRenderedPageBreak/>
+        <w:t>forward imputation completely resolved all missing values.</w:t>
+      </w:r>
+    </w:p>
+    <w:p>
+      <w:pPr>
+        <w:rPr>
+          <w:rFonts w:ascii="Garamond" w:hAnsi="Garamond"/>
+          <w:b/>
+          <w:bCs/>
+        </w:rPr>
+      </w:pPr>
+      <w:r>
+        <w:rPr>
+          <w:rFonts w:ascii="Garamond" w:hAnsi="Garamond"/>
+          <w:b/>
+          <w:bCs/>
+        </w:rPr>
         <w:t>Approximate Annual Income</w:t>
       </w:r>
       <w:r>
         <w:rPr>
-          <w:rFonts w:ascii="Arial" w:hAnsi="Arial" w:cs="Arial"/>
-          <w:sz w:val="20"/>
-          <w:szCs w:val="20"/>
+          <w:rFonts w:ascii="Garamond" w:hAnsi="Garamond"/>
+          <w:b/>
+          <w:bCs/>
         </w:rPr>
         <w:t xml:space="preserve"> </w:t>
       </w:r>
@@ -3136,6 +3647,7 @@
           <w:sz w:val="20"/>
           <w:szCs w:val="20"/>
         </w:rPr>
+        <w:lastRenderedPageBreak/>
         <w:t>Students</w:t>
       </w:r>
       <w:r>
@@ -3336,69 +3848,659 @@
     </w:p>
     <w:p>
       <w:pPr>
-        <w:rPr>
-          <w:rFonts w:ascii="Arial" w:hAnsi="Arial" w:cs="Arial"/>
-          <w:b/>
-          <w:bCs/>
-          <w:sz w:val="20"/>
-          <w:szCs w:val="20"/>
-        </w:rPr>
-      </w:pPr>
-      <w:r>
-        <w:rPr>
-          <w:rFonts w:ascii="Arial" w:hAnsi="Arial" w:cs="Arial"/>
-          <w:b/>
-          <w:bCs/>
-          <w:sz w:val="20"/>
-          <w:szCs w:val="20"/>
-        </w:rPr>
-        <w:t>O</w:t>
-      </w:r>
-      <w:r>
-        <w:rPr>
-          <w:rFonts w:ascii="Arial" w:hAnsi="Arial" w:cs="Arial"/>
-          <w:b/>
-          <w:bCs/>
-          <w:sz w:val="20"/>
-          <w:szCs w:val="20"/>
-        </w:rPr>
-        <w:t>utliers</w:t>
-      </w:r>
-    </w:p>
-    <w:p>
-      <w:pPr>
-        <w:rPr>
-          <w:rFonts w:ascii="Arial" w:hAnsi="Arial" w:cs="Arial"/>
-          <w:sz w:val="20"/>
-          <w:szCs w:val="20"/>
-        </w:rPr>
-      </w:pPr>
-      <w:r>
-        <w:rPr>
-          <w:rFonts w:ascii="Arial" w:hAnsi="Arial" w:cs="Arial"/>
-          <w:sz w:val="20"/>
-          <w:szCs w:val="20"/>
-        </w:rPr>
-        <w:t>In the process of Exploratory Data Analysis, several numerical features showed the presence of extreme values. To maintain the quality of the data and the accuracy of further analysis, an outlier treatment was conducted, based on domain knowledge and the Interquartile Range technique (IQR).</w:t>
-      </w:r>
-    </w:p>
-    <w:p>
-      <w:pPr>
-        <w:rPr>
-          <w:rFonts w:ascii="Arial" w:hAnsi="Arial" w:cs="Arial"/>
-          <w:b/>
-          <w:bCs/>
-          <w:sz w:val="20"/>
-          <w:szCs w:val="20"/>
-        </w:rPr>
-      </w:pPr>
-      <w:r>
-        <w:rPr>
-          <w:rFonts w:ascii="Arial" w:hAnsi="Arial" w:cs="Arial"/>
-          <w:b/>
-          <w:bCs/>
-          <w:sz w:val="20"/>
-          <w:szCs w:val="20"/>
+        <w:ind w:firstLine="720"/>
+        <w:rPr>
+          <w:rFonts w:ascii="Garamond" w:hAnsi="Garamond"/>
+          <w:b/>
+          <w:bCs/>
+        </w:rPr>
+      </w:pPr>
+      <w:r>
+        <w:rPr>
+          <w:rFonts w:ascii="Garamond" w:hAnsi="Garamond"/>
+          <w:b/>
+          <w:bCs/>
+        </w:rPr>
+        <w:t xml:space="preserve">Missing </w:t>
+      </w:r>
+      <w:r>
+        <w:rPr>
+          <w:rFonts w:ascii="Garamond" w:hAnsi="Garamond"/>
+          <w:b/>
+          <w:bCs/>
+        </w:rPr>
+        <w:t>N</w:t>
+      </w:r>
+      <w:r>
+        <w:rPr>
+          <w:rFonts w:ascii="Garamond" w:hAnsi="Garamond"/>
+          <w:b/>
+          <w:bCs/>
+        </w:rPr>
+        <w:t xml:space="preserve">ot </w:t>
+      </w:r>
+      <w:proofErr w:type="gramStart"/>
+      <w:r>
+        <w:rPr>
+          <w:rFonts w:ascii="Garamond" w:hAnsi="Garamond"/>
+          <w:b/>
+          <w:bCs/>
+        </w:rPr>
+        <w:t>At</w:t>
+      </w:r>
+      <w:proofErr w:type="gramEnd"/>
+      <w:r>
+        <w:rPr>
+          <w:rFonts w:ascii="Garamond" w:hAnsi="Garamond"/>
+          <w:b/>
+          <w:bCs/>
+        </w:rPr>
+        <w:t xml:space="preserve"> </w:t>
+      </w:r>
+      <w:r>
+        <w:rPr>
+          <w:rFonts w:ascii="Garamond" w:hAnsi="Garamond"/>
+          <w:b/>
+          <w:bCs/>
+        </w:rPr>
+        <w:t>R</w:t>
+      </w:r>
+      <w:r>
+        <w:rPr>
+          <w:rFonts w:ascii="Garamond" w:hAnsi="Garamond"/>
+          <w:b/>
+          <w:bCs/>
+        </w:rPr>
+        <w:t xml:space="preserve">andom </w:t>
+      </w:r>
+      <w:r>
+        <w:rPr>
+          <w:rFonts w:ascii="Garamond" w:hAnsi="Garamond"/>
+          <w:b/>
+          <w:bCs/>
+        </w:rPr>
+        <w:t>(MNAR)</w:t>
+      </w:r>
+    </w:p>
+    <w:p>
+      <w:pPr>
+        <w:rPr>
+          <w:rFonts w:ascii="Arial" w:hAnsi="Arial" w:cs="Arial"/>
+          <w:sz w:val="20"/>
+          <w:szCs w:val="20"/>
+        </w:rPr>
+      </w:pPr>
+      <w:r>
+        <w:rPr>
+          <w:rFonts w:ascii="Arial" w:hAnsi="Arial" w:cs="Arial"/>
+          <w:b/>
+          <w:bCs/>
+          <w:sz w:val="20"/>
+          <w:szCs w:val="20"/>
+        </w:rPr>
+        <w:tab/>
+      </w:r>
+      <w:r>
+        <w:rPr>
+          <w:rFonts w:ascii="Arial" w:hAnsi="Arial" w:cs="Arial"/>
+          <w:sz w:val="20"/>
+          <w:szCs w:val="20"/>
+        </w:rPr>
+        <w:t xml:space="preserve">The following missing values are considered </w:t>
+      </w:r>
+      <w:r>
+        <w:rPr>
+          <w:rFonts w:ascii="Arial" w:hAnsi="Arial" w:cs="Arial"/>
+          <w:b/>
+          <w:bCs/>
+          <w:sz w:val="20"/>
+          <w:szCs w:val="20"/>
+        </w:rPr>
+        <w:t xml:space="preserve">Missing Not </w:t>
+      </w:r>
+      <w:proofErr w:type="gramStart"/>
+      <w:r>
+        <w:rPr>
+          <w:rFonts w:ascii="Arial" w:hAnsi="Arial" w:cs="Arial"/>
+          <w:b/>
+          <w:bCs/>
+          <w:sz w:val="20"/>
+          <w:szCs w:val="20"/>
+        </w:rPr>
+        <w:t>At</w:t>
+      </w:r>
+      <w:proofErr w:type="gramEnd"/>
+      <w:r>
+        <w:rPr>
+          <w:rFonts w:ascii="Arial" w:hAnsi="Arial" w:cs="Arial"/>
+          <w:b/>
+          <w:bCs/>
+          <w:sz w:val="20"/>
+          <w:szCs w:val="20"/>
+        </w:rPr>
+        <w:t xml:space="preserve"> Random (MNAR) </w:t>
+      </w:r>
+      <w:r>
+        <w:rPr>
+          <w:rFonts w:ascii="Arial" w:hAnsi="Arial" w:cs="Arial"/>
+          <w:sz w:val="20"/>
+          <w:szCs w:val="20"/>
+        </w:rPr>
+        <w:t xml:space="preserve">since its </w:t>
+      </w:r>
+      <w:r>
+        <w:rPr>
+          <w:rFonts w:ascii="Arial" w:hAnsi="Arial" w:cs="Arial"/>
+          <w:b/>
+          <w:bCs/>
+          <w:sz w:val="20"/>
+          <w:szCs w:val="20"/>
+        </w:rPr>
+        <w:t>missingness is related to the actual value</w:t>
+      </w:r>
+      <w:r>
+        <w:rPr>
+          <w:rFonts w:ascii="Arial" w:hAnsi="Arial" w:cs="Arial"/>
+          <w:sz w:val="20"/>
+          <w:szCs w:val="20"/>
+        </w:rPr>
+        <w:t xml:space="preserve"> that is missing.</w:t>
+      </w:r>
+    </w:p>
+    <w:p>
+      <w:pPr>
+        <w:rPr>
+          <w:rFonts w:ascii="Garamond" w:hAnsi="Garamond"/>
+          <w:b/>
+          <w:bCs/>
+        </w:rPr>
+      </w:pPr>
+      <w:r>
+        <w:rPr>
+          <w:rFonts w:ascii="Garamond" w:hAnsi="Garamond"/>
+          <w:b/>
+          <w:bCs/>
+        </w:rPr>
+        <w:t>Family History</w:t>
+      </w:r>
+    </w:p>
+    <w:p>
+      <w:pPr>
+        <w:rPr>
+          <w:rFonts w:ascii="Garamond" w:hAnsi="Garamond"/>
+          <w:b/>
+          <w:bCs/>
+        </w:rPr>
+      </w:pPr>
+      <w:r>
+        <w:rPr>
+          <w:rFonts w:ascii="Arial" w:hAnsi="Arial" w:cs="Arial"/>
+          <w:noProof/>
+          <w:sz w:val="20"/>
+          <w:szCs w:val="20"/>
+        </w:rPr>
+        <w:drawing>
+          <wp:anchor distT="0" distB="0" distL="114300" distR="114300" simplePos="0" relativeHeight="251663360" behindDoc="0" locked="0" layoutInCell="1" allowOverlap="1" wp14:anchorId="532878EF" wp14:editId="73AF5A05">
+            <wp:simplePos x="0" y="0"/>
+            <wp:positionH relativeFrom="margin">
+              <wp:posOffset>-8890</wp:posOffset>
+            </wp:positionH>
+            <wp:positionV relativeFrom="margin">
+              <wp:posOffset>4691179</wp:posOffset>
+            </wp:positionV>
+            <wp:extent cx="5731510" cy="2827020"/>
+            <wp:effectExtent l="0" t="0" r="0" b="5080"/>
+            <wp:wrapSquare wrapText="bothSides"/>
+            <wp:docPr id="1180463163" name="Picture 2" descr="A table of medical records&#10;&#10;AI-generated content may be incorrect."/>
+            <wp:cNvGraphicFramePr>
+              <a:graphicFrameLocks xmlns:a="http://schemas.openxmlformats.org/drawingml/2006/main" noChangeAspect="1"/>
+            </wp:cNvGraphicFramePr>
+            <a:graphic xmlns:a="http://schemas.openxmlformats.org/drawingml/2006/main">
+              <a:graphicData uri="http://schemas.openxmlformats.org/drawingml/2006/picture">
+                <pic:pic xmlns:pic="http://schemas.openxmlformats.org/drawingml/2006/picture">
+                  <pic:nvPicPr>
+                    <pic:cNvPr id="1180463163" name="Picture 2" descr="A table of medical records&#10;&#10;AI-generated content may be incorrect."/>
+                    <pic:cNvPicPr/>
+                  </pic:nvPicPr>
+                  <pic:blipFill>
+                    <a:blip r:embed="rId13" cstate="print">
+                      <a:extLst>
+                        <a:ext uri="{28A0092B-C50C-407E-A947-70E740481C1C}">
+                          <a14:useLocalDpi xmlns:a14="http://schemas.microsoft.com/office/drawing/2010/main" val="0"/>
+                        </a:ext>
+                      </a:extLst>
+                    </a:blip>
+                    <a:stretch>
+                      <a:fillRect/>
+                    </a:stretch>
+                  </pic:blipFill>
+                  <pic:spPr>
+                    <a:xfrm>
+                      <a:off x="0" y="0"/>
+                      <a:ext cx="5731510" cy="2827020"/>
+                    </a:xfrm>
+                    <a:prstGeom prst="rect">
+                      <a:avLst/>
+                    </a:prstGeom>
+                  </pic:spPr>
+                </pic:pic>
+              </a:graphicData>
+            </a:graphic>
+          </wp:anchor>
+        </w:drawing>
+      </w:r>
+      <w:r>
+        <w:rPr>
+          <w:rFonts w:ascii="Arial" w:hAnsi="Arial" w:cs="Arial"/>
+          <w:sz w:val="20"/>
+          <w:szCs w:val="20"/>
+        </w:rPr>
+        <w:t>A</w:t>
+      </w:r>
+      <w:r>
+        <w:rPr>
+          <w:rFonts w:ascii="Arial" w:hAnsi="Arial" w:cs="Arial"/>
+          <w:sz w:val="20"/>
+          <w:szCs w:val="20"/>
+        </w:rPr>
+        <w:t>ll patients with missing values</w:t>
+      </w:r>
+      <w:r>
+        <w:rPr>
+          <w:rFonts w:ascii="Arial" w:hAnsi="Arial" w:cs="Arial"/>
+          <w:sz w:val="20"/>
+          <w:szCs w:val="20"/>
+        </w:rPr>
+        <w:t xml:space="preserve"> </w:t>
+      </w:r>
+      <w:r>
+        <w:rPr>
+          <w:rFonts w:ascii="Arial" w:hAnsi="Arial" w:cs="Arial"/>
+          <w:sz w:val="20"/>
+          <w:szCs w:val="20"/>
+        </w:rPr>
+        <w:t xml:space="preserve">for this feature </w:t>
+      </w:r>
+      <w:r>
+        <w:rPr>
+          <w:rFonts w:ascii="Arial" w:hAnsi="Arial" w:cs="Arial"/>
+          <w:sz w:val="20"/>
+          <w:szCs w:val="20"/>
+        </w:rPr>
+        <w:t xml:space="preserve">had it missing for </w:t>
+      </w:r>
+      <w:r>
+        <w:rPr>
+          <w:rFonts w:ascii="Arial" w:hAnsi="Arial" w:cs="Arial"/>
+          <w:sz w:val="20"/>
+          <w:szCs w:val="20"/>
+        </w:rPr>
+        <w:t xml:space="preserve">all their consultations. </w:t>
+      </w:r>
+      <w:r>
+        <w:rPr>
+          <w:rFonts w:ascii="Arial" w:hAnsi="Arial" w:cs="Arial"/>
+          <w:sz w:val="20"/>
+          <w:szCs w:val="20"/>
+        </w:rPr>
+        <w:t xml:space="preserve">Since the feature is categorical, the uncertainty of the </w:t>
+      </w:r>
+      <w:r>
+        <w:rPr>
+          <w:rFonts w:ascii="Arial" w:hAnsi="Arial" w:cs="Arial"/>
+          <w:b/>
+          <w:bCs/>
+          <w:sz w:val="20"/>
+          <w:szCs w:val="20"/>
+        </w:rPr>
+        <w:t>Family History</w:t>
+      </w:r>
+      <w:r>
+        <w:rPr>
+          <w:rFonts w:ascii="Arial" w:hAnsi="Arial" w:cs="Arial"/>
+          <w:sz w:val="20"/>
+          <w:szCs w:val="20"/>
+        </w:rPr>
+        <w:t xml:space="preserve"> of these patients was encoded with the category ‘</w:t>
+      </w:r>
+      <w:r>
+        <w:rPr>
+          <w:rFonts w:ascii="Arial" w:hAnsi="Arial" w:cs="Arial"/>
+          <w:b/>
+          <w:bCs/>
+          <w:sz w:val="20"/>
+          <w:szCs w:val="20"/>
+        </w:rPr>
+        <w:t>Unknown’</w:t>
+      </w:r>
+      <w:r>
+        <w:rPr>
+          <w:rFonts w:ascii="Arial" w:hAnsi="Arial" w:cs="Arial"/>
+          <w:sz w:val="20"/>
+          <w:szCs w:val="20"/>
+        </w:rPr>
+        <w:t>.</w:t>
+      </w:r>
+    </w:p>
+    <w:p>
+      <w:pPr>
+        <w:rPr>
+          <w:rFonts w:ascii="Garamond" w:hAnsi="Garamond"/>
+          <w:b/>
+          <w:bCs/>
+        </w:rPr>
+      </w:pPr>
+    </w:p>
+    <w:p>
+      <w:pPr>
+        <w:rPr>
+          <w:rFonts w:ascii="Arial" w:hAnsi="Arial" w:cs="Arial"/>
+          <w:sz w:val="20"/>
+          <w:szCs w:val="20"/>
+        </w:rPr>
+      </w:pPr>
+      <w:r>
+        <w:rPr>
+          <w:rFonts w:ascii="Arial" w:hAnsi="Arial" w:cs="Arial"/>
+          <w:b/>
+          <w:bCs/>
+          <w:sz w:val="20"/>
+          <w:szCs w:val="20"/>
+        </w:rPr>
+        <w:tab/>
+      </w:r>
+      <w:r>
+        <w:rPr>
+          <w:rFonts w:ascii="Arial" w:hAnsi="Arial" w:cs="Arial"/>
+          <w:sz w:val="20"/>
+          <w:szCs w:val="20"/>
+        </w:rPr>
+        <w:t>For example, patient 1452 had missing values in Family History throughout all the consultations, therefore, there is not enough data to infer any diseases.</w:t>
+      </w:r>
+    </w:p>
+    <w:p>
+      <w:pPr>
+        <w:rPr>
+          <w:rFonts w:ascii="Arial" w:hAnsi="Arial" w:cs="Arial"/>
+          <w:sz w:val="20"/>
+          <w:szCs w:val="20"/>
+        </w:rPr>
+      </w:pPr>
+    </w:p>
+    <w:p>
+      <w:pPr>
+        <w:rPr>
+          <w:rFonts w:ascii="Arial" w:hAnsi="Arial" w:cs="Arial"/>
+          <w:sz w:val="20"/>
+          <w:szCs w:val="20"/>
+        </w:rPr>
+      </w:pPr>
+    </w:p>
+    <w:p>
+      <w:pPr>
+        <w:ind w:firstLine="720"/>
+        <w:rPr>
+          <w:rFonts w:ascii="Arial" w:hAnsi="Arial" w:cs="Arial"/>
+          <w:b/>
+          <w:bCs/>
+          <w:sz w:val="20"/>
+          <w:szCs w:val="20"/>
+          <w:lang w:val="pt-PT"/>
+        </w:rPr>
+      </w:pPr>
+      <w:proofErr w:type="spellStart"/>
+      <w:r>
+        <w:rPr>
+          <w:rFonts w:ascii="Garamond" w:hAnsi="Garamond"/>
+          <w:b/>
+          <w:bCs/>
+          <w:lang w:val="pt-PT"/>
+        </w:rPr>
+        <w:lastRenderedPageBreak/>
+        <w:t>Outliers</w:t>
+      </w:r>
+      <w:proofErr w:type="spellEnd"/>
+      <w:r>
+        <w:rPr>
+          <w:rFonts w:ascii="Garamond" w:hAnsi="Garamond"/>
+          <w:b/>
+          <w:bCs/>
+          <w:lang w:val="pt-PT"/>
+        </w:rPr>
+        <w:t xml:space="preserve"> (POR BOXPLOTS PARA CADA UM)</w:t>
+      </w:r>
+    </w:p>
+    <w:p>
+      <w:pPr>
+        <w:ind w:firstLine="720"/>
+        <w:rPr>
+          <w:rFonts w:ascii="Arial" w:hAnsi="Arial" w:cs="Arial"/>
+          <w:sz w:val="20"/>
+          <w:szCs w:val="20"/>
+        </w:rPr>
+      </w:pPr>
+      <w:r>
+        <w:rPr>
+          <w:rFonts w:ascii="Arial" w:hAnsi="Arial" w:cs="Arial"/>
+          <w:sz w:val="20"/>
+          <w:szCs w:val="20"/>
+        </w:rPr>
+        <w:t xml:space="preserve">In the process of </w:t>
+      </w:r>
+      <w:r>
+        <w:rPr>
+          <w:rFonts w:ascii="Arial" w:hAnsi="Arial" w:cs="Arial"/>
+          <w:b/>
+          <w:bCs/>
+          <w:sz w:val="20"/>
+          <w:szCs w:val="20"/>
+        </w:rPr>
+        <w:t>Exploratory Data Analysis</w:t>
+      </w:r>
+      <w:r>
+        <w:rPr>
+          <w:rFonts w:ascii="Arial" w:hAnsi="Arial" w:cs="Arial"/>
+          <w:sz w:val="20"/>
+          <w:szCs w:val="20"/>
+        </w:rPr>
+        <w:t>, several numerical features showed the presence of extreme values. To maintain the quality of the data and the accuracy of further analysis, an outlier treatment was conducted</w:t>
+      </w:r>
+      <w:r>
+        <w:rPr>
+          <w:rFonts w:ascii="Arial" w:hAnsi="Arial" w:cs="Arial"/>
+          <w:sz w:val="20"/>
+          <w:szCs w:val="20"/>
+        </w:rPr>
+        <w:t xml:space="preserve"> – capping (replacing outliers beyond a certain threshold with the value of that threshold)</w:t>
+      </w:r>
+      <w:r>
+        <w:rPr>
+          <w:rFonts w:ascii="Arial" w:hAnsi="Arial" w:cs="Arial"/>
+          <w:sz w:val="20"/>
+          <w:szCs w:val="20"/>
+        </w:rPr>
+        <w:t>, based on domain knowledge and the Interquartile Range technique (IQR).</w:t>
+      </w:r>
+      <w:r>
+        <w:rPr>
+          <w:rFonts w:ascii="Arial" w:hAnsi="Arial" w:cs="Arial"/>
+          <w:sz w:val="20"/>
+          <w:szCs w:val="20"/>
+        </w:rPr>
+        <w:t xml:space="preserve"> This technique considers to be outliers any value below </w:t>
+      </w:r>
+      <w:r>
+        <w:rPr>
+          <w:rFonts w:ascii="Consolas" w:hAnsi="Consolas" w:cs="Consolas"/>
+          <w:b/>
+          <w:bCs/>
+          <w:sz w:val="20"/>
+          <w:szCs w:val="20"/>
+        </w:rPr>
+        <w:t xml:space="preserve">Q1 – k </w:t>
+      </w:r>
+      <w:r>
+        <w:rPr>
+          <w:rFonts w:ascii="Consolas" w:hAnsi="Consolas" w:cs="Consolas"/>
+          <w:b/>
+          <w:bCs/>
+          <w:sz w:val="20"/>
+          <w:szCs w:val="20"/>
+        </w:rPr>
+        <w:sym w:font="Symbol" w:char="F02A"/>
+      </w:r>
+      <w:r>
+        <w:rPr>
+          <w:rFonts w:ascii="Consolas" w:hAnsi="Consolas" w:cs="Consolas"/>
+          <w:b/>
+          <w:bCs/>
+          <w:sz w:val="20"/>
+          <w:szCs w:val="20"/>
+        </w:rPr>
+        <w:t xml:space="preserve"> IQR</w:t>
+      </w:r>
+      <w:r>
+        <w:rPr>
+          <w:rFonts w:ascii="Arial" w:hAnsi="Arial" w:cs="Arial"/>
+          <w:sz w:val="20"/>
+          <w:szCs w:val="20"/>
+        </w:rPr>
+        <w:t xml:space="preserve"> or above </w:t>
+      </w:r>
+      <w:r>
+        <w:rPr>
+          <w:rFonts w:ascii="Consolas" w:hAnsi="Consolas" w:cs="Consolas"/>
+          <w:b/>
+          <w:bCs/>
+          <w:sz w:val="20"/>
+          <w:szCs w:val="20"/>
+        </w:rPr>
+        <w:t xml:space="preserve">Q3 + k </w:t>
+      </w:r>
+      <w:r>
+        <w:rPr>
+          <w:rFonts w:ascii="Consolas" w:hAnsi="Consolas" w:cs="Consolas"/>
+          <w:b/>
+          <w:bCs/>
+          <w:sz w:val="20"/>
+          <w:szCs w:val="20"/>
+        </w:rPr>
+        <w:sym w:font="Symbol" w:char="F02A"/>
+      </w:r>
+      <w:r>
+        <w:rPr>
+          <w:rFonts w:ascii="Consolas" w:hAnsi="Consolas" w:cs="Consolas"/>
+          <w:b/>
+          <w:bCs/>
+          <w:sz w:val="20"/>
+          <w:szCs w:val="20"/>
+        </w:rPr>
+        <w:t xml:space="preserve"> IQR,</w:t>
+      </w:r>
+      <w:r>
+        <w:rPr>
+          <w:rFonts w:ascii="Arial" w:hAnsi="Arial" w:cs="Arial"/>
+          <w:sz w:val="20"/>
+          <w:szCs w:val="20"/>
+        </w:rPr>
+        <w:t xml:space="preserve"> with </w:t>
+      </w:r>
+      <w:r>
+        <w:rPr>
+          <w:rFonts w:ascii="Consolas" w:hAnsi="Consolas" w:cs="Consolas"/>
+          <w:b/>
+          <w:bCs/>
+          <w:sz w:val="20"/>
+          <w:szCs w:val="20"/>
+        </w:rPr>
+        <w:t>IQR</w:t>
+      </w:r>
+      <w:r>
+        <w:rPr>
+          <w:rFonts w:ascii="Arial" w:hAnsi="Arial" w:cs="Arial"/>
+          <w:sz w:val="20"/>
+          <w:szCs w:val="20"/>
+        </w:rPr>
+        <w:t xml:space="preserve"> being </w:t>
+      </w:r>
+      <w:r>
+        <w:rPr>
+          <w:rFonts w:ascii="Consolas" w:hAnsi="Consolas" w:cs="Consolas"/>
+          <w:b/>
+          <w:bCs/>
+          <w:sz w:val="20"/>
+          <w:szCs w:val="20"/>
+        </w:rPr>
+        <w:t>Q3-Q1</w:t>
+      </w:r>
+      <w:r>
+        <w:rPr>
+          <w:rFonts w:ascii="Arial" w:hAnsi="Arial" w:cs="Arial"/>
+          <w:sz w:val="20"/>
+          <w:szCs w:val="20"/>
+        </w:rPr>
+        <w:t xml:space="preserve"> and </w:t>
+      </w:r>
+      <w:r>
+        <w:rPr>
+          <w:rFonts w:ascii="Consolas" w:hAnsi="Consolas" w:cs="Consolas"/>
+          <w:b/>
+          <w:bCs/>
+          <w:sz w:val="20"/>
+          <w:szCs w:val="20"/>
+        </w:rPr>
+        <w:t>k</w:t>
+      </w:r>
+      <w:r>
+        <w:rPr>
+          <w:rFonts w:ascii="Arial" w:hAnsi="Arial" w:cs="Arial"/>
+          <w:sz w:val="20"/>
+          <w:szCs w:val="20"/>
+        </w:rPr>
+        <w:t>,</w:t>
+      </w:r>
+      <w:r>
+        <w:rPr>
+          <w:rFonts w:ascii="Arial" w:hAnsi="Arial" w:cs="Arial"/>
+          <w:sz w:val="20"/>
+          <w:szCs w:val="20"/>
+        </w:rPr>
+        <w:t xml:space="preserve"> although normally set to </w:t>
+      </w:r>
+      <w:r>
+        <w:rPr>
+          <w:rFonts w:ascii="Consolas" w:hAnsi="Consolas" w:cs="Consolas"/>
+          <w:b/>
+          <w:bCs/>
+          <w:sz w:val="20"/>
+          <w:szCs w:val="20"/>
+        </w:rPr>
+        <w:t>1.5</w:t>
+      </w:r>
+      <w:r>
+        <w:rPr>
+          <w:rFonts w:ascii="Arial" w:hAnsi="Arial" w:cs="Arial"/>
+          <w:sz w:val="20"/>
+          <w:szCs w:val="20"/>
+        </w:rPr>
+        <w:t>, it can be set to any positive number.</w:t>
+      </w:r>
+    </w:p>
+    <w:p>
+      <w:pPr>
+        <w:rPr>
+          <w:rFonts w:ascii="Arial" w:hAnsi="Arial" w:cs="Arial"/>
+          <w:b/>
+          <w:bCs/>
+          <w:sz w:val="20"/>
+          <w:szCs w:val="20"/>
+        </w:rPr>
+      </w:pPr>
+      <w:r>
+        <w:rPr>
+          <w:rFonts w:ascii="Garamond" w:hAnsi="Garamond"/>
+          <w:b/>
+          <w:bCs/>
         </w:rPr>
         <w:t>Age</w:t>
       </w:r>
@@ -3429,19 +4531,265 @@
       </w:r>
       <w:r>
         <w:rPr>
-          <w:rFonts w:ascii="Arial" w:hAnsi="Arial" w:cs="Arial"/>
-          <w:sz w:val="20"/>
-          <w:szCs w:val="20"/>
-        </w:rPr>
-        <w:t xml:space="preserve">Q3+IQR) were considered outliers, therefore, the respective age was </w:t>
-      </w:r>
-      <w:r>
-        <w:rPr>
-          <w:rFonts w:ascii="Arial" w:hAnsi="Arial" w:cs="Arial"/>
-          <w:sz w:val="20"/>
-          <w:szCs w:val="20"/>
-        </w:rPr>
-        <w:t>capped</w:t>
+          <w:rFonts w:ascii="Consolas" w:hAnsi="Consolas" w:cs="Consolas"/>
+          <w:b/>
+          <w:bCs/>
+          <w:sz w:val="20"/>
+          <w:szCs w:val="20"/>
+        </w:rPr>
+        <w:t>Q3+IQR</w:t>
+      </w:r>
+      <w:r>
+        <w:rPr>
+          <w:rFonts w:ascii="Consolas" w:hAnsi="Consolas" w:cs="Consolas"/>
+          <w:b/>
+          <w:bCs/>
+          <w:sz w:val="20"/>
+          <w:szCs w:val="20"/>
+        </w:rPr>
+        <w:t>,</w:t>
+      </w:r>
+      <w:r>
+        <w:rPr>
+          <w:rFonts w:ascii="Arial" w:hAnsi="Arial" w:cs="Arial"/>
+          <w:sz w:val="20"/>
+          <w:szCs w:val="20"/>
+        </w:rPr>
+        <w:t xml:space="preserve"> with </w:t>
+      </w:r>
+      <w:r>
+        <w:rPr>
+          <w:rFonts w:ascii="Consolas" w:hAnsi="Consolas" w:cs="Consolas"/>
+          <w:b/>
+          <w:bCs/>
+          <w:sz w:val="20"/>
+          <w:szCs w:val="20"/>
+        </w:rPr>
+        <w:t>k</w:t>
+      </w:r>
+      <w:r>
+        <w:rPr>
+          <w:rFonts w:ascii="Arial" w:hAnsi="Arial" w:cs="Arial"/>
+          <w:sz w:val="20"/>
+          <w:szCs w:val="20"/>
+        </w:rPr>
+        <w:t xml:space="preserve"> set to </w:t>
+      </w:r>
+      <w:r>
+        <w:rPr>
+          <w:rFonts w:ascii="Consolas" w:hAnsi="Consolas" w:cs="Consolas"/>
+          <w:b/>
+          <w:bCs/>
+          <w:sz w:val="20"/>
+          <w:szCs w:val="20"/>
+        </w:rPr>
+        <w:t>1</w:t>
+      </w:r>
+      <w:r>
+        <w:rPr>
+          <w:rFonts w:ascii="Arial" w:hAnsi="Arial" w:cs="Arial"/>
+          <w:sz w:val="20"/>
+          <w:szCs w:val="20"/>
+        </w:rPr>
+        <w:t xml:space="preserve">) </w:t>
+      </w:r>
+      <w:r>
+        <w:rPr>
+          <w:rFonts w:ascii="Arial" w:hAnsi="Arial" w:cs="Arial"/>
+          <w:sz w:val="20"/>
+          <w:szCs w:val="20"/>
+        </w:rPr>
+        <w:t xml:space="preserve">were capped. </w:t>
+      </w:r>
+      <w:r>
+        <w:rPr>
+          <w:rFonts w:ascii="Arial" w:hAnsi="Arial" w:cs="Arial"/>
+          <w:sz w:val="20"/>
+          <w:szCs w:val="20"/>
+        </w:rPr>
+        <w:t xml:space="preserve">If the default value for </w:t>
+      </w:r>
+      <w:r>
+        <w:rPr>
+          <w:rFonts w:ascii="Consolas" w:hAnsi="Consolas" w:cs="Consolas"/>
+          <w:b/>
+          <w:bCs/>
+          <w:sz w:val="20"/>
+          <w:szCs w:val="20"/>
+        </w:rPr>
+        <w:t>k</w:t>
+      </w:r>
+      <w:r>
+        <w:rPr>
+          <w:rFonts w:ascii="Arial" w:hAnsi="Arial" w:cs="Arial"/>
+          <w:sz w:val="20"/>
+          <w:szCs w:val="20"/>
+        </w:rPr>
+        <w:t xml:space="preserve"> was used, the capping threshold would be even higher, allowing unrealistic ages to remain in the dataset.</w:t>
+      </w:r>
+    </w:p>
+    <w:p>
+      <w:pPr>
+        <w:rPr>
+          <w:rFonts w:ascii="Garamond" w:hAnsi="Garamond"/>
+          <w:b/>
+          <w:bCs/>
+        </w:rPr>
+      </w:pPr>
+      <w:r>
+        <w:rPr>
+          <w:rFonts w:ascii="Garamond" w:hAnsi="Garamond"/>
+          <w:b/>
+          <w:bCs/>
+        </w:rPr>
+        <w:t>Consultation Duration</w:t>
+      </w:r>
+    </w:p>
+    <w:p>
+      <w:pPr>
+        <w:rPr>
+          <w:rFonts w:ascii="Arial" w:hAnsi="Arial" w:cs="Arial"/>
+          <w:sz w:val="20"/>
+          <w:szCs w:val="20"/>
+        </w:rPr>
+      </w:pPr>
+      <w:r>
+        <w:rPr>
+          <w:rFonts w:ascii="Arial" w:hAnsi="Arial" w:cs="Arial"/>
+          <w:sz w:val="20"/>
+          <w:szCs w:val="20"/>
+        </w:rPr>
+        <w:t xml:space="preserve">All observations above 173.5 minutes </w:t>
+      </w:r>
+      <w:r>
+        <w:rPr>
+          <w:rFonts w:ascii="Arial" w:hAnsi="Arial" w:cs="Arial"/>
+          <w:sz w:val="20"/>
+          <w:szCs w:val="20"/>
+        </w:rPr>
+        <w:t xml:space="preserve">(corresponding to </w:t>
+      </w:r>
+      <w:r>
+        <w:rPr>
+          <w:rFonts w:ascii="Consolas" w:hAnsi="Consolas" w:cs="Consolas"/>
+          <w:b/>
+          <w:bCs/>
+          <w:sz w:val="20"/>
+          <w:szCs w:val="20"/>
+        </w:rPr>
+        <w:t>Q3+IQR</w:t>
+      </w:r>
+      <w:r>
+        <w:rPr>
+          <w:rFonts w:ascii="Consolas" w:hAnsi="Consolas" w:cs="Consolas"/>
+          <w:b/>
+          <w:bCs/>
+          <w:sz w:val="20"/>
+          <w:szCs w:val="20"/>
+        </w:rPr>
+        <w:t>,</w:t>
+      </w:r>
+      <w:r>
+        <w:rPr>
+          <w:rFonts w:ascii="Arial" w:hAnsi="Arial" w:cs="Arial"/>
+          <w:sz w:val="20"/>
+          <w:szCs w:val="20"/>
+        </w:rPr>
+        <w:t xml:space="preserve"> with </w:t>
+      </w:r>
+      <w:r>
+        <w:rPr>
+          <w:rFonts w:ascii="Consolas" w:hAnsi="Consolas" w:cs="Consolas"/>
+          <w:b/>
+          <w:bCs/>
+          <w:sz w:val="20"/>
+          <w:szCs w:val="20"/>
+        </w:rPr>
+        <w:t>k</w:t>
+      </w:r>
+      <w:r>
+        <w:rPr>
+          <w:rFonts w:ascii="Arial" w:hAnsi="Arial" w:cs="Arial"/>
+          <w:sz w:val="20"/>
+          <w:szCs w:val="20"/>
+        </w:rPr>
+        <w:t xml:space="preserve"> set to </w:t>
+      </w:r>
+      <w:r>
+        <w:rPr>
+          <w:rFonts w:ascii="Consolas" w:hAnsi="Consolas" w:cs="Consolas"/>
+          <w:b/>
+          <w:bCs/>
+          <w:sz w:val="20"/>
+          <w:szCs w:val="20"/>
+        </w:rPr>
+        <w:t>1</w:t>
+      </w:r>
+      <w:r>
+        <w:rPr>
+          <w:rFonts w:ascii="Consolas" w:hAnsi="Consolas" w:cs="Consolas"/>
+          <w:b/>
+          <w:bCs/>
+          <w:sz w:val="20"/>
+          <w:szCs w:val="20"/>
+        </w:rPr>
+        <w:t>.5</w:t>
+      </w:r>
+      <w:r>
+        <w:rPr>
+          <w:rFonts w:ascii="Arial" w:hAnsi="Arial" w:cs="Arial"/>
+          <w:sz w:val="20"/>
+          <w:szCs w:val="20"/>
+        </w:rPr>
+        <w:t xml:space="preserve">) </w:t>
+      </w:r>
+      <w:r>
+        <w:rPr>
+          <w:rFonts w:ascii="Arial" w:hAnsi="Arial" w:cs="Arial"/>
+          <w:sz w:val="20"/>
+          <w:szCs w:val="20"/>
+        </w:rPr>
+        <w:t>were considered outliers</w:t>
+      </w:r>
+      <w:r>
+        <w:rPr>
+          <w:rFonts w:ascii="Arial" w:hAnsi="Arial" w:cs="Arial"/>
+          <w:sz w:val="20"/>
+          <w:szCs w:val="20"/>
+        </w:rPr>
+        <w:t xml:space="preserve">. Although </w:t>
+      </w:r>
+      <w:r>
+        <w:rPr>
+          <w:rFonts w:ascii="Arial" w:hAnsi="Arial" w:cs="Arial"/>
+          <w:sz w:val="20"/>
+          <w:szCs w:val="20"/>
+        </w:rPr>
+        <w:t xml:space="preserve">the lower bound </w:t>
+      </w:r>
+      <w:r>
+        <w:rPr>
+          <w:rFonts w:ascii="Arial" w:hAnsi="Arial" w:cs="Arial"/>
+          <w:sz w:val="20"/>
+          <w:szCs w:val="20"/>
+        </w:rPr>
+        <w:t xml:space="preserve">was also calculated with the IQR method, it </w:t>
+      </w:r>
+      <w:r>
+        <w:rPr>
+          <w:rFonts w:ascii="Arial" w:hAnsi="Arial" w:cs="Arial"/>
+          <w:sz w:val="20"/>
+          <w:szCs w:val="20"/>
+        </w:rPr>
+        <w:t>is a negative value</w:t>
+      </w:r>
+      <w:r>
+        <w:rPr>
+          <w:rFonts w:ascii="Arial" w:hAnsi="Arial" w:cs="Arial"/>
+          <w:sz w:val="20"/>
+          <w:szCs w:val="20"/>
+        </w:rPr>
+        <w:t>. As</w:t>
       </w:r>
       <w:r>
         <w:rPr>
@@ -3457,64 +4805,22 @@
           <w:sz w:val="20"/>
           <w:szCs w:val="20"/>
         </w:rPr>
-        <w:t>at that value.</w:t>
-      </w:r>
-    </w:p>
-    <w:p>
-      <w:pPr>
-        <w:rPr>
-          <w:rFonts w:ascii="Arial" w:hAnsi="Arial" w:cs="Arial"/>
-          <w:b/>
-          <w:bCs/>
-          <w:sz w:val="20"/>
-          <w:szCs w:val="20"/>
-        </w:rPr>
-      </w:pPr>
-      <w:r>
-        <w:rPr>
-          <w:rFonts w:ascii="Arial" w:hAnsi="Arial" w:cs="Arial"/>
-          <w:b/>
-          <w:bCs/>
-          <w:sz w:val="20"/>
-          <w:szCs w:val="20"/>
-        </w:rPr>
-        <w:t>Consultation Duration</w:t>
-      </w:r>
-    </w:p>
-    <w:p>
-      <w:pPr>
-        <w:rPr>
-          <w:rFonts w:ascii="Arial" w:hAnsi="Arial" w:cs="Arial"/>
-          <w:sz w:val="20"/>
-          <w:szCs w:val="20"/>
-        </w:rPr>
-      </w:pPr>
-      <w:r>
-        <w:rPr>
-          <w:rFonts w:ascii="Arial" w:hAnsi="Arial" w:cs="Arial"/>
-          <w:sz w:val="20"/>
-          <w:szCs w:val="20"/>
-        </w:rPr>
-        <w:t>All observations above 173.5 minutes (nearly 3 hours) were considered outliers (the lower bound is a negative value and there are no consultations with negative durations)</w:t>
-      </w:r>
-    </w:p>
-    <w:p>
-      <w:pPr>
-        <w:rPr>
-          <w:rFonts w:ascii="Arial" w:hAnsi="Arial" w:cs="Arial"/>
-          <w:b/>
-          <w:bCs/>
-          <w:sz w:val="20"/>
-          <w:szCs w:val="20"/>
-        </w:rPr>
-      </w:pPr>
-      <w:r>
-        <w:rPr>
-          <w:rFonts w:ascii="Arial" w:hAnsi="Arial" w:cs="Arial"/>
-          <w:b/>
-          <w:bCs/>
-          <w:sz w:val="20"/>
-          <w:szCs w:val="20"/>
+        <w:t>consultation durations cannot be negative, no outliers were removed at the lower end.</w:t>
+      </w:r>
+    </w:p>
+    <w:p>
+      <w:pPr>
+        <w:rPr>
+          <w:rFonts w:ascii="Garamond" w:hAnsi="Garamond"/>
+          <w:b/>
+          <w:bCs/>
+        </w:rPr>
+      </w:pPr>
+      <w:r>
+        <w:rPr>
+          <w:rFonts w:ascii="Garamond" w:hAnsi="Garamond"/>
+          <w:b/>
+          <w:bCs/>
         </w:rPr>
         <w:t>Satisfaction Level</w:t>
       </w:r>
@@ -3565,35 +4871,250 @@
           <w:sz w:val="20"/>
           <w:szCs w:val="20"/>
         </w:rPr>
-        <w:t>a satisfaction level of 6</w:t>
-      </w:r>
-      <w:r>
-        <w:rPr>
-          <w:rFonts w:ascii="Arial" w:hAnsi="Arial" w:cs="Arial"/>
-          <w:sz w:val="20"/>
-          <w:szCs w:val="20"/>
-        </w:rPr>
-        <w:t xml:space="preserve">- </w:t>
-      </w:r>
-      <w:r>
-        <w:rPr>
-          <w:rFonts w:ascii="Arial" w:hAnsi="Arial" w:cs="Arial"/>
-          <w:sz w:val="20"/>
-          <w:szCs w:val="20"/>
-        </w:rPr>
-        <w:t>were replaced by 5.</w:t>
-      </w:r>
-    </w:p>
-    <w:p>
-      <w:pPr>
-        <w:rPr>
-          <w:rFonts w:ascii="Arial" w:hAnsi="Arial" w:cs="Arial"/>
-          <w:b/>
-          <w:bCs/>
-          <w:sz w:val="20"/>
-          <w:szCs w:val="20"/>
-        </w:rPr>
-      </w:pPr>
+        <w:t xml:space="preserve">a satisfaction level </w:t>
+      </w:r>
+      <w:r>
+        <w:rPr>
+          <w:rFonts w:ascii="Arial" w:hAnsi="Arial" w:cs="Arial"/>
+          <w:sz w:val="20"/>
+          <w:szCs w:val="20"/>
+        </w:rPr>
+        <w:t>of 6 – were replaced by 5.</w:t>
+      </w:r>
+    </w:p>
+    <w:p>
+      <w:pPr>
+        <w:rPr>
+          <w:rFonts w:ascii="Arial" w:hAnsi="Arial" w:cs="Arial"/>
+          <w:b/>
+          <w:bCs/>
+          <w:sz w:val="20"/>
+          <w:szCs w:val="20"/>
+        </w:rPr>
+      </w:pPr>
+      <w:r>
+        <w:rPr>
+          <w:rFonts w:ascii="Garamond" w:hAnsi="Garamond"/>
+          <w:b/>
+          <w:bCs/>
+        </w:rPr>
+        <w:t>Consultation</w:t>
+      </w:r>
+      <w:r>
+        <w:rPr>
+          <w:rFonts w:ascii="Arial" w:hAnsi="Arial" w:cs="Arial"/>
+          <w:b/>
+          <w:bCs/>
+          <w:sz w:val="20"/>
+          <w:szCs w:val="20"/>
+        </w:rPr>
+        <w:t xml:space="preserve"> </w:t>
+      </w:r>
+      <w:r>
+        <w:rPr>
+          <w:rFonts w:ascii="Garamond" w:hAnsi="Garamond"/>
+          <w:b/>
+          <w:bCs/>
+        </w:rPr>
+        <w:t>Price</w:t>
+      </w:r>
+    </w:p>
+    <w:p>
+      <w:pPr>
+        <w:rPr>
+          <w:rFonts w:ascii="Arial" w:hAnsi="Arial" w:cs="Arial"/>
+          <w:sz w:val="20"/>
+          <w:szCs w:val="20"/>
+        </w:rPr>
+      </w:pPr>
+      <w:r>
+        <w:rPr>
+          <w:rFonts w:ascii="Arial" w:hAnsi="Arial" w:cs="Arial"/>
+          <w:sz w:val="20"/>
+          <w:szCs w:val="20"/>
+        </w:rPr>
+        <w:t>E</w:t>
+      </w:r>
+      <w:r>
+        <w:rPr>
+          <w:rFonts w:ascii="Arial" w:hAnsi="Arial" w:cs="Arial"/>
+          <w:sz w:val="20"/>
+          <w:szCs w:val="20"/>
+        </w:rPr>
+        <w:t>xtreme high values (</w:t>
+      </w:r>
+      <w:r>
+        <w:rPr>
+          <w:rFonts w:ascii="Arial" w:hAnsi="Arial" w:cs="Arial"/>
+          <w:sz w:val="20"/>
+          <w:szCs w:val="20"/>
+        </w:rPr>
+        <w:t xml:space="preserve">above </w:t>
+      </w:r>
+      <w:r>
+        <w:rPr>
+          <w:rFonts w:ascii="Arial" w:hAnsi="Arial" w:cs="Arial"/>
+          <w:sz w:val="20"/>
+          <w:szCs w:val="20"/>
+        </w:rPr>
+        <w:t>10000</w:t>
+      </w:r>
+      <w:r>
+        <w:rPr>
+          <w:rFonts w:ascii="Arial" w:hAnsi="Arial" w:cs="Arial"/>
+          <w:sz w:val="20"/>
+          <w:szCs w:val="20"/>
+        </w:rPr>
+        <w:t>€</w:t>
+      </w:r>
+      <w:r>
+        <w:rPr>
+          <w:rFonts w:ascii="Arial" w:hAnsi="Arial" w:cs="Arial"/>
+          <w:sz w:val="20"/>
+          <w:szCs w:val="20"/>
+        </w:rPr>
+        <w:t xml:space="preserve">) were </w:t>
+      </w:r>
+      <w:r>
+        <w:rPr>
+          <w:rFonts w:ascii="Arial" w:hAnsi="Arial" w:cs="Arial"/>
+          <w:sz w:val="20"/>
+          <w:szCs w:val="20"/>
+        </w:rPr>
+        <w:t>considered data</w:t>
+      </w:r>
+      <w:r>
+        <w:rPr>
+          <w:rFonts w:ascii="Arial" w:hAnsi="Arial" w:cs="Arial"/>
+          <w:sz w:val="20"/>
+          <w:szCs w:val="20"/>
+        </w:rPr>
+        <w:t xml:space="preserve"> errors and removed</w:t>
+      </w:r>
+      <w:r>
+        <w:rPr>
+          <w:rFonts w:ascii="Arial" w:hAnsi="Arial" w:cs="Arial"/>
+          <w:sz w:val="20"/>
+          <w:szCs w:val="20"/>
+        </w:rPr>
+        <w:t>, while v</w:t>
+      </w:r>
+      <w:r>
+        <w:rPr>
+          <w:rFonts w:ascii="Arial" w:hAnsi="Arial" w:cs="Arial"/>
+          <w:sz w:val="20"/>
+          <w:szCs w:val="20"/>
+        </w:rPr>
+        <w:t>alues within a plausible range</w:t>
+      </w:r>
+      <w:r>
+        <w:rPr>
+          <w:rFonts w:ascii="Arial" w:hAnsi="Arial" w:cs="Arial"/>
+          <w:sz w:val="20"/>
+          <w:szCs w:val="20"/>
+          <w:lang w:val="en-US"/>
+        </w:rPr>
+        <w:t xml:space="preserve">, </w:t>
+      </w:r>
+      <w:r>
+        <w:rPr>
+          <w:rFonts w:ascii="Arial" w:hAnsi="Arial" w:cs="Arial"/>
+          <w:sz w:val="20"/>
+          <w:szCs w:val="20"/>
+        </w:rPr>
+        <w:t>even if high</w:t>
+      </w:r>
+      <w:r>
+        <w:rPr>
+          <w:rFonts w:ascii="Arial" w:hAnsi="Arial" w:cs="Arial"/>
+          <w:sz w:val="20"/>
+          <w:szCs w:val="20"/>
+          <w:lang w:val="en-US"/>
+        </w:rPr>
+        <w:t>,</w:t>
+      </w:r>
+      <w:r>
+        <w:rPr>
+          <w:rFonts w:ascii="Arial" w:hAnsi="Arial" w:cs="Arial"/>
+          <w:sz w:val="20"/>
+          <w:szCs w:val="20"/>
+        </w:rPr>
+        <w:t xml:space="preserve"> were </w:t>
+      </w:r>
+      <w:r>
+        <w:rPr>
+          <w:rFonts w:ascii="Arial" w:hAnsi="Arial" w:cs="Arial"/>
+          <w:sz w:val="20"/>
+          <w:szCs w:val="20"/>
+        </w:rPr>
+        <w:t>mantained</w:t>
+      </w:r>
+      <w:r>
+        <w:rPr>
+          <w:rFonts w:ascii="Arial" w:hAnsi="Arial" w:cs="Arial"/>
+          <w:sz w:val="20"/>
+          <w:szCs w:val="20"/>
+        </w:rPr>
+        <w:t>.</w:t>
+      </w:r>
+    </w:p>
+    <w:p>
+      <w:pPr>
+        <w:rPr>
+          <w:rFonts w:ascii="Garamond" w:hAnsi="Garamond"/>
+          <w:b/>
+          <w:bCs/>
+        </w:rPr>
+      </w:pPr>
+      <w:r>
+        <w:rPr>
+          <w:rFonts w:ascii="Garamond" w:hAnsi="Garamond"/>
+          <w:b/>
+          <w:bCs/>
+        </w:rPr>
+        <w:t>Insurance Coverage</w:t>
+      </w:r>
+    </w:p>
+    <w:p>
+      <w:pPr>
+        <w:rPr>
+          <w:rFonts w:ascii="Arial" w:hAnsi="Arial" w:cs="Arial"/>
+          <w:sz w:val="20"/>
+          <w:szCs w:val="20"/>
+        </w:rPr>
+      </w:pPr>
+      <w:r>
+        <w:rPr>
+          <w:rFonts w:ascii="Arial" w:hAnsi="Arial" w:cs="Arial"/>
+          <w:sz w:val="20"/>
+          <w:szCs w:val="20"/>
+        </w:rPr>
+        <w:t>Some observations had high values however,</w:t>
+      </w:r>
+      <w:r>
+        <w:rPr>
+          <w:rFonts w:ascii="Arial" w:hAnsi="Arial" w:cs="Arial"/>
+          <w:sz w:val="20"/>
+          <w:szCs w:val="20"/>
+        </w:rPr>
+        <w:t xml:space="preserve"> they were plausible given </w:t>
+      </w:r>
+      <w:r>
+        <w:rPr>
+          <w:rFonts w:ascii="Arial" w:hAnsi="Arial" w:cs="Arial"/>
+          <w:sz w:val="20"/>
+          <w:szCs w:val="20"/>
+        </w:rPr>
+        <w:t>that the</w:t>
+      </w:r>
+      <w:r>
+        <w:rPr>
+          <w:rFonts w:ascii="Arial" w:hAnsi="Arial" w:cs="Arial"/>
+          <w:sz w:val="20"/>
+          <w:szCs w:val="20"/>
+        </w:rPr>
+        <w:t xml:space="preserve"> corresponding </w:t>
+      </w:r>
       <w:r>
         <w:rPr>
           <w:rFonts w:ascii="Arial" w:hAnsi="Arial" w:cs="Arial"/>
@@ -3604,215 +5125,376 @@
         </w:rPr>
         <w:t>Consultation Price</w:t>
       </w:r>
-    </w:p>
-    <w:p>
-      <w:pPr>
-        <w:rPr>
-          <w:rFonts w:ascii="Arial" w:hAnsi="Arial" w:cs="Arial"/>
-          <w:sz w:val="20"/>
-          <w:szCs w:val="20"/>
-          <w:lang/>
-        </w:rPr>
-      </w:pPr>
-      <w:r>
-        <w:rPr>
-          <w:rFonts w:ascii="Arial" w:hAnsi="Arial" w:cs="Arial"/>
-          <w:sz w:val="20"/>
-          <w:szCs w:val="20"/>
-          <w:lang/>
-        </w:rPr>
-        <w:t>E</w:t>
-      </w:r>
-      <w:r>
-        <w:rPr>
-          <w:rFonts w:ascii="Arial" w:hAnsi="Arial" w:cs="Arial"/>
-          <w:sz w:val="20"/>
-          <w:szCs w:val="20"/>
-          <w:lang/>
-        </w:rPr>
-        <w:t xml:space="preserve">xtreme high values (&gt;10000) were </w:t>
-      </w:r>
-      <w:r>
-        <w:rPr>
-          <w:rFonts w:ascii="Arial" w:hAnsi="Arial" w:cs="Arial"/>
-          <w:sz w:val="20"/>
-          <w:szCs w:val="20"/>
-          <w:lang/>
-        </w:rPr>
-        <w:t>considered data</w:t>
-      </w:r>
-      <w:r>
-        <w:rPr>
-          <w:rFonts w:ascii="Arial" w:hAnsi="Arial" w:cs="Arial"/>
-          <w:sz w:val="20"/>
-          <w:szCs w:val="20"/>
-          <w:lang/>
-        </w:rPr>
-        <w:t xml:space="preserve"> errors and removed</w:t>
-      </w:r>
-      <w:r>
-        <w:rPr>
-          <w:rFonts w:ascii="Arial" w:hAnsi="Arial" w:cs="Arial"/>
-          <w:sz w:val="20"/>
-          <w:szCs w:val="20"/>
-          <w:lang/>
-        </w:rPr>
-        <w:t>, while v</w:t>
-      </w:r>
-      <w:r>
-        <w:rPr>
-          <w:rFonts w:ascii="Arial" w:hAnsi="Arial" w:cs="Arial"/>
-          <w:sz w:val="20"/>
-          <w:szCs w:val="20"/>
-          <w:lang/>
-        </w:rPr>
-        <w:t>alues within a plausible range</w:t>
-      </w:r>
-      <w:r>
-        <w:rPr>
-          <w:rFonts w:ascii="Arial" w:hAnsi="Arial" w:cs="Arial"/>
-          <w:sz w:val="20"/>
-          <w:szCs w:val="20"/>
-          <w:lang w:val="en-US"/>
-        </w:rPr>
-        <w:t xml:space="preserve">, </w:t>
-      </w:r>
-      <w:r>
-        <w:rPr>
-          <w:rFonts w:ascii="Arial" w:hAnsi="Arial" w:cs="Arial"/>
-          <w:sz w:val="20"/>
-          <w:szCs w:val="20"/>
-          <w:lang/>
-        </w:rPr>
-        <w:t>even if high</w:t>
-      </w:r>
-      <w:r>
-        <w:rPr>
-          <w:rFonts w:ascii="Arial" w:hAnsi="Arial" w:cs="Arial"/>
-          <w:sz w:val="20"/>
-          <w:szCs w:val="20"/>
-          <w:lang w:val="en-US"/>
-        </w:rPr>
-        <w:t>,</w:t>
-      </w:r>
-      <w:r>
-        <w:rPr>
-          <w:rFonts w:ascii="Arial" w:hAnsi="Arial" w:cs="Arial"/>
-          <w:sz w:val="20"/>
-          <w:szCs w:val="20"/>
-          <w:lang/>
-        </w:rPr>
-        <w:t xml:space="preserve"> were </w:t>
-      </w:r>
-      <w:r>
-        <w:rPr>
-          <w:rFonts w:ascii="Arial" w:hAnsi="Arial" w:cs="Arial"/>
-          <w:sz w:val="20"/>
-          <w:szCs w:val="20"/>
-          <w:lang/>
-        </w:rPr>
-        <w:t>mantained</w:t>
-      </w:r>
-      <w:r>
-        <w:rPr>
-          <w:rFonts w:ascii="Arial" w:hAnsi="Arial" w:cs="Arial"/>
-          <w:sz w:val="20"/>
-          <w:szCs w:val="20"/>
-          <w:lang/>
+      <w:r>
+        <w:rPr>
+          <w:rFonts w:ascii="Arial" w:hAnsi="Arial" w:cs="Arial"/>
+          <w:sz w:val="20"/>
+          <w:szCs w:val="20"/>
+        </w:rPr>
+        <w:t xml:space="preserve"> was also high. Therefore, n</w:t>
+      </w:r>
+      <w:r>
+        <w:rPr>
+          <w:rFonts w:ascii="Arial" w:hAnsi="Arial" w:cs="Arial"/>
+          <w:sz w:val="20"/>
+          <w:szCs w:val="20"/>
+        </w:rPr>
+        <w:t>o removal or clipping was applied</w:t>
+      </w:r>
+      <w:r>
+        <w:rPr>
+          <w:rFonts w:ascii="Arial" w:hAnsi="Arial" w:cs="Arial"/>
+          <w:sz w:val="20"/>
+          <w:szCs w:val="20"/>
         </w:rPr>
         <w:t>.</w:t>
       </w:r>
     </w:p>
     <w:p>
       <w:pPr>
-        <w:rPr>
-          <w:rFonts w:ascii="Arial" w:hAnsi="Arial" w:cs="Arial"/>
-          <w:b/>
-          <w:bCs/>
-          <w:sz w:val="20"/>
-          <w:szCs w:val="20"/>
-        </w:rPr>
-      </w:pPr>
-      <w:r>
-        <w:rPr>
-          <w:rFonts w:ascii="Arial" w:hAnsi="Arial" w:cs="Arial"/>
-          <w:b/>
-          <w:bCs/>
-          <w:sz w:val="20"/>
-          <w:szCs w:val="20"/>
-        </w:rPr>
-        <w:t>Insurance Coverage</w:t>
-      </w:r>
-    </w:p>
-    <w:p>
-      <w:pPr>
-        <w:rPr>
-          <w:rFonts w:ascii="Arial" w:hAnsi="Arial" w:cs="Arial"/>
-          <w:sz w:val="20"/>
-          <w:szCs w:val="20"/>
-          <w:lang/>
-        </w:rPr>
-      </w:pPr>
-      <w:r>
-        <w:rPr>
-          <w:rFonts w:ascii="Arial" w:hAnsi="Arial" w:cs="Arial"/>
-          <w:sz w:val="20"/>
-          <w:szCs w:val="20"/>
-          <w:lang/>
-        </w:rPr>
-        <w:t>Some observations had high values however,</w:t>
-      </w:r>
-      <w:r>
-        <w:rPr>
-          <w:rFonts w:ascii="Arial" w:hAnsi="Arial" w:cs="Arial"/>
-          <w:sz w:val="20"/>
-          <w:szCs w:val="20"/>
-          <w:lang/>
-        </w:rPr>
-        <w:t xml:space="preserve"> they were plausible given </w:t>
-      </w:r>
-      <w:r>
-        <w:rPr>
-          <w:rFonts w:ascii="Arial" w:hAnsi="Arial" w:cs="Arial"/>
-          <w:sz w:val="20"/>
-          <w:szCs w:val="20"/>
-          <w:lang/>
-        </w:rPr>
-        <w:t>that the</w:t>
-      </w:r>
-      <w:r>
-        <w:rPr>
-          <w:rFonts w:ascii="Arial" w:hAnsi="Arial" w:cs="Arial"/>
-          <w:sz w:val="20"/>
-          <w:szCs w:val="20"/>
-          <w:lang/>
-        </w:rPr>
-        <w:t xml:space="preserve"> corresponding Consultation Price</w:t>
-      </w:r>
-      <w:r>
-        <w:rPr>
-          <w:rFonts w:ascii="Arial" w:hAnsi="Arial" w:cs="Arial"/>
-          <w:sz w:val="20"/>
-          <w:szCs w:val="20"/>
-          <w:lang/>
-        </w:rPr>
-        <w:t xml:space="preserve"> was also high. Therefore, n</w:t>
-      </w:r>
-      <w:r>
-        <w:rPr>
-          <w:rFonts w:ascii="Arial" w:hAnsi="Arial" w:cs="Arial"/>
-          <w:sz w:val="20"/>
-          <w:szCs w:val="20"/>
-          <w:lang/>
-        </w:rPr>
-        <w:t>o removal or clipping was applied</w:t>
-      </w:r>
-      <w:r>
-        <w:rPr>
-          <w:rFonts w:ascii="Arial" w:hAnsi="Arial" w:cs="Arial"/>
-          <w:sz w:val="20"/>
-          <w:szCs w:val="20"/>
-          <w:lang/>
+        <w:ind w:firstLine="720"/>
+        <w:rPr>
+          <w:rFonts w:ascii="Garamond" w:hAnsi="Garamond"/>
+          <w:b/>
+          <w:bCs/>
+          <w:lang w:val="pt-PT"/>
+        </w:rPr>
+      </w:pPr>
+      <w:r>
+        <w:rPr>
+          <w:rFonts w:ascii="Garamond" w:hAnsi="Garamond"/>
+          <w:b/>
+          <w:bCs/>
+          <w:lang w:val="pt-PT"/>
+        </w:rPr>
+        <w:t>Data</w:t>
+      </w:r>
+      <w:r>
+        <w:rPr>
+          <w:rFonts w:ascii="Garamond" w:hAnsi="Garamond"/>
+          <w:b/>
+          <w:bCs/>
+          <w:lang w:val="pt-PT"/>
+        </w:rPr>
+        <w:t xml:space="preserve"> </w:t>
+      </w:r>
+      <w:r>
+        <w:rPr>
+          <w:rFonts w:ascii="Garamond" w:hAnsi="Garamond"/>
+          <w:b/>
+          <w:bCs/>
+          <w:lang w:val="pt-PT"/>
+        </w:rPr>
+        <w:t>Types</w:t>
+      </w:r>
+    </w:p>
+    <w:p>
+      <w:pPr>
+        <w:rPr>
+          <w:rFonts w:ascii="Arial" w:hAnsi="Arial" w:cs="Arial"/>
+          <w:sz w:val="20"/>
+          <w:szCs w:val="20"/>
+        </w:rPr>
+      </w:pPr>
+      <w:r>
+        <w:rPr>
+          <w:rFonts w:ascii="Arial" w:hAnsi="Arial" w:cs="Arial"/>
+          <w:sz w:val="20"/>
+          <w:szCs w:val="20"/>
+        </w:rPr>
+        <w:t>For memory optimization and improved performance, a mapping of the appropriate datatypes for each column was applied.</w:t>
+      </w:r>
+    </w:p>
+    <w:p>
+      <w:pPr>
+        <w:ind w:firstLine="720"/>
+        <w:rPr>
+          <w:rFonts w:ascii="Garamond" w:hAnsi="Garamond"/>
+          <w:b/>
+          <w:bCs/>
+          <w:lang w:val="pt-PT"/>
+        </w:rPr>
+      </w:pPr>
+      <w:r>
+        <w:rPr>
+          <w:rFonts w:ascii="Garamond" w:hAnsi="Garamond"/>
+          <w:b/>
+          <w:bCs/>
+          <w:lang w:val="pt-PT"/>
+        </w:rPr>
+        <w:t>Deduplication</w:t>
+      </w:r>
+    </w:p>
+    <w:p>
+      <w:pPr>
+        <w:rPr>
+          <w:rFonts w:ascii="Arial" w:hAnsi="Arial" w:cs="Arial"/>
+          <w:sz w:val="20"/>
+          <w:szCs w:val="20"/>
+        </w:rPr>
+      </w:pPr>
+      <w:r>
+        <w:rPr>
+          <w:rFonts w:ascii="Arial" w:hAnsi="Arial" w:cs="Arial"/>
+          <w:sz w:val="20"/>
+          <w:szCs w:val="20"/>
+        </w:rPr>
+        <w:t>For data integrity purposes, the duplicates in the dataset were identified and then removed.</w:t>
+      </w:r>
+    </w:p>
+    <w:p>
+      <w:pPr>
+        <w:rPr>
+          <w:rFonts w:ascii="Arial" w:hAnsi="Arial" w:cs="Arial"/>
+          <w:b/>
+          <w:bCs/>
+          <w:sz w:val="20"/>
+          <w:szCs w:val="20"/>
+        </w:rPr>
+      </w:pPr>
+      <w:r>
+        <w:rPr>
+          <w:rFonts w:ascii="Garamond" w:hAnsi="Garamond"/>
+          <w:b/>
+          <w:bCs/>
+          <w:sz w:val="27"/>
+          <w:szCs w:val="27"/>
+        </w:rPr>
+        <w:t>Data</w:t>
+      </w:r>
+      <w:r>
+        <w:rPr>
+          <w:rFonts w:ascii="Arial" w:hAnsi="Arial" w:cs="Arial"/>
+          <w:b/>
+          <w:bCs/>
+          <w:sz w:val="20"/>
+          <w:szCs w:val="20"/>
+        </w:rPr>
+        <w:t xml:space="preserve"> </w:t>
+      </w:r>
+      <w:r>
+        <w:rPr>
+          <w:rFonts w:ascii="Garamond" w:hAnsi="Garamond"/>
+          <w:b/>
+          <w:bCs/>
+          <w:sz w:val="27"/>
+          <w:szCs w:val="27"/>
+        </w:rPr>
+        <w:t>Transformation</w:t>
+      </w:r>
+    </w:p>
+    <w:p>
+      <w:pPr>
+        <w:rPr>
+          <w:rFonts w:ascii="Garamond" w:hAnsi="Garamond"/>
+          <w:b/>
+          <w:bCs/>
+          <w:lang w:val="pt-PT"/>
+        </w:rPr>
+      </w:pPr>
+      <w:r>
+        <w:rPr>
+          <w:rFonts w:ascii="Garamond" w:hAnsi="Garamond"/>
+          <w:b/>
+          <w:bCs/>
+          <w:lang w:val="pt-PT"/>
+        </w:rPr>
+        <w:t>Distribution and Skewness Analysis</w:t>
+      </w:r>
+    </w:p>
+    <w:p>
+      <w:pPr>
+        <w:ind w:firstLine="720"/>
+        <w:rPr>
+          <w:rFonts w:ascii="Arial" w:hAnsi="Arial" w:cs="Arial"/>
+          <w:sz w:val="20"/>
+          <w:szCs w:val="20"/>
+        </w:rPr>
+      </w:pPr>
+      <w:r>
+        <w:rPr>
+          <w:rFonts w:ascii="Arial" w:hAnsi="Arial" w:cs="Arial"/>
+          <w:sz w:val="20"/>
+          <w:szCs w:val="20"/>
+        </w:rPr>
+        <w:t xml:space="preserve">To determine the degree of skewness and the need for </w:t>
+      </w:r>
+      <w:r>
+        <w:rPr>
+          <w:rFonts w:ascii="Arial" w:hAnsi="Arial" w:cs="Arial"/>
+          <w:sz w:val="20"/>
+          <w:szCs w:val="20"/>
+        </w:rPr>
+        <w:t xml:space="preserve">data transformations, the distributions of </w:t>
+      </w:r>
+      <w:r>
+        <w:rPr>
+          <w:rFonts w:ascii="Arial" w:hAnsi="Arial" w:cs="Arial"/>
+          <w:sz w:val="20"/>
+          <w:szCs w:val="20"/>
+        </w:rPr>
+        <w:t xml:space="preserve">the numerical variables were </w:t>
+      </w:r>
+      <w:r>
+        <w:rPr>
+          <w:rFonts w:ascii="Arial" w:hAnsi="Arial" w:cs="Arial"/>
+          <w:sz w:val="20"/>
+          <w:szCs w:val="20"/>
+        </w:rPr>
+        <w:t>examined.</w:t>
+      </w:r>
+      <w:r>
+        <w:rPr>
+          <w:rFonts w:ascii="Arial" w:hAnsi="Arial" w:cs="Arial"/>
+          <w:sz w:val="20"/>
+          <w:szCs w:val="20"/>
+        </w:rPr>
+        <w:t xml:space="preserve"> </w:t>
+      </w:r>
+      <w:r>
+        <w:rPr>
+          <w:rFonts w:ascii="Arial" w:hAnsi="Arial" w:cs="Arial"/>
+          <w:sz w:val="20"/>
+          <w:szCs w:val="20"/>
+        </w:rPr>
+        <w:t>Skewness</w:t>
+      </w:r>
+      <w:r>
+        <w:rPr>
+          <w:rFonts w:ascii="Arial" w:hAnsi="Arial" w:cs="Arial"/>
+          <w:sz w:val="20"/>
+          <w:szCs w:val="20"/>
+        </w:rPr>
+        <w:t xml:space="preserve"> was computed for all </w:t>
+      </w:r>
+      <w:r>
+        <w:rPr>
+          <w:rFonts w:ascii="Arial" w:hAnsi="Arial" w:cs="Arial"/>
+          <w:sz w:val="20"/>
+          <w:szCs w:val="20"/>
+        </w:rPr>
+        <w:t xml:space="preserve">the </w:t>
+      </w:r>
+      <w:r>
+        <w:rPr>
+          <w:rFonts w:ascii="Arial" w:hAnsi="Arial" w:cs="Arial"/>
+          <w:sz w:val="20"/>
+          <w:szCs w:val="20"/>
+        </w:rPr>
+        <w:t>numerical features to classify their distributions</w:t>
+      </w:r>
+      <w:r>
+        <w:rPr>
+          <w:rFonts w:ascii="Arial" w:hAnsi="Arial" w:cs="Arial"/>
+          <w:sz w:val="20"/>
+          <w:szCs w:val="20"/>
+        </w:rPr>
+        <w:t xml:space="preserve"> </w:t>
+      </w:r>
+      <w:r>
+        <w:rPr>
+          <w:rFonts w:ascii="Arial" w:hAnsi="Arial" w:cs="Arial"/>
+          <w:sz w:val="20"/>
+          <w:szCs w:val="20"/>
+        </w:rPr>
+        <w:t xml:space="preserve">as approximately symmetric, left-skewed, or right-skewed. </w:t>
+      </w:r>
+    </w:p>
+    <w:p>
+      <w:pPr>
+        <w:rPr>
+          <w:rFonts w:ascii="Arial" w:hAnsi="Arial" w:cs="Arial"/>
+          <w:sz w:val="20"/>
+          <w:szCs w:val="20"/>
+          <w:u w:val="single"/>
+        </w:rPr>
+      </w:pPr>
+      <w:r>
+        <w:rPr>
+          <w:rFonts w:ascii="Arial" w:hAnsi="Arial" w:cs="Arial"/>
+          <w:sz w:val="20"/>
+          <w:szCs w:val="20"/>
+          <w:u w:val="single"/>
+        </w:rPr>
+        <w:t>Approximately Symmetric</w:t>
+      </w:r>
+      <w:r>
+        <w:rPr>
+          <w:rFonts w:ascii="Arial" w:hAnsi="Arial" w:cs="Arial"/>
+          <w:sz w:val="20"/>
+          <w:szCs w:val="20"/>
+          <w:u w:val="single"/>
+        </w:rPr>
+        <w:t>:</w:t>
+      </w:r>
+    </w:p>
+    <w:p>
+      <w:pPr>
+        <w:rPr>
+          <w:rFonts w:ascii="Arial" w:hAnsi="Arial" w:cs="Arial"/>
+          <w:sz w:val="20"/>
+          <w:szCs w:val="20"/>
+        </w:rPr>
+      </w:pPr>
+      <w:r>
+        <w:rPr>
+          <w:rFonts w:ascii="Arial" w:hAnsi="Arial" w:cs="Arial"/>
+          <w:sz w:val="20"/>
+          <w:szCs w:val="20"/>
+        </w:rPr>
+        <w:t xml:space="preserve">Age, Satisfaction Level, and Insurance Coverage exhibited approximately symmetric distributions. </w:t>
+      </w:r>
+    </w:p>
+    <w:p>
+      <w:pPr>
+        <w:rPr>
+          <w:rFonts w:ascii="Arial" w:hAnsi="Arial" w:cs="Arial"/>
+          <w:sz w:val="20"/>
+          <w:szCs w:val="20"/>
+          <w:u w:val="single"/>
+        </w:rPr>
+      </w:pPr>
+      <w:r>
+        <w:rPr>
+          <w:rFonts w:ascii="Arial" w:hAnsi="Arial" w:cs="Arial"/>
+          <w:sz w:val="20"/>
+          <w:szCs w:val="20"/>
+          <w:u w:val="single"/>
+        </w:rPr>
+        <w:t>Moderate right-skewed</w:t>
+      </w:r>
+      <w:r>
+        <w:rPr>
+          <w:rFonts w:ascii="Arial" w:hAnsi="Arial" w:cs="Arial"/>
+          <w:sz w:val="20"/>
+          <w:szCs w:val="20"/>
+          <w:u w:val="single"/>
+        </w:rPr>
+        <w:t>:</w:t>
+      </w:r>
+    </w:p>
+    <w:p>
+      <w:pPr>
+        <w:rPr>
+          <w:rFonts w:ascii="Arial" w:hAnsi="Arial" w:cs="Arial"/>
+          <w:sz w:val="20"/>
+          <w:szCs w:val="20"/>
+        </w:rPr>
+      </w:pPr>
+      <w:r>
+        <w:rPr>
+          <w:rFonts w:ascii="Arial" w:hAnsi="Arial" w:cs="Arial"/>
+          <w:sz w:val="20"/>
+          <w:szCs w:val="20"/>
+        </w:rPr>
+        <w:lastRenderedPageBreak/>
+        <w:t>Consultation Duration showed moderate right-skewness, indicating occasional long consultations</w:t>
+      </w:r>
+      <w:r>
+        <w:rPr>
+          <w:rFonts w:ascii="Arial" w:hAnsi="Arial" w:cs="Arial"/>
+          <w:sz w:val="20"/>
+          <w:szCs w:val="20"/>
         </w:rPr>
         <w:t>.</w:t>
       </w:r>
@@ -3821,259 +5503,205 @@
       <w:pPr>
         <w:rPr>
           <w:rFonts w:ascii="Arial" w:hAnsi="Arial" w:cs="Arial"/>
-          <w:b/>
-          <w:bCs/>
-          <w:sz w:val="20"/>
-          <w:szCs w:val="20"/>
-        </w:rPr>
-      </w:pPr>
-      <w:r>
-        <w:rPr>
-          <w:rFonts w:ascii="Arial" w:hAnsi="Arial" w:cs="Arial"/>
-          <w:b/>
-          <w:bCs/>
-          <w:sz w:val="20"/>
-          <w:szCs w:val="20"/>
-        </w:rPr>
-        <w:t>D</w:t>
-      </w:r>
-      <w:r>
-        <w:rPr>
-          <w:rFonts w:ascii="Arial" w:hAnsi="Arial" w:cs="Arial"/>
-          <w:b/>
-          <w:bCs/>
-          <w:sz w:val="20"/>
-          <w:szCs w:val="20"/>
-        </w:rPr>
-        <w:t>ata</w:t>
-      </w:r>
-      <w:r>
-        <w:rPr>
-          <w:rFonts w:ascii="Arial" w:hAnsi="Arial" w:cs="Arial"/>
-          <w:b/>
-          <w:bCs/>
+          <w:sz w:val="20"/>
+          <w:szCs w:val="20"/>
+          <w:u w:val="single"/>
+        </w:rPr>
+      </w:pPr>
+      <w:r>
+        <w:rPr>
+          <w:rFonts w:ascii="Arial" w:hAnsi="Arial" w:cs="Arial"/>
+          <w:sz w:val="20"/>
+          <w:szCs w:val="20"/>
+          <w:u w:val="single"/>
+        </w:rPr>
+        <w:t>Heavily right-skewed</w:t>
+      </w:r>
+      <w:r>
+        <w:rPr>
+          <w:rFonts w:ascii="Arial" w:hAnsi="Arial" w:cs="Arial"/>
+          <w:sz w:val="20"/>
+          <w:szCs w:val="20"/>
+          <w:u w:val="single"/>
+        </w:rPr>
+        <w:t>:</w:t>
+      </w:r>
+    </w:p>
+    <w:p>
+      <w:pPr>
+        <w:rPr>
+          <w:rFonts w:ascii="Arial" w:hAnsi="Arial" w:cs="Arial"/>
+          <w:sz w:val="20"/>
+          <w:szCs w:val="20"/>
+        </w:rPr>
+      </w:pPr>
+      <w:r>
+        <w:rPr>
+          <w:rFonts w:ascii="Arial" w:hAnsi="Arial" w:cs="Arial"/>
+          <w:sz w:val="20"/>
+          <w:szCs w:val="20"/>
+        </w:rPr>
+        <w:t xml:space="preserve"> Approximate Annual Income and Consultation Price displayed heavy right-skewness due to strong high-end outliers.</w:t>
+      </w:r>
+      <w:r>
+        <w:rPr>
+          <w:rFonts w:ascii="Arial" w:hAnsi="Arial" w:cs="Arial"/>
           <w:sz w:val="20"/>
           <w:szCs w:val="20"/>
         </w:rPr>
         <w:t xml:space="preserve"> </w:t>
       </w:r>
-      <w:r>
-        <w:rPr>
-          <w:rFonts w:ascii="Arial" w:hAnsi="Arial" w:cs="Arial"/>
-          <w:b/>
-          <w:bCs/>
-          <w:sz w:val="20"/>
-          <w:szCs w:val="20"/>
-        </w:rPr>
-        <w:t>Types</w:t>
-      </w:r>
-    </w:p>
-    <w:p>
-      <w:pPr>
-        <w:rPr>
-          <w:rFonts w:ascii="Arial" w:hAnsi="Arial" w:cs="Arial"/>
-          <w:sz w:val="20"/>
-          <w:szCs w:val="20"/>
-        </w:rPr>
-      </w:pPr>
-      <w:r>
-        <w:rPr>
-          <w:rFonts w:ascii="Arial" w:hAnsi="Arial" w:cs="Arial"/>
-          <w:sz w:val="20"/>
-          <w:szCs w:val="20"/>
-        </w:rPr>
-        <w:lastRenderedPageBreak/>
-        <w:t>For memory optimization and improved performance, a mapping of the appropriate datatypes for each column was applied.</w:t>
-      </w:r>
-    </w:p>
-    <w:p>
-      <w:pPr>
-        <w:rPr>
-          <w:rFonts w:ascii="Arial" w:hAnsi="Arial" w:cs="Arial"/>
-          <w:b/>
-          <w:bCs/>
-          <w:sz w:val="20"/>
-          <w:szCs w:val="20"/>
-        </w:rPr>
-      </w:pPr>
-      <w:r>
-        <w:rPr>
-          <w:rFonts w:ascii="Arial" w:hAnsi="Arial" w:cs="Arial"/>
-          <w:b/>
-          <w:bCs/>
-          <w:sz w:val="20"/>
-          <w:szCs w:val="20"/>
-        </w:rPr>
-        <w:t>Deduplication</w:t>
-      </w:r>
-    </w:p>
-    <w:p>
-      <w:pPr>
-        <w:rPr>
-          <w:rFonts w:ascii="Arial" w:hAnsi="Arial" w:cs="Arial"/>
-          <w:sz w:val="20"/>
-          <w:szCs w:val="20"/>
-          <w:lang/>
-        </w:rPr>
-      </w:pPr>
-      <w:r>
-        <w:rPr>
-          <w:rFonts w:ascii="Arial" w:hAnsi="Arial" w:cs="Arial"/>
-          <w:sz w:val="20"/>
-          <w:szCs w:val="20"/>
-          <w:lang/>
-        </w:rPr>
-        <w:t>For data integrity purposes, the duplicates in the dataset were identified and then removed.</w:t>
-      </w:r>
-    </w:p>
-    <w:p>
-      <w:pPr>
-        <w:rPr>
-          <w:rFonts w:ascii="Arial" w:hAnsi="Arial" w:cs="Arial"/>
-          <w:b/>
-          <w:bCs/>
-          <w:sz w:val="20"/>
-          <w:szCs w:val="20"/>
-        </w:rPr>
-      </w:pPr>
-      <w:r>
-        <w:rPr>
-          <w:rFonts w:ascii="Arial" w:hAnsi="Arial" w:cs="Arial"/>
-          <w:b/>
-          <w:bCs/>
-          <w:sz w:val="20"/>
-          <w:szCs w:val="20"/>
-        </w:rPr>
-        <w:t>Data Transformation</w:t>
-      </w:r>
-    </w:p>
-    <w:p>
-      <w:pPr>
-        <w:rPr>
-          <w:rFonts w:ascii="Arial" w:hAnsi="Arial" w:cs="Arial"/>
-          <w:b/>
-          <w:bCs/>
-          <w:sz w:val="20"/>
-          <w:szCs w:val="20"/>
-        </w:rPr>
-      </w:pPr>
-      <w:r>
-        <w:rPr>
-          <w:rFonts w:ascii="Arial" w:hAnsi="Arial" w:cs="Arial"/>
-          <w:b/>
-          <w:bCs/>
-          <w:sz w:val="20"/>
-          <w:szCs w:val="20"/>
-        </w:rPr>
-        <w:t>Distribution and Skewness Analysis</w:t>
-      </w:r>
-    </w:p>
-    <w:p>
-      <w:pPr>
-        <w:rPr>
-          <w:rFonts w:ascii="Arial" w:hAnsi="Arial" w:cs="Arial"/>
-          <w:sz w:val="20"/>
-          <w:szCs w:val="20"/>
-        </w:rPr>
-      </w:pPr>
-      <w:r>
-        <w:rPr>
-          <w:rFonts w:ascii="Arial" w:hAnsi="Arial" w:cs="Arial"/>
-          <w:sz w:val="20"/>
-          <w:szCs w:val="20"/>
-        </w:rPr>
-        <w:t xml:space="preserve">To determine the degree of skewness and the need for </w:t>
-      </w:r>
-      <w:r>
-        <w:rPr>
-          <w:rFonts w:ascii="Arial" w:hAnsi="Arial" w:cs="Arial"/>
-          <w:sz w:val="20"/>
-          <w:szCs w:val="20"/>
-        </w:rPr>
-        <w:t xml:space="preserve">data transformations, the distributions of </w:t>
-      </w:r>
-      <w:r>
-        <w:rPr>
-          <w:rFonts w:ascii="Arial" w:hAnsi="Arial" w:cs="Arial"/>
-          <w:sz w:val="20"/>
-          <w:szCs w:val="20"/>
-        </w:rPr>
-        <w:t xml:space="preserve">the numerical variables were </w:t>
-      </w:r>
-      <w:r>
-        <w:rPr>
-          <w:rFonts w:ascii="Arial" w:hAnsi="Arial" w:cs="Arial"/>
-          <w:sz w:val="20"/>
-          <w:szCs w:val="20"/>
-        </w:rPr>
-        <w:t>examined.</w:t>
-      </w:r>
-    </w:p>
-    <w:p>
-      <w:pPr>
-        <w:rPr>
-          <w:rFonts w:ascii="Arial" w:hAnsi="Arial" w:cs="Arial"/>
-          <w:sz w:val="20"/>
-          <w:szCs w:val="20"/>
-        </w:rPr>
-      </w:pPr>
-      <w:r>
-        <w:rPr>
-          <w:rFonts w:ascii="Arial" w:hAnsi="Arial" w:cs="Arial"/>
-          <w:sz w:val="20"/>
-          <w:szCs w:val="20"/>
-        </w:rPr>
-        <w:t>Skewness</w:t>
-      </w:r>
-      <w:r>
-        <w:rPr>
-          <w:rFonts w:ascii="Arial" w:hAnsi="Arial" w:cs="Arial"/>
-          <w:sz w:val="20"/>
-          <w:szCs w:val="20"/>
-        </w:rPr>
-        <w:t xml:space="preserve"> was computed for all </w:t>
-      </w:r>
-      <w:r>
-        <w:rPr>
-          <w:rFonts w:ascii="Arial" w:hAnsi="Arial" w:cs="Arial"/>
-          <w:sz w:val="20"/>
-          <w:szCs w:val="20"/>
-        </w:rPr>
-        <w:t xml:space="preserve">the </w:t>
-      </w:r>
-      <w:r>
-        <w:rPr>
-          <w:rFonts w:ascii="Arial" w:hAnsi="Arial" w:cs="Arial"/>
-          <w:sz w:val="20"/>
-          <w:szCs w:val="20"/>
-        </w:rPr>
-        <w:t>numerical features to classify their distributions</w:t>
-      </w:r>
-      <w:r>
-        <w:rPr>
-          <w:rFonts w:ascii="Arial" w:hAnsi="Arial" w:cs="Arial"/>
-          <w:sz w:val="20"/>
-          <w:szCs w:val="20"/>
-        </w:rPr>
-        <w:t xml:space="preserve"> </w:t>
-      </w:r>
-      <w:r>
-        <w:rPr>
-          <w:rFonts w:ascii="Arial" w:hAnsi="Arial" w:cs="Arial"/>
-          <w:sz w:val="20"/>
-          <w:szCs w:val="20"/>
-        </w:rPr>
-        <w:t xml:space="preserve">as approximately symmetric, left-skewed, or right-skewed. </w:t>
-      </w:r>
-    </w:p>
-    <w:p>
-      <w:pPr>
+    </w:p>
+    <w:p>
+      <w:pPr>
+        <w:rPr>
+          <w:rFonts w:ascii="Arial" w:hAnsi="Arial" w:cs="Arial"/>
+          <w:sz w:val="20"/>
+          <w:szCs w:val="20"/>
+        </w:rPr>
+      </w:pPr>
+      <w:r>
+        <w:rPr>
+          <w:rFonts w:ascii="Arial" w:hAnsi="Arial" w:cs="Arial"/>
+          <w:sz w:val="20"/>
+          <w:szCs w:val="20"/>
+        </w:rPr>
+        <w:t>Therefore, to</w:t>
+      </w:r>
+      <w:r>
+        <w:rPr>
+          <w:rFonts w:ascii="Arial" w:hAnsi="Arial" w:cs="Arial"/>
+          <w:sz w:val="20"/>
+          <w:szCs w:val="20"/>
+        </w:rPr>
+        <w:t xml:space="preserve"> reduce skewness </w:t>
+      </w:r>
+      <w:r>
+        <w:rPr>
+          <w:rFonts w:ascii="Arial" w:hAnsi="Arial" w:cs="Arial"/>
+          <w:sz w:val="20"/>
+          <w:szCs w:val="20"/>
+        </w:rPr>
+        <w:t xml:space="preserve">for predictive </w:t>
+      </w:r>
+      <w:r>
+        <w:rPr>
+          <w:rFonts w:ascii="Arial" w:hAnsi="Arial" w:cs="Arial"/>
+          <w:sz w:val="20"/>
+          <w:szCs w:val="20"/>
+        </w:rPr>
+        <w:t>modelling, log transformations were applied to the heavily skewed variables</w:t>
+      </w:r>
+      <w:r>
+        <w:rPr>
+          <w:rFonts w:ascii="Arial" w:hAnsi="Arial" w:cs="Arial"/>
+          <w:sz w:val="20"/>
+          <w:szCs w:val="20"/>
+        </w:rPr>
+        <w:t xml:space="preserve">, consisting of the variables </w:t>
+      </w:r>
+      <w:proofErr w:type="spellStart"/>
+      <w:r>
+        <w:rPr>
+          <w:rFonts w:ascii="Arial" w:hAnsi="Arial" w:cs="Arial"/>
+          <w:sz w:val="20"/>
+          <w:szCs w:val="20"/>
+        </w:rPr>
+        <w:t>Income_log</w:t>
+      </w:r>
+      <w:proofErr w:type="spellEnd"/>
+      <w:r>
+        <w:rPr>
+          <w:rFonts w:ascii="Arial" w:hAnsi="Arial" w:cs="Arial"/>
+          <w:sz w:val="20"/>
+          <w:szCs w:val="20"/>
+        </w:rPr>
+        <w:t xml:space="preserve"> and </w:t>
+      </w:r>
+      <w:proofErr w:type="spellStart"/>
+      <w:r>
+        <w:rPr>
+          <w:rFonts w:ascii="Arial" w:hAnsi="Arial" w:cs="Arial"/>
+          <w:sz w:val="20"/>
+          <w:szCs w:val="20"/>
+        </w:rPr>
+        <w:t>Consultation_price_log</w:t>
+      </w:r>
+      <w:proofErr w:type="spellEnd"/>
+      <w:r>
+        <w:rPr>
+          <w:rFonts w:ascii="Arial" w:hAnsi="Arial" w:cs="Arial"/>
+          <w:sz w:val="20"/>
+          <w:szCs w:val="20"/>
+        </w:rPr>
+        <w:t>.</w:t>
+      </w:r>
+    </w:p>
+    <w:p>
+      <w:pPr>
+        <w:rPr>
+          <w:rFonts w:ascii="Arial" w:hAnsi="Arial" w:cs="Arial"/>
+          <w:b/>
+          <w:bCs/>
+          <w:sz w:val="20"/>
+          <w:szCs w:val="20"/>
+        </w:rPr>
+      </w:pPr>
+    </w:p>
+    <w:p>
+      <w:pPr>
+        <w:rPr>
+          <w:rFonts w:ascii="Arial" w:hAnsi="Arial" w:cs="Arial"/>
+          <w:b/>
+          <w:bCs/>
+          <w:sz w:val="20"/>
+          <w:szCs w:val="20"/>
+        </w:rPr>
+      </w:pPr>
+      <w:r>
+        <w:rPr>
+          <w:rFonts w:ascii="Arial" w:hAnsi="Arial" w:cs="Arial"/>
+          <w:b/>
+          <w:bCs/>
+          <w:sz w:val="20"/>
+          <w:szCs w:val="20"/>
+        </w:rPr>
+        <w:t>Feature Engineering</w:t>
+      </w:r>
+    </w:p>
+    <w:p>
+      <w:pPr>
+        <w:rPr>
+          <w:rFonts w:ascii="Arial" w:hAnsi="Arial" w:cs="Arial"/>
+          <w:sz w:val="20"/>
+          <w:szCs w:val="20"/>
+        </w:rPr>
+      </w:pPr>
+      <w:r>
         <w:rPr>
           <w:rFonts w:ascii="Arial" w:hAnsi="Arial" w:cs="Arial"/>
           <w:sz w:val="20"/>
           <w:szCs w:val="20"/>
           <w:u w:val="single"/>
         </w:rPr>
+        <w:t>Insurance Coverage Percentage</w:t>
+      </w:r>
+      <w:r>
+        <w:rPr>
+          <w:rFonts w:ascii="Arial" w:hAnsi="Arial" w:cs="Arial"/>
+          <w:sz w:val="20"/>
+          <w:szCs w:val="20"/>
+        </w:rPr>
+        <w:t xml:space="preserve"> – to see the Insurance Coverage Percentage a new column was created, consisting in the division of the Insurance Coverage by the Consultation Price, this column was used to understand that each Insurance Provider covered a different percentage</w:t>
+      </w:r>
+    </w:p>
+    <w:p>
+      <w:pPr>
+        <w:rPr>
+          <w:rFonts w:ascii="Arial" w:hAnsi="Arial" w:cs="Arial"/>
+          <w:sz w:val="20"/>
+          <w:szCs w:val="20"/>
+        </w:rPr>
       </w:pPr>
       <w:r>
         <w:rPr>
@@ -4082,8 +5710,25 @@
           <w:szCs w:val="20"/>
           <w:u w:val="single"/>
         </w:rPr>
-        <w:t>Approximately Symmetric</w:t>
-      </w:r>
+        <w:t>Age Range</w:t>
+      </w:r>
+      <w:r>
+        <w:rPr>
+          <w:rFonts w:ascii="Arial" w:hAnsi="Arial" w:cs="Arial"/>
+          <w:sz w:val="20"/>
+          <w:szCs w:val="20"/>
+        </w:rPr>
+        <w:t xml:space="preserve"> – to see the age range of each patient a new column was added with intervals of five starting in 0 and going up to 130 to see in which age range each patient was in</w:t>
+      </w:r>
+    </w:p>
+    <w:p>
+      <w:pPr>
+        <w:rPr>
+          <w:rFonts w:ascii="Arial" w:hAnsi="Arial" w:cs="Arial"/>
+          <w:sz w:val="20"/>
+          <w:szCs w:val="20"/>
+        </w:rPr>
+      </w:pPr>
       <w:r>
         <w:rPr>
           <w:rFonts w:ascii="Arial" w:hAnsi="Arial" w:cs="Arial"/>
@@ -4091,316 +5736,6 @@
           <w:szCs w:val="20"/>
           <w:u w:val="single"/>
         </w:rPr>
-        <w:t>:</w:t>
-      </w:r>
-    </w:p>
-    <w:p>
-      <w:pPr>
-        <w:rPr>
-          <w:rFonts w:ascii="Arial" w:hAnsi="Arial" w:cs="Arial"/>
-          <w:sz w:val="20"/>
-          <w:szCs w:val="20"/>
-        </w:rPr>
-      </w:pPr>
-      <w:r>
-        <w:rPr>
-          <w:rFonts w:ascii="Arial" w:hAnsi="Arial" w:cs="Arial"/>
-          <w:sz w:val="20"/>
-          <w:szCs w:val="20"/>
-        </w:rPr>
-        <w:t xml:space="preserve">Age, Satisfaction Level, and Insurance Coverage exhibited approximately symmetric distributions. </w:t>
-      </w:r>
-    </w:p>
-    <w:p>
-      <w:pPr>
-        <w:rPr>
-          <w:rFonts w:ascii="Arial" w:hAnsi="Arial" w:cs="Arial"/>
-          <w:sz w:val="20"/>
-          <w:szCs w:val="20"/>
-          <w:u w:val="single"/>
-        </w:rPr>
-      </w:pPr>
-      <w:r>
-        <w:rPr>
-          <w:rFonts w:ascii="Arial" w:hAnsi="Arial" w:cs="Arial"/>
-          <w:sz w:val="20"/>
-          <w:szCs w:val="20"/>
-          <w:u w:val="single"/>
-        </w:rPr>
-        <w:t>Moderate right-skewed</w:t>
-      </w:r>
-      <w:r>
-        <w:rPr>
-          <w:rFonts w:ascii="Arial" w:hAnsi="Arial" w:cs="Arial"/>
-          <w:sz w:val="20"/>
-          <w:szCs w:val="20"/>
-          <w:u w:val="single"/>
-        </w:rPr>
-        <w:t>:</w:t>
-      </w:r>
-    </w:p>
-    <w:p>
-      <w:pPr>
-        <w:rPr>
-          <w:rFonts w:ascii="Arial" w:hAnsi="Arial" w:cs="Arial"/>
-          <w:sz w:val="20"/>
-          <w:szCs w:val="20"/>
-        </w:rPr>
-      </w:pPr>
-      <w:r>
-        <w:rPr>
-          <w:rFonts w:ascii="Arial" w:hAnsi="Arial" w:cs="Arial"/>
-          <w:sz w:val="20"/>
-          <w:szCs w:val="20"/>
-        </w:rPr>
-        <w:t>Consultation Duration showed moderate right-skewness, indicating occasional long consultations</w:t>
-      </w:r>
-      <w:r>
-        <w:rPr>
-          <w:rFonts w:ascii="Arial" w:hAnsi="Arial" w:cs="Arial"/>
-          <w:sz w:val="20"/>
-          <w:szCs w:val="20"/>
-        </w:rPr>
-        <w:t>.</w:t>
-      </w:r>
-    </w:p>
-    <w:p>
-      <w:pPr>
-        <w:rPr>
-          <w:rFonts w:ascii="Arial" w:hAnsi="Arial" w:cs="Arial"/>
-          <w:sz w:val="20"/>
-          <w:szCs w:val="20"/>
-          <w:u w:val="single"/>
-        </w:rPr>
-      </w:pPr>
-      <w:r>
-        <w:rPr>
-          <w:rFonts w:ascii="Arial" w:hAnsi="Arial" w:cs="Arial"/>
-          <w:sz w:val="20"/>
-          <w:szCs w:val="20"/>
-          <w:u w:val="single"/>
-        </w:rPr>
-        <w:t>Heavily right-skewed</w:t>
-      </w:r>
-      <w:r>
-        <w:rPr>
-          <w:rFonts w:ascii="Arial" w:hAnsi="Arial" w:cs="Arial"/>
-          <w:sz w:val="20"/>
-          <w:szCs w:val="20"/>
-          <w:u w:val="single"/>
-        </w:rPr>
-        <w:t>:</w:t>
-      </w:r>
-    </w:p>
-    <w:p>
-      <w:pPr>
-        <w:rPr>
-          <w:rFonts w:ascii="Arial" w:hAnsi="Arial" w:cs="Arial"/>
-          <w:sz w:val="20"/>
-          <w:szCs w:val="20"/>
-        </w:rPr>
-      </w:pPr>
-      <w:r>
-        <w:rPr>
-          <w:rFonts w:ascii="Arial" w:hAnsi="Arial" w:cs="Arial"/>
-          <w:sz w:val="20"/>
-          <w:szCs w:val="20"/>
-        </w:rPr>
-        <w:t xml:space="preserve"> Approximate Annual Income and Consultation Price displayed heavy right-skewness due to strong high-end outliers.</w:t>
-      </w:r>
-      <w:r>
-        <w:rPr>
-          <w:rFonts w:ascii="Arial" w:hAnsi="Arial" w:cs="Arial"/>
-          <w:sz w:val="20"/>
-          <w:szCs w:val="20"/>
-        </w:rPr>
-        <w:t xml:space="preserve"> </w:t>
-      </w:r>
-    </w:p>
-    <w:p>
-      <w:pPr>
-        <w:rPr>
-          <w:rFonts w:ascii="Arial" w:hAnsi="Arial" w:cs="Arial"/>
-          <w:sz w:val="20"/>
-          <w:szCs w:val="20"/>
-        </w:rPr>
-      </w:pPr>
-      <w:r>
-        <w:rPr>
-          <w:rFonts w:ascii="Arial" w:hAnsi="Arial" w:cs="Arial"/>
-          <w:sz w:val="20"/>
-          <w:szCs w:val="20"/>
-        </w:rPr>
-        <w:t>Therefore, to</w:t>
-      </w:r>
-      <w:r>
-        <w:rPr>
-          <w:rFonts w:ascii="Arial" w:hAnsi="Arial" w:cs="Arial"/>
-          <w:sz w:val="20"/>
-          <w:szCs w:val="20"/>
-        </w:rPr>
-        <w:t xml:space="preserve"> reduce skewness </w:t>
-      </w:r>
-      <w:r>
-        <w:rPr>
-          <w:rFonts w:ascii="Arial" w:hAnsi="Arial" w:cs="Arial"/>
-          <w:sz w:val="20"/>
-          <w:szCs w:val="20"/>
-        </w:rPr>
-        <w:t xml:space="preserve">for predictive </w:t>
-      </w:r>
-      <w:r>
-        <w:rPr>
-          <w:rFonts w:ascii="Arial" w:hAnsi="Arial" w:cs="Arial"/>
-          <w:sz w:val="20"/>
-          <w:szCs w:val="20"/>
-        </w:rPr>
-        <w:t>modelling, log transformations were applied to the heavily skewed variables</w:t>
-      </w:r>
-      <w:r>
-        <w:rPr>
-          <w:rFonts w:ascii="Arial" w:hAnsi="Arial" w:cs="Arial"/>
-          <w:sz w:val="20"/>
-          <w:szCs w:val="20"/>
-        </w:rPr>
-        <w:t xml:space="preserve">, consisting of the variables </w:t>
-      </w:r>
-      <w:proofErr w:type="spellStart"/>
-      <w:r>
-        <w:rPr>
-          <w:rFonts w:ascii="Arial" w:hAnsi="Arial" w:cs="Arial"/>
-          <w:sz w:val="20"/>
-          <w:szCs w:val="20"/>
-        </w:rPr>
-        <w:t>Income_log</w:t>
-      </w:r>
-      <w:proofErr w:type="spellEnd"/>
-      <w:r>
-        <w:rPr>
-          <w:rFonts w:ascii="Arial" w:hAnsi="Arial" w:cs="Arial"/>
-          <w:sz w:val="20"/>
-          <w:szCs w:val="20"/>
-        </w:rPr>
-        <w:t xml:space="preserve"> and </w:t>
-      </w:r>
-      <w:proofErr w:type="spellStart"/>
-      <w:r>
-        <w:rPr>
-          <w:rFonts w:ascii="Arial" w:hAnsi="Arial" w:cs="Arial"/>
-          <w:sz w:val="20"/>
-          <w:szCs w:val="20"/>
-        </w:rPr>
-        <w:t>Consultation_price_log</w:t>
-      </w:r>
-      <w:proofErr w:type="spellEnd"/>
-      <w:r>
-        <w:rPr>
-          <w:rFonts w:ascii="Arial" w:hAnsi="Arial" w:cs="Arial"/>
-          <w:sz w:val="20"/>
-          <w:szCs w:val="20"/>
-        </w:rPr>
-        <w:t>.</w:t>
-      </w:r>
-    </w:p>
-    <w:p>
-      <w:pPr>
-        <w:rPr>
-          <w:rFonts w:ascii="Arial" w:hAnsi="Arial" w:cs="Arial"/>
-          <w:b/>
-          <w:bCs/>
-          <w:sz w:val="20"/>
-          <w:szCs w:val="20"/>
-        </w:rPr>
-      </w:pPr>
-    </w:p>
-    <w:p>
-      <w:pPr>
-        <w:rPr>
-          <w:rFonts w:ascii="Arial" w:hAnsi="Arial" w:cs="Arial"/>
-          <w:b/>
-          <w:bCs/>
-          <w:sz w:val="20"/>
-          <w:szCs w:val="20"/>
-        </w:rPr>
-      </w:pPr>
-      <w:r>
-        <w:rPr>
-          <w:rFonts w:ascii="Arial" w:hAnsi="Arial" w:cs="Arial"/>
-          <w:b/>
-          <w:bCs/>
-          <w:sz w:val="20"/>
-          <w:szCs w:val="20"/>
-        </w:rPr>
-        <w:t>Feature Engineering</w:t>
-      </w:r>
-    </w:p>
-    <w:p>
-      <w:pPr>
-        <w:rPr>
-          <w:rFonts w:ascii="Arial" w:hAnsi="Arial" w:cs="Arial"/>
-          <w:sz w:val="20"/>
-          <w:szCs w:val="20"/>
-        </w:rPr>
-      </w:pPr>
-      <w:r>
-        <w:rPr>
-          <w:rFonts w:ascii="Arial" w:hAnsi="Arial" w:cs="Arial"/>
-          <w:sz w:val="20"/>
-          <w:szCs w:val="20"/>
-          <w:u w:val="single"/>
-        </w:rPr>
-        <w:t>Insurance Coverage Percentage</w:t>
-      </w:r>
-      <w:r>
-        <w:rPr>
-          <w:rFonts w:ascii="Arial" w:hAnsi="Arial" w:cs="Arial"/>
-          <w:sz w:val="20"/>
-          <w:szCs w:val="20"/>
-        </w:rPr>
-        <w:t xml:space="preserve"> – to see the Insurance Coverage Percentage a new column was created, consisting in the division of the Insurance Coverage by the Consultation Price, this column was used to understand that each Insurance Provider covered a different percentage</w:t>
-      </w:r>
-    </w:p>
-    <w:p>
-      <w:pPr>
-        <w:rPr>
-          <w:rFonts w:ascii="Arial" w:hAnsi="Arial" w:cs="Arial"/>
-          <w:sz w:val="20"/>
-          <w:szCs w:val="20"/>
-        </w:rPr>
-      </w:pPr>
-      <w:r>
-        <w:rPr>
-          <w:rFonts w:ascii="Arial" w:hAnsi="Arial" w:cs="Arial"/>
-          <w:sz w:val="20"/>
-          <w:szCs w:val="20"/>
-          <w:u w:val="single"/>
-        </w:rPr>
-        <w:t>Age Range</w:t>
-      </w:r>
-      <w:r>
-        <w:rPr>
-          <w:rFonts w:ascii="Arial" w:hAnsi="Arial" w:cs="Arial"/>
-          <w:sz w:val="20"/>
-          <w:szCs w:val="20"/>
-        </w:rPr>
-        <w:t xml:space="preserve"> – to see the age range of each patient a new column was added with intervals of five starting in 0 and going up to 130 to see in which age range each patient was in</w:t>
-      </w:r>
-    </w:p>
-    <w:p>
-      <w:pPr>
-        <w:rPr>
-          <w:rFonts w:ascii="Arial" w:hAnsi="Arial" w:cs="Arial"/>
-          <w:sz w:val="20"/>
-          <w:szCs w:val="20"/>
-        </w:rPr>
-      </w:pPr>
-      <w:r>
-        <w:rPr>
-          <w:rFonts w:ascii="Arial" w:hAnsi="Arial" w:cs="Arial"/>
-          <w:sz w:val="20"/>
-          <w:szCs w:val="20"/>
-          <w:u w:val="single"/>
-        </w:rPr>
         <w:t>Days since last visit</w:t>
       </w:r>
       <w:r>
@@ -4432,17 +5767,15 @@
           <w:bCs/>
           <w:sz w:val="20"/>
           <w:szCs w:val="20"/>
-          <w:lang/>
-        </w:rPr>
-      </w:pPr>
-      <w:r>
-        <w:rPr>
-          <w:rFonts w:ascii="Arial" w:hAnsi="Arial" w:cs="Arial"/>
-          <w:b/>
-          <w:bCs/>
-          <w:sz w:val="20"/>
-          <w:szCs w:val="20"/>
-          <w:lang/>
+        </w:rPr>
+      </w:pPr>
+      <w:r>
+        <w:rPr>
+          <w:rFonts w:ascii="Arial" w:hAnsi="Arial" w:cs="Arial"/>
+          <w:b/>
+          <w:bCs/>
+          <w:sz w:val="20"/>
+          <w:szCs w:val="20"/>
         </w:rPr>
         <w:t>Analytical Base Table (ABT) Construction</w:t>
       </w:r>
@@ -4461,7 +5794,6 @@
           <w:rFonts w:ascii="Arial" w:hAnsi="Arial" w:cs="Arial"/>
           <w:sz w:val="20"/>
           <w:szCs w:val="20"/>
-          <w:lang/>
         </w:rPr>
         <w:t>To construct the table, the following steps were executed.</w:t>
       </w:r>
@@ -4477,15 +5809,13 @@
           <w:rFonts w:ascii="Arial" w:hAnsi="Arial" w:cs="Arial"/>
           <w:sz w:val="20"/>
           <w:szCs w:val="20"/>
-          <w:lang/>
-        </w:rPr>
-      </w:pPr>
-      <w:r>
-        <w:rPr>
-          <w:rFonts w:ascii="Arial" w:hAnsi="Arial" w:cs="Arial"/>
-          <w:sz w:val="20"/>
-          <w:szCs w:val="20"/>
-          <w:lang/>
+        </w:rPr>
+      </w:pPr>
+      <w:r>
+        <w:rPr>
+          <w:rFonts w:ascii="Arial" w:hAnsi="Arial" w:cs="Arial"/>
+          <w:sz w:val="20"/>
+          <w:szCs w:val="20"/>
         </w:rPr>
         <w:t>Aggregation</w:t>
       </w:r>
@@ -4497,7 +5827,6 @@
           <w:rFonts w:ascii="Arial" w:hAnsi="Arial" w:cs="Arial"/>
           <w:sz w:val="20"/>
           <w:szCs w:val="20"/>
-          <w:lang/>
         </w:rPr>
       </w:pPr>
     </w:p>
@@ -4508,15 +5837,13 @@
           <w:rFonts w:ascii="Arial" w:hAnsi="Arial" w:cs="Arial"/>
           <w:sz w:val="20"/>
           <w:szCs w:val="20"/>
-          <w:lang/>
-        </w:rPr>
-      </w:pPr>
-      <w:r>
-        <w:rPr>
-          <w:rFonts w:ascii="Arial" w:hAnsi="Arial" w:cs="Arial"/>
-          <w:sz w:val="20"/>
-          <w:szCs w:val="20"/>
-          <w:lang/>
+        </w:rPr>
+      </w:pPr>
+      <w:r>
+        <w:rPr>
+          <w:rFonts w:ascii="Arial" w:hAnsi="Arial" w:cs="Arial"/>
+          <w:sz w:val="20"/>
+          <w:szCs w:val="20"/>
         </w:rPr>
         <w:t>Patient-specific data was aggregated in the following way.</w:t>
       </w:r>
@@ -4527,15 +5854,13 @@
           <w:rFonts w:ascii="Arial" w:hAnsi="Arial" w:cs="Arial"/>
           <w:sz w:val="20"/>
           <w:szCs w:val="20"/>
-          <w:lang/>
-        </w:rPr>
-      </w:pPr>
-      <w:r>
-        <w:rPr>
-          <w:rFonts w:ascii="Arial" w:hAnsi="Arial" w:cs="Arial"/>
-          <w:sz w:val="20"/>
-          <w:szCs w:val="20"/>
-          <w:lang/>
+        </w:rPr>
+      </w:pPr>
+      <w:r>
+        <w:rPr>
+          <w:rFonts w:ascii="Arial" w:hAnsi="Arial" w:cs="Arial"/>
+          <w:sz w:val="20"/>
+          <w:szCs w:val="20"/>
         </w:rPr>
         <w:t>Age</w:t>
       </w:r>
@@ -4544,7 +5869,6 @@
           <w:rFonts w:ascii="Arial" w:hAnsi="Arial" w:cs="Arial"/>
           <w:sz w:val="20"/>
           <w:szCs w:val="20"/>
-          <w:lang/>
         </w:rPr>
         <w:t xml:space="preserve"> and Visit Date: max – to capture the most recent age and visit date for each patient</w:t>
       </w:r>
@@ -4555,15 +5879,13 @@
           <w:rFonts w:ascii="Arial" w:hAnsi="Arial" w:cs="Arial"/>
           <w:sz w:val="20"/>
           <w:szCs w:val="20"/>
-          <w:lang/>
-        </w:rPr>
-      </w:pPr>
-      <w:r>
-        <w:rPr>
-          <w:rFonts w:ascii="Arial" w:hAnsi="Arial" w:cs="Arial"/>
-          <w:sz w:val="20"/>
-          <w:szCs w:val="20"/>
-          <w:lang/>
+        </w:rPr>
+      </w:pPr>
+      <w:r>
+        <w:rPr>
+          <w:rFonts w:ascii="Arial" w:hAnsi="Arial" w:cs="Arial"/>
+          <w:sz w:val="20"/>
+          <w:szCs w:val="20"/>
         </w:rPr>
         <w:t>Gender: first – considering it does not change overtime</w:t>
       </w:r>
@@ -4574,260 +5896,251 @@
           <w:rFonts w:ascii="Arial" w:hAnsi="Arial" w:cs="Arial"/>
           <w:sz w:val="20"/>
           <w:szCs w:val="20"/>
-          <w:lang/>
-        </w:rPr>
-      </w:pPr>
-      <w:r>
-        <w:rPr>
-          <w:rFonts w:ascii="Arial" w:hAnsi="Arial" w:cs="Arial"/>
-          <w:sz w:val="20"/>
-          <w:szCs w:val="20"/>
-          <w:lang/>
+        </w:rPr>
+      </w:pPr>
+      <w:r>
+        <w:rPr>
+          <w:rFonts w:ascii="Arial" w:hAnsi="Arial" w:cs="Arial"/>
+          <w:sz w:val="20"/>
+          <w:szCs w:val="20"/>
+        </w:rPr>
+        <w:t>City of Residence, Profession, Insurance Provider, Family History, Education Level, Marital Status, Age Range, Days since last visit</w:t>
+      </w:r>
+      <w:r>
+        <w:rPr>
+          <w:rFonts w:ascii="Arial" w:hAnsi="Arial" w:cs="Arial"/>
+          <w:sz w:val="20"/>
+          <w:szCs w:val="20"/>
+        </w:rPr>
+        <w:t xml:space="preserve">, </w:t>
+      </w:r>
+      <w:r>
+        <w:rPr>
+          <w:rFonts w:ascii="Arial" w:hAnsi="Arial" w:cs="Arial"/>
+          <w:sz w:val="20"/>
+          <w:szCs w:val="20"/>
+        </w:rPr>
+        <w:t>Approximate Annual Income, Income_log</w:t>
+      </w:r>
+      <w:r>
+        <w:rPr>
+          <w:rFonts w:ascii="Arial" w:hAnsi="Arial" w:cs="Arial"/>
+          <w:sz w:val="20"/>
+          <w:szCs w:val="20"/>
+        </w:rPr>
+        <w:t>: last – most recent value in case of updates</w:t>
+      </w:r>
+    </w:p>
+    <w:p>
+      <w:pPr>
+        <w:rPr>
+          <w:rFonts w:ascii="Arial" w:hAnsi="Arial" w:cs="Arial"/>
+          <w:sz w:val="20"/>
+          <w:szCs w:val="20"/>
+        </w:rPr>
+      </w:pPr>
+      <w:r>
+        <w:rPr>
+          <w:rFonts w:ascii="Arial" w:hAnsi="Arial" w:cs="Arial"/>
+          <w:sz w:val="20"/>
+          <w:szCs w:val="20"/>
+        </w:rPr>
+        <w:t>Department: list – all the departments visited by each patient</w:t>
+      </w:r>
+    </w:p>
+    <w:p>
+      <w:pPr>
+        <w:rPr>
+          <w:rFonts w:ascii="Arial" w:hAnsi="Arial" w:cs="Arial"/>
+          <w:sz w:val="20"/>
+          <w:szCs w:val="20"/>
+        </w:rPr>
+      </w:pPr>
+      <w:r>
+        <w:rPr>
+          <w:rFonts w:ascii="Arial" w:hAnsi="Arial" w:cs="Arial"/>
+          <w:sz w:val="20"/>
+          <w:szCs w:val="20"/>
+        </w:rPr>
+        <w:t>Consultation Duration, Satisfaction Level, Consultation Price, Insurance Coverage, Insurance Coverage Percentage, Consultation_price_log</w:t>
+      </w:r>
+      <w:r>
+        <w:rPr>
+          <w:rFonts w:ascii="Arial" w:hAnsi="Arial" w:cs="Arial"/>
+          <w:sz w:val="20"/>
+          <w:szCs w:val="20"/>
+        </w:rPr>
+        <w:t>: mean – average value for each patient, indicative of standard behaviour (patterns)</w:t>
+      </w:r>
+    </w:p>
+    <w:p>
+      <w:pPr>
+        <w:rPr>
+          <w:rFonts w:ascii="Arial" w:hAnsi="Arial" w:cs="Arial"/>
+          <w:sz w:val="20"/>
+          <w:szCs w:val="20"/>
+          <w:lang w:val="en-US"/>
+        </w:rPr>
+      </w:pPr>
+      <w:r>
+        <w:rPr>
+          <w:rFonts w:ascii="Arial" w:hAnsi="Arial" w:cs="Arial"/>
+          <w:sz w:val="20"/>
+          <w:szCs w:val="20"/>
+          <w:lang w:val="en-US"/>
+        </w:rPr>
+        <w:t>For a better understanding of what each column represents the column names were changed to match the operations stated above. For example, Approximate Annual Income is then named Average Approximate Annual Income and Visit Date is then named Last Visit Date.</w:t>
+      </w:r>
+    </w:p>
+    <w:p>
+      <w:pPr>
+        <w:rPr>
+          <w:rFonts w:ascii="Arial" w:hAnsi="Arial" w:cs="Arial"/>
+          <w:sz w:val="20"/>
+          <w:szCs w:val="20"/>
+          <w:lang w:val="en-US"/>
+        </w:rPr>
+      </w:pPr>
+      <w:r>
+        <w:rPr>
+          <w:rFonts w:ascii="Arial" w:hAnsi="Arial" w:cs="Arial"/>
+          <w:sz w:val="20"/>
+          <w:szCs w:val="20"/>
+          <w:lang w:val="en-US"/>
+        </w:rPr>
+        <w:t>The datatype of the ‘Last Visit Date’ is converted to string instead of datetime object so when exported this column shows the correct date.</w:t>
+      </w:r>
+    </w:p>
+    <w:p>
+      <w:pPr>
+        <w:rPr>
+          <w:rFonts w:ascii="Arial" w:hAnsi="Arial" w:cs="Arial"/>
+          <w:sz w:val="20"/>
+          <w:szCs w:val="20"/>
+          <w:lang w:val="en-US"/>
+        </w:rPr>
+      </w:pPr>
+      <w:proofErr w:type="gramStart"/>
+      <w:r>
+        <w:rPr>
+          <w:rFonts w:ascii="Arial" w:hAnsi="Arial" w:cs="Arial"/>
+          <w:sz w:val="20"/>
+          <w:szCs w:val="20"/>
+          <w:lang w:val="en-US"/>
+        </w:rPr>
+        <w:t>Finally</w:t>
+      </w:r>
+      <w:proofErr w:type="gramEnd"/>
+      <w:r>
+        <w:rPr>
+          <w:rFonts w:ascii="Arial" w:hAnsi="Arial" w:cs="Arial"/>
+          <w:sz w:val="20"/>
+          <w:szCs w:val="20"/>
+          <w:lang w:val="en-US"/>
+        </w:rPr>
+        <w:t xml:space="preserve"> the table is exported to csv with the name ‘</w:t>
+      </w:r>
+      <w:proofErr w:type="spellStart"/>
+      <w:r>
+        <w:rPr>
+          <w:rFonts w:ascii="Arial" w:hAnsi="Arial" w:cs="Arial"/>
+          <w:sz w:val="20"/>
+          <w:szCs w:val="20"/>
+          <w:lang w:val="en-US"/>
+        </w:rPr>
+        <w:t>ABT_city_hospital</w:t>
+      </w:r>
+      <w:proofErr w:type="spellEnd"/>
+      <w:r>
+        <w:rPr>
+          <w:rFonts w:ascii="Arial" w:hAnsi="Arial" w:cs="Arial"/>
+          <w:sz w:val="20"/>
+          <w:szCs w:val="20"/>
+          <w:lang w:val="en-US"/>
+        </w:rPr>
+        <w:t>’.</w:t>
+      </w:r>
+    </w:p>
+    <w:p>
+      <w:pPr>
+        <w:rPr>
+          <w:rFonts w:ascii="Arial" w:hAnsi="Arial" w:cs="Arial"/>
+          <w:sz w:val="20"/>
+          <w:szCs w:val="20"/>
+          <w:lang w:val="en-US"/>
+        </w:rPr>
+      </w:pPr>
+    </w:p>
+    <w:p>
+      <w:pPr>
+        <w:rPr>
+          <w:rFonts w:ascii="Arial" w:hAnsi="Arial" w:cs="Arial"/>
+          <w:b/>
+          <w:bCs/>
+          <w:sz w:val="20"/>
+          <w:szCs w:val="20"/>
+          <w:lang w:val="en-US"/>
+        </w:rPr>
+      </w:pPr>
+      <w:r>
+        <w:rPr>
+          <w:rFonts w:ascii="Arial" w:hAnsi="Arial" w:cs="Arial"/>
+          <w:b/>
+          <w:bCs/>
+          <w:sz w:val="20"/>
+          <w:szCs w:val="20"/>
+          <w:lang w:val="en-US"/>
+        </w:rPr>
+        <w:t>Exploratory Visualization &amp; Insights</w:t>
+      </w:r>
+    </w:p>
+    <w:p>
+      <w:pPr>
+        <w:rPr>
+          <w:rFonts w:ascii="Arial" w:hAnsi="Arial" w:cs="Arial"/>
+          <w:sz w:val="20"/>
+          <w:szCs w:val="20"/>
+          <w:lang w:val="en-US"/>
+        </w:rPr>
+      </w:pPr>
+      <w:r>
+        <w:rPr>
+          <w:rFonts w:ascii="Arial" w:hAnsi="Arial" w:cs="Arial"/>
+          <w:sz w:val="20"/>
+          <w:szCs w:val="20"/>
+          <w:lang w:val="en-US"/>
+        </w:rPr>
+        <w:t xml:space="preserve">Distribution of </w:t>
+      </w:r>
+      <w:r>
+        <w:rPr>
+          <w:rFonts w:ascii="Arial" w:hAnsi="Arial" w:cs="Arial"/>
+          <w:sz w:val="20"/>
+          <w:szCs w:val="20"/>
+          <w:lang w:val="en-US"/>
+        </w:rPr>
+        <w:t>Age, Gender, Annual Income and Annual Income Log</w:t>
+      </w:r>
+    </w:p>
+    <w:p>
+      <w:pPr>
+        <w:rPr>
+          <w:rFonts w:ascii="Arial" w:hAnsi="Arial" w:cs="Arial"/>
+          <w:sz w:val="20"/>
+          <w:szCs w:val="20"/>
+          <w:u w:val="single"/>
+          <w:lang w:val="en-US"/>
+        </w:rPr>
+      </w:pPr>
+      <w:r>
+        <w:rPr>
+          <w:rFonts w:ascii="Arial" w:hAnsi="Arial" w:cs="Arial"/>
+          <w:noProof/>
+          <w:sz w:val="20"/>
+          <w:szCs w:val="20"/>
+          <w:lang w:val="en-US"/>
         </w:rPr>
         <w:lastRenderedPageBreak/>
-        <w:t>City of Residence, Profession, Insurance Provider, Family History, Education Level, Marital Status, Age Range, Days since last visit</w:t>
-      </w:r>
-      <w:r>
-        <w:rPr>
-          <w:rFonts w:ascii="Arial" w:hAnsi="Arial" w:cs="Arial"/>
-          <w:sz w:val="20"/>
-          <w:szCs w:val="20"/>
-          <w:lang/>
-        </w:rPr>
-        <w:t xml:space="preserve">, </w:t>
-      </w:r>
-      <w:r>
-        <w:rPr>
-          <w:rFonts w:ascii="Arial" w:hAnsi="Arial" w:cs="Arial"/>
-          <w:sz w:val="20"/>
-          <w:szCs w:val="20"/>
-          <w:lang/>
-        </w:rPr>
-        <w:t>Approximate Annual Income, Income_log</w:t>
-      </w:r>
-      <w:r>
-        <w:rPr>
-          <w:rFonts w:ascii="Arial" w:hAnsi="Arial" w:cs="Arial"/>
-          <w:sz w:val="20"/>
-          <w:szCs w:val="20"/>
-          <w:lang/>
-        </w:rPr>
-        <w:t>: last – most recent value in case of updates</w:t>
-      </w:r>
-    </w:p>
-    <w:p>
-      <w:pPr>
-        <w:rPr>
-          <w:rFonts w:ascii="Arial" w:hAnsi="Arial" w:cs="Arial"/>
-          <w:sz w:val="20"/>
-          <w:szCs w:val="20"/>
-          <w:lang/>
-        </w:rPr>
-      </w:pPr>
-      <w:r>
-        <w:rPr>
-          <w:rFonts w:ascii="Arial" w:hAnsi="Arial" w:cs="Arial"/>
-          <w:sz w:val="20"/>
-          <w:szCs w:val="20"/>
-          <w:lang/>
-        </w:rPr>
-        <w:t>Department: list – all the departments visited by each patient</w:t>
-      </w:r>
-    </w:p>
-    <w:p>
-      <w:pPr>
-        <w:rPr>
-          <w:rFonts w:ascii="Arial" w:hAnsi="Arial" w:cs="Arial"/>
-          <w:sz w:val="20"/>
-          <w:szCs w:val="20"/>
-          <w:lang/>
-        </w:rPr>
-      </w:pPr>
-      <w:r>
-        <w:rPr>
-          <w:rFonts w:ascii="Arial" w:hAnsi="Arial" w:cs="Arial"/>
-          <w:sz w:val="20"/>
-          <w:szCs w:val="20"/>
-          <w:lang/>
-        </w:rPr>
-        <w:t>Consultation Duration, Satisfaction Level, Consultation Price, Insurance Coverage, Insurance Coverage Percentage, Consultation_price_log</w:t>
-      </w:r>
-      <w:r>
-        <w:rPr>
-          <w:rFonts w:ascii="Arial" w:hAnsi="Arial" w:cs="Arial"/>
-          <w:sz w:val="20"/>
-          <w:szCs w:val="20"/>
-          <w:lang/>
-        </w:rPr>
-        <w:t>: mean – average value for each patient, indicative of standard behaviour (patterns)</w:t>
-      </w:r>
-    </w:p>
-    <w:p>
-      <w:pPr>
-        <w:rPr>
-          <w:rFonts w:ascii="Arial" w:hAnsi="Arial" w:cs="Arial"/>
-          <w:sz w:val="20"/>
-          <w:szCs w:val="20"/>
-          <w:lang w:val="en-US"/>
-        </w:rPr>
-      </w:pPr>
-      <w:r>
-        <w:rPr>
-          <w:rFonts w:ascii="Arial" w:hAnsi="Arial" w:cs="Arial"/>
-          <w:sz w:val="20"/>
-          <w:szCs w:val="20"/>
-          <w:lang w:val="en-US"/>
-        </w:rPr>
-        <w:t>For a better understanding of what each column represents the column names were changed to match the operations stated above. For example, Approximate Annual Income is then named Average Approximate Annual Income and Visit Date is then named Last Visit Date.</w:t>
-      </w:r>
-    </w:p>
-    <w:p>
-      <w:pPr>
-        <w:rPr>
-          <w:rFonts w:ascii="Arial" w:hAnsi="Arial" w:cs="Arial"/>
-          <w:sz w:val="20"/>
-          <w:szCs w:val="20"/>
-          <w:lang w:val="en-US"/>
-        </w:rPr>
-      </w:pPr>
-      <w:r>
-        <w:rPr>
-          <w:rFonts w:ascii="Arial" w:hAnsi="Arial" w:cs="Arial"/>
-          <w:sz w:val="20"/>
-          <w:szCs w:val="20"/>
-          <w:lang w:val="en-US"/>
-        </w:rPr>
-        <w:t>The datatype of the ‘Last Visit Date’ is converted to string instead of datetime object so when exported this column shows the correct date.</w:t>
-      </w:r>
-    </w:p>
-    <w:p>
-      <w:pPr>
-        <w:rPr>
-          <w:rFonts w:ascii="Arial" w:hAnsi="Arial" w:cs="Arial"/>
-          <w:sz w:val="20"/>
-          <w:szCs w:val="20"/>
-          <w:lang w:val="en-US"/>
-        </w:rPr>
-      </w:pPr>
-      <w:proofErr w:type="gramStart"/>
-      <w:r>
-        <w:rPr>
-          <w:rFonts w:ascii="Arial" w:hAnsi="Arial" w:cs="Arial"/>
-          <w:sz w:val="20"/>
-          <w:szCs w:val="20"/>
-          <w:lang w:val="en-US"/>
-        </w:rPr>
-        <w:t>Finally</w:t>
-      </w:r>
-      <w:proofErr w:type="gramEnd"/>
-      <w:r>
-        <w:rPr>
-          <w:rFonts w:ascii="Arial" w:hAnsi="Arial" w:cs="Arial"/>
-          <w:sz w:val="20"/>
-          <w:szCs w:val="20"/>
-          <w:lang w:val="en-US"/>
-        </w:rPr>
-        <w:t xml:space="preserve"> the table is exported to csv with the name ‘</w:t>
-      </w:r>
-      <w:proofErr w:type="spellStart"/>
-      <w:r>
-        <w:rPr>
-          <w:rFonts w:ascii="Arial" w:hAnsi="Arial" w:cs="Arial"/>
-          <w:sz w:val="20"/>
-          <w:szCs w:val="20"/>
-          <w:lang w:val="en-US"/>
-        </w:rPr>
-        <w:t>ABT_city_hospital</w:t>
-      </w:r>
-      <w:proofErr w:type="spellEnd"/>
-      <w:r>
-        <w:rPr>
-          <w:rFonts w:ascii="Arial" w:hAnsi="Arial" w:cs="Arial"/>
-          <w:sz w:val="20"/>
-          <w:szCs w:val="20"/>
-          <w:lang w:val="en-US"/>
-        </w:rPr>
-        <w:t>’.</w:t>
-      </w:r>
-    </w:p>
-    <w:p>
-      <w:pPr>
-        <w:rPr>
-          <w:rFonts w:ascii="Arial" w:hAnsi="Arial" w:cs="Arial"/>
-          <w:sz w:val="20"/>
-          <w:szCs w:val="20"/>
-          <w:lang w:val="en-US"/>
-        </w:rPr>
-      </w:pPr>
-    </w:p>
-    <w:p>
-      <w:pPr>
-        <w:rPr>
-          <w:rFonts w:ascii="Arial" w:hAnsi="Arial" w:cs="Arial"/>
-          <w:b/>
-          <w:bCs/>
-          <w:sz w:val="20"/>
-          <w:szCs w:val="20"/>
-          <w:lang w:val="en-US"/>
-        </w:rPr>
-      </w:pPr>
-      <w:r>
-        <w:rPr>
-          <w:rFonts w:ascii="Arial" w:hAnsi="Arial" w:cs="Arial"/>
-          <w:b/>
-          <w:bCs/>
-          <w:sz w:val="20"/>
-          <w:szCs w:val="20"/>
-          <w:lang w:val="en-US"/>
-        </w:rPr>
-        <w:t>Exploratory Visualization &amp; Insights</w:t>
-      </w:r>
-    </w:p>
-    <w:p>
-      <w:pPr>
-        <w:rPr>
-          <w:rFonts w:ascii="Arial" w:hAnsi="Arial" w:cs="Arial"/>
-          <w:sz w:val="20"/>
-          <w:szCs w:val="20"/>
-          <w:lang w:val="en-US"/>
-        </w:rPr>
-      </w:pPr>
-      <w:r>
-        <w:rPr>
-          <w:rFonts w:ascii="Arial" w:hAnsi="Arial" w:cs="Arial"/>
-          <w:sz w:val="20"/>
-          <w:szCs w:val="20"/>
-          <w:lang w:val="en-US"/>
-        </w:rPr>
-        <w:t xml:space="preserve">Distribution of </w:t>
-      </w:r>
-      <w:r>
-        <w:rPr>
-          <w:rFonts w:ascii="Arial" w:hAnsi="Arial" w:cs="Arial"/>
-          <w:sz w:val="20"/>
-          <w:szCs w:val="20"/>
-          <w:lang w:val="en-US"/>
-        </w:rPr>
-        <w:t>Age, Gender, Annual Income and Annual Income Log</w:t>
-      </w:r>
-    </w:p>
-    <w:p>
-      <w:pPr>
-        <w:rPr>
-          <w:rFonts w:ascii="Arial" w:hAnsi="Arial" w:cs="Arial"/>
-          <w:sz w:val="20"/>
-          <w:szCs w:val="20"/>
-          <w:u w:val="single"/>
-          <w:lang w:val="en-US"/>
-        </w:rPr>
-      </w:pPr>
-      <w:r>
-        <w:rPr>
-          <w:rFonts w:ascii="Arial" w:hAnsi="Arial" w:cs="Arial"/>
-          <w:sz w:val="20"/>
-          <w:szCs w:val="20"/>
-          <w:lang w:val="en-US"/>
-        </w:rPr>
         <w:drawing>
           <wp:anchor distT="0" distB="0" distL="114300" distR="114300" simplePos="0" relativeHeight="251659264" behindDoc="1" locked="0" layoutInCell="1" allowOverlap="1" wp14:anchorId="1AADA9F1" wp14:editId="6A4B4FDA">
             <wp:simplePos x="0" y="0"/>
@@ -4860,7 +6173,7 @@
                     <pic:cNvPicPr/>
                   </pic:nvPicPr>
                   <pic:blipFill>
-                    <a:blip r:embed="rId13" cstate="print">
+                    <a:blip r:embed="rId14" cstate="print">
                       <a:extLst>
                         <a:ext uri="{28A0092B-C50C-407E-A947-70E740481C1C}">
                           <a14:useLocalDpi xmlns:a14="http://schemas.microsoft.com/office/drawing/2010/main" val="0"/>
@@ -4895,6 +6208,7 @@
       <w:r>
         <w:rPr>
           <w:rFonts w:ascii="Arial" w:hAnsi="Arial" w:cs="Arial"/>
+          <w:noProof/>
           <w:sz w:val="20"/>
           <w:szCs w:val="20"/>
           <w:u w:val="single"/>
@@ -4916,7 +6230,7 @@
                     <pic:cNvPicPr/>
                   </pic:nvPicPr>
                   <pic:blipFill rotWithShape="1">
-                    <a:blip r:embed="rId14"/>
+                    <a:blip r:embed="rId15"/>
                     <a:srcRect b="847"/>
                     <a:stretch>
                       <a:fillRect/>
@@ -4958,9 +6272,9 @@
       <w:r>
         <w:rPr>
           <w:rFonts w:ascii="Arial" w:hAnsi="Arial" w:cs="Arial"/>
-          <w:sz w:val="20"/>
-          <w:szCs w:val="20"/>
-          <w:lang/>
+          <w:noProof/>
+          <w:sz w:val="20"/>
+          <w:szCs w:val="20"/>
         </w:rPr>
         <w:drawing>
           <wp:anchor distT="0" distB="0" distL="114300" distR="114300" simplePos="0" relativeHeight="251660288" behindDoc="1" locked="0" layoutInCell="1" allowOverlap="1" wp14:anchorId="7ABCAA75" wp14:editId="5E001583">
@@ -4994,7 +6308,7 @@
                     <pic:cNvPicPr/>
                   </pic:nvPicPr>
                   <pic:blipFill>
-                    <a:blip r:embed="rId15" cstate="print">
+                    <a:blip r:embed="rId16" cstate="print">
                       <a:extLst>
                         <a:ext uri="{28A0092B-C50C-407E-A947-70E740481C1C}">
                           <a14:useLocalDpi xmlns:a14="http://schemas.microsoft.com/office/drawing/2010/main" val="0"/>
@@ -5029,9 +6343,9 @@
       <w:r>
         <w:rPr>
           <w:rFonts w:ascii="Arial" w:hAnsi="Arial" w:cs="Arial"/>
-          <w:sz w:val="20"/>
-          <w:szCs w:val="20"/>
-          <w:lang/>
+          <w:noProof/>
+          <w:sz w:val="20"/>
+          <w:szCs w:val="20"/>
         </w:rPr>
         <w:drawing>
           <wp:inline distT="0" distB="0" distL="0" distR="0" wp14:anchorId="6B1F074B" wp14:editId="16FC5CC2">
@@ -5049,7 +6363,7 @@
                     <pic:cNvPicPr/>
                   </pic:nvPicPr>
                   <pic:blipFill>
-                    <a:blip r:embed="rId16"/>
+                    <a:blip r:embed="rId17"/>
                     <a:stretch>
                       <a:fillRect/>
                     </a:stretch>
@@ -5102,7 +6416,6 @@
           <w:szCs w:val="20"/>
           <w:lang w:val="en-US"/>
         </w:rPr>
-        <w:lastRenderedPageBreak/>
         <w:t>Number of visits per department over time</w:t>
       </w:r>
     </w:p>
@@ -5136,101 +6449,6 @@
                 <pic:pic xmlns:pic="http://schemas.openxmlformats.org/drawingml/2006/picture">
                   <pic:nvPicPr>
                     <pic:cNvPr id="0" name="Picture 1"/>
-                    <pic:cNvPicPr>
-                      <a:picLocks noChangeAspect="1" noChangeArrowheads="1"/>
-                    </pic:cNvPicPr>
-                  </pic:nvPicPr>
-                  <pic:blipFill>
-                    <a:blip r:embed="rId17">
-                      <a:extLst>
-                        <a:ext uri="{28A0092B-C50C-407E-A947-70E740481C1C}">
-                          <a14:useLocalDpi xmlns:a14="http://schemas.microsoft.com/office/drawing/2010/main" val="0"/>
-                        </a:ext>
-                      </a:extLst>
-                    </a:blip>
-                    <a:srcRect/>
-                    <a:stretch>
-                      <a:fillRect/>
-                    </a:stretch>
-                  </pic:blipFill>
-                  <pic:spPr bwMode="auto">
-                    <a:xfrm>
-                      <a:off x="0" y="0"/>
-                      <a:ext cx="5725795" cy="2547620"/>
-                    </a:xfrm>
-                    <a:prstGeom prst="rect">
-                      <a:avLst/>
-                    </a:prstGeom>
-                    <a:noFill/>
-                    <a:ln>
-                      <a:noFill/>
-                    </a:ln>
-                  </pic:spPr>
-                </pic:pic>
-              </a:graphicData>
-            </a:graphic>
-          </wp:inline>
-        </w:drawing>
-      </w:r>
-    </w:p>
-    <w:p>
-      <w:pPr>
-        <w:rPr>
-          <w:rFonts w:ascii="Arial" w:hAnsi="Arial" w:cs="Arial"/>
-          <w:b/>
-          <w:bCs/>
-          <w:sz w:val="20"/>
-          <w:szCs w:val="20"/>
-          <w:lang w:val="en-US"/>
-        </w:rPr>
-      </w:pPr>
-      <w:r>
-        <w:rPr>
-          <w:rFonts w:ascii="Arial" w:hAnsi="Arial" w:cs="Arial"/>
-          <w:b/>
-          <w:bCs/>
-          <w:sz w:val="20"/>
-          <w:szCs w:val="20"/>
-          <w:lang w:val="en-US"/>
-        </w:rPr>
-        <w:t>Department visits by Gender</w:t>
-      </w:r>
-    </w:p>
-    <w:p>
-      <w:pPr>
-        <w:rPr>
-          <w:rFonts w:ascii="Arial" w:hAnsi="Arial" w:cs="Arial"/>
-          <w:b/>
-          <w:bCs/>
-          <w:noProof/>
-          <w:sz w:val="20"/>
-          <w:szCs w:val="20"/>
-          <w:lang w:val="en-US"/>
-        </w:rPr>
-      </w:pPr>
-      <w:r>
-        <w:rPr>
-          <w:rFonts w:ascii="Arial" w:hAnsi="Arial" w:cs="Arial"/>
-          <w:b/>
-          <w:bCs/>
-          <w:noProof/>
-          <w:sz w:val="20"/>
-          <w:szCs w:val="20"/>
-          <w:lang w:val="en-US"/>
-        </w:rPr>
-        <w:drawing>
-          <wp:inline distT="0" distB="0" distL="0" distR="0" wp14:anchorId="433903E1" wp14:editId="15BC48FB">
-            <wp:extent cx="5725795" cy="2547620"/>
-            <wp:effectExtent l="0" t="0" r="8255" b="5080"/>
-            <wp:docPr id="241957885" name="Picture 2"/>
-            <wp:cNvGraphicFramePr>
-              <a:graphicFrameLocks xmlns:a="http://schemas.openxmlformats.org/drawingml/2006/main" noChangeAspect="1"/>
-            </wp:cNvGraphicFramePr>
-            <a:graphic xmlns:a="http://schemas.openxmlformats.org/drawingml/2006/main">
-              <a:graphicData uri="http://schemas.openxmlformats.org/drawingml/2006/picture">
-                <pic:pic xmlns:pic="http://schemas.openxmlformats.org/drawingml/2006/picture">
-                  <pic:nvPicPr>
-                    <pic:cNvPr id="0" name="Picture 2"/>
                     <pic:cNvPicPr>
                       <a:picLocks noChangeAspect="1" noChangeArrowheads="1"/>
                     </pic:cNvPicPr>
@@ -5267,6 +6485,102 @@
           </wp:inline>
         </w:drawing>
       </w:r>
+    </w:p>
+    <w:p>
+      <w:pPr>
+        <w:rPr>
+          <w:rFonts w:ascii="Arial" w:hAnsi="Arial" w:cs="Arial"/>
+          <w:b/>
+          <w:bCs/>
+          <w:sz w:val="20"/>
+          <w:szCs w:val="20"/>
+          <w:lang w:val="en-US"/>
+        </w:rPr>
+      </w:pPr>
+      <w:r>
+        <w:rPr>
+          <w:rFonts w:ascii="Arial" w:hAnsi="Arial" w:cs="Arial"/>
+          <w:b/>
+          <w:bCs/>
+          <w:sz w:val="20"/>
+          <w:szCs w:val="20"/>
+          <w:lang w:val="en-US"/>
+        </w:rPr>
+        <w:t>Department visits by Gender</w:t>
+      </w:r>
+    </w:p>
+    <w:p>
+      <w:pPr>
+        <w:rPr>
+          <w:rFonts w:ascii="Arial" w:hAnsi="Arial" w:cs="Arial"/>
+          <w:b/>
+          <w:bCs/>
+          <w:noProof/>
+          <w:sz w:val="20"/>
+          <w:szCs w:val="20"/>
+          <w:lang w:val="en-US"/>
+        </w:rPr>
+      </w:pPr>
+      <w:r>
+        <w:rPr>
+          <w:rFonts w:ascii="Arial" w:hAnsi="Arial" w:cs="Arial"/>
+          <w:b/>
+          <w:bCs/>
+          <w:noProof/>
+          <w:sz w:val="20"/>
+          <w:szCs w:val="20"/>
+          <w:lang w:val="en-US"/>
+        </w:rPr>
+        <w:lastRenderedPageBreak/>
+        <w:drawing>
+          <wp:inline distT="0" distB="0" distL="0" distR="0" wp14:anchorId="433903E1" wp14:editId="15BC48FB">
+            <wp:extent cx="5725795" cy="2547620"/>
+            <wp:effectExtent l="0" t="0" r="8255" b="5080"/>
+            <wp:docPr id="241957885" name="Picture 2"/>
+            <wp:cNvGraphicFramePr>
+              <a:graphicFrameLocks xmlns:a="http://schemas.openxmlformats.org/drawingml/2006/main" noChangeAspect="1"/>
+            </wp:cNvGraphicFramePr>
+            <a:graphic xmlns:a="http://schemas.openxmlformats.org/drawingml/2006/main">
+              <a:graphicData uri="http://schemas.openxmlformats.org/drawingml/2006/picture">
+                <pic:pic xmlns:pic="http://schemas.openxmlformats.org/drawingml/2006/picture">
+                  <pic:nvPicPr>
+                    <pic:cNvPr id="0" name="Picture 2"/>
+                    <pic:cNvPicPr>
+                      <a:picLocks noChangeAspect="1" noChangeArrowheads="1"/>
+                    </pic:cNvPicPr>
+                  </pic:nvPicPr>
+                  <pic:blipFill>
+                    <a:blip r:embed="rId19">
+                      <a:extLst>
+                        <a:ext uri="{28A0092B-C50C-407E-A947-70E740481C1C}">
+                          <a14:useLocalDpi xmlns:a14="http://schemas.microsoft.com/office/drawing/2010/main" val="0"/>
+                        </a:ext>
+                      </a:extLst>
+                    </a:blip>
+                    <a:srcRect/>
+                    <a:stretch>
+                      <a:fillRect/>
+                    </a:stretch>
+                  </pic:blipFill>
+                  <pic:spPr bwMode="auto">
+                    <a:xfrm>
+                      <a:off x="0" y="0"/>
+                      <a:ext cx="5725795" cy="2547620"/>
+                    </a:xfrm>
+                    <a:prstGeom prst="rect">
+                      <a:avLst/>
+                    </a:prstGeom>
+                    <a:noFill/>
+                    <a:ln>
+                      <a:noFill/>
+                    </a:ln>
+                  </pic:spPr>
+                </pic:pic>
+              </a:graphicData>
+            </a:graphic>
+          </wp:inline>
+        </w:drawing>
+      </w:r>
       <w:r>
         <w:rPr>
           <w:rFonts w:ascii="Arial" w:hAnsi="Arial" w:cs="Arial"/>
@@ -5379,7 +6693,7 @@
                     </pic:cNvPicPr>
                   </pic:nvPicPr>
                   <pic:blipFill>
-                    <a:blip r:embed="rId19">
+                    <a:blip r:embed="rId20">
                       <a:extLst>
                         <a:ext uri="{28A0092B-C50C-407E-A947-70E740481C1C}">
                           <a14:useLocalDpi xmlns:a14="http://schemas.microsoft.com/office/drawing/2010/main" val="0"/>
@@ -5525,7 +6839,7 @@
                     </pic:cNvPicPr>
                   </pic:nvPicPr>
                   <pic:blipFill>
-                    <a:blip r:embed="rId20">
+                    <a:blip r:embed="rId21">
                       <a:extLst>
                         <a:ext uri="{28A0092B-C50C-407E-A947-70E740481C1C}">
                           <a14:useLocalDpi xmlns:a14="http://schemas.microsoft.com/office/drawing/2010/main" val="0"/>
@@ -5631,7 +6945,7 @@
                     </pic:cNvPicPr>
                   </pic:nvPicPr>
                   <pic:blipFill>
-                    <a:blip r:embed="rId21">
+                    <a:blip r:embed="rId22">
                       <a:extLst>
                         <a:ext uri="{28A0092B-C50C-407E-A947-70E740481C1C}">
                           <a14:useLocalDpi xmlns:a14="http://schemas.microsoft.com/office/drawing/2010/main" val="0"/>
@@ -5737,7 +7051,7 @@
                     </pic:cNvPicPr>
                   </pic:nvPicPr>
                   <pic:blipFill>
-                    <a:blip r:embed="rId22">
+                    <a:blip r:embed="rId23">
                       <a:extLst>
                         <a:ext uri="{28A0092B-C50C-407E-A947-70E740481C1C}">
                           <a14:useLocalDpi xmlns:a14="http://schemas.microsoft.com/office/drawing/2010/main" val="0"/>
@@ -7062,6 +8376,7 @@
   <w:style w:type="character" w:default="1" w:styleId="DefaultParagraphFont">
     <w:name w:val="Default Paragraph Font"/>
     <w:uiPriority w:val="1"/>
+    <w:semiHidden/>
     <w:unhideWhenUsed/>
   </w:style>
   <w:style w:type="table" w:default="1" w:styleId="TableNormal">

--- a/report_data_preprocessing.docx
+++ b/report_data_preprocessing.docx
@@ -194,9 +194,8 @@
           <w:bCs/>
           <w:lang w:val="pt-PT"/>
         </w:rPr>
-        <w:t xml:space="preserve">Data </w:t>
-      </w:r>
-      <w:proofErr w:type="spellStart"/>
+        <w:t>Data Overview</w:t>
+      </w:r>
       <w:r>
         <w:rPr>
           <w:rFonts w:ascii="Garamond" w:hAnsi="Garamond"/>
@@ -204,9 +203,8 @@
           <w:bCs/>
           <w:lang w:val="pt-PT"/>
         </w:rPr>
-        <w:t>Overview</w:t>
-      </w:r>
-      <w:proofErr w:type="spellEnd"/>
+        <w:t xml:space="preserve"> &amp; Understanding</w:t>
+      </w:r>
       <w:r>
         <w:rPr>
           <w:rFonts w:ascii="Garamond" w:hAnsi="Garamond"/>
@@ -214,36 +212,7 @@
           <w:bCs/>
           <w:lang w:val="pt-PT"/>
         </w:rPr>
-        <w:t xml:space="preserve"> &amp; </w:t>
-      </w:r>
-      <w:proofErr w:type="spellStart"/>
-      <w:r>
-        <w:rPr>
-          <w:rFonts w:ascii="Garamond" w:hAnsi="Garamond"/>
-          <w:b/>
-          <w:bCs/>
-          <w:lang w:val="pt-PT"/>
-        </w:rPr>
-        <w:t>Understanding</w:t>
-      </w:r>
-      <w:proofErr w:type="spellEnd"/>
-      <w:r>
-        <w:rPr>
-          <w:rFonts w:ascii="Garamond" w:hAnsi="Garamond"/>
-          <w:b/>
-          <w:bCs/>
-          <w:lang w:val="pt-PT"/>
-        </w:rPr>
-        <w:t xml:space="preserve"> (SE CALHAR É IMPORTANTE </w:t>
-      </w:r>
-      <w:r>
-        <w:rPr>
-          <w:rFonts w:ascii="Garamond" w:hAnsi="Garamond"/>
-          <w:b/>
-          <w:bCs/>
-          <w:lang w:val="pt-PT"/>
-        </w:rPr>
-        <w:t>POR ALGUM output DE UM DOS METODOS)</w:t>
+        <w:t xml:space="preserve"> </w:t>
       </w:r>
     </w:p>
     <w:p>
@@ -571,6 +540,7 @@
           <w:szCs w:val="20"/>
         </w:rPr>
       </w:pPr>
+      <w:proofErr w:type="gramStart"/>
       <w:r>
         <w:rPr>
           <w:rFonts w:ascii="Consolas" w:hAnsi="Consolas" w:cs="Consolas"/>
@@ -579,7 +549,18 @@
           <w:sz w:val="20"/>
           <w:szCs w:val="20"/>
         </w:rPr>
-        <w:t>info()</w:t>
+        <w:t>info(</w:t>
+      </w:r>
+      <w:proofErr w:type="gramEnd"/>
+      <w:r>
+        <w:rPr>
+          <w:rFonts w:ascii="Consolas" w:hAnsi="Consolas" w:cs="Consolas"/>
+          <w:b/>
+          <w:bCs/>
+          <w:sz w:val="20"/>
+          <w:szCs w:val="20"/>
+        </w:rPr>
+        <w:t>)</w:t>
       </w:r>
       <w:r>
         <w:rPr>
@@ -603,7 +584,16 @@
           <w:sz w:val="20"/>
           <w:szCs w:val="20"/>
         </w:rPr>
-        <w:t>as well as their datatypes</w:t>
+        <w:t xml:space="preserve">as well as their </w:t>
+      </w:r>
+      <w:proofErr w:type="gramStart"/>
+      <w:r>
+        <w:rPr>
+          <w:rFonts w:ascii="Arial" w:hAnsi="Arial" w:cs="Arial"/>
+          <w:sz w:val="20"/>
+          <w:szCs w:val="20"/>
+        </w:rPr>
+        <w:t>datatypes</w:t>
       </w:r>
       <w:r>
         <w:rPr>
@@ -613,6 +603,7 @@
         </w:rPr>
         <w:t>;</w:t>
       </w:r>
+      <w:proofErr w:type="gramEnd"/>
     </w:p>
     <w:p>
       <w:pPr>
@@ -627,6 +618,7 @@
           <w:szCs w:val="20"/>
         </w:rPr>
       </w:pPr>
+      <w:proofErr w:type="gramStart"/>
       <w:r>
         <w:rPr>
           <w:rFonts w:ascii="Consolas" w:hAnsi="Consolas" w:cs="Consolas"/>
@@ -635,7 +627,18 @@
           <w:sz w:val="20"/>
           <w:szCs w:val="20"/>
         </w:rPr>
-        <w:t>describe()</w:t>
+        <w:t>describe(</w:t>
+      </w:r>
+      <w:proofErr w:type="gramEnd"/>
+      <w:r>
+        <w:rPr>
+          <w:rFonts w:ascii="Consolas" w:hAnsi="Consolas" w:cs="Consolas"/>
+          <w:b/>
+          <w:bCs/>
+          <w:sz w:val="20"/>
+          <w:szCs w:val="20"/>
+        </w:rPr>
+        <w:t>)</w:t>
       </w:r>
       <w:r>
         <w:rPr>
@@ -742,6 +745,68 @@
         <w:t>features.</w:t>
       </w:r>
     </w:p>
+    <w:p>
+      <w:pPr>
+        <w:keepNext/>
+      </w:pPr>
+      <w:r>
+        <w:rPr>
+          <w:rFonts w:ascii="Arial" w:hAnsi="Arial" w:cs="Arial"/>
+          <w:sz w:val="20"/>
+          <w:szCs w:val="20"/>
+        </w:rPr>
+        <w:drawing>
+          <wp:inline distT="0" distB="0" distL="0" distR="0" wp14:anchorId="1A9F4E42" wp14:editId="616740FC">
+            <wp:extent cx="5731510" cy="633095"/>
+            <wp:effectExtent l="0" t="0" r="2540" b="0"/>
+            <wp:docPr id="691922556" name="Picture 1"/>
+            <wp:cNvGraphicFramePr>
+              <a:graphicFrameLocks xmlns:a="http://schemas.openxmlformats.org/drawingml/2006/main" noChangeAspect="1"/>
+            </wp:cNvGraphicFramePr>
+            <a:graphic xmlns:a="http://schemas.openxmlformats.org/drawingml/2006/main">
+              <a:graphicData uri="http://schemas.openxmlformats.org/drawingml/2006/picture">
+                <pic:pic xmlns:pic="http://schemas.openxmlformats.org/drawingml/2006/picture">
+                  <pic:nvPicPr>
+                    <pic:cNvPr id="691922556" name=""/>
+                    <pic:cNvPicPr/>
+                  </pic:nvPicPr>
+                  <pic:blipFill>
+                    <a:blip r:embed="rId7"/>
+                    <a:stretch>
+                      <a:fillRect/>
+                    </a:stretch>
+                  </pic:blipFill>
+                  <pic:spPr>
+                    <a:xfrm>
+                      <a:off x="0" y="0"/>
+                      <a:ext cx="5731510" cy="633095"/>
+                    </a:xfrm>
+                    <a:prstGeom prst="rect">
+                      <a:avLst/>
+                    </a:prstGeom>
+                  </pic:spPr>
+                </pic:pic>
+              </a:graphicData>
+            </a:graphic>
+          </wp:inline>
+        </w:drawing>
+      </w:r>
+    </w:p>
+    <w:p>
+      <w:pPr>
+        <w:pStyle w:val="Caption"/>
+        <w:jc w:val="center"/>
+      </w:pPr>
+      <w:proofErr w:type="gramStart"/>
+      <w:r>
+        <w:t>head(</w:t>
+      </w:r>
+      <w:proofErr w:type="gramEnd"/>
+      <w:r>
+        <w:t>) method output</w:t>
+      </w:r>
+    </w:p>
+    <w:p/>
     <w:p>
       <w:pPr>
         <w:pStyle w:val="p1"/>
@@ -948,13 +1013,13 @@
           <w:szCs w:val="20"/>
         </w:rPr>
         <w:drawing>
-          <wp:anchor distT="0" distB="0" distL="114300" distR="114300" simplePos="0" relativeHeight="251658240" behindDoc="0" locked="0" layoutInCell="1" allowOverlap="1" wp14:anchorId="00ABB3FE" wp14:editId="0E69FA11">
+          <wp:anchor distT="0" distB="0" distL="114300" distR="114300" simplePos="0" relativeHeight="251658240" behindDoc="0" locked="0" layoutInCell="1" allowOverlap="1" wp14:anchorId="00ABB3FE" wp14:editId="6BB04879">
             <wp:simplePos x="0" y="0"/>
             <wp:positionH relativeFrom="margin">
-              <wp:posOffset>1391920</wp:posOffset>
+              <wp:posOffset>1162098</wp:posOffset>
             </wp:positionH>
             <wp:positionV relativeFrom="margin">
-              <wp:posOffset>6347590</wp:posOffset>
+              <wp:posOffset>7599259</wp:posOffset>
             </wp:positionV>
             <wp:extent cx="2826385" cy="2123440"/>
             <wp:effectExtent l="0" t="0" r="5715" b="0"/>
@@ -971,7 +1036,7 @@
                     <pic:cNvPicPr/>
                   </pic:nvPicPr>
                   <pic:blipFill>
-                    <a:blip r:embed="rId7" cstate="print">
+                    <a:blip r:embed="rId8" cstate="print">
                       <a:extLst>
                         <a:ext uri="{28A0092B-C50C-407E-A947-70E740481C1C}">
                           <a14:useLocalDpi xmlns:a14="http://schemas.microsoft.com/office/drawing/2010/main" val="0"/>
@@ -1046,58 +1111,6 @@
     </w:p>
     <w:p>
       <w:pPr>
-        <w:ind w:firstLine="720"/>
-        <w:rPr>
-          <w:rFonts w:ascii="Arial" w:hAnsi="Arial" w:cs="Arial"/>
-          <w:sz w:val="20"/>
-          <w:szCs w:val="20"/>
-        </w:rPr>
-      </w:pPr>
-    </w:p>
-    <w:p>
-      <w:pPr>
-        <w:ind w:firstLine="720"/>
-        <w:rPr>
-          <w:rFonts w:ascii="Arial" w:hAnsi="Arial" w:cs="Arial"/>
-          <w:sz w:val="20"/>
-          <w:szCs w:val="20"/>
-        </w:rPr>
-      </w:pPr>
-    </w:p>
-    <w:p>
-      <w:pPr>
-        <w:ind w:firstLine="720"/>
-        <w:rPr>
-          <w:rFonts w:ascii="Arial" w:hAnsi="Arial" w:cs="Arial"/>
-          <w:sz w:val="20"/>
-          <w:szCs w:val="20"/>
-        </w:rPr>
-      </w:pPr>
-    </w:p>
-    <w:p>
-      <w:pPr>
-        <w:ind w:firstLine="720"/>
-        <w:rPr>
-          <w:rFonts w:ascii="Arial" w:hAnsi="Arial" w:cs="Arial"/>
-          <w:sz w:val="20"/>
-          <w:szCs w:val="20"/>
-        </w:rPr>
-      </w:pPr>
-    </w:p>
-    <w:p>
-      <w:pPr>
-        <w:rPr>
-          <w:rFonts w:ascii="Arial" w:hAnsi="Arial" w:cs="Arial"/>
-          <w:b/>
-          <w:bCs/>
-          <w:sz w:val="20"/>
-          <w:szCs w:val="20"/>
-        </w:rPr>
-      </w:pPr>
-    </w:p>
-    <w:p>
-      <w:pPr>
-        <w:ind w:firstLine="720"/>
         <w:rPr>
           <w:rFonts w:ascii="Arial" w:hAnsi="Arial" w:cs="Arial"/>
           <w:sz w:val="20"/>
@@ -1113,13 +1126,13 @@
         </w:rPr>
         <w:lastRenderedPageBreak/>
         <w:drawing>
-          <wp:anchor distT="0" distB="0" distL="114300" distR="114300" simplePos="0" relativeHeight="251662336" behindDoc="0" locked="0" layoutInCell="1" allowOverlap="1" wp14:anchorId="27CE04BF" wp14:editId="4A664F29">
+          <wp:anchor distT="0" distB="0" distL="114300" distR="114300" simplePos="0" relativeHeight="251662336" behindDoc="0" locked="0" layoutInCell="1" allowOverlap="1" wp14:anchorId="27CE04BF" wp14:editId="55B15394">
             <wp:simplePos x="0" y="0"/>
             <wp:positionH relativeFrom="margin">
-              <wp:posOffset>0</wp:posOffset>
+              <wp:posOffset>-126555</wp:posOffset>
             </wp:positionH>
             <wp:positionV relativeFrom="margin">
-              <wp:posOffset>943615</wp:posOffset>
+              <wp:posOffset>-679314</wp:posOffset>
             </wp:positionV>
             <wp:extent cx="5731510" cy="4248785"/>
             <wp:effectExtent l="0" t="0" r="0" b="5715"/>
@@ -1136,7 +1149,7 @@
                     <pic:cNvPicPr/>
                   </pic:nvPicPr>
                   <pic:blipFill>
-                    <a:blip r:embed="rId8" cstate="print">
+                    <a:blip r:embed="rId9" cstate="print">
                       <a:extLst>
                         <a:ext uri="{28A0092B-C50C-407E-A947-70E740481C1C}">
                           <a14:useLocalDpi xmlns:a14="http://schemas.microsoft.com/office/drawing/2010/main" val="0"/>
@@ -1162,6 +1175,16 @@
           </wp:anchor>
         </w:drawing>
       </w:r>
+    </w:p>
+    <w:p>
+      <w:pPr>
+        <w:ind w:firstLine="720"/>
+        <w:rPr>
+          <w:rFonts w:ascii="Arial" w:hAnsi="Arial" w:cs="Arial"/>
+          <w:sz w:val="20"/>
+          <w:szCs w:val="20"/>
+        </w:rPr>
+      </w:pPr>
       <w:r>
         <w:rPr>
           <w:rFonts w:ascii="Arial" w:hAnsi="Arial" w:cs="Arial"/>
@@ -1789,18 +1812,7 @@
           <w:szCs w:val="20"/>
           <w:lang w:val="en-US"/>
         </w:rPr>
-        <w:t xml:space="preserve">missingness is </w:t>
-      </w:r>
-      <w:r>
-        <w:rPr>
-          <w:rFonts w:ascii="Arial" w:hAnsi="Arial" w:cs="Arial"/>
-          <w:b/>
-          <w:bCs/>
-          <w:sz w:val="20"/>
-          <w:szCs w:val="20"/>
-          <w:lang w:val="en-US"/>
-        </w:rPr>
-        <w:t>random</w:t>
+        <w:t>missingness is random</w:t>
       </w:r>
       <w:r>
         <w:rPr>
@@ -1820,18 +1832,7 @@
           <w:szCs w:val="20"/>
           <w:lang w:val="en-US"/>
         </w:rPr>
-        <w:t>completely</w:t>
-      </w:r>
-      <w:r>
-        <w:rPr>
-          <w:rFonts w:ascii="Arial" w:hAnsi="Arial" w:cs="Arial"/>
-          <w:b/>
-          <w:bCs/>
-          <w:sz w:val="20"/>
-          <w:szCs w:val="20"/>
-          <w:lang w:val="en-US"/>
-        </w:rPr>
-        <w:t xml:space="preserve"> unrelated to the actual value or any other feature</w:t>
+        <w:t>completely unrelated to the actual value or any other feature</w:t>
       </w:r>
       <w:r>
         <w:rPr>
@@ -1845,21 +1846,11 @@
     </w:p>
     <w:p>
       <w:pPr>
-        <w:ind w:firstLine="720"/>
-        <w:rPr>
-          <w:rFonts w:ascii="Garamond" w:hAnsi="Garamond"/>
-          <w:b/>
-          <w:bCs/>
-        </w:rPr>
-      </w:pPr>
-    </w:p>
-    <w:p>
-      <w:pPr>
-        <w:ind w:firstLine="720"/>
-        <w:rPr>
-          <w:rFonts w:ascii="Garamond" w:hAnsi="Garamond"/>
-          <w:b/>
-          <w:bCs/>
+        <w:rPr>
+          <w:rFonts w:ascii="Arial" w:hAnsi="Arial" w:cs="Arial"/>
+          <w:sz w:val="20"/>
+          <w:szCs w:val="20"/>
+          <w:lang w:val="en-US"/>
         </w:rPr>
       </w:pPr>
     </w:p>
@@ -1881,116 +1872,116 @@
           <w:b/>
           <w:bCs/>
         </w:rPr>
+        <w:t>Age</w:t>
+      </w:r>
+    </w:p>
+    <w:p>
+      <w:pPr>
+        <w:rPr>
+          <w:rFonts w:ascii="Arial" w:hAnsi="Arial" w:cs="Arial"/>
+          <w:sz w:val="20"/>
+          <w:szCs w:val="20"/>
+        </w:rPr>
+      </w:pPr>
+      <w:r>
+        <w:rPr>
+          <w:rFonts w:ascii="Arial" w:hAnsi="Arial" w:cs="Arial"/>
+          <w:sz w:val="20"/>
+          <w:szCs w:val="20"/>
+        </w:rPr>
+        <w:t xml:space="preserve">For </w:t>
+      </w:r>
+      <w:r>
+        <w:rPr>
+          <w:rFonts w:ascii="Arial" w:hAnsi="Arial" w:cs="Arial"/>
+          <w:sz w:val="20"/>
+          <w:szCs w:val="20"/>
+        </w:rPr>
+        <w:t>this feature,</w:t>
+      </w:r>
+      <w:r>
+        <w:rPr>
+          <w:rFonts w:ascii="Arial" w:hAnsi="Arial" w:cs="Arial"/>
+          <w:sz w:val="20"/>
+          <w:szCs w:val="20"/>
+        </w:rPr>
+        <w:t xml:space="preserve"> the </w:t>
+      </w:r>
+      <w:r>
+        <w:rPr>
+          <w:rFonts w:ascii="Arial" w:hAnsi="Arial" w:cs="Arial"/>
+          <w:b/>
+          <w:bCs/>
+          <w:sz w:val="20"/>
+          <w:szCs w:val="20"/>
+        </w:rPr>
+        <w:t>patient</w:t>
+      </w:r>
+      <w:r>
+        <w:rPr>
+          <w:rFonts w:ascii="Cambria Math" w:hAnsi="Cambria Math" w:cs="Cambria Math"/>
+          <w:b/>
+          <w:bCs/>
+          <w:sz w:val="20"/>
+          <w:szCs w:val="20"/>
+        </w:rPr>
+        <w:t>‑</w:t>
+      </w:r>
+      <w:r>
+        <w:rPr>
+          <w:rFonts w:ascii="Arial" w:hAnsi="Arial" w:cs="Arial"/>
+          <w:b/>
+          <w:bCs/>
+          <w:sz w:val="20"/>
+          <w:szCs w:val="20"/>
+        </w:rPr>
+        <w:t>level carry</w:t>
+      </w:r>
+      <w:r>
+        <w:rPr>
+          <w:rFonts w:ascii="Cambria Math" w:hAnsi="Cambria Math" w:cs="Cambria Math"/>
+          <w:b/>
+          <w:bCs/>
+          <w:sz w:val="20"/>
+          <w:szCs w:val="20"/>
+        </w:rPr>
+        <w:t>‑</w:t>
+      </w:r>
+      <w:r>
+        <w:rPr>
+          <w:rFonts w:ascii="Arial" w:hAnsi="Arial" w:cs="Arial"/>
+          <w:b/>
+          <w:bCs/>
+          <w:sz w:val="20"/>
+          <w:szCs w:val="20"/>
+        </w:rPr>
+        <w:t>forward imputation</w:t>
+      </w:r>
+      <w:r>
+        <w:rPr>
+          <w:rFonts w:ascii="Arial" w:hAnsi="Arial" w:cs="Arial"/>
+          <w:sz w:val="20"/>
+          <w:szCs w:val="20"/>
+        </w:rPr>
+        <w:t xml:space="preserve"> completely resolved missing values.</w:t>
+      </w:r>
+    </w:p>
+    <w:p>
+      <w:pPr>
+        <w:rPr>
+          <w:rFonts w:ascii="Arial" w:hAnsi="Arial" w:cs="Arial"/>
+          <w:sz w:val="20"/>
+          <w:szCs w:val="20"/>
+        </w:rPr>
+      </w:pPr>
+      <w:r>
+        <w:rPr>
+          <w:rFonts w:ascii="Arial" w:hAnsi="Arial" w:cs="Arial"/>
+          <w:noProof/>
+          <w:sz w:val="20"/>
+          <w:szCs w:val="20"/>
+        </w:rPr>
         <w:lastRenderedPageBreak/>
-        <w:t>Age</w:t>
-      </w:r>
-    </w:p>
-    <w:p>
-      <w:pPr>
-        <w:rPr>
-          <w:rFonts w:ascii="Arial" w:hAnsi="Arial" w:cs="Arial"/>
-          <w:sz w:val="20"/>
-          <w:szCs w:val="20"/>
-        </w:rPr>
-      </w:pPr>
-      <w:r>
-        <w:rPr>
-          <w:rFonts w:ascii="Arial" w:hAnsi="Arial" w:cs="Arial"/>
-          <w:sz w:val="20"/>
-          <w:szCs w:val="20"/>
-        </w:rPr>
-        <w:t xml:space="preserve">For </w:t>
-      </w:r>
-      <w:r>
-        <w:rPr>
-          <w:rFonts w:ascii="Arial" w:hAnsi="Arial" w:cs="Arial"/>
-          <w:sz w:val="20"/>
-          <w:szCs w:val="20"/>
-        </w:rPr>
-        <w:t>this feature,</w:t>
-      </w:r>
-      <w:r>
-        <w:rPr>
-          <w:rFonts w:ascii="Arial" w:hAnsi="Arial" w:cs="Arial"/>
-          <w:sz w:val="20"/>
-          <w:szCs w:val="20"/>
-        </w:rPr>
-        <w:t xml:space="preserve"> the </w:t>
-      </w:r>
-      <w:r>
-        <w:rPr>
-          <w:rFonts w:ascii="Arial" w:hAnsi="Arial" w:cs="Arial"/>
-          <w:b/>
-          <w:bCs/>
-          <w:sz w:val="20"/>
-          <w:szCs w:val="20"/>
-        </w:rPr>
-        <w:t>patient</w:t>
-      </w:r>
-      <w:r>
-        <w:rPr>
-          <w:rFonts w:ascii="Cambria Math" w:hAnsi="Cambria Math" w:cs="Cambria Math"/>
-          <w:b/>
-          <w:bCs/>
-          <w:sz w:val="20"/>
-          <w:szCs w:val="20"/>
-        </w:rPr>
-        <w:t>‑</w:t>
-      </w:r>
-      <w:r>
-        <w:rPr>
-          <w:rFonts w:ascii="Arial" w:hAnsi="Arial" w:cs="Arial"/>
-          <w:b/>
-          <w:bCs/>
-          <w:sz w:val="20"/>
-          <w:szCs w:val="20"/>
-        </w:rPr>
-        <w:t>level carry</w:t>
-      </w:r>
-      <w:r>
-        <w:rPr>
-          <w:rFonts w:ascii="Cambria Math" w:hAnsi="Cambria Math" w:cs="Cambria Math"/>
-          <w:b/>
-          <w:bCs/>
-          <w:sz w:val="20"/>
-          <w:szCs w:val="20"/>
-        </w:rPr>
-        <w:t>‑</w:t>
-      </w:r>
-      <w:r>
-        <w:rPr>
-          <w:rFonts w:ascii="Arial" w:hAnsi="Arial" w:cs="Arial"/>
-          <w:b/>
-          <w:bCs/>
-          <w:sz w:val="20"/>
-          <w:szCs w:val="20"/>
-        </w:rPr>
-        <w:t>forward imputation</w:t>
-      </w:r>
-      <w:r>
-        <w:rPr>
-          <w:rFonts w:ascii="Arial" w:hAnsi="Arial" w:cs="Arial"/>
-          <w:sz w:val="20"/>
-          <w:szCs w:val="20"/>
-        </w:rPr>
-        <w:t xml:space="preserve"> completely resolved missing values.</w:t>
-      </w:r>
-    </w:p>
-    <w:p>
-      <w:pPr>
-        <w:rPr>
-          <w:rFonts w:ascii="Arial" w:hAnsi="Arial" w:cs="Arial"/>
-          <w:sz w:val="20"/>
-          <w:szCs w:val="20"/>
-        </w:rPr>
-      </w:pPr>
-      <w:r>
-        <w:rPr>
-          <w:rFonts w:ascii="Arial" w:hAnsi="Arial" w:cs="Arial"/>
-          <w:noProof/>
-          <w:sz w:val="20"/>
-          <w:szCs w:val="20"/>
-        </w:rPr>
         <w:drawing>
           <wp:inline distT="0" distB="0" distL="0" distR="0" wp14:anchorId="3EBDE812" wp14:editId="69206FF7">
             <wp:extent cx="5731510" cy="1284605"/>
@@ -2007,7 +1998,7 @@
                     <pic:cNvPicPr/>
                   </pic:nvPicPr>
                   <pic:blipFill>
-                    <a:blip r:embed="rId9" cstate="print">
+                    <a:blip r:embed="rId10" cstate="print">
                       <a:extLst>
                         <a:ext uri="{28A0092B-C50C-407E-A947-70E740481C1C}">
                           <a14:useLocalDpi xmlns:a14="http://schemas.microsoft.com/office/drawing/2010/main" val="0"/>
@@ -2458,7 +2449,7 @@
                     <pic:cNvPicPr/>
                   </pic:nvPicPr>
                   <pic:blipFill>
-                    <a:blip r:embed="rId10" cstate="print">
+                    <a:blip r:embed="rId11" cstate="print">
                       <a:extLst>
                         <a:ext uri="{28A0092B-C50C-407E-A947-70E740481C1C}">
                           <a14:useLocalDpi xmlns:a14="http://schemas.microsoft.com/office/drawing/2010/main" val="0"/>
@@ -2692,53 +2683,53 @@
           <w:szCs w:val="20"/>
           <w:lang w:val="en-US"/>
         </w:rPr>
+        <w:t xml:space="preserve">Has Provider: </w:t>
+      </w:r>
+      <w:r>
+        <w:rPr>
+          <w:rFonts w:ascii="Arial" w:hAnsi="Arial" w:cs="Arial"/>
+          <w:sz w:val="20"/>
+          <w:szCs w:val="20"/>
+          <w:lang w:val="en-US"/>
+        </w:rPr>
+        <w:t xml:space="preserve">Insurance Provider present but Insurance Coverage missing </w:t>
+      </w:r>
+      <w:r>
+        <w:rPr>
+          <w:rFonts w:ascii="Arial" w:hAnsi="Arial" w:cs="Arial"/>
+          <w:sz w:val="20"/>
+          <w:szCs w:val="20"/>
+          <w:lang w:val="en-US"/>
+        </w:rPr>
+        <w:sym w:font="Wingdings" w:char="F0E0"/>
+      </w:r>
+      <w:r>
+        <w:rPr>
+          <w:rFonts w:ascii="Arial" w:hAnsi="Arial" w:cs="Arial"/>
+          <w:sz w:val="20"/>
+          <w:szCs w:val="20"/>
+          <w:lang w:val="en-US"/>
+        </w:rPr>
+        <w:t xml:space="preserve"> provider specific rules applied.</w:t>
+      </w:r>
+    </w:p>
+    <w:p>
+      <w:pPr>
+        <w:rPr>
+          <w:rFonts w:ascii="Arial" w:hAnsi="Arial" w:cs="Arial"/>
+          <w:sz w:val="20"/>
+          <w:szCs w:val="20"/>
+          <w:lang w:val="en-US"/>
+        </w:rPr>
+      </w:pPr>
+      <w:r>
+        <w:rPr>
+          <w:rFonts w:ascii="Arial" w:hAnsi="Arial" w:cs="Arial"/>
+          <w:sz w:val="20"/>
+          <w:szCs w:val="20"/>
+          <w:lang w:val="en-US"/>
+        </w:rPr>
         <w:lastRenderedPageBreak/>
-        <w:t xml:space="preserve">Has Provider: </w:t>
-      </w:r>
-      <w:r>
-        <w:rPr>
-          <w:rFonts w:ascii="Arial" w:hAnsi="Arial" w:cs="Arial"/>
-          <w:sz w:val="20"/>
-          <w:szCs w:val="20"/>
-          <w:lang w:val="en-US"/>
-        </w:rPr>
-        <w:t xml:space="preserve">Insurance Provider present but Insurance Coverage missing </w:t>
-      </w:r>
-      <w:r>
-        <w:rPr>
-          <w:rFonts w:ascii="Arial" w:hAnsi="Arial" w:cs="Arial"/>
-          <w:sz w:val="20"/>
-          <w:szCs w:val="20"/>
-          <w:lang w:val="en-US"/>
-        </w:rPr>
-        <w:sym w:font="Wingdings" w:char="F0E0"/>
-      </w:r>
-      <w:r>
-        <w:rPr>
-          <w:rFonts w:ascii="Arial" w:hAnsi="Arial" w:cs="Arial"/>
-          <w:sz w:val="20"/>
-          <w:szCs w:val="20"/>
-          <w:lang w:val="en-US"/>
-        </w:rPr>
-        <w:t xml:space="preserve"> provider specific rules applied.</w:t>
-      </w:r>
-    </w:p>
-    <w:p>
-      <w:pPr>
-        <w:rPr>
-          <w:rFonts w:ascii="Arial" w:hAnsi="Arial" w:cs="Arial"/>
-          <w:sz w:val="20"/>
-          <w:szCs w:val="20"/>
-          <w:lang w:val="en-US"/>
-        </w:rPr>
-      </w:pPr>
-      <w:r>
-        <w:rPr>
-          <w:rFonts w:ascii="Arial" w:hAnsi="Arial" w:cs="Arial"/>
-          <w:sz w:val="20"/>
-          <w:szCs w:val="20"/>
-          <w:lang w:val="en-US"/>
-        </w:rPr>
         <w:t xml:space="preserve">For the </w:t>
       </w:r>
       <w:r>
@@ -3309,7 +3300,7 @@
                     <pic:cNvPicPr/>
                   </pic:nvPicPr>
                   <pic:blipFill>
-                    <a:blip r:embed="rId11">
+                    <a:blip r:embed="rId12">
                       <a:extLst>
                         <a:ext uri="{28A0092B-C50C-407E-A947-70E740481C1C}">
                           <a14:useLocalDpi xmlns:a14="http://schemas.microsoft.com/office/drawing/2010/main" val="0"/>
@@ -3715,7 +3706,7 @@
                     <pic:cNvPicPr/>
                   </pic:nvPicPr>
                   <pic:blipFill>
-                    <a:blip r:embed="rId12" cstate="print">
+                    <a:blip r:embed="rId13" cstate="print">
                       <a:extLst>
                         <a:ext uri="{28A0092B-C50C-407E-A947-70E740481C1C}">
                           <a14:useLocalDpi xmlns:a14="http://schemas.microsoft.com/office/drawing/2010/main" val="0"/>
@@ -4063,7 +4054,7 @@
                     <pic:cNvPicPr/>
                   </pic:nvPicPr>
                   <pic:blipFill>
-                    <a:blip r:embed="rId13" cstate="print">
+                    <a:blip r:embed="rId14" cstate="print">
                       <a:extLst>
                         <a:ext uri="{28A0092B-C50C-407E-A947-70E740481C1C}">
                           <a14:useLocalDpi xmlns:a14="http://schemas.microsoft.com/office/drawing/2010/main" val="0"/>
@@ -4248,7 +4239,6 @@
           <w:lang w:val="pt-PT"/>
         </w:rPr>
       </w:pPr>
-      <w:proofErr w:type="spellStart"/>
       <w:r>
         <w:rPr>
           <w:rFonts w:ascii="Garamond" w:hAnsi="Garamond"/>
@@ -4259,637 +4249,1438 @@
         <w:lastRenderedPageBreak/>
         <w:t>Outliers</w:t>
       </w:r>
+    </w:p>
+    <w:p>
+      <w:pPr>
+        <w:ind w:firstLine="720"/>
+        <w:rPr>
+          <w:rFonts w:ascii="Arial" w:hAnsi="Arial" w:cs="Arial"/>
+          <w:sz w:val="20"/>
+          <w:szCs w:val="20"/>
+        </w:rPr>
+      </w:pPr>
+      <w:r>
+        <w:rPr>
+          <w:rFonts w:ascii="Arial" w:hAnsi="Arial" w:cs="Arial"/>
+          <w:sz w:val="20"/>
+          <w:szCs w:val="20"/>
+        </w:rPr>
+        <w:t xml:space="preserve">In the process of </w:t>
+      </w:r>
+      <w:r>
+        <w:rPr>
+          <w:rFonts w:ascii="Arial" w:hAnsi="Arial" w:cs="Arial"/>
+          <w:b/>
+          <w:bCs/>
+          <w:sz w:val="20"/>
+          <w:szCs w:val="20"/>
+        </w:rPr>
+        <w:t>Exploratory Data Analysis</w:t>
+      </w:r>
+      <w:r>
+        <w:rPr>
+          <w:rFonts w:ascii="Arial" w:hAnsi="Arial" w:cs="Arial"/>
+          <w:sz w:val="20"/>
+          <w:szCs w:val="20"/>
+        </w:rPr>
+        <w:t>, several numerical features showed the presence of extreme values. To maintain the quality of the data and the accuracy of further analysis, an outlier treatment was conducted</w:t>
+      </w:r>
+      <w:r>
+        <w:rPr>
+          <w:rFonts w:ascii="Arial" w:hAnsi="Arial" w:cs="Arial"/>
+          <w:sz w:val="20"/>
+          <w:szCs w:val="20"/>
+        </w:rPr>
+        <w:t xml:space="preserve"> – capping (replacing outliers beyond a certain threshold with the value of that threshold)</w:t>
+      </w:r>
+      <w:r>
+        <w:rPr>
+          <w:rFonts w:ascii="Arial" w:hAnsi="Arial" w:cs="Arial"/>
+          <w:sz w:val="20"/>
+          <w:szCs w:val="20"/>
+        </w:rPr>
+        <w:t>, based on domain knowledge and the Interquartile Range technique (IQR).</w:t>
+      </w:r>
+      <w:r>
+        <w:rPr>
+          <w:rFonts w:ascii="Arial" w:hAnsi="Arial" w:cs="Arial"/>
+          <w:sz w:val="20"/>
+          <w:szCs w:val="20"/>
+        </w:rPr>
+        <w:t xml:space="preserve"> This technique considers to be outliers any value below </w:t>
+      </w:r>
+      <w:r>
+        <w:rPr>
+          <w:rFonts w:ascii="Consolas" w:hAnsi="Consolas" w:cs="Consolas"/>
+          <w:b/>
+          <w:bCs/>
+          <w:sz w:val="20"/>
+          <w:szCs w:val="20"/>
+        </w:rPr>
+        <w:t xml:space="preserve">Q1 – k </w:t>
+      </w:r>
+      <w:r>
+        <w:rPr>
+          <w:rFonts w:ascii="Consolas" w:hAnsi="Consolas" w:cs="Consolas"/>
+          <w:b/>
+          <w:bCs/>
+          <w:sz w:val="20"/>
+          <w:szCs w:val="20"/>
+        </w:rPr>
+        <w:sym w:font="Symbol" w:char="F02A"/>
+      </w:r>
+      <w:r>
+        <w:rPr>
+          <w:rFonts w:ascii="Consolas" w:hAnsi="Consolas" w:cs="Consolas"/>
+          <w:b/>
+          <w:bCs/>
+          <w:sz w:val="20"/>
+          <w:szCs w:val="20"/>
+        </w:rPr>
+        <w:t xml:space="preserve"> IQR</w:t>
+      </w:r>
+      <w:r>
+        <w:rPr>
+          <w:rFonts w:ascii="Arial" w:hAnsi="Arial" w:cs="Arial"/>
+          <w:sz w:val="20"/>
+          <w:szCs w:val="20"/>
+        </w:rPr>
+        <w:t xml:space="preserve"> or above </w:t>
+      </w:r>
+      <w:r>
+        <w:rPr>
+          <w:rFonts w:ascii="Consolas" w:hAnsi="Consolas" w:cs="Consolas"/>
+          <w:b/>
+          <w:bCs/>
+          <w:sz w:val="20"/>
+          <w:szCs w:val="20"/>
+        </w:rPr>
+        <w:t xml:space="preserve">Q3 + k </w:t>
+      </w:r>
+      <w:r>
+        <w:rPr>
+          <w:rFonts w:ascii="Consolas" w:hAnsi="Consolas" w:cs="Consolas"/>
+          <w:b/>
+          <w:bCs/>
+          <w:sz w:val="20"/>
+          <w:szCs w:val="20"/>
+        </w:rPr>
+        <w:sym w:font="Symbol" w:char="F02A"/>
+      </w:r>
+      <w:r>
+        <w:rPr>
+          <w:rFonts w:ascii="Consolas" w:hAnsi="Consolas" w:cs="Consolas"/>
+          <w:b/>
+          <w:bCs/>
+          <w:sz w:val="20"/>
+          <w:szCs w:val="20"/>
+        </w:rPr>
+        <w:t xml:space="preserve"> IQR,</w:t>
+      </w:r>
+      <w:r>
+        <w:rPr>
+          <w:rFonts w:ascii="Arial" w:hAnsi="Arial" w:cs="Arial"/>
+          <w:sz w:val="20"/>
+          <w:szCs w:val="20"/>
+        </w:rPr>
+        <w:t xml:space="preserve"> with </w:t>
+      </w:r>
+      <w:r>
+        <w:rPr>
+          <w:rFonts w:ascii="Consolas" w:hAnsi="Consolas" w:cs="Consolas"/>
+          <w:b/>
+          <w:bCs/>
+          <w:sz w:val="20"/>
+          <w:szCs w:val="20"/>
+        </w:rPr>
+        <w:t>IQR</w:t>
+      </w:r>
+      <w:r>
+        <w:rPr>
+          <w:rFonts w:ascii="Arial" w:hAnsi="Arial" w:cs="Arial"/>
+          <w:sz w:val="20"/>
+          <w:szCs w:val="20"/>
+        </w:rPr>
+        <w:t xml:space="preserve"> being </w:t>
+      </w:r>
+      <w:r>
+        <w:rPr>
+          <w:rFonts w:ascii="Consolas" w:hAnsi="Consolas" w:cs="Consolas"/>
+          <w:b/>
+          <w:bCs/>
+          <w:sz w:val="20"/>
+          <w:szCs w:val="20"/>
+        </w:rPr>
+        <w:t>Q3-Q1</w:t>
+      </w:r>
+      <w:r>
+        <w:rPr>
+          <w:rFonts w:ascii="Arial" w:hAnsi="Arial" w:cs="Arial"/>
+          <w:sz w:val="20"/>
+          <w:szCs w:val="20"/>
+        </w:rPr>
+        <w:t xml:space="preserve"> and </w:t>
+      </w:r>
+      <w:r>
+        <w:rPr>
+          <w:rFonts w:ascii="Consolas" w:hAnsi="Consolas" w:cs="Consolas"/>
+          <w:b/>
+          <w:bCs/>
+          <w:sz w:val="20"/>
+          <w:szCs w:val="20"/>
+        </w:rPr>
+        <w:t>k</w:t>
+      </w:r>
+      <w:r>
+        <w:rPr>
+          <w:rFonts w:ascii="Arial" w:hAnsi="Arial" w:cs="Arial"/>
+          <w:sz w:val="20"/>
+          <w:szCs w:val="20"/>
+        </w:rPr>
+        <w:t>,</w:t>
+      </w:r>
+      <w:r>
+        <w:rPr>
+          <w:rFonts w:ascii="Arial" w:hAnsi="Arial" w:cs="Arial"/>
+          <w:sz w:val="20"/>
+          <w:szCs w:val="20"/>
+        </w:rPr>
+        <w:t xml:space="preserve"> although normally set to </w:t>
+      </w:r>
+      <w:r>
+        <w:rPr>
+          <w:rFonts w:ascii="Consolas" w:hAnsi="Consolas" w:cs="Consolas"/>
+          <w:b/>
+          <w:bCs/>
+          <w:sz w:val="20"/>
+          <w:szCs w:val="20"/>
+        </w:rPr>
+        <w:t>1.5</w:t>
+      </w:r>
+      <w:r>
+        <w:rPr>
+          <w:rFonts w:ascii="Arial" w:hAnsi="Arial" w:cs="Arial"/>
+          <w:sz w:val="20"/>
+          <w:szCs w:val="20"/>
+        </w:rPr>
+        <w:t>, it can be set to any positive number.</w:t>
+      </w:r>
+    </w:p>
+    <w:p>
+      <w:pPr>
+        <w:rPr>
+          <w:rFonts w:ascii="Arial" w:hAnsi="Arial" w:cs="Arial"/>
+          <w:b/>
+          <w:bCs/>
+          <w:sz w:val="20"/>
+          <w:szCs w:val="20"/>
+        </w:rPr>
+      </w:pPr>
+      <w:r>
+        <w:rPr>
+          <w:rFonts w:ascii="Garamond" w:hAnsi="Garamond"/>
+          <w:b/>
+          <w:bCs/>
+        </w:rPr>
+        <w:t>Age</w:t>
+      </w:r>
+    </w:p>
+    <w:p>
+      <w:pPr>
+        <w:rPr>
+          <w:rFonts w:ascii="Arial" w:hAnsi="Arial" w:cs="Arial"/>
+          <w:sz w:val="20"/>
+          <w:szCs w:val="20"/>
+        </w:rPr>
+      </w:pPr>
+      <w:r>
+        <w:rPr>
+          <w:rFonts w:ascii="Arial" w:hAnsi="Arial" w:cs="Arial"/>
+          <w:sz w:val="20"/>
+          <w:szCs w:val="20"/>
+        </w:rPr>
+        <w:t>All observations above 127 (</w:t>
+      </w:r>
+      <w:r>
+        <w:rPr>
+          <w:rFonts w:ascii="Arial" w:hAnsi="Arial" w:cs="Arial"/>
+          <w:sz w:val="20"/>
+          <w:szCs w:val="20"/>
+        </w:rPr>
+        <w:t xml:space="preserve">corresponding to </w:t>
+      </w:r>
+      <w:r>
+        <w:rPr>
+          <w:rFonts w:ascii="Consolas" w:hAnsi="Consolas" w:cs="Consolas"/>
+          <w:b/>
+          <w:bCs/>
+          <w:sz w:val="20"/>
+          <w:szCs w:val="20"/>
+        </w:rPr>
+        <w:t>Q3+IQR</w:t>
+      </w:r>
+      <w:r>
+        <w:rPr>
+          <w:rFonts w:ascii="Consolas" w:hAnsi="Consolas" w:cs="Consolas"/>
+          <w:b/>
+          <w:bCs/>
+          <w:sz w:val="20"/>
+          <w:szCs w:val="20"/>
+        </w:rPr>
+        <w:t>,</w:t>
+      </w:r>
+      <w:r>
+        <w:rPr>
+          <w:rFonts w:ascii="Arial" w:hAnsi="Arial" w:cs="Arial"/>
+          <w:sz w:val="20"/>
+          <w:szCs w:val="20"/>
+        </w:rPr>
+        <w:t xml:space="preserve"> with </w:t>
+      </w:r>
+      <w:r>
+        <w:rPr>
+          <w:rFonts w:ascii="Consolas" w:hAnsi="Consolas" w:cs="Consolas"/>
+          <w:b/>
+          <w:bCs/>
+          <w:sz w:val="20"/>
+          <w:szCs w:val="20"/>
+        </w:rPr>
+        <w:t>k</w:t>
+      </w:r>
+      <w:r>
+        <w:rPr>
+          <w:rFonts w:ascii="Arial" w:hAnsi="Arial" w:cs="Arial"/>
+          <w:sz w:val="20"/>
+          <w:szCs w:val="20"/>
+        </w:rPr>
+        <w:t xml:space="preserve"> set to </w:t>
+      </w:r>
+      <w:r>
+        <w:rPr>
+          <w:rFonts w:ascii="Consolas" w:hAnsi="Consolas" w:cs="Consolas"/>
+          <w:b/>
+          <w:bCs/>
+          <w:sz w:val="20"/>
+          <w:szCs w:val="20"/>
+        </w:rPr>
+        <w:t>1</w:t>
+      </w:r>
+      <w:r>
+        <w:rPr>
+          <w:rFonts w:ascii="Arial" w:hAnsi="Arial" w:cs="Arial"/>
+          <w:sz w:val="20"/>
+          <w:szCs w:val="20"/>
+        </w:rPr>
+        <w:t xml:space="preserve">) </w:t>
+      </w:r>
+      <w:r>
+        <w:rPr>
+          <w:rFonts w:ascii="Arial" w:hAnsi="Arial" w:cs="Arial"/>
+          <w:sz w:val="20"/>
+          <w:szCs w:val="20"/>
+        </w:rPr>
+        <w:t xml:space="preserve">were capped. </w:t>
+      </w:r>
+      <w:r>
+        <w:rPr>
+          <w:rFonts w:ascii="Arial" w:hAnsi="Arial" w:cs="Arial"/>
+          <w:sz w:val="20"/>
+          <w:szCs w:val="20"/>
+        </w:rPr>
+        <w:t xml:space="preserve">If the default value for </w:t>
+      </w:r>
+      <w:r>
+        <w:rPr>
+          <w:rFonts w:ascii="Consolas" w:hAnsi="Consolas" w:cs="Consolas"/>
+          <w:b/>
+          <w:bCs/>
+          <w:sz w:val="20"/>
+          <w:szCs w:val="20"/>
+        </w:rPr>
+        <w:t>k</w:t>
+      </w:r>
+      <w:r>
+        <w:rPr>
+          <w:rFonts w:ascii="Arial" w:hAnsi="Arial" w:cs="Arial"/>
+          <w:sz w:val="20"/>
+          <w:szCs w:val="20"/>
+        </w:rPr>
+        <w:t xml:space="preserve"> was used, the capping threshold would be even higher, allowing unrealistic ages to remain in the dataset.</w:t>
+      </w:r>
+    </w:p>
+    <w:p>
+      <w:pPr>
+        <w:rPr>
+          <w:rFonts w:ascii="Arial" w:hAnsi="Arial" w:cs="Arial"/>
+          <w:sz w:val="20"/>
+          <w:szCs w:val="20"/>
+        </w:rPr>
+      </w:pPr>
+      <w:r>
+        <w:rPr>
+          <w:rFonts w:ascii="Arial" w:hAnsi="Arial" w:cs="Arial"/>
+          <w:noProof/>
+          <w:sz w:val="20"/>
+          <w:szCs w:val="20"/>
+        </w:rPr>
+        <w:drawing>
+          <wp:inline distT="0" distB="0" distL="0" distR="0" wp14:anchorId="6B5D545F" wp14:editId="4845D80B">
+            <wp:extent cx="2994154" cy="2488928"/>
+            <wp:effectExtent l="0" t="0" r="0" b="6985"/>
+            <wp:docPr id="740286290" name="Picture 1"/>
+            <wp:cNvGraphicFramePr>
+              <a:graphicFrameLocks xmlns:a="http://schemas.openxmlformats.org/drawingml/2006/main" noChangeAspect="1"/>
+            </wp:cNvGraphicFramePr>
+            <a:graphic xmlns:a="http://schemas.openxmlformats.org/drawingml/2006/main">
+              <a:graphicData uri="http://schemas.openxmlformats.org/drawingml/2006/picture">
+                <pic:pic xmlns:pic="http://schemas.openxmlformats.org/drawingml/2006/picture">
+                  <pic:nvPicPr>
+                    <pic:cNvPr id="0" name="Picture 1"/>
+                    <pic:cNvPicPr>
+                      <a:picLocks noChangeAspect="1" noChangeArrowheads="1"/>
+                    </pic:cNvPicPr>
+                  </pic:nvPicPr>
+                  <pic:blipFill>
+                    <a:blip r:embed="rId15">
+                      <a:extLst>
+                        <a:ext uri="{28A0092B-C50C-407E-A947-70E740481C1C}">
+                          <a14:useLocalDpi xmlns:a14="http://schemas.microsoft.com/office/drawing/2010/main" val="0"/>
+                        </a:ext>
+                      </a:extLst>
+                    </a:blip>
+                    <a:srcRect/>
+                    <a:stretch>
+                      <a:fillRect/>
+                    </a:stretch>
+                  </pic:blipFill>
+                  <pic:spPr bwMode="auto">
+                    <a:xfrm>
+                      <a:off x="0" y="0"/>
+                      <a:ext cx="3005313" cy="2498204"/>
+                    </a:xfrm>
+                    <a:prstGeom prst="rect">
+                      <a:avLst/>
+                    </a:prstGeom>
+                    <a:noFill/>
+                    <a:ln>
+                      <a:noFill/>
+                    </a:ln>
+                  </pic:spPr>
+                </pic:pic>
+              </a:graphicData>
+            </a:graphic>
+          </wp:inline>
+        </w:drawing>
+      </w:r>
+    </w:p>
+    <w:p>
+      <w:pPr>
+        <w:rPr>
+          <w:rFonts w:ascii="Garamond" w:hAnsi="Garamond"/>
+          <w:b/>
+          <w:bCs/>
+        </w:rPr>
+      </w:pPr>
+      <w:r>
+        <w:rPr>
+          <w:rFonts w:ascii="Garamond" w:hAnsi="Garamond"/>
+          <w:b/>
+          <w:bCs/>
+        </w:rPr>
+        <w:t>Consultation Duration</w:t>
+      </w:r>
+    </w:p>
+    <w:p>
+      <w:pPr>
+        <w:rPr>
+          <w:rFonts w:ascii="Arial" w:hAnsi="Arial" w:cs="Arial"/>
+          <w:sz w:val="20"/>
+          <w:szCs w:val="20"/>
+        </w:rPr>
+      </w:pPr>
+      <w:r>
+        <w:rPr>
+          <w:rFonts w:ascii="Arial" w:hAnsi="Arial" w:cs="Arial"/>
+          <w:sz w:val="20"/>
+          <w:szCs w:val="20"/>
+        </w:rPr>
+        <w:t xml:space="preserve">All observations above 173.5 minutes </w:t>
+      </w:r>
+      <w:r>
+        <w:rPr>
+          <w:rFonts w:ascii="Arial" w:hAnsi="Arial" w:cs="Arial"/>
+          <w:sz w:val="20"/>
+          <w:szCs w:val="20"/>
+        </w:rPr>
+        <w:t xml:space="preserve">(corresponding to </w:t>
+      </w:r>
+      <w:r>
+        <w:rPr>
+          <w:rFonts w:ascii="Consolas" w:hAnsi="Consolas" w:cs="Consolas"/>
+          <w:b/>
+          <w:bCs/>
+          <w:sz w:val="20"/>
+          <w:szCs w:val="20"/>
+        </w:rPr>
+        <w:t>Q3+IQR</w:t>
+      </w:r>
+      <w:r>
+        <w:rPr>
+          <w:rFonts w:ascii="Consolas" w:hAnsi="Consolas" w:cs="Consolas"/>
+          <w:b/>
+          <w:bCs/>
+          <w:sz w:val="20"/>
+          <w:szCs w:val="20"/>
+        </w:rPr>
+        <w:t>,</w:t>
+      </w:r>
+      <w:r>
+        <w:rPr>
+          <w:rFonts w:ascii="Arial" w:hAnsi="Arial" w:cs="Arial"/>
+          <w:sz w:val="20"/>
+          <w:szCs w:val="20"/>
+        </w:rPr>
+        <w:t xml:space="preserve"> with </w:t>
+      </w:r>
+      <w:r>
+        <w:rPr>
+          <w:rFonts w:ascii="Consolas" w:hAnsi="Consolas" w:cs="Consolas"/>
+          <w:b/>
+          <w:bCs/>
+          <w:sz w:val="20"/>
+          <w:szCs w:val="20"/>
+        </w:rPr>
+        <w:t>k</w:t>
+      </w:r>
+      <w:r>
+        <w:rPr>
+          <w:rFonts w:ascii="Arial" w:hAnsi="Arial" w:cs="Arial"/>
+          <w:sz w:val="20"/>
+          <w:szCs w:val="20"/>
+        </w:rPr>
+        <w:t xml:space="preserve"> set to </w:t>
+      </w:r>
+      <w:r>
+        <w:rPr>
+          <w:rFonts w:ascii="Consolas" w:hAnsi="Consolas" w:cs="Consolas"/>
+          <w:b/>
+          <w:bCs/>
+          <w:sz w:val="20"/>
+          <w:szCs w:val="20"/>
+        </w:rPr>
+        <w:t>1</w:t>
+      </w:r>
+      <w:r>
+        <w:rPr>
+          <w:rFonts w:ascii="Consolas" w:hAnsi="Consolas" w:cs="Consolas"/>
+          <w:b/>
+          <w:bCs/>
+          <w:sz w:val="20"/>
+          <w:szCs w:val="20"/>
+        </w:rPr>
+        <w:t>.5</w:t>
+      </w:r>
+      <w:r>
+        <w:rPr>
+          <w:rFonts w:ascii="Arial" w:hAnsi="Arial" w:cs="Arial"/>
+          <w:sz w:val="20"/>
+          <w:szCs w:val="20"/>
+        </w:rPr>
+        <w:t xml:space="preserve">) </w:t>
+      </w:r>
+      <w:r>
+        <w:rPr>
+          <w:rFonts w:ascii="Arial" w:hAnsi="Arial" w:cs="Arial"/>
+          <w:sz w:val="20"/>
+          <w:szCs w:val="20"/>
+        </w:rPr>
+        <w:t>were considered outliers</w:t>
+      </w:r>
+      <w:r>
+        <w:rPr>
+          <w:rFonts w:ascii="Arial" w:hAnsi="Arial" w:cs="Arial"/>
+          <w:sz w:val="20"/>
+          <w:szCs w:val="20"/>
+        </w:rPr>
+        <w:t xml:space="preserve">. Although </w:t>
+      </w:r>
+      <w:r>
+        <w:rPr>
+          <w:rFonts w:ascii="Arial" w:hAnsi="Arial" w:cs="Arial"/>
+          <w:sz w:val="20"/>
+          <w:szCs w:val="20"/>
+        </w:rPr>
+        <w:t xml:space="preserve">the lower bound </w:t>
+      </w:r>
+      <w:r>
+        <w:rPr>
+          <w:rFonts w:ascii="Arial" w:hAnsi="Arial" w:cs="Arial"/>
+          <w:sz w:val="20"/>
+          <w:szCs w:val="20"/>
+        </w:rPr>
+        <w:t xml:space="preserve">was also calculated with the IQR method, it </w:t>
+      </w:r>
+      <w:r>
+        <w:rPr>
+          <w:rFonts w:ascii="Arial" w:hAnsi="Arial" w:cs="Arial"/>
+          <w:sz w:val="20"/>
+          <w:szCs w:val="20"/>
+        </w:rPr>
+        <w:t>is a negative value</w:t>
+      </w:r>
+      <w:r>
+        <w:rPr>
+          <w:rFonts w:ascii="Arial" w:hAnsi="Arial" w:cs="Arial"/>
+          <w:sz w:val="20"/>
+          <w:szCs w:val="20"/>
+        </w:rPr>
+        <w:t>. As</w:t>
+      </w:r>
+      <w:r>
+        <w:rPr>
+          <w:rFonts w:ascii="Arial" w:hAnsi="Arial" w:cs="Arial"/>
+          <w:sz w:val="20"/>
+          <w:szCs w:val="20"/>
+        </w:rPr>
+        <w:t xml:space="preserve"> </w:t>
+      </w:r>
+      <w:r>
+        <w:rPr>
+          <w:rFonts w:ascii="Arial" w:hAnsi="Arial" w:cs="Arial"/>
+          <w:sz w:val="20"/>
+          <w:szCs w:val="20"/>
+        </w:rPr>
+        <w:t>consultation durations cannot be negative, no outliers were removed at the lower end.</w:t>
+      </w:r>
+    </w:p>
+    <w:p>
+      <w:pPr>
+        <w:rPr>
+          <w:rFonts w:ascii="Arial" w:hAnsi="Arial" w:cs="Arial"/>
+          <w:sz w:val="20"/>
+          <w:szCs w:val="20"/>
+        </w:rPr>
+      </w:pPr>
+      <w:r>
+        <w:rPr>
+          <w:rFonts w:ascii="Arial" w:hAnsi="Arial" w:cs="Arial"/>
+          <w:noProof/>
+          <w:sz w:val="20"/>
+          <w:szCs w:val="20"/>
+        </w:rPr>
+        <w:drawing>
+          <wp:inline distT="0" distB="0" distL="0" distR="0" wp14:anchorId="1AC9BB56" wp14:editId="14A39252">
+            <wp:extent cx="2664963" cy="2215286"/>
+            <wp:effectExtent l="0" t="0" r="2540" b="0"/>
+            <wp:docPr id="1730166707" name="Picture 2"/>
+            <wp:cNvGraphicFramePr>
+              <a:graphicFrameLocks xmlns:a="http://schemas.openxmlformats.org/drawingml/2006/main" noChangeAspect="1"/>
+            </wp:cNvGraphicFramePr>
+            <a:graphic xmlns:a="http://schemas.openxmlformats.org/drawingml/2006/main">
+              <a:graphicData uri="http://schemas.openxmlformats.org/drawingml/2006/picture">
+                <pic:pic xmlns:pic="http://schemas.openxmlformats.org/drawingml/2006/picture">
+                  <pic:nvPicPr>
+                    <pic:cNvPr id="0" name="Picture 2"/>
+                    <pic:cNvPicPr>
+                      <a:picLocks noChangeAspect="1" noChangeArrowheads="1"/>
+                    </pic:cNvPicPr>
+                  </pic:nvPicPr>
+                  <pic:blipFill>
+                    <a:blip r:embed="rId16">
+                      <a:extLst>
+                        <a:ext uri="{28A0092B-C50C-407E-A947-70E740481C1C}">
+                          <a14:useLocalDpi xmlns:a14="http://schemas.microsoft.com/office/drawing/2010/main" val="0"/>
+                        </a:ext>
+                      </a:extLst>
+                    </a:blip>
+                    <a:srcRect/>
+                    <a:stretch>
+                      <a:fillRect/>
+                    </a:stretch>
+                  </pic:blipFill>
+                  <pic:spPr bwMode="auto">
+                    <a:xfrm>
+                      <a:off x="0" y="0"/>
+                      <a:ext cx="2679942" cy="2227737"/>
+                    </a:xfrm>
+                    <a:prstGeom prst="rect">
+                      <a:avLst/>
+                    </a:prstGeom>
+                    <a:noFill/>
+                    <a:ln>
+                      <a:noFill/>
+                    </a:ln>
+                  </pic:spPr>
+                </pic:pic>
+              </a:graphicData>
+            </a:graphic>
+          </wp:inline>
+        </w:drawing>
+      </w:r>
+    </w:p>
+    <w:p>
+      <w:pPr>
+        <w:rPr>
+          <w:rFonts w:ascii="Garamond" w:hAnsi="Garamond"/>
+          <w:b/>
+          <w:bCs/>
+        </w:rPr>
+      </w:pPr>
+      <w:r>
+        <w:rPr>
+          <w:rFonts w:ascii="Garamond" w:hAnsi="Garamond"/>
+          <w:b/>
+          <w:bCs/>
+        </w:rPr>
+        <w:t>Satisfaction Level</w:t>
+      </w:r>
+    </w:p>
+    <w:p>
+      <w:pPr>
+        <w:rPr>
+          <w:rFonts w:ascii="Arial" w:hAnsi="Arial" w:cs="Arial"/>
+          <w:sz w:val="20"/>
+          <w:szCs w:val="20"/>
+        </w:rPr>
+      </w:pPr>
+      <w:r>
+        <w:rPr>
+          <w:rFonts w:ascii="Arial" w:hAnsi="Arial" w:cs="Arial"/>
+          <w:sz w:val="20"/>
+          <w:szCs w:val="20"/>
+        </w:rPr>
+        <w:t xml:space="preserve">Since this feature has only a range of 1-5, all values outside this range were considered data errors and so for values higher than 5 </w:t>
+      </w:r>
+      <w:r>
+        <w:rPr>
+          <w:rFonts w:ascii="Arial" w:hAnsi="Arial" w:cs="Arial"/>
+          <w:sz w:val="20"/>
+          <w:szCs w:val="20"/>
+        </w:rPr>
+        <w:t>–</w:t>
+      </w:r>
+      <w:r>
+        <w:rPr>
+          <w:rFonts w:ascii="Arial" w:hAnsi="Arial" w:cs="Arial"/>
+          <w:sz w:val="20"/>
+          <w:szCs w:val="20"/>
+        </w:rPr>
+        <w:t xml:space="preserve"> observations</w:t>
+      </w:r>
+      <w:r>
+        <w:rPr>
+          <w:rFonts w:ascii="Arial" w:hAnsi="Arial" w:cs="Arial"/>
+          <w:sz w:val="20"/>
+          <w:szCs w:val="20"/>
+        </w:rPr>
+        <w:t xml:space="preserve"> with </w:t>
+      </w:r>
+      <w:r>
+        <w:rPr>
+          <w:rFonts w:ascii="Arial" w:hAnsi="Arial" w:cs="Arial"/>
+          <w:sz w:val="20"/>
+          <w:szCs w:val="20"/>
+        </w:rPr>
+        <w:t xml:space="preserve">a satisfaction level </w:t>
+      </w:r>
+      <w:r>
+        <w:rPr>
+          <w:rFonts w:ascii="Arial" w:hAnsi="Arial" w:cs="Arial"/>
+          <w:sz w:val="20"/>
+          <w:szCs w:val="20"/>
+        </w:rPr>
+        <w:t>of 6 – were replaced by 5.</w:t>
+      </w:r>
+    </w:p>
+    <w:p>
+      <w:pPr>
+        <w:rPr>
+          <w:rFonts w:ascii="Arial" w:hAnsi="Arial" w:cs="Arial"/>
+          <w:sz w:val="20"/>
+          <w:szCs w:val="20"/>
+        </w:rPr>
+      </w:pPr>
+      <w:r>
+        <w:rPr>
+          <w:rFonts w:ascii="Arial" w:hAnsi="Arial" w:cs="Arial"/>
+          <w:noProof/>
+          <w:sz w:val="20"/>
+          <w:szCs w:val="20"/>
+        </w:rPr>
+        <w:lastRenderedPageBreak/>
+        <w:drawing>
+          <wp:inline distT="0" distB="0" distL="0" distR="0" wp14:anchorId="4D31EAC6" wp14:editId="6D6D9CCA">
+            <wp:extent cx="3005919" cy="2498708"/>
+            <wp:effectExtent l="0" t="0" r="4445" b="0"/>
+            <wp:docPr id="728862033" name="Picture 3"/>
+            <wp:cNvGraphicFramePr>
+              <a:graphicFrameLocks xmlns:a="http://schemas.openxmlformats.org/drawingml/2006/main" noChangeAspect="1"/>
+            </wp:cNvGraphicFramePr>
+            <a:graphic xmlns:a="http://schemas.openxmlformats.org/drawingml/2006/main">
+              <a:graphicData uri="http://schemas.openxmlformats.org/drawingml/2006/picture">
+                <pic:pic xmlns:pic="http://schemas.openxmlformats.org/drawingml/2006/picture">
+                  <pic:nvPicPr>
+                    <pic:cNvPr id="0" name="Picture 3"/>
+                    <pic:cNvPicPr>
+                      <a:picLocks noChangeAspect="1" noChangeArrowheads="1"/>
+                    </pic:cNvPicPr>
+                  </pic:nvPicPr>
+                  <pic:blipFill>
+                    <a:blip r:embed="rId17">
+                      <a:extLst>
+                        <a:ext uri="{28A0092B-C50C-407E-A947-70E740481C1C}">
+                          <a14:useLocalDpi xmlns:a14="http://schemas.microsoft.com/office/drawing/2010/main" val="0"/>
+                        </a:ext>
+                      </a:extLst>
+                    </a:blip>
+                    <a:srcRect/>
+                    <a:stretch>
+                      <a:fillRect/>
+                    </a:stretch>
+                  </pic:blipFill>
+                  <pic:spPr bwMode="auto">
+                    <a:xfrm>
+                      <a:off x="0" y="0"/>
+                      <a:ext cx="3015098" cy="2506338"/>
+                    </a:xfrm>
+                    <a:prstGeom prst="rect">
+                      <a:avLst/>
+                    </a:prstGeom>
+                    <a:noFill/>
+                    <a:ln>
+                      <a:noFill/>
+                    </a:ln>
+                  </pic:spPr>
+                </pic:pic>
+              </a:graphicData>
+            </a:graphic>
+          </wp:inline>
+        </w:drawing>
+      </w:r>
+    </w:p>
+    <w:p>
+      <w:pPr>
+        <w:rPr>
+          <w:rFonts w:ascii="Arial" w:hAnsi="Arial" w:cs="Arial"/>
+          <w:b/>
+          <w:bCs/>
+          <w:sz w:val="20"/>
+          <w:szCs w:val="20"/>
+        </w:rPr>
+      </w:pPr>
+      <w:r>
+        <w:rPr>
+          <w:rFonts w:ascii="Garamond" w:hAnsi="Garamond"/>
+          <w:b/>
+          <w:bCs/>
+        </w:rPr>
+        <w:t>Consultation</w:t>
+      </w:r>
+      <w:r>
+        <w:rPr>
+          <w:rFonts w:ascii="Arial" w:hAnsi="Arial" w:cs="Arial"/>
+          <w:b/>
+          <w:bCs/>
+          <w:sz w:val="20"/>
+          <w:szCs w:val="20"/>
+        </w:rPr>
+        <w:t xml:space="preserve"> </w:t>
+      </w:r>
+      <w:r>
+        <w:rPr>
+          <w:rFonts w:ascii="Garamond" w:hAnsi="Garamond"/>
+          <w:b/>
+          <w:bCs/>
+        </w:rPr>
+        <w:t>Price</w:t>
+      </w:r>
+    </w:p>
+    <w:p>
+      <w:pPr>
+        <w:rPr>
+          <w:rFonts w:ascii="Arial" w:hAnsi="Arial" w:cs="Arial"/>
+          <w:sz w:val="20"/>
+          <w:szCs w:val="20"/>
+        </w:rPr>
+      </w:pPr>
+      <w:r>
+        <w:rPr>
+          <w:rFonts w:ascii="Arial" w:hAnsi="Arial" w:cs="Arial"/>
+          <w:sz w:val="20"/>
+          <w:szCs w:val="20"/>
+        </w:rPr>
+        <w:t>E</w:t>
+      </w:r>
+      <w:r>
+        <w:rPr>
+          <w:rFonts w:ascii="Arial" w:hAnsi="Arial" w:cs="Arial"/>
+          <w:sz w:val="20"/>
+          <w:szCs w:val="20"/>
+        </w:rPr>
+        <w:t>xtreme high values (</w:t>
+      </w:r>
+      <w:r>
+        <w:rPr>
+          <w:rFonts w:ascii="Arial" w:hAnsi="Arial" w:cs="Arial"/>
+          <w:sz w:val="20"/>
+          <w:szCs w:val="20"/>
+        </w:rPr>
+        <w:t xml:space="preserve">above </w:t>
+      </w:r>
+      <w:r>
+        <w:rPr>
+          <w:rFonts w:ascii="Arial" w:hAnsi="Arial" w:cs="Arial"/>
+          <w:sz w:val="20"/>
+          <w:szCs w:val="20"/>
+        </w:rPr>
+        <w:t>10000</w:t>
+      </w:r>
+      <w:r>
+        <w:rPr>
+          <w:rFonts w:ascii="Arial" w:hAnsi="Arial" w:cs="Arial"/>
+          <w:sz w:val="20"/>
+          <w:szCs w:val="20"/>
+        </w:rPr>
+        <w:t>€</w:t>
+      </w:r>
+      <w:r>
+        <w:rPr>
+          <w:rFonts w:ascii="Arial" w:hAnsi="Arial" w:cs="Arial"/>
+          <w:sz w:val="20"/>
+          <w:szCs w:val="20"/>
+        </w:rPr>
+        <w:t xml:space="preserve">) were </w:t>
+      </w:r>
+      <w:r>
+        <w:rPr>
+          <w:rFonts w:ascii="Arial" w:hAnsi="Arial" w:cs="Arial"/>
+          <w:sz w:val="20"/>
+          <w:szCs w:val="20"/>
+        </w:rPr>
+        <w:t>considered data</w:t>
+      </w:r>
+      <w:r>
+        <w:rPr>
+          <w:rFonts w:ascii="Arial" w:hAnsi="Arial" w:cs="Arial"/>
+          <w:sz w:val="20"/>
+          <w:szCs w:val="20"/>
+        </w:rPr>
+        <w:t xml:space="preserve"> errors and removed</w:t>
+      </w:r>
+      <w:r>
+        <w:rPr>
+          <w:rFonts w:ascii="Arial" w:hAnsi="Arial" w:cs="Arial"/>
+          <w:sz w:val="20"/>
+          <w:szCs w:val="20"/>
+        </w:rPr>
+        <w:t>, while v</w:t>
+      </w:r>
+      <w:r>
+        <w:rPr>
+          <w:rFonts w:ascii="Arial" w:hAnsi="Arial" w:cs="Arial"/>
+          <w:sz w:val="20"/>
+          <w:szCs w:val="20"/>
+        </w:rPr>
+        <w:t>alues within a plausible range</w:t>
+      </w:r>
+      <w:r>
+        <w:rPr>
+          <w:rFonts w:ascii="Arial" w:hAnsi="Arial" w:cs="Arial"/>
+          <w:sz w:val="20"/>
+          <w:szCs w:val="20"/>
+          <w:lang w:val="en-US"/>
+        </w:rPr>
+        <w:t xml:space="preserve">, </w:t>
+      </w:r>
+      <w:r>
+        <w:rPr>
+          <w:rFonts w:ascii="Arial" w:hAnsi="Arial" w:cs="Arial"/>
+          <w:sz w:val="20"/>
+          <w:szCs w:val="20"/>
+        </w:rPr>
+        <w:t>even if high</w:t>
+      </w:r>
+      <w:r>
+        <w:rPr>
+          <w:rFonts w:ascii="Arial" w:hAnsi="Arial" w:cs="Arial"/>
+          <w:sz w:val="20"/>
+          <w:szCs w:val="20"/>
+          <w:lang w:val="en-US"/>
+        </w:rPr>
+        <w:t>,</w:t>
+      </w:r>
+      <w:r>
+        <w:rPr>
+          <w:rFonts w:ascii="Arial" w:hAnsi="Arial" w:cs="Arial"/>
+          <w:sz w:val="20"/>
+          <w:szCs w:val="20"/>
+        </w:rPr>
+        <w:t xml:space="preserve"> were </w:t>
+      </w:r>
+      <w:proofErr w:type="spellStart"/>
+      <w:r>
+        <w:rPr>
+          <w:rFonts w:ascii="Arial" w:hAnsi="Arial" w:cs="Arial"/>
+          <w:sz w:val="20"/>
+          <w:szCs w:val="20"/>
+        </w:rPr>
+        <w:t>mantained</w:t>
+      </w:r>
       <w:proofErr w:type="spellEnd"/>
       <w:r>
         <w:rPr>
+          <w:rFonts w:ascii="Arial" w:hAnsi="Arial" w:cs="Arial"/>
+          <w:sz w:val="20"/>
+          <w:szCs w:val="20"/>
+        </w:rPr>
+        <w:t>.</w:t>
+      </w:r>
+    </w:p>
+    <w:p>
+      <w:pPr>
+        <w:rPr>
+          <w:rFonts w:ascii="Arial" w:hAnsi="Arial" w:cs="Arial"/>
+          <w:sz w:val="20"/>
+          <w:szCs w:val="20"/>
+        </w:rPr>
+      </w:pPr>
+      <w:r>
+        <w:rPr>
+          <w:rFonts w:ascii="Arial" w:hAnsi="Arial" w:cs="Arial"/>
+          <w:noProof/>
+          <w:sz w:val="20"/>
+          <w:szCs w:val="20"/>
+        </w:rPr>
+        <w:drawing>
+          <wp:inline distT="0" distB="0" distL="0" distR="0" wp14:anchorId="601A9FE5" wp14:editId="562A860C">
+            <wp:extent cx="3471786" cy="2777250"/>
+            <wp:effectExtent l="0" t="0" r="0" b="4445"/>
+            <wp:docPr id="1591212497" name="Picture 4"/>
+            <wp:cNvGraphicFramePr>
+              <a:graphicFrameLocks xmlns:a="http://schemas.openxmlformats.org/drawingml/2006/main" noChangeAspect="1"/>
+            </wp:cNvGraphicFramePr>
+            <a:graphic xmlns:a="http://schemas.openxmlformats.org/drawingml/2006/main">
+              <a:graphicData uri="http://schemas.openxmlformats.org/drawingml/2006/picture">
+                <pic:pic xmlns:pic="http://schemas.openxmlformats.org/drawingml/2006/picture">
+                  <pic:nvPicPr>
+                    <pic:cNvPr id="0" name="Picture 4"/>
+                    <pic:cNvPicPr>
+                      <a:picLocks noChangeAspect="1" noChangeArrowheads="1"/>
+                    </pic:cNvPicPr>
+                  </pic:nvPicPr>
+                  <pic:blipFill>
+                    <a:blip r:embed="rId18">
+                      <a:extLst>
+                        <a:ext uri="{28A0092B-C50C-407E-A947-70E740481C1C}">
+                          <a14:useLocalDpi xmlns:a14="http://schemas.microsoft.com/office/drawing/2010/main" val="0"/>
+                        </a:ext>
+                      </a:extLst>
+                    </a:blip>
+                    <a:srcRect/>
+                    <a:stretch>
+                      <a:fillRect/>
+                    </a:stretch>
+                  </pic:blipFill>
+                  <pic:spPr bwMode="auto">
+                    <a:xfrm>
+                      <a:off x="0" y="0"/>
+                      <a:ext cx="3478789" cy="2782852"/>
+                    </a:xfrm>
+                    <a:prstGeom prst="rect">
+                      <a:avLst/>
+                    </a:prstGeom>
+                    <a:noFill/>
+                    <a:ln>
+                      <a:noFill/>
+                    </a:ln>
+                  </pic:spPr>
+                </pic:pic>
+              </a:graphicData>
+            </a:graphic>
+          </wp:inline>
+        </w:drawing>
+      </w:r>
+    </w:p>
+    <w:p>
+      <w:pPr>
+        <w:rPr>
           <w:rFonts w:ascii="Garamond" w:hAnsi="Garamond"/>
           <w:b/>
           <w:bCs/>
-          <w:lang w:val="pt-PT"/>
-        </w:rPr>
-        <w:t xml:space="preserve"> (POR BOXPLOTS PARA CADA UM)</w:t>
+        </w:rPr>
+      </w:pPr>
+      <w:r>
+        <w:rPr>
+          <w:rFonts w:ascii="Garamond" w:hAnsi="Garamond"/>
+          <w:b/>
+          <w:bCs/>
+        </w:rPr>
+        <w:t>Insurance Cover</w:t>
+      </w:r>
+      <w:r>
+        <w:rPr>
+          <w:rFonts w:ascii="Garamond" w:hAnsi="Garamond"/>
+          <w:b/>
+          <w:bCs/>
+        </w:rPr>
+        <w:t>a</w:t>
+      </w:r>
+      <w:r>
+        <w:rPr>
+          <w:rFonts w:ascii="Garamond" w:hAnsi="Garamond"/>
+          <w:b/>
+          <w:bCs/>
+        </w:rPr>
+        <w:t>ge</w:t>
+      </w:r>
+    </w:p>
+    <w:p>
+      <w:pPr>
+        <w:rPr>
+          <w:rFonts w:ascii="Garamond" w:hAnsi="Garamond"/>
+          <w:b/>
+          <w:bCs/>
+        </w:rPr>
+      </w:pPr>
+      <w:r>
+        <w:rPr>
+          <w:rFonts w:ascii="Arial" w:hAnsi="Arial" w:cs="Arial"/>
+          <w:sz w:val="20"/>
+          <w:szCs w:val="20"/>
+        </w:rPr>
+        <w:t>Some observations had high values however,</w:t>
+      </w:r>
+      <w:r>
+        <w:rPr>
+          <w:rFonts w:ascii="Arial" w:hAnsi="Arial" w:cs="Arial"/>
+          <w:sz w:val="20"/>
+          <w:szCs w:val="20"/>
+        </w:rPr>
+        <w:t xml:space="preserve"> they were plausible given </w:t>
+      </w:r>
+      <w:r>
+        <w:rPr>
+          <w:rFonts w:ascii="Arial" w:hAnsi="Arial" w:cs="Arial"/>
+          <w:sz w:val="20"/>
+          <w:szCs w:val="20"/>
+        </w:rPr>
+        <w:t>that the</w:t>
+      </w:r>
+      <w:r>
+        <w:rPr>
+          <w:rFonts w:ascii="Arial" w:hAnsi="Arial" w:cs="Arial"/>
+          <w:sz w:val="20"/>
+          <w:szCs w:val="20"/>
+        </w:rPr>
+        <w:t xml:space="preserve"> corresponding </w:t>
+      </w:r>
+      <w:r>
+        <w:rPr>
+          <w:rFonts w:ascii="Arial" w:hAnsi="Arial" w:cs="Arial"/>
+          <w:b/>
+          <w:bCs/>
+          <w:sz w:val="20"/>
+          <w:szCs w:val="20"/>
+        </w:rPr>
+        <w:t>Consultation Price</w:t>
+      </w:r>
+      <w:r>
+        <w:rPr>
+          <w:rFonts w:ascii="Arial" w:hAnsi="Arial" w:cs="Arial"/>
+          <w:sz w:val="20"/>
+          <w:szCs w:val="20"/>
+        </w:rPr>
+        <w:t xml:space="preserve"> was also high. Therefore, n</w:t>
+      </w:r>
+      <w:r>
+        <w:rPr>
+          <w:rFonts w:ascii="Arial" w:hAnsi="Arial" w:cs="Arial"/>
+          <w:sz w:val="20"/>
+          <w:szCs w:val="20"/>
+        </w:rPr>
+        <w:t>o removal or clipping was applied</w:t>
+      </w:r>
+      <w:r>
+        <w:rPr>
+          <w:rFonts w:ascii="Arial" w:hAnsi="Arial" w:cs="Arial"/>
+          <w:sz w:val="20"/>
+          <w:szCs w:val="20"/>
+        </w:rPr>
+        <w:t>.</w:t>
+      </w:r>
+      <w:r>
+        <w:rPr>
+          <w:rFonts w:ascii="Arial" w:hAnsi="Arial" w:cs="Arial"/>
+          <w:noProof/>
+          <w:sz w:val="20"/>
+          <w:szCs w:val="20"/>
+        </w:rPr>
+        <w:t xml:space="preserve"> </w:t>
+      </w:r>
+    </w:p>
+    <w:p>
+      <w:pPr>
+        <w:rPr>
+          <w:rFonts w:ascii="Arial" w:hAnsi="Arial" w:cs="Arial"/>
+          <w:sz w:val="20"/>
+          <w:szCs w:val="20"/>
+        </w:rPr>
+      </w:pPr>
+      <w:r>
+        <w:rPr>
+          <w:rFonts w:ascii="Garamond" w:hAnsi="Garamond"/>
+          <w:b/>
+          <w:bCs/>
+          <w:noProof/>
+          <w:lang w:val="en-US"/>
+        </w:rPr>
+        <w:drawing>
+          <wp:anchor distT="0" distB="0" distL="114300" distR="114300" simplePos="0" relativeHeight="251666432" behindDoc="0" locked="0" layoutInCell="1" allowOverlap="1" wp14:anchorId="0FD9473F" wp14:editId="5432F74A">
+            <wp:simplePos x="0" y="0"/>
+            <wp:positionH relativeFrom="column">
+              <wp:posOffset>-73348</wp:posOffset>
+            </wp:positionH>
+            <wp:positionV relativeFrom="paragraph">
+              <wp:posOffset>61578</wp:posOffset>
+            </wp:positionV>
+            <wp:extent cx="2684522" cy="2231364"/>
+            <wp:effectExtent l="0" t="0" r="1905" b="0"/>
+            <wp:wrapNone/>
+            <wp:docPr id="1763820032" name="Picture 8"/>
+            <wp:cNvGraphicFramePr>
+              <a:graphicFrameLocks xmlns:a="http://schemas.openxmlformats.org/drawingml/2006/main" noChangeAspect="1"/>
+            </wp:cNvGraphicFramePr>
+            <a:graphic xmlns:a="http://schemas.openxmlformats.org/drawingml/2006/main">
+              <a:graphicData uri="http://schemas.openxmlformats.org/drawingml/2006/picture">
+                <pic:pic xmlns:pic="http://schemas.openxmlformats.org/drawingml/2006/picture">
+                  <pic:nvPicPr>
+                    <pic:cNvPr id="0" name="Picture 8"/>
+                    <pic:cNvPicPr>
+                      <a:picLocks noChangeAspect="1" noChangeArrowheads="1"/>
+                    </pic:cNvPicPr>
+                  </pic:nvPicPr>
+                  <pic:blipFill>
+                    <a:blip r:embed="rId19">
+                      <a:extLst>
+                        <a:ext uri="{28A0092B-C50C-407E-A947-70E740481C1C}">
+                          <a14:useLocalDpi xmlns:a14="http://schemas.microsoft.com/office/drawing/2010/main" val="0"/>
+                        </a:ext>
+                      </a:extLst>
+                    </a:blip>
+                    <a:srcRect/>
+                    <a:stretch>
+                      <a:fillRect/>
+                    </a:stretch>
+                  </pic:blipFill>
+                  <pic:spPr bwMode="auto">
+                    <a:xfrm>
+                      <a:off x="0" y="0"/>
+                      <a:ext cx="2689327" cy="2235358"/>
+                    </a:xfrm>
+                    <a:prstGeom prst="rect">
+                      <a:avLst/>
+                    </a:prstGeom>
+                    <a:noFill/>
+                    <a:ln>
+                      <a:noFill/>
+                    </a:ln>
+                  </pic:spPr>
+                </pic:pic>
+              </a:graphicData>
+            </a:graphic>
+            <wp14:sizeRelH relativeFrom="margin">
+              <wp14:pctWidth>0</wp14:pctWidth>
+            </wp14:sizeRelH>
+            <wp14:sizeRelV relativeFrom="margin">
+              <wp14:pctHeight>0</wp14:pctHeight>
+            </wp14:sizeRelV>
+          </wp:anchor>
+        </w:drawing>
+      </w:r>
+      <w:r>
+        <w:rPr>
+          <w:rFonts w:ascii="Arial" w:hAnsi="Arial" w:cs="Arial"/>
+          <w:noProof/>
+          <w:sz w:val="20"/>
+          <w:szCs w:val="20"/>
+        </w:rPr>
+        <w:drawing>
+          <wp:anchor distT="0" distB="0" distL="114300" distR="114300" simplePos="0" relativeHeight="251665408" behindDoc="1" locked="0" layoutInCell="1" allowOverlap="1" wp14:anchorId="68C6C462" wp14:editId="34C24AA5">
+            <wp:simplePos x="0" y="0"/>
+            <wp:positionH relativeFrom="column">
+              <wp:posOffset>0</wp:posOffset>
+            </wp:positionH>
+            <wp:positionV relativeFrom="paragraph">
+              <wp:posOffset>-7009130</wp:posOffset>
+            </wp:positionV>
+            <wp:extent cx="2992582" cy="2487621"/>
+            <wp:effectExtent l="0" t="0" r="0" b="8255"/>
+            <wp:wrapNone/>
+            <wp:docPr id="1520503690" name="Picture 5"/>
+            <wp:cNvGraphicFramePr>
+              <a:graphicFrameLocks xmlns:a="http://schemas.openxmlformats.org/drawingml/2006/main" noChangeAspect="1"/>
+            </wp:cNvGraphicFramePr>
+            <a:graphic xmlns:a="http://schemas.openxmlformats.org/drawingml/2006/main">
+              <a:graphicData uri="http://schemas.openxmlformats.org/drawingml/2006/picture">
+                <pic:pic xmlns:pic="http://schemas.openxmlformats.org/drawingml/2006/picture">
+                  <pic:nvPicPr>
+                    <pic:cNvPr id="0" name="Picture 5"/>
+                    <pic:cNvPicPr>
+                      <a:picLocks noChangeAspect="1" noChangeArrowheads="1"/>
+                    </pic:cNvPicPr>
+                  </pic:nvPicPr>
+                  <pic:blipFill>
+                    <a:blip r:embed="rId19">
+                      <a:extLst>
+                        <a:ext uri="{28A0092B-C50C-407E-A947-70E740481C1C}">
+                          <a14:useLocalDpi xmlns:a14="http://schemas.microsoft.com/office/drawing/2010/main" val="0"/>
+                        </a:ext>
+                      </a:extLst>
+                    </a:blip>
+                    <a:srcRect/>
+                    <a:stretch>
+                      <a:fillRect/>
+                    </a:stretch>
+                  </pic:blipFill>
+                  <pic:spPr bwMode="auto">
+                    <a:xfrm>
+                      <a:off x="0" y="0"/>
+                      <a:ext cx="2992582" cy="2487621"/>
+                    </a:xfrm>
+                    <a:prstGeom prst="rect">
+                      <a:avLst/>
+                    </a:prstGeom>
+                    <a:noFill/>
+                    <a:ln>
+                      <a:noFill/>
+                    </a:ln>
+                  </pic:spPr>
+                </pic:pic>
+              </a:graphicData>
+            </a:graphic>
+          </wp:anchor>
+        </w:drawing>
       </w:r>
     </w:p>
     <w:p>
       <w:pPr>
         <w:ind w:firstLine="720"/>
         <w:rPr>
-          <w:rFonts w:ascii="Arial" w:hAnsi="Arial" w:cs="Arial"/>
-          <w:sz w:val="20"/>
-          <w:szCs w:val="20"/>
-        </w:rPr>
-      </w:pPr>
-      <w:r>
-        <w:rPr>
-          <w:rFonts w:ascii="Arial" w:hAnsi="Arial" w:cs="Arial"/>
-          <w:sz w:val="20"/>
-          <w:szCs w:val="20"/>
-        </w:rPr>
-        <w:t xml:space="preserve">In the process of </w:t>
-      </w:r>
-      <w:r>
-        <w:rPr>
-          <w:rFonts w:ascii="Arial" w:hAnsi="Arial" w:cs="Arial"/>
-          <w:b/>
-          <w:bCs/>
-          <w:sz w:val="20"/>
-          <w:szCs w:val="20"/>
-        </w:rPr>
-        <w:t>Exploratory Data Analysis</w:t>
-      </w:r>
-      <w:r>
-        <w:rPr>
-          <w:rFonts w:ascii="Arial" w:hAnsi="Arial" w:cs="Arial"/>
-          <w:sz w:val="20"/>
-          <w:szCs w:val="20"/>
-        </w:rPr>
-        <w:t>, several numerical features showed the presence of extreme values. To maintain the quality of the data and the accuracy of further analysis, an outlier treatment was conducted</w:t>
-      </w:r>
-      <w:r>
-        <w:rPr>
-          <w:rFonts w:ascii="Arial" w:hAnsi="Arial" w:cs="Arial"/>
-          <w:sz w:val="20"/>
-          <w:szCs w:val="20"/>
-        </w:rPr>
-        <w:t xml:space="preserve"> – capping (replacing outliers beyond a certain threshold with the value of that threshold)</w:t>
-      </w:r>
-      <w:r>
-        <w:rPr>
-          <w:rFonts w:ascii="Arial" w:hAnsi="Arial" w:cs="Arial"/>
-          <w:sz w:val="20"/>
-          <w:szCs w:val="20"/>
-        </w:rPr>
-        <w:t>, based on domain knowledge and the Interquartile Range technique (IQR).</w:t>
-      </w:r>
-      <w:r>
-        <w:rPr>
-          <w:rFonts w:ascii="Arial" w:hAnsi="Arial" w:cs="Arial"/>
-          <w:sz w:val="20"/>
-          <w:szCs w:val="20"/>
-        </w:rPr>
-        <w:t xml:space="preserve"> This technique considers to be outliers any value below </w:t>
-      </w:r>
-      <w:r>
-        <w:rPr>
-          <w:rFonts w:ascii="Consolas" w:hAnsi="Consolas" w:cs="Consolas"/>
-          <w:b/>
-          <w:bCs/>
-          <w:sz w:val="20"/>
-          <w:szCs w:val="20"/>
-        </w:rPr>
-        <w:t xml:space="preserve">Q1 – k </w:t>
-      </w:r>
-      <w:r>
-        <w:rPr>
-          <w:rFonts w:ascii="Consolas" w:hAnsi="Consolas" w:cs="Consolas"/>
-          <w:b/>
-          <w:bCs/>
-          <w:sz w:val="20"/>
-          <w:szCs w:val="20"/>
-        </w:rPr>
-        <w:sym w:font="Symbol" w:char="F02A"/>
-      </w:r>
-      <w:r>
-        <w:rPr>
-          <w:rFonts w:ascii="Consolas" w:hAnsi="Consolas" w:cs="Consolas"/>
-          <w:b/>
-          <w:bCs/>
-          <w:sz w:val="20"/>
-          <w:szCs w:val="20"/>
-        </w:rPr>
-        <w:t xml:space="preserve"> IQR</w:t>
-      </w:r>
-      <w:r>
-        <w:rPr>
-          <w:rFonts w:ascii="Arial" w:hAnsi="Arial" w:cs="Arial"/>
-          <w:sz w:val="20"/>
-          <w:szCs w:val="20"/>
-        </w:rPr>
-        <w:t xml:space="preserve"> or above </w:t>
-      </w:r>
-      <w:r>
-        <w:rPr>
-          <w:rFonts w:ascii="Consolas" w:hAnsi="Consolas" w:cs="Consolas"/>
-          <w:b/>
-          <w:bCs/>
-          <w:sz w:val="20"/>
-          <w:szCs w:val="20"/>
-        </w:rPr>
-        <w:t xml:space="preserve">Q3 + k </w:t>
-      </w:r>
-      <w:r>
-        <w:rPr>
-          <w:rFonts w:ascii="Consolas" w:hAnsi="Consolas" w:cs="Consolas"/>
-          <w:b/>
-          <w:bCs/>
-          <w:sz w:val="20"/>
-          <w:szCs w:val="20"/>
-        </w:rPr>
-        <w:sym w:font="Symbol" w:char="F02A"/>
-      </w:r>
-      <w:r>
-        <w:rPr>
-          <w:rFonts w:ascii="Consolas" w:hAnsi="Consolas" w:cs="Consolas"/>
-          <w:b/>
-          <w:bCs/>
-          <w:sz w:val="20"/>
-          <w:szCs w:val="20"/>
-        </w:rPr>
-        <w:t xml:space="preserve"> IQR,</w:t>
-      </w:r>
-      <w:r>
-        <w:rPr>
-          <w:rFonts w:ascii="Arial" w:hAnsi="Arial" w:cs="Arial"/>
-          <w:sz w:val="20"/>
-          <w:szCs w:val="20"/>
-        </w:rPr>
-        <w:t xml:space="preserve"> with </w:t>
-      </w:r>
-      <w:r>
-        <w:rPr>
-          <w:rFonts w:ascii="Consolas" w:hAnsi="Consolas" w:cs="Consolas"/>
-          <w:b/>
-          <w:bCs/>
-          <w:sz w:val="20"/>
-          <w:szCs w:val="20"/>
-        </w:rPr>
-        <w:t>IQR</w:t>
-      </w:r>
-      <w:r>
-        <w:rPr>
-          <w:rFonts w:ascii="Arial" w:hAnsi="Arial" w:cs="Arial"/>
-          <w:sz w:val="20"/>
-          <w:szCs w:val="20"/>
-        </w:rPr>
-        <w:t xml:space="preserve"> being </w:t>
-      </w:r>
-      <w:r>
-        <w:rPr>
-          <w:rFonts w:ascii="Consolas" w:hAnsi="Consolas" w:cs="Consolas"/>
-          <w:b/>
-          <w:bCs/>
-          <w:sz w:val="20"/>
-          <w:szCs w:val="20"/>
-        </w:rPr>
-        <w:t>Q3-Q1</w:t>
-      </w:r>
-      <w:r>
-        <w:rPr>
-          <w:rFonts w:ascii="Arial" w:hAnsi="Arial" w:cs="Arial"/>
-          <w:sz w:val="20"/>
-          <w:szCs w:val="20"/>
-        </w:rPr>
-        <w:t xml:space="preserve"> and </w:t>
-      </w:r>
-      <w:r>
-        <w:rPr>
-          <w:rFonts w:ascii="Consolas" w:hAnsi="Consolas" w:cs="Consolas"/>
-          <w:b/>
-          <w:bCs/>
-          <w:sz w:val="20"/>
-          <w:szCs w:val="20"/>
-        </w:rPr>
-        <w:t>k</w:t>
-      </w:r>
-      <w:r>
-        <w:rPr>
-          <w:rFonts w:ascii="Arial" w:hAnsi="Arial" w:cs="Arial"/>
-          <w:sz w:val="20"/>
-          <w:szCs w:val="20"/>
-        </w:rPr>
-        <w:t>,</w:t>
-      </w:r>
-      <w:r>
-        <w:rPr>
-          <w:rFonts w:ascii="Arial" w:hAnsi="Arial" w:cs="Arial"/>
-          <w:sz w:val="20"/>
-          <w:szCs w:val="20"/>
-        </w:rPr>
-        <w:t xml:space="preserve"> although normally set to </w:t>
-      </w:r>
-      <w:r>
-        <w:rPr>
-          <w:rFonts w:ascii="Consolas" w:hAnsi="Consolas" w:cs="Consolas"/>
-          <w:b/>
-          <w:bCs/>
-          <w:sz w:val="20"/>
-          <w:szCs w:val="20"/>
-        </w:rPr>
-        <w:t>1.5</w:t>
-      </w:r>
-      <w:r>
-        <w:rPr>
-          <w:rFonts w:ascii="Arial" w:hAnsi="Arial" w:cs="Arial"/>
-          <w:sz w:val="20"/>
-          <w:szCs w:val="20"/>
-        </w:rPr>
-        <w:t>, it can be set to any positive number.</w:t>
-      </w:r>
-    </w:p>
-    <w:p>
-      <w:pPr>
-        <w:rPr>
-          <w:rFonts w:ascii="Arial" w:hAnsi="Arial" w:cs="Arial"/>
-          <w:b/>
-          <w:bCs/>
-          <w:sz w:val="20"/>
-          <w:szCs w:val="20"/>
-        </w:rPr>
-      </w:pPr>
-      <w:r>
-        <w:rPr>
           <w:rFonts w:ascii="Garamond" w:hAnsi="Garamond"/>
           <w:b/>
           <w:bCs/>
-        </w:rPr>
-        <w:t>Age</w:t>
-      </w:r>
-    </w:p>
-    <w:p>
-      <w:pPr>
-        <w:rPr>
-          <w:rFonts w:ascii="Arial" w:hAnsi="Arial" w:cs="Arial"/>
-          <w:sz w:val="20"/>
-          <w:szCs w:val="20"/>
-        </w:rPr>
-      </w:pPr>
-      <w:r>
-        <w:rPr>
-          <w:rFonts w:ascii="Arial" w:hAnsi="Arial" w:cs="Arial"/>
-          <w:sz w:val="20"/>
-          <w:szCs w:val="20"/>
-        </w:rPr>
-        <w:t>All observations above 127 (</w:t>
-      </w:r>
-      <w:r>
-        <w:rPr>
-          <w:rFonts w:ascii="Arial" w:hAnsi="Arial" w:cs="Arial"/>
-          <w:sz w:val="20"/>
-          <w:szCs w:val="20"/>
-        </w:rPr>
-        <w:t xml:space="preserve">corresponding to </w:t>
-      </w:r>
-      <w:r>
-        <w:rPr>
-          <w:rFonts w:ascii="Consolas" w:hAnsi="Consolas" w:cs="Consolas"/>
-          <w:b/>
-          <w:bCs/>
-          <w:sz w:val="20"/>
-          <w:szCs w:val="20"/>
-        </w:rPr>
-        <w:t>Q3+IQR</w:t>
-      </w:r>
-      <w:r>
-        <w:rPr>
-          <w:rFonts w:ascii="Consolas" w:hAnsi="Consolas" w:cs="Consolas"/>
-          <w:b/>
-          <w:bCs/>
-          <w:sz w:val="20"/>
-          <w:szCs w:val="20"/>
-        </w:rPr>
-        <w:t>,</w:t>
-      </w:r>
-      <w:r>
-        <w:rPr>
-          <w:rFonts w:ascii="Arial" w:hAnsi="Arial" w:cs="Arial"/>
-          <w:sz w:val="20"/>
-          <w:szCs w:val="20"/>
-        </w:rPr>
-        <w:t xml:space="preserve"> with </w:t>
-      </w:r>
-      <w:r>
-        <w:rPr>
-          <w:rFonts w:ascii="Consolas" w:hAnsi="Consolas" w:cs="Consolas"/>
-          <w:b/>
-          <w:bCs/>
-          <w:sz w:val="20"/>
-          <w:szCs w:val="20"/>
-        </w:rPr>
-        <w:t>k</w:t>
-      </w:r>
-      <w:r>
-        <w:rPr>
-          <w:rFonts w:ascii="Arial" w:hAnsi="Arial" w:cs="Arial"/>
-          <w:sz w:val="20"/>
-          <w:szCs w:val="20"/>
-        </w:rPr>
-        <w:t xml:space="preserve"> set to </w:t>
-      </w:r>
-      <w:r>
-        <w:rPr>
-          <w:rFonts w:ascii="Consolas" w:hAnsi="Consolas" w:cs="Consolas"/>
-          <w:b/>
-          <w:bCs/>
-          <w:sz w:val="20"/>
-          <w:szCs w:val="20"/>
-        </w:rPr>
-        <w:t>1</w:t>
-      </w:r>
-      <w:r>
-        <w:rPr>
-          <w:rFonts w:ascii="Arial" w:hAnsi="Arial" w:cs="Arial"/>
-          <w:sz w:val="20"/>
-          <w:szCs w:val="20"/>
-        </w:rPr>
-        <w:t xml:space="preserve">) </w:t>
-      </w:r>
-      <w:r>
-        <w:rPr>
-          <w:rFonts w:ascii="Arial" w:hAnsi="Arial" w:cs="Arial"/>
-          <w:sz w:val="20"/>
-          <w:szCs w:val="20"/>
-        </w:rPr>
-        <w:t xml:space="preserve">were capped. </w:t>
-      </w:r>
-      <w:r>
-        <w:rPr>
-          <w:rFonts w:ascii="Arial" w:hAnsi="Arial" w:cs="Arial"/>
-          <w:sz w:val="20"/>
-          <w:szCs w:val="20"/>
-        </w:rPr>
-        <w:t xml:space="preserve">If the default value for </w:t>
-      </w:r>
-      <w:r>
-        <w:rPr>
-          <w:rFonts w:ascii="Consolas" w:hAnsi="Consolas" w:cs="Consolas"/>
-          <w:b/>
-          <w:bCs/>
-          <w:sz w:val="20"/>
-          <w:szCs w:val="20"/>
-        </w:rPr>
-        <w:t>k</w:t>
-      </w:r>
-      <w:r>
-        <w:rPr>
-          <w:rFonts w:ascii="Arial" w:hAnsi="Arial" w:cs="Arial"/>
-          <w:sz w:val="20"/>
-          <w:szCs w:val="20"/>
-        </w:rPr>
-        <w:t xml:space="preserve"> was used, the capping threshold would be even higher, allowing unrealistic ages to remain in the dataset.</w:t>
-      </w:r>
-    </w:p>
-    <w:p>
-      <w:pPr>
+          <w:lang w:val="en-US"/>
+        </w:rPr>
+      </w:pPr>
+    </w:p>
+    <w:p>
+      <w:pPr>
+        <w:ind w:firstLine="720"/>
         <w:rPr>
           <w:rFonts w:ascii="Garamond" w:hAnsi="Garamond"/>
           <w:b/>
           <w:bCs/>
-        </w:rPr>
-      </w:pPr>
-      <w:r>
+          <w:lang w:val="en-US"/>
+        </w:rPr>
+      </w:pPr>
+    </w:p>
+    <w:p>
+      <w:pPr>
+        <w:ind w:firstLine="720"/>
         <w:rPr>
           <w:rFonts w:ascii="Garamond" w:hAnsi="Garamond"/>
           <w:b/>
           <w:bCs/>
-        </w:rPr>
-        <w:t>Consultation Duration</w:t>
-      </w:r>
-    </w:p>
-    <w:p>
-      <w:pPr>
-        <w:rPr>
-          <w:rFonts w:ascii="Arial" w:hAnsi="Arial" w:cs="Arial"/>
-          <w:sz w:val="20"/>
-          <w:szCs w:val="20"/>
-        </w:rPr>
-      </w:pPr>
-      <w:r>
-        <w:rPr>
-          <w:rFonts w:ascii="Arial" w:hAnsi="Arial" w:cs="Arial"/>
-          <w:sz w:val="20"/>
-          <w:szCs w:val="20"/>
-        </w:rPr>
-        <w:t xml:space="preserve">All observations above 173.5 minutes </w:t>
-      </w:r>
-      <w:r>
-        <w:rPr>
-          <w:rFonts w:ascii="Arial" w:hAnsi="Arial" w:cs="Arial"/>
-          <w:sz w:val="20"/>
-          <w:szCs w:val="20"/>
-        </w:rPr>
-        <w:t xml:space="preserve">(corresponding to </w:t>
-      </w:r>
-      <w:r>
-        <w:rPr>
-          <w:rFonts w:ascii="Consolas" w:hAnsi="Consolas" w:cs="Consolas"/>
-          <w:b/>
-          <w:bCs/>
-          <w:sz w:val="20"/>
-          <w:szCs w:val="20"/>
-        </w:rPr>
-        <w:t>Q3+IQR</w:t>
-      </w:r>
-      <w:r>
-        <w:rPr>
-          <w:rFonts w:ascii="Consolas" w:hAnsi="Consolas" w:cs="Consolas"/>
-          <w:b/>
-          <w:bCs/>
-          <w:sz w:val="20"/>
-          <w:szCs w:val="20"/>
-        </w:rPr>
-        <w:t>,</w:t>
-      </w:r>
-      <w:r>
-        <w:rPr>
-          <w:rFonts w:ascii="Arial" w:hAnsi="Arial" w:cs="Arial"/>
-          <w:sz w:val="20"/>
-          <w:szCs w:val="20"/>
-        </w:rPr>
-        <w:t xml:space="preserve"> with </w:t>
-      </w:r>
-      <w:r>
-        <w:rPr>
-          <w:rFonts w:ascii="Consolas" w:hAnsi="Consolas" w:cs="Consolas"/>
-          <w:b/>
-          <w:bCs/>
-          <w:sz w:val="20"/>
-          <w:szCs w:val="20"/>
-        </w:rPr>
-        <w:t>k</w:t>
-      </w:r>
-      <w:r>
-        <w:rPr>
-          <w:rFonts w:ascii="Arial" w:hAnsi="Arial" w:cs="Arial"/>
-          <w:sz w:val="20"/>
-          <w:szCs w:val="20"/>
-        </w:rPr>
-        <w:t xml:space="preserve"> set to </w:t>
-      </w:r>
-      <w:r>
-        <w:rPr>
-          <w:rFonts w:ascii="Consolas" w:hAnsi="Consolas" w:cs="Consolas"/>
-          <w:b/>
-          <w:bCs/>
-          <w:sz w:val="20"/>
-          <w:szCs w:val="20"/>
-        </w:rPr>
-        <w:t>1</w:t>
-      </w:r>
-      <w:r>
-        <w:rPr>
-          <w:rFonts w:ascii="Consolas" w:hAnsi="Consolas" w:cs="Consolas"/>
-          <w:b/>
-          <w:bCs/>
-          <w:sz w:val="20"/>
-          <w:szCs w:val="20"/>
-        </w:rPr>
-        <w:t>.5</w:t>
-      </w:r>
-      <w:r>
-        <w:rPr>
-          <w:rFonts w:ascii="Arial" w:hAnsi="Arial" w:cs="Arial"/>
-          <w:sz w:val="20"/>
-          <w:szCs w:val="20"/>
-        </w:rPr>
-        <w:t xml:space="preserve">) </w:t>
-      </w:r>
-      <w:r>
-        <w:rPr>
-          <w:rFonts w:ascii="Arial" w:hAnsi="Arial" w:cs="Arial"/>
-          <w:sz w:val="20"/>
-          <w:szCs w:val="20"/>
-        </w:rPr>
-        <w:t>were considered outliers</w:t>
-      </w:r>
-      <w:r>
-        <w:rPr>
-          <w:rFonts w:ascii="Arial" w:hAnsi="Arial" w:cs="Arial"/>
-          <w:sz w:val="20"/>
-          <w:szCs w:val="20"/>
-        </w:rPr>
-        <w:t xml:space="preserve">. Although </w:t>
-      </w:r>
-      <w:r>
-        <w:rPr>
-          <w:rFonts w:ascii="Arial" w:hAnsi="Arial" w:cs="Arial"/>
-          <w:sz w:val="20"/>
-          <w:szCs w:val="20"/>
-        </w:rPr>
-        <w:t xml:space="preserve">the lower bound </w:t>
-      </w:r>
-      <w:r>
-        <w:rPr>
-          <w:rFonts w:ascii="Arial" w:hAnsi="Arial" w:cs="Arial"/>
-          <w:sz w:val="20"/>
-          <w:szCs w:val="20"/>
-        </w:rPr>
-        <w:t xml:space="preserve">was also calculated with the IQR method, it </w:t>
-      </w:r>
-      <w:r>
-        <w:rPr>
-          <w:rFonts w:ascii="Arial" w:hAnsi="Arial" w:cs="Arial"/>
-          <w:sz w:val="20"/>
-          <w:szCs w:val="20"/>
-        </w:rPr>
-        <w:t>is a negative value</w:t>
-      </w:r>
-      <w:r>
-        <w:rPr>
-          <w:rFonts w:ascii="Arial" w:hAnsi="Arial" w:cs="Arial"/>
-          <w:sz w:val="20"/>
-          <w:szCs w:val="20"/>
-        </w:rPr>
-        <w:t>. As</w:t>
-      </w:r>
-      <w:r>
-        <w:rPr>
-          <w:rFonts w:ascii="Arial" w:hAnsi="Arial" w:cs="Arial"/>
-          <w:sz w:val="20"/>
-          <w:szCs w:val="20"/>
+          <w:lang w:val="en-US"/>
+        </w:rPr>
+      </w:pPr>
+    </w:p>
+    <w:p>
+      <w:pPr>
+        <w:ind w:firstLine="720"/>
+        <w:rPr>
+          <w:rFonts w:ascii="Garamond" w:hAnsi="Garamond"/>
+          <w:b/>
+          <w:bCs/>
+          <w:lang w:val="en-US"/>
+        </w:rPr>
+      </w:pPr>
+    </w:p>
+    <w:p>
+      <w:pPr>
+        <w:ind w:firstLine="720"/>
+        <w:rPr>
+          <w:rFonts w:ascii="Garamond" w:hAnsi="Garamond"/>
+          <w:b/>
+          <w:bCs/>
+          <w:lang w:val="en-US"/>
+        </w:rPr>
+      </w:pPr>
+    </w:p>
+    <w:p>
+      <w:pPr>
+        <w:ind w:firstLine="720"/>
+        <w:rPr>
+          <w:rFonts w:ascii="Garamond" w:hAnsi="Garamond"/>
+          <w:b/>
+          <w:bCs/>
+          <w:lang w:val="en-US"/>
+        </w:rPr>
+      </w:pPr>
+      <w:r>
+        <w:rPr>
+          <w:rFonts w:ascii="Garamond" w:hAnsi="Garamond"/>
+          <w:b/>
+          <w:bCs/>
+          <w:lang w:val="en-US"/>
+        </w:rPr>
+        <w:lastRenderedPageBreak/>
+        <w:t>Data</w:t>
+      </w:r>
+      <w:r>
+        <w:rPr>
+          <w:rFonts w:ascii="Garamond" w:hAnsi="Garamond"/>
+          <w:b/>
+          <w:bCs/>
+          <w:lang w:val="en-US"/>
         </w:rPr>
         <w:t xml:space="preserve"> </w:t>
       </w:r>
       <w:r>
         <w:rPr>
-          <w:rFonts w:ascii="Arial" w:hAnsi="Arial" w:cs="Arial"/>
-          <w:sz w:val="20"/>
-          <w:szCs w:val="20"/>
-        </w:rPr>
-        <w:t>consultation durations cannot be negative, no outliers were removed at the lower end.</w:t>
-      </w:r>
-    </w:p>
-    <w:p>
-      <w:pPr>
-        <w:rPr>
           <w:rFonts w:ascii="Garamond" w:hAnsi="Garamond"/>
           <w:b/>
           <w:bCs/>
-        </w:rPr>
-      </w:pPr>
-      <w:r>
+          <w:lang w:val="en-US"/>
+        </w:rPr>
+        <w:t>Types</w:t>
+      </w:r>
+    </w:p>
+    <w:p>
+      <w:pPr>
+        <w:rPr>
+          <w:rFonts w:ascii="Arial" w:hAnsi="Arial" w:cs="Arial"/>
+          <w:sz w:val="20"/>
+          <w:szCs w:val="20"/>
+        </w:rPr>
+      </w:pPr>
+      <w:r>
+        <w:rPr>
+          <w:rFonts w:ascii="Arial" w:hAnsi="Arial" w:cs="Arial"/>
+          <w:sz w:val="20"/>
+          <w:szCs w:val="20"/>
+        </w:rPr>
+        <w:t>For memory optimization and improved performance, a mapping of the appropriate datatypes for each column was applied.</w:t>
+      </w:r>
+    </w:p>
+    <w:p>
+      <w:pPr>
+        <w:ind w:firstLine="720"/>
         <w:rPr>
           <w:rFonts w:ascii="Garamond" w:hAnsi="Garamond"/>
           <w:b/>
           <w:bCs/>
-        </w:rPr>
-        <w:t>Satisfaction Level</w:t>
-      </w:r>
-    </w:p>
-    <w:p>
-      <w:pPr>
-        <w:rPr>
-          <w:rFonts w:ascii="Arial" w:hAnsi="Arial" w:cs="Arial"/>
-          <w:sz w:val="20"/>
-          <w:szCs w:val="20"/>
-        </w:rPr>
-      </w:pPr>
-      <w:r>
-        <w:rPr>
-          <w:rFonts w:ascii="Arial" w:hAnsi="Arial" w:cs="Arial"/>
-          <w:sz w:val="20"/>
-          <w:szCs w:val="20"/>
-        </w:rPr>
-        <w:t xml:space="preserve">Since this feature has only a range of 1-5, all values outside this range were considered data errors and so for values higher than 5 </w:t>
-      </w:r>
-      <w:r>
-        <w:rPr>
-          <w:rFonts w:ascii="Arial" w:hAnsi="Arial" w:cs="Arial"/>
-          <w:sz w:val="20"/>
-          <w:szCs w:val="20"/>
-        </w:rPr>
-        <w:t>–</w:t>
-      </w:r>
-      <w:r>
-        <w:rPr>
-          <w:rFonts w:ascii="Arial" w:hAnsi="Arial" w:cs="Arial"/>
-          <w:sz w:val="20"/>
-          <w:szCs w:val="20"/>
-        </w:rPr>
-        <w:t xml:space="preserve"> observations</w:t>
-      </w:r>
-      <w:r>
-        <w:rPr>
-          <w:rFonts w:ascii="Arial" w:hAnsi="Arial" w:cs="Arial"/>
-          <w:sz w:val="20"/>
-          <w:szCs w:val="20"/>
-        </w:rPr>
-        <w:t xml:space="preserve"> with </w:t>
-      </w:r>
-      <w:r>
-        <w:rPr>
-          <w:rFonts w:ascii="Arial" w:hAnsi="Arial" w:cs="Arial"/>
-          <w:sz w:val="20"/>
-          <w:szCs w:val="20"/>
-        </w:rPr>
-        <w:t xml:space="preserve">a satisfaction level </w:t>
-      </w:r>
-      <w:r>
-        <w:rPr>
-          <w:rFonts w:ascii="Arial" w:hAnsi="Arial" w:cs="Arial"/>
-          <w:sz w:val="20"/>
-          <w:szCs w:val="20"/>
-        </w:rPr>
-        <w:t>of 6 – were replaced by 5.</w:t>
-      </w:r>
-    </w:p>
-    <w:p>
-      <w:pPr>
-        <w:rPr>
-          <w:rFonts w:ascii="Arial" w:hAnsi="Arial" w:cs="Arial"/>
-          <w:b/>
-          <w:bCs/>
-          <w:sz w:val="20"/>
-          <w:szCs w:val="20"/>
+          <w:lang w:val="en-US"/>
         </w:rPr>
       </w:pPr>
       <w:r>
@@ -4897,330 +5688,7 @@
           <w:rFonts w:ascii="Garamond" w:hAnsi="Garamond"/>
           <w:b/>
           <w:bCs/>
-        </w:rPr>
-        <w:t>Consultation</w:t>
-      </w:r>
-      <w:r>
-        <w:rPr>
-          <w:rFonts w:ascii="Arial" w:hAnsi="Arial" w:cs="Arial"/>
-          <w:b/>
-          <w:bCs/>
-          <w:sz w:val="20"/>
-          <w:szCs w:val="20"/>
-        </w:rPr>
-        <w:t xml:space="preserve"> </w:t>
-      </w:r>
-      <w:r>
-        <w:rPr>
-          <w:rFonts w:ascii="Garamond" w:hAnsi="Garamond"/>
-          <w:b/>
-          <w:bCs/>
-        </w:rPr>
-        <w:t>Price</w:t>
-      </w:r>
-    </w:p>
-    <w:p>
-      <w:pPr>
-        <w:rPr>
-          <w:rFonts w:ascii="Arial" w:hAnsi="Arial" w:cs="Arial"/>
-          <w:sz w:val="20"/>
-          <w:szCs w:val="20"/>
-        </w:rPr>
-      </w:pPr>
-      <w:r>
-        <w:rPr>
-          <w:rFonts w:ascii="Arial" w:hAnsi="Arial" w:cs="Arial"/>
-          <w:sz w:val="20"/>
-          <w:szCs w:val="20"/>
-        </w:rPr>
-        <w:t>E</w:t>
-      </w:r>
-      <w:r>
-        <w:rPr>
-          <w:rFonts w:ascii="Arial" w:hAnsi="Arial" w:cs="Arial"/>
-          <w:sz w:val="20"/>
-          <w:szCs w:val="20"/>
-        </w:rPr>
-        <w:t>xtreme high values (</w:t>
-      </w:r>
-      <w:r>
-        <w:rPr>
-          <w:rFonts w:ascii="Arial" w:hAnsi="Arial" w:cs="Arial"/>
-          <w:sz w:val="20"/>
-          <w:szCs w:val="20"/>
-        </w:rPr>
-        <w:t xml:space="preserve">above </w:t>
-      </w:r>
-      <w:r>
-        <w:rPr>
-          <w:rFonts w:ascii="Arial" w:hAnsi="Arial" w:cs="Arial"/>
-          <w:sz w:val="20"/>
-          <w:szCs w:val="20"/>
-        </w:rPr>
-        <w:t>10000</w:t>
-      </w:r>
-      <w:r>
-        <w:rPr>
-          <w:rFonts w:ascii="Arial" w:hAnsi="Arial" w:cs="Arial"/>
-          <w:sz w:val="20"/>
-          <w:szCs w:val="20"/>
-        </w:rPr>
-        <w:t>€</w:t>
-      </w:r>
-      <w:r>
-        <w:rPr>
-          <w:rFonts w:ascii="Arial" w:hAnsi="Arial" w:cs="Arial"/>
-          <w:sz w:val="20"/>
-          <w:szCs w:val="20"/>
-        </w:rPr>
-        <w:t xml:space="preserve">) were </w:t>
-      </w:r>
-      <w:r>
-        <w:rPr>
-          <w:rFonts w:ascii="Arial" w:hAnsi="Arial" w:cs="Arial"/>
-          <w:sz w:val="20"/>
-          <w:szCs w:val="20"/>
-        </w:rPr>
-        <w:t>considered data</w:t>
-      </w:r>
-      <w:r>
-        <w:rPr>
-          <w:rFonts w:ascii="Arial" w:hAnsi="Arial" w:cs="Arial"/>
-          <w:sz w:val="20"/>
-          <w:szCs w:val="20"/>
-        </w:rPr>
-        <w:t xml:space="preserve"> errors and removed</w:t>
-      </w:r>
-      <w:r>
-        <w:rPr>
-          <w:rFonts w:ascii="Arial" w:hAnsi="Arial" w:cs="Arial"/>
-          <w:sz w:val="20"/>
-          <w:szCs w:val="20"/>
-        </w:rPr>
-        <w:t>, while v</w:t>
-      </w:r>
-      <w:r>
-        <w:rPr>
-          <w:rFonts w:ascii="Arial" w:hAnsi="Arial" w:cs="Arial"/>
-          <w:sz w:val="20"/>
-          <w:szCs w:val="20"/>
-        </w:rPr>
-        <w:t>alues within a plausible range</w:t>
-      </w:r>
-      <w:r>
-        <w:rPr>
-          <w:rFonts w:ascii="Arial" w:hAnsi="Arial" w:cs="Arial"/>
-          <w:sz w:val="20"/>
-          <w:szCs w:val="20"/>
-          <w:lang w:val="en-US"/>
-        </w:rPr>
-        <w:t xml:space="preserve">, </w:t>
-      </w:r>
-      <w:r>
-        <w:rPr>
-          <w:rFonts w:ascii="Arial" w:hAnsi="Arial" w:cs="Arial"/>
-          <w:sz w:val="20"/>
-          <w:szCs w:val="20"/>
-        </w:rPr>
-        <w:t>even if high</w:t>
-      </w:r>
-      <w:r>
-        <w:rPr>
-          <w:rFonts w:ascii="Arial" w:hAnsi="Arial" w:cs="Arial"/>
-          <w:sz w:val="20"/>
-          <w:szCs w:val="20"/>
-          <w:lang w:val="en-US"/>
-        </w:rPr>
-        <w:t>,</w:t>
-      </w:r>
-      <w:r>
-        <w:rPr>
-          <w:rFonts w:ascii="Arial" w:hAnsi="Arial" w:cs="Arial"/>
-          <w:sz w:val="20"/>
-          <w:szCs w:val="20"/>
-        </w:rPr>
-        <w:t xml:space="preserve"> were </w:t>
-      </w:r>
-      <w:r>
-        <w:rPr>
-          <w:rFonts w:ascii="Arial" w:hAnsi="Arial" w:cs="Arial"/>
-          <w:sz w:val="20"/>
-          <w:szCs w:val="20"/>
-        </w:rPr>
-        <w:t>mantained</w:t>
-      </w:r>
-      <w:r>
-        <w:rPr>
-          <w:rFonts w:ascii="Arial" w:hAnsi="Arial" w:cs="Arial"/>
-          <w:sz w:val="20"/>
-          <w:szCs w:val="20"/>
-        </w:rPr>
-        <w:t>.</w:t>
-      </w:r>
-    </w:p>
-    <w:p>
-      <w:pPr>
-        <w:rPr>
-          <w:rFonts w:ascii="Garamond" w:hAnsi="Garamond"/>
-          <w:b/>
-          <w:bCs/>
-        </w:rPr>
-      </w:pPr>
-      <w:r>
-        <w:rPr>
-          <w:rFonts w:ascii="Garamond" w:hAnsi="Garamond"/>
-          <w:b/>
-          <w:bCs/>
-        </w:rPr>
-        <w:t>Insurance Coverage</w:t>
-      </w:r>
-    </w:p>
-    <w:p>
-      <w:pPr>
-        <w:rPr>
-          <w:rFonts w:ascii="Arial" w:hAnsi="Arial" w:cs="Arial"/>
-          <w:sz w:val="20"/>
-          <w:szCs w:val="20"/>
-        </w:rPr>
-      </w:pPr>
-      <w:r>
-        <w:rPr>
-          <w:rFonts w:ascii="Arial" w:hAnsi="Arial" w:cs="Arial"/>
-          <w:sz w:val="20"/>
-          <w:szCs w:val="20"/>
-        </w:rPr>
-        <w:t>Some observations had high values however,</w:t>
-      </w:r>
-      <w:r>
-        <w:rPr>
-          <w:rFonts w:ascii="Arial" w:hAnsi="Arial" w:cs="Arial"/>
-          <w:sz w:val="20"/>
-          <w:szCs w:val="20"/>
-        </w:rPr>
-        <w:t xml:space="preserve"> they were plausible given </w:t>
-      </w:r>
-      <w:r>
-        <w:rPr>
-          <w:rFonts w:ascii="Arial" w:hAnsi="Arial" w:cs="Arial"/>
-          <w:sz w:val="20"/>
-          <w:szCs w:val="20"/>
-        </w:rPr>
-        <w:t>that the</w:t>
-      </w:r>
-      <w:r>
-        <w:rPr>
-          <w:rFonts w:ascii="Arial" w:hAnsi="Arial" w:cs="Arial"/>
-          <w:sz w:val="20"/>
-          <w:szCs w:val="20"/>
-        </w:rPr>
-        <w:t xml:space="preserve"> corresponding </w:t>
-      </w:r>
-      <w:r>
-        <w:rPr>
-          <w:rFonts w:ascii="Arial" w:hAnsi="Arial" w:cs="Arial"/>
-          <w:b/>
-          <w:bCs/>
-          <w:sz w:val="20"/>
-          <w:szCs w:val="20"/>
-        </w:rPr>
-        <w:t>Consultation Price</w:t>
-      </w:r>
-      <w:r>
-        <w:rPr>
-          <w:rFonts w:ascii="Arial" w:hAnsi="Arial" w:cs="Arial"/>
-          <w:sz w:val="20"/>
-          <w:szCs w:val="20"/>
-        </w:rPr>
-        <w:t xml:space="preserve"> was also high. Therefore, n</w:t>
-      </w:r>
-      <w:r>
-        <w:rPr>
-          <w:rFonts w:ascii="Arial" w:hAnsi="Arial" w:cs="Arial"/>
-          <w:sz w:val="20"/>
-          <w:szCs w:val="20"/>
-        </w:rPr>
-        <w:t>o removal or clipping was applied</w:t>
-      </w:r>
-      <w:r>
-        <w:rPr>
-          <w:rFonts w:ascii="Arial" w:hAnsi="Arial" w:cs="Arial"/>
-          <w:sz w:val="20"/>
-          <w:szCs w:val="20"/>
-        </w:rPr>
-        <w:t>.</w:t>
-      </w:r>
-    </w:p>
-    <w:p>
-      <w:pPr>
-        <w:ind w:firstLine="720"/>
-        <w:rPr>
-          <w:rFonts w:ascii="Garamond" w:hAnsi="Garamond"/>
-          <w:b/>
-          <w:bCs/>
-          <w:lang w:val="pt-PT"/>
-        </w:rPr>
-      </w:pPr>
-      <w:r>
-        <w:rPr>
-          <w:rFonts w:ascii="Garamond" w:hAnsi="Garamond"/>
-          <w:b/>
-          <w:bCs/>
-          <w:lang w:val="pt-PT"/>
-        </w:rPr>
-        <w:t>Data</w:t>
-      </w:r>
-      <w:r>
-        <w:rPr>
-          <w:rFonts w:ascii="Garamond" w:hAnsi="Garamond"/>
-          <w:b/>
-          <w:bCs/>
-          <w:lang w:val="pt-PT"/>
-        </w:rPr>
-        <w:t xml:space="preserve"> </w:t>
-      </w:r>
-      <w:r>
-        <w:rPr>
-          <w:rFonts w:ascii="Garamond" w:hAnsi="Garamond"/>
-          <w:b/>
-          <w:bCs/>
-          <w:lang w:val="pt-PT"/>
-        </w:rPr>
-        <w:t>Types</w:t>
-      </w:r>
-    </w:p>
-    <w:p>
-      <w:pPr>
-        <w:rPr>
-          <w:rFonts w:ascii="Arial" w:hAnsi="Arial" w:cs="Arial"/>
-          <w:sz w:val="20"/>
-          <w:szCs w:val="20"/>
-        </w:rPr>
-      </w:pPr>
-      <w:r>
-        <w:rPr>
-          <w:rFonts w:ascii="Arial" w:hAnsi="Arial" w:cs="Arial"/>
-          <w:sz w:val="20"/>
-          <w:szCs w:val="20"/>
-        </w:rPr>
-        <w:t>For memory optimization and improved performance, a mapping of the appropriate datatypes for each column was applied.</w:t>
-      </w:r>
-    </w:p>
-    <w:p>
-      <w:pPr>
-        <w:ind w:firstLine="720"/>
-        <w:rPr>
-          <w:rFonts w:ascii="Garamond" w:hAnsi="Garamond"/>
-          <w:b/>
-          <w:bCs/>
-          <w:lang w:val="pt-PT"/>
-        </w:rPr>
-      </w:pPr>
-      <w:r>
-        <w:rPr>
-          <w:rFonts w:ascii="Garamond" w:hAnsi="Garamond"/>
-          <w:b/>
-          <w:bCs/>
-          <w:lang w:val="pt-PT"/>
+          <w:lang w:val="en-US"/>
         </w:rPr>
         <w:t>Deduplication</w:t>
       </w:r>
@@ -5289,7 +5757,7 @@
           <w:rFonts w:ascii="Garamond" w:hAnsi="Garamond"/>
           <w:b/>
           <w:bCs/>
-          <w:lang w:val="pt-PT"/>
+          <w:lang w:val="en-US"/>
         </w:rPr>
       </w:pPr>
       <w:r>
@@ -5297,7 +5765,7 @@
           <w:rFonts w:ascii="Garamond" w:hAnsi="Garamond"/>
           <w:b/>
           <w:bCs/>
-          <w:lang w:val="pt-PT"/>
+          <w:lang w:val="en-US"/>
         </w:rPr>
         <w:t>Distribution and Skewness Analysis</w:t>
       </w:r>
@@ -5487,7 +5955,6 @@
           <w:sz w:val="20"/>
           <w:szCs w:val="20"/>
         </w:rPr>
-        <w:lastRenderedPageBreak/>
         <w:t>Consultation Duration showed moderate right-skewness, indicating occasional long consultations</w:t>
       </w:r>
       <w:r>
@@ -5904,6 +6371,7 @@
           <w:sz w:val="20"/>
           <w:szCs w:val="20"/>
         </w:rPr>
+        <w:lastRenderedPageBreak/>
         <w:t>City of Residence, Profession, Insurance Provider, Family History, Education Level, Marital Status, Age Range, Days since last visit</w:t>
       </w:r>
       <w:r>
@@ -6140,7 +6608,6 @@
           <w:szCs w:val="20"/>
           <w:lang w:val="en-US"/>
         </w:rPr>
-        <w:lastRenderedPageBreak/>
         <w:drawing>
           <wp:anchor distT="0" distB="0" distL="114300" distR="114300" simplePos="0" relativeHeight="251659264" behindDoc="1" locked="0" layoutInCell="1" allowOverlap="1" wp14:anchorId="1AADA9F1" wp14:editId="6A4B4FDA">
             <wp:simplePos x="0" y="0"/>
@@ -6173,7 +6640,7 @@
                     <pic:cNvPicPr/>
                   </pic:nvPicPr>
                   <pic:blipFill>
-                    <a:blip r:embed="rId14" cstate="print">
+                    <a:blip r:embed="rId20" cstate="print">
                       <a:extLst>
                         <a:ext uri="{28A0092B-C50C-407E-A947-70E740481C1C}">
                           <a14:useLocalDpi xmlns:a14="http://schemas.microsoft.com/office/drawing/2010/main" val="0"/>
@@ -6230,7 +6697,7 @@
                     <pic:cNvPicPr/>
                   </pic:nvPicPr>
                   <pic:blipFill rotWithShape="1">
-                    <a:blip r:embed="rId15"/>
+                    <a:blip r:embed="rId21"/>
                     <a:srcRect b="847"/>
                     <a:stretch>
                       <a:fillRect/>
@@ -6308,7 +6775,7 @@
                     <pic:cNvPicPr/>
                   </pic:nvPicPr>
                   <pic:blipFill>
-                    <a:blip r:embed="rId16" cstate="print">
+                    <a:blip r:embed="rId22" cstate="print">
                       <a:extLst>
                         <a:ext uri="{28A0092B-C50C-407E-A947-70E740481C1C}">
                           <a14:useLocalDpi xmlns:a14="http://schemas.microsoft.com/office/drawing/2010/main" val="0"/>
@@ -6363,7 +6830,7 @@
                     <pic:cNvPicPr/>
                   </pic:nvPicPr>
                   <pic:blipFill>
-                    <a:blip r:embed="rId17"/>
+                    <a:blip r:embed="rId23"/>
                     <a:stretch>
                       <a:fillRect/>
                     </a:stretch>
@@ -6416,6 +6883,7 @@
           <w:szCs w:val="20"/>
           <w:lang w:val="en-US"/>
         </w:rPr>
+        <w:lastRenderedPageBreak/>
         <w:t>Number of visits per department over time</w:t>
       </w:r>
     </w:p>
@@ -6454,7 +6922,7 @@
                     </pic:cNvPicPr>
                   </pic:nvPicPr>
                   <pic:blipFill>
-                    <a:blip r:embed="rId18">
+                    <a:blip r:embed="rId24">
                       <a:extLst>
                         <a:ext uri="{28A0092B-C50C-407E-A947-70E740481C1C}">
                           <a14:useLocalDpi xmlns:a14="http://schemas.microsoft.com/office/drawing/2010/main" val="0"/>
@@ -6531,7 +6999,6 @@
           <w:szCs w:val="20"/>
           <w:lang w:val="en-US"/>
         </w:rPr>
-        <w:lastRenderedPageBreak/>
         <w:drawing>
           <wp:inline distT="0" distB="0" distL="0" distR="0" wp14:anchorId="433903E1" wp14:editId="15BC48FB">
             <wp:extent cx="5725795" cy="2547620"/>
@@ -6550,7 +7017,7 @@
                     </pic:cNvPicPr>
                   </pic:nvPicPr>
                   <pic:blipFill>
-                    <a:blip r:embed="rId19">
+                    <a:blip r:embed="rId25">
                       <a:extLst>
                         <a:ext uri="{28A0092B-C50C-407E-A947-70E740481C1C}">
                           <a14:useLocalDpi xmlns:a14="http://schemas.microsoft.com/office/drawing/2010/main" val="0"/>
@@ -6693,7 +7160,7 @@
                     </pic:cNvPicPr>
                   </pic:nvPicPr>
                   <pic:blipFill>
-                    <a:blip r:embed="rId20">
+                    <a:blip r:embed="rId26">
                       <a:extLst>
                         <a:ext uri="{28A0092B-C50C-407E-A947-70E740481C1C}">
                           <a14:useLocalDpi xmlns:a14="http://schemas.microsoft.com/office/drawing/2010/main" val="0"/>
@@ -6839,7 +7306,7 @@
                     </pic:cNvPicPr>
                   </pic:nvPicPr>
                   <pic:blipFill>
-                    <a:blip r:embed="rId21">
+                    <a:blip r:embed="rId27">
                       <a:extLst>
                         <a:ext uri="{28A0092B-C50C-407E-A947-70E740481C1C}">
                           <a14:useLocalDpi xmlns:a14="http://schemas.microsoft.com/office/drawing/2010/main" val="0"/>
@@ -6945,7 +7412,7 @@
                     </pic:cNvPicPr>
                   </pic:nvPicPr>
                   <pic:blipFill>
-                    <a:blip r:embed="rId22">
+                    <a:blip r:embed="rId28">
                       <a:extLst>
                         <a:ext uri="{28A0092B-C50C-407E-A947-70E740481C1C}">
                           <a14:useLocalDpi xmlns:a14="http://schemas.microsoft.com/office/drawing/2010/main" val="0"/>
@@ -7051,7 +7518,7 @@
                     </pic:cNvPicPr>
                   </pic:nvPicPr>
                   <pic:blipFill>
-                    <a:blip r:embed="rId23">
+                    <a:blip r:embed="rId29">
                       <a:extLst>
                         <a:ext uri="{28A0092B-C50C-407E-A947-70E740481C1C}">
                           <a14:useLocalDpi xmlns:a14="http://schemas.microsoft.com/office/drawing/2010/main" val="0"/>
@@ -8786,6 +9253,25 @@
       <w:iCs/>
     </w:rPr>
   </w:style>
+  <w:style w:type="paragraph" w:styleId="Caption">
+    <w:name w:val="caption"/>
+    <w:basedOn w:val="Normal"/>
+    <w:next w:val="Normal"/>
+    <w:uiPriority w:val="35"/>
+    <w:unhideWhenUsed/>
+    <w:qFormat/>
+    <w:rsid w:val="005F15E9"/>
+    <w:pPr>
+      <w:spacing w:after="200" w:line="240" w:lineRule="auto"/>
+    </w:pPr>
+    <w:rPr>
+      <w:i/>
+      <w:iCs/>
+      <w:color w:val="0E2841" w:themeColor="text2"/>
+      <w:sz w:val="18"/>
+      <w:szCs w:val="18"/>
+    </w:rPr>
+  </w:style>
 </w:styles>
 </file>
 

--- a/report_data_preprocessing.docx
+++ b/report_data_preprocessing.docx
@@ -184,7 +184,7 @@
           <w:rFonts w:ascii="Garamond" w:hAnsi="Garamond"/>
           <w:b/>
           <w:bCs/>
-          <w:lang w:val="pt-PT"/>
+          <w:lang w:val="en-US"/>
         </w:rPr>
       </w:pPr>
       <w:r>
@@ -192,7 +192,7 @@
           <w:rFonts w:ascii="Garamond" w:hAnsi="Garamond"/>
           <w:b/>
           <w:bCs/>
-          <w:lang w:val="pt-PT"/>
+          <w:lang w:val="en-US"/>
         </w:rPr>
         <w:t>Data Overview</w:t>
       </w:r>
@@ -201,7 +201,7 @@
           <w:rFonts w:ascii="Garamond" w:hAnsi="Garamond"/>
           <w:b/>
           <w:bCs/>
-          <w:lang w:val="pt-PT"/>
+          <w:lang w:val="en-US"/>
         </w:rPr>
         <w:t xml:space="preserve"> &amp; Understanding</w:t>
       </w:r>
@@ -210,7 +210,7 @@
           <w:rFonts w:ascii="Garamond" w:hAnsi="Garamond"/>
           <w:b/>
           <w:bCs/>
-          <w:lang w:val="pt-PT"/>
+          <w:lang w:val="en-US"/>
         </w:rPr>
         <w:t xml:space="preserve"> </w:t>
       </w:r>
@@ -540,7 +540,6 @@
           <w:szCs w:val="20"/>
         </w:rPr>
       </w:pPr>
-      <w:proofErr w:type="gramStart"/>
       <w:r>
         <w:rPr>
           <w:rFonts w:ascii="Consolas" w:hAnsi="Consolas" w:cs="Consolas"/>
@@ -549,18 +548,7 @@
           <w:sz w:val="20"/>
           <w:szCs w:val="20"/>
         </w:rPr>
-        <w:t>info(</w:t>
-      </w:r>
-      <w:proofErr w:type="gramEnd"/>
-      <w:r>
-        <w:rPr>
-          <w:rFonts w:ascii="Consolas" w:hAnsi="Consolas" w:cs="Consolas"/>
-          <w:b/>
-          <w:bCs/>
-          <w:sz w:val="20"/>
-          <w:szCs w:val="20"/>
-        </w:rPr>
-        <w:t>)</w:t>
+        <w:t>info()</w:t>
       </w:r>
       <w:r>
         <w:rPr>
@@ -584,16 +572,7 @@
           <w:sz w:val="20"/>
           <w:szCs w:val="20"/>
         </w:rPr>
-        <w:t xml:space="preserve">as well as their </w:t>
-      </w:r>
-      <w:proofErr w:type="gramStart"/>
-      <w:r>
-        <w:rPr>
-          <w:rFonts w:ascii="Arial" w:hAnsi="Arial" w:cs="Arial"/>
-          <w:sz w:val="20"/>
-          <w:szCs w:val="20"/>
-        </w:rPr>
-        <w:t>datatypes</w:t>
+        <w:t>as well as their datatypes</w:t>
       </w:r>
       <w:r>
         <w:rPr>
@@ -603,7 +582,6 @@
         </w:rPr>
         <w:t>;</w:t>
       </w:r>
-      <w:proofErr w:type="gramEnd"/>
     </w:p>
     <w:p>
       <w:pPr>
@@ -618,147 +596,25 @@
           <w:szCs w:val="20"/>
         </w:rPr>
       </w:pPr>
-      <w:proofErr w:type="gramStart"/>
-      <w:r>
-        <w:rPr>
-          <w:rFonts w:ascii="Consolas" w:hAnsi="Consolas" w:cs="Consolas"/>
-          <w:b/>
-          <w:bCs/>
-          <w:sz w:val="20"/>
-          <w:szCs w:val="20"/>
-        </w:rPr>
-        <w:t>describe(</w:t>
-      </w:r>
-      <w:proofErr w:type="gramEnd"/>
-      <w:r>
-        <w:rPr>
-          <w:rFonts w:ascii="Consolas" w:hAnsi="Consolas" w:cs="Consolas"/>
-          <w:b/>
-          <w:bCs/>
-          <w:sz w:val="20"/>
-          <w:szCs w:val="20"/>
-        </w:rPr>
-        <w:t>)</w:t>
-      </w:r>
-      <w:r>
-        <w:rPr>
-          <w:rFonts w:ascii="Arial" w:hAnsi="Arial" w:cs="Arial"/>
-          <w:sz w:val="20"/>
-          <w:szCs w:val="20"/>
-        </w:rPr>
-        <w:t>:</w:t>
-      </w:r>
-      <w:r>
-        <w:rPr>
-          <w:rFonts w:ascii="Arial" w:hAnsi="Arial" w:cs="Arial"/>
-          <w:sz w:val="20"/>
-          <w:szCs w:val="20"/>
-        </w:rPr>
-        <w:t xml:space="preserve"> generation of </w:t>
-      </w:r>
-      <w:r>
-        <w:rPr>
-          <w:rFonts w:ascii="Arial" w:hAnsi="Arial" w:cs="Arial"/>
-          <w:sz w:val="20"/>
-          <w:szCs w:val="20"/>
-        </w:rPr>
-        <w:t xml:space="preserve">statistical </w:t>
-      </w:r>
-      <w:r>
-        <w:rPr>
-          <w:rFonts w:ascii="Arial" w:hAnsi="Arial" w:cs="Arial"/>
-          <w:sz w:val="20"/>
-          <w:szCs w:val="20"/>
-        </w:rPr>
-        <w:t>summar</w:t>
-      </w:r>
-      <w:r>
-        <w:rPr>
-          <w:rFonts w:ascii="Arial" w:hAnsi="Arial" w:cs="Arial"/>
-          <w:sz w:val="20"/>
-          <w:szCs w:val="20"/>
-        </w:rPr>
-        <w:t>ies</w:t>
-      </w:r>
-      <w:r>
-        <w:rPr>
-          <w:rFonts w:ascii="Arial" w:hAnsi="Arial" w:cs="Arial"/>
-          <w:sz w:val="20"/>
-          <w:szCs w:val="20"/>
-        </w:rPr>
-        <w:t xml:space="preserve"> </w:t>
-      </w:r>
-      <w:r>
-        <w:rPr>
-          <w:rFonts w:ascii="Arial" w:hAnsi="Arial" w:cs="Arial"/>
-          <w:sz w:val="20"/>
-          <w:szCs w:val="20"/>
-        </w:rPr>
-        <w:t>for</w:t>
-      </w:r>
-      <w:r>
-        <w:rPr>
-          <w:rFonts w:ascii="Arial" w:hAnsi="Arial" w:cs="Arial"/>
-          <w:sz w:val="20"/>
-          <w:szCs w:val="20"/>
-        </w:rPr>
-        <w:t xml:space="preserve"> </w:t>
-      </w:r>
-      <w:r>
-        <w:rPr>
-          <w:rFonts w:ascii="Arial" w:hAnsi="Arial" w:cs="Arial"/>
-          <w:sz w:val="20"/>
-          <w:szCs w:val="20"/>
-        </w:rPr>
-        <w:t>numerical</w:t>
-      </w:r>
-      <w:r>
-        <w:rPr>
-          <w:rFonts w:ascii="Arial" w:hAnsi="Arial" w:cs="Arial"/>
-          <w:sz w:val="20"/>
-          <w:szCs w:val="20"/>
-        </w:rPr>
-        <w:t xml:space="preserve">, </w:t>
-      </w:r>
-      <w:r>
-        <w:rPr>
-          <w:rFonts w:ascii="Arial" w:hAnsi="Arial" w:cs="Arial"/>
-          <w:sz w:val="20"/>
-          <w:szCs w:val="20"/>
-        </w:rPr>
-        <w:t xml:space="preserve">categorical </w:t>
-      </w:r>
-      <w:r>
-        <w:rPr>
-          <w:rFonts w:ascii="Arial" w:hAnsi="Arial" w:cs="Arial"/>
-          <w:sz w:val="20"/>
-          <w:szCs w:val="20"/>
-        </w:rPr>
-        <w:t xml:space="preserve">and datetime </w:t>
-      </w:r>
-      <w:r>
-        <w:rPr>
-          <w:rFonts w:ascii="Arial" w:hAnsi="Arial" w:cs="Arial"/>
-          <w:sz w:val="20"/>
-          <w:szCs w:val="20"/>
-        </w:rPr>
-        <w:t>features.</w:t>
-      </w:r>
-    </w:p>
-    <w:p>
-      <w:pPr>
-        <w:keepNext/>
-      </w:pPr>
-      <w:r>
-        <w:rPr>
-          <w:rFonts w:ascii="Arial" w:hAnsi="Arial" w:cs="Arial"/>
+      <w:r>
+        <w:rPr>
+          <w:rFonts w:ascii="Arial" w:hAnsi="Arial" w:cs="Arial"/>
+          <w:noProof/>
           <w:sz w:val="20"/>
           <w:szCs w:val="20"/>
         </w:rPr>
         <w:drawing>
-          <wp:inline distT="0" distB="0" distL="0" distR="0" wp14:anchorId="1A9F4E42" wp14:editId="616740FC">
+          <wp:anchor distT="0" distB="0" distL="114300" distR="114300" simplePos="0" relativeHeight="251669504" behindDoc="0" locked="0" layoutInCell="1" allowOverlap="1" wp14:anchorId="1A9F4E42" wp14:editId="0AFECB4D">
+            <wp:simplePos x="0" y="0"/>
+            <wp:positionH relativeFrom="margin">
+              <wp:posOffset>139598</wp:posOffset>
+            </wp:positionH>
+            <wp:positionV relativeFrom="margin">
+              <wp:posOffset>4601260</wp:posOffset>
+            </wp:positionV>
             <wp:extent cx="5731510" cy="633095"/>
-            <wp:effectExtent l="0" t="0" r="2540" b="0"/>
+            <wp:effectExtent l="0" t="0" r="0" b="1905"/>
+            <wp:wrapSquare wrapText="bothSides"/>
             <wp:docPr id="691922556" name="Picture 1"/>
             <wp:cNvGraphicFramePr>
               <a:graphicFrameLocks xmlns:a="http://schemas.openxmlformats.org/drawingml/2006/main" noChangeAspect="1"/>
@@ -771,7 +627,13 @@
                     <pic:cNvPicPr/>
                   </pic:nvPicPr>
                   <pic:blipFill>
-                    <a:blip r:embed="rId7"/>
+                    <a:blip r:embed="rId7" cstate="print">
+                      <a:extLst>
+                        <a:ext uri="{28A0092B-C50C-407E-A947-70E740481C1C}">
+                          <a14:useLocalDpi xmlns:a14="http://schemas.microsoft.com/office/drawing/2010/main" val="0"/>
+                        </a:ext>
+                      </a:extLst>
+                    </a:blip>
                     <a:stretch>
                       <a:fillRect/>
                     </a:stretch>
@@ -788,8 +650,122 @@
                 </pic:pic>
               </a:graphicData>
             </a:graphic>
-          </wp:inline>
+          </wp:anchor>
         </w:drawing>
+      </w:r>
+      <w:r>
+        <w:rPr>
+          <w:rFonts w:ascii="Consolas" w:hAnsi="Consolas" w:cs="Consolas"/>
+          <w:b/>
+          <w:bCs/>
+          <w:sz w:val="20"/>
+          <w:szCs w:val="20"/>
+        </w:rPr>
+        <w:t>describe()</w:t>
+      </w:r>
+      <w:r>
+        <w:rPr>
+          <w:rFonts w:ascii="Arial" w:hAnsi="Arial" w:cs="Arial"/>
+          <w:sz w:val="20"/>
+          <w:szCs w:val="20"/>
+        </w:rPr>
+        <w:t>:</w:t>
+      </w:r>
+      <w:r>
+        <w:rPr>
+          <w:rFonts w:ascii="Arial" w:hAnsi="Arial" w:cs="Arial"/>
+          <w:sz w:val="20"/>
+          <w:szCs w:val="20"/>
+        </w:rPr>
+        <w:t xml:space="preserve"> generation of </w:t>
+      </w:r>
+      <w:r>
+        <w:rPr>
+          <w:rFonts w:ascii="Arial" w:hAnsi="Arial" w:cs="Arial"/>
+          <w:sz w:val="20"/>
+          <w:szCs w:val="20"/>
+        </w:rPr>
+        <w:t xml:space="preserve">statistical </w:t>
+      </w:r>
+      <w:r>
+        <w:rPr>
+          <w:rFonts w:ascii="Arial" w:hAnsi="Arial" w:cs="Arial"/>
+          <w:sz w:val="20"/>
+          <w:szCs w:val="20"/>
+        </w:rPr>
+        <w:t>summar</w:t>
+      </w:r>
+      <w:r>
+        <w:rPr>
+          <w:rFonts w:ascii="Arial" w:hAnsi="Arial" w:cs="Arial"/>
+          <w:sz w:val="20"/>
+          <w:szCs w:val="20"/>
+        </w:rPr>
+        <w:t>ies</w:t>
+      </w:r>
+      <w:r>
+        <w:rPr>
+          <w:rFonts w:ascii="Arial" w:hAnsi="Arial" w:cs="Arial"/>
+          <w:sz w:val="20"/>
+          <w:szCs w:val="20"/>
+        </w:rPr>
+        <w:t xml:space="preserve"> </w:t>
+      </w:r>
+      <w:r>
+        <w:rPr>
+          <w:rFonts w:ascii="Arial" w:hAnsi="Arial" w:cs="Arial"/>
+          <w:sz w:val="20"/>
+          <w:szCs w:val="20"/>
+        </w:rPr>
+        <w:t>for</w:t>
+      </w:r>
+      <w:r>
+        <w:rPr>
+          <w:rFonts w:ascii="Arial" w:hAnsi="Arial" w:cs="Arial"/>
+          <w:sz w:val="20"/>
+          <w:szCs w:val="20"/>
+        </w:rPr>
+        <w:t xml:space="preserve"> </w:t>
+      </w:r>
+      <w:r>
+        <w:rPr>
+          <w:rFonts w:ascii="Arial" w:hAnsi="Arial" w:cs="Arial"/>
+          <w:sz w:val="20"/>
+          <w:szCs w:val="20"/>
+        </w:rPr>
+        <w:t>numerical</w:t>
+      </w:r>
+      <w:r>
+        <w:rPr>
+          <w:rFonts w:ascii="Arial" w:hAnsi="Arial" w:cs="Arial"/>
+          <w:sz w:val="20"/>
+          <w:szCs w:val="20"/>
+        </w:rPr>
+        <w:t xml:space="preserve">, </w:t>
+      </w:r>
+      <w:r>
+        <w:rPr>
+          <w:rFonts w:ascii="Arial" w:hAnsi="Arial" w:cs="Arial"/>
+          <w:sz w:val="20"/>
+          <w:szCs w:val="20"/>
+        </w:rPr>
+        <w:t xml:space="preserve">categorical </w:t>
+      </w:r>
+      <w:r>
+        <w:rPr>
+          <w:rFonts w:ascii="Arial" w:hAnsi="Arial" w:cs="Arial"/>
+          <w:sz w:val="20"/>
+          <w:szCs w:val="20"/>
+        </w:rPr>
+        <w:t xml:space="preserve">and datetime </w:t>
+      </w:r>
+      <w:r>
+        <w:rPr>
+          <w:rFonts w:ascii="Arial" w:hAnsi="Arial" w:cs="Arial"/>
+          <w:sz w:val="20"/>
+          <w:szCs w:val="20"/>
+        </w:rPr>
+        <w:t>features.</w:t>
       </w:r>
     </w:p>
     <w:p>
@@ -797,16 +773,43 @@
         <w:pStyle w:val="Caption"/>
         <w:jc w:val="center"/>
       </w:pPr>
-      <w:proofErr w:type="gramStart"/>
-      <w:r>
-        <w:t>head(</w:t>
-      </w:r>
-      <w:proofErr w:type="gramEnd"/>
-      <w:r>
-        <w:t>) method output</w:t>
-      </w:r>
-    </w:p>
-    <w:p/>
+      <w:r>
+        <w:t xml:space="preserve">Figure </w:t>
+      </w:r>
+      <w:r>
+        <w:fldChar w:fldCharType="begin"/>
+      </w:r>
+      <w:r>
+        <w:instrText xml:space="preserve"> SEQ Figure \* ARABIC </w:instrText>
+      </w:r>
+      <w:r>
+        <w:fldChar w:fldCharType="separate"/>
+      </w:r>
+      <w:r>
+        <w:rPr>
+          <w:noProof/>
+        </w:rPr>
+        <w:t>1</w:t>
+      </w:r>
+      <w:r>
+        <w:fldChar w:fldCharType="end"/>
+      </w:r>
+      <w:r>
+        <w:t xml:space="preserve">: </w:t>
+      </w:r>
+      <w:r>
+        <w:rPr>
+          <w:rFonts w:ascii="Consolas" w:hAnsi="Consolas" w:cs="Consolas"/>
+          <w:i w:val="0"/>
+          <w:iCs w:val="0"/>
+          <w:color w:val="auto"/>
+        </w:rPr>
+        <w:t>head()</w:t>
+      </w:r>
+      <w:r>
+        <w:t xml:space="preserve"> method output</w:t>
+      </w:r>
+    </w:p>
     <w:p>
       <w:pPr>
         <w:pStyle w:val="p1"/>
@@ -914,112 +917,18 @@
       <w:r>
         <w:rPr>
           <w:rFonts w:ascii="Arial" w:hAnsi="Arial" w:cs="Arial"/>
-          <w:sz w:val="20"/>
-          <w:szCs w:val="20"/>
-        </w:rPr>
-        <w:t xml:space="preserve">We </w:t>
-      </w:r>
-      <w:r>
-        <w:rPr>
-          <w:rFonts w:ascii="Arial" w:hAnsi="Arial" w:cs="Arial"/>
-          <w:sz w:val="20"/>
-          <w:szCs w:val="20"/>
-        </w:rPr>
-        <w:t xml:space="preserve">computed the number of missing values per column (as well as its proportion) and concluded that the most problematic variable is </w:t>
-      </w:r>
-      <w:r>
-        <w:rPr>
-          <w:rFonts w:ascii="Consolas" w:hAnsi="Consolas" w:cs="Consolas"/>
-          <w:b/>
-          <w:bCs/>
-          <w:sz w:val="20"/>
-          <w:szCs w:val="20"/>
-        </w:rPr>
-        <w:t>Family History</w:t>
-      </w:r>
-      <w:r>
-        <w:rPr>
-          <w:rFonts w:ascii="Arial" w:hAnsi="Arial" w:cs="Arial"/>
-          <w:sz w:val="20"/>
-          <w:szCs w:val="20"/>
-        </w:rPr>
-        <w:t xml:space="preserve"> (19.91%</w:t>
-      </w:r>
-      <w:r>
-        <w:rPr>
-          <w:rFonts w:ascii="Arial" w:hAnsi="Arial" w:cs="Arial"/>
-          <w:sz w:val="20"/>
-          <w:szCs w:val="20"/>
-        </w:rPr>
-        <w:t xml:space="preserve"> of missing values</w:t>
-      </w:r>
-      <w:r>
-        <w:rPr>
-          <w:rFonts w:ascii="Arial" w:hAnsi="Arial" w:cs="Arial"/>
-          <w:sz w:val="20"/>
-          <w:szCs w:val="20"/>
-        </w:rPr>
-        <w:t xml:space="preserve">), followed closely by </w:t>
-      </w:r>
-      <w:r>
-        <w:rPr>
-          <w:rFonts w:ascii="Consolas" w:hAnsi="Consolas" w:cs="Consolas"/>
-          <w:b/>
-          <w:bCs/>
-          <w:sz w:val="20"/>
-          <w:szCs w:val="20"/>
-        </w:rPr>
-        <w:t>Insurance Provider</w:t>
-      </w:r>
-      <w:r>
-        <w:rPr>
-          <w:rFonts w:ascii="Arial" w:hAnsi="Arial" w:cs="Arial"/>
-          <w:sz w:val="20"/>
-          <w:szCs w:val="20"/>
-        </w:rPr>
-        <w:t xml:space="preserve"> (19.08%</w:t>
-      </w:r>
-      <w:r>
-        <w:rPr>
-          <w:rFonts w:ascii="Arial" w:hAnsi="Arial" w:cs="Arial"/>
-          <w:sz w:val="20"/>
-          <w:szCs w:val="20"/>
-        </w:rPr>
-        <w:t xml:space="preserve"> of missing values</w:t>
-      </w:r>
-      <w:r>
-        <w:rPr>
-          <w:rFonts w:ascii="Arial" w:hAnsi="Arial" w:cs="Arial"/>
-          <w:sz w:val="20"/>
-          <w:szCs w:val="20"/>
-        </w:rPr>
-        <w:t xml:space="preserve">). </w:t>
-      </w:r>
-    </w:p>
-    <w:p>
-      <w:pPr>
-        <w:ind w:firstLine="720"/>
-        <w:rPr>
-          <w:rFonts w:ascii="Arial" w:hAnsi="Arial" w:cs="Arial"/>
-          <w:sz w:val="20"/>
-          <w:szCs w:val="20"/>
-        </w:rPr>
-      </w:pPr>
-      <w:r>
-        <w:rPr>
-          <w:rFonts w:ascii="Arial" w:hAnsi="Arial" w:cs="Arial"/>
           <w:noProof/>
           <w:sz w:val="20"/>
           <w:szCs w:val="20"/>
         </w:rPr>
         <w:drawing>
-          <wp:anchor distT="0" distB="0" distL="114300" distR="114300" simplePos="0" relativeHeight="251658240" behindDoc="0" locked="0" layoutInCell="1" allowOverlap="1" wp14:anchorId="00ABB3FE" wp14:editId="6BB04879">
+          <wp:anchor distT="0" distB="0" distL="114300" distR="114300" simplePos="0" relativeHeight="251658240" behindDoc="0" locked="0" layoutInCell="1" allowOverlap="1" wp14:anchorId="00ABB3FE" wp14:editId="495E0326">
             <wp:simplePos x="0" y="0"/>
             <wp:positionH relativeFrom="margin">
-              <wp:posOffset>1162098</wp:posOffset>
+              <wp:posOffset>1400810</wp:posOffset>
             </wp:positionH>
             <wp:positionV relativeFrom="margin">
-              <wp:posOffset>7599259</wp:posOffset>
+              <wp:posOffset>6801434</wp:posOffset>
             </wp:positionV>
             <wp:extent cx="2826385" cy="2123440"/>
             <wp:effectExtent l="0" t="0" r="5715" b="0"/>
@@ -1068,6 +977,90 @@
           </wp:anchor>
         </w:drawing>
       </w:r>
+      <w:r>
+        <w:rPr>
+          <w:rFonts w:ascii="Arial" w:hAnsi="Arial" w:cs="Arial"/>
+          <w:sz w:val="20"/>
+          <w:szCs w:val="20"/>
+        </w:rPr>
+        <w:t xml:space="preserve">We </w:t>
+      </w:r>
+      <w:r>
+        <w:rPr>
+          <w:rFonts w:ascii="Arial" w:hAnsi="Arial" w:cs="Arial"/>
+          <w:sz w:val="20"/>
+          <w:szCs w:val="20"/>
+        </w:rPr>
+        <w:t xml:space="preserve">computed the number of missing values per column (as well as its proportion) and concluded that the most problematic variable is </w:t>
+      </w:r>
+      <w:r>
+        <w:rPr>
+          <w:rFonts w:ascii="Consolas" w:hAnsi="Consolas" w:cs="Consolas"/>
+          <w:b/>
+          <w:bCs/>
+          <w:sz w:val="20"/>
+          <w:szCs w:val="20"/>
+        </w:rPr>
+        <w:t>Family History</w:t>
+      </w:r>
+      <w:r>
+        <w:rPr>
+          <w:rFonts w:ascii="Arial" w:hAnsi="Arial" w:cs="Arial"/>
+          <w:sz w:val="20"/>
+          <w:szCs w:val="20"/>
+        </w:rPr>
+        <w:t xml:space="preserve"> (19.91%</w:t>
+      </w:r>
+      <w:r>
+        <w:rPr>
+          <w:rFonts w:ascii="Arial" w:hAnsi="Arial" w:cs="Arial"/>
+          <w:sz w:val="20"/>
+          <w:szCs w:val="20"/>
+        </w:rPr>
+        <w:t xml:space="preserve"> of missing values</w:t>
+      </w:r>
+      <w:r>
+        <w:rPr>
+          <w:rFonts w:ascii="Arial" w:hAnsi="Arial" w:cs="Arial"/>
+          <w:sz w:val="20"/>
+          <w:szCs w:val="20"/>
+        </w:rPr>
+        <w:t xml:space="preserve">), followed closely by </w:t>
+      </w:r>
+      <w:r>
+        <w:rPr>
+          <w:rFonts w:ascii="Consolas" w:hAnsi="Consolas" w:cs="Consolas"/>
+          <w:b/>
+          <w:bCs/>
+          <w:sz w:val="20"/>
+          <w:szCs w:val="20"/>
+        </w:rPr>
+        <w:t>Insurance Provider</w:t>
+      </w:r>
+      <w:r>
+        <w:rPr>
+          <w:rFonts w:ascii="Arial" w:hAnsi="Arial" w:cs="Arial"/>
+          <w:sz w:val="20"/>
+          <w:szCs w:val="20"/>
+        </w:rPr>
+        <w:t xml:space="preserve"> (19.08%</w:t>
+      </w:r>
+      <w:r>
+        <w:rPr>
+          <w:rFonts w:ascii="Arial" w:hAnsi="Arial" w:cs="Arial"/>
+          <w:sz w:val="20"/>
+          <w:szCs w:val="20"/>
+        </w:rPr>
+        <w:t xml:space="preserve"> of missing values</w:t>
+      </w:r>
+      <w:r>
+        <w:rPr>
+          <w:rFonts w:ascii="Arial" w:hAnsi="Arial" w:cs="Arial"/>
+          <w:sz w:val="20"/>
+          <w:szCs w:val="20"/>
+        </w:rPr>
+        <w:t>).</w:t>
+      </w:r>
     </w:p>
     <w:p>
       <w:pPr>
@@ -1101,6 +1094,157 @@
     </w:p>
     <w:p>
       <w:pPr>
+        <w:rPr>
+          <w:rFonts w:ascii="Arial" w:hAnsi="Arial" w:cs="Arial"/>
+          <w:sz w:val="20"/>
+          <w:szCs w:val="20"/>
+        </w:rPr>
+      </w:pPr>
+      <w:r>
+        <w:rPr>
+          <w:noProof/>
+        </w:rPr>
+        <mc:AlternateContent>
+          <mc:Choice Requires="wps">
+            <w:drawing>
+              <wp:anchor distT="0" distB="0" distL="114300" distR="114300" simplePos="0" relativeHeight="251668480" behindDoc="0" locked="0" layoutInCell="1" allowOverlap="1" wp14:anchorId="723758AD" wp14:editId="5A664A77">
+                <wp:simplePos x="0" y="0"/>
+                <wp:positionH relativeFrom="margin">
+                  <wp:posOffset>2072005</wp:posOffset>
+                </wp:positionH>
+                <wp:positionV relativeFrom="margin">
+                  <wp:posOffset>8927846</wp:posOffset>
+                </wp:positionV>
+                <wp:extent cx="2826385" cy="635"/>
+                <wp:effectExtent l="0" t="0" r="3175" b="0"/>
+                <wp:wrapSquare wrapText="bothSides"/>
+                <wp:docPr id="277953907" name="Text Box 1"/>
+                <wp:cNvGraphicFramePr/>
+                <a:graphic xmlns:a="http://schemas.openxmlformats.org/drawingml/2006/main">
+                  <a:graphicData uri="http://schemas.microsoft.com/office/word/2010/wordprocessingShape">
+                    <wps:wsp>
+                      <wps:cNvSpPr txBox="1"/>
+                      <wps:spPr>
+                        <a:xfrm>
+                          <a:off x="0" y="0"/>
+                          <a:ext cx="2826385" cy="635"/>
+                        </a:xfrm>
+                        <a:prstGeom prst="rect">
+                          <a:avLst/>
+                        </a:prstGeom>
+                        <a:solidFill>
+                          <a:prstClr val="white"/>
+                        </a:solidFill>
+                        <a:ln>
+                          <a:noFill/>
+                        </a:ln>
+                      </wps:spPr>
+                      <wps:txbx>
+                        <w:txbxContent>
+                          <w:p>
+                            <w:pPr>
+                              <w:pStyle w:val="Caption"/>
+                              <w:rPr>
+                                <w:rFonts w:ascii="Arial" w:hAnsi="Arial" w:cs="Arial"/>
+                                <w:noProof/>
+                                <w:sz w:val="20"/>
+                                <w:szCs w:val="20"/>
+                              </w:rPr>
+                            </w:pPr>
+                            <w:r>
+                              <w:t xml:space="preserve">Figure </w:t>
+                            </w:r>
+                            <w:r>
+                              <w:fldChar w:fldCharType="begin"/>
+                            </w:r>
+                            <w:r>
+                              <w:instrText xml:space="preserve"> SEQ Figure \* ARABIC </w:instrText>
+                            </w:r>
+                            <w:r>
+                              <w:fldChar w:fldCharType="separate"/>
+                            </w:r>
+                            <w:r>
+                              <w:rPr>
+                                <w:noProof/>
+                              </w:rPr>
+                              <w:t>2</w:t>
+                            </w:r>
+                            <w:r>
+                              <w:fldChar w:fldCharType="end"/>
+                            </w:r>
+                            <w:r>
+                              <w:t>: Missing values analysis</w:t>
+                            </w:r>
+                          </w:p>
+                        </w:txbxContent>
+                      </wps:txbx>
+                      <wps:bodyPr rot="0" spcFirstLastPara="0" vertOverflow="overflow" horzOverflow="overflow" vert="horz" wrap="none" lIns="0" tIns="0" rIns="0" bIns="0" numCol="1" spcCol="0" rtlCol="0" fromWordArt="0" anchor="t" anchorCtr="0" forceAA="0" compatLnSpc="1">
+                        <a:prstTxWarp prst="textNoShape">
+                          <a:avLst/>
+                        </a:prstTxWarp>
+                        <a:spAutoFit/>
+                      </wps:bodyPr>
+                    </wps:wsp>
+                  </a:graphicData>
+                </a:graphic>
+              </wp:anchor>
+            </w:drawing>
+          </mc:Choice>
+          <mc:Fallback>
+            <w:pict>
+              <v:shapetype w14:anchorId="723758AD" id="_x0000_t202" coordsize="21600,21600" o:spt="202" path="m,l,21600r21600,l21600,xe">
+                <v:stroke joinstyle="miter"/>
+                <v:path gradientshapeok="t" o:connecttype="rect"/>
+              </v:shapetype>
+              <v:shape id="Text Box 1" o:spid="_x0000_s1026" type="#_x0000_t202" style="position:absolute;margin-left:163.15pt;margin-top:703pt;width:222.55pt;height:.05pt;z-index:251668480;visibility:visible;mso-wrap-style:none;mso-wrap-distance-left:9pt;mso-wrap-distance-top:0;mso-wrap-distance-right:9pt;mso-wrap-distance-bottom:0;mso-position-horizontal:absolute;mso-position-horizontal-relative:margin;mso-position-vertical:absolute;mso-position-vertical-relative:margin;v-text-anchor:top" o:gfxdata="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" stroked="f">
+                <v:textbox style="mso-fit-shape-to-text:t" inset="0,0,0,0">
+                  <w:txbxContent>
+                    <w:p>
+                      <w:pPr>
+                        <w:pStyle w:val="Caption"/>
+                        <w:rPr>
+                          <w:rFonts w:ascii="Arial" w:hAnsi="Arial" w:cs="Arial"/>
+                          <w:noProof/>
+                          <w:sz w:val="20"/>
+                          <w:szCs w:val="20"/>
+                        </w:rPr>
+                      </w:pPr>
+                      <w:r>
+                        <w:t xml:space="preserve">Figure </w:t>
+                      </w:r>
+                      <w:r>
+                        <w:fldChar w:fldCharType="begin"/>
+                      </w:r>
+                      <w:r>
+                        <w:instrText xml:space="preserve"> SEQ Figure \* ARABIC </w:instrText>
+                      </w:r>
+                      <w:r>
+                        <w:fldChar w:fldCharType="separate"/>
+                      </w:r>
+                      <w:r>
+                        <w:rPr>
+                          <w:noProof/>
+                        </w:rPr>
+                        <w:t>2</w:t>
+                      </w:r>
+                      <w:r>
+                        <w:fldChar w:fldCharType="end"/>
+                      </w:r>
+                      <w:r>
+                        <w:t>: Missing values analysis</w:t>
+                      </w:r>
+                    </w:p>
+                  </w:txbxContent>
+                </v:textbox>
+                <w10:wrap type="square" anchorx="margin" anchory="margin"/>
+              </v:shape>
+            </w:pict>
+          </mc:Fallback>
+        </mc:AlternateContent>
+      </w:r>
+    </w:p>
+    <w:p>
+      <w:pPr>
         <w:ind w:firstLine="720"/>
         <w:rPr>
           <w:rFonts w:ascii="Arial" w:hAnsi="Arial" w:cs="Arial"/>
@@ -1108,31 +1252,162 @@
           <w:szCs w:val="20"/>
         </w:rPr>
       </w:pPr>
-    </w:p>
-    <w:p>
-      <w:pPr>
-        <w:rPr>
-          <w:rFonts w:ascii="Arial" w:hAnsi="Arial" w:cs="Arial"/>
-          <w:sz w:val="20"/>
-          <w:szCs w:val="20"/>
-        </w:rPr>
-      </w:pPr>
-      <w:r>
-        <w:rPr>
-          <w:rFonts w:ascii="Arial" w:hAnsi="Arial" w:cs="Arial"/>
+      <w:r>
+        <w:rPr>
           <w:noProof/>
-          <w:sz w:val="20"/>
-          <w:szCs w:val="20"/>
         </w:rPr>
         <w:lastRenderedPageBreak/>
+        <mc:AlternateContent>
+          <mc:Choice Requires="wps">
+            <w:drawing>
+              <wp:anchor distT="0" distB="0" distL="114300" distR="114300" simplePos="0" relativeHeight="251671552" behindDoc="0" locked="0" layoutInCell="1" allowOverlap="1" wp14:anchorId="66D1AE61" wp14:editId="30BF8AD9">
+                <wp:simplePos x="0" y="0"/>
+                <wp:positionH relativeFrom="column">
+                  <wp:posOffset>-126365</wp:posOffset>
+                </wp:positionH>
+                <wp:positionV relativeFrom="paragraph">
+                  <wp:posOffset>5260975</wp:posOffset>
+                </wp:positionV>
+                <wp:extent cx="5731510" cy="635"/>
+                <wp:effectExtent l="0" t="0" r="0" b="12065"/>
+                <wp:wrapSquare wrapText="bothSides"/>
+                <wp:docPr id="1104995063" name="Text Box 1"/>
+                <wp:cNvGraphicFramePr/>
+                <a:graphic xmlns:a="http://schemas.openxmlformats.org/drawingml/2006/main">
+                  <a:graphicData uri="http://schemas.microsoft.com/office/word/2010/wordprocessingShape">
+                    <wps:wsp>
+                      <wps:cNvSpPr txBox="1"/>
+                      <wps:spPr>
+                        <a:xfrm>
+                          <a:off x="0" y="0"/>
+                          <a:ext cx="5731510" cy="635"/>
+                        </a:xfrm>
+                        <a:prstGeom prst="rect">
+                          <a:avLst/>
+                        </a:prstGeom>
+                        <a:solidFill>
+                          <a:prstClr val="white"/>
+                        </a:solidFill>
+                        <a:ln>
+                          <a:noFill/>
+                        </a:ln>
+                      </wps:spPr>
+                      <wps:txbx>
+                        <w:txbxContent>
+                          <w:p>
+                            <w:pPr>
+                              <w:pStyle w:val="Caption"/>
+                              <w:jc w:val="center"/>
+                              <w:rPr>
+                                <w:rFonts w:ascii="Arial" w:hAnsi="Arial" w:cs="Arial"/>
+                                <w:noProof/>
+                                <w:sz w:val="20"/>
+                                <w:szCs w:val="20"/>
+                              </w:rPr>
+                            </w:pPr>
+                            <w:r>
+                              <w:t xml:space="preserve">Figure </w:t>
+                            </w:r>
+                            <w:r>
+                              <w:fldChar w:fldCharType="begin"/>
+                            </w:r>
+                            <w:r>
+                              <w:instrText xml:space="preserve"> SEQ Figure \* ARABIC </w:instrText>
+                            </w:r>
+                            <w:r>
+                              <w:fldChar w:fldCharType="separate"/>
+                            </w:r>
+                            <w:r>
+                              <w:rPr>
+                                <w:noProof/>
+                              </w:rPr>
+                              <w:t>3</w:t>
+                            </w:r>
+                            <w:r>
+                              <w:fldChar w:fldCharType="end"/>
+                            </w:r>
+                            <w:r>
+                              <w:t>: Heatmap of the correlation between the missingness flags</w:t>
+                            </w:r>
+                          </w:p>
+                        </w:txbxContent>
+                      </wps:txbx>
+                      <wps:bodyPr rot="0" spcFirstLastPara="0" vertOverflow="overflow" horzOverflow="overflow" vert="horz" wrap="square" lIns="0" tIns="0" rIns="0" bIns="0" numCol="1" spcCol="0" rtlCol="0" fromWordArt="0" anchor="t" anchorCtr="0" forceAA="0" compatLnSpc="1">
+                        <a:prstTxWarp prst="textNoShape">
+                          <a:avLst/>
+                        </a:prstTxWarp>
+                        <a:spAutoFit/>
+                      </wps:bodyPr>
+                    </wps:wsp>
+                  </a:graphicData>
+                </a:graphic>
+              </wp:anchor>
+            </w:drawing>
+          </mc:Choice>
+          <mc:Fallback>
+            <w:pict>
+              <v:shape w14:anchorId="66D1AE61" id="_x0000_s1027" type="#_x0000_t202" style="position:absolute;left:0;text-align:left;margin-left:-9.95pt;margin-top:414.25pt;width:451.3pt;height:.05pt;z-index:251671552;visibility:visible;mso-wrap-style:square;mso-wrap-distance-left:9pt;mso-wrap-distance-top:0;mso-wrap-distance-right:9pt;mso-wrap-distance-bottom:0;mso-position-horizontal:absolute;mso-position-horizontal-relative:text;mso-position-vertical:absolute;mso-position-vertical-relative:text;v-text-anchor:top" o:gfxdata="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" stroked="f">
+                <v:textbox style="mso-fit-shape-to-text:t" inset="0,0,0,0">
+                  <w:txbxContent>
+                    <w:p>
+                      <w:pPr>
+                        <w:pStyle w:val="Caption"/>
+                        <w:jc w:val="center"/>
+                        <w:rPr>
+                          <w:rFonts w:ascii="Arial" w:hAnsi="Arial" w:cs="Arial"/>
+                          <w:noProof/>
+                          <w:sz w:val="20"/>
+                          <w:szCs w:val="20"/>
+                        </w:rPr>
+                      </w:pPr>
+                      <w:r>
+                        <w:t xml:space="preserve">Figure </w:t>
+                      </w:r>
+                      <w:r>
+                        <w:fldChar w:fldCharType="begin"/>
+                      </w:r>
+                      <w:r>
+                        <w:instrText xml:space="preserve"> SEQ Figure \* ARABIC </w:instrText>
+                      </w:r>
+                      <w:r>
+                        <w:fldChar w:fldCharType="separate"/>
+                      </w:r>
+                      <w:r>
+                        <w:rPr>
+                          <w:noProof/>
+                        </w:rPr>
+                        <w:t>3</w:t>
+                      </w:r>
+                      <w:r>
+                        <w:fldChar w:fldCharType="end"/>
+                      </w:r>
+                      <w:r>
+                        <w:t>: Heatmap of the correlation between the missingness flags</w:t>
+                      </w:r>
+                    </w:p>
+                  </w:txbxContent>
+                </v:textbox>
+                <w10:wrap type="square"/>
+              </v:shape>
+            </w:pict>
+          </mc:Fallback>
+        </mc:AlternateContent>
+      </w:r>
+      <w:r>
+        <w:rPr>
+          <w:rFonts w:ascii="Arial" w:hAnsi="Arial" w:cs="Arial"/>
+          <w:noProof/>
+          <w:sz w:val="20"/>
+          <w:szCs w:val="20"/>
+        </w:rPr>
         <w:drawing>
-          <wp:anchor distT="0" distB="0" distL="114300" distR="114300" simplePos="0" relativeHeight="251662336" behindDoc="0" locked="0" layoutInCell="1" allowOverlap="1" wp14:anchorId="27CE04BF" wp14:editId="55B15394">
+          <wp:anchor distT="0" distB="0" distL="114300" distR="114300" simplePos="0" relativeHeight="251662336" behindDoc="0" locked="0" layoutInCell="1" allowOverlap="1" wp14:anchorId="27CE04BF" wp14:editId="457BEC04">
             <wp:simplePos x="0" y="0"/>
             <wp:positionH relativeFrom="margin">
-              <wp:posOffset>-126555</wp:posOffset>
+              <wp:posOffset>-126365</wp:posOffset>
             </wp:positionH>
             <wp:positionV relativeFrom="margin">
-              <wp:posOffset>-679314</wp:posOffset>
+              <wp:posOffset>955375</wp:posOffset>
             </wp:positionV>
             <wp:extent cx="5731510" cy="4248785"/>
             <wp:effectExtent l="0" t="0" r="0" b="5715"/>
@@ -1175,16 +1450,6 @@
           </wp:anchor>
         </w:drawing>
       </w:r>
-    </w:p>
-    <w:p>
-      <w:pPr>
-        <w:ind w:firstLine="720"/>
-        <w:rPr>
-          <w:rFonts w:ascii="Arial" w:hAnsi="Arial" w:cs="Arial"/>
-          <w:sz w:val="20"/>
-          <w:szCs w:val="20"/>
-        </w:rPr>
-      </w:pPr>
       <w:r>
         <w:rPr>
           <w:rFonts w:ascii="Arial" w:hAnsi="Arial" w:cs="Arial"/>
@@ -1872,6 +2137,7 @@
           <w:b/>
           <w:bCs/>
         </w:rPr>
+        <w:lastRenderedPageBreak/>
         <w:t>Age</w:t>
       </w:r>
     </w:p>
@@ -1968,11 +2234,7 @@
     </w:p>
     <w:p>
       <w:pPr>
-        <w:rPr>
-          <w:rFonts w:ascii="Arial" w:hAnsi="Arial" w:cs="Arial"/>
-          <w:sz w:val="20"/>
-          <w:szCs w:val="20"/>
-        </w:rPr>
+        <w:keepNext/>
       </w:pPr>
       <w:r>
         <w:rPr>
@@ -1981,7 +2243,6 @@
           <w:sz w:val="20"/>
           <w:szCs w:val="20"/>
         </w:rPr>
-        <w:lastRenderedPageBreak/>
         <w:drawing>
           <wp:inline distT="0" distB="0" distL="0" distR="0" wp14:anchorId="3EBDE812" wp14:editId="69206FF7">
             <wp:extent cx="5731510" cy="1284605"/>
@@ -2027,6 +2288,41 @@
     </w:p>
     <w:p>
       <w:pPr>
+        <w:pStyle w:val="Caption"/>
+        <w:jc w:val="center"/>
+        <w:rPr>
+          <w:rFonts w:ascii="Arial" w:hAnsi="Arial" w:cs="Arial"/>
+          <w:sz w:val="20"/>
+          <w:szCs w:val="20"/>
+        </w:rPr>
+      </w:pPr>
+      <w:r>
+        <w:t xml:space="preserve">Figure </w:t>
+      </w:r>
+      <w:r>
+        <w:fldChar w:fldCharType="begin"/>
+      </w:r>
+      <w:r>
+        <w:instrText xml:space="preserve"> SEQ Figure \* ARABIC </w:instrText>
+      </w:r>
+      <w:r>
+        <w:fldChar w:fldCharType="separate"/>
+      </w:r>
+      <w:r>
+        <w:rPr>
+          <w:noProof/>
+        </w:rPr>
+        <w:t>4</w:t>
+      </w:r>
+      <w:r>
+        <w:fldChar w:fldCharType="end"/>
+      </w:r>
+      <w:r>
+        <w:t>: Patient ID 1365 Consultations</w:t>
+      </w:r>
+    </w:p>
+    <w:p>
+      <w:pPr>
         <w:ind w:firstLine="720"/>
         <w:rPr>
           <w:rFonts w:ascii="Arial" w:hAnsi="Arial" w:cs="Arial"/>
@@ -2040,7 +2336,23 @@
           <w:sz w:val="20"/>
           <w:szCs w:val="20"/>
         </w:rPr>
-        <w:t>For instance, the patient 1365 had a missing value for age in one of the rows so the value 99.0 was retrieved from the previous rows and use</w:t>
+        <w:t xml:space="preserve">For instance, </w:t>
+      </w:r>
+      <w:r>
+        <w:rPr>
+          <w:rFonts w:ascii="Arial" w:hAnsi="Arial" w:cs="Arial"/>
+          <w:sz w:val="20"/>
+          <w:szCs w:val="20"/>
+        </w:rPr>
+        <w:t>Patient ID</w:t>
+      </w:r>
+      <w:r>
+        <w:rPr>
+          <w:rFonts w:ascii="Arial" w:hAnsi="Arial" w:cs="Arial"/>
+          <w:sz w:val="20"/>
+          <w:szCs w:val="20"/>
+        </w:rPr>
+        <w:t xml:space="preserve"> 1365 had a missing value for age in one of the rows so the value 99.0 was retrieved from the previous rows and use</w:t>
       </w:r>
       <w:r>
         <w:rPr>
@@ -2092,7 +2404,314 @@
           <w:sz w:val="20"/>
           <w:szCs w:val="20"/>
         </w:rPr>
-        <w:t xml:space="preserve">The following missing values </w:t>
+        <w:t>The following missing values are considered to be Missing at Random (MAR), since their absence is related with other observed features, but not to the values of the feature itself.</w:t>
+      </w:r>
+    </w:p>
+    <w:p>
+      <w:pPr>
+        <w:rPr>
+          <w:rFonts w:ascii="Garamond" w:hAnsi="Garamond"/>
+          <w:b/>
+          <w:bCs/>
+        </w:rPr>
+      </w:pPr>
+      <w:r>
+        <w:rPr>
+          <w:rFonts w:ascii="Garamond" w:hAnsi="Garamond"/>
+          <w:b/>
+          <w:bCs/>
+        </w:rPr>
+        <w:t>Insurance Provider &amp; Insurance Coverage</w:t>
+      </w:r>
+      <w:r>
+        <w:rPr>
+          <w:rFonts w:ascii="Garamond" w:hAnsi="Garamond"/>
+          <w:b/>
+          <w:bCs/>
+        </w:rPr>
+        <w:t xml:space="preserve"> </w:t>
+      </w:r>
+    </w:p>
+    <w:p>
+      <w:pPr>
+        <w:ind w:firstLine="720"/>
+        <w:rPr>
+          <w:rFonts w:ascii="Arial" w:hAnsi="Arial" w:cs="Arial"/>
+          <w:sz w:val="20"/>
+          <w:szCs w:val="20"/>
+        </w:rPr>
+      </w:pPr>
+      <w:r>
+        <w:rPr>
+          <w:rFonts w:ascii="Arial" w:hAnsi="Arial" w:cs="Arial"/>
+          <w:sz w:val="20"/>
+          <w:szCs w:val="20"/>
+        </w:rPr>
+        <w:t>T</w:t>
+      </w:r>
+      <w:r>
+        <w:rPr>
+          <w:rFonts w:ascii="Arial" w:hAnsi="Arial" w:cs="Arial"/>
+          <w:sz w:val="20"/>
+          <w:szCs w:val="20"/>
+        </w:rPr>
+        <w:t xml:space="preserve">hese features were </w:t>
+      </w:r>
+      <w:r>
+        <w:rPr>
+          <w:rFonts w:ascii="Arial" w:hAnsi="Arial" w:cs="Arial"/>
+          <w:sz w:val="20"/>
+          <w:szCs w:val="20"/>
+        </w:rPr>
+        <w:t>handled</w:t>
+      </w:r>
+      <w:r>
+        <w:rPr>
+          <w:rFonts w:ascii="Arial" w:hAnsi="Arial" w:cs="Arial"/>
+          <w:sz w:val="20"/>
+          <w:szCs w:val="20"/>
+        </w:rPr>
+        <w:t xml:space="preserve"> at the same time </w:t>
+      </w:r>
+      <w:r>
+        <w:rPr>
+          <w:rFonts w:ascii="Arial" w:hAnsi="Arial" w:cs="Arial"/>
+          <w:sz w:val="20"/>
+          <w:szCs w:val="20"/>
+        </w:rPr>
+        <w:t xml:space="preserve">because the missing values in </w:t>
+      </w:r>
+      <w:r>
+        <w:rPr>
+          <w:rFonts w:ascii="Arial" w:hAnsi="Arial" w:cs="Arial"/>
+          <w:b/>
+          <w:bCs/>
+          <w:sz w:val="20"/>
+          <w:szCs w:val="20"/>
+        </w:rPr>
+        <w:t>Insurance</w:t>
+      </w:r>
+      <w:r>
+        <w:rPr>
+          <w:rFonts w:ascii="Arial" w:hAnsi="Arial" w:cs="Arial"/>
+          <w:sz w:val="20"/>
+          <w:szCs w:val="20"/>
+        </w:rPr>
+        <w:t xml:space="preserve"> </w:t>
+      </w:r>
+      <w:r>
+        <w:rPr>
+          <w:rFonts w:ascii="Arial" w:hAnsi="Arial" w:cs="Arial"/>
+          <w:b/>
+          <w:bCs/>
+          <w:sz w:val="20"/>
+          <w:szCs w:val="20"/>
+        </w:rPr>
+        <w:t>Coverage</w:t>
+      </w:r>
+      <w:r>
+        <w:rPr>
+          <w:rFonts w:ascii="Arial" w:hAnsi="Arial" w:cs="Arial"/>
+          <w:sz w:val="20"/>
+          <w:szCs w:val="20"/>
+        </w:rPr>
+        <w:t xml:space="preserve"> are </w:t>
+      </w:r>
+      <w:r>
+        <w:rPr>
+          <w:rFonts w:ascii="Arial" w:hAnsi="Arial" w:cs="Arial"/>
+          <w:b/>
+          <w:bCs/>
+          <w:sz w:val="20"/>
+          <w:szCs w:val="20"/>
+        </w:rPr>
+        <w:t>M</w:t>
+      </w:r>
+      <w:r>
+        <w:rPr>
+          <w:rFonts w:ascii="Arial" w:hAnsi="Arial" w:cs="Arial"/>
+          <w:b/>
+          <w:bCs/>
+          <w:sz w:val="20"/>
+          <w:szCs w:val="20"/>
+        </w:rPr>
+        <w:t xml:space="preserve">issing </w:t>
+      </w:r>
+      <w:r>
+        <w:rPr>
+          <w:rFonts w:ascii="Arial" w:hAnsi="Arial" w:cs="Arial"/>
+          <w:b/>
+          <w:bCs/>
+          <w:sz w:val="20"/>
+          <w:szCs w:val="20"/>
+        </w:rPr>
+        <w:t>A</w:t>
+      </w:r>
+      <w:r>
+        <w:rPr>
+          <w:rFonts w:ascii="Arial" w:hAnsi="Arial" w:cs="Arial"/>
+          <w:b/>
+          <w:bCs/>
+          <w:sz w:val="20"/>
+          <w:szCs w:val="20"/>
+        </w:rPr>
+        <w:t xml:space="preserve">t </w:t>
+      </w:r>
+      <w:r>
+        <w:rPr>
+          <w:rFonts w:ascii="Arial" w:hAnsi="Arial" w:cs="Arial"/>
+          <w:b/>
+          <w:bCs/>
+          <w:sz w:val="20"/>
+          <w:szCs w:val="20"/>
+        </w:rPr>
+        <w:t>R</w:t>
+      </w:r>
+      <w:r>
+        <w:rPr>
+          <w:rFonts w:ascii="Arial" w:hAnsi="Arial" w:cs="Arial"/>
+          <w:b/>
+          <w:bCs/>
+          <w:sz w:val="20"/>
+          <w:szCs w:val="20"/>
+        </w:rPr>
+        <w:t>andom</w:t>
+      </w:r>
+      <w:r>
+        <w:rPr>
+          <w:rFonts w:ascii="Arial" w:hAnsi="Arial" w:cs="Arial"/>
+          <w:b/>
+          <w:bCs/>
+          <w:sz w:val="20"/>
+          <w:szCs w:val="20"/>
+        </w:rPr>
+        <w:t>,</w:t>
+      </w:r>
+      <w:r>
+        <w:rPr>
+          <w:rFonts w:ascii="Arial" w:hAnsi="Arial" w:cs="Arial"/>
+          <w:sz w:val="20"/>
+          <w:szCs w:val="20"/>
+        </w:rPr>
+        <w:t xml:space="preserve"> </w:t>
+      </w:r>
+      <w:r>
+        <w:rPr>
+          <w:rFonts w:ascii="Arial" w:hAnsi="Arial" w:cs="Arial"/>
+          <w:sz w:val="20"/>
+          <w:szCs w:val="20"/>
+        </w:rPr>
+        <w:t>depending</w:t>
+      </w:r>
+      <w:r>
+        <w:rPr>
+          <w:rFonts w:ascii="Arial" w:hAnsi="Arial" w:cs="Arial"/>
+          <w:sz w:val="20"/>
+          <w:szCs w:val="20"/>
+        </w:rPr>
+        <w:t xml:space="preserve"> on </w:t>
+      </w:r>
+      <w:r>
+        <w:rPr>
+          <w:rFonts w:ascii="Arial" w:hAnsi="Arial" w:cs="Arial"/>
+          <w:b/>
+          <w:bCs/>
+          <w:sz w:val="20"/>
+          <w:szCs w:val="20"/>
+        </w:rPr>
+        <w:t>Insurance P</w:t>
+      </w:r>
+      <w:r>
+        <w:rPr>
+          <w:rFonts w:ascii="Arial" w:hAnsi="Arial" w:cs="Arial"/>
+          <w:b/>
+          <w:bCs/>
+          <w:sz w:val="20"/>
+          <w:szCs w:val="20"/>
+        </w:rPr>
+        <w:t>rovider</w:t>
+      </w:r>
+      <w:r>
+        <w:rPr>
+          <w:rFonts w:ascii="Arial" w:hAnsi="Arial" w:cs="Arial"/>
+          <w:b/>
+          <w:bCs/>
+          <w:sz w:val="20"/>
+          <w:szCs w:val="20"/>
+        </w:rPr>
+        <w:t xml:space="preserve"> </w:t>
+      </w:r>
+      <w:r>
+        <w:rPr>
+          <w:rFonts w:ascii="Arial" w:hAnsi="Arial" w:cs="Arial"/>
+          <w:sz w:val="20"/>
+          <w:szCs w:val="20"/>
+        </w:rPr>
+        <w:t xml:space="preserve">and </w:t>
+      </w:r>
+      <w:r>
+        <w:rPr>
+          <w:rFonts w:ascii="Arial" w:hAnsi="Arial" w:cs="Arial"/>
+          <w:b/>
+          <w:bCs/>
+          <w:sz w:val="20"/>
+          <w:szCs w:val="20"/>
+        </w:rPr>
+        <w:t>C</w:t>
+      </w:r>
+      <w:r>
+        <w:rPr>
+          <w:rFonts w:ascii="Arial" w:hAnsi="Arial" w:cs="Arial"/>
+          <w:b/>
+          <w:bCs/>
+          <w:sz w:val="20"/>
+          <w:szCs w:val="20"/>
+        </w:rPr>
+        <w:t xml:space="preserve">onsultation </w:t>
+      </w:r>
+      <w:r>
+        <w:rPr>
+          <w:rFonts w:ascii="Arial" w:hAnsi="Arial" w:cs="Arial"/>
+          <w:b/>
+          <w:bCs/>
+          <w:sz w:val="20"/>
+          <w:szCs w:val="20"/>
+        </w:rPr>
+        <w:t>P</w:t>
+      </w:r>
+      <w:r>
+        <w:rPr>
+          <w:rFonts w:ascii="Arial" w:hAnsi="Arial" w:cs="Arial"/>
+          <w:b/>
+          <w:bCs/>
+          <w:sz w:val="20"/>
+          <w:szCs w:val="20"/>
+        </w:rPr>
+        <w:t>rice</w:t>
+      </w:r>
+      <w:r>
+        <w:rPr>
+          <w:rFonts w:ascii="Arial" w:hAnsi="Arial" w:cs="Arial"/>
+          <w:sz w:val="20"/>
+          <w:szCs w:val="20"/>
+        </w:rPr>
+        <w:t xml:space="preserve">, rather than the Insurance Coverage itself. </w:t>
+      </w:r>
+      <w:r>
+        <w:rPr>
+          <w:rFonts w:ascii="Arial" w:hAnsi="Arial" w:cs="Arial"/>
+          <w:sz w:val="20"/>
+          <w:szCs w:val="20"/>
+        </w:rPr>
+        <w:t>Therefore, 4 categories were inspected</w:t>
+      </w:r>
+      <w:r>
+        <w:rPr>
+          <w:rFonts w:ascii="Arial" w:hAnsi="Arial" w:cs="Arial"/>
+          <w:sz w:val="20"/>
+          <w:szCs w:val="20"/>
+        </w:rPr>
+        <w:t xml:space="preserve">, </w:t>
       </w:r>
       <w:proofErr w:type="gramStart"/>
       <w:r>
@@ -2101,7 +2720,7 @@
           <w:sz w:val="20"/>
           <w:szCs w:val="20"/>
         </w:rPr>
-        <w:t>are considered to be</w:t>
+        <w:t>in order to</w:t>
       </w:r>
       <w:proofErr w:type="gramEnd"/>
       <w:r>
@@ -2110,320 +2729,12 @@
           <w:sz w:val="20"/>
           <w:szCs w:val="20"/>
         </w:rPr>
-        <w:t xml:space="preserve"> Missing at Random (MAR), since their absence is related with other observed features, but not to the values of the feature itself.</w:t>
-      </w:r>
-    </w:p>
-    <w:p>
-      <w:pPr>
-        <w:rPr>
-          <w:rFonts w:ascii="Garamond" w:hAnsi="Garamond"/>
-          <w:b/>
-          <w:bCs/>
-        </w:rPr>
-      </w:pPr>
-      <w:r>
-        <w:rPr>
-          <w:rFonts w:ascii="Garamond" w:hAnsi="Garamond"/>
-          <w:b/>
-          <w:bCs/>
-        </w:rPr>
-        <w:t>Insurance Provider &amp; Insurance Coverage</w:t>
-      </w:r>
-      <w:r>
-        <w:rPr>
-          <w:rFonts w:ascii="Garamond" w:hAnsi="Garamond"/>
-          <w:b/>
-          <w:bCs/>
-        </w:rPr>
-        <w:t xml:space="preserve"> </w:t>
-      </w:r>
-    </w:p>
-    <w:p>
-      <w:pPr>
-        <w:ind w:firstLine="720"/>
-        <w:rPr>
-          <w:rFonts w:ascii="Arial" w:hAnsi="Arial" w:cs="Arial"/>
-          <w:sz w:val="20"/>
-          <w:szCs w:val="20"/>
-        </w:rPr>
-      </w:pPr>
-      <w:r>
-        <w:rPr>
-          <w:rFonts w:ascii="Arial" w:hAnsi="Arial" w:cs="Arial"/>
-          <w:sz w:val="20"/>
-          <w:szCs w:val="20"/>
-        </w:rPr>
-        <w:t>T</w:t>
-      </w:r>
-      <w:r>
-        <w:rPr>
-          <w:rFonts w:ascii="Arial" w:hAnsi="Arial" w:cs="Arial"/>
-          <w:sz w:val="20"/>
-          <w:szCs w:val="20"/>
-        </w:rPr>
-        <w:t xml:space="preserve">hese features were </w:t>
-      </w:r>
-      <w:r>
-        <w:rPr>
-          <w:rFonts w:ascii="Arial" w:hAnsi="Arial" w:cs="Arial"/>
-          <w:sz w:val="20"/>
-          <w:szCs w:val="20"/>
-        </w:rPr>
-        <w:t>handled</w:t>
-      </w:r>
-      <w:r>
-        <w:rPr>
-          <w:rFonts w:ascii="Arial" w:hAnsi="Arial" w:cs="Arial"/>
-          <w:sz w:val="20"/>
-          <w:szCs w:val="20"/>
-        </w:rPr>
-        <w:t xml:space="preserve"> at the same time </w:t>
-      </w:r>
-      <w:r>
-        <w:rPr>
-          <w:rFonts w:ascii="Arial" w:hAnsi="Arial" w:cs="Arial"/>
-          <w:sz w:val="20"/>
-          <w:szCs w:val="20"/>
-        </w:rPr>
-        <w:t xml:space="preserve">because the missing values in </w:t>
-      </w:r>
-      <w:r>
-        <w:rPr>
-          <w:rFonts w:ascii="Arial" w:hAnsi="Arial" w:cs="Arial"/>
-          <w:b/>
-          <w:bCs/>
-          <w:sz w:val="20"/>
-          <w:szCs w:val="20"/>
-        </w:rPr>
-        <w:t>Insurance</w:t>
-      </w:r>
-      <w:r>
-        <w:rPr>
-          <w:rFonts w:ascii="Arial" w:hAnsi="Arial" w:cs="Arial"/>
-          <w:sz w:val="20"/>
-          <w:szCs w:val="20"/>
-        </w:rPr>
-        <w:t xml:space="preserve"> </w:t>
-      </w:r>
-      <w:r>
-        <w:rPr>
-          <w:rFonts w:ascii="Arial" w:hAnsi="Arial" w:cs="Arial"/>
-          <w:b/>
-          <w:bCs/>
-          <w:sz w:val="20"/>
-          <w:szCs w:val="20"/>
-        </w:rPr>
-        <w:t>Coverage</w:t>
-      </w:r>
-      <w:r>
-        <w:rPr>
-          <w:rFonts w:ascii="Arial" w:hAnsi="Arial" w:cs="Arial"/>
-          <w:sz w:val="20"/>
-          <w:szCs w:val="20"/>
-        </w:rPr>
-        <w:t xml:space="preserve"> are </w:t>
-      </w:r>
-      <w:r>
-        <w:rPr>
-          <w:rFonts w:ascii="Arial" w:hAnsi="Arial" w:cs="Arial"/>
-          <w:b/>
-          <w:bCs/>
-          <w:sz w:val="20"/>
-          <w:szCs w:val="20"/>
-        </w:rPr>
-        <w:t>M</w:t>
-      </w:r>
-      <w:r>
-        <w:rPr>
-          <w:rFonts w:ascii="Arial" w:hAnsi="Arial" w:cs="Arial"/>
-          <w:b/>
-          <w:bCs/>
-          <w:sz w:val="20"/>
-          <w:szCs w:val="20"/>
-        </w:rPr>
-        <w:t xml:space="preserve">issing </w:t>
-      </w:r>
-      <w:proofErr w:type="gramStart"/>
-      <w:r>
-        <w:rPr>
-          <w:rFonts w:ascii="Arial" w:hAnsi="Arial" w:cs="Arial"/>
-          <w:b/>
-          <w:bCs/>
-          <w:sz w:val="20"/>
-          <w:szCs w:val="20"/>
-        </w:rPr>
-        <w:t>A</w:t>
-      </w:r>
-      <w:r>
-        <w:rPr>
-          <w:rFonts w:ascii="Arial" w:hAnsi="Arial" w:cs="Arial"/>
-          <w:b/>
-          <w:bCs/>
-          <w:sz w:val="20"/>
-          <w:szCs w:val="20"/>
-        </w:rPr>
-        <w:t>t</w:t>
-      </w:r>
-      <w:proofErr w:type="gramEnd"/>
-      <w:r>
-        <w:rPr>
-          <w:rFonts w:ascii="Arial" w:hAnsi="Arial" w:cs="Arial"/>
-          <w:b/>
-          <w:bCs/>
-          <w:sz w:val="20"/>
-          <w:szCs w:val="20"/>
-        </w:rPr>
-        <w:t xml:space="preserve"> </w:t>
-      </w:r>
-      <w:r>
-        <w:rPr>
-          <w:rFonts w:ascii="Arial" w:hAnsi="Arial" w:cs="Arial"/>
-          <w:b/>
-          <w:bCs/>
-          <w:sz w:val="20"/>
-          <w:szCs w:val="20"/>
-        </w:rPr>
-        <w:t>R</w:t>
-      </w:r>
-      <w:r>
-        <w:rPr>
-          <w:rFonts w:ascii="Arial" w:hAnsi="Arial" w:cs="Arial"/>
-          <w:b/>
-          <w:bCs/>
-          <w:sz w:val="20"/>
-          <w:szCs w:val="20"/>
-        </w:rPr>
-        <w:t>andom</w:t>
-      </w:r>
-      <w:r>
-        <w:rPr>
-          <w:rFonts w:ascii="Arial" w:hAnsi="Arial" w:cs="Arial"/>
-          <w:b/>
-          <w:bCs/>
-          <w:sz w:val="20"/>
-          <w:szCs w:val="20"/>
-        </w:rPr>
-        <w:t>,</w:t>
-      </w:r>
-      <w:r>
-        <w:rPr>
-          <w:rFonts w:ascii="Arial" w:hAnsi="Arial" w:cs="Arial"/>
-          <w:sz w:val="20"/>
-          <w:szCs w:val="20"/>
-        </w:rPr>
-        <w:t xml:space="preserve"> </w:t>
-      </w:r>
-      <w:r>
-        <w:rPr>
-          <w:rFonts w:ascii="Arial" w:hAnsi="Arial" w:cs="Arial"/>
-          <w:sz w:val="20"/>
-          <w:szCs w:val="20"/>
-        </w:rPr>
-        <w:t>depending</w:t>
-      </w:r>
-      <w:r>
-        <w:rPr>
-          <w:rFonts w:ascii="Arial" w:hAnsi="Arial" w:cs="Arial"/>
-          <w:sz w:val="20"/>
-          <w:szCs w:val="20"/>
-        </w:rPr>
-        <w:t xml:space="preserve"> on </w:t>
-      </w:r>
-      <w:r>
-        <w:rPr>
-          <w:rFonts w:ascii="Arial" w:hAnsi="Arial" w:cs="Arial"/>
-          <w:b/>
-          <w:bCs/>
-          <w:sz w:val="20"/>
-          <w:szCs w:val="20"/>
-        </w:rPr>
-        <w:t>Insurance P</w:t>
-      </w:r>
-      <w:r>
-        <w:rPr>
-          <w:rFonts w:ascii="Arial" w:hAnsi="Arial" w:cs="Arial"/>
-          <w:b/>
-          <w:bCs/>
-          <w:sz w:val="20"/>
-          <w:szCs w:val="20"/>
-        </w:rPr>
-        <w:t>rovider</w:t>
-      </w:r>
-      <w:r>
-        <w:rPr>
-          <w:rFonts w:ascii="Arial" w:hAnsi="Arial" w:cs="Arial"/>
-          <w:b/>
-          <w:bCs/>
-          <w:sz w:val="20"/>
-          <w:szCs w:val="20"/>
-        </w:rPr>
-        <w:t xml:space="preserve"> </w:t>
-      </w:r>
-      <w:r>
-        <w:rPr>
-          <w:rFonts w:ascii="Arial" w:hAnsi="Arial" w:cs="Arial"/>
-          <w:sz w:val="20"/>
-          <w:szCs w:val="20"/>
-        </w:rPr>
-        <w:t xml:space="preserve">and </w:t>
-      </w:r>
-      <w:r>
-        <w:rPr>
-          <w:rFonts w:ascii="Arial" w:hAnsi="Arial" w:cs="Arial"/>
-          <w:b/>
-          <w:bCs/>
-          <w:sz w:val="20"/>
-          <w:szCs w:val="20"/>
-        </w:rPr>
-        <w:t>C</w:t>
-      </w:r>
-      <w:r>
-        <w:rPr>
-          <w:rFonts w:ascii="Arial" w:hAnsi="Arial" w:cs="Arial"/>
-          <w:b/>
-          <w:bCs/>
-          <w:sz w:val="20"/>
-          <w:szCs w:val="20"/>
-        </w:rPr>
-        <w:t xml:space="preserve">onsultation </w:t>
-      </w:r>
-      <w:r>
-        <w:rPr>
-          <w:rFonts w:ascii="Arial" w:hAnsi="Arial" w:cs="Arial"/>
-          <w:b/>
-          <w:bCs/>
-          <w:sz w:val="20"/>
-          <w:szCs w:val="20"/>
-        </w:rPr>
-        <w:t>P</w:t>
-      </w:r>
-      <w:r>
-        <w:rPr>
-          <w:rFonts w:ascii="Arial" w:hAnsi="Arial" w:cs="Arial"/>
-          <w:b/>
-          <w:bCs/>
-          <w:sz w:val="20"/>
-          <w:szCs w:val="20"/>
-        </w:rPr>
-        <w:t>rice</w:t>
-      </w:r>
-      <w:r>
-        <w:rPr>
-          <w:rFonts w:ascii="Arial" w:hAnsi="Arial" w:cs="Arial"/>
-          <w:sz w:val="20"/>
-          <w:szCs w:val="20"/>
-        </w:rPr>
-        <w:t xml:space="preserve">, rather than the Insurance Coverage itself. </w:t>
-      </w:r>
-    </w:p>
-    <w:p>
-      <w:pPr>
-        <w:rPr>
-          <w:rFonts w:ascii="Arial" w:hAnsi="Arial" w:cs="Arial"/>
-          <w:sz w:val="20"/>
-          <w:szCs w:val="20"/>
-          <w:lang w:val="en-US"/>
-        </w:rPr>
+        <w:t xml:space="preserve"> fill in the missing values:</w:t>
+      </w:r>
+    </w:p>
+    <w:p>
+      <w:pPr>
+        <w:keepNext/>
       </w:pPr>
       <w:r>
         <w:rPr>
@@ -2478,22 +2789,71 @@
     </w:p>
     <w:p>
       <w:pPr>
-        <w:rPr>
-          <w:rFonts w:ascii="Arial" w:hAnsi="Arial" w:cs="Arial"/>
-          <w:sz w:val="20"/>
-          <w:szCs w:val="20"/>
-          <w:lang w:val="en-US"/>
-        </w:rPr>
-      </w:pPr>
-      <w:r>
-        <w:rPr>
-          <w:rFonts w:ascii="Arial" w:hAnsi="Arial" w:cs="Arial"/>
-          <w:b/>
-          <w:bCs/>
-          <w:sz w:val="20"/>
-          <w:szCs w:val="20"/>
-          <w:lang w:val="en-US"/>
-        </w:rPr>
+        <w:pStyle w:val="Caption"/>
+        <w:jc w:val="center"/>
+        <w:rPr>
+          <w:rFonts w:ascii="Arial" w:hAnsi="Arial" w:cs="Arial"/>
+          <w:sz w:val="20"/>
+          <w:szCs w:val="20"/>
+          <w:lang w:val="en-US"/>
+        </w:rPr>
+      </w:pPr>
+      <w:r>
+        <w:t xml:space="preserve">Figure </w:t>
+      </w:r>
+      <w:r>
+        <w:fldChar w:fldCharType="begin"/>
+      </w:r>
+      <w:r>
+        <w:instrText xml:space="preserve"> SEQ Figure \* ARABIC </w:instrText>
+      </w:r>
+      <w:r>
+        <w:fldChar w:fldCharType="separate"/>
+      </w:r>
+      <w:r>
+        <w:rPr>
+          <w:noProof/>
+        </w:rPr>
+        <w:t>5</w:t>
+      </w:r>
+      <w:r>
+        <w:fldChar w:fldCharType="end"/>
+      </w:r>
+      <w:r>
+        <w:t>: Distribution of patients by Insurance Provider and Insurance Coverage</w:t>
+      </w:r>
+    </w:p>
+    <w:p>
+      <w:pPr>
+        <w:rPr>
+          <w:rFonts w:ascii="Arial" w:hAnsi="Arial" w:cs="Arial"/>
+          <w:b/>
+          <w:bCs/>
+          <w:sz w:val="20"/>
+          <w:szCs w:val="20"/>
+          <w:lang w:val="en-US"/>
+        </w:rPr>
+      </w:pPr>
+    </w:p>
+    <w:p>
+      <w:pPr>
+        <w:rPr>
+          <w:rFonts w:ascii="Arial" w:hAnsi="Arial" w:cs="Arial"/>
+          <w:sz w:val="20"/>
+          <w:szCs w:val="20"/>
+          <w:lang w:val="en-US"/>
+        </w:rPr>
+      </w:pPr>
+      <w:r>
+        <w:rPr>
+          <w:rFonts w:ascii="Arial" w:hAnsi="Arial" w:cs="Arial"/>
+          <w:b/>
+          <w:bCs/>
+          <w:sz w:val="20"/>
+          <w:szCs w:val="20"/>
+          <w:lang w:val="en-US"/>
+        </w:rPr>
+        <w:lastRenderedPageBreak/>
         <w:t>Has Both</w:t>
       </w:r>
       <w:r>
@@ -2729,7 +3089,6 @@
           <w:szCs w:val="20"/>
           <w:lang w:val="en-US"/>
         </w:rPr>
-        <w:lastRenderedPageBreak/>
         <w:t xml:space="preserve">For the </w:t>
       </w:r>
       <w:r>
@@ -3179,111 +3538,159 @@
       </w:pPr>
       <w:r>
         <w:rPr>
-          <w:rFonts w:ascii="Arial" w:hAnsi="Arial" w:cs="Arial"/>
-          <w:sz w:val="20"/>
-          <w:szCs w:val="20"/>
-        </w:rPr>
-        <w:tab/>
-        <w:t xml:space="preserve">The missing values in Education Level </w:t>
-      </w:r>
-      <w:proofErr w:type="gramStart"/>
-      <w:r>
-        <w:rPr>
-          <w:rFonts w:ascii="Arial" w:hAnsi="Arial" w:cs="Arial"/>
-          <w:sz w:val="20"/>
-          <w:szCs w:val="20"/>
-        </w:rPr>
-        <w:t>are considered to be</w:t>
-      </w:r>
-      <w:proofErr w:type="gramEnd"/>
-      <w:r>
-        <w:rPr>
-          <w:rFonts w:ascii="Arial" w:hAnsi="Arial" w:cs="Arial"/>
-          <w:sz w:val="20"/>
-          <w:szCs w:val="20"/>
-        </w:rPr>
-        <w:t xml:space="preserve"> </w:t>
-      </w:r>
-      <w:r>
-        <w:rPr>
-          <w:rFonts w:ascii="Arial" w:hAnsi="Arial" w:cs="Arial"/>
-          <w:b/>
-          <w:bCs/>
-          <w:sz w:val="20"/>
-          <w:szCs w:val="20"/>
-        </w:rPr>
-        <w:t xml:space="preserve">Missing </w:t>
-      </w:r>
-      <w:proofErr w:type="gramStart"/>
-      <w:r>
-        <w:rPr>
-          <w:rFonts w:ascii="Arial" w:hAnsi="Arial" w:cs="Arial"/>
-          <w:b/>
-          <w:bCs/>
-          <w:sz w:val="20"/>
-          <w:szCs w:val="20"/>
-        </w:rPr>
-        <w:t>At</w:t>
-      </w:r>
-      <w:proofErr w:type="gramEnd"/>
-      <w:r>
-        <w:rPr>
-          <w:rFonts w:ascii="Arial" w:hAnsi="Arial" w:cs="Arial"/>
-          <w:b/>
-          <w:bCs/>
-          <w:sz w:val="20"/>
-          <w:szCs w:val="20"/>
-        </w:rPr>
-        <w:t xml:space="preserve"> Random</w:t>
-      </w:r>
-      <w:r>
-        <w:rPr>
-          <w:rFonts w:ascii="Arial" w:hAnsi="Arial" w:cs="Arial"/>
-          <w:sz w:val="20"/>
-          <w:szCs w:val="20"/>
-        </w:rPr>
-        <w:t xml:space="preserve">, </w:t>
-      </w:r>
-      <w:r>
-        <w:rPr>
-          <w:rFonts w:ascii="Arial" w:hAnsi="Arial" w:cs="Arial"/>
-          <w:sz w:val="20"/>
-          <w:szCs w:val="20"/>
-        </w:rPr>
-        <w:t>depending on the patients’ age</w:t>
-      </w:r>
-      <w:r>
-        <w:rPr>
-          <w:rFonts w:ascii="Arial" w:hAnsi="Arial" w:cs="Arial"/>
-          <w:sz w:val="20"/>
-          <w:szCs w:val="20"/>
-        </w:rPr>
-        <w:t>.</w:t>
-      </w:r>
-    </w:p>
-    <w:p>
-      <w:pPr>
-        <w:rPr>
-          <w:rFonts w:ascii="Arial" w:hAnsi="Arial" w:cs="Arial"/>
-          <w:sz w:val="20"/>
-          <w:szCs w:val="20"/>
-        </w:rPr>
-      </w:pPr>
-      <w:r>
-        <w:rPr>
-          <w:rFonts w:ascii="Arial" w:hAnsi="Arial" w:cs="Arial"/>
           <w:noProof/>
+        </w:rPr>
+        <mc:AlternateContent>
+          <mc:Choice Requires="wps">
+            <w:drawing>
+              <wp:anchor distT="0" distB="0" distL="114300" distR="114300" simplePos="0" relativeHeight="251673600" behindDoc="0" locked="0" layoutInCell="1" allowOverlap="1" wp14:anchorId="74460961" wp14:editId="7A1B0E65">
+                <wp:simplePos x="0" y="0"/>
+                <wp:positionH relativeFrom="column">
+                  <wp:posOffset>633095</wp:posOffset>
+                </wp:positionH>
+                <wp:positionV relativeFrom="paragraph">
+                  <wp:posOffset>3113405</wp:posOffset>
+                </wp:positionV>
+                <wp:extent cx="4503420" cy="635"/>
+                <wp:effectExtent l="0" t="0" r="5080" b="12065"/>
+                <wp:wrapSquare wrapText="bothSides"/>
+                <wp:docPr id="706412145" name="Text Box 1"/>
+                <wp:cNvGraphicFramePr/>
+                <a:graphic xmlns:a="http://schemas.openxmlformats.org/drawingml/2006/main">
+                  <a:graphicData uri="http://schemas.microsoft.com/office/word/2010/wordprocessingShape">
+                    <wps:wsp>
+                      <wps:cNvSpPr txBox="1"/>
+                      <wps:spPr>
+                        <a:xfrm>
+                          <a:off x="0" y="0"/>
+                          <a:ext cx="4503420" cy="635"/>
+                        </a:xfrm>
+                        <a:prstGeom prst="rect">
+                          <a:avLst/>
+                        </a:prstGeom>
+                        <a:solidFill>
+                          <a:prstClr val="white"/>
+                        </a:solidFill>
+                        <a:ln>
+                          <a:noFill/>
+                        </a:ln>
+                      </wps:spPr>
+                      <wps:txbx>
+                        <w:txbxContent>
+                          <w:p>
+                            <w:pPr>
+                              <w:pStyle w:val="Caption"/>
+                              <w:jc w:val="center"/>
+                              <w:rPr>
+                                <w:rFonts w:ascii="Arial" w:hAnsi="Arial" w:cs="Arial"/>
+                                <w:noProof/>
+                                <w:sz w:val="20"/>
+                                <w:szCs w:val="20"/>
+                              </w:rPr>
+                            </w:pPr>
+                            <w:r>
+                              <w:t xml:space="preserve">Figure </w:t>
+                            </w:r>
+                            <w:r>
+                              <w:fldChar w:fldCharType="begin"/>
+                            </w:r>
+                            <w:r>
+                              <w:instrText xml:space="preserve"> SEQ Figure \* ARABIC </w:instrText>
+                            </w:r>
+                            <w:r>
+                              <w:fldChar w:fldCharType="separate"/>
+                            </w:r>
+                            <w:r>
+                              <w:rPr>
+                                <w:noProof/>
+                              </w:rPr>
+                              <w:t>6</w:t>
+                            </w:r>
+                            <w:r>
+                              <w:fldChar w:fldCharType="end"/>
+                            </w:r>
+                            <w:r>
+                              <w:t>: Distribution of Education Level by Age</w:t>
+                            </w:r>
+                          </w:p>
+                        </w:txbxContent>
+                      </wps:txbx>
+                      <wps:bodyPr rot="0" spcFirstLastPara="0" vertOverflow="overflow" horzOverflow="overflow" vert="horz" wrap="square" lIns="0" tIns="0" rIns="0" bIns="0" numCol="1" spcCol="0" rtlCol="0" fromWordArt="0" anchor="t" anchorCtr="0" forceAA="0" compatLnSpc="1">
+                        <a:prstTxWarp prst="textNoShape">
+                          <a:avLst/>
+                        </a:prstTxWarp>
+                        <a:spAutoFit/>
+                      </wps:bodyPr>
+                    </wps:wsp>
+                  </a:graphicData>
+                </a:graphic>
+              </wp:anchor>
+            </w:drawing>
+          </mc:Choice>
+          <mc:Fallback>
+            <w:pict>
+              <v:shape w14:anchorId="74460961" id="_x0000_s1028" type="#_x0000_t202" style="position:absolute;margin-left:49.85pt;margin-top:245.15pt;width:354.6pt;height:.05pt;z-index:251673600;visibility:visible;mso-wrap-style:square;mso-wrap-distance-left:9pt;mso-wrap-distance-top:0;mso-wrap-distance-right:9pt;mso-wrap-distance-bottom:0;mso-position-horizontal:absolute;mso-position-horizontal-relative:text;mso-position-vertical:absolute;mso-position-vertical-relative:text;v-text-anchor:top" o:gfxdata="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" stroked="f">
+                <v:textbox style="mso-fit-shape-to-text:t" inset="0,0,0,0">
+                  <w:txbxContent>
+                    <w:p>
+                      <w:pPr>
+                        <w:pStyle w:val="Caption"/>
+                        <w:jc w:val="center"/>
+                        <w:rPr>
+                          <w:rFonts w:ascii="Arial" w:hAnsi="Arial" w:cs="Arial"/>
+                          <w:noProof/>
+                          <w:sz w:val="20"/>
+                          <w:szCs w:val="20"/>
+                        </w:rPr>
+                      </w:pPr>
+                      <w:r>
+                        <w:t xml:space="preserve">Figure </w:t>
+                      </w:r>
+                      <w:r>
+                        <w:fldChar w:fldCharType="begin"/>
+                      </w:r>
+                      <w:r>
+                        <w:instrText xml:space="preserve"> SEQ Figure \* ARABIC </w:instrText>
+                      </w:r>
+                      <w:r>
+                        <w:fldChar w:fldCharType="separate"/>
+                      </w:r>
+                      <w:r>
+                        <w:rPr>
+                          <w:noProof/>
+                        </w:rPr>
+                        <w:t>6</w:t>
+                      </w:r>
+                      <w:r>
+                        <w:fldChar w:fldCharType="end"/>
+                      </w:r>
+                      <w:r>
+                        <w:t>: Distribution of Education Level by Age</w:t>
+                      </w:r>
+                    </w:p>
+                  </w:txbxContent>
+                </v:textbox>
+                <w10:wrap type="square"/>
+              </v:shape>
+            </w:pict>
+          </mc:Fallback>
+        </mc:AlternateContent>
+      </w:r>
+      <w:r>
+        <w:rPr>
+          <w:rFonts w:ascii="Arial" w:hAnsi="Arial" w:cs="Arial"/>
+          <w:noProof/>
           <w:sz w:val="20"/>
           <w:szCs w:val="20"/>
         </w:rPr>
         <w:drawing>
-          <wp:anchor distT="0" distB="0" distL="114300" distR="114300" simplePos="0" relativeHeight="251664384" behindDoc="0" locked="0" layoutInCell="1" allowOverlap="1" wp14:anchorId="1C3EF36F" wp14:editId="3DF45897">
+          <wp:anchor distT="0" distB="0" distL="114300" distR="114300" simplePos="0" relativeHeight="251664384" behindDoc="0" locked="0" layoutInCell="1" allowOverlap="1" wp14:anchorId="1C3EF36F" wp14:editId="43609D38">
             <wp:simplePos x="0" y="0"/>
             <wp:positionH relativeFrom="margin">
-              <wp:posOffset>611505</wp:posOffset>
+              <wp:posOffset>633095</wp:posOffset>
             </wp:positionH>
             <wp:positionV relativeFrom="margin">
-              <wp:posOffset>3609300</wp:posOffset>
+              <wp:posOffset>4690999</wp:posOffset>
             </wp:positionV>
             <wp:extent cx="4503420" cy="2661920"/>
             <wp:effectExtent l="0" t="0" r="5080" b="5080"/>
@@ -3326,6 +3733,98 @@
           </wp:anchor>
         </w:drawing>
       </w:r>
+      <w:r>
+        <w:rPr>
+          <w:rFonts w:ascii="Arial" w:hAnsi="Arial" w:cs="Arial"/>
+          <w:sz w:val="20"/>
+          <w:szCs w:val="20"/>
+        </w:rPr>
+        <w:tab/>
+        <w:t xml:space="preserve">The missing values in Education Level </w:t>
+      </w:r>
+      <w:proofErr w:type="gramStart"/>
+      <w:r>
+        <w:rPr>
+          <w:rFonts w:ascii="Arial" w:hAnsi="Arial" w:cs="Arial"/>
+          <w:sz w:val="20"/>
+          <w:szCs w:val="20"/>
+        </w:rPr>
+        <w:t>are considered to be</w:t>
+      </w:r>
+      <w:proofErr w:type="gramEnd"/>
+      <w:r>
+        <w:rPr>
+          <w:rFonts w:ascii="Arial" w:hAnsi="Arial" w:cs="Arial"/>
+          <w:sz w:val="20"/>
+          <w:szCs w:val="20"/>
+        </w:rPr>
+        <w:t xml:space="preserve"> </w:t>
+      </w:r>
+      <w:r>
+        <w:rPr>
+          <w:rFonts w:ascii="Arial" w:hAnsi="Arial" w:cs="Arial"/>
+          <w:b/>
+          <w:bCs/>
+          <w:sz w:val="20"/>
+          <w:szCs w:val="20"/>
+        </w:rPr>
+        <w:t xml:space="preserve">Missing </w:t>
+      </w:r>
+      <w:proofErr w:type="gramStart"/>
+      <w:r>
+        <w:rPr>
+          <w:rFonts w:ascii="Arial" w:hAnsi="Arial" w:cs="Arial"/>
+          <w:b/>
+          <w:bCs/>
+          <w:sz w:val="20"/>
+          <w:szCs w:val="20"/>
+        </w:rPr>
+        <w:t>At</w:t>
+      </w:r>
+      <w:proofErr w:type="gramEnd"/>
+      <w:r>
+        <w:rPr>
+          <w:rFonts w:ascii="Arial" w:hAnsi="Arial" w:cs="Arial"/>
+          <w:b/>
+          <w:bCs/>
+          <w:sz w:val="20"/>
+          <w:szCs w:val="20"/>
+        </w:rPr>
+        <w:t xml:space="preserve"> Random</w:t>
+      </w:r>
+      <w:r>
+        <w:rPr>
+          <w:rFonts w:ascii="Arial" w:hAnsi="Arial" w:cs="Arial"/>
+          <w:sz w:val="20"/>
+          <w:szCs w:val="20"/>
+        </w:rPr>
+        <w:t xml:space="preserve">, </w:t>
+      </w:r>
+      <w:r>
+        <w:rPr>
+          <w:rFonts w:ascii="Arial" w:hAnsi="Arial" w:cs="Arial"/>
+          <w:sz w:val="20"/>
+          <w:szCs w:val="20"/>
+        </w:rPr>
+        <w:t>depending on the patients’ age</w:t>
+      </w:r>
+      <w:r>
+        <w:rPr>
+          <w:rFonts w:ascii="Arial" w:hAnsi="Arial" w:cs="Arial"/>
+          <w:sz w:val="20"/>
+          <w:szCs w:val="20"/>
+        </w:rPr>
+        <w:t>.</w:t>
+      </w:r>
+    </w:p>
+    <w:p>
+      <w:pPr>
+        <w:rPr>
+          <w:rFonts w:ascii="Arial" w:hAnsi="Arial" w:cs="Arial"/>
+          <w:sz w:val="20"/>
+          <w:szCs w:val="20"/>
+        </w:rPr>
+      </w:pPr>
     </w:p>
     <w:p>
       <w:pPr>
@@ -3336,6 +3835,16 @@
           <w:szCs w:val="20"/>
         </w:rPr>
       </w:pPr>
+    </w:p>
+    <w:p>
+      <w:pPr>
+        <w:ind w:firstLine="720"/>
+        <w:rPr>
+          <w:rFonts w:ascii="Arial" w:hAnsi="Arial" w:cs="Arial"/>
+          <w:sz w:val="20"/>
+          <w:szCs w:val="20"/>
+        </w:rPr>
+      </w:pPr>
       <w:r>
         <w:rPr>
           <w:rFonts w:ascii="Arial" w:hAnsi="Arial" w:cs="Arial"/>
@@ -3413,6 +3922,16 @@
     </w:p>
     <w:p>
       <w:pPr>
+        <w:ind w:firstLine="720"/>
+        <w:rPr>
+          <w:rFonts w:ascii="Arial" w:hAnsi="Arial" w:cs="Arial"/>
+          <w:sz w:val="20"/>
+          <w:szCs w:val="20"/>
+        </w:rPr>
+      </w:pPr>
+    </w:p>
+    <w:p>
+      <w:pPr>
         <w:rPr>
           <w:rFonts w:ascii="Garamond" w:hAnsi="Garamond"/>
           <w:b/>
@@ -3425,6 +3944,7 @@
           <w:b/>
           <w:bCs/>
         </w:rPr>
+        <w:lastRenderedPageBreak/>
         <w:t>Approximate Annual Income</w:t>
       </w:r>
       <w:r>
@@ -3620,69 +4140,12 @@
     <w:p>
       <w:pPr>
         <w:pStyle w:val="ListParagraph"/>
+        <w:keepNext/>
         <w:numPr>
           <w:ilvl w:val="0"/>
           <w:numId w:val="6"/>
         </w:numPr>
-        <w:rPr>
-          <w:rFonts w:ascii="Arial" w:hAnsi="Arial" w:cs="Arial"/>
-          <w:sz w:val="20"/>
-          <w:szCs w:val="20"/>
-        </w:rPr>
-      </w:pPr>
-      <w:r>
-        <w:rPr>
-          <w:rFonts w:ascii="Arial" w:hAnsi="Arial" w:cs="Arial"/>
-          <w:b/>
-          <w:bCs/>
-          <w:sz w:val="20"/>
-          <w:szCs w:val="20"/>
-        </w:rPr>
-        <w:lastRenderedPageBreak/>
-        <w:t>Students</w:t>
-      </w:r>
-      <w:r>
-        <w:rPr>
-          <w:rFonts w:ascii="Arial" w:hAnsi="Arial" w:cs="Arial"/>
-          <w:sz w:val="20"/>
-          <w:szCs w:val="20"/>
-        </w:rPr>
-        <w:t xml:space="preserve">: For </w:t>
-      </w:r>
-      <w:r>
-        <w:rPr>
-          <w:rFonts w:ascii="Arial" w:hAnsi="Arial" w:cs="Arial"/>
-          <w:b/>
-          <w:bCs/>
-          <w:sz w:val="20"/>
-          <w:szCs w:val="20"/>
-        </w:rPr>
-        <w:t>students</w:t>
-      </w:r>
-      <w:r>
-        <w:rPr>
-          <w:rFonts w:ascii="Arial" w:hAnsi="Arial" w:cs="Arial"/>
-          <w:sz w:val="20"/>
-          <w:szCs w:val="20"/>
-        </w:rPr>
-        <w:t xml:space="preserve">, </w:t>
-      </w:r>
-      <w:r>
-        <w:rPr>
-          <w:rFonts w:ascii="Arial" w:hAnsi="Arial" w:cs="Arial"/>
-          <w:sz w:val="20"/>
-          <w:szCs w:val="20"/>
-        </w:rPr>
-        <w:t>income was set to 0.0,</w:t>
-      </w:r>
-      <w:r>
-        <w:rPr>
-          <w:rFonts w:ascii="Arial" w:hAnsi="Arial" w:cs="Arial"/>
-          <w:sz w:val="20"/>
-          <w:szCs w:val="20"/>
-        </w:rPr>
-        <w:t xml:space="preserve"> in compliance with the discovered pattern that all students had an income of 0.0 €.</w:t>
-      </w:r>
+      </w:pPr>
       <w:r>
         <w:rPr>
           <w:rFonts w:ascii="Arial" w:hAnsi="Arial" w:cs="Arial"/>
@@ -3691,9 +4154,17 @@
           <w:szCs w:val="20"/>
         </w:rPr>
         <w:drawing>
-          <wp:inline distT="0" distB="0" distL="0" distR="0" wp14:anchorId="5CE9A71F" wp14:editId="2B981C6E">
+          <wp:anchor distT="0" distB="0" distL="114300" distR="114300" simplePos="0" relativeHeight="251674624" behindDoc="0" locked="0" layoutInCell="1" allowOverlap="1" wp14:anchorId="5CE9A71F" wp14:editId="57F1EB17">
+            <wp:simplePos x="0" y="0"/>
+            <wp:positionH relativeFrom="margin">
+              <wp:posOffset>58522</wp:posOffset>
+            </wp:positionH>
+            <wp:positionV relativeFrom="margin">
+              <wp:posOffset>1497254</wp:posOffset>
+            </wp:positionV>
             <wp:extent cx="5731510" cy="2123440"/>
             <wp:effectExtent l="0" t="0" r="0" b="0"/>
+            <wp:wrapSquare wrapText="bothSides"/>
             <wp:docPr id="652723968" name="Picture 3" descr="A screenshot of a medical history&#10;&#10;AI-generated content may be incorrect."/>
             <wp:cNvGraphicFramePr>
               <a:graphicFrameLocks xmlns:a="http://schemas.openxmlformats.org/drawingml/2006/main" noChangeAspect="1"/>
@@ -3729,8 +4200,95 @@
                 </pic:pic>
               </a:graphicData>
             </a:graphic>
-          </wp:inline>
+          </wp:anchor>
         </w:drawing>
+      </w:r>
+      <w:r>
+        <w:rPr>
+          <w:rFonts w:ascii="Arial" w:hAnsi="Arial" w:cs="Arial"/>
+          <w:b/>
+          <w:bCs/>
+          <w:sz w:val="20"/>
+          <w:szCs w:val="20"/>
+        </w:rPr>
+        <w:t>Students</w:t>
+      </w:r>
+      <w:r>
+        <w:rPr>
+          <w:rFonts w:ascii="Arial" w:hAnsi="Arial" w:cs="Arial"/>
+          <w:sz w:val="20"/>
+          <w:szCs w:val="20"/>
+        </w:rPr>
+        <w:t xml:space="preserve">: For </w:t>
+      </w:r>
+      <w:r>
+        <w:rPr>
+          <w:rFonts w:ascii="Arial" w:hAnsi="Arial" w:cs="Arial"/>
+          <w:b/>
+          <w:bCs/>
+          <w:sz w:val="20"/>
+          <w:szCs w:val="20"/>
+        </w:rPr>
+        <w:t>students</w:t>
+      </w:r>
+      <w:r>
+        <w:rPr>
+          <w:rFonts w:ascii="Arial" w:hAnsi="Arial" w:cs="Arial"/>
+          <w:sz w:val="20"/>
+          <w:szCs w:val="20"/>
+        </w:rPr>
+        <w:t xml:space="preserve">, </w:t>
+      </w:r>
+      <w:r>
+        <w:rPr>
+          <w:rFonts w:ascii="Arial" w:hAnsi="Arial" w:cs="Arial"/>
+          <w:sz w:val="20"/>
+          <w:szCs w:val="20"/>
+        </w:rPr>
+        <w:t>income was set to 0.0,</w:t>
+      </w:r>
+      <w:r>
+        <w:rPr>
+          <w:rFonts w:ascii="Arial" w:hAnsi="Arial" w:cs="Arial"/>
+          <w:sz w:val="20"/>
+          <w:szCs w:val="20"/>
+        </w:rPr>
+        <w:t xml:space="preserve"> in compliance with the discovered pattern that all students had an income of 0.0 €.</w:t>
+      </w:r>
+    </w:p>
+    <w:p>
+      <w:pPr>
+        <w:pStyle w:val="Caption"/>
+        <w:jc w:val="center"/>
+        <w:rPr>
+          <w:rFonts w:ascii="Arial" w:hAnsi="Arial" w:cs="Arial"/>
+          <w:sz w:val="20"/>
+          <w:szCs w:val="20"/>
+        </w:rPr>
+      </w:pPr>
+      <w:r>
+        <w:t xml:space="preserve">Figure </w:t>
+      </w:r>
+      <w:r>
+        <w:fldChar w:fldCharType="begin"/>
+      </w:r>
+      <w:r>
+        <w:instrText xml:space="preserve"> SEQ Figure \* ARABIC </w:instrText>
+      </w:r>
+      <w:r>
+        <w:fldChar w:fldCharType="separate"/>
+      </w:r>
+      <w:r>
+        <w:rPr>
+          <w:noProof/>
+        </w:rPr>
+        <w:t>7</w:t>
+      </w:r>
+      <w:r>
+        <w:fldChar w:fldCharType="end"/>
+      </w:r>
+      <w:r>
+        <w:t>: Income of patients that are students.</w:t>
       </w:r>
     </w:p>
     <w:p>
@@ -3839,6 +4397,17 @@
     </w:p>
     <w:p>
       <w:pPr>
+        <w:pStyle w:val="ListParagraph"/>
+        <w:ind w:left="420"/>
+        <w:rPr>
+          <w:rFonts w:ascii="Arial" w:hAnsi="Arial" w:cs="Arial"/>
+          <w:sz w:val="20"/>
+          <w:szCs w:val="20"/>
+        </w:rPr>
+      </w:pPr>
+    </w:p>
+    <w:p>
+      <w:pPr>
         <w:ind w:firstLine="720"/>
         <w:rPr>
           <w:rFonts w:ascii="Garamond" w:hAnsi="Garamond"/>
@@ -3870,174 +4439,312 @@
         </w:rPr>
         <w:t xml:space="preserve">ot </w:t>
       </w:r>
+      <w:r>
+        <w:rPr>
+          <w:rFonts w:ascii="Garamond" w:hAnsi="Garamond"/>
+          <w:b/>
+          <w:bCs/>
+        </w:rPr>
+        <w:t>At</w:t>
+      </w:r>
+      <w:r>
+        <w:rPr>
+          <w:rFonts w:ascii="Garamond" w:hAnsi="Garamond"/>
+          <w:b/>
+          <w:bCs/>
+        </w:rPr>
+        <w:t xml:space="preserve"> </w:t>
+      </w:r>
+      <w:r>
+        <w:rPr>
+          <w:rFonts w:ascii="Garamond" w:hAnsi="Garamond"/>
+          <w:b/>
+          <w:bCs/>
+        </w:rPr>
+        <w:t>R</w:t>
+      </w:r>
+      <w:r>
+        <w:rPr>
+          <w:rFonts w:ascii="Garamond" w:hAnsi="Garamond"/>
+          <w:b/>
+          <w:bCs/>
+        </w:rPr>
+        <w:t xml:space="preserve">andom </w:t>
+      </w:r>
+      <w:r>
+        <w:rPr>
+          <w:rFonts w:ascii="Garamond" w:hAnsi="Garamond"/>
+          <w:b/>
+          <w:bCs/>
+        </w:rPr>
+        <w:t>(MNAR)</w:t>
+      </w:r>
+    </w:p>
+    <w:p>
+      <w:pPr>
+        <w:rPr>
+          <w:rFonts w:ascii="Arial" w:hAnsi="Arial" w:cs="Arial"/>
+          <w:sz w:val="20"/>
+          <w:szCs w:val="20"/>
+        </w:rPr>
+      </w:pPr>
+      <w:r>
+        <w:rPr>
+          <w:rFonts w:ascii="Arial" w:hAnsi="Arial" w:cs="Arial"/>
+          <w:b/>
+          <w:bCs/>
+          <w:sz w:val="20"/>
+          <w:szCs w:val="20"/>
+        </w:rPr>
+        <w:tab/>
+      </w:r>
+      <w:r>
+        <w:rPr>
+          <w:rFonts w:ascii="Arial" w:hAnsi="Arial" w:cs="Arial"/>
+          <w:sz w:val="20"/>
+          <w:szCs w:val="20"/>
+        </w:rPr>
+        <w:t xml:space="preserve">The following missing values are considered </w:t>
+      </w:r>
+      <w:r>
+        <w:rPr>
+          <w:rFonts w:ascii="Arial" w:hAnsi="Arial" w:cs="Arial"/>
+          <w:b/>
+          <w:bCs/>
+          <w:sz w:val="20"/>
+          <w:szCs w:val="20"/>
+        </w:rPr>
+        <w:t xml:space="preserve">Missing Not </w:t>
+      </w:r>
       <w:proofErr w:type="gramStart"/>
       <w:r>
         <w:rPr>
+          <w:rFonts w:ascii="Arial" w:hAnsi="Arial" w:cs="Arial"/>
+          <w:b/>
+          <w:bCs/>
+          <w:sz w:val="20"/>
+          <w:szCs w:val="20"/>
+        </w:rPr>
+        <w:t>At</w:t>
+      </w:r>
+      <w:proofErr w:type="gramEnd"/>
+      <w:r>
+        <w:rPr>
+          <w:rFonts w:ascii="Arial" w:hAnsi="Arial" w:cs="Arial"/>
+          <w:b/>
+          <w:bCs/>
+          <w:sz w:val="20"/>
+          <w:szCs w:val="20"/>
+        </w:rPr>
+        <w:t xml:space="preserve"> Random (MNAR) </w:t>
+      </w:r>
+      <w:r>
+        <w:rPr>
+          <w:rFonts w:ascii="Arial" w:hAnsi="Arial" w:cs="Arial"/>
+          <w:sz w:val="20"/>
+          <w:szCs w:val="20"/>
+        </w:rPr>
+        <w:t xml:space="preserve">since its </w:t>
+      </w:r>
+      <w:r>
+        <w:rPr>
+          <w:rFonts w:ascii="Arial" w:hAnsi="Arial" w:cs="Arial"/>
+          <w:b/>
+          <w:bCs/>
+          <w:sz w:val="20"/>
+          <w:szCs w:val="20"/>
+        </w:rPr>
+        <w:t>missingness is related to the actual value</w:t>
+      </w:r>
+      <w:r>
+        <w:rPr>
+          <w:rFonts w:ascii="Arial" w:hAnsi="Arial" w:cs="Arial"/>
+          <w:sz w:val="20"/>
+          <w:szCs w:val="20"/>
+        </w:rPr>
+        <w:t xml:space="preserve"> that is missing.</w:t>
+      </w:r>
+    </w:p>
+    <w:p>
+      <w:pPr>
+        <w:rPr>
           <w:rFonts w:ascii="Garamond" w:hAnsi="Garamond"/>
           <w:b/>
           <w:bCs/>
         </w:rPr>
-        <w:t>At</w:t>
-      </w:r>
-      <w:proofErr w:type="gramEnd"/>
+      </w:pPr>
       <w:r>
         <w:rPr>
           <w:rFonts w:ascii="Garamond" w:hAnsi="Garamond"/>
           <w:b/>
           <w:bCs/>
         </w:rPr>
-        <w:t xml:space="preserve"> </w:t>
-      </w:r>
-      <w:r>
+        <w:t>Family History</w:t>
+      </w:r>
+    </w:p>
+    <w:p>
+      <w:pPr>
         <w:rPr>
           <w:rFonts w:ascii="Garamond" w:hAnsi="Garamond"/>
           <w:b/>
           <w:bCs/>
         </w:rPr>
-        <w:t>R</w:t>
-      </w:r>
-      <w:r>
-        <w:rPr>
-          <w:rFonts w:ascii="Garamond" w:hAnsi="Garamond"/>
-          <w:b/>
-          <w:bCs/>
-        </w:rPr>
-        <w:t xml:space="preserve">andom </w:t>
-      </w:r>
-      <w:r>
-        <w:rPr>
-          <w:rFonts w:ascii="Garamond" w:hAnsi="Garamond"/>
-          <w:b/>
-          <w:bCs/>
-        </w:rPr>
-        <w:t>(MNAR)</w:t>
-      </w:r>
-    </w:p>
-    <w:p>
-      <w:pPr>
-        <w:rPr>
-          <w:rFonts w:ascii="Arial" w:hAnsi="Arial" w:cs="Arial"/>
-          <w:sz w:val="20"/>
-          <w:szCs w:val="20"/>
-        </w:rPr>
-      </w:pPr>
-      <w:r>
-        <w:rPr>
-          <w:rFonts w:ascii="Arial" w:hAnsi="Arial" w:cs="Arial"/>
-          <w:b/>
-          <w:bCs/>
-          <w:sz w:val="20"/>
-          <w:szCs w:val="20"/>
-        </w:rPr>
-        <w:tab/>
-      </w:r>
-      <w:r>
-        <w:rPr>
-          <w:rFonts w:ascii="Arial" w:hAnsi="Arial" w:cs="Arial"/>
-          <w:sz w:val="20"/>
-          <w:szCs w:val="20"/>
-        </w:rPr>
-        <w:t xml:space="preserve">The following missing values are considered </w:t>
-      </w:r>
-      <w:r>
-        <w:rPr>
-          <w:rFonts w:ascii="Arial" w:hAnsi="Arial" w:cs="Arial"/>
-          <w:b/>
-          <w:bCs/>
-          <w:sz w:val="20"/>
-          <w:szCs w:val="20"/>
-        </w:rPr>
-        <w:t xml:space="preserve">Missing Not </w:t>
-      </w:r>
-      <w:proofErr w:type="gramStart"/>
-      <w:r>
-        <w:rPr>
-          <w:rFonts w:ascii="Arial" w:hAnsi="Arial" w:cs="Arial"/>
-          <w:b/>
-          <w:bCs/>
-          <w:sz w:val="20"/>
-          <w:szCs w:val="20"/>
-        </w:rPr>
-        <w:t>At</w:t>
-      </w:r>
-      <w:proofErr w:type="gramEnd"/>
-      <w:r>
-        <w:rPr>
-          <w:rFonts w:ascii="Arial" w:hAnsi="Arial" w:cs="Arial"/>
-          <w:b/>
-          <w:bCs/>
-          <w:sz w:val="20"/>
-          <w:szCs w:val="20"/>
-        </w:rPr>
-        <w:t xml:space="preserve"> Random (MNAR) </w:t>
-      </w:r>
-      <w:r>
-        <w:rPr>
-          <w:rFonts w:ascii="Arial" w:hAnsi="Arial" w:cs="Arial"/>
-          <w:sz w:val="20"/>
-          <w:szCs w:val="20"/>
-        </w:rPr>
-        <w:t xml:space="preserve">since its </w:t>
-      </w:r>
-      <w:r>
-        <w:rPr>
-          <w:rFonts w:ascii="Arial" w:hAnsi="Arial" w:cs="Arial"/>
-          <w:b/>
-          <w:bCs/>
-          <w:sz w:val="20"/>
-          <w:szCs w:val="20"/>
-        </w:rPr>
-        <w:t>missingness is related to the actual value</w:t>
-      </w:r>
-      <w:r>
-        <w:rPr>
-          <w:rFonts w:ascii="Arial" w:hAnsi="Arial" w:cs="Arial"/>
-          <w:sz w:val="20"/>
-          <w:szCs w:val="20"/>
-        </w:rPr>
-        <w:t xml:space="preserve"> that is missing.</w:t>
-      </w:r>
-    </w:p>
-    <w:p>
-      <w:pPr>
-        <w:rPr>
-          <w:rFonts w:ascii="Garamond" w:hAnsi="Garamond"/>
-          <w:b/>
-          <w:bCs/>
-        </w:rPr>
-      </w:pPr>
-      <w:r>
-        <w:rPr>
-          <w:rFonts w:ascii="Garamond" w:hAnsi="Garamond"/>
-          <w:b/>
-          <w:bCs/>
-        </w:rPr>
-        <w:t>Family History</w:t>
-      </w:r>
-    </w:p>
-    <w:p>
-      <w:pPr>
-        <w:rPr>
-          <w:rFonts w:ascii="Garamond" w:hAnsi="Garamond"/>
-          <w:b/>
-          <w:bCs/>
-        </w:rPr>
-      </w:pPr>
-      <w:r>
-        <w:rPr>
-          <w:rFonts w:ascii="Arial" w:hAnsi="Arial" w:cs="Arial"/>
+      </w:pPr>
+      <w:r>
+        <w:rPr>
           <w:noProof/>
+        </w:rPr>
+        <mc:AlternateContent>
+          <mc:Choice Requires="wps">
+            <w:drawing>
+              <wp:anchor distT="0" distB="0" distL="114300" distR="114300" simplePos="0" relativeHeight="251677696" behindDoc="0" locked="0" layoutInCell="1" allowOverlap="1" wp14:anchorId="2980C777" wp14:editId="60538179">
+                <wp:simplePos x="0" y="0"/>
+                <wp:positionH relativeFrom="margin">
+                  <wp:posOffset>109220</wp:posOffset>
+                </wp:positionH>
+                <wp:positionV relativeFrom="margin">
+                  <wp:posOffset>9079128</wp:posOffset>
+                </wp:positionV>
+                <wp:extent cx="5731510" cy="635"/>
+                <wp:effectExtent l="0" t="0" r="0" b="0"/>
+                <wp:wrapSquare wrapText="bothSides"/>
+                <wp:docPr id="702812201" name="Text Box 1"/>
+                <wp:cNvGraphicFramePr/>
+                <a:graphic xmlns:a="http://schemas.openxmlformats.org/drawingml/2006/main">
+                  <a:graphicData uri="http://schemas.microsoft.com/office/word/2010/wordprocessingShape">
+                    <wps:wsp>
+                      <wps:cNvSpPr txBox="1"/>
+                      <wps:spPr>
+                        <a:xfrm>
+                          <a:off x="0" y="0"/>
+                          <a:ext cx="5731510" cy="635"/>
+                        </a:xfrm>
+                        <a:prstGeom prst="rect">
+                          <a:avLst/>
+                        </a:prstGeom>
+                        <a:solidFill>
+                          <a:prstClr val="white"/>
+                        </a:solidFill>
+                        <a:ln>
+                          <a:noFill/>
+                        </a:ln>
+                      </wps:spPr>
+                      <wps:txbx>
+                        <w:txbxContent>
+                          <w:p>
+                            <w:pPr>
+                              <w:pStyle w:val="Caption"/>
+                              <w:jc w:val="center"/>
+                              <w:rPr>
+                                <w:rFonts w:ascii="Arial" w:hAnsi="Arial" w:cs="Arial"/>
+                                <w:noProof/>
+                                <w:sz w:val="20"/>
+                                <w:szCs w:val="20"/>
+                              </w:rPr>
+                            </w:pPr>
+                            <w:r>
+                              <w:t xml:space="preserve">Figure </w:t>
+                            </w:r>
+                            <w:r>
+                              <w:fldChar w:fldCharType="begin"/>
+                            </w:r>
+                            <w:r>
+                              <w:instrText xml:space="preserve"> SEQ Figure \* ARABIC </w:instrText>
+                            </w:r>
+                            <w:r>
+                              <w:fldChar w:fldCharType="separate"/>
+                            </w:r>
+                            <w:r>
+                              <w:rPr>
+                                <w:noProof/>
+                              </w:rPr>
+                              <w:t>8</w:t>
+                            </w:r>
+                            <w:r>
+                              <w:fldChar w:fldCharType="end"/>
+                            </w:r>
+                            <w:r>
+                              <w:t>: Patient ID 1452 consultations</w:t>
+                            </w:r>
+                          </w:p>
+                        </w:txbxContent>
+                      </wps:txbx>
+                      <wps:bodyPr rot="0" spcFirstLastPara="0" vertOverflow="overflow" horzOverflow="overflow" vert="horz" wrap="square" lIns="0" tIns="0" rIns="0" bIns="0" numCol="1" spcCol="0" rtlCol="0" fromWordArt="0" anchor="t" anchorCtr="0" forceAA="0" compatLnSpc="1">
+                        <a:prstTxWarp prst="textNoShape">
+                          <a:avLst/>
+                        </a:prstTxWarp>
+                        <a:spAutoFit/>
+                      </wps:bodyPr>
+                    </wps:wsp>
+                  </a:graphicData>
+                </a:graphic>
+              </wp:anchor>
+            </w:drawing>
+          </mc:Choice>
+          <mc:Fallback>
+            <w:pict>
+              <v:shape w14:anchorId="2980C777" id="_x0000_s1029" type="#_x0000_t202" style="position:absolute;margin-left:8.6pt;margin-top:714.9pt;width:451.3pt;height:.05pt;z-index:251677696;visibility:visible;mso-wrap-style:square;mso-wrap-distance-left:9pt;mso-wrap-distance-top:0;mso-wrap-distance-right:9pt;mso-wrap-distance-bottom:0;mso-position-horizontal:absolute;mso-position-horizontal-relative:margin;mso-position-vertical:absolute;mso-position-vertical-relative:margin;v-text-anchor:top" o:gfxdata="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" stroked="f">
+                <v:textbox style="mso-fit-shape-to-text:t" inset="0,0,0,0">
+                  <w:txbxContent>
+                    <w:p>
+                      <w:pPr>
+                        <w:pStyle w:val="Caption"/>
+                        <w:jc w:val="center"/>
+                        <w:rPr>
+                          <w:rFonts w:ascii="Arial" w:hAnsi="Arial" w:cs="Arial"/>
+                          <w:noProof/>
+                          <w:sz w:val="20"/>
+                          <w:szCs w:val="20"/>
+                        </w:rPr>
+                      </w:pPr>
+                      <w:r>
+                        <w:t xml:space="preserve">Figure </w:t>
+                      </w:r>
+                      <w:r>
+                        <w:fldChar w:fldCharType="begin"/>
+                      </w:r>
+                      <w:r>
+                        <w:instrText xml:space="preserve"> SEQ Figure \* ARABIC </w:instrText>
+                      </w:r>
+                      <w:r>
+                        <w:fldChar w:fldCharType="separate"/>
+                      </w:r>
+                      <w:r>
+                        <w:rPr>
+                          <w:noProof/>
+                        </w:rPr>
+                        <w:t>8</w:t>
+                      </w:r>
+                      <w:r>
+                        <w:fldChar w:fldCharType="end"/>
+                      </w:r>
+                      <w:r>
+                        <w:t>: Patient ID 1452 consultations</w:t>
+                      </w:r>
+                    </w:p>
+                  </w:txbxContent>
+                </v:textbox>
+                <w10:wrap type="square" anchorx="margin" anchory="margin"/>
+              </v:shape>
+            </w:pict>
+          </mc:Fallback>
+        </mc:AlternateContent>
+      </w:r>
+      <w:r>
+        <w:rPr>
+          <w:rFonts w:ascii="Arial" w:hAnsi="Arial" w:cs="Arial"/>
+          <w:noProof/>
           <w:sz w:val="20"/>
           <w:szCs w:val="20"/>
         </w:rPr>
         <w:drawing>
-          <wp:anchor distT="0" distB="0" distL="114300" distR="114300" simplePos="0" relativeHeight="251663360" behindDoc="0" locked="0" layoutInCell="1" allowOverlap="1" wp14:anchorId="532878EF" wp14:editId="73AF5A05">
+          <wp:anchor distT="0" distB="0" distL="114300" distR="114300" simplePos="0" relativeHeight="251663360" behindDoc="0" locked="0" layoutInCell="1" allowOverlap="1" wp14:anchorId="532878EF" wp14:editId="7344A048">
             <wp:simplePos x="0" y="0"/>
             <wp:positionH relativeFrom="margin">
-              <wp:posOffset>-8890</wp:posOffset>
+              <wp:posOffset>108001</wp:posOffset>
             </wp:positionH>
             <wp:positionV relativeFrom="margin">
-              <wp:posOffset>4691179</wp:posOffset>
+              <wp:posOffset>6194705</wp:posOffset>
             </wp:positionV>
             <wp:extent cx="5731510" cy="2827020"/>
             <wp:effectExtent l="0" t="0" r="0" b="5080"/>
@@ -4175,78 +4882,541 @@
     </w:p>
     <w:p>
       <w:pPr>
+        <w:ind w:firstLine="720"/>
+        <w:rPr>
+          <w:rFonts w:ascii="Arial" w:hAnsi="Arial" w:cs="Arial"/>
+          <w:sz w:val="20"/>
+          <w:szCs w:val="20"/>
+        </w:rPr>
+      </w:pPr>
+      <w:r>
+        <w:rPr>
+          <w:rFonts w:ascii="Arial" w:hAnsi="Arial" w:cs="Arial"/>
+          <w:sz w:val="20"/>
+          <w:szCs w:val="20"/>
+        </w:rPr>
+        <w:lastRenderedPageBreak/>
+        <w:t xml:space="preserve">For example, patient </w:t>
+      </w:r>
+      <w:r>
+        <w:rPr>
+          <w:rFonts w:ascii="Arial" w:hAnsi="Arial" w:cs="Arial"/>
+          <w:sz w:val="20"/>
+          <w:szCs w:val="20"/>
+        </w:rPr>
+        <w:t xml:space="preserve">ID </w:t>
+      </w:r>
+      <w:r>
+        <w:rPr>
+          <w:rFonts w:ascii="Arial" w:hAnsi="Arial" w:cs="Arial"/>
+          <w:sz w:val="20"/>
+          <w:szCs w:val="20"/>
+        </w:rPr>
+        <w:t>1452 had missing values in Family History throughout all the consultations, therefore, there is not enough data to infer any diseases.</w:t>
+      </w:r>
+    </w:p>
+    <w:p>
+      <w:pPr>
         <w:rPr>
           <w:rFonts w:ascii="Garamond" w:hAnsi="Garamond"/>
           <w:b/>
           <w:bCs/>
-        </w:rPr>
-      </w:pPr>
-    </w:p>
-    <w:p>
-      <w:pPr>
-        <w:rPr>
-          <w:rFonts w:ascii="Arial" w:hAnsi="Arial" w:cs="Arial"/>
-          <w:sz w:val="20"/>
-          <w:szCs w:val="20"/>
-        </w:rPr>
-      </w:pPr>
-      <w:r>
-        <w:rPr>
-          <w:rFonts w:ascii="Arial" w:hAnsi="Arial" w:cs="Arial"/>
-          <w:b/>
-          <w:bCs/>
-          <w:sz w:val="20"/>
-          <w:szCs w:val="20"/>
-        </w:rPr>
-        <w:tab/>
-      </w:r>
-      <w:r>
-        <w:rPr>
-          <w:rFonts w:ascii="Arial" w:hAnsi="Arial" w:cs="Arial"/>
-          <w:sz w:val="20"/>
-          <w:szCs w:val="20"/>
-        </w:rPr>
-        <w:t>For example, patient 1452 had missing values in Family History throughout all the consultations, therefore, there is not enough data to infer any diseases.</w:t>
-      </w:r>
-    </w:p>
-    <w:p>
-      <w:pPr>
-        <w:rPr>
-          <w:rFonts w:ascii="Arial" w:hAnsi="Arial" w:cs="Arial"/>
-          <w:sz w:val="20"/>
-          <w:szCs w:val="20"/>
-        </w:rPr>
-      </w:pPr>
-    </w:p>
-    <w:p>
-      <w:pPr>
-        <w:rPr>
-          <w:rFonts w:ascii="Arial" w:hAnsi="Arial" w:cs="Arial"/>
-          <w:sz w:val="20"/>
-          <w:szCs w:val="20"/>
-        </w:rPr>
-      </w:pPr>
+          <w:lang w:val="en-US"/>
+        </w:rPr>
+      </w:pPr>
+      <w:r>
+        <w:rPr>
+          <w:rFonts w:ascii="Garamond" w:hAnsi="Garamond"/>
+          <w:b/>
+          <w:bCs/>
+          <w:lang w:val="en-US"/>
+        </w:rPr>
+        <w:t>Distribution and Skewness Analysis</w:t>
+      </w:r>
     </w:p>
     <w:p>
       <w:pPr>
         <w:ind w:firstLine="720"/>
         <w:rPr>
           <w:rFonts w:ascii="Arial" w:hAnsi="Arial" w:cs="Arial"/>
-          <w:b/>
-          <w:bCs/>
-          <w:sz w:val="20"/>
-          <w:szCs w:val="20"/>
-          <w:lang w:val="pt-PT"/>
-        </w:rPr>
-      </w:pPr>
-      <w:r>
+          <w:sz w:val="20"/>
+          <w:szCs w:val="20"/>
+        </w:rPr>
+      </w:pPr>
+      <w:r>
+        <w:rPr>
+          <w:rFonts w:ascii="Arial" w:hAnsi="Arial" w:cs="Arial"/>
+          <w:sz w:val="20"/>
+          <w:szCs w:val="20"/>
+        </w:rPr>
+        <w:t xml:space="preserve">To determine the degree of skewness and the need for </w:t>
+      </w:r>
+      <w:r>
+        <w:rPr>
+          <w:rFonts w:ascii="Arial" w:hAnsi="Arial" w:cs="Arial"/>
+          <w:sz w:val="20"/>
+          <w:szCs w:val="20"/>
+        </w:rPr>
+        <w:t xml:space="preserve">data transformations, the distributions of </w:t>
+      </w:r>
+      <w:r>
+        <w:rPr>
+          <w:rFonts w:ascii="Arial" w:hAnsi="Arial" w:cs="Arial"/>
+          <w:sz w:val="20"/>
+          <w:szCs w:val="20"/>
+        </w:rPr>
+        <w:t xml:space="preserve">the were </w:t>
+      </w:r>
+      <w:r>
+        <w:rPr>
+          <w:rFonts w:ascii="Arial" w:hAnsi="Arial" w:cs="Arial"/>
+          <w:sz w:val="20"/>
+          <w:szCs w:val="20"/>
+        </w:rPr>
+        <w:t>examined. Skewness</w:t>
+      </w:r>
+      <w:r>
+        <w:rPr>
+          <w:rFonts w:ascii="Arial" w:hAnsi="Arial" w:cs="Arial"/>
+          <w:sz w:val="20"/>
+          <w:szCs w:val="20"/>
+        </w:rPr>
+        <w:t xml:space="preserve"> was computed for all </w:t>
+      </w:r>
+      <w:r>
+        <w:rPr>
+          <w:rFonts w:ascii="Arial" w:hAnsi="Arial" w:cs="Arial"/>
+          <w:sz w:val="20"/>
+          <w:szCs w:val="20"/>
+        </w:rPr>
+        <w:t xml:space="preserve">the </w:t>
+      </w:r>
+      <w:r>
+        <w:rPr>
+          <w:rFonts w:ascii="Arial" w:hAnsi="Arial" w:cs="Arial"/>
+          <w:sz w:val="20"/>
+          <w:szCs w:val="20"/>
+        </w:rPr>
+        <w:t>numerical features to classify their distributions</w:t>
+      </w:r>
+      <w:r>
+        <w:rPr>
+          <w:rFonts w:ascii="Arial" w:hAnsi="Arial" w:cs="Arial"/>
+          <w:sz w:val="20"/>
+          <w:szCs w:val="20"/>
+        </w:rPr>
+        <w:t xml:space="preserve"> </w:t>
+      </w:r>
+      <w:r>
+        <w:rPr>
+          <w:rFonts w:ascii="Arial" w:hAnsi="Arial" w:cs="Arial"/>
+          <w:sz w:val="20"/>
+          <w:szCs w:val="20"/>
+        </w:rPr>
+        <w:t xml:space="preserve">as </w:t>
+      </w:r>
+      <w:r>
+        <w:rPr>
+          <w:rFonts w:ascii="Arial" w:hAnsi="Arial" w:cs="Arial"/>
+          <w:b/>
+          <w:bCs/>
+          <w:sz w:val="20"/>
+          <w:szCs w:val="20"/>
+        </w:rPr>
+        <w:t>approximately symmetric</w:t>
+      </w:r>
+      <w:r>
+        <w:rPr>
+          <w:rFonts w:ascii="Arial" w:hAnsi="Arial" w:cs="Arial"/>
+          <w:sz w:val="20"/>
+          <w:szCs w:val="20"/>
+        </w:rPr>
+        <w:t xml:space="preserve">, </w:t>
+      </w:r>
+      <w:r>
+        <w:rPr>
+          <w:rFonts w:ascii="Arial" w:hAnsi="Arial" w:cs="Arial"/>
+          <w:b/>
+          <w:bCs/>
+          <w:sz w:val="20"/>
+          <w:szCs w:val="20"/>
+        </w:rPr>
+        <w:t>left-skewed,</w:t>
+      </w:r>
+      <w:r>
+        <w:rPr>
+          <w:rFonts w:ascii="Arial" w:hAnsi="Arial" w:cs="Arial"/>
+          <w:sz w:val="20"/>
+          <w:szCs w:val="20"/>
+        </w:rPr>
+        <w:t xml:space="preserve"> or </w:t>
+      </w:r>
+      <w:r>
+        <w:rPr>
+          <w:rFonts w:ascii="Arial" w:hAnsi="Arial" w:cs="Arial"/>
+          <w:b/>
+          <w:bCs/>
+          <w:sz w:val="20"/>
+          <w:szCs w:val="20"/>
+        </w:rPr>
+        <w:t>right-skewed.</w:t>
+      </w:r>
+      <w:r>
+        <w:rPr>
+          <w:rFonts w:ascii="Arial" w:hAnsi="Arial" w:cs="Arial"/>
+          <w:sz w:val="20"/>
+          <w:szCs w:val="20"/>
+        </w:rPr>
+        <w:t xml:space="preserve"> </w:t>
+      </w:r>
+    </w:p>
+    <w:p>
+      <w:pPr>
+        <w:ind w:firstLine="720"/>
         <w:rPr>
           <w:rFonts w:ascii="Garamond" w:hAnsi="Garamond"/>
           <w:b/>
           <w:bCs/>
-          <w:lang w:val="pt-PT"/>
-        </w:rPr>
-        <w:lastRenderedPageBreak/>
+          <w:lang w:val="en-US"/>
+        </w:rPr>
+      </w:pPr>
+      <w:r>
+        <w:rPr>
+          <w:rFonts w:ascii="Garamond" w:hAnsi="Garamond"/>
+          <w:b/>
+          <w:bCs/>
+          <w:lang w:val="en-US"/>
+        </w:rPr>
+        <w:t>Approximately Symmetric</w:t>
+      </w:r>
+      <w:r>
+        <w:rPr>
+          <w:rFonts w:ascii="Garamond" w:hAnsi="Garamond"/>
+          <w:b/>
+          <w:bCs/>
+          <w:lang w:val="en-US"/>
+        </w:rPr>
+        <w:t xml:space="preserve"> (but not normal)</w:t>
+      </w:r>
+      <w:r>
+        <w:rPr>
+          <w:rFonts w:ascii="Garamond" w:hAnsi="Garamond"/>
+          <w:b/>
+          <w:bCs/>
+          <w:lang w:val="en-US"/>
+        </w:rPr>
+        <w:t>:</w:t>
+      </w:r>
+    </w:p>
+    <w:p>
+      <w:pPr>
+        <w:rPr>
+          <w:rFonts w:ascii="Arial" w:hAnsi="Arial" w:cs="Arial"/>
+          <w:sz w:val="20"/>
+          <w:szCs w:val="20"/>
+        </w:rPr>
+      </w:pPr>
+      <w:r>
+        <w:rPr>
+          <w:rFonts w:ascii="Arial" w:hAnsi="Arial" w:cs="Arial"/>
+          <w:b/>
+          <w:bCs/>
+          <w:sz w:val="20"/>
+          <w:szCs w:val="20"/>
+        </w:rPr>
+        <w:t>Consultation Duration</w:t>
+      </w:r>
+      <w:r>
+        <w:rPr>
+          <w:rFonts w:ascii="Arial" w:hAnsi="Arial" w:cs="Arial"/>
+          <w:b/>
+          <w:bCs/>
+          <w:sz w:val="20"/>
+          <w:szCs w:val="20"/>
+        </w:rPr>
+        <w:t xml:space="preserve"> </w:t>
+      </w:r>
+      <w:r>
+        <w:rPr>
+          <w:rFonts w:ascii="Arial" w:hAnsi="Arial" w:cs="Arial"/>
+          <w:sz w:val="20"/>
+          <w:szCs w:val="20"/>
+        </w:rPr>
+        <w:t>is highly uniform / multimodal across a range that goes from about 20 to 120 minutes.</w:t>
+      </w:r>
+    </w:p>
+    <w:p>
+      <w:pPr>
+        <w:rPr>
+          <w:rFonts w:ascii="Arial" w:hAnsi="Arial" w:cs="Arial"/>
+          <w:sz w:val="20"/>
+          <w:szCs w:val="20"/>
+        </w:rPr>
+      </w:pPr>
+      <w:r>
+        <w:rPr>
+          <w:rFonts w:ascii="Arial" w:hAnsi="Arial" w:cs="Arial"/>
+          <w:b/>
+          <w:bCs/>
+          <w:sz w:val="20"/>
+          <w:szCs w:val="20"/>
+        </w:rPr>
+        <w:t xml:space="preserve">Satisfaction Level </w:t>
+      </w:r>
+      <w:r>
+        <w:rPr>
+          <w:rFonts w:ascii="Arial" w:hAnsi="Arial" w:cs="Arial"/>
+          <w:sz w:val="20"/>
+          <w:szCs w:val="20"/>
+        </w:rPr>
+        <w:t xml:space="preserve">exhibited </w:t>
+      </w:r>
+      <w:r>
+        <w:rPr>
+          <w:rFonts w:ascii="Arial" w:hAnsi="Arial" w:cs="Arial"/>
+          <w:sz w:val="20"/>
+          <w:szCs w:val="20"/>
+        </w:rPr>
+        <w:t>discrete</w:t>
+      </w:r>
+      <w:r>
+        <w:rPr>
+          <w:rFonts w:ascii="Arial" w:hAnsi="Arial" w:cs="Arial"/>
+          <w:sz w:val="20"/>
+          <w:szCs w:val="20"/>
+        </w:rPr>
+        <w:t xml:space="preserve"> </w:t>
+      </w:r>
+      <w:r>
+        <w:rPr>
+          <w:rFonts w:ascii="Arial" w:hAnsi="Arial" w:cs="Arial"/>
+          <w:sz w:val="20"/>
+          <w:szCs w:val="20"/>
+        </w:rPr>
+        <w:t>uniform</w:t>
+      </w:r>
+      <w:r>
+        <w:rPr>
+          <w:rFonts w:ascii="Arial" w:hAnsi="Arial" w:cs="Arial"/>
+          <w:sz w:val="20"/>
+          <w:szCs w:val="20"/>
+        </w:rPr>
+        <w:t xml:space="preserve"> </w:t>
+      </w:r>
+      <w:r>
+        <w:rPr>
+          <w:rFonts w:ascii="Arial" w:hAnsi="Arial" w:cs="Arial"/>
+          <w:sz w:val="20"/>
+          <w:szCs w:val="20"/>
+        </w:rPr>
+        <w:t>distribution, with a higher peak at a level of 5, indicating most patients were very satisfied with the consultations.</w:t>
+      </w:r>
+    </w:p>
+    <w:p>
+      <w:pPr>
+        <w:rPr>
+          <w:rFonts w:ascii="Arial" w:hAnsi="Arial" w:cs="Arial"/>
+          <w:sz w:val="20"/>
+          <w:szCs w:val="20"/>
+          <w:u w:val="single"/>
+        </w:rPr>
+      </w:pPr>
+      <w:r>
+        <w:rPr>
+          <w:rFonts w:ascii="Arial" w:hAnsi="Arial" w:cs="Arial"/>
+          <w:sz w:val="20"/>
+          <w:szCs w:val="20"/>
+          <w:u w:val="single"/>
+        </w:rPr>
+        <w:t>Moderate right-skewed:</w:t>
+      </w:r>
+    </w:p>
+    <w:p>
+      <w:pPr>
+        <w:rPr>
+          <w:rFonts w:ascii="Arial" w:hAnsi="Arial" w:cs="Arial"/>
+          <w:sz w:val="20"/>
+          <w:szCs w:val="20"/>
+        </w:rPr>
+      </w:pPr>
+      <w:r>
+        <w:rPr>
+          <w:rFonts w:ascii="Arial" w:hAnsi="Arial" w:cs="Arial"/>
+          <w:sz w:val="20"/>
+          <w:szCs w:val="20"/>
+        </w:rPr>
+        <w:t>Consultation Duration showed moderate right-skewness, indicating occasional long consultations</w:t>
+      </w:r>
+      <w:r>
+        <w:rPr>
+          <w:rFonts w:ascii="Arial" w:hAnsi="Arial" w:cs="Arial"/>
+          <w:sz w:val="20"/>
+          <w:szCs w:val="20"/>
+        </w:rPr>
+        <w:t>.</w:t>
+      </w:r>
+    </w:p>
+    <w:p>
+      <w:pPr>
+        <w:rPr>
+          <w:rFonts w:ascii="Arial" w:hAnsi="Arial" w:cs="Arial"/>
+          <w:sz w:val="20"/>
+          <w:szCs w:val="20"/>
+          <w:u w:val="single"/>
+        </w:rPr>
+      </w:pPr>
+      <w:r>
+        <w:rPr>
+          <w:rFonts w:ascii="Arial" w:hAnsi="Arial" w:cs="Arial"/>
+          <w:sz w:val="20"/>
+          <w:szCs w:val="20"/>
+          <w:u w:val="single"/>
+        </w:rPr>
+        <w:t>Heavily right-skewed:</w:t>
+      </w:r>
+    </w:p>
+    <w:p>
+      <w:pPr>
+        <w:rPr>
+          <w:rFonts w:ascii="Arial" w:hAnsi="Arial" w:cs="Arial"/>
+          <w:sz w:val="20"/>
+          <w:szCs w:val="20"/>
+        </w:rPr>
+      </w:pPr>
+      <w:r>
+        <w:rPr>
+          <w:rFonts w:ascii="Arial" w:hAnsi="Arial" w:cs="Arial"/>
+          <w:sz w:val="20"/>
+          <w:szCs w:val="20"/>
+        </w:rPr>
+        <w:t xml:space="preserve"> </w:t>
+      </w:r>
+      <w:r>
+        <w:rPr>
+          <w:rFonts w:ascii="Arial" w:hAnsi="Arial" w:cs="Arial"/>
+          <w:b/>
+          <w:bCs/>
+          <w:sz w:val="20"/>
+          <w:szCs w:val="20"/>
+        </w:rPr>
+        <w:t>Approximate Annual Income</w:t>
+      </w:r>
+      <w:r>
+        <w:rPr>
+          <w:rFonts w:ascii="Arial" w:hAnsi="Arial" w:cs="Arial"/>
+          <w:b/>
+          <w:bCs/>
+          <w:sz w:val="20"/>
+          <w:szCs w:val="20"/>
+        </w:rPr>
+        <w:t xml:space="preserve"> </w:t>
+      </w:r>
+      <w:r>
+        <w:rPr>
+          <w:rFonts w:ascii="Arial" w:hAnsi="Arial" w:cs="Arial"/>
+          <w:sz w:val="20"/>
+          <w:szCs w:val="20"/>
+        </w:rPr>
+        <w:t>displayed a hight right-skewness, even after capping strong high-end outliers.</w:t>
+      </w:r>
+    </w:p>
+    <w:p>
+      <w:pPr>
+        <w:rPr>
+          <w:rFonts w:ascii="Arial" w:hAnsi="Arial" w:cs="Arial"/>
+          <w:sz w:val="20"/>
+          <w:szCs w:val="20"/>
+        </w:rPr>
+      </w:pPr>
+      <w:r>
+        <w:rPr>
+          <w:rFonts w:ascii="Arial" w:hAnsi="Arial" w:cs="Arial"/>
+          <w:b/>
+          <w:bCs/>
+          <w:sz w:val="20"/>
+          <w:szCs w:val="20"/>
+        </w:rPr>
+        <w:t xml:space="preserve"> Consultation Price</w:t>
+      </w:r>
+      <w:r>
+        <w:rPr>
+          <w:rFonts w:ascii="Arial" w:hAnsi="Arial" w:cs="Arial"/>
+          <w:sz w:val="20"/>
+          <w:szCs w:val="20"/>
+        </w:rPr>
+        <w:t xml:space="preserve"> displayed </w:t>
+      </w:r>
+      <w:r>
+        <w:rPr>
+          <w:rFonts w:ascii="Arial" w:hAnsi="Arial" w:cs="Arial"/>
+          <w:sz w:val="20"/>
+          <w:szCs w:val="20"/>
+        </w:rPr>
+        <w:t>a hight right-skewness</w:t>
+      </w:r>
+      <w:r>
+        <w:rPr>
+          <w:rFonts w:ascii="Arial" w:hAnsi="Arial" w:cs="Arial"/>
+          <w:sz w:val="20"/>
+          <w:szCs w:val="20"/>
+        </w:rPr>
+        <w:t xml:space="preserve"> </w:t>
+      </w:r>
+      <w:r>
+        <w:rPr>
+          <w:rFonts w:ascii="Arial" w:hAnsi="Arial" w:cs="Arial"/>
+          <w:sz w:val="20"/>
+          <w:szCs w:val="20"/>
+        </w:rPr>
+        <w:t>even after capping strong high-end outliers.</w:t>
+      </w:r>
+    </w:p>
+    <w:p>
+      <w:pPr>
+        <w:rPr>
+          <w:rFonts w:ascii="Arial" w:hAnsi="Arial" w:cs="Arial"/>
+          <w:sz w:val="20"/>
+          <w:szCs w:val="20"/>
+        </w:rPr>
+      </w:pPr>
+      <w:r>
+        <w:rPr>
+          <w:rFonts w:ascii="Arial" w:hAnsi="Arial" w:cs="Arial"/>
+          <w:sz w:val="20"/>
+          <w:szCs w:val="20"/>
+        </w:rPr>
+        <w:t xml:space="preserve">Insurance Coverage </w:t>
+      </w:r>
+    </w:p>
+    <w:p>
+      <w:pPr>
+        <w:ind w:firstLine="720"/>
+        <w:rPr>
+          <w:rFonts w:ascii="Arial" w:hAnsi="Arial" w:cs="Arial"/>
+          <w:sz w:val="20"/>
+          <w:szCs w:val="20"/>
+        </w:rPr>
+      </w:pPr>
+    </w:p>
+    <w:p>
+      <w:pPr>
+        <w:ind w:firstLine="720"/>
+        <w:rPr>
+          <w:rFonts w:ascii="Arial" w:hAnsi="Arial" w:cs="Arial"/>
+          <w:b/>
+          <w:bCs/>
+          <w:sz w:val="20"/>
+          <w:szCs w:val="20"/>
+          <w:lang w:val="en-US"/>
+        </w:rPr>
+      </w:pPr>
+      <w:r>
+        <w:rPr>
+          <w:rFonts w:ascii="Garamond" w:hAnsi="Garamond"/>
+          <w:b/>
+          <w:bCs/>
+          <w:lang w:val="en-US"/>
+        </w:rPr>
         <w:t>Outliers</w:t>
       </w:r>
     </w:p>
@@ -4317,7 +5487,7 @@
           <w:sz w:val="20"/>
           <w:szCs w:val="20"/>
         </w:rPr>
-        <w:t xml:space="preserve">Q1 – k </w:t>
+        <w:t>Q1–k</w:t>
       </w:r>
       <w:r>
         <w:rPr>
@@ -4337,7 +5507,7 @@
           <w:sz w:val="20"/>
           <w:szCs w:val="20"/>
         </w:rPr>
-        <w:t xml:space="preserve"> IQR</w:t>
+        <w:t>IQR</w:t>
       </w:r>
       <w:r>
         <w:rPr>
@@ -4355,7 +5525,7 @@
           <w:sz w:val="20"/>
           <w:szCs w:val="20"/>
         </w:rPr>
-        <w:t xml:space="preserve">Q3 + k </w:t>
+        <w:t>Q3+k</w:t>
       </w:r>
       <w:r>
         <w:rPr>
@@ -4375,7 +5545,7 @@
           <w:sz w:val="20"/>
           <w:szCs w:val="20"/>
         </w:rPr>
-        <w:t xml:space="preserve"> IQR,</w:t>
+        <w:t>IQR,</w:t>
       </w:r>
       <w:r>
         <w:rPr>
@@ -4401,7 +5571,15 @@
           <w:sz w:val="20"/>
           <w:szCs w:val="20"/>
         </w:rPr>
-        <w:t xml:space="preserve"> being </w:t>
+        <w:t xml:space="preserve"> </w:t>
+      </w:r>
+      <w:r>
+        <w:rPr>
+          <w:rFonts w:ascii="Arial" w:hAnsi="Arial" w:cs="Arial"/>
+          <w:sz w:val="20"/>
+          <w:szCs w:val="20"/>
+        </w:rPr>
+        <w:t xml:space="preserve">being </w:t>
       </w:r>
       <w:r>
         <w:rPr>
@@ -4496,137 +5674,22 @@
       <w:r>
         <w:rPr>
           <w:rFonts w:ascii="Arial" w:hAnsi="Arial" w:cs="Arial"/>
-          <w:sz w:val="20"/>
-          <w:szCs w:val="20"/>
-        </w:rPr>
-        <w:t>All observations above 127 (</w:t>
-      </w:r>
-      <w:r>
-        <w:rPr>
-          <w:rFonts w:ascii="Arial" w:hAnsi="Arial" w:cs="Arial"/>
-          <w:sz w:val="20"/>
-          <w:szCs w:val="20"/>
-        </w:rPr>
-        <w:t xml:space="preserve">corresponding to </w:t>
-      </w:r>
-      <w:r>
-        <w:rPr>
-          <w:rFonts w:ascii="Consolas" w:hAnsi="Consolas" w:cs="Consolas"/>
-          <w:b/>
-          <w:bCs/>
-          <w:sz w:val="20"/>
-          <w:szCs w:val="20"/>
-        </w:rPr>
-        <w:t>Q3+IQR</w:t>
-      </w:r>
-      <w:r>
-        <w:rPr>
-          <w:rFonts w:ascii="Consolas" w:hAnsi="Consolas" w:cs="Consolas"/>
-          <w:b/>
-          <w:bCs/>
-          <w:sz w:val="20"/>
-          <w:szCs w:val="20"/>
-        </w:rPr>
-        <w:t>,</w:t>
-      </w:r>
-      <w:r>
-        <w:rPr>
-          <w:rFonts w:ascii="Arial" w:hAnsi="Arial" w:cs="Arial"/>
-          <w:sz w:val="20"/>
-          <w:szCs w:val="20"/>
-        </w:rPr>
-        <w:t xml:space="preserve"> with </w:t>
-      </w:r>
-      <w:r>
-        <w:rPr>
-          <w:rFonts w:ascii="Consolas" w:hAnsi="Consolas" w:cs="Consolas"/>
-          <w:b/>
-          <w:bCs/>
-          <w:sz w:val="20"/>
-          <w:szCs w:val="20"/>
-        </w:rPr>
-        <w:t>k</w:t>
-      </w:r>
-      <w:r>
-        <w:rPr>
-          <w:rFonts w:ascii="Arial" w:hAnsi="Arial" w:cs="Arial"/>
-          <w:sz w:val="20"/>
-          <w:szCs w:val="20"/>
-        </w:rPr>
-        <w:t xml:space="preserve"> set to </w:t>
-      </w:r>
-      <w:r>
-        <w:rPr>
-          <w:rFonts w:ascii="Consolas" w:hAnsi="Consolas" w:cs="Consolas"/>
-          <w:b/>
-          <w:bCs/>
-          <w:sz w:val="20"/>
-          <w:szCs w:val="20"/>
-        </w:rPr>
-        <w:t>1</w:t>
-      </w:r>
-      <w:r>
-        <w:rPr>
-          <w:rFonts w:ascii="Arial" w:hAnsi="Arial" w:cs="Arial"/>
-          <w:sz w:val="20"/>
-          <w:szCs w:val="20"/>
-        </w:rPr>
-        <w:t xml:space="preserve">) </w:t>
-      </w:r>
-      <w:r>
-        <w:rPr>
-          <w:rFonts w:ascii="Arial" w:hAnsi="Arial" w:cs="Arial"/>
-          <w:sz w:val="20"/>
-          <w:szCs w:val="20"/>
-        </w:rPr>
-        <w:t xml:space="preserve">were capped. </w:t>
-      </w:r>
-      <w:r>
-        <w:rPr>
-          <w:rFonts w:ascii="Arial" w:hAnsi="Arial" w:cs="Arial"/>
-          <w:sz w:val="20"/>
-          <w:szCs w:val="20"/>
-        </w:rPr>
-        <w:t xml:space="preserve">If the default value for </w:t>
-      </w:r>
-      <w:r>
-        <w:rPr>
-          <w:rFonts w:ascii="Consolas" w:hAnsi="Consolas" w:cs="Consolas"/>
-          <w:b/>
-          <w:bCs/>
-          <w:sz w:val="20"/>
-          <w:szCs w:val="20"/>
-        </w:rPr>
-        <w:t>k</w:t>
-      </w:r>
-      <w:r>
-        <w:rPr>
-          <w:rFonts w:ascii="Arial" w:hAnsi="Arial" w:cs="Arial"/>
-          <w:sz w:val="20"/>
-          <w:szCs w:val="20"/>
-        </w:rPr>
-        <w:t xml:space="preserve"> was used, the capping threshold would be even higher, allowing unrealistic ages to remain in the dataset.</w:t>
-      </w:r>
-    </w:p>
-    <w:p>
-      <w:pPr>
-        <w:rPr>
-          <w:rFonts w:ascii="Arial" w:hAnsi="Arial" w:cs="Arial"/>
-          <w:sz w:val="20"/>
-          <w:szCs w:val="20"/>
-        </w:rPr>
-      </w:pPr>
-      <w:r>
-        <w:rPr>
-          <w:rFonts w:ascii="Arial" w:hAnsi="Arial" w:cs="Arial"/>
           <w:noProof/>
           <w:sz w:val="20"/>
           <w:szCs w:val="20"/>
         </w:rPr>
         <w:drawing>
-          <wp:inline distT="0" distB="0" distL="0" distR="0" wp14:anchorId="6B5D545F" wp14:editId="4845D80B">
+          <wp:anchor distT="0" distB="0" distL="114300" distR="114300" simplePos="0" relativeHeight="251675648" behindDoc="0" locked="0" layoutInCell="1" allowOverlap="1" wp14:anchorId="6B5D545F" wp14:editId="36B7ED96">
+            <wp:simplePos x="0" y="0"/>
+            <wp:positionH relativeFrom="margin">
+              <wp:posOffset>1396340</wp:posOffset>
+            </wp:positionH>
+            <wp:positionV relativeFrom="margin">
+              <wp:posOffset>7208520</wp:posOffset>
+            </wp:positionV>
             <wp:extent cx="2994154" cy="2488928"/>
-            <wp:effectExtent l="0" t="0" r="0" b="6985"/>
+            <wp:effectExtent l="0" t="0" r="3175" b="635"/>
+            <wp:wrapSquare wrapText="bothSides"/>
             <wp:docPr id="740286290" name="Picture 1"/>
             <wp:cNvGraphicFramePr>
               <a:graphicFrameLocks xmlns:a="http://schemas.openxmlformats.org/drawingml/2006/main" noChangeAspect="1"/>
@@ -4656,7 +5719,7 @@
                   <pic:spPr bwMode="auto">
                     <a:xfrm>
                       <a:off x="0" y="0"/>
-                      <a:ext cx="3005313" cy="2498204"/>
+                      <a:ext cx="2994154" cy="2488928"/>
                     </a:xfrm>
                     <a:prstGeom prst="rect">
                       <a:avLst/>
@@ -4669,9 +5732,213 @@
                 </pic:pic>
               </a:graphicData>
             </a:graphic>
-          </wp:inline>
+          </wp:anchor>
         </w:drawing>
       </w:r>
+      <w:r>
+        <w:rPr>
+          <w:rFonts w:ascii="Arial" w:hAnsi="Arial" w:cs="Arial"/>
+          <w:sz w:val="20"/>
+          <w:szCs w:val="20"/>
+        </w:rPr>
+        <w:t>All observations above 127 (</w:t>
+      </w:r>
+      <w:r>
+        <w:rPr>
+          <w:rFonts w:ascii="Arial" w:hAnsi="Arial" w:cs="Arial"/>
+          <w:sz w:val="20"/>
+          <w:szCs w:val="20"/>
+        </w:rPr>
+        <w:t xml:space="preserve">corresponding to </w:t>
+      </w:r>
+      <w:r>
+        <w:rPr>
+          <w:rFonts w:ascii="Consolas" w:hAnsi="Consolas" w:cs="Consolas"/>
+          <w:b/>
+          <w:bCs/>
+          <w:sz w:val="20"/>
+          <w:szCs w:val="20"/>
+        </w:rPr>
+        <w:t>Q3+IQR</w:t>
+      </w:r>
+      <w:r>
+        <w:rPr>
+          <w:rFonts w:ascii="Consolas" w:hAnsi="Consolas" w:cs="Consolas"/>
+          <w:b/>
+          <w:bCs/>
+          <w:sz w:val="20"/>
+          <w:szCs w:val="20"/>
+        </w:rPr>
+        <w:t>,</w:t>
+      </w:r>
+      <w:r>
+        <w:rPr>
+          <w:rFonts w:ascii="Arial" w:hAnsi="Arial" w:cs="Arial"/>
+          <w:sz w:val="20"/>
+          <w:szCs w:val="20"/>
+        </w:rPr>
+        <w:t xml:space="preserve"> with </w:t>
+      </w:r>
+      <w:r>
+        <w:rPr>
+          <w:rFonts w:ascii="Consolas" w:hAnsi="Consolas" w:cs="Consolas"/>
+          <w:b/>
+          <w:bCs/>
+          <w:sz w:val="20"/>
+          <w:szCs w:val="20"/>
+        </w:rPr>
+        <w:t>k</w:t>
+      </w:r>
+      <w:r>
+        <w:rPr>
+          <w:rFonts w:ascii="Arial" w:hAnsi="Arial" w:cs="Arial"/>
+          <w:sz w:val="20"/>
+          <w:szCs w:val="20"/>
+        </w:rPr>
+        <w:t xml:space="preserve"> set to </w:t>
+      </w:r>
+      <w:r>
+        <w:rPr>
+          <w:rFonts w:ascii="Consolas" w:hAnsi="Consolas" w:cs="Consolas"/>
+          <w:b/>
+          <w:bCs/>
+          <w:sz w:val="20"/>
+          <w:szCs w:val="20"/>
+        </w:rPr>
+        <w:t>1</w:t>
+      </w:r>
+      <w:r>
+        <w:rPr>
+          <w:rFonts w:ascii="Arial" w:hAnsi="Arial" w:cs="Arial"/>
+          <w:sz w:val="20"/>
+          <w:szCs w:val="20"/>
+        </w:rPr>
+        <w:t xml:space="preserve">) </w:t>
+      </w:r>
+      <w:r>
+        <w:rPr>
+          <w:rFonts w:ascii="Arial" w:hAnsi="Arial" w:cs="Arial"/>
+          <w:sz w:val="20"/>
+          <w:szCs w:val="20"/>
+        </w:rPr>
+        <w:t xml:space="preserve">were capped. </w:t>
+      </w:r>
+      <w:r>
+        <w:rPr>
+          <w:rFonts w:ascii="Arial" w:hAnsi="Arial" w:cs="Arial"/>
+          <w:sz w:val="20"/>
+          <w:szCs w:val="20"/>
+        </w:rPr>
+        <w:t xml:space="preserve">If the default value for </w:t>
+      </w:r>
+      <w:r>
+        <w:rPr>
+          <w:rFonts w:ascii="Consolas" w:hAnsi="Consolas" w:cs="Consolas"/>
+          <w:b/>
+          <w:bCs/>
+          <w:sz w:val="20"/>
+          <w:szCs w:val="20"/>
+        </w:rPr>
+        <w:t>k</w:t>
+      </w:r>
+      <w:r>
+        <w:rPr>
+          <w:rFonts w:ascii="Arial" w:hAnsi="Arial" w:cs="Arial"/>
+          <w:sz w:val="20"/>
+          <w:szCs w:val="20"/>
+        </w:rPr>
+        <w:t xml:space="preserve"> was used, the capping threshold would be even higher, allowing unrealistic ages to remain in the dataset.</w:t>
+      </w:r>
+    </w:p>
+    <w:p>
+      <w:pPr>
+        <w:rPr>
+          <w:rFonts w:ascii="Arial" w:hAnsi="Arial" w:cs="Arial"/>
+          <w:sz w:val="20"/>
+          <w:szCs w:val="20"/>
+        </w:rPr>
+      </w:pPr>
+    </w:p>
+    <w:p>
+      <w:pPr>
+        <w:rPr>
+          <w:rFonts w:ascii="Garamond" w:hAnsi="Garamond"/>
+          <w:b/>
+          <w:bCs/>
+        </w:rPr>
+      </w:pPr>
+    </w:p>
+    <w:p>
+      <w:pPr>
+        <w:rPr>
+          <w:rFonts w:ascii="Garamond" w:hAnsi="Garamond"/>
+          <w:b/>
+          <w:bCs/>
+        </w:rPr>
+      </w:pPr>
+    </w:p>
+    <w:p>
+      <w:pPr>
+        <w:rPr>
+          <w:rFonts w:ascii="Garamond" w:hAnsi="Garamond"/>
+          <w:b/>
+          <w:bCs/>
+        </w:rPr>
+      </w:pPr>
+    </w:p>
+    <w:p>
+      <w:pPr>
+        <w:rPr>
+          <w:rFonts w:ascii="Garamond" w:hAnsi="Garamond"/>
+          <w:b/>
+          <w:bCs/>
+        </w:rPr>
+      </w:pPr>
+    </w:p>
+    <w:p>
+      <w:pPr>
+        <w:rPr>
+          <w:rFonts w:ascii="Garamond" w:hAnsi="Garamond"/>
+          <w:b/>
+          <w:bCs/>
+        </w:rPr>
+      </w:pPr>
+    </w:p>
+    <w:p>
+      <w:pPr>
+        <w:rPr>
+          <w:rFonts w:ascii="Garamond" w:hAnsi="Garamond"/>
+          <w:b/>
+          <w:bCs/>
+        </w:rPr>
+      </w:pPr>
+    </w:p>
+    <w:p>
+      <w:pPr>
+        <w:rPr>
+          <w:rFonts w:ascii="Garamond" w:hAnsi="Garamond"/>
+          <w:b/>
+          <w:bCs/>
+        </w:rPr>
+      </w:pPr>
+    </w:p>
+    <w:p>
+      <w:pPr>
+        <w:rPr>
+          <w:rFonts w:ascii="Garamond" w:hAnsi="Garamond"/>
+          <w:b/>
+          <w:bCs/>
+        </w:rPr>
+      </w:pPr>
+    </w:p>
+    <w:p>
+      <w:pPr>
+        <w:rPr>
+          <w:rFonts w:ascii="Garamond" w:hAnsi="Garamond"/>
+          <w:b/>
+          <w:bCs/>
+        </w:rPr>
+      </w:pPr>
     </w:p>
     <w:p>
       <w:pPr>
@@ -5007,7 +6274,6 @@
           <w:sz w:val="20"/>
           <w:szCs w:val="20"/>
         </w:rPr>
-        <w:lastRenderedPageBreak/>
         <w:drawing>
           <wp:inline distT="0" distB="0" distL="0" distR="0" wp14:anchorId="4D31EAC6" wp14:editId="6D6D9CCA">
             <wp:extent cx="3005919" cy="2498708"/>
@@ -5217,16 +6483,14 @@
         </w:rPr>
         <w:t xml:space="preserve"> were </w:t>
       </w:r>
-      <w:proofErr w:type="spellStart"/>
-      <w:r>
-        <w:rPr>
-          <w:rFonts w:ascii="Arial" w:hAnsi="Arial" w:cs="Arial"/>
-          <w:sz w:val="20"/>
-          <w:szCs w:val="20"/>
-        </w:rPr>
-        <w:t>mantained</w:t>
-      </w:r>
-      <w:proofErr w:type="spellEnd"/>
+      <w:r>
+        <w:rPr>
+          <w:rFonts w:ascii="Arial" w:hAnsi="Arial" w:cs="Arial"/>
+          <w:sz w:val="20"/>
+          <w:szCs w:val="20"/>
+        </w:rPr>
+        <w:t>maintained</w:t>
+      </w:r>
       <w:r>
         <w:rPr>
           <w:rFonts w:ascii="Arial" w:hAnsi="Arial" w:cs="Arial"/>
@@ -5251,6 +6515,7 @@
           <w:sz w:val="20"/>
           <w:szCs w:val="20"/>
         </w:rPr>
+        <w:lastRenderedPageBreak/>
         <w:drawing>
           <wp:inline distT="0" distB="0" distL="0" distR="0" wp14:anchorId="601A9FE5" wp14:editId="562A860C">
             <wp:extent cx="3471786" cy="2777250"/>
@@ -5634,7 +6899,6 @@
           <w:bCs/>
           <w:lang w:val="en-US"/>
         </w:rPr>
-        <w:lastRenderedPageBreak/>
         <w:t>Data</w:t>
       </w:r>
       <w:r>
@@ -5712,15 +6976,6 @@
     </w:p>
     <w:p>
       <w:pPr>
-        <w:rPr>
-          <w:rFonts w:ascii="Arial" w:hAnsi="Arial" w:cs="Arial"/>
-          <w:b/>
-          <w:bCs/>
-          <w:sz w:val="20"/>
-          <w:szCs w:val="20"/>
-        </w:rPr>
-      </w:pPr>
-      <w:r>
         <w:rPr>
           <w:rFonts w:ascii="Garamond" w:hAnsi="Garamond"/>
           <w:b/>
@@ -5728,18 +6983,7 @@
           <w:sz w:val="27"/>
           <w:szCs w:val="27"/>
         </w:rPr>
-        <w:t>Data</w:t>
-      </w:r>
-      <w:r>
-        <w:rPr>
-          <w:rFonts w:ascii="Arial" w:hAnsi="Arial" w:cs="Arial"/>
-          <w:b/>
-          <w:bCs/>
-          <w:sz w:val="20"/>
-          <w:szCs w:val="20"/>
-        </w:rPr>
-        <w:t xml:space="preserve"> </w:t>
-      </w:r>
+      </w:pPr>
       <w:r>
         <w:rPr>
           <w:rFonts w:ascii="Garamond" w:hAnsi="Garamond"/>
@@ -5748,26 +6992,439 @@
           <w:sz w:val="27"/>
           <w:szCs w:val="27"/>
         </w:rPr>
-        <w:t>Transformation</w:t>
-      </w:r>
-    </w:p>
-    <w:p>
-      <w:pPr>
+        <w:t xml:space="preserve">Part </w:t>
+      </w:r>
+      <w:r>
         <w:rPr>
           <w:rFonts w:ascii="Garamond" w:hAnsi="Garamond"/>
           <w:b/>
           <w:bCs/>
-          <w:lang w:val="en-US"/>
-        </w:rPr>
-      </w:pPr>
+          <w:sz w:val="27"/>
+          <w:szCs w:val="27"/>
+        </w:rPr>
+        <w:t>B</w:t>
+      </w:r>
       <w:r>
         <w:rPr>
           <w:rFonts w:ascii="Garamond" w:hAnsi="Garamond"/>
           <w:b/>
           <w:bCs/>
-          <w:lang w:val="en-US"/>
-        </w:rPr>
-        <w:t>Distribution and Skewness Analysis</w:t>
+          <w:sz w:val="27"/>
+          <w:szCs w:val="27"/>
+        </w:rPr>
+        <w:t xml:space="preserve">: </w:t>
+      </w:r>
+      <w:r>
+        <w:rPr>
+          <w:rFonts w:ascii="Garamond" w:hAnsi="Garamond"/>
+          <w:b/>
+          <w:bCs/>
+          <w:sz w:val="27"/>
+          <w:szCs w:val="27"/>
+        </w:rPr>
+        <w:t>Feature Engineering</w:t>
+      </w:r>
+      <w:r>
+        <w:rPr>
+          <w:rFonts w:ascii="Garamond" w:hAnsi="Garamond"/>
+          <w:b/>
+          <w:bCs/>
+          <w:sz w:val="27"/>
+          <w:szCs w:val="27"/>
+        </w:rPr>
+        <w:t xml:space="preserve"> &amp; </w:t>
+      </w:r>
+      <w:r>
+        <w:rPr>
+          <w:rFonts w:ascii="Garamond" w:hAnsi="Garamond"/>
+          <w:b/>
+          <w:bCs/>
+          <w:sz w:val="27"/>
+          <w:szCs w:val="27"/>
+        </w:rPr>
+        <w:t>ABT Construction</w:t>
+      </w:r>
+    </w:p>
+    <w:p>
+      <w:pPr>
+        <w:rPr>
+          <w:rFonts w:ascii="Garamond" w:hAnsi="Garamond"/>
+          <w:b/>
+          <w:bCs/>
+          <w:lang w:val="en-US"/>
+        </w:rPr>
+      </w:pPr>
+      <w:r>
+        <w:rPr>
+          <w:rFonts w:ascii="Garamond" w:hAnsi="Garamond"/>
+          <w:b/>
+          <w:bCs/>
+          <w:lang w:val="en-US"/>
+        </w:rPr>
+        <w:t>Feature Engineering</w:t>
+      </w:r>
+    </w:p>
+    <w:p>
+      <w:pPr>
+        <w:rPr>
+          <w:rFonts w:ascii="Arial" w:hAnsi="Arial" w:cs="Arial"/>
+          <w:sz w:val="20"/>
+          <w:szCs w:val="20"/>
+        </w:rPr>
+      </w:pPr>
+      <w:r>
+        <w:rPr>
+          <w:rFonts w:ascii="Arial" w:hAnsi="Arial" w:cs="Arial"/>
+          <w:sz w:val="20"/>
+          <w:szCs w:val="20"/>
+        </w:rPr>
+        <w:t>Some new features were created to capture meaningful patterns for modelling and the construction of the Analytical Base Table.</w:t>
+      </w:r>
+    </w:p>
+    <w:p>
+      <w:pPr>
+        <w:rPr>
+          <w:rFonts w:ascii="Arial" w:hAnsi="Arial" w:cs="Arial"/>
+          <w:sz w:val="20"/>
+          <w:szCs w:val="20"/>
+        </w:rPr>
+      </w:pPr>
+      <w:r>
+        <w:rPr>
+          <w:rFonts w:ascii="Arial" w:hAnsi="Arial" w:cs="Arial"/>
+          <w:sz w:val="20"/>
+          <w:szCs w:val="20"/>
+        </w:rPr>
+        <w:t>Therefore, to</w:t>
+      </w:r>
+      <w:r>
+        <w:rPr>
+          <w:rFonts w:ascii="Arial" w:hAnsi="Arial" w:cs="Arial"/>
+          <w:sz w:val="20"/>
+          <w:szCs w:val="20"/>
+        </w:rPr>
+        <w:t xml:space="preserve"> reduce skewness </w:t>
+      </w:r>
+      <w:r>
+        <w:rPr>
+          <w:rFonts w:ascii="Arial" w:hAnsi="Arial" w:cs="Arial"/>
+          <w:sz w:val="20"/>
+          <w:szCs w:val="20"/>
+        </w:rPr>
+        <w:t xml:space="preserve">for predictive </w:t>
+      </w:r>
+      <w:r>
+        <w:rPr>
+          <w:rFonts w:ascii="Arial" w:hAnsi="Arial" w:cs="Arial"/>
+          <w:sz w:val="20"/>
+          <w:szCs w:val="20"/>
+        </w:rPr>
+        <w:t>modelling, log transformations were applied to the heavily skewed variables</w:t>
+      </w:r>
+      <w:r>
+        <w:rPr>
+          <w:rFonts w:ascii="Arial" w:hAnsi="Arial" w:cs="Arial"/>
+          <w:sz w:val="20"/>
+          <w:szCs w:val="20"/>
+        </w:rPr>
+        <w:t xml:space="preserve">, consisting of the variables </w:t>
+      </w:r>
+      <w:r>
+        <w:rPr>
+          <w:rFonts w:ascii="Arial" w:hAnsi="Arial" w:cs="Arial"/>
+          <w:sz w:val="20"/>
+          <w:szCs w:val="20"/>
+        </w:rPr>
+        <w:t>Income_log and Consultation_price_log.</w:t>
+      </w:r>
+    </w:p>
+    <w:p>
+      <w:pPr>
+        <w:rPr>
+          <w:rFonts w:ascii="Arial" w:hAnsi="Arial" w:cs="Arial"/>
+          <w:sz w:val="20"/>
+          <w:szCs w:val="20"/>
+        </w:rPr>
+      </w:pPr>
+      <w:r>
+        <w:rPr>
+          <w:rFonts w:ascii="Arial" w:hAnsi="Arial" w:cs="Arial"/>
+          <w:b/>
+          <w:bCs/>
+          <w:sz w:val="20"/>
+          <w:szCs w:val="20"/>
+          <w:u w:val="single"/>
+        </w:rPr>
+        <w:t>Insurance Coverage Percentage</w:t>
+      </w:r>
+      <w:r>
+        <w:rPr>
+          <w:rFonts w:ascii="Arial" w:hAnsi="Arial" w:cs="Arial"/>
+          <w:sz w:val="20"/>
+          <w:szCs w:val="20"/>
+        </w:rPr>
+        <w:t xml:space="preserve"> – </w:t>
+      </w:r>
+      <w:r>
+        <w:rPr>
+          <w:rFonts w:ascii="Arial" w:hAnsi="Arial" w:cs="Arial"/>
+          <w:sz w:val="20"/>
+          <w:szCs w:val="20"/>
+        </w:rPr>
+        <w:t xml:space="preserve">This new column consists in the ratio between </w:t>
+      </w:r>
+      <w:r>
+        <w:rPr>
+          <w:rFonts w:ascii="Arial" w:hAnsi="Arial" w:cs="Arial"/>
+          <w:b/>
+          <w:bCs/>
+          <w:sz w:val="20"/>
+          <w:szCs w:val="20"/>
+        </w:rPr>
+        <w:t>Insurance</w:t>
+      </w:r>
+      <w:r>
+        <w:rPr>
+          <w:rFonts w:ascii="Arial" w:hAnsi="Arial" w:cs="Arial"/>
+          <w:sz w:val="20"/>
+          <w:szCs w:val="20"/>
+        </w:rPr>
+        <w:t xml:space="preserve"> </w:t>
+      </w:r>
+      <w:r>
+        <w:rPr>
+          <w:rFonts w:ascii="Arial" w:hAnsi="Arial" w:cs="Arial"/>
+          <w:b/>
+          <w:bCs/>
+          <w:sz w:val="20"/>
+          <w:szCs w:val="20"/>
+        </w:rPr>
+        <w:t>Coverage</w:t>
+      </w:r>
+      <w:r>
+        <w:rPr>
+          <w:rFonts w:ascii="Arial" w:hAnsi="Arial" w:cs="Arial"/>
+          <w:sz w:val="20"/>
+          <w:szCs w:val="20"/>
+        </w:rPr>
+        <w:t xml:space="preserve"> and </w:t>
+      </w:r>
+      <w:r>
+        <w:rPr>
+          <w:rFonts w:ascii="Arial" w:hAnsi="Arial" w:cs="Arial"/>
+          <w:b/>
+          <w:bCs/>
+          <w:sz w:val="20"/>
+          <w:szCs w:val="20"/>
+        </w:rPr>
+        <w:t>Consultation</w:t>
+      </w:r>
+      <w:r>
+        <w:rPr>
+          <w:rFonts w:ascii="Arial" w:hAnsi="Arial" w:cs="Arial"/>
+          <w:sz w:val="20"/>
+          <w:szCs w:val="20"/>
+        </w:rPr>
+        <w:t xml:space="preserve"> </w:t>
+      </w:r>
+      <w:r>
+        <w:rPr>
+          <w:rFonts w:ascii="Arial" w:hAnsi="Arial" w:cs="Arial"/>
+          <w:b/>
+          <w:bCs/>
+          <w:sz w:val="20"/>
+          <w:szCs w:val="20"/>
+        </w:rPr>
+        <w:t>Price</w:t>
+      </w:r>
+      <w:r>
+        <w:rPr>
+          <w:rFonts w:ascii="Arial" w:hAnsi="Arial" w:cs="Arial"/>
+          <w:sz w:val="20"/>
+          <w:szCs w:val="20"/>
+        </w:rPr>
+        <w:t xml:space="preserve">, revealing that different </w:t>
+      </w:r>
+      <w:r>
+        <w:rPr>
+          <w:rFonts w:ascii="Arial" w:hAnsi="Arial" w:cs="Arial"/>
+          <w:b/>
+          <w:bCs/>
+          <w:sz w:val="20"/>
+          <w:szCs w:val="20"/>
+        </w:rPr>
+        <w:t>Insurance</w:t>
+      </w:r>
+      <w:r>
+        <w:rPr>
+          <w:rFonts w:ascii="Arial" w:hAnsi="Arial" w:cs="Arial"/>
+          <w:sz w:val="20"/>
+          <w:szCs w:val="20"/>
+        </w:rPr>
+        <w:t xml:space="preserve"> </w:t>
+      </w:r>
+      <w:r>
+        <w:rPr>
+          <w:rFonts w:ascii="Arial" w:hAnsi="Arial" w:cs="Arial"/>
+          <w:b/>
+          <w:bCs/>
+          <w:sz w:val="20"/>
+          <w:szCs w:val="20"/>
+        </w:rPr>
+        <w:t>Providers</w:t>
+      </w:r>
+      <w:r>
+        <w:rPr>
+          <w:rFonts w:ascii="Arial" w:hAnsi="Arial" w:cs="Arial"/>
+          <w:sz w:val="20"/>
+          <w:szCs w:val="20"/>
+        </w:rPr>
+        <w:t xml:space="preserve"> are associated with </w:t>
+      </w:r>
+      <w:r>
+        <w:rPr>
+          <w:rFonts w:ascii="Arial" w:hAnsi="Arial" w:cs="Arial"/>
+          <w:sz w:val="20"/>
+          <w:szCs w:val="20"/>
+        </w:rPr>
+        <w:lastRenderedPageBreak/>
+        <w:t xml:space="preserve">different coverage percentages. </w:t>
+      </w:r>
+      <w:r>
+        <w:rPr>
+          <w:rFonts w:ascii="Arial" w:hAnsi="Arial" w:cs="Arial"/>
+          <w:sz w:val="20"/>
+          <w:szCs w:val="20"/>
+        </w:rPr>
+        <w:t>This is important to understand factors such as financial stress and future consultations.</w:t>
+      </w:r>
+    </w:p>
+    <w:p>
+      <w:pPr>
+        <w:rPr>
+          <w:rFonts w:ascii="Arial" w:hAnsi="Arial" w:cs="Arial"/>
+          <w:sz w:val="20"/>
+          <w:szCs w:val="20"/>
+        </w:rPr>
+      </w:pPr>
+      <w:r>
+        <w:rPr>
+          <w:rFonts w:ascii="Arial" w:hAnsi="Arial" w:cs="Arial"/>
+          <w:b/>
+          <w:bCs/>
+          <w:sz w:val="20"/>
+          <w:szCs w:val="20"/>
+          <w:u w:val="single"/>
+        </w:rPr>
+        <w:t>Age Range</w:t>
+      </w:r>
+      <w:r>
+        <w:rPr>
+          <w:rFonts w:ascii="Arial" w:hAnsi="Arial" w:cs="Arial"/>
+          <w:sz w:val="20"/>
+          <w:szCs w:val="20"/>
+        </w:rPr>
+        <w:t xml:space="preserve"> – </w:t>
+      </w:r>
+      <w:r>
+        <w:rPr>
+          <w:rFonts w:ascii="Arial" w:hAnsi="Arial" w:cs="Arial"/>
+          <w:sz w:val="20"/>
+          <w:szCs w:val="20"/>
+        </w:rPr>
+        <w:t xml:space="preserve">This column consists in </w:t>
+      </w:r>
+      <w:r>
+        <w:rPr>
+          <w:rFonts w:ascii="Arial" w:hAnsi="Arial" w:cs="Arial"/>
+          <w:sz w:val="20"/>
+          <w:szCs w:val="20"/>
+        </w:rPr>
+        <w:t>the process of discretization applied to the column Age. This new feature is composed of five-year intervals, from 0 to 130, to determine in which bin each patient belongs.</w:t>
+      </w:r>
+      <w:r>
+        <w:rPr>
+          <w:rFonts w:ascii="Arial" w:hAnsi="Arial" w:cs="Arial"/>
+          <w:sz w:val="20"/>
+          <w:szCs w:val="20"/>
+        </w:rPr>
+        <w:t xml:space="preserve"> </w:t>
+      </w:r>
+      <w:r>
+        <w:rPr>
+          <w:rFonts w:ascii="Arial" w:hAnsi="Arial" w:cs="Arial"/>
+          <w:sz w:val="20"/>
+          <w:szCs w:val="20"/>
+        </w:rPr>
+        <w:t>This step might be important for patient segmentation</w:t>
+      </w:r>
+      <w:r>
+        <w:rPr>
+          <w:rFonts w:ascii="Arial" w:hAnsi="Arial" w:cs="Arial"/>
+          <w:sz w:val="20"/>
+          <w:szCs w:val="20"/>
+        </w:rPr>
+        <w:t xml:space="preserve"> (if distinct behaviour is detected).</w:t>
+      </w:r>
+    </w:p>
+    <w:p>
+      <w:pPr>
+        <w:rPr>
+          <w:rFonts w:ascii="Arial" w:hAnsi="Arial" w:cs="Arial"/>
+          <w:sz w:val="20"/>
+          <w:szCs w:val="20"/>
+        </w:rPr>
+      </w:pPr>
+      <w:r>
+        <w:rPr>
+          <w:rFonts w:ascii="Arial" w:hAnsi="Arial" w:cs="Arial"/>
+          <w:b/>
+          <w:bCs/>
+          <w:sz w:val="20"/>
+          <w:szCs w:val="20"/>
+          <w:u w:val="single"/>
+        </w:rPr>
+        <w:t>Days since last visit</w:t>
+      </w:r>
+      <w:r>
+        <w:rPr>
+          <w:rFonts w:ascii="Arial" w:hAnsi="Arial" w:cs="Arial"/>
+          <w:sz w:val="20"/>
+          <w:szCs w:val="20"/>
+        </w:rPr>
+        <w:t xml:space="preserve"> –</w:t>
+      </w:r>
+      <w:r>
+        <w:rPr>
+          <w:rFonts w:ascii="Arial" w:hAnsi="Arial" w:cs="Arial"/>
+          <w:sz w:val="20"/>
+          <w:szCs w:val="20"/>
+        </w:rPr>
+        <w:t xml:space="preserve"> This feature records the number of days since the last consultation, for each </w:t>
+      </w:r>
+      <w:r>
+        <w:rPr>
+          <w:rFonts w:ascii="Arial" w:hAnsi="Arial" w:cs="Arial"/>
+          <w:sz w:val="20"/>
+          <w:szCs w:val="20"/>
+        </w:rPr>
+        <w:t>patient</w:t>
+      </w:r>
+      <w:r>
+        <w:rPr>
+          <w:rFonts w:ascii="Arial" w:hAnsi="Arial" w:cs="Arial"/>
+          <w:sz w:val="20"/>
+          <w:szCs w:val="20"/>
+        </w:rPr>
+        <w:t xml:space="preserve">, which is crucial to understand their current health status, since longer periods of time might indicate </w:t>
+      </w:r>
+      <w:r>
+        <w:rPr>
+          <w:rFonts w:ascii="Arial" w:hAnsi="Arial" w:cs="Arial"/>
+          <w:sz w:val="20"/>
+          <w:szCs w:val="20"/>
+        </w:rPr>
+        <w:t>a decease progression.</w:t>
       </w:r>
     </w:p>
     <w:p>
@@ -5785,37 +7442,1257 @@
           <w:sz w:val="20"/>
           <w:szCs w:val="20"/>
         </w:rPr>
-        <w:t xml:space="preserve">To determine the degree of skewness and the need for </w:t>
-      </w:r>
-      <w:r>
-        <w:rPr>
-          <w:rFonts w:ascii="Arial" w:hAnsi="Arial" w:cs="Arial"/>
-          <w:sz w:val="20"/>
-          <w:szCs w:val="20"/>
-        </w:rPr>
-        <w:t xml:space="preserve">data transformations, the distributions of </w:t>
-      </w:r>
-      <w:r>
-        <w:rPr>
-          <w:rFonts w:ascii="Arial" w:hAnsi="Arial" w:cs="Arial"/>
-          <w:sz w:val="20"/>
-          <w:szCs w:val="20"/>
-        </w:rPr>
-        <w:t xml:space="preserve">the numerical variables were </w:t>
-      </w:r>
-      <w:r>
-        <w:rPr>
-          <w:rFonts w:ascii="Arial" w:hAnsi="Arial" w:cs="Arial"/>
-          <w:sz w:val="20"/>
-          <w:szCs w:val="20"/>
-        </w:rPr>
-        <w:t>examined.</w:t>
-      </w:r>
-      <w:r>
-        <w:rPr>
-          <w:rFonts w:ascii="Arial" w:hAnsi="Arial" w:cs="Arial"/>
-          <w:sz w:val="20"/>
-          <w:szCs w:val="20"/>
+        <w:t xml:space="preserve">These new features were </w:t>
+      </w:r>
+      <w:r>
+        <w:rPr>
+          <w:rFonts w:ascii="Arial" w:hAnsi="Arial" w:cs="Arial"/>
+          <w:sz w:val="20"/>
+          <w:szCs w:val="20"/>
+        </w:rPr>
+        <w:t>included</w:t>
+      </w:r>
+      <w:r>
+        <w:rPr>
+          <w:rFonts w:ascii="Arial" w:hAnsi="Arial" w:cs="Arial"/>
+          <w:sz w:val="20"/>
+          <w:szCs w:val="20"/>
+        </w:rPr>
+        <w:t xml:space="preserve"> alongside the original </w:t>
+      </w:r>
+      <w:r>
+        <w:rPr>
+          <w:rFonts w:ascii="Arial" w:hAnsi="Arial" w:cs="Arial"/>
+          <w:sz w:val="20"/>
+          <w:szCs w:val="20"/>
+        </w:rPr>
+        <w:t>ones</w:t>
+      </w:r>
+      <w:r>
+        <w:rPr>
+          <w:rFonts w:ascii="Arial" w:hAnsi="Arial" w:cs="Arial"/>
+          <w:sz w:val="20"/>
+          <w:szCs w:val="20"/>
+        </w:rPr>
+        <w:t xml:space="preserve"> in the </w:t>
+      </w:r>
+      <w:r>
+        <w:rPr>
+          <w:rFonts w:ascii="Arial" w:hAnsi="Arial" w:cs="Arial"/>
+          <w:sz w:val="20"/>
+          <w:szCs w:val="20"/>
+        </w:rPr>
+        <w:t>Analytical Base T</w:t>
+      </w:r>
+      <w:r>
+        <w:rPr>
+          <w:rFonts w:ascii="Arial" w:hAnsi="Arial" w:cs="Arial"/>
+          <w:sz w:val="20"/>
+          <w:szCs w:val="20"/>
+        </w:rPr>
+        <w:t xml:space="preserve">able to enrich the dataset, enhance model performance, and enable deeper insights from </w:t>
+      </w:r>
+      <w:r>
+        <w:rPr>
+          <w:rFonts w:ascii="Arial" w:hAnsi="Arial" w:cs="Arial"/>
+          <w:sz w:val="20"/>
+          <w:szCs w:val="20"/>
+        </w:rPr>
+        <w:t>further</w:t>
+      </w:r>
+      <w:r>
+        <w:rPr>
+          <w:rFonts w:ascii="Arial" w:hAnsi="Arial" w:cs="Arial"/>
+          <w:sz w:val="20"/>
+          <w:szCs w:val="20"/>
+        </w:rPr>
+        <w:t xml:space="preserve"> analys</w:t>
+      </w:r>
+      <w:r>
+        <w:rPr>
+          <w:rFonts w:ascii="Arial" w:hAnsi="Arial" w:cs="Arial"/>
+          <w:sz w:val="20"/>
+          <w:szCs w:val="20"/>
+        </w:rPr>
+        <w:t>i</w:t>
+      </w:r>
+      <w:r>
+        <w:rPr>
+          <w:rFonts w:ascii="Arial" w:hAnsi="Arial" w:cs="Arial"/>
+          <w:sz w:val="20"/>
+          <w:szCs w:val="20"/>
+        </w:rPr>
+        <w:t>s</w:t>
+      </w:r>
+      <w:r>
+        <w:rPr>
+          <w:rFonts w:ascii="Arial" w:hAnsi="Arial" w:cs="Arial"/>
+          <w:sz w:val="20"/>
+          <w:szCs w:val="20"/>
+        </w:rPr>
+        <w:t>.</w:t>
+      </w:r>
+    </w:p>
+    <w:p>
+      <w:pPr>
+        <w:rPr>
+          <w:rFonts w:ascii="Garamond" w:hAnsi="Garamond"/>
+          <w:b/>
+          <w:bCs/>
+          <w:lang w:val="en-US"/>
+        </w:rPr>
+      </w:pPr>
+      <w:r>
+        <w:rPr>
+          <w:rFonts w:ascii="Garamond" w:hAnsi="Garamond"/>
+          <w:b/>
+          <w:bCs/>
+          <w:lang w:val="en-US"/>
+        </w:rPr>
+        <w:t>Analytical Base Table (ABT) Construction</w:t>
+      </w:r>
+    </w:p>
+    <w:p>
+      <w:pPr>
+        <w:rPr>
+          <w:rFonts w:ascii="Arial" w:hAnsi="Arial" w:cs="Arial"/>
+          <w:sz w:val="20"/>
+          <w:szCs w:val="20"/>
+          <w:lang w:val="en-US"/>
+        </w:rPr>
+      </w:pPr>
+      <w:r>
+        <w:rPr>
+          <w:rFonts w:ascii="Arial" w:hAnsi="Arial" w:cs="Arial"/>
+          <w:sz w:val="20"/>
+          <w:szCs w:val="20"/>
+        </w:rPr>
+        <w:t>To construct the table, the following steps were executed.</w:t>
+      </w:r>
+    </w:p>
+    <w:p>
+      <w:pPr>
+        <w:ind w:firstLine="720"/>
+        <w:rPr>
+          <w:rFonts w:ascii="Garamond" w:hAnsi="Garamond"/>
+          <w:b/>
+          <w:bCs/>
+          <w:lang w:val="en-US"/>
+        </w:rPr>
+      </w:pPr>
+      <w:r>
+        <w:rPr>
+          <w:rFonts w:ascii="Garamond" w:hAnsi="Garamond"/>
+          <w:b/>
+          <w:bCs/>
+          <w:lang w:val="en-US"/>
+        </w:rPr>
+        <w:t>Aggregation</w:t>
+      </w:r>
+    </w:p>
+    <w:p>
+      <w:pPr>
+        <w:ind w:firstLine="720"/>
+        <w:rPr>
+          <w:rFonts w:ascii="Arial" w:hAnsi="Arial" w:cs="Arial"/>
+          <w:sz w:val="20"/>
+          <w:szCs w:val="20"/>
+        </w:rPr>
+      </w:pPr>
+      <w:r>
+        <w:rPr>
+          <w:rFonts w:ascii="Arial" w:hAnsi="Arial" w:cs="Arial"/>
+          <w:sz w:val="20"/>
+          <w:szCs w:val="20"/>
+        </w:rPr>
+        <w:t>Patient</w:t>
+      </w:r>
+      <w:r>
+        <w:rPr>
+          <w:rFonts w:ascii="Cambria Math" w:hAnsi="Cambria Math" w:cs="Cambria Math"/>
+          <w:sz w:val="20"/>
+          <w:szCs w:val="20"/>
+        </w:rPr>
+        <w:t>‑</w:t>
+      </w:r>
+      <w:r>
+        <w:rPr>
+          <w:rFonts w:ascii="Arial" w:hAnsi="Arial" w:cs="Arial"/>
+          <w:sz w:val="20"/>
+          <w:szCs w:val="20"/>
+        </w:rPr>
+        <w:t xml:space="preserve">specific data was aggregated to obtain one consolidated record per patient that summarizes </w:t>
+      </w:r>
+      <w:r>
+        <w:rPr>
+          <w:rFonts w:ascii="Arial" w:hAnsi="Arial" w:cs="Arial"/>
+          <w:sz w:val="20"/>
+          <w:szCs w:val="20"/>
+        </w:rPr>
+        <w:t>the</w:t>
+      </w:r>
+      <w:r>
+        <w:rPr>
+          <w:rFonts w:ascii="Arial" w:hAnsi="Arial" w:cs="Arial"/>
+          <w:sz w:val="20"/>
+          <w:szCs w:val="20"/>
+        </w:rPr>
+        <w:t xml:space="preserve"> history and most recent attributes. </w:t>
+      </w:r>
+    </w:p>
+    <w:tbl>
+      <w:tblPr>
+        <w:tblStyle w:val="PlainTable1"/>
+        <w:tblW w:w="0" w:type="auto"/>
+        <w:tblLook w:val="04A0" w:firstRow="1" w:lastRow="0" w:firstColumn="1" w:lastColumn="0" w:noHBand="0" w:noVBand="1"/>
+      </w:tblPr>
+      <w:tblGrid>
+        <w:gridCol w:w="3005"/>
+        <w:gridCol w:w="3005"/>
+        <w:gridCol w:w="3006"/>
+      </w:tblGrid>
+      <w:tr>
+        <w:trPr>
+          <w:cnfStyle w:val="100000000000" w:firstRow="1" w:lastRow="0" w:firstColumn="0" w:lastColumn="0" w:oddVBand="0" w:evenVBand="0" w:oddHBand="0" w:evenHBand="0" w:firstRowFirstColumn="0" w:firstRowLastColumn="0" w:lastRowFirstColumn="0" w:lastRowLastColumn="0"/>
+        </w:trPr>
+        <w:tc>
+          <w:tcPr>
+            <w:cnfStyle w:val="001000000000" w:firstRow="0" w:lastRow="0" w:firstColumn="1" w:lastColumn="0" w:oddVBand="0" w:evenVBand="0" w:oddHBand="0" w:evenHBand="0" w:firstRowFirstColumn="0" w:firstRowLastColumn="0" w:lastRowFirstColumn="0" w:lastRowLastColumn="0"/>
+            <w:tcW w:w="3005" w:type="dxa"/>
+          </w:tcPr>
+          <w:p>
+            <w:pPr>
+              <w:jc w:val="center"/>
+              <w:rPr>
+                <w:rFonts w:ascii="Arial" w:hAnsi="Arial" w:cs="Arial"/>
+                <w:sz w:val="20"/>
+                <w:szCs w:val="20"/>
+              </w:rPr>
+            </w:pPr>
+            <w:r>
+              <w:rPr>
+                <w:rFonts w:ascii="Arial" w:hAnsi="Arial" w:cs="Arial"/>
+                <w:sz w:val="20"/>
+                <w:szCs w:val="20"/>
+              </w:rPr>
+              <w:t>Features</w:t>
+            </w:r>
+          </w:p>
+        </w:tc>
+        <w:tc>
+          <w:tcPr>
+            <w:tcW w:w="3005" w:type="dxa"/>
+          </w:tcPr>
+          <w:p>
+            <w:pPr>
+              <w:jc w:val="center"/>
+              <w:cnfStyle w:val="100000000000" w:firstRow="1" w:lastRow="0" w:firstColumn="0" w:lastColumn="0" w:oddVBand="0" w:evenVBand="0" w:oddHBand="0" w:evenHBand="0" w:firstRowFirstColumn="0" w:firstRowLastColumn="0" w:lastRowFirstColumn="0" w:lastRowLastColumn="0"/>
+              <w:rPr>
+                <w:rFonts w:ascii="Arial" w:hAnsi="Arial" w:cs="Arial"/>
+                <w:sz w:val="20"/>
+                <w:szCs w:val="20"/>
+              </w:rPr>
+            </w:pPr>
+            <w:r>
+              <w:rPr>
+                <w:rFonts w:ascii="Arial" w:hAnsi="Arial" w:cs="Arial"/>
+                <w:sz w:val="20"/>
+                <w:szCs w:val="20"/>
+              </w:rPr>
+              <w:t>Aggregation method</w:t>
+            </w:r>
+          </w:p>
+        </w:tc>
+        <w:tc>
+          <w:tcPr>
+            <w:tcW w:w="3006" w:type="dxa"/>
+          </w:tcPr>
+          <w:p>
+            <w:pPr>
+              <w:jc w:val="center"/>
+              <w:cnfStyle w:val="100000000000" w:firstRow="1" w:lastRow="0" w:firstColumn="0" w:lastColumn="0" w:oddVBand="0" w:evenVBand="0" w:oddHBand="0" w:evenHBand="0" w:firstRowFirstColumn="0" w:firstRowLastColumn="0" w:lastRowFirstColumn="0" w:lastRowLastColumn="0"/>
+              <w:rPr>
+                <w:rFonts w:ascii="Arial" w:hAnsi="Arial" w:cs="Arial"/>
+                <w:sz w:val="20"/>
+                <w:szCs w:val="20"/>
+              </w:rPr>
+            </w:pPr>
+            <w:r>
+              <w:rPr>
+                <w:rFonts w:ascii="Arial" w:hAnsi="Arial" w:cs="Arial"/>
+                <w:sz w:val="20"/>
+                <w:szCs w:val="20"/>
+              </w:rPr>
+              <w:t>Rationale</w:t>
+            </w:r>
+          </w:p>
+        </w:tc>
+      </w:tr>
+      <w:tr>
+        <w:trPr>
+          <w:cnfStyle w:val="000000100000" w:firstRow="0" w:lastRow="0" w:firstColumn="0" w:lastColumn="0" w:oddVBand="0" w:evenVBand="0" w:oddHBand="1" w:evenHBand="0" w:firstRowFirstColumn="0" w:firstRowLastColumn="0" w:lastRowFirstColumn="0" w:lastRowLastColumn="0"/>
+        </w:trPr>
+        <w:tc>
+          <w:tcPr>
+            <w:cnfStyle w:val="001000000000" w:firstRow="0" w:lastRow="0" w:firstColumn="1" w:lastColumn="0" w:oddVBand="0" w:evenVBand="0" w:oddHBand="0" w:evenHBand="0" w:firstRowFirstColumn="0" w:firstRowLastColumn="0" w:lastRowFirstColumn="0" w:lastRowLastColumn="0"/>
+            <w:tcW w:w="3005" w:type="dxa"/>
+            <w:vAlign w:val="center"/>
+          </w:tcPr>
+          <w:p>
+            <w:pPr>
+              <w:jc w:val="center"/>
+              <w:rPr>
+                <w:rFonts w:ascii="Arial" w:hAnsi="Arial" w:cs="Arial"/>
+                <w:sz w:val="20"/>
+                <w:szCs w:val="20"/>
+              </w:rPr>
+            </w:pPr>
+          </w:p>
+          <w:p>
+            <w:pPr>
+              <w:jc w:val="center"/>
+              <w:rPr>
+                <w:rFonts w:ascii="Arial" w:hAnsi="Arial" w:cs="Arial"/>
+                <w:sz w:val="20"/>
+                <w:szCs w:val="20"/>
+              </w:rPr>
+            </w:pPr>
+            <w:r>
+              <w:rPr>
+                <w:rFonts w:ascii="Arial" w:hAnsi="Arial" w:cs="Arial"/>
+                <w:b w:val="0"/>
+                <w:bCs w:val="0"/>
+                <w:sz w:val="20"/>
+                <w:szCs w:val="20"/>
+              </w:rPr>
+              <w:t>Age</w:t>
+            </w:r>
+          </w:p>
+          <w:p>
+            <w:pPr>
+              <w:jc w:val="center"/>
+              <w:rPr>
+                <w:rFonts w:ascii="Arial" w:hAnsi="Arial" w:cs="Arial"/>
+                <w:sz w:val="20"/>
+                <w:szCs w:val="20"/>
+              </w:rPr>
+            </w:pPr>
+            <w:r>
+              <w:rPr>
+                <w:rFonts w:ascii="Arial" w:hAnsi="Arial" w:cs="Arial"/>
+                <w:b w:val="0"/>
+                <w:bCs w:val="0"/>
+                <w:sz w:val="20"/>
+                <w:szCs w:val="20"/>
+              </w:rPr>
+              <w:t>Visit Date</w:t>
+            </w:r>
+          </w:p>
+          <w:p>
+            <w:pPr>
+              <w:jc w:val="center"/>
+              <w:rPr>
+                <w:rFonts w:ascii="Arial" w:hAnsi="Arial" w:cs="Arial"/>
+                <w:sz w:val="20"/>
+                <w:szCs w:val="20"/>
+              </w:rPr>
+            </w:pPr>
+          </w:p>
+        </w:tc>
+        <w:tc>
+          <w:tcPr>
+            <w:tcW w:w="3005" w:type="dxa"/>
+            <w:vAlign w:val="center"/>
+          </w:tcPr>
+          <w:p>
+            <w:pPr>
+              <w:jc w:val="center"/>
+              <w:cnfStyle w:val="000000100000" w:firstRow="0" w:lastRow="0" w:firstColumn="0" w:lastColumn="0" w:oddVBand="0" w:evenVBand="0" w:oddHBand="1" w:evenHBand="0" w:firstRowFirstColumn="0" w:firstRowLastColumn="0" w:lastRowFirstColumn="0" w:lastRowLastColumn="0"/>
+              <w:rPr>
+                <w:rFonts w:ascii="Arial" w:hAnsi="Arial" w:cs="Arial"/>
+                <w:sz w:val="20"/>
+                <w:szCs w:val="20"/>
+              </w:rPr>
+            </w:pPr>
+            <w:r>
+              <w:rPr>
+                <w:rFonts w:ascii="Arial" w:hAnsi="Arial" w:cs="Arial"/>
+                <w:sz w:val="20"/>
+                <w:szCs w:val="20"/>
+              </w:rPr>
+              <w:t>‘max’</w:t>
+            </w:r>
+          </w:p>
+        </w:tc>
+        <w:tc>
+          <w:tcPr>
+            <w:tcW w:w="3006" w:type="dxa"/>
+            <w:vAlign w:val="center"/>
+          </w:tcPr>
+          <w:p>
+            <w:pPr>
+              <w:jc w:val="center"/>
+              <w:cnfStyle w:val="000000100000" w:firstRow="0" w:lastRow="0" w:firstColumn="0" w:lastColumn="0" w:oddVBand="0" w:evenVBand="0" w:oddHBand="1" w:evenHBand="0" w:firstRowFirstColumn="0" w:firstRowLastColumn="0" w:lastRowFirstColumn="0" w:lastRowLastColumn="0"/>
+              <w:rPr>
+                <w:rFonts w:ascii="Arial" w:hAnsi="Arial" w:cs="Arial"/>
+                <w:sz w:val="20"/>
+                <w:szCs w:val="20"/>
+              </w:rPr>
+            </w:pPr>
+          </w:p>
+          <w:p>
+            <w:pPr>
+              <w:jc w:val="center"/>
+              <w:cnfStyle w:val="000000100000" w:firstRow="0" w:lastRow="0" w:firstColumn="0" w:lastColumn="0" w:oddVBand="0" w:evenVBand="0" w:oddHBand="1" w:evenHBand="0" w:firstRowFirstColumn="0" w:firstRowLastColumn="0" w:lastRowFirstColumn="0" w:lastRowLastColumn="0"/>
+              <w:rPr>
+                <w:rFonts w:ascii="Arial" w:hAnsi="Arial" w:cs="Arial"/>
+                <w:sz w:val="20"/>
+                <w:szCs w:val="20"/>
+              </w:rPr>
+            </w:pPr>
+            <w:r>
+              <w:rPr>
+                <w:rFonts w:ascii="Arial" w:hAnsi="Arial" w:cs="Arial"/>
+                <w:sz w:val="20"/>
+                <w:szCs w:val="20"/>
+              </w:rPr>
+              <w:t>Captures the latest age and the most recent consultation date</w:t>
+            </w:r>
+          </w:p>
+        </w:tc>
+      </w:tr>
+      <w:tr>
+        <w:tc>
+          <w:tcPr>
+            <w:cnfStyle w:val="001000000000" w:firstRow="0" w:lastRow="0" w:firstColumn="1" w:lastColumn="0" w:oddVBand="0" w:evenVBand="0" w:oddHBand="0" w:evenHBand="0" w:firstRowFirstColumn="0" w:firstRowLastColumn="0" w:lastRowFirstColumn="0" w:lastRowLastColumn="0"/>
+            <w:tcW w:w="3005" w:type="dxa"/>
+            <w:vAlign w:val="center"/>
+          </w:tcPr>
+          <w:p>
+            <w:pPr>
+              <w:jc w:val="center"/>
+              <w:rPr>
+                <w:rFonts w:ascii="Arial" w:hAnsi="Arial" w:cs="Arial"/>
+                <w:sz w:val="20"/>
+                <w:szCs w:val="20"/>
+              </w:rPr>
+            </w:pPr>
+          </w:p>
+          <w:p>
+            <w:pPr>
+              <w:jc w:val="center"/>
+              <w:rPr>
+                <w:rFonts w:ascii="Arial" w:hAnsi="Arial" w:cs="Arial"/>
+                <w:sz w:val="20"/>
+                <w:szCs w:val="20"/>
+              </w:rPr>
+            </w:pPr>
+            <w:r>
+              <w:rPr>
+                <w:rFonts w:ascii="Arial" w:hAnsi="Arial" w:cs="Arial"/>
+                <w:b w:val="0"/>
+                <w:bCs w:val="0"/>
+                <w:sz w:val="20"/>
+                <w:szCs w:val="20"/>
+              </w:rPr>
+              <w:t>Gender</w:t>
+            </w:r>
+          </w:p>
+          <w:p>
+            <w:pPr>
+              <w:jc w:val="center"/>
+              <w:rPr>
+                <w:rFonts w:ascii="Arial" w:hAnsi="Arial" w:cs="Arial"/>
+                <w:b w:val="0"/>
+                <w:bCs w:val="0"/>
+                <w:sz w:val="20"/>
+                <w:szCs w:val="20"/>
+              </w:rPr>
+            </w:pPr>
+          </w:p>
+        </w:tc>
+        <w:tc>
+          <w:tcPr>
+            <w:tcW w:w="3005" w:type="dxa"/>
+            <w:vAlign w:val="center"/>
+          </w:tcPr>
+          <w:p>
+            <w:pPr>
+              <w:jc w:val="center"/>
+              <w:cnfStyle w:val="000000000000" w:firstRow="0" w:lastRow="0" w:firstColumn="0" w:lastColumn="0" w:oddVBand="0" w:evenVBand="0" w:oddHBand="0" w:evenHBand="0" w:firstRowFirstColumn="0" w:firstRowLastColumn="0" w:lastRowFirstColumn="0" w:lastRowLastColumn="0"/>
+              <w:rPr>
+                <w:rFonts w:ascii="Arial" w:hAnsi="Arial" w:cs="Arial"/>
+                <w:sz w:val="20"/>
+                <w:szCs w:val="20"/>
+              </w:rPr>
+            </w:pPr>
+            <w:r>
+              <w:rPr>
+                <w:rFonts w:ascii="Arial" w:hAnsi="Arial" w:cs="Arial"/>
+                <w:sz w:val="20"/>
+                <w:szCs w:val="20"/>
+              </w:rPr>
+              <w:t>‘first’</w:t>
+            </w:r>
+          </w:p>
+        </w:tc>
+        <w:tc>
+          <w:tcPr>
+            <w:tcW w:w="3006" w:type="dxa"/>
+            <w:vAlign w:val="center"/>
+          </w:tcPr>
+          <w:p>
+            <w:pPr>
+              <w:jc w:val="center"/>
+              <w:cnfStyle w:val="000000000000" w:firstRow="0" w:lastRow="0" w:firstColumn="0" w:lastColumn="0" w:oddVBand="0" w:evenVBand="0" w:oddHBand="0" w:evenHBand="0" w:firstRowFirstColumn="0" w:firstRowLastColumn="0" w:lastRowFirstColumn="0" w:lastRowLastColumn="0"/>
+              <w:rPr>
+                <w:rFonts w:ascii="Arial" w:hAnsi="Arial" w:cs="Arial"/>
+                <w:sz w:val="20"/>
+                <w:szCs w:val="20"/>
+              </w:rPr>
+            </w:pPr>
+          </w:p>
+          <w:p>
+            <w:pPr>
+              <w:jc w:val="center"/>
+              <w:cnfStyle w:val="000000000000" w:firstRow="0" w:lastRow="0" w:firstColumn="0" w:lastColumn="0" w:oddVBand="0" w:evenVBand="0" w:oddHBand="0" w:evenHBand="0" w:firstRowFirstColumn="0" w:firstRowLastColumn="0" w:lastRowFirstColumn="0" w:lastRowLastColumn="0"/>
+              <w:rPr>
+                <w:rFonts w:ascii="Arial" w:hAnsi="Arial" w:cs="Arial"/>
+                <w:sz w:val="20"/>
+                <w:szCs w:val="20"/>
+              </w:rPr>
+            </w:pPr>
+            <w:r>
+              <w:rPr>
+                <w:rFonts w:ascii="Arial" w:hAnsi="Arial" w:cs="Arial"/>
+                <w:sz w:val="20"/>
+                <w:szCs w:val="20"/>
+              </w:rPr>
+              <w:t>Assumed to be maintained overtime</w:t>
+            </w:r>
+          </w:p>
+          <w:p>
+            <w:pPr>
+              <w:jc w:val="center"/>
+              <w:cnfStyle w:val="000000000000" w:firstRow="0" w:lastRow="0" w:firstColumn="0" w:lastColumn="0" w:oddVBand="0" w:evenVBand="0" w:oddHBand="0" w:evenHBand="0" w:firstRowFirstColumn="0" w:firstRowLastColumn="0" w:lastRowFirstColumn="0" w:lastRowLastColumn="0"/>
+              <w:rPr>
+                <w:rFonts w:ascii="Arial" w:hAnsi="Arial" w:cs="Arial"/>
+                <w:sz w:val="20"/>
+                <w:szCs w:val="20"/>
+              </w:rPr>
+            </w:pPr>
+          </w:p>
+        </w:tc>
+      </w:tr>
+      <w:tr>
+        <w:trPr>
+          <w:cnfStyle w:val="000000100000" w:firstRow="0" w:lastRow="0" w:firstColumn="0" w:lastColumn="0" w:oddVBand="0" w:evenVBand="0" w:oddHBand="1" w:evenHBand="0" w:firstRowFirstColumn="0" w:firstRowLastColumn="0" w:lastRowFirstColumn="0" w:lastRowLastColumn="0"/>
+        </w:trPr>
+        <w:tc>
+          <w:tcPr>
+            <w:cnfStyle w:val="001000000000" w:firstRow="0" w:lastRow="0" w:firstColumn="1" w:lastColumn="0" w:oddVBand="0" w:evenVBand="0" w:oddHBand="0" w:evenHBand="0" w:firstRowFirstColumn="0" w:firstRowLastColumn="0" w:lastRowFirstColumn="0" w:lastRowLastColumn="0"/>
+            <w:tcW w:w="3005" w:type="dxa"/>
+            <w:vAlign w:val="center"/>
+          </w:tcPr>
+          <w:p>
+            <w:pPr>
+              <w:jc w:val="center"/>
+              <w:rPr>
+                <w:rFonts w:ascii="Arial" w:hAnsi="Arial" w:cs="Arial"/>
+                <w:b w:val="0"/>
+                <w:bCs w:val="0"/>
+                <w:sz w:val="20"/>
+                <w:szCs w:val="20"/>
+              </w:rPr>
+            </w:pPr>
+            <w:r>
+              <w:rPr>
+                <w:rFonts w:ascii="Arial" w:hAnsi="Arial" w:cs="Arial"/>
+                <w:b w:val="0"/>
+                <w:bCs w:val="0"/>
+                <w:sz w:val="20"/>
+                <w:szCs w:val="20"/>
+              </w:rPr>
+              <w:t>City</w:t>
+            </w:r>
+          </w:p>
+          <w:p>
+            <w:pPr>
+              <w:jc w:val="center"/>
+              <w:rPr>
+                <w:rFonts w:ascii="Arial" w:hAnsi="Arial" w:cs="Arial"/>
+                <w:b w:val="0"/>
+                <w:bCs w:val="0"/>
+                <w:sz w:val="20"/>
+                <w:szCs w:val="20"/>
+              </w:rPr>
+            </w:pPr>
+            <w:r>
+              <w:rPr>
+                <w:rFonts w:ascii="Arial" w:hAnsi="Arial" w:cs="Arial"/>
+                <w:b w:val="0"/>
+                <w:bCs w:val="0"/>
+                <w:sz w:val="20"/>
+                <w:szCs w:val="20"/>
+              </w:rPr>
+              <w:t>Profession</w:t>
+            </w:r>
+          </w:p>
+          <w:p>
+            <w:pPr>
+              <w:jc w:val="center"/>
+              <w:rPr>
+                <w:rFonts w:ascii="Arial" w:hAnsi="Arial" w:cs="Arial"/>
+                <w:b w:val="0"/>
+                <w:bCs w:val="0"/>
+                <w:sz w:val="20"/>
+                <w:szCs w:val="20"/>
+              </w:rPr>
+            </w:pPr>
+            <w:r>
+              <w:rPr>
+                <w:rFonts w:ascii="Arial" w:hAnsi="Arial" w:cs="Arial"/>
+                <w:b w:val="0"/>
+                <w:bCs w:val="0"/>
+                <w:sz w:val="20"/>
+                <w:szCs w:val="20"/>
+              </w:rPr>
+              <w:t>Insurance Provider</w:t>
+            </w:r>
+          </w:p>
+          <w:p>
+            <w:pPr>
+              <w:jc w:val="center"/>
+              <w:rPr>
+                <w:rFonts w:ascii="Arial" w:hAnsi="Arial" w:cs="Arial"/>
+                <w:b w:val="0"/>
+                <w:bCs w:val="0"/>
+                <w:sz w:val="20"/>
+                <w:szCs w:val="20"/>
+              </w:rPr>
+            </w:pPr>
+            <w:r>
+              <w:rPr>
+                <w:rFonts w:ascii="Arial" w:hAnsi="Arial" w:cs="Arial"/>
+                <w:b w:val="0"/>
+                <w:bCs w:val="0"/>
+                <w:sz w:val="20"/>
+                <w:szCs w:val="20"/>
+              </w:rPr>
+              <w:t>Family History</w:t>
+            </w:r>
+          </w:p>
+          <w:p>
+            <w:pPr>
+              <w:jc w:val="center"/>
+              <w:rPr>
+                <w:rFonts w:ascii="Arial" w:hAnsi="Arial" w:cs="Arial"/>
+                <w:b w:val="0"/>
+                <w:bCs w:val="0"/>
+                <w:sz w:val="20"/>
+                <w:szCs w:val="20"/>
+              </w:rPr>
+            </w:pPr>
+            <w:r>
+              <w:rPr>
+                <w:rFonts w:ascii="Arial" w:hAnsi="Arial" w:cs="Arial"/>
+                <w:b w:val="0"/>
+                <w:bCs w:val="0"/>
+                <w:sz w:val="20"/>
+                <w:szCs w:val="20"/>
+              </w:rPr>
+              <w:t>Education</w:t>
+            </w:r>
+          </w:p>
+          <w:p>
+            <w:pPr>
+              <w:jc w:val="center"/>
+              <w:rPr>
+                <w:rFonts w:ascii="Arial" w:hAnsi="Arial" w:cs="Arial"/>
+                <w:b w:val="0"/>
+                <w:bCs w:val="0"/>
+                <w:sz w:val="20"/>
+                <w:szCs w:val="20"/>
+              </w:rPr>
+            </w:pPr>
+            <w:r>
+              <w:rPr>
+                <w:rFonts w:ascii="Arial" w:hAnsi="Arial" w:cs="Arial"/>
+                <w:b w:val="0"/>
+                <w:bCs w:val="0"/>
+                <w:sz w:val="20"/>
+                <w:szCs w:val="20"/>
+              </w:rPr>
+              <w:t>Marital Status</w:t>
+            </w:r>
+          </w:p>
+          <w:p>
+            <w:pPr>
+              <w:jc w:val="center"/>
+              <w:rPr>
+                <w:rFonts w:ascii="Arial" w:hAnsi="Arial" w:cs="Arial"/>
+                <w:b w:val="0"/>
+                <w:bCs w:val="0"/>
+                <w:sz w:val="20"/>
+                <w:szCs w:val="20"/>
+              </w:rPr>
+            </w:pPr>
+            <w:r>
+              <w:rPr>
+                <w:rFonts w:ascii="Arial" w:hAnsi="Arial" w:cs="Arial"/>
+                <w:b w:val="0"/>
+                <w:bCs w:val="0"/>
+                <w:sz w:val="20"/>
+                <w:szCs w:val="20"/>
+              </w:rPr>
+              <w:t>Age Range</w:t>
+            </w:r>
+          </w:p>
+          <w:p>
+            <w:pPr>
+              <w:jc w:val="center"/>
+              <w:rPr>
+                <w:rFonts w:ascii="Arial" w:hAnsi="Arial" w:cs="Arial"/>
+                <w:b w:val="0"/>
+                <w:bCs w:val="0"/>
+                <w:sz w:val="20"/>
+                <w:szCs w:val="20"/>
+              </w:rPr>
+            </w:pPr>
+            <w:r>
+              <w:rPr>
+                <w:rFonts w:ascii="Arial" w:hAnsi="Arial" w:cs="Arial"/>
+                <w:b w:val="0"/>
+                <w:bCs w:val="0"/>
+                <w:sz w:val="20"/>
+                <w:szCs w:val="20"/>
+              </w:rPr>
+              <w:t>Days since last visit</w:t>
+            </w:r>
+          </w:p>
+          <w:p>
+            <w:pPr>
+              <w:jc w:val="center"/>
+              <w:rPr>
+                <w:rFonts w:ascii="Arial" w:hAnsi="Arial" w:cs="Arial"/>
+                <w:b w:val="0"/>
+                <w:bCs w:val="0"/>
+                <w:sz w:val="20"/>
+                <w:szCs w:val="20"/>
+              </w:rPr>
+            </w:pPr>
+            <w:r>
+              <w:rPr>
+                <w:rFonts w:ascii="Arial" w:hAnsi="Arial" w:cs="Arial"/>
+                <w:b w:val="0"/>
+                <w:bCs w:val="0"/>
+                <w:sz w:val="20"/>
+                <w:szCs w:val="20"/>
+              </w:rPr>
+              <w:t>Approximate Annual Income</w:t>
+            </w:r>
+          </w:p>
+          <w:p>
+            <w:pPr>
+              <w:jc w:val="center"/>
+              <w:rPr>
+                <w:rFonts w:ascii="Arial" w:hAnsi="Arial" w:cs="Arial"/>
+                <w:sz w:val="20"/>
+                <w:szCs w:val="20"/>
+              </w:rPr>
+            </w:pPr>
+            <w:r>
+              <w:rPr>
+                <w:rFonts w:ascii="Arial" w:hAnsi="Arial" w:cs="Arial"/>
+                <w:b w:val="0"/>
+                <w:bCs w:val="0"/>
+                <w:sz w:val="20"/>
+                <w:szCs w:val="20"/>
+              </w:rPr>
+              <w:t>Income_log</w:t>
+            </w:r>
+          </w:p>
+        </w:tc>
+        <w:tc>
+          <w:tcPr>
+            <w:tcW w:w="3005" w:type="dxa"/>
+            <w:vAlign w:val="center"/>
+          </w:tcPr>
+          <w:p>
+            <w:pPr>
+              <w:jc w:val="center"/>
+              <w:cnfStyle w:val="000000100000" w:firstRow="0" w:lastRow="0" w:firstColumn="0" w:lastColumn="0" w:oddVBand="0" w:evenVBand="0" w:oddHBand="1" w:evenHBand="0" w:firstRowFirstColumn="0" w:firstRowLastColumn="0" w:lastRowFirstColumn="0" w:lastRowLastColumn="0"/>
+              <w:rPr>
+                <w:rFonts w:ascii="Arial" w:hAnsi="Arial" w:cs="Arial"/>
+                <w:sz w:val="20"/>
+                <w:szCs w:val="20"/>
+              </w:rPr>
+            </w:pPr>
+            <w:r>
+              <w:rPr>
+                <w:rFonts w:ascii="Arial" w:hAnsi="Arial" w:cs="Arial"/>
+                <w:sz w:val="20"/>
+                <w:szCs w:val="20"/>
+              </w:rPr>
+              <w:t>‘last’</w:t>
+            </w:r>
+          </w:p>
+        </w:tc>
+        <w:tc>
+          <w:tcPr>
+            <w:tcW w:w="3006" w:type="dxa"/>
+            <w:vAlign w:val="center"/>
+          </w:tcPr>
+          <w:p>
+            <w:pPr>
+              <w:jc w:val="center"/>
+              <w:cnfStyle w:val="000000100000" w:firstRow="0" w:lastRow="0" w:firstColumn="0" w:lastColumn="0" w:oddVBand="0" w:evenVBand="0" w:oddHBand="1" w:evenHBand="0" w:firstRowFirstColumn="0" w:firstRowLastColumn="0" w:lastRowFirstColumn="0" w:lastRowLastColumn="0"/>
+              <w:rPr>
+                <w:rFonts w:ascii="Arial" w:hAnsi="Arial" w:cs="Arial"/>
+                <w:sz w:val="20"/>
+                <w:szCs w:val="20"/>
+              </w:rPr>
+            </w:pPr>
+            <w:r>
+              <w:rPr>
+                <w:rFonts w:ascii="Arial" w:hAnsi="Arial" w:cs="Arial"/>
+                <w:sz w:val="20"/>
+                <w:szCs w:val="20"/>
+              </w:rPr>
+              <w:t>Captures the most recent information</w:t>
+            </w:r>
+          </w:p>
+        </w:tc>
+      </w:tr>
+      <w:tr>
+        <w:tc>
+          <w:tcPr>
+            <w:cnfStyle w:val="001000000000" w:firstRow="0" w:lastRow="0" w:firstColumn="1" w:lastColumn="0" w:oddVBand="0" w:evenVBand="0" w:oddHBand="0" w:evenHBand="0" w:firstRowFirstColumn="0" w:firstRowLastColumn="0" w:lastRowFirstColumn="0" w:lastRowLastColumn="0"/>
+            <w:tcW w:w="3005" w:type="dxa"/>
+            <w:vAlign w:val="center"/>
+          </w:tcPr>
+          <w:p>
+            <w:pPr>
+              <w:jc w:val="center"/>
+              <w:rPr>
+                <w:rFonts w:ascii="Arial" w:hAnsi="Arial" w:cs="Arial"/>
+                <w:b w:val="0"/>
+                <w:bCs w:val="0"/>
+                <w:sz w:val="20"/>
+                <w:szCs w:val="20"/>
+              </w:rPr>
+            </w:pPr>
+            <w:r>
+              <w:rPr>
+                <w:rFonts w:ascii="Arial" w:hAnsi="Arial" w:cs="Arial"/>
+                <w:b w:val="0"/>
+                <w:bCs w:val="0"/>
+                <w:sz w:val="20"/>
+                <w:szCs w:val="20"/>
+              </w:rPr>
+              <w:t>Department</w:t>
+            </w:r>
+          </w:p>
+        </w:tc>
+        <w:tc>
+          <w:tcPr>
+            <w:tcW w:w="3005" w:type="dxa"/>
+            <w:vAlign w:val="center"/>
+          </w:tcPr>
+          <w:p>
+            <w:pPr>
+              <w:jc w:val="center"/>
+              <w:cnfStyle w:val="000000000000" w:firstRow="0" w:lastRow="0" w:firstColumn="0" w:lastColumn="0" w:oddVBand="0" w:evenVBand="0" w:oddHBand="0" w:evenHBand="0" w:firstRowFirstColumn="0" w:firstRowLastColumn="0" w:lastRowFirstColumn="0" w:lastRowLastColumn="0"/>
+              <w:rPr>
+                <w:rFonts w:ascii="Arial" w:hAnsi="Arial" w:cs="Arial"/>
+                <w:sz w:val="20"/>
+                <w:szCs w:val="20"/>
+              </w:rPr>
+            </w:pPr>
+            <w:r>
+              <w:rPr>
+                <w:rFonts w:ascii="Arial" w:hAnsi="Arial" w:cs="Arial"/>
+                <w:sz w:val="20"/>
+                <w:szCs w:val="20"/>
+              </w:rPr>
+              <w:t>List of elements</w:t>
+            </w:r>
+          </w:p>
+        </w:tc>
+        <w:tc>
+          <w:tcPr>
+            <w:tcW w:w="3006" w:type="dxa"/>
+            <w:vAlign w:val="center"/>
+          </w:tcPr>
+          <w:p>
+            <w:pPr>
+              <w:jc w:val="center"/>
+              <w:cnfStyle w:val="000000000000" w:firstRow="0" w:lastRow="0" w:firstColumn="0" w:lastColumn="0" w:oddVBand="0" w:evenVBand="0" w:oddHBand="0" w:evenHBand="0" w:firstRowFirstColumn="0" w:firstRowLastColumn="0" w:lastRowFirstColumn="0" w:lastRowLastColumn="0"/>
+              <w:rPr>
+                <w:rFonts w:ascii="Arial" w:hAnsi="Arial" w:cs="Arial"/>
+                <w:sz w:val="20"/>
+                <w:szCs w:val="20"/>
+              </w:rPr>
+            </w:pPr>
+            <w:r>
+              <w:rPr>
+                <w:rFonts w:ascii="Arial" w:hAnsi="Arial" w:cs="Arial"/>
+                <w:sz w:val="20"/>
+                <w:szCs w:val="20"/>
+              </w:rPr>
+              <w:t>Captures all the departments visited by the patients ()</w:t>
+            </w:r>
+          </w:p>
+        </w:tc>
+      </w:tr>
+      <w:tr>
+        <w:trPr>
+          <w:cnfStyle w:val="000000100000" w:firstRow="0" w:lastRow="0" w:firstColumn="0" w:lastColumn="0" w:oddVBand="0" w:evenVBand="0" w:oddHBand="1" w:evenHBand="0" w:firstRowFirstColumn="0" w:firstRowLastColumn="0" w:lastRowFirstColumn="0" w:lastRowLastColumn="0"/>
+        </w:trPr>
+        <w:tc>
+          <w:tcPr>
+            <w:cnfStyle w:val="001000000000" w:firstRow="0" w:lastRow="0" w:firstColumn="1" w:lastColumn="0" w:oddVBand="0" w:evenVBand="0" w:oddHBand="0" w:evenHBand="0" w:firstRowFirstColumn="0" w:firstRowLastColumn="0" w:lastRowFirstColumn="0" w:lastRowLastColumn="0"/>
+            <w:tcW w:w="3005" w:type="dxa"/>
+            <w:vAlign w:val="center"/>
+          </w:tcPr>
+          <w:p>
+            <w:pPr>
+              <w:jc w:val="center"/>
+              <w:rPr>
+                <w:rFonts w:ascii="Arial" w:hAnsi="Arial" w:cs="Arial"/>
+                <w:sz w:val="20"/>
+                <w:szCs w:val="20"/>
+              </w:rPr>
+            </w:pPr>
+            <w:r>
+              <w:rPr>
+                <w:rFonts w:ascii="Arial" w:hAnsi="Arial" w:cs="Arial"/>
+                <w:b w:val="0"/>
+                <w:bCs w:val="0"/>
+                <w:sz w:val="20"/>
+                <w:szCs w:val="20"/>
+              </w:rPr>
+              <w:t>Consultation Duration</w:t>
+            </w:r>
+          </w:p>
+          <w:p>
+            <w:pPr>
+              <w:jc w:val="center"/>
+              <w:rPr>
+                <w:rFonts w:ascii="Arial" w:hAnsi="Arial" w:cs="Arial"/>
+                <w:sz w:val="20"/>
+                <w:szCs w:val="20"/>
+              </w:rPr>
+            </w:pPr>
+            <w:r>
+              <w:rPr>
+                <w:rFonts w:ascii="Arial" w:hAnsi="Arial" w:cs="Arial"/>
+                <w:b w:val="0"/>
+                <w:bCs w:val="0"/>
+                <w:sz w:val="20"/>
+                <w:szCs w:val="20"/>
+              </w:rPr>
+              <w:t>Satisfaction Level</w:t>
+            </w:r>
+          </w:p>
+          <w:p>
+            <w:pPr>
+              <w:jc w:val="center"/>
+              <w:rPr>
+                <w:rFonts w:ascii="Arial" w:hAnsi="Arial" w:cs="Arial"/>
+                <w:sz w:val="20"/>
+                <w:szCs w:val="20"/>
+              </w:rPr>
+            </w:pPr>
+            <w:r>
+              <w:rPr>
+                <w:rFonts w:ascii="Arial" w:hAnsi="Arial" w:cs="Arial"/>
+                <w:b w:val="0"/>
+                <w:bCs w:val="0"/>
+                <w:sz w:val="20"/>
+                <w:szCs w:val="20"/>
+              </w:rPr>
+              <w:t>Consultation Price</w:t>
+            </w:r>
+          </w:p>
+          <w:p>
+            <w:pPr>
+              <w:jc w:val="center"/>
+              <w:rPr>
+                <w:rFonts w:ascii="Arial" w:hAnsi="Arial" w:cs="Arial"/>
+                <w:sz w:val="20"/>
+                <w:szCs w:val="20"/>
+              </w:rPr>
+            </w:pPr>
+            <w:r>
+              <w:rPr>
+                <w:rFonts w:ascii="Arial" w:hAnsi="Arial" w:cs="Arial"/>
+                <w:b w:val="0"/>
+                <w:bCs w:val="0"/>
+                <w:sz w:val="20"/>
+                <w:szCs w:val="20"/>
+              </w:rPr>
+              <w:t>Insurance Coverage</w:t>
+            </w:r>
+          </w:p>
+          <w:p>
+            <w:pPr>
+              <w:jc w:val="center"/>
+              <w:rPr>
+                <w:rFonts w:ascii="Arial" w:hAnsi="Arial" w:cs="Arial"/>
+                <w:sz w:val="20"/>
+                <w:szCs w:val="20"/>
+              </w:rPr>
+            </w:pPr>
+            <w:r>
+              <w:rPr>
+                <w:rFonts w:ascii="Arial" w:hAnsi="Arial" w:cs="Arial"/>
+                <w:b w:val="0"/>
+                <w:bCs w:val="0"/>
+                <w:sz w:val="20"/>
+                <w:szCs w:val="20"/>
+              </w:rPr>
+              <w:t>Insurance Coverage Percentage</w:t>
+            </w:r>
+          </w:p>
+          <w:p>
+            <w:pPr>
+              <w:jc w:val="center"/>
+              <w:rPr>
+                <w:rFonts w:ascii="Arial" w:hAnsi="Arial" w:cs="Arial"/>
+                <w:b w:val="0"/>
+                <w:bCs w:val="0"/>
+                <w:sz w:val="20"/>
+                <w:szCs w:val="20"/>
+              </w:rPr>
+            </w:pPr>
+            <w:r>
+              <w:rPr>
+                <w:rFonts w:ascii="Arial" w:hAnsi="Arial" w:cs="Arial"/>
+                <w:b w:val="0"/>
+                <w:bCs w:val="0"/>
+                <w:sz w:val="20"/>
+                <w:szCs w:val="20"/>
+              </w:rPr>
+              <w:t>Consultation_price_log</w:t>
+            </w:r>
+          </w:p>
+        </w:tc>
+        <w:tc>
+          <w:tcPr>
+            <w:tcW w:w="3005" w:type="dxa"/>
+            <w:vAlign w:val="center"/>
+          </w:tcPr>
+          <w:p>
+            <w:pPr>
+              <w:jc w:val="center"/>
+              <w:cnfStyle w:val="000000100000" w:firstRow="0" w:lastRow="0" w:firstColumn="0" w:lastColumn="0" w:oddVBand="0" w:evenVBand="0" w:oddHBand="1" w:evenHBand="0" w:firstRowFirstColumn="0" w:firstRowLastColumn="0" w:lastRowFirstColumn="0" w:lastRowLastColumn="0"/>
+              <w:rPr>
+                <w:rFonts w:ascii="Arial" w:hAnsi="Arial" w:cs="Arial"/>
+                <w:sz w:val="20"/>
+                <w:szCs w:val="20"/>
+              </w:rPr>
+            </w:pPr>
+            <w:r>
+              <w:rPr>
+                <w:rFonts w:ascii="Arial" w:hAnsi="Arial" w:cs="Arial"/>
+                <w:sz w:val="20"/>
+                <w:szCs w:val="20"/>
+              </w:rPr>
+              <w:t>‘mean’</w:t>
+            </w:r>
+          </w:p>
+        </w:tc>
+        <w:tc>
+          <w:tcPr>
+            <w:tcW w:w="3006" w:type="dxa"/>
+            <w:vAlign w:val="center"/>
+          </w:tcPr>
+          <w:p>
+            <w:pPr>
+              <w:jc w:val="center"/>
+              <w:cnfStyle w:val="000000100000" w:firstRow="0" w:lastRow="0" w:firstColumn="0" w:lastColumn="0" w:oddVBand="0" w:evenVBand="0" w:oddHBand="1" w:evenHBand="0" w:firstRowFirstColumn="0" w:firstRowLastColumn="0" w:lastRowFirstColumn="0" w:lastRowLastColumn="0"/>
+              <w:rPr>
+                <w:rFonts w:ascii="Arial" w:hAnsi="Arial" w:cs="Arial"/>
+                <w:sz w:val="20"/>
+                <w:szCs w:val="20"/>
+              </w:rPr>
+            </w:pPr>
+            <w:r>
+              <w:rPr>
+                <w:rFonts w:ascii="Arial" w:hAnsi="Arial" w:cs="Arial"/>
+                <w:sz w:val="20"/>
+                <w:szCs w:val="20"/>
+              </w:rPr>
+              <w:t xml:space="preserve">Represents typical consultation </w:t>
+            </w:r>
+            <w:r>
+              <w:rPr>
+                <w:rFonts w:ascii="Arial" w:hAnsi="Arial" w:cs="Arial"/>
+                <w:sz w:val="20"/>
+                <w:szCs w:val="20"/>
+              </w:rPr>
+              <w:t>patterns</w:t>
+            </w:r>
+            <w:r>
+              <w:rPr>
+                <w:rFonts w:ascii="Arial" w:hAnsi="Arial" w:cs="Arial"/>
+                <w:sz w:val="20"/>
+                <w:szCs w:val="20"/>
+              </w:rPr>
+              <w:t xml:space="preserve"> per patient</w:t>
+            </w:r>
+          </w:p>
+        </w:tc>
+      </w:tr>
+    </w:tbl>
+    <w:p>
+      <w:pPr>
+        <w:rPr>
+          <w:rFonts w:ascii="Garamond" w:hAnsi="Garamond"/>
+          <w:b/>
+          <w:bCs/>
+          <w:lang w:val="en-US"/>
+        </w:rPr>
+      </w:pPr>
+    </w:p>
+    <w:p>
+      <w:pPr>
+        <w:ind w:firstLine="720"/>
+        <w:rPr>
+          <w:rFonts w:ascii="Garamond" w:hAnsi="Garamond"/>
+          <w:b/>
+          <w:bCs/>
+          <w:lang w:val="en-US"/>
+        </w:rPr>
+      </w:pPr>
+      <w:r>
+        <w:rPr>
+          <w:rFonts w:ascii="Garamond" w:hAnsi="Garamond"/>
+          <w:b/>
+          <w:bCs/>
+          <w:lang w:val="en-US"/>
+        </w:rPr>
+        <w:t>Column renaming and data types</w:t>
+      </w:r>
+    </w:p>
+    <w:p>
+      <w:pPr>
+        <w:ind w:firstLine="720"/>
+        <w:rPr>
+          <w:rFonts w:ascii="Arial" w:hAnsi="Arial" w:cs="Arial"/>
+          <w:sz w:val="20"/>
+          <w:szCs w:val="20"/>
+          <w:lang w:val="en-US"/>
+        </w:rPr>
+      </w:pPr>
+      <w:r>
+        <w:rPr>
+          <w:rFonts w:ascii="Arial" w:hAnsi="Arial" w:cs="Arial"/>
+          <w:sz w:val="20"/>
+          <w:szCs w:val="20"/>
+          <w:lang w:val="en-US"/>
+        </w:rPr>
+        <w:t>For a better understanding of what each column represents</w:t>
+      </w:r>
+      <w:r>
+        <w:rPr>
+          <w:rFonts w:ascii="Arial" w:hAnsi="Arial" w:cs="Arial"/>
+          <w:sz w:val="20"/>
+          <w:szCs w:val="20"/>
+          <w:lang w:val="en-US"/>
+        </w:rPr>
+        <w:t xml:space="preserve">, </w:t>
+      </w:r>
+      <w:r>
+        <w:rPr>
+          <w:rFonts w:ascii="Arial" w:hAnsi="Arial" w:cs="Arial"/>
+          <w:sz w:val="20"/>
+          <w:szCs w:val="20"/>
+          <w:lang w:val="en-US"/>
+        </w:rPr>
+        <w:t xml:space="preserve">the column names were changed to </w:t>
+      </w:r>
+      <w:r>
+        <w:rPr>
+          <w:rFonts w:ascii="Arial" w:hAnsi="Arial" w:cs="Arial"/>
+          <w:sz w:val="20"/>
+          <w:szCs w:val="20"/>
+          <w:lang w:val="en-US"/>
+        </w:rPr>
+        <w:t>reflect</w:t>
+      </w:r>
+      <w:r>
+        <w:rPr>
+          <w:rFonts w:ascii="Arial" w:hAnsi="Arial" w:cs="Arial"/>
+          <w:sz w:val="20"/>
+          <w:szCs w:val="20"/>
+          <w:lang w:val="en-US"/>
+        </w:rPr>
+        <w:t xml:space="preserve"> the </w:t>
+      </w:r>
+      <w:r>
+        <w:rPr>
+          <w:rFonts w:ascii="Arial" w:hAnsi="Arial" w:cs="Arial"/>
+          <w:sz w:val="20"/>
+          <w:szCs w:val="20"/>
+          <w:lang w:val="en-US"/>
+        </w:rPr>
+        <w:t>aggregations applied</w:t>
+      </w:r>
+      <w:r>
+        <w:rPr>
+          <w:rFonts w:ascii="Arial" w:hAnsi="Arial" w:cs="Arial"/>
+          <w:sz w:val="20"/>
+          <w:szCs w:val="20"/>
+          <w:lang w:val="en-US"/>
+        </w:rPr>
+        <w:t xml:space="preserve">. </w:t>
+      </w:r>
+      <w:r>
+        <w:rPr>
+          <w:rFonts w:ascii="Arial" w:hAnsi="Arial" w:cs="Arial"/>
+          <w:sz w:val="20"/>
+          <w:szCs w:val="20"/>
+          <w:lang w:val="en-US"/>
+        </w:rPr>
+        <w:t>To illustrate</w:t>
+      </w:r>
+      <w:r>
+        <w:rPr>
+          <w:rFonts w:ascii="Arial" w:hAnsi="Arial" w:cs="Arial"/>
+          <w:sz w:val="20"/>
+          <w:szCs w:val="20"/>
+          <w:lang w:val="en-US"/>
+        </w:rPr>
+        <w:t xml:space="preserve">, </w:t>
+      </w:r>
+      <w:r>
+        <w:rPr>
+          <w:rFonts w:ascii="Arial" w:hAnsi="Arial" w:cs="Arial"/>
+          <w:sz w:val="20"/>
+          <w:szCs w:val="20"/>
+          <w:lang w:val="en-US"/>
+        </w:rPr>
+        <w:t xml:space="preserve">the column </w:t>
+      </w:r>
+      <w:r>
+        <w:rPr>
+          <w:rFonts w:ascii="Arial" w:hAnsi="Arial" w:cs="Arial"/>
+          <w:b/>
+          <w:bCs/>
+          <w:sz w:val="20"/>
+          <w:szCs w:val="20"/>
+          <w:lang w:val="en-US"/>
+        </w:rPr>
+        <w:t>Approximate Annual Income</w:t>
+      </w:r>
+      <w:r>
+        <w:rPr>
+          <w:rFonts w:ascii="Arial" w:hAnsi="Arial" w:cs="Arial"/>
+          <w:sz w:val="20"/>
+          <w:szCs w:val="20"/>
+          <w:lang w:val="en-US"/>
         </w:rPr>
         <w:t xml:space="preserve"> </w:t>
       </w:r>
@@ -5824,248 +8701,408 @@
           <w:rFonts w:ascii="Arial" w:hAnsi="Arial" w:cs="Arial"/>
           <w:sz w:val="20"/>
           <w:szCs w:val="20"/>
-        </w:rPr>
-        <w:t>Skewness</w:t>
-      </w:r>
-      <w:r>
-        <w:rPr>
-          <w:rFonts w:ascii="Arial" w:hAnsi="Arial" w:cs="Arial"/>
-          <w:sz w:val="20"/>
-          <w:szCs w:val="20"/>
-        </w:rPr>
-        <w:t xml:space="preserve"> was computed for all </w:t>
-      </w:r>
-      <w:r>
-        <w:rPr>
-          <w:rFonts w:ascii="Arial" w:hAnsi="Arial" w:cs="Arial"/>
-          <w:sz w:val="20"/>
-          <w:szCs w:val="20"/>
-        </w:rPr>
-        <w:t xml:space="preserve">the </w:t>
-      </w:r>
-      <w:r>
-        <w:rPr>
-          <w:rFonts w:ascii="Arial" w:hAnsi="Arial" w:cs="Arial"/>
-          <w:sz w:val="20"/>
-          <w:szCs w:val="20"/>
-        </w:rPr>
-        <w:t>numerical features to classify their distributions</w:t>
-      </w:r>
-      <w:r>
-        <w:rPr>
-          <w:rFonts w:ascii="Arial" w:hAnsi="Arial" w:cs="Arial"/>
-          <w:sz w:val="20"/>
-          <w:szCs w:val="20"/>
+          <w:lang w:val="en-US"/>
+        </w:rPr>
+        <w:t>was modified to</w:t>
+      </w:r>
+      <w:r>
+        <w:rPr>
+          <w:rFonts w:ascii="Arial" w:hAnsi="Arial" w:cs="Arial"/>
+          <w:sz w:val="20"/>
+          <w:szCs w:val="20"/>
+          <w:lang w:val="en-US"/>
         </w:rPr>
         <w:t xml:space="preserve"> </w:t>
       </w:r>
       <w:r>
         <w:rPr>
           <w:rFonts w:ascii="Arial" w:hAnsi="Arial" w:cs="Arial"/>
-          <w:sz w:val="20"/>
-          <w:szCs w:val="20"/>
-        </w:rPr>
-        <w:t xml:space="preserve">as approximately symmetric, left-skewed, or right-skewed. </w:t>
-      </w:r>
-    </w:p>
-    <w:p>
-      <w:pPr>
-        <w:rPr>
-          <w:rFonts w:ascii="Arial" w:hAnsi="Arial" w:cs="Arial"/>
-          <w:sz w:val="20"/>
-          <w:szCs w:val="20"/>
-          <w:u w:val="single"/>
-        </w:rPr>
-      </w:pPr>
-      <w:r>
-        <w:rPr>
-          <w:rFonts w:ascii="Arial" w:hAnsi="Arial" w:cs="Arial"/>
-          <w:sz w:val="20"/>
-          <w:szCs w:val="20"/>
-          <w:u w:val="single"/>
-        </w:rPr>
-        <w:t>Approximately Symmetric</w:t>
-      </w:r>
-      <w:r>
-        <w:rPr>
-          <w:rFonts w:ascii="Arial" w:hAnsi="Arial" w:cs="Arial"/>
-          <w:sz w:val="20"/>
-          <w:szCs w:val="20"/>
-          <w:u w:val="single"/>
-        </w:rPr>
-        <w:t>:</w:t>
-      </w:r>
-    </w:p>
-    <w:p>
-      <w:pPr>
-        <w:rPr>
-          <w:rFonts w:ascii="Arial" w:hAnsi="Arial" w:cs="Arial"/>
-          <w:sz w:val="20"/>
-          <w:szCs w:val="20"/>
-        </w:rPr>
-      </w:pPr>
-      <w:r>
-        <w:rPr>
-          <w:rFonts w:ascii="Arial" w:hAnsi="Arial" w:cs="Arial"/>
-          <w:sz w:val="20"/>
-          <w:szCs w:val="20"/>
-        </w:rPr>
-        <w:t xml:space="preserve">Age, Satisfaction Level, and Insurance Coverage exhibited approximately symmetric distributions. </w:t>
-      </w:r>
-    </w:p>
-    <w:p>
-      <w:pPr>
-        <w:rPr>
-          <w:rFonts w:ascii="Arial" w:hAnsi="Arial" w:cs="Arial"/>
-          <w:sz w:val="20"/>
-          <w:szCs w:val="20"/>
-          <w:u w:val="single"/>
-        </w:rPr>
-      </w:pPr>
-      <w:r>
-        <w:rPr>
-          <w:rFonts w:ascii="Arial" w:hAnsi="Arial" w:cs="Arial"/>
-          <w:sz w:val="20"/>
-          <w:szCs w:val="20"/>
-          <w:u w:val="single"/>
-        </w:rPr>
-        <w:t>Moderate right-skewed</w:t>
-      </w:r>
-      <w:r>
-        <w:rPr>
-          <w:rFonts w:ascii="Arial" w:hAnsi="Arial" w:cs="Arial"/>
-          <w:sz w:val="20"/>
-          <w:szCs w:val="20"/>
-          <w:u w:val="single"/>
-        </w:rPr>
-        <w:t>:</w:t>
-      </w:r>
-    </w:p>
-    <w:p>
-      <w:pPr>
-        <w:rPr>
-          <w:rFonts w:ascii="Arial" w:hAnsi="Arial" w:cs="Arial"/>
-          <w:sz w:val="20"/>
-          <w:szCs w:val="20"/>
-        </w:rPr>
-      </w:pPr>
-      <w:r>
-        <w:rPr>
-          <w:rFonts w:ascii="Arial" w:hAnsi="Arial" w:cs="Arial"/>
-          <w:sz w:val="20"/>
-          <w:szCs w:val="20"/>
-        </w:rPr>
-        <w:t>Consultation Duration showed moderate right-skewness, indicating occasional long consultations</w:t>
-      </w:r>
-      <w:r>
-        <w:rPr>
-          <w:rFonts w:ascii="Arial" w:hAnsi="Arial" w:cs="Arial"/>
-          <w:sz w:val="20"/>
-          <w:szCs w:val="20"/>
+          <w:b/>
+          <w:bCs/>
+          <w:sz w:val="20"/>
+          <w:szCs w:val="20"/>
+          <w:lang w:val="en-US"/>
+        </w:rPr>
+        <w:t>Average Approximate Annual Income</w:t>
+      </w:r>
+      <w:r>
+        <w:rPr>
+          <w:rFonts w:ascii="Arial" w:hAnsi="Arial" w:cs="Arial"/>
+          <w:sz w:val="20"/>
+          <w:szCs w:val="20"/>
+          <w:lang w:val="en-US"/>
+        </w:rPr>
+        <w:t xml:space="preserve"> and </w:t>
+      </w:r>
+      <w:r>
+        <w:rPr>
+          <w:rFonts w:ascii="Arial" w:hAnsi="Arial" w:cs="Arial"/>
+          <w:b/>
+          <w:bCs/>
+          <w:sz w:val="20"/>
+          <w:szCs w:val="20"/>
+          <w:lang w:val="en-US"/>
+        </w:rPr>
+        <w:t>Visit Date</w:t>
+      </w:r>
+      <w:r>
+        <w:rPr>
+          <w:rFonts w:ascii="Arial" w:hAnsi="Arial" w:cs="Arial"/>
+          <w:sz w:val="20"/>
+          <w:szCs w:val="20"/>
+          <w:lang w:val="en-US"/>
+        </w:rPr>
+        <w:t xml:space="preserve"> </w:t>
+      </w:r>
+      <w:r>
+        <w:rPr>
+          <w:rFonts w:ascii="Arial" w:hAnsi="Arial" w:cs="Arial"/>
+          <w:sz w:val="20"/>
+          <w:szCs w:val="20"/>
+          <w:lang w:val="en-US"/>
+        </w:rPr>
+        <w:t>to</w:t>
+      </w:r>
+      <w:r>
+        <w:rPr>
+          <w:rFonts w:ascii="Arial" w:hAnsi="Arial" w:cs="Arial"/>
+          <w:sz w:val="20"/>
+          <w:szCs w:val="20"/>
+          <w:lang w:val="en-US"/>
+        </w:rPr>
+        <w:t xml:space="preserve"> </w:t>
+      </w:r>
+      <w:r>
+        <w:rPr>
+          <w:rFonts w:ascii="Arial" w:hAnsi="Arial" w:cs="Arial"/>
+          <w:b/>
+          <w:bCs/>
+          <w:sz w:val="20"/>
+          <w:szCs w:val="20"/>
+          <w:lang w:val="en-US"/>
+        </w:rPr>
+        <w:t>Last Visit Date</w:t>
+      </w:r>
+      <w:r>
+        <w:rPr>
+          <w:rFonts w:ascii="Arial" w:hAnsi="Arial" w:cs="Arial"/>
+          <w:sz w:val="20"/>
+          <w:szCs w:val="20"/>
+          <w:lang w:val="en-US"/>
         </w:rPr>
         <w:t>.</w:t>
       </w:r>
     </w:p>
     <w:p>
       <w:pPr>
-        <w:rPr>
-          <w:rFonts w:ascii="Arial" w:hAnsi="Arial" w:cs="Arial"/>
-          <w:sz w:val="20"/>
-          <w:szCs w:val="20"/>
-          <w:u w:val="single"/>
-        </w:rPr>
-      </w:pPr>
-      <w:r>
-        <w:rPr>
-          <w:rFonts w:ascii="Arial" w:hAnsi="Arial" w:cs="Arial"/>
-          <w:sz w:val="20"/>
-          <w:szCs w:val="20"/>
-          <w:u w:val="single"/>
-        </w:rPr>
-        <w:t>Heavily right-skewed</w:t>
-      </w:r>
-      <w:r>
-        <w:rPr>
-          <w:rFonts w:ascii="Arial" w:hAnsi="Arial" w:cs="Arial"/>
-          <w:sz w:val="20"/>
-          <w:szCs w:val="20"/>
-          <w:u w:val="single"/>
-        </w:rPr>
-        <w:t>:</w:t>
-      </w:r>
-    </w:p>
-    <w:p>
-      <w:pPr>
-        <w:rPr>
-          <w:rFonts w:ascii="Arial" w:hAnsi="Arial" w:cs="Arial"/>
-          <w:sz w:val="20"/>
-          <w:szCs w:val="20"/>
-        </w:rPr>
-      </w:pPr>
-      <w:r>
-        <w:rPr>
-          <w:rFonts w:ascii="Arial" w:hAnsi="Arial" w:cs="Arial"/>
-          <w:sz w:val="20"/>
-          <w:szCs w:val="20"/>
-        </w:rPr>
-        <w:t xml:space="preserve"> Approximate Annual Income and Consultation Price displayed heavy right-skewness due to strong high-end outliers.</w:t>
-      </w:r>
-      <w:r>
-        <w:rPr>
-          <w:rFonts w:ascii="Arial" w:hAnsi="Arial" w:cs="Arial"/>
-          <w:sz w:val="20"/>
-          <w:szCs w:val="20"/>
+        <w:ind w:firstLine="720"/>
+        <w:rPr>
+          <w:rFonts w:ascii="Arial" w:hAnsi="Arial" w:cs="Arial"/>
+          <w:sz w:val="20"/>
+          <w:szCs w:val="20"/>
+          <w:lang w:val="en-US"/>
+        </w:rPr>
+      </w:pPr>
+      <w:r>
+        <w:rPr>
+          <w:rFonts w:ascii="Arial" w:hAnsi="Arial" w:cs="Arial"/>
+          <w:sz w:val="20"/>
+          <w:szCs w:val="20"/>
+          <w:lang w:val="en-US"/>
+        </w:rPr>
+        <w:lastRenderedPageBreak/>
+        <w:t>The feature</w:t>
+      </w:r>
+      <w:r>
+        <w:rPr>
+          <w:rFonts w:ascii="Arial" w:hAnsi="Arial" w:cs="Arial"/>
+          <w:sz w:val="20"/>
+          <w:szCs w:val="20"/>
+          <w:lang w:val="en-US"/>
         </w:rPr>
         <w:t xml:space="preserve"> </w:t>
       </w:r>
-    </w:p>
-    <w:p>
-      <w:pPr>
-        <w:rPr>
-          <w:rFonts w:ascii="Arial" w:hAnsi="Arial" w:cs="Arial"/>
-          <w:sz w:val="20"/>
-          <w:szCs w:val="20"/>
-        </w:rPr>
-      </w:pPr>
-      <w:r>
-        <w:rPr>
-          <w:rFonts w:ascii="Arial" w:hAnsi="Arial" w:cs="Arial"/>
-          <w:sz w:val="20"/>
-          <w:szCs w:val="20"/>
-        </w:rPr>
-        <w:t>Therefore, to</w:t>
-      </w:r>
-      <w:r>
-        <w:rPr>
-          <w:rFonts w:ascii="Arial" w:hAnsi="Arial" w:cs="Arial"/>
-          <w:sz w:val="20"/>
-          <w:szCs w:val="20"/>
-        </w:rPr>
-        <w:t xml:space="preserve"> reduce skewness </w:t>
-      </w:r>
-      <w:r>
-        <w:rPr>
-          <w:rFonts w:ascii="Arial" w:hAnsi="Arial" w:cs="Arial"/>
-          <w:sz w:val="20"/>
-          <w:szCs w:val="20"/>
-        </w:rPr>
-        <w:t xml:space="preserve">for predictive </w:t>
-      </w:r>
-      <w:r>
-        <w:rPr>
-          <w:rFonts w:ascii="Arial" w:hAnsi="Arial" w:cs="Arial"/>
-          <w:sz w:val="20"/>
-          <w:szCs w:val="20"/>
-        </w:rPr>
-        <w:t>modelling, log transformations were applied to the heavily skewed variables</w:t>
-      </w:r>
-      <w:r>
-        <w:rPr>
-          <w:rFonts w:ascii="Arial" w:hAnsi="Arial" w:cs="Arial"/>
-          <w:sz w:val="20"/>
-          <w:szCs w:val="20"/>
-        </w:rPr>
-        <w:t xml:space="preserve">, consisting of the variables </w:t>
+      <w:r>
+        <w:rPr>
+          <w:rFonts w:ascii="Arial" w:hAnsi="Arial" w:cs="Arial"/>
+          <w:b/>
+          <w:bCs/>
+          <w:sz w:val="20"/>
+          <w:szCs w:val="20"/>
+          <w:lang w:val="en-US"/>
+        </w:rPr>
+        <w:t>‘Last Visit Date’</w:t>
+      </w:r>
+      <w:r>
+        <w:rPr>
+          <w:rFonts w:ascii="Arial" w:hAnsi="Arial" w:cs="Arial"/>
+          <w:sz w:val="20"/>
+          <w:szCs w:val="20"/>
+          <w:lang w:val="en-US"/>
+        </w:rPr>
+        <w:t xml:space="preserve"> </w:t>
+      </w:r>
+      <w:r>
+        <w:rPr>
+          <w:rFonts w:ascii="Arial" w:hAnsi="Arial" w:cs="Arial"/>
+          <w:sz w:val="20"/>
+          <w:szCs w:val="20"/>
+          <w:lang w:val="en-US"/>
+        </w:rPr>
+        <w:t>was</w:t>
+      </w:r>
+      <w:r>
+        <w:rPr>
+          <w:rFonts w:ascii="Arial" w:hAnsi="Arial" w:cs="Arial"/>
+          <w:sz w:val="20"/>
+          <w:szCs w:val="20"/>
+          <w:lang w:val="en-US"/>
+        </w:rPr>
+        <w:t xml:space="preserve"> converted to </w:t>
+      </w:r>
+      <w:r>
+        <w:rPr>
+          <w:rFonts w:ascii="Arial" w:hAnsi="Arial" w:cs="Arial"/>
+          <w:sz w:val="20"/>
+          <w:szCs w:val="20"/>
+          <w:lang w:val="en-US"/>
+        </w:rPr>
+        <w:t xml:space="preserve">back to the datatype </w:t>
+      </w:r>
+      <w:r>
+        <w:rPr>
+          <w:rFonts w:ascii="Consolas" w:hAnsi="Consolas" w:cs="Consolas"/>
+          <w:b/>
+          <w:bCs/>
+          <w:sz w:val="20"/>
+          <w:szCs w:val="20"/>
+        </w:rPr>
+        <w:t>string</w:t>
+      </w:r>
+      <w:r>
+        <w:rPr>
+          <w:rFonts w:ascii="Arial" w:hAnsi="Arial" w:cs="Arial"/>
+          <w:sz w:val="20"/>
+          <w:szCs w:val="20"/>
+          <w:lang w:val="en-US"/>
+        </w:rPr>
+        <w:t xml:space="preserve"> instead </w:t>
+      </w:r>
+      <w:r>
+        <w:rPr>
+          <w:rFonts w:ascii="Arial" w:hAnsi="Arial" w:cs="Arial"/>
+          <w:sz w:val="20"/>
+          <w:szCs w:val="20"/>
+          <w:lang w:val="en-US"/>
+        </w:rPr>
+        <w:t xml:space="preserve">remaining </w:t>
+      </w:r>
+      <w:r>
+        <w:rPr>
+          <w:rFonts w:ascii="Arial" w:hAnsi="Arial" w:cs="Arial"/>
+          <w:sz w:val="20"/>
+          <w:szCs w:val="20"/>
+          <w:lang w:val="en-US"/>
+        </w:rPr>
+        <w:t xml:space="preserve">of </w:t>
+      </w:r>
+      <w:r>
+        <w:rPr>
+          <w:rFonts w:ascii="Arial" w:hAnsi="Arial" w:cs="Arial"/>
+          <w:sz w:val="20"/>
+          <w:szCs w:val="20"/>
+          <w:lang w:val="en-US"/>
+        </w:rPr>
+        <w:t xml:space="preserve">a </w:t>
+      </w:r>
+      <w:r>
+        <w:rPr>
+          <w:rFonts w:ascii="Consolas" w:hAnsi="Consolas" w:cs="Consolas"/>
+          <w:b/>
+          <w:bCs/>
+          <w:sz w:val="20"/>
+          <w:szCs w:val="20"/>
+        </w:rPr>
+        <w:t>datetime</w:t>
+      </w:r>
+      <w:r>
+        <w:rPr>
+          <w:rFonts w:ascii="Arial" w:hAnsi="Arial" w:cs="Arial"/>
+          <w:sz w:val="20"/>
+          <w:szCs w:val="20"/>
+          <w:lang w:val="en-US"/>
+        </w:rPr>
+        <w:t xml:space="preserve"> object so </w:t>
+      </w:r>
+      <w:r>
+        <w:rPr>
+          <w:rFonts w:ascii="Arial" w:hAnsi="Arial" w:cs="Arial"/>
+          <w:sz w:val="20"/>
+          <w:szCs w:val="20"/>
+          <w:lang w:val="en-US"/>
+        </w:rPr>
+        <w:t>that, upon</w:t>
+      </w:r>
+      <w:r>
+        <w:rPr>
+          <w:rFonts w:ascii="Arial" w:hAnsi="Arial" w:cs="Arial"/>
+          <w:sz w:val="20"/>
+          <w:szCs w:val="20"/>
+          <w:lang w:val="en-US"/>
+        </w:rPr>
+        <w:t xml:space="preserve"> export</w:t>
+      </w:r>
+      <w:r>
+        <w:rPr>
+          <w:rFonts w:ascii="Arial" w:hAnsi="Arial" w:cs="Arial"/>
+          <w:sz w:val="20"/>
+          <w:szCs w:val="20"/>
+          <w:lang w:val="en-US"/>
+        </w:rPr>
+        <w:t>ing the table to CSV, the</w:t>
+      </w:r>
+      <w:r>
+        <w:rPr>
+          <w:rFonts w:ascii="Arial" w:hAnsi="Arial" w:cs="Arial"/>
+          <w:sz w:val="20"/>
+          <w:szCs w:val="20"/>
+          <w:lang w:val="en-US"/>
+        </w:rPr>
+        <w:t xml:space="preserve"> </w:t>
+      </w:r>
+      <w:r>
+        <w:rPr>
+          <w:rFonts w:ascii="Arial" w:hAnsi="Arial" w:cs="Arial"/>
+          <w:sz w:val="20"/>
+          <w:szCs w:val="20"/>
+          <w:lang w:val="en-US"/>
+        </w:rPr>
+        <w:t>dates</w:t>
+      </w:r>
+      <w:r>
+        <w:rPr>
+          <w:rFonts w:ascii="Arial" w:hAnsi="Arial" w:cs="Arial"/>
+          <w:sz w:val="20"/>
+          <w:szCs w:val="20"/>
+          <w:lang w:val="en-US"/>
+        </w:rPr>
+        <w:t xml:space="preserve"> </w:t>
+      </w:r>
+      <w:r>
+        <w:rPr>
+          <w:rFonts w:ascii="Arial" w:hAnsi="Arial" w:cs="Arial"/>
+          <w:sz w:val="20"/>
+          <w:szCs w:val="20"/>
+          <w:lang w:val="en-US"/>
+        </w:rPr>
+        <w:t>appear appropriately</w:t>
+      </w:r>
+      <w:r>
+        <w:rPr>
+          <w:rFonts w:ascii="Arial" w:hAnsi="Arial" w:cs="Arial"/>
+          <w:sz w:val="20"/>
+          <w:szCs w:val="20"/>
+          <w:lang w:val="en-US"/>
+        </w:rPr>
+        <w:t xml:space="preserve"> </w:t>
+      </w:r>
+      <w:r>
+        <w:rPr>
+          <w:rFonts w:ascii="Arial" w:hAnsi="Arial" w:cs="Arial"/>
+          <w:sz w:val="20"/>
+          <w:szCs w:val="20"/>
+          <w:lang w:val="en-US"/>
+        </w:rPr>
+        <w:t>formatted.</w:t>
+      </w:r>
+    </w:p>
+    <w:p>
+      <w:pPr>
+        <w:ind w:firstLine="720"/>
+        <w:rPr>
+          <w:rFonts w:ascii="Garamond" w:hAnsi="Garamond"/>
+          <w:b/>
+          <w:bCs/>
+          <w:lang w:val="en-US"/>
+        </w:rPr>
+      </w:pPr>
+      <w:r>
+        <w:rPr>
+          <w:rFonts w:ascii="Garamond" w:hAnsi="Garamond"/>
+          <w:b/>
+          <w:bCs/>
+          <w:lang w:val="en-US"/>
+        </w:rPr>
+        <w:t>Exporting</w:t>
+      </w:r>
+    </w:p>
+    <w:p>
+      <w:pPr>
+        <w:ind w:firstLine="720"/>
+        <w:rPr>
+          <w:rFonts w:ascii="Arial" w:hAnsi="Arial" w:cs="Arial"/>
+          <w:sz w:val="20"/>
+          <w:szCs w:val="20"/>
+          <w:lang w:val="en-US"/>
+        </w:rPr>
+      </w:pPr>
+    </w:p>
+    <w:p>
+      <w:pPr>
+        <w:ind w:firstLine="720"/>
+        <w:rPr>
+          <w:rFonts w:ascii="Arial" w:hAnsi="Arial" w:cs="Arial"/>
+          <w:sz w:val="20"/>
+          <w:szCs w:val="20"/>
+          <w:lang w:val="en-US"/>
+        </w:rPr>
+      </w:pPr>
+      <w:r>
+        <w:rPr>
+          <w:rFonts w:ascii="Arial" w:hAnsi="Arial" w:cs="Arial"/>
+          <w:sz w:val="20"/>
+          <w:szCs w:val="20"/>
+          <w:lang w:val="en-US"/>
+        </w:rPr>
+        <w:t>The resulting Analytical Base Table was saved as a CSV file named ‘</w:t>
+      </w:r>
+      <w:r>
+        <w:rPr>
+          <w:rFonts w:ascii="Consolas" w:hAnsi="Consolas" w:cs="Consolas"/>
+          <w:b/>
+          <w:bCs/>
+          <w:sz w:val="20"/>
+          <w:szCs w:val="20"/>
+        </w:rPr>
+        <w:t>ABT_city_hospital</w:t>
+      </w:r>
+      <w:r>
+        <w:rPr>
+          <w:rFonts w:ascii="Arial" w:hAnsi="Arial" w:cs="Arial"/>
+          <w:sz w:val="20"/>
+          <w:szCs w:val="20"/>
+          <w:lang w:val="en-US"/>
+        </w:rPr>
+        <w:t>’,</w:t>
+      </w:r>
+      <w:r>
+        <w:rPr>
+          <w:rFonts w:ascii="Consolas" w:hAnsi="Consolas" w:cs="Consolas"/>
+          <w:b/>
+          <w:bCs/>
+          <w:sz w:val="20"/>
+          <w:szCs w:val="20"/>
+        </w:rPr>
+        <w:t xml:space="preserve"> </w:t>
+      </w:r>
+      <w:r>
+        <w:rPr>
+          <w:rFonts w:ascii="Arial" w:hAnsi="Arial" w:cs="Arial"/>
+          <w:sz w:val="20"/>
+          <w:szCs w:val="20"/>
+          <w:lang w:val="en-US"/>
+        </w:rPr>
+        <w:t xml:space="preserve">providing a pre-processed and clean basis for modelling and analysis. (METER FOTO DA TABELA – </w:t>
       </w:r>
       <w:proofErr w:type="spellStart"/>
       <w:r>
@@ -6073,8 +9110,9 @@
           <w:rFonts w:ascii="Arial" w:hAnsi="Arial" w:cs="Arial"/>
           <w:sz w:val="20"/>
           <w:szCs w:val="20"/>
-        </w:rPr>
-        <w:t>Income_log</w:t>
+          <w:lang w:val="en-US"/>
+        </w:rPr>
+        <w:t>pelo</w:t>
       </w:r>
       <w:proofErr w:type="spellEnd"/>
       <w:r>
@@ -6082,8 +9120,9 @@
           <w:rFonts w:ascii="Arial" w:hAnsi="Arial" w:cs="Arial"/>
           <w:sz w:val="20"/>
           <w:szCs w:val="20"/>
-        </w:rPr>
-        <w:t xml:space="preserve"> and </w:t>
+          <w:lang w:val="en-US"/>
+        </w:rPr>
+        <w:t xml:space="preserve"> </w:t>
       </w:r>
       <w:proofErr w:type="spellStart"/>
       <w:r>
@@ -6091,8 +9130,9 @@
           <w:rFonts w:ascii="Arial" w:hAnsi="Arial" w:cs="Arial"/>
           <w:sz w:val="20"/>
           <w:szCs w:val="20"/>
-        </w:rPr>
-        <w:t>Consultation_price_log</w:t>
+          <w:lang w:val="en-US"/>
+        </w:rPr>
+        <w:t>menos</w:t>
       </w:r>
       <w:proofErr w:type="spellEnd"/>
       <w:r>
@@ -6100,234 +9140,74 @@
           <w:rFonts w:ascii="Arial" w:hAnsi="Arial" w:cs="Arial"/>
           <w:sz w:val="20"/>
           <w:szCs w:val="20"/>
-        </w:rPr>
-        <w:t>.</w:t>
-      </w:r>
-    </w:p>
-    <w:p>
-      <w:pPr>
-        <w:rPr>
-          <w:rFonts w:ascii="Arial" w:hAnsi="Arial" w:cs="Arial"/>
-          <w:b/>
-          <w:bCs/>
-          <w:sz w:val="20"/>
-          <w:szCs w:val="20"/>
-        </w:rPr>
-      </w:pPr>
-    </w:p>
-    <w:p>
-      <w:pPr>
-        <w:rPr>
-          <w:rFonts w:ascii="Arial" w:hAnsi="Arial" w:cs="Arial"/>
-          <w:b/>
-          <w:bCs/>
-          <w:sz w:val="20"/>
-          <w:szCs w:val="20"/>
-        </w:rPr>
-      </w:pPr>
-      <w:r>
-        <w:rPr>
-          <w:rFonts w:ascii="Arial" w:hAnsi="Arial" w:cs="Arial"/>
-          <w:b/>
-          <w:bCs/>
-          <w:sz w:val="20"/>
-          <w:szCs w:val="20"/>
-        </w:rPr>
-        <w:t>Feature Engineering</w:t>
-      </w:r>
-    </w:p>
-    <w:p>
-      <w:pPr>
-        <w:rPr>
-          <w:rFonts w:ascii="Arial" w:hAnsi="Arial" w:cs="Arial"/>
-          <w:sz w:val="20"/>
-          <w:szCs w:val="20"/>
-        </w:rPr>
-      </w:pPr>
-      <w:r>
-        <w:rPr>
-          <w:rFonts w:ascii="Arial" w:hAnsi="Arial" w:cs="Arial"/>
-          <w:sz w:val="20"/>
-          <w:szCs w:val="20"/>
-          <w:u w:val="single"/>
-        </w:rPr>
-        <w:t>Insurance Coverage Percentage</w:t>
-      </w:r>
-      <w:r>
-        <w:rPr>
-          <w:rFonts w:ascii="Arial" w:hAnsi="Arial" w:cs="Arial"/>
-          <w:sz w:val="20"/>
-          <w:szCs w:val="20"/>
-        </w:rPr>
-        <w:t xml:space="preserve"> – to see the Insurance Coverage Percentage a new column was created, consisting in the division of the Insurance Coverage by the Consultation Price, this column was used to understand that each Insurance Provider covered a different percentage</w:t>
-      </w:r>
-    </w:p>
-    <w:p>
-      <w:pPr>
-        <w:rPr>
-          <w:rFonts w:ascii="Arial" w:hAnsi="Arial" w:cs="Arial"/>
-          <w:sz w:val="20"/>
-          <w:szCs w:val="20"/>
-        </w:rPr>
-      </w:pPr>
-      <w:r>
-        <w:rPr>
-          <w:rFonts w:ascii="Arial" w:hAnsi="Arial" w:cs="Arial"/>
-          <w:sz w:val="20"/>
-          <w:szCs w:val="20"/>
-          <w:u w:val="single"/>
-        </w:rPr>
-        <w:t>Age Range</w:t>
-      </w:r>
-      <w:r>
-        <w:rPr>
-          <w:rFonts w:ascii="Arial" w:hAnsi="Arial" w:cs="Arial"/>
-          <w:sz w:val="20"/>
-          <w:szCs w:val="20"/>
-        </w:rPr>
-        <w:t xml:space="preserve"> – to see the age range of each patient a new column was added with intervals of five starting in 0 and going up to 130 to see in which age range each patient was in</w:t>
-      </w:r>
-    </w:p>
-    <w:p>
-      <w:pPr>
-        <w:rPr>
-          <w:rFonts w:ascii="Arial" w:hAnsi="Arial" w:cs="Arial"/>
-          <w:sz w:val="20"/>
-          <w:szCs w:val="20"/>
-        </w:rPr>
-      </w:pPr>
-      <w:r>
-        <w:rPr>
-          <w:rFonts w:ascii="Arial" w:hAnsi="Arial" w:cs="Arial"/>
-          <w:sz w:val="20"/>
-          <w:szCs w:val="20"/>
-          <w:u w:val="single"/>
-        </w:rPr>
-        <w:t>Days since last visit</w:t>
-      </w:r>
-      <w:r>
-        <w:rPr>
-          <w:rFonts w:ascii="Arial" w:hAnsi="Arial" w:cs="Arial"/>
-          <w:sz w:val="20"/>
-          <w:szCs w:val="20"/>
-        </w:rPr>
-        <w:t xml:space="preserve"> – this column displays the number of days since the last appointment</w:t>
-      </w:r>
-    </w:p>
-    <w:p>
-      <w:pPr>
-        <w:rPr>
-          <w:rFonts w:ascii="Arial" w:hAnsi="Arial" w:cs="Arial"/>
-          <w:b/>
-          <w:bCs/>
-          <w:sz w:val="20"/>
-          <w:szCs w:val="20"/>
-          <w:lang w:val="en-US"/>
-        </w:rPr>
-      </w:pPr>
-    </w:p>
-    <w:p>
-      <w:pPr>
-        <w:rPr>
-          <w:rFonts w:ascii="Arial" w:hAnsi="Arial" w:cs="Arial"/>
-          <w:b/>
-          <w:bCs/>
-          <w:sz w:val="20"/>
-          <w:szCs w:val="20"/>
-        </w:rPr>
-      </w:pPr>
-      <w:r>
-        <w:rPr>
-          <w:rFonts w:ascii="Arial" w:hAnsi="Arial" w:cs="Arial"/>
-          <w:b/>
-          <w:bCs/>
-          <w:sz w:val="20"/>
-          <w:szCs w:val="20"/>
-        </w:rPr>
-        <w:t>Analytical Base Table (ABT) Construction</w:t>
-      </w:r>
-    </w:p>
-    <w:p>
-      <w:pPr>
-        <w:rPr>
-          <w:rFonts w:ascii="Arial" w:hAnsi="Arial" w:cs="Arial"/>
-          <w:sz w:val="20"/>
-          <w:szCs w:val="20"/>
-          <w:lang w:val="en-US"/>
-        </w:rPr>
-      </w:pPr>
-      <w:r>
-        <w:rPr>
-          <w:rFonts w:ascii="Arial" w:hAnsi="Arial" w:cs="Arial"/>
-          <w:sz w:val="20"/>
-          <w:szCs w:val="20"/>
-        </w:rPr>
-        <w:t>To construct the table, the following steps were executed.</w:t>
-      </w:r>
-    </w:p>
-    <w:p>
-      <w:pPr>
-        <w:pStyle w:val="ListParagraph"/>
-        <w:numPr>
-          <w:ilvl w:val="0"/>
-          <w:numId w:val="5"/>
-        </w:numPr>
-        <w:rPr>
-          <w:rFonts w:ascii="Arial" w:hAnsi="Arial" w:cs="Arial"/>
-          <w:sz w:val="20"/>
-          <w:szCs w:val="20"/>
-        </w:rPr>
-      </w:pPr>
-      <w:r>
-        <w:rPr>
-          <w:rFonts w:ascii="Arial" w:hAnsi="Arial" w:cs="Arial"/>
-          <w:sz w:val="20"/>
-          <w:szCs w:val="20"/>
-        </w:rPr>
-        <w:t>Aggregation</w:t>
-      </w:r>
-    </w:p>
-    <w:p>
-      <w:pPr>
-        <w:pStyle w:val="ListParagraph"/>
-        <w:rPr>
-          <w:rFonts w:ascii="Arial" w:hAnsi="Arial" w:cs="Arial"/>
-          <w:sz w:val="20"/>
-          <w:szCs w:val="20"/>
-        </w:rPr>
-      </w:pPr>
-    </w:p>
-    <w:p>
-      <w:pPr>
-        <w:pStyle w:val="ListParagraph"/>
-        <w:rPr>
-          <w:rFonts w:ascii="Arial" w:hAnsi="Arial" w:cs="Arial"/>
-          <w:sz w:val="20"/>
-          <w:szCs w:val="20"/>
-        </w:rPr>
-      </w:pPr>
-      <w:r>
-        <w:rPr>
-          <w:rFonts w:ascii="Arial" w:hAnsi="Arial" w:cs="Arial"/>
-          <w:sz w:val="20"/>
-          <w:szCs w:val="20"/>
-        </w:rPr>
-        <w:t>Patient-specific data was aggregated in the following way.</w:t>
-      </w:r>
-    </w:p>
-    <w:p>
-      <w:pPr>
-        <w:rPr>
-          <w:rFonts w:ascii="Arial" w:hAnsi="Arial" w:cs="Arial"/>
-          <w:sz w:val="20"/>
-          <w:szCs w:val="20"/>
-        </w:rPr>
-      </w:pPr>
-      <w:r>
-        <w:rPr>
-          <w:rFonts w:ascii="Arial" w:hAnsi="Arial" w:cs="Arial"/>
-          <w:sz w:val="20"/>
-          <w:szCs w:val="20"/>
+          <w:lang w:val="en-US"/>
+        </w:rPr>
+        <w:t xml:space="preserve"> da head)</w:t>
+      </w:r>
+    </w:p>
+    <w:p>
+      <w:pPr>
+        <w:rPr>
+          <w:rFonts w:ascii="Garamond" w:hAnsi="Garamond"/>
+          <w:b/>
+          <w:bCs/>
+          <w:sz w:val="27"/>
+          <w:szCs w:val="27"/>
+        </w:rPr>
+      </w:pPr>
+      <w:r>
+        <w:rPr>
+          <w:rFonts w:ascii="Garamond" w:hAnsi="Garamond"/>
+          <w:b/>
+          <w:bCs/>
+          <w:sz w:val="27"/>
+          <w:szCs w:val="27"/>
+        </w:rPr>
+        <w:t xml:space="preserve">Part C: </w:t>
+      </w:r>
+      <w:r>
+        <w:rPr>
+          <w:rFonts w:ascii="Garamond" w:hAnsi="Garamond"/>
+          <w:b/>
+          <w:bCs/>
+          <w:sz w:val="27"/>
+          <w:szCs w:val="27"/>
+        </w:rPr>
+        <w:t>Exploratory Visualization &amp; Insights</w:t>
+      </w:r>
+    </w:p>
+    <w:p>
+      <w:pPr>
+        <w:rPr>
+          <w:rFonts w:ascii="Garamond" w:hAnsi="Garamond"/>
+          <w:b/>
+          <w:bCs/>
+          <w:lang w:val="en-US"/>
+        </w:rPr>
+      </w:pPr>
+      <w:r>
+        <w:rPr>
+          <w:rFonts w:ascii="Garamond" w:hAnsi="Garamond"/>
+          <w:b/>
+          <w:bCs/>
+          <w:lang w:val="en-US"/>
+        </w:rPr>
+        <w:t>Patient Demographics - Distributions</w:t>
+      </w:r>
+    </w:p>
+    <w:p>
+      <w:pPr>
+        <w:rPr>
+          <w:rFonts w:ascii="Arial" w:hAnsi="Arial" w:cs="Arial"/>
+          <w:sz w:val="20"/>
+          <w:szCs w:val="20"/>
+          <w:lang w:val="en-US"/>
+        </w:rPr>
+      </w:pPr>
+      <w:r>
+        <w:rPr>
+          <w:rFonts w:ascii="Garamond" w:hAnsi="Garamond"/>
+          <w:lang w:val="en-US"/>
         </w:rPr>
         <w:t>Age</w:t>
       </w:r>
@@ -6336,258 +9216,18 @@
           <w:rFonts w:ascii="Arial" w:hAnsi="Arial" w:cs="Arial"/>
           <w:sz w:val="20"/>
           <w:szCs w:val="20"/>
-        </w:rPr>
-        <w:t xml:space="preserve"> and Visit Date: max – to capture the most recent age and visit date for each patient</w:t>
-      </w:r>
-    </w:p>
-    <w:p>
-      <w:pPr>
-        <w:rPr>
-          <w:rFonts w:ascii="Arial" w:hAnsi="Arial" w:cs="Arial"/>
-          <w:sz w:val="20"/>
-          <w:szCs w:val="20"/>
-        </w:rPr>
-      </w:pPr>
-      <w:r>
-        <w:rPr>
-          <w:rFonts w:ascii="Arial" w:hAnsi="Arial" w:cs="Arial"/>
-          <w:sz w:val="20"/>
-          <w:szCs w:val="20"/>
-        </w:rPr>
-        <w:t>Gender: first – considering it does not change overtime</w:t>
-      </w:r>
-    </w:p>
-    <w:p>
-      <w:pPr>
-        <w:rPr>
-          <w:rFonts w:ascii="Arial" w:hAnsi="Arial" w:cs="Arial"/>
-          <w:sz w:val="20"/>
-          <w:szCs w:val="20"/>
-        </w:rPr>
-      </w:pPr>
-      <w:r>
-        <w:rPr>
-          <w:rFonts w:ascii="Arial" w:hAnsi="Arial" w:cs="Arial"/>
-          <w:sz w:val="20"/>
-          <w:szCs w:val="20"/>
-        </w:rPr>
-        <w:lastRenderedPageBreak/>
-        <w:t>City of Residence, Profession, Insurance Provider, Family History, Education Level, Marital Status, Age Range, Days since last visit</w:t>
-      </w:r>
-      <w:r>
-        <w:rPr>
-          <w:rFonts w:ascii="Arial" w:hAnsi="Arial" w:cs="Arial"/>
-          <w:sz w:val="20"/>
-          <w:szCs w:val="20"/>
-        </w:rPr>
-        <w:t xml:space="preserve">, </w:t>
-      </w:r>
-      <w:r>
-        <w:rPr>
-          <w:rFonts w:ascii="Arial" w:hAnsi="Arial" w:cs="Arial"/>
-          <w:sz w:val="20"/>
-          <w:szCs w:val="20"/>
-        </w:rPr>
-        <w:t>Approximate Annual Income, Income_log</w:t>
-      </w:r>
-      <w:r>
-        <w:rPr>
-          <w:rFonts w:ascii="Arial" w:hAnsi="Arial" w:cs="Arial"/>
-          <w:sz w:val="20"/>
-          <w:szCs w:val="20"/>
-        </w:rPr>
-        <w:t>: last – most recent value in case of updates</w:t>
-      </w:r>
-    </w:p>
-    <w:p>
-      <w:pPr>
-        <w:rPr>
-          <w:rFonts w:ascii="Arial" w:hAnsi="Arial" w:cs="Arial"/>
-          <w:sz w:val="20"/>
-          <w:szCs w:val="20"/>
-        </w:rPr>
-      </w:pPr>
-      <w:r>
-        <w:rPr>
-          <w:rFonts w:ascii="Arial" w:hAnsi="Arial" w:cs="Arial"/>
-          <w:sz w:val="20"/>
-          <w:szCs w:val="20"/>
-        </w:rPr>
-        <w:t>Department: list – all the departments visited by each patient</w:t>
-      </w:r>
-    </w:p>
-    <w:p>
-      <w:pPr>
-        <w:rPr>
-          <w:rFonts w:ascii="Arial" w:hAnsi="Arial" w:cs="Arial"/>
-          <w:sz w:val="20"/>
-          <w:szCs w:val="20"/>
-        </w:rPr>
-      </w:pPr>
-      <w:r>
-        <w:rPr>
-          <w:rFonts w:ascii="Arial" w:hAnsi="Arial" w:cs="Arial"/>
-          <w:sz w:val="20"/>
-          <w:szCs w:val="20"/>
-        </w:rPr>
-        <w:t>Consultation Duration, Satisfaction Level, Consultation Price, Insurance Coverage, Insurance Coverage Percentage, Consultation_price_log</w:t>
-      </w:r>
-      <w:r>
-        <w:rPr>
-          <w:rFonts w:ascii="Arial" w:hAnsi="Arial" w:cs="Arial"/>
-          <w:sz w:val="20"/>
-          <w:szCs w:val="20"/>
-        </w:rPr>
-        <w:t>: mean – average value for each patient, indicative of standard behaviour (patterns)</w:t>
-      </w:r>
-    </w:p>
-    <w:p>
-      <w:pPr>
-        <w:rPr>
-          <w:rFonts w:ascii="Arial" w:hAnsi="Arial" w:cs="Arial"/>
-          <w:sz w:val="20"/>
-          <w:szCs w:val="20"/>
-          <w:lang w:val="en-US"/>
-        </w:rPr>
-      </w:pPr>
-      <w:r>
-        <w:rPr>
-          <w:rFonts w:ascii="Arial" w:hAnsi="Arial" w:cs="Arial"/>
-          <w:sz w:val="20"/>
-          <w:szCs w:val="20"/>
-          <w:lang w:val="en-US"/>
-        </w:rPr>
-        <w:t>For a better understanding of what each column represents the column names were changed to match the operations stated above. For example, Approximate Annual Income is then named Average Approximate Annual Income and Visit Date is then named Last Visit Date.</w:t>
-      </w:r>
-    </w:p>
-    <w:p>
-      <w:pPr>
-        <w:rPr>
-          <w:rFonts w:ascii="Arial" w:hAnsi="Arial" w:cs="Arial"/>
-          <w:sz w:val="20"/>
-          <w:szCs w:val="20"/>
-          <w:lang w:val="en-US"/>
-        </w:rPr>
-      </w:pPr>
-      <w:r>
-        <w:rPr>
-          <w:rFonts w:ascii="Arial" w:hAnsi="Arial" w:cs="Arial"/>
-          <w:sz w:val="20"/>
-          <w:szCs w:val="20"/>
-          <w:lang w:val="en-US"/>
-        </w:rPr>
-        <w:t>The datatype of the ‘Last Visit Date’ is converted to string instead of datetime object so when exported this column shows the correct date.</w:t>
-      </w:r>
-    </w:p>
-    <w:p>
-      <w:pPr>
-        <w:rPr>
-          <w:rFonts w:ascii="Arial" w:hAnsi="Arial" w:cs="Arial"/>
-          <w:sz w:val="20"/>
-          <w:szCs w:val="20"/>
-          <w:lang w:val="en-US"/>
-        </w:rPr>
-      </w:pPr>
-      <w:proofErr w:type="gramStart"/>
-      <w:r>
-        <w:rPr>
-          <w:rFonts w:ascii="Arial" w:hAnsi="Arial" w:cs="Arial"/>
-          <w:sz w:val="20"/>
-          <w:szCs w:val="20"/>
-          <w:lang w:val="en-US"/>
-        </w:rPr>
-        <w:t>Finally</w:t>
-      </w:r>
-      <w:proofErr w:type="gramEnd"/>
-      <w:r>
-        <w:rPr>
-          <w:rFonts w:ascii="Arial" w:hAnsi="Arial" w:cs="Arial"/>
-          <w:sz w:val="20"/>
-          <w:szCs w:val="20"/>
-          <w:lang w:val="en-US"/>
-        </w:rPr>
-        <w:t xml:space="preserve"> the table is exported to csv with the name ‘</w:t>
-      </w:r>
-      <w:proofErr w:type="spellStart"/>
-      <w:r>
-        <w:rPr>
-          <w:rFonts w:ascii="Arial" w:hAnsi="Arial" w:cs="Arial"/>
-          <w:sz w:val="20"/>
-          <w:szCs w:val="20"/>
-          <w:lang w:val="en-US"/>
-        </w:rPr>
-        <w:t>ABT_city_hospital</w:t>
-      </w:r>
-      <w:proofErr w:type="spellEnd"/>
-      <w:r>
-        <w:rPr>
-          <w:rFonts w:ascii="Arial" w:hAnsi="Arial" w:cs="Arial"/>
-          <w:sz w:val="20"/>
-          <w:szCs w:val="20"/>
-          <w:lang w:val="en-US"/>
-        </w:rPr>
-        <w:t>’.</w:t>
-      </w:r>
-    </w:p>
-    <w:p>
-      <w:pPr>
-        <w:rPr>
-          <w:rFonts w:ascii="Arial" w:hAnsi="Arial" w:cs="Arial"/>
-          <w:sz w:val="20"/>
-          <w:szCs w:val="20"/>
-          <w:lang w:val="en-US"/>
-        </w:rPr>
-      </w:pPr>
-    </w:p>
-    <w:p>
-      <w:pPr>
-        <w:rPr>
-          <w:rFonts w:ascii="Arial" w:hAnsi="Arial" w:cs="Arial"/>
-          <w:b/>
-          <w:bCs/>
-          <w:sz w:val="20"/>
-          <w:szCs w:val="20"/>
-          <w:lang w:val="en-US"/>
-        </w:rPr>
-      </w:pPr>
-      <w:r>
-        <w:rPr>
-          <w:rFonts w:ascii="Arial" w:hAnsi="Arial" w:cs="Arial"/>
-          <w:b/>
-          <w:bCs/>
-          <w:sz w:val="20"/>
-          <w:szCs w:val="20"/>
-          <w:lang w:val="en-US"/>
-        </w:rPr>
-        <w:t>Exploratory Visualization &amp; Insights</w:t>
-      </w:r>
-    </w:p>
-    <w:p>
-      <w:pPr>
-        <w:rPr>
-          <w:rFonts w:ascii="Arial" w:hAnsi="Arial" w:cs="Arial"/>
-          <w:sz w:val="20"/>
-          <w:szCs w:val="20"/>
-          <w:lang w:val="en-US"/>
-        </w:rPr>
-      </w:pPr>
-      <w:r>
-        <w:rPr>
-          <w:rFonts w:ascii="Arial" w:hAnsi="Arial" w:cs="Arial"/>
-          <w:sz w:val="20"/>
-          <w:szCs w:val="20"/>
-          <w:lang w:val="en-US"/>
-        </w:rPr>
-        <w:t xml:space="preserve">Distribution of </w:t>
-      </w:r>
-      <w:r>
-        <w:rPr>
-          <w:rFonts w:ascii="Arial" w:hAnsi="Arial" w:cs="Arial"/>
-          <w:sz w:val="20"/>
-          <w:szCs w:val="20"/>
-          <w:lang w:val="en-US"/>
-        </w:rPr>
-        <w:t>Age, Gender, Annual Income and Annual Income Log</w:t>
+          <w:lang w:val="en-US"/>
+        </w:rPr>
+        <w:t xml:space="preserve"> Gender, Annual Income and Annual Income Log</w:t>
+      </w:r>
+      <w:r>
+        <w:rPr>
+          <w:rFonts w:ascii="Arial" w:hAnsi="Arial" w:cs="Arial"/>
+          <w:sz w:val="20"/>
+          <w:szCs w:val="20"/>
+          <w:lang w:val="en-US"/>
+        </w:rPr>
+        <w:t xml:space="preserve"> (METER ISTO NA LEGENDA INSTEAD)</w:t>
       </w:r>
     </w:p>
     <w:p>
@@ -6883,27 +9523,27 @@
           <w:szCs w:val="20"/>
           <w:lang w:val="en-US"/>
         </w:rPr>
+        <w:t>Number of visits per department over time</w:t>
+      </w:r>
+    </w:p>
+    <w:p>
+      <w:pPr>
+        <w:rPr>
+          <w:rFonts w:ascii="Arial" w:hAnsi="Arial" w:cs="Arial"/>
+          <w:sz w:val="20"/>
+          <w:szCs w:val="20"/>
+          <w:lang w:val="en-US"/>
+        </w:rPr>
+      </w:pPr>
+      <w:r>
+        <w:rPr>
+          <w:rFonts w:ascii="Arial" w:hAnsi="Arial" w:cs="Arial"/>
+          <w:noProof/>
+          <w:sz w:val="20"/>
+          <w:szCs w:val="20"/>
+          <w:lang w:val="en-US"/>
+        </w:rPr>
         <w:lastRenderedPageBreak/>
-        <w:t>Number of visits per department over time</w:t>
-      </w:r>
-    </w:p>
-    <w:p>
-      <w:pPr>
-        <w:rPr>
-          <w:rFonts w:ascii="Arial" w:hAnsi="Arial" w:cs="Arial"/>
-          <w:sz w:val="20"/>
-          <w:szCs w:val="20"/>
-          <w:lang w:val="en-US"/>
-        </w:rPr>
-      </w:pPr>
-      <w:r>
-        <w:rPr>
-          <w:rFonts w:ascii="Arial" w:hAnsi="Arial" w:cs="Arial"/>
-          <w:noProof/>
-          <w:sz w:val="20"/>
-          <w:szCs w:val="20"/>
-          <w:lang w:val="en-US"/>
-        </w:rPr>
         <w:drawing>
           <wp:inline distT="0" distB="0" distL="0" distR="0" wp14:anchorId="00203866" wp14:editId="512D2BCE">
             <wp:extent cx="5725795" cy="2547620"/>
@@ -9272,6 +11912,107 @@
       <w:szCs w:val="18"/>
     </w:rPr>
   </w:style>
+  <w:style w:type="table" w:styleId="TableGrid">
+    <w:name w:val="Table Grid"/>
+    <w:basedOn w:val="TableNormal"/>
+    <w:uiPriority w:val="39"/>
+    <w:rsid w:val="00FD79ED"/>
+    <w:pPr>
+      <w:spacing w:after="0" w:line="240" w:lineRule="auto"/>
+    </w:pPr>
+    <w:tblPr>
+      <w:tblBorders>
+        <w:top w:val="single" w:sz="4" w:space="0" w:color="auto"/>
+        <w:left w:val="single" w:sz="4" w:space="0" w:color="auto"/>
+        <w:bottom w:val="single" w:sz="4" w:space="0" w:color="auto"/>
+        <w:right w:val="single" w:sz="4" w:space="0" w:color="auto"/>
+        <w:insideH w:val="single" w:sz="4" w:space="0" w:color="auto"/>
+        <w:insideV w:val="single" w:sz="4" w:space="0" w:color="auto"/>
+      </w:tblBorders>
+    </w:tblPr>
+  </w:style>
+  <w:style w:type="table" w:styleId="TableGridLight">
+    <w:name w:val="Grid Table Light"/>
+    <w:basedOn w:val="TableNormal"/>
+    <w:uiPriority w:val="40"/>
+    <w:rsid w:val="00FD79ED"/>
+    <w:pPr>
+      <w:spacing w:after="0" w:line="240" w:lineRule="auto"/>
+    </w:pPr>
+    <w:tblPr>
+      <w:tblBorders>
+        <w:top w:val="single" w:sz="4" w:space="0" w:color="BFBFBF" w:themeColor="background1" w:themeShade="BF"/>
+        <w:left w:val="single" w:sz="4" w:space="0" w:color="BFBFBF" w:themeColor="background1" w:themeShade="BF"/>
+        <w:bottom w:val="single" w:sz="4" w:space="0" w:color="BFBFBF" w:themeColor="background1" w:themeShade="BF"/>
+        <w:right w:val="single" w:sz="4" w:space="0" w:color="BFBFBF" w:themeColor="background1" w:themeShade="BF"/>
+        <w:insideH w:val="single" w:sz="4" w:space="0" w:color="BFBFBF" w:themeColor="background1" w:themeShade="BF"/>
+        <w:insideV w:val="single" w:sz="4" w:space="0" w:color="BFBFBF" w:themeColor="background1" w:themeShade="BF"/>
+      </w:tblBorders>
+    </w:tblPr>
+  </w:style>
+  <w:style w:type="table" w:styleId="PlainTable1">
+    <w:name w:val="Plain Table 1"/>
+    <w:basedOn w:val="TableNormal"/>
+    <w:uiPriority w:val="41"/>
+    <w:rsid w:val="00FD79ED"/>
+    <w:pPr>
+      <w:spacing w:after="0" w:line="240" w:lineRule="auto"/>
+    </w:pPr>
+    <w:tblPr>
+      <w:tblStyleRowBandSize w:val="1"/>
+      <w:tblStyleColBandSize w:val="1"/>
+      <w:tblBorders>
+        <w:top w:val="single" w:sz="4" w:space="0" w:color="BFBFBF" w:themeColor="background1" w:themeShade="BF"/>
+        <w:left w:val="single" w:sz="4" w:space="0" w:color="BFBFBF" w:themeColor="background1" w:themeShade="BF"/>
+        <w:bottom w:val="single" w:sz="4" w:space="0" w:color="BFBFBF" w:themeColor="background1" w:themeShade="BF"/>
+        <w:right w:val="single" w:sz="4" w:space="0" w:color="BFBFBF" w:themeColor="background1" w:themeShade="BF"/>
+        <w:insideH w:val="single" w:sz="4" w:space="0" w:color="BFBFBF" w:themeColor="background1" w:themeShade="BF"/>
+        <w:insideV w:val="single" w:sz="4" w:space="0" w:color="BFBFBF" w:themeColor="background1" w:themeShade="BF"/>
+      </w:tblBorders>
+    </w:tblPr>
+    <w:tblStylePr w:type="firstRow">
+      <w:rPr>
+        <w:b/>
+        <w:bCs/>
+      </w:rPr>
+    </w:tblStylePr>
+    <w:tblStylePr w:type="lastRow">
+      <w:rPr>
+        <w:b/>
+        <w:bCs/>
+      </w:rPr>
+      <w:tblPr/>
+      <w:tcPr>
+        <w:tcBorders>
+          <w:top w:val="double" w:sz="4" w:space="0" w:color="BFBFBF" w:themeColor="background1" w:themeShade="BF"/>
+        </w:tcBorders>
+      </w:tcPr>
+    </w:tblStylePr>
+    <w:tblStylePr w:type="firstCol">
+      <w:rPr>
+        <w:b/>
+        <w:bCs/>
+      </w:rPr>
+    </w:tblStylePr>
+    <w:tblStylePr w:type="lastCol">
+      <w:rPr>
+        <w:b/>
+        <w:bCs/>
+      </w:rPr>
+    </w:tblStylePr>
+    <w:tblStylePr w:type="band1Vert">
+      <w:tblPr/>
+      <w:tcPr>
+        <w:shd w:val="clear" w:color="auto" w:fill="F2F2F2" w:themeFill="background1" w:themeFillShade="F2"/>
+      </w:tcPr>
+    </w:tblStylePr>
+    <w:tblStylePr w:type="band1Horz">
+      <w:tblPr/>
+      <w:tcPr>
+        <w:shd w:val="clear" w:color="auto" w:fill="F2F2F2" w:themeFill="background1" w:themeFillShade="F2"/>
+      </w:tcPr>
+    </w:tblStylePr>
+  </w:style>
 </w:styles>
 </file>
 

--- a/report_data_preprocessing.docx
+++ b/report_data_preprocessing.docx
@@ -144,7 +144,25 @@
           <w:sz w:val="20"/>
           <w:szCs w:val="20"/>
         </w:rPr>
-        <w:t>sed of data scientists and analysts who will use the ABT table for further analysis, predictive modeling and decision-making purposes.</w:t>
+        <w:t xml:space="preserve">sed of data scientists and analysts who will use the ABT table for further analysis, predictive </w:t>
+      </w:r>
+      <w:proofErr w:type="spellStart"/>
+      <w:r>
+        <w:rPr>
+          <w:rFonts w:ascii="Arial" w:hAnsi="Arial" w:cs="Arial"/>
+          <w:sz w:val="20"/>
+          <w:szCs w:val="20"/>
+        </w:rPr>
+        <w:t>modeling</w:t>
+      </w:r>
+      <w:proofErr w:type="spellEnd"/>
+      <w:r>
+        <w:rPr>
+          <w:rFonts w:ascii="Arial" w:hAnsi="Arial" w:cs="Arial"/>
+          <w:sz w:val="20"/>
+          <w:szCs w:val="20"/>
+        </w:rPr>
+        <w:t xml:space="preserve"> and decision-making purposes.</w:t>
       </w:r>
     </w:p>
     <w:p>
@@ -265,7 +283,25 @@
           <w:sz w:val="20"/>
           <w:szCs w:val="20"/>
         </w:rPr>
-        <w:t xml:space="preserve"> DataFrame (named </w:t>
+        <w:t xml:space="preserve"> </w:t>
+      </w:r>
+      <w:proofErr w:type="spellStart"/>
+      <w:r>
+        <w:rPr>
+          <w:rFonts w:ascii="Arial" w:hAnsi="Arial" w:cs="Arial"/>
+          <w:sz w:val="20"/>
+          <w:szCs w:val="20"/>
+        </w:rPr>
+        <w:t>DataFrame</w:t>
+      </w:r>
+      <w:proofErr w:type="spellEnd"/>
+      <w:r>
+        <w:rPr>
+          <w:rFonts w:ascii="Arial" w:hAnsi="Arial" w:cs="Arial"/>
+          <w:sz w:val="20"/>
+          <w:szCs w:val="20"/>
+        </w:rPr>
+        <w:t xml:space="preserve"> (named </w:t>
       </w:r>
       <w:r>
         <w:rPr>
@@ -604,7 +640,7 @@
           <w:szCs w:val="20"/>
         </w:rPr>
         <w:drawing>
-          <wp:anchor distT="0" distB="0" distL="114300" distR="114300" simplePos="0" relativeHeight="251669504" behindDoc="0" locked="0" layoutInCell="1" allowOverlap="1" wp14:anchorId="1A9F4E42" wp14:editId="0AFECB4D">
+          <wp:anchor distT="0" distB="0" distL="114300" distR="114300" simplePos="0" relativeHeight="251669504" behindDoc="0" locked="0" layoutInCell="1" allowOverlap="1" wp14:anchorId="1A9F4E42" wp14:editId="462C3999">
             <wp:simplePos x="0" y="0"/>
             <wp:positionH relativeFrom="margin">
               <wp:posOffset>139598</wp:posOffset>
@@ -2404,7 +2440,25 @@
           <w:sz w:val="20"/>
           <w:szCs w:val="20"/>
         </w:rPr>
-        <w:t>The following missing values are considered to be Missing at Random (MAR), since their absence is related with other observed features, but not to the values of the feature itself.</w:t>
+        <w:t xml:space="preserve">The following missing values </w:t>
+      </w:r>
+      <w:proofErr w:type="gramStart"/>
+      <w:r>
+        <w:rPr>
+          <w:rFonts w:ascii="Arial" w:hAnsi="Arial" w:cs="Arial"/>
+          <w:sz w:val="20"/>
+          <w:szCs w:val="20"/>
+        </w:rPr>
+        <w:t>are considered to be</w:t>
+      </w:r>
+      <w:proofErr w:type="gramEnd"/>
+      <w:r>
+        <w:rPr>
+          <w:rFonts w:ascii="Arial" w:hAnsi="Arial" w:cs="Arial"/>
+          <w:sz w:val="20"/>
+          <w:szCs w:val="20"/>
+        </w:rPr>
+        <w:t xml:space="preserve"> Missing at Random (MAR), since their absence is related with other observed features, but not to the values of the feature itself.</w:t>
       </w:r>
     </w:p>
     <w:p>
@@ -2537,6 +2591,7 @@
         </w:rPr>
         <w:t xml:space="preserve">issing </w:t>
       </w:r>
+      <w:proofErr w:type="gramStart"/>
       <w:r>
         <w:rPr>
           <w:rFonts w:ascii="Arial" w:hAnsi="Arial" w:cs="Arial"/>
@@ -2555,7 +2610,18 @@
           <w:sz w:val="20"/>
           <w:szCs w:val="20"/>
         </w:rPr>
-        <w:t xml:space="preserve">t </w:t>
+        <w:t>t</w:t>
+      </w:r>
+      <w:proofErr w:type="gramEnd"/>
+      <w:r>
+        <w:rPr>
+          <w:rFonts w:ascii="Arial" w:hAnsi="Arial" w:cs="Arial"/>
+          <w:b/>
+          <w:bCs/>
+          <w:sz w:val="20"/>
+          <w:szCs w:val="20"/>
+        </w:rPr>
+        <w:t xml:space="preserve"> </w:t>
       </w:r>
       <w:r>
         <w:rPr>
@@ -2986,7 +3052,27 @@
           <w:szCs w:val="20"/>
           <w:lang w:val="en-US"/>
         </w:rPr>
-        <w:t xml:space="preserve"> missing provider values filled using the patient</w:t>
+        <w:t xml:space="preserve"> </w:t>
+      </w:r>
+      <w:proofErr w:type="spellStart"/>
+      <w:r>
+        <w:rPr>
+          <w:rFonts w:ascii="Arial" w:hAnsi="Arial" w:cs="Arial"/>
+          <w:sz w:val="20"/>
+          <w:szCs w:val="20"/>
+          <w:lang w:val="en-US"/>
+        </w:rPr>
+        <w:t>missing</w:t>
+      </w:r>
+      <w:proofErr w:type="spellEnd"/>
+      <w:r>
+        <w:rPr>
+          <w:rFonts w:ascii="Arial" w:hAnsi="Arial" w:cs="Arial"/>
+          <w:sz w:val="20"/>
+          <w:szCs w:val="20"/>
+          <w:lang w:val="en-US"/>
+        </w:rPr>
+        <w:t xml:space="preserve"> provider values filled using the patient</w:t>
       </w:r>
       <w:r>
         <w:rPr>
@@ -4439,6 +4525,7 @@
         </w:rPr>
         <w:t xml:space="preserve">ot </w:t>
       </w:r>
+      <w:proofErr w:type="gramStart"/>
       <w:r>
         <w:rPr>
           <w:rFonts w:ascii="Garamond" w:hAnsi="Garamond"/>
@@ -4447,6 +4534,7 @@
         </w:rPr>
         <w:t>At</w:t>
       </w:r>
+      <w:proofErr w:type="gramEnd"/>
       <w:r>
         <w:rPr>
           <w:rFonts w:ascii="Garamond" w:hAnsi="Garamond"/>
@@ -4921,17 +5009,86 @@
           <w:rFonts w:ascii="Garamond" w:hAnsi="Garamond"/>
           <w:b/>
           <w:bCs/>
-          <w:lang w:val="en-US"/>
-        </w:rPr>
-      </w:pPr>
-      <w:r>
-        <w:rPr>
-          <w:rFonts w:ascii="Garamond" w:hAnsi="Garamond"/>
-          <w:b/>
-          <w:bCs/>
-          <w:lang w:val="en-US"/>
-        </w:rPr>
-        <w:t>Distribution and Skewness Analysis</w:t>
+          <w:lang w:val="pt-PT"/>
+        </w:rPr>
+      </w:pPr>
+      <w:proofErr w:type="spellStart"/>
+      <w:r>
+        <w:rPr>
+          <w:rFonts w:ascii="Garamond" w:hAnsi="Garamond"/>
+          <w:b/>
+          <w:bCs/>
+          <w:lang w:val="pt-PT"/>
+        </w:rPr>
+        <w:t>Distribution</w:t>
+      </w:r>
+      <w:proofErr w:type="spellEnd"/>
+      <w:r>
+        <w:rPr>
+          <w:rFonts w:ascii="Garamond" w:hAnsi="Garamond"/>
+          <w:b/>
+          <w:bCs/>
+          <w:lang w:val="pt-PT"/>
+        </w:rPr>
+        <w:t xml:space="preserve"> and </w:t>
+      </w:r>
+      <w:proofErr w:type="spellStart"/>
+      <w:r>
+        <w:rPr>
+          <w:rFonts w:ascii="Garamond" w:hAnsi="Garamond"/>
+          <w:b/>
+          <w:bCs/>
+          <w:lang w:val="pt-PT"/>
+        </w:rPr>
+        <w:t>Skewness</w:t>
+      </w:r>
+      <w:proofErr w:type="spellEnd"/>
+      <w:r>
+        <w:rPr>
+          <w:rFonts w:ascii="Garamond" w:hAnsi="Garamond"/>
+          <w:b/>
+          <w:bCs/>
+          <w:lang w:val="pt-PT"/>
+        </w:rPr>
+        <w:t xml:space="preserve"> </w:t>
+      </w:r>
+      <w:proofErr w:type="spellStart"/>
+      <w:r>
+        <w:rPr>
+          <w:rFonts w:ascii="Garamond" w:hAnsi="Garamond"/>
+          <w:b/>
+          <w:bCs/>
+          <w:lang w:val="pt-PT"/>
+        </w:rPr>
+        <w:t>Analysis</w:t>
+      </w:r>
+      <w:proofErr w:type="spellEnd"/>
+      <w:r>
+        <w:rPr>
+          <w:rFonts w:ascii="Garamond" w:hAnsi="Garamond"/>
+          <w:b/>
+          <w:bCs/>
+          <w:lang w:val="pt-PT"/>
+        </w:rPr>
+        <w:t xml:space="preserve"> (FALTA ESTA PARTE – POR OS GRA</w:t>
+      </w:r>
+      <w:r>
+        <w:rPr>
+          <w:rFonts w:ascii="Garamond" w:hAnsi="Garamond"/>
+          <w:b/>
+          <w:bCs/>
+          <w:lang w:val="pt-PT"/>
+        </w:rPr>
+        <w:t>FICOS BEM</w:t>
+      </w:r>
+      <w:r>
+        <w:rPr>
+          <w:rFonts w:ascii="Garamond" w:hAnsi="Garamond"/>
+          <w:b/>
+          <w:bCs/>
+          <w:lang w:val="pt-PT"/>
+        </w:rPr>
+        <w:t>)</w:t>
       </w:r>
     </w:p>
     <w:p>
@@ -5107,6 +5264,15 @@
         </w:rPr>
         <w:t>:</w:t>
       </w:r>
+      <w:r>
+        <w:rPr>
+          <w:rFonts w:ascii="Garamond" w:hAnsi="Garamond"/>
+          <w:b/>
+          <w:bCs/>
+          <w:lang w:val="en-US"/>
+        </w:rPr>
+        <w:t xml:space="preserve"> </w:t>
+      </w:r>
     </w:p>
     <w:p>
       <w:pPr>
@@ -5393,38 +5559,28 @@
         <w:ind w:firstLine="720"/>
         <w:rPr>
           <w:rFonts w:ascii="Arial" w:hAnsi="Arial" w:cs="Arial"/>
-          <w:sz w:val="20"/>
-          <w:szCs w:val="20"/>
-        </w:rPr>
-      </w:pPr>
+          <w:b/>
+          <w:bCs/>
+          <w:sz w:val="20"/>
+          <w:szCs w:val="20"/>
+          <w:lang w:val="en-US"/>
+        </w:rPr>
+      </w:pPr>
+      <w:r>
+        <w:rPr>
+          <w:rFonts w:ascii="Garamond" w:hAnsi="Garamond"/>
+          <w:b/>
+          <w:bCs/>
+          <w:lang w:val="en-US"/>
+        </w:rPr>
+        <w:t>Outliers</w:t>
+      </w:r>
     </w:p>
     <w:p>
       <w:pPr>
         <w:ind w:firstLine="720"/>
         <w:rPr>
           <w:rFonts w:ascii="Arial" w:hAnsi="Arial" w:cs="Arial"/>
-          <w:b/>
-          <w:bCs/>
-          <w:sz w:val="20"/>
-          <w:szCs w:val="20"/>
-          <w:lang w:val="en-US"/>
-        </w:rPr>
-      </w:pPr>
-      <w:r>
-        <w:rPr>
-          <w:rFonts w:ascii="Garamond" w:hAnsi="Garamond"/>
-          <w:b/>
-          <w:bCs/>
-          <w:lang w:val="en-US"/>
-        </w:rPr>
-        <w:t>Outliers</w:t>
-      </w:r>
-    </w:p>
-    <w:p>
-      <w:pPr>
-        <w:ind w:firstLine="720"/>
-        <w:rPr>
-          <w:rFonts w:ascii="Arial" w:hAnsi="Arial" w:cs="Arial"/>
           <w:sz w:val="20"/>
           <w:szCs w:val="20"/>
         </w:rPr>
@@ -5674,21 +5830,144 @@
       <w:r>
         <w:rPr>
           <w:rFonts w:ascii="Arial" w:hAnsi="Arial" w:cs="Arial"/>
+          <w:sz w:val="20"/>
+          <w:szCs w:val="20"/>
+        </w:rPr>
+        <w:t>All observations above 127 (</w:t>
+      </w:r>
+      <w:r>
+        <w:rPr>
+          <w:rFonts w:ascii="Arial" w:hAnsi="Arial" w:cs="Arial"/>
+          <w:sz w:val="20"/>
+          <w:szCs w:val="20"/>
+        </w:rPr>
+        <w:t xml:space="preserve">corresponding to </w:t>
+      </w:r>
+      <w:r>
+        <w:rPr>
+          <w:rFonts w:ascii="Consolas" w:hAnsi="Consolas" w:cs="Consolas"/>
+          <w:b/>
+          <w:bCs/>
+          <w:sz w:val="20"/>
+          <w:szCs w:val="20"/>
+        </w:rPr>
+        <w:t>Q3+IQR</w:t>
+      </w:r>
+      <w:r>
+        <w:rPr>
+          <w:rFonts w:ascii="Consolas" w:hAnsi="Consolas" w:cs="Consolas"/>
+          <w:b/>
+          <w:bCs/>
+          <w:sz w:val="20"/>
+          <w:szCs w:val="20"/>
+        </w:rPr>
+        <w:t>,</w:t>
+      </w:r>
+      <w:r>
+        <w:rPr>
+          <w:rFonts w:ascii="Arial" w:hAnsi="Arial" w:cs="Arial"/>
+          <w:sz w:val="20"/>
+          <w:szCs w:val="20"/>
+        </w:rPr>
+        <w:t xml:space="preserve"> with </w:t>
+      </w:r>
+      <w:r>
+        <w:rPr>
+          <w:rFonts w:ascii="Consolas" w:hAnsi="Consolas" w:cs="Consolas"/>
+          <w:b/>
+          <w:bCs/>
+          <w:sz w:val="20"/>
+          <w:szCs w:val="20"/>
+        </w:rPr>
+        <w:t>k</w:t>
+      </w:r>
+      <w:r>
+        <w:rPr>
+          <w:rFonts w:ascii="Arial" w:hAnsi="Arial" w:cs="Arial"/>
+          <w:sz w:val="20"/>
+          <w:szCs w:val="20"/>
+        </w:rPr>
+        <w:t xml:space="preserve"> set to </w:t>
+      </w:r>
+      <w:r>
+        <w:rPr>
+          <w:rFonts w:ascii="Consolas" w:hAnsi="Consolas" w:cs="Consolas"/>
+          <w:b/>
+          <w:bCs/>
+          <w:sz w:val="20"/>
+          <w:szCs w:val="20"/>
+        </w:rPr>
+        <w:t>1</w:t>
+      </w:r>
+      <w:r>
+        <w:rPr>
+          <w:rFonts w:ascii="Arial" w:hAnsi="Arial" w:cs="Arial"/>
+          <w:sz w:val="20"/>
+          <w:szCs w:val="20"/>
+        </w:rPr>
+        <w:t xml:space="preserve">) </w:t>
+      </w:r>
+      <w:r>
+        <w:rPr>
+          <w:rFonts w:ascii="Arial" w:hAnsi="Arial" w:cs="Arial"/>
+          <w:sz w:val="20"/>
+          <w:szCs w:val="20"/>
+        </w:rPr>
+        <w:t xml:space="preserve">were capped. </w:t>
+      </w:r>
+      <w:r>
+        <w:rPr>
+          <w:rFonts w:ascii="Arial" w:hAnsi="Arial" w:cs="Arial"/>
+          <w:sz w:val="20"/>
+          <w:szCs w:val="20"/>
+        </w:rPr>
+        <w:t xml:space="preserve">If the default value for </w:t>
+      </w:r>
+      <w:r>
+        <w:rPr>
+          <w:rFonts w:ascii="Consolas" w:hAnsi="Consolas" w:cs="Consolas"/>
+          <w:b/>
+          <w:bCs/>
+          <w:sz w:val="20"/>
+          <w:szCs w:val="20"/>
+        </w:rPr>
+        <w:t>k</w:t>
+      </w:r>
+      <w:r>
+        <w:rPr>
+          <w:rFonts w:ascii="Arial" w:hAnsi="Arial" w:cs="Arial"/>
+          <w:sz w:val="20"/>
+          <w:szCs w:val="20"/>
+        </w:rPr>
+        <w:t xml:space="preserve"> was used, the capping threshold would be even higher, allowing unrealistic ages to remain in the dataset.</w:t>
+      </w:r>
+    </w:p>
+    <w:p>
+      <w:pPr>
+        <w:rPr>
+          <w:rFonts w:ascii="Arial" w:hAnsi="Arial" w:cs="Arial"/>
+          <w:sz w:val="20"/>
+          <w:szCs w:val="20"/>
+        </w:rPr>
+      </w:pPr>
+      <w:r>
+        <w:rPr>
+          <w:rFonts w:ascii="Arial" w:hAnsi="Arial" w:cs="Arial"/>
           <w:noProof/>
           <w:sz w:val="20"/>
           <w:szCs w:val="20"/>
         </w:rPr>
         <w:drawing>
-          <wp:anchor distT="0" distB="0" distL="114300" distR="114300" simplePos="0" relativeHeight="251675648" behindDoc="0" locked="0" layoutInCell="1" allowOverlap="1" wp14:anchorId="6B5D545F" wp14:editId="36B7ED96">
+          <wp:anchor distT="0" distB="0" distL="114300" distR="114300" simplePos="0" relativeHeight="251675648" behindDoc="0" locked="0" layoutInCell="1" allowOverlap="1" wp14:anchorId="6B5D545F" wp14:editId="2314A6F6">
             <wp:simplePos x="0" y="0"/>
             <wp:positionH relativeFrom="margin">
-              <wp:posOffset>1396340</wp:posOffset>
+              <wp:posOffset>3313379</wp:posOffset>
             </wp:positionH>
             <wp:positionV relativeFrom="margin">
-              <wp:posOffset>7208520</wp:posOffset>
+              <wp:posOffset>6883019</wp:posOffset>
             </wp:positionV>
-            <wp:extent cx="2994154" cy="2488928"/>
-            <wp:effectExtent l="0" t="0" r="3175" b="635"/>
+            <wp:extent cx="2613025" cy="2172335"/>
+            <wp:effectExtent l="0" t="0" r="3175" b="0"/>
             <wp:wrapSquare wrapText="bothSides"/>
             <wp:docPr id="740286290" name="Picture 1"/>
             <wp:cNvGraphicFramePr>
@@ -5698,7 +5977,7 @@
               <a:graphicData uri="http://schemas.openxmlformats.org/drawingml/2006/picture">
                 <pic:pic xmlns:pic="http://schemas.openxmlformats.org/drawingml/2006/picture">
                   <pic:nvPicPr>
-                    <pic:cNvPr id="0" name="Picture 1"/>
+                    <pic:cNvPr id="740286290" name="Picture 1"/>
                     <pic:cNvPicPr>
                       <a:picLocks noChangeAspect="1" noChangeArrowheads="1"/>
                     </pic:cNvPicPr>
@@ -5719,7 +5998,7 @@
                   <pic:spPr bwMode="auto">
                     <a:xfrm>
                       <a:off x="0" y="0"/>
-                      <a:ext cx="2994154" cy="2488928"/>
+                      <a:ext cx="2613025" cy="2172335"/>
                     </a:xfrm>
                     <a:prstGeom prst="rect">
                       <a:avLst/>
@@ -5732,24 +6011,305 @@
                 </pic:pic>
               </a:graphicData>
             </a:graphic>
+            <wp14:sizeRelH relativeFrom="margin">
+              <wp14:pctWidth>0</wp14:pctWidth>
+            </wp14:sizeRelH>
+            <wp14:sizeRelV relativeFrom="margin">
+              <wp14:pctHeight>0</wp14:pctHeight>
+            </wp14:sizeRelV>
           </wp:anchor>
         </w:drawing>
       </w:r>
       <w:r>
         <w:rPr>
-          <w:rFonts w:ascii="Arial" w:hAnsi="Arial" w:cs="Arial"/>
-          <w:sz w:val="20"/>
-          <w:szCs w:val="20"/>
-        </w:rPr>
-        <w:t>All observations above 127 (</w:t>
-      </w:r>
-      <w:r>
-        <w:rPr>
-          <w:rFonts w:ascii="Arial" w:hAnsi="Arial" w:cs="Arial"/>
-          <w:sz w:val="20"/>
-          <w:szCs w:val="20"/>
-        </w:rPr>
-        <w:t xml:space="preserve">corresponding to </w:t>
+          <w:rFonts w:ascii="Garamond" w:hAnsi="Garamond"/>
+          <w:b/>
+          <w:bCs/>
+          <w:noProof/>
+        </w:rPr>
+        <w:drawing>
+          <wp:anchor distT="0" distB="0" distL="114300" distR="114300" simplePos="0" relativeHeight="251678720" behindDoc="0" locked="0" layoutInCell="1" allowOverlap="1" wp14:anchorId="0F6AE97E" wp14:editId="6D068162">
+            <wp:simplePos x="0" y="0"/>
+            <wp:positionH relativeFrom="margin">
+              <wp:posOffset>-52070</wp:posOffset>
+            </wp:positionH>
+            <wp:positionV relativeFrom="margin">
+              <wp:posOffset>6882892</wp:posOffset>
+            </wp:positionV>
+            <wp:extent cx="2735580" cy="2263140"/>
+            <wp:effectExtent l="0" t="0" r="0" b="0"/>
+            <wp:wrapSquare wrapText="bothSides"/>
+            <wp:docPr id="406187059" name="Picture 5" descr="A graph with a pink rectangle&#10;&#10;AI-generated content may be incorrect."/>
+            <wp:cNvGraphicFramePr>
+              <a:graphicFrameLocks xmlns:a="http://schemas.openxmlformats.org/drawingml/2006/main" noChangeAspect="1"/>
+            </wp:cNvGraphicFramePr>
+            <a:graphic xmlns:a="http://schemas.openxmlformats.org/drawingml/2006/main">
+              <a:graphicData uri="http://schemas.openxmlformats.org/drawingml/2006/picture">
+                <pic:pic xmlns:pic="http://schemas.openxmlformats.org/drawingml/2006/picture">
+                  <pic:nvPicPr>
+                    <pic:cNvPr id="406187059" name="Picture 5" descr="A graph with a pink rectangle&#10;&#10;AI-generated content may be incorrect."/>
+                    <pic:cNvPicPr/>
+                  </pic:nvPicPr>
+                  <pic:blipFill>
+                    <a:blip r:embed="rId16">
+                      <a:extLst>
+                        <a:ext uri="{28A0092B-C50C-407E-A947-70E740481C1C}">
+                          <a14:useLocalDpi xmlns:a14="http://schemas.microsoft.com/office/drawing/2010/main" val="0"/>
+                        </a:ext>
+                      </a:extLst>
+                    </a:blip>
+                    <a:stretch>
+                      <a:fillRect/>
+                    </a:stretch>
+                  </pic:blipFill>
+                  <pic:spPr>
+                    <a:xfrm>
+                      <a:off x="0" y="0"/>
+                      <a:ext cx="2735580" cy="2263140"/>
+                    </a:xfrm>
+                    <a:prstGeom prst="rect">
+                      <a:avLst/>
+                    </a:prstGeom>
+                  </pic:spPr>
+                </pic:pic>
+              </a:graphicData>
+            </a:graphic>
+            <wp14:sizeRelH relativeFrom="margin">
+              <wp14:pctWidth>0</wp14:pctWidth>
+            </wp14:sizeRelH>
+            <wp14:sizeRelV relativeFrom="margin">
+              <wp14:pctHeight>0</wp14:pctHeight>
+            </wp14:sizeRelV>
+          </wp:anchor>
+        </w:drawing>
+      </w:r>
+    </w:p>
+    <w:p>
+      <w:pPr>
+        <w:rPr>
+          <w:rFonts w:ascii="Garamond" w:hAnsi="Garamond"/>
+          <w:b/>
+          <w:bCs/>
+        </w:rPr>
+      </w:pPr>
+    </w:p>
+    <w:p>
+      <w:pPr>
+        <w:rPr>
+          <w:rFonts w:ascii="Garamond" w:hAnsi="Garamond"/>
+          <w:b/>
+          <w:bCs/>
+        </w:rPr>
+      </w:pPr>
+    </w:p>
+    <w:p>
+      <w:pPr>
+        <w:rPr>
+          <w:rFonts w:ascii="Garamond" w:hAnsi="Garamond"/>
+          <w:b/>
+          <w:bCs/>
+        </w:rPr>
+      </w:pPr>
+    </w:p>
+    <w:p>
+      <w:pPr>
+        <w:rPr>
+          <w:rFonts w:ascii="Garamond" w:hAnsi="Garamond"/>
+          <w:b/>
+          <w:bCs/>
+        </w:rPr>
+      </w:pPr>
+    </w:p>
+    <w:p>
+      <w:pPr>
+        <w:rPr>
+          <w:rFonts w:ascii="Garamond" w:hAnsi="Garamond"/>
+          <w:b/>
+          <w:bCs/>
+        </w:rPr>
+      </w:pPr>
+      <w:r>
+        <w:rPr>
+          <w:noProof/>
+        </w:rPr>
+        <mc:AlternateContent>
+          <mc:Choice Requires="wps">
+            <w:drawing>
+              <wp:anchor distT="0" distB="0" distL="114300" distR="114300" simplePos="0" relativeHeight="251686912" behindDoc="0" locked="0" layoutInCell="1" allowOverlap="1" wp14:anchorId="200F3775" wp14:editId="7B237917">
+                <wp:simplePos x="0" y="0"/>
+                <wp:positionH relativeFrom="margin">
+                  <wp:posOffset>-52781</wp:posOffset>
+                </wp:positionH>
+                <wp:positionV relativeFrom="margin">
+                  <wp:posOffset>9147810</wp:posOffset>
+                </wp:positionV>
+                <wp:extent cx="2735580" cy="635"/>
+                <wp:effectExtent l="0" t="0" r="0" b="0"/>
+                <wp:wrapSquare wrapText="bothSides"/>
+                <wp:docPr id="744848261" name="Text Box 1"/>
+                <wp:cNvGraphicFramePr/>
+                <a:graphic xmlns:a="http://schemas.openxmlformats.org/drawingml/2006/main">
+                  <a:graphicData uri="http://schemas.microsoft.com/office/word/2010/wordprocessingShape">
+                    <wps:wsp>
+                      <wps:cNvSpPr txBox="1"/>
+                      <wps:spPr>
+                        <a:xfrm>
+                          <a:off x="0" y="0"/>
+                          <a:ext cx="2735580" cy="635"/>
+                        </a:xfrm>
+                        <a:prstGeom prst="rect">
+                          <a:avLst/>
+                        </a:prstGeom>
+                        <a:solidFill>
+                          <a:prstClr val="white"/>
+                        </a:solidFill>
+                        <a:ln>
+                          <a:noFill/>
+                        </a:ln>
+                      </wps:spPr>
+                      <wps:txbx>
+                        <w:txbxContent>
+                          <w:p>
+                            <w:pPr>
+                              <w:pStyle w:val="Caption"/>
+                              <w:jc w:val="center"/>
+                              <w:rPr>
+                                <w:rFonts w:ascii="Arial" w:hAnsi="Arial" w:cs="Arial"/>
+                                <w:noProof/>
+                                <w:sz w:val="20"/>
+                                <w:szCs w:val="20"/>
+                              </w:rPr>
+                            </w:pPr>
+                            <w:r>
+                              <w:t xml:space="preserve">Figure </w:t>
+                            </w:r>
+                            <w:r>
+                              <w:fldChar w:fldCharType="begin"/>
+                            </w:r>
+                            <w:r>
+                              <w:instrText xml:space="preserve"> SEQ Figure \* ARABIC </w:instrText>
+                            </w:r>
+                            <w:r>
+                              <w:fldChar w:fldCharType="separate"/>
+                            </w:r>
+                            <w:r>
+                              <w:rPr>
+                                <w:noProof/>
+                              </w:rPr>
+                              <w:t>9</w:t>
+                            </w:r>
+                            <w:r>
+                              <w:fldChar w:fldCharType="end"/>
+                            </w:r>
+                            <w:r>
+                              <w:t>: Boxplot of Age before clipping</w:t>
+                            </w:r>
+                          </w:p>
+                        </w:txbxContent>
+                      </wps:txbx>
+                      <wps:bodyPr rot="0" spcFirstLastPara="0" vertOverflow="overflow" horzOverflow="overflow" vert="horz" wrap="square" lIns="0" tIns="0" rIns="0" bIns="0" numCol="1" spcCol="0" rtlCol="0" fromWordArt="0" anchor="t" anchorCtr="0" forceAA="0" compatLnSpc="1">
+                        <a:prstTxWarp prst="textNoShape">
+                          <a:avLst/>
+                        </a:prstTxWarp>
+                        <a:spAutoFit/>
+                      </wps:bodyPr>
+                    </wps:wsp>
+                  </a:graphicData>
+                </a:graphic>
+              </wp:anchor>
+            </w:drawing>
+          </mc:Choice>
+          <mc:Fallback>
+            <w:pict>
+              <v:shape w14:anchorId="200F3775" id="_x0000_s1030" type="#_x0000_t202" style="position:absolute;margin-left:-4.15pt;margin-top:720.3pt;width:215.4pt;height:.05pt;z-index:251686912;visibility:visible;mso-wrap-style:square;mso-wrap-distance-left:9pt;mso-wrap-distance-top:0;mso-wrap-distance-right:9pt;mso-wrap-distance-bottom:0;mso-position-horizontal:absolute;mso-position-horizontal-relative:margin;mso-position-vertical:absolute;mso-position-vertical-relative:margin;v-text-anchor:top" o:gfxdata="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" stroked="f">
+                <v:textbox style="mso-fit-shape-to-text:t" inset="0,0,0,0">
+                  <w:txbxContent>
+                    <w:p>
+                      <w:pPr>
+                        <w:pStyle w:val="Caption"/>
+                        <w:jc w:val="center"/>
+                        <w:rPr>
+                          <w:rFonts w:ascii="Arial" w:hAnsi="Arial" w:cs="Arial"/>
+                          <w:noProof/>
+                          <w:sz w:val="20"/>
+                          <w:szCs w:val="20"/>
+                        </w:rPr>
+                      </w:pPr>
+                      <w:r>
+                        <w:t xml:space="preserve">Figure </w:t>
+                      </w:r>
+                      <w:r>
+                        <w:fldChar w:fldCharType="begin"/>
+                      </w:r>
+                      <w:r>
+                        <w:instrText xml:space="preserve"> SEQ Figure \* ARABIC </w:instrText>
+                      </w:r>
+                      <w:r>
+                        <w:fldChar w:fldCharType="separate"/>
+                      </w:r>
+                      <w:r>
+                        <w:rPr>
+                          <w:noProof/>
+                        </w:rPr>
+                        <w:t>9</w:t>
+                      </w:r>
+                      <w:r>
+                        <w:fldChar w:fldCharType="end"/>
+                      </w:r>
+                      <w:r>
+                        <w:t>: Boxplot of Age before clipping</w:t>
+                      </w:r>
+                    </w:p>
+                  </w:txbxContent>
+                </v:textbox>
+                <w10:wrap type="square" anchorx="margin" anchory="margin"/>
+              </v:shape>
+            </w:pict>
+          </mc:Fallback>
+        </mc:AlternateContent>
+      </w:r>
+    </w:p>
+    <w:p>
+      <w:pPr>
+        <w:rPr>
+          <w:rFonts w:ascii="Garamond" w:hAnsi="Garamond"/>
+          <w:b/>
+          <w:bCs/>
+        </w:rPr>
+      </w:pPr>
+      <w:r>
+        <w:rPr>
+          <w:rFonts w:ascii="Garamond" w:hAnsi="Garamond"/>
+          <w:b/>
+          <w:bCs/>
+        </w:rPr>
+        <w:lastRenderedPageBreak/>
+        <w:t>Consultation Duration</w:t>
+      </w:r>
+    </w:p>
+    <w:p>
+      <w:pPr>
+        <w:rPr>
+          <w:rFonts w:ascii="Arial" w:hAnsi="Arial" w:cs="Arial"/>
+          <w:sz w:val="20"/>
+          <w:szCs w:val="20"/>
+        </w:rPr>
+      </w:pPr>
+      <w:r>
+        <w:rPr>
+          <w:rFonts w:ascii="Arial" w:hAnsi="Arial" w:cs="Arial"/>
+          <w:sz w:val="20"/>
+          <w:szCs w:val="20"/>
+        </w:rPr>
+        <w:t xml:space="preserve">All observations above 173.5 minutes </w:t>
+      </w:r>
+      <w:r>
+        <w:rPr>
+          <w:rFonts w:ascii="Arial" w:hAnsi="Arial" w:cs="Arial"/>
+          <w:sz w:val="20"/>
+          <w:szCs w:val="20"/>
+        </w:rPr>
+        <w:t xml:space="preserve">(corresponding to </w:t>
       </w:r>
       <w:r>
         <w:rPr>
@@ -5809,6 +6369,16 @@
       </w:r>
       <w:r>
         <w:rPr>
+          <w:rFonts w:ascii="Consolas" w:hAnsi="Consolas" w:cs="Consolas"/>
+          <w:b/>
+          <w:bCs/>
+          <w:sz w:val="20"/>
+          <w:szCs w:val="20"/>
+        </w:rPr>
+        <w:t>.5</w:t>
+      </w:r>
+      <w:r>
+        <w:rPr>
           <w:rFonts w:ascii="Arial" w:hAnsi="Arial" w:cs="Arial"/>
           <w:sz w:val="20"/>
           <w:szCs w:val="20"/>
@@ -5821,246 +6391,6 @@
           <w:sz w:val="20"/>
           <w:szCs w:val="20"/>
         </w:rPr>
-        <w:t xml:space="preserve">were capped. </w:t>
-      </w:r>
-      <w:r>
-        <w:rPr>
-          <w:rFonts w:ascii="Arial" w:hAnsi="Arial" w:cs="Arial"/>
-          <w:sz w:val="20"/>
-          <w:szCs w:val="20"/>
-        </w:rPr>
-        <w:t xml:space="preserve">If the default value for </w:t>
-      </w:r>
-      <w:r>
-        <w:rPr>
-          <w:rFonts w:ascii="Consolas" w:hAnsi="Consolas" w:cs="Consolas"/>
-          <w:b/>
-          <w:bCs/>
-          <w:sz w:val="20"/>
-          <w:szCs w:val="20"/>
-        </w:rPr>
-        <w:t>k</w:t>
-      </w:r>
-      <w:r>
-        <w:rPr>
-          <w:rFonts w:ascii="Arial" w:hAnsi="Arial" w:cs="Arial"/>
-          <w:sz w:val="20"/>
-          <w:szCs w:val="20"/>
-        </w:rPr>
-        <w:t xml:space="preserve"> was used, the capping threshold would be even higher, allowing unrealistic ages to remain in the dataset.</w:t>
-      </w:r>
-    </w:p>
-    <w:p>
-      <w:pPr>
-        <w:rPr>
-          <w:rFonts w:ascii="Arial" w:hAnsi="Arial" w:cs="Arial"/>
-          <w:sz w:val="20"/>
-          <w:szCs w:val="20"/>
-        </w:rPr>
-      </w:pPr>
-    </w:p>
-    <w:p>
-      <w:pPr>
-        <w:rPr>
-          <w:rFonts w:ascii="Garamond" w:hAnsi="Garamond"/>
-          <w:b/>
-          <w:bCs/>
-        </w:rPr>
-      </w:pPr>
-    </w:p>
-    <w:p>
-      <w:pPr>
-        <w:rPr>
-          <w:rFonts w:ascii="Garamond" w:hAnsi="Garamond"/>
-          <w:b/>
-          <w:bCs/>
-        </w:rPr>
-      </w:pPr>
-    </w:p>
-    <w:p>
-      <w:pPr>
-        <w:rPr>
-          <w:rFonts w:ascii="Garamond" w:hAnsi="Garamond"/>
-          <w:b/>
-          <w:bCs/>
-        </w:rPr>
-      </w:pPr>
-    </w:p>
-    <w:p>
-      <w:pPr>
-        <w:rPr>
-          <w:rFonts w:ascii="Garamond" w:hAnsi="Garamond"/>
-          <w:b/>
-          <w:bCs/>
-        </w:rPr>
-      </w:pPr>
-    </w:p>
-    <w:p>
-      <w:pPr>
-        <w:rPr>
-          <w:rFonts w:ascii="Garamond" w:hAnsi="Garamond"/>
-          <w:b/>
-          <w:bCs/>
-        </w:rPr>
-      </w:pPr>
-    </w:p>
-    <w:p>
-      <w:pPr>
-        <w:rPr>
-          <w:rFonts w:ascii="Garamond" w:hAnsi="Garamond"/>
-          <w:b/>
-          <w:bCs/>
-        </w:rPr>
-      </w:pPr>
-    </w:p>
-    <w:p>
-      <w:pPr>
-        <w:rPr>
-          <w:rFonts w:ascii="Garamond" w:hAnsi="Garamond"/>
-          <w:b/>
-          <w:bCs/>
-        </w:rPr>
-      </w:pPr>
-    </w:p>
-    <w:p>
-      <w:pPr>
-        <w:rPr>
-          <w:rFonts w:ascii="Garamond" w:hAnsi="Garamond"/>
-          <w:b/>
-          <w:bCs/>
-        </w:rPr>
-      </w:pPr>
-    </w:p>
-    <w:p>
-      <w:pPr>
-        <w:rPr>
-          <w:rFonts w:ascii="Garamond" w:hAnsi="Garamond"/>
-          <w:b/>
-          <w:bCs/>
-        </w:rPr>
-      </w:pPr>
-    </w:p>
-    <w:p>
-      <w:pPr>
-        <w:rPr>
-          <w:rFonts w:ascii="Garamond" w:hAnsi="Garamond"/>
-          <w:b/>
-          <w:bCs/>
-        </w:rPr>
-      </w:pPr>
-      <w:r>
-        <w:rPr>
-          <w:rFonts w:ascii="Garamond" w:hAnsi="Garamond"/>
-          <w:b/>
-          <w:bCs/>
-        </w:rPr>
-        <w:t>Consultation Duration</w:t>
-      </w:r>
-    </w:p>
-    <w:p>
-      <w:pPr>
-        <w:rPr>
-          <w:rFonts w:ascii="Arial" w:hAnsi="Arial" w:cs="Arial"/>
-          <w:sz w:val="20"/>
-          <w:szCs w:val="20"/>
-        </w:rPr>
-      </w:pPr>
-      <w:r>
-        <w:rPr>
-          <w:rFonts w:ascii="Arial" w:hAnsi="Arial" w:cs="Arial"/>
-          <w:sz w:val="20"/>
-          <w:szCs w:val="20"/>
-        </w:rPr>
-        <w:t xml:space="preserve">All observations above 173.5 minutes </w:t>
-      </w:r>
-      <w:r>
-        <w:rPr>
-          <w:rFonts w:ascii="Arial" w:hAnsi="Arial" w:cs="Arial"/>
-          <w:sz w:val="20"/>
-          <w:szCs w:val="20"/>
-        </w:rPr>
-        <w:t xml:space="preserve">(corresponding to </w:t>
-      </w:r>
-      <w:r>
-        <w:rPr>
-          <w:rFonts w:ascii="Consolas" w:hAnsi="Consolas" w:cs="Consolas"/>
-          <w:b/>
-          <w:bCs/>
-          <w:sz w:val="20"/>
-          <w:szCs w:val="20"/>
-        </w:rPr>
-        <w:t>Q3+IQR</w:t>
-      </w:r>
-      <w:r>
-        <w:rPr>
-          <w:rFonts w:ascii="Consolas" w:hAnsi="Consolas" w:cs="Consolas"/>
-          <w:b/>
-          <w:bCs/>
-          <w:sz w:val="20"/>
-          <w:szCs w:val="20"/>
-        </w:rPr>
-        <w:t>,</w:t>
-      </w:r>
-      <w:r>
-        <w:rPr>
-          <w:rFonts w:ascii="Arial" w:hAnsi="Arial" w:cs="Arial"/>
-          <w:sz w:val="20"/>
-          <w:szCs w:val="20"/>
-        </w:rPr>
-        <w:t xml:space="preserve"> with </w:t>
-      </w:r>
-      <w:r>
-        <w:rPr>
-          <w:rFonts w:ascii="Consolas" w:hAnsi="Consolas" w:cs="Consolas"/>
-          <w:b/>
-          <w:bCs/>
-          <w:sz w:val="20"/>
-          <w:szCs w:val="20"/>
-        </w:rPr>
-        <w:t>k</w:t>
-      </w:r>
-      <w:r>
-        <w:rPr>
-          <w:rFonts w:ascii="Arial" w:hAnsi="Arial" w:cs="Arial"/>
-          <w:sz w:val="20"/>
-          <w:szCs w:val="20"/>
-        </w:rPr>
-        <w:t xml:space="preserve"> set to </w:t>
-      </w:r>
-      <w:r>
-        <w:rPr>
-          <w:rFonts w:ascii="Consolas" w:hAnsi="Consolas" w:cs="Consolas"/>
-          <w:b/>
-          <w:bCs/>
-          <w:sz w:val="20"/>
-          <w:szCs w:val="20"/>
-        </w:rPr>
-        <w:t>1</w:t>
-      </w:r>
-      <w:r>
-        <w:rPr>
-          <w:rFonts w:ascii="Consolas" w:hAnsi="Consolas" w:cs="Consolas"/>
-          <w:b/>
-          <w:bCs/>
-          <w:sz w:val="20"/>
-          <w:szCs w:val="20"/>
-        </w:rPr>
-        <w:t>.5</w:t>
-      </w:r>
-      <w:r>
-        <w:rPr>
-          <w:rFonts w:ascii="Arial" w:hAnsi="Arial" w:cs="Arial"/>
-          <w:sz w:val="20"/>
-          <w:szCs w:val="20"/>
-        </w:rPr>
-        <w:t xml:space="preserve">) </w:t>
-      </w:r>
-      <w:r>
-        <w:rPr>
-          <w:rFonts w:ascii="Arial" w:hAnsi="Arial" w:cs="Arial"/>
-          <w:sz w:val="20"/>
-          <w:szCs w:val="20"/>
-        </w:rPr>
         <w:t>were considered outliers</w:t>
       </w:r>
       <w:r>
@@ -6130,15 +6460,86 @@
       </w:pPr>
       <w:r>
         <w:rPr>
-          <w:rFonts w:ascii="Arial" w:hAnsi="Arial" w:cs="Arial"/>
+          <w:rFonts w:ascii="Garamond" w:hAnsi="Garamond"/>
+          <w:b/>
+          <w:bCs/>
           <w:noProof/>
-          <w:sz w:val="20"/>
-          <w:szCs w:val="20"/>
         </w:rPr>
         <w:drawing>
-          <wp:inline distT="0" distB="0" distL="0" distR="0" wp14:anchorId="1AC9BB56" wp14:editId="14A39252">
+          <wp:anchor distT="0" distB="0" distL="114300" distR="114300" simplePos="0" relativeHeight="251680768" behindDoc="0" locked="0" layoutInCell="1" allowOverlap="1" wp14:anchorId="43B1CECD" wp14:editId="2B0F74A4">
+            <wp:simplePos x="0" y="0"/>
+            <wp:positionH relativeFrom="margin">
+              <wp:posOffset>95530</wp:posOffset>
+            </wp:positionH>
+            <wp:positionV relativeFrom="margin">
+              <wp:posOffset>971652</wp:posOffset>
+            </wp:positionV>
+            <wp:extent cx="2596515" cy="2159000"/>
+            <wp:effectExtent l="0" t="0" r="0" b="0"/>
+            <wp:wrapSquare wrapText="bothSides"/>
+            <wp:docPr id="2006855777" name="Picture 6" descr="A graph of a column with a pink line&#10;&#10;AI-generated content may be incorrect."/>
+            <wp:cNvGraphicFramePr>
+              <a:graphicFrameLocks xmlns:a="http://schemas.openxmlformats.org/drawingml/2006/main" noChangeAspect="1"/>
+            </wp:cNvGraphicFramePr>
+            <a:graphic xmlns:a="http://schemas.openxmlformats.org/drawingml/2006/main">
+              <a:graphicData uri="http://schemas.openxmlformats.org/drawingml/2006/picture">
+                <pic:pic xmlns:pic="http://schemas.openxmlformats.org/drawingml/2006/picture">
+                  <pic:nvPicPr>
+                    <pic:cNvPr id="2006855777" name="Picture 6" descr="A graph of a column with a pink line&#10;&#10;AI-generated content may be incorrect."/>
+                    <pic:cNvPicPr/>
+                  </pic:nvPicPr>
+                  <pic:blipFill>
+                    <a:blip r:embed="rId17">
+                      <a:extLst>
+                        <a:ext uri="{28A0092B-C50C-407E-A947-70E740481C1C}">
+                          <a14:useLocalDpi xmlns:a14="http://schemas.microsoft.com/office/drawing/2010/main" val="0"/>
+                        </a:ext>
+                      </a:extLst>
+                    </a:blip>
+                    <a:stretch>
+                      <a:fillRect/>
+                    </a:stretch>
+                  </pic:blipFill>
+                  <pic:spPr>
+                    <a:xfrm>
+                      <a:off x="0" y="0"/>
+                      <a:ext cx="2596515" cy="2159000"/>
+                    </a:xfrm>
+                    <a:prstGeom prst="rect">
+                      <a:avLst/>
+                    </a:prstGeom>
+                  </pic:spPr>
+                </pic:pic>
+              </a:graphicData>
+            </a:graphic>
+            <wp14:sizeRelH relativeFrom="margin">
+              <wp14:pctWidth>0</wp14:pctWidth>
+            </wp14:sizeRelH>
+            <wp14:sizeRelV relativeFrom="margin">
+              <wp14:pctHeight>0</wp14:pctHeight>
+            </wp14:sizeRelV>
+          </wp:anchor>
+        </w:drawing>
+      </w:r>
+      <w:r>
+        <w:rPr>
+          <w:rFonts w:ascii="Arial" w:hAnsi="Arial" w:cs="Arial"/>
+          <w:noProof/>
+          <w:sz w:val="20"/>
+          <w:szCs w:val="20"/>
+        </w:rPr>
+        <w:drawing>
+          <wp:anchor distT="0" distB="0" distL="114300" distR="114300" simplePos="0" relativeHeight="251679744" behindDoc="0" locked="0" layoutInCell="1" allowOverlap="1" wp14:anchorId="1AC9BB56" wp14:editId="4417B453">
+            <wp:simplePos x="0" y="0"/>
+            <wp:positionH relativeFrom="margin">
+              <wp:posOffset>3188868</wp:posOffset>
+            </wp:positionH>
+            <wp:positionV relativeFrom="margin">
+              <wp:posOffset>976046</wp:posOffset>
+            </wp:positionV>
             <wp:extent cx="2664963" cy="2215286"/>
             <wp:effectExtent l="0" t="0" r="2540" b="0"/>
+            <wp:wrapSquare wrapText="bothSides"/>
             <wp:docPr id="1730166707" name="Picture 2"/>
             <wp:cNvGraphicFramePr>
               <a:graphicFrameLocks xmlns:a="http://schemas.openxmlformats.org/drawingml/2006/main" noChangeAspect="1"/>
@@ -6148,387 +6549,6 @@
                 <pic:pic xmlns:pic="http://schemas.openxmlformats.org/drawingml/2006/picture">
                   <pic:nvPicPr>
                     <pic:cNvPr id="0" name="Picture 2"/>
-                    <pic:cNvPicPr>
-                      <a:picLocks noChangeAspect="1" noChangeArrowheads="1"/>
-                    </pic:cNvPicPr>
-                  </pic:nvPicPr>
-                  <pic:blipFill>
-                    <a:blip r:embed="rId16">
-                      <a:extLst>
-                        <a:ext uri="{28A0092B-C50C-407E-A947-70E740481C1C}">
-                          <a14:useLocalDpi xmlns:a14="http://schemas.microsoft.com/office/drawing/2010/main" val="0"/>
-                        </a:ext>
-                      </a:extLst>
-                    </a:blip>
-                    <a:srcRect/>
-                    <a:stretch>
-                      <a:fillRect/>
-                    </a:stretch>
-                  </pic:blipFill>
-                  <pic:spPr bwMode="auto">
-                    <a:xfrm>
-                      <a:off x="0" y="0"/>
-                      <a:ext cx="2679942" cy="2227737"/>
-                    </a:xfrm>
-                    <a:prstGeom prst="rect">
-                      <a:avLst/>
-                    </a:prstGeom>
-                    <a:noFill/>
-                    <a:ln>
-                      <a:noFill/>
-                    </a:ln>
-                  </pic:spPr>
-                </pic:pic>
-              </a:graphicData>
-            </a:graphic>
-          </wp:inline>
-        </w:drawing>
-      </w:r>
-    </w:p>
-    <w:p>
-      <w:pPr>
-        <w:rPr>
-          <w:rFonts w:ascii="Garamond" w:hAnsi="Garamond"/>
-          <w:b/>
-          <w:bCs/>
-        </w:rPr>
-      </w:pPr>
-      <w:r>
-        <w:rPr>
-          <w:rFonts w:ascii="Garamond" w:hAnsi="Garamond"/>
-          <w:b/>
-          <w:bCs/>
-        </w:rPr>
-        <w:t>Satisfaction Level</w:t>
-      </w:r>
-    </w:p>
-    <w:p>
-      <w:pPr>
-        <w:rPr>
-          <w:rFonts w:ascii="Arial" w:hAnsi="Arial" w:cs="Arial"/>
-          <w:sz w:val="20"/>
-          <w:szCs w:val="20"/>
-        </w:rPr>
-      </w:pPr>
-      <w:r>
-        <w:rPr>
-          <w:rFonts w:ascii="Arial" w:hAnsi="Arial" w:cs="Arial"/>
-          <w:sz w:val="20"/>
-          <w:szCs w:val="20"/>
-        </w:rPr>
-        <w:t xml:space="preserve">Since this feature has only a range of 1-5, all values outside this range were considered data errors and so for values higher than 5 </w:t>
-      </w:r>
-      <w:r>
-        <w:rPr>
-          <w:rFonts w:ascii="Arial" w:hAnsi="Arial" w:cs="Arial"/>
-          <w:sz w:val="20"/>
-          <w:szCs w:val="20"/>
-        </w:rPr>
-        <w:t>–</w:t>
-      </w:r>
-      <w:r>
-        <w:rPr>
-          <w:rFonts w:ascii="Arial" w:hAnsi="Arial" w:cs="Arial"/>
-          <w:sz w:val="20"/>
-          <w:szCs w:val="20"/>
-        </w:rPr>
-        <w:t xml:space="preserve"> observations</w:t>
-      </w:r>
-      <w:r>
-        <w:rPr>
-          <w:rFonts w:ascii="Arial" w:hAnsi="Arial" w:cs="Arial"/>
-          <w:sz w:val="20"/>
-          <w:szCs w:val="20"/>
-        </w:rPr>
-        <w:t xml:space="preserve"> with </w:t>
-      </w:r>
-      <w:r>
-        <w:rPr>
-          <w:rFonts w:ascii="Arial" w:hAnsi="Arial" w:cs="Arial"/>
-          <w:sz w:val="20"/>
-          <w:szCs w:val="20"/>
-        </w:rPr>
-        <w:t xml:space="preserve">a satisfaction level </w:t>
-      </w:r>
-      <w:r>
-        <w:rPr>
-          <w:rFonts w:ascii="Arial" w:hAnsi="Arial" w:cs="Arial"/>
-          <w:sz w:val="20"/>
-          <w:szCs w:val="20"/>
-        </w:rPr>
-        <w:t>of 6 – were replaced by 5.</w:t>
-      </w:r>
-    </w:p>
-    <w:p>
-      <w:pPr>
-        <w:rPr>
-          <w:rFonts w:ascii="Arial" w:hAnsi="Arial" w:cs="Arial"/>
-          <w:sz w:val="20"/>
-          <w:szCs w:val="20"/>
-        </w:rPr>
-      </w:pPr>
-      <w:r>
-        <w:rPr>
-          <w:rFonts w:ascii="Arial" w:hAnsi="Arial" w:cs="Arial"/>
-          <w:noProof/>
-          <w:sz w:val="20"/>
-          <w:szCs w:val="20"/>
-        </w:rPr>
-        <w:drawing>
-          <wp:inline distT="0" distB="0" distL="0" distR="0" wp14:anchorId="4D31EAC6" wp14:editId="6D6D9CCA">
-            <wp:extent cx="3005919" cy="2498708"/>
-            <wp:effectExtent l="0" t="0" r="4445" b="0"/>
-            <wp:docPr id="728862033" name="Picture 3"/>
-            <wp:cNvGraphicFramePr>
-              <a:graphicFrameLocks xmlns:a="http://schemas.openxmlformats.org/drawingml/2006/main" noChangeAspect="1"/>
-            </wp:cNvGraphicFramePr>
-            <a:graphic xmlns:a="http://schemas.openxmlformats.org/drawingml/2006/main">
-              <a:graphicData uri="http://schemas.openxmlformats.org/drawingml/2006/picture">
-                <pic:pic xmlns:pic="http://schemas.openxmlformats.org/drawingml/2006/picture">
-                  <pic:nvPicPr>
-                    <pic:cNvPr id="0" name="Picture 3"/>
-                    <pic:cNvPicPr>
-                      <a:picLocks noChangeAspect="1" noChangeArrowheads="1"/>
-                    </pic:cNvPicPr>
-                  </pic:nvPicPr>
-                  <pic:blipFill>
-                    <a:blip r:embed="rId17">
-                      <a:extLst>
-                        <a:ext uri="{28A0092B-C50C-407E-A947-70E740481C1C}">
-                          <a14:useLocalDpi xmlns:a14="http://schemas.microsoft.com/office/drawing/2010/main" val="0"/>
-                        </a:ext>
-                      </a:extLst>
-                    </a:blip>
-                    <a:srcRect/>
-                    <a:stretch>
-                      <a:fillRect/>
-                    </a:stretch>
-                  </pic:blipFill>
-                  <pic:spPr bwMode="auto">
-                    <a:xfrm>
-                      <a:off x="0" y="0"/>
-                      <a:ext cx="3015098" cy="2506338"/>
-                    </a:xfrm>
-                    <a:prstGeom prst="rect">
-                      <a:avLst/>
-                    </a:prstGeom>
-                    <a:noFill/>
-                    <a:ln>
-                      <a:noFill/>
-                    </a:ln>
-                  </pic:spPr>
-                </pic:pic>
-              </a:graphicData>
-            </a:graphic>
-          </wp:inline>
-        </w:drawing>
-      </w:r>
-    </w:p>
-    <w:p>
-      <w:pPr>
-        <w:rPr>
-          <w:rFonts w:ascii="Arial" w:hAnsi="Arial" w:cs="Arial"/>
-          <w:b/>
-          <w:bCs/>
-          <w:sz w:val="20"/>
-          <w:szCs w:val="20"/>
-        </w:rPr>
-      </w:pPr>
-      <w:r>
-        <w:rPr>
-          <w:rFonts w:ascii="Garamond" w:hAnsi="Garamond"/>
-          <w:b/>
-          <w:bCs/>
-        </w:rPr>
-        <w:t>Consultation</w:t>
-      </w:r>
-      <w:r>
-        <w:rPr>
-          <w:rFonts w:ascii="Arial" w:hAnsi="Arial" w:cs="Arial"/>
-          <w:b/>
-          <w:bCs/>
-          <w:sz w:val="20"/>
-          <w:szCs w:val="20"/>
-        </w:rPr>
-        <w:t xml:space="preserve"> </w:t>
-      </w:r>
-      <w:r>
-        <w:rPr>
-          <w:rFonts w:ascii="Garamond" w:hAnsi="Garamond"/>
-          <w:b/>
-          <w:bCs/>
-        </w:rPr>
-        <w:t>Price</w:t>
-      </w:r>
-    </w:p>
-    <w:p>
-      <w:pPr>
-        <w:rPr>
-          <w:rFonts w:ascii="Arial" w:hAnsi="Arial" w:cs="Arial"/>
-          <w:sz w:val="20"/>
-          <w:szCs w:val="20"/>
-        </w:rPr>
-      </w:pPr>
-      <w:r>
-        <w:rPr>
-          <w:rFonts w:ascii="Arial" w:hAnsi="Arial" w:cs="Arial"/>
-          <w:sz w:val="20"/>
-          <w:szCs w:val="20"/>
-        </w:rPr>
-        <w:t>E</w:t>
-      </w:r>
-      <w:r>
-        <w:rPr>
-          <w:rFonts w:ascii="Arial" w:hAnsi="Arial" w:cs="Arial"/>
-          <w:sz w:val="20"/>
-          <w:szCs w:val="20"/>
-        </w:rPr>
-        <w:t>xtreme high values (</w:t>
-      </w:r>
-      <w:r>
-        <w:rPr>
-          <w:rFonts w:ascii="Arial" w:hAnsi="Arial" w:cs="Arial"/>
-          <w:sz w:val="20"/>
-          <w:szCs w:val="20"/>
-        </w:rPr>
-        <w:t xml:space="preserve">above </w:t>
-      </w:r>
-      <w:r>
-        <w:rPr>
-          <w:rFonts w:ascii="Arial" w:hAnsi="Arial" w:cs="Arial"/>
-          <w:sz w:val="20"/>
-          <w:szCs w:val="20"/>
-        </w:rPr>
-        <w:t>10000</w:t>
-      </w:r>
-      <w:r>
-        <w:rPr>
-          <w:rFonts w:ascii="Arial" w:hAnsi="Arial" w:cs="Arial"/>
-          <w:sz w:val="20"/>
-          <w:szCs w:val="20"/>
-        </w:rPr>
-        <w:t>€</w:t>
-      </w:r>
-      <w:r>
-        <w:rPr>
-          <w:rFonts w:ascii="Arial" w:hAnsi="Arial" w:cs="Arial"/>
-          <w:sz w:val="20"/>
-          <w:szCs w:val="20"/>
-        </w:rPr>
-        <w:t xml:space="preserve">) were </w:t>
-      </w:r>
-      <w:r>
-        <w:rPr>
-          <w:rFonts w:ascii="Arial" w:hAnsi="Arial" w:cs="Arial"/>
-          <w:sz w:val="20"/>
-          <w:szCs w:val="20"/>
-        </w:rPr>
-        <w:t>considered data</w:t>
-      </w:r>
-      <w:r>
-        <w:rPr>
-          <w:rFonts w:ascii="Arial" w:hAnsi="Arial" w:cs="Arial"/>
-          <w:sz w:val="20"/>
-          <w:szCs w:val="20"/>
-        </w:rPr>
-        <w:t xml:space="preserve"> errors and removed</w:t>
-      </w:r>
-      <w:r>
-        <w:rPr>
-          <w:rFonts w:ascii="Arial" w:hAnsi="Arial" w:cs="Arial"/>
-          <w:sz w:val="20"/>
-          <w:szCs w:val="20"/>
-        </w:rPr>
-        <w:t>, while v</w:t>
-      </w:r>
-      <w:r>
-        <w:rPr>
-          <w:rFonts w:ascii="Arial" w:hAnsi="Arial" w:cs="Arial"/>
-          <w:sz w:val="20"/>
-          <w:szCs w:val="20"/>
-        </w:rPr>
-        <w:t>alues within a plausible range</w:t>
-      </w:r>
-      <w:r>
-        <w:rPr>
-          <w:rFonts w:ascii="Arial" w:hAnsi="Arial" w:cs="Arial"/>
-          <w:sz w:val="20"/>
-          <w:szCs w:val="20"/>
-          <w:lang w:val="en-US"/>
-        </w:rPr>
-        <w:t xml:space="preserve">, </w:t>
-      </w:r>
-      <w:r>
-        <w:rPr>
-          <w:rFonts w:ascii="Arial" w:hAnsi="Arial" w:cs="Arial"/>
-          <w:sz w:val="20"/>
-          <w:szCs w:val="20"/>
-        </w:rPr>
-        <w:t>even if high</w:t>
-      </w:r>
-      <w:r>
-        <w:rPr>
-          <w:rFonts w:ascii="Arial" w:hAnsi="Arial" w:cs="Arial"/>
-          <w:sz w:val="20"/>
-          <w:szCs w:val="20"/>
-          <w:lang w:val="en-US"/>
-        </w:rPr>
-        <w:t>,</w:t>
-      </w:r>
-      <w:r>
-        <w:rPr>
-          <w:rFonts w:ascii="Arial" w:hAnsi="Arial" w:cs="Arial"/>
-          <w:sz w:val="20"/>
-          <w:szCs w:val="20"/>
-        </w:rPr>
-        <w:t xml:space="preserve"> were </w:t>
-      </w:r>
-      <w:r>
-        <w:rPr>
-          <w:rFonts w:ascii="Arial" w:hAnsi="Arial" w:cs="Arial"/>
-          <w:sz w:val="20"/>
-          <w:szCs w:val="20"/>
-        </w:rPr>
-        <w:t>maintained</w:t>
-      </w:r>
-      <w:r>
-        <w:rPr>
-          <w:rFonts w:ascii="Arial" w:hAnsi="Arial" w:cs="Arial"/>
-          <w:sz w:val="20"/>
-          <w:szCs w:val="20"/>
-        </w:rPr>
-        <w:t>.</w:t>
-      </w:r>
-    </w:p>
-    <w:p>
-      <w:pPr>
-        <w:rPr>
-          <w:rFonts w:ascii="Arial" w:hAnsi="Arial" w:cs="Arial"/>
-          <w:sz w:val="20"/>
-          <w:szCs w:val="20"/>
-        </w:rPr>
-      </w:pPr>
-      <w:r>
-        <w:rPr>
-          <w:rFonts w:ascii="Arial" w:hAnsi="Arial" w:cs="Arial"/>
-          <w:noProof/>
-          <w:sz w:val="20"/>
-          <w:szCs w:val="20"/>
-        </w:rPr>
-        <w:lastRenderedPageBreak/>
-        <w:drawing>
-          <wp:inline distT="0" distB="0" distL="0" distR="0" wp14:anchorId="601A9FE5" wp14:editId="562A860C">
-            <wp:extent cx="3471786" cy="2777250"/>
-            <wp:effectExtent l="0" t="0" r="0" b="4445"/>
-            <wp:docPr id="1591212497" name="Picture 4"/>
-            <wp:cNvGraphicFramePr>
-              <a:graphicFrameLocks xmlns:a="http://schemas.openxmlformats.org/drawingml/2006/main" noChangeAspect="1"/>
-            </wp:cNvGraphicFramePr>
-            <a:graphic xmlns:a="http://schemas.openxmlformats.org/drawingml/2006/main">
-              <a:graphicData uri="http://schemas.openxmlformats.org/drawingml/2006/picture">
-                <pic:pic xmlns:pic="http://schemas.openxmlformats.org/drawingml/2006/picture">
-                  <pic:nvPicPr>
-                    <pic:cNvPr id="0" name="Picture 4"/>
                     <pic:cNvPicPr>
                       <a:picLocks noChangeAspect="1" noChangeArrowheads="1"/>
                     </pic:cNvPicPr>
@@ -6549,7 +6569,7 @@
                   <pic:spPr bwMode="auto">
                     <a:xfrm>
                       <a:off x="0" y="0"/>
-                      <a:ext cx="3478789" cy="2782852"/>
+                      <a:ext cx="2664963" cy="2215286"/>
                     </a:xfrm>
                     <a:prstGeom prst="rect">
                       <a:avLst/>
@@ -6562,7 +6582,7 @@
                 </pic:pic>
               </a:graphicData>
             </a:graphic>
-          </wp:inline>
+          </wp:anchor>
         </w:drawing>
       </w:r>
     </w:p>
@@ -6574,144 +6594,163 @@
           <w:bCs/>
         </w:rPr>
       </w:pPr>
-      <w:r>
-        <w:rPr>
-          <w:rFonts w:ascii="Garamond" w:hAnsi="Garamond"/>
-          <w:b/>
-          <w:bCs/>
-        </w:rPr>
-        <w:t>Insurance Cover</w:t>
-      </w:r>
-      <w:r>
-        <w:rPr>
-          <w:rFonts w:ascii="Garamond" w:hAnsi="Garamond"/>
-          <w:b/>
-          <w:bCs/>
-        </w:rPr>
-        <w:t>a</w:t>
-      </w:r>
-      <w:r>
-        <w:rPr>
-          <w:rFonts w:ascii="Garamond" w:hAnsi="Garamond"/>
-          <w:b/>
-          <w:bCs/>
-        </w:rPr>
-        <w:t>ge</w:t>
-      </w:r>
-    </w:p>
-    <w:p>
-      <w:pPr>
-        <w:rPr>
-          <w:rFonts w:ascii="Garamond" w:hAnsi="Garamond"/>
-          <w:b/>
-          <w:bCs/>
-        </w:rPr>
-      </w:pPr>
-      <w:r>
-        <w:rPr>
-          <w:rFonts w:ascii="Arial" w:hAnsi="Arial" w:cs="Arial"/>
-          <w:sz w:val="20"/>
-          <w:szCs w:val="20"/>
-        </w:rPr>
-        <w:t>Some observations had high values however,</w:t>
-      </w:r>
-      <w:r>
-        <w:rPr>
-          <w:rFonts w:ascii="Arial" w:hAnsi="Arial" w:cs="Arial"/>
-          <w:sz w:val="20"/>
-          <w:szCs w:val="20"/>
-        </w:rPr>
-        <w:t xml:space="preserve"> they were plausible given </w:t>
-      </w:r>
-      <w:r>
-        <w:rPr>
-          <w:rFonts w:ascii="Arial" w:hAnsi="Arial" w:cs="Arial"/>
-          <w:sz w:val="20"/>
-          <w:szCs w:val="20"/>
-        </w:rPr>
-        <w:t>that the</w:t>
-      </w:r>
-      <w:r>
-        <w:rPr>
-          <w:rFonts w:ascii="Arial" w:hAnsi="Arial" w:cs="Arial"/>
-          <w:sz w:val="20"/>
-          <w:szCs w:val="20"/>
-        </w:rPr>
-        <w:t xml:space="preserve"> corresponding </w:t>
-      </w:r>
-      <w:r>
-        <w:rPr>
-          <w:rFonts w:ascii="Arial" w:hAnsi="Arial" w:cs="Arial"/>
-          <w:b/>
-          <w:bCs/>
-          <w:sz w:val="20"/>
-          <w:szCs w:val="20"/>
-        </w:rPr>
-        <w:t>Consultation Price</w:t>
-      </w:r>
-      <w:r>
-        <w:rPr>
-          <w:rFonts w:ascii="Arial" w:hAnsi="Arial" w:cs="Arial"/>
-          <w:sz w:val="20"/>
-          <w:szCs w:val="20"/>
-        </w:rPr>
-        <w:t xml:space="preserve"> was also high. Therefore, n</w:t>
-      </w:r>
-      <w:r>
-        <w:rPr>
-          <w:rFonts w:ascii="Arial" w:hAnsi="Arial" w:cs="Arial"/>
-          <w:sz w:val="20"/>
-          <w:szCs w:val="20"/>
-        </w:rPr>
-        <w:t>o removal or clipping was applied</w:t>
-      </w:r>
-      <w:r>
-        <w:rPr>
-          <w:rFonts w:ascii="Arial" w:hAnsi="Arial" w:cs="Arial"/>
-          <w:sz w:val="20"/>
-          <w:szCs w:val="20"/>
-        </w:rPr>
-        <w:t>.</w:t>
-      </w:r>
-      <w:r>
-        <w:rPr>
-          <w:rFonts w:ascii="Arial" w:hAnsi="Arial" w:cs="Arial"/>
+    </w:p>
+    <w:p>
+      <w:pPr>
+        <w:rPr>
+          <w:rFonts w:ascii="Garamond" w:hAnsi="Garamond"/>
+          <w:b/>
+          <w:bCs/>
+        </w:rPr>
+      </w:pPr>
+    </w:p>
+    <w:p>
+      <w:pPr>
+        <w:rPr>
+          <w:rFonts w:ascii="Garamond" w:hAnsi="Garamond"/>
+          <w:b/>
+          <w:bCs/>
+        </w:rPr>
+      </w:pPr>
+    </w:p>
+    <w:p>
+      <w:pPr>
+        <w:rPr>
+          <w:rFonts w:ascii="Garamond" w:hAnsi="Garamond"/>
+          <w:b/>
+          <w:bCs/>
+        </w:rPr>
+      </w:pPr>
+    </w:p>
+    <w:p>
+      <w:pPr>
+        <w:rPr>
+          <w:rFonts w:ascii="Garamond" w:hAnsi="Garamond"/>
+          <w:b/>
+          <w:bCs/>
+        </w:rPr>
+      </w:pPr>
+    </w:p>
+    <w:p>
+      <w:pPr>
+        <w:rPr>
+          <w:rFonts w:ascii="Garamond" w:hAnsi="Garamond"/>
+          <w:b/>
+          <w:bCs/>
+        </w:rPr>
+      </w:pPr>
+    </w:p>
+    <w:p>
+      <w:pPr>
+        <w:rPr>
+          <w:rFonts w:ascii="Garamond" w:hAnsi="Garamond"/>
+          <w:b/>
+          <w:bCs/>
+        </w:rPr>
+      </w:pPr>
+    </w:p>
+    <w:p>
+      <w:pPr>
+        <w:rPr>
+          <w:rFonts w:ascii="Garamond" w:hAnsi="Garamond"/>
+          <w:b/>
+          <w:bCs/>
+        </w:rPr>
+      </w:pPr>
+      <w:r>
+        <w:rPr>
+          <w:rFonts w:ascii="Garamond" w:hAnsi="Garamond"/>
+          <w:b/>
+          <w:bCs/>
+        </w:rPr>
+        <w:t>Satisfaction Level</w:t>
+      </w:r>
+    </w:p>
+    <w:p>
+      <w:pPr>
+        <w:rPr>
+          <w:rFonts w:ascii="Arial" w:hAnsi="Arial" w:cs="Arial"/>
+          <w:sz w:val="20"/>
+          <w:szCs w:val="20"/>
+        </w:rPr>
+      </w:pPr>
+      <w:r>
+        <w:rPr>
+          <w:rFonts w:ascii="Arial" w:hAnsi="Arial" w:cs="Arial"/>
+          <w:sz w:val="20"/>
+          <w:szCs w:val="20"/>
+        </w:rPr>
+        <w:t xml:space="preserve">Since this feature has only a range of 1-5, all values outside this range were considered data errors and so for values higher than 5 </w:t>
+      </w:r>
+      <w:r>
+        <w:rPr>
+          <w:rFonts w:ascii="Arial" w:hAnsi="Arial" w:cs="Arial"/>
+          <w:sz w:val="20"/>
+          <w:szCs w:val="20"/>
+        </w:rPr>
+        <w:t>–</w:t>
+      </w:r>
+      <w:r>
+        <w:rPr>
+          <w:rFonts w:ascii="Arial" w:hAnsi="Arial" w:cs="Arial"/>
+          <w:sz w:val="20"/>
+          <w:szCs w:val="20"/>
+        </w:rPr>
+        <w:t xml:space="preserve"> observations</w:t>
+      </w:r>
+      <w:r>
+        <w:rPr>
+          <w:rFonts w:ascii="Arial" w:hAnsi="Arial" w:cs="Arial"/>
+          <w:sz w:val="20"/>
+          <w:szCs w:val="20"/>
+        </w:rPr>
+        <w:t xml:space="preserve"> with </w:t>
+      </w:r>
+      <w:r>
+        <w:rPr>
+          <w:rFonts w:ascii="Arial" w:hAnsi="Arial" w:cs="Arial"/>
+          <w:sz w:val="20"/>
+          <w:szCs w:val="20"/>
+        </w:rPr>
+        <w:t xml:space="preserve">a satisfaction level </w:t>
+      </w:r>
+      <w:r>
+        <w:rPr>
+          <w:rFonts w:ascii="Arial" w:hAnsi="Arial" w:cs="Arial"/>
+          <w:sz w:val="20"/>
+          <w:szCs w:val="20"/>
+        </w:rPr>
+        <w:t>of 6 – were replaced by 5.</w:t>
+      </w:r>
+    </w:p>
+    <w:p>
+      <w:pPr>
+        <w:rPr>
+          <w:rFonts w:ascii="Arial" w:hAnsi="Arial" w:cs="Arial"/>
+          <w:sz w:val="20"/>
+          <w:szCs w:val="20"/>
+        </w:rPr>
+      </w:pPr>
+      <w:r>
+        <w:rPr>
+          <w:rFonts w:ascii="Garamond" w:hAnsi="Garamond"/>
+          <w:b/>
+          <w:bCs/>
           <w:noProof/>
-          <w:sz w:val="20"/>
-          <w:szCs w:val="20"/>
-        </w:rPr>
-        <w:t xml:space="preserve"> </w:t>
-      </w:r>
-    </w:p>
-    <w:p>
-      <w:pPr>
-        <w:rPr>
-          <w:rFonts w:ascii="Arial" w:hAnsi="Arial" w:cs="Arial"/>
-          <w:sz w:val="20"/>
-          <w:szCs w:val="20"/>
-        </w:rPr>
-      </w:pPr>
-      <w:r>
-        <w:rPr>
-          <w:rFonts w:ascii="Garamond" w:hAnsi="Garamond"/>
-          <w:b/>
-          <w:bCs/>
-          <w:noProof/>
-          <w:lang w:val="en-US"/>
         </w:rPr>
         <w:drawing>
-          <wp:anchor distT="0" distB="0" distL="114300" distR="114300" simplePos="0" relativeHeight="251666432" behindDoc="0" locked="0" layoutInCell="1" allowOverlap="1" wp14:anchorId="0FD9473F" wp14:editId="5432F74A">
+          <wp:anchor distT="0" distB="0" distL="114300" distR="114300" simplePos="0" relativeHeight="251682816" behindDoc="0" locked="0" layoutInCell="1" allowOverlap="1" wp14:anchorId="2508838A" wp14:editId="62780994">
             <wp:simplePos x="0" y="0"/>
-            <wp:positionH relativeFrom="column">
-              <wp:posOffset>-73348</wp:posOffset>
+            <wp:positionH relativeFrom="margin">
+              <wp:posOffset>240665</wp:posOffset>
             </wp:positionH>
-            <wp:positionV relativeFrom="paragraph">
-              <wp:posOffset>61578</wp:posOffset>
+            <wp:positionV relativeFrom="margin">
+              <wp:posOffset>4175913</wp:posOffset>
             </wp:positionV>
-            <wp:extent cx="2684522" cy="2231364"/>
-            <wp:effectExtent l="0" t="0" r="1905" b="0"/>
-            <wp:wrapNone/>
-            <wp:docPr id="1763820032" name="Picture 8"/>
+            <wp:extent cx="2295525" cy="1908810"/>
+            <wp:effectExtent l="0" t="0" r="3175" b="0"/>
+            <wp:wrapSquare wrapText="bothSides"/>
+            <wp:docPr id="478076599" name="Picture 7" descr="A pink rectangular object with black lines&#10;&#10;AI-generated content may be incorrect."/>
             <wp:cNvGraphicFramePr>
               <a:graphicFrameLocks xmlns:a="http://schemas.openxmlformats.org/drawingml/2006/main" noChangeAspect="1"/>
             </wp:cNvGraphicFramePr>
@@ -6719,13 +6758,76 @@
               <a:graphicData uri="http://schemas.openxmlformats.org/drawingml/2006/picture">
                 <pic:pic xmlns:pic="http://schemas.openxmlformats.org/drawingml/2006/picture">
                   <pic:nvPicPr>
-                    <pic:cNvPr id="0" name="Picture 8"/>
+                    <pic:cNvPr id="478076599" name="Picture 7" descr="A pink rectangular object with black lines&#10;&#10;AI-generated content may be incorrect."/>
+                    <pic:cNvPicPr/>
+                  </pic:nvPicPr>
+                  <pic:blipFill>
+                    <a:blip r:embed="rId19">
+                      <a:extLst>
+                        <a:ext uri="{28A0092B-C50C-407E-A947-70E740481C1C}">
+                          <a14:useLocalDpi xmlns:a14="http://schemas.microsoft.com/office/drawing/2010/main" val="0"/>
+                        </a:ext>
+                      </a:extLst>
+                    </a:blip>
+                    <a:stretch>
+                      <a:fillRect/>
+                    </a:stretch>
+                  </pic:blipFill>
+                  <pic:spPr>
+                    <a:xfrm>
+                      <a:off x="0" y="0"/>
+                      <a:ext cx="2295525" cy="1908810"/>
+                    </a:xfrm>
+                    <a:prstGeom prst="rect">
+                      <a:avLst/>
+                    </a:prstGeom>
+                  </pic:spPr>
+                </pic:pic>
+              </a:graphicData>
+            </a:graphic>
+            <wp14:sizeRelH relativeFrom="margin">
+              <wp14:pctWidth>0</wp14:pctWidth>
+            </wp14:sizeRelH>
+            <wp14:sizeRelV relativeFrom="margin">
+              <wp14:pctHeight>0</wp14:pctHeight>
+            </wp14:sizeRelV>
+          </wp:anchor>
+        </w:drawing>
+      </w:r>
+      <w:r>
+        <w:rPr>
+          <w:rFonts w:ascii="Arial" w:hAnsi="Arial" w:cs="Arial"/>
+          <w:noProof/>
+          <w:sz w:val="20"/>
+          <w:szCs w:val="20"/>
+        </w:rPr>
+        <w:drawing>
+          <wp:anchor distT="0" distB="0" distL="114300" distR="114300" simplePos="0" relativeHeight="251681792" behindDoc="0" locked="0" layoutInCell="1" allowOverlap="1" wp14:anchorId="4D31EAC6" wp14:editId="087BF912">
+            <wp:simplePos x="0" y="0"/>
+            <wp:positionH relativeFrom="margin">
+              <wp:posOffset>3100705</wp:posOffset>
+            </wp:positionH>
+            <wp:positionV relativeFrom="margin">
+              <wp:posOffset>4296639</wp:posOffset>
+            </wp:positionV>
+            <wp:extent cx="2265680" cy="1883410"/>
+            <wp:effectExtent l="0" t="0" r="0" b="0"/>
+            <wp:wrapSquare wrapText="bothSides"/>
+            <wp:docPr id="728862033" name="Picture 3"/>
+            <wp:cNvGraphicFramePr>
+              <a:graphicFrameLocks xmlns:a="http://schemas.openxmlformats.org/drawingml/2006/main" noChangeAspect="1"/>
+            </wp:cNvGraphicFramePr>
+            <a:graphic xmlns:a="http://schemas.openxmlformats.org/drawingml/2006/main">
+              <a:graphicData uri="http://schemas.openxmlformats.org/drawingml/2006/picture">
+                <pic:pic xmlns:pic="http://schemas.openxmlformats.org/drawingml/2006/picture">
+                  <pic:nvPicPr>
+                    <pic:cNvPr id="0" name="Picture 3"/>
                     <pic:cNvPicPr>
                       <a:picLocks noChangeAspect="1" noChangeArrowheads="1"/>
                     </pic:cNvPicPr>
                   </pic:nvPicPr>
                   <pic:blipFill>
-                    <a:blip r:embed="rId19">
+                    <a:blip r:embed="rId20">
                       <a:extLst>
                         <a:ext uri="{28A0092B-C50C-407E-A947-70E740481C1C}">
                           <a14:useLocalDpi xmlns:a14="http://schemas.microsoft.com/office/drawing/2010/main" val="0"/>
@@ -6740,7 +6842,7 @@
                   <pic:spPr bwMode="auto">
                     <a:xfrm>
                       <a:off x="0" y="0"/>
-                      <a:ext cx="2689327" cy="2235358"/>
+                      <a:ext cx="2265680" cy="1883410"/>
                     </a:xfrm>
                     <a:prstGeom prst="rect">
                       <a:avLst/>
@@ -6762,6 +6864,102 @@
           </wp:anchor>
         </w:drawing>
       </w:r>
+    </w:p>
+    <w:p>
+      <w:pPr>
+        <w:rPr>
+          <w:rFonts w:ascii="Garamond" w:hAnsi="Garamond"/>
+          <w:b/>
+          <w:bCs/>
+        </w:rPr>
+      </w:pPr>
+      <w:r>
+        <w:rPr>
+          <w:rFonts w:ascii="Garamond" w:hAnsi="Garamond"/>
+          <w:b/>
+          <w:bCs/>
+        </w:rPr>
+        <w:t>Approximate Annual Income</w:t>
+      </w:r>
+    </w:p>
+    <w:p>
+      <w:pPr>
+        <w:rPr>
+          <w:rFonts w:ascii="Arial" w:hAnsi="Arial" w:cs="Arial"/>
+          <w:sz w:val="20"/>
+          <w:szCs w:val="20"/>
+        </w:rPr>
+      </w:pPr>
+      <w:r>
+        <w:rPr>
+          <w:rFonts w:ascii="Arial" w:hAnsi="Arial" w:cs="Arial"/>
+          <w:sz w:val="20"/>
+          <w:szCs w:val="20"/>
+        </w:rPr>
+        <w:t>A</w:t>
+      </w:r>
+      <w:r>
+        <w:rPr>
+          <w:rFonts w:ascii="Arial" w:hAnsi="Arial" w:cs="Arial"/>
+          <w:sz w:val="20"/>
+          <w:szCs w:val="20"/>
+        </w:rPr>
+        <w:t xml:space="preserve">lthough this feature includes some high incomes, they are plausible values </w:t>
+      </w:r>
+      <w:r>
+        <w:rPr>
+          <w:rFonts w:ascii="Arial" w:hAnsi="Arial" w:cs="Arial"/>
+          <w:sz w:val="20"/>
+          <w:szCs w:val="20"/>
+        </w:rPr>
+        <w:t>and so they are not considered to be data errors. As such, no removing or clipping was applied.</w:t>
+      </w:r>
+    </w:p>
+    <w:p>
+      <w:pPr>
+        <w:rPr>
+          <w:rFonts w:ascii="Arial" w:hAnsi="Arial" w:cs="Arial"/>
+          <w:b/>
+          <w:bCs/>
+          <w:sz w:val="20"/>
+          <w:szCs w:val="20"/>
+        </w:rPr>
+      </w:pPr>
+      <w:r>
+        <w:rPr>
+          <w:rFonts w:ascii="Garamond" w:hAnsi="Garamond"/>
+          <w:b/>
+          <w:bCs/>
+        </w:rPr>
+        <w:t>Consultation</w:t>
+      </w:r>
+      <w:r>
+        <w:rPr>
+          <w:rFonts w:ascii="Arial" w:hAnsi="Arial" w:cs="Arial"/>
+          <w:b/>
+          <w:bCs/>
+          <w:sz w:val="20"/>
+          <w:szCs w:val="20"/>
+        </w:rPr>
+        <w:t xml:space="preserve"> </w:t>
+      </w:r>
+      <w:r>
+        <w:rPr>
+          <w:rFonts w:ascii="Garamond" w:hAnsi="Garamond"/>
+          <w:b/>
+          <w:bCs/>
+        </w:rPr>
+        <w:t>Price</w:t>
+      </w:r>
+    </w:p>
+    <w:p>
+      <w:pPr>
+        <w:rPr>
+          <w:rFonts w:ascii="Arial" w:hAnsi="Arial" w:cs="Arial"/>
+          <w:sz w:val="20"/>
+          <w:szCs w:val="20"/>
+        </w:rPr>
+      </w:pPr>
       <w:r>
         <w:rPr>
           <w:rFonts w:ascii="Arial" w:hAnsi="Arial" w:cs="Arial"/>
@@ -6770,18 +6968,18 @@
           <w:szCs w:val="20"/>
         </w:rPr>
         <w:drawing>
-          <wp:anchor distT="0" distB="0" distL="114300" distR="114300" simplePos="0" relativeHeight="251665408" behindDoc="1" locked="0" layoutInCell="1" allowOverlap="1" wp14:anchorId="68C6C462" wp14:editId="34C24AA5">
+          <wp:anchor distT="0" distB="0" distL="114300" distR="114300" simplePos="0" relativeHeight="251683840" behindDoc="0" locked="0" layoutInCell="1" allowOverlap="1" wp14:anchorId="762F711A" wp14:editId="4168A06F">
             <wp:simplePos x="0" y="0"/>
-            <wp:positionH relativeFrom="column">
-              <wp:posOffset>0</wp:posOffset>
+            <wp:positionH relativeFrom="margin">
+              <wp:posOffset>3098165</wp:posOffset>
             </wp:positionH>
-            <wp:positionV relativeFrom="paragraph">
-              <wp:posOffset>-7009130</wp:posOffset>
+            <wp:positionV relativeFrom="margin">
+              <wp:posOffset>7484262</wp:posOffset>
             </wp:positionV>
-            <wp:extent cx="2992582" cy="2487621"/>
-            <wp:effectExtent l="0" t="0" r="0" b="8255"/>
-            <wp:wrapNone/>
-            <wp:docPr id="1520503690" name="Picture 5"/>
+            <wp:extent cx="2377440" cy="1901825"/>
+            <wp:effectExtent l="0" t="0" r="0" b="3175"/>
+            <wp:wrapSquare wrapText="bothSides"/>
+            <wp:docPr id="1591212497" name="Picture 4" descr="A graph with a pink rectangular object&#10;&#10;AI-generated content may be incorrect."/>
             <wp:cNvGraphicFramePr>
               <a:graphicFrameLocks xmlns:a="http://schemas.openxmlformats.org/drawingml/2006/main" noChangeAspect="1"/>
             </wp:cNvGraphicFramePr>
@@ -6789,13 +6987,13 @@
               <a:graphicData uri="http://schemas.openxmlformats.org/drawingml/2006/picture">
                 <pic:pic xmlns:pic="http://schemas.openxmlformats.org/drawingml/2006/picture">
                   <pic:nvPicPr>
-                    <pic:cNvPr id="0" name="Picture 5"/>
+                    <pic:cNvPr id="1591212497" name="Picture 4" descr="A graph with a pink rectangular object&#10;&#10;AI-generated content may be incorrect."/>
                     <pic:cNvPicPr>
                       <a:picLocks noChangeAspect="1" noChangeArrowheads="1"/>
                     </pic:cNvPicPr>
                   </pic:nvPicPr>
                   <pic:blipFill>
-                    <a:blip r:embed="rId19">
+                    <a:blip r:embed="rId21">
                       <a:extLst>
                         <a:ext uri="{28A0092B-C50C-407E-A947-70E740481C1C}">
                           <a14:useLocalDpi xmlns:a14="http://schemas.microsoft.com/office/drawing/2010/main" val="0"/>
@@ -6810,7 +7008,7 @@
                   <pic:spPr bwMode="auto">
                     <a:xfrm>
                       <a:off x="0" y="0"/>
-                      <a:ext cx="2992582" cy="2487621"/>
+                      <a:ext cx="2377440" cy="1901825"/>
                     </a:xfrm>
                     <a:prstGeom prst="rect">
                       <a:avLst/>
@@ -6823,9 +7021,475 @@
                 </pic:pic>
               </a:graphicData>
             </a:graphic>
+            <wp14:sizeRelH relativeFrom="margin">
+              <wp14:pctWidth>0</wp14:pctWidth>
+            </wp14:sizeRelH>
+            <wp14:sizeRelV relativeFrom="margin">
+              <wp14:pctHeight>0</wp14:pctHeight>
+            </wp14:sizeRelV>
           </wp:anchor>
         </w:drawing>
       </w:r>
+      <w:r>
+        <w:rPr>
+          <w:rFonts w:ascii="Garamond" w:hAnsi="Garamond"/>
+          <w:b/>
+          <w:bCs/>
+          <w:noProof/>
+        </w:rPr>
+        <w:drawing>
+          <wp:anchor distT="0" distB="0" distL="114300" distR="114300" simplePos="0" relativeHeight="251684864" behindDoc="0" locked="0" layoutInCell="1" allowOverlap="1" wp14:anchorId="1A26C334" wp14:editId="7B8CAAAF">
+            <wp:simplePos x="0" y="0"/>
+            <wp:positionH relativeFrom="margin">
+              <wp:posOffset>91440</wp:posOffset>
+            </wp:positionH>
+            <wp:positionV relativeFrom="margin">
+              <wp:posOffset>7538466</wp:posOffset>
+            </wp:positionV>
+            <wp:extent cx="2224405" cy="1849755"/>
+            <wp:effectExtent l="0" t="0" r="0" b="4445"/>
+            <wp:wrapSquare wrapText="bothSides"/>
+            <wp:docPr id="1796358335" name="Picture 8"/>
+            <wp:cNvGraphicFramePr>
+              <a:graphicFrameLocks xmlns:a="http://schemas.openxmlformats.org/drawingml/2006/main" noChangeAspect="1"/>
+            </wp:cNvGraphicFramePr>
+            <a:graphic xmlns:a="http://schemas.openxmlformats.org/drawingml/2006/main">
+              <a:graphicData uri="http://schemas.openxmlformats.org/drawingml/2006/picture">
+                <pic:pic xmlns:pic="http://schemas.openxmlformats.org/drawingml/2006/picture">
+                  <pic:nvPicPr>
+                    <pic:cNvPr id="1796358335" name="Picture 8"/>
+                    <pic:cNvPicPr/>
+                  </pic:nvPicPr>
+                  <pic:blipFill>
+                    <a:blip r:embed="rId22">
+                      <a:extLst>
+                        <a:ext uri="{28A0092B-C50C-407E-A947-70E740481C1C}">
+                          <a14:useLocalDpi xmlns:a14="http://schemas.microsoft.com/office/drawing/2010/main" val="0"/>
+                        </a:ext>
+                      </a:extLst>
+                    </a:blip>
+                    <a:stretch>
+                      <a:fillRect/>
+                    </a:stretch>
+                  </pic:blipFill>
+                  <pic:spPr>
+                    <a:xfrm>
+                      <a:off x="0" y="0"/>
+                      <a:ext cx="2224405" cy="1849755"/>
+                    </a:xfrm>
+                    <a:prstGeom prst="rect">
+                      <a:avLst/>
+                    </a:prstGeom>
+                  </pic:spPr>
+                </pic:pic>
+              </a:graphicData>
+            </a:graphic>
+            <wp14:sizeRelH relativeFrom="margin">
+              <wp14:pctWidth>0</wp14:pctWidth>
+            </wp14:sizeRelH>
+            <wp14:sizeRelV relativeFrom="margin">
+              <wp14:pctHeight>0</wp14:pctHeight>
+            </wp14:sizeRelV>
+          </wp:anchor>
+        </w:drawing>
+      </w:r>
+      <w:r>
+        <w:rPr>
+          <w:rFonts w:ascii="Arial" w:hAnsi="Arial" w:cs="Arial"/>
+          <w:sz w:val="20"/>
+          <w:szCs w:val="20"/>
+        </w:rPr>
+        <w:t>E</w:t>
+      </w:r>
+      <w:r>
+        <w:rPr>
+          <w:rFonts w:ascii="Arial" w:hAnsi="Arial" w:cs="Arial"/>
+          <w:sz w:val="20"/>
+          <w:szCs w:val="20"/>
+        </w:rPr>
+        <w:t>xtreme high values (</w:t>
+      </w:r>
+      <w:r>
+        <w:rPr>
+          <w:rFonts w:ascii="Arial" w:hAnsi="Arial" w:cs="Arial"/>
+          <w:sz w:val="20"/>
+          <w:szCs w:val="20"/>
+        </w:rPr>
+        <w:t xml:space="preserve">above </w:t>
+      </w:r>
+      <w:r>
+        <w:rPr>
+          <w:rFonts w:ascii="Arial" w:hAnsi="Arial" w:cs="Arial"/>
+          <w:sz w:val="20"/>
+          <w:szCs w:val="20"/>
+        </w:rPr>
+        <w:t>10000</w:t>
+      </w:r>
+      <w:r>
+        <w:rPr>
+          <w:rFonts w:ascii="Arial" w:hAnsi="Arial" w:cs="Arial"/>
+          <w:sz w:val="20"/>
+          <w:szCs w:val="20"/>
+        </w:rPr>
+        <w:t>€</w:t>
+      </w:r>
+      <w:r>
+        <w:rPr>
+          <w:rFonts w:ascii="Arial" w:hAnsi="Arial" w:cs="Arial"/>
+          <w:sz w:val="20"/>
+          <w:szCs w:val="20"/>
+        </w:rPr>
+        <w:t xml:space="preserve">) were </w:t>
+      </w:r>
+      <w:r>
+        <w:rPr>
+          <w:rFonts w:ascii="Arial" w:hAnsi="Arial" w:cs="Arial"/>
+          <w:sz w:val="20"/>
+          <w:szCs w:val="20"/>
+        </w:rPr>
+        <w:t>considered data</w:t>
+      </w:r>
+      <w:r>
+        <w:rPr>
+          <w:rFonts w:ascii="Arial" w:hAnsi="Arial" w:cs="Arial"/>
+          <w:sz w:val="20"/>
+          <w:szCs w:val="20"/>
+        </w:rPr>
+        <w:t xml:space="preserve"> errors and removed</w:t>
+      </w:r>
+      <w:r>
+        <w:rPr>
+          <w:rFonts w:ascii="Arial" w:hAnsi="Arial" w:cs="Arial"/>
+          <w:sz w:val="20"/>
+          <w:szCs w:val="20"/>
+        </w:rPr>
+        <w:t>, while v</w:t>
+      </w:r>
+      <w:r>
+        <w:rPr>
+          <w:rFonts w:ascii="Arial" w:hAnsi="Arial" w:cs="Arial"/>
+          <w:sz w:val="20"/>
+          <w:szCs w:val="20"/>
+        </w:rPr>
+        <w:t>alues within a plausible range</w:t>
+      </w:r>
+      <w:r>
+        <w:rPr>
+          <w:rFonts w:ascii="Arial" w:hAnsi="Arial" w:cs="Arial"/>
+          <w:sz w:val="20"/>
+          <w:szCs w:val="20"/>
+          <w:lang w:val="en-US"/>
+        </w:rPr>
+        <w:t xml:space="preserve">, </w:t>
+      </w:r>
+      <w:r>
+        <w:rPr>
+          <w:rFonts w:ascii="Arial" w:hAnsi="Arial" w:cs="Arial"/>
+          <w:sz w:val="20"/>
+          <w:szCs w:val="20"/>
+        </w:rPr>
+        <w:t>even if high</w:t>
+      </w:r>
+      <w:r>
+        <w:rPr>
+          <w:rFonts w:ascii="Arial" w:hAnsi="Arial" w:cs="Arial"/>
+          <w:sz w:val="20"/>
+          <w:szCs w:val="20"/>
+          <w:lang w:val="en-US"/>
+        </w:rPr>
+        <w:t>,</w:t>
+      </w:r>
+      <w:r>
+        <w:rPr>
+          <w:rFonts w:ascii="Arial" w:hAnsi="Arial" w:cs="Arial"/>
+          <w:sz w:val="20"/>
+          <w:szCs w:val="20"/>
+        </w:rPr>
+        <w:t xml:space="preserve"> were </w:t>
+      </w:r>
+      <w:r>
+        <w:rPr>
+          <w:rFonts w:ascii="Arial" w:hAnsi="Arial" w:cs="Arial"/>
+          <w:sz w:val="20"/>
+          <w:szCs w:val="20"/>
+        </w:rPr>
+        <w:t>maintained</w:t>
+      </w:r>
+      <w:r>
+        <w:rPr>
+          <w:rFonts w:ascii="Arial" w:hAnsi="Arial" w:cs="Arial"/>
+          <w:sz w:val="20"/>
+          <w:szCs w:val="20"/>
+        </w:rPr>
+        <w:t>.</w:t>
+      </w:r>
+    </w:p>
+    <w:p>
+      <w:pPr>
+        <w:rPr>
+          <w:rFonts w:ascii="Arial" w:hAnsi="Arial" w:cs="Arial"/>
+          <w:sz w:val="20"/>
+          <w:szCs w:val="20"/>
+        </w:rPr>
+      </w:pPr>
+    </w:p>
+    <w:p>
+      <w:pPr>
+        <w:rPr>
+          <w:rFonts w:ascii="Garamond" w:hAnsi="Garamond"/>
+          <w:b/>
+          <w:bCs/>
+        </w:rPr>
+      </w:pPr>
+    </w:p>
+    <w:p>
+      <w:pPr>
+        <w:rPr>
+          <w:rFonts w:ascii="Garamond" w:hAnsi="Garamond"/>
+          <w:b/>
+          <w:bCs/>
+        </w:rPr>
+      </w:pPr>
+    </w:p>
+    <w:p>
+      <w:pPr>
+        <w:rPr>
+          <w:rFonts w:ascii="Garamond" w:hAnsi="Garamond"/>
+          <w:b/>
+          <w:bCs/>
+        </w:rPr>
+      </w:pPr>
+    </w:p>
+    <w:p>
+      <w:pPr>
+        <w:rPr>
+          <w:rFonts w:ascii="Garamond" w:hAnsi="Garamond"/>
+          <w:b/>
+          <w:bCs/>
+        </w:rPr>
+      </w:pPr>
+      <w:r>
+        <w:rPr>
+          <w:rFonts w:ascii="Garamond" w:hAnsi="Garamond"/>
+          <w:b/>
+          <w:bCs/>
+        </w:rPr>
+        <w:lastRenderedPageBreak/>
+        <w:t>Insurance Cover</w:t>
+      </w:r>
+      <w:r>
+        <w:rPr>
+          <w:rFonts w:ascii="Garamond" w:hAnsi="Garamond"/>
+          <w:b/>
+          <w:bCs/>
+        </w:rPr>
+        <w:t>a</w:t>
+      </w:r>
+      <w:r>
+        <w:rPr>
+          <w:rFonts w:ascii="Garamond" w:hAnsi="Garamond"/>
+          <w:b/>
+          <w:bCs/>
+        </w:rPr>
+        <w:t>ge</w:t>
+      </w:r>
+    </w:p>
+    <w:p>
+      <w:pPr>
+        <w:rPr>
+          <w:rFonts w:ascii="Garamond" w:hAnsi="Garamond"/>
+          <w:b/>
+          <w:bCs/>
+        </w:rPr>
+      </w:pPr>
+      <w:r>
+        <w:rPr>
+          <w:rFonts w:ascii="Garamond" w:hAnsi="Garamond"/>
+          <w:b/>
+          <w:bCs/>
+          <w:noProof/>
+          <w:lang w:val="en-US"/>
+        </w:rPr>
+        <w:drawing>
+          <wp:anchor distT="0" distB="0" distL="114300" distR="114300" simplePos="0" relativeHeight="251666432" behindDoc="0" locked="0" layoutInCell="1" allowOverlap="1" wp14:anchorId="0FD9473F" wp14:editId="2CECB115">
+            <wp:simplePos x="0" y="0"/>
+            <wp:positionH relativeFrom="column">
+              <wp:posOffset>1374890</wp:posOffset>
+            </wp:positionH>
+            <wp:positionV relativeFrom="paragraph">
+              <wp:posOffset>401752</wp:posOffset>
+            </wp:positionV>
+            <wp:extent cx="2926080" cy="2432145"/>
+            <wp:effectExtent l="0" t="0" r="0" b="6350"/>
+            <wp:wrapNone/>
+            <wp:docPr id="1763820032" name="Picture 8"/>
+            <wp:cNvGraphicFramePr>
+              <a:graphicFrameLocks xmlns:a="http://schemas.openxmlformats.org/drawingml/2006/main" noChangeAspect="1"/>
+            </wp:cNvGraphicFramePr>
+            <a:graphic xmlns:a="http://schemas.openxmlformats.org/drawingml/2006/main">
+              <a:graphicData uri="http://schemas.openxmlformats.org/drawingml/2006/picture">
+                <pic:pic xmlns:pic="http://schemas.openxmlformats.org/drawingml/2006/picture">
+                  <pic:nvPicPr>
+                    <pic:cNvPr id="0" name="Picture 8"/>
+                    <pic:cNvPicPr>
+                      <a:picLocks noChangeAspect="1" noChangeArrowheads="1"/>
+                    </pic:cNvPicPr>
+                  </pic:nvPicPr>
+                  <pic:blipFill>
+                    <a:blip r:embed="rId23">
+                      <a:extLst>
+                        <a:ext uri="{28A0092B-C50C-407E-A947-70E740481C1C}">
+                          <a14:useLocalDpi xmlns:a14="http://schemas.microsoft.com/office/drawing/2010/main" val="0"/>
+                        </a:ext>
+                      </a:extLst>
+                    </a:blip>
+                    <a:srcRect/>
+                    <a:stretch>
+                      <a:fillRect/>
+                    </a:stretch>
+                  </pic:blipFill>
+                  <pic:spPr bwMode="auto">
+                    <a:xfrm>
+                      <a:off x="0" y="0"/>
+                      <a:ext cx="2926080" cy="2432145"/>
+                    </a:xfrm>
+                    <a:prstGeom prst="rect">
+                      <a:avLst/>
+                    </a:prstGeom>
+                    <a:noFill/>
+                    <a:ln>
+                      <a:noFill/>
+                    </a:ln>
+                  </pic:spPr>
+                </pic:pic>
+              </a:graphicData>
+            </a:graphic>
+            <wp14:sizeRelH relativeFrom="margin">
+              <wp14:pctWidth>0</wp14:pctWidth>
+            </wp14:sizeRelH>
+            <wp14:sizeRelV relativeFrom="margin">
+              <wp14:pctHeight>0</wp14:pctHeight>
+            </wp14:sizeRelV>
+          </wp:anchor>
+        </w:drawing>
+      </w:r>
+      <w:r>
+        <w:rPr>
+          <w:rFonts w:ascii="Arial" w:hAnsi="Arial" w:cs="Arial"/>
+          <w:sz w:val="20"/>
+          <w:szCs w:val="20"/>
+        </w:rPr>
+        <w:t>Some observations had high values however,</w:t>
+      </w:r>
+      <w:r>
+        <w:rPr>
+          <w:rFonts w:ascii="Arial" w:hAnsi="Arial" w:cs="Arial"/>
+          <w:sz w:val="20"/>
+          <w:szCs w:val="20"/>
+        </w:rPr>
+        <w:t xml:space="preserve"> they were plausible given </w:t>
+      </w:r>
+      <w:r>
+        <w:rPr>
+          <w:rFonts w:ascii="Arial" w:hAnsi="Arial" w:cs="Arial"/>
+          <w:sz w:val="20"/>
+          <w:szCs w:val="20"/>
+        </w:rPr>
+        <w:t>that the</w:t>
+      </w:r>
+      <w:r>
+        <w:rPr>
+          <w:rFonts w:ascii="Arial" w:hAnsi="Arial" w:cs="Arial"/>
+          <w:sz w:val="20"/>
+          <w:szCs w:val="20"/>
+        </w:rPr>
+        <w:t xml:space="preserve"> corresponding </w:t>
+      </w:r>
+      <w:r>
+        <w:rPr>
+          <w:rFonts w:ascii="Arial" w:hAnsi="Arial" w:cs="Arial"/>
+          <w:b/>
+          <w:bCs/>
+          <w:sz w:val="20"/>
+          <w:szCs w:val="20"/>
+        </w:rPr>
+        <w:t>Consultation Price</w:t>
+      </w:r>
+      <w:r>
+        <w:rPr>
+          <w:rFonts w:ascii="Arial" w:hAnsi="Arial" w:cs="Arial"/>
+          <w:sz w:val="20"/>
+          <w:szCs w:val="20"/>
+        </w:rPr>
+        <w:t xml:space="preserve"> was also high. Therefore, n</w:t>
+      </w:r>
+      <w:r>
+        <w:rPr>
+          <w:rFonts w:ascii="Arial" w:hAnsi="Arial" w:cs="Arial"/>
+          <w:sz w:val="20"/>
+          <w:szCs w:val="20"/>
+        </w:rPr>
+        <w:t>o removal or clipping was applied</w:t>
+      </w:r>
+      <w:r>
+        <w:rPr>
+          <w:rFonts w:ascii="Arial" w:hAnsi="Arial" w:cs="Arial"/>
+          <w:sz w:val="20"/>
+          <w:szCs w:val="20"/>
+        </w:rPr>
+        <w:t>.</w:t>
+      </w:r>
+      <w:r>
+        <w:rPr>
+          <w:rFonts w:ascii="Arial" w:hAnsi="Arial" w:cs="Arial"/>
+          <w:noProof/>
+          <w:sz w:val="20"/>
+          <w:szCs w:val="20"/>
+        </w:rPr>
+        <w:t xml:space="preserve"> </w:t>
+      </w:r>
+    </w:p>
+    <w:p>
+      <w:pPr>
+        <w:rPr>
+          <w:rFonts w:ascii="Arial" w:hAnsi="Arial" w:cs="Arial"/>
+          <w:sz w:val="20"/>
+          <w:szCs w:val="20"/>
+        </w:rPr>
+      </w:pPr>
+    </w:p>
+    <w:p>
+      <w:pPr>
+        <w:ind w:firstLine="720"/>
+        <w:rPr>
+          <w:rFonts w:ascii="Garamond" w:hAnsi="Garamond"/>
+          <w:b/>
+          <w:bCs/>
+          <w:lang w:val="en-US"/>
+        </w:rPr>
+      </w:pPr>
+    </w:p>
+    <w:p>
+      <w:pPr>
+        <w:ind w:firstLine="720"/>
+        <w:rPr>
+          <w:rFonts w:ascii="Garamond" w:hAnsi="Garamond"/>
+          <w:b/>
+          <w:bCs/>
+          <w:lang w:val="en-US"/>
+        </w:rPr>
+      </w:pPr>
+    </w:p>
+    <w:p>
+      <w:pPr>
+        <w:ind w:firstLine="720"/>
+        <w:rPr>
+          <w:rFonts w:ascii="Garamond" w:hAnsi="Garamond"/>
+          <w:b/>
+          <w:bCs/>
+          <w:lang w:val="en-US"/>
+        </w:rPr>
+      </w:pPr>
     </w:p>
     <w:p>
       <w:pPr>
@@ -7279,276 +7943,254 @@
           <w:sz w:val="20"/>
           <w:szCs w:val="20"/>
         </w:rPr>
-        <w:t xml:space="preserve"> are associated with </w:t>
-      </w:r>
-      <w:r>
-        <w:rPr>
-          <w:rFonts w:ascii="Arial" w:hAnsi="Arial" w:cs="Arial"/>
-          <w:sz w:val="20"/>
-          <w:szCs w:val="20"/>
+        <w:t xml:space="preserve"> are associated with different coverage percentages. </w:t>
+      </w:r>
+      <w:r>
+        <w:rPr>
+          <w:rFonts w:ascii="Arial" w:hAnsi="Arial" w:cs="Arial"/>
+          <w:sz w:val="20"/>
+          <w:szCs w:val="20"/>
+        </w:rPr>
+        <w:t>This is important to understand factors such as financial stress and future consultations.</w:t>
+      </w:r>
+    </w:p>
+    <w:p>
+      <w:pPr>
+        <w:rPr>
+          <w:rFonts w:ascii="Arial" w:hAnsi="Arial" w:cs="Arial"/>
+          <w:sz w:val="20"/>
+          <w:szCs w:val="20"/>
+        </w:rPr>
+      </w:pPr>
+      <w:r>
+        <w:rPr>
+          <w:rFonts w:ascii="Arial" w:hAnsi="Arial" w:cs="Arial"/>
+          <w:b/>
+          <w:bCs/>
+          <w:sz w:val="20"/>
+          <w:szCs w:val="20"/>
+          <w:u w:val="single"/>
+        </w:rPr>
+        <w:t>Age Range</w:t>
+      </w:r>
+      <w:r>
+        <w:rPr>
+          <w:rFonts w:ascii="Arial" w:hAnsi="Arial" w:cs="Arial"/>
+          <w:sz w:val="20"/>
+          <w:szCs w:val="20"/>
+        </w:rPr>
+        <w:t xml:space="preserve"> – </w:t>
+      </w:r>
+      <w:r>
+        <w:rPr>
+          <w:rFonts w:ascii="Arial" w:hAnsi="Arial" w:cs="Arial"/>
+          <w:sz w:val="20"/>
+          <w:szCs w:val="20"/>
+        </w:rPr>
+        <w:t xml:space="preserve">This column consists in </w:t>
+      </w:r>
+      <w:r>
+        <w:rPr>
+          <w:rFonts w:ascii="Arial" w:hAnsi="Arial" w:cs="Arial"/>
+          <w:sz w:val="20"/>
+          <w:szCs w:val="20"/>
+        </w:rPr>
+        <w:t>the process of discretization applied to the column Age. This new feature is composed of five-year intervals, from 0 to 130, to determine in which bin each patient belongs.</w:t>
+      </w:r>
+      <w:r>
+        <w:rPr>
+          <w:rFonts w:ascii="Arial" w:hAnsi="Arial" w:cs="Arial"/>
+          <w:sz w:val="20"/>
+          <w:szCs w:val="20"/>
+        </w:rPr>
+        <w:t xml:space="preserve"> This step might be important for patient segmentation (if distinct behaviour is detected).</w:t>
+      </w:r>
+    </w:p>
+    <w:p>
+      <w:pPr>
+        <w:rPr>
+          <w:rFonts w:ascii="Arial" w:hAnsi="Arial" w:cs="Arial"/>
+          <w:sz w:val="20"/>
+          <w:szCs w:val="20"/>
+        </w:rPr>
+      </w:pPr>
+      <w:r>
+        <w:rPr>
+          <w:rFonts w:ascii="Arial" w:hAnsi="Arial" w:cs="Arial"/>
+          <w:b/>
+          <w:bCs/>
+          <w:sz w:val="20"/>
+          <w:szCs w:val="20"/>
+          <w:u w:val="single"/>
+        </w:rPr>
+        <w:t>Days since last visit</w:t>
+      </w:r>
+      <w:r>
+        <w:rPr>
+          <w:rFonts w:ascii="Arial" w:hAnsi="Arial" w:cs="Arial"/>
+          <w:sz w:val="20"/>
+          <w:szCs w:val="20"/>
+        </w:rPr>
+        <w:t xml:space="preserve"> –</w:t>
+      </w:r>
+      <w:r>
+        <w:rPr>
+          <w:rFonts w:ascii="Arial" w:hAnsi="Arial" w:cs="Arial"/>
+          <w:sz w:val="20"/>
+          <w:szCs w:val="20"/>
+        </w:rPr>
+        <w:t xml:space="preserve"> This feature records the number of days since the last consultation, for each patient</w:t>
+      </w:r>
+      <w:r>
+        <w:rPr>
+          <w:rFonts w:ascii="Arial" w:hAnsi="Arial" w:cs="Arial"/>
+          <w:sz w:val="20"/>
+          <w:szCs w:val="20"/>
+        </w:rPr>
+        <w:t xml:space="preserve">, which is crucial to understand their current health status, since longer periods of time might indicate </w:t>
+      </w:r>
+      <w:r>
+        <w:rPr>
+          <w:rFonts w:ascii="Arial" w:hAnsi="Arial" w:cs="Arial"/>
+          <w:sz w:val="20"/>
+          <w:szCs w:val="20"/>
+        </w:rPr>
+        <w:t>a decease progression.</w:t>
+      </w:r>
+    </w:p>
+    <w:p>
+      <w:pPr>
+        <w:ind w:firstLine="720"/>
+        <w:rPr>
+          <w:rFonts w:ascii="Arial" w:hAnsi="Arial" w:cs="Arial"/>
+          <w:sz w:val="20"/>
+          <w:szCs w:val="20"/>
+        </w:rPr>
+      </w:pPr>
+      <w:r>
+        <w:rPr>
+          <w:rFonts w:ascii="Arial" w:hAnsi="Arial" w:cs="Arial"/>
+          <w:sz w:val="20"/>
+          <w:szCs w:val="20"/>
+        </w:rPr>
+        <w:t xml:space="preserve">These new features were </w:t>
+      </w:r>
+      <w:r>
+        <w:rPr>
+          <w:rFonts w:ascii="Arial" w:hAnsi="Arial" w:cs="Arial"/>
+          <w:sz w:val="20"/>
+          <w:szCs w:val="20"/>
+        </w:rPr>
+        <w:t>included</w:t>
+      </w:r>
+      <w:r>
+        <w:rPr>
+          <w:rFonts w:ascii="Arial" w:hAnsi="Arial" w:cs="Arial"/>
+          <w:sz w:val="20"/>
+          <w:szCs w:val="20"/>
+        </w:rPr>
+        <w:t xml:space="preserve"> alongside the original </w:t>
+      </w:r>
+      <w:r>
+        <w:rPr>
+          <w:rFonts w:ascii="Arial" w:hAnsi="Arial" w:cs="Arial"/>
+          <w:sz w:val="20"/>
+          <w:szCs w:val="20"/>
+        </w:rPr>
+        <w:t>ones</w:t>
+      </w:r>
+      <w:r>
+        <w:rPr>
+          <w:rFonts w:ascii="Arial" w:hAnsi="Arial" w:cs="Arial"/>
+          <w:sz w:val="20"/>
+          <w:szCs w:val="20"/>
+        </w:rPr>
+        <w:t xml:space="preserve"> in the </w:t>
+      </w:r>
+      <w:r>
+        <w:rPr>
+          <w:rFonts w:ascii="Arial" w:hAnsi="Arial" w:cs="Arial"/>
+          <w:sz w:val="20"/>
+          <w:szCs w:val="20"/>
+        </w:rPr>
+        <w:t>Analytical Base T</w:t>
+      </w:r>
+      <w:r>
+        <w:rPr>
+          <w:rFonts w:ascii="Arial" w:hAnsi="Arial" w:cs="Arial"/>
+          <w:sz w:val="20"/>
+          <w:szCs w:val="20"/>
+        </w:rPr>
+        <w:t xml:space="preserve">able to enrich the dataset, enhance model performance, and enable deeper insights from </w:t>
+      </w:r>
+      <w:r>
+        <w:rPr>
+          <w:rFonts w:ascii="Arial" w:hAnsi="Arial" w:cs="Arial"/>
+          <w:sz w:val="20"/>
+          <w:szCs w:val="20"/>
+        </w:rPr>
+        <w:t>further</w:t>
+      </w:r>
+      <w:r>
+        <w:rPr>
+          <w:rFonts w:ascii="Arial" w:hAnsi="Arial" w:cs="Arial"/>
+          <w:sz w:val="20"/>
+          <w:szCs w:val="20"/>
+        </w:rPr>
+        <w:t xml:space="preserve"> analys</w:t>
+      </w:r>
+      <w:r>
+        <w:rPr>
+          <w:rFonts w:ascii="Arial" w:hAnsi="Arial" w:cs="Arial"/>
+          <w:sz w:val="20"/>
+          <w:szCs w:val="20"/>
+        </w:rPr>
+        <w:t>i</w:t>
+      </w:r>
+      <w:r>
+        <w:rPr>
+          <w:rFonts w:ascii="Arial" w:hAnsi="Arial" w:cs="Arial"/>
+          <w:sz w:val="20"/>
+          <w:szCs w:val="20"/>
+        </w:rPr>
+        <w:t>s</w:t>
+      </w:r>
+      <w:r>
+        <w:rPr>
+          <w:rFonts w:ascii="Arial" w:hAnsi="Arial" w:cs="Arial"/>
+          <w:sz w:val="20"/>
+          <w:szCs w:val="20"/>
+        </w:rPr>
+        <w:t>.</w:t>
+      </w:r>
+    </w:p>
+    <w:p>
+      <w:pPr>
+        <w:rPr>
+          <w:rFonts w:ascii="Garamond" w:hAnsi="Garamond"/>
+          <w:b/>
+          <w:bCs/>
+          <w:lang w:val="en-US"/>
+        </w:rPr>
+      </w:pPr>
+    </w:p>
+    <w:p>
+      <w:pPr>
+        <w:rPr>
+          <w:rFonts w:ascii="Garamond" w:hAnsi="Garamond"/>
+          <w:b/>
+          <w:bCs/>
+          <w:lang w:val="en-US"/>
+        </w:rPr>
+      </w:pPr>
+      <w:r>
+        <w:rPr>
+          <w:rFonts w:ascii="Garamond" w:hAnsi="Garamond"/>
+          <w:b/>
+          <w:bCs/>
+          <w:lang w:val="en-US"/>
         </w:rPr>
         <w:lastRenderedPageBreak/>
-        <w:t xml:space="preserve">different coverage percentages. </w:t>
-      </w:r>
-      <w:r>
-        <w:rPr>
-          <w:rFonts w:ascii="Arial" w:hAnsi="Arial" w:cs="Arial"/>
-          <w:sz w:val="20"/>
-          <w:szCs w:val="20"/>
-        </w:rPr>
-        <w:t>This is important to understand factors such as financial stress and future consultations.</w:t>
-      </w:r>
-    </w:p>
-    <w:p>
-      <w:pPr>
-        <w:rPr>
-          <w:rFonts w:ascii="Arial" w:hAnsi="Arial" w:cs="Arial"/>
-          <w:sz w:val="20"/>
-          <w:szCs w:val="20"/>
-        </w:rPr>
-      </w:pPr>
-      <w:r>
-        <w:rPr>
-          <w:rFonts w:ascii="Arial" w:hAnsi="Arial" w:cs="Arial"/>
-          <w:b/>
-          <w:bCs/>
-          <w:sz w:val="20"/>
-          <w:szCs w:val="20"/>
-          <w:u w:val="single"/>
-        </w:rPr>
-        <w:t>Age Range</w:t>
-      </w:r>
-      <w:r>
-        <w:rPr>
-          <w:rFonts w:ascii="Arial" w:hAnsi="Arial" w:cs="Arial"/>
-          <w:sz w:val="20"/>
-          <w:szCs w:val="20"/>
-        </w:rPr>
-        <w:t xml:space="preserve"> – </w:t>
-      </w:r>
-      <w:r>
-        <w:rPr>
-          <w:rFonts w:ascii="Arial" w:hAnsi="Arial" w:cs="Arial"/>
-          <w:sz w:val="20"/>
-          <w:szCs w:val="20"/>
-        </w:rPr>
-        <w:t xml:space="preserve">This column consists in </w:t>
-      </w:r>
-      <w:r>
-        <w:rPr>
-          <w:rFonts w:ascii="Arial" w:hAnsi="Arial" w:cs="Arial"/>
-          <w:sz w:val="20"/>
-          <w:szCs w:val="20"/>
-        </w:rPr>
-        <w:t>the process of discretization applied to the column Age. This new feature is composed of five-year intervals, from 0 to 130, to determine in which bin each patient belongs.</w:t>
-      </w:r>
-      <w:r>
-        <w:rPr>
-          <w:rFonts w:ascii="Arial" w:hAnsi="Arial" w:cs="Arial"/>
-          <w:sz w:val="20"/>
-          <w:szCs w:val="20"/>
-        </w:rPr>
-        <w:t xml:space="preserve"> </w:t>
-      </w:r>
-      <w:r>
-        <w:rPr>
-          <w:rFonts w:ascii="Arial" w:hAnsi="Arial" w:cs="Arial"/>
-          <w:sz w:val="20"/>
-          <w:szCs w:val="20"/>
-        </w:rPr>
-        <w:t>This step might be important for patient segmentation</w:t>
-      </w:r>
-      <w:r>
-        <w:rPr>
-          <w:rFonts w:ascii="Arial" w:hAnsi="Arial" w:cs="Arial"/>
-          <w:sz w:val="20"/>
-          <w:szCs w:val="20"/>
-        </w:rPr>
-        <w:t xml:space="preserve"> (if distinct behaviour is detected).</w:t>
-      </w:r>
-    </w:p>
-    <w:p>
-      <w:pPr>
-        <w:rPr>
-          <w:rFonts w:ascii="Arial" w:hAnsi="Arial" w:cs="Arial"/>
-          <w:sz w:val="20"/>
-          <w:szCs w:val="20"/>
-        </w:rPr>
-      </w:pPr>
-      <w:r>
-        <w:rPr>
-          <w:rFonts w:ascii="Arial" w:hAnsi="Arial" w:cs="Arial"/>
-          <w:b/>
-          <w:bCs/>
-          <w:sz w:val="20"/>
-          <w:szCs w:val="20"/>
-          <w:u w:val="single"/>
-        </w:rPr>
-        <w:t>Days since last visit</w:t>
-      </w:r>
-      <w:r>
-        <w:rPr>
-          <w:rFonts w:ascii="Arial" w:hAnsi="Arial" w:cs="Arial"/>
-          <w:sz w:val="20"/>
-          <w:szCs w:val="20"/>
-        </w:rPr>
-        <w:t xml:space="preserve"> –</w:t>
-      </w:r>
-      <w:r>
-        <w:rPr>
-          <w:rFonts w:ascii="Arial" w:hAnsi="Arial" w:cs="Arial"/>
-          <w:sz w:val="20"/>
-          <w:szCs w:val="20"/>
-        </w:rPr>
-        <w:t xml:space="preserve"> This feature records the number of days since the last consultation, for each </w:t>
-      </w:r>
-      <w:r>
-        <w:rPr>
-          <w:rFonts w:ascii="Arial" w:hAnsi="Arial" w:cs="Arial"/>
-          <w:sz w:val="20"/>
-          <w:szCs w:val="20"/>
-        </w:rPr>
-        <w:t>patient</w:t>
-      </w:r>
-      <w:r>
-        <w:rPr>
-          <w:rFonts w:ascii="Arial" w:hAnsi="Arial" w:cs="Arial"/>
-          <w:sz w:val="20"/>
-          <w:szCs w:val="20"/>
-        </w:rPr>
-        <w:t xml:space="preserve">, which is crucial to understand their current health status, since longer periods of time might indicate </w:t>
-      </w:r>
-      <w:r>
-        <w:rPr>
-          <w:rFonts w:ascii="Arial" w:hAnsi="Arial" w:cs="Arial"/>
-          <w:sz w:val="20"/>
-          <w:szCs w:val="20"/>
-        </w:rPr>
-        <w:t>a decease progression.</w:t>
-      </w:r>
-    </w:p>
-    <w:p>
-      <w:pPr>
-        <w:ind w:firstLine="720"/>
-        <w:rPr>
-          <w:rFonts w:ascii="Arial" w:hAnsi="Arial" w:cs="Arial"/>
-          <w:sz w:val="20"/>
-          <w:szCs w:val="20"/>
-        </w:rPr>
-      </w:pPr>
-      <w:r>
-        <w:rPr>
-          <w:rFonts w:ascii="Arial" w:hAnsi="Arial" w:cs="Arial"/>
-          <w:sz w:val="20"/>
-          <w:szCs w:val="20"/>
-        </w:rPr>
-        <w:t xml:space="preserve">These new features were </w:t>
-      </w:r>
-      <w:r>
-        <w:rPr>
-          <w:rFonts w:ascii="Arial" w:hAnsi="Arial" w:cs="Arial"/>
-          <w:sz w:val="20"/>
-          <w:szCs w:val="20"/>
-        </w:rPr>
-        <w:t>included</w:t>
-      </w:r>
-      <w:r>
-        <w:rPr>
-          <w:rFonts w:ascii="Arial" w:hAnsi="Arial" w:cs="Arial"/>
-          <w:sz w:val="20"/>
-          <w:szCs w:val="20"/>
-        </w:rPr>
-        <w:t xml:space="preserve"> alongside the original </w:t>
-      </w:r>
-      <w:r>
-        <w:rPr>
-          <w:rFonts w:ascii="Arial" w:hAnsi="Arial" w:cs="Arial"/>
-          <w:sz w:val="20"/>
-          <w:szCs w:val="20"/>
-        </w:rPr>
-        <w:t>ones</w:t>
-      </w:r>
-      <w:r>
-        <w:rPr>
-          <w:rFonts w:ascii="Arial" w:hAnsi="Arial" w:cs="Arial"/>
-          <w:sz w:val="20"/>
-          <w:szCs w:val="20"/>
-        </w:rPr>
-        <w:t xml:space="preserve"> in the </w:t>
-      </w:r>
-      <w:r>
-        <w:rPr>
-          <w:rFonts w:ascii="Arial" w:hAnsi="Arial" w:cs="Arial"/>
-          <w:sz w:val="20"/>
-          <w:szCs w:val="20"/>
-        </w:rPr>
-        <w:t>Analytical Base T</w:t>
-      </w:r>
-      <w:r>
-        <w:rPr>
-          <w:rFonts w:ascii="Arial" w:hAnsi="Arial" w:cs="Arial"/>
-          <w:sz w:val="20"/>
-          <w:szCs w:val="20"/>
-        </w:rPr>
-        <w:t xml:space="preserve">able to enrich the dataset, enhance model performance, and enable deeper insights from </w:t>
-      </w:r>
-      <w:r>
-        <w:rPr>
-          <w:rFonts w:ascii="Arial" w:hAnsi="Arial" w:cs="Arial"/>
-          <w:sz w:val="20"/>
-          <w:szCs w:val="20"/>
-        </w:rPr>
-        <w:t>further</w:t>
-      </w:r>
-      <w:r>
-        <w:rPr>
-          <w:rFonts w:ascii="Arial" w:hAnsi="Arial" w:cs="Arial"/>
-          <w:sz w:val="20"/>
-          <w:szCs w:val="20"/>
-        </w:rPr>
-        <w:t xml:space="preserve"> analys</w:t>
-      </w:r>
-      <w:r>
-        <w:rPr>
-          <w:rFonts w:ascii="Arial" w:hAnsi="Arial" w:cs="Arial"/>
-          <w:sz w:val="20"/>
-          <w:szCs w:val="20"/>
-        </w:rPr>
-        <w:t>i</w:t>
-      </w:r>
-      <w:r>
-        <w:rPr>
-          <w:rFonts w:ascii="Arial" w:hAnsi="Arial" w:cs="Arial"/>
-          <w:sz w:val="20"/>
-          <w:szCs w:val="20"/>
-        </w:rPr>
-        <w:t>s</w:t>
-      </w:r>
-      <w:r>
-        <w:rPr>
-          <w:rFonts w:ascii="Arial" w:hAnsi="Arial" w:cs="Arial"/>
-          <w:sz w:val="20"/>
-          <w:szCs w:val="20"/>
-        </w:rPr>
-        <w:t>.</w:t>
-      </w:r>
-    </w:p>
-    <w:p>
-      <w:pPr>
-        <w:rPr>
-          <w:rFonts w:ascii="Garamond" w:hAnsi="Garamond"/>
-          <w:b/>
-          <w:bCs/>
-          <w:lang w:val="en-US"/>
-        </w:rPr>
-      </w:pPr>
-      <w:r>
-        <w:rPr>
-          <w:rFonts w:ascii="Garamond" w:hAnsi="Garamond"/>
-          <w:b/>
-          <w:bCs/>
-          <w:lang w:val="en-US"/>
-        </w:rPr>
         <w:t>Analytical Base Table (ABT) Construction</w:t>
       </w:r>
     </w:p>
@@ -8810,7 +9452,6 @@
           <w:szCs w:val="20"/>
           <w:lang w:val="en-US"/>
         </w:rPr>
-        <w:lastRenderedPageBreak/>
         <w:t>The feature</w:t>
       </w:r>
       <w:r>
@@ -9043,18 +9684,7 @@
           <w:rFonts w:ascii="Arial" w:hAnsi="Arial" w:cs="Arial"/>
           <w:sz w:val="20"/>
           <w:szCs w:val="20"/>
-          <w:lang w:val="en-US"/>
-        </w:rPr>
-      </w:pPr>
-    </w:p>
-    <w:p>
-      <w:pPr>
-        <w:ind w:firstLine="720"/>
-        <w:rPr>
-          <w:rFonts w:ascii="Arial" w:hAnsi="Arial" w:cs="Arial"/>
-          <w:sz w:val="20"/>
-          <w:szCs w:val="20"/>
-          <w:lang w:val="en-US"/>
+          <w:lang w:val="pt-PT"/>
         </w:rPr>
       </w:pPr>
       <w:r>
@@ -9102,7 +9732,16 @@
           <w:szCs w:val="20"/>
           <w:lang w:val="en-US"/>
         </w:rPr>
-        <w:t xml:space="preserve">providing a pre-processed and clean basis for modelling and analysis. (METER FOTO DA TABELA – </w:t>
+        <w:t xml:space="preserve">providing a pre-processed and clean basis for modelling and analysis. </w:t>
+      </w:r>
+      <w:r>
+        <w:rPr>
+          <w:rFonts w:ascii="Arial" w:hAnsi="Arial" w:cs="Arial"/>
+          <w:sz w:val="20"/>
+          <w:szCs w:val="20"/>
+          <w:lang w:val="pt-PT"/>
+        </w:rPr>
+        <w:t xml:space="preserve">(METER FOTO DA TABELA – pelo menos da </w:t>
       </w:r>
       <w:proofErr w:type="spellStart"/>
       <w:r>
@@ -9110,9 +9749,9 @@
           <w:rFonts w:ascii="Arial" w:hAnsi="Arial" w:cs="Arial"/>
           <w:sz w:val="20"/>
           <w:szCs w:val="20"/>
-          <w:lang w:val="en-US"/>
-        </w:rPr>
-        <w:t>pelo</w:t>
+          <w:lang w:val="pt-PT"/>
+        </w:rPr>
+        <w:t>head</w:t>
       </w:r>
       <w:proofErr w:type="spellEnd"/>
       <w:r>
@@ -9120,29 +9759,9 @@
           <w:rFonts w:ascii="Arial" w:hAnsi="Arial" w:cs="Arial"/>
           <w:sz w:val="20"/>
           <w:szCs w:val="20"/>
-          <w:lang w:val="en-US"/>
-        </w:rPr>
-        <w:t xml:space="preserve"> </w:t>
-      </w:r>
-      <w:proofErr w:type="spellStart"/>
-      <w:r>
-        <w:rPr>
-          <w:rFonts w:ascii="Arial" w:hAnsi="Arial" w:cs="Arial"/>
-          <w:sz w:val="20"/>
-          <w:szCs w:val="20"/>
-          <w:lang w:val="en-US"/>
-        </w:rPr>
-        <w:t>menos</w:t>
-      </w:r>
-      <w:proofErr w:type="spellEnd"/>
-      <w:r>
-        <w:rPr>
-          <w:rFonts w:ascii="Arial" w:hAnsi="Arial" w:cs="Arial"/>
-          <w:sz w:val="20"/>
-          <w:szCs w:val="20"/>
-          <w:lang w:val="en-US"/>
-        </w:rPr>
-        <w:t xml:space="preserve"> da head)</w:t>
+          <w:lang w:val="pt-PT"/>
+        </w:rPr>
+        <w:t>)</w:t>
       </w:r>
     </w:p>
     <w:p>
@@ -9153,27 +9772,105 @@
           <w:bCs/>
           <w:sz w:val="27"/>
           <w:szCs w:val="27"/>
-        </w:rPr>
-      </w:pPr>
-      <w:r>
+          <w:lang w:val="pt-PT"/>
+        </w:rPr>
+      </w:pPr>
+    </w:p>
+    <w:p>
+      <w:pPr>
         <w:rPr>
           <w:rFonts w:ascii="Garamond" w:hAnsi="Garamond"/>
           <w:b/>
           <w:bCs/>
           <w:sz w:val="27"/>
           <w:szCs w:val="27"/>
-        </w:rPr>
-        <w:t xml:space="preserve">Part C: </w:t>
-      </w:r>
-      <w:r>
+          <w:lang w:val="pt-PT"/>
+        </w:rPr>
+      </w:pPr>
+    </w:p>
+    <w:p>
+      <w:pPr>
         <w:rPr>
           <w:rFonts w:ascii="Garamond" w:hAnsi="Garamond"/>
           <w:b/>
           <w:bCs/>
           <w:sz w:val="27"/>
           <w:szCs w:val="27"/>
-        </w:rPr>
-        <w:t>Exploratory Visualization &amp; Insights</w:t>
+          <w:lang w:val="pt-PT"/>
+        </w:rPr>
+      </w:pPr>
+      <w:proofErr w:type="spellStart"/>
+      <w:r>
+        <w:rPr>
+          <w:rFonts w:ascii="Garamond" w:hAnsi="Garamond"/>
+          <w:b/>
+          <w:bCs/>
+          <w:sz w:val="27"/>
+          <w:szCs w:val="27"/>
+          <w:lang w:val="pt-PT"/>
+        </w:rPr>
+        <w:lastRenderedPageBreak/>
+        <w:t>Part</w:t>
+      </w:r>
+      <w:proofErr w:type="spellEnd"/>
+      <w:r>
+        <w:rPr>
+          <w:rFonts w:ascii="Garamond" w:hAnsi="Garamond"/>
+          <w:b/>
+          <w:bCs/>
+          <w:sz w:val="27"/>
+          <w:szCs w:val="27"/>
+          <w:lang w:val="pt-PT"/>
+        </w:rPr>
+        <w:t xml:space="preserve"> C: </w:t>
+      </w:r>
+      <w:proofErr w:type="spellStart"/>
+      <w:r>
+        <w:rPr>
+          <w:rFonts w:ascii="Garamond" w:hAnsi="Garamond"/>
+          <w:b/>
+          <w:bCs/>
+          <w:sz w:val="27"/>
+          <w:szCs w:val="27"/>
+          <w:lang w:val="pt-PT"/>
+        </w:rPr>
+        <w:t>Exploratory</w:t>
+      </w:r>
+      <w:proofErr w:type="spellEnd"/>
+      <w:r>
+        <w:rPr>
+          <w:rFonts w:ascii="Garamond" w:hAnsi="Garamond"/>
+          <w:b/>
+          <w:bCs/>
+          <w:sz w:val="27"/>
+          <w:szCs w:val="27"/>
+          <w:lang w:val="pt-PT"/>
+        </w:rPr>
+        <w:t xml:space="preserve"> </w:t>
+      </w:r>
+      <w:proofErr w:type="spellStart"/>
+      <w:r>
+        <w:rPr>
+          <w:rFonts w:ascii="Garamond" w:hAnsi="Garamond"/>
+          <w:b/>
+          <w:bCs/>
+          <w:sz w:val="27"/>
+          <w:szCs w:val="27"/>
+          <w:lang w:val="pt-PT"/>
+        </w:rPr>
+        <w:t>Visualization</w:t>
+      </w:r>
+      <w:proofErr w:type="spellEnd"/>
+      <w:r>
+        <w:rPr>
+          <w:rFonts w:ascii="Garamond" w:hAnsi="Garamond"/>
+          <w:b/>
+          <w:bCs/>
+          <w:sz w:val="27"/>
+          <w:szCs w:val="27"/>
+          <w:lang w:val="pt-PT"/>
+        </w:rPr>
+        <w:t xml:space="preserve"> &amp; Insights</w:t>
       </w:r>
     </w:p>
     <w:p>
@@ -9280,7 +9977,7 @@
                     <pic:cNvPicPr/>
                   </pic:nvPicPr>
                   <pic:blipFill>
-                    <a:blip r:embed="rId20" cstate="print">
+                    <a:blip r:embed="rId24" cstate="print">
                       <a:extLst>
                         <a:ext uri="{28A0092B-C50C-407E-A947-70E740481C1C}">
                           <a14:useLocalDpi xmlns:a14="http://schemas.microsoft.com/office/drawing/2010/main" val="0"/>
@@ -9337,7 +10034,7 @@
                     <pic:cNvPicPr/>
                   </pic:nvPicPr>
                   <pic:blipFill rotWithShape="1">
-                    <a:blip r:embed="rId21"/>
+                    <a:blip r:embed="rId25"/>
                     <a:srcRect b="847"/>
                     <a:stretch>
                       <a:fillRect/>
@@ -9415,7 +10112,7 @@
                     <pic:cNvPicPr/>
                   </pic:nvPicPr>
                   <pic:blipFill>
-                    <a:blip r:embed="rId22" cstate="print">
+                    <a:blip r:embed="rId26" cstate="print">
                       <a:extLst>
                         <a:ext uri="{28A0092B-C50C-407E-A947-70E740481C1C}">
                           <a14:useLocalDpi xmlns:a14="http://schemas.microsoft.com/office/drawing/2010/main" val="0"/>
@@ -9470,7 +10167,7 @@
                     <pic:cNvPicPr/>
                   </pic:nvPicPr>
                   <pic:blipFill>
-                    <a:blip r:embed="rId23"/>
+                    <a:blip r:embed="rId27"/>
                     <a:stretch>
                       <a:fillRect/>
                     </a:stretch>
@@ -9562,7 +10259,7 @@
                     </pic:cNvPicPr>
                   </pic:nvPicPr>
                   <pic:blipFill>
-                    <a:blip r:embed="rId24">
+                    <a:blip r:embed="rId28">
                       <a:extLst>
                         <a:ext uri="{28A0092B-C50C-407E-A947-70E740481C1C}">
                           <a14:useLocalDpi xmlns:a14="http://schemas.microsoft.com/office/drawing/2010/main" val="0"/>
@@ -9657,7 +10354,7 @@
                     </pic:cNvPicPr>
                   </pic:nvPicPr>
                   <pic:blipFill>
-                    <a:blip r:embed="rId25">
+                    <a:blip r:embed="rId29">
                       <a:extLst>
                         <a:ext uri="{28A0092B-C50C-407E-A947-70E740481C1C}">
                           <a14:useLocalDpi xmlns:a14="http://schemas.microsoft.com/office/drawing/2010/main" val="0"/>
@@ -9800,7 +10497,7 @@
                     </pic:cNvPicPr>
                   </pic:nvPicPr>
                   <pic:blipFill>
-                    <a:blip r:embed="rId26">
+                    <a:blip r:embed="rId30">
                       <a:extLst>
                         <a:ext uri="{28A0092B-C50C-407E-A947-70E740481C1C}">
                           <a14:useLocalDpi xmlns:a14="http://schemas.microsoft.com/office/drawing/2010/main" val="0"/>
@@ -9946,7 +10643,7 @@
                     </pic:cNvPicPr>
                   </pic:nvPicPr>
                   <pic:blipFill>
-                    <a:blip r:embed="rId27">
+                    <a:blip r:embed="rId31">
                       <a:extLst>
                         <a:ext uri="{28A0092B-C50C-407E-A947-70E740481C1C}">
                           <a14:useLocalDpi xmlns:a14="http://schemas.microsoft.com/office/drawing/2010/main" val="0"/>
@@ -10052,7 +10749,7 @@
                     </pic:cNvPicPr>
                   </pic:nvPicPr>
                   <pic:blipFill>
-                    <a:blip r:embed="rId28">
+                    <a:blip r:embed="rId32">
                       <a:extLst>
                         <a:ext uri="{28A0092B-C50C-407E-A947-70E740481C1C}">
                           <a14:useLocalDpi xmlns:a14="http://schemas.microsoft.com/office/drawing/2010/main" val="0"/>
@@ -10158,7 +10855,7 @@
                     </pic:cNvPicPr>
                   </pic:nvPicPr>
                   <pic:blipFill>
-                    <a:blip r:embed="rId29">
+                    <a:blip r:embed="rId33">
                       <a:extLst>
                         <a:ext uri="{28A0092B-C50C-407E-A947-70E740481C1C}">
                           <a14:useLocalDpi xmlns:a14="http://schemas.microsoft.com/office/drawing/2010/main" val="0"/>

--- a/report_data_preprocessing.docx
+++ b/report_data_preprocessing.docx
@@ -5009,6 +5009,7 @@
           <w:rFonts w:ascii="Garamond" w:hAnsi="Garamond"/>
           <w:b/>
           <w:bCs/>
+          <w:color w:val="EE0000"/>
           <w:lang w:val="pt-PT"/>
         </w:rPr>
       </w:pPr>
@@ -5070,25 +5071,17 @@
           <w:bCs/>
           <w:lang w:val="pt-PT"/>
         </w:rPr>
-        <w:t xml:space="preserve"> (FALTA ESTA PARTE – POR OS GRA</w:t>
-      </w:r>
-      <w:r>
-        <w:rPr>
-          <w:rFonts w:ascii="Garamond" w:hAnsi="Garamond"/>
-          <w:b/>
-          <w:bCs/>
+        <w:t xml:space="preserve"> </w:t>
+      </w:r>
+      <w:r>
+        <w:rPr>
+          <w:rFonts w:ascii="Garamond" w:hAnsi="Garamond"/>
+          <w:b/>
+          <w:bCs/>
+          <w:color w:val="EE0000"/>
           <w:lang w:val="pt-PT"/>
         </w:rPr>
-        <w:t>FICOS BEM</w:t>
-      </w:r>
-      <w:r>
-        <w:rPr>
-          <w:rFonts w:ascii="Garamond" w:hAnsi="Garamond"/>
-          <w:b/>
-          <w:bCs/>
-          <w:lang w:val="pt-PT"/>
-        </w:rPr>
-        <w:t>)</w:t>
+        <w:t>(FALTA ESTA PARTE – POR OS GRAFICOS BEM)</w:t>
       </w:r>
     </w:p>
     <w:p>
@@ -5829,142 +5822,205 @@
       </w:pPr>
       <w:r>
         <w:rPr>
-          <w:rFonts w:ascii="Arial" w:hAnsi="Arial" w:cs="Arial"/>
-          <w:sz w:val="20"/>
-          <w:szCs w:val="20"/>
-        </w:rPr>
-        <w:t>All observations above 127 (</w:t>
-      </w:r>
-      <w:r>
-        <w:rPr>
-          <w:rFonts w:ascii="Arial" w:hAnsi="Arial" w:cs="Arial"/>
-          <w:sz w:val="20"/>
-          <w:szCs w:val="20"/>
-        </w:rPr>
-        <w:t xml:space="preserve">corresponding to </w:t>
-      </w:r>
-      <w:r>
-        <w:rPr>
-          <w:rFonts w:ascii="Consolas" w:hAnsi="Consolas" w:cs="Consolas"/>
-          <w:b/>
-          <w:bCs/>
-          <w:sz w:val="20"/>
-          <w:szCs w:val="20"/>
-        </w:rPr>
-        <w:t>Q3+IQR</w:t>
-      </w:r>
-      <w:r>
-        <w:rPr>
-          <w:rFonts w:ascii="Consolas" w:hAnsi="Consolas" w:cs="Consolas"/>
-          <w:b/>
-          <w:bCs/>
-          <w:sz w:val="20"/>
-          <w:szCs w:val="20"/>
-        </w:rPr>
-        <w:t>,</w:t>
-      </w:r>
-      <w:r>
-        <w:rPr>
-          <w:rFonts w:ascii="Arial" w:hAnsi="Arial" w:cs="Arial"/>
-          <w:sz w:val="20"/>
-          <w:szCs w:val="20"/>
-        </w:rPr>
-        <w:t xml:space="preserve"> with </w:t>
-      </w:r>
-      <w:r>
-        <w:rPr>
-          <w:rFonts w:ascii="Consolas" w:hAnsi="Consolas" w:cs="Consolas"/>
-          <w:b/>
-          <w:bCs/>
-          <w:sz w:val="20"/>
-          <w:szCs w:val="20"/>
-        </w:rPr>
-        <w:t>k</w:t>
-      </w:r>
-      <w:r>
-        <w:rPr>
-          <w:rFonts w:ascii="Arial" w:hAnsi="Arial" w:cs="Arial"/>
-          <w:sz w:val="20"/>
-          <w:szCs w:val="20"/>
-        </w:rPr>
-        <w:t xml:space="preserve"> set to </w:t>
-      </w:r>
-      <w:r>
-        <w:rPr>
-          <w:rFonts w:ascii="Consolas" w:hAnsi="Consolas" w:cs="Consolas"/>
-          <w:b/>
-          <w:bCs/>
-          <w:sz w:val="20"/>
-          <w:szCs w:val="20"/>
-        </w:rPr>
-        <w:t>1</w:t>
-      </w:r>
-      <w:r>
-        <w:rPr>
-          <w:rFonts w:ascii="Arial" w:hAnsi="Arial" w:cs="Arial"/>
-          <w:sz w:val="20"/>
-          <w:szCs w:val="20"/>
-        </w:rPr>
-        <w:t xml:space="preserve">) </w:t>
-      </w:r>
-      <w:r>
-        <w:rPr>
-          <w:rFonts w:ascii="Arial" w:hAnsi="Arial" w:cs="Arial"/>
-          <w:sz w:val="20"/>
-          <w:szCs w:val="20"/>
-        </w:rPr>
-        <w:t xml:space="preserve">were capped. </w:t>
-      </w:r>
-      <w:r>
-        <w:rPr>
-          <w:rFonts w:ascii="Arial" w:hAnsi="Arial" w:cs="Arial"/>
-          <w:sz w:val="20"/>
-          <w:szCs w:val="20"/>
-        </w:rPr>
-        <w:t xml:space="preserve">If the default value for </w:t>
-      </w:r>
-      <w:r>
-        <w:rPr>
-          <w:rFonts w:ascii="Consolas" w:hAnsi="Consolas" w:cs="Consolas"/>
-          <w:b/>
-          <w:bCs/>
-          <w:sz w:val="20"/>
-          <w:szCs w:val="20"/>
-        </w:rPr>
-        <w:t>k</w:t>
-      </w:r>
-      <w:r>
-        <w:rPr>
-          <w:rFonts w:ascii="Arial" w:hAnsi="Arial" w:cs="Arial"/>
-          <w:sz w:val="20"/>
-          <w:szCs w:val="20"/>
-        </w:rPr>
-        <w:t xml:space="preserve"> was used, the capping threshold would be even higher, allowing unrealistic ages to remain in the dataset.</w:t>
-      </w:r>
-    </w:p>
-    <w:p>
-      <w:pPr>
-        <w:rPr>
-          <w:rFonts w:ascii="Arial" w:hAnsi="Arial" w:cs="Arial"/>
-          <w:sz w:val="20"/>
-          <w:szCs w:val="20"/>
-        </w:rPr>
-      </w:pPr>
-      <w:r>
-        <w:rPr>
-          <w:rFonts w:ascii="Arial" w:hAnsi="Arial" w:cs="Arial"/>
+          <w:rFonts w:ascii="Garamond" w:hAnsi="Garamond"/>
+          <w:b/>
+          <w:bCs/>
           <w:noProof/>
-          <w:sz w:val="20"/>
-          <w:szCs w:val="20"/>
         </w:rPr>
         <w:drawing>
-          <wp:anchor distT="0" distB="0" distL="114300" distR="114300" simplePos="0" relativeHeight="251675648" behindDoc="0" locked="0" layoutInCell="1" allowOverlap="1" wp14:anchorId="6B5D545F" wp14:editId="2314A6F6">
+          <wp:anchor distT="0" distB="0" distL="114300" distR="114300" simplePos="0" relativeHeight="251678720" behindDoc="0" locked="0" layoutInCell="1" allowOverlap="1" wp14:anchorId="0F6AE97E" wp14:editId="79F7CBD5">
             <wp:simplePos x="0" y="0"/>
             <wp:positionH relativeFrom="margin">
-              <wp:posOffset>3313379</wp:posOffset>
+              <wp:posOffset>-52070</wp:posOffset>
             </wp:positionH>
             <wp:positionV relativeFrom="margin">
-              <wp:posOffset>6883019</wp:posOffset>
+              <wp:posOffset>6721830</wp:posOffset>
+            </wp:positionV>
+            <wp:extent cx="2735580" cy="2263140"/>
+            <wp:effectExtent l="0" t="0" r="0" b="0"/>
+            <wp:wrapSquare wrapText="bothSides"/>
+            <wp:docPr id="406187059" name="Picture 5" descr="A graph with a pink rectangle&#10;&#10;AI-generated content may be incorrect."/>
+            <wp:cNvGraphicFramePr>
+              <a:graphicFrameLocks xmlns:a="http://schemas.openxmlformats.org/drawingml/2006/main" noChangeAspect="1"/>
+            </wp:cNvGraphicFramePr>
+            <a:graphic xmlns:a="http://schemas.openxmlformats.org/drawingml/2006/main">
+              <a:graphicData uri="http://schemas.openxmlformats.org/drawingml/2006/picture">
+                <pic:pic xmlns:pic="http://schemas.openxmlformats.org/drawingml/2006/picture">
+                  <pic:nvPicPr>
+                    <pic:cNvPr id="406187059" name="Picture 5" descr="A graph with a pink rectangle&#10;&#10;AI-generated content may be incorrect."/>
+                    <pic:cNvPicPr/>
+                  </pic:nvPicPr>
+                  <pic:blipFill>
+                    <a:blip r:embed="rId15">
+                      <a:extLst>
+                        <a:ext uri="{28A0092B-C50C-407E-A947-70E740481C1C}">
+                          <a14:useLocalDpi xmlns:a14="http://schemas.microsoft.com/office/drawing/2010/main" val="0"/>
+                        </a:ext>
+                      </a:extLst>
+                    </a:blip>
+                    <a:stretch>
+                      <a:fillRect/>
+                    </a:stretch>
+                  </pic:blipFill>
+                  <pic:spPr>
+                    <a:xfrm>
+                      <a:off x="0" y="0"/>
+                      <a:ext cx="2735580" cy="2263140"/>
+                    </a:xfrm>
+                    <a:prstGeom prst="rect">
+                      <a:avLst/>
+                    </a:prstGeom>
+                  </pic:spPr>
+                </pic:pic>
+              </a:graphicData>
+            </a:graphic>
+            <wp14:sizeRelH relativeFrom="margin">
+              <wp14:pctWidth>0</wp14:pctWidth>
+            </wp14:sizeRelH>
+            <wp14:sizeRelV relativeFrom="margin">
+              <wp14:pctHeight>0</wp14:pctHeight>
+            </wp14:sizeRelV>
+          </wp:anchor>
+        </w:drawing>
+      </w:r>
+      <w:r>
+        <w:rPr>
+          <w:rFonts w:ascii="Arial" w:hAnsi="Arial" w:cs="Arial"/>
+          <w:sz w:val="20"/>
+          <w:szCs w:val="20"/>
+        </w:rPr>
+        <w:t>All observations above 127 (</w:t>
+      </w:r>
+      <w:r>
+        <w:rPr>
+          <w:rFonts w:ascii="Arial" w:hAnsi="Arial" w:cs="Arial"/>
+          <w:sz w:val="20"/>
+          <w:szCs w:val="20"/>
+        </w:rPr>
+        <w:t xml:space="preserve">corresponding to </w:t>
+      </w:r>
+      <w:r>
+        <w:rPr>
+          <w:rFonts w:ascii="Consolas" w:hAnsi="Consolas" w:cs="Consolas"/>
+          <w:b/>
+          <w:bCs/>
+          <w:sz w:val="20"/>
+          <w:szCs w:val="20"/>
+        </w:rPr>
+        <w:t>Q3+IQR</w:t>
+      </w:r>
+      <w:r>
+        <w:rPr>
+          <w:rFonts w:ascii="Consolas" w:hAnsi="Consolas" w:cs="Consolas"/>
+          <w:b/>
+          <w:bCs/>
+          <w:sz w:val="20"/>
+          <w:szCs w:val="20"/>
+        </w:rPr>
+        <w:t>,</w:t>
+      </w:r>
+      <w:r>
+        <w:rPr>
+          <w:rFonts w:ascii="Arial" w:hAnsi="Arial" w:cs="Arial"/>
+          <w:sz w:val="20"/>
+          <w:szCs w:val="20"/>
+        </w:rPr>
+        <w:t xml:space="preserve"> with </w:t>
+      </w:r>
+      <w:r>
+        <w:rPr>
+          <w:rFonts w:ascii="Consolas" w:hAnsi="Consolas" w:cs="Consolas"/>
+          <w:b/>
+          <w:bCs/>
+          <w:sz w:val="20"/>
+          <w:szCs w:val="20"/>
+        </w:rPr>
+        <w:t>k</w:t>
+      </w:r>
+      <w:r>
+        <w:rPr>
+          <w:rFonts w:ascii="Arial" w:hAnsi="Arial" w:cs="Arial"/>
+          <w:sz w:val="20"/>
+          <w:szCs w:val="20"/>
+        </w:rPr>
+        <w:t xml:space="preserve"> set to </w:t>
+      </w:r>
+      <w:r>
+        <w:rPr>
+          <w:rFonts w:ascii="Consolas" w:hAnsi="Consolas" w:cs="Consolas"/>
+          <w:b/>
+          <w:bCs/>
+          <w:sz w:val="20"/>
+          <w:szCs w:val="20"/>
+        </w:rPr>
+        <w:t>1</w:t>
+      </w:r>
+      <w:r>
+        <w:rPr>
+          <w:rFonts w:ascii="Arial" w:hAnsi="Arial" w:cs="Arial"/>
+          <w:sz w:val="20"/>
+          <w:szCs w:val="20"/>
+        </w:rPr>
+        <w:t xml:space="preserve">) </w:t>
+      </w:r>
+      <w:r>
+        <w:rPr>
+          <w:rFonts w:ascii="Arial" w:hAnsi="Arial" w:cs="Arial"/>
+          <w:sz w:val="20"/>
+          <w:szCs w:val="20"/>
+        </w:rPr>
+        <w:t xml:space="preserve">were capped. </w:t>
+      </w:r>
+      <w:r>
+        <w:rPr>
+          <w:rFonts w:ascii="Arial" w:hAnsi="Arial" w:cs="Arial"/>
+          <w:sz w:val="20"/>
+          <w:szCs w:val="20"/>
+        </w:rPr>
+        <w:t xml:space="preserve">If the default value for </w:t>
+      </w:r>
+      <w:r>
+        <w:rPr>
+          <w:rFonts w:ascii="Consolas" w:hAnsi="Consolas" w:cs="Consolas"/>
+          <w:b/>
+          <w:bCs/>
+          <w:sz w:val="20"/>
+          <w:szCs w:val="20"/>
+        </w:rPr>
+        <w:t>k</w:t>
+      </w:r>
+      <w:r>
+        <w:rPr>
+          <w:rFonts w:ascii="Arial" w:hAnsi="Arial" w:cs="Arial"/>
+          <w:sz w:val="20"/>
+          <w:szCs w:val="20"/>
+        </w:rPr>
+        <w:t xml:space="preserve"> was used, the capping threshold would be even higher, allowing unrealistic ages to remain in the dataset.</w:t>
+      </w:r>
+    </w:p>
+    <w:p>
+      <w:pPr>
+        <w:rPr>
+          <w:rFonts w:ascii="Arial" w:hAnsi="Arial" w:cs="Arial"/>
+          <w:sz w:val="20"/>
+          <w:szCs w:val="20"/>
+        </w:rPr>
+      </w:pPr>
+      <w:r>
+        <w:rPr>
+          <w:rFonts w:ascii="Arial" w:hAnsi="Arial" w:cs="Arial"/>
+          <w:noProof/>
+          <w:sz w:val="20"/>
+          <w:szCs w:val="20"/>
+        </w:rPr>
+        <w:drawing>
+          <wp:anchor distT="0" distB="0" distL="114300" distR="114300" simplePos="0" relativeHeight="251675648" behindDoc="0" locked="0" layoutInCell="1" allowOverlap="1" wp14:anchorId="6B5D545F" wp14:editId="3ED4BE2E">
+            <wp:simplePos x="0" y="0"/>
+            <wp:positionH relativeFrom="margin">
+              <wp:posOffset>3312795</wp:posOffset>
+            </wp:positionH>
+            <wp:positionV relativeFrom="margin">
+              <wp:posOffset>6882765</wp:posOffset>
             </wp:positionV>
             <wp:extent cx="2613025" cy="2172335"/>
             <wp:effectExtent l="0" t="0" r="3175" b="0"/>
@@ -5983,7 +6039,7 @@
                     </pic:cNvPicPr>
                   </pic:nvPicPr>
                   <pic:blipFill>
-                    <a:blip r:embed="rId15">
+                    <a:blip r:embed="rId16">
                       <a:extLst>
                         <a:ext uri="{28A0092B-C50C-407E-A947-70E740481C1C}">
                           <a14:useLocalDpi xmlns:a14="http://schemas.microsoft.com/office/drawing/2010/main" val="0"/>
@@ -6020,69 +6076,6 @@
           </wp:anchor>
         </w:drawing>
       </w:r>
-      <w:r>
-        <w:rPr>
-          <w:rFonts w:ascii="Garamond" w:hAnsi="Garamond"/>
-          <w:b/>
-          <w:bCs/>
-          <w:noProof/>
-        </w:rPr>
-        <w:drawing>
-          <wp:anchor distT="0" distB="0" distL="114300" distR="114300" simplePos="0" relativeHeight="251678720" behindDoc="0" locked="0" layoutInCell="1" allowOverlap="1" wp14:anchorId="0F6AE97E" wp14:editId="6D068162">
-            <wp:simplePos x="0" y="0"/>
-            <wp:positionH relativeFrom="margin">
-              <wp:posOffset>-52070</wp:posOffset>
-            </wp:positionH>
-            <wp:positionV relativeFrom="margin">
-              <wp:posOffset>6882892</wp:posOffset>
-            </wp:positionV>
-            <wp:extent cx="2735580" cy="2263140"/>
-            <wp:effectExtent l="0" t="0" r="0" b="0"/>
-            <wp:wrapSquare wrapText="bothSides"/>
-            <wp:docPr id="406187059" name="Picture 5" descr="A graph with a pink rectangle&#10;&#10;AI-generated content may be incorrect."/>
-            <wp:cNvGraphicFramePr>
-              <a:graphicFrameLocks xmlns:a="http://schemas.openxmlformats.org/drawingml/2006/main" noChangeAspect="1"/>
-            </wp:cNvGraphicFramePr>
-            <a:graphic xmlns:a="http://schemas.openxmlformats.org/drawingml/2006/main">
-              <a:graphicData uri="http://schemas.openxmlformats.org/drawingml/2006/picture">
-                <pic:pic xmlns:pic="http://schemas.openxmlformats.org/drawingml/2006/picture">
-                  <pic:nvPicPr>
-                    <pic:cNvPr id="406187059" name="Picture 5" descr="A graph with a pink rectangle&#10;&#10;AI-generated content may be incorrect."/>
-                    <pic:cNvPicPr/>
-                  </pic:nvPicPr>
-                  <pic:blipFill>
-                    <a:blip r:embed="rId16">
-                      <a:extLst>
-                        <a:ext uri="{28A0092B-C50C-407E-A947-70E740481C1C}">
-                          <a14:useLocalDpi xmlns:a14="http://schemas.microsoft.com/office/drawing/2010/main" val="0"/>
-                        </a:ext>
-                      </a:extLst>
-                    </a:blip>
-                    <a:stretch>
-                      <a:fillRect/>
-                    </a:stretch>
-                  </pic:blipFill>
-                  <pic:spPr>
-                    <a:xfrm>
-                      <a:off x="0" y="0"/>
-                      <a:ext cx="2735580" cy="2263140"/>
-                    </a:xfrm>
-                    <a:prstGeom prst="rect">
-                      <a:avLst/>
-                    </a:prstGeom>
-                  </pic:spPr>
-                </pic:pic>
-              </a:graphicData>
-            </a:graphic>
-            <wp14:sizeRelH relativeFrom="margin">
-              <wp14:pctWidth>0</wp14:pctWidth>
-            </wp14:sizeRelH>
-            <wp14:sizeRelV relativeFrom="margin">
-              <wp14:pctHeight>0</wp14:pctHeight>
-            </wp14:sizeRelV>
-          </wp:anchor>
-        </w:drawing>
-      </w:r>
     </w:p>
     <w:p>
       <w:pPr>
@@ -6135,13 +6128,13 @@
         <mc:AlternateContent>
           <mc:Choice Requires="wps">
             <w:drawing>
-              <wp:anchor distT="0" distB="0" distL="114300" distR="114300" simplePos="0" relativeHeight="251686912" behindDoc="0" locked="0" layoutInCell="1" allowOverlap="1" wp14:anchorId="200F3775" wp14:editId="7B237917">
+              <wp:anchor distT="0" distB="0" distL="114300" distR="114300" simplePos="0" relativeHeight="251686912" behindDoc="0" locked="0" layoutInCell="1" allowOverlap="1" wp14:anchorId="200F3775" wp14:editId="1029EA10">
                 <wp:simplePos x="0" y="0"/>
                 <wp:positionH relativeFrom="margin">
-                  <wp:posOffset>-52781</wp:posOffset>
+                  <wp:posOffset>1724660</wp:posOffset>
                 </wp:positionH>
                 <wp:positionV relativeFrom="margin">
-                  <wp:posOffset>9147810</wp:posOffset>
+                  <wp:posOffset>9142730</wp:posOffset>
                 </wp:positionV>
                 <wp:extent cx="2735580" cy="635"/>
                 <wp:effectExtent l="0" t="0" r="0" b="0"/>
@@ -6202,7 +6195,19 @@
                               <w:fldChar w:fldCharType="end"/>
                             </w:r>
                             <w:r>
-                              <w:t>: Boxplot of Age before clipping</w:t>
+                              <w:t>: Boxplot</w:t>
+                            </w:r>
+                            <w:r>
+                              <w:t>s</w:t>
+                            </w:r>
+                            <w:r>
+                              <w:t xml:space="preserve"> of Age</w:t>
+                            </w:r>
+                            <w:r>
+                              <w:t xml:space="preserve"> before and after</w:t>
+                            </w:r>
+                            <w:r>
+                              <w:t xml:space="preserve"> clipping</w:t>
                             </w:r>
                           </w:p>
                         </w:txbxContent>
@@ -6221,7 +6226,7 @@
           </mc:Choice>
           <mc:Fallback>
             <w:pict>
-              <v:shape w14:anchorId="200F3775" id="_x0000_s1030" type="#_x0000_t202" style="position:absolute;margin-left:-4.15pt;margin-top:720.3pt;width:215.4pt;height:.05pt;z-index:251686912;visibility:visible;mso-wrap-style:square;mso-wrap-distance-left:9pt;mso-wrap-distance-top:0;mso-wrap-distance-right:9pt;mso-wrap-distance-bottom:0;mso-position-horizontal:absolute;mso-position-horizontal-relative:margin;mso-position-vertical:absolute;mso-position-vertical-relative:margin;v-text-anchor:top" o:gfxdata="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" stroked="f">
+              <v:shape w14:anchorId="200F3775" id="_x0000_s1030" type="#_x0000_t202" style="position:absolute;margin-left:135.8pt;margin-top:719.9pt;width:215.4pt;height:.05pt;z-index:251686912;visibility:visible;mso-wrap-style:square;mso-wrap-distance-left:9pt;mso-wrap-distance-top:0;mso-wrap-distance-right:9pt;mso-wrap-distance-bottom:0;mso-position-horizontal:absolute;mso-position-horizontal-relative:margin;mso-position-vertical:absolute;mso-position-vertical-relative:margin;v-text-anchor:top" o:gfxdata="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" stroked="f">
                 <v:textbox style="mso-fit-shape-to-text:t" inset="0,0,0,0">
                   <w:txbxContent>
                     <w:p>
@@ -6257,7 +6262,19 @@
                         <w:fldChar w:fldCharType="end"/>
                       </w:r>
                       <w:r>
-                        <w:t>: Boxplot of Age before clipping</w:t>
+                        <w:t>: Boxplot</w:t>
+                      </w:r>
+                      <w:r>
+                        <w:t>s</w:t>
+                      </w:r>
+                      <w:r>
+                        <w:t xml:space="preserve"> of Age</w:t>
+                      </w:r>
+                      <w:r>
+                        <w:t xml:space="preserve"> before and after</w:t>
+                      </w:r>
+                      <w:r>
+                        <w:t xml:space="preserve"> clipping</w:t>
                       </w:r>
                     </w:p>
                   </w:txbxContent>
@@ -6297,185 +6314,22 @@
       </w:pPr>
       <w:r>
         <w:rPr>
-          <w:rFonts w:ascii="Arial" w:hAnsi="Arial" w:cs="Arial"/>
-          <w:sz w:val="20"/>
-          <w:szCs w:val="20"/>
-        </w:rPr>
-        <w:t xml:space="preserve">All observations above 173.5 minutes </w:t>
-      </w:r>
-      <w:r>
-        <w:rPr>
-          <w:rFonts w:ascii="Arial" w:hAnsi="Arial" w:cs="Arial"/>
-          <w:sz w:val="20"/>
-          <w:szCs w:val="20"/>
-        </w:rPr>
-        <w:t xml:space="preserve">(corresponding to </w:t>
-      </w:r>
-      <w:r>
-        <w:rPr>
-          <w:rFonts w:ascii="Consolas" w:hAnsi="Consolas" w:cs="Consolas"/>
-          <w:b/>
-          <w:bCs/>
-          <w:sz w:val="20"/>
-          <w:szCs w:val="20"/>
-        </w:rPr>
-        <w:t>Q3+IQR</w:t>
-      </w:r>
-      <w:r>
-        <w:rPr>
-          <w:rFonts w:ascii="Consolas" w:hAnsi="Consolas" w:cs="Consolas"/>
-          <w:b/>
-          <w:bCs/>
-          <w:sz w:val="20"/>
-          <w:szCs w:val="20"/>
-        </w:rPr>
-        <w:t>,</w:t>
-      </w:r>
-      <w:r>
-        <w:rPr>
-          <w:rFonts w:ascii="Arial" w:hAnsi="Arial" w:cs="Arial"/>
-          <w:sz w:val="20"/>
-          <w:szCs w:val="20"/>
-        </w:rPr>
-        <w:t xml:space="preserve"> with </w:t>
-      </w:r>
-      <w:r>
-        <w:rPr>
-          <w:rFonts w:ascii="Consolas" w:hAnsi="Consolas" w:cs="Consolas"/>
-          <w:b/>
-          <w:bCs/>
-          <w:sz w:val="20"/>
-          <w:szCs w:val="20"/>
-        </w:rPr>
-        <w:t>k</w:t>
-      </w:r>
-      <w:r>
-        <w:rPr>
-          <w:rFonts w:ascii="Arial" w:hAnsi="Arial" w:cs="Arial"/>
-          <w:sz w:val="20"/>
-          <w:szCs w:val="20"/>
-        </w:rPr>
-        <w:t xml:space="preserve"> set to </w:t>
-      </w:r>
-      <w:r>
-        <w:rPr>
-          <w:rFonts w:ascii="Consolas" w:hAnsi="Consolas" w:cs="Consolas"/>
-          <w:b/>
-          <w:bCs/>
-          <w:sz w:val="20"/>
-          <w:szCs w:val="20"/>
-        </w:rPr>
-        <w:t>1</w:t>
-      </w:r>
-      <w:r>
-        <w:rPr>
-          <w:rFonts w:ascii="Consolas" w:hAnsi="Consolas" w:cs="Consolas"/>
-          <w:b/>
-          <w:bCs/>
-          <w:sz w:val="20"/>
-          <w:szCs w:val="20"/>
-        </w:rPr>
-        <w:t>.5</w:t>
-      </w:r>
-      <w:r>
-        <w:rPr>
-          <w:rFonts w:ascii="Arial" w:hAnsi="Arial" w:cs="Arial"/>
-          <w:sz w:val="20"/>
-          <w:szCs w:val="20"/>
-        </w:rPr>
-        <w:t xml:space="preserve">) </w:t>
-      </w:r>
-      <w:r>
-        <w:rPr>
-          <w:rFonts w:ascii="Arial" w:hAnsi="Arial" w:cs="Arial"/>
-          <w:sz w:val="20"/>
-          <w:szCs w:val="20"/>
-        </w:rPr>
-        <w:t>were considered outliers</w:t>
-      </w:r>
-      <w:r>
-        <w:rPr>
-          <w:rFonts w:ascii="Arial" w:hAnsi="Arial" w:cs="Arial"/>
-          <w:sz w:val="20"/>
-          <w:szCs w:val="20"/>
-        </w:rPr>
-        <w:t xml:space="preserve">. Although </w:t>
-      </w:r>
-      <w:r>
-        <w:rPr>
-          <w:rFonts w:ascii="Arial" w:hAnsi="Arial" w:cs="Arial"/>
-          <w:sz w:val="20"/>
-          <w:szCs w:val="20"/>
-        </w:rPr>
-        <w:t xml:space="preserve">the lower bound </w:t>
-      </w:r>
-      <w:r>
-        <w:rPr>
-          <w:rFonts w:ascii="Arial" w:hAnsi="Arial" w:cs="Arial"/>
-          <w:sz w:val="20"/>
-          <w:szCs w:val="20"/>
-        </w:rPr>
-        <w:t xml:space="preserve">was also calculated with the IQR method, it </w:t>
-      </w:r>
-      <w:r>
-        <w:rPr>
-          <w:rFonts w:ascii="Arial" w:hAnsi="Arial" w:cs="Arial"/>
-          <w:sz w:val="20"/>
-          <w:szCs w:val="20"/>
-        </w:rPr>
-        <w:t>is a negative value</w:t>
-      </w:r>
-      <w:r>
-        <w:rPr>
-          <w:rFonts w:ascii="Arial" w:hAnsi="Arial" w:cs="Arial"/>
-          <w:sz w:val="20"/>
-          <w:szCs w:val="20"/>
-        </w:rPr>
-        <w:t>. As</w:t>
-      </w:r>
-      <w:r>
-        <w:rPr>
-          <w:rFonts w:ascii="Arial" w:hAnsi="Arial" w:cs="Arial"/>
-          <w:sz w:val="20"/>
-          <w:szCs w:val="20"/>
-        </w:rPr>
-        <w:t xml:space="preserve"> </w:t>
-      </w:r>
-      <w:r>
-        <w:rPr>
-          <w:rFonts w:ascii="Arial" w:hAnsi="Arial" w:cs="Arial"/>
-          <w:sz w:val="20"/>
-          <w:szCs w:val="20"/>
-        </w:rPr>
-        <w:t>consultation durations cannot be negative, no outliers were removed at the lower end.</w:t>
-      </w:r>
-    </w:p>
-    <w:p>
-      <w:pPr>
-        <w:rPr>
-          <w:rFonts w:ascii="Arial" w:hAnsi="Arial" w:cs="Arial"/>
-          <w:sz w:val="20"/>
-          <w:szCs w:val="20"/>
-        </w:rPr>
-      </w:pPr>
-      <w:r>
-        <w:rPr>
           <w:rFonts w:ascii="Garamond" w:hAnsi="Garamond"/>
           <w:b/>
           <w:bCs/>
           <w:noProof/>
         </w:rPr>
         <w:drawing>
-          <wp:anchor distT="0" distB="0" distL="114300" distR="114300" simplePos="0" relativeHeight="251680768" behindDoc="0" locked="0" layoutInCell="1" allowOverlap="1" wp14:anchorId="43B1CECD" wp14:editId="2B0F74A4">
+          <wp:anchor distT="0" distB="0" distL="114300" distR="114300" simplePos="0" relativeHeight="251680768" behindDoc="0" locked="0" layoutInCell="1" allowOverlap="1" wp14:anchorId="43B1CECD" wp14:editId="1371AF66">
             <wp:simplePos x="0" y="0"/>
             <wp:positionH relativeFrom="margin">
-              <wp:posOffset>95530</wp:posOffset>
+              <wp:posOffset>204343</wp:posOffset>
             </wp:positionH>
             <wp:positionV relativeFrom="margin">
-              <wp:posOffset>971652</wp:posOffset>
+              <wp:posOffset>892175</wp:posOffset>
             </wp:positionV>
-            <wp:extent cx="2596515" cy="2159000"/>
-            <wp:effectExtent l="0" t="0" r="0" b="0"/>
+            <wp:extent cx="2441575" cy="2030095"/>
+            <wp:effectExtent l="0" t="0" r="0" b="1905"/>
             <wp:wrapSquare wrapText="bothSides"/>
             <wp:docPr id="2006855777" name="Picture 6" descr="A graph of a column with a pink line&#10;&#10;AI-generated content may be incorrect."/>
             <wp:cNvGraphicFramePr>
@@ -6503,7 +6357,7 @@
                   <pic:spPr>
                     <a:xfrm>
                       <a:off x="0" y="0"/>
-                      <a:ext cx="2596515" cy="2159000"/>
+                      <a:ext cx="2441575" cy="2030095"/>
                     </a:xfrm>
                     <a:prstGeom prst="rect">
                       <a:avLst/>
@@ -6529,16 +6383,16 @@
           <w:szCs w:val="20"/>
         </w:rPr>
         <w:drawing>
-          <wp:anchor distT="0" distB="0" distL="114300" distR="114300" simplePos="0" relativeHeight="251679744" behindDoc="0" locked="0" layoutInCell="1" allowOverlap="1" wp14:anchorId="1AC9BB56" wp14:editId="4417B453">
+          <wp:anchor distT="0" distB="0" distL="114300" distR="114300" simplePos="0" relativeHeight="251679744" behindDoc="0" locked="0" layoutInCell="1" allowOverlap="1" wp14:anchorId="1AC9BB56" wp14:editId="09EAE51D">
             <wp:simplePos x="0" y="0"/>
             <wp:positionH relativeFrom="margin">
-              <wp:posOffset>3188868</wp:posOffset>
+              <wp:posOffset>3174188</wp:posOffset>
             </wp:positionH>
             <wp:positionV relativeFrom="margin">
-              <wp:posOffset>976046</wp:posOffset>
+              <wp:posOffset>892175</wp:posOffset>
             </wp:positionV>
-            <wp:extent cx="2664963" cy="2215286"/>
-            <wp:effectExtent l="0" t="0" r="2540" b="0"/>
+            <wp:extent cx="2393315" cy="1989455"/>
+            <wp:effectExtent l="0" t="0" r="0" b="4445"/>
             <wp:wrapSquare wrapText="bothSides"/>
             <wp:docPr id="1730166707" name="Picture 2"/>
             <wp:cNvGraphicFramePr>
@@ -6569,280 +6423,7 @@
                   <pic:spPr bwMode="auto">
                     <a:xfrm>
                       <a:off x="0" y="0"/>
-                      <a:ext cx="2664963" cy="2215286"/>
-                    </a:xfrm>
-                    <a:prstGeom prst="rect">
-                      <a:avLst/>
-                    </a:prstGeom>
-                    <a:noFill/>
-                    <a:ln>
-                      <a:noFill/>
-                    </a:ln>
-                  </pic:spPr>
-                </pic:pic>
-              </a:graphicData>
-            </a:graphic>
-          </wp:anchor>
-        </w:drawing>
-      </w:r>
-    </w:p>
-    <w:p>
-      <w:pPr>
-        <w:rPr>
-          <w:rFonts w:ascii="Garamond" w:hAnsi="Garamond"/>
-          <w:b/>
-          <w:bCs/>
-        </w:rPr>
-      </w:pPr>
-    </w:p>
-    <w:p>
-      <w:pPr>
-        <w:rPr>
-          <w:rFonts w:ascii="Garamond" w:hAnsi="Garamond"/>
-          <w:b/>
-          <w:bCs/>
-        </w:rPr>
-      </w:pPr>
-    </w:p>
-    <w:p>
-      <w:pPr>
-        <w:rPr>
-          <w:rFonts w:ascii="Garamond" w:hAnsi="Garamond"/>
-          <w:b/>
-          <w:bCs/>
-        </w:rPr>
-      </w:pPr>
-    </w:p>
-    <w:p>
-      <w:pPr>
-        <w:rPr>
-          <w:rFonts w:ascii="Garamond" w:hAnsi="Garamond"/>
-          <w:b/>
-          <w:bCs/>
-        </w:rPr>
-      </w:pPr>
-    </w:p>
-    <w:p>
-      <w:pPr>
-        <w:rPr>
-          <w:rFonts w:ascii="Garamond" w:hAnsi="Garamond"/>
-          <w:b/>
-          <w:bCs/>
-        </w:rPr>
-      </w:pPr>
-    </w:p>
-    <w:p>
-      <w:pPr>
-        <w:rPr>
-          <w:rFonts w:ascii="Garamond" w:hAnsi="Garamond"/>
-          <w:b/>
-          <w:bCs/>
-        </w:rPr>
-      </w:pPr>
-    </w:p>
-    <w:p>
-      <w:pPr>
-        <w:rPr>
-          <w:rFonts w:ascii="Garamond" w:hAnsi="Garamond"/>
-          <w:b/>
-          <w:bCs/>
-        </w:rPr>
-      </w:pPr>
-    </w:p>
-    <w:p>
-      <w:pPr>
-        <w:rPr>
-          <w:rFonts w:ascii="Garamond" w:hAnsi="Garamond"/>
-          <w:b/>
-          <w:bCs/>
-        </w:rPr>
-      </w:pPr>
-      <w:r>
-        <w:rPr>
-          <w:rFonts w:ascii="Garamond" w:hAnsi="Garamond"/>
-          <w:b/>
-          <w:bCs/>
-        </w:rPr>
-        <w:t>Satisfaction Level</w:t>
-      </w:r>
-    </w:p>
-    <w:p>
-      <w:pPr>
-        <w:rPr>
-          <w:rFonts w:ascii="Arial" w:hAnsi="Arial" w:cs="Arial"/>
-          <w:sz w:val="20"/>
-          <w:szCs w:val="20"/>
-        </w:rPr>
-      </w:pPr>
-      <w:r>
-        <w:rPr>
-          <w:rFonts w:ascii="Arial" w:hAnsi="Arial" w:cs="Arial"/>
-          <w:sz w:val="20"/>
-          <w:szCs w:val="20"/>
-        </w:rPr>
-        <w:t xml:space="preserve">Since this feature has only a range of 1-5, all values outside this range were considered data errors and so for values higher than 5 </w:t>
-      </w:r>
-      <w:r>
-        <w:rPr>
-          <w:rFonts w:ascii="Arial" w:hAnsi="Arial" w:cs="Arial"/>
-          <w:sz w:val="20"/>
-          <w:szCs w:val="20"/>
-        </w:rPr>
-        <w:t>–</w:t>
-      </w:r>
-      <w:r>
-        <w:rPr>
-          <w:rFonts w:ascii="Arial" w:hAnsi="Arial" w:cs="Arial"/>
-          <w:sz w:val="20"/>
-          <w:szCs w:val="20"/>
-        </w:rPr>
-        <w:t xml:space="preserve"> observations</w:t>
-      </w:r>
-      <w:r>
-        <w:rPr>
-          <w:rFonts w:ascii="Arial" w:hAnsi="Arial" w:cs="Arial"/>
-          <w:sz w:val="20"/>
-          <w:szCs w:val="20"/>
-        </w:rPr>
-        <w:t xml:space="preserve"> with </w:t>
-      </w:r>
-      <w:r>
-        <w:rPr>
-          <w:rFonts w:ascii="Arial" w:hAnsi="Arial" w:cs="Arial"/>
-          <w:sz w:val="20"/>
-          <w:szCs w:val="20"/>
-        </w:rPr>
-        <w:t xml:space="preserve">a satisfaction level </w:t>
-      </w:r>
-      <w:r>
-        <w:rPr>
-          <w:rFonts w:ascii="Arial" w:hAnsi="Arial" w:cs="Arial"/>
-          <w:sz w:val="20"/>
-          <w:szCs w:val="20"/>
-        </w:rPr>
-        <w:t>of 6 – were replaced by 5.</w:t>
-      </w:r>
-    </w:p>
-    <w:p>
-      <w:pPr>
-        <w:rPr>
-          <w:rFonts w:ascii="Arial" w:hAnsi="Arial" w:cs="Arial"/>
-          <w:sz w:val="20"/>
-          <w:szCs w:val="20"/>
-        </w:rPr>
-      </w:pPr>
-      <w:r>
-        <w:rPr>
-          <w:rFonts w:ascii="Garamond" w:hAnsi="Garamond"/>
-          <w:b/>
-          <w:bCs/>
-          <w:noProof/>
-        </w:rPr>
-        <w:drawing>
-          <wp:anchor distT="0" distB="0" distL="114300" distR="114300" simplePos="0" relativeHeight="251682816" behindDoc="0" locked="0" layoutInCell="1" allowOverlap="1" wp14:anchorId="2508838A" wp14:editId="62780994">
-            <wp:simplePos x="0" y="0"/>
-            <wp:positionH relativeFrom="margin">
-              <wp:posOffset>240665</wp:posOffset>
-            </wp:positionH>
-            <wp:positionV relativeFrom="margin">
-              <wp:posOffset>4175913</wp:posOffset>
-            </wp:positionV>
-            <wp:extent cx="2295525" cy="1908810"/>
-            <wp:effectExtent l="0" t="0" r="3175" b="0"/>
-            <wp:wrapSquare wrapText="bothSides"/>
-            <wp:docPr id="478076599" name="Picture 7" descr="A pink rectangular object with black lines&#10;&#10;AI-generated content may be incorrect."/>
-            <wp:cNvGraphicFramePr>
-              <a:graphicFrameLocks xmlns:a="http://schemas.openxmlformats.org/drawingml/2006/main" noChangeAspect="1"/>
-            </wp:cNvGraphicFramePr>
-            <a:graphic xmlns:a="http://schemas.openxmlformats.org/drawingml/2006/main">
-              <a:graphicData uri="http://schemas.openxmlformats.org/drawingml/2006/picture">
-                <pic:pic xmlns:pic="http://schemas.openxmlformats.org/drawingml/2006/picture">
-                  <pic:nvPicPr>
-                    <pic:cNvPr id="478076599" name="Picture 7" descr="A pink rectangular object with black lines&#10;&#10;AI-generated content may be incorrect."/>
-                    <pic:cNvPicPr/>
-                  </pic:nvPicPr>
-                  <pic:blipFill>
-                    <a:blip r:embed="rId19">
-                      <a:extLst>
-                        <a:ext uri="{28A0092B-C50C-407E-A947-70E740481C1C}">
-                          <a14:useLocalDpi xmlns:a14="http://schemas.microsoft.com/office/drawing/2010/main" val="0"/>
-                        </a:ext>
-                      </a:extLst>
-                    </a:blip>
-                    <a:stretch>
-                      <a:fillRect/>
-                    </a:stretch>
-                  </pic:blipFill>
-                  <pic:spPr>
-                    <a:xfrm>
-                      <a:off x="0" y="0"/>
-                      <a:ext cx="2295525" cy="1908810"/>
-                    </a:xfrm>
-                    <a:prstGeom prst="rect">
-                      <a:avLst/>
-                    </a:prstGeom>
-                  </pic:spPr>
-                </pic:pic>
-              </a:graphicData>
-            </a:graphic>
-            <wp14:sizeRelH relativeFrom="margin">
-              <wp14:pctWidth>0</wp14:pctWidth>
-            </wp14:sizeRelH>
-            <wp14:sizeRelV relativeFrom="margin">
-              <wp14:pctHeight>0</wp14:pctHeight>
-            </wp14:sizeRelV>
-          </wp:anchor>
-        </w:drawing>
-      </w:r>
-      <w:r>
-        <w:rPr>
-          <w:rFonts w:ascii="Arial" w:hAnsi="Arial" w:cs="Arial"/>
-          <w:noProof/>
-          <w:sz w:val="20"/>
-          <w:szCs w:val="20"/>
-        </w:rPr>
-        <w:drawing>
-          <wp:anchor distT="0" distB="0" distL="114300" distR="114300" simplePos="0" relativeHeight="251681792" behindDoc="0" locked="0" layoutInCell="1" allowOverlap="1" wp14:anchorId="4D31EAC6" wp14:editId="087BF912">
-            <wp:simplePos x="0" y="0"/>
-            <wp:positionH relativeFrom="margin">
-              <wp:posOffset>3100705</wp:posOffset>
-            </wp:positionH>
-            <wp:positionV relativeFrom="margin">
-              <wp:posOffset>4296639</wp:posOffset>
-            </wp:positionV>
-            <wp:extent cx="2265680" cy="1883410"/>
-            <wp:effectExtent l="0" t="0" r="0" b="0"/>
-            <wp:wrapSquare wrapText="bothSides"/>
-            <wp:docPr id="728862033" name="Picture 3"/>
-            <wp:cNvGraphicFramePr>
-              <a:graphicFrameLocks xmlns:a="http://schemas.openxmlformats.org/drawingml/2006/main" noChangeAspect="1"/>
-            </wp:cNvGraphicFramePr>
-            <a:graphic xmlns:a="http://schemas.openxmlformats.org/drawingml/2006/main">
-              <a:graphicData uri="http://schemas.openxmlformats.org/drawingml/2006/picture">
-                <pic:pic xmlns:pic="http://schemas.openxmlformats.org/drawingml/2006/picture">
-                  <pic:nvPicPr>
-                    <pic:cNvPr id="0" name="Picture 3"/>
-                    <pic:cNvPicPr>
-                      <a:picLocks noChangeAspect="1" noChangeArrowheads="1"/>
-                    </pic:cNvPicPr>
-                  </pic:nvPicPr>
-                  <pic:blipFill>
-                    <a:blip r:embed="rId20">
-                      <a:extLst>
-                        <a:ext uri="{28A0092B-C50C-407E-A947-70E740481C1C}">
-                          <a14:useLocalDpi xmlns:a14="http://schemas.microsoft.com/office/drawing/2010/main" val="0"/>
-                        </a:ext>
-                      </a:extLst>
-                    </a:blip>
-                    <a:srcRect/>
-                    <a:stretch>
-                      <a:fillRect/>
-                    </a:stretch>
-                  </pic:blipFill>
-                  <pic:spPr bwMode="auto">
-                    <a:xfrm>
-                      <a:off x="0" y="0"/>
-                      <a:ext cx="2265680" cy="1883410"/>
+                      <a:ext cx="2393315" cy="1989455"/>
                     </a:xfrm>
                     <a:prstGeom prst="rect">
                       <a:avLst/>
@@ -6864,80 +6445,147 @@
           </wp:anchor>
         </w:drawing>
       </w:r>
-    </w:p>
-    <w:p>
-      <w:pPr>
-        <w:rPr>
-          <w:rFonts w:ascii="Garamond" w:hAnsi="Garamond"/>
-          <w:b/>
-          <w:bCs/>
-        </w:rPr>
-      </w:pPr>
-      <w:r>
-        <w:rPr>
-          <w:rFonts w:ascii="Garamond" w:hAnsi="Garamond"/>
-          <w:b/>
-          <w:bCs/>
-        </w:rPr>
-        <w:t>Approximate Annual Income</w:t>
-      </w:r>
-    </w:p>
-    <w:p>
-      <w:pPr>
-        <w:rPr>
-          <w:rFonts w:ascii="Arial" w:hAnsi="Arial" w:cs="Arial"/>
-          <w:sz w:val="20"/>
-          <w:szCs w:val="20"/>
-        </w:rPr>
-      </w:pPr>
-      <w:r>
-        <w:rPr>
-          <w:rFonts w:ascii="Arial" w:hAnsi="Arial" w:cs="Arial"/>
-          <w:sz w:val="20"/>
-          <w:szCs w:val="20"/>
-        </w:rPr>
-        <w:t>A</w:t>
-      </w:r>
-      <w:r>
-        <w:rPr>
-          <w:rFonts w:ascii="Arial" w:hAnsi="Arial" w:cs="Arial"/>
-          <w:sz w:val="20"/>
-          <w:szCs w:val="20"/>
-        </w:rPr>
-        <w:t xml:space="preserve">lthough this feature includes some high incomes, they are plausible values </w:t>
-      </w:r>
-      <w:r>
-        <w:rPr>
-          <w:rFonts w:ascii="Arial" w:hAnsi="Arial" w:cs="Arial"/>
-          <w:sz w:val="20"/>
-          <w:szCs w:val="20"/>
-        </w:rPr>
-        <w:t>and so they are not considered to be data errors. As such, no removing or clipping was applied.</w:t>
-      </w:r>
-    </w:p>
-    <w:p>
-      <w:pPr>
-        <w:rPr>
-          <w:rFonts w:ascii="Arial" w:hAnsi="Arial" w:cs="Arial"/>
-          <w:b/>
-          <w:bCs/>
-          <w:sz w:val="20"/>
-          <w:szCs w:val="20"/>
-        </w:rPr>
-      </w:pPr>
-      <w:r>
-        <w:rPr>
-          <w:rFonts w:ascii="Garamond" w:hAnsi="Garamond"/>
-          <w:b/>
-          <w:bCs/>
-        </w:rPr>
-        <w:t>Consultation</w:t>
-      </w:r>
-      <w:r>
-        <w:rPr>
-          <w:rFonts w:ascii="Arial" w:hAnsi="Arial" w:cs="Arial"/>
-          <w:b/>
-          <w:bCs/>
+      <w:r>
+        <w:rPr>
+          <w:rFonts w:ascii="Arial" w:hAnsi="Arial" w:cs="Arial"/>
+          <w:sz w:val="20"/>
+          <w:szCs w:val="20"/>
+        </w:rPr>
+        <w:t xml:space="preserve">All observations above 173.5 minutes </w:t>
+      </w:r>
+      <w:r>
+        <w:rPr>
+          <w:rFonts w:ascii="Arial" w:hAnsi="Arial" w:cs="Arial"/>
+          <w:sz w:val="20"/>
+          <w:szCs w:val="20"/>
+        </w:rPr>
+        <w:t xml:space="preserve">(corresponding to </w:t>
+      </w:r>
+      <w:r>
+        <w:rPr>
+          <w:rFonts w:ascii="Consolas" w:hAnsi="Consolas" w:cs="Consolas"/>
+          <w:b/>
+          <w:bCs/>
+          <w:sz w:val="20"/>
+          <w:szCs w:val="20"/>
+        </w:rPr>
+        <w:t>Q3+IQR</w:t>
+      </w:r>
+      <w:r>
+        <w:rPr>
+          <w:rFonts w:ascii="Consolas" w:hAnsi="Consolas" w:cs="Consolas"/>
+          <w:b/>
+          <w:bCs/>
+          <w:sz w:val="20"/>
+          <w:szCs w:val="20"/>
+        </w:rPr>
+        <w:t>,</w:t>
+      </w:r>
+      <w:r>
+        <w:rPr>
+          <w:rFonts w:ascii="Arial" w:hAnsi="Arial" w:cs="Arial"/>
+          <w:sz w:val="20"/>
+          <w:szCs w:val="20"/>
+        </w:rPr>
+        <w:t xml:space="preserve"> with </w:t>
+      </w:r>
+      <w:r>
+        <w:rPr>
+          <w:rFonts w:ascii="Consolas" w:hAnsi="Consolas" w:cs="Consolas"/>
+          <w:b/>
+          <w:bCs/>
+          <w:sz w:val="20"/>
+          <w:szCs w:val="20"/>
+        </w:rPr>
+        <w:t>k</w:t>
+      </w:r>
+      <w:r>
+        <w:rPr>
+          <w:rFonts w:ascii="Arial" w:hAnsi="Arial" w:cs="Arial"/>
+          <w:sz w:val="20"/>
+          <w:szCs w:val="20"/>
+        </w:rPr>
+        <w:t xml:space="preserve"> set to </w:t>
+      </w:r>
+      <w:r>
+        <w:rPr>
+          <w:rFonts w:ascii="Consolas" w:hAnsi="Consolas" w:cs="Consolas"/>
+          <w:b/>
+          <w:bCs/>
+          <w:sz w:val="20"/>
+          <w:szCs w:val="20"/>
+        </w:rPr>
+        <w:t>1</w:t>
+      </w:r>
+      <w:r>
+        <w:rPr>
+          <w:rFonts w:ascii="Consolas" w:hAnsi="Consolas" w:cs="Consolas"/>
+          <w:b/>
+          <w:bCs/>
+          <w:sz w:val="20"/>
+          <w:szCs w:val="20"/>
+        </w:rPr>
+        <w:t>.5</w:t>
+      </w:r>
+      <w:r>
+        <w:rPr>
+          <w:rFonts w:ascii="Arial" w:hAnsi="Arial" w:cs="Arial"/>
+          <w:sz w:val="20"/>
+          <w:szCs w:val="20"/>
+        </w:rPr>
+        <w:t xml:space="preserve">) </w:t>
+      </w:r>
+      <w:r>
+        <w:rPr>
+          <w:rFonts w:ascii="Arial" w:hAnsi="Arial" w:cs="Arial"/>
+          <w:sz w:val="20"/>
+          <w:szCs w:val="20"/>
+        </w:rPr>
+        <w:t>were considered outliers</w:t>
+      </w:r>
+      <w:r>
+        <w:rPr>
+          <w:rFonts w:ascii="Arial" w:hAnsi="Arial" w:cs="Arial"/>
+          <w:sz w:val="20"/>
+          <w:szCs w:val="20"/>
+        </w:rPr>
+        <w:t xml:space="preserve">. Although </w:t>
+      </w:r>
+      <w:r>
+        <w:rPr>
+          <w:rFonts w:ascii="Arial" w:hAnsi="Arial" w:cs="Arial"/>
+          <w:sz w:val="20"/>
+          <w:szCs w:val="20"/>
+        </w:rPr>
+        <w:t xml:space="preserve">the lower bound </w:t>
+      </w:r>
+      <w:r>
+        <w:rPr>
+          <w:rFonts w:ascii="Arial" w:hAnsi="Arial" w:cs="Arial"/>
+          <w:sz w:val="20"/>
+          <w:szCs w:val="20"/>
+        </w:rPr>
+        <w:t xml:space="preserve">was also calculated with the IQR method, it </w:t>
+      </w:r>
+      <w:r>
+        <w:rPr>
+          <w:rFonts w:ascii="Arial" w:hAnsi="Arial" w:cs="Arial"/>
+          <w:sz w:val="20"/>
+          <w:szCs w:val="20"/>
+        </w:rPr>
+        <w:t>is a negative value</w:t>
+      </w:r>
+      <w:r>
+        <w:rPr>
+          <w:rFonts w:ascii="Arial" w:hAnsi="Arial" w:cs="Arial"/>
+          <w:sz w:val="20"/>
+          <w:szCs w:val="20"/>
+        </w:rPr>
+        <w:t>. As</w:t>
+      </w:r>
+      <w:r>
+        <w:rPr>
+          <w:rFonts w:ascii="Arial" w:hAnsi="Arial" w:cs="Arial"/>
           <w:sz w:val="20"/>
           <w:szCs w:val="20"/>
         </w:rPr>
@@ -6945,36 +6593,708 @@
       </w:r>
       <w:r>
         <w:rPr>
-          <w:rFonts w:ascii="Garamond" w:hAnsi="Garamond"/>
-          <w:b/>
-          <w:bCs/>
-        </w:rPr>
-        <w:t>Price</w:t>
-      </w:r>
-    </w:p>
-    <w:p>
-      <w:pPr>
-        <w:rPr>
-          <w:rFonts w:ascii="Arial" w:hAnsi="Arial" w:cs="Arial"/>
-          <w:sz w:val="20"/>
-          <w:szCs w:val="20"/>
-        </w:rPr>
-      </w:pPr>
-      <w:r>
-        <w:rPr>
-          <w:rFonts w:ascii="Arial" w:hAnsi="Arial" w:cs="Arial"/>
+          <w:rFonts w:ascii="Arial" w:hAnsi="Arial" w:cs="Arial"/>
+          <w:sz w:val="20"/>
+          <w:szCs w:val="20"/>
+        </w:rPr>
+        <w:t>consultation durations cannot be negative, no outliers were removed at the lower end.</w:t>
+      </w:r>
+    </w:p>
+    <w:p>
+      <w:pPr>
+        <w:rPr>
+          <w:rFonts w:ascii="Arial" w:hAnsi="Arial" w:cs="Arial"/>
+          <w:sz w:val="20"/>
+          <w:szCs w:val="20"/>
+        </w:rPr>
+      </w:pPr>
+    </w:p>
+    <w:p>
+      <w:pPr>
+        <w:rPr>
+          <w:rFonts w:ascii="Garamond" w:hAnsi="Garamond"/>
+          <w:b/>
+          <w:bCs/>
+        </w:rPr>
+      </w:pPr>
+    </w:p>
+    <w:p>
+      <w:pPr>
+        <w:rPr>
+          <w:rFonts w:ascii="Garamond" w:hAnsi="Garamond"/>
+          <w:b/>
+          <w:bCs/>
+        </w:rPr>
+      </w:pPr>
+    </w:p>
+    <w:p>
+      <w:pPr>
+        <w:rPr>
+          <w:rFonts w:ascii="Garamond" w:hAnsi="Garamond"/>
+          <w:b/>
+          <w:bCs/>
+        </w:rPr>
+      </w:pPr>
+    </w:p>
+    <w:p>
+      <w:pPr>
+        <w:rPr>
+          <w:rFonts w:ascii="Garamond" w:hAnsi="Garamond"/>
+          <w:b/>
+          <w:bCs/>
+        </w:rPr>
+      </w:pPr>
+    </w:p>
+    <w:p>
+      <w:pPr>
+        <w:rPr>
+          <w:rFonts w:ascii="Garamond" w:hAnsi="Garamond"/>
+          <w:b/>
+          <w:bCs/>
+        </w:rPr>
+      </w:pPr>
+    </w:p>
+    <w:p>
+      <w:pPr>
+        <w:rPr>
+          <w:rFonts w:ascii="Garamond" w:hAnsi="Garamond"/>
+          <w:b/>
+          <w:bCs/>
+        </w:rPr>
+      </w:pPr>
+      <w:r>
+        <w:rPr>
           <w:noProof/>
+        </w:rPr>
+        <mc:AlternateContent>
+          <mc:Choice Requires="wps">
+            <w:drawing>
+              <wp:anchor distT="0" distB="0" distL="114300" distR="114300" simplePos="0" relativeHeight="251688960" behindDoc="0" locked="0" layoutInCell="1" allowOverlap="1" wp14:anchorId="2FCCE975" wp14:editId="2BB592FB">
+                <wp:simplePos x="0" y="0"/>
+                <wp:positionH relativeFrom="column">
+                  <wp:posOffset>972185</wp:posOffset>
+                </wp:positionH>
+                <wp:positionV relativeFrom="paragraph">
+                  <wp:posOffset>232689</wp:posOffset>
+                </wp:positionV>
+                <wp:extent cx="3766820" cy="635"/>
+                <wp:effectExtent l="0" t="0" r="5080" b="0"/>
+                <wp:wrapSquare wrapText="bothSides"/>
+                <wp:docPr id="620848503" name="Text Box 1"/>
+                <wp:cNvGraphicFramePr/>
+                <a:graphic xmlns:a="http://schemas.openxmlformats.org/drawingml/2006/main">
+                  <a:graphicData uri="http://schemas.microsoft.com/office/word/2010/wordprocessingShape">
+                    <wps:wsp>
+                      <wps:cNvSpPr txBox="1"/>
+                      <wps:spPr>
+                        <a:xfrm>
+                          <a:off x="0" y="0"/>
+                          <a:ext cx="3766820" cy="635"/>
+                        </a:xfrm>
+                        <a:prstGeom prst="rect">
+                          <a:avLst/>
+                        </a:prstGeom>
+                        <a:solidFill>
+                          <a:prstClr val="white"/>
+                        </a:solidFill>
+                        <a:ln>
+                          <a:noFill/>
+                        </a:ln>
+                      </wps:spPr>
+                      <wps:txbx>
+                        <w:txbxContent>
+                          <w:p>
+                            <w:pPr>
+                              <w:pStyle w:val="Caption"/>
+                              <w:jc w:val="center"/>
+                              <w:rPr>
+                                <w:rFonts w:ascii="Garamond" w:hAnsi="Garamond"/>
+                                <w:b/>
+                                <w:bCs/>
+                                <w:noProof/>
+                              </w:rPr>
+                            </w:pPr>
+                            <w:r>
+                              <w:t xml:space="preserve">Figure </w:t>
+                            </w:r>
+                            <w:r>
+                              <w:fldChar w:fldCharType="begin"/>
+                            </w:r>
+                            <w:r>
+                              <w:instrText xml:space="preserve"> SEQ Figure \* ARABIC </w:instrText>
+                            </w:r>
+                            <w:r>
+                              <w:fldChar w:fldCharType="separate"/>
+                            </w:r>
+                            <w:r>
+                              <w:rPr>
+                                <w:noProof/>
+                              </w:rPr>
+                              <w:t>10</w:t>
+                            </w:r>
+                            <w:r>
+                              <w:fldChar w:fldCharType="end"/>
+                            </w:r>
+                            <w:r>
+                              <w:t>: Boxplots of Consultation Duration before and after clipping</w:t>
+                            </w:r>
+                          </w:p>
+                        </w:txbxContent>
+                      </wps:txbx>
+                      <wps:bodyPr rot="0" spcFirstLastPara="0" vertOverflow="overflow" horzOverflow="overflow" vert="horz" wrap="square" lIns="0" tIns="0" rIns="0" bIns="0" numCol="1" spcCol="0" rtlCol="0" fromWordArt="0" anchor="t" anchorCtr="0" forceAA="0" compatLnSpc="1">
+                        <a:prstTxWarp prst="textNoShape">
+                          <a:avLst/>
+                        </a:prstTxWarp>
+                        <a:spAutoFit/>
+                      </wps:bodyPr>
+                    </wps:wsp>
+                  </a:graphicData>
+                </a:graphic>
+                <wp14:sizeRelH relativeFrom="margin">
+                  <wp14:pctWidth>0</wp14:pctWidth>
+                </wp14:sizeRelH>
+              </wp:anchor>
+            </w:drawing>
+          </mc:Choice>
+          <mc:Fallback>
+            <w:pict>
+              <v:shape w14:anchorId="2FCCE975" id="_x0000_s1031" type="#_x0000_t202" style="position:absolute;margin-left:76.55pt;margin-top:18.3pt;width:296.6pt;height:.05pt;z-index:251688960;visibility:visible;mso-wrap-style:square;mso-width-percent:0;mso-wrap-distance-left:9pt;mso-wrap-distance-top:0;mso-wrap-distance-right:9pt;mso-wrap-distance-bottom:0;mso-position-horizontal:absolute;mso-position-horizontal-relative:text;mso-position-vertical:absolute;mso-position-vertical-relative:text;mso-width-percent:0;mso-width-relative:margin;v-text-anchor:top" o:gfxdata="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" stroked="f">
+                <v:textbox style="mso-fit-shape-to-text:t" inset="0,0,0,0">
+                  <w:txbxContent>
+                    <w:p>
+                      <w:pPr>
+                        <w:pStyle w:val="Caption"/>
+                        <w:jc w:val="center"/>
+                        <w:rPr>
+                          <w:rFonts w:ascii="Garamond" w:hAnsi="Garamond"/>
+                          <w:b/>
+                          <w:bCs/>
+                          <w:noProof/>
+                        </w:rPr>
+                      </w:pPr>
+                      <w:r>
+                        <w:t xml:space="preserve">Figure </w:t>
+                      </w:r>
+                      <w:r>
+                        <w:fldChar w:fldCharType="begin"/>
+                      </w:r>
+                      <w:r>
+                        <w:instrText xml:space="preserve"> SEQ Figure \* ARABIC </w:instrText>
+                      </w:r>
+                      <w:r>
+                        <w:fldChar w:fldCharType="separate"/>
+                      </w:r>
+                      <w:r>
+                        <w:rPr>
+                          <w:noProof/>
+                        </w:rPr>
+                        <w:t>10</w:t>
+                      </w:r>
+                      <w:r>
+                        <w:fldChar w:fldCharType="end"/>
+                      </w:r>
+                      <w:r>
+                        <w:t>: Boxplots of Consultation Duration before and after clipping</w:t>
+                      </w:r>
+                    </w:p>
+                  </w:txbxContent>
+                </v:textbox>
+                <w10:wrap type="square"/>
+              </v:shape>
+            </w:pict>
+          </mc:Fallback>
+        </mc:AlternateContent>
+      </w:r>
+    </w:p>
+    <w:p>
+      <w:pPr>
+        <w:rPr>
+          <w:rFonts w:ascii="Garamond" w:hAnsi="Garamond"/>
+          <w:b/>
+          <w:bCs/>
+          <w:sz w:val="13"/>
+          <w:szCs w:val="13"/>
+        </w:rPr>
+      </w:pPr>
+    </w:p>
+    <w:p>
+      <w:pPr>
+        <w:rPr>
+          <w:rFonts w:ascii="Garamond" w:hAnsi="Garamond"/>
+          <w:b/>
+          <w:bCs/>
+        </w:rPr>
+      </w:pPr>
+      <w:r>
+        <w:rPr>
+          <w:rFonts w:ascii="Garamond" w:hAnsi="Garamond"/>
+          <w:b/>
+          <w:bCs/>
+        </w:rPr>
+        <w:t>Satisfaction Level</w:t>
+      </w:r>
+    </w:p>
+    <w:p>
+      <w:pPr>
+        <w:rPr>
+          <w:rFonts w:ascii="Arial" w:hAnsi="Arial" w:cs="Arial"/>
+          <w:sz w:val="20"/>
+          <w:szCs w:val="20"/>
+        </w:rPr>
+      </w:pPr>
+      <w:r>
+        <w:rPr>
+          <w:rFonts w:ascii="Arial" w:hAnsi="Arial" w:cs="Arial"/>
+          <w:noProof/>
           <w:sz w:val="20"/>
           <w:szCs w:val="20"/>
         </w:rPr>
         <w:drawing>
-          <wp:anchor distT="0" distB="0" distL="114300" distR="114300" simplePos="0" relativeHeight="251683840" behindDoc="0" locked="0" layoutInCell="1" allowOverlap="1" wp14:anchorId="762F711A" wp14:editId="4168A06F">
+          <wp:anchor distT="0" distB="0" distL="114300" distR="114300" simplePos="0" relativeHeight="251681792" behindDoc="0" locked="0" layoutInCell="1" allowOverlap="1" wp14:anchorId="4D31EAC6" wp14:editId="10F7B8B5">
             <wp:simplePos x="0" y="0"/>
             <wp:positionH relativeFrom="margin">
-              <wp:posOffset>3098165</wp:posOffset>
+              <wp:posOffset>2962275</wp:posOffset>
             </wp:positionH>
             <wp:positionV relativeFrom="margin">
-              <wp:posOffset>7484262</wp:posOffset>
+              <wp:posOffset>3862070</wp:posOffset>
+            </wp:positionV>
+            <wp:extent cx="2228850" cy="1852930"/>
+            <wp:effectExtent l="0" t="0" r="6350" b="1270"/>
+            <wp:wrapSquare wrapText="bothSides"/>
+            <wp:docPr id="728862033" name="Picture 3"/>
+            <wp:cNvGraphicFramePr>
+              <a:graphicFrameLocks xmlns:a="http://schemas.openxmlformats.org/drawingml/2006/main" noChangeAspect="1"/>
+            </wp:cNvGraphicFramePr>
+            <a:graphic xmlns:a="http://schemas.openxmlformats.org/drawingml/2006/main">
+              <a:graphicData uri="http://schemas.openxmlformats.org/drawingml/2006/picture">
+                <pic:pic xmlns:pic="http://schemas.openxmlformats.org/drawingml/2006/picture">
+                  <pic:nvPicPr>
+                    <pic:cNvPr id="0" name="Picture 3"/>
+                    <pic:cNvPicPr>
+                      <a:picLocks noChangeAspect="1" noChangeArrowheads="1"/>
+                    </pic:cNvPicPr>
+                  </pic:nvPicPr>
+                  <pic:blipFill>
+                    <a:blip r:embed="rId19">
+                      <a:extLst>
+                        <a:ext uri="{28A0092B-C50C-407E-A947-70E740481C1C}">
+                          <a14:useLocalDpi xmlns:a14="http://schemas.microsoft.com/office/drawing/2010/main" val="0"/>
+                        </a:ext>
+                      </a:extLst>
+                    </a:blip>
+                    <a:srcRect/>
+                    <a:stretch>
+                      <a:fillRect/>
+                    </a:stretch>
+                  </pic:blipFill>
+                  <pic:spPr bwMode="auto">
+                    <a:xfrm>
+                      <a:off x="0" y="0"/>
+                      <a:ext cx="2228850" cy="1852930"/>
+                    </a:xfrm>
+                    <a:prstGeom prst="rect">
+                      <a:avLst/>
+                    </a:prstGeom>
+                    <a:noFill/>
+                    <a:ln>
+                      <a:noFill/>
+                    </a:ln>
+                  </pic:spPr>
+                </pic:pic>
+              </a:graphicData>
+            </a:graphic>
+            <wp14:sizeRelH relativeFrom="margin">
+              <wp14:pctWidth>0</wp14:pctWidth>
+            </wp14:sizeRelH>
+            <wp14:sizeRelV relativeFrom="margin">
+              <wp14:pctHeight>0</wp14:pctHeight>
+            </wp14:sizeRelV>
+          </wp:anchor>
+        </w:drawing>
+      </w:r>
+      <w:r>
+        <w:rPr>
+          <w:rFonts w:ascii="Garamond" w:hAnsi="Garamond"/>
+          <w:b/>
+          <w:bCs/>
+          <w:noProof/>
+        </w:rPr>
+        <w:drawing>
+          <wp:anchor distT="0" distB="0" distL="114300" distR="114300" simplePos="0" relativeHeight="251682816" behindDoc="0" locked="0" layoutInCell="1" allowOverlap="1" wp14:anchorId="2508838A" wp14:editId="20F5412D">
+            <wp:simplePos x="0" y="0"/>
+            <wp:positionH relativeFrom="margin">
+              <wp:posOffset>241300</wp:posOffset>
+            </wp:positionH>
+            <wp:positionV relativeFrom="margin">
+              <wp:posOffset>3920490</wp:posOffset>
+            </wp:positionV>
+            <wp:extent cx="2146300" cy="1784350"/>
+            <wp:effectExtent l="0" t="0" r="0" b="6350"/>
+            <wp:wrapSquare wrapText="bothSides"/>
+            <wp:docPr id="478076599" name="Picture 7" descr="A pink rectangular object with black lines&#10;&#10;AI-generated content may be incorrect."/>
+            <wp:cNvGraphicFramePr>
+              <a:graphicFrameLocks xmlns:a="http://schemas.openxmlformats.org/drawingml/2006/main" noChangeAspect="1"/>
+            </wp:cNvGraphicFramePr>
+            <a:graphic xmlns:a="http://schemas.openxmlformats.org/drawingml/2006/main">
+              <a:graphicData uri="http://schemas.openxmlformats.org/drawingml/2006/picture">
+                <pic:pic xmlns:pic="http://schemas.openxmlformats.org/drawingml/2006/picture">
+                  <pic:nvPicPr>
+                    <pic:cNvPr id="478076599" name="Picture 7" descr="A pink rectangular object with black lines&#10;&#10;AI-generated content may be incorrect."/>
+                    <pic:cNvPicPr/>
+                  </pic:nvPicPr>
+                  <pic:blipFill>
+                    <a:blip r:embed="rId20" cstate="print">
+                      <a:extLst>
+                        <a:ext uri="{28A0092B-C50C-407E-A947-70E740481C1C}">
+                          <a14:useLocalDpi xmlns:a14="http://schemas.microsoft.com/office/drawing/2010/main" val="0"/>
+                        </a:ext>
+                      </a:extLst>
+                    </a:blip>
+                    <a:stretch>
+                      <a:fillRect/>
+                    </a:stretch>
+                  </pic:blipFill>
+                  <pic:spPr>
+                    <a:xfrm>
+                      <a:off x="0" y="0"/>
+                      <a:ext cx="2146300" cy="1784350"/>
+                    </a:xfrm>
+                    <a:prstGeom prst="rect">
+                      <a:avLst/>
+                    </a:prstGeom>
+                  </pic:spPr>
+                </pic:pic>
+              </a:graphicData>
+            </a:graphic>
+            <wp14:sizeRelH relativeFrom="margin">
+              <wp14:pctWidth>0</wp14:pctWidth>
+            </wp14:sizeRelH>
+            <wp14:sizeRelV relativeFrom="margin">
+              <wp14:pctHeight>0</wp14:pctHeight>
+            </wp14:sizeRelV>
+          </wp:anchor>
+        </w:drawing>
+      </w:r>
+      <w:r>
+        <w:rPr>
+          <w:rFonts w:ascii="Arial" w:hAnsi="Arial" w:cs="Arial"/>
+          <w:sz w:val="20"/>
+          <w:szCs w:val="20"/>
+        </w:rPr>
+        <w:t xml:space="preserve">Since this feature has only a range of 1-5, all values outside this range were considered data errors and so for values higher than 5 </w:t>
+      </w:r>
+      <w:r>
+        <w:rPr>
+          <w:rFonts w:ascii="Arial" w:hAnsi="Arial" w:cs="Arial"/>
+          <w:sz w:val="20"/>
+          <w:szCs w:val="20"/>
+        </w:rPr>
+        <w:t>–</w:t>
+      </w:r>
+      <w:r>
+        <w:rPr>
+          <w:rFonts w:ascii="Arial" w:hAnsi="Arial" w:cs="Arial"/>
+          <w:sz w:val="20"/>
+          <w:szCs w:val="20"/>
+        </w:rPr>
+        <w:t xml:space="preserve"> observations</w:t>
+      </w:r>
+      <w:r>
+        <w:rPr>
+          <w:rFonts w:ascii="Arial" w:hAnsi="Arial" w:cs="Arial"/>
+          <w:sz w:val="20"/>
+          <w:szCs w:val="20"/>
+        </w:rPr>
+        <w:t xml:space="preserve"> with </w:t>
+      </w:r>
+      <w:r>
+        <w:rPr>
+          <w:rFonts w:ascii="Arial" w:hAnsi="Arial" w:cs="Arial"/>
+          <w:sz w:val="20"/>
+          <w:szCs w:val="20"/>
+        </w:rPr>
+        <w:t xml:space="preserve">a satisfaction level </w:t>
+      </w:r>
+      <w:r>
+        <w:rPr>
+          <w:rFonts w:ascii="Arial" w:hAnsi="Arial" w:cs="Arial"/>
+          <w:sz w:val="20"/>
+          <w:szCs w:val="20"/>
+        </w:rPr>
+        <w:t>of 6 – were replaced by 5.</w:t>
+      </w:r>
+    </w:p>
+    <w:p>
+      <w:pPr>
+        <w:rPr>
+          <w:rFonts w:ascii="Arial" w:hAnsi="Arial" w:cs="Arial"/>
+          <w:sz w:val="20"/>
+          <w:szCs w:val="20"/>
+        </w:rPr>
+      </w:pPr>
+    </w:p>
+    <w:p>
+      <w:pPr>
+        <w:rPr>
+          <w:rFonts w:ascii="Garamond" w:hAnsi="Garamond"/>
+          <w:b/>
+          <w:bCs/>
+        </w:rPr>
+      </w:pPr>
+      <w:r>
+        <w:rPr>
+          <w:noProof/>
+        </w:rPr>
+        <mc:AlternateContent>
+          <mc:Choice Requires="wps">
+            <w:drawing>
+              <wp:anchor distT="0" distB="0" distL="114300" distR="114300" simplePos="0" relativeHeight="251691008" behindDoc="0" locked="0" layoutInCell="1" allowOverlap="1" wp14:anchorId="2A229856" wp14:editId="20FD44E0">
+                <wp:simplePos x="0" y="0"/>
+                <wp:positionH relativeFrom="column">
+                  <wp:posOffset>723900</wp:posOffset>
+                </wp:positionH>
+                <wp:positionV relativeFrom="paragraph">
+                  <wp:posOffset>1510284</wp:posOffset>
+                </wp:positionV>
+                <wp:extent cx="4088765" cy="635"/>
+                <wp:effectExtent l="0" t="0" r="635" b="0"/>
+                <wp:wrapSquare wrapText="bothSides"/>
+                <wp:docPr id="2102952387" name="Text Box 1"/>
+                <wp:cNvGraphicFramePr/>
+                <a:graphic xmlns:a="http://schemas.openxmlformats.org/drawingml/2006/main">
+                  <a:graphicData uri="http://schemas.microsoft.com/office/word/2010/wordprocessingShape">
+                    <wps:wsp>
+                      <wps:cNvSpPr txBox="1"/>
+                      <wps:spPr>
+                        <a:xfrm>
+                          <a:off x="0" y="0"/>
+                          <a:ext cx="4088765" cy="635"/>
+                        </a:xfrm>
+                        <a:prstGeom prst="rect">
+                          <a:avLst/>
+                        </a:prstGeom>
+                        <a:solidFill>
+                          <a:prstClr val="white"/>
+                        </a:solidFill>
+                        <a:ln>
+                          <a:noFill/>
+                        </a:ln>
+                      </wps:spPr>
+                      <wps:txbx>
+                        <w:txbxContent>
+                          <w:p>
+                            <w:pPr>
+                              <w:pStyle w:val="Caption"/>
+                              <w:jc w:val="center"/>
+                              <w:rPr>
+                                <w:rFonts w:ascii="Garamond" w:hAnsi="Garamond"/>
+                                <w:b/>
+                                <w:bCs/>
+                                <w:noProof/>
+                              </w:rPr>
+                            </w:pPr>
+                            <w:r>
+                              <w:t xml:space="preserve">Figure </w:t>
+                            </w:r>
+                            <w:r>
+                              <w:fldChar w:fldCharType="begin"/>
+                            </w:r>
+                            <w:r>
+                              <w:instrText xml:space="preserve"> SEQ Figure \* ARABIC </w:instrText>
+                            </w:r>
+                            <w:r>
+                              <w:fldChar w:fldCharType="separate"/>
+                            </w:r>
+                            <w:r>
+                              <w:rPr>
+                                <w:noProof/>
+                              </w:rPr>
+                              <w:t>11</w:t>
+                            </w:r>
+                            <w:r>
+                              <w:fldChar w:fldCharType="end"/>
+                            </w:r>
+                            <w:r>
+                              <w:t>: Boxplots of Satisfaction Level before and after clipping</w:t>
+                            </w:r>
+                          </w:p>
+                        </w:txbxContent>
+                      </wps:txbx>
+                      <wps:bodyPr rot="0" spcFirstLastPara="0" vertOverflow="overflow" horzOverflow="overflow" vert="horz" wrap="square" lIns="0" tIns="0" rIns="0" bIns="0" numCol="1" spcCol="0" rtlCol="0" fromWordArt="0" anchor="t" anchorCtr="0" forceAA="0" compatLnSpc="1">
+                        <a:prstTxWarp prst="textNoShape">
+                          <a:avLst/>
+                        </a:prstTxWarp>
+                        <a:spAutoFit/>
+                      </wps:bodyPr>
+                    </wps:wsp>
+                  </a:graphicData>
+                </a:graphic>
+                <wp14:sizeRelH relativeFrom="margin">
+                  <wp14:pctWidth>0</wp14:pctWidth>
+                </wp14:sizeRelH>
+              </wp:anchor>
+            </w:drawing>
+          </mc:Choice>
+          <mc:Fallback>
+            <w:pict>
+              <v:shape w14:anchorId="2A229856" id="_x0000_s1032" type="#_x0000_t202" style="position:absolute;margin-left:57pt;margin-top:118.9pt;width:321.95pt;height:.05pt;z-index:251691008;visibility:visible;mso-wrap-style:square;mso-width-percent:0;mso-wrap-distance-left:9pt;mso-wrap-distance-top:0;mso-wrap-distance-right:9pt;mso-wrap-distance-bottom:0;mso-position-horizontal:absolute;mso-position-horizontal-relative:text;mso-position-vertical:absolute;mso-position-vertical-relative:text;mso-width-percent:0;mso-width-relative:margin;v-text-anchor:top" o:gfxdata="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" stroked="f">
+                <v:textbox style="mso-fit-shape-to-text:t" inset="0,0,0,0">
+                  <w:txbxContent>
+                    <w:p>
+                      <w:pPr>
+                        <w:pStyle w:val="Caption"/>
+                        <w:jc w:val="center"/>
+                        <w:rPr>
+                          <w:rFonts w:ascii="Garamond" w:hAnsi="Garamond"/>
+                          <w:b/>
+                          <w:bCs/>
+                          <w:noProof/>
+                        </w:rPr>
+                      </w:pPr>
+                      <w:r>
+                        <w:t xml:space="preserve">Figure </w:t>
+                      </w:r>
+                      <w:r>
+                        <w:fldChar w:fldCharType="begin"/>
+                      </w:r>
+                      <w:r>
+                        <w:instrText xml:space="preserve"> SEQ Figure \* ARABIC </w:instrText>
+                      </w:r>
+                      <w:r>
+                        <w:fldChar w:fldCharType="separate"/>
+                      </w:r>
+                      <w:r>
+                        <w:rPr>
+                          <w:noProof/>
+                        </w:rPr>
+                        <w:t>11</w:t>
+                      </w:r>
+                      <w:r>
+                        <w:fldChar w:fldCharType="end"/>
+                      </w:r>
+                      <w:r>
+                        <w:t>: Boxplots of Satisfaction Level before and after clipping</w:t>
+                      </w:r>
+                    </w:p>
+                  </w:txbxContent>
+                </v:textbox>
+                <w10:wrap type="square"/>
+              </v:shape>
+            </w:pict>
+          </mc:Fallback>
+        </mc:AlternateContent>
+      </w:r>
+    </w:p>
+    <w:p>
+      <w:pPr>
+        <w:rPr>
+          <w:rFonts w:ascii="Garamond" w:hAnsi="Garamond"/>
+          <w:b/>
+          <w:bCs/>
+        </w:rPr>
+      </w:pPr>
+      <w:r>
+        <w:rPr>
+          <w:rFonts w:ascii="Garamond" w:hAnsi="Garamond"/>
+          <w:b/>
+          <w:bCs/>
+        </w:rPr>
+        <w:t>Approximate Annual Income</w:t>
+      </w:r>
+    </w:p>
+    <w:p>
+      <w:pPr>
+        <w:rPr>
+          <w:rFonts w:ascii="Arial" w:hAnsi="Arial" w:cs="Arial"/>
+          <w:sz w:val="20"/>
+          <w:szCs w:val="20"/>
+        </w:rPr>
+      </w:pPr>
+      <w:r>
+        <w:rPr>
+          <w:rFonts w:ascii="Arial" w:hAnsi="Arial" w:cs="Arial"/>
+          <w:sz w:val="20"/>
+          <w:szCs w:val="20"/>
+        </w:rPr>
+        <w:t>A</w:t>
+      </w:r>
+      <w:r>
+        <w:rPr>
+          <w:rFonts w:ascii="Arial" w:hAnsi="Arial" w:cs="Arial"/>
+          <w:sz w:val="20"/>
+          <w:szCs w:val="20"/>
+        </w:rPr>
+        <w:t xml:space="preserve">lthough this feature includes some high incomes, they are plausible values </w:t>
+      </w:r>
+      <w:r>
+        <w:rPr>
+          <w:rFonts w:ascii="Arial" w:hAnsi="Arial" w:cs="Arial"/>
+          <w:sz w:val="20"/>
+          <w:szCs w:val="20"/>
+        </w:rPr>
+        <w:t>and so they are not considered to be data errors. As such, no removing or clipping was applied.</w:t>
+      </w:r>
+    </w:p>
+    <w:p>
+      <w:pPr>
+        <w:rPr>
+          <w:rFonts w:ascii="Arial" w:hAnsi="Arial" w:cs="Arial"/>
+          <w:b/>
+          <w:bCs/>
+          <w:sz w:val="20"/>
+          <w:szCs w:val="20"/>
+        </w:rPr>
+      </w:pPr>
+      <w:r>
+        <w:rPr>
+          <w:rFonts w:ascii="Garamond" w:hAnsi="Garamond"/>
+          <w:b/>
+          <w:bCs/>
+        </w:rPr>
+        <w:t>Consultation</w:t>
+      </w:r>
+      <w:r>
+        <w:rPr>
+          <w:rFonts w:ascii="Arial" w:hAnsi="Arial" w:cs="Arial"/>
+          <w:b/>
+          <w:bCs/>
+          <w:sz w:val="20"/>
+          <w:szCs w:val="20"/>
+        </w:rPr>
+        <w:t xml:space="preserve"> </w:t>
+      </w:r>
+      <w:r>
+        <w:rPr>
+          <w:rFonts w:ascii="Garamond" w:hAnsi="Garamond"/>
+          <w:b/>
+          <w:bCs/>
+        </w:rPr>
+        <w:t>Price</w:t>
+      </w:r>
+    </w:p>
+    <w:p>
+      <w:pPr>
+        <w:rPr>
+          <w:rFonts w:ascii="Arial" w:hAnsi="Arial" w:cs="Arial"/>
+          <w:sz w:val="20"/>
+          <w:szCs w:val="20"/>
+        </w:rPr>
+      </w:pPr>
+      <w:r>
+        <w:rPr>
+          <w:rFonts w:ascii="Arial" w:hAnsi="Arial" w:cs="Arial"/>
+          <w:noProof/>
+          <w:sz w:val="20"/>
+          <w:szCs w:val="20"/>
+        </w:rPr>
+        <w:drawing>
+          <wp:anchor distT="0" distB="0" distL="114300" distR="114300" simplePos="0" relativeHeight="251683840" behindDoc="0" locked="0" layoutInCell="1" allowOverlap="1" wp14:anchorId="762F711A" wp14:editId="4CA03851">
+            <wp:simplePos x="0" y="0"/>
+            <wp:positionH relativeFrom="margin">
+              <wp:posOffset>3155595</wp:posOffset>
+            </wp:positionH>
+            <wp:positionV relativeFrom="margin">
+              <wp:posOffset>7315835</wp:posOffset>
             </wp:positionV>
             <wp:extent cx="2377440" cy="1901825"/>
             <wp:effectExtent l="0" t="0" r="0" b="3175"/>
@@ -7038,13 +7358,13 @@
           <w:noProof/>
         </w:rPr>
         <w:drawing>
-          <wp:anchor distT="0" distB="0" distL="114300" distR="114300" simplePos="0" relativeHeight="251684864" behindDoc="0" locked="0" layoutInCell="1" allowOverlap="1" wp14:anchorId="1A26C334" wp14:editId="7B8CAAAF">
+          <wp:anchor distT="0" distB="0" distL="114300" distR="114300" simplePos="0" relativeHeight="251684864" behindDoc="0" locked="0" layoutInCell="1" allowOverlap="1" wp14:anchorId="1A26C334" wp14:editId="2380CB19">
             <wp:simplePos x="0" y="0"/>
             <wp:positionH relativeFrom="margin">
-              <wp:posOffset>91440</wp:posOffset>
+              <wp:posOffset>656489</wp:posOffset>
             </wp:positionH>
             <wp:positionV relativeFrom="margin">
-              <wp:posOffset>7538466</wp:posOffset>
+              <wp:posOffset>7364324</wp:posOffset>
             </wp:positionV>
             <wp:extent cx="2224405" cy="1849755"/>
             <wp:effectExtent l="0" t="0" r="0" b="4445"/>
@@ -7259,6 +7579,149 @@
           <w:bCs/>
         </w:rPr>
       </w:pPr>
+      <w:r>
+        <w:rPr>
+          <w:noProof/>
+        </w:rPr>
+        <mc:AlternateContent>
+          <mc:Choice Requires="wps">
+            <w:drawing>
+              <wp:anchor distT="0" distB="0" distL="114300" distR="114300" simplePos="0" relativeHeight="251693056" behindDoc="0" locked="0" layoutInCell="1" allowOverlap="1" wp14:anchorId="73474467" wp14:editId="7F025A3E">
+                <wp:simplePos x="0" y="0"/>
+                <wp:positionH relativeFrom="margin">
+                  <wp:posOffset>1184021</wp:posOffset>
+                </wp:positionH>
+                <wp:positionV relativeFrom="margin">
+                  <wp:posOffset>9298305</wp:posOffset>
+                </wp:positionV>
+                <wp:extent cx="3664585" cy="635"/>
+                <wp:effectExtent l="0" t="0" r="5715" b="0"/>
+                <wp:wrapSquare wrapText="bothSides"/>
+                <wp:docPr id="267266999" name="Text Box 1"/>
+                <wp:cNvGraphicFramePr/>
+                <a:graphic xmlns:a="http://schemas.openxmlformats.org/drawingml/2006/main">
+                  <a:graphicData uri="http://schemas.microsoft.com/office/word/2010/wordprocessingShape">
+                    <wps:wsp>
+                      <wps:cNvSpPr txBox="1"/>
+                      <wps:spPr>
+                        <a:xfrm>
+                          <a:off x="0" y="0"/>
+                          <a:ext cx="3664585" cy="635"/>
+                        </a:xfrm>
+                        <a:prstGeom prst="rect">
+                          <a:avLst/>
+                        </a:prstGeom>
+                        <a:solidFill>
+                          <a:prstClr val="white"/>
+                        </a:solidFill>
+                        <a:ln>
+                          <a:noFill/>
+                        </a:ln>
+                      </wps:spPr>
+                      <wps:txbx>
+                        <w:txbxContent>
+                          <w:p>
+                            <w:pPr>
+                              <w:pStyle w:val="Caption"/>
+                              <w:jc w:val="center"/>
+                              <w:rPr>
+                                <w:rFonts w:ascii="Arial" w:hAnsi="Arial" w:cs="Arial"/>
+                                <w:noProof/>
+                                <w:sz w:val="20"/>
+                                <w:szCs w:val="20"/>
+                              </w:rPr>
+                            </w:pPr>
+                            <w:r>
+                              <w:t xml:space="preserve">Figure </w:t>
+                            </w:r>
+                            <w:r>
+                              <w:fldChar w:fldCharType="begin"/>
+                            </w:r>
+                            <w:r>
+                              <w:instrText xml:space="preserve"> SEQ Figure \* ARABIC </w:instrText>
+                            </w:r>
+                            <w:r>
+                              <w:fldChar w:fldCharType="separate"/>
+                            </w:r>
+                            <w:r>
+                              <w:rPr>
+                                <w:noProof/>
+                              </w:rPr>
+                              <w:t>12</w:t>
+                            </w:r>
+                            <w:r>
+                              <w:fldChar w:fldCharType="end"/>
+                            </w:r>
+                            <w:r>
+                              <w:t>: Boxplots of Consultation Price before and after clipping</w:t>
+                            </w:r>
+                          </w:p>
+                        </w:txbxContent>
+                      </wps:txbx>
+                      <wps:bodyPr rot="0" spcFirstLastPara="0" vertOverflow="overflow" horzOverflow="overflow" vert="horz" wrap="square" lIns="0" tIns="0" rIns="0" bIns="0" numCol="1" spcCol="0" rtlCol="0" fromWordArt="0" anchor="t" anchorCtr="0" forceAA="0" compatLnSpc="1">
+                        <a:prstTxWarp prst="textNoShape">
+                          <a:avLst/>
+                        </a:prstTxWarp>
+                        <a:spAutoFit/>
+                      </wps:bodyPr>
+                    </wps:wsp>
+                  </a:graphicData>
+                </a:graphic>
+                <wp14:sizeRelH relativeFrom="margin">
+                  <wp14:pctWidth>0</wp14:pctWidth>
+                </wp14:sizeRelH>
+              </wp:anchor>
+            </w:drawing>
+          </mc:Choice>
+          <mc:Fallback>
+            <w:pict>
+              <v:shape w14:anchorId="73474467" id="_x0000_s1033" type="#_x0000_t202" style="position:absolute;margin-left:93.25pt;margin-top:732.15pt;width:288.55pt;height:.05pt;z-index:251693056;visibility:visible;mso-wrap-style:square;mso-width-percent:0;mso-wrap-distance-left:9pt;mso-wrap-distance-top:0;mso-wrap-distance-right:9pt;mso-wrap-distance-bottom:0;mso-position-horizontal:absolute;mso-position-horizontal-relative:margin;mso-position-vertical:absolute;mso-position-vertical-relative:margin;mso-width-percent:0;mso-width-relative:margin;v-text-anchor:top" o:gfxdata="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" stroked="f">
+                <v:textbox style="mso-fit-shape-to-text:t" inset="0,0,0,0">
+                  <w:txbxContent>
+                    <w:p>
+                      <w:pPr>
+                        <w:pStyle w:val="Caption"/>
+                        <w:jc w:val="center"/>
+                        <w:rPr>
+                          <w:rFonts w:ascii="Arial" w:hAnsi="Arial" w:cs="Arial"/>
+                          <w:noProof/>
+                          <w:sz w:val="20"/>
+                          <w:szCs w:val="20"/>
+                        </w:rPr>
+                      </w:pPr>
+                      <w:r>
+                        <w:t xml:space="preserve">Figure </w:t>
+                      </w:r>
+                      <w:r>
+                        <w:fldChar w:fldCharType="begin"/>
+                      </w:r>
+                      <w:r>
+                        <w:instrText xml:space="preserve"> SEQ Figure \* ARABIC </w:instrText>
+                      </w:r>
+                      <w:r>
+                        <w:fldChar w:fldCharType="separate"/>
+                      </w:r>
+                      <w:r>
+                        <w:rPr>
+                          <w:noProof/>
+                        </w:rPr>
+                        <w:t>12</w:t>
+                      </w:r>
+                      <w:r>
+                        <w:fldChar w:fldCharType="end"/>
+                      </w:r>
+                      <w:r>
+                        <w:t>: Boxplots of Consultation Price before and after clipping</w:t>
+                      </w:r>
+                    </w:p>
+                  </w:txbxContent>
+                </v:textbox>
+                <w10:wrap type="square" anchorx="margin" anchory="margin"/>
+              </v:shape>
+            </w:pict>
+          </mc:Fallback>
+        </mc:AlternateContent>
+      </w:r>
     </w:p>
     <w:p>
       <w:pPr>
@@ -7302,6 +7765,147 @@
           <w:bCs/>
         </w:rPr>
       </w:pPr>
+      <w:r>
+        <w:rPr>
+          <w:noProof/>
+        </w:rPr>
+        <mc:AlternateContent>
+          <mc:Choice Requires="wps">
+            <w:drawing>
+              <wp:anchor distT="0" distB="0" distL="114300" distR="114300" simplePos="0" relativeHeight="251695104" behindDoc="0" locked="0" layoutInCell="1" allowOverlap="1" wp14:anchorId="5A61769C" wp14:editId="0EB1A92D">
+                <wp:simplePos x="0" y="0"/>
+                <wp:positionH relativeFrom="column">
+                  <wp:posOffset>1374775</wp:posOffset>
+                </wp:positionH>
+                <wp:positionV relativeFrom="paragraph">
+                  <wp:posOffset>2890520</wp:posOffset>
+                </wp:positionV>
+                <wp:extent cx="2926080" cy="635"/>
+                <wp:effectExtent l="0" t="0" r="0" b="12065"/>
+                <wp:wrapNone/>
+                <wp:docPr id="2013401391" name="Text Box 1"/>
+                <wp:cNvGraphicFramePr/>
+                <a:graphic xmlns:a="http://schemas.openxmlformats.org/drawingml/2006/main">
+                  <a:graphicData uri="http://schemas.microsoft.com/office/word/2010/wordprocessingShape">
+                    <wps:wsp>
+                      <wps:cNvSpPr txBox="1"/>
+                      <wps:spPr>
+                        <a:xfrm>
+                          <a:off x="0" y="0"/>
+                          <a:ext cx="2926080" cy="635"/>
+                        </a:xfrm>
+                        <a:prstGeom prst="rect">
+                          <a:avLst/>
+                        </a:prstGeom>
+                        <a:solidFill>
+                          <a:prstClr val="white"/>
+                        </a:solidFill>
+                        <a:ln>
+                          <a:noFill/>
+                        </a:ln>
+                      </wps:spPr>
+                      <wps:txbx>
+                        <w:txbxContent>
+                          <w:p>
+                            <w:pPr>
+                              <w:pStyle w:val="Caption"/>
+                              <w:jc w:val="center"/>
+                              <w:rPr>
+                                <w:rFonts w:ascii="Garamond" w:hAnsi="Garamond"/>
+                                <w:b/>
+                                <w:bCs/>
+                                <w:noProof/>
+                                <w:lang w:val="en-US"/>
+                              </w:rPr>
+                            </w:pPr>
+                            <w:r>
+                              <w:t xml:space="preserve">Figure </w:t>
+                            </w:r>
+                            <w:r>
+                              <w:fldChar w:fldCharType="begin"/>
+                            </w:r>
+                            <w:r>
+                              <w:instrText xml:space="preserve"> SEQ Figure \* ARABIC </w:instrText>
+                            </w:r>
+                            <w:r>
+                              <w:fldChar w:fldCharType="separate"/>
+                            </w:r>
+                            <w:r>
+                              <w:rPr>
+                                <w:noProof/>
+                              </w:rPr>
+                              <w:t>13</w:t>
+                            </w:r>
+                            <w:r>
+                              <w:fldChar w:fldCharType="end"/>
+                            </w:r>
+                            <w:r>
+                              <w:t>: Boxplot of Insurance Coverage</w:t>
+                            </w:r>
+                          </w:p>
+                        </w:txbxContent>
+                      </wps:txbx>
+                      <wps:bodyPr rot="0" spcFirstLastPara="0" vertOverflow="overflow" horzOverflow="overflow" vert="horz" wrap="square" lIns="0" tIns="0" rIns="0" bIns="0" numCol="1" spcCol="0" rtlCol="0" fromWordArt="0" anchor="t" anchorCtr="0" forceAA="0" compatLnSpc="1">
+                        <a:prstTxWarp prst="textNoShape">
+                          <a:avLst/>
+                        </a:prstTxWarp>
+                        <a:spAutoFit/>
+                      </wps:bodyPr>
+                    </wps:wsp>
+                  </a:graphicData>
+                </a:graphic>
+              </wp:anchor>
+            </w:drawing>
+          </mc:Choice>
+          <mc:Fallback>
+            <w:pict>
+              <v:shape w14:anchorId="5A61769C" id="_x0000_s1034" type="#_x0000_t202" style="position:absolute;margin-left:108.25pt;margin-top:227.6pt;width:230.4pt;height:.05pt;z-index:251695104;visibility:visible;mso-wrap-style:square;mso-wrap-distance-left:9pt;mso-wrap-distance-top:0;mso-wrap-distance-right:9pt;mso-wrap-distance-bottom:0;mso-position-horizontal:absolute;mso-position-horizontal-relative:text;mso-position-vertical:absolute;mso-position-vertical-relative:text;v-text-anchor:top" o:gfxdata="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" stroked="f">
+                <v:textbox style="mso-fit-shape-to-text:t" inset="0,0,0,0">
+                  <w:txbxContent>
+                    <w:p>
+                      <w:pPr>
+                        <w:pStyle w:val="Caption"/>
+                        <w:jc w:val="center"/>
+                        <w:rPr>
+                          <w:rFonts w:ascii="Garamond" w:hAnsi="Garamond"/>
+                          <w:b/>
+                          <w:bCs/>
+                          <w:noProof/>
+                          <w:lang w:val="en-US"/>
+                        </w:rPr>
+                      </w:pPr>
+                      <w:r>
+                        <w:t xml:space="preserve">Figure </w:t>
+                      </w:r>
+                      <w:r>
+                        <w:fldChar w:fldCharType="begin"/>
+                      </w:r>
+                      <w:r>
+                        <w:instrText xml:space="preserve"> SEQ Figure \* ARABIC </w:instrText>
+                      </w:r>
+                      <w:r>
+                        <w:fldChar w:fldCharType="separate"/>
+                      </w:r>
+                      <w:r>
+                        <w:rPr>
+                          <w:noProof/>
+                        </w:rPr>
+                        <w:t>13</w:t>
+                      </w:r>
+                      <w:r>
+                        <w:fldChar w:fldCharType="end"/>
+                      </w:r>
+                      <w:r>
+                        <w:t>: Boxplot of Insurance Coverage</w:t>
+                      </w:r>
+                    </w:p>
+                  </w:txbxContent>
+                </v:textbox>
+              </v:shape>
+            </w:pict>
+          </mc:Fallback>
+        </mc:AlternateContent>
+      </w:r>
       <w:r>
         <w:rPr>
           <w:rFonts w:ascii="Garamond" w:hAnsi="Garamond"/>
@@ -9208,6 +9812,17 @@
           <w:lang w:val="en-US"/>
         </w:rPr>
       </w:pPr>
+    </w:p>
+    <w:p>
+      <w:pPr>
+        <w:ind w:firstLine="720"/>
+        <w:rPr>
+          <w:rFonts w:ascii="Garamond" w:hAnsi="Garamond"/>
+          <w:b/>
+          <w:bCs/>
+          <w:lang w:val="en-US"/>
+        </w:rPr>
+      </w:pPr>
       <w:r>
         <w:rPr>
           <w:rFonts w:ascii="Garamond" w:hAnsi="Garamond"/>
@@ -9667,6 +10282,17 @@
           <w:lang w:val="en-US"/>
         </w:rPr>
       </w:pPr>
+    </w:p>
+    <w:p>
+      <w:pPr>
+        <w:ind w:firstLine="720"/>
+        <w:rPr>
+          <w:rFonts w:ascii="Garamond" w:hAnsi="Garamond"/>
+          <w:b/>
+          <w:bCs/>
+          <w:lang w:val="en-US"/>
+        </w:rPr>
+      </w:pPr>
       <w:r>
         <w:rPr>
           <w:rFonts w:ascii="Garamond" w:hAnsi="Garamond"/>
@@ -9732,36 +10358,7 @@
           <w:szCs w:val="20"/>
           <w:lang w:val="en-US"/>
         </w:rPr>
-        <w:t xml:space="preserve">providing a pre-processed and clean basis for modelling and analysis. </w:t>
-      </w:r>
-      <w:r>
-        <w:rPr>
-          <w:rFonts w:ascii="Arial" w:hAnsi="Arial" w:cs="Arial"/>
-          <w:sz w:val="20"/>
-          <w:szCs w:val="20"/>
-          <w:lang w:val="pt-PT"/>
-        </w:rPr>
-        <w:t xml:space="preserve">(METER FOTO DA TABELA – pelo menos da </w:t>
-      </w:r>
-      <w:proofErr w:type="spellStart"/>
-      <w:r>
-        <w:rPr>
-          <w:rFonts w:ascii="Arial" w:hAnsi="Arial" w:cs="Arial"/>
-          <w:sz w:val="20"/>
-          <w:szCs w:val="20"/>
-          <w:lang w:val="pt-PT"/>
-        </w:rPr>
-        <w:t>head</w:t>
-      </w:r>
-      <w:proofErr w:type="spellEnd"/>
-      <w:r>
-        <w:rPr>
-          <w:rFonts w:ascii="Arial" w:hAnsi="Arial" w:cs="Arial"/>
-          <w:sz w:val="20"/>
-          <w:szCs w:val="20"/>
-          <w:lang w:val="pt-PT"/>
-        </w:rPr>
-        <w:t>)</w:t>
+        <w:t>providing a pre-processed and clean basis for modelling and analysis.</w:t>
       </w:r>
     </w:p>
     <w:p>
@@ -9780,26 +10377,24 @@
       <w:pPr>
         <w:rPr>
           <w:rFonts w:ascii="Garamond" w:hAnsi="Garamond"/>
-          <w:b/>
-          <w:bCs/>
+          <w:color w:val="EE0000"/>
           <w:sz w:val="27"/>
           <w:szCs w:val="27"/>
-          <w:lang w:val="pt-PT"/>
-        </w:rPr>
-      </w:pPr>
-    </w:p>
-    <w:p>
-      <w:pPr>
+          <w:lang w:val="en-US"/>
+        </w:rPr>
+      </w:pPr>
+      <w:r>
         <w:rPr>
           <w:rFonts w:ascii="Garamond" w:hAnsi="Garamond"/>
           <w:b/>
           <w:bCs/>
           <w:sz w:val="27"/>
           <w:szCs w:val="27"/>
-          <w:lang w:val="pt-PT"/>
-        </w:rPr>
-      </w:pPr>
-      <w:proofErr w:type="spellStart"/>
+          <w:lang w:val="en-US"/>
+        </w:rPr>
+        <w:lastRenderedPageBreak/>
+        <w:t xml:space="preserve">Part C: </w:t>
+      </w:r>
       <w:r>
         <w:rPr>
           <w:rFonts w:ascii="Garamond" w:hAnsi="Garamond"/>
@@ -9807,12 +10402,10 @@
           <w:bCs/>
           <w:sz w:val="27"/>
           <w:szCs w:val="27"/>
-          <w:lang w:val="pt-PT"/>
-        </w:rPr>
-        <w:lastRenderedPageBreak/>
-        <w:t>Part</w:t>
-      </w:r>
-      <w:proofErr w:type="spellEnd"/>
+          <w:lang w:val="en-US"/>
+        </w:rPr>
+        <w:t>Exploratory Visualization &amp; Insights</w:t>
+      </w:r>
       <w:r>
         <w:rPr>
           <w:rFonts w:ascii="Garamond" w:hAnsi="Garamond"/>
@@ -9820,112 +10413,65 @@
           <w:bCs/>
           <w:sz w:val="27"/>
           <w:szCs w:val="27"/>
-          <w:lang w:val="pt-PT"/>
-        </w:rPr>
-        <w:t xml:space="preserve"> C: </w:t>
-      </w:r>
-      <w:proofErr w:type="spellStart"/>
-      <w:r>
-        <w:rPr>
-          <w:rFonts w:ascii="Garamond" w:hAnsi="Garamond"/>
-          <w:b/>
-          <w:bCs/>
+          <w:lang w:val="en-US"/>
+        </w:rPr>
+        <w:t xml:space="preserve"> </w:t>
+      </w:r>
+      <w:r>
+        <w:rPr>
+          <w:rFonts w:ascii="Garamond" w:hAnsi="Garamond"/>
+          <w:color w:val="EE0000"/>
           <w:sz w:val="27"/>
           <w:szCs w:val="27"/>
-          <w:lang w:val="pt-PT"/>
-        </w:rPr>
-        <w:t>Exploratory</w:t>
+          <w:lang w:val="en-US"/>
+        </w:rPr>
+        <w:t>(TEM QUE SE ESCREVER INSIGHTS)</w:t>
+      </w:r>
+    </w:p>
+    <w:p>
+      <w:pPr>
+        <w:rPr>
+          <w:rFonts w:ascii="Garamond" w:hAnsi="Garamond"/>
+          <w:b/>
+          <w:bCs/>
+          <w:lang w:val="en-US"/>
+        </w:rPr>
+      </w:pPr>
+      <w:r>
+        <w:rPr>
+          <w:rFonts w:ascii="Garamond" w:hAnsi="Garamond"/>
+          <w:b/>
+          <w:bCs/>
+          <w:lang w:val="en-US"/>
+        </w:rPr>
+        <w:t>Patient Demographics - Distributions</w:t>
+      </w:r>
+    </w:p>
+    <w:p>
+      <w:pPr>
+        <w:rPr>
+          <w:rFonts w:ascii="Arial" w:hAnsi="Arial" w:cs="Arial"/>
+          <w:sz w:val="20"/>
+          <w:szCs w:val="20"/>
+          <w:lang w:val="en-US"/>
+        </w:rPr>
+      </w:pPr>
+      <w:r>
+        <w:rPr>
+          <w:rFonts w:ascii="Garamond" w:hAnsi="Garamond"/>
+          <w:lang w:val="en-US"/>
+        </w:rPr>
+        <w:t xml:space="preserve">Distributions of Age, Gender, Approximate Annual Income and </w:t>
+      </w:r>
+      <w:proofErr w:type="spellStart"/>
+      <w:r>
+        <w:rPr>
+          <w:rFonts w:ascii="Garamond" w:hAnsi="Garamond"/>
+          <w:lang w:val="en-US"/>
+        </w:rPr>
+        <w:t>Income_log</w:t>
       </w:r>
       <w:proofErr w:type="spellEnd"/>
-      <w:r>
-        <w:rPr>
-          <w:rFonts w:ascii="Garamond" w:hAnsi="Garamond"/>
-          <w:b/>
-          <w:bCs/>
-          <w:sz w:val="27"/>
-          <w:szCs w:val="27"/>
-          <w:lang w:val="pt-PT"/>
-        </w:rPr>
-        <w:t xml:space="preserve"> </w:t>
-      </w:r>
-      <w:proofErr w:type="spellStart"/>
-      <w:r>
-        <w:rPr>
-          <w:rFonts w:ascii="Garamond" w:hAnsi="Garamond"/>
-          <w:b/>
-          <w:bCs/>
-          <w:sz w:val="27"/>
-          <w:szCs w:val="27"/>
-          <w:lang w:val="pt-PT"/>
-        </w:rPr>
-        <w:t>Visualization</w:t>
-      </w:r>
-      <w:proofErr w:type="spellEnd"/>
-      <w:r>
-        <w:rPr>
-          <w:rFonts w:ascii="Garamond" w:hAnsi="Garamond"/>
-          <w:b/>
-          <w:bCs/>
-          <w:sz w:val="27"/>
-          <w:szCs w:val="27"/>
-          <w:lang w:val="pt-PT"/>
-        </w:rPr>
-        <w:t xml:space="preserve"> &amp; Insights</w:t>
-      </w:r>
-    </w:p>
-    <w:p>
-      <w:pPr>
-        <w:rPr>
-          <w:rFonts w:ascii="Garamond" w:hAnsi="Garamond"/>
-          <w:b/>
-          <w:bCs/>
-          <w:lang w:val="en-US"/>
-        </w:rPr>
-      </w:pPr>
-      <w:r>
-        <w:rPr>
-          <w:rFonts w:ascii="Garamond" w:hAnsi="Garamond"/>
-          <w:b/>
-          <w:bCs/>
-          <w:lang w:val="en-US"/>
-        </w:rPr>
-        <w:t>Patient Demographics - Distributions</w:t>
-      </w:r>
-    </w:p>
-    <w:p>
-      <w:pPr>
-        <w:rPr>
-          <w:rFonts w:ascii="Arial" w:hAnsi="Arial" w:cs="Arial"/>
-          <w:sz w:val="20"/>
-          <w:szCs w:val="20"/>
-          <w:lang w:val="en-US"/>
-        </w:rPr>
-      </w:pPr>
-      <w:r>
-        <w:rPr>
-          <w:rFonts w:ascii="Garamond" w:hAnsi="Garamond"/>
-          <w:lang w:val="en-US"/>
-        </w:rPr>
-        <w:t>Age</w:t>
-      </w:r>
-      <w:r>
-        <w:rPr>
-          <w:rFonts w:ascii="Arial" w:hAnsi="Arial" w:cs="Arial"/>
-          <w:sz w:val="20"/>
-          <w:szCs w:val="20"/>
-          <w:lang w:val="en-US"/>
-        </w:rPr>
-        <w:t xml:space="preserve"> Gender, Annual Income and Annual Income Log</w:t>
-      </w:r>
-      <w:r>
-        <w:rPr>
-          <w:rFonts w:ascii="Arial" w:hAnsi="Arial" w:cs="Arial"/>
-          <w:sz w:val="20"/>
-          <w:szCs w:val="20"/>
-          <w:lang w:val="en-US"/>
-        </w:rPr>
-        <w:t xml:space="preserve"> (METER ISTO NA LEGENDA INSTEAD)</w:t>
-      </w:r>
     </w:p>
     <w:p>
       <w:pPr>
@@ -10019,10 +10565,10 @@
           <w:lang w:val="en-US"/>
         </w:rPr>
         <w:drawing>
-          <wp:inline distT="0" distB="0" distL="0" distR="0" wp14:anchorId="66AD0B4C" wp14:editId="63F45183">
-            <wp:extent cx="2967505" cy="2239547"/>
-            <wp:effectExtent l="0" t="0" r="4445" b="8890"/>
-            <wp:docPr id="625950171" name="Picture 1" descr="A graph of pink bars"/>
+          <wp:inline distT="0" distB="0" distL="0" distR="0" wp14:anchorId="66AD0B4C" wp14:editId="32260597">
+            <wp:extent cx="2983879" cy="2356357"/>
+            <wp:effectExtent l="0" t="0" r="635" b="6350"/>
+            <wp:docPr id="625950171" name="Picture 1"/>
             <wp:cNvGraphicFramePr>
               <a:graphicFrameLocks xmlns:a="http://schemas.openxmlformats.org/drawingml/2006/main" noChangeAspect="1"/>
             </wp:cNvGraphicFramePr>
@@ -10030,12 +10576,18 @@
               <a:graphicData uri="http://schemas.openxmlformats.org/drawingml/2006/picture">
                 <pic:pic xmlns:pic="http://schemas.openxmlformats.org/drawingml/2006/picture">
                   <pic:nvPicPr>
-                    <pic:cNvPr id="625950171" name="Picture 1" descr="A graph of pink bars"/>
+                    <pic:cNvPr id="625950171" name="Picture 1"/>
                     <pic:cNvPicPr/>
                   </pic:nvPicPr>
-                  <pic:blipFill rotWithShape="1">
-                    <a:blip r:embed="rId25"/>
-                    <a:srcRect b="847"/>
+                  <pic:blipFill>
+                    <a:blip r:embed="rId25">
+                      <a:extLst>
+                        <a:ext uri="{28A0092B-C50C-407E-A947-70E740481C1C}">
+                          <a14:useLocalDpi xmlns:a14="http://schemas.microsoft.com/office/drawing/2010/main" val="0"/>
+                        </a:ext>
+                      </a:extLst>
+                    </a:blip>
+                    <a:srcRect t="1218" b="1218"/>
                     <a:stretch>
                       <a:fillRect/>
                     </a:stretch>
@@ -10043,7 +10595,7 @@
                   <pic:spPr bwMode="auto">
                     <a:xfrm>
                       <a:off x="0" y="0"/>
-                      <a:ext cx="2983356" cy="2251510"/>
+                      <a:ext cx="2983879" cy="2356357"/>
                     </a:xfrm>
                     <a:prstGeom prst="rect">
                       <a:avLst/>
@@ -10191,44 +10743,7 @@
     <w:p>
       <w:pPr>
         <w:rPr>
-          <w:rFonts w:ascii="Arial" w:hAnsi="Arial" w:cs="Arial"/>
-          <w:b/>
-          <w:bCs/>
-          <w:sz w:val="20"/>
-          <w:szCs w:val="20"/>
-          <w:lang w:val="en-US"/>
-        </w:rPr>
-      </w:pPr>
-    </w:p>
-    <w:p>
-      <w:pPr>
-        <w:rPr>
-          <w:rFonts w:ascii="Arial" w:hAnsi="Arial" w:cs="Arial"/>
-          <w:b/>
-          <w:bCs/>
-          <w:sz w:val="20"/>
-          <w:szCs w:val="20"/>
-          <w:lang w:val="en-US"/>
-        </w:rPr>
-      </w:pPr>
-      <w:r>
-        <w:rPr>
-          <w:rFonts w:ascii="Arial" w:hAnsi="Arial" w:cs="Arial"/>
-          <w:b/>
-          <w:bCs/>
-          <w:sz w:val="20"/>
-          <w:szCs w:val="20"/>
-          <w:lang w:val="en-US"/>
-        </w:rPr>
-        <w:t>Number of visits per department over time</w:t>
-      </w:r>
-    </w:p>
-    <w:p>
-      <w:pPr>
-        <w:rPr>
-          <w:rFonts w:ascii="Arial" w:hAnsi="Arial" w:cs="Arial"/>
-          <w:sz w:val="20"/>
-          <w:szCs w:val="20"/>
+          <w:rFonts w:ascii="Garamond" w:hAnsi="Garamond"/>
           <w:lang w:val="en-US"/>
         </w:rPr>
       </w:pPr>
@@ -10240,11 +10755,18 @@
           <w:szCs w:val="20"/>
           <w:lang w:val="en-US"/>
         </w:rPr>
-        <w:lastRenderedPageBreak/>
         <w:drawing>
-          <wp:inline distT="0" distB="0" distL="0" distR="0" wp14:anchorId="00203866" wp14:editId="512D2BCE">
+          <wp:anchor distT="0" distB="0" distL="114300" distR="114300" simplePos="0" relativeHeight="251696128" behindDoc="0" locked="0" layoutInCell="1" allowOverlap="1" wp14:anchorId="00203866" wp14:editId="0FEA3B58">
+            <wp:simplePos x="0" y="0"/>
+            <wp:positionH relativeFrom="margin">
+              <wp:posOffset>-34036</wp:posOffset>
+            </wp:positionH>
+            <wp:positionV relativeFrom="margin">
+              <wp:posOffset>6572911</wp:posOffset>
+            </wp:positionV>
             <wp:extent cx="5725795" cy="2547620"/>
-            <wp:effectExtent l="0" t="0" r="8255" b="5080"/>
+            <wp:effectExtent l="0" t="0" r="1905" b="5080"/>
+            <wp:wrapSquare wrapText="bothSides"/>
             <wp:docPr id="688989418" name="Picture 1"/>
             <wp:cNvGraphicFramePr>
               <a:graphicFrameLocks xmlns:a="http://schemas.openxmlformats.org/drawingml/2006/main" noChangeAspect="1"/>
@@ -10287,31 +10809,45 @@
                 </pic:pic>
               </a:graphicData>
             </a:graphic>
-          </wp:inline>
+          </wp:anchor>
         </w:drawing>
       </w:r>
-    </w:p>
-    <w:p>
-      <w:pPr>
-        <w:rPr>
-          <w:rFonts w:ascii="Arial" w:hAnsi="Arial" w:cs="Arial"/>
-          <w:b/>
-          <w:bCs/>
-          <w:sz w:val="20"/>
-          <w:szCs w:val="20"/>
-          <w:lang w:val="en-US"/>
-        </w:rPr>
-      </w:pPr>
-      <w:r>
-        <w:rPr>
-          <w:rFonts w:ascii="Arial" w:hAnsi="Arial" w:cs="Arial"/>
-          <w:b/>
-          <w:bCs/>
-          <w:sz w:val="20"/>
-          <w:szCs w:val="20"/>
-          <w:lang w:val="en-US"/>
-        </w:rPr>
+      <w:r>
+        <w:rPr>
+          <w:rFonts w:ascii="Garamond" w:hAnsi="Garamond"/>
+          <w:lang w:val="en-US"/>
+        </w:rPr>
+        <w:t>Number of visits per department over time</w:t>
+      </w:r>
+      <w:r>
+        <w:rPr>
+          <w:rFonts w:ascii="Garamond" w:hAnsi="Garamond"/>
+          <w:lang w:val="en-US"/>
+        </w:rPr>
+        <w:t xml:space="preserve"> </w:t>
+      </w:r>
+    </w:p>
+    <w:p>
+      <w:pPr>
+        <w:rPr>
+          <w:rFonts w:ascii="Garamond" w:hAnsi="Garamond"/>
+          <w:lang w:val="en-US"/>
+        </w:rPr>
+      </w:pPr>
+      <w:r>
+        <w:rPr>
+          <w:rFonts w:ascii="Garamond" w:hAnsi="Garamond"/>
+          <w:lang w:val="en-US"/>
+        </w:rPr>
+        <w:lastRenderedPageBreak/>
         <w:t>Department visits by Gender</w:t>
+      </w:r>
+      <w:r>
+        <w:rPr>
+          <w:rFonts w:ascii="Garamond" w:hAnsi="Garamond"/>
+          <w:lang w:val="en-US"/>
+        </w:rPr>
+        <w:t xml:space="preserve"> – FAZER COM AGE GROUP TAMBEM</w:t>
       </w:r>
     </w:p>
     <w:p>
@@ -10397,6 +10933,21 @@
     </w:p>
     <w:p>
       <w:pPr>
+        <w:rPr>
+          <w:rFonts w:ascii="Garamond" w:hAnsi="Garamond"/>
+          <w:lang w:val="en-US"/>
+        </w:rPr>
+      </w:pPr>
+      <w:r>
+        <w:rPr>
+          <w:rFonts w:ascii="Garamond" w:hAnsi="Garamond"/>
+          <w:lang w:val="en-US"/>
+        </w:rPr>
+        <w:t>Consultation Price and Duration by Satisfaction Level</w:t>
+      </w:r>
+    </w:p>
+    <w:p>
+      <w:pPr>
         <w:tabs>
           <w:tab w:val="left" w:pos="1471"/>
         </w:tabs>
@@ -10414,71 +10965,19 @@
           <w:rFonts w:ascii="Arial" w:hAnsi="Arial" w:cs="Arial"/>
           <w:b/>
           <w:bCs/>
-          <w:sz w:val="20"/>
-          <w:szCs w:val="20"/>
-          <w:lang w:val="en-US"/>
-        </w:rPr>
-        <w:t>Insights</w:t>
-      </w:r>
-    </w:p>
-    <w:p>
-      <w:pPr>
-        <w:tabs>
-          <w:tab w:val="left" w:pos="1471"/>
-        </w:tabs>
-        <w:rPr>
-          <w:rFonts w:ascii="Arial" w:hAnsi="Arial" w:cs="Arial"/>
-          <w:b/>
-          <w:bCs/>
-          <w:sz w:val="20"/>
-          <w:szCs w:val="20"/>
-          <w:lang w:val="en-US"/>
-        </w:rPr>
-      </w:pPr>
-      <w:r>
-        <w:rPr>
-          <w:rFonts w:ascii="Arial" w:hAnsi="Arial" w:cs="Arial"/>
-          <w:b/>
-          <w:bCs/>
-          <w:sz w:val="20"/>
-          <w:szCs w:val="20"/>
-          <w:lang w:val="en-US"/>
-        </w:rPr>
-        <w:t>Consultation Price and Duration by Satisfaction Level</w:t>
-      </w:r>
-    </w:p>
-    <w:p>
-      <w:pPr>
-        <w:tabs>
-          <w:tab w:val="left" w:pos="1471"/>
-        </w:tabs>
-        <w:rPr>
-          <w:rFonts w:ascii="Arial" w:hAnsi="Arial" w:cs="Arial"/>
-          <w:b/>
-          <w:bCs/>
-          <w:sz w:val="20"/>
-          <w:szCs w:val="20"/>
-          <w:lang w:val="en-US"/>
-        </w:rPr>
-      </w:pPr>
-      <w:r>
-        <w:rPr>
-          <w:rFonts w:ascii="Arial" w:hAnsi="Arial" w:cs="Arial"/>
-          <w:b/>
-          <w:bCs/>
           <w:noProof/>
           <w:sz w:val="20"/>
           <w:szCs w:val="20"/>
           <w:lang w:val="en-US"/>
         </w:rPr>
         <w:drawing>
-          <wp:anchor distT="0" distB="0" distL="114300" distR="114300" simplePos="0" relativeHeight="251661312" behindDoc="1" locked="0" layoutInCell="1" allowOverlap="1" wp14:anchorId="6EA7C35A" wp14:editId="33C468CE">
+          <wp:anchor distT="0" distB="0" distL="114300" distR="114300" simplePos="0" relativeHeight="251661312" behindDoc="1" locked="0" layoutInCell="1" allowOverlap="1" wp14:anchorId="6EA7C35A" wp14:editId="738A5970">
             <wp:simplePos x="0" y="0"/>
             <wp:positionH relativeFrom="margin">
-              <wp:align>left</wp:align>
+              <wp:posOffset>694944</wp:posOffset>
             </wp:positionH>
             <wp:positionV relativeFrom="paragraph">
-              <wp:posOffset>11668</wp:posOffset>
+              <wp:posOffset>11635</wp:posOffset>
             </wp:positionV>
             <wp:extent cx="4463219" cy="2660072"/>
             <wp:effectExtent l="0" t="0" r="0" b="6985"/>
@@ -10557,6 +11056,14 @@
         </w:rPr>
         <w:br w:type="page"/>
       </w:r>
+      <w:r>
+        <w:rPr>
+          <w:rFonts w:ascii="Garamond" w:hAnsi="Garamond"/>
+          <w:lang w:val="en-US"/>
+        </w:rPr>
+        <w:lastRenderedPageBreak/>
+        <w:t>Relationship between Consultation Price and Insurance Coverage by Insurance Provider</w:t>
+      </w:r>
     </w:p>
     <w:p>
       <w:pPr>
@@ -10577,58 +11084,23 @@
           <w:rFonts w:ascii="Arial" w:hAnsi="Arial" w:cs="Arial"/>
           <w:b/>
           <w:bCs/>
-          <w:sz w:val="20"/>
-          <w:szCs w:val="20"/>
-          <w:lang w:val="en-US"/>
-        </w:rPr>
-        <w:lastRenderedPageBreak/>
-        <w:t>Relationship between Consultation Price and Insurance Coverage by Insurance Provider</w:t>
-      </w:r>
-    </w:p>
-    <w:p>
-      <w:pPr>
-        <w:tabs>
-          <w:tab w:val="left" w:pos="1471"/>
-        </w:tabs>
-        <w:rPr>
-          <w:rFonts w:ascii="Arial" w:hAnsi="Arial" w:cs="Arial"/>
-          <w:b/>
-          <w:bCs/>
-          <w:sz w:val="20"/>
-          <w:szCs w:val="20"/>
-          <w:lang w:val="en-US"/>
-        </w:rPr>
-      </w:pPr>
-    </w:p>
-    <w:p>
-      <w:pPr>
-        <w:tabs>
-          <w:tab w:val="left" w:pos="1471"/>
-        </w:tabs>
-        <w:rPr>
-          <w:rFonts w:ascii="Arial" w:hAnsi="Arial" w:cs="Arial"/>
-          <w:b/>
-          <w:bCs/>
           <w:noProof/>
           <w:sz w:val="20"/>
           <w:szCs w:val="20"/>
           <w:lang w:val="en-US"/>
         </w:rPr>
-      </w:pPr>
-      <w:r>
-        <w:rPr>
-          <w:rFonts w:ascii="Arial" w:hAnsi="Arial" w:cs="Arial"/>
-          <w:b/>
-          <w:bCs/>
-          <w:noProof/>
-          <w:sz w:val="20"/>
-          <w:szCs w:val="20"/>
-          <w:lang w:val="en-US"/>
-        </w:rPr>
         <w:drawing>
-          <wp:inline distT="0" distB="0" distL="0" distR="0" wp14:anchorId="2B20D42E" wp14:editId="5ADAAA19">
+          <wp:anchor distT="0" distB="0" distL="114300" distR="114300" simplePos="0" relativeHeight="251697152" behindDoc="0" locked="0" layoutInCell="1" allowOverlap="1" wp14:anchorId="2B20D42E" wp14:editId="00A2B4E4">
+            <wp:simplePos x="0" y="0"/>
+            <wp:positionH relativeFrom="margin">
+              <wp:posOffset>-56616</wp:posOffset>
+            </wp:positionH>
+            <wp:positionV relativeFrom="margin">
+              <wp:posOffset>561949</wp:posOffset>
+            </wp:positionV>
             <wp:extent cx="5725795" cy="3686810"/>
-            <wp:effectExtent l="0" t="0" r="8255" b="8890"/>
+            <wp:effectExtent l="0" t="0" r="1905" b="0"/>
+            <wp:wrapSquare wrapText="bothSides"/>
             <wp:docPr id="1252330177" name="Picture 5"/>
             <wp:cNvGraphicFramePr>
               <a:graphicFrameLocks xmlns:a="http://schemas.openxmlformats.org/drawingml/2006/main" noChangeAspect="1"/>
@@ -10671,31 +11143,36 @@
                 </pic:pic>
               </a:graphicData>
             </a:graphic>
-          </wp:inline>
+          </wp:anchor>
         </w:drawing>
       </w:r>
     </w:p>
     <w:p>
       <w:pPr>
         <w:tabs>
-          <w:tab w:val="left" w:pos="2464"/>
+          <w:tab w:val="left" w:pos="1471"/>
         </w:tabs>
         <w:rPr>
           <w:rFonts w:ascii="Arial" w:hAnsi="Arial" w:cs="Arial"/>
           <w:b/>
           <w:bCs/>
-          <w:sz w:val="20"/>
-          <w:szCs w:val="20"/>
-          <w:lang w:val="en-US"/>
-        </w:rPr>
-      </w:pPr>
-      <w:r>
-        <w:rPr>
-          <w:rFonts w:ascii="Arial" w:hAnsi="Arial" w:cs="Arial"/>
-          <w:b/>
-          <w:bCs/>
-          <w:sz w:val="20"/>
-          <w:szCs w:val="20"/>
+          <w:noProof/>
+          <w:sz w:val="20"/>
+          <w:szCs w:val="20"/>
+          <w:lang w:val="en-US"/>
+        </w:rPr>
+      </w:pPr>
+    </w:p>
+    <w:p>
+      <w:pPr>
+        <w:rPr>
+          <w:rFonts w:ascii="Garamond" w:hAnsi="Garamond"/>
+          <w:lang w:val="en-US"/>
+        </w:rPr>
+      </w:pPr>
+      <w:r>
+        <w:rPr>
+          <w:rFonts w:ascii="Garamond" w:hAnsi="Garamond"/>
           <w:lang w:val="en-US"/>
         </w:rPr>
         <w:t>Consultation Price by Department</w:t>
@@ -10797,8 +11274,6 @@
         </w:tabs>
         <w:rPr>
           <w:rFonts w:ascii="Arial" w:hAnsi="Arial" w:cs="Arial"/>
-          <w:b/>
-          <w:bCs/>
           <w:sz w:val="20"/>
           <w:szCs w:val="20"/>
           <w:lang w:val="en-US"/>
@@ -10814,77 +11289,18 @@
           <w:lang w:val="en-US"/>
         </w:rPr>
         <w:lastRenderedPageBreak/>
-        <w:t>Number of visits per department</w:t>
-      </w:r>
-    </w:p>
-    <w:p>
-      <w:pPr>
-        <w:tabs>
-          <w:tab w:val="left" w:pos="2464"/>
-        </w:tabs>
-        <w:rPr>
-          <w:rFonts w:ascii="Arial" w:hAnsi="Arial" w:cs="Arial"/>
-          <w:sz w:val="20"/>
-          <w:szCs w:val="20"/>
-          <w:lang w:val="en-US"/>
-        </w:rPr>
-      </w:pPr>
-      <w:r>
-        <w:rPr>
-          <w:rFonts w:ascii="Arial" w:hAnsi="Arial" w:cs="Arial"/>
-          <w:noProof/>
-          <w:sz w:val="20"/>
-          <w:szCs w:val="20"/>
-          <w:lang w:val="en-US"/>
-        </w:rPr>
-        <w:drawing>
-          <wp:inline distT="0" distB="0" distL="0" distR="0" wp14:anchorId="26989690" wp14:editId="5A3DC757">
-            <wp:extent cx="4354521" cy="4210152"/>
-            <wp:effectExtent l="0" t="0" r="8255" b="0"/>
-            <wp:docPr id="2110586592" name="Picture 7"/>
-            <wp:cNvGraphicFramePr>
-              <a:graphicFrameLocks xmlns:a="http://schemas.openxmlformats.org/drawingml/2006/main" noChangeAspect="1"/>
-            </wp:cNvGraphicFramePr>
-            <a:graphic xmlns:a="http://schemas.openxmlformats.org/drawingml/2006/main">
-              <a:graphicData uri="http://schemas.openxmlformats.org/drawingml/2006/picture">
-                <pic:pic xmlns:pic="http://schemas.openxmlformats.org/drawingml/2006/picture">
-                  <pic:nvPicPr>
-                    <pic:cNvPr id="0" name="Picture 7"/>
-                    <pic:cNvPicPr>
-                      <a:picLocks noChangeAspect="1" noChangeArrowheads="1"/>
-                    </pic:cNvPicPr>
-                  </pic:nvPicPr>
-                  <pic:blipFill>
-                    <a:blip r:embed="rId33">
-                      <a:extLst>
-                        <a:ext uri="{28A0092B-C50C-407E-A947-70E740481C1C}">
-                          <a14:useLocalDpi xmlns:a14="http://schemas.microsoft.com/office/drawing/2010/main" val="0"/>
-                        </a:ext>
-                      </a:extLst>
-                    </a:blip>
-                    <a:srcRect/>
-                    <a:stretch>
-                      <a:fillRect/>
-                    </a:stretch>
-                  </pic:blipFill>
-                  <pic:spPr bwMode="auto">
-                    <a:xfrm>
-                      <a:off x="0" y="0"/>
-                      <a:ext cx="4360581" cy="4216012"/>
-                    </a:xfrm>
-                    <a:prstGeom prst="rect">
-                      <a:avLst/>
-                    </a:prstGeom>
-                    <a:noFill/>
-                    <a:ln>
-                      <a:noFill/>
-                    </a:ln>
-                  </pic:spPr>
-                </pic:pic>
-              </a:graphicData>
-            </a:graphic>
-          </wp:inline>
-        </w:drawing>
+        <w:t xml:space="preserve">SATISFACTION BY DEPARTMENT </w:t>
+      </w:r>
+      <w:r>
+        <w:rPr>
+          <w:rFonts w:ascii="Arial" w:hAnsi="Arial" w:cs="Arial"/>
+          <w:b/>
+          <w:bCs/>
+          <w:sz w:val="20"/>
+          <w:szCs w:val="20"/>
+          <w:lang w:val="en-US"/>
+        </w:rPr>
+        <w:t>E PATIENT SEGMENT (O SEGMENT PODE SER AS BINS DA AGE)</w:t>
       </w:r>
     </w:p>
     <w:sectPr>

--- a/report_data_preprocessing.docx
+++ b/report_data_preprocessing.docx
@@ -64,7 +64,23 @@
           <w:sz w:val="20"/>
           <w:szCs w:val="20"/>
         </w:rPr>
-        <w:t xml:space="preserve"> in preparing and structuring patient data for advanced analytics. By performing exploratory data analysis and data preprocessing steps, our team was able to uncover patterns useful to build an Analytics-Based Table (ABT) for further analysis and implementation.</w:t>
+        <w:t xml:space="preserve"> in preparing and structuring patient data for advanced analytics. By performing exploratory data analysis and data preprocessing steps, our team was able to uncover patterns useful to build an Analytics</w:t>
+      </w:r>
+      <w:r>
+        <w:rPr>
+          <w:rFonts w:ascii="Arial" w:hAnsi="Arial" w:cs="Arial"/>
+          <w:sz w:val="20"/>
+          <w:szCs w:val="20"/>
+        </w:rPr>
+        <w:t xml:space="preserve"> </w:t>
+      </w:r>
+      <w:r>
+        <w:rPr>
+          <w:rFonts w:ascii="Arial" w:hAnsi="Arial" w:cs="Arial"/>
+          <w:sz w:val="20"/>
+          <w:szCs w:val="20"/>
+        </w:rPr>
+        <w:t>Base Table (ABT) for further analysis and implementation.</w:t>
       </w:r>
     </w:p>
     <w:p>
@@ -146,16 +162,14 @@
         </w:rPr>
         <w:t xml:space="preserve">sed of data scientists and analysts who will use the ABT table for further analysis, predictive </w:t>
       </w:r>
-      <w:proofErr w:type="spellStart"/>
-      <w:r>
-        <w:rPr>
-          <w:rFonts w:ascii="Arial" w:hAnsi="Arial" w:cs="Arial"/>
-          <w:sz w:val="20"/>
-          <w:szCs w:val="20"/>
-        </w:rPr>
-        <w:t>modeling</w:t>
-      </w:r>
-      <w:proofErr w:type="spellEnd"/>
+      <w:r>
+        <w:rPr>
+          <w:rFonts w:ascii="Arial" w:hAnsi="Arial" w:cs="Arial"/>
+          <w:sz w:val="20"/>
+          <w:szCs w:val="20"/>
+        </w:rPr>
+        <w:t>modelling</w:t>
+      </w:r>
       <w:r>
         <w:rPr>
           <w:rFonts w:ascii="Arial" w:hAnsi="Arial" w:cs="Arial"/>
@@ -266,7 +280,6 @@
         </w:rPr>
         <w:t xml:space="preserve">as a </w:t>
       </w:r>
-      <w:proofErr w:type="gramStart"/>
       <w:r>
         <w:rPr>
           <w:rFonts w:ascii="Arial" w:hAnsi="Arial" w:cs="Arial"/>
@@ -283,25 +296,7 @@
           <w:sz w:val="20"/>
           <w:szCs w:val="20"/>
         </w:rPr>
-        <w:t xml:space="preserve"> </w:t>
-      </w:r>
-      <w:proofErr w:type="spellStart"/>
-      <w:r>
-        <w:rPr>
-          <w:rFonts w:ascii="Arial" w:hAnsi="Arial" w:cs="Arial"/>
-          <w:sz w:val="20"/>
-          <w:szCs w:val="20"/>
-        </w:rPr>
-        <w:t>DataFrame</w:t>
-      </w:r>
-      <w:proofErr w:type="spellEnd"/>
-      <w:r>
-        <w:rPr>
-          <w:rFonts w:ascii="Arial" w:hAnsi="Arial" w:cs="Arial"/>
-          <w:sz w:val="20"/>
-          <w:szCs w:val="20"/>
-        </w:rPr>
-        <w:t xml:space="preserve"> (named </w:t>
+        <w:t xml:space="preserve"> DataFrame (named </w:t>
       </w:r>
       <w:r>
         <w:rPr>
@@ -321,7 +316,6 @@
         </w:rPr>
         <w:t>)</w:t>
       </w:r>
-      <w:proofErr w:type="gramEnd"/>
       <w:r>
         <w:rPr>
           <w:rFonts w:ascii="Arial" w:hAnsi="Arial" w:cs="Arial"/>
@@ -640,7 +634,7 @@
           <w:szCs w:val="20"/>
         </w:rPr>
         <w:drawing>
-          <wp:anchor distT="0" distB="0" distL="114300" distR="114300" simplePos="0" relativeHeight="251669504" behindDoc="0" locked="0" layoutInCell="1" allowOverlap="1" wp14:anchorId="1A9F4E42" wp14:editId="462C3999">
+          <wp:anchor distT="0" distB="0" distL="114300" distR="114300" simplePos="0" relativeHeight="251669504" behindDoc="0" locked="0" layoutInCell="1" allowOverlap="1" wp14:anchorId="1A9F4E42" wp14:editId="0B76EC53">
             <wp:simplePos x="0" y="0"/>
             <wp:positionH relativeFrom="margin">
               <wp:posOffset>139598</wp:posOffset>
@@ -3052,27 +3046,7 @@
           <w:szCs w:val="20"/>
           <w:lang w:val="en-US"/>
         </w:rPr>
-        <w:t xml:space="preserve"> </w:t>
-      </w:r>
-      <w:proofErr w:type="spellStart"/>
-      <w:r>
-        <w:rPr>
-          <w:rFonts w:ascii="Arial" w:hAnsi="Arial" w:cs="Arial"/>
-          <w:sz w:val="20"/>
-          <w:szCs w:val="20"/>
-          <w:lang w:val="en-US"/>
-        </w:rPr>
-        <w:t>missing</w:t>
-      </w:r>
-      <w:proofErr w:type="spellEnd"/>
-      <w:r>
-        <w:rPr>
-          <w:rFonts w:ascii="Arial" w:hAnsi="Arial" w:cs="Arial"/>
-          <w:sz w:val="20"/>
-          <w:szCs w:val="20"/>
-          <w:lang w:val="en-US"/>
-        </w:rPr>
-        <w:t xml:space="preserve"> provider values filled using the patient</w:t>
+        <w:t xml:space="preserve"> missing provider values filled using the patient</w:t>
       </w:r>
       <w:r>
         <w:rPr>
@@ -6920,7 +6894,7 @@
           <w:noProof/>
         </w:rPr>
         <w:drawing>
-          <wp:anchor distT="0" distB="0" distL="114300" distR="114300" simplePos="0" relativeHeight="251682816" behindDoc="0" locked="0" layoutInCell="1" allowOverlap="1" wp14:anchorId="2508838A" wp14:editId="20F5412D">
+          <wp:anchor distT="0" distB="0" distL="114300" distR="114300" simplePos="0" relativeHeight="251682816" behindDoc="0" locked="0" layoutInCell="1" allowOverlap="1" wp14:anchorId="2508838A" wp14:editId="74F238B8">
             <wp:simplePos x="0" y="0"/>
             <wp:positionH relativeFrom="margin">
               <wp:posOffset>241300</wp:posOffset>
@@ -7653,7 +7627,10 @@
                               <w:fldChar w:fldCharType="end"/>
                             </w:r>
                             <w:r>
-                              <w:t>: Boxplots of Consultation Price before and after clipping</w:t>
+                              <w:t xml:space="preserve">: Boxplots of Consultation Price before and after </w:t>
+                            </w:r>
+                            <w:r>
+                              <w:t>removal</w:t>
                             </w:r>
                           </w:p>
                         </w:txbxContent>
@@ -7675,7 +7652,11 @@
           </mc:Choice>
           <mc:Fallback>
             <w:pict>
-              <v:shape w14:anchorId="73474467" id="_x0000_s1033" type="#_x0000_t202" style="position:absolute;margin-left:93.25pt;margin-top:732.15pt;width:288.55pt;height:.05pt;z-index:251693056;visibility:visible;mso-wrap-style:square;mso-width-percent:0;mso-wrap-distance-left:9pt;mso-wrap-distance-top:0;mso-wrap-distance-right:9pt;mso-wrap-distance-bottom:0;mso-position-horizontal:absolute;mso-position-horizontal-relative:margin;mso-position-vertical:absolute;mso-position-vertical-relative:margin;mso-width-percent:0;mso-width-relative:margin;v-text-anchor:top" o:gfxdata="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" stroked="f">
+              <v:shapetype w14:anchorId="73474467" id="_x0000_t202" coordsize="21600,21600" o:spt="202" path="m,l,21600r21600,l21600,xe">
+                <v:stroke joinstyle="miter"/>
+                <v:path gradientshapeok="t" o:connecttype="rect"/>
+              </v:shapetype>
+              <v:shape id="_x0000_s1033" type="#_x0000_t202" style="position:absolute;margin-left:93.25pt;margin-top:732.15pt;width:288.55pt;height:.05pt;z-index:251693056;visibility:visible;mso-wrap-style:square;mso-width-percent:0;mso-wrap-distance-left:9pt;mso-wrap-distance-top:0;mso-wrap-distance-right:9pt;mso-wrap-distance-bottom:0;mso-position-horizontal:absolute;mso-position-horizontal-relative:margin;mso-position-vertical:absolute;mso-position-vertical-relative:margin;mso-width-percent:0;mso-width-relative:margin;v-text-anchor:top" o:gfxdata="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" stroked="f">
                 <v:textbox style="mso-fit-shape-to-text:t" inset="0,0,0,0">
                   <w:txbxContent>
                     <w:p>
@@ -7711,7 +7692,10 @@
                         <w:fldChar w:fldCharType="end"/>
                       </w:r>
                       <w:r>
-                        <w:t>: Boxplots of Consultation Price before and after clipping</w:t>
+                        <w:t xml:space="preserve">: Boxplots of Consultation Price before and after </w:t>
+                      </w:r>
+                      <w:r>
+                        <w:t>removal</w:t>
                       </w:r>
                     </w:p>
                   </w:txbxContent>
@@ -10310,7 +10294,7 @@
           <w:rFonts w:ascii="Arial" w:hAnsi="Arial" w:cs="Arial"/>
           <w:sz w:val="20"/>
           <w:szCs w:val="20"/>
-          <w:lang w:val="pt-PT"/>
+          <w:lang w:val="en-US"/>
         </w:rPr>
       </w:pPr>
       <w:r>
@@ -10369,7 +10353,7 @@
           <w:bCs/>
           <w:sz w:val="27"/>
           <w:szCs w:val="27"/>
-          <w:lang w:val="pt-PT"/>
+          <w:lang w:val="en-US"/>
         </w:rPr>
       </w:pPr>
     </w:p>

--- a/report_data_preprocessing.docx
+++ b/report_data_preprocessing.docx
@@ -8318,6 +8318,7 @@
     </w:p>
     <w:p>
       <w:pPr>
+        <w:ind w:firstLine="720"/>
         <w:rPr>
           <w:rFonts w:ascii="Arial" w:hAnsi="Arial" w:cs="Arial"/>
           <w:sz w:val="20"/>
@@ -8344,50 +8345,21 @@
       <w:r>
         <w:rPr>
           <w:rFonts w:ascii="Arial" w:hAnsi="Arial" w:cs="Arial"/>
-          <w:sz w:val="20"/>
-          <w:szCs w:val="20"/>
-        </w:rPr>
-        <w:t>Therefore, to</w:t>
-      </w:r>
-      <w:r>
-        <w:rPr>
-          <w:rFonts w:ascii="Arial" w:hAnsi="Arial" w:cs="Arial"/>
-          <w:sz w:val="20"/>
-          <w:szCs w:val="20"/>
-        </w:rPr>
-        <w:t xml:space="preserve"> reduce skewness </w:t>
-      </w:r>
-      <w:r>
-        <w:rPr>
-          <w:rFonts w:ascii="Arial" w:hAnsi="Arial" w:cs="Arial"/>
-          <w:sz w:val="20"/>
-          <w:szCs w:val="20"/>
-        </w:rPr>
-        <w:t xml:space="preserve">for predictive </w:t>
-      </w:r>
-      <w:r>
-        <w:rPr>
-          <w:rFonts w:ascii="Arial" w:hAnsi="Arial" w:cs="Arial"/>
-          <w:sz w:val="20"/>
-          <w:szCs w:val="20"/>
-        </w:rPr>
-        <w:t>modelling, log transformations were applied to the heavily skewed variables</w:t>
-      </w:r>
-      <w:r>
-        <w:rPr>
-          <w:rFonts w:ascii="Arial" w:hAnsi="Arial" w:cs="Arial"/>
-          <w:sz w:val="20"/>
-          <w:szCs w:val="20"/>
-        </w:rPr>
-        <w:t xml:space="preserve">, consisting of the variables </w:t>
-      </w:r>
-      <w:r>
-        <w:rPr>
-          <w:rFonts w:ascii="Arial" w:hAnsi="Arial" w:cs="Arial"/>
-          <w:sz w:val="20"/>
-          <w:szCs w:val="20"/>
-        </w:rPr>
-        <w:t>Income_log and Consultation_price_log.</w:t>
+          <w:b/>
+          <w:bCs/>
+          <w:sz w:val="20"/>
+          <w:szCs w:val="20"/>
+          <w:u w:val="single"/>
+        </w:rPr>
+        <w:t>Income_log and Consultation_price_log</w:t>
+      </w:r>
+      <w:r>
+        <w:rPr>
+          <w:rFonts w:ascii="Arial" w:hAnsi="Arial" w:cs="Arial"/>
+          <w:sz w:val="20"/>
+          <w:szCs w:val="20"/>
+        </w:rPr>
+        <w:t xml:space="preserve"> – These features were created by applying log transformations to the original ones with the goal of reducing skewness for predictive modelling.</w:t>
       </w:r>
     </w:p>
     <w:p>
@@ -9570,7 +9542,23 @@
                 <w:sz w:val="20"/>
                 <w:szCs w:val="20"/>
               </w:rPr>
-              <w:t>Captures all the departments visited by the patients ()</w:t>
+              <w:t>Captures all the departments visited by the patients (</w:t>
+            </w:r>
+            <w:r>
+              <w:rPr>
+                <w:rFonts w:ascii="Arial" w:hAnsi="Arial" w:cs="Arial"/>
+                <w:sz w:val="20"/>
+                <w:szCs w:val="20"/>
+              </w:rPr>
+              <w:t>with the oldest department first</w:t>
+            </w:r>
+            <w:r>
+              <w:rPr>
+                <w:rFonts w:ascii="Arial" w:hAnsi="Arial" w:cs="Arial"/>
+                <w:sz w:val="20"/>
+                <w:szCs w:val="20"/>
+              </w:rPr>
+              <w:t>)</w:t>
             </w:r>
           </w:p>
         </w:tc>
@@ -9778,17 +9766,6 @@
     </w:tbl>
     <w:p>
       <w:pPr>
-        <w:rPr>
-          <w:rFonts w:ascii="Garamond" w:hAnsi="Garamond"/>
-          <w:b/>
-          <w:bCs/>
-          <w:lang w:val="en-US"/>
-        </w:rPr>
-      </w:pPr>
-    </w:p>
-    <w:p>
-      <w:pPr>
-        <w:ind w:firstLine="720"/>
         <w:rPr>
           <w:rFonts w:ascii="Garamond" w:hAnsi="Garamond"/>
           <w:b/>

--- a/report_data_preprocessing.docx
+++ b/report_data_preprocessing.docx
@@ -634,7 +634,7 @@
           <w:szCs w:val="20"/>
         </w:rPr>
         <w:drawing>
-          <wp:anchor distT="0" distB="0" distL="114300" distR="114300" simplePos="0" relativeHeight="251669504" behindDoc="0" locked="0" layoutInCell="1" allowOverlap="1" wp14:anchorId="1A9F4E42" wp14:editId="0B76EC53">
+          <wp:anchor distT="0" distB="0" distL="114300" distR="114300" simplePos="0" relativeHeight="251669504" behindDoc="0" locked="0" layoutInCell="1" allowOverlap="1" wp14:anchorId="1A9F4E42" wp14:editId="42BEA381">
             <wp:simplePos x="0" y="0"/>
             <wp:positionH relativeFrom="margin">
               <wp:posOffset>139598</wp:posOffset>
@@ -1226,7 +1226,7 @@
                 <v:stroke joinstyle="miter"/>
                 <v:path gradientshapeok="t" o:connecttype="rect"/>
               </v:shapetype>
-              <v:shape id="Text Box 1" o:spid="_x0000_s1026" type="#_x0000_t202" style="position:absolute;margin-left:163.15pt;margin-top:703pt;width:222.55pt;height:.05pt;z-index:251668480;visibility:visible;mso-wrap-style:none;mso-wrap-distance-left:9pt;mso-wrap-distance-top:0;mso-wrap-distance-right:9pt;mso-wrap-distance-bottom:0;mso-position-horizontal:absolute;mso-position-horizontal-relative:margin;mso-position-vertical:absolute;mso-position-vertical-relative:margin;v-text-anchor:top" o:gfxdata="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" stroked="f">
+              <v:shape id="Text Box 1" o:spid="_x0000_s1026" type="#_x0000_t202" style="position:absolute;margin-left:163.15pt;margin-top:703pt;width:222.55pt;height:.05pt;z-index:251668480;visibility:visible;mso-wrap-style:none;mso-wrap-distance-left:9pt;mso-wrap-distance-top:0;mso-wrap-distance-right:9pt;mso-wrap-distance-bottom:0;mso-position-horizontal:absolute;mso-position-horizontal-relative:margin;mso-position-vertical:absolute;mso-position-vertical-relative:margin;v-text-anchor:top" o:gfxdata="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" stroked="f">
                 <v:textbox style="mso-fit-shape-to-text:t" inset="0,0,0,0">
                   <w:txbxContent>
                     <w:p>
@@ -1376,7 +1376,7 @@
           </mc:Choice>
           <mc:Fallback>
             <w:pict>
-              <v:shape w14:anchorId="66D1AE61" id="_x0000_s1027" type="#_x0000_t202" style="position:absolute;left:0;text-align:left;margin-left:-9.95pt;margin-top:414.25pt;width:451.3pt;height:.05pt;z-index:251671552;visibility:visible;mso-wrap-style:square;mso-wrap-distance-left:9pt;mso-wrap-distance-top:0;mso-wrap-distance-right:9pt;mso-wrap-distance-bottom:0;mso-position-horizontal:absolute;mso-position-horizontal-relative:text;mso-position-vertical:absolute;mso-position-vertical-relative:text;v-text-anchor:top" o:gfxdata="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" stroked="f">
+              <v:shape w14:anchorId="66D1AE61" id="_x0000_s1027" type="#_x0000_t202" style="position:absolute;left:0;text-align:left;margin-left:-9.95pt;margin-top:414.25pt;width:451.3pt;height:.05pt;z-index:251671552;visibility:visible;mso-wrap-style:square;mso-wrap-distance-left:9pt;mso-wrap-distance-top:0;mso-wrap-distance-right:9pt;mso-wrap-distance-bottom:0;mso-position-horizontal:absolute;mso-position-horizontal-relative:text;mso-position-vertical:absolute;mso-position-vertical-relative:text;v-text-anchor:top" o:gfxdata="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" stroked="f">
                 <v:textbox style="mso-fit-shape-to-text:t" inset="0,0,0,0">
                   <w:txbxContent>
                     <w:p>
@@ -2434,25 +2434,7 @@
           <w:sz w:val="20"/>
           <w:szCs w:val="20"/>
         </w:rPr>
-        <w:t xml:space="preserve">The following missing values </w:t>
-      </w:r>
-      <w:proofErr w:type="gramStart"/>
-      <w:r>
-        <w:rPr>
-          <w:rFonts w:ascii="Arial" w:hAnsi="Arial" w:cs="Arial"/>
-          <w:sz w:val="20"/>
-          <w:szCs w:val="20"/>
-        </w:rPr>
-        <w:t>are considered to be</w:t>
-      </w:r>
-      <w:proofErr w:type="gramEnd"/>
-      <w:r>
-        <w:rPr>
-          <w:rFonts w:ascii="Arial" w:hAnsi="Arial" w:cs="Arial"/>
-          <w:sz w:val="20"/>
-          <w:szCs w:val="20"/>
-        </w:rPr>
-        <w:t xml:space="preserve"> Missing at Random (MAR), since their absence is related with other observed features, but not to the values of the feature itself.</w:t>
+        <w:t>The following missing values are considered to be Missing at Random (MAR), since their absence is related with other observed features, but not to the values of the feature itself.</w:t>
       </w:r>
     </w:p>
     <w:p>
@@ -2585,7 +2567,6 @@
         </w:rPr>
         <w:t xml:space="preserve">issing </w:t>
       </w:r>
-      <w:proofErr w:type="gramStart"/>
       <w:r>
         <w:rPr>
           <w:rFonts w:ascii="Arial" w:hAnsi="Arial" w:cs="Arial"/>
@@ -2604,14 +2585,41 @@
           <w:sz w:val="20"/>
           <w:szCs w:val="20"/>
         </w:rPr>
-        <w:t>t</w:t>
-      </w:r>
-      <w:proofErr w:type="gramEnd"/>
-      <w:r>
-        <w:rPr>
-          <w:rFonts w:ascii="Arial" w:hAnsi="Arial" w:cs="Arial"/>
-          <w:b/>
-          <w:bCs/>
+        <w:t xml:space="preserve">t </w:t>
+      </w:r>
+      <w:r>
+        <w:rPr>
+          <w:rFonts w:ascii="Arial" w:hAnsi="Arial" w:cs="Arial"/>
+          <w:b/>
+          <w:bCs/>
+          <w:sz w:val="20"/>
+          <w:szCs w:val="20"/>
+        </w:rPr>
+        <w:t>R</w:t>
+      </w:r>
+      <w:r>
+        <w:rPr>
+          <w:rFonts w:ascii="Arial" w:hAnsi="Arial" w:cs="Arial"/>
+          <w:b/>
+          <w:bCs/>
+          <w:sz w:val="20"/>
+          <w:szCs w:val="20"/>
+        </w:rPr>
+        <w:t>andom</w:t>
+      </w:r>
+      <w:r>
+        <w:rPr>
+          <w:rFonts w:ascii="Arial" w:hAnsi="Arial" w:cs="Arial"/>
+          <w:b/>
+          <w:bCs/>
+          <w:sz w:val="20"/>
+          <w:szCs w:val="20"/>
+        </w:rPr>
+        <w:t>,</w:t>
+      </w:r>
+      <w:r>
+        <w:rPr>
+          <w:rFonts w:ascii="Arial" w:hAnsi="Arial" w:cs="Arial"/>
           <w:sz w:val="20"/>
           <w:szCs w:val="20"/>
         </w:rPr>
@@ -2620,36 +2628,44 @@
       <w:r>
         <w:rPr>
           <w:rFonts w:ascii="Arial" w:hAnsi="Arial" w:cs="Arial"/>
-          <w:b/>
-          <w:bCs/>
-          <w:sz w:val="20"/>
-          <w:szCs w:val="20"/>
-        </w:rPr>
-        <w:t>R</w:t>
-      </w:r>
-      <w:r>
-        <w:rPr>
-          <w:rFonts w:ascii="Arial" w:hAnsi="Arial" w:cs="Arial"/>
-          <w:b/>
-          <w:bCs/>
-          <w:sz w:val="20"/>
-          <w:szCs w:val="20"/>
-        </w:rPr>
-        <w:t>andom</w:t>
-      </w:r>
-      <w:r>
-        <w:rPr>
-          <w:rFonts w:ascii="Arial" w:hAnsi="Arial" w:cs="Arial"/>
-          <w:b/>
-          <w:bCs/>
-          <w:sz w:val="20"/>
-          <w:szCs w:val="20"/>
-        </w:rPr>
-        <w:t>,</w:t>
-      </w:r>
-      <w:r>
-        <w:rPr>
-          <w:rFonts w:ascii="Arial" w:hAnsi="Arial" w:cs="Arial"/>
+          <w:sz w:val="20"/>
+          <w:szCs w:val="20"/>
+        </w:rPr>
+        <w:t>depending</w:t>
+      </w:r>
+      <w:r>
+        <w:rPr>
+          <w:rFonts w:ascii="Arial" w:hAnsi="Arial" w:cs="Arial"/>
+          <w:sz w:val="20"/>
+          <w:szCs w:val="20"/>
+        </w:rPr>
+        <w:t xml:space="preserve"> on </w:t>
+      </w:r>
+      <w:r>
+        <w:rPr>
+          <w:rFonts w:ascii="Arial" w:hAnsi="Arial" w:cs="Arial"/>
+          <w:b/>
+          <w:bCs/>
+          <w:sz w:val="20"/>
+          <w:szCs w:val="20"/>
+        </w:rPr>
+        <w:t>Insurance P</w:t>
+      </w:r>
+      <w:r>
+        <w:rPr>
+          <w:rFonts w:ascii="Arial" w:hAnsi="Arial" w:cs="Arial"/>
+          <w:b/>
+          <w:bCs/>
+          <w:sz w:val="20"/>
+          <w:szCs w:val="20"/>
+        </w:rPr>
+        <w:t>rovider</w:t>
+      </w:r>
+      <w:r>
+        <w:rPr>
+          <w:rFonts w:ascii="Arial" w:hAnsi="Arial" w:cs="Arial"/>
+          <w:b/>
+          <w:bCs/>
           <w:sz w:val="20"/>
           <w:szCs w:val="20"/>
         </w:rPr>
@@ -2661,52 +2677,6 @@
           <w:sz w:val="20"/>
           <w:szCs w:val="20"/>
         </w:rPr>
-        <w:t>depending</w:t>
-      </w:r>
-      <w:r>
-        <w:rPr>
-          <w:rFonts w:ascii="Arial" w:hAnsi="Arial" w:cs="Arial"/>
-          <w:sz w:val="20"/>
-          <w:szCs w:val="20"/>
-        </w:rPr>
-        <w:t xml:space="preserve"> on </w:t>
-      </w:r>
-      <w:r>
-        <w:rPr>
-          <w:rFonts w:ascii="Arial" w:hAnsi="Arial" w:cs="Arial"/>
-          <w:b/>
-          <w:bCs/>
-          <w:sz w:val="20"/>
-          <w:szCs w:val="20"/>
-        </w:rPr>
-        <w:t>Insurance P</w:t>
-      </w:r>
-      <w:r>
-        <w:rPr>
-          <w:rFonts w:ascii="Arial" w:hAnsi="Arial" w:cs="Arial"/>
-          <w:b/>
-          <w:bCs/>
-          <w:sz w:val="20"/>
-          <w:szCs w:val="20"/>
-        </w:rPr>
-        <w:t>rovider</w:t>
-      </w:r>
-      <w:r>
-        <w:rPr>
-          <w:rFonts w:ascii="Arial" w:hAnsi="Arial" w:cs="Arial"/>
-          <w:b/>
-          <w:bCs/>
-          <w:sz w:val="20"/>
-          <w:szCs w:val="20"/>
-        </w:rPr>
-        <w:t xml:space="preserve"> </w:t>
-      </w:r>
-      <w:r>
-        <w:rPr>
-          <w:rFonts w:ascii="Arial" w:hAnsi="Arial" w:cs="Arial"/>
-          <w:sz w:val="20"/>
-          <w:szCs w:val="20"/>
-        </w:rPr>
         <w:t xml:space="preserve">and </w:t>
       </w:r>
       <w:r>
@@ -2771,25 +2741,7 @@
           <w:sz w:val="20"/>
           <w:szCs w:val="20"/>
         </w:rPr>
-        <w:t xml:space="preserve">, </w:t>
-      </w:r>
-      <w:proofErr w:type="gramStart"/>
-      <w:r>
-        <w:rPr>
-          <w:rFonts w:ascii="Arial" w:hAnsi="Arial" w:cs="Arial"/>
-          <w:sz w:val="20"/>
-          <w:szCs w:val="20"/>
-        </w:rPr>
-        <w:t>in order to</w:t>
-      </w:r>
-      <w:proofErr w:type="gramEnd"/>
-      <w:r>
-        <w:rPr>
-          <w:rFonts w:ascii="Arial" w:hAnsi="Arial" w:cs="Arial"/>
-          <w:sz w:val="20"/>
-          <w:szCs w:val="20"/>
-        </w:rPr>
-        <w:t xml:space="preserve"> fill in the missing values:</w:t>
+        <w:t>, in order to fill in the missing values:</w:t>
       </w:r>
     </w:p>
     <w:p>
@@ -3689,7 +3641,7 @@
           </mc:Choice>
           <mc:Fallback>
             <w:pict>
-              <v:shape w14:anchorId="74460961" id="_x0000_s1028" type="#_x0000_t202" style="position:absolute;margin-left:49.85pt;margin-top:245.15pt;width:354.6pt;height:.05pt;z-index:251673600;visibility:visible;mso-wrap-style:square;mso-wrap-distance-left:9pt;mso-wrap-distance-top:0;mso-wrap-distance-right:9pt;mso-wrap-distance-bottom:0;mso-position-horizontal:absolute;mso-position-horizontal-relative:text;mso-position-vertical:absolute;mso-position-vertical-relative:text;v-text-anchor:top" o:gfxdata="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" stroked="f">
+              <v:shape w14:anchorId="74460961" id="_x0000_s1028" type="#_x0000_t202" style="position:absolute;margin-left:49.85pt;margin-top:245.15pt;width:354.6pt;height:.05pt;z-index:251673600;visibility:visible;mso-wrap-style:square;mso-wrap-distance-left:9pt;mso-wrap-distance-top:0;mso-wrap-distance-right:9pt;mso-wrap-distance-bottom:0;mso-position-horizontal:absolute;mso-position-horizontal-relative:text;mso-position-vertical:absolute;mso-position-vertical-relative:text;v-text-anchor:top" o:gfxdata="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" stroked="f">
                 <v:textbox style="mso-fit-shape-to-text:t" inset="0,0,0,0">
                   <w:txbxContent>
                     <w:p>
@@ -3800,57 +3752,17 @@
           <w:szCs w:val="20"/>
         </w:rPr>
         <w:tab/>
-        <w:t xml:space="preserve">The missing values in Education Level </w:t>
-      </w:r>
-      <w:proofErr w:type="gramStart"/>
-      <w:r>
-        <w:rPr>
-          <w:rFonts w:ascii="Arial" w:hAnsi="Arial" w:cs="Arial"/>
-          <w:sz w:val="20"/>
-          <w:szCs w:val="20"/>
-        </w:rPr>
-        <w:t>are considered to be</w:t>
-      </w:r>
-      <w:proofErr w:type="gramEnd"/>
-      <w:r>
-        <w:rPr>
-          <w:rFonts w:ascii="Arial" w:hAnsi="Arial" w:cs="Arial"/>
-          <w:sz w:val="20"/>
-          <w:szCs w:val="20"/>
-        </w:rPr>
-        <w:t xml:space="preserve"> </w:t>
-      </w:r>
-      <w:r>
-        <w:rPr>
-          <w:rFonts w:ascii="Arial" w:hAnsi="Arial" w:cs="Arial"/>
-          <w:b/>
-          <w:bCs/>
-          <w:sz w:val="20"/>
-          <w:szCs w:val="20"/>
-        </w:rPr>
-        <w:t xml:space="preserve">Missing </w:t>
-      </w:r>
-      <w:proofErr w:type="gramStart"/>
-      <w:r>
-        <w:rPr>
-          <w:rFonts w:ascii="Arial" w:hAnsi="Arial" w:cs="Arial"/>
-          <w:b/>
-          <w:bCs/>
-          <w:sz w:val="20"/>
-          <w:szCs w:val="20"/>
-        </w:rPr>
-        <w:t>At</w:t>
-      </w:r>
-      <w:proofErr w:type="gramEnd"/>
-      <w:r>
-        <w:rPr>
-          <w:rFonts w:ascii="Arial" w:hAnsi="Arial" w:cs="Arial"/>
-          <w:b/>
-          <w:bCs/>
-          <w:sz w:val="20"/>
-          <w:szCs w:val="20"/>
-        </w:rPr>
-        <w:t xml:space="preserve"> Random</w:t>
+        <w:t xml:space="preserve">The missing values in Education Level are considered to be </w:t>
+      </w:r>
+      <w:r>
+        <w:rPr>
+          <w:rFonts w:ascii="Arial" w:hAnsi="Arial" w:cs="Arial"/>
+          <w:b/>
+          <w:bCs/>
+          <w:sz w:val="20"/>
+          <w:szCs w:val="20"/>
+        </w:rPr>
+        <w:t>Missing At Random</w:t>
       </w:r>
       <w:r>
         <w:rPr>
@@ -4499,7 +4411,6 @@
         </w:rPr>
         <w:t xml:space="preserve">ot </w:t>
       </w:r>
-      <w:proofErr w:type="gramStart"/>
       <w:r>
         <w:rPr>
           <w:rFonts w:ascii="Garamond" w:hAnsi="Garamond"/>
@@ -4508,7 +4419,6 @@
         </w:rPr>
         <w:t>At</w:t>
       </w:r>
-      <w:proofErr w:type="gramEnd"/>
       <w:r>
         <w:rPr>
           <w:rFonts w:ascii="Garamond" w:hAnsi="Garamond"/>
@@ -4576,29 +4486,7 @@
           <w:sz w:val="20"/>
           <w:szCs w:val="20"/>
         </w:rPr>
-        <w:t xml:space="preserve">Missing Not </w:t>
-      </w:r>
-      <w:proofErr w:type="gramStart"/>
-      <w:r>
-        <w:rPr>
-          <w:rFonts w:ascii="Arial" w:hAnsi="Arial" w:cs="Arial"/>
-          <w:b/>
-          <w:bCs/>
-          <w:sz w:val="20"/>
-          <w:szCs w:val="20"/>
-        </w:rPr>
-        <w:t>At</w:t>
-      </w:r>
-      <w:proofErr w:type="gramEnd"/>
-      <w:r>
-        <w:rPr>
-          <w:rFonts w:ascii="Arial" w:hAnsi="Arial" w:cs="Arial"/>
-          <w:b/>
-          <w:bCs/>
-          <w:sz w:val="20"/>
-          <w:szCs w:val="20"/>
-        </w:rPr>
-        <w:t xml:space="preserve"> Random (MNAR) </w:t>
+        <w:t xml:space="preserve">Missing Not At Random (MNAR) </w:t>
       </w:r>
       <w:r>
         <w:rPr>
@@ -4745,7 +4633,7 @@
           </mc:Choice>
           <mc:Fallback>
             <w:pict>
-              <v:shape w14:anchorId="2980C777" id="_x0000_s1029" type="#_x0000_t202" style="position:absolute;margin-left:8.6pt;margin-top:714.9pt;width:451.3pt;height:.05pt;z-index:251677696;visibility:visible;mso-wrap-style:square;mso-wrap-distance-left:9pt;mso-wrap-distance-top:0;mso-wrap-distance-right:9pt;mso-wrap-distance-bottom:0;mso-position-horizontal:absolute;mso-position-horizontal-relative:margin;mso-position-vertical:absolute;mso-position-vertical-relative:margin;v-text-anchor:top" o:gfxdata="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" stroked="f">
+              <v:shape w14:anchorId="2980C777" id="_x0000_s1029" type="#_x0000_t202" style="position:absolute;margin-left:8.6pt;margin-top:714.9pt;width:451.3pt;height:.05pt;z-index:251677696;visibility:visible;mso-wrap-style:square;mso-wrap-distance-left:9pt;mso-wrap-distance-top:0;mso-wrap-distance-right:9pt;mso-wrap-distance-bottom:0;mso-position-horizontal:absolute;mso-position-horizontal-relative:margin;mso-position-vertical:absolute;mso-position-vertical-relative:margin;v-text-anchor:top" o:gfxdata="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" stroked="f">
                 <v:textbox style="mso-fit-shape-to-text:t" inset="0,0,0,0">
                   <w:txbxContent>
                     <w:p>
@@ -4987,7 +4875,6 @@
           <w:lang w:val="pt-PT"/>
         </w:rPr>
       </w:pPr>
-      <w:proofErr w:type="spellStart"/>
       <w:r>
         <w:rPr>
           <w:rFonts w:ascii="Garamond" w:hAnsi="Garamond"/>
@@ -4995,49 +4882,8 @@
           <w:bCs/>
           <w:lang w:val="pt-PT"/>
         </w:rPr>
-        <w:t>Distribution</w:t>
-      </w:r>
-      <w:proofErr w:type="spellEnd"/>
-      <w:r>
-        <w:rPr>
-          <w:rFonts w:ascii="Garamond" w:hAnsi="Garamond"/>
-          <w:b/>
-          <w:bCs/>
-          <w:lang w:val="pt-PT"/>
-        </w:rPr>
-        <w:t xml:space="preserve"> and </w:t>
-      </w:r>
-      <w:proofErr w:type="spellStart"/>
-      <w:r>
-        <w:rPr>
-          <w:rFonts w:ascii="Garamond" w:hAnsi="Garamond"/>
-          <w:b/>
-          <w:bCs/>
-          <w:lang w:val="pt-PT"/>
-        </w:rPr>
-        <w:t>Skewness</w:t>
-      </w:r>
-      <w:proofErr w:type="spellEnd"/>
-      <w:r>
-        <w:rPr>
-          <w:rFonts w:ascii="Garamond" w:hAnsi="Garamond"/>
-          <w:b/>
-          <w:bCs/>
-          <w:lang w:val="pt-PT"/>
-        </w:rPr>
-        <w:t xml:space="preserve"> </w:t>
-      </w:r>
-      <w:proofErr w:type="spellStart"/>
-      <w:r>
-        <w:rPr>
-          <w:rFonts w:ascii="Garamond" w:hAnsi="Garamond"/>
-          <w:b/>
-          <w:bCs/>
-          <w:lang w:val="pt-PT"/>
-        </w:rPr>
-        <w:t>Analysis</w:t>
-      </w:r>
-      <w:proofErr w:type="spellEnd"/>
+        <w:t>Distribution and Skewness Analysis</w:t>
+      </w:r>
       <w:r>
         <w:rPr>
           <w:rFonts w:ascii="Garamond" w:hAnsi="Garamond"/>
@@ -6200,7 +6046,7 @@
           </mc:Choice>
           <mc:Fallback>
             <w:pict>
-              <v:shape w14:anchorId="200F3775" id="_x0000_s1030" type="#_x0000_t202" style="position:absolute;margin-left:135.8pt;margin-top:719.9pt;width:215.4pt;height:.05pt;z-index:251686912;visibility:visible;mso-wrap-style:square;mso-wrap-distance-left:9pt;mso-wrap-distance-top:0;mso-wrap-distance-right:9pt;mso-wrap-distance-bottom:0;mso-position-horizontal:absolute;mso-position-horizontal-relative:margin;mso-position-vertical:absolute;mso-position-vertical-relative:margin;v-text-anchor:top" o:gfxdata="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" stroked="f">
+              <v:shape w14:anchorId="200F3775" id="_x0000_s1030" type="#_x0000_t202" style="position:absolute;margin-left:135.8pt;margin-top:719.9pt;width:215.4pt;height:.05pt;z-index:251686912;visibility:visible;mso-wrap-style:square;mso-wrap-distance-left:9pt;mso-wrap-distance-top:0;mso-wrap-distance-right:9pt;mso-wrap-distance-bottom:0;mso-position-horizontal:absolute;mso-position-horizontal-relative:margin;mso-position-vertical:absolute;mso-position-vertical-relative:margin;v-text-anchor:top" o:gfxdata="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" stroked="f">
                 <v:textbox style="mso-fit-shape-to-text:t" inset="0,0,0,0">
                   <w:txbxContent>
                     <w:p>
@@ -6732,7 +6578,7 @@
           </mc:Choice>
           <mc:Fallback>
             <w:pict>
-              <v:shape w14:anchorId="2FCCE975" id="_x0000_s1031" type="#_x0000_t202" style="position:absolute;margin-left:76.55pt;margin-top:18.3pt;width:296.6pt;height:.05pt;z-index:251688960;visibility:visible;mso-wrap-style:square;mso-width-percent:0;mso-wrap-distance-left:9pt;mso-wrap-distance-top:0;mso-wrap-distance-right:9pt;mso-wrap-distance-bottom:0;mso-position-horizontal:absolute;mso-position-horizontal-relative:text;mso-position-vertical:absolute;mso-position-vertical-relative:text;mso-width-percent:0;mso-width-relative:margin;v-text-anchor:top" o:gfxdata="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" stroked="f">
+              <v:shape w14:anchorId="2FCCE975" id="_x0000_s1031" type="#_x0000_t202" style="position:absolute;margin-left:76.55pt;margin-top:18.3pt;width:296.6pt;height:.05pt;z-index:251688960;visibility:visible;mso-wrap-style:square;mso-width-percent:0;mso-wrap-distance-left:9pt;mso-wrap-distance-top:0;mso-wrap-distance-right:9pt;mso-wrap-distance-bottom:0;mso-position-horizontal:absolute;mso-position-horizontal-relative:text;mso-position-vertical:absolute;mso-position-vertical-relative:text;mso-width-percent:0;mso-width-relative:margin;v-text-anchor:top" o:gfxdata="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" stroked="f">
                 <v:textbox style="mso-fit-shape-to-text:t" inset="0,0,0,0">
                   <w:txbxContent>
                     <w:p>
@@ -6894,7 +6740,7 @@
           <w:noProof/>
         </w:rPr>
         <w:drawing>
-          <wp:anchor distT="0" distB="0" distL="114300" distR="114300" simplePos="0" relativeHeight="251682816" behindDoc="0" locked="0" layoutInCell="1" allowOverlap="1" wp14:anchorId="2508838A" wp14:editId="74F238B8">
+          <wp:anchor distT="0" distB="0" distL="114300" distR="114300" simplePos="0" relativeHeight="251682816" behindDoc="0" locked="0" layoutInCell="1" allowOverlap="1" wp14:anchorId="2508838A" wp14:editId="5FF485D2">
             <wp:simplePos x="0" y="0"/>
             <wp:positionH relativeFrom="margin">
               <wp:posOffset>241300</wp:posOffset>
@@ -7111,7 +6957,7 @@
           </mc:Choice>
           <mc:Fallback>
             <w:pict>
-              <v:shape w14:anchorId="2A229856" id="_x0000_s1032" type="#_x0000_t202" style="position:absolute;margin-left:57pt;margin-top:118.9pt;width:321.95pt;height:.05pt;z-index:251691008;visibility:visible;mso-wrap-style:square;mso-width-percent:0;mso-wrap-distance-left:9pt;mso-wrap-distance-top:0;mso-wrap-distance-right:9pt;mso-wrap-distance-bottom:0;mso-position-horizontal:absolute;mso-position-horizontal-relative:text;mso-position-vertical:absolute;mso-position-vertical-relative:text;mso-width-percent:0;mso-width-relative:margin;v-text-anchor:top" o:gfxdata="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" stroked="f">
+              <v:shape w14:anchorId="2A229856" id="_x0000_s1032" type="#_x0000_t202" style="position:absolute;margin-left:57pt;margin-top:118.9pt;width:321.95pt;height:.05pt;z-index:251691008;visibility:visible;mso-wrap-style:square;mso-width-percent:0;mso-wrap-distance-left:9pt;mso-wrap-distance-top:0;mso-wrap-distance-right:9pt;mso-wrap-distance-bottom:0;mso-position-horizontal:absolute;mso-position-horizontal-relative:text;mso-position-vertical:absolute;mso-position-vertical-relative:text;mso-width-percent:0;mso-width-relative:margin;v-text-anchor:top" o:gfxdata="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" stroked="f">
                 <v:textbox style="mso-fit-shape-to-text:t" inset="0,0,0,0">
                   <w:txbxContent>
                     <w:p>
@@ -7652,11 +7498,7 @@
           </mc:Choice>
           <mc:Fallback>
             <w:pict>
-              <v:shapetype w14:anchorId="73474467" id="_x0000_t202" coordsize="21600,21600" o:spt="202" path="m,l,21600r21600,l21600,xe">
-                <v:stroke joinstyle="miter"/>
-                <v:path gradientshapeok="t" o:connecttype="rect"/>
-              </v:shapetype>
-              <v:shape id="_x0000_s1033" type="#_x0000_t202" style="position:absolute;margin-left:93.25pt;margin-top:732.15pt;width:288.55pt;height:.05pt;z-index:251693056;visibility:visible;mso-wrap-style:square;mso-width-percent:0;mso-wrap-distance-left:9pt;mso-wrap-distance-top:0;mso-wrap-distance-right:9pt;mso-wrap-distance-bottom:0;mso-position-horizontal:absolute;mso-position-horizontal-relative:margin;mso-position-vertical:absolute;mso-position-vertical-relative:margin;mso-width-percent:0;mso-width-relative:margin;v-text-anchor:top" o:gfxdata="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" stroked="f">
+              <v:shape w14:anchorId="73474467" id="_x0000_s1033" type="#_x0000_t202" style="position:absolute;margin-left:93.25pt;margin-top:732.15pt;width:288.55pt;height:.05pt;z-index:251693056;visibility:visible;mso-wrap-style:square;mso-width-percent:0;mso-wrap-distance-left:9pt;mso-wrap-distance-top:0;mso-wrap-distance-right:9pt;mso-wrap-distance-bottom:0;mso-position-horizontal:absolute;mso-position-horizontal-relative:margin;mso-position-vertical:absolute;mso-position-vertical-relative:margin;mso-width-percent:0;mso-width-relative:margin;v-text-anchor:top" o:gfxdata="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" stroked="f">
                 <v:textbox style="mso-fit-shape-to-text:t" inset="0,0,0,0">
                   <w:txbxContent>
                     <w:p>
@@ -7843,7 +7685,7 @@
           </mc:Choice>
           <mc:Fallback>
             <w:pict>
-              <v:shape w14:anchorId="5A61769C" id="_x0000_s1034" type="#_x0000_t202" style="position:absolute;margin-left:108.25pt;margin-top:227.6pt;width:230.4pt;height:.05pt;z-index:251695104;visibility:visible;mso-wrap-style:square;mso-wrap-distance-left:9pt;mso-wrap-distance-top:0;mso-wrap-distance-right:9pt;mso-wrap-distance-bottom:0;mso-position-horizontal:absolute;mso-position-horizontal-relative:text;mso-position-vertical:absolute;mso-position-vertical-relative:text;v-text-anchor:top" o:gfxdata="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" stroked="f">
+              <v:shape w14:anchorId="5A61769C" id="_x0000_s1034" type="#_x0000_t202" style="position:absolute;margin-left:108.25pt;margin-top:227.6pt;width:230.4pt;height:.05pt;z-index:251695104;visibility:visible;mso-wrap-style:square;mso-wrap-distance-left:9pt;mso-wrap-distance-top:0;mso-wrap-distance-right:9pt;mso-wrap-distance-bottom:0;mso-position-horizontal:absolute;mso-position-horizontal-relative:text;mso-position-vertical:absolute;mso-position-vertical-relative:text;v-text-anchor:top" o:gfxdata="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" stroked="f">
                 <v:textbox style="mso-fit-shape-to-text:t" inset="0,0,0,0">
                   <w:txbxContent>
                     <w:p>
@@ -10422,17 +10264,8 @@
           <w:rFonts w:ascii="Garamond" w:hAnsi="Garamond"/>
           <w:lang w:val="en-US"/>
         </w:rPr>
-        <w:t xml:space="preserve">Distributions of Age, Gender, Approximate Annual Income and </w:t>
-      </w:r>
-      <w:proofErr w:type="spellStart"/>
-      <w:r>
-        <w:rPr>
-          <w:rFonts w:ascii="Garamond" w:hAnsi="Garamond"/>
-          <w:lang w:val="en-US"/>
-        </w:rPr>
-        <w:t>Income_log</w:t>
-      </w:r>
-      <w:proofErr w:type="spellEnd"/>
+        <w:t>Distributions of Age, Gender, Approximate Annual Income and Income_log</w:t>
+      </w:r>
     </w:p>
     <w:p>
       <w:pPr>
@@ -10589,6 +10422,134 @@
       <w:r>
         <w:rPr>
           <w:rFonts w:ascii="Arial" w:hAnsi="Arial" w:cs="Arial"/>
+          <w:sz w:val="20"/>
+          <w:szCs w:val="20"/>
+          <w:lang w:val="en-US"/>
+        </w:rPr>
+        <w:t xml:space="preserve">The </w:t>
+      </w:r>
+      <w:r>
+        <w:rPr>
+          <w:rFonts w:ascii="Arial" w:hAnsi="Arial" w:cs="Arial"/>
+          <w:sz w:val="20"/>
+          <w:szCs w:val="20"/>
+          <w:lang w:val="en-US"/>
+        </w:rPr>
+        <w:t>first graph show</w:t>
+      </w:r>
+      <w:r>
+        <w:rPr>
+          <w:rFonts w:ascii="Arial" w:hAnsi="Arial" w:cs="Arial"/>
+          <w:sz w:val="20"/>
+          <w:szCs w:val="20"/>
+          <w:lang w:val="en-US"/>
+        </w:rPr>
+        <w:t>s the dis</w:t>
+      </w:r>
+      <w:r>
+        <w:rPr>
+          <w:rFonts w:ascii="Arial" w:hAnsi="Arial" w:cs="Arial"/>
+          <w:sz w:val="20"/>
+          <w:szCs w:val="20"/>
+          <w:lang w:val="en-US"/>
+        </w:rPr>
+        <w:t>tribution of patients by the different Age Ranges</w:t>
+      </w:r>
+      <w:r>
+        <w:rPr>
+          <w:rFonts w:ascii="Arial" w:hAnsi="Arial" w:cs="Arial"/>
+          <w:sz w:val="20"/>
+          <w:szCs w:val="20"/>
+          <w:lang w:val="en-US"/>
+        </w:rPr>
+        <w:t xml:space="preserve">. The most frequent range is </w:t>
+      </w:r>
+      <w:r>
+        <w:rPr>
+          <w:rFonts w:ascii="Arial" w:hAnsi="Arial" w:cs="Arial"/>
+          <w:sz w:val="20"/>
+          <w:szCs w:val="20"/>
+          <w:lang w:val="en-US"/>
+        </w:rPr>
+        <w:t xml:space="preserve">. </w:t>
+      </w:r>
+    </w:p>
+    <w:p>
+      <w:pPr>
+        <w:rPr>
+          <w:rFonts w:ascii="Arial" w:hAnsi="Arial" w:cs="Arial"/>
+          <w:sz w:val="20"/>
+          <w:szCs w:val="20"/>
+          <w:lang w:val="en-US"/>
+        </w:rPr>
+      </w:pPr>
+      <w:r>
+        <w:rPr>
+          <w:rFonts w:ascii="Arial" w:hAnsi="Arial" w:cs="Arial"/>
+          <w:sz w:val="20"/>
+          <w:szCs w:val="20"/>
+          <w:lang w:val="en-US"/>
+        </w:rPr>
+        <w:t>The s</w:t>
+      </w:r>
+      <w:r>
+        <w:rPr>
+          <w:rFonts w:ascii="Arial" w:hAnsi="Arial" w:cs="Arial"/>
+          <w:sz w:val="20"/>
+          <w:szCs w:val="20"/>
+          <w:lang w:val="en-US"/>
+        </w:rPr>
+        <w:t xml:space="preserve">econd graph represents the distribution of patients by the Gender categories: Female, Male and Other. They have similar </w:t>
+      </w:r>
+      <w:r>
+        <w:rPr>
+          <w:rFonts w:ascii="Arial" w:hAnsi="Arial" w:cs="Arial"/>
+          <w:sz w:val="20"/>
+          <w:szCs w:val="20"/>
+          <w:lang w:val="en-US"/>
+        </w:rPr>
+        <w:t>frequency, with Other taking the lead.</w:t>
+      </w:r>
+      <w:r>
+        <w:rPr>
+          <w:rFonts w:ascii="Arial" w:hAnsi="Arial" w:cs="Arial"/>
+          <w:sz w:val="20"/>
+          <w:szCs w:val="20"/>
+          <w:lang w:val="en-US"/>
+        </w:rPr>
+        <w:t xml:space="preserve"> This distribution is not common in real life</w:t>
+      </w:r>
+      <w:r>
+        <w:rPr>
+          <w:rFonts w:ascii="Arial" w:hAnsi="Arial" w:cs="Arial"/>
+          <w:sz w:val="20"/>
+          <w:szCs w:val="20"/>
+          <w:lang w:val="en-US"/>
+        </w:rPr>
+        <w:t>, so we might be facing a case of people who chose the Other option</w:t>
+      </w:r>
+      <w:r>
+        <w:rPr>
+          <w:rFonts w:ascii="Arial" w:hAnsi="Arial" w:cs="Arial"/>
+          <w:sz w:val="20"/>
+          <w:szCs w:val="20"/>
+          <w:lang w:val="en-US"/>
+        </w:rPr>
+        <w:t>, when, in fact, it did not represent their situation.</w:t>
+      </w:r>
+    </w:p>
+    <w:p>
+      <w:pPr>
+        <w:rPr>
+          <w:rFonts w:ascii="Arial" w:hAnsi="Arial" w:cs="Arial"/>
+          <w:sz w:val="20"/>
+          <w:szCs w:val="20"/>
+          <w:lang w:val="en-US"/>
+        </w:rPr>
+      </w:pPr>
+      <w:r>
+        <w:rPr>
+          <w:rFonts w:ascii="Arial" w:hAnsi="Arial" w:cs="Arial"/>
           <w:noProof/>
           <w:sz w:val="20"/>
           <w:szCs w:val="20"/>
@@ -10704,12 +10665,260 @@
     <w:p>
       <w:pPr>
         <w:rPr>
+          <w:rFonts w:ascii="Arial" w:hAnsi="Arial" w:cs="Arial"/>
+          <w:sz w:val="20"/>
+          <w:szCs w:val="20"/>
+          <w:lang w:val="en-US"/>
+        </w:rPr>
+      </w:pPr>
+      <w:r>
+        <w:rPr>
+          <w:rFonts w:ascii="Arial" w:hAnsi="Arial" w:cs="Arial"/>
+          <w:sz w:val="20"/>
+          <w:szCs w:val="20"/>
+          <w:lang w:val="en-US"/>
+        </w:rPr>
+        <w:t xml:space="preserve">The figure … </w:t>
+      </w:r>
+      <w:r>
+        <w:rPr>
+          <w:rFonts w:ascii="Arial" w:hAnsi="Arial" w:cs="Arial"/>
+          <w:sz w:val="20"/>
+          <w:szCs w:val="20"/>
+          <w:lang w:val="en-US"/>
+        </w:rPr>
+        <w:t xml:space="preserve">shows the distribution of </w:t>
+      </w:r>
+      <w:r>
+        <w:rPr>
+          <w:rFonts w:ascii="Arial" w:hAnsi="Arial" w:cs="Arial"/>
+          <w:sz w:val="20"/>
+          <w:szCs w:val="20"/>
+          <w:lang w:val="en-US"/>
+        </w:rPr>
+        <w:t>patients by the</w:t>
+      </w:r>
+      <w:r>
+        <w:rPr>
+          <w:rFonts w:ascii="Arial" w:hAnsi="Arial" w:cs="Arial"/>
+          <w:sz w:val="20"/>
+          <w:szCs w:val="20"/>
+          <w:lang w:val="en-US"/>
+        </w:rPr>
+        <w:t xml:space="preserve"> </w:t>
+      </w:r>
+      <w:r>
+        <w:rPr>
+          <w:rFonts w:ascii="Arial" w:hAnsi="Arial" w:cs="Arial"/>
+          <w:b/>
+          <w:bCs/>
+          <w:sz w:val="20"/>
+          <w:szCs w:val="20"/>
+          <w:lang w:val="en-US"/>
+        </w:rPr>
+        <w:t>Approximate A</w:t>
+      </w:r>
+      <w:r>
+        <w:rPr>
+          <w:rFonts w:ascii="Arial" w:hAnsi="Arial" w:cs="Arial"/>
+          <w:b/>
+          <w:bCs/>
+          <w:sz w:val="20"/>
+          <w:szCs w:val="20"/>
+          <w:lang w:val="en-US"/>
+        </w:rPr>
+        <w:t xml:space="preserve">nnual </w:t>
+      </w:r>
+      <w:r>
+        <w:rPr>
+          <w:rFonts w:ascii="Arial" w:hAnsi="Arial" w:cs="Arial"/>
+          <w:b/>
+          <w:bCs/>
+          <w:sz w:val="20"/>
+          <w:szCs w:val="20"/>
+          <w:lang w:val="en-US"/>
+        </w:rPr>
+        <w:t>I</w:t>
+      </w:r>
+      <w:r>
+        <w:rPr>
+          <w:rFonts w:ascii="Arial" w:hAnsi="Arial" w:cs="Arial"/>
+          <w:b/>
+          <w:bCs/>
+          <w:sz w:val="20"/>
+          <w:szCs w:val="20"/>
+          <w:lang w:val="en-US"/>
+        </w:rPr>
+        <w:t>ncome</w:t>
+      </w:r>
+      <w:r>
+        <w:rPr>
+          <w:rFonts w:ascii="Arial" w:hAnsi="Arial" w:cs="Arial"/>
+          <w:b/>
+          <w:bCs/>
+          <w:sz w:val="20"/>
+          <w:szCs w:val="20"/>
+          <w:lang w:val="en-US"/>
+        </w:rPr>
+        <w:t xml:space="preserve">. </w:t>
+      </w:r>
+      <w:r>
+        <w:rPr>
+          <w:rFonts w:ascii="Arial" w:hAnsi="Arial" w:cs="Arial"/>
+          <w:sz w:val="20"/>
+          <w:szCs w:val="20"/>
+          <w:lang w:val="en-US"/>
+        </w:rPr>
+        <w:t xml:space="preserve">Most of the patients registered values between 0 and </w:t>
+      </w:r>
+      <w:r>
+        <w:rPr>
+          <w:rFonts w:ascii="Arial" w:hAnsi="Arial" w:cs="Arial"/>
+          <w:sz w:val="20"/>
+          <w:szCs w:val="20"/>
+          <w:lang w:val="en-US"/>
+        </w:rPr>
+        <w:t xml:space="preserve">, with </w:t>
+      </w:r>
+      <w:r>
+        <w:rPr>
+          <w:rFonts w:ascii="Arial" w:hAnsi="Arial" w:cs="Arial"/>
+          <w:sz w:val="20"/>
+          <w:szCs w:val="20"/>
+          <w:lang w:val="en-US"/>
+        </w:rPr>
+        <w:t>values surpassing ten million.</w:t>
+      </w:r>
+    </w:p>
+    <w:p>
+      <w:pPr>
+        <w:rPr>
+          <w:rFonts w:ascii="Arial" w:hAnsi="Arial" w:cs="Arial"/>
+          <w:sz w:val="20"/>
+          <w:szCs w:val="20"/>
+          <w:lang w:val="en-US"/>
+        </w:rPr>
+      </w:pPr>
+      <w:r>
+        <w:rPr>
+          <w:rFonts w:ascii="Arial" w:hAnsi="Arial" w:cs="Arial"/>
+          <w:sz w:val="20"/>
+          <w:szCs w:val="20"/>
+          <w:lang w:val="en-US"/>
+        </w:rPr>
+        <w:t xml:space="preserve">The next figure is a log transformation of the previous </w:t>
+      </w:r>
+      <w:r>
+        <w:rPr>
+          <w:rFonts w:ascii="Arial" w:hAnsi="Arial" w:cs="Arial"/>
+          <w:sz w:val="20"/>
+          <w:szCs w:val="20"/>
+          <w:lang w:val="en-US"/>
+        </w:rPr>
+        <w:t>graph, in order to reduce the skewness</w:t>
+      </w:r>
+      <w:r>
+        <w:rPr>
+          <w:rFonts w:ascii="Arial" w:hAnsi="Arial" w:cs="Arial"/>
+          <w:sz w:val="20"/>
+          <w:szCs w:val="20"/>
+          <w:lang w:val="en-US"/>
+        </w:rPr>
+        <w:t xml:space="preserve"> and facilitate </w:t>
+      </w:r>
+      <w:r>
+        <w:rPr>
+          <w:rFonts w:ascii="Arial" w:hAnsi="Arial" w:cs="Arial"/>
+          <w:sz w:val="20"/>
+          <w:szCs w:val="20"/>
+          <w:lang w:val="en-US"/>
+        </w:rPr>
+        <w:t>the analysis of the distribution of the graph</w:t>
+      </w:r>
+      <w:r>
+        <w:rPr>
+          <w:rFonts w:ascii="Arial" w:hAnsi="Arial" w:cs="Arial"/>
+          <w:sz w:val="20"/>
+          <w:szCs w:val="20"/>
+          <w:lang w:val="en-US"/>
+        </w:rPr>
+        <w:t>.</w:t>
+      </w:r>
+      <w:r>
+        <w:rPr>
+          <w:rFonts w:ascii="Arial" w:hAnsi="Arial" w:cs="Arial"/>
+          <w:sz w:val="20"/>
+          <w:szCs w:val="20"/>
+          <w:lang w:val="en-US"/>
+        </w:rPr>
+        <w:t xml:space="preserve"> We can conclude that</w:t>
+      </w:r>
+      <w:r>
+        <w:rPr>
+          <w:rFonts w:ascii="Arial" w:hAnsi="Arial" w:cs="Arial"/>
+          <w:sz w:val="20"/>
+          <w:szCs w:val="20"/>
+          <w:lang w:val="en-US"/>
+        </w:rPr>
+        <w:t xml:space="preserve"> most of our </w:t>
+      </w:r>
+    </w:p>
+    <w:p>
+      <w:pPr>
+        <w:rPr>
           <w:rFonts w:ascii="Garamond" w:hAnsi="Garamond"/>
           <w:lang w:val="en-US"/>
         </w:rPr>
       </w:pPr>
       <w:r>
         <w:rPr>
+          <w:rFonts w:ascii="Garamond" w:hAnsi="Garamond"/>
+          <w:lang w:val="en-US"/>
+        </w:rPr>
+        <w:lastRenderedPageBreak/>
+        <w:t>Number of visits per department over time</w:t>
+      </w:r>
+      <w:r>
+        <w:rPr>
+          <w:rFonts w:ascii="Garamond" w:hAnsi="Garamond"/>
+          <w:lang w:val="en-US"/>
+        </w:rPr>
+        <w:t xml:space="preserve"> </w:t>
+      </w:r>
+    </w:p>
+    <w:p>
+      <w:pPr>
+        <w:rPr>
+          <w:rFonts w:ascii="Garamond" w:hAnsi="Garamond"/>
+          <w:lang w:val="en-US"/>
+        </w:rPr>
+      </w:pPr>
+      <w:r>
+        <w:rPr>
+          <w:rFonts w:ascii="Garamond" w:hAnsi="Garamond"/>
+          <w:lang w:val="en-US"/>
+        </w:rPr>
+        <w:t>Department visits by Gender</w:t>
+      </w:r>
+      <w:r>
+        <w:rPr>
+          <w:rFonts w:ascii="Garamond" w:hAnsi="Garamond"/>
+          <w:lang w:val="en-US"/>
+        </w:rPr>
+        <w:t xml:space="preserve"> – FAZER COM AGE GROUP TAMBEM</w:t>
+      </w:r>
+    </w:p>
+    <w:p>
+      <w:pPr>
+        <w:rPr>
+          <w:rFonts w:ascii="Arial" w:hAnsi="Arial" w:cs="Arial"/>
+          <w:sz w:val="20"/>
+          <w:szCs w:val="20"/>
+          <w:lang w:val="en-US"/>
+        </w:rPr>
+      </w:pPr>
+      <w:r>
+        <w:rPr>
           <w:rFonts w:ascii="Arial" w:hAnsi="Arial" w:cs="Arial"/>
           <w:noProof/>
           <w:sz w:val="20"/>
@@ -10717,17 +10926,9 @@
           <w:lang w:val="en-US"/>
         </w:rPr>
         <w:drawing>
-          <wp:anchor distT="0" distB="0" distL="114300" distR="114300" simplePos="0" relativeHeight="251696128" behindDoc="0" locked="0" layoutInCell="1" allowOverlap="1" wp14:anchorId="00203866" wp14:editId="0FEA3B58">
-            <wp:simplePos x="0" y="0"/>
-            <wp:positionH relativeFrom="margin">
-              <wp:posOffset>-34036</wp:posOffset>
-            </wp:positionH>
-            <wp:positionV relativeFrom="margin">
-              <wp:posOffset>6572911</wp:posOffset>
-            </wp:positionV>
+          <wp:inline distT="0" distB="0" distL="0" distR="0" wp14:anchorId="00203866" wp14:editId="70BB8AAD">
             <wp:extent cx="5725795" cy="2547620"/>
-            <wp:effectExtent l="0" t="0" r="1905" b="5080"/>
-            <wp:wrapSquare wrapText="bothSides"/>
+            <wp:effectExtent l="0" t="0" r="8255" b="5080"/>
             <wp:docPr id="688989418" name="Picture 1"/>
             <wp:cNvGraphicFramePr>
               <a:graphicFrameLocks xmlns:a="http://schemas.openxmlformats.org/drawingml/2006/main" noChangeAspect="1"/>
@@ -10770,49 +10971,201 @@
                 </pic:pic>
               </a:graphicData>
             </a:graphic>
-          </wp:anchor>
+          </wp:inline>
         </w:drawing>
       </w:r>
-      <w:r>
-        <w:rPr>
-          <w:rFonts w:ascii="Garamond" w:hAnsi="Garamond"/>
-          <w:lang w:val="en-US"/>
-        </w:rPr>
-        <w:t>Number of visits per department over time</w:t>
-      </w:r>
-      <w:r>
-        <w:rPr>
-          <w:rFonts w:ascii="Garamond" w:hAnsi="Garamond"/>
+    </w:p>
+    <w:p>
+      <w:pPr>
+        <w:rPr>
+          <w:rFonts w:ascii="Arial" w:hAnsi="Arial" w:cs="Arial"/>
+          <w:sz w:val="20"/>
+          <w:szCs w:val="20"/>
+          <w:lang w:val="en-US"/>
+        </w:rPr>
+      </w:pPr>
+      <w:r>
+        <w:rPr>
+          <w:rFonts w:ascii="Arial" w:hAnsi="Arial" w:cs="Arial"/>
+          <w:sz w:val="20"/>
+          <w:szCs w:val="20"/>
+          <w:lang w:val="en-US"/>
+        </w:rPr>
+        <w:t xml:space="preserve">This figure shows the </w:t>
+      </w:r>
+      <w:r>
+        <w:rPr>
+          <w:rFonts w:ascii="Arial" w:hAnsi="Arial" w:cs="Arial"/>
+          <w:sz w:val="20"/>
+          <w:szCs w:val="20"/>
+          <w:lang w:val="en-US"/>
+        </w:rPr>
+        <w:t xml:space="preserve">distribution of visits per department over the months covered by this </w:t>
+      </w:r>
+      <w:r>
+        <w:rPr>
+          <w:rFonts w:ascii="Arial" w:hAnsi="Arial" w:cs="Arial"/>
+          <w:sz w:val="20"/>
+          <w:szCs w:val="20"/>
+          <w:lang w:val="en-US"/>
+        </w:rPr>
+        <w:t>data – January, February, March, April, May and June of 2024.</w:t>
+      </w:r>
+      <w:r>
+        <w:rPr>
+          <w:rFonts w:ascii="Arial" w:hAnsi="Arial" w:cs="Arial"/>
+          <w:sz w:val="20"/>
+          <w:szCs w:val="20"/>
           <w:lang w:val="en-US"/>
         </w:rPr>
         <w:t xml:space="preserve"> </w:t>
       </w:r>
-    </w:p>
-    <w:p>
-      <w:pPr>
-        <w:rPr>
-          <w:rFonts w:ascii="Garamond" w:hAnsi="Garamond"/>
-          <w:lang w:val="en-US"/>
-        </w:rPr>
-      </w:pPr>
-      <w:r>
-        <w:rPr>
-          <w:rFonts w:ascii="Garamond" w:hAnsi="Garamond"/>
-          <w:lang w:val="en-US"/>
-        </w:rPr>
-        <w:lastRenderedPageBreak/>
-        <w:t>Department visits by Gender</w:t>
-      </w:r>
-      <w:r>
-        <w:rPr>
-          <w:rFonts w:ascii="Garamond" w:hAnsi="Garamond"/>
-          <w:lang w:val="en-US"/>
-        </w:rPr>
-        <w:t xml:space="preserve"> – FAZER COM AGE GROUP TAMBEM</w:t>
-      </w:r>
-    </w:p>
-    <w:p>
-      <w:pPr>
+      <w:r>
+        <w:rPr>
+          <w:rFonts w:ascii="Arial" w:hAnsi="Arial" w:cs="Arial"/>
+          <w:sz w:val="20"/>
+          <w:szCs w:val="20"/>
+          <w:lang w:val="en-US"/>
+        </w:rPr>
+        <w:t xml:space="preserve">The highest visited department was </w:t>
+      </w:r>
+      <w:r>
+        <w:rPr>
+          <w:rFonts w:ascii="Arial" w:hAnsi="Arial" w:cs="Arial"/>
+          <w:sz w:val="20"/>
+          <w:szCs w:val="20"/>
+          <w:lang w:val="en-US"/>
+        </w:rPr>
+        <w:t>the Psychiatry department in January</w:t>
+      </w:r>
+      <w:r>
+        <w:rPr>
+          <w:rFonts w:ascii="Arial" w:hAnsi="Arial" w:cs="Arial"/>
+          <w:sz w:val="20"/>
+          <w:szCs w:val="20"/>
+          <w:lang w:val="en-US"/>
+        </w:rPr>
+        <w:t xml:space="preserve"> (close to 250)</w:t>
+      </w:r>
+      <w:r>
+        <w:rPr>
+          <w:rFonts w:ascii="Arial" w:hAnsi="Arial" w:cs="Arial"/>
+          <w:sz w:val="20"/>
+          <w:szCs w:val="20"/>
+          <w:lang w:val="en-US"/>
+        </w:rPr>
+        <w:t>. The le</w:t>
+      </w:r>
+      <w:r>
+        <w:rPr>
+          <w:rFonts w:ascii="Arial" w:hAnsi="Arial" w:cs="Arial"/>
+          <w:sz w:val="20"/>
+          <w:szCs w:val="20"/>
+          <w:lang w:val="en-US"/>
+        </w:rPr>
+        <w:t>a</w:t>
+      </w:r>
+      <w:r>
+        <w:rPr>
+          <w:rFonts w:ascii="Arial" w:hAnsi="Arial" w:cs="Arial"/>
+          <w:sz w:val="20"/>
+          <w:szCs w:val="20"/>
+          <w:lang w:val="en-US"/>
+        </w:rPr>
+        <w:t xml:space="preserve">st visited department was the </w:t>
+      </w:r>
+      <w:r>
+        <w:rPr>
+          <w:rFonts w:ascii="Arial" w:hAnsi="Arial" w:cs="Arial"/>
+          <w:sz w:val="20"/>
+          <w:szCs w:val="20"/>
+          <w:lang w:val="en-US"/>
+        </w:rPr>
+        <w:t>Orthopedics department in February</w:t>
+      </w:r>
+      <w:r>
+        <w:rPr>
+          <w:rFonts w:ascii="Arial" w:hAnsi="Arial" w:cs="Arial"/>
+          <w:sz w:val="20"/>
+          <w:szCs w:val="20"/>
+          <w:lang w:val="en-US"/>
+        </w:rPr>
+        <w:t xml:space="preserve"> ()</w:t>
+      </w:r>
+      <w:r>
+        <w:rPr>
+          <w:rFonts w:ascii="Arial" w:hAnsi="Arial" w:cs="Arial"/>
+          <w:sz w:val="20"/>
+          <w:szCs w:val="20"/>
+          <w:lang w:val="en-US"/>
+        </w:rPr>
+        <w:t xml:space="preserve">. Departments like </w:t>
+      </w:r>
+      <w:r>
+        <w:rPr>
+          <w:rFonts w:ascii="Arial" w:hAnsi="Arial" w:cs="Arial"/>
+          <w:sz w:val="20"/>
+          <w:szCs w:val="20"/>
+          <w:lang w:val="en-US"/>
+        </w:rPr>
+        <w:t>Cardiology, Dermatology, Emergency, Endocrinology, Gastro</w:t>
+      </w:r>
+      <w:r>
+        <w:rPr>
+          <w:rFonts w:ascii="Arial" w:hAnsi="Arial" w:cs="Arial"/>
+          <w:sz w:val="20"/>
+          <w:szCs w:val="20"/>
+          <w:lang w:val="en-US"/>
+        </w:rPr>
+        <w:t xml:space="preserve">enterology, Neurology, Pulmonology and Rheumatology </w:t>
+      </w:r>
+      <w:r>
+        <w:rPr>
+          <w:rFonts w:ascii="Arial" w:hAnsi="Arial" w:cs="Arial"/>
+          <w:sz w:val="20"/>
+          <w:szCs w:val="20"/>
+          <w:lang w:val="en-US"/>
+        </w:rPr>
+        <w:t xml:space="preserve">present small fluctuations </w:t>
+      </w:r>
+      <w:r>
+        <w:rPr>
+          <w:rFonts w:ascii="Arial" w:hAnsi="Arial" w:cs="Arial"/>
+          <w:sz w:val="20"/>
+          <w:szCs w:val="20"/>
+          <w:lang w:val="en-US"/>
+        </w:rPr>
+        <w:t>over the months, with the difference between the maximum and minimum number of visits</w:t>
+      </w:r>
+      <w:r>
+        <w:rPr>
+          <w:rFonts w:ascii="Arial" w:hAnsi="Arial" w:cs="Arial"/>
+          <w:sz w:val="20"/>
+          <w:szCs w:val="20"/>
+          <w:lang w:val="en-US"/>
+        </w:rPr>
+        <w:t xml:space="preserve"> being smaller than </w:t>
+      </w:r>
+      <w:r>
+        <w:rPr>
+          <w:rFonts w:ascii="Arial" w:hAnsi="Arial" w:cs="Arial"/>
+          <w:sz w:val="20"/>
+          <w:szCs w:val="20"/>
+          <w:lang w:val="en-US"/>
+        </w:rPr>
+        <w:t>50.</w:t>
+      </w:r>
+    </w:p>
+    <w:p>
+      <w:pPr>
+        <w:rPr>
+          <w:rFonts w:ascii="Arial" w:hAnsi="Arial" w:cs="Arial"/>
+          <w:sz w:val="20"/>
+          <w:szCs w:val="20"/>
+          <w:lang w:val="en-US"/>
+        </w:rPr>
+      </w:pPr>
+      <w:r>
         <w:rPr>
           <w:rFonts w:ascii="Arial" w:hAnsi="Arial" w:cs="Arial"/>
           <w:b/>
@@ -10822,19 +11175,8 @@
           <w:szCs w:val="20"/>
           <w:lang w:val="en-US"/>
         </w:rPr>
-      </w:pPr>
-      <w:r>
-        <w:rPr>
-          <w:rFonts w:ascii="Arial" w:hAnsi="Arial" w:cs="Arial"/>
-          <w:b/>
-          <w:bCs/>
-          <w:noProof/>
-          <w:sz w:val="20"/>
-          <w:szCs w:val="20"/>
-          <w:lang w:val="en-US"/>
-        </w:rPr>
         <w:drawing>
-          <wp:inline distT="0" distB="0" distL="0" distR="0" wp14:anchorId="433903E1" wp14:editId="15BC48FB">
+          <wp:inline distT="0" distB="0" distL="0" distR="0" wp14:anchorId="433903E1" wp14:editId="2CEE75A8">
             <wp:extent cx="5725795" cy="2547620"/>
             <wp:effectExtent l="0" t="0" r="8255" b="5080"/>
             <wp:docPr id="241957885" name="Picture 2"/>
@@ -10889,7 +11231,278 @@
           <w:szCs w:val="20"/>
           <w:lang w:val="en-US"/>
         </w:rPr>
+        <w:t>The figure shows the</w:t>
+      </w:r>
+      <w:r>
+        <w:rPr>
+          <w:rFonts w:ascii="Arial" w:hAnsi="Arial" w:cs="Arial"/>
+          <w:sz w:val="20"/>
+          <w:szCs w:val="20"/>
+          <w:lang w:val="en-US"/>
+        </w:rPr>
+        <w:t xml:space="preserve"> number of visits per department, divided by gender. </w:t>
+      </w:r>
+      <w:r>
+        <w:rPr>
+          <w:rFonts w:ascii="Arial" w:hAnsi="Arial" w:cs="Arial"/>
+          <w:sz w:val="20"/>
+          <w:szCs w:val="20"/>
+          <w:lang w:val="en-US"/>
+        </w:rPr>
+        <w:t>The Psychiatry is the most visited department</w:t>
+      </w:r>
+      <w:r>
+        <w:rPr>
+          <w:rFonts w:ascii="Arial" w:hAnsi="Arial" w:cs="Arial"/>
+          <w:sz w:val="20"/>
+          <w:szCs w:val="20"/>
+          <w:lang w:val="en-US"/>
+        </w:rPr>
+        <w:t xml:space="preserve">, with </w:t>
+      </w:r>
+      <w:r>
+        <w:rPr>
+          <w:rFonts w:ascii="Arial" w:hAnsi="Arial" w:cs="Arial"/>
+          <w:b/>
+          <w:bCs/>
+          <w:sz w:val="20"/>
+          <w:szCs w:val="20"/>
+          <w:lang w:val="en-US"/>
+        </w:rPr>
+        <w:t>F</w:t>
+      </w:r>
+      <w:r>
+        <w:rPr>
+          <w:rFonts w:ascii="Arial" w:hAnsi="Arial" w:cs="Arial"/>
+          <w:b/>
+          <w:bCs/>
+          <w:sz w:val="20"/>
+          <w:szCs w:val="20"/>
+          <w:lang w:val="en-US"/>
+        </w:rPr>
+        <w:t>emale</w:t>
+      </w:r>
+      <w:r>
+        <w:rPr>
+          <w:rFonts w:ascii="Arial" w:hAnsi="Arial" w:cs="Arial"/>
+          <w:sz w:val="20"/>
+          <w:szCs w:val="20"/>
+          <w:lang w:val="en-US"/>
+        </w:rPr>
+        <w:t xml:space="preserve"> being the </w:t>
+      </w:r>
+      <w:r>
+        <w:rPr>
+          <w:rFonts w:ascii="Arial" w:hAnsi="Arial" w:cs="Arial"/>
+          <w:sz w:val="20"/>
+          <w:szCs w:val="20"/>
+          <w:lang w:val="en-US"/>
+        </w:rPr>
+        <w:t xml:space="preserve">most visiting group (almost 500 visits), followed closely by </w:t>
+      </w:r>
+      <w:r>
+        <w:rPr>
+          <w:rFonts w:ascii="Arial" w:hAnsi="Arial" w:cs="Arial"/>
+          <w:b/>
+          <w:bCs/>
+          <w:sz w:val="20"/>
+          <w:szCs w:val="20"/>
+          <w:lang w:val="en-US"/>
+        </w:rPr>
+        <w:t>Male</w:t>
+      </w:r>
+      <w:r>
+        <w:rPr>
+          <w:rFonts w:ascii="Arial" w:hAnsi="Arial" w:cs="Arial"/>
+          <w:sz w:val="20"/>
+          <w:szCs w:val="20"/>
+          <w:lang w:val="en-US"/>
+        </w:rPr>
+        <w:t xml:space="preserve"> () and </w:t>
+      </w:r>
+      <w:r>
+        <w:rPr>
+          <w:rFonts w:ascii="Arial" w:hAnsi="Arial" w:cs="Arial"/>
+          <w:b/>
+          <w:bCs/>
+          <w:sz w:val="20"/>
+          <w:szCs w:val="20"/>
+          <w:lang w:val="en-US"/>
+        </w:rPr>
+        <w:t>Other</w:t>
+      </w:r>
+      <w:r>
+        <w:rPr>
+          <w:rFonts w:ascii="Arial" w:hAnsi="Arial" w:cs="Arial"/>
+          <w:b/>
+          <w:bCs/>
+          <w:sz w:val="20"/>
+          <w:szCs w:val="20"/>
+          <w:lang w:val="en-US"/>
+        </w:rPr>
+        <w:t xml:space="preserve">. </w:t>
+      </w:r>
+      <w:r>
+        <w:rPr>
+          <w:rFonts w:ascii="Arial" w:hAnsi="Arial" w:cs="Arial"/>
+          <w:sz w:val="20"/>
+          <w:szCs w:val="20"/>
+          <w:lang w:val="en-US"/>
+        </w:rPr>
+        <w:t>The</w:t>
+      </w:r>
+      <w:r>
+        <w:rPr>
+          <w:rFonts w:ascii="Arial" w:hAnsi="Arial" w:cs="Arial"/>
+          <w:sz w:val="20"/>
+          <w:szCs w:val="20"/>
+          <w:lang w:val="en-US"/>
+        </w:rPr>
         <w:tab/>
+      </w:r>
+      <w:r>
+        <w:rPr>
+          <w:rFonts w:ascii="Arial" w:hAnsi="Arial" w:cs="Arial"/>
+          <w:sz w:val="20"/>
+          <w:szCs w:val="20"/>
+          <w:lang w:val="en-US"/>
+        </w:rPr>
+        <w:t xml:space="preserve">General Practice (second most visited department) has </w:t>
+      </w:r>
+      <w:r>
+        <w:rPr>
+          <w:rFonts w:ascii="Arial" w:hAnsi="Arial" w:cs="Arial"/>
+          <w:sz w:val="20"/>
+          <w:szCs w:val="20"/>
+          <w:lang w:val="en-US"/>
+        </w:rPr>
+        <w:t xml:space="preserve">a </w:t>
+      </w:r>
+      <w:r>
+        <w:rPr>
+          <w:rFonts w:ascii="Arial" w:hAnsi="Arial" w:cs="Arial"/>
+          <w:sz w:val="20"/>
+          <w:szCs w:val="20"/>
+          <w:lang w:val="en-US"/>
+        </w:rPr>
+        <w:t>similar distribution</w:t>
+      </w:r>
+      <w:r>
+        <w:rPr>
+          <w:rFonts w:ascii="Arial" w:hAnsi="Arial" w:cs="Arial"/>
+          <w:sz w:val="20"/>
+          <w:szCs w:val="20"/>
+          <w:lang w:val="en-US"/>
+        </w:rPr>
+        <w:t xml:space="preserve">, with the less </w:t>
+      </w:r>
+      <w:r>
+        <w:rPr>
+          <w:rFonts w:ascii="Arial" w:hAnsi="Arial" w:cs="Arial"/>
+          <w:sz w:val="20"/>
+          <w:szCs w:val="20"/>
+          <w:lang w:val="en-US"/>
+        </w:rPr>
+        <w:t xml:space="preserve">on the Female Group. The least visited department is </w:t>
+      </w:r>
+      <w:r>
+        <w:rPr>
+          <w:rFonts w:ascii="Arial" w:hAnsi="Arial" w:cs="Arial"/>
+          <w:sz w:val="20"/>
+          <w:szCs w:val="20"/>
+          <w:lang w:val="en-US"/>
+        </w:rPr>
+        <w:t xml:space="preserve">Orthopedics, with similar distribution between the Gender groups. </w:t>
+      </w:r>
+      <w:r>
+        <w:rPr>
+          <w:rFonts w:ascii="Arial" w:hAnsi="Arial" w:cs="Arial"/>
+          <w:sz w:val="20"/>
+          <w:szCs w:val="20"/>
+          <w:lang w:val="en-US"/>
+        </w:rPr>
+        <w:t xml:space="preserve">The highest difference between </w:t>
+      </w:r>
+      <w:r>
+        <w:rPr>
+          <w:rFonts w:ascii="Arial" w:hAnsi="Arial" w:cs="Arial"/>
+          <w:sz w:val="20"/>
+          <w:szCs w:val="20"/>
+          <w:lang w:val="en-US"/>
+        </w:rPr>
+        <w:t>Gender groups is … on …</w:t>
+      </w:r>
+      <w:r>
+        <w:rPr>
+          <w:rFonts w:ascii="Arial" w:hAnsi="Arial" w:cs="Arial"/>
+          <w:sz w:val="20"/>
+          <w:szCs w:val="20"/>
+          <w:lang w:val="en-US"/>
+        </w:rPr>
+        <w:t xml:space="preserve"> The </w:t>
+      </w:r>
+      <w:r>
+        <w:rPr>
+          <w:rFonts w:ascii="Arial" w:hAnsi="Arial" w:cs="Arial"/>
+          <w:sz w:val="20"/>
+          <w:szCs w:val="20"/>
+          <w:lang w:val="en-US"/>
+        </w:rPr>
+        <w:t xml:space="preserve">distribution of the Gender </w:t>
+      </w:r>
+      <w:r>
+        <w:rPr>
+          <w:rFonts w:ascii="Arial" w:hAnsi="Arial" w:cs="Arial"/>
+          <w:sz w:val="20"/>
+          <w:szCs w:val="20"/>
+          <w:lang w:val="en-US"/>
+        </w:rPr>
+        <w:t xml:space="preserve">on </w:t>
+      </w:r>
+      <w:r>
+        <w:rPr>
+          <w:rFonts w:ascii="Arial" w:hAnsi="Arial" w:cs="Arial"/>
+          <w:sz w:val="20"/>
+          <w:szCs w:val="20"/>
+          <w:lang w:val="en-US"/>
+        </w:rPr>
+        <w:t>Allergology, Cardiology, Dermatology</w:t>
+      </w:r>
+      <w:r>
+        <w:rPr>
+          <w:rFonts w:ascii="Arial" w:hAnsi="Arial" w:cs="Arial"/>
+          <w:sz w:val="20"/>
+          <w:szCs w:val="20"/>
+          <w:lang w:val="en-US"/>
+        </w:rPr>
+        <w:t>, ENT, Emergency, Endocrinology, Gastroenterology</w:t>
+      </w:r>
+      <w:r>
+        <w:rPr>
+          <w:rFonts w:ascii="Arial" w:hAnsi="Arial" w:cs="Arial"/>
+          <w:sz w:val="20"/>
+          <w:szCs w:val="20"/>
+          <w:lang w:val="en-US"/>
+        </w:rPr>
+        <w:t xml:space="preserve">, Orthopedics, Pulmonology </w:t>
+      </w:r>
+      <w:r>
+        <w:rPr>
+          <w:rFonts w:ascii="Arial" w:hAnsi="Arial" w:cs="Arial"/>
+          <w:sz w:val="20"/>
+          <w:szCs w:val="20"/>
+          <w:lang w:val="en-US"/>
+        </w:rPr>
+        <w:t xml:space="preserve">departments has small fluctuations, with the difference between the </w:t>
+      </w:r>
+      <w:r>
+        <w:rPr>
+          <w:rFonts w:ascii="Arial" w:hAnsi="Arial" w:cs="Arial"/>
+          <w:sz w:val="20"/>
+          <w:szCs w:val="20"/>
+          <w:lang w:val="en-US"/>
+        </w:rPr>
+        <w:t>most common gender and the least common being smaller than</w:t>
       </w:r>
     </w:p>
     <w:p>
@@ -11243,13 +11856,507 @@
       <w:r>
         <w:rPr>
           <w:rFonts w:ascii="Arial" w:hAnsi="Arial" w:cs="Arial"/>
-          <w:b/>
-          <w:bCs/>
           <w:sz w:val="20"/>
           <w:szCs w:val="20"/>
           <w:lang w:val="en-US"/>
         </w:rPr>
         <w:lastRenderedPageBreak/>
+        <w:t>Th</w:t>
+      </w:r>
+      <w:r>
+        <w:rPr>
+          <w:rFonts w:ascii="Arial" w:hAnsi="Arial" w:cs="Arial"/>
+          <w:sz w:val="20"/>
+          <w:szCs w:val="20"/>
+          <w:lang w:val="en-US"/>
+        </w:rPr>
+        <w:t>is</w:t>
+      </w:r>
+      <w:r>
+        <w:rPr>
+          <w:rFonts w:ascii="Arial" w:hAnsi="Arial" w:cs="Arial"/>
+          <w:sz w:val="20"/>
+          <w:szCs w:val="20"/>
+          <w:lang w:val="en-US"/>
+        </w:rPr>
+        <w:t xml:space="preserve"> figure </w:t>
+      </w:r>
+      <w:r>
+        <w:rPr>
+          <w:rFonts w:ascii="Arial" w:hAnsi="Arial" w:cs="Arial"/>
+          <w:sz w:val="20"/>
+          <w:szCs w:val="20"/>
+          <w:lang w:val="en-US"/>
+        </w:rPr>
+        <w:t>represents the variation of consultation price by Department.</w:t>
+      </w:r>
+      <w:r>
+        <w:rPr>
+          <w:rFonts w:ascii="Arial" w:hAnsi="Arial" w:cs="Arial"/>
+          <w:sz w:val="20"/>
+          <w:szCs w:val="20"/>
+          <w:lang w:val="en-US"/>
+        </w:rPr>
+        <w:t xml:space="preserve"> </w:t>
+      </w:r>
+      <w:r>
+        <w:rPr>
+          <w:rFonts w:ascii="Arial" w:hAnsi="Arial" w:cs="Arial"/>
+          <w:sz w:val="20"/>
+          <w:szCs w:val="20"/>
+          <w:lang w:val="en-US"/>
+        </w:rPr>
+        <w:t xml:space="preserve">Its analysis allowed us to group the departments according to their </w:t>
+      </w:r>
+      <w:r>
+        <w:rPr>
+          <w:rFonts w:ascii="Arial" w:hAnsi="Arial" w:cs="Arial"/>
+          <w:sz w:val="20"/>
+          <w:szCs w:val="20"/>
+          <w:lang w:val="en-US"/>
+        </w:rPr>
+        <w:t>Consultation Price variations:</w:t>
+      </w:r>
+    </w:p>
+    <w:p>
+      <w:pPr>
+        <w:pStyle w:val="ListParagraph"/>
+        <w:numPr>
+          <w:ilvl w:val="0"/>
+          <w:numId w:val="3"/>
+        </w:numPr>
+        <w:tabs>
+          <w:tab w:val="left" w:pos="2464"/>
+        </w:tabs>
+        <w:rPr>
+          <w:rFonts w:ascii="Arial" w:hAnsi="Arial" w:cs="Arial"/>
+          <w:sz w:val="20"/>
+          <w:szCs w:val="20"/>
+          <w:lang w:val="en-US"/>
+        </w:rPr>
+      </w:pPr>
+      <w:r>
+        <w:rPr>
+          <w:rFonts w:ascii="Arial" w:hAnsi="Arial" w:cs="Arial"/>
+          <w:sz w:val="20"/>
+          <w:szCs w:val="20"/>
+          <w:lang w:val="en-US"/>
+        </w:rPr>
+        <w:t xml:space="preserve">Low Price </w:t>
+      </w:r>
+      <w:r>
+        <w:rPr>
+          <w:rFonts w:ascii="Arial" w:hAnsi="Arial" w:cs="Arial"/>
+          <w:sz w:val="20"/>
+          <w:szCs w:val="20"/>
+          <w:lang w:val="en-US"/>
+        </w:rPr>
+        <w:t>–</w:t>
+      </w:r>
+      <w:r>
+        <w:rPr>
+          <w:rFonts w:ascii="Arial" w:hAnsi="Arial" w:cs="Arial"/>
+          <w:sz w:val="20"/>
+          <w:szCs w:val="20"/>
+          <w:lang w:val="en-US"/>
+        </w:rPr>
+        <w:t xml:space="preserve"> </w:t>
+      </w:r>
+      <w:r>
+        <w:rPr>
+          <w:rFonts w:ascii="Arial" w:hAnsi="Arial" w:cs="Arial"/>
+          <w:sz w:val="20"/>
+          <w:szCs w:val="20"/>
+          <w:lang w:val="en-US"/>
+        </w:rPr>
+        <w:t>In the ENT and General Practice departments, the</w:t>
+      </w:r>
+      <w:r>
+        <w:rPr>
+          <w:rFonts w:ascii="Arial" w:hAnsi="Arial" w:cs="Arial"/>
+          <w:sz w:val="20"/>
+          <w:szCs w:val="20"/>
+          <w:lang w:val="en-US"/>
+        </w:rPr>
+        <w:t xml:space="preserve"> consultation</w:t>
+      </w:r>
+      <w:r>
+        <w:rPr>
+          <w:rFonts w:ascii="Arial" w:hAnsi="Arial" w:cs="Arial"/>
+          <w:sz w:val="20"/>
+          <w:szCs w:val="20"/>
+          <w:lang w:val="en-US"/>
+        </w:rPr>
+        <w:t xml:space="preserve"> price </w:t>
+      </w:r>
+      <w:r>
+        <w:rPr>
+          <w:rFonts w:ascii="Arial" w:hAnsi="Arial" w:cs="Arial"/>
+          <w:sz w:val="20"/>
+          <w:szCs w:val="20"/>
+          <w:lang w:val="en-US"/>
+        </w:rPr>
+        <w:t xml:space="preserve">varies between </w:t>
+      </w:r>
+      <w:r>
+        <w:rPr>
+          <w:rFonts w:ascii="Arial" w:hAnsi="Arial" w:cs="Arial"/>
+          <w:sz w:val="20"/>
+          <w:szCs w:val="20"/>
+          <w:lang w:val="en-US"/>
+        </w:rPr>
+        <w:t>fifty</w:t>
+      </w:r>
+      <w:r>
+        <w:rPr>
+          <w:rFonts w:ascii="Arial" w:hAnsi="Arial" w:cs="Arial"/>
+          <w:sz w:val="20"/>
+          <w:szCs w:val="20"/>
+          <w:lang w:val="en-US"/>
+        </w:rPr>
+        <w:t xml:space="preserve"> and </w:t>
+      </w:r>
+      <w:r>
+        <w:rPr>
+          <w:rFonts w:ascii="Arial" w:hAnsi="Arial" w:cs="Arial"/>
+          <w:sz w:val="20"/>
+          <w:szCs w:val="20"/>
+          <w:lang w:val="en-US"/>
+        </w:rPr>
+        <w:t>one hundred</w:t>
+      </w:r>
+      <w:r>
+        <w:rPr>
+          <w:rFonts w:ascii="Arial" w:hAnsi="Arial" w:cs="Arial"/>
+          <w:sz w:val="20"/>
+          <w:szCs w:val="20"/>
+          <w:lang w:val="en-US"/>
+        </w:rPr>
+        <w:t xml:space="preserve"> </w:t>
+      </w:r>
+      <w:r>
+        <w:rPr>
+          <w:rFonts w:ascii="Arial" w:hAnsi="Arial" w:cs="Arial"/>
+          <w:sz w:val="20"/>
+          <w:szCs w:val="20"/>
+          <w:lang w:val="en-US"/>
+        </w:rPr>
+        <w:t>pounds</w:t>
+      </w:r>
+      <w:r>
+        <w:rPr>
+          <w:rFonts w:ascii="Arial" w:hAnsi="Arial" w:cs="Arial"/>
+          <w:sz w:val="20"/>
+          <w:szCs w:val="20"/>
+          <w:lang w:val="en-US"/>
+        </w:rPr>
+        <w:t>.</w:t>
+      </w:r>
+    </w:p>
+    <w:p>
+      <w:pPr>
+        <w:pStyle w:val="ListParagraph"/>
+        <w:numPr>
+          <w:ilvl w:val="0"/>
+          <w:numId w:val="3"/>
+        </w:numPr>
+        <w:tabs>
+          <w:tab w:val="left" w:pos="2464"/>
+        </w:tabs>
+        <w:rPr>
+          <w:rFonts w:ascii="Arial" w:hAnsi="Arial" w:cs="Arial"/>
+          <w:sz w:val="20"/>
+          <w:szCs w:val="20"/>
+          <w:lang w:val="en-US"/>
+        </w:rPr>
+      </w:pPr>
+      <w:r>
+        <w:rPr>
+          <w:rFonts w:ascii="Arial" w:hAnsi="Arial" w:cs="Arial"/>
+          <w:sz w:val="20"/>
+          <w:szCs w:val="20"/>
+          <w:lang w:val="en-US"/>
+        </w:rPr>
+        <w:t xml:space="preserve">Medium Price – </w:t>
+      </w:r>
+      <w:r>
+        <w:rPr>
+          <w:rFonts w:ascii="Arial" w:hAnsi="Arial" w:cs="Arial"/>
+          <w:sz w:val="20"/>
+          <w:szCs w:val="20"/>
+          <w:lang w:val="en-US"/>
+        </w:rPr>
+        <w:t>In the Aller</w:t>
+      </w:r>
+      <w:r>
+        <w:rPr>
+          <w:rFonts w:ascii="Arial" w:hAnsi="Arial" w:cs="Arial"/>
+          <w:sz w:val="20"/>
+          <w:szCs w:val="20"/>
+          <w:lang w:val="en-US"/>
+        </w:rPr>
+        <w:t>golo</w:t>
+      </w:r>
+      <w:r>
+        <w:rPr>
+          <w:rFonts w:ascii="Arial" w:hAnsi="Arial" w:cs="Arial"/>
+          <w:sz w:val="20"/>
+          <w:szCs w:val="20"/>
+          <w:lang w:val="en-US"/>
+        </w:rPr>
+        <w:t>g</w:t>
+      </w:r>
+      <w:r>
+        <w:rPr>
+          <w:rFonts w:ascii="Arial" w:hAnsi="Arial" w:cs="Arial"/>
+          <w:sz w:val="20"/>
+          <w:szCs w:val="20"/>
+          <w:lang w:val="en-US"/>
+        </w:rPr>
+        <w:t>y, Dermatology, Gastro</w:t>
+      </w:r>
+      <w:r>
+        <w:rPr>
+          <w:rFonts w:ascii="Arial" w:hAnsi="Arial" w:cs="Arial"/>
+          <w:sz w:val="20"/>
+          <w:szCs w:val="20"/>
+          <w:lang w:val="en-US"/>
+        </w:rPr>
+        <w:t>enterology, Psychiatry</w:t>
+      </w:r>
+      <w:r>
+        <w:rPr>
+          <w:rFonts w:ascii="Arial" w:hAnsi="Arial" w:cs="Arial"/>
+          <w:sz w:val="20"/>
+          <w:szCs w:val="20"/>
+          <w:lang w:val="en-US"/>
+        </w:rPr>
+        <w:t xml:space="preserve">, Pulmonology and Rheumatology, the </w:t>
+      </w:r>
+      <w:r>
+        <w:rPr>
+          <w:rFonts w:ascii="Arial" w:hAnsi="Arial" w:cs="Arial"/>
+          <w:sz w:val="20"/>
+          <w:szCs w:val="20"/>
+          <w:lang w:val="en-US"/>
+        </w:rPr>
+        <w:t xml:space="preserve">consultation </w:t>
+      </w:r>
+      <w:r>
+        <w:rPr>
+          <w:rFonts w:ascii="Arial" w:hAnsi="Arial" w:cs="Arial"/>
+          <w:sz w:val="20"/>
+          <w:szCs w:val="20"/>
+          <w:lang w:val="en-US"/>
+        </w:rPr>
+        <w:t xml:space="preserve">price varies between </w:t>
+      </w:r>
+      <w:r>
+        <w:rPr>
+          <w:rFonts w:ascii="Arial" w:hAnsi="Arial" w:cs="Arial"/>
+          <w:sz w:val="20"/>
+          <w:szCs w:val="20"/>
+          <w:lang w:val="en-US"/>
+        </w:rPr>
+        <w:t>one hundred and two hundred pounds.</w:t>
+      </w:r>
+    </w:p>
+    <w:p>
+      <w:pPr>
+        <w:pStyle w:val="ListParagraph"/>
+        <w:numPr>
+          <w:ilvl w:val="0"/>
+          <w:numId w:val="3"/>
+        </w:numPr>
+        <w:tabs>
+          <w:tab w:val="left" w:pos="2464"/>
+        </w:tabs>
+        <w:rPr>
+          <w:rFonts w:ascii="Arial" w:hAnsi="Arial" w:cs="Arial"/>
+          <w:sz w:val="20"/>
+          <w:szCs w:val="20"/>
+          <w:lang w:val="en-US"/>
+        </w:rPr>
+      </w:pPr>
+      <w:r>
+        <w:rPr>
+          <w:rFonts w:ascii="Arial" w:hAnsi="Arial" w:cs="Arial"/>
+          <w:sz w:val="20"/>
+          <w:szCs w:val="20"/>
+          <w:lang w:val="en-US"/>
+        </w:rPr>
+        <w:t>Medium-</w:t>
+      </w:r>
+      <w:r>
+        <w:rPr>
+          <w:rFonts w:ascii="Arial" w:hAnsi="Arial" w:cs="Arial"/>
+          <w:sz w:val="20"/>
+          <w:szCs w:val="20"/>
+          <w:lang w:val="en-US"/>
+        </w:rPr>
+        <w:t>High Price</w:t>
+      </w:r>
+      <w:r>
+        <w:rPr>
+          <w:rFonts w:ascii="Arial" w:hAnsi="Arial" w:cs="Arial"/>
+          <w:sz w:val="20"/>
+          <w:szCs w:val="20"/>
+          <w:lang w:val="en-US"/>
+        </w:rPr>
+        <w:t xml:space="preserve"> – In the Cardiology, Endocri</w:t>
+      </w:r>
+      <w:r>
+        <w:rPr>
+          <w:rFonts w:ascii="Arial" w:hAnsi="Arial" w:cs="Arial"/>
+          <w:sz w:val="20"/>
+          <w:szCs w:val="20"/>
+          <w:lang w:val="en-US"/>
+        </w:rPr>
+        <w:t xml:space="preserve">nology, Neurology, and Orthopedics, the consultation price </w:t>
+      </w:r>
+      <w:r>
+        <w:rPr>
+          <w:rFonts w:ascii="Arial" w:hAnsi="Arial" w:cs="Arial"/>
+          <w:sz w:val="20"/>
+          <w:szCs w:val="20"/>
+          <w:lang w:val="en-US"/>
+        </w:rPr>
+        <w:t xml:space="preserve">varies between one hundred and </w:t>
+      </w:r>
+      <w:r>
+        <w:rPr>
+          <w:rFonts w:ascii="Arial" w:hAnsi="Arial" w:cs="Arial"/>
+          <w:sz w:val="20"/>
+          <w:szCs w:val="20"/>
+          <w:lang w:val="en-US"/>
+        </w:rPr>
+        <w:t>fifty</w:t>
+      </w:r>
+      <w:r>
+        <w:rPr>
+          <w:rFonts w:ascii="Arial" w:hAnsi="Arial" w:cs="Arial"/>
+          <w:sz w:val="20"/>
+          <w:szCs w:val="20"/>
+          <w:lang w:val="en-US"/>
+        </w:rPr>
+        <w:t xml:space="preserve"> </w:t>
+      </w:r>
+      <w:r>
+        <w:rPr>
+          <w:rFonts w:ascii="Arial" w:hAnsi="Arial" w:cs="Arial"/>
+          <w:sz w:val="20"/>
+          <w:szCs w:val="20"/>
+          <w:lang w:val="en-US"/>
+        </w:rPr>
+        <w:t xml:space="preserve">and </w:t>
+      </w:r>
+      <w:r>
+        <w:rPr>
+          <w:rFonts w:ascii="Arial" w:hAnsi="Arial" w:cs="Arial"/>
+          <w:sz w:val="20"/>
+          <w:szCs w:val="20"/>
+          <w:lang w:val="en-US"/>
+        </w:rPr>
+        <w:t>three hundred pounds.</w:t>
+      </w:r>
+    </w:p>
+    <w:p>
+      <w:pPr>
+        <w:pStyle w:val="ListParagraph"/>
+        <w:numPr>
+          <w:ilvl w:val="0"/>
+          <w:numId w:val="3"/>
+        </w:numPr>
+        <w:tabs>
+          <w:tab w:val="left" w:pos="2464"/>
+        </w:tabs>
+        <w:rPr>
+          <w:rFonts w:ascii="Arial" w:hAnsi="Arial" w:cs="Arial"/>
+          <w:sz w:val="20"/>
+          <w:szCs w:val="20"/>
+          <w:lang w:val="en-US"/>
+        </w:rPr>
+      </w:pPr>
+      <w:r>
+        <w:rPr>
+          <w:rFonts w:ascii="Arial" w:hAnsi="Arial" w:cs="Arial"/>
+          <w:sz w:val="20"/>
+          <w:szCs w:val="20"/>
+          <w:lang w:val="en-US"/>
+        </w:rPr>
+        <w:t xml:space="preserve">High Price – In the Emergency department, the consultation price varies between </w:t>
+      </w:r>
+      <w:r>
+        <w:rPr>
+          <w:rFonts w:ascii="Arial" w:hAnsi="Arial" w:cs="Arial"/>
+          <w:sz w:val="20"/>
+          <w:szCs w:val="20"/>
+          <w:lang w:val="en-US"/>
+        </w:rPr>
+        <w:t>two hun</w:t>
+      </w:r>
+      <w:r>
+        <w:rPr>
+          <w:rFonts w:ascii="Arial" w:hAnsi="Arial" w:cs="Arial"/>
+          <w:sz w:val="20"/>
+          <w:szCs w:val="20"/>
+          <w:lang w:val="en-US"/>
+        </w:rPr>
+        <w:t>dred and four hundred pounds.</w:t>
+      </w:r>
+    </w:p>
+    <w:p>
+      <w:pPr>
+        <w:tabs>
+          <w:tab w:val="left" w:pos="2464"/>
+        </w:tabs>
+        <w:rPr>
+          <w:rFonts w:ascii="Arial" w:hAnsi="Arial" w:cs="Arial"/>
+          <w:sz w:val="20"/>
+          <w:szCs w:val="20"/>
+          <w:lang w:val="en-US"/>
+        </w:rPr>
+      </w:pPr>
+      <w:r>
+        <w:rPr>
+          <w:rFonts w:ascii="Arial" w:hAnsi="Arial" w:cs="Arial"/>
+          <w:sz w:val="20"/>
+          <w:szCs w:val="20"/>
+          <w:lang w:val="en-US"/>
+        </w:rPr>
+        <w:t xml:space="preserve">We can also verify that the higher the department is in the </w:t>
+      </w:r>
+      <w:r>
+        <w:rPr>
+          <w:rFonts w:ascii="Arial" w:hAnsi="Arial" w:cs="Arial"/>
+          <w:sz w:val="20"/>
+          <w:szCs w:val="20"/>
+          <w:lang w:val="en-US"/>
+        </w:rPr>
+        <w:t>classification, the higher the variance.</w:t>
+      </w:r>
+    </w:p>
+    <w:p>
+      <w:pPr>
+        <w:tabs>
+          <w:tab w:val="left" w:pos="2464"/>
+        </w:tabs>
+        <w:rPr>
+          <w:rFonts w:ascii="Arial" w:hAnsi="Arial" w:cs="Arial"/>
+          <w:sz w:val="20"/>
+          <w:szCs w:val="20"/>
+          <w:lang w:val="en-US"/>
+        </w:rPr>
+      </w:pPr>
+      <w:r>
+        <w:rPr>
+          <w:rFonts w:ascii="Arial" w:hAnsi="Arial" w:cs="Arial"/>
+          <w:b/>
+          <w:bCs/>
+          <w:sz w:val="20"/>
+          <w:szCs w:val="20"/>
+          <w:lang w:val="en-US"/>
+        </w:rPr>
         <w:t xml:space="preserve">SATISFACTION BY DEPARTMENT </w:t>
       </w:r>
       <w:r>

--- a/report_data_preprocessing.docx
+++ b/report_data_preprocessing.docx
@@ -280,6 +280,7 @@
         </w:rPr>
         <w:t xml:space="preserve">as a </w:t>
       </w:r>
+      <w:proofErr w:type="gramStart"/>
       <w:r>
         <w:rPr>
           <w:rFonts w:ascii="Arial" w:hAnsi="Arial" w:cs="Arial"/>
@@ -296,7 +297,25 @@
           <w:sz w:val="20"/>
           <w:szCs w:val="20"/>
         </w:rPr>
-        <w:t xml:space="preserve"> DataFrame (named </w:t>
+        <w:t xml:space="preserve"> </w:t>
+      </w:r>
+      <w:proofErr w:type="spellStart"/>
+      <w:r>
+        <w:rPr>
+          <w:rFonts w:ascii="Arial" w:hAnsi="Arial" w:cs="Arial"/>
+          <w:sz w:val="20"/>
+          <w:szCs w:val="20"/>
+        </w:rPr>
+        <w:t>DataFrame</w:t>
+      </w:r>
+      <w:proofErr w:type="spellEnd"/>
+      <w:r>
+        <w:rPr>
+          <w:rFonts w:ascii="Arial" w:hAnsi="Arial" w:cs="Arial"/>
+          <w:sz w:val="20"/>
+          <w:szCs w:val="20"/>
+        </w:rPr>
+        <w:t xml:space="preserve"> (named </w:t>
       </w:r>
       <w:r>
         <w:rPr>
@@ -316,6 +335,7 @@
         </w:rPr>
         <w:t>)</w:t>
       </w:r>
+      <w:proofErr w:type="gramEnd"/>
       <w:r>
         <w:rPr>
           <w:rFonts w:ascii="Arial" w:hAnsi="Arial" w:cs="Arial"/>
@@ -530,6 +550,7 @@
           <w:szCs w:val="20"/>
         </w:rPr>
       </w:pPr>
+      <w:proofErr w:type="gramStart"/>
       <w:r>
         <w:rPr>
           <w:rFonts w:ascii="Consolas" w:hAnsi="Consolas" w:cs="Consolas"/>
@@ -538,7 +559,18 @@
           <w:sz w:val="20"/>
           <w:szCs w:val="20"/>
         </w:rPr>
-        <w:t>head()</w:t>
+        <w:t>head(</w:t>
+      </w:r>
+      <w:proofErr w:type="gramEnd"/>
+      <w:r>
+        <w:rPr>
+          <w:rFonts w:ascii="Consolas" w:hAnsi="Consolas" w:cs="Consolas"/>
+          <w:b/>
+          <w:bCs/>
+          <w:sz w:val="20"/>
+          <w:szCs w:val="20"/>
+        </w:rPr>
+        <w:t>)</w:t>
       </w:r>
       <w:r>
         <w:rPr>
@@ -554,8 +586,18 @@
           <w:sz w:val="20"/>
           <w:szCs w:val="20"/>
         </w:rPr>
-        <w:t xml:space="preserve"> visualization of the first 5 records of the dataset;</w:t>
-      </w:r>
+        <w:t xml:space="preserve"> visualization of the first 5 records of the </w:t>
+      </w:r>
+      <w:proofErr w:type="gramStart"/>
+      <w:r>
+        <w:rPr>
+          <w:rFonts w:ascii="Arial" w:hAnsi="Arial" w:cs="Arial"/>
+          <w:sz w:val="20"/>
+          <w:szCs w:val="20"/>
+        </w:rPr>
+        <w:t>dataset;</w:t>
+      </w:r>
+      <w:proofErr w:type="gramEnd"/>
     </w:p>
     <w:p>
       <w:pPr>
@@ -570,6 +612,7 @@
           <w:szCs w:val="20"/>
         </w:rPr>
       </w:pPr>
+      <w:proofErr w:type="gramStart"/>
       <w:r>
         <w:rPr>
           <w:rFonts w:ascii="Consolas" w:hAnsi="Consolas" w:cs="Consolas"/>
@@ -578,7 +621,18 @@
           <w:sz w:val="20"/>
           <w:szCs w:val="20"/>
         </w:rPr>
-        <w:t>info()</w:t>
+        <w:t>info(</w:t>
+      </w:r>
+      <w:proofErr w:type="gramEnd"/>
+      <w:r>
+        <w:rPr>
+          <w:rFonts w:ascii="Consolas" w:hAnsi="Consolas" w:cs="Consolas"/>
+          <w:b/>
+          <w:bCs/>
+          <w:sz w:val="20"/>
+          <w:szCs w:val="20"/>
+        </w:rPr>
+        <w:t>)</w:t>
       </w:r>
       <w:r>
         <w:rPr>
@@ -602,7 +656,16 @@
           <w:sz w:val="20"/>
           <w:szCs w:val="20"/>
         </w:rPr>
-        <w:t>as well as their datatypes</w:t>
+        <w:t xml:space="preserve">as well as their </w:t>
+      </w:r>
+      <w:proofErr w:type="gramStart"/>
+      <w:r>
+        <w:rPr>
+          <w:rFonts w:ascii="Arial" w:hAnsi="Arial" w:cs="Arial"/>
+          <w:sz w:val="20"/>
+          <w:szCs w:val="20"/>
+        </w:rPr>
+        <w:t>datatypes</w:t>
       </w:r>
       <w:r>
         <w:rPr>
@@ -612,6 +675,7 @@
         </w:rPr>
         <w:t>;</w:t>
       </w:r>
+      <w:proofErr w:type="gramEnd"/>
     </w:p>
     <w:p>
       <w:pPr>
@@ -683,6 +747,7 @@
           </wp:anchor>
         </w:drawing>
       </w:r>
+      <w:proofErr w:type="gramStart"/>
       <w:r>
         <w:rPr>
           <w:rFonts w:ascii="Consolas" w:hAnsi="Consolas" w:cs="Consolas"/>
@@ -691,7 +756,18 @@
           <w:sz w:val="20"/>
           <w:szCs w:val="20"/>
         </w:rPr>
-        <w:t>describe()</w:t>
+        <w:t>describe(</w:t>
+      </w:r>
+      <w:proofErr w:type="gramEnd"/>
+      <w:r>
+        <w:rPr>
+          <w:rFonts w:ascii="Consolas" w:hAnsi="Consolas" w:cs="Consolas"/>
+          <w:b/>
+          <w:bCs/>
+          <w:sz w:val="20"/>
+          <w:szCs w:val="20"/>
+        </w:rPr>
+        <w:t>)</w:t>
       </w:r>
       <w:r>
         <w:rPr>
@@ -827,6 +903,7 @@
       <w:r>
         <w:t xml:space="preserve">: </w:t>
       </w:r>
+      <w:proofErr w:type="gramStart"/>
       <w:r>
         <w:rPr>
           <w:rFonts w:ascii="Consolas" w:hAnsi="Consolas" w:cs="Consolas"/>
@@ -834,7 +911,17 @@
           <w:iCs w:val="0"/>
           <w:color w:val="auto"/>
         </w:rPr>
-        <w:t>head()</w:t>
+        <w:t>head(</w:t>
+      </w:r>
+      <w:proofErr w:type="gramEnd"/>
+      <w:r>
+        <w:rPr>
+          <w:rFonts w:ascii="Consolas" w:hAnsi="Consolas" w:cs="Consolas"/>
+          <w:i w:val="0"/>
+          <w:iCs w:val="0"/>
+          <w:color w:val="auto"/>
+        </w:rPr>
+        <w:t>)</w:t>
       </w:r>
       <w:r>
         <w:t xml:space="preserve"> method output</w:t>
@@ -1706,7 +1793,16 @@
           <w:sz w:val="20"/>
           <w:szCs w:val="20"/>
         </w:rPr>
-        <w:t xml:space="preserve"> in the feature</w:t>
+        <w:t xml:space="preserve"> in the </w:t>
+      </w:r>
+      <w:proofErr w:type="gramStart"/>
+      <w:r>
+        <w:rPr>
+          <w:rFonts w:ascii="Arial" w:hAnsi="Arial" w:cs="Arial"/>
+          <w:sz w:val="20"/>
+          <w:szCs w:val="20"/>
+        </w:rPr>
+        <w:t>feature</w:t>
       </w:r>
       <w:r>
         <w:rPr>
@@ -1716,6 +1812,7 @@
         </w:rPr>
         <w:t>;</w:t>
       </w:r>
+      <w:proofErr w:type="gramEnd"/>
     </w:p>
     <w:p>
       <w:pPr>
@@ -1800,7 +1897,16 @@
           <w:sz w:val="20"/>
           <w:szCs w:val="20"/>
         </w:rPr>
-        <w:t>of the feature for each patient</w:t>
+        <w:t xml:space="preserve">of the feature for each </w:t>
+      </w:r>
+      <w:proofErr w:type="gramStart"/>
+      <w:r>
+        <w:rPr>
+          <w:rFonts w:ascii="Arial" w:hAnsi="Arial" w:cs="Arial"/>
+          <w:sz w:val="20"/>
+          <w:szCs w:val="20"/>
+        </w:rPr>
+        <w:t>patient</w:t>
       </w:r>
       <w:r>
         <w:rPr>
@@ -1810,6 +1916,7 @@
         </w:rPr>
         <w:t>;</w:t>
       </w:r>
+      <w:proofErr w:type="gramEnd"/>
     </w:p>
     <w:p>
       <w:pPr>
@@ -2434,7 +2541,25 @@
           <w:sz w:val="20"/>
           <w:szCs w:val="20"/>
         </w:rPr>
-        <w:t>The following missing values are considered to be Missing at Random (MAR), since their absence is related with other observed features, but not to the values of the feature itself.</w:t>
+        <w:t xml:space="preserve">The following missing values </w:t>
+      </w:r>
+      <w:proofErr w:type="gramStart"/>
+      <w:r>
+        <w:rPr>
+          <w:rFonts w:ascii="Arial" w:hAnsi="Arial" w:cs="Arial"/>
+          <w:sz w:val="20"/>
+          <w:szCs w:val="20"/>
+        </w:rPr>
+        <w:t>are considered to be</w:t>
+      </w:r>
+      <w:proofErr w:type="gramEnd"/>
+      <w:r>
+        <w:rPr>
+          <w:rFonts w:ascii="Arial" w:hAnsi="Arial" w:cs="Arial"/>
+          <w:sz w:val="20"/>
+          <w:szCs w:val="20"/>
+        </w:rPr>
+        <w:t xml:space="preserve"> Missing at Random (MAR), since their absence is related with other observed features, but not to the values of the feature itself.</w:t>
       </w:r>
     </w:p>
     <w:p>
@@ -2567,6 +2692,7 @@
         </w:rPr>
         <w:t xml:space="preserve">issing </w:t>
       </w:r>
+      <w:proofErr w:type="gramStart"/>
       <w:r>
         <w:rPr>
           <w:rFonts w:ascii="Arial" w:hAnsi="Arial" w:cs="Arial"/>
@@ -2585,7 +2711,18 @@
           <w:sz w:val="20"/>
           <w:szCs w:val="20"/>
         </w:rPr>
-        <w:t xml:space="preserve">t </w:t>
+        <w:t>t</w:t>
+      </w:r>
+      <w:proofErr w:type="gramEnd"/>
+      <w:r>
+        <w:rPr>
+          <w:rFonts w:ascii="Arial" w:hAnsi="Arial" w:cs="Arial"/>
+          <w:b/>
+          <w:bCs/>
+          <w:sz w:val="20"/>
+          <w:szCs w:val="20"/>
+        </w:rPr>
+        <w:t xml:space="preserve"> </w:t>
       </w:r>
       <w:r>
         <w:rPr>
@@ -2741,7 +2878,25 @@
           <w:sz w:val="20"/>
           <w:szCs w:val="20"/>
         </w:rPr>
-        <w:t>, in order to fill in the missing values:</w:t>
+        <w:t xml:space="preserve">, </w:t>
+      </w:r>
+      <w:proofErr w:type="gramStart"/>
+      <w:r>
+        <w:rPr>
+          <w:rFonts w:ascii="Arial" w:hAnsi="Arial" w:cs="Arial"/>
+          <w:sz w:val="20"/>
+          <w:szCs w:val="20"/>
+        </w:rPr>
+        <w:t>in order to</w:t>
+      </w:r>
+      <w:proofErr w:type="gramEnd"/>
+      <w:r>
+        <w:rPr>
+          <w:rFonts w:ascii="Arial" w:hAnsi="Arial" w:cs="Arial"/>
+          <w:sz w:val="20"/>
+          <w:szCs w:val="20"/>
+        </w:rPr>
+        <w:t xml:space="preserve"> fill in the missing values:</w:t>
       </w:r>
     </w:p>
     <w:p>
@@ -2998,7 +3153,27 @@
           <w:szCs w:val="20"/>
           <w:lang w:val="en-US"/>
         </w:rPr>
-        <w:t xml:space="preserve"> missing provider values filled using the patient</w:t>
+        <w:t xml:space="preserve"> </w:t>
+      </w:r>
+      <w:proofErr w:type="spellStart"/>
+      <w:r>
+        <w:rPr>
+          <w:rFonts w:ascii="Arial" w:hAnsi="Arial" w:cs="Arial"/>
+          <w:sz w:val="20"/>
+          <w:szCs w:val="20"/>
+          <w:lang w:val="en-US"/>
+        </w:rPr>
+        <w:t>missing</w:t>
+      </w:r>
+      <w:proofErr w:type="spellEnd"/>
+      <w:r>
+        <w:rPr>
+          <w:rFonts w:ascii="Arial" w:hAnsi="Arial" w:cs="Arial"/>
+          <w:sz w:val="20"/>
+          <w:szCs w:val="20"/>
+          <w:lang w:val="en-US"/>
+        </w:rPr>
+        <w:t xml:space="preserve"> provider values filled using the patient</w:t>
       </w:r>
       <w:r>
         <w:rPr>
@@ -3752,17 +3927,57 @@
           <w:szCs w:val="20"/>
         </w:rPr>
         <w:tab/>
-        <w:t xml:space="preserve">The missing values in Education Level are considered to be </w:t>
-      </w:r>
-      <w:r>
-        <w:rPr>
-          <w:rFonts w:ascii="Arial" w:hAnsi="Arial" w:cs="Arial"/>
-          <w:b/>
-          <w:bCs/>
-          <w:sz w:val="20"/>
-          <w:szCs w:val="20"/>
-        </w:rPr>
-        <w:t>Missing At Random</w:t>
+        <w:t xml:space="preserve">The missing values in Education Level </w:t>
+      </w:r>
+      <w:proofErr w:type="gramStart"/>
+      <w:r>
+        <w:rPr>
+          <w:rFonts w:ascii="Arial" w:hAnsi="Arial" w:cs="Arial"/>
+          <w:sz w:val="20"/>
+          <w:szCs w:val="20"/>
+        </w:rPr>
+        <w:t>are considered to be</w:t>
+      </w:r>
+      <w:proofErr w:type="gramEnd"/>
+      <w:r>
+        <w:rPr>
+          <w:rFonts w:ascii="Arial" w:hAnsi="Arial" w:cs="Arial"/>
+          <w:sz w:val="20"/>
+          <w:szCs w:val="20"/>
+        </w:rPr>
+        <w:t xml:space="preserve"> </w:t>
+      </w:r>
+      <w:r>
+        <w:rPr>
+          <w:rFonts w:ascii="Arial" w:hAnsi="Arial" w:cs="Arial"/>
+          <w:b/>
+          <w:bCs/>
+          <w:sz w:val="20"/>
+          <w:szCs w:val="20"/>
+        </w:rPr>
+        <w:t xml:space="preserve">Missing </w:t>
+      </w:r>
+      <w:proofErr w:type="gramStart"/>
+      <w:r>
+        <w:rPr>
+          <w:rFonts w:ascii="Arial" w:hAnsi="Arial" w:cs="Arial"/>
+          <w:b/>
+          <w:bCs/>
+          <w:sz w:val="20"/>
+          <w:szCs w:val="20"/>
+        </w:rPr>
+        <w:t>At</w:t>
+      </w:r>
+      <w:proofErr w:type="gramEnd"/>
+      <w:r>
+        <w:rPr>
+          <w:rFonts w:ascii="Arial" w:hAnsi="Arial" w:cs="Arial"/>
+          <w:b/>
+          <w:bCs/>
+          <w:sz w:val="20"/>
+          <w:szCs w:val="20"/>
+        </w:rPr>
+        <w:t xml:space="preserve"> Random</w:t>
       </w:r>
       <w:r>
         <w:rPr>
@@ -4411,6 +4626,7 @@
         </w:rPr>
         <w:t xml:space="preserve">ot </w:t>
       </w:r>
+      <w:proofErr w:type="gramStart"/>
       <w:r>
         <w:rPr>
           <w:rFonts w:ascii="Garamond" w:hAnsi="Garamond"/>
@@ -4419,6 +4635,7 @@
         </w:rPr>
         <w:t>At</w:t>
       </w:r>
+      <w:proofErr w:type="gramEnd"/>
       <w:r>
         <w:rPr>
           <w:rFonts w:ascii="Garamond" w:hAnsi="Garamond"/>
@@ -4486,7 +4703,29 @@
           <w:sz w:val="20"/>
           <w:szCs w:val="20"/>
         </w:rPr>
-        <w:t xml:space="preserve">Missing Not At Random (MNAR) </w:t>
+        <w:t xml:space="preserve">Missing Not </w:t>
+      </w:r>
+      <w:proofErr w:type="gramStart"/>
+      <w:r>
+        <w:rPr>
+          <w:rFonts w:ascii="Arial" w:hAnsi="Arial" w:cs="Arial"/>
+          <w:b/>
+          <w:bCs/>
+          <w:sz w:val="20"/>
+          <w:szCs w:val="20"/>
+        </w:rPr>
+        <w:t>At</w:t>
+      </w:r>
+      <w:proofErr w:type="gramEnd"/>
+      <w:r>
+        <w:rPr>
+          <w:rFonts w:ascii="Arial" w:hAnsi="Arial" w:cs="Arial"/>
+          <w:b/>
+          <w:bCs/>
+          <w:sz w:val="20"/>
+          <w:szCs w:val="20"/>
+        </w:rPr>
+        <w:t xml:space="preserve"> Random (MNAR) </w:t>
       </w:r>
       <w:r>
         <w:rPr>
@@ -4875,6 +5114,7 @@
           <w:lang w:val="pt-PT"/>
         </w:rPr>
       </w:pPr>
+      <w:proofErr w:type="spellStart"/>
       <w:r>
         <w:rPr>
           <w:rFonts w:ascii="Garamond" w:hAnsi="Garamond"/>
@@ -4882,8 +5122,69 @@
           <w:bCs/>
           <w:lang w:val="pt-PT"/>
         </w:rPr>
-        <w:t>Distribution and Skewness Analysis</w:t>
-      </w:r>
+        <w:t>Distribution</w:t>
+      </w:r>
+      <w:proofErr w:type="spellEnd"/>
+      <w:r>
+        <w:rPr>
+          <w:rFonts w:ascii="Garamond" w:hAnsi="Garamond"/>
+          <w:b/>
+          <w:bCs/>
+          <w:lang w:val="pt-PT"/>
+        </w:rPr>
+        <w:t xml:space="preserve"> </w:t>
+      </w:r>
+      <w:proofErr w:type="spellStart"/>
+      <w:r>
+        <w:rPr>
+          <w:rFonts w:ascii="Garamond" w:hAnsi="Garamond"/>
+          <w:b/>
+          <w:bCs/>
+          <w:lang w:val="pt-PT"/>
+        </w:rPr>
+        <w:t>and</w:t>
+      </w:r>
+      <w:proofErr w:type="spellEnd"/>
+      <w:r>
+        <w:rPr>
+          <w:rFonts w:ascii="Garamond" w:hAnsi="Garamond"/>
+          <w:b/>
+          <w:bCs/>
+          <w:lang w:val="pt-PT"/>
+        </w:rPr>
+        <w:t xml:space="preserve"> </w:t>
+      </w:r>
+      <w:proofErr w:type="spellStart"/>
+      <w:r>
+        <w:rPr>
+          <w:rFonts w:ascii="Garamond" w:hAnsi="Garamond"/>
+          <w:b/>
+          <w:bCs/>
+          <w:lang w:val="pt-PT"/>
+        </w:rPr>
+        <w:t>Skewness</w:t>
+      </w:r>
+      <w:proofErr w:type="spellEnd"/>
+      <w:r>
+        <w:rPr>
+          <w:rFonts w:ascii="Garamond" w:hAnsi="Garamond"/>
+          <w:b/>
+          <w:bCs/>
+          <w:lang w:val="pt-PT"/>
+        </w:rPr>
+        <w:t xml:space="preserve"> </w:t>
+      </w:r>
+      <w:proofErr w:type="spellStart"/>
+      <w:r>
+        <w:rPr>
+          <w:rFonts w:ascii="Garamond" w:hAnsi="Garamond"/>
+          <w:b/>
+          <w:bCs/>
+          <w:lang w:val="pt-PT"/>
+        </w:rPr>
+        <w:t>Analysis</w:t>
+      </w:r>
+      <w:proofErr w:type="spellEnd"/>
       <w:r>
         <w:rPr>
           <w:rFonts w:ascii="Garamond" w:hAnsi="Garamond"/>
@@ -6740,7 +7041,7 @@
           <w:noProof/>
         </w:rPr>
         <w:drawing>
-          <wp:anchor distT="0" distB="0" distL="114300" distR="114300" simplePos="0" relativeHeight="251682816" behindDoc="0" locked="0" layoutInCell="1" allowOverlap="1" wp14:anchorId="2508838A" wp14:editId="5FF485D2">
+          <wp:anchor distT="0" distB="0" distL="114300" distR="114300" simplePos="0" relativeHeight="251682816" behindDoc="0" locked="0" layoutInCell="1" allowOverlap="1" wp14:anchorId="2508838A" wp14:editId="5F8651ED">
             <wp:simplePos x="0" y="0"/>
             <wp:positionH relativeFrom="margin">
               <wp:posOffset>241300</wp:posOffset>
@@ -8184,6 +8485,7 @@
           <w:szCs w:val="20"/>
         </w:rPr>
       </w:pPr>
+      <w:proofErr w:type="spellStart"/>
       <w:r>
         <w:rPr>
           <w:rFonts w:ascii="Arial" w:hAnsi="Arial" w:cs="Arial"/>
@@ -8193,8 +8495,33 @@
           <w:szCs w:val="20"/>
           <w:u w:val="single"/>
         </w:rPr>
-        <w:t>Income_log and Consultation_price_log</w:t>
-      </w:r>
+        <w:t>Income_log</w:t>
+      </w:r>
+      <w:proofErr w:type="spellEnd"/>
+      <w:r>
+        <w:rPr>
+          <w:rFonts w:ascii="Arial" w:hAnsi="Arial" w:cs="Arial"/>
+          <w:b/>
+          <w:bCs/>
+          <w:sz w:val="20"/>
+          <w:szCs w:val="20"/>
+          <w:u w:val="single"/>
+        </w:rPr>
+        <w:t xml:space="preserve"> and </w:t>
+      </w:r>
+      <w:proofErr w:type="spellStart"/>
+      <w:r>
+        <w:rPr>
+          <w:rFonts w:ascii="Arial" w:hAnsi="Arial" w:cs="Arial"/>
+          <w:b/>
+          <w:bCs/>
+          <w:sz w:val="20"/>
+          <w:szCs w:val="20"/>
+          <w:u w:val="single"/>
+        </w:rPr>
+        <w:t>Consultation_price_log</w:t>
+      </w:r>
+      <w:proofErr w:type="spellEnd"/>
       <w:r>
         <w:rPr>
           <w:rFonts w:ascii="Arial" w:hAnsi="Arial" w:cs="Arial"/>
@@ -9245,6 +9572,7 @@
                 <w:szCs w:val="20"/>
               </w:rPr>
             </w:pPr>
+            <w:proofErr w:type="spellStart"/>
             <w:r>
               <w:rPr>
                 <w:rFonts w:ascii="Arial" w:hAnsi="Arial" w:cs="Arial"/>
@@ -9255,6 +9583,7 @@
               </w:rPr>
               <w:t>Income_log</w:t>
             </w:r>
+            <w:proofErr w:type="spellEnd"/>
           </w:p>
         </w:tc>
         <w:tc>
@@ -9526,6 +9855,7 @@
                 <w:szCs w:val="20"/>
               </w:rPr>
             </w:pPr>
+            <w:proofErr w:type="spellStart"/>
             <w:r>
               <w:rPr>
                 <w:rFonts w:ascii="Arial" w:hAnsi="Arial" w:cs="Arial"/>
@@ -9536,6 +9866,7 @@
               </w:rPr>
               <w:t>Consultation_price_log</w:t>
             </w:r>
+            <w:proofErr w:type="spellEnd"/>
           </w:p>
         </w:tc>
         <w:tc>
@@ -9917,7 +10248,27 @@
           <w:szCs w:val="20"/>
           <w:lang w:val="en-US"/>
         </w:rPr>
-        <w:t xml:space="preserve"> converted to </w:t>
+        <w:t xml:space="preserve"> </w:t>
+      </w:r>
+      <w:proofErr w:type="gramStart"/>
+      <w:r>
+        <w:rPr>
+          <w:rFonts w:ascii="Arial" w:hAnsi="Arial" w:cs="Arial"/>
+          <w:sz w:val="20"/>
+          <w:szCs w:val="20"/>
+          <w:lang w:val="en-US"/>
+        </w:rPr>
+        <w:t>converted to</w:t>
+      </w:r>
+      <w:proofErr w:type="gramEnd"/>
+      <w:r>
+        <w:rPr>
+          <w:rFonts w:ascii="Arial" w:hAnsi="Arial" w:cs="Arial"/>
+          <w:sz w:val="20"/>
+          <w:szCs w:val="20"/>
+          <w:lang w:val="en-US"/>
+        </w:rPr>
+        <w:t xml:space="preserve"> </w:t>
       </w:r>
       <w:r>
         <w:rPr>
@@ -9945,16 +10296,36 @@
           <w:szCs w:val="20"/>
           <w:lang w:val="en-US"/>
         </w:rPr>
-        <w:t xml:space="preserve"> instead </w:t>
-      </w:r>
-      <w:r>
-        <w:rPr>
-          <w:rFonts w:ascii="Arial" w:hAnsi="Arial" w:cs="Arial"/>
-          <w:sz w:val="20"/>
-          <w:szCs w:val="20"/>
-          <w:lang w:val="en-US"/>
-        </w:rPr>
-        <w:t xml:space="preserve">remaining </w:t>
+        <w:t xml:space="preserve"> </w:t>
+      </w:r>
+      <w:proofErr w:type="gramStart"/>
+      <w:r>
+        <w:rPr>
+          <w:rFonts w:ascii="Arial" w:hAnsi="Arial" w:cs="Arial"/>
+          <w:sz w:val="20"/>
+          <w:szCs w:val="20"/>
+          <w:lang w:val="en-US"/>
+        </w:rPr>
+        <w:t xml:space="preserve">instead </w:t>
+      </w:r>
+      <w:r>
+        <w:rPr>
+          <w:rFonts w:ascii="Arial" w:hAnsi="Arial" w:cs="Arial"/>
+          <w:sz w:val="20"/>
+          <w:szCs w:val="20"/>
+          <w:lang w:val="en-US"/>
+        </w:rPr>
+        <w:t>remaining</w:t>
+      </w:r>
+      <w:proofErr w:type="gramEnd"/>
+      <w:r>
+        <w:rPr>
+          <w:rFonts w:ascii="Arial" w:hAnsi="Arial" w:cs="Arial"/>
+          <w:sz w:val="20"/>
+          <w:szCs w:val="20"/>
+          <w:lang w:val="en-US"/>
+        </w:rPr>
+        <w:t xml:space="preserve"> </w:t>
       </w:r>
       <w:r>
         <w:rPr>
@@ -9965,6 +10336,7 @@
         </w:rPr>
         <w:t xml:space="preserve">of </w:t>
       </w:r>
+      <w:proofErr w:type="gramStart"/>
       <w:r>
         <w:rPr>
           <w:rFonts w:ascii="Arial" w:hAnsi="Arial" w:cs="Arial"/>
@@ -9984,6 +10356,7 @@
         </w:rPr>
         <w:t>datetime</w:t>
       </w:r>
+      <w:proofErr w:type="gramEnd"/>
       <w:r>
         <w:rPr>
           <w:rFonts w:ascii="Arial" w:hAnsi="Arial" w:cs="Arial"/>
@@ -10125,6 +10498,7 @@
         </w:rPr>
         <w:t>The resulting Analytical Base Table was saved as a CSV file named ‘</w:t>
       </w:r>
+      <w:proofErr w:type="spellStart"/>
       <w:r>
         <w:rPr>
           <w:rFonts w:ascii="Consolas" w:hAnsi="Consolas" w:cs="Consolas"/>
@@ -10135,6 +10509,7 @@
         </w:rPr>
         <w:t>ABT_city_hospital</w:t>
       </w:r>
+      <w:proofErr w:type="spellEnd"/>
       <w:r>
         <w:rPr>
           <w:rFonts w:ascii="Arial" w:hAnsi="Arial" w:cs="Arial"/>
@@ -10264,8 +10639,17 @@
           <w:rFonts w:ascii="Garamond" w:hAnsi="Garamond"/>
           <w:lang w:val="en-US"/>
         </w:rPr>
-        <w:t>Distributions of Age, Gender, Approximate Annual Income and Income_log</w:t>
-      </w:r>
+        <w:t xml:space="preserve">Distributions of Age, Gender, Approximate Annual Income and </w:t>
+      </w:r>
+      <w:proofErr w:type="spellStart"/>
+      <w:r>
+        <w:rPr>
+          <w:rFonts w:ascii="Garamond" w:hAnsi="Garamond"/>
+          <w:lang w:val="en-US"/>
+        </w:rPr>
+        <w:t>Income_log</w:t>
+      </w:r>
+      <w:proofErr w:type="spellEnd"/>
     </w:p>
     <w:p>
       <w:pPr>
@@ -10453,16 +10837,18 @@
           <w:szCs w:val="20"/>
           <w:lang w:val="en-US"/>
         </w:rPr>
-        <w:t>tribution of patients by the different Age Ranges</w:t>
-      </w:r>
-      <w:r>
-        <w:rPr>
-          <w:rFonts w:ascii="Arial" w:hAnsi="Arial" w:cs="Arial"/>
-          <w:sz w:val="20"/>
-          <w:szCs w:val="20"/>
-          <w:lang w:val="en-US"/>
-        </w:rPr>
-        <w:t xml:space="preserve">. The most frequent range is </w:t>
+        <w:t xml:space="preserve">tribution of patients by </w:t>
+      </w:r>
+      <w:r>
+        <w:rPr>
+          <w:rFonts w:ascii="Arial" w:hAnsi="Arial" w:cs="Arial"/>
+          <w:b/>
+          <w:bCs/>
+          <w:sz w:val="20"/>
+          <w:szCs w:val="20"/>
+          <w:lang w:val="en-US"/>
+        </w:rPr>
+        <w:t>Age</w:t>
       </w:r>
       <w:r>
         <w:rPr>
@@ -10473,6 +10859,143 @@
         </w:rPr>
         <w:t xml:space="preserve">. </w:t>
       </w:r>
+      <w:r>
+        <w:rPr>
+          <w:rFonts w:ascii="Arial" w:hAnsi="Arial" w:cs="Arial"/>
+          <w:sz w:val="20"/>
+          <w:szCs w:val="20"/>
+          <w:lang w:val="en-US"/>
+        </w:rPr>
+        <w:t xml:space="preserve">The </w:t>
+      </w:r>
+      <w:r>
+        <w:rPr>
+          <w:rFonts w:ascii="Arial" w:hAnsi="Arial" w:cs="Arial"/>
+          <w:sz w:val="20"/>
+          <w:szCs w:val="20"/>
+          <w:lang w:val="en-US"/>
+        </w:rPr>
+        <w:t>9-16 range</w:t>
+      </w:r>
+      <w:r>
+        <w:rPr>
+          <w:rFonts w:ascii="Arial" w:hAnsi="Arial" w:cs="Arial"/>
+          <w:sz w:val="20"/>
+          <w:szCs w:val="20"/>
+          <w:lang w:val="en-US"/>
+        </w:rPr>
+        <w:t xml:space="preserve"> is the most frequent</w:t>
+      </w:r>
+      <w:r>
+        <w:rPr>
+          <w:rFonts w:ascii="Arial" w:hAnsi="Arial" w:cs="Arial"/>
+          <w:sz w:val="20"/>
+          <w:szCs w:val="20"/>
+          <w:lang w:val="en-US"/>
+        </w:rPr>
+        <w:t>, with more than 50 patient</w:t>
+      </w:r>
+      <w:r>
+        <w:rPr>
+          <w:rFonts w:ascii="Arial" w:hAnsi="Arial" w:cs="Arial"/>
+          <w:sz w:val="20"/>
+          <w:szCs w:val="20"/>
+          <w:lang w:val="en-US"/>
+        </w:rPr>
+        <w:t>s</w:t>
+      </w:r>
+      <w:r>
+        <w:rPr>
+          <w:rFonts w:ascii="Arial" w:hAnsi="Arial" w:cs="Arial"/>
+          <w:sz w:val="20"/>
+          <w:szCs w:val="20"/>
+          <w:lang w:val="en-US"/>
+        </w:rPr>
+        <w:t xml:space="preserve">. </w:t>
+      </w:r>
+      <w:r>
+        <w:rPr>
+          <w:rFonts w:ascii="Arial" w:hAnsi="Arial" w:cs="Arial"/>
+          <w:sz w:val="20"/>
+          <w:szCs w:val="20"/>
+          <w:lang w:val="en-US"/>
+        </w:rPr>
+        <w:t xml:space="preserve">This graph </w:t>
+      </w:r>
+      <w:r>
+        <w:rPr>
+          <w:rFonts w:ascii="Arial" w:hAnsi="Arial" w:cs="Arial"/>
+          <w:sz w:val="20"/>
+          <w:szCs w:val="20"/>
+          <w:lang w:val="en-US"/>
+        </w:rPr>
+        <w:t>shows</w:t>
+      </w:r>
+      <w:r>
+        <w:rPr>
+          <w:rFonts w:ascii="Arial" w:hAnsi="Arial" w:cs="Arial"/>
+          <w:sz w:val="20"/>
+          <w:szCs w:val="20"/>
+          <w:lang w:val="en-US"/>
+        </w:rPr>
+        <w:t xml:space="preserve"> </w:t>
+      </w:r>
+      <w:proofErr w:type="gramStart"/>
+      <w:r>
+        <w:rPr>
+          <w:rFonts w:ascii="Arial" w:hAnsi="Arial" w:cs="Arial"/>
+          <w:sz w:val="20"/>
+          <w:szCs w:val="20"/>
+          <w:lang w:val="en-US"/>
+        </w:rPr>
+        <w:t xml:space="preserve">a </w:t>
+      </w:r>
+      <w:r>
+        <w:rPr>
+          <w:rFonts w:ascii="Arial" w:hAnsi="Arial" w:cs="Arial"/>
+          <w:sz w:val="20"/>
+          <w:szCs w:val="20"/>
+          <w:lang w:val="en-US"/>
+        </w:rPr>
+        <w:t>discontinuity</w:t>
+      </w:r>
+      <w:proofErr w:type="gramEnd"/>
+      <w:r>
+        <w:rPr>
+          <w:rFonts w:ascii="Arial" w:hAnsi="Arial" w:cs="Arial"/>
+          <w:sz w:val="20"/>
+          <w:szCs w:val="20"/>
+          <w:lang w:val="en-US"/>
+        </w:rPr>
+        <w:t xml:space="preserve"> as there are no patients </w:t>
+      </w:r>
+      <w:r>
+        <w:rPr>
+          <w:rFonts w:ascii="Arial" w:hAnsi="Arial" w:cs="Arial"/>
+          <w:sz w:val="20"/>
+          <w:szCs w:val="20"/>
+          <w:lang w:val="en-US"/>
+        </w:rPr>
+        <w:t xml:space="preserve">with an age </w:t>
+      </w:r>
+      <w:r>
+        <w:rPr>
+          <w:rFonts w:ascii="Arial" w:hAnsi="Arial" w:cs="Arial"/>
+          <w:sz w:val="20"/>
+          <w:szCs w:val="20"/>
+          <w:lang w:val="en-US"/>
+        </w:rPr>
+        <w:t xml:space="preserve">between </w:t>
+      </w:r>
+      <w:r>
+        <w:rPr>
+          <w:rFonts w:ascii="Arial" w:hAnsi="Arial" w:cs="Arial"/>
+          <w:sz w:val="20"/>
+          <w:szCs w:val="20"/>
+          <w:lang w:val="en-US"/>
+        </w:rPr>
+        <w:t>102 and 110 years old.</w:t>
+      </w:r>
     </w:p>
     <w:p>
       <w:pPr>
@@ -10499,16 +11022,125 @@
           <w:szCs w:val="20"/>
           <w:lang w:val="en-US"/>
         </w:rPr>
-        <w:t xml:space="preserve">econd graph represents the distribution of patients by the Gender categories: Female, Male and Other. They have similar </w:t>
-      </w:r>
-      <w:r>
-        <w:rPr>
-          <w:rFonts w:ascii="Arial" w:hAnsi="Arial" w:cs="Arial"/>
-          <w:sz w:val="20"/>
-          <w:szCs w:val="20"/>
-          <w:lang w:val="en-US"/>
-        </w:rPr>
-        <w:t>frequency, with Other taking the lead.</w:t>
+        <w:t xml:space="preserve">econd graph represents the distribution of patients by the </w:t>
+      </w:r>
+      <w:r>
+        <w:rPr>
+          <w:rFonts w:ascii="Arial" w:hAnsi="Arial" w:cs="Arial"/>
+          <w:b/>
+          <w:bCs/>
+          <w:sz w:val="20"/>
+          <w:szCs w:val="20"/>
+          <w:lang w:val="en-US"/>
+        </w:rPr>
+        <w:t>Gender</w:t>
+      </w:r>
+      <w:r>
+        <w:rPr>
+          <w:rFonts w:ascii="Arial" w:hAnsi="Arial" w:cs="Arial"/>
+          <w:sz w:val="20"/>
+          <w:szCs w:val="20"/>
+          <w:lang w:val="en-US"/>
+        </w:rPr>
+        <w:t xml:space="preserve"> categories: </w:t>
+      </w:r>
+      <w:r>
+        <w:rPr>
+          <w:rFonts w:ascii="Arial" w:hAnsi="Arial" w:cs="Arial"/>
+          <w:b/>
+          <w:bCs/>
+          <w:sz w:val="20"/>
+          <w:szCs w:val="20"/>
+          <w:lang w:val="en-US"/>
+        </w:rPr>
+        <w:t>Female</w:t>
+      </w:r>
+      <w:r>
+        <w:rPr>
+          <w:rFonts w:ascii="Arial" w:hAnsi="Arial" w:cs="Arial"/>
+          <w:sz w:val="20"/>
+          <w:szCs w:val="20"/>
+          <w:lang w:val="en-US"/>
+        </w:rPr>
+        <w:t xml:space="preserve">, </w:t>
+      </w:r>
+      <w:r>
+        <w:rPr>
+          <w:rFonts w:ascii="Arial" w:hAnsi="Arial" w:cs="Arial"/>
+          <w:b/>
+          <w:bCs/>
+          <w:sz w:val="20"/>
+          <w:szCs w:val="20"/>
+          <w:lang w:val="en-US"/>
+        </w:rPr>
+        <w:t>Male</w:t>
+      </w:r>
+      <w:r>
+        <w:rPr>
+          <w:rFonts w:ascii="Arial" w:hAnsi="Arial" w:cs="Arial"/>
+          <w:sz w:val="20"/>
+          <w:szCs w:val="20"/>
+          <w:lang w:val="en-US"/>
+        </w:rPr>
+        <w:t>,</w:t>
+      </w:r>
+      <w:r>
+        <w:rPr>
+          <w:rFonts w:ascii="Arial" w:hAnsi="Arial" w:cs="Arial"/>
+          <w:sz w:val="20"/>
+          <w:szCs w:val="20"/>
+          <w:lang w:val="en-US"/>
+        </w:rPr>
+        <w:t xml:space="preserve"> and </w:t>
+      </w:r>
+      <w:r>
+        <w:rPr>
+          <w:rFonts w:ascii="Arial" w:hAnsi="Arial" w:cs="Arial"/>
+          <w:b/>
+          <w:bCs/>
+          <w:sz w:val="20"/>
+          <w:szCs w:val="20"/>
+          <w:lang w:val="en-US"/>
+        </w:rPr>
+        <w:t>Other</w:t>
+      </w:r>
+      <w:r>
+        <w:rPr>
+          <w:rFonts w:ascii="Arial" w:hAnsi="Arial" w:cs="Arial"/>
+          <w:sz w:val="20"/>
+          <w:szCs w:val="20"/>
+          <w:lang w:val="en-US"/>
+        </w:rPr>
+        <w:t xml:space="preserve">. They have similar </w:t>
+      </w:r>
+      <w:r>
+        <w:rPr>
+          <w:rFonts w:ascii="Arial" w:hAnsi="Arial" w:cs="Arial"/>
+          <w:sz w:val="20"/>
+          <w:szCs w:val="20"/>
+          <w:lang w:val="en-US"/>
+        </w:rPr>
+        <w:t xml:space="preserve">frequency, with </w:t>
+      </w:r>
+      <w:r>
+        <w:rPr>
+          <w:rFonts w:ascii="Arial" w:hAnsi="Arial" w:cs="Arial"/>
+          <w:b/>
+          <w:bCs/>
+          <w:sz w:val="20"/>
+          <w:szCs w:val="20"/>
+          <w:lang w:val="en-US"/>
+        </w:rPr>
+        <w:t>Other</w:t>
+      </w:r>
+      <w:r>
+        <w:rPr>
+          <w:rFonts w:ascii="Arial" w:hAnsi="Arial" w:cs="Arial"/>
+          <w:sz w:val="20"/>
+          <w:szCs w:val="20"/>
+          <w:lang w:val="en-US"/>
+        </w:rPr>
+        <w:t xml:space="preserve"> taking the lead.</w:t>
       </w:r>
       <w:r>
         <w:rPr>
@@ -10526,16 +11158,38 @@
           <w:szCs w:val="20"/>
           <w:lang w:val="en-US"/>
         </w:rPr>
-        <w:t>, so we might be facing a case of people who chose the Other option</w:t>
-      </w:r>
-      <w:r>
-        <w:rPr>
-          <w:rFonts w:ascii="Arial" w:hAnsi="Arial" w:cs="Arial"/>
-          <w:sz w:val="20"/>
-          <w:szCs w:val="20"/>
-          <w:lang w:val="en-US"/>
-        </w:rPr>
-        <w:t>, when, in fact, it did not represent their situation.</w:t>
+        <w:t xml:space="preserve">, so we might be facing a case of people who chose the </w:t>
+      </w:r>
+      <w:proofErr w:type="gramStart"/>
+      <w:r>
+        <w:rPr>
+          <w:rFonts w:ascii="Arial" w:hAnsi="Arial" w:cs="Arial"/>
+          <w:b/>
+          <w:bCs/>
+          <w:sz w:val="20"/>
+          <w:szCs w:val="20"/>
+          <w:lang w:val="en-US"/>
+        </w:rPr>
+        <w:t>Other</w:t>
+      </w:r>
+      <w:proofErr w:type="gramEnd"/>
+      <w:r>
+        <w:rPr>
+          <w:rFonts w:ascii="Arial" w:hAnsi="Arial" w:cs="Arial"/>
+          <w:sz w:val="20"/>
+          <w:szCs w:val="20"/>
+          <w:lang w:val="en-US"/>
+        </w:rPr>
+        <w:t xml:space="preserve"> option</w:t>
+      </w:r>
+      <w:r>
+        <w:rPr>
+          <w:rFonts w:ascii="Arial" w:hAnsi="Arial" w:cs="Arial"/>
+          <w:sz w:val="20"/>
+          <w:szCs w:val="20"/>
+          <w:lang w:val="en-US"/>
+        </w:rPr>
+        <w:t xml:space="preserve"> when, in fact, it did not represent their situation.</w:t>
       </w:r>
     </w:p>
     <w:p>
@@ -10678,7 +11332,25 @@
           <w:szCs w:val="20"/>
           <w:lang w:val="en-US"/>
         </w:rPr>
-        <w:t xml:space="preserve">The figure … </w:t>
+        <w:t>Th</w:t>
+      </w:r>
+      <w:r>
+        <w:rPr>
+          <w:rFonts w:ascii="Arial" w:hAnsi="Arial" w:cs="Arial"/>
+          <w:sz w:val="20"/>
+          <w:szCs w:val="20"/>
+          <w:lang w:val="en-US"/>
+        </w:rPr>
+        <w:t>is</w:t>
+      </w:r>
+      <w:r>
+        <w:rPr>
+          <w:rFonts w:ascii="Arial" w:hAnsi="Arial" w:cs="Arial"/>
+          <w:sz w:val="20"/>
+          <w:szCs w:val="20"/>
+          <w:lang w:val="en-US"/>
+        </w:rPr>
+        <w:t xml:space="preserve"> figure </w:t>
       </w:r>
       <w:r>
         <w:rPr>
@@ -10769,25 +11441,88 @@
           <w:szCs w:val="20"/>
           <w:lang w:val="en-US"/>
         </w:rPr>
-        <w:t xml:space="preserve">Most of the patients registered values between 0 and </w:t>
-      </w:r>
-      <w:r>
-        <w:rPr>
-          <w:rFonts w:ascii="Arial" w:hAnsi="Arial" w:cs="Arial"/>
-          <w:sz w:val="20"/>
-          <w:szCs w:val="20"/>
-          <w:lang w:val="en-US"/>
-        </w:rPr>
-        <w:t xml:space="preserve">, with </w:t>
-      </w:r>
-      <w:r>
-        <w:rPr>
-          <w:rFonts w:ascii="Arial" w:hAnsi="Arial" w:cs="Arial"/>
-          <w:sz w:val="20"/>
-          <w:szCs w:val="20"/>
-          <w:lang w:val="en-US"/>
-        </w:rPr>
-        <w:t>values surpassing ten million.</w:t>
+        <w:t>Almost every</w:t>
+      </w:r>
+      <w:r>
+        <w:rPr>
+          <w:rFonts w:ascii="Arial" w:hAnsi="Arial" w:cs="Arial"/>
+          <w:sz w:val="20"/>
+          <w:szCs w:val="20"/>
+          <w:lang w:val="en-US"/>
+        </w:rPr>
+        <w:t xml:space="preserve"> </w:t>
+      </w:r>
+      <w:r>
+        <w:rPr>
+          <w:rFonts w:ascii="Arial" w:hAnsi="Arial" w:cs="Arial"/>
+          <w:sz w:val="20"/>
+          <w:szCs w:val="20"/>
+          <w:lang w:val="en-US"/>
+        </w:rPr>
+        <w:t>patient</w:t>
+      </w:r>
+      <w:r>
+        <w:rPr>
+          <w:rFonts w:ascii="Arial" w:hAnsi="Arial" w:cs="Arial"/>
+          <w:sz w:val="20"/>
+          <w:szCs w:val="20"/>
+          <w:lang w:val="en-US"/>
+        </w:rPr>
+        <w:t xml:space="preserve"> registered </w:t>
+      </w:r>
+      <w:r>
+        <w:rPr>
+          <w:rFonts w:ascii="Arial" w:hAnsi="Arial" w:cs="Arial"/>
+          <w:sz w:val="20"/>
+          <w:szCs w:val="20"/>
+          <w:lang w:val="en-US"/>
+        </w:rPr>
+        <w:t>an annual income</w:t>
+      </w:r>
+      <w:r>
+        <w:rPr>
+          <w:rFonts w:ascii="Arial" w:hAnsi="Arial" w:cs="Arial"/>
+          <w:sz w:val="20"/>
+          <w:szCs w:val="20"/>
+          <w:lang w:val="en-US"/>
+        </w:rPr>
+        <w:t xml:space="preserve"> between 0 and </w:t>
+      </w:r>
+      <w:r>
+        <w:rPr>
+          <w:rFonts w:ascii="Arial" w:hAnsi="Arial" w:cs="Arial"/>
+          <w:sz w:val="20"/>
+          <w:szCs w:val="20"/>
+          <w:lang w:val="en-US"/>
+        </w:rPr>
+        <w:t>3</w:t>
+      </w:r>
+      <w:r>
+        <w:rPr>
+          <w:rFonts w:ascii="Arial" w:hAnsi="Arial" w:cs="Arial"/>
+          <w:sz w:val="20"/>
+          <w:szCs w:val="20"/>
+          <w:lang w:val="en-US"/>
+        </w:rPr>
+        <w:t>770</w:t>
+      </w:r>
+      <w:r>
+        <w:rPr>
+          <w:rFonts w:ascii="Arial" w:hAnsi="Arial" w:cs="Arial"/>
+          <w:sz w:val="20"/>
+          <w:szCs w:val="20"/>
+          <w:lang w:val="en-US"/>
+        </w:rPr>
+        <w:t xml:space="preserve">7. Two patients </w:t>
+      </w:r>
+      <w:r>
+        <w:rPr>
+          <w:rFonts w:ascii="Arial" w:hAnsi="Arial" w:cs="Arial"/>
+          <w:sz w:val="20"/>
+          <w:szCs w:val="20"/>
+          <w:lang w:val="en-US"/>
+        </w:rPr>
+        <w:t>are out of this group. One of them registered 2 million, and the other 10 million.</w:t>
       </w:r>
     </w:p>
     <w:p>
@@ -10815,7 +11550,27 @@
           <w:szCs w:val="20"/>
           <w:lang w:val="en-US"/>
         </w:rPr>
-        <w:t>graph, in order to reduce the skewness</w:t>
+        <w:t xml:space="preserve">graph, </w:t>
+      </w:r>
+      <w:proofErr w:type="gramStart"/>
+      <w:r>
+        <w:rPr>
+          <w:rFonts w:ascii="Arial" w:hAnsi="Arial" w:cs="Arial"/>
+          <w:sz w:val="20"/>
+          <w:szCs w:val="20"/>
+          <w:lang w:val="en-US"/>
+        </w:rPr>
+        <w:t>in order to</w:t>
+      </w:r>
+      <w:proofErr w:type="gramEnd"/>
+      <w:r>
+        <w:rPr>
+          <w:rFonts w:ascii="Arial" w:hAnsi="Arial" w:cs="Arial"/>
+          <w:sz w:val="20"/>
+          <w:szCs w:val="20"/>
+          <w:lang w:val="en-US"/>
+        </w:rPr>
+        <w:t xml:space="preserve"> reduce the skewness</w:t>
       </w:r>
       <w:r>
         <w:rPr>
@@ -10851,16 +11606,7 @@
           <w:szCs w:val="20"/>
           <w:lang w:val="en-US"/>
         </w:rPr>
-        <w:t xml:space="preserve"> We can conclude that</w:t>
-      </w:r>
-      <w:r>
-        <w:rPr>
-          <w:rFonts w:ascii="Arial" w:hAnsi="Arial" w:cs="Arial"/>
-          <w:sz w:val="20"/>
-          <w:szCs w:val="20"/>
-          <w:lang w:val="en-US"/>
-        </w:rPr>
-        <w:t xml:space="preserve"> most of our </w:t>
+        <w:t xml:space="preserve"> </w:t>
       </w:r>
     </w:p>
     <w:p>
@@ -10875,29 +11621,29 @@
           <w:rFonts w:ascii="Garamond" w:hAnsi="Garamond"/>
           <w:lang w:val="en-US"/>
         </w:rPr>
+        <w:t>Number of visits per department over time</w:t>
+      </w:r>
+      <w:r>
+        <w:rPr>
+          <w:rFonts w:ascii="Garamond" w:hAnsi="Garamond"/>
+          <w:lang w:val="en-US"/>
+        </w:rPr>
+        <w:t xml:space="preserve"> </w:t>
+      </w:r>
+    </w:p>
+    <w:p>
+      <w:pPr>
+        <w:rPr>
+          <w:rFonts w:ascii="Garamond" w:hAnsi="Garamond"/>
+          <w:lang w:val="en-US"/>
+        </w:rPr>
+      </w:pPr>
+      <w:r>
+        <w:rPr>
+          <w:rFonts w:ascii="Garamond" w:hAnsi="Garamond"/>
+          <w:lang w:val="en-US"/>
+        </w:rPr>
         <w:lastRenderedPageBreak/>
-        <w:t>Number of visits per department over time</w:t>
-      </w:r>
-      <w:r>
-        <w:rPr>
-          <w:rFonts w:ascii="Garamond" w:hAnsi="Garamond"/>
-          <w:lang w:val="en-US"/>
-        </w:rPr>
-        <w:t xml:space="preserve"> </w:t>
-      </w:r>
-    </w:p>
-    <w:p>
-      <w:pPr>
-        <w:rPr>
-          <w:rFonts w:ascii="Garamond" w:hAnsi="Garamond"/>
-          <w:lang w:val="en-US"/>
-        </w:rPr>
-      </w:pPr>
-      <w:r>
-        <w:rPr>
-          <w:rFonts w:ascii="Garamond" w:hAnsi="Garamond"/>
-          <w:lang w:val="en-US"/>
-        </w:rPr>
         <w:t>Department visits by Gender</w:t>
       </w:r>
       <w:r>
@@ -11000,7 +11746,38 @@
           <w:szCs w:val="20"/>
           <w:lang w:val="en-US"/>
         </w:rPr>
-        <w:t xml:space="preserve">distribution of visits per department over the months covered by this </w:t>
+        <w:t xml:space="preserve">distribution of visits per </w:t>
+      </w:r>
+      <w:r>
+        <w:rPr>
+          <w:rFonts w:ascii="Arial" w:hAnsi="Arial" w:cs="Arial"/>
+          <w:b/>
+          <w:bCs/>
+          <w:sz w:val="20"/>
+          <w:szCs w:val="20"/>
+          <w:lang w:val="en-US"/>
+        </w:rPr>
+        <w:t>D</w:t>
+      </w:r>
+      <w:r>
+        <w:rPr>
+          <w:rFonts w:ascii="Arial" w:hAnsi="Arial" w:cs="Arial"/>
+          <w:b/>
+          <w:bCs/>
+          <w:sz w:val="20"/>
+          <w:szCs w:val="20"/>
+          <w:lang w:val="en-US"/>
+        </w:rPr>
+        <w:t>epartment</w:t>
+      </w:r>
+      <w:r>
+        <w:rPr>
+          <w:rFonts w:ascii="Arial" w:hAnsi="Arial" w:cs="Arial"/>
+          <w:sz w:val="20"/>
+          <w:szCs w:val="20"/>
+          <w:lang w:val="en-US"/>
+        </w:rPr>
+        <w:t xml:space="preserve"> over the months covered by this </w:t>
       </w:r>
       <w:r>
         <w:rPr>
@@ -11027,25 +11804,92 @@
           <w:szCs w:val="20"/>
           <w:lang w:val="en-US"/>
         </w:rPr>
-        <w:t xml:space="preserve">The highest visited department was </w:t>
-      </w:r>
-      <w:r>
-        <w:rPr>
-          <w:rFonts w:ascii="Arial" w:hAnsi="Arial" w:cs="Arial"/>
-          <w:sz w:val="20"/>
-          <w:szCs w:val="20"/>
-          <w:lang w:val="en-US"/>
-        </w:rPr>
-        <w:t>the Psychiatry department in January</w:t>
-      </w:r>
-      <w:r>
-        <w:rPr>
-          <w:rFonts w:ascii="Arial" w:hAnsi="Arial" w:cs="Arial"/>
-          <w:sz w:val="20"/>
-          <w:szCs w:val="20"/>
-          <w:lang w:val="en-US"/>
-        </w:rPr>
-        <w:t xml:space="preserve"> (close to 250)</w:t>
+        <w:t xml:space="preserve">The department </w:t>
+      </w:r>
+      <w:r>
+        <w:rPr>
+          <w:rFonts w:ascii="Arial" w:hAnsi="Arial" w:cs="Arial"/>
+          <w:sz w:val="20"/>
+          <w:szCs w:val="20"/>
+          <w:lang w:val="en-US"/>
+        </w:rPr>
+        <w:t xml:space="preserve">with the most visits </w:t>
+      </w:r>
+      <w:r>
+        <w:rPr>
+          <w:rFonts w:ascii="Arial" w:hAnsi="Arial" w:cs="Arial"/>
+          <w:sz w:val="20"/>
+          <w:szCs w:val="20"/>
+          <w:lang w:val="en-US"/>
+        </w:rPr>
+        <w:t xml:space="preserve">was </w:t>
+      </w:r>
+      <w:r>
+        <w:rPr>
+          <w:rFonts w:ascii="Arial" w:hAnsi="Arial" w:cs="Arial"/>
+          <w:sz w:val="20"/>
+          <w:szCs w:val="20"/>
+          <w:lang w:val="en-US"/>
+        </w:rPr>
+        <w:t xml:space="preserve">the </w:t>
+      </w:r>
+      <w:r>
+        <w:rPr>
+          <w:rFonts w:ascii="Arial" w:hAnsi="Arial" w:cs="Arial"/>
+          <w:b/>
+          <w:bCs/>
+          <w:sz w:val="20"/>
+          <w:szCs w:val="20"/>
+          <w:lang w:val="en-US"/>
+        </w:rPr>
+        <w:t>Psychiatry</w:t>
+      </w:r>
+      <w:r>
+        <w:rPr>
+          <w:rFonts w:ascii="Arial" w:hAnsi="Arial" w:cs="Arial"/>
+          <w:sz w:val="20"/>
+          <w:szCs w:val="20"/>
+          <w:lang w:val="en-US"/>
+        </w:rPr>
+        <w:t xml:space="preserve"> department in </w:t>
+      </w:r>
+      <w:r>
+        <w:rPr>
+          <w:rFonts w:ascii="Arial" w:hAnsi="Arial" w:cs="Arial"/>
+          <w:b/>
+          <w:bCs/>
+          <w:sz w:val="20"/>
+          <w:szCs w:val="20"/>
+          <w:lang w:val="en-US"/>
+        </w:rPr>
+        <w:t>January</w:t>
+      </w:r>
+      <w:r>
+        <w:rPr>
+          <w:rFonts w:ascii="Arial" w:hAnsi="Arial" w:cs="Arial"/>
+          <w:sz w:val="20"/>
+          <w:szCs w:val="20"/>
+          <w:lang w:val="en-US"/>
+        </w:rPr>
+        <w:t xml:space="preserve"> (2</w:t>
+      </w:r>
+      <w:r>
+        <w:rPr>
+          <w:rFonts w:ascii="Arial" w:hAnsi="Arial" w:cs="Arial"/>
+          <w:sz w:val="20"/>
+          <w:szCs w:val="20"/>
+          <w:lang w:val="en-US"/>
+        </w:rPr>
+        <w:t>46 visits</w:t>
+      </w:r>
+      <w:r>
+        <w:rPr>
+          <w:rFonts w:ascii="Arial" w:hAnsi="Arial" w:cs="Arial"/>
+          <w:sz w:val="20"/>
+          <w:szCs w:val="20"/>
+          <w:lang w:val="en-US"/>
+        </w:rPr>
+        <w:t>)</w:t>
       </w:r>
       <w:r>
         <w:rPr>
@@ -11077,20 +11921,60 @@
       <w:r>
         <w:rPr>
           <w:rFonts w:ascii="Arial" w:hAnsi="Arial" w:cs="Arial"/>
-          <w:sz w:val="20"/>
-          <w:szCs w:val="20"/>
-          <w:lang w:val="en-US"/>
-        </w:rPr>
-        <w:t>Orthopedics department in February</w:t>
-      </w:r>
-      <w:r>
-        <w:rPr>
-          <w:rFonts w:ascii="Arial" w:hAnsi="Arial" w:cs="Arial"/>
-          <w:sz w:val="20"/>
-          <w:szCs w:val="20"/>
-          <w:lang w:val="en-US"/>
-        </w:rPr>
-        <w:t xml:space="preserve"> ()</w:t>
+          <w:b/>
+          <w:bCs/>
+          <w:sz w:val="20"/>
+          <w:szCs w:val="20"/>
+          <w:lang w:val="en-US"/>
+        </w:rPr>
+        <w:t>Orthopedics</w:t>
+      </w:r>
+      <w:r>
+        <w:rPr>
+          <w:rFonts w:ascii="Arial" w:hAnsi="Arial" w:cs="Arial"/>
+          <w:sz w:val="20"/>
+          <w:szCs w:val="20"/>
+          <w:lang w:val="en-US"/>
+        </w:rPr>
+        <w:t xml:space="preserve"> department in </w:t>
+      </w:r>
+      <w:r>
+        <w:rPr>
+          <w:rFonts w:ascii="Arial" w:hAnsi="Arial" w:cs="Arial"/>
+          <w:b/>
+          <w:bCs/>
+          <w:sz w:val="20"/>
+          <w:szCs w:val="20"/>
+          <w:lang w:val="en-US"/>
+        </w:rPr>
+        <w:t>February</w:t>
+      </w:r>
+      <w:r>
+        <w:rPr>
+          <w:rFonts w:ascii="Arial" w:hAnsi="Arial" w:cs="Arial"/>
+          <w:sz w:val="20"/>
+          <w:szCs w:val="20"/>
+          <w:lang w:val="en-US"/>
+        </w:rPr>
+        <w:t xml:space="preserve"> (</w:t>
+      </w:r>
+      <w:r>
+        <w:rPr>
+          <w:rFonts w:ascii="Arial" w:hAnsi="Arial" w:cs="Arial"/>
+          <w:sz w:val="20"/>
+          <w:szCs w:val="20"/>
+          <w:lang w:val="en-US"/>
+        </w:rPr>
+        <w:t>72 visits</w:t>
+      </w:r>
+      <w:r>
+        <w:rPr>
+          <w:rFonts w:ascii="Arial" w:hAnsi="Arial" w:cs="Arial"/>
+          <w:sz w:val="20"/>
+          <w:szCs w:val="20"/>
+          <w:lang w:val="en-US"/>
+        </w:rPr>
+        <w:t>)</w:t>
       </w:r>
       <w:r>
         <w:rPr>
@@ -11135,7 +12019,43 @@
           <w:szCs w:val="20"/>
           <w:lang w:val="en-US"/>
         </w:rPr>
-        <w:t>over the months, with the difference between the maximum and minimum number of visits</w:t>
+        <w:t xml:space="preserve">over the months, with the difference between the </w:t>
+      </w:r>
+      <w:r>
+        <w:rPr>
+          <w:rFonts w:ascii="Arial" w:hAnsi="Arial" w:cs="Arial"/>
+          <w:sz w:val="20"/>
+          <w:szCs w:val="20"/>
+          <w:lang w:val="en-US"/>
+        </w:rPr>
+        <w:t>highest</w:t>
+      </w:r>
+      <w:r>
+        <w:rPr>
+          <w:rFonts w:ascii="Arial" w:hAnsi="Arial" w:cs="Arial"/>
+          <w:sz w:val="20"/>
+          <w:szCs w:val="20"/>
+          <w:lang w:val="en-US"/>
+        </w:rPr>
+        <w:t xml:space="preserve"> and </w:t>
+      </w:r>
+      <w:r>
+        <w:rPr>
+          <w:rFonts w:ascii="Arial" w:hAnsi="Arial" w:cs="Arial"/>
+          <w:sz w:val="20"/>
+          <w:szCs w:val="20"/>
+          <w:lang w:val="en-US"/>
+        </w:rPr>
+        <w:t>lowest</w:t>
+      </w:r>
+      <w:r>
+        <w:rPr>
+          <w:rFonts w:ascii="Arial" w:hAnsi="Arial" w:cs="Arial"/>
+          <w:sz w:val="20"/>
+          <w:szCs w:val="20"/>
+          <w:lang w:val="en-US"/>
+        </w:rPr>
+        <w:t xml:space="preserve"> number of visits</w:t>
       </w:r>
       <w:r>
         <w:rPr>
@@ -11153,7 +12073,114 @@
           <w:szCs w:val="20"/>
           <w:lang w:val="en-US"/>
         </w:rPr>
-        <w:t>50.</w:t>
+        <w:t>3</w:t>
+      </w:r>
+      <w:r>
+        <w:rPr>
+          <w:rFonts w:ascii="Arial" w:hAnsi="Arial" w:cs="Arial"/>
+          <w:sz w:val="20"/>
+          <w:szCs w:val="20"/>
+          <w:lang w:val="en-US"/>
+        </w:rPr>
+        <w:t>5</w:t>
+      </w:r>
+      <w:r>
+        <w:rPr>
+          <w:rFonts w:ascii="Arial" w:hAnsi="Arial" w:cs="Arial"/>
+          <w:sz w:val="20"/>
+          <w:szCs w:val="20"/>
+          <w:lang w:val="en-US"/>
+        </w:rPr>
+        <w:t>.</w:t>
+      </w:r>
+      <w:r>
+        <w:rPr>
+          <w:rFonts w:ascii="Arial" w:hAnsi="Arial" w:cs="Arial"/>
+          <w:sz w:val="20"/>
+          <w:szCs w:val="20"/>
+          <w:lang w:val="en-US"/>
+        </w:rPr>
+        <w:t xml:space="preserve"> The biggest </w:t>
+      </w:r>
+      <w:r>
+        <w:rPr>
+          <w:rFonts w:ascii="Arial" w:hAnsi="Arial" w:cs="Arial"/>
+          <w:sz w:val="20"/>
+          <w:szCs w:val="20"/>
+          <w:lang w:val="en-US"/>
+        </w:rPr>
+        <w:t xml:space="preserve">gap was between </w:t>
+      </w:r>
+      <w:r>
+        <w:rPr>
+          <w:rFonts w:ascii="Arial" w:hAnsi="Arial" w:cs="Arial"/>
+          <w:b/>
+          <w:bCs/>
+          <w:sz w:val="20"/>
+          <w:szCs w:val="20"/>
+          <w:lang w:val="en-US"/>
+        </w:rPr>
+        <w:t>January</w:t>
+      </w:r>
+      <w:r>
+        <w:rPr>
+          <w:rFonts w:ascii="Arial" w:hAnsi="Arial" w:cs="Arial"/>
+          <w:sz w:val="20"/>
+          <w:szCs w:val="20"/>
+          <w:lang w:val="en-US"/>
+        </w:rPr>
+        <w:t xml:space="preserve"> and </w:t>
+      </w:r>
+      <w:r>
+        <w:rPr>
+          <w:rFonts w:ascii="Arial" w:hAnsi="Arial" w:cs="Arial"/>
+          <w:b/>
+          <w:bCs/>
+          <w:sz w:val="20"/>
+          <w:szCs w:val="20"/>
+          <w:lang w:val="en-US"/>
+        </w:rPr>
+        <w:t>June</w:t>
+      </w:r>
+      <w:r>
+        <w:rPr>
+          <w:rFonts w:ascii="Arial" w:hAnsi="Arial" w:cs="Arial"/>
+          <w:sz w:val="20"/>
+          <w:szCs w:val="20"/>
+          <w:lang w:val="en-US"/>
+        </w:rPr>
+        <w:t xml:space="preserve"> in the </w:t>
+      </w:r>
+      <w:r>
+        <w:rPr>
+          <w:rFonts w:ascii="Arial" w:hAnsi="Arial" w:cs="Arial"/>
+          <w:b/>
+          <w:bCs/>
+          <w:sz w:val="20"/>
+          <w:szCs w:val="20"/>
+          <w:lang w:val="en-US"/>
+        </w:rPr>
+        <w:t>Psy</w:t>
+      </w:r>
+      <w:r>
+        <w:rPr>
+          <w:rFonts w:ascii="Arial" w:hAnsi="Arial" w:cs="Arial"/>
+          <w:b/>
+          <w:bCs/>
+          <w:sz w:val="20"/>
+          <w:szCs w:val="20"/>
+          <w:lang w:val="en-US"/>
+        </w:rPr>
+        <w:t>chiatry</w:t>
+      </w:r>
+      <w:r>
+        <w:rPr>
+          <w:rFonts w:ascii="Arial" w:hAnsi="Arial" w:cs="Arial"/>
+          <w:sz w:val="20"/>
+          <w:szCs w:val="20"/>
+          <w:lang w:val="en-US"/>
+        </w:rPr>
+        <w:t xml:space="preserve"> department.</w:t>
       </w:r>
     </w:p>
     <w:p>
@@ -11240,16 +12267,94 @@
           <w:szCs w:val="20"/>
           <w:lang w:val="en-US"/>
         </w:rPr>
-        <w:t xml:space="preserve"> number of visits per department, divided by gender. </w:t>
-      </w:r>
-      <w:r>
-        <w:rPr>
-          <w:rFonts w:ascii="Arial" w:hAnsi="Arial" w:cs="Arial"/>
-          <w:sz w:val="20"/>
-          <w:szCs w:val="20"/>
-          <w:lang w:val="en-US"/>
-        </w:rPr>
-        <w:t>The Psychiatry is the most visited department</w:t>
+        <w:t xml:space="preserve"> number of visits per </w:t>
+      </w:r>
+      <w:r>
+        <w:rPr>
+          <w:rFonts w:ascii="Arial" w:hAnsi="Arial" w:cs="Arial"/>
+          <w:b/>
+          <w:bCs/>
+          <w:sz w:val="20"/>
+          <w:szCs w:val="20"/>
+          <w:lang w:val="en-US"/>
+        </w:rPr>
+        <w:t>Department</w:t>
+      </w:r>
+      <w:r>
+        <w:rPr>
+          <w:rFonts w:ascii="Arial" w:hAnsi="Arial" w:cs="Arial"/>
+          <w:sz w:val="20"/>
+          <w:szCs w:val="20"/>
+          <w:lang w:val="en-US"/>
+        </w:rPr>
+        <w:t xml:space="preserve">, </w:t>
+      </w:r>
+      <w:r>
+        <w:rPr>
+          <w:rFonts w:ascii="Arial" w:hAnsi="Arial" w:cs="Arial"/>
+          <w:sz w:val="20"/>
+          <w:szCs w:val="20"/>
+          <w:lang w:val="en-US"/>
+        </w:rPr>
+        <w:t>broken down</w:t>
+      </w:r>
+      <w:r>
+        <w:rPr>
+          <w:rFonts w:ascii="Arial" w:hAnsi="Arial" w:cs="Arial"/>
+          <w:sz w:val="20"/>
+          <w:szCs w:val="20"/>
+          <w:lang w:val="en-US"/>
+        </w:rPr>
+        <w:t xml:space="preserve"> by </w:t>
+      </w:r>
+      <w:r>
+        <w:rPr>
+          <w:rFonts w:ascii="Arial" w:hAnsi="Arial" w:cs="Arial"/>
+          <w:b/>
+          <w:bCs/>
+          <w:sz w:val="20"/>
+          <w:szCs w:val="20"/>
+          <w:lang w:val="en-US"/>
+        </w:rPr>
+        <w:t>Gender</w:t>
+      </w:r>
+      <w:r>
+        <w:rPr>
+          <w:rFonts w:ascii="Arial" w:hAnsi="Arial" w:cs="Arial"/>
+          <w:sz w:val="20"/>
+          <w:szCs w:val="20"/>
+          <w:lang w:val="en-US"/>
+        </w:rPr>
+        <w:t xml:space="preserve">. </w:t>
+      </w:r>
+      <w:r>
+        <w:rPr>
+          <w:rFonts w:ascii="Arial" w:hAnsi="Arial" w:cs="Arial"/>
+          <w:sz w:val="20"/>
+          <w:szCs w:val="20"/>
+          <w:lang w:val="en-US"/>
+        </w:rPr>
+        <w:t xml:space="preserve">The </w:t>
+      </w:r>
+      <w:r>
+        <w:rPr>
+          <w:rFonts w:ascii="Arial" w:hAnsi="Arial" w:cs="Arial"/>
+          <w:b/>
+          <w:bCs/>
+          <w:sz w:val="20"/>
+          <w:szCs w:val="20"/>
+          <w:lang w:val="en-US"/>
+        </w:rPr>
+        <w:t>Psychiatry</w:t>
+      </w:r>
+      <w:r>
+        <w:rPr>
+          <w:rFonts w:ascii="Arial" w:hAnsi="Arial" w:cs="Arial"/>
+          <w:sz w:val="20"/>
+          <w:szCs w:val="20"/>
+          <w:lang w:val="en-US"/>
+        </w:rPr>
+        <w:t xml:space="preserve"> is the most visited department</w:t>
       </w:r>
       <w:r>
         <w:rPr>
@@ -11289,16 +12394,43 @@
           <w:szCs w:val="20"/>
           <w:lang w:val="en-US"/>
         </w:rPr>
-        <w:t xml:space="preserve"> being the </w:t>
-      </w:r>
-      <w:r>
-        <w:rPr>
-          <w:rFonts w:ascii="Arial" w:hAnsi="Arial" w:cs="Arial"/>
-          <w:sz w:val="20"/>
-          <w:szCs w:val="20"/>
-          <w:lang w:val="en-US"/>
-        </w:rPr>
-        <w:t xml:space="preserve">most visiting group (almost 500 visits), followed closely by </w:t>
+        <w:t xml:space="preserve"> being the</w:t>
+      </w:r>
+      <w:r>
+        <w:rPr>
+          <w:rFonts w:ascii="Arial" w:hAnsi="Arial" w:cs="Arial"/>
+          <w:sz w:val="20"/>
+          <w:szCs w:val="20"/>
+          <w:lang w:val="en-US"/>
+        </w:rPr>
+        <w:t xml:space="preserve"> largest</w:t>
+      </w:r>
+      <w:r>
+        <w:rPr>
+          <w:rFonts w:ascii="Arial" w:hAnsi="Arial" w:cs="Arial"/>
+          <w:sz w:val="20"/>
+          <w:szCs w:val="20"/>
+          <w:lang w:val="en-US"/>
+        </w:rPr>
+        <w:t xml:space="preserve"> group</w:t>
+      </w:r>
+      <w:r>
+        <w:rPr>
+          <w:rFonts w:ascii="Arial" w:hAnsi="Arial" w:cs="Arial"/>
+          <w:sz w:val="20"/>
+          <w:szCs w:val="20"/>
+          <w:lang w:val="en-US"/>
+        </w:rPr>
+        <w:t xml:space="preserve">, with 486 </w:t>
+      </w:r>
+      <w:r>
+        <w:rPr>
+          <w:rFonts w:ascii="Arial" w:hAnsi="Arial" w:cs="Arial"/>
+          <w:sz w:val="20"/>
+          <w:szCs w:val="20"/>
+          <w:lang w:val="en-US"/>
+        </w:rPr>
+        <w:t xml:space="preserve">visits, followed closely by </w:t>
       </w:r>
       <w:r>
         <w:rPr>
@@ -11318,7 +12450,25 @@
           <w:szCs w:val="20"/>
           <w:lang w:val="en-US"/>
         </w:rPr>
-        <w:t xml:space="preserve"> () and </w:t>
+        <w:t xml:space="preserve"> </w:t>
+      </w:r>
+      <w:r>
+        <w:rPr>
+          <w:rFonts w:ascii="Arial" w:hAnsi="Arial" w:cs="Arial"/>
+          <w:sz w:val="20"/>
+          <w:szCs w:val="20"/>
+          <w:lang w:val="en-US"/>
+        </w:rPr>
+        <w:t>(440 visits)</w:t>
+      </w:r>
+      <w:r>
+        <w:rPr>
+          <w:rFonts w:ascii="Arial" w:hAnsi="Arial" w:cs="Arial"/>
+          <w:sz w:val="20"/>
+          <w:szCs w:val="20"/>
+          <w:lang w:val="en-US"/>
+        </w:rPr>
+        <w:t xml:space="preserve"> and </w:t>
       </w:r>
       <w:r>
         <w:rPr>
@@ -11340,34 +12490,81 @@
           <w:szCs w:val="20"/>
           <w:lang w:val="en-US"/>
         </w:rPr>
+        <w:t xml:space="preserve"> </w:t>
+      </w:r>
+      <w:r>
+        <w:rPr>
+          <w:rFonts w:ascii="Arial" w:hAnsi="Arial" w:cs="Arial"/>
+          <w:sz w:val="20"/>
+          <w:szCs w:val="20"/>
+          <w:lang w:val="en-US"/>
+        </w:rPr>
+        <w:t>(429)</w:t>
+      </w:r>
+      <w:r>
+        <w:rPr>
+          <w:rFonts w:ascii="Arial" w:hAnsi="Arial" w:cs="Arial"/>
+          <w:sz w:val="20"/>
+          <w:szCs w:val="20"/>
+          <w:lang w:val="en-US"/>
+        </w:rPr>
         <w:t xml:space="preserve">. </w:t>
       </w:r>
       <w:r>
         <w:rPr>
           <w:rFonts w:ascii="Arial" w:hAnsi="Arial" w:cs="Arial"/>
-          <w:sz w:val="20"/>
-          <w:szCs w:val="20"/>
-          <w:lang w:val="en-US"/>
-        </w:rPr>
-        <w:t>The</w:t>
-      </w:r>
-      <w:r>
-        <w:rPr>
-          <w:rFonts w:ascii="Arial" w:hAnsi="Arial" w:cs="Arial"/>
-          <w:sz w:val="20"/>
-          <w:szCs w:val="20"/>
-          <w:lang w:val="en-US"/>
-        </w:rPr>
-        <w:tab/>
-      </w:r>
-      <w:r>
-        <w:rPr>
-          <w:rFonts w:ascii="Arial" w:hAnsi="Arial" w:cs="Arial"/>
-          <w:sz w:val="20"/>
-          <w:szCs w:val="20"/>
-          <w:lang w:val="en-US"/>
-        </w:rPr>
-        <w:t xml:space="preserve">General Practice (second most visited department) has </w:t>
+          <w:b/>
+          <w:bCs/>
+          <w:sz w:val="20"/>
+          <w:szCs w:val="20"/>
+          <w:lang w:val="en-US"/>
+        </w:rPr>
+        <w:t>General Practice</w:t>
+      </w:r>
+      <w:r>
+        <w:rPr>
+          <w:rFonts w:ascii="Arial" w:hAnsi="Arial" w:cs="Arial"/>
+          <w:sz w:val="20"/>
+          <w:szCs w:val="20"/>
+          <w:lang w:val="en-US"/>
+        </w:rPr>
+        <w:t xml:space="preserve">, </w:t>
+      </w:r>
+      <w:r>
+        <w:rPr>
+          <w:rFonts w:ascii="Arial" w:hAnsi="Arial" w:cs="Arial"/>
+          <w:sz w:val="20"/>
+          <w:szCs w:val="20"/>
+          <w:lang w:val="en-US"/>
+        </w:rPr>
+        <w:t xml:space="preserve">the </w:t>
+      </w:r>
+      <w:r>
+        <w:rPr>
+          <w:rFonts w:ascii="Arial" w:hAnsi="Arial" w:cs="Arial"/>
+          <w:sz w:val="20"/>
+          <w:szCs w:val="20"/>
+          <w:lang w:val="en-US"/>
+        </w:rPr>
+        <w:t>second most visited department</w:t>
+      </w:r>
+      <w:r>
+        <w:rPr>
+          <w:rFonts w:ascii="Arial" w:hAnsi="Arial" w:cs="Arial"/>
+          <w:sz w:val="20"/>
+          <w:szCs w:val="20"/>
+          <w:lang w:val="en-US"/>
+        </w:rPr>
+        <w:t>,</w:t>
+      </w:r>
+      <w:r>
+        <w:rPr>
+          <w:rFonts w:ascii="Arial" w:hAnsi="Arial" w:cs="Arial"/>
+          <w:sz w:val="20"/>
+          <w:szCs w:val="20"/>
+          <w:lang w:val="en-US"/>
+        </w:rPr>
+        <w:t xml:space="preserve"> has </w:t>
       </w:r>
       <w:r>
         <w:rPr>
@@ -11394,115 +12591,443 @@
           <w:szCs w:val="20"/>
           <w:lang w:val="en-US"/>
         </w:rPr>
-        <w:t xml:space="preserve">, with the less </w:t>
-      </w:r>
-      <w:r>
-        <w:rPr>
-          <w:rFonts w:ascii="Arial" w:hAnsi="Arial" w:cs="Arial"/>
-          <w:sz w:val="20"/>
-          <w:szCs w:val="20"/>
-          <w:lang w:val="en-US"/>
-        </w:rPr>
-        <w:t xml:space="preserve">on the Female Group. The least visited department is </w:t>
-      </w:r>
-      <w:r>
-        <w:rPr>
-          <w:rFonts w:ascii="Arial" w:hAnsi="Arial" w:cs="Arial"/>
-          <w:sz w:val="20"/>
-          <w:szCs w:val="20"/>
-          <w:lang w:val="en-US"/>
-        </w:rPr>
-        <w:t xml:space="preserve">Orthopedics, with similar distribution between the Gender groups. </w:t>
-      </w:r>
-      <w:r>
-        <w:rPr>
-          <w:rFonts w:ascii="Arial" w:hAnsi="Arial" w:cs="Arial"/>
-          <w:sz w:val="20"/>
-          <w:szCs w:val="20"/>
-          <w:lang w:val="en-US"/>
-        </w:rPr>
-        <w:t xml:space="preserve">The highest difference between </w:t>
-      </w:r>
-      <w:r>
-        <w:rPr>
-          <w:rFonts w:ascii="Arial" w:hAnsi="Arial" w:cs="Arial"/>
-          <w:sz w:val="20"/>
-          <w:szCs w:val="20"/>
-          <w:lang w:val="en-US"/>
-        </w:rPr>
-        <w:t>Gender groups is … on …</w:t>
-      </w:r>
-      <w:r>
-        <w:rPr>
-          <w:rFonts w:ascii="Arial" w:hAnsi="Arial" w:cs="Arial"/>
-          <w:sz w:val="20"/>
-          <w:szCs w:val="20"/>
-          <w:lang w:val="en-US"/>
-        </w:rPr>
-        <w:t xml:space="preserve"> The </w:t>
-      </w:r>
-      <w:r>
-        <w:rPr>
-          <w:rFonts w:ascii="Arial" w:hAnsi="Arial" w:cs="Arial"/>
-          <w:sz w:val="20"/>
-          <w:szCs w:val="20"/>
-          <w:lang w:val="en-US"/>
-        </w:rPr>
-        <w:t xml:space="preserve">distribution of the Gender </w:t>
-      </w:r>
-      <w:r>
-        <w:rPr>
-          <w:rFonts w:ascii="Arial" w:hAnsi="Arial" w:cs="Arial"/>
-          <w:sz w:val="20"/>
-          <w:szCs w:val="20"/>
-          <w:lang w:val="en-US"/>
-        </w:rPr>
-        <w:t xml:space="preserve">on </w:t>
-      </w:r>
-      <w:r>
-        <w:rPr>
-          <w:rFonts w:ascii="Arial" w:hAnsi="Arial" w:cs="Arial"/>
-          <w:sz w:val="20"/>
-          <w:szCs w:val="20"/>
-          <w:lang w:val="en-US"/>
-        </w:rPr>
-        <w:t>Allergology, Cardiology, Dermatology</w:t>
-      </w:r>
-      <w:r>
-        <w:rPr>
-          <w:rFonts w:ascii="Arial" w:hAnsi="Arial" w:cs="Arial"/>
-          <w:sz w:val="20"/>
-          <w:szCs w:val="20"/>
-          <w:lang w:val="en-US"/>
-        </w:rPr>
-        <w:t>, ENT, Emergency, Endocrinology, Gastroenterology</w:t>
-      </w:r>
-      <w:r>
-        <w:rPr>
-          <w:rFonts w:ascii="Arial" w:hAnsi="Arial" w:cs="Arial"/>
-          <w:sz w:val="20"/>
-          <w:szCs w:val="20"/>
-          <w:lang w:val="en-US"/>
-        </w:rPr>
-        <w:t xml:space="preserve">, Orthopedics, Pulmonology </w:t>
-      </w:r>
-      <w:r>
-        <w:rPr>
-          <w:rFonts w:ascii="Arial" w:hAnsi="Arial" w:cs="Arial"/>
-          <w:sz w:val="20"/>
-          <w:szCs w:val="20"/>
-          <w:lang w:val="en-US"/>
-        </w:rPr>
-        <w:t xml:space="preserve">departments has small fluctuations, with the difference between the </w:t>
-      </w:r>
-      <w:r>
-        <w:rPr>
-          <w:rFonts w:ascii="Arial" w:hAnsi="Arial" w:cs="Arial"/>
-          <w:sz w:val="20"/>
-          <w:szCs w:val="20"/>
-          <w:lang w:val="en-US"/>
-        </w:rPr>
-        <w:t>most common gender and the least common being smaller than</w:t>
+        <w:t xml:space="preserve">, </w:t>
+      </w:r>
+      <w:r>
+        <w:rPr>
+          <w:rFonts w:ascii="Arial" w:hAnsi="Arial" w:cs="Arial"/>
+          <w:sz w:val="20"/>
+          <w:szCs w:val="20"/>
+          <w:lang w:val="en-US"/>
+        </w:rPr>
+        <w:t>although</w:t>
+      </w:r>
+      <w:r>
+        <w:rPr>
+          <w:rFonts w:ascii="Arial" w:hAnsi="Arial" w:cs="Arial"/>
+          <w:sz w:val="20"/>
+          <w:szCs w:val="20"/>
+          <w:lang w:val="en-US"/>
+        </w:rPr>
+        <w:t xml:space="preserve"> the </w:t>
+      </w:r>
+      <w:r>
+        <w:rPr>
+          <w:rFonts w:ascii="Arial" w:hAnsi="Arial" w:cs="Arial"/>
+          <w:b/>
+          <w:bCs/>
+          <w:sz w:val="20"/>
+          <w:szCs w:val="20"/>
+          <w:lang w:val="en-US"/>
+        </w:rPr>
+        <w:t>Female</w:t>
+      </w:r>
+      <w:r>
+        <w:rPr>
+          <w:rFonts w:ascii="Arial" w:hAnsi="Arial" w:cs="Arial"/>
+          <w:sz w:val="20"/>
+          <w:szCs w:val="20"/>
+          <w:lang w:val="en-US"/>
+        </w:rPr>
+        <w:t xml:space="preserve"> group has slightly fewer visits</w:t>
+      </w:r>
+      <w:r>
+        <w:rPr>
+          <w:rFonts w:ascii="Arial" w:hAnsi="Arial" w:cs="Arial"/>
+          <w:sz w:val="20"/>
+          <w:szCs w:val="20"/>
+          <w:lang w:val="en-US"/>
+        </w:rPr>
+        <w:t xml:space="preserve">. The least visited department is </w:t>
+      </w:r>
+      <w:r>
+        <w:rPr>
+          <w:rFonts w:ascii="Arial" w:hAnsi="Arial" w:cs="Arial"/>
+          <w:b/>
+          <w:bCs/>
+          <w:sz w:val="20"/>
+          <w:szCs w:val="20"/>
+          <w:lang w:val="en-US"/>
+        </w:rPr>
+        <w:t>Orthopedics</w:t>
+      </w:r>
+      <w:r>
+        <w:rPr>
+          <w:rFonts w:ascii="Arial" w:hAnsi="Arial" w:cs="Arial"/>
+          <w:sz w:val="20"/>
+          <w:szCs w:val="20"/>
+          <w:lang w:val="en-US"/>
+        </w:rPr>
+        <w:t xml:space="preserve">, with </w:t>
+      </w:r>
+      <w:r>
+        <w:rPr>
+          <w:rFonts w:ascii="Arial" w:hAnsi="Arial" w:cs="Arial"/>
+          <w:sz w:val="20"/>
+          <w:szCs w:val="20"/>
+          <w:lang w:val="en-US"/>
+        </w:rPr>
+        <w:t xml:space="preserve">a </w:t>
+      </w:r>
+      <w:r>
+        <w:rPr>
+          <w:rFonts w:ascii="Arial" w:hAnsi="Arial" w:cs="Arial"/>
+          <w:sz w:val="20"/>
+          <w:szCs w:val="20"/>
+          <w:lang w:val="en-US"/>
+        </w:rPr>
+        <w:t xml:space="preserve">similar distribution between the Gender groups. </w:t>
+      </w:r>
+      <w:r>
+        <w:rPr>
+          <w:rFonts w:ascii="Arial" w:hAnsi="Arial" w:cs="Arial"/>
+          <w:sz w:val="20"/>
+          <w:szCs w:val="20"/>
+          <w:lang w:val="en-US"/>
+        </w:rPr>
+        <w:t xml:space="preserve">The </w:t>
+      </w:r>
+      <w:r>
+        <w:rPr>
+          <w:rFonts w:ascii="Arial" w:hAnsi="Arial" w:cs="Arial"/>
+          <w:sz w:val="20"/>
+          <w:szCs w:val="20"/>
+          <w:lang w:val="en-US"/>
+        </w:rPr>
+        <w:t>largest</w:t>
+      </w:r>
+      <w:r>
+        <w:rPr>
+          <w:rFonts w:ascii="Arial" w:hAnsi="Arial" w:cs="Arial"/>
+          <w:sz w:val="20"/>
+          <w:szCs w:val="20"/>
+          <w:lang w:val="en-US"/>
+        </w:rPr>
+        <w:t xml:space="preserve"> </w:t>
+      </w:r>
+      <w:r>
+        <w:rPr>
+          <w:rFonts w:ascii="Arial" w:hAnsi="Arial" w:cs="Arial"/>
+          <w:sz w:val="20"/>
+          <w:szCs w:val="20"/>
+          <w:lang w:val="en-US"/>
+        </w:rPr>
+        <w:t xml:space="preserve">Gender </w:t>
+      </w:r>
+      <w:r>
+        <w:rPr>
+          <w:rFonts w:ascii="Arial" w:hAnsi="Arial" w:cs="Arial"/>
+          <w:sz w:val="20"/>
+          <w:szCs w:val="20"/>
+          <w:lang w:val="en-US"/>
+        </w:rPr>
+        <w:t>gap</w:t>
+      </w:r>
+      <w:r>
+        <w:rPr>
+          <w:rFonts w:ascii="Arial" w:hAnsi="Arial" w:cs="Arial"/>
+          <w:sz w:val="20"/>
+          <w:szCs w:val="20"/>
+          <w:lang w:val="en-US"/>
+        </w:rPr>
+        <w:t xml:space="preserve"> is </w:t>
+      </w:r>
+      <w:r>
+        <w:rPr>
+          <w:rFonts w:ascii="Arial" w:hAnsi="Arial" w:cs="Arial"/>
+          <w:sz w:val="20"/>
+          <w:szCs w:val="20"/>
+          <w:lang w:val="en-US"/>
+        </w:rPr>
+        <w:t>60</w:t>
+      </w:r>
+      <w:r>
+        <w:rPr>
+          <w:rFonts w:ascii="Arial" w:hAnsi="Arial" w:cs="Arial"/>
+          <w:sz w:val="20"/>
+          <w:szCs w:val="20"/>
+          <w:lang w:val="en-US"/>
+        </w:rPr>
+        <w:t xml:space="preserve"> </w:t>
+      </w:r>
+      <w:r>
+        <w:rPr>
+          <w:rFonts w:ascii="Arial" w:hAnsi="Arial" w:cs="Arial"/>
+          <w:sz w:val="20"/>
+          <w:szCs w:val="20"/>
+          <w:lang w:val="en-US"/>
+        </w:rPr>
+        <w:t xml:space="preserve">and appears in the </w:t>
+      </w:r>
+      <w:r>
+        <w:rPr>
+          <w:rFonts w:ascii="Arial" w:hAnsi="Arial" w:cs="Arial"/>
+          <w:b/>
+          <w:bCs/>
+          <w:sz w:val="20"/>
+          <w:szCs w:val="20"/>
+          <w:lang w:val="en-US"/>
+        </w:rPr>
+        <w:t>Psychia</w:t>
+      </w:r>
+      <w:r>
+        <w:rPr>
+          <w:rFonts w:ascii="Arial" w:hAnsi="Arial" w:cs="Arial"/>
+          <w:b/>
+          <w:bCs/>
+          <w:sz w:val="20"/>
+          <w:szCs w:val="20"/>
+          <w:lang w:val="en-US"/>
+        </w:rPr>
+        <w:t>try</w:t>
+      </w:r>
+      <w:r>
+        <w:rPr>
+          <w:rFonts w:ascii="Arial" w:hAnsi="Arial" w:cs="Arial"/>
+          <w:sz w:val="20"/>
+          <w:szCs w:val="20"/>
+          <w:lang w:val="en-US"/>
+        </w:rPr>
+        <w:t xml:space="preserve"> department.</w:t>
+      </w:r>
+      <w:r>
+        <w:rPr>
+          <w:rFonts w:ascii="Arial" w:hAnsi="Arial" w:cs="Arial"/>
+          <w:sz w:val="20"/>
+          <w:szCs w:val="20"/>
+          <w:lang w:val="en-US"/>
+        </w:rPr>
+        <w:t xml:space="preserve"> </w:t>
+      </w:r>
+      <w:r>
+        <w:rPr>
+          <w:rFonts w:ascii="Arial" w:hAnsi="Arial" w:cs="Arial"/>
+          <w:sz w:val="20"/>
+          <w:szCs w:val="20"/>
+          <w:lang w:val="en-US"/>
+        </w:rPr>
+        <w:t xml:space="preserve">Overall, </w:t>
+      </w:r>
+      <w:r>
+        <w:rPr>
+          <w:rFonts w:ascii="Arial" w:hAnsi="Arial" w:cs="Arial"/>
+          <w:sz w:val="20"/>
+          <w:szCs w:val="20"/>
+          <w:lang w:val="en-US"/>
+        </w:rPr>
+        <w:t>gender distributions across departments show minor</w:t>
+      </w:r>
+      <w:r>
+        <w:rPr>
+          <w:rFonts w:ascii="Arial" w:hAnsi="Arial" w:cs="Arial"/>
+          <w:sz w:val="20"/>
+          <w:szCs w:val="20"/>
+          <w:lang w:val="en-US"/>
+        </w:rPr>
+        <w:t xml:space="preserve"> fluctuations</w:t>
+      </w:r>
+      <w:r>
+        <w:rPr>
+          <w:rFonts w:ascii="Arial" w:hAnsi="Arial" w:cs="Arial"/>
+          <w:sz w:val="20"/>
+          <w:szCs w:val="20"/>
+          <w:lang w:val="en-US"/>
+        </w:rPr>
+        <w:t xml:space="preserve">. In </w:t>
+      </w:r>
+      <w:r>
+        <w:rPr>
+          <w:rFonts w:ascii="Arial" w:hAnsi="Arial" w:cs="Arial"/>
+          <w:sz w:val="20"/>
+          <w:szCs w:val="20"/>
+          <w:lang w:val="en-US"/>
+        </w:rPr>
+        <w:t>seven de</w:t>
+      </w:r>
+      <w:r>
+        <w:rPr>
+          <w:rFonts w:ascii="Arial" w:hAnsi="Arial" w:cs="Arial"/>
+          <w:sz w:val="20"/>
+          <w:szCs w:val="20"/>
+          <w:lang w:val="en-US"/>
+        </w:rPr>
+        <w:t>partments</w:t>
+      </w:r>
+      <w:r>
+        <w:rPr>
+          <w:rFonts w:ascii="Arial" w:hAnsi="Arial" w:cs="Arial"/>
+          <w:sz w:val="20"/>
+          <w:szCs w:val="20"/>
+          <w:lang w:val="en-US"/>
+        </w:rPr>
+        <w:t xml:space="preserve">, </w:t>
+      </w:r>
+      <w:r>
+        <w:rPr>
+          <w:rFonts w:ascii="Arial" w:hAnsi="Arial" w:cs="Arial"/>
+          <w:b/>
+          <w:bCs/>
+          <w:sz w:val="20"/>
+          <w:szCs w:val="20"/>
+          <w:lang w:val="en-US"/>
+        </w:rPr>
+        <w:t>Allergology</w:t>
+      </w:r>
+      <w:r>
+        <w:rPr>
+          <w:rFonts w:ascii="Arial" w:hAnsi="Arial" w:cs="Arial"/>
+          <w:sz w:val="20"/>
+          <w:szCs w:val="20"/>
+          <w:lang w:val="en-US"/>
+        </w:rPr>
+        <w:t xml:space="preserve">, </w:t>
+      </w:r>
+      <w:r>
+        <w:rPr>
+          <w:rFonts w:ascii="Arial" w:hAnsi="Arial" w:cs="Arial"/>
+          <w:b/>
+          <w:bCs/>
+          <w:sz w:val="20"/>
+          <w:szCs w:val="20"/>
+          <w:lang w:val="en-US"/>
+        </w:rPr>
+        <w:t>Cardiology</w:t>
+      </w:r>
+      <w:r>
+        <w:rPr>
+          <w:rFonts w:ascii="Arial" w:hAnsi="Arial" w:cs="Arial"/>
+          <w:sz w:val="20"/>
+          <w:szCs w:val="20"/>
+          <w:lang w:val="en-US"/>
+        </w:rPr>
+        <w:t xml:space="preserve">, </w:t>
+      </w:r>
+      <w:r>
+        <w:rPr>
+          <w:rFonts w:ascii="Arial" w:hAnsi="Arial" w:cs="Arial"/>
+          <w:b/>
+          <w:bCs/>
+          <w:sz w:val="20"/>
+          <w:szCs w:val="20"/>
+          <w:lang w:val="en-US"/>
+        </w:rPr>
+        <w:t>Dermatology</w:t>
+      </w:r>
+      <w:r>
+        <w:rPr>
+          <w:rFonts w:ascii="Arial" w:hAnsi="Arial" w:cs="Arial"/>
+          <w:sz w:val="20"/>
+          <w:szCs w:val="20"/>
+          <w:lang w:val="en-US"/>
+        </w:rPr>
+        <w:t xml:space="preserve">, </w:t>
+      </w:r>
+      <w:r>
+        <w:rPr>
+          <w:rFonts w:ascii="Arial" w:hAnsi="Arial" w:cs="Arial"/>
+          <w:b/>
+          <w:bCs/>
+          <w:sz w:val="20"/>
+          <w:szCs w:val="20"/>
+          <w:lang w:val="en-US"/>
+        </w:rPr>
+        <w:t>ENT</w:t>
+      </w:r>
+      <w:r>
+        <w:rPr>
+          <w:rFonts w:ascii="Arial" w:hAnsi="Arial" w:cs="Arial"/>
+          <w:sz w:val="20"/>
+          <w:szCs w:val="20"/>
+          <w:lang w:val="en-US"/>
+        </w:rPr>
+        <w:t xml:space="preserve">, </w:t>
+      </w:r>
+      <w:r>
+        <w:rPr>
+          <w:rFonts w:ascii="Arial" w:hAnsi="Arial" w:cs="Arial"/>
+          <w:b/>
+          <w:bCs/>
+          <w:sz w:val="20"/>
+          <w:szCs w:val="20"/>
+          <w:lang w:val="en-US"/>
+        </w:rPr>
+        <w:t>Endocrinology</w:t>
+      </w:r>
+      <w:r>
+        <w:rPr>
+          <w:rFonts w:ascii="Arial" w:hAnsi="Arial" w:cs="Arial"/>
+          <w:sz w:val="20"/>
+          <w:szCs w:val="20"/>
+          <w:lang w:val="en-US"/>
+        </w:rPr>
+        <w:t xml:space="preserve">, </w:t>
+      </w:r>
+      <w:r>
+        <w:rPr>
+          <w:rFonts w:ascii="Arial" w:hAnsi="Arial" w:cs="Arial"/>
+          <w:b/>
+          <w:bCs/>
+          <w:sz w:val="20"/>
+          <w:szCs w:val="20"/>
+          <w:lang w:val="en-US"/>
+        </w:rPr>
+        <w:t>Orthopedics</w:t>
+      </w:r>
+      <w:r>
+        <w:rPr>
+          <w:rFonts w:ascii="Arial" w:hAnsi="Arial" w:cs="Arial"/>
+          <w:sz w:val="20"/>
+          <w:szCs w:val="20"/>
+          <w:lang w:val="en-US"/>
+        </w:rPr>
+        <w:t xml:space="preserve">, and </w:t>
+      </w:r>
+      <w:r>
+        <w:rPr>
+          <w:rFonts w:ascii="Arial" w:hAnsi="Arial" w:cs="Arial"/>
+          <w:b/>
+          <w:bCs/>
+          <w:sz w:val="20"/>
+          <w:szCs w:val="20"/>
+          <w:lang w:val="en-US"/>
+        </w:rPr>
+        <w:t>Pulmonology</w:t>
+      </w:r>
+      <w:r>
+        <w:rPr>
+          <w:rFonts w:ascii="Arial" w:hAnsi="Arial" w:cs="Arial"/>
+          <w:sz w:val="20"/>
+          <w:szCs w:val="20"/>
+          <w:lang w:val="en-US"/>
+        </w:rPr>
+        <w:t>,</w:t>
+      </w:r>
+      <w:r>
+        <w:rPr>
+          <w:rFonts w:ascii="Arial" w:hAnsi="Arial" w:cs="Arial"/>
+          <w:sz w:val="20"/>
+          <w:szCs w:val="20"/>
+          <w:lang w:val="en-US"/>
+        </w:rPr>
+        <w:t xml:space="preserve"> </w:t>
+      </w:r>
+      <w:r>
+        <w:rPr>
+          <w:rFonts w:ascii="Arial" w:hAnsi="Arial" w:cs="Arial"/>
+          <w:sz w:val="20"/>
+          <w:szCs w:val="20"/>
+          <w:lang w:val="en-US"/>
+        </w:rPr>
+        <w:t xml:space="preserve">the </w:t>
+      </w:r>
+      <w:r>
+        <w:rPr>
+          <w:rFonts w:ascii="Arial" w:hAnsi="Arial" w:cs="Arial"/>
+          <w:sz w:val="20"/>
+          <w:szCs w:val="20"/>
+          <w:lang w:val="en-US"/>
+        </w:rPr>
+        <w:t>gender gap is smaller than 30 patients.</w:t>
       </w:r>
     </w:p>
     <w:p>
@@ -11544,18 +13069,11 @@
           <w:szCs w:val="20"/>
           <w:lang w:val="en-US"/>
         </w:rPr>
+        <w:lastRenderedPageBreak/>
         <w:drawing>
-          <wp:anchor distT="0" distB="0" distL="114300" distR="114300" simplePos="0" relativeHeight="251661312" behindDoc="1" locked="0" layoutInCell="1" allowOverlap="1" wp14:anchorId="6EA7C35A" wp14:editId="738A5970">
-            <wp:simplePos x="0" y="0"/>
-            <wp:positionH relativeFrom="margin">
-              <wp:posOffset>694944</wp:posOffset>
-            </wp:positionH>
-            <wp:positionV relativeFrom="paragraph">
-              <wp:posOffset>11635</wp:posOffset>
-            </wp:positionV>
+          <wp:inline distT="0" distB="0" distL="0" distR="0" wp14:anchorId="5E0DCE4D" wp14:editId="52B05B27">
             <wp:extent cx="4463219" cy="2660072"/>
             <wp:effectExtent l="0" t="0" r="0" b="6985"/>
-            <wp:wrapNone/>
             <wp:docPr id="49344326" name="Picture 4" descr="A chart of different colored squares&#10;&#10;AI-generated content may be incorrect."/>
             <wp:cNvGraphicFramePr>
               <a:graphicFrameLocks xmlns:a="http://schemas.openxmlformats.org/drawingml/2006/main" noChangeAspect="1"/>
@@ -11598,45 +13116,8 @@
                 </pic:pic>
               </a:graphicData>
             </a:graphic>
-            <wp14:sizeRelH relativeFrom="margin">
-              <wp14:pctWidth>0</wp14:pctWidth>
-            </wp14:sizeRelH>
-            <wp14:sizeRelV relativeFrom="margin">
-              <wp14:pctHeight>0</wp14:pctHeight>
-            </wp14:sizeRelV>
-          </wp:anchor>
+          </wp:inline>
         </w:drawing>
-      </w:r>
-    </w:p>
-    <w:p>
-      <w:pPr>
-        <w:rPr>
-          <w:rFonts w:ascii="Arial" w:hAnsi="Arial" w:cs="Arial"/>
-          <w:b/>
-          <w:bCs/>
-          <w:sz w:val="20"/>
-          <w:szCs w:val="20"/>
-          <w:lang w:val="en-US"/>
-        </w:rPr>
-      </w:pPr>
-      <w:r>
-        <w:rPr>
-          <w:rFonts w:ascii="Arial" w:hAnsi="Arial" w:cs="Arial"/>
-          <w:b/>
-          <w:bCs/>
-          <w:sz w:val="20"/>
-          <w:szCs w:val="20"/>
-          <w:lang w:val="en-US"/>
-        </w:rPr>
-        <w:br w:type="page"/>
-      </w:r>
-      <w:r>
-        <w:rPr>
-          <w:rFonts w:ascii="Garamond" w:hAnsi="Garamond"/>
-          <w:lang w:val="en-US"/>
-        </w:rPr>
-        <w:lastRenderedPageBreak/>
-        <w:t>Relationship between Consultation Price and Insurance Coverage by Insurance Provider</w:t>
       </w:r>
     </w:p>
     <w:p>
@@ -11646,6 +13127,262 @@
         </w:tabs>
         <w:rPr>
           <w:rFonts w:ascii="Arial" w:hAnsi="Arial" w:cs="Arial"/>
+          <w:sz w:val="20"/>
+          <w:szCs w:val="20"/>
+          <w:lang w:val="en-US"/>
+        </w:rPr>
+      </w:pPr>
+      <w:r>
+        <w:rPr>
+          <w:rFonts w:ascii="Arial" w:hAnsi="Arial" w:cs="Arial"/>
+          <w:sz w:val="20"/>
+          <w:szCs w:val="20"/>
+          <w:lang w:val="en-US"/>
+        </w:rPr>
+        <w:t xml:space="preserve">This graph represents the </w:t>
+      </w:r>
+      <w:r>
+        <w:rPr>
+          <w:rFonts w:ascii="Arial" w:hAnsi="Arial" w:cs="Arial"/>
+          <w:b/>
+          <w:bCs/>
+          <w:sz w:val="20"/>
+          <w:szCs w:val="20"/>
+          <w:lang w:val="en-US"/>
+        </w:rPr>
+        <w:t>Consultation Price</w:t>
+      </w:r>
+      <w:r>
+        <w:rPr>
+          <w:rFonts w:ascii="Arial" w:hAnsi="Arial" w:cs="Arial"/>
+          <w:sz w:val="20"/>
+          <w:szCs w:val="20"/>
+          <w:lang w:val="en-US"/>
+        </w:rPr>
+        <w:t xml:space="preserve"> and </w:t>
+      </w:r>
+      <w:r>
+        <w:rPr>
+          <w:rFonts w:ascii="Arial" w:hAnsi="Arial" w:cs="Arial"/>
+          <w:b/>
+          <w:bCs/>
+          <w:sz w:val="20"/>
+          <w:szCs w:val="20"/>
+          <w:lang w:val="en-US"/>
+        </w:rPr>
+        <w:t>Duration</w:t>
+      </w:r>
+      <w:r>
+        <w:rPr>
+          <w:rFonts w:ascii="Arial" w:hAnsi="Arial" w:cs="Arial"/>
+          <w:sz w:val="20"/>
+          <w:szCs w:val="20"/>
+          <w:lang w:val="en-US"/>
+        </w:rPr>
+        <w:t xml:space="preserve">, broken down by </w:t>
+      </w:r>
+      <w:r>
+        <w:rPr>
+          <w:rFonts w:ascii="Arial" w:hAnsi="Arial" w:cs="Arial"/>
+          <w:b/>
+          <w:bCs/>
+          <w:sz w:val="20"/>
+          <w:szCs w:val="20"/>
+          <w:lang w:val="en-US"/>
+        </w:rPr>
+        <w:t>Satisfaction Level</w:t>
+      </w:r>
+      <w:r>
+        <w:rPr>
+          <w:rFonts w:ascii="Arial" w:hAnsi="Arial" w:cs="Arial"/>
+          <w:sz w:val="20"/>
+          <w:szCs w:val="20"/>
+          <w:lang w:val="en-US"/>
+        </w:rPr>
+        <w:t xml:space="preserve">. </w:t>
+      </w:r>
+      <w:r>
+        <w:rPr>
+          <w:rFonts w:ascii="Arial" w:hAnsi="Arial" w:cs="Arial"/>
+          <w:sz w:val="20"/>
+          <w:szCs w:val="20"/>
+          <w:lang w:val="en-US"/>
+        </w:rPr>
+        <w:t xml:space="preserve">The distribution of </w:t>
+      </w:r>
+      <w:r>
+        <w:rPr>
+          <w:rFonts w:ascii="Arial" w:hAnsi="Arial" w:cs="Arial"/>
+          <w:b/>
+          <w:bCs/>
+          <w:sz w:val="20"/>
+          <w:szCs w:val="20"/>
+          <w:lang w:val="en-US"/>
+        </w:rPr>
+        <w:t>Consultation Price</w:t>
+      </w:r>
+      <w:r>
+        <w:rPr>
+          <w:rFonts w:ascii="Arial" w:hAnsi="Arial" w:cs="Arial"/>
+          <w:sz w:val="20"/>
+          <w:szCs w:val="20"/>
+          <w:lang w:val="en-US"/>
+        </w:rPr>
+        <w:t xml:space="preserve"> is </w:t>
+      </w:r>
+      <w:r>
+        <w:rPr>
+          <w:rFonts w:ascii="Arial" w:hAnsi="Arial" w:cs="Arial"/>
+          <w:sz w:val="20"/>
+          <w:szCs w:val="20"/>
+          <w:lang w:val="en-US"/>
+        </w:rPr>
+        <w:t xml:space="preserve">similar in all </w:t>
+      </w:r>
+      <w:r>
+        <w:rPr>
+          <w:rFonts w:ascii="Arial" w:hAnsi="Arial" w:cs="Arial"/>
+          <w:b/>
+          <w:bCs/>
+          <w:sz w:val="20"/>
+          <w:szCs w:val="20"/>
+          <w:lang w:val="en-US"/>
+        </w:rPr>
+        <w:t>Satisfaction Levels</w:t>
+      </w:r>
+      <w:r>
+        <w:rPr>
+          <w:rFonts w:ascii="Arial" w:hAnsi="Arial" w:cs="Arial"/>
+          <w:sz w:val="20"/>
+          <w:szCs w:val="20"/>
+          <w:lang w:val="en-US"/>
+        </w:rPr>
+        <w:t xml:space="preserve">. The </w:t>
+      </w:r>
+      <w:r>
+        <w:rPr>
+          <w:rFonts w:ascii="Arial" w:hAnsi="Arial" w:cs="Arial"/>
+          <w:b/>
+          <w:bCs/>
+          <w:sz w:val="20"/>
+          <w:szCs w:val="20"/>
+          <w:lang w:val="en-US"/>
+        </w:rPr>
+        <w:t xml:space="preserve">Consultation </w:t>
+      </w:r>
+      <w:r>
+        <w:rPr>
+          <w:rFonts w:ascii="Arial" w:hAnsi="Arial" w:cs="Arial"/>
+          <w:b/>
+          <w:bCs/>
+          <w:sz w:val="20"/>
+          <w:szCs w:val="20"/>
+          <w:lang w:val="en-US"/>
+        </w:rPr>
+        <w:t>D</w:t>
+      </w:r>
+      <w:r>
+        <w:rPr>
+          <w:rFonts w:ascii="Arial" w:hAnsi="Arial" w:cs="Arial"/>
+          <w:b/>
+          <w:bCs/>
+          <w:sz w:val="20"/>
+          <w:szCs w:val="20"/>
+          <w:lang w:val="en-US"/>
+        </w:rPr>
+        <w:t>uration</w:t>
+      </w:r>
+      <w:r>
+        <w:rPr>
+          <w:rFonts w:ascii="Arial" w:hAnsi="Arial" w:cs="Arial"/>
+          <w:sz w:val="20"/>
+          <w:szCs w:val="20"/>
+          <w:lang w:val="en-US"/>
+        </w:rPr>
+        <w:t xml:space="preserve"> also does not have fluctuations. Therefore, we can conclude that there is </w:t>
+      </w:r>
+      <w:r>
+        <w:rPr>
+          <w:rFonts w:ascii="Arial" w:hAnsi="Arial" w:cs="Arial"/>
+          <w:sz w:val="20"/>
+          <w:szCs w:val="20"/>
+          <w:u w:val="single"/>
+          <w:lang w:val="en-US"/>
+        </w:rPr>
+        <w:t>no relation</w:t>
+      </w:r>
+      <w:r>
+        <w:rPr>
+          <w:rFonts w:ascii="Arial" w:hAnsi="Arial" w:cs="Arial"/>
+          <w:sz w:val="20"/>
+          <w:szCs w:val="20"/>
+          <w:lang w:val="en-US"/>
+        </w:rPr>
+        <w:t xml:space="preserve"> between </w:t>
+      </w:r>
+      <w:r>
+        <w:rPr>
+          <w:rFonts w:ascii="Arial" w:hAnsi="Arial" w:cs="Arial"/>
+          <w:sz w:val="20"/>
+          <w:szCs w:val="20"/>
+          <w:lang w:val="en-US"/>
+        </w:rPr>
+        <w:t>Consultation Price and Satisfaction Level</w:t>
+      </w:r>
+      <w:r>
+        <w:rPr>
+          <w:rFonts w:ascii="Arial" w:hAnsi="Arial" w:cs="Arial"/>
+          <w:sz w:val="20"/>
+          <w:szCs w:val="20"/>
+          <w:lang w:val="en-US"/>
+        </w:rPr>
+        <w:t>,</w:t>
+      </w:r>
+      <w:r>
+        <w:rPr>
+          <w:rFonts w:ascii="Arial" w:hAnsi="Arial" w:cs="Arial"/>
+          <w:sz w:val="20"/>
+          <w:szCs w:val="20"/>
+          <w:lang w:val="en-US"/>
+        </w:rPr>
+        <w:t xml:space="preserve"> and between Consultation Duration and </w:t>
+      </w:r>
+      <w:r>
+        <w:rPr>
+          <w:rFonts w:ascii="Arial" w:hAnsi="Arial" w:cs="Arial"/>
+          <w:sz w:val="20"/>
+          <w:szCs w:val="20"/>
+          <w:lang w:val="en-US"/>
+        </w:rPr>
+        <w:t>Satisfaction Level.</w:t>
+      </w:r>
+    </w:p>
+    <w:p>
+      <w:pPr>
+        <w:rPr>
+          <w:rFonts w:ascii="Arial" w:hAnsi="Arial" w:cs="Arial"/>
+          <w:b/>
+          <w:bCs/>
+          <w:sz w:val="20"/>
+          <w:szCs w:val="20"/>
+          <w:lang w:val="en-US"/>
+        </w:rPr>
+      </w:pPr>
+      <w:r>
+        <w:rPr>
+          <w:rFonts w:ascii="Garamond" w:hAnsi="Garamond"/>
+          <w:lang w:val="en-US"/>
+        </w:rPr>
+        <w:t>Relationship between Consultation Price and Insurance Coverage by Insurance Provider</w:t>
+      </w:r>
+    </w:p>
+    <w:p>
+      <w:pPr>
+        <w:tabs>
+          <w:tab w:val="left" w:pos="1471"/>
+        </w:tabs>
+        <w:rPr>
+          <w:rFonts w:ascii="Arial" w:hAnsi="Arial" w:cs="Arial"/>
           <w:b/>
           <w:bCs/>
           <w:sz w:val="20"/>
@@ -11664,17 +13401,9 @@
           <w:lang w:val="en-US"/>
         </w:rPr>
         <w:drawing>
-          <wp:anchor distT="0" distB="0" distL="114300" distR="114300" simplePos="0" relativeHeight="251697152" behindDoc="0" locked="0" layoutInCell="1" allowOverlap="1" wp14:anchorId="2B20D42E" wp14:editId="00A2B4E4">
-            <wp:simplePos x="0" y="0"/>
-            <wp:positionH relativeFrom="margin">
-              <wp:posOffset>-56616</wp:posOffset>
-            </wp:positionH>
-            <wp:positionV relativeFrom="margin">
-              <wp:posOffset>561949</wp:posOffset>
-            </wp:positionV>
+          <wp:inline distT="0" distB="0" distL="0" distR="0" wp14:anchorId="2B20D42E" wp14:editId="3F930342">
             <wp:extent cx="5725795" cy="3686810"/>
-            <wp:effectExtent l="0" t="0" r="1905" b="0"/>
-            <wp:wrapSquare wrapText="bothSides"/>
+            <wp:effectExtent l="0" t="0" r="8255" b="8890"/>
             <wp:docPr id="1252330177" name="Picture 5"/>
             <wp:cNvGraphicFramePr>
               <a:graphicFrameLocks xmlns:a="http://schemas.openxmlformats.org/drawingml/2006/main" noChangeAspect="1"/>
@@ -11717,7 +13446,7 @@
                 </pic:pic>
               </a:graphicData>
             </a:graphic>
-          </wp:anchor>
+          </wp:inline>
         </w:drawing>
       </w:r>
     </w:p>
@@ -11728,14 +13457,232 @@
         </w:tabs>
         <w:rPr>
           <w:rFonts w:ascii="Arial" w:hAnsi="Arial" w:cs="Arial"/>
-          <w:b/>
-          <w:bCs/>
           <w:noProof/>
           <w:sz w:val="20"/>
           <w:szCs w:val="20"/>
           <w:lang w:val="en-US"/>
         </w:rPr>
       </w:pPr>
+      <w:r>
+        <w:rPr>
+          <w:rFonts w:ascii="Arial" w:hAnsi="Arial" w:cs="Arial"/>
+          <w:noProof/>
+          <w:sz w:val="20"/>
+          <w:szCs w:val="20"/>
+          <w:lang w:val="en-US"/>
+        </w:rPr>
+        <w:t xml:space="preserve">This graph </w:t>
+      </w:r>
+      <w:r>
+        <w:rPr>
+          <w:rFonts w:ascii="Arial" w:hAnsi="Arial" w:cs="Arial"/>
+          <w:noProof/>
+          <w:sz w:val="20"/>
+          <w:szCs w:val="20"/>
+          <w:lang w:val="en-US"/>
+        </w:rPr>
+        <w:t>represents the r</w:t>
+      </w:r>
+      <w:r>
+        <w:rPr>
+          <w:rFonts w:ascii="Arial" w:hAnsi="Arial" w:cs="Arial"/>
+          <w:noProof/>
+          <w:sz w:val="20"/>
+          <w:szCs w:val="20"/>
+          <w:lang w:val="en-US"/>
+        </w:rPr>
+        <w:t xml:space="preserve">elationship between </w:t>
+      </w:r>
+      <w:r>
+        <w:rPr>
+          <w:rFonts w:ascii="Arial" w:hAnsi="Arial" w:cs="Arial"/>
+          <w:b/>
+          <w:bCs/>
+          <w:noProof/>
+          <w:sz w:val="20"/>
+          <w:szCs w:val="20"/>
+          <w:lang w:val="en-US"/>
+        </w:rPr>
+        <w:t>Consultation Price</w:t>
+      </w:r>
+      <w:r>
+        <w:rPr>
+          <w:rFonts w:ascii="Arial" w:hAnsi="Arial" w:cs="Arial"/>
+          <w:noProof/>
+          <w:sz w:val="20"/>
+          <w:szCs w:val="20"/>
+          <w:lang w:val="en-US"/>
+        </w:rPr>
+        <w:t xml:space="preserve"> and </w:t>
+      </w:r>
+      <w:r>
+        <w:rPr>
+          <w:rFonts w:ascii="Arial" w:hAnsi="Arial" w:cs="Arial"/>
+          <w:b/>
+          <w:bCs/>
+          <w:noProof/>
+          <w:sz w:val="20"/>
+          <w:szCs w:val="20"/>
+          <w:lang w:val="en-US"/>
+        </w:rPr>
+        <w:t>Insurance Coverage</w:t>
+      </w:r>
+      <w:r>
+        <w:rPr>
+          <w:rFonts w:ascii="Arial" w:hAnsi="Arial" w:cs="Arial"/>
+          <w:noProof/>
+          <w:sz w:val="20"/>
+          <w:szCs w:val="20"/>
+          <w:lang w:val="en-US"/>
+        </w:rPr>
+        <w:t>, where each of the lines represents a differen</w:t>
+      </w:r>
+      <w:r>
+        <w:rPr>
+          <w:rFonts w:ascii="Arial" w:hAnsi="Arial" w:cs="Arial"/>
+          <w:noProof/>
+          <w:sz w:val="20"/>
+          <w:szCs w:val="20"/>
+          <w:lang w:val="en-US"/>
+        </w:rPr>
+        <w:t xml:space="preserve">t </w:t>
+      </w:r>
+      <w:r>
+        <w:rPr>
+          <w:rFonts w:ascii="Arial" w:hAnsi="Arial" w:cs="Arial"/>
+          <w:b/>
+          <w:bCs/>
+          <w:noProof/>
+          <w:sz w:val="20"/>
+          <w:szCs w:val="20"/>
+          <w:lang w:val="en-US"/>
+        </w:rPr>
+        <w:t>I</w:t>
+      </w:r>
+      <w:r>
+        <w:rPr>
+          <w:rFonts w:ascii="Arial" w:hAnsi="Arial" w:cs="Arial"/>
+          <w:b/>
+          <w:bCs/>
+          <w:noProof/>
+          <w:sz w:val="20"/>
+          <w:szCs w:val="20"/>
+          <w:lang w:val="en-US"/>
+        </w:rPr>
+        <w:t>nsurance</w:t>
+      </w:r>
+      <w:r>
+        <w:rPr>
+          <w:rFonts w:ascii="Arial" w:hAnsi="Arial" w:cs="Arial"/>
+          <w:b/>
+          <w:bCs/>
+          <w:noProof/>
+          <w:sz w:val="20"/>
+          <w:szCs w:val="20"/>
+          <w:lang w:val="en-US"/>
+        </w:rPr>
+        <w:t xml:space="preserve"> Provider</w:t>
+      </w:r>
+      <w:r>
+        <w:rPr>
+          <w:rFonts w:ascii="Arial" w:hAnsi="Arial" w:cs="Arial"/>
+          <w:noProof/>
+          <w:sz w:val="20"/>
+          <w:szCs w:val="20"/>
+          <w:lang w:val="en-US"/>
+        </w:rPr>
+        <w:t xml:space="preserve">. </w:t>
+      </w:r>
+      <w:r>
+        <w:rPr>
+          <w:rFonts w:ascii="Arial" w:hAnsi="Arial" w:cs="Arial"/>
+          <w:noProof/>
+          <w:sz w:val="20"/>
+          <w:szCs w:val="20"/>
+          <w:lang w:val="en-US"/>
+        </w:rPr>
+        <w:t>Since we only have straight lines, each</w:t>
+      </w:r>
+      <w:r>
+        <w:rPr>
+          <w:rFonts w:ascii="Arial" w:hAnsi="Arial" w:cs="Arial"/>
+          <w:noProof/>
+          <w:sz w:val="20"/>
+          <w:szCs w:val="20"/>
+          <w:lang w:val="en-US"/>
+        </w:rPr>
+        <w:t xml:space="preserve"> provider covers a </w:t>
+      </w:r>
+      <w:r>
+        <w:rPr>
+          <w:rFonts w:ascii="Arial" w:hAnsi="Arial" w:cs="Arial"/>
+          <w:noProof/>
+          <w:sz w:val="20"/>
+          <w:szCs w:val="20"/>
+          <w:lang w:val="en-US"/>
+        </w:rPr>
+        <w:t xml:space="preserve">fixed percentage of the consultation, </w:t>
+      </w:r>
+      <w:r>
+        <w:rPr>
+          <w:rFonts w:ascii="Arial" w:hAnsi="Arial" w:cs="Arial"/>
+          <w:noProof/>
+          <w:sz w:val="20"/>
+          <w:szCs w:val="20"/>
+          <w:lang w:val="en-US"/>
+        </w:rPr>
+        <w:t>no</w:t>
+      </w:r>
+      <w:r>
+        <w:rPr>
+          <w:rFonts w:ascii="Arial" w:hAnsi="Arial" w:cs="Arial"/>
+          <w:noProof/>
+          <w:sz w:val="20"/>
+          <w:szCs w:val="20"/>
+          <w:lang w:val="en-US"/>
+        </w:rPr>
+        <w:t xml:space="preserve"> matter the department</w:t>
+      </w:r>
+      <w:r>
+        <w:rPr>
+          <w:rFonts w:ascii="Arial" w:hAnsi="Arial" w:cs="Arial"/>
+          <w:noProof/>
+          <w:sz w:val="20"/>
+          <w:szCs w:val="20"/>
+          <w:lang w:val="en-US"/>
+        </w:rPr>
+        <w:t xml:space="preserve"> or consultation type</w:t>
+      </w:r>
+      <w:r>
+        <w:rPr>
+          <w:rFonts w:ascii="Arial" w:hAnsi="Arial" w:cs="Arial"/>
+          <w:noProof/>
+          <w:sz w:val="20"/>
+          <w:szCs w:val="20"/>
+          <w:lang w:val="en-US"/>
+        </w:rPr>
+        <w:t xml:space="preserve">. </w:t>
+      </w:r>
+      <w:r>
+        <w:rPr>
+          <w:rFonts w:ascii="Arial" w:hAnsi="Arial" w:cs="Arial"/>
+          <w:noProof/>
+          <w:sz w:val="20"/>
+          <w:szCs w:val="20"/>
+          <w:lang w:val="en-US"/>
+        </w:rPr>
+        <w:t xml:space="preserve">The provider D covers the full price, followed </w:t>
+      </w:r>
+      <w:r>
+        <w:rPr>
+          <w:rFonts w:ascii="Arial" w:hAnsi="Arial" w:cs="Arial"/>
+          <w:noProof/>
+          <w:sz w:val="20"/>
+          <w:szCs w:val="20"/>
+          <w:lang w:val="en-US"/>
+        </w:rPr>
+        <w:t>by providers B, A, and C, in descending order.</w:t>
+      </w:r>
     </w:p>
     <w:p>
       <w:pPr>
@@ -11831,15 +13778,6 @@
           </wp:inline>
         </w:drawing>
       </w:r>
-      <w:r>
-        <w:rPr>
-          <w:rFonts w:ascii="Arial" w:hAnsi="Arial" w:cs="Arial"/>
-          <w:sz w:val="20"/>
-          <w:szCs w:val="20"/>
-          <w:lang w:val="en-US"/>
-        </w:rPr>
-        <w:br w:type="page"/>
-      </w:r>
     </w:p>
     <w:p>
       <w:pPr>
@@ -11860,7 +13798,6 @@
           <w:szCs w:val="20"/>
           <w:lang w:val="en-US"/>
         </w:rPr>
-        <w:lastRenderedPageBreak/>
         <w:t>Th</w:t>
       </w:r>
       <w:r>
@@ -11906,7 +13843,16 @@
           <w:szCs w:val="20"/>
           <w:lang w:val="en-US"/>
         </w:rPr>
-        <w:t xml:space="preserve">Its analysis allowed us to group the departments according to their </w:t>
+        <w:t>This</w:t>
+      </w:r>
+      <w:r>
+        <w:rPr>
+          <w:rFonts w:ascii="Arial" w:hAnsi="Arial" w:cs="Arial"/>
+          <w:sz w:val="20"/>
+          <w:szCs w:val="20"/>
+          <w:lang w:val="en-US"/>
+        </w:rPr>
+        <w:t xml:space="preserve"> analysis allowed us to group the departments according to their </w:t>
       </w:r>
       <w:r>
         <w:rPr>

--- a/report_data_preprocessing.docx
+++ b/report_data_preprocessing.docx
@@ -2071,27 +2071,7 @@
           <w:szCs w:val="20"/>
           <w:lang w:val="en-US"/>
         </w:rPr>
-        <w:t xml:space="preserve"> For </w:t>
-      </w:r>
-      <w:proofErr w:type="gramStart"/>
-      <w:r>
-        <w:rPr>
-          <w:rFonts w:ascii="Arial" w:hAnsi="Arial" w:cs="Arial"/>
-          <w:sz w:val="20"/>
-          <w:szCs w:val="20"/>
-          <w:lang w:val="en-US"/>
-        </w:rPr>
-        <w:t>some</w:t>
-      </w:r>
-      <w:proofErr w:type="gramEnd"/>
-      <w:r>
-        <w:rPr>
-          <w:rFonts w:ascii="Arial" w:hAnsi="Arial" w:cs="Arial"/>
-          <w:sz w:val="20"/>
-          <w:szCs w:val="20"/>
-          <w:lang w:val="en-US"/>
-        </w:rPr>
-        <w:t xml:space="preserve"> features, this </w:t>
+        <w:t xml:space="preserve"> For some features, this </w:t>
       </w:r>
       <w:r>
         <w:rPr>
@@ -2136,19 +2116,8 @@
           <w:szCs w:val="20"/>
           <w:lang w:val="en-US"/>
         </w:rPr>
-        <w:t xml:space="preserve"> while for others additional strategies </w:t>
-      </w:r>
-      <w:proofErr w:type="gramStart"/>
-      <w:r>
-        <w:rPr>
-          <w:rFonts w:ascii="Arial" w:hAnsi="Arial" w:cs="Arial"/>
-          <w:sz w:val="20"/>
-          <w:szCs w:val="20"/>
-          <w:lang w:val="en-US"/>
-        </w:rPr>
-        <w:t>were used</w:t>
-      </w:r>
-      <w:proofErr w:type="gramEnd"/>
+        <w:t xml:space="preserve"> while for others additional strategies were used</w:t>
+      </w:r>
       <w:r>
         <w:rPr>
           <w:rFonts w:ascii="Arial" w:hAnsi="Arial" w:cs="Arial"/>
@@ -2215,7 +2184,6 @@
         </w:rPr>
         <w:t xml:space="preserve">missing values </w:t>
       </w:r>
-      <w:proofErr w:type="gramStart"/>
       <w:r>
         <w:rPr>
           <w:rFonts w:ascii="Arial" w:hAnsi="Arial" w:cs="Arial"/>
@@ -2232,17 +2200,7 @@
           <w:szCs w:val="20"/>
           <w:lang w:val="en-US"/>
         </w:rPr>
-        <w:t>e considered</w:t>
-      </w:r>
-      <w:proofErr w:type="gramEnd"/>
-      <w:r>
-        <w:rPr>
-          <w:rFonts w:ascii="Arial" w:hAnsi="Arial" w:cs="Arial"/>
-          <w:sz w:val="20"/>
-          <w:szCs w:val="20"/>
-          <w:lang w:val="en-US"/>
-        </w:rPr>
-        <w:t xml:space="preserve"> Missing Completely at Random (MCAR) since</w:t>
+        <w:t>e considered Missing Completely at Random (MCAR) since</w:t>
       </w:r>
       <w:r>
         <w:rPr>
@@ -3346,27 +3304,7 @@
           <w:szCs w:val="20"/>
           <w:lang w:val="en-US"/>
         </w:rPr>
-        <w:t xml:space="preserve">missing values </w:t>
-      </w:r>
-      <w:proofErr w:type="gramStart"/>
-      <w:r>
-        <w:rPr>
-          <w:rFonts w:ascii="Arial" w:hAnsi="Arial" w:cs="Arial"/>
-          <w:sz w:val="20"/>
-          <w:szCs w:val="20"/>
-          <w:lang w:val="en-US"/>
-        </w:rPr>
-        <w:t>were analyzed</w:t>
-      </w:r>
-      <w:proofErr w:type="gramEnd"/>
-      <w:r>
-        <w:rPr>
-          <w:rFonts w:ascii="Arial" w:hAnsi="Arial" w:cs="Arial"/>
-          <w:sz w:val="20"/>
-          <w:szCs w:val="20"/>
-          <w:lang w:val="en-US"/>
-        </w:rPr>
-        <w:t xml:space="preserve"> separately for Provider B and Provider D</w:t>
+        <w:t>missing values were analyzed separately for Provider B and Provider D</w:t>
       </w:r>
       <w:r>
         <w:rPr>
@@ -3420,17 +3358,7 @@
           <w:szCs w:val="20"/>
           <w:lang w:val="en-US"/>
         </w:rPr>
-        <w:t xml:space="preserve"> </w:t>
-      </w:r>
-      <w:proofErr w:type="gramStart"/>
-      <w:r>
-        <w:rPr>
-          <w:rFonts w:ascii="Arial" w:hAnsi="Arial" w:cs="Arial"/>
-          <w:sz w:val="20"/>
-          <w:szCs w:val="20"/>
-          <w:lang w:val="en-US"/>
-        </w:rPr>
-        <w:t>Before imput</w:t>
+        <w:t xml:space="preserve"> Before imput</w:t>
       </w:r>
       <w:r>
         <w:rPr>
@@ -3448,17 +3376,7 @@
           <w:szCs w:val="20"/>
           <w:lang w:val="en-US"/>
         </w:rPr>
-        <w:t>, it</w:t>
-      </w:r>
-      <w:proofErr w:type="gramEnd"/>
-      <w:r>
-        <w:rPr>
-          <w:rFonts w:ascii="Arial" w:hAnsi="Arial" w:cs="Arial"/>
-          <w:sz w:val="20"/>
-          <w:szCs w:val="20"/>
-          <w:lang w:val="en-US"/>
-        </w:rPr>
-        <w:t xml:space="preserve"> is important to note that there are no patients with </w:t>
+        <w:t xml:space="preserve">, it is important to note that there are no patients with </w:t>
       </w:r>
       <w:r>
         <w:rPr>
@@ -7500,7 +7418,7 @@
           <w:noProof/>
         </w:rPr>
         <w:drawing>
-          <wp:anchor distT="0" distB="0" distL="114300" distR="114300" simplePos="0" relativeHeight="251682816" behindDoc="0" locked="0" layoutInCell="1" allowOverlap="1" wp14:anchorId="2508838A" wp14:editId="49DEA0BF">
+          <wp:anchor distT="0" distB="0" distL="114300" distR="114300" simplePos="0" relativeHeight="251682816" behindDoc="0" locked="0" layoutInCell="1" allowOverlap="1" wp14:anchorId="2508838A" wp14:editId="73668C9B">
             <wp:simplePos x="0" y="0"/>
             <wp:positionH relativeFrom="margin">
               <wp:posOffset>241300</wp:posOffset>
@@ -7926,7 +7844,7 @@
           <w:szCs w:val="20"/>
         </w:rPr>
         <w:drawing>
-          <wp:anchor distT="0" distB="0" distL="114300" distR="114300" simplePos="0" relativeHeight="251683840" behindDoc="0" locked="0" layoutInCell="1" allowOverlap="1" wp14:anchorId="762F711A" wp14:editId="52A40CF4">
+          <wp:anchor distT="0" distB="0" distL="114300" distR="114300" simplePos="0" relativeHeight="251683840" behindDoc="0" locked="0" layoutInCell="1" allowOverlap="1" wp14:anchorId="762F711A" wp14:editId="2E20DF3C">
             <wp:simplePos x="0" y="0"/>
             <wp:positionH relativeFrom="margin">
               <wp:posOffset>3197225</wp:posOffset>
@@ -7996,7 +7914,7 @@
           <w:noProof/>
         </w:rPr>
         <w:drawing>
-          <wp:anchor distT="0" distB="0" distL="114300" distR="114300" simplePos="0" relativeHeight="251684864" behindDoc="0" locked="0" layoutInCell="1" allowOverlap="1" wp14:anchorId="1A26C334" wp14:editId="2380CB19">
+          <wp:anchor distT="0" distB="0" distL="114300" distR="114300" simplePos="0" relativeHeight="251684864" behindDoc="0" locked="0" layoutInCell="1" allowOverlap="1" wp14:anchorId="1A26C334" wp14:editId="489218C7">
             <wp:simplePos x="0" y="0"/>
             <wp:positionH relativeFrom="margin">
               <wp:posOffset>656489</wp:posOffset>
@@ -8240,16 +8158,16 @@
         <mc:AlternateContent>
           <mc:Choice Requires="wps">
             <w:drawing>
-              <wp:anchor distT="0" distB="0" distL="114300" distR="114300" simplePos="0" relativeHeight="251693056" behindDoc="0" locked="0" layoutInCell="1" allowOverlap="1" wp14:anchorId="73474467" wp14:editId="7F025A3E">
+              <wp:anchor distT="0" distB="0" distL="114300" distR="114300" simplePos="0" relativeHeight="251693056" behindDoc="0" locked="0" layoutInCell="1" allowOverlap="1" wp14:anchorId="73474467" wp14:editId="5E791CA0">
                 <wp:simplePos x="0" y="0"/>
                 <wp:positionH relativeFrom="margin">
-                  <wp:posOffset>1184021</wp:posOffset>
+                  <wp:posOffset>1183640</wp:posOffset>
                 </wp:positionH>
                 <wp:positionV relativeFrom="margin">
-                  <wp:posOffset>9298305</wp:posOffset>
+                  <wp:posOffset>9253061</wp:posOffset>
                 </wp:positionV>
                 <wp:extent cx="3664585" cy="635"/>
-                <wp:effectExtent l="0" t="0" r="5715" b="0"/>
+                <wp:effectExtent l="0" t="0" r="0" b="0"/>
                 <wp:wrapSquare wrapText="bothSides"/>
                 <wp:docPr id="267266999" name="Text Box 1"/>
                 <wp:cNvGraphicFramePr/>
@@ -8332,7 +8250,7 @@
           </mc:Choice>
           <mc:Fallback>
             <w:pict>
-              <v:shape w14:anchorId="73474467" id="_x0000_s1033" type="#_x0000_t202" style="position:absolute;margin-left:93.25pt;margin-top:732.15pt;width:288.55pt;height:.05pt;z-index:251693056;visibility:visible;mso-wrap-style:square;mso-width-percent:0;mso-wrap-distance-left:9pt;mso-wrap-distance-top:0;mso-wrap-distance-right:9pt;mso-wrap-distance-bottom:0;mso-position-horizontal:absolute;mso-position-horizontal-relative:margin;mso-position-vertical:absolute;mso-position-vertical-relative:margin;mso-width-percent:0;mso-width-relative:margin;v-text-anchor:top" o:gfxdata="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" stroked="f">
+              <v:shape w14:anchorId="73474467" id="_x0000_s1033" type="#_x0000_t202" style="position:absolute;margin-left:93.2pt;margin-top:728.6pt;width:288.55pt;height:.05pt;z-index:251693056;visibility:visible;mso-wrap-style:square;mso-width-percent:0;mso-wrap-distance-left:9pt;mso-wrap-distance-top:0;mso-wrap-distance-right:9pt;mso-wrap-distance-bottom:0;mso-position-horizontal:absolute;mso-position-horizontal-relative:margin;mso-position-vertical:absolute;mso-position-vertical-relative:margin;mso-width-percent:0;mso-width-relative:margin;v-text-anchor:top" o:gfxdata="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" stroked="f">
                 <v:textbox style="mso-fit-shape-to-text:t" inset="0,0,0,0">
                   <w:txbxContent>
                     <w:p>
@@ -9179,13 +9097,7 @@
                               <w:fldChar w:fldCharType="end"/>
                             </w:r>
                             <w:r>
-                              <w:t>4</w:t>
-                            </w:r>
-                            <w:r>
-                              <w:t xml:space="preserve">: </w:t>
-                            </w:r>
-                            <w:r>
-                              <w:t>data.info() before and after data type conversion</w:t>
+                              <w:t>4: data.info() before and after data type conversion</w:t>
                             </w:r>
                           </w:p>
                         </w:txbxContent>
@@ -9241,13 +9153,7 @@
                         <w:fldChar w:fldCharType="end"/>
                       </w:r>
                       <w:r>
-                        <w:t>4</w:t>
-                      </w:r>
-                      <w:r>
-                        <w:t xml:space="preserve">: </w:t>
-                      </w:r>
-                      <w:r>
-                        <w:t>data.info() before and after data type conversion</w:t>
+                        <w:t>4: data.info() before and after data type conversion</w:t>
                       </w:r>
                     </w:p>
                   </w:txbxContent>
@@ -10918,17 +10824,7 @@
           <w:szCs w:val="20"/>
           <w:lang w:val="en-US"/>
         </w:rPr>
-        <w:t xml:space="preserve">the column names </w:t>
-      </w:r>
-      <w:proofErr w:type="gramStart"/>
-      <w:r>
-        <w:rPr>
-          <w:rFonts w:ascii="Arial" w:hAnsi="Arial" w:cs="Arial"/>
-          <w:sz w:val="20"/>
-          <w:szCs w:val="20"/>
-          <w:lang w:val="en-US"/>
-        </w:rPr>
-        <w:t xml:space="preserve">were </w:t>
+        <w:t xml:space="preserve">the column names were </w:t>
       </w:r>
       <w:r>
         <w:rPr>
@@ -10939,7 +10835,6 @@
         </w:rPr>
         <w:t>adjusted</w:t>
       </w:r>
-      <w:proofErr w:type="gramEnd"/>
       <w:r>
         <w:rPr>
           <w:rFonts w:ascii="Arial" w:hAnsi="Arial" w:cs="Arial"/>
@@ -11032,25 +10927,14 @@
         </w:rPr>
         <w:t xml:space="preserve"> </w:t>
       </w:r>
-      <w:proofErr w:type="gramStart"/>
-      <w:r>
-        <w:rPr>
-          <w:rFonts w:ascii="Arial" w:hAnsi="Arial" w:cs="Arial"/>
-          <w:sz w:val="20"/>
-          <w:szCs w:val="20"/>
-          <w:lang w:val="en-US"/>
-        </w:rPr>
-        <w:t>was modified</w:t>
-      </w:r>
-      <w:proofErr w:type="gramEnd"/>
-      <w:r>
-        <w:rPr>
-          <w:rFonts w:ascii="Arial" w:hAnsi="Arial" w:cs="Arial"/>
-          <w:sz w:val="20"/>
-          <w:szCs w:val="20"/>
-          <w:lang w:val="en-US"/>
-        </w:rPr>
-        <w:t xml:space="preserve"> to</w:t>
+      <w:r>
+        <w:rPr>
+          <w:rFonts w:ascii="Arial" w:hAnsi="Arial" w:cs="Arial"/>
+          <w:sz w:val="20"/>
+          <w:szCs w:val="20"/>
+          <w:lang w:val="en-US"/>
+        </w:rPr>
+        <w:t>was modified to</w:t>
       </w:r>
       <w:r>
         <w:rPr>
@@ -11189,7 +11073,6 @@
         </w:rPr>
         <w:t xml:space="preserve"> </w:t>
       </w:r>
-      <w:proofErr w:type="gramStart"/>
       <w:r>
         <w:rPr>
           <w:rFonts w:ascii="Arial" w:hAnsi="Arial" w:cs="Arial"/>
@@ -11206,17 +11089,7 @@
           <w:szCs w:val="20"/>
           <w:lang w:val="en-US"/>
         </w:rPr>
-        <w:t xml:space="preserve"> converted</w:t>
-      </w:r>
-      <w:proofErr w:type="gramEnd"/>
-      <w:r>
-        <w:rPr>
-          <w:rFonts w:ascii="Arial" w:hAnsi="Arial" w:cs="Arial"/>
-          <w:sz w:val="20"/>
-          <w:szCs w:val="20"/>
-          <w:lang w:val="en-US"/>
-        </w:rPr>
-        <w:t xml:space="preserve"> </w:t>
+        <w:t xml:space="preserve"> converted </w:t>
       </w:r>
       <w:r>
         <w:rPr>
@@ -11432,27 +11305,7 @@
           <w:szCs w:val="20"/>
           <w:lang w:val="en-US"/>
         </w:rPr>
-        <w:t xml:space="preserve">The resulting Analytical Base Table </w:t>
-      </w:r>
-      <w:proofErr w:type="gramStart"/>
-      <w:r>
-        <w:rPr>
-          <w:rFonts w:ascii="Arial" w:hAnsi="Arial" w:cs="Arial"/>
-          <w:sz w:val="20"/>
-          <w:szCs w:val="20"/>
-          <w:lang w:val="en-US"/>
-        </w:rPr>
-        <w:t>was saved</w:t>
-      </w:r>
-      <w:proofErr w:type="gramEnd"/>
-      <w:r>
-        <w:rPr>
-          <w:rFonts w:ascii="Arial" w:hAnsi="Arial" w:cs="Arial"/>
-          <w:sz w:val="20"/>
-          <w:szCs w:val="20"/>
-          <w:lang w:val="en-US"/>
-        </w:rPr>
-        <w:t xml:space="preserve"> as a CSV file named ‘</w:t>
+        <w:t>The resulting Analytical Base Table was saved as a CSV file named ‘</w:t>
       </w:r>
       <w:r>
         <w:rPr>
@@ -11464,7 +11317,6 @@
         </w:rPr>
         <w:t>ABT_city_hospital</w:t>
       </w:r>
-      <w:proofErr w:type="gramStart"/>
       <w:r>
         <w:rPr>
           <w:rFonts w:ascii="Arial" w:hAnsi="Arial" w:cs="Arial"/>
@@ -11474,7 +11326,6 @@
         </w:rPr>
         <w:t>’,</w:t>
       </w:r>
-      <w:proofErr w:type="gramEnd"/>
       <w:r>
         <w:rPr>
           <w:rFonts w:ascii="Consolas" w:hAnsi="Consolas" w:cs="Consolas"/>
@@ -11725,23 +11576,7 @@
           <w:rFonts w:ascii="Garamond" w:hAnsi="Garamond"/>
           <w:lang w:val="en-US"/>
         </w:rPr>
-        <w:t xml:space="preserve">Distributions of Age, Gender, Approximate Annual </w:t>
-      </w:r>
-      <w:proofErr w:type="gramStart"/>
-      <w:r>
-        <w:rPr>
-          <w:rFonts w:ascii="Garamond" w:hAnsi="Garamond"/>
-          <w:lang w:val="en-US"/>
-        </w:rPr>
-        <w:t>Income</w:t>
-      </w:r>
-      <w:proofErr w:type="gramEnd"/>
-      <w:r>
-        <w:rPr>
-          <w:rFonts w:ascii="Garamond" w:hAnsi="Garamond"/>
-          <w:lang w:val="en-US"/>
-        </w:rPr>
-        <w:t xml:space="preserve"> and Income_log</w:t>
+        <w:t>Distributions of Age, Gender, Approximate Annual Income and Income_log</w:t>
       </w:r>
     </w:p>
     <w:p>
@@ -12937,27 +12772,7 @@
           <w:szCs w:val="20"/>
           <w:lang w:val="en-US"/>
         </w:rPr>
-        <w:t xml:space="preserve">data – January, February, March, April, </w:t>
-      </w:r>
-      <w:proofErr w:type="gramStart"/>
-      <w:r>
-        <w:rPr>
-          <w:rFonts w:ascii="Arial" w:hAnsi="Arial" w:cs="Arial"/>
-          <w:sz w:val="20"/>
-          <w:szCs w:val="20"/>
-          <w:lang w:val="en-US"/>
-        </w:rPr>
-        <w:t>May</w:t>
-      </w:r>
-      <w:proofErr w:type="gramEnd"/>
-      <w:r>
-        <w:rPr>
-          <w:rFonts w:ascii="Arial" w:hAnsi="Arial" w:cs="Arial"/>
-          <w:sz w:val="20"/>
-          <w:szCs w:val="20"/>
-          <w:lang w:val="en-US"/>
-        </w:rPr>
-        <w:t xml:space="preserve"> and June of 2024.</w:t>
+        <w:t>data – January, February, March, April, May and June of 2024.</w:t>
       </w:r>
       <w:r>
         <w:rPr>
@@ -13237,7 +13052,6 @@
         </w:rPr>
         <w:t xml:space="preserve"> being smaller than </w:t>
       </w:r>
-      <w:proofErr w:type="gramStart"/>
       <w:r>
         <w:rPr>
           <w:rFonts w:ascii="Arial" w:hAnsi="Arial" w:cs="Arial"/>
@@ -13256,7 +13070,6 @@
         </w:rPr>
         <w:t>5</w:t>
       </w:r>
-      <w:proofErr w:type="gramEnd"/>
       <w:r>
         <w:rPr>
           <w:rFonts w:ascii="Arial" w:hAnsi="Arial" w:cs="Arial"/>
@@ -13929,7 +13742,6 @@
         </w:rPr>
         <w:t xml:space="preserve"> is </w:t>
       </w:r>
-      <w:proofErr w:type="gramStart"/>
       <w:r>
         <w:rPr>
           <w:rFonts w:ascii="Arial" w:hAnsi="Arial" w:cs="Arial"/>
@@ -13939,7 +13751,6 @@
         </w:rPr>
         <w:t>60</w:t>
       </w:r>
-      <w:proofErr w:type="gramEnd"/>
       <w:r>
         <w:rPr>
           <w:rFonts w:ascii="Arial" w:hAnsi="Arial" w:cs="Arial"/>
@@ -14226,27 +14037,7 @@
           <w:szCs w:val="20"/>
           <w:lang w:val="en-US"/>
         </w:rPr>
-        <w:t xml:space="preserve">gender gap is smaller than </w:t>
-      </w:r>
-      <w:proofErr w:type="gramStart"/>
-      <w:r>
-        <w:rPr>
-          <w:rFonts w:ascii="Arial" w:hAnsi="Arial" w:cs="Arial"/>
-          <w:sz w:val="20"/>
-          <w:szCs w:val="20"/>
-          <w:lang w:val="en-US"/>
-        </w:rPr>
-        <w:t>30</w:t>
-      </w:r>
-      <w:proofErr w:type="gramEnd"/>
-      <w:r>
-        <w:rPr>
-          <w:rFonts w:ascii="Arial" w:hAnsi="Arial" w:cs="Arial"/>
-          <w:sz w:val="20"/>
-          <w:szCs w:val="20"/>
-          <w:lang w:val="en-US"/>
-        </w:rPr>
-        <w:t xml:space="preserve"> patients.</w:t>
+        <w:t>gender gap is smaller than 30 patients.</w:t>
       </w:r>
     </w:p>
     <w:p>
@@ -14292,7 +14083,7 @@
           <w:lang w:val="en-US"/>
         </w:rPr>
         <w:drawing>
-          <wp:anchor distT="0" distB="0" distL="114300" distR="114300" simplePos="0" relativeHeight="251704320" behindDoc="0" locked="0" layoutInCell="1" allowOverlap="1" wp14:anchorId="154D8D88" wp14:editId="3A5BD7CB">
+          <wp:anchor distT="0" distB="0" distL="114300" distR="114300" simplePos="0" relativeHeight="251704320" behindDoc="0" locked="0" layoutInCell="1" allowOverlap="1" wp14:anchorId="154D8D88" wp14:editId="0AF4FBA5">
             <wp:simplePos x="0" y="0"/>
             <wp:positionH relativeFrom="margin">
               <wp:align>right</wp:align>
@@ -14648,21 +14439,8 @@
           <w:szCs w:val="20"/>
           <w:lang w:val="en-US"/>
         </w:rPr>
-        <w:t xml:space="preserve">over </w:t>
-      </w:r>
-      <w:proofErr w:type="gramStart"/>
-      <w:r>
-        <w:rPr>
-          <w:rFonts w:ascii="Arial" w:hAnsi="Arial" w:cs="Arial"/>
-          <w:b/>
-          <w:bCs/>
-          <w:sz w:val="20"/>
-          <w:szCs w:val="20"/>
-          <w:lang w:val="en-US"/>
-        </w:rPr>
-        <w:t>100</w:t>
-      </w:r>
-      <w:proofErr w:type="gramEnd"/>
+        <w:t>over 100</w:t>
+      </w:r>
       <w:r>
         <w:rPr>
           <w:rFonts w:ascii="Arial" w:hAnsi="Arial" w:cs="Arial"/>
@@ -14856,16 +14634,7 @@
           <w:szCs w:val="20"/>
           <w:lang w:val="en-US"/>
         </w:rPr>
-        <w:t>Th</w:t>
-      </w:r>
-      <w:r>
-        <w:rPr>
-          <w:rFonts w:ascii="Arial" w:hAnsi="Arial" w:cs="Arial"/>
-          <w:sz w:val="20"/>
-          <w:szCs w:val="20"/>
-          <w:lang w:val="en-US"/>
-        </w:rPr>
-        <w:t xml:space="preserve">e figure above displays the average </w:t>
+        <w:t xml:space="preserve">The figure above displays the average </w:t>
       </w:r>
       <w:r>
         <w:rPr>
@@ -18923,6 +18692,7 @@
   <w:style w:type="character" w:default="1" w:styleId="DefaultParagraphFont">
     <w:name w:val="Default Paragraph Font"/>
     <w:uiPriority w:val="1"/>
+    <w:semiHidden/>
     <w:unhideWhenUsed/>
   </w:style>
   <w:style w:type="table" w:default="1" w:styleId="TableNormal">

--- a/report_data_preprocessing.docx
+++ b/report_data_preprocessing.docx
@@ -2883,25 +2883,7 @@
           <w:sz w:val="20"/>
           <w:szCs w:val="20"/>
         </w:rPr>
-        <w:t xml:space="preserve">, </w:t>
-      </w:r>
-      <w:proofErr w:type="gramStart"/>
-      <w:r>
-        <w:rPr>
-          <w:rFonts w:ascii="Arial" w:hAnsi="Arial" w:cs="Arial"/>
-          <w:sz w:val="20"/>
-          <w:szCs w:val="20"/>
-        </w:rPr>
-        <w:t>in order to</w:t>
-      </w:r>
-      <w:proofErr w:type="gramEnd"/>
-      <w:r>
-        <w:rPr>
-          <w:rFonts w:ascii="Arial" w:hAnsi="Arial" w:cs="Arial"/>
-          <w:sz w:val="20"/>
-          <w:szCs w:val="20"/>
-        </w:rPr>
-        <w:t xml:space="preserve"> fill in the missing values:</w:t>
+        <w:t>, in order to fill in the missing values:</w:t>
       </w:r>
     </w:p>
     <w:p>
@@ -3765,6 +3747,92 @@
     </w:p>
     <w:p>
       <w:pPr>
+        <w:jc w:val="both"/>
+        <w:rPr>
+          <w:rFonts w:ascii="Arial" w:hAnsi="Arial" w:cs="Arial"/>
+          <w:sz w:val="20"/>
+          <w:szCs w:val="20"/>
+        </w:rPr>
+      </w:pPr>
+      <w:r>
+        <w:rPr>
+          <w:rFonts w:ascii="Arial" w:hAnsi="Arial" w:cs="Arial"/>
+          <w:sz w:val="20"/>
+          <w:szCs w:val="20"/>
+        </w:rPr>
+        <w:t xml:space="preserve">Lastly, we check if there are more cases where </w:t>
+      </w:r>
+      <w:r>
+        <w:rPr>
+          <w:rFonts w:ascii="Arial" w:hAnsi="Arial" w:cs="Arial"/>
+          <w:b/>
+          <w:bCs/>
+          <w:sz w:val="20"/>
+          <w:szCs w:val="20"/>
+        </w:rPr>
+        <w:t>Insurance Coverage</w:t>
+      </w:r>
+      <w:r>
+        <w:rPr>
+          <w:rFonts w:ascii="Arial" w:hAnsi="Arial" w:cs="Arial"/>
+          <w:sz w:val="20"/>
+          <w:szCs w:val="20"/>
+        </w:rPr>
+        <w:t xml:space="preserve"> surpassed the </w:t>
+      </w:r>
+      <w:r>
+        <w:rPr>
+          <w:rFonts w:ascii="Arial" w:hAnsi="Arial" w:cs="Arial"/>
+          <w:b/>
+          <w:bCs/>
+          <w:sz w:val="20"/>
+          <w:szCs w:val="20"/>
+        </w:rPr>
+        <w:t>Consultation Price</w:t>
+      </w:r>
+      <w:r>
+        <w:rPr>
+          <w:rFonts w:ascii="Arial" w:hAnsi="Arial" w:cs="Arial"/>
+          <w:sz w:val="20"/>
+          <w:szCs w:val="20"/>
+        </w:rPr>
+        <w:t>,</w:t>
+      </w:r>
+      <w:r>
+        <w:rPr>
+          <w:rFonts w:ascii="Arial" w:hAnsi="Arial" w:cs="Arial"/>
+          <w:sz w:val="20"/>
+          <w:szCs w:val="20"/>
+        </w:rPr>
+        <w:t xml:space="preserve"> as exists another record where this happens </w:t>
+      </w:r>
+      <w:r>
+        <w:rPr>
+          <w:rFonts w:ascii="Arial" w:hAnsi="Arial" w:cs="Arial"/>
+          <w:sz w:val="20"/>
+          <w:szCs w:val="20"/>
+        </w:rPr>
+        <w:t>we check the Insurance Coverage Percentage of the Insurance Provider – in this case Provider A. The Insurance Coverage Percentage is approximately 80% for all patient</w:t>
+      </w:r>
+      <w:r>
+        <w:rPr>
+          <w:rFonts w:ascii="Arial" w:hAnsi="Arial" w:cs="Arial"/>
+          <w:sz w:val="20"/>
+          <w:szCs w:val="20"/>
+        </w:rPr>
+        <w:t>s</w:t>
+      </w:r>
+      <w:r>
+        <w:rPr>
+          <w:rFonts w:ascii="Arial" w:hAnsi="Arial" w:cs="Arial"/>
+          <w:sz w:val="20"/>
+          <w:szCs w:val="20"/>
+        </w:rPr>
+        <w:t xml:space="preserve"> with Provider A, so we replace Insurance Coverage with 80% of Consultation Price for this case.</w:t>
+      </w:r>
+    </w:p>
+    <w:p>
+      <w:pPr>
         <w:rPr>
           <w:rFonts w:ascii="Garamond" w:hAnsi="Garamond"/>
           <w:b/>
@@ -3791,6 +3859,83 @@
     <w:p>
       <w:pPr>
         <w:jc w:val="both"/>
+        <w:rPr>
+          <w:rFonts w:ascii="Arial" w:hAnsi="Arial" w:cs="Arial"/>
+          <w:sz w:val="20"/>
+          <w:szCs w:val="20"/>
+        </w:rPr>
+      </w:pPr>
+      <w:r>
+        <w:rPr>
+          <w:rFonts w:ascii="Arial" w:hAnsi="Arial" w:cs="Arial"/>
+          <w:sz w:val="20"/>
+          <w:szCs w:val="20"/>
+        </w:rPr>
+        <w:tab/>
+        <w:t xml:space="preserve">The missing values in Education Level </w:t>
+      </w:r>
+      <w:r>
+        <w:rPr>
+          <w:rFonts w:ascii="Arial" w:hAnsi="Arial" w:cs="Arial"/>
+          <w:sz w:val="20"/>
+          <w:szCs w:val="20"/>
+        </w:rPr>
+        <w:t>were</w:t>
+      </w:r>
+      <w:r>
+        <w:rPr>
+          <w:rFonts w:ascii="Arial" w:hAnsi="Arial" w:cs="Arial"/>
+          <w:sz w:val="20"/>
+          <w:szCs w:val="20"/>
+        </w:rPr>
+        <w:t xml:space="preserve"> considered </w:t>
+      </w:r>
+      <w:r>
+        <w:rPr>
+          <w:rFonts w:ascii="Arial" w:hAnsi="Arial" w:cs="Arial"/>
+          <w:b/>
+          <w:bCs/>
+          <w:sz w:val="20"/>
+          <w:szCs w:val="20"/>
+        </w:rPr>
+        <w:t>Missing At Random</w:t>
+      </w:r>
+      <w:r>
+        <w:rPr>
+          <w:rFonts w:ascii="Arial" w:hAnsi="Arial" w:cs="Arial"/>
+          <w:sz w:val="20"/>
+          <w:szCs w:val="20"/>
+        </w:rPr>
+        <w:t xml:space="preserve">, </w:t>
+      </w:r>
+      <w:r>
+        <w:rPr>
+          <w:rFonts w:ascii="Arial" w:hAnsi="Arial" w:cs="Arial"/>
+          <w:sz w:val="20"/>
+          <w:szCs w:val="20"/>
+        </w:rPr>
+        <w:t>as they seem to depend</w:t>
+      </w:r>
+      <w:r>
+        <w:rPr>
+          <w:rFonts w:ascii="Arial" w:hAnsi="Arial" w:cs="Arial"/>
+          <w:sz w:val="20"/>
+          <w:szCs w:val="20"/>
+        </w:rPr>
+        <w:t xml:space="preserve"> on the patients’ age</w:t>
+      </w:r>
+      <w:r>
+        <w:rPr>
+          <w:rFonts w:ascii="Arial" w:hAnsi="Arial" w:cs="Arial"/>
+          <w:sz w:val="20"/>
+          <w:szCs w:val="20"/>
+        </w:rPr>
+        <w:t>.</w:t>
+      </w:r>
+    </w:p>
+    <w:p>
+      <w:pPr>
+        <w:jc w:val="center"/>
         <w:rPr>
           <w:rFonts w:ascii="Arial" w:hAnsi="Arial" w:cs="Arial"/>
           <w:sz w:val="20"/>
@@ -3804,13 +3949,13 @@
         <mc:AlternateContent>
           <mc:Choice Requires="wps">
             <w:drawing>
-              <wp:anchor distT="0" distB="0" distL="114300" distR="114300" simplePos="0" relativeHeight="251673600" behindDoc="0" locked="0" layoutInCell="1" allowOverlap="1" wp14:anchorId="74460961" wp14:editId="7A1B0E65">
+              <wp:anchor distT="0" distB="0" distL="114300" distR="114300" simplePos="0" relativeHeight="251673600" behindDoc="0" locked="0" layoutInCell="1" allowOverlap="1" wp14:anchorId="74460961" wp14:editId="5CD97013">
                 <wp:simplePos x="0" y="0"/>
                 <wp:positionH relativeFrom="column">
-                  <wp:posOffset>633095</wp:posOffset>
+                  <wp:posOffset>819951</wp:posOffset>
                 </wp:positionH>
                 <wp:positionV relativeFrom="paragraph">
-                  <wp:posOffset>3113405</wp:posOffset>
+                  <wp:posOffset>2450714</wp:posOffset>
                 </wp:positionV>
                 <wp:extent cx="4503420" cy="635"/>
                 <wp:effectExtent l="0" t="0" r="5080" b="12065"/>
@@ -3890,7 +4035,7 @@
           </mc:Choice>
           <mc:Fallback>
             <w:pict>
-              <v:shape w14:anchorId="74460961" id="_x0000_s1028" type="#_x0000_t202" style="position:absolute;left:0;text-align:left;margin-left:49.85pt;margin-top:245.15pt;width:354.6pt;height:.05pt;z-index:251673600;visibility:visible;mso-wrap-style:square;mso-wrap-distance-left:9pt;mso-wrap-distance-top:0;mso-wrap-distance-right:9pt;mso-wrap-distance-bottom:0;mso-position-horizontal:absolute;mso-position-horizontal-relative:text;mso-position-vertical:absolute;mso-position-vertical-relative:text;v-text-anchor:top" o:gfxdata="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" stroked="f">
+              <v:shape w14:anchorId="74460961" id="_x0000_s1028" type="#_x0000_t202" style="position:absolute;left:0;text-align:left;margin-left:64.55pt;margin-top:192.95pt;width:354.6pt;height:.05pt;z-index:251673600;visibility:visible;mso-wrap-style:square;mso-wrap-distance-left:9pt;mso-wrap-distance-top:0;mso-wrap-distance-right:9pt;mso-wrap-distance-bottom:0;mso-position-horizontal:absolute;mso-position-horizontal-relative:text;mso-position-vertical:absolute;mso-position-vertical-relative:text;v-text-anchor:top" o:gfxdata="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" stroked="f">
                 <v:textbox style="mso-fit-shape-to-text:t" inset="0,0,0,0">
                   <w:txbxContent>
                     <w:p>
@@ -3945,18 +4090,10 @@
           <w:szCs w:val="20"/>
         </w:rPr>
         <w:drawing>
-          <wp:anchor distT="0" distB="0" distL="114300" distR="114300" simplePos="0" relativeHeight="251664384" behindDoc="0" locked="0" layoutInCell="1" allowOverlap="1" wp14:anchorId="1C3EF36F" wp14:editId="43609D38">
-            <wp:simplePos x="0" y="0"/>
-            <wp:positionH relativeFrom="margin">
-              <wp:posOffset>633095</wp:posOffset>
-            </wp:positionH>
-            <wp:positionV relativeFrom="margin">
-              <wp:posOffset>4690999</wp:posOffset>
-            </wp:positionV>
-            <wp:extent cx="4503420" cy="2661920"/>
-            <wp:effectExtent l="0" t="0" r="5080" b="5080"/>
-            <wp:wrapSquare wrapText="bothSides"/>
-            <wp:docPr id="1581414083" name="Picture 1"/>
+          <wp:inline distT="0" distB="0" distL="0" distR="0" wp14:anchorId="69A69B7F" wp14:editId="3165FBC4">
+            <wp:extent cx="3764942" cy="2397352"/>
+            <wp:effectExtent l="0" t="0" r="6985" b="3175"/>
+            <wp:docPr id="2033443699" name="Picture 16"/>
             <wp:cNvGraphicFramePr>
               <a:graphicFrameLocks xmlns:a="http://schemas.openxmlformats.org/drawingml/2006/main" noChangeAspect="1"/>
             </wp:cNvGraphicFramePr>
@@ -3964,8 +4101,10 @@
               <a:graphicData uri="http://schemas.openxmlformats.org/drawingml/2006/picture">
                 <pic:pic xmlns:pic="http://schemas.openxmlformats.org/drawingml/2006/picture">
                   <pic:nvPicPr>
-                    <pic:cNvPr id="1581414083" name=""/>
-                    <pic:cNvPicPr/>
+                    <pic:cNvPr id="0" name="Picture 5"/>
+                    <pic:cNvPicPr>
+                      <a:picLocks noChangeAspect="1" noChangeArrowheads="1"/>
+                    </pic:cNvPicPr>
                   </pic:nvPicPr>
                   <pic:blipFill>
                     <a:blip r:embed="rId12">
@@ -3975,105 +4114,33 @@
                         </a:ext>
                       </a:extLst>
                     </a:blip>
+                    <a:srcRect/>
                     <a:stretch>
                       <a:fillRect/>
                     </a:stretch>
                   </pic:blipFill>
-                  <pic:spPr>
+                  <pic:spPr bwMode="auto">
                     <a:xfrm>
                       <a:off x="0" y="0"/>
-                      <a:ext cx="4503420" cy="2661920"/>
+                      <a:ext cx="3782784" cy="2408713"/>
                     </a:xfrm>
                     <a:prstGeom prst="rect">
                       <a:avLst/>
                     </a:prstGeom>
+                    <a:noFill/>
+                    <a:ln>
+                      <a:noFill/>
+                    </a:ln>
                   </pic:spPr>
                 </pic:pic>
               </a:graphicData>
             </a:graphic>
-          </wp:anchor>
+          </wp:inline>
         </w:drawing>
       </w:r>
-      <w:r>
-        <w:rPr>
-          <w:rFonts w:ascii="Arial" w:hAnsi="Arial" w:cs="Arial"/>
-          <w:sz w:val="20"/>
-          <w:szCs w:val="20"/>
-        </w:rPr>
-        <w:tab/>
-        <w:t xml:space="preserve">The missing values in Education Level </w:t>
-      </w:r>
-      <w:r>
-        <w:rPr>
-          <w:rFonts w:ascii="Arial" w:hAnsi="Arial" w:cs="Arial"/>
-          <w:sz w:val="20"/>
-          <w:szCs w:val="20"/>
-        </w:rPr>
-        <w:t>were</w:t>
-      </w:r>
-      <w:r>
-        <w:rPr>
-          <w:rFonts w:ascii="Arial" w:hAnsi="Arial" w:cs="Arial"/>
-          <w:sz w:val="20"/>
-          <w:szCs w:val="20"/>
-        </w:rPr>
-        <w:t xml:space="preserve"> considered </w:t>
-      </w:r>
-      <w:r>
-        <w:rPr>
-          <w:rFonts w:ascii="Arial" w:hAnsi="Arial" w:cs="Arial"/>
-          <w:b/>
-          <w:bCs/>
-          <w:sz w:val="20"/>
-          <w:szCs w:val="20"/>
-        </w:rPr>
-        <w:t>Missing At Random</w:t>
-      </w:r>
-      <w:r>
-        <w:rPr>
-          <w:rFonts w:ascii="Arial" w:hAnsi="Arial" w:cs="Arial"/>
-          <w:sz w:val="20"/>
-          <w:szCs w:val="20"/>
-        </w:rPr>
-        <w:t xml:space="preserve">, </w:t>
-      </w:r>
-      <w:r>
-        <w:rPr>
-          <w:rFonts w:ascii="Arial" w:hAnsi="Arial" w:cs="Arial"/>
-          <w:sz w:val="20"/>
-          <w:szCs w:val="20"/>
-        </w:rPr>
-        <w:t>as they seem to depend</w:t>
-      </w:r>
-      <w:r>
-        <w:rPr>
-          <w:rFonts w:ascii="Arial" w:hAnsi="Arial" w:cs="Arial"/>
-          <w:sz w:val="20"/>
-          <w:szCs w:val="20"/>
-        </w:rPr>
-        <w:t xml:space="preserve"> on the patients’ age</w:t>
-      </w:r>
-      <w:r>
-        <w:rPr>
-          <w:rFonts w:ascii="Arial" w:hAnsi="Arial" w:cs="Arial"/>
-          <w:sz w:val="20"/>
-          <w:szCs w:val="20"/>
-        </w:rPr>
-        <w:t>.</w:t>
-      </w:r>
-    </w:p>
-    <w:p>
-      <w:pPr>
-        <w:rPr>
-          <w:rFonts w:ascii="Arial" w:hAnsi="Arial" w:cs="Arial"/>
-          <w:sz w:val="20"/>
-          <w:szCs w:val="20"/>
-        </w:rPr>
-      </w:pPr>
-    </w:p>
-    <w:p>
-      <w:pPr>
-        <w:ind w:firstLine="720"/>
+    </w:p>
+    <w:p>
+      <w:pPr>
         <w:rPr>
           <w:rFonts w:ascii="Arial" w:hAnsi="Arial" w:cs="Arial"/>
           <w:sz w:val="20"/>
@@ -4123,7 +4190,16 @@
           <w:sz w:val="20"/>
           <w:szCs w:val="20"/>
         </w:rPr>
-        <w:t xml:space="preserve">to be </w:t>
+        <w:t xml:space="preserve">to </w:t>
+      </w:r>
+      <w:r>
+        <w:rPr>
+          <w:rFonts w:ascii="Arial" w:hAnsi="Arial" w:cs="Arial"/>
+          <w:sz w:val="20"/>
+          <w:szCs w:val="20"/>
+        </w:rPr>
+        <w:lastRenderedPageBreak/>
+        <w:t xml:space="preserve">be </w:t>
       </w:r>
       <w:r>
         <w:rPr>
@@ -4190,7 +4266,6 @@
           <w:b/>
           <w:bCs/>
         </w:rPr>
-        <w:lastRenderedPageBreak/>
         <w:t>Approximate Annual Income</w:t>
       </w:r>
       <w:r>
@@ -4880,6 +4955,7 @@
         <w:rPr>
           <w:noProof/>
         </w:rPr>
+        <w:lastRenderedPageBreak/>
         <mc:AlternateContent>
           <mc:Choice Requires="wps">
             <w:drawing>
@@ -5182,7 +5258,6 @@
           <w:sz w:val="20"/>
           <w:szCs w:val="20"/>
         </w:rPr>
-        <w:lastRenderedPageBreak/>
         <w:t xml:space="preserve">For example, patient </w:t>
       </w:r>
       <w:r>
@@ -5800,13 +5875,15 @@
           <w:color w:val="EE0000"/>
           <w:sz w:val="32"/>
           <w:szCs w:val="32"/>
-        </w:rPr>
-      </w:pPr>
-      <w:r>
-        <w:rPr>
-          <w:rFonts w:ascii="Arial" w:hAnsi="Arial" w:cs="Arial"/>
-          <w:sz w:val="20"/>
-          <w:szCs w:val="20"/>
+          <w:lang w:val="pt-PT"/>
+        </w:rPr>
+      </w:pPr>
+      <w:r>
+        <w:rPr>
+          <w:rFonts w:ascii="Arial" w:hAnsi="Arial" w:cs="Arial"/>
+          <w:sz w:val="20"/>
+          <w:szCs w:val="20"/>
+          <w:lang w:val="pt-PT"/>
         </w:rPr>
         <w:t xml:space="preserve">Insurance Coverage </w:t>
       </w:r>
@@ -5815,64 +5892,10 @@
           <w:rFonts w:ascii="Arial" w:hAnsi="Arial" w:cs="Arial"/>
           <w:sz w:val="20"/>
           <w:szCs w:val="20"/>
-        </w:rPr>
-        <w:t xml:space="preserve">(é </w:t>
-      </w:r>
-      <w:proofErr w:type="spellStart"/>
-      <w:r>
-        <w:rPr>
-          <w:rFonts w:ascii="Arial" w:hAnsi="Arial" w:cs="Arial"/>
-          <w:sz w:val="20"/>
-          <w:szCs w:val="20"/>
-        </w:rPr>
-        <w:t>kinda</w:t>
-      </w:r>
-      <w:proofErr w:type="spellEnd"/>
-      <w:r>
-        <w:rPr>
-          <w:rFonts w:ascii="Arial" w:hAnsi="Arial" w:cs="Arial"/>
-          <w:sz w:val="20"/>
-          <w:szCs w:val="20"/>
-        </w:rPr>
-        <w:t xml:space="preserve"> </w:t>
-      </w:r>
-      <w:proofErr w:type="spellStart"/>
-      <w:r>
-        <w:rPr>
-          <w:rFonts w:ascii="Arial" w:hAnsi="Arial" w:cs="Arial"/>
-          <w:sz w:val="20"/>
-          <w:szCs w:val="20"/>
-        </w:rPr>
-        <w:t>parecida</w:t>
-      </w:r>
-      <w:proofErr w:type="spellEnd"/>
-      <w:r>
-        <w:rPr>
-          <w:rFonts w:ascii="Arial" w:hAnsi="Arial" w:cs="Arial"/>
-          <w:sz w:val="20"/>
-          <w:szCs w:val="20"/>
-        </w:rPr>
-        <w:t xml:space="preserve"> com normal </w:t>
-      </w:r>
-      <w:proofErr w:type="spellStart"/>
-      <w:r>
-        <w:rPr>
-          <w:rFonts w:ascii="Arial" w:hAnsi="Arial" w:cs="Arial"/>
-          <w:sz w:val="20"/>
-          <w:szCs w:val="20"/>
-        </w:rPr>
-        <w:t>tbh</w:t>
-      </w:r>
-      <w:proofErr w:type="spellEnd"/>
-      <w:r>
-        <w:rPr>
-          <w:rFonts w:ascii="Arial" w:hAnsi="Arial" w:cs="Arial"/>
-          <w:sz w:val="20"/>
-          <w:szCs w:val="20"/>
-        </w:rPr>
-        <w:t>)</w:t>
-      </w:r>
-      <w:proofErr w:type="spellStart"/>
+          <w:lang w:val="pt-PT"/>
+        </w:rPr>
+        <w:t>(é kinda parecida com normal tbh)</w:t>
+      </w:r>
       <w:r>
         <w:rPr>
           <w:rFonts w:ascii="Arial" w:hAnsi="Arial" w:cs="Arial"/>
@@ -5881,164 +5904,9 @@
           <w:color w:val="EE0000"/>
           <w:sz w:val="32"/>
           <w:szCs w:val="32"/>
-        </w:rPr>
-        <w:t>falta</w:t>
-      </w:r>
-      <w:proofErr w:type="spellEnd"/>
-      <w:r>
-        <w:rPr>
-          <w:rFonts w:ascii="Arial" w:hAnsi="Arial" w:cs="Arial"/>
-          <w:b/>
-          <w:bCs/>
-          <w:color w:val="EE0000"/>
-          <w:sz w:val="32"/>
-          <w:szCs w:val="32"/>
-        </w:rPr>
-        <w:t xml:space="preserve"> </w:t>
-      </w:r>
-      <w:proofErr w:type="spellStart"/>
-      <w:r>
-        <w:rPr>
-          <w:rFonts w:ascii="Arial" w:hAnsi="Arial" w:cs="Arial"/>
-          <w:b/>
-          <w:bCs/>
-          <w:color w:val="EE0000"/>
-          <w:sz w:val="32"/>
-          <w:szCs w:val="32"/>
-        </w:rPr>
-        <w:t>este</w:t>
-      </w:r>
-      <w:proofErr w:type="spellEnd"/>
-      <w:r>
-        <w:rPr>
-          <w:rFonts w:ascii="Arial" w:hAnsi="Arial" w:cs="Arial"/>
-          <w:b/>
-          <w:bCs/>
-          <w:color w:val="EE0000"/>
-          <w:sz w:val="32"/>
-          <w:szCs w:val="32"/>
-        </w:rPr>
-        <w:t xml:space="preserve"> e </w:t>
-      </w:r>
-      <w:proofErr w:type="spellStart"/>
-      <w:r>
-        <w:rPr>
-          <w:rFonts w:ascii="Arial" w:hAnsi="Arial" w:cs="Arial"/>
-          <w:b/>
-          <w:bCs/>
-          <w:color w:val="EE0000"/>
-          <w:sz w:val="32"/>
-          <w:szCs w:val="32"/>
-        </w:rPr>
-        <w:t>escolher</w:t>
-      </w:r>
-      <w:proofErr w:type="spellEnd"/>
-      <w:r>
-        <w:rPr>
-          <w:rFonts w:ascii="Arial" w:hAnsi="Arial" w:cs="Arial"/>
-          <w:b/>
-          <w:bCs/>
-          <w:color w:val="EE0000"/>
-          <w:sz w:val="32"/>
-          <w:szCs w:val="32"/>
-        </w:rPr>
-        <w:t xml:space="preserve"> </w:t>
-      </w:r>
-      <w:proofErr w:type="spellStart"/>
-      <w:r>
-        <w:rPr>
-          <w:rFonts w:ascii="Arial" w:hAnsi="Arial" w:cs="Arial"/>
-          <w:b/>
-          <w:bCs/>
-          <w:color w:val="EE0000"/>
-          <w:sz w:val="32"/>
-          <w:szCs w:val="32"/>
-        </w:rPr>
-        <w:t>em</w:t>
-      </w:r>
-      <w:proofErr w:type="spellEnd"/>
-      <w:r>
-        <w:rPr>
-          <w:rFonts w:ascii="Arial" w:hAnsi="Arial" w:cs="Arial"/>
-          <w:b/>
-          <w:bCs/>
-          <w:color w:val="EE0000"/>
-          <w:sz w:val="32"/>
-          <w:szCs w:val="32"/>
-        </w:rPr>
-        <w:t xml:space="preserve"> qual é </w:t>
-      </w:r>
-      <w:proofErr w:type="spellStart"/>
-      <w:r>
-        <w:rPr>
-          <w:rFonts w:ascii="Arial" w:hAnsi="Arial" w:cs="Arial"/>
-          <w:b/>
-          <w:bCs/>
-          <w:color w:val="EE0000"/>
-          <w:sz w:val="32"/>
-          <w:szCs w:val="32"/>
-        </w:rPr>
-        <w:t>que</w:t>
-      </w:r>
-      <w:proofErr w:type="spellEnd"/>
-      <w:r>
-        <w:rPr>
-          <w:rFonts w:ascii="Arial" w:hAnsi="Arial" w:cs="Arial"/>
-          <w:b/>
-          <w:bCs/>
-          <w:color w:val="EE0000"/>
-          <w:sz w:val="32"/>
-          <w:szCs w:val="32"/>
-        </w:rPr>
-        <w:t xml:space="preserve"> </w:t>
-      </w:r>
-      <w:proofErr w:type="spellStart"/>
-      <w:r>
-        <w:rPr>
-          <w:rFonts w:ascii="Arial" w:hAnsi="Arial" w:cs="Arial"/>
-          <w:b/>
-          <w:bCs/>
-          <w:color w:val="EE0000"/>
-          <w:sz w:val="32"/>
-          <w:szCs w:val="32"/>
-        </w:rPr>
-        <w:t>vai</w:t>
-      </w:r>
-      <w:proofErr w:type="spellEnd"/>
-      <w:r>
-        <w:rPr>
-          <w:rFonts w:ascii="Arial" w:hAnsi="Arial" w:cs="Arial"/>
-          <w:b/>
-          <w:bCs/>
-          <w:color w:val="EE0000"/>
-          <w:sz w:val="32"/>
-          <w:szCs w:val="32"/>
-        </w:rPr>
-        <w:t xml:space="preserve"> </w:t>
-      </w:r>
-      <w:proofErr w:type="spellStart"/>
-      <w:r>
-        <w:rPr>
-          <w:rFonts w:ascii="Arial" w:hAnsi="Arial" w:cs="Arial"/>
-          <w:b/>
-          <w:bCs/>
-          <w:color w:val="EE0000"/>
-          <w:sz w:val="32"/>
-          <w:szCs w:val="32"/>
-        </w:rPr>
-        <w:t>ficar</w:t>
-      </w:r>
-      <w:proofErr w:type="spellEnd"/>
-      <w:r>
-        <w:rPr>
-          <w:rFonts w:ascii="Arial" w:hAnsi="Arial" w:cs="Arial"/>
-          <w:b/>
-          <w:bCs/>
-          <w:color w:val="EE0000"/>
-          <w:sz w:val="32"/>
-          <w:szCs w:val="32"/>
-        </w:rPr>
-        <w:t xml:space="preserve"> o consultation duration</w:t>
+          <w:lang w:val="pt-PT"/>
+        </w:rPr>
+        <w:t>falta este e escolher em qual é que vai ficar o consultation duration</w:t>
       </w:r>
     </w:p>
     <w:p>
@@ -6121,7 +5989,16 @@
           <w:sz w:val="20"/>
           <w:szCs w:val="20"/>
         </w:rPr>
-        <w:t xml:space="preserve"> This technique considers to be outliers any value below </w:t>
+        <w:t xml:space="preserve"> This technique </w:t>
+      </w:r>
+      <w:r>
+        <w:rPr>
+          <w:rFonts w:ascii="Arial" w:hAnsi="Arial" w:cs="Arial"/>
+          <w:sz w:val="20"/>
+          <w:szCs w:val="20"/>
+        </w:rPr>
+        <w:lastRenderedPageBreak/>
+        <w:t xml:space="preserve">considers to be outliers any value below </w:t>
       </w:r>
       <w:r>
         <w:rPr>
@@ -6796,7 +6673,6 @@
           <w:b/>
           <w:bCs/>
         </w:rPr>
-        <w:lastRenderedPageBreak/>
         <w:t>Consultation Duration</w:t>
       </w:r>
     </w:p>
@@ -7328,6 +7204,7 @@
           <w:b/>
           <w:bCs/>
         </w:rPr>
+        <w:lastRenderedPageBreak/>
         <w:t>Satisfaction Level</w:t>
       </w:r>
     </w:p>
@@ -7418,7 +7295,7 @@
           <w:noProof/>
         </w:rPr>
         <w:drawing>
-          <wp:anchor distT="0" distB="0" distL="114300" distR="114300" simplePos="0" relativeHeight="251682816" behindDoc="0" locked="0" layoutInCell="1" allowOverlap="1" wp14:anchorId="2508838A" wp14:editId="73668C9B">
+          <wp:anchor distT="0" distB="0" distL="114300" distR="114300" simplePos="0" relativeHeight="251682816" behindDoc="0" locked="0" layoutInCell="1" allowOverlap="1" wp14:anchorId="2508838A" wp14:editId="43C488F8">
             <wp:simplePos x="0" y="0"/>
             <wp:positionH relativeFrom="margin">
               <wp:posOffset>241300</wp:posOffset>
@@ -8315,7 +8192,6 @@
           <w:b/>
           <w:bCs/>
         </w:rPr>
-        <w:lastRenderedPageBreak/>
         <w:t>Insurance Cover</w:t>
       </w:r>
       <w:r>
@@ -9368,7 +9244,6 @@
           <w:szCs w:val="20"/>
           <w:u w:val="single"/>
         </w:rPr>
-        <w:lastRenderedPageBreak/>
         <w:t>Insurance Coverage Percentage</w:t>
       </w:r>
       <w:r>
@@ -9546,15 +9421,79 @@
           <w:sz w:val="20"/>
           <w:szCs w:val="20"/>
         </w:rPr>
-        <w:t>the process of discretization applied to the column Age. This new feature is composed of five-year intervals, from 0 to 130, to determine in which bin each patient belongs.</w:t>
-      </w:r>
-      <w:r>
-        <w:rPr>
-          <w:rFonts w:ascii="Arial" w:hAnsi="Arial" w:cs="Arial"/>
-          <w:sz w:val="20"/>
-          <w:szCs w:val="20"/>
-        </w:rPr>
-        <w:t xml:space="preserve"> This step might be important for patient segmentation (if distinct behaviour is detected).</w:t>
+        <w:t xml:space="preserve">the process of discretization applied to the column Age. This new feature is composed of </w:t>
+      </w:r>
+      <w:r>
+        <w:rPr>
+          <w:rFonts w:ascii="Arial" w:hAnsi="Arial" w:cs="Arial"/>
+          <w:sz w:val="20"/>
+          <w:szCs w:val="20"/>
+        </w:rPr>
+        <w:t>3 intervals</w:t>
+      </w:r>
+      <w:r>
+        <w:rPr>
+          <w:rFonts w:ascii="Arial" w:hAnsi="Arial" w:cs="Arial"/>
+          <w:sz w:val="20"/>
+          <w:szCs w:val="20"/>
+        </w:rPr>
+        <w:t xml:space="preserve">, from </w:t>
+      </w:r>
+      <w:r>
+        <w:rPr>
+          <w:rFonts w:ascii="Arial" w:hAnsi="Arial" w:cs="Arial"/>
+          <w:sz w:val="20"/>
+          <w:szCs w:val="20"/>
+        </w:rPr>
+        <w:t>0 to 17 – representing Children, from 18 to 64 – representing Adults and from 65 to 127 – representing Elders.</w:t>
+      </w:r>
+    </w:p>
+    <w:p>
+      <w:pPr>
+        <w:jc w:val="both"/>
+        <w:rPr>
+          <w:rFonts w:ascii="Arial" w:hAnsi="Arial" w:cs="Arial"/>
+          <w:sz w:val="20"/>
+          <w:szCs w:val="20"/>
+        </w:rPr>
+      </w:pPr>
+      <w:r>
+        <w:rPr>
+          <w:rFonts w:ascii="Arial" w:hAnsi="Arial" w:cs="Arial"/>
+          <w:b/>
+          <w:bCs/>
+          <w:sz w:val="20"/>
+          <w:szCs w:val="20"/>
+          <w:u w:val="single"/>
+        </w:rPr>
+        <w:t>Age</w:t>
+      </w:r>
+      <w:r>
+        <w:rPr>
+          <w:rFonts w:ascii="Arial" w:hAnsi="Arial" w:cs="Arial"/>
+          <w:b/>
+          <w:bCs/>
+          <w:sz w:val="20"/>
+          <w:szCs w:val="20"/>
+          <w:u w:val="single"/>
+        </w:rPr>
+        <w:t xml:space="preserve"> Group</w:t>
+      </w:r>
+      <w:r>
+        <w:rPr>
+          <w:rFonts w:ascii="Arial" w:hAnsi="Arial" w:cs="Arial"/>
+          <w:sz w:val="20"/>
+          <w:szCs w:val="20"/>
+        </w:rPr>
+        <w:t xml:space="preserve"> – </w:t>
+      </w:r>
+      <w:r>
+        <w:rPr>
+          <w:rFonts w:ascii="Arial" w:hAnsi="Arial" w:cs="Arial"/>
+          <w:sz w:val="20"/>
+          <w:szCs w:val="20"/>
+        </w:rPr>
+        <w:t>This column consists of the three categories associated with each Age Range – Children, Adults and Elders.</w:t>
       </w:r>
     </w:p>
     <w:p>
@@ -9743,6 +9682,7 @@
           <w:bCs/>
           <w:lang w:val="en-US"/>
         </w:rPr>
+        <w:lastRenderedPageBreak/>
         <w:t>Analytical Base Table (ABT) Construction</w:t>
       </w:r>
     </w:p>
@@ -10805,7 +10745,6 @@
           <w:szCs w:val="20"/>
           <w:lang w:val="en-US"/>
         </w:rPr>
-        <w:lastRenderedPageBreak/>
         <w:t>For a better understanding of what each column represents</w:t>
       </w:r>
       <w:r>
@@ -11401,33 +11340,24 @@
         </w:rPr>
         <w:t xml:space="preserve"> </w:t>
       </w:r>
-      <w:r>
+    </w:p>
+    <w:p>
+      <w:pPr>
         <w:rPr>
           <w:rFonts w:ascii="Garamond" w:hAnsi="Garamond"/>
-          <w:color w:val="EE0000"/>
-          <w:sz w:val="27"/>
-          <w:szCs w:val="27"/>
-          <w:lang w:val="en-US"/>
-        </w:rPr>
-        <w:t>(TEM QUE SE ESCREVER INSIGHTS)</w:t>
-      </w:r>
-    </w:p>
-    <w:p>
-      <w:pPr>
+          <w:b/>
+          <w:bCs/>
+          <w:lang w:val="en-US"/>
+        </w:rPr>
+      </w:pPr>
+      <w:r>
         <w:rPr>
           <w:rFonts w:ascii="Garamond" w:hAnsi="Garamond"/>
           <w:b/>
           <w:bCs/>
           <w:lang w:val="en-US"/>
         </w:rPr>
-      </w:pPr>
-      <w:r>
-        <w:rPr>
-          <w:rFonts w:ascii="Garamond" w:hAnsi="Garamond"/>
-          <w:b/>
-          <w:bCs/>
-          <w:lang w:val="en-US"/>
-        </w:rPr>
+        <w:lastRenderedPageBreak/>
         <w:t>Patient Demographics - Distributions</w:t>
       </w:r>
     </w:p>
@@ -12154,7 +12084,6 @@
         </w:rPr>
         <w:t xml:space="preserve">, so we might be facing a case of people who chose the </w:t>
       </w:r>
-      <w:proofErr w:type="gramStart"/>
       <w:r>
         <w:rPr>
           <w:rFonts w:ascii="Arial" w:hAnsi="Arial" w:cs="Arial"/>
@@ -12166,7 +12095,6 @@
         </w:rPr>
         <w:t>Other</w:t>
       </w:r>
-      <w:proofErr w:type="gramEnd"/>
       <w:r>
         <w:rPr>
           <w:rFonts w:ascii="Arial" w:hAnsi="Arial" w:cs="Arial"/>
@@ -12268,394 +12196,394 @@
           <w:szCs w:val="20"/>
           <w:lang w:val="en-US"/>
         </w:rPr>
+        <w:t>Th</w:t>
+      </w:r>
+      <w:r>
+        <w:rPr>
+          <w:rFonts w:ascii="Arial" w:hAnsi="Arial" w:cs="Arial"/>
+          <w:sz w:val="20"/>
+          <w:szCs w:val="20"/>
+          <w:lang w:val="en-US"/>
+        </w:rPr>
+        <w:t>e</w:t>
+      </w:r>
+      <w:r>
+        <w:rPr>
+          <w:rFonts w:ascii="Arial" w:hAnsi="Arial" w:cs="Arial"/>
+          <w:sz w:val="20"/>
+          <w:szCs w:val="20"/>
+          <w:lang w:val="en-US"/>
+        </w:rPr>
+        <w:t xml:space="preserve"> figure</w:t>
+      </w:r>
+      <w:r>
+        <w:rPr>
+          <w:rFonts w:ascii="Arial" w:hAnsi="Arial" w:cs="Arial"/>
+          <w:sz w:val="20"/>
+          <w:szCs w:val="20"/>
+          <w:lang w:val="en-US"/>
+        </w:rPr>
+        <w:t xml:space="preserve"> above on the left</w:t>
+      </w:r>
+      <w:r>
+        <w:rPr>
+          <w:rFonts w:ascii="Arial" w:hAnsi="Arial" w:cs="Arial"/>
+          <w:sz w:val="20"/>
+          <w:szCs w:val="20"/>
+          <w:lang w:val="en-US"/>
+        </w:rPr>
+        <w:t xml:space="preserve"> </w:t>
+      </w:r>
+      <w:r>
+        <w:rPr>
+          <w:rFonts w:ascii="Arial" w:hAnsi="Arial" w:cs="Arial"/>
+          <w:sz w:val="20"/>
+          <w:szCs w:val="20"/>
+          <w:lang w:val="en-US"/>
+        </w:rPr>
+        <w:t xml:space="preserve">shows the distribution of </w:t>
+      </w:r>
+      <w:r>
+        <w:rPr>
+          <w:rFonts w:ascii="Arial" w:hAnsi="Arial" w:cs="Arial"/>
+          <w:sz w:val="20"/>
+          <w:szCs w:val="20"/>
+          <w:lang w:val="en-US"/>
+        </w:rPr>
+        <w:t>patients by the</w:t>
+      </w:r>
+      <w:r>
+        <w:rPr>
+          <w:rFonts w:ascii="Arial" w:hAnsi="Arial" w:cs="Arial"/>
+          <w:sz w:val="20"/>
+          <w:szCs w:val="20"/>
+          <w:lang w:val="en-US"/>
+        </w:rPr>
+        <w:t xml:space="preserve"> </w:t>
+      </w:r>
+      <w:r>
+        <w:rPr>
+          <w:rFonts w:ascii="Arial" w:hAnsi="Arial" w:cs="Arial"/>
+          <w:b/>
+          <w:bCs/>
+          <w:sz w:val="20"/>
+          <w:szCs w:val="20"/>
+          <w:lang w:val="en-US"/>
+        </w:rPr>
+        <w:t>Approximate A</w:t>
+      </w:r>
+      <w:r>
+        <w:rPr>
+          <w:rFonts w:ascii="Arial" w:hAnsi="Arial" w:cs="Arial"/>
+          <w:b/>
+          <w:bCs/>
+          <w:sz w:val="20"/>
+          <w:szCs w:val="20"/>
+          <w:lang w:val="en-US"/>
+        </w:rPr>
+        <w:t xml:space="preserve">nnual </w:t>
+      </w:r>
+      <w:r>
+        <w:rPr>
+          <w:rFonts w:ascii="Arial" w:hAnsi="Arial" w:cs="Arial"/>
+          <w:b/>
+          <w:bCs/>
+          <w:sz w:val="20"/>
+          <w:szCs w:val="20"/>
+          <w:lang w:val="en-US"/>
+        </w:rPr>
+        <w:t>I</w:t>
+      </w:r>
+      <w:r>
+        <w:rPr>
+          <w:rFonts w:ascii="Arial" w:hAnsi="Arial" w:cs="Arial"/>
+          <w:b/>
+          <w:bCs/>
+          <w:sz w:val="20"/>
+          <w:szCs w:val="20"/>
+          <w:lang w:val="en-US"/>
+        </w:rPr>
+        <w:t>ncome</w:t>
+      </w:r>
+      <w:r>
+        <w:rPr>
+          <w:rFonts w:ascii="Arial" w:hAnsi="Arial" w:cs="Arial"/>
+          <w:b/>
+          <w:bCs/>
+          <w:sz w:val="20"/>
+          <w:szCs w:val="20"/>
+          <w:lang w:val="en-US"/>
+        </w:rPr>
+        <w:t xml:space="preserve">. </w:t>
+      </w:r>
+      <w:r>
+        <w:rPr>
+          <w:rFonts w:ascii="Arial" w:hAnsi="Arial" w:cs="Arial"/>
+          <w:sz w:val="20"/>
+          <w:szCs w:val="20"/>
+          <w:lang w:val="en-US"/>
+        </w:rPr>
+        <w:t>Almost every</w:t>
+      </w:r>
+      <w:r>
+        <w:rPr>
+          <w:rFonts w:ascii="Arial" w:hAnsi="Arial" w:cs="Arial"/>
+          <w:sz w:val="20"/>
+          <w:szCs w:val="20"/>
+          <w:lang w:val="en-US"/>
+        </w:rPr>
+        <w:t xml:space="preserve"> </w:t>
+      </w:r>
+      <w:r>
+        <w:rPr>
+          <w:rFonts w:ascii="Arial" w:hAnsi="Arial" w:cs="Arial"/>
+          <w:sz w:val="20"/>
+          <w:szCs w:val="20"/>
+          <w:lang w:val="en-US"/>
+        </w:rPr>
+        <w:t>patient</w:t>
+      </w:r>
+      <w:r>
+        <w:rPr>
+          <w:rFonts w:ascii="Arial" w:hAnsi="Arial" w:cs="Arial"/>
+          <w:sz w:val="20"/>
+          <w:szCs w:val="20"/>
+          <w:lang w:val="en-US"/>
+        </w:rPr>
+        <w:t xml:space="preserve"> registered </w:t>
+      </w:r>
+      <w:r>
+        <w:rPr>
+          <w:rFonts w:ascii="Arial" w:hAnsi="Arial" w:cs="Arial"/>
+          <w:sz w:val="20"/>
+          <w:szCs w:val="20"/>
+          <w:lang w:val="en-US"/>
+        </w:rPr>
+        <w:t>an annual income</w:t>
+      </w:r>
+      <w:r>
+        <w:rPr>
+          <w:rFonts w:ascii="Arial" w:hAnsi="Arial" w:cs="Arial"/>
+          <w:sz w:val="20"/>
+          <w:szCs w:val="20"/>
+          <w:lang w:val="en-US"/>
+        </w:rPr>
+        <w:t xml:space="preserve"> between 0 and </w:t>
+      </w:r>
+      <w:r>
+        <w:rPr>
+          <w:rFonts w:ascii="Arial" w:hAnsi="Arial" w:cs="Arial"/>
+          <w:sz w:val="20"/>
+          <w:szCs w:val="20"/>
+          <w:lang w:val="en-US"/>
+        </w:rPr>
+        <w:t>3</w:t>
+      </w:r>
+      <w:r>
+        <w:rPr>
+          <w:rFonts w:ascii="Arial" w:hAnsi="Arial" w:cs="Arial"/>
+          <w:sz w:val="20"/>
+          <w:szCs w:val="20"/>
+          <w:lang w:val="en-US"/>
+        </w:rPr>
+        <w:t>770</w:t>
+      </w:r>
+      <w:r>
+        <w:rPr>
+          <w:rFonts w:ascii="Arial" w:hAnsi="Arial" w:cs="Arial"/>
+          <w:sz w:val="20"/>
+          <w:szCs w:val="20"/>
+          <w:lang w:val="en-US"/>
+        </w:rPr>
+        <w:t xml:space="preserve">7. Two patients </w:t>
+      </w:r>
+      <w:r>
+        <w:rPr>
+          <w:rFonts w:ascii="Arial" w:hAnsi="Arial" w:cs="Arial"/>
+          <w:sz w:val="20"/>
+          <w:szCs w:val="20"/>
+          <w:lang w:val="en-US"/>
+        </w:rPr>
+        <w:t>are out</w:t>
+      </w:r>
+      <w:r>
+        <w:rPr>
+          <w:rFonts w:ascii="Arial" w:hAnsi="Arial" w:cs="Arial"/>
+          <w:sz w:val="20"/>
+          <w:szCs w:val="20"/>
+          <w:lang w:val="en-US"/>
+        </w:rPr>
+        <w:t>side</w:t>
+      </w:r>
+      <w:r>
+        <w:rPr>
+          <w:rFonts w:ascii="Arial" w:hAnsi="Arial" w:cs="Arial"/>
+          <w:sz w:val="20"/>
+          <w:szCs w:val="20"/>
+          <w:lang w:val="en-US"/>
+        </w:rPr>
+        <w:t xml:space="preserve"> of this group. One of them registered </w:t>
+      </w:r>
+      <w:r>
+        <w:rPr>
+          <w:rFonts w:ascii="Arial" w:hAnsi="Arial" w:cs="Arial"/>
+          <w:sz w:val="20"/>
+          <w:szCs w:val="20"/>
+          <w:lang w:val="en-US"/>
+        </w:rPr>
+        <w:t>two</w:t>
+      </w:r>
+      <w:r>
+        <w:rPr>
+          <w:rFonts w:ascii="Arial" w:hAnsi="Arial" w:cs="Arial"/>
+          <w:sz w:val="20"/>
+          <w:szCs w:val="20"/>
+          <w:lang w:val="en-US"/>
+        </w:rPr>
+        <w:t xml:space="preserve"> million, and the other </w:t>
+      </w:r>
+      <w:r>
+        <w:rPr>
+          <w:rFonts w:ascii="Arial" w:hAnsi="Arial" w:cs="Arial"/>
+          <w:sz w:val="20"/>
+          <w:szCs w:val="20"/>
+          <w:lang w:val="en-US"/>
+        </w:rPr>
+        <w:t>ten</w:t>
+      </w:r>
+      <w:r>
+        <w:rPr>
+          <w:rFonts w:ascii="Arial" w:hAnsi="Arial" w:cs="Arial"/>
+          <w:sz w:val="20"/>
+          <w:szCs w:val="20"/>
+          <w:lang w:val="en-US"/>
+        </w:rPr>
+        <w:t xml:space="preserve"> million.</w:t>
+      </w:r>
+    </w:p>
+    <w:p>
+      <w:pPr>
+        <w:jc w:val="both"/>
+        <w:rPr>
+          <w:rFonts w:ascii="Arial" w:hAnsi="Arial" w:cs="Arial"/>
+          <w:sz w:val="20"/>
+          <w:szCs w:val="20"/>
+          <w:lang w:val="en-US"/>
+        </w:rPr>
+      </w:pPr>
+      <w:r>
+        <w:rPr>
+          <w:rFonts w:ascii="Arial" w:hAnsi="Arial" w:cs="Arial"/>
+          <w:sz w:val="20"/>
+          <w:szCs w:val="20"/>
+          <w:lang w:val="en-US"/>
+        </w:rPr>
+        <w:t xml:space="preserve">The </w:t>
+      </w:r>
+      <w:r>
+        <w:rPr>
+          <w:rFonts w:ascii="Arial" w:hAnsi="Arial" w:cs="Arial"/>
+          <w:sz w:val="20"/>
+          <w:szCs w:val="20"/>
+          <w:lang w:val="en-US"/>
+        </w:rPr>
+        <w:t xml:space="preserve">one beside it </w:t>
+      </w:r>
+      <w:r>
+        <w:rPr>
+          <w:rFonts w:ascii="Arial" w:hAnsi="Arial" w:cs="Arial"/>
+          <w:sz w:val="20"/>
+          <w:szCs w:val="20"/>
+          <w:lang w:val="en-US"/>
+        </w:rPr>
+        <w:t xml:space="preserve">is a log transformation of the previous </w:t>
+      </w:r>
+      <w:r>
+        <w:rPr>
+          <w:rFonts w:ascii="Arial" w:hAnsi="Arial" w:cs="Arial"/>
+          <w:sz w:val="20"/>
+          <w:szCs w:val="20"/>
+          <w:lang w:val="en-US"/>
+        </w:rPr>
+        <w:t>graph, in order to reduce the skewness</w:t>
+      </w:r>
+      <w:r>
+        <w:rPr>
+          <w:rFonts w:ascii="Arial" w:hAnsi="Arial" w:cs="Arial"/>
+          <w:sz w:val="20"/>
+          <w:szCs w:val="20"/>
+          <w:lang w:val="en-US"/>
+        </w:rPr>
+        <w:t xml:space="preserve"> and facilitate </w:t>
+      </w:r>
+      <w:r>
+        <w:rPr>
+          <w:rFonts w:ascii="Arial" w:hAnsi="Arial" w:cs="Arial"/>
+          <w:sz w:val="20"/>
+          <w:szCs w:val="20"/>
+          <w:lang w:val="en-US"/>
+        </w:rPr>
+        <w:t>the analysis of the distribution of the graph</w:t>
+      </w:r>
+      <w:r>
+        <w:rPr>
+          <w:rFonts w:ascii="Arial" w:hAnsi="Arial" w:cs="Arial"/>
+          <w:sz w:val="20"/>
+          <w:szCs w:val="20"/>
+          <w:lang w:val="en-US"/>
+        </w:rPr>
+        <w:t>.</w:t>
+      </w:r>
+      <w:r>
+        <w:rPr>
+          <w:rFonts w:ascii="Arial" w:hAnsi="Arial" w:cs="Arial"/>
+          <w:sz w:val="20"/>
+          <w:szCs w:val="20"/>
+          <w:lang w:val="en-US"/>
+        </w:rPr>
+        <w:t xml:space="preserve"> </w:t>
+      </w:r>
+    </w:p>
+    <w:p>
+      <w:pPr>
+        <w:rPr>
+          <w:rFonts w:ascii="Garamond" w:hAnsi="Garamond"/>
+          <w:lang w:val="en-US"/>
+        </w:rPr>
+      </w:pPr>
+      <w:r>
+        <w:rPr>
+          <w:rFonts w:ascii="Garamond" w:hAnsi="Garamond"/>
+          <w:lang w:val="en-US"/>
+        </w:rPr>
+        <w:t>Number of visits per department over time</w:t>
+      </w:r>
+      <w:r>
+        <w:rPr>
+          <w:rFonts w:ascii="Garamond" w:hAnsi="Garamond"/>
+          <w:lang w:val="en-US"/>
+        </w:rPr>
+        <w:t xml:space="preserve"> </w:t>
+      </w:r>
+    </w:p>
+    <w:p>
+      <w:pPr>
+        <w:rPr>
+          <w:rFonts w:ascii="Arial" w:hAnsi="Arial" w:cs="Arial"/>
+          <w:sz w:val="20"/>
+          <w:szCs w:val="20"/>
+          <w:lang w:val="en-US"/>
+        </w:rPr>
+      </w:pPr>
+      <w:r>
+        <w:rPr>
+          <w:rFonts w:ascii="Arial" w:hAnsi="Arial" w:cs="Arial"/>
+          <w:noProof/>
+          <w:sz w:val="20"/>
+          <w:szCs w:val="20"/>
+          <w:lang w:val="en-US"/>
+        </w:rPr>
         <w:lastRenderedPageBreak/>
-        <w:t>Th</w:t>
-      </w:r>
-      <w:r>
-        <w:rPr>
-          <w:rFonts w:ascii="Arial" w:hAnsi="Arial" w:cs="Arial"/>
-          <w:sz w:val="20"/>
-          <w:szCs w:val="20"/>
-          <w:lang w:val="en-US"/>
-        </w:rPr>
-        <w:t>e</w:t>
-      </w:r>
-      <w:r>
-        <w:rPr>
-          <w:rFonts w:ascii="Arial" w:hAnsi="Arial" w:cs="Arial"/>
-          <w:sz w:val="20"/>
-          <w:szCs w:val="20"/>
-          <w:lang w:val="en-US"/>
-        </w:rPr>
-        <w:t xml:space="preserve"> figure</w:t>
-      </w:r>
-      <w:r>
-        <w:rPr>
-          <w:rFonts w:ascii="Arial" w:hAnsi="Arial" w:cs="Arial"/>
-          <w:sz w:val="20"/>
-          <w:szCs w:val="20"/>
-          <w:lang w:val="en-US"/>
-        </w:rPr>
-        <w:t xml:space="preserve"> above on the left</w:t>
-      </w:r>
-      <w:r>
-        <w:rPr>
-          <w:rFonts w:ascii="Arial" w:hAnsi="Arial" w:cs="Arial"/>
-          <w:sz w:val="20"/>
-          <w:szCs w:val="20"/>
-          <w:lang w:val="en-US"/>
-        </w:rPr>
-        <w:t xml:space="preserve"> </w:t>
-      </w:r>
-      <w:r>
-        <w:rPr>
-          <w:rFonts w:ascii="Arial" w:hAnsi="Arial" w:cs="Arial"/>
-          <w:sz w:val="20"/>
-          <w:szCs w:val="20"/>
-          <w:lang w:val="en-US"/>
-        </w:rPr>
-        <w:t xml:space="preserve">shows the distribution of </w:t>
-      </w:r>
-      <w:r>
-        <w:rPr>
-          <w:rFonts w:ascii="Arial" w:hAnsi="Arial" w:cs="Arial"/>
-          <w:sz w:val="20"/>
-          <w:szCs w:val="20"/>
-          <w:lang w:val="en-US"/>
-        </w:rPr>
-        <w:t>patients by the</w:t>
-      </w:r>
-      <w:r>
-        <w:rPr>
-          <w:rFonts w:ascii="Arial" w:hAnsi="Arial" w:cs="Arial"/>
-          <w:sz w:val="20"/>
-          <w:szCs w:val="20"/>
-          <w:lang w:val="en-US"/>
-        </w:rPr>
-        <w:t xml:space="preserve"> </w:t>
-      </w:r>
-      <w:r>
-        <w:rPr>
-          <w:rFonts w:ascii="Arial" w:hAnsi="Arial" w:cs="Arial"/>
-          <w:b/>
-          <w:bCs/>
-          <w:sz w:val="20"/>
-          <w:szCs w:val="20"/>
-          <w:lang w:val="en-US"/>
-        </w:rPr>
-        <w:t>Approximate A</w:t>
-      </w:r>
-      <w:r>
-        <w:rPr>
-          <w:rFonts w:ascii="Arial" w:hAnsi="Arial" w:cs="Arial"/>
-          <w:b/>
-          <w:bCs/>
-          <w:sz w:val="20"/>
-          <w:szCs w:val="20"/>
-          <w:lang w:val="en-US"/>
-        </w:rPr>
-        <w:t xml:space="preserve">nnual </w:t>
-      </w:r>
-      <w:r>
-        <w:rPr>
-          <w:rFonts w:ascii="Arial" w:hAnsi="Arial" w:cs="Arial"/>
-          <w:b/>
-          <w:bCs/>
-          <w:sz w:val="20"/>
-          <w:szCs w:val="20"/>
-          <w:lang w:val="en-US"/>
-        </w:rPr>
-        <w:t>I</w:t>
-      </w:r>
-      <w:r>
-        <w:rPr>
-          <w:rFonts w:ascii="Arial" w:hAnsi="Arial" w:cs="Arial"/>
-          <w:b/>
-          <w:bCs/>
-          <w:sz w:val="20"/>
-          <w:szCs w:val="20"/>
-          <w:lang w:val="en-US"/>
-        </w:rPr>
-        <w:t>ncome</w:t>
-      </w:r>
-      <w:r>
-        <w:rPr>
-          <w:rFonts w:ascii="Arial" w:hAnsi="Arial" w:cs="Arial"/>
-          <w:b/>
-          <w:bCs/>
-          <w:sz w:val="20"/>
-          <w:szCs w:val="20"/>
-          <w:lang w:val="en-US"/>
-        </w:rPr>
-        <w:t xml:space="preserve">. </w:t>
-      </w:r>
-      <w:r>
-        <w:rPr>
-          <w:rFonts w:ascii="Arial" w:hAnsi="Arial" w:cs="Arial"/>
-          <w:sz w:val="20"/>
-          <w:szCs w:val="20"/>
-          <w:lang w:val="en-US"/>
-        </w:rPr>
-        <w:t>Almost every</w:t>
-      </w:r>
-      <w:r>
-        <w:rPr>
-          <w:rFonts w:ascii="Arial" w:hAnsi="Arial" w:cs="Arial"/>
-          <w:sz w:val="20"/>
-          <w:szCs w:val="20"/>
-          <w:lang w:val="en-US"/>
-        </w:rPr>
-        <w:t xml:space="preserve"> </w:t>
-      </w:r>
-      <w:r>
-        <w:rPr>
-          <w:rFonts w:ascii="Arial" w:hAnsi="Arial" w:cs="Arial"/>
-          <w:sz w:val="20"/>
-          <w:szCs w:val="20"/>
-          <w:lang w:val="en-US"/>
-        </w:rPr>
-        <w:t>patient</w:t>
-      </w:r>
-      <w:r>
-        <w:rPr>
-          <w:rFonts w:ascii="Arial" w:hAnsi="Arial" w:cs="Arial"/>
-          <w:sz w:val="20"/>
-          <w:szCs w:val="20"/>
-          <w:lang w:val="en-US"/>
-        </w:rPr>
-        <w:t xml:space="preserve"> registered </w:t>
-      </w:r>
-      <w:r>
-        <w:rPr>
-          <w:rFonts w:ascii="Arial" w:hAnsi="Arial" w:cs="Arial"/>
-          <w:sz w:val="20"/>
-          <w:szCs w:val="20"/>
-          <w:lang w:val="en-US"/>
-        </w:rPr>
-        <w:t>an annual income</w:t>
-      </w:r>
-      <w:r>
-        <w:rPr>
-          <w:rFonts w:ascii="Arial" w:hAnsi="Arial" w:cs="Arial"/>
-          <w:sz w:val="20"/>
-          <w:szCs w:val="20"/>
-          <w:lang w:val="en-US"/>
-        </w:rPr>
-        <w:t xml:space="preserve"> between 0 and </w:t>
-      </w:r>
-      <w:r>
-        <w:rPr>
-          <w:rFonts w:ascii="Arial" w:hAnsi="Arial" w:cs="Arial"/>
-          <w:sz w:val="20"/>
-          <w:szCs w:val="20"/>
-          <w:lang w:val="en-US"/>
-        </w:rPr>
-        <w:t>3</w:t>
-      </w:r>
-      <w:r>
-        <w:rPr>
-          <w:rFonts w:ascii="Arial" w:hAnsi="Arial" w:cs="Arial"/>
-          <w:sz w:val="20"/>
-          <w:szCs w:val="20"/>
-          <w:lang w:val="en-US"/>
-        </w:rPr>
-        <w:t>770</w:t>
-      </w:r>
-      <w:r>
-        <w:rPr>
-          <w:rFonts w:ascii="Arial" w:hAnsi="Arial" w:cs="Arial"/>
-          <w:sz w:val="20"/>
-          <w:szCs w:val="20"/>
-          <w:lang w:val="en-US"/>
-        </w:rPr>
-        <w:t xml:space="preserve">7. Two patients </w:t>
-      </w:r>
-      <w:r>
-        <w:rPr>
-          <w:rFonts w:ascii="Arial" w:hAnsi="Arial" w:cs="Arial"/>
-          <w:sz w:val="20"/>
-          <w:szCs w:val="20"/>
-          <w:lang w:val="en-US"/>
-        </w:rPr>
-        <w:t>are out</w:t>
-      </w:r>
-      <w:r>
-        <w:rPr>
-          <w:rFonts w:ascii="Arial" w:hAnsi="Arial" w:cs="Arial"/>
-          <w:sz w:val="20"/>
-          <w:szCs w:val="20"/>
-          <w:lang w:val="en-US"/>
-        </w:rPr>
-        <w:t>side</w:t>
-      </w:r>
-      <w:r>
-        <w:rPr>
-          <w:rFonts w:ascii="Arial" w:hAnsi="Arial" w:cs="Arial"/>
-          <w:sz w:val="20"/>
-          <w:szCs w:val="20"/>
-          <w:lang w:val="en-US"/>
-        </w:rPr>
-        <w:t xml:space="preserve"> of this group. One of them registered </w:t>
-      </w:r>
-      <w:r>
-        <w:rPr>
-          <w:rFonts w:ascii="Arial" w:hAnsi="Arial" w:cs="Arial"/>
-          <w:sz w:val="20"/>
-          <w:szCs w:val="20"/>
-          <w:lang w:val="en-US"/>
-        </w:rPr>
-        <w:t>two</w:t>
-      </w:r>
-      <w:r>
-        <w:rPr>
-          <w:rFonts w:ascii="Arial" w:hAnsi="Arial" w:cs="Arial"/>
-          <w:sz w:val="20"/>
-          <w:szCs w:val="20"/>
-          <w:lang w:val="en-US"/>
-        </w:rPr>
-        <w:t xml:space="preserve"> million, and the other </w:t>
-      </w:r>
-      <w:r>
-        <w:rPr>
-          <w:rFonts w:ascii="Arial" w:hAnsi="Arial" w:cs="Arial"/>
-          <w:sz w:val="20"/>
-          <w:szCs w:val="20"/>
-          <w:lang w:val="en-US"/>
-        </w:rPr>
-        <w:t>ten</w:t>
-      </w:r>
-      <w:r>
-        <w:rPr>
-          <w:rFonts w:ascii="Arial" w:hAnsi="Arial" w:cs="Arial"/>
-          <w:sz w:val="20"/>
-          <w:szCs w:val="20"/>
-          <w:lang w:val="en-US"/>
-        </w:rPr>
-        <w:t xml:space="preserve"> million.</w:t>
-      </w:r>
-    </w:p>
-    <w:p>
-      <w:pPr>
-        <w:jc w:val="both"/>
-        <w:rPr>
-          <w:rFonts w:ascii="Arial" w:hAnsi="Arial" w:cs="Arial"/>
-          <w:sz w:val="20"/>
-          <w:szCs w:val="20"/>
-          <w:lang w:val="en-US"/>
-        </w:rPr>
-      </w:pPr>
-      <w:r>
-        <w:rPr>
-          <w:rFonts w:ascii="Arial" w:hAnsi="Arial" w:cs="Arial"/>
-          <w:sz w:val="20"/>
-          <w:szCs w:val="20"/>
-          <w:lang w:val="en-US"/>
-        </w:rPr>
-        <w:t xml:space="preserve">The </w:t>
-      </w:r>
-      <w:r>
-        <w:rPr>
-          <w:rFonts w:ascii="Arial" w:hAnsi="Arial" w:cs="Arial"/>
-          <w:sz w:val="20"/>
-          <w:szCs w:val="20"/>
-          <w:lang w:val="en-US"/>
-        </w:rPr>
-        <w:t xml:space="preserve">one beside it </w:t>
-      </w:r>
-      <w:r>
-        <w:rPr>
-          <w:rFonts w:ascii="Arial" w:hAnsi="Arial" w:cs="Arial"/>
-          <w:sz w:val="20"/>
-          <w:szCs w:val="20"/>
-          <w:lang w:val="en-US"/>
-        </w:rPr>
-        <w:t xml:space="preserve">is a log transformation of the previous </w:t>
-      </w:r>
-      <w:r>
-        <w:rPr>
-          <w:rFonts w:ascii="Arial" w:hAnsi="Arial" w:cs="Arial"/>
-          <w:sz w:val="20"/>
-          <w:szCs w:val="20"/>
-          <w:lang w:val="en-US"/>
-        </w:rPr>
-        <w:t>graph, in order to reduce the skewness</w:t>
-      </w:r>
-      <w:r>
-        <w:rPr>
-          <w:rFonts w:ascii="Arial" w:hAnsi="Arial" w:cs="Arial"/>
-          <w:sz w:val="20"/>
-          <w:szCs w:val="20"/>
-          <w:lang w:val="en-US"/>
-        </w:rPr>
-        <w:t xml:space="preserve"> and facilitate </w:t>
-      </w:r>
-      <w:r>
-        <w:rPr>
-          <w:rFonts w:ascii="Arial" w:hAnsi="Arial" w:cs="Arial"/>
-          <w:sz w:val="20"/>
-          <w:szCs w:val="20"/>
-          <w:lang w:val="en-US"/>
-        </w:rPr>
-        <w:t>the analysis of the distribution of the graph</w:t>
-      </w:r>
-      <w:r>
-        <w:rPr>
-          <w:rFonts w:ascii="Arial" w:hAnsi="Arial" w:cs="Arial"/>
-          <w:sz w:val="20"/>
-          <w:szCs w:val="20"/>
-          <w:lang w:val="en-US"/>
-        </w:rPr>
-        <w:t>.</w:t>
-      </w:r>
-      <w:r>
-        <w:rPr>
-          <w:rFonts w:ascii="Arial" w:hAnsi="Arial" w:cs="Arial"/>
-          <w:sz w:val="20"/>
-          <w:szCs w:val="20"/>
-          <w:lang w:val="en-US"/>
-        </w:rPr>
-        <w:t xml:space="preserve"> </w:t>
-      </w:r>
-    </w:p>
-    <w:p>
-      <w:pPr>
-        <w:rPr>
-          <w:rFonts w:ascii="Garamond" w:hAnsi="Garamond"/>
-          <w:lang w:val="en-US"/>
-        </w:rPr>
-      </w:pPr>
-      <w:r>
-        <w:rPr>
-          <w:rFonts w:ascii="Garamond" w:hAnsi="Garamond"/>
-          <w:lang w:val="en-US"/>
-        </w:rPr>
-        <w:t>Number of visits per department over time</w:t>
-      </w:r>
-      <w:r>
-        <w:rPr>
-          <w:rFonts w:ascii="Garamond" w:hAnsi="Garamond"/>
-          <w:lang w:val="en-US"/>
-        </w:rPr>
-        <w:t xml:space="preserve"> </w:t>
-      </w:r>
-    </w:p>
-    <w:p>
-      <w:pPr>
-        <w:rPr>
-          <w:rFonts w:ascii="Arial" w:hAnsi="Arial" w:cs="Arial"/>
-          <w:sz w:val="20"/>
-          <w:szCs w:val="20"/>
-          <w:lang w:val="en-US"/>
-        </w:rPr>
-      </w:pPr>
-      <w:r>
-        <w:rPr>
-          <w:rFonts w:ascii="Arial" w:hAnsi="Arial" w:cs="Arial"/>
-          <w:noProof/>
-          <w:sz w:val="20"/>
-          <w:szCs w:val="20"/>
-          <w:lang w:val="en-US"/>
-        </w:rPr>
         <w:drawing>
           <wp:inline distT="0" distB="0" distL="0" distR="0" wp14:anchorId="00203866" wp14:editId="70BB8AAD">
             <wp:extent cx="5725795" cy="2547620"/>
@@ -13658,443 +13586,423 @@
           <w:szCs w:val="20"/>
           <w:lang w:val="en-US"/>
         </w:rPr>
+        <w:t>Orthopedics</w:t>
+      </w:r>
+      <w:r>
+        <w:rPr>
+          <w:rFonts w:ascii="Arial" w:hAnsi="Arial" w:cs="Arial"/>
+          <w:sz w:val="20"/>
+          <w:szCs w:val="20"/>
+          <w:lang w:val="en-US"/>
+        </w:rPr>
+        <w:t xml:space="preserve">, with </w:t>
+      </w:r>
+      <w:r>
+        <w:rPr>
+          <w:rFonts w:ascii="Arial" w:hAnsi="Arial" w:cs="Arial"/>
+          <w:sz w:val="20"/>
+          <w:szCs w:val="20"/>
+          <w:lang w:val="en-US"/>
+        </w:rPr>
+        <w:t xml:space="preserve">a </w:t>
+      </w:r>
+      <w:r>
+        <w:rPr>
+          <w:rFonts w:ascii="Arial" w:hAnsi="Arial" w:cs="Arial"/>
+          <w:sz w:val="20"/>
+          <w:szCs w:val="20"/>
+          <w:lang w:val="en-US"/>
+        </w:rPr>
+        <w:t xml:space="preserve">similar distribution between the Gender groups. </w:t>
+      </w:r>
+      <w:r>
+        <w:rPr>
+          <w:rFonts w:ascii="Arial" w:hAnsi="Arial" w:cs="Arial"/>
+          <w:sz w:val="20"/>
+          <w:szCs w:val="20"/>
+          <w:lang w:val="en-US"/>
+        </w:rPr>
+        <w:t xml:space="preserve">The </w:t>
+      </w:r>
+      <w:r>
+        <w:rPr>
+          <w:rFonts w:ascii="Arial" w:hAnsi="Arial" w:cs="Arial"/>
+          <w:sz w:val="20"/>
+          <w:szCs w:val="20"/>
+          <w:lang w:val="en-US"/>
+        </w:rPr>
+        <w:t>largest</w:t>
+      </w:r>
+      <w:r>
+        <w:rPr>
+          <w:rFonts w:ascii="Arial" w:hAnsi="Arial" w:cs="Arial"/>
+          <w:sz w:val="20"/>
+          <w:szCs w:val="20"/>
+          <w:lang w:val="en-US"/>
+        </w:rPr>
+        <w:t xml:space="preserve"> </w:t>
+      </w:r>
+      <w:r>
+        <w:rPr>
+          <w:rFonts w:ascii="Arial" w:hAnsi="Arial" w:cs="Arial"/>
+          <w:sz w:val="20"/>
+          <w:szCs w:val="20"/>
+          <w:lang w:val="en-US"/>
+        </w:rPr>
+        <w:t xml:space="preserve">Gender </w:t>
+      </w:r>
+      <w:r>
+        <w:rPr>
+          <w:rFonts w:ascii="Arial" w:hAnsi="Arial" w:cs="Arial"/>
+          <w:sz w:val="20"/>
+          <w:szCs w:val="20"/>
+          <w:lang w:val="en-US"/>
+        </w:rPr>
+        <w:t>gap</w:t>
+      </w:r>
+      <w:r>
+        <w:rPr>
+          <w:rFonts w:ascii="Arial" w:hAnsi="Arial" w:cs="Arial"/>
+          <w:sz w:val="20"/>
+          <w:szCs w:val="20"/>
+          <w:lang w:val="en-US"/>
+        </w:rPr>
+        <w:t xml:space="preserve"> is </w:t>
+      </w:r>
+      <w:r>
+        <w:rPr>
+          <w:rFonts w:ascii="Arial" w:hAnsi="Arial" w:cs="Arial"/>
+          <w:sz w:val="20"/>
+          <w:szCs w:val="20"/>
+          <w:lang w:val="en-US"/>
+        </w:rPr>
+        <w:t>60</w:t>
+      </w:r>
+      <w:r>
+        <w:rPr>
+          <w:rFonts w:ascii="Arial" w:hAnsi="Arial" w:cs="Arial"/>
+          <w:sz w:val="20"/>
+          <w:szCs w:val="20"/>
+          <w:lang w:val="en-US"/>
+        </w:rPr>
+        <w:t xml:space="preserve"> </w:t>
+      </w:r>
+      <w:r>
+        <w:rPr>
+          <w:rFonts w:ascii="Arial" w:hAnsi="Arial" w:cs="Arial"/>
+          <w:sz w:val="20"/>
+          <w:szCs w:val="20"/>
+          <w:lang w:val="en-US"/>
+        </w:rPr>
+        <w:t xml:space="preserve">and appears in the </w:t>
+      </w:r>
+      <w:r>
+        <w:rPr>
+          <w:rFonts w:ascii="Arial" w:hAnsi="Arial" w:cs="Arial"/>
+          <w:b/>
+          <w:bCs/>
+          <w:sz w:val="20"/>
+          <w:szCs w:val="20"/>
+          <w:lang w:val="en-US"/>
+        </w:rPr>
+        <w:t>Psychia</w:t>
+      </w:r>
+      <w:r>
+        <w:rPr>
+          <w:rFonts w:ascii="Arial" w:hAnsi="Arial" w:cs="Arial"/>
+          <w:b/>
+          <w:bCs/>
+          <w:sz w:val="20"/>
+          <w:szCs w:val="20"/>
+          <w:lang w:val="en-US"/>
+        </w:rPr>
+        <w:t>try</w:t>
+      </w:r>
+      <w:r>
+        <w:rPr>
+          <w:rFonts w:ascii="Arial" w:hAnsi="Arial" w:cs="Arial"/>
+          <w:sz w:val="20"/>
+          <w:szCs w:val="20"/>
+          <w:lang w:val="en-US"/>
+        </w:rPr>
+        <w:t xml:space="preserve"> department.</w:t>
+      </w:r>
+      <w:r>
+        <w:rPr>
+          <w:rFonts w:ascii="Arial" w:hAnsi="Arial" w:cs="Arial"/>
+          <w:sz w:val="20"/>
+          <w:szCs w:val="20"/>
+          <w:lang w:val="en-US"/>
+        </w:rPr>
+        <w:t xml:space="preserve"> </w:t>
+      </w:r>
+      <w:r>
+        <w:rPr>
+          <w:rFonts w:ascii="Arial" w:hAnsi="Arial" w:cs="Arial"/>
+          <w:sz w:val="20"/>
+          <w:szCs w:val="20"/>
+          <w:lang w:val="en-US"/>
+        </w:rPr>
+        <w:t xml:space="preserve">Overall, </w:t>
+      </w:r>
+      <w:r>
+        <w:rPr>
+          <w:rFonts w:ascii="Arial" w:hAnsi="Arial" w:cs="Arial"/>
+          <w:sz w:val="20"/>
+          <w:szCs w:val="20"/>
+          <w:lang w:val="en-US"/>
+        </w:rPr>
+        <w:t>gender distributions across departments show minor</w:t>
+      </w:r>
+      <w:r>
+        <w:rPr>
+          <w:rFonts w:ascii="Arial" w:hAnsi="Arial" w:cs="Arial"/>
+          <w:sz w:val="20"/>
+          <w:szCs w:val="20"/>
+          <w:lang w:val="en-US"/>
+        </w:rPr>
+        <w:t xml:space="preserve"> fluctuations</w:t>
+      </w:r>
+      <w:r>
+        <w:rPr>
+          <w:rFonts w:ascii="Arial" w:hAnsi="Arial" w:cs="Arial"/>
+          <w:sz w:val="20"/>
+          <w:szCs w:val="20"/>
+          <w:lang w:val="en-US"/>
+        </w:rPr>
+        <w:t xml:space="preserve">. In </w:t>
+      </w:r>
+      <w:r>
+        <w:rPr>
+          <w:rFonts w:ascii="Arial" w:hAnsi="Arial" w:cs="Arial"/>
+          <w:sz w:val="20"/>
+          <w:szCs w:val="20"/>
+          <w:lang w:val="en-US"/>
+        </w:rPr>
+        <w:t>seven de</w:t>
+      </w:r>
+      <w:r>
+        <w:rPr>
+          <w:rFonts w:ascii="Arial" w:hAnsi="Arial" w:cs="Arial"/>
+          <w:sz w:val="20"/>
+          <w:szCs w:val="20"/>
+          <w:lang w:val="en-US"/>
+        </w:rPr>
+        <w:t>partments</w:t>
+      </w:r>
+      <w:r>
+        <w:rPr>
+          <w:rFonts w:ascii="Arial" w:hAnsi="Arial" w:cs="Arial"/>
+          <w:sz w:val="20"/>
+          <w:szCs w:val="20"/>
+          <w:lang w:val="en-US"/>
+        </w:rPr>
+        <w:t xml:space="preserve">, </w:t>
+      </w:r>
+      <w:r>
+        <w:rPr>
+          <w:rFonts w:ascii="Arial" w:hAnsi="Arial" w:cs="Arial"/>
+          <w:b/>
+          <w:bCs/>
+          <w:sz w:val="20"/>
+          <w:szCs w:val="20"/>
+          <w:lang w:val="en-US"/>
+        </w:rPr>
+        <w:t>Allergology</w:t>
+      </w:r>
+      <w:r>
+        <w:rPr>
+          <w:rFonts w:ascii="Arial" w:hAnsi="Arial" w:cs="Arial"/>
+          <w:sz w:val="20"/>
+          <w:szCs w:val="20"/>
+          <w:lang w:val="en-US"/>
+        </w:rPr>
+        <w:t xml:space="preserve">, </w:t>
+      </w:r>
+      <w:r>
+        <w:rPr>
+          <w:rFonts w:ascii="Arial" w:hAnsi="Arial" w:cs="Arial"/>
+          <w:b/>
+          <w:bCs/>
+          <w:sz w:val="20"/>
+          <w:szCs w:val="20"/>
+          <w:lang w:val="en-US"/>
+        </w:rPr>
+        <w:t>Cardiology</w:t>
+      </w:r>
+      <w:r>
+        <w:rPr>
+          <w:rFonts w:ascii="Arial" w:hAnsi="Arial" w:cs="Arial"/>
+          <w:sz w:val="20"/>
+          <w:szCs w:val="20"/>
+          <w:lang w:val="en-US"/>
+        </w:rPr>
+        <w:t xml:space="preserve">, </w:t>
+      </w:r>
+      <w:r>
+        <w:rPr>
+          <w:rFonts w:ascii="Arial" w:hAnsi="Arial" w:cs="Arial"/>
+          <w:b/>
+          <w:bCs/>
+          <w:sz w:val="20"/>
+          <w:szCs w:val="20"/>
+          <w:lang w:val="en-US"/>
+        </w:rPr>
+        <w:t>Dermatology</w:t>
+      </w:r>
+      <w:r>
+        <w:rPr>
+          <w:rFonts w:ascii="Arial" w:hAnsi="Arial" w:cs="Arial"/>
+          <w:sz w:val="20"/>
+          <w:szCs w:val="20"/>
+          <w:lang w:val="en-US"/>
+        </w:rPr>
+        <w:t xml:space="preserve">, </w:t>
+      </w:r>
+      <w:r>
+        <w:rPr>
+          <w:rFonts w:ascii="Arial" w:hAnsi="Arial" w:cs="Arial"/>
+          <w:b/>
+          <w:bCs/>
+          <w:sz w:val="20"/>
+          <w:szCs w:val="20"/>
+          <w:lang w:val="en-US"/>
+        </w:rPr>
+        <w:t>ENT</w:t>
+      </w:r>
+      <w:r>
+        <w:rPr>
+          <w:rFonts w:ascii="Arial" w:hAnsi="Arial" w:cs="Arial"/>
+          <w:sz w:val="20"/>
+          <w:szCs w:val="20"/>
+          <w:lang w:val="en-US"/>
+        </w:rPr>
+        <w:t xml:space="preserve">, </w:t>
+      </w:r>
+      <w:r>
+        <w:rPr>
+          <w:rFonts w:ascii="Arial" w:hAnsi="Arial" w:cs="Arial"/>
+          <w:b/>
+          <w:bCs/>
+          <w:sz w:val="20"/>
+          <w:szCs w:val="20"/>
+          <w:lang w:val="en-US"/>
+        </w:rPr>
+        <w:t>Endocrinology</w:t>
+      </w:r>
+      <w:r>
+        <w:rPr>
+          <w:rFonts w:ascii="Arial" w:hAnsi="Arial" w:cs="Arial"/>
+          <w:sz w:val="20"/>
+          <w:szCs w:val="20"/>
+          <w:lang w:val="en-US"/>
+        </w:rPr>
+        <w:t xml:space="preserve">, </w:t>
+      </w:r>
+      <w:r>
+        <w:rPr>
+          <w:rFonts w:ascii="Arial" w:hAnsi="Arial" w:cs="Arial"/>
+          <w:b/>
+          <w:bCs/>
+          <w:sz w:val="20"/>
+          <w:szCs w:val="20"/>
+          <w:lang w:val="en-US"/>
+        </w:rPr>
+        <w:t>Orthopedics</w:t>
+      </w:r>
+      <w:r>
+        <w:rPr>
+          <w:rFonts w:ascii="Arial" w:hAnsi="Arial" w:cs="Arial"/>
+          <w:sz w:val="20"/>
+          <w:szCs w:val="20"/>
+          <w:lang w:val="en-US"/>
+        </w:rPr>
+        <w:t xml:space="preserve">, and </w:t>
+      </w:r>
+      <w:r>
+        <w:rPr>
+          <w:rFonts w:ascii="Arial" w:hAnsi="Arial" w:cs="Arial"/>
+          <w:b/>
+          <w:bCs/>
+          <w:sz w:val="20"/>
+          <w:szCs w:val="20"/>
+          <w:lang w:val="en-US"/>
+        </w:rPr>
+        <w:t>Pulmonology</w:t>
+      </w:r>
+      <w:r>
+        <w:rPr>
+          <w:rFonts w:ascii="Arial" w:hAnsi="Arial" w:cs="Arial"/>
+          <w:sz w:val="20"/>
+          <w:szCs w:val="20"/>
+          <w:lang w:val="en-US"/>
+        </w:rPr>
+        <w:t>,</w:t>
+      </w:r>
+      <w:r>
+        <w:rPr>
+          <w:rFonts w:ascii="Arial" w:hAnsi="Arial" w:cs="Arial"/>
+          <w:sz w:val="20"/>
+          <w:szCs w:val="20"/>
+          <w:lang w:val="en-US"/>
+        </w:rPr>
+        <w:t xml:space="preserve"> </w:t>
+      </w:r>
+      <w:r>
+        <w:rPr>
+          <w:rFonts w:ascii="Arial" w:hAnsi="Arial" w:cs="Arial"/>
+          <w:sz w:val="20"/>
+          <w:szCs w:val="20"/>
+          <w:lang w:val="en-US"/>
+        </w:rPr>
+        <w:t xml:space="preserve">the </w:t>
+      </w:r>
+      <w:r>
+        <w:rPr>
+          <w:rFonts w:ascii="Arial" w:hAnsi="Arial" w:cs="Arial"/>
+          <w:sz w:val="20"/>
+          <w:szCs w:val="20"/>
+          <w:lang w:val="en-US"/>
+        </w:rPr>
+        <w:t>gender gap is smaller than 30 patients.</w:t>
+      </w:r>
+    </w:p>
+    <w:p>
+      <w:pPr>
+        <w:rPr>
+          <w:rFonts w:ascii="Garamond" w:hAnsi="Garamond"/>
+          <w:lang w:val="en-US"/>
+        </w:rPr>
+      </w:pPr>
+      <w:r>
+        <w:rPr>
+          <w:rFonts w:ascii="Garamond" w:hAnsi="Garamond"/>
+          <w:lang w:val="en-US"/>
+        </w:rPr>
+        <w:t>Satisfaction Level by Department and by Age Range</w:t>
+      </w:r>
+    </w:p>
+    <w:p>
+      <w:pPr>
+        <w:rPr>
+          <w:rFonts w:ascii="Garamond" w:hAnsi="Garamond"/>
+          <w:lang w:val="en-US"/>
+        </w:rPr>
+      </w:pPr>
+      <w:r>
+        <w:rPr>
+          <w:rFonts w:ascii="Arial" w:hAnsi="Arial" w:cs="Arial"/>
+          <w:noProof/>
+          <w:sz w:val="20"/>
+          <w:szCs w:val="20"/>
+          <w:lang w:val="en-US"/>
+        </w:rPr>
         <w:lastRenderedPageBreak/>
-        <w:t>Orthopedics</w:t>
-      </w:r>
-      <w:r>
-        <w:rPr>
-          <w:rFonts w:ascii="Arial" w:hAnsi="Arial" w:cs="Arial"/>
-          <w:sz w:val="20"/>
-          <w:szCs w:val="20"/>
-          <w:lang w:val="en-US"/>
-        </w:rPr>
-        <w:t xml:space="preserve">, with </w:t>
-      </w:r>
-      <w:r>
-        <w:rPr>
-          <w:rFonts w:ascii="Arial" w:hAnsi="Arial" w:cs="Arial"/>
-          <w:sz w:val="20"/>
-          <w:szCs w:val="20"/>
-          <w:lang w:val="en-US"/>
-        </w:rPr>
-        <w:t xml:space="preserve">a </w:t>
-      </w:r>
-      <w:r>
-        <w:rPr>
-          <w:rFonts w:ascii="Arial" w:hAnsi="Arial" w:cs="Arial"/>
-          <w:sz w:val="20"/>
-          <w:szCs w:val="20"/>
-          <w:lang w:val="en-US"/>
-        </w:rPr>
-        <w:t xml:space="preserve">similar distribution between the Gender groups. </w:t>
-      </w:r>
-      <w:r>
-        <w:rPr>
-          <w:rFonts w:ascii="Arial" w:hAnsi="Arial" w:cs="Arial"/>
-          <w:sz w:val="20"/>
-          <w:szCs w:val="20"/>
-          <w:lang w:val="en-US"/>
-        </w:rPr>
-        <w:t xml:space="preserve">The </w:t>
-      </w:r>
-      <w:r>
-        <w:rPr>
-          <w:rFonts w:ascii="Arial" w:hAnsi="Arial" w:cs="Arial"/>
-          <w:sz w:val="20"/>
-          <w:szCs w:val="20"/>
-          <w:lang w:val="en-US"/>
-        </w:rPr>
-        <w:t>largest</w:t>
-      </w:r>
-      <w:r>
-        <w:rPr>
-          <w:rFonts w:ascii="Arial" w:hAnsi="Arial" w:cs="Arial"/>
-          <w:sz w:val="20"/>
-          <w:szCs w:val="20"/>
-          <w:lang w:val="en-US"/>
-        </w:rPr>
-        <w:t xml:space="preserve"> </w:t>
-      </w:r>
-      <w:r>
-        <w:rPr>
-          <w:rFonts w:ascii="Arial" w:hAnsi="Arial" w:cs="Arial"/>
-          <w:sz w:val="20"/>
-          <w:szCs w:val="20"/>
-          <w:lang w:val="en-US"/>
-        </w:rPr>
-        <w:t xml:space="preserve">Gender </w:t>
-      </w:r>
-      <w:r>
-        <w:rPr>
-          <w:rFonts w:ascii="Arial" w:hAnsi="Arial" w:cs="Arial"/>
-          <w:sz w:val="20"/>
-          <w:szCs w:val="20"/>
-          <w:lang w:val="en-US"/>
-        </w:rPr>
-        <w:t>gap</w:t>
-      </w:r>
-      <w:r>
-        <w:rPr>
-          <w:rFonts w:ascii="Arial" w:hAnsi="Arial" w:cs="Arial"/>
-          <w:sz w:val="20"/>
-          <w:szCs w:val="20"/>
-          <w:lang w:val="en-US"/>
-        </w:rPr>
-        <w:t xml:space="preserve"> is </w:t>
-      </w:r>
-      <w:r>
-        <w:rPr>
-          <w:rFonts w:ascii="Arial" w:hAnsi="Arial" w:cs="Arial"/>
-          <w:sz w:val="20"/>
-          <w:szCs w:val="20"/>
-          <w:lang w:val="en-US"/>
-        </w:rPr>
-        <w:t>60</w:t>
-      </w:r>
-      <w:r>
-        <w:rPr>
-          <w:rFonts w:ascii="Arial" w:hAnsi="Arial" w:cs="Arial"/>
-          <w:sz w:val="20"/>
-          <w:szCs w:val="20"/>
-          <w:lang w:val="en-US"/>
-        </w:rPr>
-        <w:t xml:space="preserve"> </w:t>
-      </w:r>
-      <w:r>
-        <w:rPr>
-          <w:rFonts w:ascii="Arial" w:hAnsi="Arial" w:cs="Arial"/>
-          <w:sz w:val="20"/>
-          <w:szCs w:val="20"/>
-          <w:lang w:val="en-US"/>
-        </w:rPr>
-        <w:t xml:space="preserve">and appears in the </w:t>
-      </w:r>
-      <w:r>
-        <w:rPr>
-          <w:rFonts w:ascii="Arial" w:hAnsi="Arial" w:cs="Arial"/>
-          <w:b/>
-          <w:bCs/>
-          <w:sz w:val="20"/>
-          <w:szCs w:val="20"/>
-          <w:lang w:val="en-US"/>
-        </w:rPr>
-        <w:t>Psychia</w:t>
-      </w:r>
-      <w:r>
-        <w:rPr>
-          <w:rFonts w:ascii="Arial" w:hAnsi="Arial" w:cs="Arial"/>
-          <w:b/>
-          <w:bCs/>
-          <w:sz w:val="20"/>
-          <w:szCs w:val="20"/>
-          <w:lang w:val="en-US"/>
-        </w:rPr>
-        <w:t>try</w:t>
-      </w:r>
-      <w:r>
-        <w:rPr>
-          <w:rFonts w:ascii="Arial" w:hAnsi="Arial" w:cs="Arial"/>
-          <w:sz w:val="20"/>
-          <w:szCs w:val="20"/>
-          <w:lang w:val="en-US"/>
-        </w:rPr>
-        <w:t xml:space="preserve"> department.</w:t>
-      </w:r>
-      <w:r>
-        <w:rPr>
-          <w:rFonts w:ascii="Arial" w:hAnsi="Arial" w:cs="Arial"/>
-          <w:sz w:val="20"/>
-          <w:szCs w:val="20"/>
-          <w:lang w:val="en-US"/>
-        </w:rPr>
-        <w:t xml:space="preserve"> </w:t>
-      </w:r>
-      <w:r>
-        <w:rPr>
-          <w:rFonts w:ascii="Arial" w:hAnsi="Arial" w:cs="Arial"/>
-          <w:sz w:val="20"/>
-          <w:szCs w:val="20"/>
-          <w:lang w:val="en-US"/>
-        </w:rPr>
-        <w:t xml:space="preserve">Overall, </w:t>
-      </w:r>
-      <w:r>
-        <w:rPr>
-          <w:rFonts w:ascii="Arial" w:hAnsi="Arial" w:cs="Arial"/>
-          <w:sz w:val="20"/>
-          <w:szCs w:val="20"/>
-          <w:lang w:val="en-US"/>
-        </w:rPr>
-        <w:t>gender distributions across departments show minor</w:t>
-      </w:r>
-      <w:r>
-        <w:rPr>
-          <w:rFonts w:ascii="Arial" w:hAnsi="Arial" w:cs="Arial"/>
-          <w:sz w:val="20"/>
-          <w:szCs w:val="20"/>
-          <w:lang w:val="en-US"/>
-        </w:rPr>
-        <w:t xml:space="preserve"> fluctuations</w:t>
-      </w:r>
-      <w:r>
-        <w:rPr>
-          <w:rFonts w:ascii="Arial" w:hAnsi="Arial" w:cs="Arial"/>
-          <w:sz w:val="20"/>
-          <w:szCs w:val="20"/>
-          <w:lang w:val="en-US"/>
-        </w:rPr>
-        <w:t xml:space="preserve">. In </w:t>
-      </w:r>
-      <w:r>
-        <w:rPr>
-          <w:rFonts w:ascii="Arial" w:hAnsi="Arial" w:cs="Arial"/>
-          <w:sz w:val="20"/>
-          <w:szCs w:val="20"/>
-          <w:lang w:val="en-US"/>
-        </w:rPr>
-        <w:t>seven de</w:t>
-      </w:r>
-      <w:r>
-        <w:rPr>
-          <w:rFonts w:ascii="Arial" w:hAnsi="Arial" w:cs="Arial"/>
-          <w:sz w:val="20"/>
-          <w:szCs w:val="20"/>
-          <w:lang w:val="en-US"/>
-        </w:rPr>
-        <w:t>partments</w:t>
-      </w:r>
-      <w:r>
-        <w:rPr>
-          <w:rFonts w:ascii="Arial" w:hAnsi="Arial" w:cs="Arial"/>
-          <w:sz w:val="20"/>
-          <w:szCs w:val="20"/>
-          <w:lang w:val="en-US"/>
-        </w:rPr>
-        <w:t xml:space="preserve">, </w:t>
-      </w:r>
-      <w:r>
-        <w:rPr>
-          <w:rFonts w:ascii="Arial" w:hAnsi="Arial" w:cs="Arial"/>
-          <w:b/>
-          <w:bCs/>
-          <w:sz w:val="20"/>
-          <w:szCs w:val="20"/>
-          <w:lang w:val="en-US"/>
-        </w:rPr>
-        <w:t>Allergology</w:t>
-      </w:r>
-      <w:r>
-        <w:rPr>
-          <w:rFonts w:ascii="Arial" w:hAnsi="Arial" w:cs="Arial"/>
-          <w:sz w:val="20"/>
-          <w:szCs w:val="20"/>
-          <w:lang w:val="en-US"/>
-        </w:rPr>
-        <w:t xml:space="preserve">, </w:t>
-      </w:r>
-      <w:r>
-        <w:rPr>
-          <w:rFonts w:ascii="Arial" w:hAnsi="Arial" w:cs="Arial"/>
-          <w:b/>
-          <w:bCs/>
-          <w:sz w:val="20"/>
-          <w:szCs w:val="20"/>
-          <w:lang w:val="en-US"/>
-        </w:rPr>
-        <w:t>Cardiology</w:t>
-      </w:r>
-      <w:r>
-        <w:rPr>
-          <w:rFonts w:ascii="Arial" w:hAnsi="Arial" w:cs="Arial"/>
-          <w:sz w:val="20"/>
-          <w:szCs w:val="20"/>
-          <w:lang w:val="en-US"/>
-        </w:rPr>
-        <w:t xml:space="preserve">, </w:t>
-      </w:r>
-      <w:r>
-        <w:rPr>
-          <w:rFonts w:ascii="Arial" w:hAnsi="Arial" w:cs="Arial"/>
-          <w:b/>
-          <w:bCs/>
-          <w:sz w:val="20"/>
-          <w:szCs w:val="20"/>
-          <w:lang w:val="en-US"/>
-        </w:rPr>
-        <w:t>Dermatology</w:t>
-      </w:r>
-      <w:r>
-        <w:rPr>
-          <w:rFonts w:ascii="Arial" w:hAnsi="Arial" w:cs="Arial"/>
-          <w:sz w:val="20"/>
-          <w:szCs w:val="20"/>
-          <w:lang w:val="en-US"/>
-        </w:rPr>
-        <w:t xml:space="preserve">, </w:t>
-      </w:r>
-      <w:r>
-        <w:rPr>
-          <w:rFonts w:ascii="Arial" w:hAnsi="Arial" w:cs="Arial"/>
-          <w:b/>
-          <w:bCs/>
-          <w:sz w:val="20"/>
-          <w:szCs w:val="20"/>
-          <w:lang w:val="en-US"/>
-        </w:rPr>
-        <w:t>ENT</w:t>
-      </w:r>
-      <w:r>
-        <w:rPr>
-          <w:rFonts w:ascii="Arial" w:hAnsi="Arial" w:cs="Arial"/>
-          <w:sz w:val="20"/>
-          <w:szCs w:val="20"/>
-          <w:lang w:val="en-US"/>
-        </w:rPr>
-        <w:t xml:space="preserve">, </w:t>
-      </w:r>
-      <w:r>
-        <w:rPr>
-          <w:rFonts w:ascii="Arial" w:hAnsi="Arial" w:cs="Arial"/>
-          <w:b/>
-          <w:bCs/>
-          <w:sz w:val="20"/>
-          <w:szCs w:val="20"/>
-          <w:lang w:val="en-US"/>
-        </w:rPr>
-        <w:t>Endocrinology</w:t>
-      </w:r>
-      <w:r>
-        <w:rPr>
-          <w:rFonts w:ascii="Arial" w:hAnsi="Arial" w:cs="Arial"/>
-          <w:sz w:val="20"/>
-          <w:szCs w:val="20"/>
-          <w:lang w:val="en-US"/>
-        </w:rPr>
-        <w:t xml:space="preserve">, </w:t>
-      </w:r>
-      <w:r>
-        <w:rPr>
-          <w:rFonts w:ascii="Arial" w:hAnsi="Arial" w:cs="Arial"/>
-          <w:b/>
-          <w:bCs/>
-          <w:sz w:val="20"/>
-          <w:szCs w:val="20"/>
-          <w:lang w:val="en-US"/>
-        </w:rPr>
-        <w:t>Orthopedics</w:t>
-      </w:r>
-      <w:r>
-        <w:rPr>
-          <w:rFonts w:ascii="Arial" w:hAnsi="Arial" w:cs="Arial"/>
-          <w:sz w:val="20"/>
-          <w:szCs w:val="20"/>
-          <w:lang w:val="en-US"/>
-        </w:rPr>
-        <w:t xml:space="preserve">, and </w:t>
-      </w:r>
-      <w:r>
-        <w:rPr>
-          <w:rFonts w:ascii="Arial" w:hAnsi="Arial" w:cs="Arial"/>
-          <w:b/>
-          <w:bCs/>
-          <w:sz w:val="20"/>
-          <w:szCs w:val="20"/>
-          <w:lang w:val="en-US"/>
-        </w:rPr>
-        <w:t>Pulmonology</w:t>
-      </w:r>
-      <w:r>
-        <w:rPr>
-          <w:rFonts w:ascii="Arial" w:hAnsi="Arial" w:cs="Arial"/>
-          <w:sz w:val="20"/>
-          <w:szCs w:val="20"/>
-          <w:lang w:val="en-US"/>
-        </w:rPr>
-        <w:t>,</w:t>
-      </w:r>
-      <w:r>
-        <w:rPr>
-          <w:rFonts w:ascii="Arial" w:hAnsi="Arial" w:cs="Arial"/>
-          <w:sz w:val="20"/>
-          <w:szCs w:val="20"/>
-          <w:lang w:val="en-US"/>
-        </w:rPr>
-        <w:t xml:space="preserve"> </w:t>
-      </w:r>
-      <w:r>
-        <w:rPr>
-          <w:rFonts w:ascii="Arial" w:hAnsi="Arial" w:cs="Arial"/>
-          <w:sz w:val="20"/>
-          <w:szCs w:val="20"/>
-          <w:lang w:val="en-US"/>
-        </w:rPr>
-        <w:t xml:space="preserve">the </w:t>
-      </w:r>
-      <w:r>
-        <w:rPr>
-          <w:rFonts w:ascii="Arial" w:hAnsi="Arial" w:cs="Arial"/>
-          <w:sz w:val="20"/>
-          <w:szCs w:val="20"/>
-          <w:lang w:val="en-US"/>
-        </w:rPr>
-        <w:t>gender gap is smaller than 30 patients.</w:t>
-      </w:r>
-    </w:p>
-    <w:p>
-      <w:pPr>
-        <w:rPr>
-          <w:rFonts w:ascii="Garamond" w:hAnsi="Garamond"/>
-          <w:lang w:val="en-US"/>
-        </w:rPr>
-      </w:pPr>
-      <w:r>
-        <w:rPr>
-          <w:rFonts w:ascii="Garamond" w:hAnsi="Garamond"/>
-          <w:lang w:val="en-US"/>
-        </w:rPr>
-        <w:t xml:space="preserve">Department visits by </w:t>
-      </w:r>
-      <w:r>
-        <w:rPr>
-          <w:rFonts w:ascii="Garamond" w:hAnsi="Garamond"/>
-          <w:lang w:val="en-US"/>
-        </w:rPr>
-        <w:t>Age Range</w:t>
-      </w:r>
-      <w:r>
-        <w:rPr>
-          <w:rFonts w:ascii="Garamond" w:hAnsi="Garamond"/>
-          <w:lang w:val="en-US"/>
-        </w:rPr>
-        <w:t xml:space="preserve"> </w:t>
-      </w:r>
-    </w:p>
-    <w:p>
-      <w:pPr>
-        <w:rPr>
-          <w:rFonts w:ascii="Garamond" w:hAnsi="Garamond"/>
-          <w:lang w:val="en-US"/>
-        </w:rPr>
-      </w:pPr>
-      <w:r>
-        <w:rPr>
-          <w:rFonts w:ascii="Garamond" w:hAnsi="Garamond"/>
-          <w:noProof/>
-          <w:lang w:val="en-US"/>
-        </w:rPr>
         <w:drawing>
-          <wp:anchor distT="0" distB="0" distL="114300" distR="114300" simplePos="0" relativeHeight="251704320" behindDoc="0" locked="0" layoutInCell="1" allowOverlap="1" wp14:anchorId="154D8D88" wp14:editId="0AF4FBA5">
-            <wp:simplePos x="0" y="0"/>
-            <wp:positionH relativeFrom="margin">
-              <wp:align>right</wp:align>
-            </wp:positionH>
-            <wp:positionV relativeFrom="paragraph">
-              <wp:posOffset>5951</wp:posOffset>
-            </wp:positionV>
-            <wp:extent cx="5731510" cy="2442845"/>
-            <wp:effectExtent l="0" t="0" r="2540" b="0"/>
-            <wp:wrapNone/>
-            <wp:docPr id="771680575" name="Picture 14" descr="A graph with green and blue lines&#10;&#10;AI-generated content may be incorrect."/>
+          <wp:inline distT="0" distB="0" distL="0" distR="0" wp14:anchorId="32EC7E8C" wp14:editId="32688260">
+            <wp:extent cx="5373934" cy="3074651"/>
+            <wp:effectExtent l="0" t="0" r="0" b="0"/>
+            <wp:docPr id="1308426963" name="Picture 12"/>
             <wp:cNvGraphicFramePr>
               <a:graphicFrameLocks xmlns:a="http://schemas.openxmlformats.org/drawingml/2006/main" noChangeAspect="1"/>
             </wp:cNvGraphicFramePr>
@@ -14102,842 +14010,351 @@
               <a:graphicData uri="http://schemas.openxmlformats.org/drawingml/2006/picture">
                 <pic:pic xmlns:pic="http://schemas.openxmlformats.org/drawingml/2006/picture">
                   <pic:nvPicPr>
-                    <pic:cNvPr id="771680575" name="Picture 14" descr="A graph with green and blue lines&#10;&#10;AI-generated content may be incorrect."/>
-                    <pic:cNvPicPr/>
+                    <pic:cNvPr id="0" name="Picture 1"/>
+                    <pic:cNvPicPr>
+                      <a:picLocks noChangeAspect="1" noChangeArrowheads="1"/>
+                    </pic:cNvPicPr>
                   </pic:nvPicPr>
                   <pic:blipFill>
-                    <a:blip r:embed="rId32" cstate="print">
+                    <a:blip r:embed="rId32">
                       <a:extLst>
                         <a:ext uri="{28A0092B-C50C-407E-A947-70E740481C1C}">
                           <a14:useLocalDpi xmlns:a14="http://schemas.microsoft.com/office/drawing/2010/main" val="0"/>
                         </a:ext>
                       </a:extLst>
                     </a:blip>
+                    <a:srcRect/>
                     <a:stretch>
                       <a:fillRect/>
                     </a:stretch>
                   </pic:blipFill>
-                  <pic:spPr>
+                  <pic:spPr bwMode="auto">
                     <a:xfrm>
                       <a:off x="0" y="0"/>
-                      <a:ext cx="5731510" cy="2442845"/>
+                      <a:ext cx="5380928" cy="3078653"/>
                     </a:xfrm>
                     <a:prstGeom prst="rect">
                       <a:avLst/>
                     </a:prstGeom>
+                    <a:noFill/>
+                    <a:ln>
+                      <a:noFill/>
+                    </a:ln>
                   </pic:spPr>
                 </pic:pic>
               </a:graphicData>
             </a:graphic>
-          </wp:anchor>
+          </wp:inline>
         </w:drawing>
       </w:r>
     </w:p>
     <w:p>
       <w:pPr>
+        <w:jc w:val="both"/>
+        <w:rPr>
+          <w:rFonts w:ascii="Arial" w:hAnsi="Arial" w:cs="Arial"/>
+          <w:sz w:val="20"/>
+          <w:szCs w:val="20"/>
+          <w:lang w:val="en-US"/>
+        </w:rPr>
+      </w:pPr>
+      <w:r>
+        <w:rPr>
+          <w:rFonts w:ascii="Arial" w:hAnsi="Arial" w:cs="Arial"/>
+          <w:sz w:val="20"/>
+          <w:szCs w:val="20"/>
+          <w:lang w:val="en-US"/>
+        </w:rPr>
+        <w:t xml:space="preserve">The figure above displays the average </w:t>
+      </w:r>
+      <w:r>
+        <w:rPr>
+          <w:rFonts w:ascii="Arial" w:hAnsi="Arial" w:cs="Arial"/>
+          <w:b/>
+          <w:bCs/>
+          <w:sz w:val="20"/>
+          <w:szCs w:val="20"/>
+          <w:lang w:val="en-US"/>
+        </w:rPr>
+        <w:t>Satisfaction Level</w:t>
+      </w:r>
+      <w:r>
+        <w:rPr>
+          <w:rFonts w:ascii="Arial" w:hAnsi="Arial" w:cs="Arial"/>
+          <w:sz w:val="20"/>
+          <w:szCs w:val="20"/>
+          <w:lang w:val="en-US"/>
+        </w:rPr>
+        <w:t xml:space="preserve"> per </w:t>
+      </w:r>
+      <w:r>
+        <w:rPr>
+          <w:rFonts w:ascii="Arial" w:hAnsi="Arial" w:cs="Arial"/>
+          <w:b/>
+          <w:bCs/>
+          <w:sz w:val="20"/>
+          <w:szCs w:val="20"/>
+          <w:lang w:val="en-US"/>
+        </w:rPr>
+        <w:t>Department</w:t>
+      </w:r>
+      <w:r>
+        <w:rPr>
+          <w:rFonts w:ascii="Arial" w:hAnsi="Arial" w:cs="Arial"/>
+          <w:sz w:val="20"/>
+          <w:szCs w:val="20"/>
+          <w:lang w:val="en-US"/>
+        </w:rPr>
+        <w:t xml:space="preserve"> and per </w:t>
+      </w:r>
+      <w:r>
+        <w:rPr>
+          <w:rFonts w:ascii="Arial" w:hAnsi="Arial" w:cs="Arial"/>
+          <w:b/>
+          <w:bCs/>
+          <w:sz w:val="20"/>
+          <w:szCs w:val="20"/>
+          <w:lang w:val="en-US"/>
+        </w:rPr>
+        <w:t xml:space="preserve">Age </w:t>
+      </w:r>
+      <w:r>
+        <w:rPr>
+          <w:rFonts w:ascii="Arial" w:hAnsi="Arial" w:cs="Arial"/>
+          <w:b/>
+          <w:bCs/>
+          <w:sz w:val="20"/>
+          <w:szCs w:val="20"/>
+          <w:lang w:val="en-US"/>
+        </w:rPr>
+        <w:t>Group</w:t>
+      </w:r>
+      <w:r>
+        <w:rPr>
+          <w:rFonts w:ascii="Arial" w:hAnsi="Arial" w:cs="Arial"/>
+          <w:sz w:val="20"/>
+          <w:szCs w:val="20"/>
+          <w:lang w:val="en-US"/>
+        </w:rPr>
+        <w:t xml:space="preserve">. </w:t>
+      </w:r>
+      <w:r>
+        <w:rPr>
+          <w:rFonts w:ascii="Arial" w:hAnsi="Arial" w:cs="Arial"/>
+          <w:sz w:val="20"/>
+          <w:szCs w:val="20"/>
+          <w:lang w:val="en-US"/>
+        </w:rPr>
+        <w:t xml:space="preserve">The department with the best Satisfaction Level across all ages appears to be </w:t>
+      </w:r>
+      <w:r>
+        <w:rPr>
+          <w:rFonts w:ascii="Arial" w:hAnsi="Arial" w:cs="Arial"/>
+          <w:b/>
+          <w:bCs/>
+          <w:sz w:val="20"/>
+          <w:szCs w:val="20"/>
+          <w:lang w:val="en-US"/>
+        </w:rPr>
+        <w:t>ENT</w:t>
+      </w:r>
+      <w:r>
+        <w:rPr>
+          <w:rFonts w:ascii="Arial" w:hAnsi="Arial" w:cs="Arial"/>
+          <w:sz w:val="20"/>
+          <w:szCs w:val="20"/>
+          <w:lang w:val="en-US"/>
+        </w:rPr>
+        <w:t>, with the highest value</w:t>
+      </w:r>
+      <w:r>
+        <w:rPr>
+          <w:rFonts w:ascii="Arial" w:hAnsi="Arial" w:cs="Arial"/>
+          <w:sz w:val="20"/>
+          <w:szCs w:val="20"/>
+          <w:lang w:val="en-US"/>
+        </w:rPr>
+        <w:t xml:space="preserve"> for the Elders group</w:t>
+      </w:r>
+      <w:r>
+        <w:rPr>
+          <w:rFonts w:ascii="Arial" w:hAnsi="Arial" w:cs="Arial"/>
+          <w:sz w:val="20"/>
+          <w:szCs w:val="20"/>
+          <w:lang w:val="en-US"/>
+        </w:rPr>
+        <w:t xml:space="preserve">, followed by </w:t>
+      </w:r>
+      <w:r>
+        <w:rPr>
+          <w:rFonts w:ascii="Arial" w:hAnsi="Arial" w:cs="Arial"/>
+          <w:b/>
+          <w:bCs/>
+          <w:sz w:val="20"/>
+          <w:szCs w:val="20"/>
+          <w:lang w:val="en-US"/>
+        </w:rPr>
+        <w:t>General Practice</w:t>
+      </w:r>
+      <w:r>
+        <w:rPr>
+          <w:rFonts w:ascii="Arial" w:hAnsi="Arial" w:cs="Arial"/>
+          <w:sz w:val="20"/>
+          <w:szCs w:val="20"/>
+          <w:lang w:val="en-US"/>
+        </w:rPr>
+        <w:t xml:space="preserve">. The Age </w:t>
+      </w:r>
+      <w:r>
+        <w:rPr>
+          <w:rFonts w:ascii="Arial" w:hAnsi="Arial" w:cs="Arial"/>
+          <w:sz w:val="20"/>
+          <w:szCs w:val="20"/>
+          <w:lang w:val="en-US"/>
+        </w:rPr>
+        <w:t>Group</w:t>
+      </w:r>
+      <w:r>
+        <w:rPr>
+          <w:rFonts w:ascii="Arial" w:hAnsi="Arial" w:cs="Arial"/>
+          <w:sz w:val="20"/>
+          <w:szCs w:val="20"/>
+          <w:lang w:val="en-US"/>
+        </w:rPr>
+        <w:t xml:space="preserve"> that rated the best overall was </w:t>
+      </w:r>
+      <w:r>
+        <w:rPr>
+          <w:rFonts w:ascii="Arial" w:hAnsi="Arial" w:cs="Arial"/>
+          <w:b/>
+          <w:bCs/>
+          <w:sz w:val="20"/>
+          <w:szCs w:val="20"/>
+          <w:lang w:val="en-US"/>
+        </w:rPr>
+        <w:t>5 to 10</w:t>
+      </w:r>
+      <w:r>
+        <w:rPr>
+          <w:rFonts w:ascii="Arial" w:hAnsi="Arial" w:cs="Arial"/>
+          <w:sz w:val="20"/>
+          <w:szCs w:val="20"/>
+          <w:lang w:val="en-US"/>
+        </w:rPr>
+        <w:t xml:space="preserve"> years old, with an average of </w:t>
+      </w:r>
+      <w:r>
+        <w:rPr>
+          <w:rFonts w:ascii="Arial" w:hAnsi="Arial" w:cs="Arial"/>
+          <w:b/>
+          <w:bCs/>
+          <w:sz w:val="20"/>
+          <w:szCs w:val="20"/>
+          <w:lang w:val="en-US"/>
+        </w:rPr>
+        <w:t>3.3</w:t>
+      </w:r>
+      <w:r>
+        <w:rPr>
+          <w:rFonts w:ascii="Arial" w:hAnsi="Arial" w:cs="Arial"/>
+          <w:sz w:val="20"/>
+          <w:szCs w:val="20"/>
+          <w:lang w:val="en-US"/>
+        </w:rPr>
+        <w:t xml:space="preserve"> across all departments, peaking at </w:t>
+      </w:r>
+      <w:r>
+        <w:rPr>
+          <w:rFonts w:ascii="Arial" w:hAnsi="Arial" w:cs="Arial"/>
+          <w:b/>
+          <w:bCs/>
+          <w:sz w:val="20"/>
+          <w:szCs w:val="20"/>
+          <w:lang w:val="en-US"/>
+        </w:rPr>
+        <w:t>4</w:t>
+      </w:r>
+      <w:r>
+        <w:rPr>
+          <w:rFonts w:ascii="Arial" w:hAnsi="Arial" w:cs="Arial"/>
+          <w:sz w:val="20"/>
+          <w:szCs w:val="20"/>
+          <w:lang w:val="en-US"/>
+        </w:rPr>
+        <w:t xml:space="preserve"> for the two highest-rated ones.</w:t>
+      </w:r>
+      <w:r>
+        <w:rPr>
+          <w:rFonts w:ascii="Arial" w:hAnsi="Arial" w:cs="Arial"/>
+          <w:sz w:val="20"/>
+          <w:szCs w:val="20"/>
+          <w:lang w:val="en-US"/>
+        </w:rPr>
+        <w:t xml:space="preserve"> On the other hand, the Age Range with the lowest ratings was </w:t>
+      </w:r>
+      <w:r>
+        <w:rPr>
+          <w:rFonts w:ascii="Arial" w:hAnsi="Arial" w:cs="Arial"/>
+          <w:b/>
+          <w:bCs/>
+          <w:sz w:val="20"/>
+          <w:szCs w:val="20"/>
+          <w:lang w:val="en-US"/>
+        </w:rPr>
+        <w:t>125 to 130</w:t>
+      </w:r>
+      <w:r>
+        <w:rPr>
+          <w:rFonts w:ascii="Arial" w:hAnsi="Arial" w:cs="Arial"/>
+          <w:sz w:val="20"/>
+          <w:szCs w:val="20"/>
+          <w:lang w:val="en-US"/>
+        </w:rPr>
+        <w:t xml:space="preserve">-year-olds, most being </w:t>
+      </w:r>
+      <w:r>
+        <w:rPr>
+          <w:rFonts w:ascii="Arial" w:hAnsi="Arial" w:cs="Arial"/>
+          <w:b/>
+          <w:bCs/>
+          <w:sz w:val="20"/>
+          <w:szCs w:val="20"/>
+          <w:lang w:val="en-US"/>
+        </w:rPr>
+        <w:t>under level 3</w:t>
+      </w:r>
+      <w:r>
+        <w:rPr>
+          <w:rFonts w:ascii="Arial" w:hAnsi="Arial" w:cs="Arial"/>
+          <w:sz w:val="20"/>
+          <w:szCs w:val="20"/>
+          <w:lang w:val="en-US"/>
+        </w:rPr>
+        <w:t>.</w:t>
+      </w:r>
+    </w:p>
+    <w:p>
+      <w:pPr>
+        <w:rPr>
+          <w:rFonts w:ascii="Arial" w:hAnsi="Arial" w:cs="Arial"/>
+          <w:sz w:val="20"/>
+          <w:szCs w:val="20"/>
+          <w:lang w:val="en-US"/>
+        </w:rPr>
+      </w:pPr>
+    </w:p>
+    <w:p>
+      <w:pPr>
         <w:rPr>
           <w:rFonts w:ascii="Garamond" w:hAnsi="Garamond"/>
           <w:lang w:val="en-US"/>
         </w:rPr>
       </w:pPr>
-    </w:p>
-    <w:p>
-      <w:pPr>
+      <w:r>
         <w:rPr>
           <w:rFonts w:ascii="Garamond" w:hAnsi="Garamond"/>
           <w:lang w:val="en-US"/>
         </w:rPr>
-      </w:pPr>
-    </w:p>
-    <w:p>
-      <w:pPr>
-        <w:rPr>
-          <w:rFonts w:ascii="Garamond" w:hAnsi="Garamond"/>
-          <w:lang w:val="en-US"/>
-        </w:rPr>
-      </w:pPr>
-    </w:p>
-    <w:p>
-      <w:pPr>
-        <w:rPr>
-          <w:rFonts w:ascii="Garamond" w:hAnsi="Garamond"/>
-          <w:lang w:val="en-US"/>
-        </w:rPr>
-      </w:pPr>
-    </w:p>
-    <w:p>
-      <w:pPr>
-        <w:rPr>
-          <w:rFonts w:ascii="Garamond" w:hAnsi="Garamond"/>
-          <w:lang w:val="en-US"/>
-        </w:rPr>
-      </w:pPr>
-    </w:p>
-    <w:p>
-      <w:pPr>
-        <w:rPr>
-          <w:rFonts w:ascii="Garamond" w:hAnsi="Garamond"/>
-          <w:lang w:val="en-US"/>
-        </w:rPr>
-      </w:pPr>
-    </w:p>
-    <w:p>
-      <w:pPr>
-        <w:rPr>
-          <w:rFonts w:ascii="Garamond" w:hAnsi="Garamond"/>
-          <w:lang w:val="en-US"/>
-        </w:rPr>
-      </w:pPr>
-    </w:p>
-    <w:p>
-      <w:pPr>
-        <w:rPr>
-          <w:rFonts w:ascii="Garamond" w:hAnsi="Garamond"/>
-          <w:lang w:val="en-US"/>
-        </w:rPr>
-      </w:pPr>
-    </w:p>
-    <w:p>
-      <w:pPr>
-        <w:jc w:val="both"/>
-        <w:rPr>
-          <w:rFonts w:ascii="Arial" w:hAnsi="Arial" w:cs="Arial"/>
-          <w:sz w:val="20"/>
-          <w:szCs w:val="20"/>
-          <w:lang w:val="en-US"/>
-        </w:rPr>
-      </w:pPr>
-      <w:r>
-        <w:rPr>
-          <w:rFonts w:ascii="Arial" w:hAnsi="Arial" w:cs="Arial"/>
-          <w:sz w:val="20"/>
-          <w:szCs w:val="20"/>
-          <w:lang w:val="en-US"/>
-        </w:rPr>
-        <w:t xml:space="preserve">This graph shows the number of </w:t>
-      </w:r>
-      <w:r>
-        <w:rPr>
-          <w:rFonts w:ascii="Arial" w:hAnsi="Arial" w:cs="Arial"/>
-          <w:b/>
-          <w:bCs/>
-          <w:sz w:val="20"/>
-          <w:szCs w:val="20"/>
-          <w:lang w:val="en-US"/>
-        </w:rPr>
-        <w:t>Department visits</w:t>
-      </w:r>
-      <w:r>
-        <w:rPr>
-          <w:rFonts w:ascii="Arial" w:hAnsi="Arial" w:cs="Arial"/>
-          <w:sz w:val="20"/>
-          <w:szCs w:val="20"/>
-          <w:lang w:val="en-US"/>
-        </w:rPr>
-        <w:t xml:space="preserve"> by </w:t>
-      </w:r>
-      <w:r>
-        <w:rPr>
-          <w:rFonts w:ascii="Arial" w:hAnsi="Arial" w:cs="Arial"/>
-          <w:b/>
-          <w:bCs/>
-          <w:sz w:val="20"/>
-          <w:szCs w:val="20"/>
-          <w:lang w:val="en-US"/>
-        </w:rPr>
-        <w:t>Age Range</w:t>
-      </w:r>
-      <w:r>
-        <w:rPr>
-          <w:rFonts w:ascii="Arial" w:hAnsi="Arial" w:cs="Arial"/>
-          <w:sz w:val="20"/>
-          <w:szCs w:val="20"/>
-          <w:lang w:val="en-US"/>
-        </w:rPr>
-        <w:t xml:space="preserve">. Most clients are </w:t>
-      </w:r>
-      <w:r>
-        <w:rPr>
-          <w:rFonts w:ascii="Arial" w:hAnsi="Arial" w:cs="Arial"/>
-          <w:b/>
-          <w:bCs/>
-          <w:sz w:val="20"/>
-          <w:szCs w:val="20"/>
-          <w:lang w:val="en-US"/>
-        </w:rPr>
-        <w:t>under 30</w:t>
-      </w:r>
-      <w:r>
-        <w:rPr>
-          <w:rFonts w:ascii="Arial" w:hAnsi="Arial" w:cs="Arial"/>
-          <w:sz w:val="20"/>
-          <w:szCs w:val="20"/>
-          <w:lang w:val="en-US"/>
-        </w:rPr>
-        <w:t xml:space="preserve"> years old</w:t>
-      </w:r>
-      <w:r>
-        <w:rPr>
-          <w:rFonts w:ascii="Arial" w:hAnsi="Arial" w:cs="Arial"/>
-          <w:sz w:val="20"/>
-          <w:szCs w:val="20"/>
-          <w:lang w:val="en-US"/>
-        </w:rPr>
-        <w:t xml:space="preserve">, and the most visited departments by them are </w:t>
-      </w:r>
-      <w:r>
-        <w:rPr>
-          <w:rFonts w:ascii="Arial" w:hAnsi="Arial" w:cs="Arial"/>
-          <w:b/>
-          <w:bCs/>
-          <w:sz w:val="20"/>
-          <w:szCs w:val="20"/>
-          <w:lang w:val="en-US"/>
-        </w:rPr>
-        <w:t xml:space="preserve">General Practice </w:t>
-      </w:r>
-      <w:r>
-        <w:rPr>
-          <w:rFonts w:ascii="Arial" w:hAnsi="Arial" w:cs="Arial"/>
-          <w:sz w:val="20"/>
-          <w:szCs w:val="20"/>
-          <w:lang w:val="en-US"/>
-        </w:rPr>
-        <w:t>and</w:t>
-      </w:r>
-      <w:r>
-        <w:rPr>
-          <w:rFonts w:ascii="Arial" w:hAnsi="Arial" w:cs="Arial"/>
-          <w:b/>
-          <w:bCs/>
-          <w:sz w:val="20"/>
-          <w:szCs w:val="20"/>
-          <w:lang w:val="en-US"/>
-        </w:rPr>
-        <w:t xml:space="preserve"> Psychiatry</w:t>
-      </w:r>
-      <w:r>
-        <w:rPr>
-          <w:rFonts w:ascii="Arial" w:hAnsi="Arial" w:cs="Arial"/>
-          <w:sz w:val="20"/>
-          <w:szCs w:val="20"/>
-          <w:lang w:val="en-US"/>
-        </w:rPr>
-        <w:t>, with t</w:t>
-      </w:r>
-      <w:r>
-        <w:rPr>
-          <w:rFonts w:ascii="Arial" w:hAnsi="Arial" w:cs="Arial"/>
-          <w:sz w:val="20"/>
-          <w:szCs w:val="20"/>
-          <w:lang w:val="en-US"/>
-        </w:rPr>
-        <w:t xml:space="preserve">he highest occurrence </w:t>
-      </w:r>
-      <w:r>
-        <w:rPr>
-          <w:rFonts w:ascii="Arial" w:hAnsi="Arial" w:cs="Arial"/>
-          <w:sz w:val="20"/>
-          <w:szCs w:val="20"/>
-          <w:lang w:val="en-US"/>
-        </w:rPr>
-        <w:t>being</w:t>
-      </w:r>
-      <w:r>
-        <w:rPr>
-          <w:rFonts w:ascii="Arial" w:hAnsi="Arial" w:cs="Arial"/>
-          <w:sz w:val="20"/>
-          <w:szCs w:val="20"/>
-          <w:lang w:val="en-US"/>
-        </w:rPr>
-        <w:t xml:space="preserve"> visits to </w:t>
-      </w:r>
-      <w:r>
-        <w:rPr>
-          <w:rFonts w:ascii="Arial" w:hAnsi="Arial" w:cs="Arial"/>
-          <w:b/>
-          <w:bCs/>
-          <w:sz w:val="20"/>
-          <w:szCs w:val="20"/>
-          <w:lang w:val="en-US"/>
-        </w:rPr>
-        <w:t>General Practice</w:t>
-      </w:r>
-      <w:r>
-        <w:rPr>
-          <w:rFonts w:ascii="Arial" w:hAnsi="Arial" w:cs="Arial"/>
-          <w:b/>
-          <w:bCs/>
-          <w:sz w:val="20"/>
-          <w:szCs w:val="20"/>
-          <w:lang w:val="en-US"/>
-        </w:rPr>
-        <w:t xml:space="preserve"> </w:t>
-      </w:r>
-      <w:r>
-        <w:rPr>
-          <w:rFonts w:ascii="Arial" w:hAnsi="Arial" w:cs="Arial"/>
-          <w:sz w:val="20"/>
-          <w:szCs w:val="20"/>
-          <w:lang w:val="en-US"/>
-        </w:rPr>
-        <w:t xml:space="preserve">by </w:t>
-      </w:r>
-      <w:r>
-        <w:rPr>
-          <w:rFonts w:ascii="Arial" w:hAnsi="Arial" w:cs="Arial"/>
-          <w:b/>
-          <w:bCs/>
-          <w:sz w:val="20"/>
-          <w:szCs w:val="20"/>
-          <w:lang w:val="en-US"/>
-        </w:rPr>
-        <w:t>10 to 15</w:t>
-      </w:r>
-      <w:r>
-        <w:rPr>
-          <w:rFonts w:ascii="Arial" w:hAnsi="Arial" w:cs="Arial"/>
-          <w:sz w:val="20"/>
-          <w:szCs w:val="20"/>
-          <w:lang w:val="en-US"/>
-        </w:rPr>
-        <w:t>-year</w:t>
-      </w:r>
-      <w:r>
-        <w:rPr>
-          <w:rFonts w:ascii="Arial" w:hAnsi="Arial" w:cs="Arial"/>
-          <w:sz w:val="20"/>
-          <w:szCs w:val="20"/>
-          <w:lang w:val="en-US"/>
-        </w:rPr>
-        <w:t>-</w:t>
-      </w:r>
-      <w:r>
-        <w:rPr>
-          <w:rFonts w:ascii="Arial" w:hAnsi="Arial" w:cs="Arial"/>
-          <w:sz w:val="20"/>
-          <w:szCs w:val="20"/>
-          <w:lang w:val="en-US"/>
-        </w:rPr>
-        <w:t>olds.</w:t>
-      </w:r>
-      <w:r>
-        <w:rPr>
-          <w:rFonts w:ascii="Arial" w:hAnsi="Arial" w:cs="Arial"/>
-          <w:sz w:val="20"/>
-          <w:szCs w:val="20"/>
-          <w:lang w:val="en-US"/>
-        </w:rPr>
-        <w:t xml:space="preserve"> The people who visit less are </w:t>
-      </w:r>
-      <w:r>
-        <w:rPr>
-          <w:rFonts w:ascii="Arial" w:hAnsi="Arial" w:cs="Arial"/>
-          <w:b/>
-          <w:bCs/>
-          <w:sz w:val="20"/>
-          <w:szCs w:val="20"/>
-          <w:lang w:val="en-US"/>
-        </w:rPr>
-        <w:t>over 100</w:t>
-      </w:r>
-      <w:r>
-        <w:rPr>
-          <w:rFonts w:ascii="Arial" w:hAnsi="Arial" w:cs="Arial"/>
-          <w:sz w:val="20"/>
-          <w:szCs w:val="20"/>
-          <w:lang w:val="en-US"/>
-        </w:rPr>
-        <w:t xml:space="preserve"> years old, their least visited department being </w:t>
-      </w:r>
-      <w:r>
-        <w:rPr>
-          <w:rFonts w:ascii="Arial" w:hAnsi="Arial" w:cs="Arial"/>
-          <w:b/>
-          <w:bCs/>
-          <w:sz w:val="20"/>
-          <w:szCs w:val="20"/>
-          <w:lang w:val="en-US"/>
-        </w:rPr>
-        <w:t>Orthopedics</w:t>
-      </w:r>
-      <w:r>
-        <w:rPr>
-          <w:rFonts w:ascii="Arial" w:hAnsi="Arial" w:cs="Arial"/>
-          <w:sz w:val="20"/>
-          <w:szCs w:val="20"/>
-          <w:lang w:val="en-US"/>
-        </w:rPr>
-        <w:t>.</w:t>
-      </w:r>
-    </w:p>
-    <w:p>
-      <w:pPr>
-        <w:jc w:val="both"/>
-        <w:rPr>
-          <w:rFonts w:ascii="Garamond" w:hAnsi="Garamond"/>
-          <w:lang w:val="en-US"/>
-        </w:rPr>
-      </w:pPr>
-    </w:p>
-    <w:p>
-      <w:pPr>
-        <w:rPr>
-          <w:rFonts w:ascii="Garamond" w:hAnsi="Garamond"/>
-          <w:lang w:val="en-US"/>
-        </w:rPr>
-      </w:pPr>
-      <w:r>
-        <w:rPr>
-          <w:rFonts w:ascii="Garamond" w:hAnsi="Garamond"/>
-          <w:lang w:val="en-US"/>
-        </w:rPr>
-        <w:t>Satisfaction Level by Department and by Age Range</w:t>
-      </w:r>
-    </w:p>
-    <w:p>
-      <w:pPr>
-        <w:rPr>
-          <w:rFonts w:ascii="Garamond" w:hAnsi="Garamond"/>
-          <w:lang w:val="en-US"/>
-        </w:rPr>
-      </w:pPr>
-      <w:r>
-        <w:rPr>
-          <w:rFonts w:ascii="Arial" w:hAnsi="Arial" w:cs="Arial"/>
-          <w:noProof/>
-          <w:sz w:val="20"/>
-          <w:szCs w:val="20"/>
-          <w:lang w:val="en-US"/>
-        </w:rPr>
-        <w:drawing>
-          <wp:anchor distT="0" distB="0" distL="114300" distR="114300" simplePos="0" relativeHeight="251703296" behindDoc="0" locked="0" layoutInCell="1" allowOverlap="1" wp14:anchorId="27C9F891" wp14:editId="0AA15AF6">
-            <wp:simplePos x="0" y="0"/>
-            <wp:positionH relativeFrom="margin">
-              <wp:align>right</wp:align>
-            </wp:positionH>
-            <wp:positionV relativeFrom="paragraph">
-              <wp:posOffset>6985</wp:posOffset>
-            </wp:positionV>
-            <wp:extent cx="5731510" cy="2332355"/>
-            <wp:effectExtent l="0" t="0" r="2540" b="0"/>
-            <wp:wrapNone/>
-            <wp:docPr id="1925193295" name="Picture 12" descr="A colorful squares with numbers&#10;&#10;AI-generated content may be incorrect."/>
-            <wp:cNvGraphicFramePr>
-              <a:graphicFrameLocks xmlns:a="http://schemas.openxmlformats.org/drawingml/2006/main" noChangeAspect="1"/>
-            </wp:cNvGraphicFramePr>
-            <a:graphic xmlns:a="http://schemas.openxmlformats.org/drawingml/2006/main">
-              <a:graphicData uri="http://schemas.openxmlformats.org/drawingml/2006/picture">
-                <pic:pic xmlns:pic="http://schemas.openxmlformats.org/drawingml/2006/picture">
-                  <pic:nvPicPr>
-                    <pic:cNvPr id="1925193295" name="Picture 12" descr="A colorful squares with numbers&#10;&#10;AI-generated content may be incorrect."/>
-                    <pic:cNvPicPr/>
-                  </pic:nvPicPr>
-                  <pic:blipFill>
-                    <a:blip r:embed="rId33">
-                      <a:extLst>
-                        <a:ext uri="{28A0092B-C50C-407E-A947-70E740481C1C}">
-                          <a14:useLocalDpi xmlns:a14="http://schemas.microsoft.com/office/drawing/2010/main" val="0"/>
-                        </a:ext>
-                      </a:extLst>
-                    </a:blip>
-                    <a:stretch>
-                      <a:fillRect/>
-                    </a:stretch>
-                  </pic:blipFill>
-                  <pic:spPr>
-                    <a:xfrm>
-                      <a:off x="0" y="0"/>
-                      <a:ext cx="5731510" cy="2332355"/>
-                    </a:xfrm>
-                    <a:prstGeom prst="rect">
-                      <a:avLst/>
-                    </a:prstGeom>
-                  </pic:spPr>
-                </pic:pic>
-              </a:graphicData>
-            </a:graphic>
-          </wp:anchor>
-        </w:drawing>
-      </w:r>
-    </w:p>
-    <w:p>
-      <w:pPr>
-        <w:rPr>
-          <w:rFonts w:ascii="Garamond" w:hAnsi="Garamond"/>
-          <w:lang w:val="en-US"/>
-        </w:rPr>
-      </w:pPr>
-    </w:p>
-    <w:p>
-      <w:pPr>
-        <w:rPr>
-          <w:rFonts w:ascii="Garamond" w:hAnsi="Garamond"/>
-          <w:lang w:val="en-US"/>
-        </w:rPr>
-      </w:pPr>
-    </w:p>
-    <w:p>
-      <w:pPr>
-        <w:rPr>
-          <w:rFonts w:ascii="Garamond" w:hAnsi="Garamond"/>
-          <w:lang w:val="en-US"/>
-        </w:rPr>
-      </w:pPr>
-    </w:p>
-    <w:p>
-      <w:pPr>
-        <w:rPr>
-          <w:rFonts w:ascii="Garamond" w:hAnsi="Garamond"/>
-          <w:lang w:val="en-US"/>
-        </w:rPr>
-      </w:pPr>
-    </w:p>
-    <w:p>
-      <w:pPr>
-        <w:rPr>
-          <w:rFonts w:ascii="Garamond" w:hAnsi="Garamond"/>
-          <w:lang w:val="en-US"/>
-        </w:rPr>
-      </w:pPr>
-    </w:p>
-    <w:p>
-      <w:pPr>
-        <w:rPr>
-          <w:rFonts w:ascii="Garamond" w:hAnsi="Garamond"/>
-          <w:lang w:val="en-US"/>
-        </w:rPr>
-      </w:pPr>
-    </w:p>
-    <w:p>
-      <w:pPr>
-        <w:rPr>
-          <w:rFonts w:ascii="Garamond" w:hAnsi="Garamond"/>
-          <w:lang w:val="en-US"/>
-        </w:rPr>
-      </w:pPr>
-    </w:p>
-    <w:p>
-      <w:pPr>
-        <w:jc w:val="both"/>
-        <w:rPr>
-          <w:rFonts w:ascii="Arial" w:hAnsi="Arial" w:cs="Arial"/>
-          <w:sz w:val="20"/>
-          <w:szCs w:val="20"/>
-          <w:lang w:val="en-US"/>
-        </w:rPr>
-      </w:pPr>
-      <w:r>
-        <w:rPr>
-          <w:rFonts w:ascii="Arial" w:hAnsi="Arial" w:cs="Arial"/>
-          <w:sz w:val="20"/>
-          <w:szCs w:val="20"/>
-          <w:lang w:val="en-US"/>
-        </w:rPr>
-        <w:t xml:space="preserve">The figure above displays the average </w:t>
-      </w:r>
-      <w:r>
-        <w:rPr>
-          <w:rFonts w:ascii="Arial" w:hAnsi="Arial" w:cs="Arial"/>
-          <w:b/>
-          <w:bCs/>
-          <w:sz w:val="20"/>
-          <w:szCs w:val="20"/>
-          <w:lang w:val="en-US"/>
-        </w:rPr>
-        <w:t>Satisfaction Level</w:t>
-      </w:r>
-      <w:r>
-        <w:rPr>
-          <w:rFonts w:ascii="Arial" w:hAnsi="Arial" w:cs="Arial"/>
-          <w:sz w:val="20"/>
-          <w:szCs w:val="20"/>
-          <w:lang w:val="en-US"/>
-        </w:rPr>
-        <w:t xml:space="preserve"> per </w:t>
-      </w:r>
-      <w:r>
-        <w:rPr>
-          <w:rFonts w:ascii="Arial" w:hAnsi="Arial" w:cs="Arial"/>
-          <w:b/>
-          <w:bCs/>
-          <w:sz w:val="20"/>
-          <w:szCs w:val="20"/>
-          <w:lang w:val="en-US"/>
-        </w:rPr>
-        <w:t>Department</w:t>
-      </w:r>
-      <w:r>
-        <w:rPr>
-          <w:rFonts w:ascii="Arial" w:hAnsi="Arial" w:cs="Arial"/>
-          <w:sz w:val="20"/>
-          <w:szCs w:val="20"/>
-          <w:lang w:val="en-US"/>
-        </w:rPr>
-        <w:t xml:space="preserve"> and per </w:t>
-      </w:r>
-      <w:r>
-        <w:rPr>
-          <w:rFonts w:ascii="Arial" w:hAnsi="Arial" w:cs="Arial"/>
-          <w:b/>
-          <w:bCs/>
-          <w:sz w:val="20"/>
-          <w:szCs w:val="20"/>
-          <w:lang w:val="en-US"/>
-        </w:rPr>
-        <w:t>Age Range</w:t>
-      </w:r>
-      <w:r>
-        <w:rPr>
-          <w:rFonts w:ascii="Arial" w:hAnsi="Arial" w:cs="Arial"/>
-          <w:sz w:val="20"/>
-          <w:szCs w:val="20"/>
-          <w:lang w:val="en-US"/>
-        </w:rPr>
-        <w:t xml:space="preserve">. </w:t>
-      </w:r>
-      <w:r>
-        <w:rPr>
-          <w:rFonts w:ascii="Arial" w:hAnsi="Arial" w:cs="Arial"/>
-          <w:sz w:val="20"/>
-          <w:szCs w:val="20"/>
-          <w:lang w:val="en-US"/>
-        </w:rPr>
-        <w:t xml:space="preserve">The department with the best Satisfaction Level across all ages appears to be </w:t>
-      </w:r>
-      <w:r>
-        <w:rPr>
-          <w:rFonts w:ascii="Arial" w:hAnsi="Arial" w:cs="Arial"/>
-          <w:b/>
-          <w:bCs/>
-          <w:sz w:val="20"/>
-          <w:szCs w:val="20"/>
-          <w:lang w:val="en-US"/>
-        </w:rPr>
-        <w:t>ENT</w:t>
-      </w:r>
-      <w:r>
-        <w:rPr>
-          <w:rFonts w:ascii="Arial" w:hAnsi="Arial" w:cs="Arial"/>
-          <w:sz w:val="20"/>
-          <w:szCs w:val="20"/>
-          <w:lang w:val="en-US"/>
-        </w:rPr>
-        <w:t xml:space="preserve">, with the highest value reaching </w:t>
-      </w:r>
-      <w:r>
-        <w:rPr>
-          <w:rFonts w:ascii="Arial" w:hAnsi="Arial" w:cs="Arial"/>
-          <w:b/>
-          <w:bCs/>
-          <w:sz w:val="20"/>
-          <w:szCs w:val="20"/>
-          <w:lang w:val="en-US"/>
-        </w:rPr>
-        <w:t>4.3</w:t>
-      </w:r>
-      <w:r>
-        <w:rPr>
-          <w:rFonts w:ascii="Arial" w:hAnsi="Arial" w:cs="Arial"/>
-          <w:sz w:val="20"/>
-          <w:szCs w:val="20"/>
-          <w:lang w:val="en-US"/>
-        </w:rPr>
-        <w:t xml:space="preserve"> for </w:t>
-      </w:r>
-      <w:r>
-        <w:rPr>
-          <w:rFonts w:ascii="Arial" w:hAnsi="Arial" w:cs="Arial"/>
-          <w:b/>
-          <w:bCs/>
-          <w:sz w:val="20"/>
-          <w:szCs w:val="20"/>
-          <w:lang w:val="en-US"/>
-        </w:rPr>
-        <w:t>115 to 120</w:t>
-      </w:r>
-      <w:r>
-        <w:rPr>
-          <w:rFonts w:ascii="Arial" w:hAnsi="Arial" w:cs="Arial"/>
-          <w:sz w:val="20"/>
-          <w:szCs w:val="20"/>
-          <w:lang w:val="en-US"/>
-        </w:rPr>
-        <w:t xml:space="preserve">-year-old patients, followed by </w:t>
-      </w:r>
-      <w:r>
-        <w:rPr>
-          <w:rFonts w:ascii="Arial" w:hAnsi="Arial" w:cs="Arial"/>
-          <w:b/>
-          <w:bCs/>
-          <w:sz w:val="20"/>
-          <w:szCs w:val="20"/>
-          <w:lang w:val="en-US"/>
-        </w:rPr>
-        <w:t>General Practice</w:t>
-      </w:r>
-      <w:r>
-        <w:rPr>
-          <w:rFonts w:ascii="Arial" w:hAnsi="Arial" w:cs="Arial"/>
-          <w:sz w:val="20"/>
-          <w:szCs w:val="20"/>
-          <w:lang w:val="en-US"/>
-        </w:rPr>
-        <w:t xml:space="preserve">, with most values around </w:t>
-      </w:r>
-      <w:r>
-        <w:rPr>
-          <w:rFonts w:ascii="Arial" w:hAnsi="Arial" w:cs="Arial"/>
-          <w:b/>
-          <w:bCs/>
-          <w:sz w:val="20"/>
-          <w:szCs w:val="20"/>
-          <w:lang w:val="en-US"/>
-        </w:rPr>
-        <w:t>3.6</w:t>
-      </w:r>
-      <w:r>
-        <w:rPr>
-          <w:rFonts w:ascii="Arial" w:hAnsi="Arial" w:cs="Arial"/>
-          <w:sz w:val="20"/>
-          <w:szCs w:val="20"/>
-          <w:lang w:val="en-US"/>
-        </w:rPr>
-        <w:t xml:space="preserve">. The Age Range that rated the best overall was </w:t>
-      </w:r>
-      <w:r>
-        <w:rPr>
-          <w:rFonts w:ascii="Arial" w:hAnsi="Arial" w:cs="Arial"/>
-          <w:b/>
-          <w:bCs/>
-          <w:sz w:val="20"/>
-          <w:szCs w:val="20"/>
-          <w:lang w:val="en-US"/>
-        </w:rPr>
-        <w:t>5 to 10</w:t>
-      </w:r>
-      <w:r>
-        <w:rPr>
-          <w:rFonts w:ascii="Arial" w:hAnsi="Arial" w:cs="Arial"/>
-          <w:sz w:val="20"/>
-          <w:szCs w:val="20"/>
-          <w:lang w:val="en-US"/>
-        </w:rPr>
-        <w:t xml:space="preserve"> years old, with an average of </w:t>
-      </w:r>
-      <w:r>
-        <w:rPr>
-          <w:rFonts w:ascii="Arial" w:hAnsi="Arial" w:cs="Arial"/>
-          <w:b/>
-          <w:bCs/>
-          <w:sz w:val="20"/>
-          <w:szCs w:val="20"/>
-          <w:lang w:val="en-US"/>
-        </w:rPr>
-        <w:t>3.3</w:t>
-      </w:r>
-      <w:r>
-        <w:rPr>
-          <w:rFonts w:ascii="Arial" w:hAnsi="Arial" w:cs="Arial"/>
-          <w:sz w:val="20"/>
-          <w:szCs w:val="20"/>
-          <w:lang w:val="en-US"/>
-        </w:rPr>
-        <w:t xml:space="preserve"> across all departments, peaking at </w:t>
-      </w:r>
-      <w:r>
-        <w:rPr>
-          <w:rFonts w:ascii="Arial" w:hAnsi="Arial" w:cs="Arial"/>
-          <w:b/>
-          <w:bCs/>
-          <w:sz w:val="20"/>
-          <w:szCs w:val="20"/>
-          <w:lang w:val="en-US"/>
-        </w:rPr>
-        <w:t>4</w:t>
-      </w:r>
-      <w:r>
-        <w:rPr>
-          <w:rFonts w:ascii="Arial" w:hAnsi="Arial" w:cs="Arial"/>
-          <w:sz w:val="20"/>
-          <w:szCs w:val="20"/>
-          <w:lang w:val="en-US"/>
-        </w:rPr>
-        <w:t xml:space="preserve"> for the two highest-rated ones.</w:t>
-      </w:r>
-      <w:r>
-        <w:rPr>
-          <w:rFonts w:ascii="Arial" w:hAnsi="Arial" w:cs="Arial"/>
-          <w:sz w:val="20"/>
-          <w:szCs w:val="20"/>
-          <w:lang w:val="en-US"/>
-        </w:rPr>
-        <w:t xml:space="preserve"> On the other hand, the Age Range with the lowest ratings was </w:t>
-      </w:r>
-      <w:r>
-        <w:rPr>
-          <w:rFonts w:ascii="Arial" w:hAnsi="Arial" w:cs="Arial"/>
-          <w:b/>
-          <w:bCs/>
-          <w:sz w:val="20"/>
-          <w:szCs w:val="20"/>
-          <w:lang w:val="en-US"/>
-        </w:rPr>
-        <w:t>125 to 130</w:t>
-      </w:r>
-      <w:r>
-        <w:rPr>
-          <w:rFonts w:ascii="Arial" w:hAnsi="Arial" w:cs="Arial"/>
-          <w:sz w:val="20"/>
-          <w:szCs w:val="20"/>
-          <w:lang w:val="en-US"/>
-        </w:rPr>
-        <w:t xml:space="preserve">-year-olds, most being </w:t>
-      </w:r>
-      <w:r>
-        <w:rPr>
-          <w:rFonts w:ascii="Arial" w:hAnsi="Arial" w:cs="Arial"/>
-          <w:b/>
-          <w:bCs/>
-          <w:sz w:val="20"/>
-          <w:szCs w:val="20"/>
-          <w:lang w:val="en-US"/>
-        </w:rPr>
-        <w:t>under level 3</w:t>
-      </w:r>
-      <w:r>
-        <w:rPr>
-          <w:rFonts w:ascii="Arial" w:hAnsi="Arial" w:cs="Arial"/>
-          <w:sz w:val="20"/>
-          <w:szCs w:val="20"/>
-          <w:lang w:val="en-US"/>
-        </w:rPr>
-        <w:t>.</w:t>
-      </w:r>
-    </w:p>
-    <w:p>
-      <w:pPr>
-        <w:rPr>
-          <w:rFonts w:ascii="Arial" w:hAnsi="Arial" w:cs="Arial"/>
-          <w:sz w:val="20"/>
-          <w:szCs w:val="20"/>
-          <w:lang w:val="en-US"/>
-        </w:rPr>
-      </w:pPr>
-    </w:p>
-    <w:p>
-      <w:pPr>
-        <w:rPr>
-          <w:rFonts w:ascii="Garamond" w:hAnsi="Garamond"/>
-          <w:lang w:val="en-US"/>
-        </w:rPr>
-      </w:pPr>
-      <w:r>
-        <w:rPr>
-          <w:rFonts w:ascii="Garamond" w:hAnsi="Garamond"/>
-          <w:lang w:val="en-US"/>
-        </w:rPr>
-        <w:lastRenderedPageBreak/>
         <w:t>Consultation Price and Duration by Satisfaction Level</w:t>
       </w:r>
     </w:p>
@@ -14984,7 +14401,7 @@
                     </pic:cNvPicPr>
                   </pic:nvPicPr>
                   <pic:blipFill>
-                    <a:blip r:embed="rId34">
+                    <a:blip r:embed="rId33">
                       <a:extLst>
                         <a:ext uri="{28A0092B-C50C-407E-A947-70E740481C1C}">
                           <a14:useLocalDpi xmlns:a14="http://schemas.microsoft.com/office/drawing/2010/main" val="0"/>
@@ -15447,6 +14864,7 @@
           <w:szCs w:val="20"/>
           <w:lang w:val="en-US"/>
         </w:rPr>
+        <w:lastRenderedPageBreak/>
         <w:drawing>
           <wp:anchor distT="0" distB="0" distL="114300" distR="114300" simplePos="0" relativeHeight="251706368" behindDoc="0" locked="0" layoutInCell="1" allowOverlap="1" wp14:anchorId="2B20D42E" wp14:editId="3915CB13">
             <wp:simplePos x="0" y="0"/>
@@ -15473,7 +14891,7 @@
                     </pic:cNvPicPr>
                   </pic:nvPicPr>
                   <pic:blipFill>
-                    <a:blip r:embed="rId35">
+                    <a:blip r:embed="rId34">
                       <a:extLst>
                         <a:ext uri="{28A0092B-C50C-407E-A947-70E740481C1C}">
                           <a14:useLocalDpi xmlns:a14="http://schemas.microsoft.com/office/drawing/2010/main" val="0"/>
@@ -15947,7 +15365,6 @@
           <w:rFonts w:ascii="Garamond" w:hAnsi="Garamond"/>
           <w:lang w:val="en-US"/>
         </w:rPr>
-        <w:lastRenderedPageBreak/>
         <w:t>Consultation Price by Department</w:t>
       </w:r>
     </w:p>
@@ -15997,7 +15414,7 @@
                     </pic:cNvPicPr>
                   </pic:nvPicPr>
                   <pic:blipFill>
-                    <a:blip r:embed="rId36">
+                    <a:blip r:embed="rId35">
                       <a:extLst>
                         <a:ext uri="{28A0092B-C50C-407E-A947-70E740481C1C}">
                           <a14:useLocalDpi xmlns:a14="http://schemas.microsoft.com/office/drawing/2010/main" val="0"/>
@@ -16179,6 +15596,7 @@
           <w:szCs w:val="20"/>
           <w:lang w:val="en-US"/>
         </w:rPr>
+        <w:lastRenderedPageBreak/>
         <w:t>Th</w:t>
       </w:r>
       <w:r>
@@ -17002,8 +16420,711 @@
         <w:t>classification, the higher the variance.</w:t>
       </w:r>
     </w:p>
+    <w:p>
+      <w:pPr>
+        <w:rPr>
+          <w:rFonts w:ascii="Garamond" w:hAnsi="Garamond"/>
+          <w:lang w:val="en-US"/>
+        </w:rPr>
+      </w:pPr>
+      <w:r>
+        <w:rPr>
+          <w:rFonts w:ascii="Garamond" w:hAnsi="Garamond"/>
+          <w:lang w:val="en-US"/>
+        </w:rPr>
+        <w:t xml:space="preserve">Department visits by </w:t>
+      </w:r>
+      <w:r>
+        <w:rPr>
+          <w:rFonts w:ascii="Garamond" w:hAnsi="Garamond"/>
+          <w:lang w:val="en-US"/>
+        </w:rPr>
+        <w:t>Age Group</w:t>
+      </w:r>
+    </w:p>
+    <w:p>
+      <w:pPr>
+        <w:rPr>
+          <w:rFonts w:ascii="Garamond" w:hAnsi="Garamond"/>
+          <w:lang w:val="en-US"/>
+        </w:rPr>
+      </w:pPr>
+      <w:r>
+        <w:rPr>
+          <w:rFonts w:ascii="Garamond" w:hAnsi="Garamond"/>
+          <w:noProof/>
+          <w:lang w:val="en-US"/>
+        </w:rPr>
+        <w:drawing>
+          <wp:inline distT="0" distB="0" distL="0" distR="0" wp14:anchorId="099EC046" wp14:editId="671AAF31">
+            <wp:extent cx="5728970" cy="2548255"/>
+            <wp:effectExtent l="0" t="0" r="5080" b="4445"/>
+            <wp:docPr id="182193961" name="Picture 14" descr="A graph of a bar graph&#10;&#10;AI-generated content may be incorrect."/>
+            <wp:cNvGraphicFramePr>
+              <a:graphicFrameLocks xmlns:a="http://schemas.openxmlformats.org/drawingml/2006/main" noChangeAspect="1"/>
+            </wp:cNvGraphicFramePr>
+            <a:graphic xmlns:a="http://schemas.openxmlformats.org/drawingml/2006/main">
+              <a:graphicData uri="http://schemas.openxmlformats.org/drawingml/2006/picture">
+                <pic:pic xmlns:pic="http://schemas.openxmlformats.org/drawingml/2006/picture">
+                  <pic:nvPicPr>
+                    <pic:cNvPr id="182193961" name="Picture 14" descr="A graph of a bar graph&#10;&#10;AI-generated content may be incorrect."/>
+                    <pic:cNvPicPr>
+                      <a:picLocks noChangeAspect="1" noChangeArrowheads="1"/>
+                    </pic:cNvPicPr>
+                  </pic:nvPicPr>
+                  <pic:blipFill>
+                    <a:blip r:embed="rId36">
+                      <a:extLst>
+                        <a:ext uri="{28A0092B-C50C-407E-A947-70E740481C1C}">
+                          <a14:useLocalDpi xmlns:a14="http://schemas.microsoft.com/office/drawing/2010/main" val="0"/>
+                        </a:ext>
+                      </a:extLst>
+                    </a:blip>
+                    <a:srcRect/>
+                    <a:stretch>
+                      <a:fillRect/>
+                    </a:stretch>
+                  </pic:blipFill>
+                  <pic:spPr bwMode="auto">
+                    <a:xfrm>
+                      <a:off x="0" y="0"/>
+                      <a:ext cx="5728970" cy="2548255"/>
+                    </a:xfrm>
+                    <a:prstGeom prst="rect">
+                      <a:avLst/>
+                    </a:prstGeom>
+                    <a:noFill/>
+                    <a:ln>
+                      <a:noFill/>
+                    </a:ln>
+                  </pic:spPr>
+                </pic:pic>
+              </a:graphicData>
+            </a:graphic>
+          </wp:inline>
+        </w:drawing>
+      </w:r>
+    </w:p>
+    <w:p>
+      <w:pPr>
+        <w:jc w:val="both"/>
+        <w:rPr>
+          <w:rFonts w:ascii="Arial" w:hAnsi="Arial" w:cs="Arial"/>
+          <w:sz w:val="20"/>
+          <w:szCs w:val="20"/>
+          <w:lang w:val="en-US"/>
+        </w:rPr>
+      </w:pPr>
+      <w:r>
+        <w:rPr>
+          <w:rFonts w:ascii="Arial" w:hAnsi="Arial" w:cs="Arial"/>
+          <w:sz w:val="20"/>
+          <w:szCs w:val="20"/>
+          <w:lang w:val="en-US"/>
+        </w:rPr>
+        <w:t xml:space="preserve">This graph shows the number of </w:t>
+      </w:r>
+      <w:r>
+        <w:rPr>
+          <w:rFonts w:ascii="Arial" w:hAnsi="Arial" w:cs="Arial"/>
+          <w:b/>
+          <w:bCs/>
+          <w:sz w:val="20"/>
+          <w:szCs w:val="20"/>
+          <w:lang w:val="en-US"/>
+        </w:rPr>
+        <w:t>Department visits</w:t>
+      </w:r>
+      <w:r>
+        <w:rPr>
+          <w:rFonts w:ascii="Arial" w:hAnsi="Arial" w:cs="Arial"/>
+          <w:sz w:val="20"/>
+          <w:szCs w:val="20"/>
+          <w:lang w:val="en-US"/>
+        </w:rPr>
+        <w:t xml:space="preserve"> by </w:t>
+      </w:r>
+      <w:r>
+        <w:rPr>
+          <w:rFonts w:ascii="Arial" w:hAnsi="Arial" w:cs="Arial"/>
+          <w:b/>
+          <w:bCs/>
+          <w:sz w:val="20"/>
+          <w:szCs w:val="20"/>
+          <w:lang w:val="en-US"/>
+        </w:rPr>
+        <w:t>Age Group</w:t>
+      </w:r>
+      <w:r>
+        <w:rPr>
+          <w:rFonts w:ascii="Arial" w:hAnsi="Arial" w:cs="Arial"/>
+          <w:sz w:val="20"/>
+          <w:szCs w:val="20"/>
+          <w:lang w:val="en-US"/>
+        </w:rPr>
+        <w:t xml:space="preserve">. Most clients are </w:t>
+      </w:r>
+      <w:r>
+        <w:rPr>
+          <w:rFonts w:ascii="Arial" w:hAnsi="Arial" w:cs="Arial"/>
+          <w:b/>
+          <w:bCs/>
+          <w:sz w:val="20"/>
+          <w:szCs w:val="20"/>
+          <w:lang w:val="en-US"/>
+        </w:rPr>
+        <w:t>Adults</w:t>
+      </w:r>
+      <w:r>
+        <w:rPr>
+          <w:rFonts w:ascii="Arial" w:hAnsi="Arial" w:cs="Arial"/>
+          <w:sz w:val="20"/>
+          <w:szCs w:val="20"/>
+          <w:lang w:val="en-US"/>
+        </w:rPr>
+        <w:t xml:space="preserve">, and the most visited departments by them are </w:t>
+      </w:r>
+      <w:r>
+        <w:rPr>
+          <w:rFonts w:ascii="Arial" w:hAnsi="Arial" w:cs="Arial"/>
+          <w:b/>
+          <w:bCs/>
+          <w:sz w:val="20"/>
+          <w:szCs w:val="20"/>
+          <w:lang w:val="en-US"/>
+        </w:rPr>
+        <w:t xml:space="preserve">General Practice </w:t>
+      </w:r>
+      <w:r>
+        <w:rPr>
+          <w:rFonts w:ascii="Arial" w:hAnsi="Arial" w:cs="Arial"/>
+          <w:sz w:val="20"/>
+          <w:szCs w:val="20"/>
+          <w:lang w:val="en-US"/>
+        </w:rPr>
+        <w:t>and</w:t>
+      </w:r>
+      <w:r>
+        <w:rPr>
+          <w:rFonts w:ascii="Arial" w:hAnsi="Arial" w:cs="Arial"/>
+          <w:b/>
+          <w:bCs/>
+          <w:sz w:val="20"/>
+          <w:szCs w:val="20"/>
+          <w:lang w:val="en-US"/>
+        </w:rPr>
+        <w:t xml:space="preserve"> Psychiatry</w:t>
+      </w:r>
+      <w:r>
+        <w:rPr>
+          <w:rFonts w:ascii="Arial" w:hAnsi="Arial" w:cs="Arial"/>
+          <w:sz w:val="20"/>
+          <w:szCs w:val="20"/>
+          <w:lang w:val="en-US"/>
+        </w:rPr>
+        <w:t>, with the highest occurrence being visits to</w:t>
+      </w:r>
+      <w:r>
+        <w:rPr>
+          <w:rFonts w:ascii="Arial" w:hAnsi="Arial" w:cs="Arial"/>
+          <w:b/>
+          <w:bCs/>
+          <w:sz w:val="20"/>
+          <w:szCs w:val="20"/>
+          <w:lang w:val="en-US"/>
+        </w:rPr>
+        <w:t xml:space="preserve"> Psychiatry</w:t>
+      </w:r>
+      <w:r>
+        <w:rPr>
+          <w:rFonts w:ascii="Arial" w:hAnsi="Arial" w:cs="Arial"/>
+          <w:sz w:val="20"/>
+          <w:szCs w:val="20"/>
+          <w:lang w:val="en-US"/>
+        </w:rPr>
+        <w:t xml:space="preserve">. The people who visit less are </w:t>
+      </w:r>
+      <w:r>
+        <w:rPr>
+          <w:rFonts w:ascii="Arial" w:hAnsi="Arial" w:cs="Arial"/>
+          <w:b/>
+          <w:bCs/>
+          <w:sz w:val="20"/>
+          <w:szCs w:val="20"/>
+          <w:lang w:val="en-US"/>
+        </w:rPr>
+        <w:t>Children</w:t>
+      </w:r>
+      <w:r>
+        <w:rPr>
+          <w:rFonts w:ascii="Arial" w:hAnsi="Arial" w:cs="Arial"/>
+          <w:sz w:val="20"/>
+          <w:szCs w:val="20"/>
+          <w:lang w:val="en-US"/>
+        </w:rPr>
+        <w:t xml:space="preserve">, their most visited department being </w:t>
+      </w:r>
+      <w:r>
+        <w:rPr>
+          <w:rFonts w:ascii="Arial" w:hAnsi="Arial" w:cs="Arial"/>
+          <w:b/>
+          <w:bCs/>
+          <w:sz w:val="20"/>
+          <w:szCs w:val="20"/>
+          <w:lang w:val="en-US"/>
+        </w:rPr>
+        <w:t>General Practice</w:t>
+      </w:r>
+      <w:r>
+        <w:rPr>
+          <w:rFonts w:ascii="Arial" w:hAnsi="Arial" w:cs="Arial"/>
+          <w:sz w:val="20"/>
+          <w:szCs w:val="20"/>
+          <w:lang w:val="en-US"/>
+        </w:rPr>
+        <w:t>.</w:t>
+      </w:r>
+      <w:r>
+        <w:rPr>
+          <w:rFonts w:ascii="Arial" w:hAnsi="Arial" w:cs="Arial"/>
+          <w:sz w:val="20"/>
+          <w:szCs w:val="20"/>
+          <w:lang w:val="en-US"/>
+        </w:rPr>
+        <w:t xml:space="preserve"> </w:t>
+      </w:r>
+    </w:p>
+    <w:p>
+      <w:pPr>
+        <w:jc w:val="both"/>
+        <w:rPr>
+          <w:rFonts w:ascii="Garamond" w:hAnsi="Garamond"/>
+          <w:lang w:val="en-US"/>
+        </w:rPr>
+      </w:pPr>
+    </w:p>
+    <w:p>
+      <w:pPr>
+        <w:jc w:val="both"/>
+        <w:rPr>
+          <w:rFonts w:ascii="Garamond" w:hAnsi="Garamond"/>
+          <w:lang w:val="en-US"/>
+        </w:rPr>
+      </w:pPr>
+    </w:p>
+    <w:p>
+      <w:pPr>
+        <w:jc w:val="both"/>
+        <w:rPr>
+          <w:rFonts w:ascii="Garamond" w:hAnsi="Garamond"/>
+          <w:lang w:val="en-US"/>
+        </w:rPr>
+      </w:pPr>
+    </w:p>
+    <w:p>
+      <w:pPr>
+        <w:jc w:val="both"/>
+        <w:rPr>
+          <w:rFonts w:ascii="Garamond" w:hAnsi="Garamond"/>
+          <w:lang w:val="en-US"/>
+        </w:rPr>
+      </w:pPr>
+    </w:p>
+    <w:p>
+      <w:pPr>
+        <w:jc w:val="both"/>
+        <w:rPr>
+          <w:rFonts w:ascii="Garamond" w:hAnsi="Garamond"/>
+          <w:lang w:val="en-US"/>
+        </w:rPr>
+      </w:pPr>
+    </w:p>
+    <w:p>
+      <w:pPr>
+        <w:jc w:val="both"/>
+        <w:rPr>
+          <w:rFonts w:ascii="Garamond" w:hAnsi="Garamond"/>
+          <w:lang w:val="en-US"/>
+        </w:rPr>
+      </w:pPr>
+    </w:p>
+    <w:p>
+      <w:pPr>
+        <w:jc w:val="both"/>
+        <w:rPr>
+          <w:rFonts w:ascii="Garamond" w:hAnsi="Garamond"/>
+          <w:lang w:val="en-US"/>
+        </w:rPr>
+      </w:pPr>
+      <w:r>
+        <w:rPr>
+          <w:rFonts w:ascii="Garamond" w:hAnsi="Garamond"/>
+          <w:noProof/>
+          <w:lang w:val="en-US"/>
+        </w:rPr>
+        <w:lastRenderedPageBreak/>
+        <w:drawing>
+          <wp:anchor distT="0" distB="0" distL="114300" distR="114300" simplePos="0" relativeHeight="251708416" behindDoc="1" locked="0" layoutInCell="1" allowOverlap="1" wp14:anchorId="5EAE853E" wp14:editId="19DE811D">
+            <wp:simplePos x="0" y="0"/>
+            <wp:positionH relativeFrom="margin">
+              <wp:align>left</wp:align>
+            </wp:positionH>
+            <wp:positionV relativeFrom="paragraph">
+              <wp:posOffset>214630</wp:posOffset>
+            </wp:positionV>
+            <wp:extent cx="2190115" cy="2172970"/>
+            <wp:effectExtent l="0" t="0" r="635" b="0"/>
+            <wp:wrapTight wrapText="bothSides">
+              <wp:wrapPolygon edited="0">
+                <wp:start x="0" y="0"/>
+                <wp:lineTo x="0" y="21398"/>
+                <wp:lineTo x="21418" y="21398"/>
+                <wp:lineTo x="21418" y="0"/>
+                <wp:lineTo x="0" y="0"/>
+              </wp:wrapPolygon>
+            </wp:wrapTight>
+            <wp:docPr id="486162840" name="Picture 15"/>
+            <wp:cNvGraphicFramePr>
+              <a:graphicFrameLocks xmlns:a="http://schemas.openxmlformats.org/drawingml/2006/main" noChangeAspect="1"/>
+            </wp:cNvGraphicFramePr>
+            <a:graphic xmlns:a="http://schemas.openxmlformats.org/drawingml/2006/main">
+              <a:graphicData uri="http://schemas.openxmlformats.org/drawingml/2006/picture">
+                <pic:pic xmlns:pic="http://schemas.openxmlformats.org/drawingml/2006/picture">
+                  <pic:nvPicPr>
+                    <pic:cNvPr id="0" name="Picture 4"/>
+                    <pic:cNvPicPr>
+                      <a:picLocks noChangeAspect="1" noChangeArrowheads="1"/>
+                    </pic:cNvPicPr>
+                  </pic:nvPicPr>
+                  <pic:blipFill>
+                    <a:blip r:embed="rId37">
+                      <a:extLst>
+                        <a:ext uri="{28A0092B-C50C-407E-A947-70E740481C1C}">
+                          <a14:useLocalDpi xmlns:a14="http://schemas.microsoft.com/office/drawing/2010/main" val="0"/>
+                        </a:ext>
+                      </a:extLst>
+                    </a:blip>
+                    <a:srcRect/>
+                    <a:stretch>
+                      <a:fillRect/>
+                    </a:stretch>
+                  </pic:blipFill>
+                  <pic:spPr bwMode="auto">
+                    <a:xfrm>
+                      <a:off x="0" y="0"/>
+                      <a:ext cx="2190115" cy="2172970"/>
+                    </a:xfrm>
+                    <a:prstGeom prst="rect">
+                      <a:avLst/>
+                    </a:prstGeom>
+                    <a:noFill/>
+                    <a:ln>
+                      <a:noFill/>
+                    </a:ln>
+                  </pic:spPr>
+                </pic:pic>
+              </a:graphicData>
+            </a:graphic>
+            <wp14:sizeRelH relativeFrom="margin">
+              <wp14:pctWidth>0</wp14:pctWidth>
+            </wp14:sizeRelH>
+            <wp14:sizeRelV relativeFrom="margin">
+              <wp14:pctHeight>0</wp14:pctHeight>
+            </wp14:sizeRelV>
+          </wp:anchor>
+        </w:drawing>
+      </w:r>
+      <w:r>
+        <w:rPr>
+          <w:rFonts w:ascii="Garamond" w:hAnsi="Garamond"/>
+          <w:lang w:val="en-US"/>
+        </w:rPr>
+        <w:t>Average Annual Income by Age Group and Gender</w:t>
+      </w:r>
+    </w:p>
+    <w:p>
+      <w:pPr>
+        <w:jc w:val="both"/>
+        <w:rPr>
+          <w:rFonts w:ascii="Arial" w:hAnsi="Arial" w:cs="Arial"/>
+          <w:sz w:val="20"/>
+          <w:szCs w:val="20"/>
+          <w:lang w:val="en-US"/>
+        </w:rPr>
+      </w:pPr>
+    </w:p>
+    <w:p>
+      <w:pPr>
+        <w:rPr>
+          <w:rFonts w:ascii="Arial" w:hAnsi="Arial" w:cs="Arial"/>
+          <w:sz w:val="20"/>
+          <w:szCs w:val="20"/>
+          <w:lang w:val="en-US"/>
+        </w:rPr>
+      </w:pPr>
+    </w:p>
+    <w:p>
+      <w:pPr>
+        <w:rPr>
+          <w:rFonts w:ascii="Arial" w:hAnsi="Arial" w:cs="Arial"/>
+          <w:sz w:val="20"/>
+          <w:szCs w:val="20"/>
+          <w:lang w:val="en-US"/>
+        </w:rPr>
+      </w:pPr>
+    </w:p>
+    <w:p>
+      <w:pPr>
+        <w:rPr>
+          <w:rFonts w:ascii="Arial" w:hAnsi="Arial" w:cs="Arial"/>
+          <w:sz w:val="20"/>
+          <w:szCs w:val="20"/>
+          <w:lang w:val="en-US"/>
+        </w:rPr>
+      </w:pPr>
+    </w:p>
+    <w:p>
+      <w:pPr>
+        <w:rPr>
+          <w:rFonts w:ascii="Arial" w:hAnsi="Arial" w:cs="Arial"/>
+          <w:sz w:val="20"/>
+          <w:szCs w:val="20"/>
+          <w:lang w:val="en-US"/>
+        </w:rPr>
+      </w:pPr>
+    </w:p>
+    <w:p>
+      <w:pPr>
+        <w:rPr>
+          <w:rFonts w:ascii="Arial" w:hAnsi="Arial" w:cs="Arial"/>
+          <w:sz w:val="20"/>
+          <w:szCs w:val="20"/>
+          <w:lang w:val="en-US"/>
+        </w:rPr>
+      </w:pPr>
+    </w:p>
+    <w:p>
+      <w:pPr>
+        <w:rPr>
+          <w:rFonts w:ascii="Arial" w:hAnsi="Arial" w:cs="Arial"/>
+          <w:sz w:val="20"/>
+          <w:szCs w:val="20"/>
+          <w:lang w:val="en-US"/>
+        </w:rPr>
+      </w:pPr>
+    </w:p>
+    <w:p>
+      <w:pPr>
+        <w:rPr>
+          <w:rFonts w:ascii="Arial" w:hAnsi="Arial" w:cs="Arial"/>
+          <w:sz w:val="20"/>
+          <w:szCs w:val="20"/>
+          <w:lang w:val="en-US"/>
+        </w:rPr>
+      </w:pPr>
+    </w:p>
+    <w:p>
+      <w:pPr>
+        <w:rPr>
+          <w:rFonts w:ascii="Arial" w:hAnsi="Arial" w:cs="Arial"/>
+          <w:sz w:val="20"/>
+          <w:szCs w:val="20"/>
+          <w:lang w:val="en-US"/>
+        </w:rPr>
+      </w:pPr>
+      <w:r>
+        <w:rPr>
+          <w:rFonts w:ascii="Arial" w:hAnsi="Arial" w:cs="Arial"/>
+          <w:sz w:val="20"/>
+          <w:szCs w:val="20"/>
+          <w:lang w:val="en-US"/>
+        </w:rPr>
+        <w:t xml:space="preserve">This graph shows </w:t>
+      </w:r>
+      <w:r>
+        <w:rPr>
+          <w:rFonts w:ascii="Arial" w:hAnsi="Arial" w:cs="Arial"/>
+          <w:sz w:val="20"/>
+          <w:szCs w:val="20"/>
+          <w:lang w:val="en-US"/>
+        </w:rPr>
+        <w:t xml:space="preserve">the </w:t>
+      </w:r>
+      <w:r>
+        <w:rPr>
+          <w:rFonts w:ascii="Arial" w:hAnsi="Arial" w:cs="Arial"/>
+          <w:b/>
+          <w:bCs/>
+          <w:sz w:val="20"/>
+          <w:szCs w:val="20"/>
+          <w:lang w:val="en-US"/>
+        </w:rPr>
+        <w:t xml:space="preserve">Average Annual Income </w:t>
+      </w:r>
+      <w:r>
+        <w:rPr>
+          <w:rFonts w:ascii="Arial" w:hAnsi="Arial" w:cs="Arial"/>
+          <w:sz w:val="20"/>
+          <w:szCs w:val="20"/>
+          <w:lang w:val="en-US"/>
+        </w:rPr>
+        <w:t>by</w:t>
+      </w:r>
+      <w:r>
+        <w:rPr>
+          <w:rFonts w:ascii="Arial" w:hAnsi="Arial" w:cs="Arial"/>
+          <w:b/>
+          <w:bCs/>
+          <w:sz w:val="20"/>
+          <w:szCs w:val="20"/>
+          <w:lang w:val="en-US"/>
+        </w:rPr>
+        <w:t xml:space="preserve"> Age Group </w:t>
+      </w:r>
+      <w:r>
+        <w:rPr>
+          <w:rFonts w:ascii="Arial" w:hAnsi="Arial" w:cs="Arial"/>
+          <w:sz w:val="20"/>
+          <w:szCs w:val="20"/>
+          <w:lang w:val="en-US"/>
+        </w:rPr>
+        <w:t>and</w:t>
+      </w:r>
+      <w:r>
+        <w:rPr>
+          <w:rFonts w:ascii="Arial" w:hAnsi="Arial" w:cs="Arial"/>
+          <w:b/>
+          <w:bCs/>
+          <w:sz w:val="20"/>
+          <w:szCs w:val="20"/>
+          <w:lang w:val="en-US"/>
+        </w:rPr>
+        <w:t xml:space="preserve"> Gender</w:t>
+      </w:r>
+      <w:r>
+        <w:rPr>
+          <w:rFonts w:ascii="Arial" w:hAnsi="Arial" w:cs="Arial"/>
+          <w:sz w:val="20"/>
+          <w:szCs w:val="20"/>
+          <w:lang w:val="en-US"/>
+        </w:rPr>
+        <w:t xml:space="preserve">. The highest </w:t>
+      </w:r>
+      <w:r>
+        <w:rPr>
+          <w:rFonts w:ascii="Arial" w:hAnsi="Arial" w:cs="Arial"/>
+          <w:sz w:val="20"/>
+          <w:szCs w:val="20"/>
+          <w:lang w:val="en-US"/>
+        </w:rPr>
+        <w:t>A</w:t>
+      </w:r>
+      <w:r>
+        <w:rPr>
+          <w:rFonts w:ascii="Arial" w:hAnsi="Arial" w:cs="Arial"/>
+          <w:sz w:val="20"/>
+          <w:szCs w:val="20"/>
+          <w:lang w:val="en-US"/>
+        </w:rPr>
+        <w:t xml:space="preserve">verage </w:t>
+      </w:r>
+      <w:r>
+        <w:rPr>
+          <w:rFonts w:ascii="Arial" w:hAnsi="Arial" w:cs="Arial"/>
+          <w:sz w:val="20"/>
+          <w:szCs w:val="20"/>
+          <w:lang w:val="en-US"/>
+        </w:rPr>
+        <w:t>I</w:t>
+      </w:r>
+      <w:r>
+        <w:rPr>
+          <w:rFonts w:ascii="Arial" w:hAnsi="Arial" w:cs="Arial"/>
+          <w:sz w:val="20"/>
+          <w:szCs w:val="20"/>
+          <w:lang w:val="en-US"/>
+        </w:rPr>
+        <w:t xml:space="preserve">ncome is for </w:t>
+      </w:r>
+      <w:r>
+        <w:rPr>
+          <w:rFonts w:ascii="Arial" w:hAnsi="Arial" w:cs="Arial"/>
+          <w:b/>
+          <w:bCs/>
+          <w:sz w:val="20"/>
+          <w:szCs w:val="20"/>
+          <w:lang w:val="en-US"/>
+        </w:rPr>
+        <w:t xml:space="preserve">Adults </w:t>
+      </w:r>
+      <w:r>
+        <w:rPr>
+          <w:rFonts w:ascii="Arial" w:hAnsi="Arial" w:cs="Arial"/>
+          <w:sz w:val="20"/>
+          <w:szCs w:val="20"/>
+          <w:lang w:val="en-US"/>
+        </w:rPr>
+        <w:t>for</w:t>
+      </w:r>
+      <w:r>
+        <w:rPr>
+          <w:rFonts w:ascii="Arial" w:hAnsi="Arial" w:cs="Arial"/>
+          <w:sz w:val="20"/>
+          <w:szCs w:val="20"/>
+          <w:lang w:val="en-US"/>
+        </w:rPr>
+        <w:t xml:space="preserve"> </w:t>
+      </w:r>
+      <w:r>
+        <w:rPr>
+          <w:rFonts w:ascii="Arial" w:hAnsi="Arial" w:cs="Arial"/>
+          <w:sz w:val="20"/>
+          <w:szCs w:val="20"/>
+          <w:lang w:val="en-US"/>
+        </w:rPr>
+        <w:t>g</w:t>
+      </w:r>
+      <w:r>
+        <w:rPr>
+          <w:rFonts w:ascii="Arial" w:hAnsi="Arial" w:cs="Arial"/>
+          <w:sz w:val="20"/>
+          <w:szCs w:val="20"/>
+          <w:lang w:val="en-US"/>
+        </w:rPr>
+        <w:t xml:space="preserve">ender </w:t>
+      </w:r>
+      <w:r>
+        <w:rPr>
+          <w:rFonts w:ascii="Arial" w:hAnsi="Arial" w:cs="Arial"/>
+          <w:b/>
+          <w:bCs/>
+          <w:sz w:val="20"/>
+          <w:szCs w:val="20"/>
+          <w:lang w:val="en-US"/>
+        </w:rPr>
+        <w:t>Other</w:t>
+      </w:r>
+      <w:r>
+        <w:rPr>
+          <w:rFonts w:ascii="Arial" w:hAnsi="Arial" w:cs="Arial"/>
+          <w:sz w:val="20"/>
+          <w:szCs w:val="20"/>
+          <w:lang w:val="en-US"/>
+        </w:rPr>
+        <w:t xml:space="preserve">. For the Age Group Elders the Average Annual Income is </w:t>
+      </w:r>
+      <w:r>
+        <w:rPr>
+          <w:rFonts w:ascii="Arial" w:hAnsi="Arial" w:cs="Arial"/>
+          <w:sz w:val="20"/>
+          <w:szCs w:val="20"/>
+          <w:lang w:val="en-US"/>
+        </w:rPr>
+        <w:t>almost the same independently of the Gender. The Age Group Children is not shown in the graph as Children have no Income.</w:t>
+      </w:r>
+    </w:p>
     <w:sectPr>
-      <w:footerReference w:type="default" r:id="rId37"/>
+      <w:footerReference w:type="default" r:id="rId38"/>
       <w:pgSz w:w="11906" w:h="16838"/>
       <w:pgMar w:top="1440" w:right="1440" w:bottom="1440" w:left="1440" w:header="708" w:footer="708" w:gutter="0"/>
       <w:cols w:space="708"/>
@@ -17110,7 +17231,7 @@
                               <w:color w:val="808080" w:themeColor="background1" w:themeShade="80"/>
                               <w:sz w:val="20"/>
                               <w:szCs w:val="20"/>
-                              <w:lang w:val="en-US"/>
+                              <w:lang w:val="pt-PT"/>
                             </w:rPr>
                           </w:pPr>
                           <w:r>
@@ -17118,63 +17239,9 @@
                               <w:color w:val="808080" w:themeColor="background1" w:themeShade="80"/>
                               <w:sz w:val="20"/>
                               <w:szCs w:val="20"/>
-                              <w:lang w:val="en-US"/>
+                              <w:lang w:val="pt-PT"/>
                             </w:rPr>
-                            <w:t>Beatriz Alves 20241747</w:t>
-                          </w:r>
-                          <w:r>
-                            <w:rPr>
-                              <w:color w:val="808080" w:themeColor="background1" w:themeShade="80"/>
-                              <w:sz w:val="20"/>
-                              <w:szCs w:val="20"/>
-                              <w:lang w:val="en-US"/>
-                            </w:rPr>
-                            <w:t>,</w:t>
-                          </w:r>
-                          <w:r>
-                            <w:rPr>
-                              <w:color w:val="808080" w:themeColor="background1" w:themeShade="80"/>
-                              <w:sz w:val="20"/>
-                              <w:szCs w:val="20"/>
-                              <w:lang w:val="en-US"/>
-                            </w:rPr>
-                            <w:t xml:space="preserve"> Inês Caseiro 20241780</w:t>
-                          </w:r>
-                          <w:r>
-                            <w:rPr>
-                              <w:color w:val="808080" w:themeColor="background1" w:themeShade="80"/>
-                              <w:sz w:val="20"/>
-                              <w:szCs w:val="20"/>
-                              <w:lang w:val="en-US"/>
-                            </w:rPr>
-                            <w:t xml:space="preserve">, </w:t>
-                          </w:r>
-                          <w:r>
-                            <w:rPr>
-                              <w:color w:val="808080" w:themeColor="background1" w:themeShade="80"/>
-                              <w:sz w:val="20"/>
-                              <w:szCs w:val="20"/>
-                              <w:lang w:val="en-US"/>
-                            </w:rPr>
-                            <w:t>Inês Claro 20241760</w:t>
-                          </w:r>
-                          <w:r>
-                            <w:rPr>
-                              <w:color w:val="808080" w:themeColor="background1" w:themeShade="80"/>
-                              <w:sz w:val="20"/>
-                              <w:szCs w:val="20"/>
-                              <w:lang w:val="en-US"/>
-                            </w:rPr>
-                            <w:t>,</w:t>
-                          </w:r>
-                          <w:r>
-                            <w:rPr>
-                              <w:color w:val="808080" w:themeColor="background1" w:themeShade="80"/>
-                              <w:sz w:val="20"/>
-                              <w:szCs w:val="20"/>
-                              <w:lang w:val="en-US"/>
-                            </w:rPr>
-                            <w:t xml:space="preserve"> Marta Silva 20241822</w:t>
+                            <w:t>Beatriz Alves 20241747, Inês Caseiro 20241780, Inês Claro 20241760, Marta Silva 20241822</w:t>
                           </w:r>
                         </w:p>
                         <w:p>
@@ -17227,7 +17294,7 @@
                         <w:color w:val="808080" w:themeColor="background1" w:themeShade="80"/>
                         <w:sz w:val="20"/>
                         <w:szCs w:val="20"/>
-                        <w:lang w:val="en-US"/>
+                        <w:lang w:val="pt-PT"/>
                       </w:rPr>
                     </w:pPr>
                     <w:r>
@@ -17235,63 +17302,9 @@
                         <w:color w:val="808080" w:themeColor="background1" w:themeShade="80"/>
                         <w:sz w:val="20"/>
                         <w:szCs w:val="20"/>
-                        <w:lang w:val="en-US"/>
+                        <w:lang w:val="pt-PT"/>
                       </w:rPr>
-                      <w:t>Beatriz Alves 20241747</w:t>
-                    </w:r>
-                    <w:r>
-                      <w:rPr>
-                        <w:color w:val="808080" w:themeColor="background1" w:themeShade="80"/>
-                        <w:sz w:val="20"/>
-                        <w:szCs w:val="20"/>
-                        <w:lang w:val="en-US"/>
-                      </w:rPr>
-                      <w:t>,</w:t>
-                    </w:r>
-                    <w:r>
-                      <w:rPr>
-                        <w:color w:val="808080" w:themeColor="background1" w:themeShade="80"/>
-                        <w:sz w:val="20"/>
-                        <w:szCs w:val="20"/>
-                        <w:lang w:val="en-US"/>
-                      </w:rPr>
-                      <w:t xml:space="preserve"> Inês Caseiro 20241780</w:t>
-                    </w:r>
-                    <w:r>
-                      <w:rPr>
-                        <w:color w:val="808080" w:themeColor="background1" w:themeShade="80"/>
-                        <w:sz w:val="20"/>
-                        <w:szCs w:val="20"/>
-                        <w:lang w:val="en-US"/>
-                      </w:rPr>
-                      <w:t xml:space="preserve">, </w:t>
-                    </w:r>
-                    <w:r>
-                      <w:rPr>
-                        <w:color w:val="808080" w:themeColor="background1" w:themeShade="80"/>
-                        <w:sz w:val="20"/>
-                        <w:szCs w:val="20"/>
-                        <w:lang w:val="en-US"/>
-                      </w:rPr>
-                      <w:t>Inês Claro 20241760</w:t>
-                    </w:r>
-                    <w:r>
-                      <w:rPr>
-                        <w:color w:val="808080" w:themeColor="background1" w:themeShade="80"/>
-                        <w:sz w:val="20"/>
-                        <w:szCs w:val="20"/>
-                        <w:lang w:val="en-US"/>
-                      </w:rPr>
-                      <w:t>,</w:t>
-                    </w:r>
-                    <w:r>
-                      <w:rPr>
-                        <w:color w:val="808080" w:themeColor="background1" w:themeShade="80"/>
-                        <w:sz w:val="20"/>
-                        <w:szCs w:val="20"/>
-                        <w:lang w:val="en-US"/>
-                      </w:rPr>
-                      <w:t xml:space="preserve"> Marta Silva 20241822</w:t>
+                      <w:t>Beatriz Alves 20241747, Inês Caseiro 20241780, Inês Claro 20241760, Marta Silva 20241822</w:t>
                     </w:r>
                   </w:p>
                   <w:p>

--- a/report_data_preprocessing.docx
+++ b/report_data_preprocessing.docx
@@ -281,6 +281,7 @@
         </w:rPr>
         <w:t xml:space="preserve">as a </w:t>
       </w:r>
+      <w:proofErr w:type="gramStart"/>
       <w:r>
         <w:rPr>
           <w:rFonts w:ascii="Arial" w:hAnsi="Arial" w:cs="Arial"/>
@@ -317,6 +318,7 @@
         </w:rPr>
         <w:t>)</w:t>
       </w:r>
+      <w:proofErr w:type="gramEnd"/>
       <w:r>
         <w:rPr>
           <w:rFonts w:ascii="Arial" w:hAnsi="Arial" w:cs="Arial"/>
@@ -1255,7 +1257,7 @@
                 <v:stroke joinstyle="miter"/>
                 <v:path gradientshapeok="t" o:connecttype="rect"/>
               </v:shapetype>
-              <v:shape id="Text Box 1" o:spid="_x0000_s1026" type="#_x0000_t202" style="position:absolute;margin-left:163.15pt;margin-top:703pt;width:222.55pt;height:.05pt;z-index:251668480;visibility:visible;mso-wrap-style:none;mso-wrap-distance-left:9pt;mso-wrap-distance-top:0;mso-wrap-distance-right:9pt;mso-wrap-distance-bottom:0;mso-position-horizontal:absolute;mso-position-horizontal-relative:margin;mso-position-vertical:absolute;mso-position-vertical-relative:margin;v-text-anchor:top" o:gfxdata="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" stroked="f">
+              <v:shape id="Text Box 1" o:spid="_x0000_s1026" type="#_x0000_t202" style="position:absolute;margin-left:163.15pt;margin-top:703pt;width:222.55pt;height:.05pt;z-index:251668480;visibility:visible;mso-wrap-style:none;mso-wrap-distance-left:9pt;mso-wrap-distance-top:0;mso-wrap-distance-right:9pt;mso-wrap-distance-bottom:0;mso-position-horizontal:absolute;mso-position-horizontal-relative:margin;mso-position-vertical:absolute;mso-position-vertical-relative:margin;v-text-anchor:top" o:gfxdata="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" stroked="f">
                 <v:textbox style="mso-fit-shape-to-text:t" inset="0,0,0,0">
                   <w:txbxContent>
                     <w:p>
@@ -1406,7 +1408,7 @@
           </mc:Choice>
           <mc:Fallback>
             <w:pict>
-              <v:shape w14:anchorId="66D1AE61" id="_x0000_s1027" type="#_x0000_t202" style="position:absolute;left:0;text-align:left;margin-left:-9.95pt;margin-top:414.25pt;width:451.3pt;height:.05pt;z-index:251671552;visibility:visible;mso-wrap-style:square;mso-wrap-distance-left:9pt;mso-wrap-distance-top:0;mso-wrap-distance-right:9pt;mso-wrap-distance-bottom:0;mso-position-horizontal:absolute;mso-position-horizontal-relative:text;mso-position-vertical:absolute;mso-position-vertical-relative:text;v-text-anchor:top" o:gfxdata="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" stroked="f">
+              <v:shape w14:anchorId="66D1AE61" id="_x0000_s1027" type="#_x0000_t202" style="position:absolute;left:0;text-align:left;margin-left:-9.95pt;margin-top:414.25pt;width:451.3pt;height:.05pt;z-index:251671552;visibility:visible;mso-wrap-style:square;mso-wrap-distance-left:9pt;mso-wrap-distance-top:0;mso-wrap-distance-right:9pt;mso-wrap-distance-bottom:0;mso-position-horizontal:absolute;mso-position-horizontal-relative:text;mso-position-vertical:absolute;mso-position-vertical-relative:text;v-text-anchor:top" o:gfxdata="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" stroked="f">
                 <v:textbox style="mso-fit-shape-to-text:t" inset="0,0,0,0">
                   <w:txbxContent>
                     <w:p>
@@ -2709,6 +2711,7 @@
         </w:rPr>
         <w:t xml:space="preserve">issing </w:t>
       </w:r>
+      <w:proofErr w:type="gramStart"/>
       <w:r>
         <w:rPr>
           <w:rFonts w:ascii="Arial" w:hAnsi="Arial" w:cs="Arial"/>
@@ -2727,7 +2730,18 @@
           <w:sz w:val="20"/>
           <w:szCs w:val="20"/>
         </w:rPr>
-        <w:t xml:space="preserve">t </w:t>
+        <w:t>t</w:t>
+      </w:r>
+      <w:proofErr w:type="gramEnd"/>
+      <w:r>
+        <w:rPr>
+          <w:rFonts w:ascii="Arial" w:hAnsi="Arial" w:cs="Arial"/>
+          <w:b/>
+          <w:bCs/>
+          <w:sz w:val="20"/>
+          <w:szCs w:val="20"/>
+        </w:rPr>
+        <w:t xml:space="preserve"> </w:t>
       </w:r>
       <w:r>
         <w:rPr>
@@ -2883,7 +2897,25 @@
           <w:sz w:val="20"/>
           <w:szCs w:val="20"/>
         </w:rPr>
-        <w:t>, in order to fill in the missing values:</w:t>
+        <w:t xml:space="preserve">, </w:t>
+      </w:r>
+      <w:proofErr w:type="gramStart"/>
+      <w:r>
+        <w:rPr>
+          <w:rFonts w:ascii="Arial" w:hAnsi="Arial" w:cs="Arial"/>
+          <w:sz w:val="20"/>
+          <w:szCs w:val="20"/>
+        </w:rPr>
+        <w:t>in order to</w:t>
+      </w:r>
+      <w:proofErr w:type="gramEnd"/>
+      <w:r>
+        <w:rPr>
+          <w:rFonts w:ascii="Arial" w:hAnsi="Arial" w:cs="Arial"/>
+          <w:sz w:val="20"/>
+          <w:szCs w:val="20"/>
+        </w:rPr>
+        <w:t xml:space="preserve"> fill in the missing values:</w:t>
       </w:r>
     </w:p>
     <w:p>
@@ -3620,6 +3652,7 @@
         <w:jc w:val="both"/>
         <w:rPr>
           <w:rFonts w:ascii="Arial" w:hAnsi="Arial" w:cs="Arial"/>
+          <w:color w:val="000000" w:themeColor="text1"/>
           <w:sz w:val="20"/>
           <w:szCs w:val="20"/>
         </w:rPr>
@@ -3724,13 +3757,23 @@
           <w:sz w:val="20"/>
           <w:szCs w:val="20"/>
         </w:rPr>
-        <w:t xml:space="preserve"> surpassed the consultation price were replaced with 90% of the </w:t>
-      </w:r>
-      <w:r>
-        <w:rPr>
-          <w:rFonts w:ascii="Arial" w:hAnsi="Arial" w:cs="Arial"/>
-          <w:b/>
-          <w:bCs/>
+        <w:t xml:space="preserve"> surpassed the consultation price were </w:t>
+      </w:r>
+      <w:r>
+        <w:rPr>
+          <w:rFonts w:ascii="Arial" w:hAnsi="Arial" w:cs="Arial"/>
+          <w:color w:val="000000" w:themeColor="text1"/>
+          <w:sz w:val="20"/>
+          <w:szCs w:val="20"/>
+        </w:rPr>
+        <w:t xml:space="preserve">replaced with 90% of the </w:t>
+      </w:r>
+      <w:r>
+        <w:rPr>
+          <w:rFonts w:ascii="Arial" w:hAnsi="Arial" w:cs="Arial"/>
+          <w:b/>
+          <w:bCs/>
+          <w:color w:val="000000" w:themeColor="text1"/>
           <w:sz w:val="20"/>
           <w:szCs w:val="20"/>
         </w:rPr>
@@ -3739,6 +3782,7 @@
       <w:r>
         <w:rPr>
           <w:rFonts w:ascii="Arial" w:hAnsi="Arial" w:cs="Arial"/>
+          <w:color w:val="000000" w:themeColor="text1"/>
           <w:sz w:val="20"/>
           <w:szCs w:val="20"/>
         </w:rPr>
@@ -3747,26 +3791,66 @@
     </w:p>
     <w:p>
       <w:pPr>
+        <w:ind w:firstLine="142"/>
         <w:jc w:val="both"/>
         <w:rPr>
           <w:rFonts w:ascii="Arial" w:hAnsi="Arial" w:cs="Arial"/>
-          <w:sz w:val="20"/>
-          <w:szCs w:val="20"/>
-        </w:rPr>
-      </w:pPr>
-      <w:r>
-        <w:rPr>
-          <w:rFonts w:ascii="Arial" w:hAnsi="Arial" w:cs="Arial"/>
-          <w:sz w:val="20"/>
-          <w:szCs w:val="20"/>
-        </w:rPr>
-        <w:t xml:space="preserve">Lastly, we check if there are more cases where </w:t>
-      </w:r>
-      <w:r>
-        <w:rPr>
-          <w:rFonts w:ascii="Arial" w:hAnsi="Arial" w:cs="Arial"/>
-          <w:b/>
-          <w:bCs/>
+          <w:color w:val="000000" w:themeColor="text1"/>
+          <w:sz w:val="20"/>
+          <w:szCs w:val="20"/>
+        </w:rPr>
+      </w:pPr>
+      <w:r>
+        <w:rPr>
+          <w:rFonts w:ascii="Arial" w:hAnsi="Arial" w:cs="Arial"/>
+          <w:color w:val="000000" w:themeColor="text1"/>
+          <w:sz w:val="20"/>
+          <w:szCs w:val="20"/>
+        </w:rPr>
+        <w:t xml:space="preserve">Lastly, </w:t>
+      </w:r>
+      <w:r>
+        <w:rPr>
+          <w:rFonts w:ascii="Arial" w:hAnsi="Arial" w:cs="Arial"/>
+          <w:color w:val="000000" w:themeColor="text1"/>
+          <w:sz w:val="20"/>
+          <w:szCs w:val="20"/>
+        </w:rPr>
+        <w:t>the dataset was inspected for</w:t>
+      </w:r>
+      <w:r>
+        <w:rPr>
+          <w:rFonts w:ascii="Arial" w:hAnsi="Arial" w:cs="Arial"/>
+          <w:color w:val="000000" w:themeColor="text1"/>
+          <w:sz w:val="20"/>
+          <w:szCs w:val="20"/>
+        </w:rPr>
+        <w:t xml:space="preserve"> more cases </w:t>
+      </w:r>
+      <w:r>
+        <w:rPr>
+          <w:rFonts w:ascii="Arial" w:hAnsi="Arial" w:cs="Arial"/>
+          <w:color w:val="000000" w:themeColor="text1"/>
+          <w:sz w:val="20"/>
+          <w:szCs w:val="20"/>
+        </w:rPr>
+        <w:t xml:space="preserve">of data inconstancies - </w:t>
+      </w:r>
+      <w:r>
+        <w:rPr>
+          <w:rFonts w:ascii="Arial" w:hAnsi="Arial" w:cs="Arial"/>
+          <w:color w:val="000000" w:themeColor="text1"/>
+          <w:sz w:val="20"/>
+          <w:szCs w:val="20"/>
+        </w:rPr>
+        <w:t xml:space="preserve">where </w:t>
+      </w:r>
+      <w:r>
+        <w:rPr>
+          <w:rFonts w:ascii="Arial" w:hAnsi="Arial" w:cs="Arial"/>
+          <w:b/>
+          <w:bCs/>
+          <w:color w:val="000000" w:themeColor="text1"/>
           <w:sz w:val="20"/>
           <w:szCs w:val="20"/>
         </w:rPr>
@@ -3775,6 +3859,7 @@
       <w:r>
         <w:rPr>
           <w:rFonts w:ascii="Arial" w:hAnsi="Arial" w:cs="Arial"/>
+          <w:color w:val="000000" w:themeColor="text1"/>
           <w:sz w:val="20"/>
           <w:szCs w:val="20"/>
         </w:rPr>
@@ -3785,6 +3870,7 @@
           <w:rFonts w:ascii="Arial" w:hAnsi="Arial" w:cs="Arial"/>
           <w:b/>
           <w:bCs/>
+          <w:color w:val="000000" w:themeColor="text1"/>
           <w:sz w:val="20"/>
           <w:szCs w:val="20"/>
         </w:rPr>
@@ -3793,6 +3879,43 @@
       <w:r>
         <w:rPr>
           <w:rFonts w:ascii="Arial" w:hAnsi="Arial" w:cs="Arial"/>
+          <w:color w:val="000000" w:themeColor="text1"/>
+          <w:sz w:val="20"/>
+          <w:szCs w:val="20"/>
+        </w:rPr>
+        <w:t>. Since there was</w:t>
+      </w:r>
+      <w:r>
+        <w:rPr>
+          <w:rFonts w:ascii="Arial" w:hAnsi="Arial" w:cs="Arial"/>
+          <w:color w:val="000000" w:themeColor="text1"/>
+          <w:sz w:val="20"/>
+          <w:szCs w:val="20"/>
+        </w:rPr>
+        <w:t xml:space="preserve"> another record where this </w:t>
+      </w:r>
+      <w:r>
+        <w:rPr>
+          <w:rFonts w:ascii="Arial" w:hAnsi="Arial" w:cs="Arial"/>
+          <w:color w:val="000000" w:themeColor="text1"/>
+          <w:sz w:val="20"/>
+          <w:szCs w:val="20"/>
+        </w:rPr>
+        <w:t>happened, the</w:t>
+      </w:r>
+      <w:r>
+        <w:rPr>
+          <w:rFonts w:ascii="Arial" w:hAnsi="Arial" w:cs="Arial"/>
+          <w:color w:val="000000" w:themeColor="text1"/>
+          <w:sz w:val="20"/>
+          <w:szCs w:val="20"/>
+        </w:rPr>
+        <w:t xml:space="preserve"> Insurance Coverage Percentage of the Insurance Provider</w:t>
+      </w:r>
+      <w:r>
+        <w:rPr>
+          <w:rFonts w:ascii="Arial" w:hAnsi="Arial" w:cs="Arial"/>
+          <w:color w:val="000000" w:themeColor="text1"/>
           <w:sz w:val="20"/>
           <w:szCs w:val="20"/>
         </w:rPr>
@@ -3801,22 +3924,52 @@
       <w:r>
         <w:rPr>
           <w:rFonts w:ascii="Arial" w:hAnsi="Arial" w:cs="Arial"/>
-          <w:sz w:val="20"/>
-          <w:szCs w:val="20"/>
-        </w:rPr>
-        <w:t xml:space="preserve"> as exists another record where this happens </w:t>
-      </w:r>
-      <w:r>
-        <w:rPr>
-          <w:rFonts w:ascii="Arial" w:hAnsi="Arial" w:cs="Arial"/>
-          <w:sz w:val="20"/>
-          <w:szCs w:val="20"/>
-        </w:rPr>
-        <w:t>we check the Insurance Coverage Percentage of the Insurance Provider – in this case Provider A. The Insurance Coverage Percentage is approximately 80% for all patient</w:t>
-      </w:r>
-      <w:r>
-        <w:rPr>
-          <w:rFonts w:ascii="Arial" w:hAnsi="Arial" w:cs="Arial"/>
+          <w:color w:val="000000" w:themeColor="text1"/>
+          <w:sz w:val="20"/>
+          <w:szCs w:val="20"/>
+        </w:rPr>
+        <w:t xml:space="preserve"> in this case Provider A</w:t>
+      </w:r>
+      <w:r>
+        <w:rPr>
+          <w:rFonts w:ascii="Arial" w:hAnsi="Arial" w:cs="Arial"/>
+          <w:color w:val="000000" w:themeColor="text1"/>
+          <w:sz w:val="20"/>
+          <w:szCs w:val="20"/>
+        </w:rPr>
+        <w:t>, was checked.</w:t>
+      </w:r>
+      <w:r>
+        <w:rPr>
+          <w:rFonts w:ascii="Arial" w:hAnsi="Arial" w:cs="Arial"/>
+          <w:color w:val="000000" w:themeColor="text1"/>
+          <w:sz w:val="20"/>
+          <w:szCs w:val="20"/>
+        </w:rPr>
+        <w:t xml:space="preserve"> The Insurance Coverage Percentage </w:t>
+      </w:r>
+      <w:r>
+        <w:rPr>
+          <w:rFonts w:ascii="Arial" w:hAnsi="Arial" w:cs="Arial"/>
+          <w:color w:val="000000" w:themeColor="text1"/>
+          <w:sz w:val="20"/>
+          <w:szCs w:val="20"/>
+        </w:rPr>
+        <w:t>was</w:t>
+      </w:r>
+      <w:r>
+        <w:rPr>
+          <w:rFonts w:ascii="Arial" w:hAnsi="Arial" w:cs="Arial"/>
+          <w:color w:val="000000" w:themeColor="text1"/>
+          <w:sz w:val="20"/>
+          <w:szCs w:val="20"/>
+        </w:rPr>
+        <w:t xml:space="preserve"> approximately 80% for all patient</w:t>
+      </w:r>
+      <w:r>
+        <w:rPr>
+          <w:rFonts w:ascii="Arial" w:hAnsi="Arial" w:cs="Arial"/>
+          <w:color w:val="000000" w:themeColor="text1"/>
           <w:sz w:val="20"/>
           <w:szCs w:val="20"/>
         </w:rPr>
@@ -3825,10 +3978,47 @@
       <w:r>
         <w:rPr>
           <w:rFonts w:ascii="Arial" w:hAnsi="Arial" w:cs="Arial"/>
-          <w:sz w:val="20"/>
-          <w:szCs w:val="20"/>
-        </w:rPr>
-        <w:t xml:space="preserve"> with Provider A, so we replace Insurance Coverage with 80% of Consultation Price for this case.</w:t>
+          <w:color w:val="000000" w:themeColor="text1"/>
+          <w:sz w:val="20"/>
+          <w:szCs w:val="20"/>
+        </w:rPr>
+        <w:t xml:space="preserve"> with Provider A, so </w:t>
+      </w:r>
+      <w:r>
+        <w:rPr>
+          <w:rFonts w:ascii="Arial" w:hAnsi="Arial" w:cs="Arial"/>
+          <w:color w:val="000000" w:themeColor="text1"/>
+          <w:sz w:val="20"/>
+          <w:szCs w:val="20"/>
+        </w:rPr>
+        <w:t xml:space="preserve">the </w:t>
+      </w:r>
+      <w:r>
+        <w:rPr>
+          <w:rFonts w:ascii="Arial" w:hAnsi="Arial" w:cs="Arial"/>
+          <w:color w:val="000000" w:themeColor="text1"/>
+          <w:sz w:val="20"/>
+          <w:szCs w:val="20"/>
+        </w:rPr>
+        <w:t xml:space="preserve">Insurance Coverage </w:t>
+      </w:r>
+      <w:r>
+        <w:rPr>
+          <w:rFonts w:ascii="Arial" w:hAnsi="Arial" w:cs="Arial"/>
+          <w:color w:val="000000" w:themeColor="text1"/>
+          <w:sz w:val="20"/>
+          <w:szCs w:val="20"/>
+        </w:rPr>
+        <w:t xml:space="preserve">was replaced </w:t>
+      </w:r>
+      <w:r>
+        <w:rPr>
+          <w:rFonts w:ascii="Arial" w:hAnsi="Arial" w:cs="Arial"/>
+          <w:color w:val="000000" w:themeColor="text1"/>
+          <w:sz w:val="20"/>
+          <w:szCs w:val="20"/>
+        </w:rPr>
+        <w:t>with 80% of Consultation Price for this case.</w:t>
       </w:r>
     </w:p>
     <w:p>
@@ -4035,7 +4225,7 @@
           </mc:Choice>
           <mc:Fallback>
             <w:pict>
-              <v:shape w14:anchorId="74460961" id="_x0000_s1028" type="#_x0000_t202" style="position:absolute;left:0;text-align:left;margin-left:64.55pt;margin-top:192.95pt;width:354.6pt;height:.05pt;z-index:251673600;visibility:visible;mso-wrap-style:square;mso-wrap-distance-left:9pt;mso-wrap-distance-top:0;mso-wrap-distance-right:9pt;mso-wrap-distance-bottom:0;mso-position-horizontal:absolute;mso-position-horizontal-relative:text;mso-position-vertical:absolute;mso-position-vertical-relative:text;v-text-anchor:top" o:gfxdata="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" stroked="f">
+              <v:shape w14:anchorId="74460961" id="_x0000_s1028" type="#_x0000_t202" style="position:absolute;left:0;text-align:left;margin-left:64.55pt;margin-top:192.95pt;width:354.6pt;height:.05pt;z-index:251673600;visibility:visible;mso-wrap-style:square;mso-wrap-distance-left:9pt;mso-wrap-distance-top:0;mso-wrap-distance-right:9pt;mso-wrap-distance-bottom:0;mso-position-horizontal:absolute;mso-position-horizontal-relative:text;mso-position-vertical:absolute;mso-position-vertical-relative:text;v-text-anchor:top" o:gfxdata="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" stroked="f">
                 <v:textbox style="mso-fit-shape-to-text:t" inset="0,0,0,0">
                   <w:txbxContent>
                     <w:p>
@@ -4244,16 +4434,6 @@
     </w:p>
     <w:p>
       <w:pPr>
-        <w:ind w:firstLine="720"/>
-        <w:rPr>
-          <w:rFonts w:ascii="Arial" w:hAnsi="Arial" w:cs="Arial"/>
-          <w:sz w:val="20"/>
-          <w:szCs w:val="20"/>
-        </w:rPr>
-      </w:pPr>
-    </w:p>
-    <w:p>
-      <w:pPr>
         <w:rPr>
           <w:rFonts w:ascii="Garamond" w:hAnsi="Garamond"/>
           <w:b/>
@@ -4502,13 +4682,13 @@
           <w:szCs w:val="20"/>
         </w:rPr>
         <w:drawing>
-          <wp:anchor distT="0" distB="0" distL="114300" distR="114300" simplePos="0" relativeHeight="251674624" behindDoc="0" locked="0" layoutInCell="1" allowOverlap="1" wp14:anchorId="5CE9A71F" wp14:editId="57F1EB17">
+          <wp:anchor distT="0" distB="0" distL="114300" distR="114300" simplePos="0" relativeHeight="251674624" behindDoc="0" locked="0" layoutInCell="1" allowOverlap="1" wp14:anchorId="5CE9A71F" wp14:editId="672739CB">
             <wp:simplePos x="0" y="0"/>
             <wp:positionH relativeFrom="margin">
-              <wp:posOffset>58522</wp:posOffset>
+              <wp:posOffset>58420</wp:posOffset>
             </wp:positionH>
             <wp:positionV relativeFrom="margin">
-              <wp:posOffset>1497254</wp:posOffset>
+              <wp:posOffset>1949932</wp:posOffset>
             </wp:positionV>
             <wp:extent cx="5731510" cy="2123440"/>
             <wp:effectExtent l="0" t="0" r="0" b="0"/>
@@ -4601,7 +4781,7 @@
           <w:sz w:val="20"/>
           <w:szCs w:val="20"/>
         </w:rPr>
-        <w:t xml:space="preserve"> in compliance with the discovered pattern that all students had an income of 0.0 €.</w:t>
+        <w:t xml:space="preserve"> in compliance with the discovered pattern that all students had an income of 0.0.</w:t>
       </w:r>
     </w:p>
     <w:p>
@@ -4746,17 +4926,6 @@
     </w:p>
     <w:p>
       <w:pPr>
-        <w:pStyle w:val="ListParagraph"/>
-        <w:ind w:left="420"/>
-        <w:rPr>
-          <w:rFonts w:ascii="Arial" w:hAnsi="Arial" w:cs="Arial"/>
-          <w:sz w:val="20"/>
-          <w:szCs w:val="20"/>
-        </w:rPr>
-      </w:pPr>
-    </w:p>
-    <w:p>
-      <w:pPr>
         <w:ind w:firstLine="720"/>
         <w:rPr>
           <w:rFonts w:ascii="Garamond" w:hAnsi="Garamond"/>
@@ -4880,7 +5049,29 @@
           <w:sz w:val="20"/>
           <w:szCs w:val="20"/>
         </w:rPr>
-        <w:t xml:space="preserve">Missing Not At Random (MNAR) </w:t>
+        <w:t xml:space="preserve">Missing Not </w:t>
+      </w:r>
+      <w:proofErr w:type="gramStart"/>
+      <w:r>
+        <w:rPr>
+          <w:rFonts w:ascii="Arial" w:hAnsi="Arial" w:cs="Arial"/>
+          <w:b/>
+          <w:bCs/>
+          <w:sz w:val="20"/>
+          <w:szCs w:val="20"/>
+        </w:rPr>
+        <w:t>At</w:t>
+      </w:r>
+      <w:proofErr w:type="gramEnd"/>
+      <w:r>
+        <w:rPr>
+          <w:rFonts w:ascii="Arial" w:hAnsi="Arial" w:cs="Arial"/>
+          <w:b/>
+          <w:bCs/>
+          <w:sz w:val="20"/>
+          <w:szCs w:val="20"/>
+        </w:rPr>
+        <w:t xml:space="preserve"> Random (MNAR) </w:t>
       </w:r>
       <w:r>
         <w:rPr>
@@ -4955,17 +5146,16 @@
         <w:rPr>
           <w:noProof/>
         </w:rPr>
-        <w:lastRenderedPageBreak/>
         <mc:AlternateContent>
           <mc:Choice Requires="wps">
             <w:drawing>
-              <wp:anchor distT="0" distB="0" distL="114300" distR="114300" simplePos="0" relativeHeight="251677696" behindDoc="0" locked="0" layoutInCell="1" allowOverlap="1" wp14:anchorId="2980C777" wp14:editId="60538179">
+              <wp:anchor distT="0" distB="0" distL="114300" distR="114300" simplePos="0" relativeHeight="251677696" behindDoc="0" locked="0" layoutInCell="1" allowOverlap="1" wp14:anchorId="2980C777" wp14:editId="2A32EECF">
                 <wp:simplePos x="0" y="0"/>
                 <wp:positionH relativeFrom="margin">
                   <wp:posOffset>109220</wp:posOffset>
                 </wp:positionH>
                 <wp:positionV relativeFrom="margin">
-                  <wp:posOffset>9079128</wp:posOffset>
+                  <wp:posOffset>9169731</wp:posOffset>
                 </wp:positionV>
                 <wp:extent cx="5731510" cy="635"/>
                 <wp:effectExtent l="0" t="0" r="0" b="0"/>
@@ -5045,7 +5235,7 @@
           </mc:Choice>
           <mc:Fallback>
             <w:pict>
-              <v:shape w14:anchorId="2980C777" id="_x0000_s1029" type="#_x0000_t202" style="position:absolute;left:0;text-align:left;margin-left:8.6pt;margin-top:714.9pt;width:451.3pt;height:.05pt;z-index:251677696;visibility:visible;mso-wrap-style:square;mso-wrap-distance-left:9pt;mso-wrap-distance-top:0;mso-wrap-distance-right:9pt;mso-wrap-distance-bottom:0;mso-position-horizontal:absolute;mso-position-horizontal-relative:margin;mso-position-vertical:absolute;mso-position-vertical-relative:margin;v-text-anchor:top" o:gfxdata="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" stroked="f">
+              <v:shape w14:anchorId="2980C777" id="_x0000_s1029" type="#_x0000_t202" style="position:absolute;left:0;text-align:left;margin-left:8.6pt;margin-top:722.05pt;width:451.3pt;height:.05pt;z-index:251677696;visibility:visible;mso-wrap-style:square;mso-wrap-distance-left:9pt;mso-wrap-distance-top:0;mso-wrap-distance-right:9pt;mso-wrap-distance-bottom:0;mso-position-horizontal:absolute;mso-position-horizontal-relative:margin;mso-position-vertical:absolute;mso-position-vertical-relative:margin;v-text-anchor:top" o:gfxdata="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" stroked="f">
                 <v:textbox style="mso-fit-shape-to-text:t" inset="0,0,0,0">
                   <w:txbxContent>
                     <w:p>
@@ -5100,13 +5290,13 @@
           <w:szCs w:val="20"/>
         </w:rPr>
         <w:drawing>
-          <wp:anchor distT="0" distB="0" distL="114300" distR="114300" simplePos="0" relativeHeight="251663360" behindDoc="0" locked="0" layoutInCell="1" allowOverlap="1" wp14:anchorId="532878EF" wp14:editId="7344A048">
+          <wp:anchor distT="0" distB="0" distL="114300" distR="114300" simplePos="0" relativeHeight="251663360" behindDoc="0" locked="0" layoutInCell="1" allowOverlap="1" wp14:anchorId="532878EF" wp14:editId="084330B1">
             <wp:simplePos x="0" y="0"/>
             <wp:positionH relativeFrom="margin">
-              <wp:posOffset>108001</wp:posOffset>
+              <wp:posOffset>111125</wp:posOffset>
             </wp:positionH>
             <wp:positionV relativeFrom="margin">
-              <wp:posOffset>6194705</wp:posOffset>
+              <wp:posOffset>6329604</wp:posOffset>
             </wp:positionV>
             <wp:extent cx="5731510" cy="2827020"/>
             <wp:effectExtent l="0" t="0" r="0" b="5080"/>
@@ -5258,6 +5448,7 @@
           <w:sz w:val="20"/>
           <w:szCs w:val="20"/>
         </w:rPr>
+        <w:lastRenderedPageBreak/>
         <w:t xml:space="preserve">For example, patient </w:t>
       </w:r>
       <w:r>
@@ -5305,16 +5496,6 @@
         </w:rPr>
         <w:t xml:space="preserve"> </w:t>
       </w:r>
-      <w:r>
-        <w:rPr>
-          <w:rFonts w:ascii="Garamond" w:hAnsi="Garamond"/>
-          <w:b/>
-          <w:bCs/>
-          <w:color w:val="EE0000"/>
-          <w:lang w:val="pt-PT"/>
-        </w:rPr>
-        <w:t>(FALTA ESTA PARTE – POR OS GRAFICOS BEM)</w:t>
-      </w:r>
     </w:p>
     <w:p>
       <w:pPr>
@@ -5474,6 +5655,8 @@
         <w:jc w:val="both"/>
         <w:rPr>
           <w:rFonts w:ascii="Arial" w:hAnsi="Arial" w:cs="Arial"/>
+          <w:b/>
+          <w:bCs/>
           <w:sz w:val="20"/>
           <w:szCs w:val="20"/>
           <w:u w:val="single"/>
@@ -5482,6 +5665,8 @@
       <w:r>
         <w:rPr>
           <w:rFonts w:ascii="Arial" w:hAnsi="Arial" w:cs="Arial"/>
+          <w:b/>
+          <w:bCs/>
           <w:sz w:val="20"/>
           <w:szCs w:val="20"/>
           <w:u w:val="single"/>
@@ -5491,6 +5676,8 @@
       <w:r>
         <w:rPr>
           <w:rFonts w:ascii="Arial" w:hAnsi="Arial" w:cs="Arial"/>
+          <w:b/>
+          <w:bCs/>
           <w:sz w:val="20"/>
           <w:szCs w:val="20"/>
           <w:u w:val="single"/>
@@ -5510,6 +5697,721 @@
       <w:r>
         <w:rPr>
           <w:rFonts w:ascii="Arial" w:hAnsi="Arial" w:cs="Arial"/>
+          <w:noProof/>
+          <w:sz w:val="20"/>
+          <w:szCs w:val="20"/>
+          <w:u w:val="single"/>
+        </w:rPr>
+        <w:drawing>
+          <wp:anchor distT="0" distB="0" distL="114300" distR="114300" simplePos="0" relativeHeight="251714560" behindDoc="0" locked="0" layoutInCell="1" allowOverlap="1" wp14:anchorId="774B72FA" wp14:editId="386BCD69">
+            <wp:simplePos x="0" y="0"/>
+            <wp:positionH relativeFrom="margin">
+              <wp:posOffset>394843</wp:posOffset>
+            </wp:positionH>
+            <wp:positionV relativeFrom="margin">
+              <wp:posOffset>1974773</wp:posOffset>
+            </wp:positionV>
+            <wp:extent cx="2461260" cy="1624965"/>
+            <wp:effectExtent l="0" t="0" r="2540" b="635"/>
+            <wp:wrapSquare wrapText="bothSides"/>
+            <wp:docPr id="1544309161" name="Picture 17" descr="A pink graph with numbers and text&#10;&#10;AI-generated content may be incorrect."/>
+            <wp:cNvGraphicFramePr>
+              <a:graphicFrameLocks xmlns:a="http://schemas.openxmlformats.org/drawingml/2006/main" noChangeAspect="1"/>
+            </wp:cNvGraphicFramePr>
+            <a:graphic xmlns:a="http://schemas.openxmlformats.org/drawingml/2006/main">
+              <a:graphicData uri="http://schemas.openxmlformats.org/drawingml/2006/picture">
+                <pic:pic xmlns:pic="http://schemas.openxmlformats.org/drawingml/2006/picture">
+                  <pic:nvPicPr>
+                    <pic:cNvPr id="1544309161" name="Picture 17" descr="A pink graph with numbers and text&#10;&#10;AI-generated content may be incorrect."/>
+                    <pic:cNvPicPr/>
+                  </pic:nvPicPr>
+                  <pic:blipFill>
+                    <a:blip r:embed="rId15">
+                      <a:extLst>
+                        <a:ext uri="{28A0092B-C50C-407E-A947-70E740481C1C}">
+                          <a14:useLocalDpi xmlns:a14="http://schemas.microsoft.com/office/drawing/2010/main" val="0"/>
+                        </a:ext>
+                      </a:extLst>
+                    </a:blip>
+                    <a:stretch>
+                      <a:fillRect/>
+                    </a:stretch>
+                  </pic:blipFill>
+                  <pic:spPr>
+                    <a:xfrm>
+                      <a:off x="0" y="0"/>
+                      <a:ext cx="2461260" cy="1624965"/>
+                    </a:xfrm>
+                    <a:prstGeom prst="rect">
+                      <a:avLst/>
+                    </a:prstGeom>
+                  </pic:spPr>
+                </pic:pic>
+              </a:graphicData>
+            </a:graphic>
+            <wp14:sizeRelH relativeFrom="margin">
+              <wp14:pctWidth>0</wp14:pctWidth>
+            </wp14:sizeRelH>
+            <wp14:sizeRelV relativeFrom="margin">
+              <wp14:pctHeight>0</wp14:pctHeight>
+            </wp14:sizeRelV>
+          </wp:anchor>
+        </w:drawing>
+      </w:r>
+      <w:r>
+        <w:rPr>
+          <w:rFonts w:ascii="Arial" w:hAnsi="Arial" w:cs="Arial"/>
+          <w:b/>
+          <w:bCs/>
+          <w:sz w:val="20"/>
+          <w:szCs w:val="20"/>
+        </w:rPr>
+        <w:t>Insurance Coverage</w:t>
+      </w:r>
+      <w:r>
+        <w:rPr>
+          <w:rFonts w:ascii="Arial" w:hAnsi="Arial" w:cs="Arial"/>
+          <w:sz w:val="20"/>
+          <w:szCs w:val="20"/>
+        </w:rPr>
+        <w:t xml:space="preserve"> </w:t>
+      </w:r>
+      <w:r>
+        <w:rPr>
+          <w:rFonts w:ascii="Arial" w:hAnsi="Arial" w:cs="Arial"/>
+          <w:sz w:val="20"/>
+          <w:szCs w:val="20"/>
+        </w:rPr>
+        <w:t xml:space="preserve">has an approximately symmetric distribution </w:t>
+      </w:r>
+      <w:r>
+        <w:rPr>
+          <w:rFonts w:ascii="Arial" w:hAnsi="Arial" w:cs="Arial"/>
+          <w:sz w:val="20"/>
+          <w:szCs w:val="20"/>
+        </w:rPr>
+        <w:t>(</w:t>
+      </w:r>
+      <w:r>
+        <w:rPr>
+          <w:rFonts w:ascii="Consolas" w:hAnsi="Consolas" w:cs="Consolas"/>
+          <w:b/>
+          <w:bCs/>
+          <w:sz w:val="20"/>
+          <w:szCs w:val="20"/>
+        </w:rPr>
+        <w:t>0.323230</w:t>
+      </w:r>
+      <w:r>
+        <w:rPr>
+          <w:rFonts w:ascii="Arial" w:hAnsi="Arial" w:cs="Arial"/>
+          <w:sz w:val="20"/>
+          <w:szCs w:val="20"/>
+        </w:rPr>
+        <w:t>)</w:t>
+      </w:r>
+      <w:r>
+        <w:rPr>
+          <w:rFonts w:ascii="Arial" w:hAnsi="Arial" w:cs="Arial"/>
+          <w:sz w:val="20"/>
+          <w:szCs w:val="20"/>
+        </w:rPr>
+        <w:t>,</w:t>
+      </w:r>
+      <w:r>
+        <w:rPr>
+          <w:rFonts w:ascii="Arial" w:hAnsi="Arial" w:cs="Arial"/>
+          <w:sz w:val="20"/>
+          <w:szCs w:val="20"/>
+        </w:rPr>
+        <w:t xml:space="preserve"> with a substantial peak at 0, reflecting the patients with no Insurance Provider. </w:t>
+      </w:r>
+    </w:p>
+    <w:p>
+      <w:pPr>
+        <w:jc w:val="both"/>
+        <w:rPr>
+          <w:rFonts w:ascii="Arial" w:hAnsi="Arial" w:cs="Arial"/>
+          <w:sz w:val="20"/>
+          <w:szCs w:val="20"/>
+          <w:u w:val="single"/>
+        </w:rPr>
+      </w:pPr>
+    </w:p>
+    <w:p>
+      <w:pPr>
+        <w:jc w:val="both"/>
+        <w:rPr>
+          <w:rFonts w:ascii="Arial" w:hAnsi="Arial" w:cs="Arial"/>
+          <w:sz w:val="20"/>
+          <w:szCs w:val="20"/>
+          <w:u w:val="single"/>
+        </w:rPr>
+      </w:pPr>
+    </w:p>
+    <w:p>
+      <w:pPr>
+        <w:jc w:val="both"/>
+        <w:rPr>
+          <w:rFonts w:ascii="Arial" w:hAnsi="Arial" w:cs="Arial"/>
+          <w:sz w:val="20"/>
+          <w:szCs w:val="20"/>
+          <w:u w:val="single"/>
+        </w:rPr>
+      </w:pPr>
+    </w:p>
+    <w:p>
+      <w:pPr>
+        <w:jc w:val="both"/>
+        <w:rPr>
+          <w:rFonts w:ascii="Arial" w:hAnsi="Arial" w:cs="Arial"/>
+          <w:sz w:val="20"/>
+          <w:szCs w:val="20"/>
+          <w:u w:val="single"/>
+        </w:rPr>
+      </w:pPr>
+    </w:p>
+    <w:p>
+      <w:pPr>
+        <w:jc w:val="both"/>
+        <w:rPr>
+          <w:rFonts w:ascii="Arial" w:hAnsi="Arial" w:cs="Arial"/>
+          <w:sz w:val="20"/>
+          <w:szCs w:val="20"/>
+          <w:u w:val="single"/>
+        </w:rPr>
+      </w:pPr>
+      <w:r>
+        <w:rPr>
+          <w:noProof/>
+        </w:rPr>
+        <mc:AlternateContent>
+          <mc:Choice Requires="wps">
+            <w:drawing>
+              <wp:anchor distT="0" distB="0" distL="114300" distR="114300" simplePos="0" relativeHeight="251716608" behindDoc="0" locked="0" layoutInCell="1" allowOverlap="1" wp14:anchorId="394D01FA" wp14:editId="5BD930ED">
+                <wp:simplePos x="0" y="0"/>
+                <wp:positionH relativeFrom="column">
+                  <wp:posOffset>2991688</wp:posOffset>
+                </wp:positionH>
+                <wp:positionV relativeFrom="paragraph">
+                  <wp:posOffset>103479</wp:posOffset>
+                </wp:positionV>
+                <wp:extent cx="2461260" cy="635"/>
+                <wp:effectExtent l="0" t="0" r="2540" b="12065"/>
+                <wp:wrapSquare wrapText="bothSides"/>
+                <wp:docPr id="1162167991" name="Text Box 1"/>
+                <wp:cNvGraphicFramePr/>
+                <a:graphic xmlns:a="http://schemas.openxmlformats.org/drawingml/2006/main">
+                  <a:graphicData uri="http://schemas.microsoft.com/office/word/2010/wordprocessingShape">
+                    <wps:wsp>
+                      <wps:cNvSpPr txBox="1"/>
+                      <wps:spPr>
+                        <a:xfrm>
+                          <a:off x="0" y="0"/>
+                          <a:ext cx="2461260" cy="635"/>
+                        </a:xfrm>
+                        <a:prstGeom prst="rect">
+                          <a:avLst/>
+                        </a:prstGeom>
+                        <a:solidFill>
+                          <a:prstClr val="white"/>
+                        </a:solidFill>
+                        <a:ln>
+                          <a:noFill/>
+                        </a:ln>
+                      </wps:spPr>
+                      <wps:txbx>
+                        <w:txbxContent>
+                          <w:p>
+                            <w:pPr>
+                              <w:pStyle w:val="Caption"/>
+                              <w:rPr>
+                                <w:rFonts w:ascii="Arial" w:hAnsi="Arial" w:cs="Arial"/>
+                                <w:noProof/>
+                                <w:sz w:val="20"/>
+                                <w:szCs w:val="20"/>
+                                <w:u w:val="single"/>
+                              </w:rPr>
+                            </w:pPr>
+                            <w:r>
+                              <w:t xml:space="preserve">Figure </w:t>
+                            </w:r>
+                            <w:r>
+                              <w:fldChar w:fldCharType="begin"/>
+                            </w:r>
+                            <w:r>
+                              <w:instrText xml:space="preserve"> SEQ Figure \* ARABIC </w:instrText>
+                            </w:r>
+                            <w:r>
+                              <w:fldChar w:fldCharType="separate"/>
+                            </w:r>
+                            <w:r>
+                              <w:rPr>
+                                <w:noProof/>
+                              </w:rPr>
+                              <w:t>9</w:t>
+                            </w:r>
+                            <w:r>
+                              <w:fldChar w:fldCharType="end"/>
+                            </w:r>
+                            <w:r>
+                              <w:t>: Distribution of Insurance Coverage</w:t>
+                            </w:r>
+                          </w:p>
+                        </w:txbxContent>
+                      </wps:txbx>
+                      <wps:bodyPr rot="0" spcFirstLastPara="0" vertOverflow="overflow" horzOverflow="overflow" vert="horz" wrap="square" lIns="0" tIns="0" rIns="0" bIns="0" numCol="1" spcCol="0" rtlCol="0" fromWordArt="0" anchor="t" anchorCtr="0" forceAA="0" compatLnSpc="1">
+                        <a:prstTxWarp prst="textNoShape">
+                          <a:avLst/>
+                        </a:prstTxWarp>
+                        <a:spAutoFit/>
+                      </wps:bodyPr>
+                    </wps:wsp>
+                  </a:graphicData>
+                </a:graphic>
+              </wp:anchor>
+            </w:drawing>
+          </mc:Choice>
+          <mc:Fallback>
+            <w:pict>
+              <v:shape w14:anchorId="394D01FA" id="_x0000_s1030" type="#_x0000_t202" style="position:absolute;left:0;text-align:left;margin-left:235.55pt;margin-top:8.15pt;width:193.8pt;height:.05pt;z-index:251716608;visibility:visible;mso-wrap-style:square;mso-wrap-distance-left:9pt;mso-wrap-distance-top:0;mso-wrap-distance-right:9pt;mso-wrap-distance-bottom:0;mso-position-horizontal:absolute;mso-position-horizontal-relative:text;mso-position-vertical:absolute;mso-position-vertical-relative:text;v-text-anchor:top" o:gfxdata="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" stroked="f">
+                <v:textbox style="mso-fit-shape-to-text:t" inset="0,0,0,0">
+                  <w:txbxContent>
+                    <w:p>
+                      <w:pPr>
+                        <w:pStyle w:val="Caption"/>
+                        <w:rPr>
+                          <w:rFonts w:ascii="Arial" w:hAnsi="Arial" w:cs="Arial"/>
+                          <w:noProof/>
+                          <w:sz w:val="20"/>
+                          <w:szCs w:val="20"/>
+                          <w:u w:val="single"/>
+                        </w:rPr>
+                      </w:pPr>
+                      <w:r>
+                        <w:t xml:space="preserve">Figure </w:t>
+                      </w:r>
+                      <w:r>
+                        <w:fldChar w:fldCharType="begin"/>
+                      </w:r>
+                      <w:r>
+                        <w:instrText xml:space="preserve"> SEQ Figure \* ARABIC </w:instrText>
+                      </w:r>
+                      <w:r>
+                        <w:fldChar w:fldCharType="separate"/>
+                      </w:r>
+                      <w:r>
+                        <w:rPr>
+                          <w:noProof/>
+                        </w:rPr>
+                        <w:t>9</w:t>
+                      </w:r>
+                      <w:r>
+                        <w:fldChar w:fldCharType="end"/>
+                      </w:r>
+                      <w:r>
+                        <w:t>: Distribution of Insurance Coverage</w:t>
+                      </w:r>
+                    </w:p>
+                  </w:txbxContent>
+                </v:textbox>
+                <w10:wrap type="square"/>
+              </v:shape>
+            </w:pict>
+          </mc:Fallback>
+        </mc:AlternateContent>
+      </w:r>
+    </w:p>
+    <w:p>
+      <w:pPr>
+        <w:jc w:val="both"/>
+        <w:rPr>
+          <w:rFonts w:ascii="Arial" w:hAnsi="Arial" w:cs="Arial"/>
+          <w:sz w:val="20"/>
+          <w:szCs w:val="20"/>
+          <w:u w:val="single"/>
+        </w:rPr>
+      </w:pPr>
+    </w:p>
+    <w:p>
+      <w:pPr>
+        <w:jc w:val="both"/>
+        <w:rPr>
+          <w:rFonts w:ascii="Arial" w:hAnsi="Arial" w:cs="Arial"/>
+          <w:b/>
+          <w:bCs/>
+          <w:sz w:val="20"/>
+          <w:szCs w:val="20"/>
+          <w:u w:val="single"/>
+        </w:rPr>
+      </w:pPr>
+      <w:r>
+        <w:rPr>
+          <w:rFonts w:ascii="Arial" w:hAnsi="Arial" w:cs="Arial"/>
+          <w:b/>
+          <w:bCs/>
+          <w:sz w:val="20"/>
+          <w:szCs w:val="20"/>
+          <w:u w:val="single"/>
+        </w:rPr>
+        <w:t>Moderate right-skewed:</w:t>
+      </w:r>
+    </w:p>
+    <w:p>
+      <w:pPr>
+        <w:jc w:val="both"/>
+        <w:rPr>
+          <w:rFonts w:ascii="Arial" w:hAnsi="Arial" w:cs="Arial"/>
+          <w:sz w:val="20"/>
+          <w:szCs w:val="20"/>
+        </w:rPr>
+      </w:pPr>
+      <w:r>
+        <w:rPr>
+          <w:rFonts w:ascii="Arial" w:hAnsi="Arial" w:cs="Arial"/>
+          <w:b/>
+          <w:bCs/>
+          <w:noProof/>
+          <w:sz w:val="20"/>
+          <w:szCs w:val="20"/>
+        </w:rPr>
+        <w:drawing>
+          <wp:anchor distT="0" distB="0" distL="114300" distR="114300" simplePos="0" relativeHeight="251709440" behindDoc="0" locked="0" layoutInCell="1" allowOverlap="1" wp14:anchorId="5C310993" wp14:editId="178EA98B">
+            <wp:simplePos x="0" y="0"/>
+            <wp:positionH relativeFrom="margin">
+              <wp:posOffset>-37134</wp:posOffset>
+            </wp:positionH>
+            <wp:positionV relativeFrom="margin">
+              <wp:posOffset>4279265</wp:posOffset>
+            </wp:positionV>
+            <wp:extent cx="2658745" cy="1755140"/>
+            <wp:effectExtent l="0" t="0" r="0" b="0"/>
+            <wp:wrapSquare wrapText="bothSides"/>
+            <wp:docPr id="1816421785" name="Picture 12"/>
+            <wp:cNvGraphicFramePr>
+              <a:graphicFrameLocks xmlns:a="http://schemas.openxmlformats.org/drawingml/2006/main" noChangeAspect="1"/>
+            </wp:cNvGraphicFramePr>
+            <a:graphic xmlns:a="http://schemas.openxmlformats.org/drawingml/2006/main">
+              <a:graphicData uri="http://schemas.openxmlformats.org/drawingml/2006/picture">
+                <pic:pic xmlns:pic="http://schemas.openxmlformats.org/drawingml/2006/picture">
+                  <pic:nvPicPr>
+                    <pic:cNvPr id="1816421785" name="Picture 1816421785"/>
+                    <pic:cNvPicPr/>
+                  </pic:nvPicPr>
+                  <pic:blipFill>
+                    <a:blip r:embed="rId16">
+                      <a:extLst>
+                        <a:ext uri="{28A0092B-C50C-407E-A947-70E740481C1C}">
+                          <a14:useLocalDpi xmlns:a14="http://schemas.microsoft.com/office/drawing/2010/main" val="0"/>
+                        </a:ext>
+                      </a:extLst>
+                    </a:blip>
+                    <a:stretch>
+                      <a:fillRect/>
+                    </a:stretch>
+                  </pic:blipFill>
+                  <pic:spPr>
+                    <a:xfrm>
+                      <a:off x="0" y="0"/>
+                      <a:ext cx="2658745" cy="1755140"/>
+                    </a:xfrm>
+                    <a:prstGeom prst="rect">
+                      <a:avLst/>
+                    </a:prstGeom>
+                  </pic:spPr>
+                </pic:pic>
+              </a:graphicData>
+            </a:graphic>
+            <wp14:sizeRelH relativeFrom="margin">
+              <wp14:pctWidth>0</wp14:pctWidth>
+            </wp14:sizeRelH>
+            <wp14:sizeRelV relativeFrom="margin">
+              <wp14:pctHeight>0</wp14:pctHeight>
+            </wp14:sizeRelV>
+          </wp:anchor>
+        </w:drawing>
+      </w:r>
+      <w:r>
+        <w:rPr>
+          <w:rFonts w:ascii="Arial" w:hAnsi="Arial" w:cs="Arial"/>
+          <w:b/>
+          <w:bCs/>
+          <w:sz w:val="20"/>
+          <w:szCs w:val="20"/>
+        </w:rPr>
+        <w:t>Age</w:t>
+      </w:r>
+      <w:r>
+        <w:rPr>
+          <w:rFonts w:ascii="Arial" w:hAnsi="Arial" w:cs="Arial"/>
+          <w:sz w:val="20"/>
+          <w:szCs w:val="20"/>
+        </w:rPr>
+        <w:t xml:space="preserve"> exhibits a moderate right-skewness (</w:t>
+      </w:r>
+      <w:r>
+        <w:rPr>
+          <w:rFonts w:ascii="Consolas" w:hAnsi="Consolas" w:cs="Consolas"/>
+          <w:b/>
+          <w:bCs/>
+          <w:sz w:val="20"/>
+          <w:szCs w:val="20"/>
+        </w:rPr>
+        <w:t>0.285089</w:t>
+      </w:r>
+      <w:r>
+        <w:rPr>
+          <w:rFonts w:ascii="Arial" w:hAnsi="Arial" w:cs="Arial"/>
+          <w:sz w:val="20"/>
+          <w:szCs w:val="20"/>
+        </w:rPr>
+        <w:t xml:space="preserve">), </w:t>
+      </w:r>
+      <w:r>
+        <w:rPr>
+          <w:rFonts w:ascii="Arial" w:hAnsi="Arial" w:cs="Arial"/>
+          <w:sz w:val="20"/>
+          <w:szCs w:val="20"/>
+        </w:rPr>
+        <w:t>with a slight right-tail indicating the presence of some implausible high values.</w:t>
+      </w:r>
+    </w:p>
+    <w:p>
+      <w:pPr>
+        <w:jc w:val="both"/>
+        <w:rPr>
+          <w:rFonts w:ascii="Arial" w:hAnsi="Arial" w:cs="Arial"/>
+          <w:sz w:val="20"/>
+          <w:szCs w:val="20"/>
+        </w:rPr>
+      </w:pPr>
+    </w:p>
+    <w:p>
+      <w:pPr>
+        <w:jc w:val="both"/>
+        <w:rPr>
+          <w:rFonts w:ascii="Arial" w:hAnsi="Arial" w:cs="Arial"/>
+          <w:b/>
+          <w:bCs/>
+          <w:sz w:val="20"/>
+          <w:szCs w:val="20"/>
+        </w:rPr>
+      </w:pPr>
+    </w:p>
+    <w:p>
+      <w:pPr>
+        <w:jc w:val="both"/>
+        <w:rPr>
+          <w:rFonts w:ascii="Arial" w:hAnsi="Arial" w:cs="Arial"/>
+          <w:b/>
+          <w:bCs/>
+          <w:sz w:val="20"/>
+          <w:szCs w:val="20"/>
+        </w:rPr>
+      </w:pPr>
+    </w:p>
+    <w:p>
+      <w:pPr>
+        <w:jc w:val="both"/>
+        <w:rPr>
+          <w:rFonts w:ascii="Arial" w:hAnsi="Arial" w:cs="Arial"/>
+          <w:b/>
+          <w:bCs/>
+          <w:sz w:val="20"/>
+          <w:szCs w:val="20"/>
+        </w:rPr>
+      </w:pPr>
+    </w:p>
+    <w:p>
+      <w:pPr>
+        <w:jc w:val="both"/>
+        <w:rPr>
+          <w:rFonts w:ascii="Arial" w:hAnsi="Arial" w:cs="Arial"/>
+          <w:b/>
+          <w:bCs/>
+          <w:sz w:val="20"/>
+          <w:szCs w:val="20"/>
+        </w:rPr>
+      </w:pPr>
+      <w:r>
+        <w:rPr>
+          <w:noProof/>
+        </w:rPr>
+        <mc:AlternateContent>
+          <mc:Choice Requires="wps">
+            <w:drawing>
+              <wp:anchor distT="0" distB="0" distL="114300" distR="114300" simplePos="0" relativeHeight="251718656" behindDoc="0" locked="0" layoutInCell="1" allowOverlap="1" wp14:anchorId="5D3A1955" wp14:editId="38C37FD2">
+                <wp:simplePos x="0" y="0"/>
+                <wp:positionH relativeFrom="column">
+                  <wp:posOffset>2728011</wp:posOffset>
+                </wp:positionH>
+                <wp:positionV relativeFrom="paragraph">
+                  <wp:posOffset>20879</wp:posOffset>
+                </wp:positionV>
+                <wp:extent cx="2658745" cy="635"/>
+                <wp:effectExtent l="0" t="0" r="0" b="12065"/>
+                <wp:wrapSquare wrapText="bothSides"/>
+                <wp:docPr id="98950278" name="Text Box 1"/>
+                <wp:cNvGraphicFramePr/>
+                <a:graphic xmlns:a="http://schemas.openxmlformats.org/drawingml/2006/main">
+                  <a:graphicData uri="http://schemas.microsoft.com/office/word/2010/wordprocessingShape">
+                    <wps:wsp>
+                      <wps:cNvSpPr txBox="1"/>
+                      <wps:spPr>
+                        <a:xfrm>
+                          <a:off x="0" y="0"/>
+                          <a:ext cx="2658745" cy="635"/>
+                        </a:xfrm>
+                        <a:prstGeom prst="rect">
+                          <a:avLst/>
+                        </a:prstGeom>
+                        <a:solidFill>
+                          <a:prstClr val="white"/>
+                        </a:solidFill>
+                        <a:ln>
+                          <a:noFill/>
+                        </a:ln>
+                      </wps:spPr>
+                      <wps:txbx>
+                        <w:txbxContent>
+                          <w:p>
+                            <w:pPr>
+                              <w:pStyle w:val="Caption"/>
+                              <w:rPr>
+                                <w:rFonts w:ascii="Arial" w:hAnsi="Arial" w:cs="Arial"/>
+                                <w:b/>
+                                <w:bCs/>
+                                <w:noProof/>
+                                <w:sz w:val="20"/>
+                                <w:szCs w:val="20"/>
+                              </w:rPr>
+                            </w:pPr>
+                            <w:r>
+                              <w:t xml:space="preserve">Figure </w:t>
+                            </w:r>
+                            <w:r>
+                              <w:fldChar w:fldCharType="begin"/>
+                            </w:r>
+                            <w:r>
+                              <w:instrText xml:space="preserve"> SEQ Figure \* ARABIC </w:instrText>
+                            </w:r>
+                            <w:r>
+                              <w:fldChar w:fldCharType="separate"/>
+                            </w:r>
+                            <w:r>
+                              <w:rPr>
+                                <w:noProof/>
+                              </w:rPr>
+                              <w:t>10</w:t>
+                            </w:r>
+                            <w:r>
+                              <w:fldChar w:fldCharType="end"/>
+                            </w:r>
+                            <w:r>
+                              <w:t>: Distribution of Age</w:t>
+                            </w:r>
+                          </w:p>
+                        </w:txbxContent>
+                      </wps:txbx>
+                      <wps:bodyPr rot="0" spcFirstLastPara="0" vertOverflow="overflow" horzOverflow="overflow" vert="horz" wrap="square" lIns="0" tIns="0" rIns="0" bIns="0" numCol="1" spcCol="0" rtlCol="0" fromWordArt="0" anchor="t" anchorCtr="0" forceAA="0" compatLnSpc="1">
+                        <a:prstTxWarp prst="textNoShape">
+                          <a:avLst/>
+                        </a:prstTxWarp>
+                        <a:spAutoFit/>
+                      </wps:bodyPr>
+                    </wps:wsp>
+                  </a:graphicData>
+                </a:graphic>
+              </wp:anchor>
+            </w:drawing>
+          </mc:Choice>
+          <mc:Fallback>
+            <w:pict>
+              <v:shape w14:anchorId="5D3A1955" id="_x0000_s1031" type="#_x0000_t202" style="position:absolute;left:0;text-align:left;margin-left:214.8pt;margin-top:1.65pt;width:209.35pt;height:.05pt;z-index:251718656;visibility:visible;mso-wrap-style:square;mso-wrap-distance-left:9pt;mso-wrap-distance-top:0;mso-wrap-distance-right:9pt;mso-wrap-distance-bottom:0;mso-position-horizontal:absolute;mso-position-horizontal-relative:text;mso-position-vertical:absolute;mso-position-vertical-relative:text;v-text-anchor:top" o:gfxdata="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" stroked="f">
+                <v:textbox style="mso-fit-shape-to-text:t" inset="0,0,0,0">
+                  <w:txbxContent>
+                    <w:p>
+                      <w:pPr>
+                        <w:pStyle w:val="Caption"/>
+                        <w:rPr>
+                          <w:rFonts w:ascii="Arial" w:hAnsi="Arial" w:cs="Arial"/>
+                          <w:b/>
+                          <w:bCs/>
+                          <w:noProof/>
+                          <w:sz w:val="20"/>
+                          <w:szCs w:val="20"/>
+                        </w:rPr>
+                      </w:pPr>
+                      <w:r>
+                        <w:t xml:space="preserve">Figure </w:t>
+                      </w:r>
+                      <w:r>
+                        <w:fldChar w:fldCharType="begin"/>
+                      </w:r>
+                      <w:r>
+                        <w:instrText xml:space="preserve"> SEQ Figure \* ARABIC </w:instrText>
+                      </w:r>
+                      <w:r>
+                        <w:fldChar w:fldCharType="separate"/>
+                      </w:r>
+                      <w:r>
+                        <w:rPr>
+                          <w:noProof/>
+                        </w:rPr>
+                        <w:t>10</w:t>
+                      </w:r>
+                      <w:r>
+                        <w:fldChar w:fldCharType="end"/>
+                      </w:r>
+                      <w:r>
+                        <w:t>: Distribution of Age</w:t>
+                      </w:r>
+                    </w:p>
+                  </w:txbxContent>
+                </v:textbox>
+                <w10:wrap type="square"/>
+              </v:shape>
+            </w:pict>
+          </mc:Fallback>
+        </mc:AlternateContent>
+      </w:r>
+    </w:p>
+    <w:p>
+      <w:pPr>
+        <w:jc w:val="both"/>
+        <w:rPr>
+          <w:rFonts w:ascii="Arial" w:hAnsi="Arial" w:cs="Arial"/>
+          <w:b/>
+          <w:bCs/>
+          <w:sz w:val="20"/>
+          <w:szCs w:val="20"/>
+        </w:rPr>
+      </w:pPr>
+    </w:p>
+    <w:p>
+      <w:pPr>
+        <w:jc w:val="both"/>
+        <w:rPr>
+          <w:rFonts w:ascii="Arial" w:hAnsi="Arial" w:cs="Arial"/>
+          <w:b/>
+          <w:bCs/>
+          <w:sz w:val="2"/>
+          <w:szCs w:val="2"/>
+        </w:rPr>
+      </w:pPr>
+    </w:p>
+    <w:p>
+      <w:pPr>
+        <w:jc w:val="both"/>
+        <w:rPr>
+          <w:rFonts w:ascii="Arial" w:hAnsi="Arial" w:cs="Arial"/>
+          <w:sz w:val="20"/>
+          <w:szCs w:val="20"/>
+        </w:rPr>
+      </w:pPr>
+      <w:r>
+        <w:rPr>
+          <w:rFonts w:ascii="Arial" w:hAnsi="Arial" w:cs="Arial"/>
           <w:b/>
           <w:bCs/>
           <w:sz w:val="20"/>
@@ -5520,6 +6422,498 @@
       <w:r>
         <w:rPr>
           <w:rFonts w:ascii="Arial" w:hAnsi="Arial" w:cs="Arial"/>
+          <w:sz w:val="20"/>
+          <w:szCs w:val="20"/>
+        </w:rPr>
+        <w:t xml:space="preserve"> show</w:t>
+      </w:r>
+      <w:r>
+        <w:rPr>
+          <w:rFonts w:ascii="Arial" w:hAnsi="Arial" w:cs="Arial"/>
+          <w:sz w:val="20"/>
+          <w:szCs w:val="20"/>
+        </w:rPr>
+        <w:t>s</w:t>
+      </w:r>
+      <w:r>
+        <w:rPr>
+          <w:rFonts w:ascii="Arial" w:hAnsi="Arial" w:cs="Arial"/>
+          <w:sz w:val="20"/>
+          <w:szCs w:val="20"/>
+        </w:rPr>
+        <w:t xml:space="preserve"> moderate right-skewness</w:t>
+      </w:r>
+      <w:r>
+        <w:rPr>
+          <w:rFonts w:ascii="Arial" w:hAnsi="Arial" w:cs="Arial"/>
+          <w:sz w:val="20"/>
+          <w:szCs w:val="20"/>
+        </w:rPr>
+        <w:t xml:space="preserve"> (</w:t>
+      </w:r>
+      <w:r>
+        <w:rPr>
+          <w:rFonts w:ascii="Consolas" w:hAnsi="Consolas" w:cs="Consolas"/>
+          <w:b/>
+          <w:bCs/>
+          <w:sz w:val="20"/>
+          <w:szCs w:val="20"/>
+        </w:rPr>
+        <w:t>1.545225</w:t>
+      </w:r>
+      <w:r>
+        <w:rPr>
+          <w:rFonts w:ascii="Arial" w:hAnsi="Arial" w:cs="Arial"/>
+          <w:sz w:val="20"/>
+          <w:szCs w:val="20"/>
+        </w:rPr>
+        <w:t>)</w:t>
+      </w:r>
+      <w:r>
+        <w:rPr>
+          <w:rFonts w:ascii="Arial" w:hAnsi="Arial" w:cs="Arial"/>
+          <w:sz w:val="20"/>
+          <w:szCs w:val="20"/>
+        </w:rPr>
+        <w:t>,</w:t>
+      </w:r>
+      <w:r>
+        <w:rPr>
+          <w:rFonts w:ascii="Arial" w:hAnsi="Arial" w:cs="Arial"/>
+          <w:sz w:val="20"/>
+          <w:szCs w:val="20"/>
+        </w:rPr>
+        <w:t xml:space="preserve"> indicating occasional long consultations</w:t>
+      </w:r>
+      <w:r>
+        <w:rPr>
+          <w:rFonts w:ascii="Arial" w:hAnsi="Arial" w:cs="Arial"/>
+          <w:sz w:val="20"/>
+          <w:szCs w:val="20"/>
+        </w:rPr>
+        <w:t>.</w:t>
+      </w:r>
+    </w:p>
+    <w:p>
+      <w:pPr>
+        <w:jc w:val="both"/>
+        <w:rPr>
+          <w:rFonts w:ascii="Arial" w:hAnsi="Arial" w:cs="Arial"/>
+          <w:sz w:val="20"/>
+          <w:szCs w:val="20"/>
+        </w:rPr>
+      </w:pPr>
+      <w:r>
+        <w:rPr>
+          <w:rFonts w:ascii="Arial" w:hAnsi="Arial" w:cs="Arial"/>
+          <w:noProof/>
+          <w:sz w:val="20"/>
+          <w:szCs w:val="20"/>
+        </w:rPr>
+        <w:drawing>
+          <wp:anchor distT="0" distB="0" distL="114300" distR="114300" simplePos="0" relativeHeight="251710464" behindDoc="0" locked="0" layoutInCell="1" allowOverlap="1" wp14:anchorId="0EE7AC7E" wp14:editId="25ED060E">
+            <wp:simplePos x="0" y="0"/>
+            <wp:positionH relativeFrom="margin">
+              <wp:posOffset>-37465</wp:posOffset>
+            </wp:positionH>
+            <wp:positionV relativeFrom="margin">
+              <wp:posOffset>6755790</wp:posOffset>
+            </wp:positionV>
+            <wp:extent cx="2659380" cy="1756410"/>
+            <wp:effectExtent l="0" t="0" r="0" b="0"/>
+            <wp:wrapSquare wrapText="bothSides"/>
+            <wp:docPr id="1198609876" name="Picture 13"/>
+            <wp:cNvGraphicFramePr>
+              <a:graphicFrameLocks xmlns:a="http://schemas.openxmlformats.org/drawingml/2006/main" noChangeAspect="1"/>
+            </wp:cNvGraphicFramePr>
+            <a:graphic xmlns:a="http://schemas.openxmlformats.org/drawingml/2006/main">
+              <a:graphicData uri="http://schemas.openxmlformats.org/drawingml/2006/picture">
+                <pic:pic xmlns:pic="http://schemas.openxmlformats.org/drawingml/2006/picture">
+                  <pic:nvPicPr>
+                    <pic:cNvPr id="1198609876" name="Picture 1198609876"/>
+                    <pic:cNvPicPr/>
+                  </pic:nvPicPr>
+                  <pic:blipFill>
+                    <a:blip r:embed="rId17">
+                      <a:extLst>
+                        <a:ext uri="{28A0092B-C50C-407E-A947-70E740481C1C}">
+                          <a14:useLocalDpi xmlns:a14="http://schemas.microsoft.com/office/drawing/2010/main" val="0"/>
+                        </a:ext>
+                      </a:extLst>
+                    </a:blip>
+                    <a:stretch>
+                      <a:fillRect/>
+                    </a:stretch>
+                  </pic:blipFill>
+                  <pic:spPr>
+                    <a:xfrm>
+                      <a:off x="0" y="0"/>
+                      <a:ext cx="2659380" cy="1756410"/>
+                    </a:xfrm>
+                    <a:prstGeom prst="rect">
+                      <a:avLst/>
+                    </a:prstGeom>
+                  </pic:spPr>
+                </pic:pic>
+              </a:graphicData>
+            </a:graphic>
+            <wp14:sizeRelH relativeFrom="margin">
+              <wp14:pctWidth>0</wp14:pctWidth>
+            </wp14:sizeRelH>
+            <wp14:sizeRelV relativeFrom="margin">
+              <wp14:pctHeight>0</wp14:pctHeight>
+            </wp14:sizeRelV>
+          </wp:anchor>
+        </w:drawing>
+      </w:r>
+    </w:p>
+    <w:p>
+      <w:pPr>
+        <w:jc w:val="both"/>
+        <w:rPr>
+          <w:rFonts w:ascii="Arial" w:hAnsi="Arial" w:cs="Arial"/>
+          <w:sz w:val="20"/>
+          <w:szCs w:val="20"/>
+          <w:u w:val="single"/>
+        </w:rPr>
+      </w:pPr>
+    </w:p>
+    <w:p>
+      <w:pPr>
+        <w:jc w:val="both"/>
+        <w:rPr>
+          <w:rFonts w:ascii="Arial" w:hAnsi="Arial" w:cs="Arial"/>
+          <w:sz w:val="20"/>
+          <w:szCs w:val="20"/>
+          <w:u w:val="single"/>
+        </w:rPr>
+      </w:pPr>
+    </w:p>
+    <w:p>
+      <w:pPr>
+        <w:jc w:val="both"/>
+        <w:rPr>
+          <w:rFonts w:ascii="Arial" w:hAnsi="Arial" w:cs="Arial"/>
+          <w:sz w:val="20"/>
+          <w:szCs w:val="20"/>
+          <w:u w:val="single"/>
+        </w:rPr>
+      </w:pPr>
+    </w:p>
+    <w:p>
+      <w:pPr>
+        <w:jc w:val="both"/>
+        <w:rPr>
+          <w:rFonts w:ascii="Arial" w:hAnsi="Arial" w:cs="Arial"/>
+          <w:sz w:val="20"/>
+          <w:szCs w:val="20"/>
+          <w:u w:val="single"/>
+        </w:rPr>
+      </w:pPr>
+      <w:r>
+        <w:rPr>
+          <w:noProof/>
+        </w:rPr>
+        <mc:AlternateContent>
+          <mc:Choice Requires="wps">
+            <w:drawing>
+              <wp:anchor distT="0" distB="0" distL="114300" distR="114300" simplePos="0" relativeHeight="251720704" behindDoc="0" locked="0" layoutInCell="1" allowOverlap="1" wp14:anchorId="5E064FE6" wp14:editId="460F4BD7">
+                <wp:simplePos x="0" y="0"/>
+                <wp:positionH relativeFrom="column">
+                  <wp:posOffset>2792908</wp:posOffset>
+                </wp:positionH>
+                <wp:positionV relativeFrom="paragraph">
+                  <wp:posOffset>315519</wp:posOffset>
+                </wp:positionV>
+                <wp:extent cx="2659380" cy="635"/>
+                <wp:effectExtent l="0" t="0" r="0" b="12065"/>
+                <wp:wrapSquare wrapText="bothSides"/>
+                <wp:docPr id="584558988" name="Text Box 1"/>
+                <wp:cNvGraphicFramePr/>
+                <a:graphic xmlns:a="http://schemas.openxmlformats.org/drawingml/2006/main">
+                  <a:graphicData uri="http://schemas.microsoft.com/office/word/2010/wordprocessingShape">
+                    <wps:wsp>
+                      <wps:cNvSpPr txBox="1"/>
+                      <wps:spPr>
+                        <a:xfrm>
+                          <a:off x="0" y="0"/>
+                          <a:ext cx="2659380" cy="635"/>
+                        </a:xfrm>
+                        <a:prstGeom prst="rect">
+                          <a:avLst/>
+                        </a:prstGeom>
+                        <a:solidFill>
+                          <a:prstClr val="white"/>
+                        </a:solidFill>
+                        <a:ln>
+                          <a:noFill/>
+                        </a:ln>
+                      </wps:spPr>
+                      <wps:txbx>
+                        <w:txbxContent>
+                          <w:p>
+                            <w:pPr>
+                              <w:pStyle w:val="Caption"/>
+                              <w:rPr>
+                                <w:rFonts w:ascii="Arial" w:hAnsi="Arial" w:cs="Arial"/>
+                                <w:noProof/>
+                                <w:sz w:val="20"/>
+                                <w:szCs w:val="20"/>
+                              </w:rPr>
+                            </w:pPr>
+                            <w:r>
+                              <w:t xml:space="preserve">Figure </w:t>
+                            </w:r>
+                            <w:r>
+                              <w:fldChar w:fldCharType="begin"/>
+                            </w:r>
+                            <w:r>
+                              <w:instrText xml:space="preserve"> SEQ Figure \* ARABIC </w:instrText>
+                            </w:r>
+                            <w:r>
+                              <w:fldChar w:fldCharType="separate"/>
+                            </w:r>
+                            <w:r>
+                              <w:rPr>
+                                <w:noProof/>
+                              </w:rPr>
+                              <w:t>11</w:t>
+                            </w:r>
+                            <w:r>
+                              <w:fldChar w:fldCharType="end"/>
+                            </w:r>
+                            <w:r>
+                              <w:t>: Distribution of Consultation Duration</w:t>
+                            </w:r>
+                          </w:p>
+                        </w:txbxContent>
+                      </wps:txbx>
+                      <wps:bodyPr rot="0" spcFirstLastPara="0" vertOverflow="overflow" horzOverflow="overflow" vert="horz" wrap="square" lIns="0" tIns="0" rIns="0" bIns="0" numCol="1" spcCol="0" rtlCol="0" fromWordArt="0" anchor="t" anchorCtr="0" forceAA="0" compatLnSpc="1">
+                        <a:prstTxWarp prst="textNoShape">
+                          <a:avLst/>
+                        </a:prstTxWarp>
+                        <a:spAutoFit/>
+                      </wps:bodyPr>
+                    </wps:wsp>
+                  </a:graphicData>
+                </a:graphic>
+              </wp:anchor>
+            </w:drawing>
+          </mc:Choice>
+          <mc:Fallback>
+            <w:pict>
+              <v:shape w14:anchorId="5E064FE6" id="_x0000_s1032" type="#_x0000_t202" style="position:absolute;left:0;text-align:left;margin-left:219.9pt;margin-top:24.85pt;width:209.4pt;height:.05pt;z-index:251720704;visibility:visible;mso-wrap-style:square;mso-wrap-distance-left:9pt;mso-wrap-distance-top:0;mso-wrap-distance-right:9pt;mso-wrap-distance-bottom:0;mso-position-horizontal:absolute;mso-position-horizontal-relative:text;mso-position-vertical:absolute;mso-position-vertical-relative:text;v-text-anchor:top" o:gfxdata="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" stroked="f">
+                <v:textbox style="mso-fit-shape-to-text:t" inset="0,0,0,0">
+                  <w:txbxContent>
+                    <w:p>
+                      <w:pPr>
+                        <w:pStyle w:val="Caption"/>
+                        <w:rPr>
+                          <w:rFonts w:ascii="Arial" w:hAnsi="Arial" w:cs="Arial"/>
+                          <w:noProof/>
+                          <w:sz w:val="20"/>
+                          <w:szCs w:val="20"/>
+                        </w:rPr>
+                      </w:pPr>
+                      <w:r>
+                        <w:t xml:space="preserve">Figure </w:t>
+                      </w:r>
+                      <w:r>
+                        <w:fldChar w:fldCharType="begin"/>
+                      </w:r>
+                      <w:r>
+                        <w:instrText xml:space="preserve"> SEQ Figure \* ARABIC </w:instrText>
+                      </w:r>
+                      <w:r>
+                        <w:fldChar w:fldCharType="separate"/>
+                      </w:r>
+                      <w:r>
+                        <w:rPr>
+                          <w:noProof/>
+                        </w:rPr>
+                        <w:t>11</w:t>
+                      </w:r>
+                      <w:r>
+                        <w:fldChar w:fldCharType="end"/>
+                      </w:r>
+                      <w:r>
+                        <w:t>: Distribution of Consultation Duration</w:t>
+                      </w:r>
+                    </w:p>
+                  </w:txbxContent>
+                </v:textbox>
+                <w10:wrap type="square"/>
+              </v:shape>
+            </w:pict>
+          </mc:Fallback>
+        </mc:AlternateContent>
+      </w:r>
+    </w:p>
+    <w:p>
+      <w:pPr>
+        <w:jc w:val="both"/>
+        <w:rPr>
+          <w:rFonts w:ascii="Arial" w:hAnsi="Arial" w:cs="Arial"/>
+          <w:sz w:val="20"/>
+          <w:szCs w:val="20"/>
+          <w:u w:val="single"/>
+        </w:rPr>
+      </w:pPr>
+    </w:p>
+    <w:p>
+      <w:pPr>
+        <w:jc w:val="both"/>
+        <w:rPr>
+          <w:rFonts w:ascii="Arial" w:hAnsi="Arial" w:cs="Arial"/>
+          <w:sz w:val="20"/>
+          <w:szCs w:val="20"/>
+          <w:u w:val="single"/>
+        </w:rPr>
+      </w:pPr>
+    </w:p>
+    <w:p>
+      <w:pPr>
+        <w:jc w:val="both"/>
+        <w:rPr>
+          <w:rFonts w:ascii="Arial" w:hAnsi="Arial" w:cs="Arial"/>
+          <w:b/>
+          <w:bCs/>
+          <w:sz w:val="20"/>
+          <w:szCs w:val="20"/>
+          <w:u w:val="single"/>
+        </w:rPr>
+      </w:pPr>
+      <w:r>
+        <w:rPr>
+          <w:rFonts w:ascii="Arial" w:hAnsi="Arial" w:cs="Arial"/>
+          <w:b/>
+          <w:bCs/>
+          <w:sz w:val="20"/>
+          <w:szCs w:val="20"/>
+          <w:u w:val="single"/>
+        </w:rPr>
+        <w:lastRenderedPageBreak/>
+        <w:t>High</w:t>
+      </w:r>
+      <w:r>
+        <w:rPr>
+          <w:rFonts w:ascii="Arial" w:hAnsi="Arial" w:cs="Arial"/>
+          <w:b/>
+          <w:bCs/>
+          <w:sz w:val="20"/>
+          <w:szCs w:val="20"/>
+          <w:u w:val="single"/>
+        </w:rPr>
+        <w:t xml:space="preserve"> right-skew</w:t>
+      </w:r>
+      <w:r>
+        <w:rPr>
+          <w:rFonts w:ascii="Arial" w:hAnsi="Arial" w:cs="Arial"/>
+          <w:b/>
+          <w:bCs/>
+          <w:sz w:val="20"/>
+          <w:szCs w:val="20"/>
+          <w:u w:val="single"/>
+        </w:rPr>
+        <w:t>ness</w:t>
+      </w:r>
+      <w:r>
+        <w:rPr>
+          <w:rFonts w:ascii="Arial" w:hAnsi="Arial" w:cs="Arial"/>
+          <w:b/>
+          <w:bCs/>
+          <w:sz w:val="20"/>
+          <w:szCs w:val="20"/>
+          <w:u w:val="single"/>
+        </w:rPr>
+        <w:t>:</w:t>
+      </w:r>
+    </w:p>
+    <w:p>
+      <w:pPr>
+        <w:jc w:val="both"/>
+        <w:rPr>
+          <w:rFonts w:ascii="Arial" w:hAnsi="Arial" w:cs="Arial"/>
+          <w:sz w:val="20"/>
+          <w:szCs w:val="20"/>
+        </w:rPr>
+      </w:pPr>
+      <w:r>
+        <w:rPr>
+          <w:rFonts w:ascii="Arial" w:hAnsi="Arial" w:cs="Arial"/>
+          <w:noProof/>
+          <w:sz w:val="20"/>
+          <w:szCs w:val="20"/>
+        </w:rPr>
+        <w:drawing>
+          <wp:anchor distT="0" distB="0" distL="114300" distR="114300" simplePos="0" relativeHeight="251712512" behindDoc="0" locked="0" layoutInCell="1" allowOverlap="1" wp14:anchorId="6730A842" wp14:editId="5B12526C">
+            <wp:simplePos x="0" y="0"/>
+            <wp:positionH relativeFrom="margin">
+              <wp:posOffset>-52705</wp:posOffset>
+            </wp:positionH>
+            <wp:positionV relativeFrom="margin">
+              <wp:posOffset>657657</wp:posOffset>
+            </wp:positionV>
+            <wp:extent cx="2538095" cy="1675765"/>
+            <wp:effectExtent l="0" t="0" r="1905" b="635"/>
+            <wp:wrapSquare wrapText="bothSides"/>
+            <wp:docPr id="342789331" name="Picture 15" descr="A graph with a pink bar&#10;&#10;AI-generated content may be incorrect."/>
+            <wp:cNvGraphicFramePr>
+              <a:graphicFrameLocks xmlns:a="http://schemas.openxmlformats.org/drawingml/2006/main" noChangeAspect="1"/>
+            </wp:cNvGraphicFramePr>
+            <a:graphic xmlns:a="http://schemas.openxmlformats.org/drawingml/2006/main">
+              <a:graphicData uri="http://schemas.openxmlformats.org/drawingml/2006/picture">
+                <pic:pic xmlns:pic="http://schemas.openxmlformats.org/drawingml/2006/picture">
+                  <pic:nvPicPr>
+                    <pic:cNvPr id="342789331" name="Picture 15" descr="A graph with a pink bar&#10;&#10;AI-generated content may be incorrect."/>
+                    <pic:cNvPicPr/>
+                  </pic:nvPicPr>
+                  <pic:blipFill>
+                    <a:blip r:embed="rId18">
+                      <a:extLst>
+                        <a:ext uri="{28A0092B-C50C-407E-A947-70E740481C1C}">
+                          <a14:useLocalDpi xmlns:a14="http://schemas.microsoft.com/office/drawing/2010/main" val="0"/>
+                        </a:ext>
+                      </a:extLst>
+                    </a:blip>
+                    <a:stretch>
+                      <a:fillRect/>
+                    </a:stretch>
+                  </pic:blipFill>
+                  <pic:spPr>
+                    <a:xfrm>
+                      <a:off x="0" y="0"/>
+                      <a:ext cx="2538095" cy="1675765"/>
+                    </a:xfrm>
+                    <a:prstGeom prst="rect">
+                      <a:avLst/>
+                    </a:prstGeom>
+                  </pic:spPr>
+                </pic:pic>
+              </a:graphicData>
+            </a:graphic>
+            <wp14:sizeRelH relativeFrom="margin">
+              <wp14:pctWidth>0</wp14:pctWidth>
+            </wp14:sizeRelH>
+            <wp14:sizeRelV relativeFrom="margin">
+              <wp14:pctHeight>0</wp14:pctHeight>
+            </wp14:sizeRelV>
+          </wp:anchor>
+        </w:drawing>
+      </w:r>
+      <w:r>
+        <w:rPr>
+          <w:rFonts w:ascii="Arial" w:hAnsi="Arial" w:cs="Arial"/>
+          <w:b/>
+          <w:bCs/>
+          <w:sz w:val="20"/>
+          <w:szCs w:val="20"/>
+        </w:rPr>
+        <w:t>Approximate Annual Income</w:t>
+      </w:r>
+      <w:r>
+        <w:rPr>
+          <w:rFonts w:ascii="Arial" w:hAnsi="Arial" w:cs="Arial"/>
           <w:b/>
           <w:bCs/>
           <w:sz w:val="20"/>
@@ -5533,7 +6927,310 @@
           <w:sz w:val="20"/>
           <w:szCs w:val="20"/>
         </w:rPr>
-        <w:t>is highly uniform / multimodal across a range that goes from about 20 to 120 minutes.</w:t>
+        <w:t>exhibits a</w:t>
+      </w:r>
+      <w:r>
+        <w:rPr>
+          <w:rFonts w:ascii="Arial" w:hAnsi="Arial" w:cs="Arial"/>
+          <w:sz w:val="20"/>
+          <w:szCs w:val="20"/>
+        </w:rPr>
+        <w:t xml:space="preserve"> significant</w:t>
+      </w:r>
+      <w:r>
+        <w:rPr>
+          <w:rFonts w:ascii="Arial" w:hAnsi="Arial" w:cs="Arial"/>
+          <w:sz w:val="20"/>
+          <w:szCs w:val="20"/>
+        </w:rPr>
+        <w:t xml:space="preserve"> high right-skewness (</w:t>
+      </w:r>
+      <w:r>
+        <w:rPr>
+          <w:rFonts w:ascii="Consolas" w:hAnsi="Consolas" w:cs="Consolas"/>
+          <w:b/>
+          <w:bCs/>
+          <w:sz w:val="20"/>
+          <w:szCs w:val="20"/>
+        </w:rPr>
+        <w:t>42.533492</w:t>
+      </w:r>
+      <w:r>
+        <w:rPr>
+          <w:rFonts w:ascii="Arial" w:hAnsi="Arial" w:cs="Arial"/>
+          <w:sz w:val="20"/>
+          <w:szCs w:val="20"/>
+        </w:rPr>
+        <w:t>),</w:t>
+      </w:r>
+      <w:r>
+        <w:rPr>
+          <w:rFonts w:ascii="Arial" w:hAnsi="Arial" w:cs="Arial"/>
+          <w:sz w:val="20"/>
+          <w:szCs w:val="20"/>
+        </w:rPr>
+        <w:t xml:space="preserve"> which </w:t>
+      </w:r>
+      <w:r>
+        <w:rPr>
+          <w:rFonts w:ascii="Arial" w:hAnsi="Arial" w:cs="Arial"/>
+          <w:sz w:val="20"/>
+          <w:szCs w:val="20"/>
+        </w:rPr>
+        <w:t>reflects the presence of a few extremely high incomes.</w:t>
+      </w:r>
+    </w:p>
+    <w:p>
+      <w:pPr>
+        <w:jc w:val="both"/>
+        <w:rPr>
+          <w:rFonts w:ascii="Arial" w:hAnsi="Arial" w:cs="Arial"/>
+          <w:sz w:val="20"/>
+          <w:szCs w:val="20"/>
+        </w:rPr>
+      </w:pPr>
+    </w:p>
+    <w:p>
+      <w:pPr>
+        <w:jc w:val="both"/>
+        <w:rPr>
+          <w:rFonts w:ascii="Arial" w:hAnsi="Arial" w:cs="Arial"/>
+          <w:sz w:val="20"/>
+          <w:szCs w:val="20"/>
+        </w:rPr>
+      </w:pPr>
+    </w:p>
+    <w:p>
+      <w:pPr>
+        <w:jc w:val="both"/>
+        <w:rPr>
+          <w:rFonts w:ascii="Arial" w:hAnsi="Arial" w:cs="Arial"/>
+          <w:sz w:val="20"/>
+          <w:szCs w:val="20"/>
+        </w:rPr>
+      </w:pPr>
+      <w:r>
+        <w:rPr>
+          <w:noProof/>
+        </w:rPr>
+        <mc:AlternateContent>
+          <mc:Choice Requires="wps">
+            <w:drawing>
+              <wp:anchor distT="0" distB="0" distL="114300" distR="114300" simplePos="0" relativeHeight="251722752" behindDoc="0" locked="0" layoutInCell="1" allowOverlap="1" wp14:anchorId="1B4740BE" wp14:editId="7A3EF543">
+                <wp:simplePos x="0" y="0"/>
+                <wp:positionH relativeFrom="column">
+                  <wp:posOffset>2625953</wp:posOffset>
+                </wp:positionH>
+                <wp:positionV relativeFrom="paragraph">
+                  <wp:posOffset>240106</wp:posOffset>
+                </wp:positionV>
+                <wp:extent cx="3152775" cy="635"/>
+                <wp:effectExtent l="0" t="0" r="0" b="0"/>
+                <wp:wrapSquare wrapText="bothSides"/>
+                <wp:docPr id="1221435156" name="Text Box 1"/>
+                <wp:cNvGraphicFramePr/>
+                <a:graphic xmlns:a="http://schemas.openxmlformats.org/drawingml/2006/main">
+                  <a:graphicData uri="http://schemas.microsoft.com/office/word/2010/wordprocessingShape">
+                    <wps:wsp>
+                      <wps:cNvSpPr txBox="1"/>
+                      <wps:spPr>
+                        <a:xfrm>
+                          <a:off x="0" y="0"/>
+                          <a:ext cx="3152775" cy="635"/>
+                        </a:xfrm>
+                        <a:prstGeom prst="rect">
+                          <a:avLst/>
+                        </a:prstGeom>
+                        <a:solidFill>
+                          <a:prstClr val="white"/>
+                        </a:solidFill>
+                        <a:ln>
+                          <a:noFill/>
+                        </a:ln>
+                      </wps:spPr>
+                      <wps:txbx>
+                        <w:txbxContent>
+                          <w:p>
+                            <w:pPr>
+                              <w:pStyle w:val="Caption"/>
+                              <w:rPr>
+                                <w:rFonts w:ascii="Arial" w:hAnsi="Arial" w:cs="Arial"/>
+                                <w:noProof/>
+                                <w:sz w:val="20"/>
+                                <w:szCs w:val="20"/>
+                              </w:rPr>
+                            </w:pPr>
+                            <w:r>
+                              <w:t xml:space="preserve">Figure </w:t>
+                            </w:r>
+                            <w:r>
+                              <w:fldChar w:fldCharType="begin"/>
+                            </w:r>
+                            <w:r>
+                              <w:instrText xml:space="preserve"> SEQ Figure \* ARABIC </w:instrText>
+                            </w:r>
+                            <w:r>
+                              <w:fldChar w:fldCharType="separate"/>
+                            </w:r>
+                            <w:r>
+                              <w:rPr>
+                                <w:noProof/>
+                              </w:rPr>
+                              <w:t>12</w:t>
+                            </w:r>
+                            <w:r>
+                              <w:fldChar w:fldCharType="end"/>
+                            </w:r>
+                            <w:r>
+                              <w:t>: Distribution of Approximate Annual Income</w:t>
+                            </w:r>
+                          </w:p>
+                        </w:txbxContent>
+                      </wps:txbx>
+                      <wps:bodyPr rot="0" spcFirstLastPara="0" vertOverflow="overflow" horzOverflow="overflow" vert="horz" wrap="square" lIns="0" tIns="0" rIns="0" bIns="0" numCol="1" spcCol="0" rtlCol="0" fromWordArt="0" anchor="t" anchorCtr="0" forceAA="0" compatLnSpc="1">
+                        <a:prstTxWarp prst="textNoShape">
+                          <a:avLst/>
+                        </a:prstTxWarp>
+                        <a:spAutoFit/>
+                      </wps:bodyPr>
+                    </wps:wsp>
+                  </a:graphicData>
+                </a:graphic>
+                <wp14:sizeRelH relativeFrom="margin">
+                  <wp14:pctWidth>0</wp14:pctWidth>
+                </wp14:sizeRelH>
+              </wp:anchor>
+            </w:drawing>
+          </mc:Choice>
+          <mc:Fallback>
+            <w:pict>
+              <v:shape w14:anchorId="1B4740BE" id="_x0000_s1033" type="#_x0000_t202" style="position:absolute;left:0;text-align:left;margin-left:206.75pt;margin-top:18.9pt;width:248.25pt;height:.05pt;z-index:251722752;visibility:visible;mso-wrap-style:square;mso-width-percent:0;mso-wrap-distance-left:9pt;mso-wrap-distance-top:0;mso-wrap-distance-right:9pt;mso-wrap-distance-bottom:0;mso-position-horizontal:absolute;mso-position-horizontal-relative:text;mso-position-vertical:absolute;mso-position-vertical-relative:text;mso-width-percent:0;mso-width-relative:margin;v-text-anchor:top" o:gfxdata="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" stroked="f">
+                <v:textbox style="mso-fit-shape-to-text:t" inset="0,0,0,0">
+                  <w:txbxContent>
+                    <w:p>
+                      <w:pPr>
+                        <w:pStyle w:val="Caption"/>
+                        <w:rPr>
+                          <w:rFonts w:ascii="Arial" w:hAnsi="Arial" w:cs="Arial"/>
+                          <w:noProof/>
+                          <w:sz w:val="20"/>
+                          <w:szCs w:val="20"/>
+                        </w:rPr>
+                      </w:pPr>
+                      <w:r>
+                        <w:t xml:space="preserve">Figure </w:t>
+                      </w:r>
+                      <w:r>
+                        <w:fldChar w:fldCharType="begin"/>
+                      </w:r>
+                      <w:r>
+                        <w:instrText xml:space="preserve"> SEQ Figure \* ARABIC </w:instrText>
+                      </w:r>
+                      <w:r>
+                        <w:fldChar w:fldCharType="separate"/>
+                      </w:r>
+                      <w:r>
+                        <w:rPr>
+                          <w:noProof/>
+                        </w:rPr>
+                        <w:t>12</w:t>
+                      </w:r>
+                      <w:r>
+                        <w:fldChar w:fldCharType="end"/>
+                      </w:r>
+                      <w:r>
+                        <w:t>: Distribution of Approximate Annual Income</w:t>
+                      </w:r>
+                    </w:p>
+                  </w:txbxContent>
+                </v:textbox>
+                <w10:wrap type="square"/>
+              </v:shape>
+            </w:pict>
+          </mc:Fallback>
+        </mc:AlternateContent>
+      </w:r>
+    </w:p>
+    <w:p>
+      <w:pPr>
+        <w:jc w:val="both"/>
+        <w:rPr>
+          <w:rFonts w:ascii="Arial" w:hAnsi="Arial" w:cs="Arial"/>
+          <w:sz w:val="20"/>
+          <w:szCs w:val="20"/>
+        </w:rPr>
+      </w:pPr>
+    </w:p>
+    <w:p>
+      <w:pPr>
+        <w:jc w:val="both"/>
+        <w:rPr>
+          <w:rFonts w:ascii="Arial" w:hAnsi="Arial" w:cs="Arial"/>
+          <w:sz w:val="20"/>
+          <w:szCs w:val="20"/>
+        </w:rPr>
+      </w:pPr>
+    </w:p>
+    <w:p>
+      <w:pPr>
+        <w:jc w:val="both"/>
+        <w:rPr>
+          <w:rFonts w:ascii="Arial" w:hAnsi="Arial" w:cs="Arial"/>
+          <w:sz w:val="20"/>
+          <w:szCs w:val="20"/>
+        </w:rPr>
+      </w:pPr>
+    </w:p>
+    <w:p>
+      <w:pPr>
+        <w:jc w:val="both"/>
+        <w:rPr>
+          <w:rFonts w:ascii="Arial" w:hAnsi="Arial" w:cs="Arial"/>
+          <w:sz w:val="20"/>
+          <w:szCs w:val="20"/>
+        </w:rPr>
+      </w:pPr>
+      <w:r>
+        <w:rPr>
+          <w:rFonts w:ascii="Arial" w:hAnsi="Arial" w:cs="Arial"/>
+          <w:b/>
+          <w:bCs/>
+          <w:sz w:val="20"/>
+          <w:szCs w:val="20"/>
+        </w:rPr>
+        <w:t xml:space="preserve">Consultation Price </w:t>
+      </w:r>
+      <w:r>
+        <w:rPr>
+          <w:rFonts w:ascii="Arial" w:hAnsi="Arial" w:cs="Arial"/>
+          <w:sz w:val="20"/>
+          <w:szCs w:val="20"/>
+        </w:rPr>
+        <w:t xml:space="preserve">displayed a </w:t>
+      </w:r>
+      <w:r>
+        <w:rPr>
+          <w:rFonts w:ascii="Arial" w:hAnsi="Arial" w:cs="Arial"/>
+          <w:sz w:val="20"/>
+          <w:szCs w:val="20"/>
+        </w:rPr>
+        <w:t xml:space="preserve">significant </w:t>
+      </w:r>
+      <w:r>
+        <w:rPr>
+          <w:rFonts w:ascii="Arial" w:hAnsi="Arial" w:cs="Arial"/>
+          <w:sz w:val="20"/>
+          <w:szCs w:val="20"/>
+        </w:rPr>
+        <w:t>high</w:t>
+      </w:r>
+      <w:r>
+        <w:rPr>
+          <w:rFonts w:ascii="Arial" w:hAnsi="Arial" w:cs="Arial"/>
+          <w:sz w:val="20"/>
+          <w:szCs w:val="20"/>
+        </w:rPr>
+        <w:t xml:space="preserve"> right-skewness</w:t>
       </w:r>
       <w:r>
         <w:rPr>
@@ -5543,16 +7240,32 @@
         </w:rPr>
         <w:t xml:space="preserve"> (</w:t>
       </w:r>
-      <w:proofErr w:type="spellStart"/>
-      <w:r>
-        <w:rPr>
-          <w:rFonts w:ascii="Arial" w:hAnsi="Arial" w:cs="Arial"/>
-          <w:sz w:val="20"/>
-          <w:szCs w:val="20"/>
-        </w:rPr>
-        <w:t>diria</w:t>
-      </w:r>
-      <w:proofErr w:type="spellEnd"/>
+      <w:r>
+        <w:rPr>
+          <w:rFonts w:ascii="Consolas" w:hAnsi="Consolas" w:cs="Consolas"/>
+          <w:b/>
+          <w:bCs/>
+          <w:sz w:val="20"/>
+          <w:szCs w:val="20"/>
+        </w:rPr>
+        <w:t>39.858178</w:t>
+      </w:r>
+      <w:r>
+        <w:rPr>
+          <w:rFonts w:ascii="Arial" w:hAnsi="Arial" w:cs="Arial"/>
+          <w:sz w:val="20"/>
+          <w:szCs w:val="20"/>
+        </w:rPr>
+        <w:t>)</w:t>
+      </w:r>
+      <w:r>
+        <w:rPr>
+          <w:rFonts w:ascii="Arial" w:hAnsi="Arial" w:cs="Arial"/>
+          <w:sz w:val="20"/>
+          <w:szCs w:val="20"/>
+        </w:rPr>
+        <w:t>,</w:t>
+      </w:r>
       <w:r>
         <w:rPr>
           <w:rFonts w:ascii="Arial" w:hAnsi="Arial" w:cs="Arial"/>
@@ -5561,353 +7274,275 @@
         </w:rPr>
         <w:t xml:space="preserve"> </w:t>
       </w:r>
-      <w:proofErr w:type="spellStart"/>
-      <w:r>
-        <w:rPr>
-          <w:rFonts w:ascii="Arial" w:hAnsi="Arial" w:cs="Arial"/>
-          <w:sz w:val="20"/>
-          <w:szCs w:val="20"/>
-        </w:rPr>
-        <w:t>pra</w:t>
-      </w:r>
-      <w:proofErr w:type="spellEnd"/>
-      <w:r>
-        <w:rPr>
-          <w:rFonts w:ascii="Arial" w:hAnsi="Arial" w:cs="Arial"/>
-          <w:sz w:val="20"/>
-          <w:szCs w:val="20"/>
-        </w:rPr>
-        <w:t xml:space="preserve"> </w:t>
-      </w:r>
-      <w:proofErr w:type="spellStart"/>
-      <w:r>
-        <w:rPr>
-          <w:rFonts w:ascii="Arial" w:hAnsi="Arial" w:cs="Arial"/>
-          <w:sz w:val="20"/>
-          <w:szCs w:val="20"/>
-        </w:rPr>
-        <w:t>tirar</w:t>
-      </w:r>
-      <w:proofErr w:type="spellEnd"/>
-      <w:r>
-        <w:rPr>
-          <w:rFonts w:ascii="Arial" w:hAnsi="Arial" w:cs="Arial"/>
-          <w:sz w:val="20"/>
-          <w:szCs w:val="20"/>
-        </w:rPr>
-        <w:t xml:space="preserve"> </w:t>
-      </w:r>
-      <w:proofErr w:type="spellStart"/>
-      <w:r>
-        <w:rPr>
-          <w:rFonts w:ascii="Arial" w:hAnsi="Arial" w:cs="Arial"/>
-          <w:sz w:val="20"/>
-          <w:szCs w:val="20"/>
-        </w:rPr>
-        <w:t>daqui</w:t>
-      </w:r>
-      <w:proofErr w:type="spellEnd"/>
-      <w:r>
-        <w:rPr>
-          <w:rFonts w:ascii="Arial" w:hAnsi="Arial" w:cs="Arial"/>
-          <w:sz w:val="20"/>
-          <w:szCs w:val="20"/>
-        </w:rPr>
-        <w:t xml:space="preserve"> e </w:t>
-      </w:r>
-      <w:proofErr w:type="spellStart"/>
-      <w:r>
-        <w:rPr>
-          <w:rFonts w:ascii="Arial" w:hAnsi="Arial" w:cs="Arial"/>
-          <w:sz w:val="20"/>
-          <w:szCs w:val="20"/>
-        </w:rPr>
-        <w:t>deixar</w:t>
-      </w:r>
-      <w:proofErr w:type="spellEnd"/>
-      <w:r>
-        <w:rPr>
-          <w:rFonts w:ascii="Arial" w:hAnsi="Arial" w:cs="Arial"/>
-          <w:sz w:val="20"/>
-          <w:szCs w:val="20"/>
-        </w:rPr>
-        <w:t xml:space="preserve"> no moderate)</w:t>
-      </w:r>
-    </w:p>
-    <w:p>
-      <w:pPr>
-        <w:jc w:val="both"/>
-        <w:rPr>
-          <w:rFonts w:ascii="Arial" w:hAnsi="Arial" w:cs="Arial"/>
-          <w:sz w:val="20"/>
-          <w:szCs w:val="20"/>
-        </w:rPr>
-      </w:pPr>
-      <w:r>
-        <w:rPr>
-          <w:rFonts w:ascii="Arial" w:hAnsi="Arial" w:cs="Arial"/>
-          <w:b/>
-          <w:bCs/>
-          <w:sz w:val="20"/>
-          <w:szCs w:val="20"/>
-        </w:rPr>
-        <w:t xml:space="preserve">Satisfaction Level </w:t>
-      </w:r>
-      <w:r>
-        <w:rPr>
-          <w:rFonts w:ascii="Arial" w:hAnsi="Arial" w:cs="Arial"/>
-          <w:sz w:val="20"/>
-          <w:szCs w:val="20"/>
-        </w:rPr>
-        <w:t xml:space="preserve">exhibited </w:t>
-      </w:r>
-      <w:r>
-        <w:rPr>
-          <w:rFonts w:ascii="Arial" w:hAnsi="Arial" w:cs="Arial"/>
-          <w:sz w:val="20"/>
-          <w:szCs w:val="20"/>
-        </w:rPr>
-        <w:t xml:space="preserve">a </w:t>
-      </w:r>
-      <w:r>
-        <w:rPr>
-          <w:rFonts w:ascii="Arial" w:hAnsi="Arial" w:cs="Arial"/>
-          <w:sz w:val="20"/>
-          <w:szCs w:val="20"/>
-        </w:rPr>
-        <w:t>discrete</w:t>
-      </w:r>
-      <w:r>
-        <w:rPr>
-          <w:rFonts w:ascii="Arial" w:hAnsi="Arial" w:cs="Arial"/>
-          <w:sz w:val="20"/>
-          <w:szCs w:val="20"/>
-        </w:rPr>
-        <w:t xml:space="preserve"> </w:t>
-      </w:r>
-      <w:r>
-        <w:rPr>
-          <w:rFonts w:ascii="Arial" w:hAnsi="Arial" w:cs="Arial"/>
-          <w:sz w:val="20"/>
-          <w:szCs w:val="20"/>
-        </w:rPr>
-        <w:t>uniform</w:t>
-      </w:r>
-      <w:r>
-        <w:rPr>
-          <w:rFonts w:ascii="Arial" w:hAnsi="Arial" w:cs="Arial"/>
-          <w:sz w:val="20"/>
-          <w:szCs w:val="20"/>
-        </w:rPr>
-        <w:t xml:space="preserve"> </w:t>
-      </w:r>
-      <w:r>
-        <w:rPr>
-          <w:rFonts w:ascii="Arial" w:hAnsi="Arial" w:cs="Arial"/>
-          <w:sz w:val="20"/>
-          <w:szCs w:val="20"/>
-        </w:rPr>
-        <w:t>distribution, with a higher peak at a level of 5, indicating most patients were very satisfied with the consultations.</w:t>
-      </w:r>
-    </w:p>
-    <w:p>
-      <w:pPr>
-        <w:jc w:val="both"/>
-        <w:rPr>
-          <w:rFonts w:ascii="Arial" w:hAnsi="Arial" w:cs="Arial"/>
-          <w:sz w:val="20"/>
-          <w:szCs w:val="20"/>
-          <w:u w:val="single"/>
-        </w:rPr>
-      </w:pPr>
-      <w:r>
-        <w:rPr>
-          <w:rFonts w:ascii="Arial" w:hAnsi="Arial" w:cs="Arial"/>
-          <w:sz w:val="20"/>
-          <w:szCs w:val="20"/>
-          <w:u w:val="single"/>
-        </w:rPr>
-        <w:t>Moderate right-skewed:</w:t>
-      </w:r>
-    </w:p>
-    <w:p>
-      <w:pPr>
-        <w:jc w:val="both"/>
-        <w:rPr>
-          <w:rFonts w:ascii="Arial" w:hAnsi="Arial" w:cs="Arial"/>
-          <w:sz w:val="20"/>
-          <w:szCs w:val="20"/>
-        </w:rPr>
-      </w:pPr>
-      <w:r>
-        <w:rPr>
-          <w:rFonts w:ascii="Arial" w:hAnsi="Arial" w:cs="Arial"/>
-          <w:b/>
-          <w:bCs/>
-          <w:sz w:val="20"/>
-          <w:szCs w:val="20"/>
-        </w:rPr>
-        <w:t>Consultation Duration</w:t>
-      </w:r>
-      <w:r>
-        <w:rPr>
-          <w:rFonts w:ascii="Arial" w:hAnsi="Arial" w:cs="Arial"/>
-          <w:sz w:val="20"/>
-          <w:szCs w:val="20"/>
-        </w:rPr>
-        <w:t xml:space="preserve"> showed moderate right-skewness, indicating occasional long consultations</w:t>
-      </w:r>
-      <w:r>
-        <w:rPr>
-          <w:rFonts w:ascii="Arial" w:hAnsi="Arial" w:cs="Arial"/>
-          <w:sz w:val="20"/>
-          <w:szCs w:val="20"/>
-        </w:rPr>
-        <w:t>.</w:t>
-      </w:r>
-    </w:p>
-    <w:p>
-      <w:pPr>
-        <w:jc w:val="both"/>
-        <w:rPr>
-          <w:rFonts w:ascii="Arial" w:hAnsi="Arial" w:cs="Arial"/>
-          <w:sz w:val="20"/>
-          <w:szCs w:val="20"/>
-          <w:u w:val="single"/>
-        </w:rPr>
-      </w:pPr>
-      <w:r>
-        <w:rPr>
-          <w:rFonts w:ascii="Arial" w:hAnsi="Arial" w:cs="Arial"/>
-          <w:sz w:val="20"/>
-          <w:szCs w:val="20"/>
-          <w:u w:val="single"/>
-        </w:rPr>
-        <w:t>Heavily right-skewed:</w:t>
-      </w:r>
-    </w:p>
-    <w:p>
-      <w:pPr>
-        <w:jc w:val="both"/>
-        <w:rPr>
-          <w:rFonts w:ascii="Arial" w:hAnsi="Arial" w:cs="Arial"/>
-          <w:sz w:val="20"/>
-          <w:szCs w:val="20"/>
-        </w:rPr>
-      </w:pPr>
-      <w:r>
-        <w:rPr>
-          <w:rFonts w:ascii="Arial" w:hAnsi="Arial" w:cs="Arial"/>
-          <w:sz w:val="20"/>
-          <w:szCs w:val="20"/>
-        </w:rPr>
-        <w:t xml:space="preserve"> </w:t>
-      </w:r>
-      <w:r>
-        <w:rPr>
-          <w:rFonts w:ascii="Arial" w:hAnsi="Arial" w:cs="Arial"/>
-          <w:b/>
-          <w:bCs/>
-          <w:sz w:val="20"/>
-          <w:szCs w:val="20"/>
-        </w:rPr>
-        <w:t>Approximate Annual Income</w:t>
-      </w:r>
-      <w:r>
-        <w:rPr>
-          <w:rFonts w:ascii="Arial" w:hAnsi="Arial" w:cs="Arial"/>
-          <w:b/>
-          <w:bCs/>
-          <w:sz w:val="20"/>
-          <w:szCs w:val="20"/>
-        </w:rPr>
-        <w:t xml:space="preserve"> </w:t>
-      </w:r>
-      <w:r>
-        <w:rPr>
-          <w:rFonts w:ascii="Arial" w:hAnsi="Arial" w:cs="Arial"/>
-          <w:sz w:val="20"/>
-          <w:szCs w:val="20"/>
-        </w:rPr>
-        <w:t xml:space="preserve">and </w:t>
-      </w:r>
-      <w:r>
-        <w:rPr>
-          <w:rFonts w:ascii="Arial" w:hAnsi="Arial" w:cs="Arial"/>
-          <w:b/>
-          <w:bCs/>
-          <w:sz w:val="20"/>
-          <w:szCs w:val="20"/>
-        </w:rPr>
-        <w:t xml:space="preserve">Consultation Price </w:t>
-      </w:r>
-      <w:r>
-        <w:rPr>
-          <w:rFonts w:ascii="Arial" w:hAnsi="Arial" w:cs="Arial"/>
-          <w:sz w:val="20"/>
-          <w:szCs w:val="20"/>
-        </w:rPr>
-        <w:t xml:space="preserve">displayed a </w:t>
-      </w:r>
-      <w:r>
-        <w:rPr>
-          <w:rFonts w:ascii="Arial" w:hAnsi="Arial" w:cs="Arial"/>
-          <w:sz w:val="20"/>
-          <w:szCs w:val="20"/>
-        </w:rPr>
-        <w:t>high</w:t>
-      </w:r>
-      <w:r>
-        <w:rPr>
-          <w:rFonts w:ascii="Arial" w:hAnsi="Arial" w:cs="Arial"/>
-          <w:sz w:val="20"/>
-          <w:szCs w:val="20"/>
-        </w:rPr>
-        <w:t xml:space="preserve"> right-skewness, even after capping strong high-end outliers.</w:t>
-      </w:r>
-    </w:p>
-    <w:p>
-      <w:pPr>
-        <w:rPr>
-          <w:rFonts w:ascii="Arial" w:hAnsi="Arial" w:cs="Arial"/>
-          <w:b/>
-          <w:bCs/>
-          <w:color w:val="EE0000"/>
-          <w:sz w:val="32"/>
-          <w:szCs w:val="32"/>
-          <w:lang w:val="pt-PT"/>
-        </w:rPr>
-      </w:pPr>
-      <w:r>
-        <w:rPr>
-          <w:rFonts w:ascii="Arial" w:hAnsi="Arial" w:cs="Arial"/>
-          <w:sz w:val="20"/>
-          <w:szCs w:val="20"/>
-          <w:lang w:val="pt-PT"/>
-        </w:rPr>
-        <w:t xml:space="preserve">Insurance Coverage </w:t>
-      </w:r>
-      <w:r>
-        <w:rPr>
-          <w:rFonts w:ascii="Arial" w:hAnsi="Arial" w:cs="Arial"/>
-          <w:sz w:val="20"/>
-          <w:szCs w:val="20"/>
-          <w:lang w:val="pt-PT"/>
-        </w:rPr>
-        <w:t>(é kinda parecida com normal tbh)</w:t>
-      </w:r>
-      <w:r>
-        <w:rPr>
-          <w:rFonts w:ascii="Arial" w:hAnsi="Arial" w:cs="Arial"/>
-          <w:b/>
-          <w:bCs/>
-          <w:color w:val="EE0000"/>
-          <w:sz w:val="32"/>
-          <w:szCs w:val="32"/>
-          <w:lang w:val="pt-PT"/>
-        </w:rPr>
-        <w:t>falta este e escolher em qual é que vai ficar o consultation duration</w:t>
-      </w:r>
+      <w:r>
+        <w:rPr>
+          <w:rFonts w:ascii="Arial" w:hAnsi="Arial" w:cs="Arial"/>
+          <w:sz w:val="20"/>
+          <w:szCs w:val="20"/>
+        </w:rPr>
+        <w:t>indicating the presence of a few extremely high prices.</w:t>
+      </w:r>
+    </w:p>
+    <w:p>
+      <w:pPr>
+        <w:ind w:firstLine="720"/>
+        <w:rPr>
+          <w:rFonts w:ascii="Garamond" w:hAnsi="Garamond"/>
+          <w:b/>
+          <w:bCs/>
+        </w:rPr>
+      </w:pPr>
+      <w:r>
+        <w:rPr>
+          <w:rFonts w:ascii="Arial" w:hAnsi="Arial" w:cs="Arial"/>
+          <w:noProof/>
+          <w:sz w:val="20"/>
+          <w:szCs w:val="20"/>
+        </w:rPr>
+        <w:drawing>
+          <wp:anchor distT="0" distB="0" distL="114300" distR="114300" simplePos="0" relativeHeight="251713536" behindDoc="0" locked="0" layoutInCell="1" allowOverlap="1" wp14:anchorId="66680D12" wp14:editId="0011F750">
+            <wp:simplePos x="0" y="0"/>
+            <wp:positionH relativeFrom="margin">
+              <wp:posOffset>-51435</wp:posOffset>
+            </wp:positionH>
+            <wp:positionV relativeFrom="margin">
+              <wp:posOffset>3020314</wp:posOffset>
+            </wp:positionV>
+            <wp:extent cx="2538095" cy="1675765"/>
+            <wp:effectExtent l="0" t="0" r="1905" b="635"/>
+            <wp:wrapSquare wrapText="bothSides"/>
+            <wp:docPr id="2120762817" name="Picture 16" descr="A graph with a pink bar&#10;&#10;AI-generated content may be incorrect."/>
+            <wp:cNvGraphicFramePr>
+              <a:graphicFrameLocks xmlns:a="http://schemas.openxmlformats.org/drawingml/2006/main" noChangeAspect="1"/>
+            </wp:cNvGraphicFramePr>
+            <a:graphic xmlns:a="http://schemas.openxmlformats.org/drawingml/2006/main">
+              <a:graphicData uri="http://schemas.openxmlformats.org/drawingml/2006/picture">
+                <pic:pic xmlns:pic="http://schemas.openxmlformats.org/drawingml/2006/picture">
+                  <pic:nvPicPr>
+                    <pic:cNvPr id="2120762817" name="Picture 16" descr="A graph with a pink bar&#10;&#10;AI-generated content may be incorrect."/>
+                    <pic:cNvPicPr/>
+                  </pic:nvPicPr>
+                  <pic:blipFill>
+                    <a:blip r:embed="rId19">
+                      <a:extLst>
+                        <a:ext uri="{28A0092B-C50C-407E-A947-70E740481C1C}">
+                          <a14:useLocalDpi xmlns:a14="http://schemas.microsoft.com/office/drawing/2010/main" val="0"/>
+                        </a:ext>
+                      </a:extLst>
+                    </a:blip>
+                    <a:stretch>
+                      <a:fillRect/>
+                    </a:stretch>
+                  </pic:blipFill>
+                  <pic:spPr>
+                    <a:xfrm>
+                      <a:off x="0" y="0"/>
+                      <a:ext cx="2538095" cy="1675765"/>
+                    </a:xfrm>
+                    <a:prstGeom prst="rect">
+                      <a:avLst/>
+                    </a:prstGeom>
+                  </pic:spPr>
+                </pic:pic>
+              </a:graphicData>
+            </a:graphic>
+            <wp14:sizeRelH relativeFrom="margin">
+              <wp14:pctWidth>0</wp14:pctWidth>
+            </wp14:sizeRelH>
+            <wp14:sizeRelV relativeFrom="margin">
+              <wp14:pctHeight>0</wp14:pctHeight>
+            </wp14:sizeRelV>
+          </wp:anchor>
+        </w:drawing>
+      </w:r>
+    </w:p>
+    <w:p>
+      <w:pPr>
+        <w:ind w:firstLine="720"/>
+        <w:rPr>
+          <w:rFonts w:ascii="Garamond" w:hAnsi="Garamond"/>
+          <w:b/>
+          <w:bCs/>
+        </w:rPr>
+      </w:pPr>
+    </w:p>
+    <w:p>
+      <w:pPr>
+        <w:ind w:firstLine="720"/>
+        <w:rPr>
+          <w:rFonts w:ascii="Garamond" w:hAnsi="Garamond"/>
+          <w:b/>
+          <w:bCs/>
+        </w:rPr>
+      </w:pPr>
+      <w:r>
+        <w:rPr>
+          <w:noProof/>
+        </w:rPr>
+        <mc:AlternateContent>
+          <mc:Choice Requires="wps">
+            <w:drawing>
+              <wp:anchor distT="0" distB="0" distL="114300" distR="114300" simplePos="0" relativeHeight="251724800" behindDoc="0" locked="0" layoutInCell="1" allowOverlap="1" wp14:anchorId="0DB80E8D" wp14:editId="2B87BE65">
+                <wp:simplePos x="0" y="0"/>
+                <wp:positionH relativeFrom="column">
+                  <wp:posOffset>2675407</wp:posOffset>
+                </wp:positionH>
+                <wp:positionV relativeFrom="paragraph">
+                  <wp:posOffset>180975</wp:posOffset>
+                </wp:positionV>
+                <wp:extent cx="2669540" cy="635"/>
+                <wp:effectExtent l="0" t="0" r="0" b="12065"/>
+                <wp:wrapSquare wrapText="bothSides"/>
+                <wp:docPr id="440530156" name="Text Box 1"/>
+                <wp:cNvGraphicFramePr/>
+                <a:graphic xmlns:a="http://schemas.openxmlformats.org/drawingml/2006/main">
+                  <a:graphicData uri="http://schemas.microsoft.com/office/word/2010/wordprocessingShape">
+                    <wps:wsp>
+                      <wps:cNvSpPr txBox="1"/>
+                      <wps:spPr>
+                        <a:xfrm>
+                          <a:off x="0" y="0"/>
+                          <a:ext cx="2669540" cy="635"/>
+                        </a:xfrm>
+                        <a:prstGeom prst="rect">
+                          <a:avLst/>
+                        </a:prstGeom>
+                        <a:solidFill>
+                          <a:prstClr val="white"/>
+                        </a:solidFill>
+                        <a:ln>
+                          <a:noFill/>
+                        </a:ln>
+                      </wps:spPr>
+                      <wps:txbx>
+                        <w:txbxContent>
+                          <w:p>
+                            <w:pPr>
+                              <w:pStyle w:val="Caption"/>
+                              <w:rPr>
+                                <w:rFonts w:ascii="Arial" w:hAnsi="Arial" w:cs="Arial"/>
+                                <w:noProof/>
+                                <w:sz w:val="20"/>
+                                <w:szCs w:val="20"/>
+                              </w:rPr>
+                            </w:pPr>
+                            <w:r>
+                              <w:t xml:space="preserve">Figure </w:t>
+                            </w:r>
+                            <w:r>
+                              <w:fldChar w:fldCharType="begin"/>
+                            </w:r>
+                            <w:r>
+                              <w:instrText xml:space="preserve"> SEQ Figure \* ARABIC </w:instrText>
+                            </w:r>
+                            <w:r>
+                              <w:fldChar w:fldCharType="separate"/>
+                            </w:r>
+                            <w:r>
+                              <w:rPr>
+                                <w:noProof/>
+                              </w:rPr>
+                              <w:t>13</w:t>
+                            </w:r>
+                            <w:r>
+                              <w:fldChar w:fldCharType="end"/>
+                            </w:r>
+                            <w:r>
+                              <w:t>: Distribution of Consultation Price</w:t>
+                            </w:r>
+                          </w:p>
+                        </w:txbxContent>
+                      </wps:txbx>
+                      <wps:bodyPr rot="0" spcFirstLastPara="0" vertOverflow="overflow" horzOverflow="overflow" vert="horz" wrap="square" lIns="0" tIns="0" rIns="0" bIns="0" numCol="1" spcCol="0" rtlCol="0" fromWordArt="0" anchor="t" anchorCtr="0" forceAA="0" compatLnSpc="1">
+                        <a:prstTxWarp prst="textNoShape">
+                          <a:avLst/>
+                        </a:prstTxWarp>
+                        <a:spAutoFit/>
+                      </wps:bodyPr>
+                    </wps:wsp>
+                  </a:graphicData>
+                </a:graphic>
+              </wp:anchor>
+            </w:drawing>
+          </mc:Choice>
+          <mc:Fallback>
+            <w:pict>
+              <v:shape w14:anchorId="0DB80E8D" id="_x0000_s1034" type="#_x0000_t202" style="position:absolute;left:0;text-align:left;margin-left:210.65pt;margin-top:14.25pt;width:210.2pt;height:.05pt;z-index:251724800;visibility:visible;mso-wrap-style:square;mso-wrap-distance-left:9pt;mso-wrap-distance-top:0;mso-wrap-distance-right:9pt;mso-wrap-distance-bottom:0;mso-position-horizontal:absolute;mso-position-horizontal-relative:text;mso-position-vertical:absolute;mso-position-vertical-relative:text;v-text-anchor:top" o:gfxdata="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" stroked="f">
+                <v:textbox style="mso-fit-shape-to-text:t" inset="0,0,0,0">
+                  <w:txbxContent>
+                    <w:p>
+                      <w:pPr>
+                        <w:pStyle w:val="Caption"/>
+                        <w:rPr>
+                          <w:rFonts w:ascii="Arial" w:hAnsi="Arial" w:cs="Arial"/>
+                          <w:noProof/>
+                          <w:sz w:val="20"/>
+                          <w:szCs w:val="20"/>
+                        </w:rPr>
+                      </w:pPr>
+                      <w:r>
+                        <w:t xml:space="preserve">Figure </w:t>
+                      </w:r>
+                      <w:r>
+                        <w:fldChar w:fldCharType="begin"/>
+                      </w:r>
+                      <w:r>
+                        <w:instrText xml:space="preserve"> SEQ Figure \* ARABIC </w:instrText>
+                      </w:r>
+                      <w:r>
+                        <w:fldChar w:fldCharType="separate"/>
+                      </w:r>
+                      <w:r>
+                        <w:rPr>
+                          <w:noProof/>
+                        </w:rPr>
+                        <w:t>13</w:t>
+                      </w:r>
+                      <w:r>
+                        <w:fldChar w:fldCharType="end"/>
+                      </w:r>
+                      <w:r>
+                        <w:t>: Distribution of Consultation Price</w:t>
+                      </w:r>
+                    </w:p>
+                  </w:txbxContent>
+                </v:textbox>
+                <w10:wrap type="square"/>
+              </v:shape>
+            </w:pict>
+          </mc:Fallback>
+        </mc:AlternateContent>
+      </w:r>
+    </w:p>
+    <w:p>
+      <w:pPr>
+        <w:ind w:firstLine="720"/>
+        <w:rPr>
+          <w:rFonts w:ascii="Garamond" w:hAnsi="Garamond"/>
+          <w:b/>
+          <w:bCs/>
+        </w:rPr>
+      </w:pPr>
+    </w:p>
+    <w:p>
+      <w:pPr>
+        <w:ind w:firstLine="720"/>
+        <w:rPr>
+          <w:rFonts w:ascii="Garamond" w:hAnsi="Garamond"/>
+          <w:b/>
+          <w:bCs/>
+        </w:rPr>
+      </w:pPr>
+    </w:p>
+    <w:p>
+      <w:pPr>
+        <w:ind w:firstLine="720"/>
+        <w:rPr>
+          <w:rFonts w:ascii="Garamond" w:hAnsi="Garamond"/>
+          <w:b/>
+          <w:bCs/>
+        </w:rPr>
+      </w:pPr>
     </w:p>
     <w:p>
       <w:pPr>
@@ -5989,16 +7624,7 @@
           <w:sz w:val="20"/>
           <w:szCs w:val="20"/>
         </w:rPr>
-        <w:t xml:space="preserve"> This technique </w:t>
-      </w:r>
-      <w:r>
-        <w:rPr>
-          <w:rFonts w:ascii="Arial" w:hAnsi="Arial" w:cs="Arial"/>
-          <w:sz w:val="20"/>
-          <w:szCs w:val="20"/>
-        </w:rPr>
-        <w:lastRenderedPageBreak/>
-        <w:t xml:space="preserve">considers to be outliers any value below </w:t>
+        <w:t xml:space="preserve"> This technique considers to be outliers any value below </w:t>
       </w:r>
       <w:r>
         <w:rPr>
@@ -6186,9 +7812,10 @@
     </w:p>
     <w:p>
       <w:pPr>
-        <w:jc w:val="both"/>
-        <w:rPr>
-          <w:rFonts w:ascii="Arial" w:hAnsi="Arial" w:cs="Arial"/>
+        <w:rPr>
+          <w:rFonts w:ascii="Arial" w:hAnsi="Arial" w:cs="Arial"/>
+          <w:b/>
+          <w:bCs/>
           <w:sz w:val="20"/>
           <w:szCs w:val="20"/>
         </w:rPr>
@@ -6201,16 +7828,16 @@
           <w:szCs w:val="20"/>
         </w:rPr>
         <w:drawing>
-          <wp:anchor distT="0" distB="0" distL="114300" distR="114300" simplePos="0" relativeHeight="251675648" behindDoc="0" locked="0" layoutInCell="1" allowOverlap="1" wp14:anchorId="6B5D545F" wp14:editId="239D9041">
+          <wp:anchor distT="0" distB="0" distL="114300" distR="114300" simplePos="0" relativeHeight="251675648" behindDoc="0" locked="0" layoutInCell="1" allowOverlap="1" wp14:anchorId="6B5D545F" wp14:editId="28D3325D">
             <wp:simplePos x="0" y="0"/>
             <wp:positionH relativeFrom="margin">
-              <wp:posOffset>3198495</wp:posOffset>
+              <wp:posOffset>3439160</wp:posOffset>
             </wp:positionH>
             <wp:positionV relativeFrom="margin">
-              <wp:posOffset>6875385</wp:posOffset>
+              <wp:posOffset>7226884</wp:posOffset>
             </wp:positionV>
-            <wp:extent cx="2726690" cy="2266315"/>
-            <wp:effectExtent l="0" t="0" r="0" b="635"/>
+            <wp:extent cx="2270125" cy="1887220"/>
+            <wp:effectExtent l="0" t="0" r="3175" b="5080"/>
             <wp:wrapSquare wrapText="bothSides"/>
             <wp:docPr id="740286290" name="Picture 1"/>
             <wp:cNvGraphicFramePr>
@@ -6226,7 +7853,7 @@
                     </pic:cNvPicPr>
                   </pic:nvPicPr>
                   <pic:blipFill>
-                    <a:blip r:embed="rId15">
+                    <a:blip r:embed="rId20">
                       <a:extLst>
                         <a:ext uri="{28A0092B-C50C-407E-A947-70E740481C1C}">
                           <a14:useLocalDpi xmlns:a14="http://schemas.microsoft.com/office/drawing/2010/main" val="0"/>
@@ -6241,7 +7868,7 @@
                   <pic:spPr bwMode="auto">
                     <a:xfrm>
                       <a:off x="0" y="0"/>
-                      <a:ext cx="2726690" cy="2266315"/>
+                      <a:ext cx="2270125" cy="1887220"/>
                     </a:xfrm>
                     <a:prstGeom prst="rect">
                       <a:avLst/>
@@ -6265,22 +7892,145 @@
       </w:r>
       <w:r>
         <w:rPr>
+          <w:rFonts w:ascii="Arial" w:hAnsi="Arial" w:cs="Arial"/>
+          <w:sz w:val="20"/>
+          <w:szCs w:val="20"/>
+        </w:rPr>
+        <w:t>All observations above 127 (</w:t>
+      </w:r>
+      <w:r>
+        <w:rPr>
+          <w:rFonts w:ascii="Arial" w:hAnsi="Arial" w:cs="Arial"/>
+          <w:sz w:val="20"/>
+          <w:szCs w:val="20"/>
+        </w:rPr>
+        <w:t xml:space="preserve">corresponding to </w:t>
+      </w:r>
+      <w:r>
+        <w:rPr>
+          <w:rFonts w:ascii="Consolas" w:hAnsi="Consolas" w:cs="Consolas"/>
+          <w:b/>
+          <w:bCs/>
+          <w:sz w:val="20"/>
+          <w:szCs w:val="20"/>
+        </w:rPr>
+        <w:t>Q3+IQR</w:t>
+      </w:r>
+      <w:r>
+        <w:rPr>
+          <w:rFonts w:ascii="Consolas" w:hAnsi="Consolas" w:cs="Consolas"/>
+          <w:b/>
+          <w:bCs/>
+          <w:sz w:val="20"/>
+          <w:szCs w:val="20"/>
+        </w:rPr>
+        <w:t>,</w:t>
+      </w:r>
+      <w:r>
+        <w:rPr>
+          <w:rFonts w:ascii="Arial" w:hAnsi="Arial" w:cs="Arial"/>
+          <w:sz w:val="20"/>
+          <w:szCs w:val="20"/>
+        </w:rPr>
+        <w:t xml:space="preserve"> with </w:t>
+      </w:r>
+      <w:r>
+        <w:rPr>
+          <w:rFonts w:ascii="Consolas" w:hAnsi="Consolas" w:cs="Consolas"/>
+          <w:b/>
+          <w:bCs/>
+          <w:sz w:val="20"/>
+          <w:szCs w:val="20"/>
+        </w:rPr>
+        <w:t>k</w:t>
+      </w:r>
+      <w:r>
+        <w:rPr>
+          <w:rFonts w:ascii="Arial" w:hAnsi="Arial" w:cs="Arial"/>
+          <w:sz w:val="20"/>
+          <w:szCs w:val="20"/>
+        </w:rPr>
+        <w:t xml:space="preserve"> set to </w:t>
+      </w:r>
+      <w:r>
+        <w:rPr>
+          <w:rFonts w:ascii="Consolas" w:hAnsi="Consolas" w:cs="Consolas"/>
+          <w:b/>
+          <w:bCs/>
+          <w:sz w:val="20"/>
+          <w:szCs w:val="20"/>
+        </w:rPr>
+        <w:t>1</w:t>
+      </w:r>
+      <w:r>
+        <w:rPr>
+          <w:rFonts w:ascii="Arial" w:hAnsi="Arial" w:cs="Arial"/>
+          <w:sz w:val="20"/>
+          <w:szCs w:val="20"/>
+        </w:rPr>
+        <w:t xml:space="preserve">) </w:t>
+      </w:r>
+      <w:r>
+        <w:rPr>
+          <w:rFonts w:ascii="Arial" w:hAnsi="Arial" w:cs="Arial"/>
+          <w:sz w:val="20"/>
+          <w:szCs w:val="20"/>
+        </w:rPr>
+        <w:t xml:space="preserve">were capped. </w:t>
+      </w:r>
+      <w:r>
+        <w:rPr>
+          <w:rFonts w:ascii="Arial" w:hAnsi="Arial" w:cs="Arial"/>
+          <w:sz w:val="20"/>
+          <w:szCs w:val="20"/>
+        </w:rPr>
+        <w:t xml:space="preserve">If the default value for </w:t>
+      </w:r>
+      <w:r>
+        <w:rPr>
+          <w:rFonts w:ascii="Consolas" w:hAnsi="Consolas" w:cs="Consolas"/>
+          <w:b/>
+          <w:bCs/>
+          <w:sz w:val="20"/>
+          <w:szCs w:val="20"/>
+        </w:rPr>
+        <w:t>k</w:t>
+      </w:r>
+      <w:r>
+        <w:rPr>
+          <w:rFonts w:ascii="Arial" w:hAnsi="Arial" w:cs="Arial"/>
+          <w:sz w:val="20"/>
+          <w:szCs w:val="20"/>
+        </w:rPr>
+        <w:t xml:space="preserve"> was used, the capping threshold would be even higher, allowing unrealistic ages to remain in the dataset.</w:t>
+      </w:r>
+    </w:p>
+    <w:p>
+      <w:pPr>
+        <w:rPr>
+          <w:rFonts w:ascii="Arial" w:hAnsi="Arial" w:cs="Arial"/>
+          <w:sz w:val="20"/>
+          <w:szCs w:val="20"/>
+        </w:rPr>
+      </w:pPr>
+      <w:r>
+        <w:rPr>
           <w:rFonts w:ascii="Garamond" w:hAnsi="Garamond"/>
           <w:b/>
           <w:bCs/>
           <w:noProof/>
         </w:rPr>
         <w:drawing>
-          <wp:anchor distT="0" distB="0" distL="114300" distR="114300" simplePos="0" relativeHeight="251678720" behindDoc="0" locked="0" layoutInCell="1" allowOverlap="1" wp14:anchorId="0F6AE97E" wp14:editId="7672F45F">
+          <wp:anchor distT="0" distB="0" distL="114300" distR="114300" simplePos="0" relativeHeight="251678720" behindDoc="0" locked="0" layoutInCell="1" allowOverlap="1" wp14:anchorId="0F6AE97E" wp14:editId="3078AC17">
             <wp:simplePos x="0" y="0"/>
             <wp:positionH relativeFrom="margin">
-              <wp:posOffset>-52070</wp:posOffset>
+              <wp:posOffset>116205</wp:posOffset>
             </wp:positionH>
             <wp:positionV relativeFrom="margin">
-              <wp:posOffset>6875540</wp:posOffset>
+              <wp:posOffset>7333056</wp:posOffset>
             </wp:positionV>
-            <wp:extent cx="2735580" cy="2263140"/>
-            <wp:effectExtent l="0" t="0" r="7620" b="3810"/>
+            <wp:extent cx="2150110" cy="1778635"/>
+            <wp:effectExtent l="0" t="0" r="0" b="0"/>
             <wp:wrapSquare wrapText="bothSides"/>
             <wp:docPr id="406187059" name="Picture 5" descr="A graph with a pink rectangle&#10;&#10;AI-generated content may be incorrect."/>
             <wp:cNvGraphicFramePr>
@@ -6294,7 +8044,7 @@
                     <pic:cNvPicPr/>
                   </pic:nvPicPr>
                   <pic:blipFill>
-                    <a:blip r:embed="rId16">
+                    <a:blip r:embed="rId21" cstate="print">
                       <a:extLst>
                         <a:ext uri="{28A0092B-C50C-407E-A947-70E740481C1C}">
                           <a14:useLocalDpi xmlns:a14="http://schemas.microsoft.com/office/drawing/2010/main" val="0"/>
@@ -6308,7 +8058,7 @@
                   <pic:spPr>
                     <a:xfrm>
                       <a:off x="0" y="0"/>
-                      <a:ext cx="2735580" cy="2263140"/>
+                      <a:ext cx="2150110" cy="1778635"/>
                     </a:xfrm>
                     <a:prstGeom prst="rect">
                       <a:avLst/>
@@ -6326,138 +8076,6 @@
           </wp:anchor>
         </w:drawing>
       </w:r>
-      <w:r>
-        <w:rPr>
-          <w:rFonts w:ascii="Arial" w:hAnsi="Arial" w:cs="Arial"/>
-          <w:sz w:val="20"/>
-          <w:szCs w:val="20"/>
-        </w:rPr>
-        <w:t>All observations above 127 (</w:t>
-      </w:r>
-      <w:r>
-        <w:rPr>
-          <w:rFonts w:ascii="Arial" w:hAnsi="Arial" w:cs="Arial"/>
-          <w:sz w:val="20"/>
-          <w:szCs w:val="20"/>
-        </w:rPr>
-        <w:t xml:space="preserve">corresponding to </w:t>
-      </w:r>
-      <w:r>
-        <w:rPr>
-          <w:rFonts w:ascii="Consolas" w:hAnsi="Consolas" w:cs="Consolas"/>
-          <w:b/>
-          <w:bCs/>
-          <w:sz w:val="20"/>
-          <w:szCs w:val="20"/>
-        </w:rPr>
-        <w:t>Q3+IQR</w:t>
-      </w:r>
-      <w:r>
-        <w:rPr>
-          <w:rFonts w:ascii="Consolas" w:hAnsi="Consolas" w:cs="Consolas"/>
-          <w:b/>
-          <w:bCs/>
-          <w:sz w:val="20"/>
-          <w:szCs w:val="20"/>
-        </w:rPr>
-        <w:t>,</w:t>
-      </w:r>
-      <w:r>
-        <w:rPr>
-          <w:rFonts w:ascii="Arial" w:hAnsi="Arial" w:cs="Arial"/>
-          <w:sz w:val="20"/>
-          <w:szCs w:val="20"/>
-        </w:rPr>
-        <w:t xml:space="preserve"> with </w:t>
-      </w:r>
-      <w:r>
-        <w:rPr>
-          <w:rFonts w:ascii="Consolas" w:hAnsi="Consolas" w:cs="Consolas"/>
-          <w:b/>
-          <w:bCs/>
-          <w:sz w:val="20"/>
-          <w:szCs w:val="20"/>
-        </w:rPr>
-        <w:t>k</w:t>
-      </w:r>
-      <w:r>
-        <w:rPr>
-          <w:rFonts w:ascii="Arial" w:hAnsi="Arial" w:cs="Arial"/>
-          <w:sz w:val="20"/>
-          <w:szCs w:val="20"/>
-        </w:rPr>
-        <w:t xml:space="preserve"> set to </w:t>
-      </w:r>
-      <w:r>
-        <w:rPr>
-          <w:rFonts w:ascii="Consolas" w:hAnsi="Consolas" w:cs="Consolas"/>
-          <w:b/>
-          <w:bCs/>
-          <w:sz w:val="20"/>
-          <w:szCs w:val="20"/>
-        </w:rPr>
-        <w:t>1</w:t>
-      </w:r>
-      <w:r>
-        <w:rPr>
-          <w:rFonts w:ascii="Arial" w:hAnsi="Arial" w:cs="Arial"/>
-          <w:sz w:val="20"/>
-          <w:szCs w:val="20"/>
-        </w:rPr>
-        <w:t xml:space="preserve">) </w:t>
-      </w:r>
-      <w:r>
-        <w:rPr>
-          <w:rFonts w:ascii="Arial" w:hAnsi="Arial" w:cs="Arial"/>
-          <w:sz w:val="20"/>
-          <w:szCs w:val="20"/>
-        </w:rPr>
-        <w:t xml:space="preserve">were capped. </w:t>
-      </w:r>
-      <w:r>
-        <w:rPr>
-          <w:rFonts w:ascii="Arial" w:hAnsi="Arial" w:cs="Arial"/>
-          <w:sz w:val="20"/>
-          <w:szCs w:val="20"/>
-        </w:rPr>
-        <w:t xml:space="preserve">If the default value for </w:t>
-      </w:r>
-      <w:r>
-        <w:rPr>
-          <w:rFonts w:ascii="Consolas" w:hAnsi="Consolas" w:cs="Consolas"/>
-          <w:b/>
-          <w:bCs/>
-          <w:sz w:val="20"/>
-          <w:szCs w:val="20"/>
-        </w:rPr>
-        <w:t>k</w:t>
-      </w:r>
-      <w:r>
-        <w:rPr>
-          <w:rFonts w:ascii="Arial" w:hAnsi="Arial" w:cs="Arial"/>
-          <w:sz w:val="20"/>
-          <w:szCs w:val="20"/>
-        </w:rPr>
-        <w:t xml:space="preserve"> was used, the capping threshold would be even higher, allowing unrealistic ages to remain in the dataset.</w:t>
-      </w:r>
-    </w:p>
-    <w:p>
-      <w:pPr>
-        <w:rPr>
-          <w:rFonts w:ascii="Arial" w:hAnsi="Arial" w:cs="Arial"/>
-          <w:sz w:val="20"/>
-          <w:szCs w:val="20"/>
-        </w:rPr>
-      </w:pPr>
-    </w:p>
-    <w:p>
-      <w:pPr>
-        <w:rPr>
-          <w:rFonts w:ascii="Garamond" w:hAnsi="Garamond"/>
-          <w:b/>
-          <w:bCs/>
-        </w:rPr>
-      </w:pPr>
     </w:p>
     <w:p>
       <w:pPr>
@@ -6501,13 +8119,13 @@
         <mc:AlternateContent>
           <mc:Choice Requires="wps">
             <w:drawing>
-              <wp:anchor distT="0" distB="0" distL="114300" distR="114300" simplePos="0" relativeHeight="251686912" behindDoc="0" locked="0" layoutInCell="1" allowOverlap="1" wp14:anchorId="200F3775" wp14:editId="1029EA10">
+              <wp:anchor distT="0" distB="0" distL="114300" distR="114300" simplePos="0" relativeHeight="251686912" behindDoc="0" locked="0" layoutInCell="1" allowOverlap="1" wp14:anchorId="200F3775" wp14:editId="163F41A7">
                 <wp:simplePos x="0" y="0"/>
                 <wp:positionH relativeFrom="margin">
-                  <wp:posOffset>1724660</wp:posOffset>
+                  <wp:posOffset>1638935</wp:posOffset>
                 </wp:positionH>
                 <wp:positionV relativeFrom="margin">
-                  <wp:posOffset>9142730</wp:posOffset>
+                  <wp:posOffset>9116086</wp:posOffset>
                 </wp:positionV>
                 <wp:extent cx="2735580" cy="635"/>
                 <wp:effectExtent l="0" t="0" r="0" b="0"/>
@@ -6562,7 +8180,7 @@
                               <w:rPr>
                                 <w:noProof/>
                               </w:rPr>
-                              <w:t>9</w:t>
+                              <w:t>14</w:t>
                             </w:r>
                             <w:r>
                               <w:fldChar w:fldCharType="end"/>
@@ -6599,7 +8217,7 @@
           </mc:Choice>
           <mc:Fallback>
             <w:pict>
-              <v:shape w14:anchorId="200F3775" id="_x0000_s1030" type="#_x0000_t202" style="position:absolute;margin-left:135.8pt;margin-top:719.9pt;width:215.4pt;height:.05pt;z-index:251686912;visibility:visible;mso-wrap-style:square;mso-wrap-distance-left:9pt;mso-wrap-distance-top:0;mso-wrap-distance-right:9pt;mso-wrap-distance-bottom:0;mso-position-horizontal:absolute;mso-position-horizontal-relative:margin;mso-position-vertical:absolute;mso-position-vertical-relative:margin;v-text-anchor:top" o:gfxdata="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" stroked="f">
+              <v:shape w14:anchorId="200F3775" id="_x0000_s1035" type="#_x0000_t202" style="position:absolute;margin-left:129.05pt;margin-top:717.8pt;width:215.4pt;height:.05pt;z-index:251686912;visibility:visible;mso-wrap-style:square;mso-wrap-distance-left:9pt;mso-wrap-distance-top:0;mso-wrap-distance-right:9pt;mso-wrap-distance-bottom:0;mso-position-horizontal:absolute;mso-position-horizontal-relative:margin;mso-position-vertical:absolute;mso-position-vertical-relative:margin;v-text-anchor:top" o:gfxdata="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" stroked="f">
                 <v:textbox style="mso-fit-shape-to-text:t" inset="0,0,0,0">
                   <w:txbxContent>
                     <w:p>
@@ -6629,7 +8247,7 @@
                         <w:rPr>
                           <w:noProof/>
                         </w:rPr>
-                        <w:t>9</w:t>
+                        <w:t>14</w:t>
                       </w:r>
                       <w:r>
                         <w:fldChar w:fldCharType="end"/>
@@ -6673,6 +8291,7 @@
           <w:b/>
           <w:bCs/>
         </w:rPr>
+        <w:lastRenderedPageBreak/>
         <w:t>Consultation Duration</w:t>
       </w:r>
     </w:p>
@@ -6716,7 +8335,7 @@
                     <pic:cNvPicPr/>
                   </pic:nvPicPr>
                   <pic:blipFill>
-                    <a:blip r:embed="rId17">
+                    <a:blip r:embed="rId22">
                       <a:extLst>
                         <a:ext uri="{28A0092B-C50C-407E-A947-70E740481C1C}">
                           <a14:useLocalDpi xmlns:a14="http://schemas.microsoft.com/office/drawing/2010/main" val="0"/>
@@ -6781,7 +8400,7 @@
                     </pic:cNvPicPr>
                   </pic:nvPicPr>
                   <pic:blipFill>
-                    <a:blip r:embed="rId18">
+                    <a:blip r:embed="rId23">
                       <a:extLst>
                         <a:ext uri="{28A0092B-C50C-407E-A947-70E740481C1C}">
                           <a14:useLocalDpi xmlns:a14="http://schemas.microsoft.com/office/drawing/2010/main" val="0"/>
@@ -7103,7 +8722,7 @@
                               <w:rPr>
                                 <w:noProof/>
                               </w:rPr>
-                              <w:t>10</w:t>
+                              <w:t>15</w:t>
                             </w:r>
                             <w:r>
                               <w:fldChar w:fldCharType="end"/>
@@ -7131,7 +8750,7 @@
           </mc:Choice>
           <mc:Fallback>
             <w:pict>
-              <v:shape w14:anchorId="2FCCE975" id="_x0000_s1031" type="#_x0000_t202" style="position:absolute;margin-left:76.55pt;margin-top:18.3pt;width:296.6pt;height:.05pt;z-index:251688960;visibility:visible;mso-wrap-style:square;mso-width-percent:0;mso-wrap-distance-left:9pt;mso-wrap-distance-top:0;mso-wrap-distance-right:9pt;mso-wrap-distance-bottom:0;mso-position-horizontal:absolute;mso-position-horizontal-relative:text;mso-position-vertical:absolute;mso-position-vertical-relative:text;mso-width-percent:0;mso-width-relative:margin;v-text-anchor:top" o:gfxdata="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" stroked="f">
+              <v:shape w14:anchorId="2FCCE975" id="_x0000_s1036" type="#_x0000_t202" style="position:absolute;margin-left:76.55pt;margin-top:18.3pt;width:296.6pt;height:.05pt;z-index:251688960;visibility:visible;mso-wrap-style:square;mso-width-percent:0;mso-wrap-distance-left:9pt;mso-wrap-distance-top:0;mso-wrap-distance-right:9pt;mso-wrap-distance-bottom:0;mso-position-horizontal:absolute;mso-position-horizontal-relative:text;mso-position-vertical:absolute;mso-position-vertical-relative:text;mso-width-percent:0;mso-width-relative:margin;v-text-anchor:top" o:gfxdata="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" stroked="f">
                 <v:textbox style="mso-fit-shape-to-text:t" inset="0,0,0,0">
                   <w:txbxContent>
                     <w:p>
@@ -7161,7 +8780,7 @@
                         <w:rPr>
                           <w:noProof/>
                         </w:rPr>
-                        <w:t>10</w:t>
+                        <w:t>15</w:t>
                       </w:r>
                       <w:r>
                         <w:fldChar w:fldCharType="end"/>
@@ -7204,7 +8823,6 @@
           <w:b/>
           <w:bCs/>
         </w:rPr>
-        <w:lastRenderedPageBreak/>
         <w:t>Satisfaction Level</w:t>
       </w:r>
     </w:p>
@@ -7250,7 +8868,7 @@
                     </pic:cNvPicPr>
                   </pic:nvPicPr>
                   <pic:blipFill>
-                    <a:blip r:embed="rId19">
+                    <a:blip r:embed="rId24">
                       <a:extLst>
                         <a:ext uri="{28A0092B-C50C-407E-A947-70E740481C1C}">
                           <a14:useLocalDpi xmlns:a14="http://schemas.microsoft.com/office/drawing/2010/main" val="0"/>
@@ -7295,7 +8913,7 @@
           <w:noProof/>
         </w:rPr>
         <w:drawing>
-          <wp:anchor distT="0" distB="0" distL="114300" distR="114300" simplePos="0" relativeHeight="251682816" behindDoc="0" locked="0" layoutInCell="1" allowOverlap="1" wp14:anchorId="2508838A" wp14:editId="43C488F8">
+          <wp:anchor distT="0" distB="0" distL="114300" distR="114300" simplePos="0" relativeHeight="251682816" behindDoc="0" locked="0" layoutInCell="1" allowOverlap="1" wp14:anchorId="2508838A" wp14:editId="4565408A">
             <wp:simplePos x="0" y="0"/>
             <wp:positionH relativeFrom="margin">
               <wp:posOffset>241300</wp:posOffset>
@@ -7318,7 +8936,7 @@
                     <pic:cNvPicPr/>
                   </pic:nvPicPr>
                   <pic:blipFill>
-                    <a:blip r:embed="rId20" cstate="print">
+                    <a:blip r:embed="rId25" cstate="print">
                       <a:extLst>
                         <a:ext uri="{28A0092B-C50C-407E-A947-70E740481C1C}">
                           <a14:useLocalDpi xmlns:a14="http://schemas.microsoft.com/office/drawing/2010/main" val="0"/>
@@ -7516,7 +9134,7 @@
                               <w:rPr>
                                 <w:noProof/>
                               </w:rPr>
-                              <w:t>11</w:t>
+                              <w:t>16</w:t>
                             </w:r>
                             <w:r>
                               <w:fldChar w:fldCharType="end"/>
@@ -7544,7 +9162,7 @@
           </mc:Choice>
           <mc:Fallback>
             <w:pict>
-              <v:shape w14:anchorId="2A229856" id="_x0000_s1032" type="#_x0000_t202" style="position:absolute;margin-left:57pt;margin-top:118.9pt;width:321.95pt;height:.05pt;z-index:251691008;visibility:visible;mso-wrap-style:square;mso-width-percent:0;mso-wrap-distance-left:9pt;mso-wrap-distance-top:0;mso-wrap-distance-right:9pt;mso-wrap-distance-bottom:0;mso-position-horizontal:absolute;mso-position-horizontal-relative:text;mso-position-vertical:absolute;mso-position-vertical-relative:text;mso-width-percent:0;mso-width-relative:margin;v-text-anchor:top" o:gfxdata="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" stroked="f">
+              <v:shape w14:anchorId="2A229856" id="_x0000_s1037" type="#_x0000_t202" style="position:absolute;margin-left:57pt;margin-top:118.9pt;width:321.95pt;height:.05pt;z-index:251691008;visibility:visible;mso-wrap-style:square;mso-width-percent:0;mso-wrap-distance-left:9pt;mso-wrap-distance-top:0;mso-wrap-distance-right:9pt;mso-wrap-distance-bottom:0;mso-position-horizontal:absolute;mso-position-horizontal-relative:text;mso-position-vertical:absolute;mso-position-vertical-relative:text;mso-width-percent:0;mso-width-relative:margin;v-text-anchor:top" o:gfxdata="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" stroked="f">
                 <v:textbox style="mso-fit-shape-to-text:t" inset="0,0,0,0">
                   <w:txbxContent>
                     <w:p>
@@ -7574,7 +9192,7 @@
                         <w:rPr>
                           <w:noProof/>
                         </w:rPr>
-                        <w:t>11</w:t>
+                        <w:t>16</w:t>
                       </w:r>
                       <w:r>
                         <w:fldChar w:fldCharType="end"/>
@@ -7715,13 +9333,76 @@
       </w:pPr>
       <w:r>
         <w:rPr>
-          <w:rFonts w:ascii="Arial" w:hAnsi="Arial" w:cs="Arial"/>
+          <w:rFonts w:ascii="Garamond" w:hAnsi="Garamond"/>
+          <w:b/>
+          <w:bCs/>
           <w:noProof/>
-          <w:sz w:val="20"/>
-          <w:szCs w:val="20"/>
         </w:rPr>
         <w:drawing>
-          <wp:anchor distT="0" distB="0" distL="114300" distR="114300" simplePos="0" relativeHeight="251683840" behindDoc="0" locked="0" layoutInCell="1" allowOverlap="1" wp14:anchorId="762F711A" wp14:editId="2E20DF3C">
+          <wp:anchor distT="0" distB="0" distL="114300" distR="114300" simplePos="0" relativeHeight="251684864" behindDoc="0" locked="0" layoutInCell="1" allowOverlap="1" wp14:anchorId="1A26C334" wp14:editId="27D53171">
+            <wp:simplePos x="0" y="0"/>
+            <wp:positionH relativeFrom="margin">
+              <wp:posOffset>738505</wp:posOffset>
+            </wp:positionH>
+            <wp:positionV relativeFrom="margin">
+              <wp:posOffset>7372985</wp:posOffset>
+            </wp:positionV>
+            <wp:extent cx="2224405" cy="1849755"/>
+            <wp:effectExtent l="0" t="0" r="0" b="4445"/>
+            <wp:wrapSquare wrapText="bothSides"/>
+            <wp:docPr id="1796358335" name="Picture 8"/>
+            <wp:cNvGraphicFramePr>
+              <a:graphicFrameLocks xmlns:a="http://schemas.openxmlformats.org/drawingml/2006/main" noChangeAspect="1"/>
+            </wp:cNvGraphicFramePr>
+            <a:graphic xmlns:a="http://schemas.openxmlformats.org/drawingml/2006/main">
+              <a:graphicData uri="http://schemas.openxmlformats.org/drawingml/2006/picture">
+                <pic:pic xmlns:pic="http://schemas.openxmlformats.org/drawingml/2006/picture">
+                  <pic:nvPicPr>
+                    <pic:cNvPr id="1796358335" name="Picture 8"/>
+                    <pic:cNvPicPr/>
+                  </pic:nvPicPr>
+                  <pic:blipFill>
+                    <a:blip r:embed="rId26">
+                      <a:extLst>
+                        <a:ext uri="{28A0092B-C50C-407E-A947-70E740481C1C}">
+                          <a14:useLocalDpi xmlns:a14="http://schemas.microsoft.com/office/drawing/2010/main" val="0"/>
+                        </a:ext>
+                      </a:extLst>
+                    </a:blip>
+                    <a:stretch>
+                      <a:fillRect/>
+                    </a:stretch>
+                  </pic:blipFill>
+                  <pic:spPr>
+                    <a:xfrm>
+                      <a:off x="0" y="0"/>
+                      <a:ext cx="2224405" cy="1849755"/>
+                    </a:xfrm>
+                    <a:prstGeom prst="rect">
+                      <a:avLst/>
+                    </a:prstGeom>
+                  </pic:spPr>
+                </pic:pic>
+              </a:graphicData>
+            </a:graphic>
+            <wp14:sizeRelH relativeFrom="margin">
+              <wp14:pctWidth>0</wp14:pctWidth>
+            </wp14:sizeRelH>
+            <wp14:sizeRelV relativeFrom="margin">
+              <wp14:pctHeight>0</wp14:pctHeight>
+            </wp14:sizeRelV>
+          </wp:anchor>
+        </w:drawing>
+      </w:r>
+      <w:r>
+        <w:rPr>
+          <w:rFonts w:ascii="Arial" w:hAnsi="Arial" w:cs="Arial"/>
+          <w:noProof/>
+          <w:sz w:val="20"/>
+          <w:szCs w:val="20"/>
+        </w:rPr>
+        <w:drawing>
+          <wp:anchor distT="0" distB="0" distL="114300" distR="114300" simplePos="0" relativeHeight="251683840" behindDoc="0" locked="0" layoutInCell="1" allowOverlap="1" wp14:anchorId="762F711A" wp14:editId="49FAFB71">
             <wp:simplePos x="0" y="0"/>
             <wp:positionH relativeFrom="margin">
               <wp:posOffset>3197225</wp:posOffset>
@@ -7746,7 +9427,7 @@
                     </pic:cNvPicPr>
                   </pic:nvPicPr>
                   <pic:blipFill>
-                    <a:blip r:embed="rId21">
+                    <a:blip r:embed="rId27">
                       <a:extLst>
                         <a:ext uri="{28A0092B-C50C-407E-A947-70E740481C1C}">
                           <a14:useLocalDpi xmlns:a14="http://schemas.microsoft.com/office/drawing/2010/main" val="0"/>
@@ -7785,69 +9466,6 @@
       </w:r>
       <w:r>
         <w:rPr>
-          <w:rFonts w:ascii="Garamond" w:hAnsi="Garamond"/>
-          <w:b/>
-          <w:bCs/>
-          <w:noProof/>
-        </w:rPr>
-        <w:drawing>
-          <wp:anchor distT="0" distB="0" distL="114300" distR="114300" simplePos="0" relativeHeight="251684864" behindDoc="0" locked="0" layoutInCell="1" allowOverlap="1" wp14:anchorId="1A26C334" wp14:editId="489218C7">
-            <wp:simplePos x="0" y="0"/>
-            <wp:positionH relativeFrom="margin">
-              <wp:posOffset>656489</wp:posOffset>
-            </wp:positionH>
-            <wp:positionV relativeFrom="margin">
-              <wp:posOffset>7364324</wp:posOffset>
-            </wp:positionV>
-            <wp:extent cx="2224405" cy="1849755"/>
-            <wp:effectExtent l="0" t="0" r="0" b="4445"/>
-            <wp:wrapSquare wrapText="bothSides"/>
-            <wp:docPr id="1796358335" name="Picture 8"/>
-            <wp:cNvGraphicFramePr>
-              <a:graphicFrameLocks xmlns:a="http://schemas.openxmlformats.org/drawingml/2006/main" noChangeAspect="1"/>
-            </wp:cNvGraphicFramePr>
-            <a:graphic xmlns:a="http://schemas.openxmlformats.org/drawingml/2006/main">
-              <a:graphicData uri="http://schemas.openxmlformats.org/drawingml/2006/picture">
-                <pic:pic xmlns:pic="http://schemas.openxmlformats.org/drawingml/2006/picture">
-                  <pic:nvPicPr>
-                    <pic:cNvPr id="1796358335" name="Picture 8"/>
-                    <pic:cNvPicPr/>
-                  </pic:nvPicPr>
-                  <pic:blipFill>
-                    <a:blip r:embed="rId22">
-                      <a:extLst>
-                        <a:ext uri="{28A0092B-C50C-407E-A947-70E740481C1C}">
-                          <a14:useLocalDpi xmlns:a14="http://schemas.microsoft.com/office/drawing/2010/main" val="0"/>
-                        </a:ext>
-                      </a:extLst>
-                    </a:blip>
-                    <a:stretch>
-                      <a:fillRect/>
-                    </a:stretch>
-                  </pic:blipFill>
-                  <pic:spPr>
-                    <a:xfrm>
-                      <a:off x="0" y="0"/>
-                      <a:ext cx="2224405" cy="1849755"/>
-                    </a:xfrm>
-                    <a:prstGeom prst="rect">
-                      <a:avLst/>
-                    </a:prstGeom>
-                  </pic:spPr>
-                </pic:pic>
-              </a:graphicData>
-            </a:graphic>
-            <wp14:sizeRelH relativeFrom="margin">
-              <wp14:pctWidth>0</wp14:pctWidth>
-            </wp14:sizeRelH>
-            <wp14:sizeRelV relativeFrom="margin">
-              <wp14:pctHeight>0</wp14:pctHeight>
-            </wp14:sizeRelV>
-          </wp:anchor>
-        </w:drawing>
-      </w:r>
-      <w:r>
-        <w:rPr>
           <w:rFonts w:ascii="Arial" w:hAnsi="Arial" w:cs="Arial"/>
           <w:sz w:val="20"/>
           <w:szCs w:val="20"/>
@@ -7892,23 +9510,7 @@
           <w:sz w:val="20"/>
           <w:szCs w:val="20"/>
         </w:rPr>
-        <w:t>000</w:t>
-      </w:r>
-      <w:r>
-        <w:rPr>
-          <w:rFonts w:ascii="Arial" w:hAnsi="Arial" w:cs="Arial"/>
-          <w:sz w:val="20"/>
-          <w:szCs w:val="20"/>
-        </w:rPr>
-        <w:t>€</w:t>
-      </w:r>
-      <w:r>
-        <w:rPr>
-          <w:rFonts w:ascii="Arial" w:hAnsi="Arial" w:cs="Arial"/>
-          <w:sz w:val="20"/>
-          <w:szCs w:val="20"/>
-        </w:rPr>
-        <w:t xml:space="preserve">) were </w:t>
+        <w:t xml:space="preserve">000) were </w:t>
       </w:r>
       <w:r>
         <w:rPr>
@@ -8096,7 +9698,7 @@
                               <w:rPr>
                                 <w:noProof/>
                               </w:rPr>
-                              <w:t>12</w:t>
+                              <w:t>17</w:t>
                             </w:r>
                             <w:r>
                               <w:fldChar w:fldCharType="end"/>
@@ -8127,7 +9729,7 @@
           </mc:Choice>
           <mc:Fallback>
             <w:pict>
-              <v:shape w14:anchorId="73474467" id="_x0000_s1033" type="#_x0000_t202" style="position:absolute;margin-left:93.2pt;margin-top:728.6pt;width:288.55pt;height:.05pt;z-index:251693056;visibility:visible;mso-wrap-style:square;mso-width-percent:0;mso-wrap-distance-left:9pt;mso-wrap-distance-top:0;mso-wrap-distance-right:9pt;mso-wrap-distance-bottom:0;mso-position-horizontal:absolute;mso-position-horizontal-relative:margin;mso-position-vertical:absolute;mso-position-vertical-relative:margin;mso-width-percent:0;mso-width-relative:margin;v-text-anchor:top" o:gfxdata="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" stroked="f">
+              <v:shape w14:anchorId="73474467" id="_x0000_s1038" type="#_x0000_t202" style="position:absolute;margin-left:93.2pt;margin-top:728.6pt;width:288.55pt;height:.05pt;z-index:251693056;visibility:visible;mso-wrap-style:square;mso-width-percent:0;mso-wrap-distance-left:9pt;mso-wrap-distance-top:0;mso-wrap-distance-right:9pt;mso-wrap-distance-bottom:0;mso-position-horizontal:absolute;mso-position-horizontal-relative:margin;mso-position-vertical:absolute;mso-position-vertical-relative:margin;mso-width-percent:0;mso-width-relative:margin;v-text-anchor:top" o:gfxdata="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" stroked="f">
                 <v:textbox style="mso-fit-shape-to-text:t" inset="0,0,0,0">
                   <w:txbxContent>
                     <w:p>
@@ -8157,7 +9759,7 @@
                         <w:rPr>
                           <w:noProof/>
                         </w:rPr>
-                        <w:t>12</w:t>
+                        <w:t>17</w:t>
                       </w:r>
                       <w:r>
                         <w:fldChar w:fldCharType="end"/>
@@ -8192,6 +9794,7 @@
           <w:b/>
           <w:bCs/>
         </w:rPr>
+        <w:lastRenderedPageBreak/>
         <w:t>Insurance Cover</w:t>
       </w:r>
       <w:r>
@@ -8289,7 +9892,7 @@
                               <w:rPr>
                                 <w:noProof/>
                               </w:rPr>
-                              <w:t>13</w:t>
+                              <w:t>18</w:t>
                             </w:r>
                             <w:r>
                               <w:fldChar w:fldCharType="end"/>
@@ -8314,7 +9917,7 @@
           </mc:Choice>
           <mc:Fallback>
             <w:pict>
-              <v:shape w14:anchorId="5A61769C" id="_x0000_s1034" type="#_x0000_t202" style="position:absolute;left:0;text-align:left;margin-left:108.25pt;margin-top:227.6pt;width:230.4pt;height:.05pt;z-index:251695104;visibility:visible;mso-wrap-style:square;mso-wrap-distance-left:9pt;mso-wrap-distance-top:0;mso-wrap-distance-right:9pt;mso-wrap-distance-bottom:0;mso-position-horizontal:absolute;mso-position-horizontal-relative:text;mso-position-vertical:absolute;mso-position-vertical-relative:text;v-text-anchor:top" o:gfxdata="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" stroked="f">
+              <v:shape w14:anchorId="5A61769C" id="_x0000_s1039" type="#_x0000_t202" style="position:absolute;left:0;text-align:left;margin-left:108.25pt;margin-top:227.6pt;width:230.4pt;height:.05pt;z-index:251695104;visibility:visible;mso-wrap-style:square;mso-wrap-distance-left:9pt;mso-wrap-distance-top:0;mso-wrap-distance-right:9pt;mso-wrap-distance-bottom:0;mso-position-horizontal:absolute;mso-position-horizontal-relative:text;mso-position-vertical:absolute;mso-position-vertical-relative:text;v-text-anchor:top" o:gfxdata="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" stroked="f">
                 <v:textbox style="mso-fit-shape-to-text:t" inset="0,0,0,0">
                   <w:txbxContent>
                     <w:p>
@@ -8345,7 +9948,7 @@
                         <w:rPr>
                           <w:noProof/>
                         </w:rPr>
-                        <w:t>13</w:t>
+                        <w:t>18</w:t>
                       </w:r>
                       <w:r>
                         <w:fldChar w:fldCharType="end"/>
@@ -8395,7 +9998,7 @@
                     </pic:cNvPicPr>
                   </pic:nvPicPr>
                   <pic:blipFill>
-                    <a:blip r:embed="rId23">
+                    <a:blip r:embed="rId28">
                       <a:extLst>
                         <a:ext uri="{28A0092B-C50C-407E-A947-70E740481C1C}">
                           <a14:useLocalDpi xmlns:a14="http://schemas.microsoft.com/office/drawing/2010/main" val="0"/>
@@ -8733,7 +10336,7 @@
                     <pic:cNvPicPr/>
                   </pic:nvPicPr>
                   <pic:blipFill>
-                    <a:blip r:embed="rId24" cstate="print">
+                    <a:blip r:embed="rId29" cstate="print">
                       <a:extLst>
                         <a:ext uri="{28A0092B-C50C-407E-A947-70E740481C1C}">
                           <a14:useLocalDpi xmlns:a14="http://schemas.microsoft.com/office/drawing/2010/main" val="0"/>
@@ -8796,7 +10399,7 @@
                     <pic:cNvPicPr/>
                   </pic:nvPicPr>
                   <pic:blipFill>
-                    <a:blip r:embed="rId25" cstate="print">
+                    <a:blip r:embed="rId30" cstate="print">
                       <a:extLst>
                         <a:ext uri="{28A0092B-C50C-407E-A947-70E740481C1C}">
                           <a14:useLocalDpi xmlns:a14="http://schemas.microsoft.com/office/drawing/2010/main" val="0"/>
@@ -8967,13 +10570,13 @@
                               <w:rPr>
                                 <w:noProof/>
                               </w:rPr>
-                              <w:t>1</w:t>
+                              <w:t>19</w:t>
                             </w:r>
                             <w:r>
                               <w:fldChar w:fldCharType="end"/>
                             </w:r>
                             <w:r>
-                              <w:t>4: data.info() before and after data type conversion</w:t>
+                              <w:t>: data.info() before and after data type conversion</w:t>
                             </w:r>
                           </w:p>
                         </w:txbxContent>
@@ -8992,7 +10595,7 @@
           </mc:Choice>
           <mc:Fallback>
             <w:pict>
-              <v:shape w14:anchorId="2419FD0A" id="_x0000_s1035" type="#_x0000_t202" style="position:absolute;left:0;text-align:left;margin-left:108.2pt;margin-top:19.9pt;width:230.4pt;height:.05pt;z-index:251699200;visibility:visible;mso-wrap-style:square;mso-wrap-distance-left:9pt;mso-wrap-distance-top:0;mso-wrap-distance-right:9pt;mso-wrap-distance-bottom:0;mso-position-horizontal:absolute;mso-position-horizontal-relative:text;mso-position-vertical:absolute;mso-position-vertical-relative:text;v-text-anchor:top" o:gfxdata="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" stroked="f">
+              <v:shape w14:anchorId="2419FD0A" id="_x0000_s1040" type="#_x0000_t202" style="position:absolute;left:0;text-align:left;margin-left:108.2pt;margin-top:19.9pt;width:230.4pt;height:.05pt;z-index:251699200;visibility:visible;mso-wrap-style:square;mso-wrap-distance-left:9pt;mso-wrap-distance-top:0;mso-wrap-distance-right:9pt;mso-wrap-distance-bottom:0;mso-position-horizontal:absolute;mso-position-horizontal-relative:text;mso-position-vertical:absolute;mso-position-vertical-relative:text;v-text-anchor:top" o:gfxdata="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" stroked="f">
                 <v:textbox style="mso-fit-shape-to-text:t" inset="0,0,0,0">
                   <w:txbxContent>
                     <w:p>
@@ -9023,13 +10626,13 @@
                         <w:rPr>
                           <w:noProof/>
                         </w:rPr>
-                        <w:t>1</w:t>
+                        <w:t>19</w:t>
                       </w:r>
                       <w:r>
                         <w:fldChar w:fldCharType="end"/>
                       </w:r>
                       <w:r>
-                        <w:t>4: data.info() before and after data type conversion</w:t>
+                        <w:t>: data.info() before and after data type conversion</w:t>
                       </w:r>
                     </w:p>
                   </w:txbxContent>
@@ -9244,6 +10847,7 @@
           <w:szCs w:val="20"/>
           <w:u w:val="single"/>
         </w:rPr>
+        <w:lastRenderedPageBreak/>
         <w:t>Insurance Coverage Percentage</w:t>
       </w:r>
       <w:r>
@@ -9421,7 +11025,23 @@
           <w:sz w:val="20"/>
           <w:szCs w:val="20"/>
         </w:rPr>
-        <w:t xml:space="preserve">the process of discretization applied to the column Age. This new feature is composed of </w:t>
+        <w:t>the process of discretization</w:t>
+      </w:r>
+      <w:r>
+        <w:rPr>
+          <w:rFonts w:ascii="Arial" w:hAnsi="Arial" w:cs="Arial"/>
+          <w:sz w:val="20"/>
+          <w:szCs w:val="20"/>
+        </w:rPr>
+        <w:t xml:space="preserve"> / binning</w:t>
+      </w:r>
+      <w:r>
+        <w:rPr>
+          <w:rFonts w:ascii="Arial" w:hAnsi="Arial" w:cs="Arial"/>
+          <w:sz w:val="20"/>
+          <w:szCs w:val="20"/>
+        </w:rPr>
+        <w:t xml:space="preserve"> applied to the column Age. This new feature is composed of </w:t>
       </w:r>
       <w:r>
         <w:rPr>
@@ -9493,7 +11113,55 @@
           <w:sz w:val="20"/>
           <w:szCs w:val="20"/>
         </w:rPr>
-        <w:t>This column consists of the three categories associated with each Age Range – Children, Adults and Elders.</w:t>
+        <w:t xml:space="preserve">This column consists of </w:t>
+      </w:r>
+      <w:r>
+        <w:rPr>
+          <w:rFonts w:ascii="Arial" w:hAnsi="Arial" w:cs="Arial"/>
+          <w:sz w:val="20"/>
+          <w:szCs w:val="20"/>
+        </w:rPr>
+        <w:t>a mapping of the</w:t>
+      </w:r>
+      <w:r>
+        <w:rPr>
+          <w:rFonts w:ascii="Arial" w:hAnsi="Arial" w:cs="Arial"/>
+          <w:sz w:val="20"/>
+          <w:szCs w:val="20"/>
+        </w:rPr>
+        <w:t xml:space="preserve"> three </w:t>
+      </w:r>
+      <w:r>
+        <w:rPr>
+          <w:rFonts w:ascii="Arial" w:hAnsi="Arial" w:cs="Arial"/>
+          <w:sz w:val="20"/>
+          <w:szCs w:val="20"/>
+        </w:rPr>
+        <w:t>intervals</w:t>
+      </w:r>
+      <w:r>
+        <w:rPr>
+          <w:rFonts w:ascii="Arial" w:hAnsi="Arial" w:cs="Arial"/>
+          <w:sz w:val="20"/>
+          <w:szCs w:val="20"/>
+        </w:rPr>
+        <w:t xml:space="preserve"> associated with each Age Range </w:t>
+      </w:r>
+      <w:r>
+        <w:rPr>
+          <w:rFonts w:ascii="Arial" w:hAnsi="Arial" w:cs="Arial"/>
+          <w:sz w:val="20"/>
+          <w:szCs w:val="20"/>
+        </w:rPr>
+        <w:t xml:space="preserve">with a category </w:t>
+      </w:r>
+      <w:r>
+        <w:rPr>
+          <w:rFonts w:ascii="Arial" w:hAnsi="Arial" w:cs="Arial"/>
+          <w:sz w:val="20"/>
+          <w:szCs w:val="20"/>
+        </w:rPr>
+        <w:t>– Children, Adults and Elders.</w:t>
       </w:r>
     </w:p>
     <w:p>
@@ -9665,24 +11333,13 @@
           <w:lang w:val="en-US"/>
         </w:rPr>
       </w:pPr>
-    </w:p>
-    <w:p>
-      <w:pPr>
+      <w:r>
         <w:rPr>
           <w:rFonts w:ascii="Garamond" w:hAnsi="Garamond"/>
           <w:b/>
           <w:bCs/>
           <w:lang w:val="en-US"/>
         </w:rPr>
-      </w:pPr>
-      <w:r>
-        <w:rPr>
-          <w:rFonts w:ascii="Garamond" w:hAnsi="Garamond"/>
-          <w:b/>
-          <w:bCs/>
-          <w:lang w:val="en-US"/>
-        </w:rPr>
-        <w:lastRenderedPageBreak/>
         <w:t>Analytical Base Table (ABT) Construction</w:t>
       </w:r>
     </w:p>
@@ -10724,6 +12381,7 @@
           <w:bCs/>
           <w:lang w:val="en-US"/>
         </w:rPr>
+        <w:lastRenderedPageBreak/>
         <w:t>Column renaming and data types</w:t>
       </w:r>
     </w:p>
@@ -11205,17 +12863,6 @@
           <w:lang w:val="en-US"/>
         </w:rPr>
       </w:pPr>
-    </w:p>
-    <w:p>
-      <w:pPr>
-        <w:ind w:firstLine="720"/>
-        <w:rPr>
-          <w:rFonts w:ascii="Garamond" w:hAnsi="Garamond"/>
-          <w:b/>
-          <w:bCs/>
-          <w:lang w:val="en-US"/>
-        </w:rPr>
-      </w:pPr>
       <w:r>
         <w:rPr>
           <w:rFonts w:ascii="Garamond" w:hAnsi="Garamond"/>
@@ -11284,18 +12931,6 @@
         </w:rPr>
         <w:t>providing a pre-processed and clean basis for modelling and analysis.</w:t>
       </w:r>
-    </w:p>
-    <w:p>
-      <w:pPr>
-        <w:rPr>
-          <w:rFonts w:ascii="Garamond" w:hAnsi="Garamond"/>
-          <w:b/>
-          <w:bCs/>
-          <w:sz w:val="27"/>
-          <w:szCs w:val="27"/>
-          <w:lang w:val="en-US"/>
-        </w:rPr>
-      </w:pPr>
     </w:p>
     <w:p>
       <w:pPr>
@@ -11357,7 +12992,6 @@
           <w:bCs/>
           <w:lang w:val="en-US"/>
         </w:rPr>
-        <w:lastRenderedPageBreak/>
         <w:t>Patient Demographics - Distributions</w:t>
       </w:r>
     </w:p>
@@ -11401,7 +13035,7 @@
                     <pic:cNvPicPr/>
                   </pic:nvPicPr>
                   <pic:blipFill>
-                    <a:blip r:embed="rId26" cstate="print">
+                    <a:blip r:embed="rId31" cstate="print">
                       <a:extLst>
                         <a:ext uri="{28A0092B-C50C-407E-A947-70E740481C1C}">
                           <a14:useLocalDpi xmlns:a14="http://schemas.microsoft.com/office/drawing/2010/main" val="0"/>
@@ -11466,7 +13100,7 @@
                     <pic:cNvPicPr/>
                   </pic:nvPicPr>
                   <pic:blipFill rotWithShape="1">
-                    <a:blip r:embed="rId27">
+                    <a:blip r:embed="rId32">
                       <a:extLst>
                         <a:ext uri="{28A0092B-C50C-407E-A947-70E740481C1C}">
                           <a14:useLocalDpi xmlns:a14="http://schemas.microsoft.com/office/drawing/2010/main" val="0"/>
@@ -11835,7 +13469,7 @@
                     <pic:cNvPicPr/>
                   </pic:nvPicPr>
                   <pic:blipFill>
-                    <a:blip r:embed="rId28" cstate="print">
+                    <a:blip r:embed="rId33" cstate="print">
                       <a:extLst>
                         <a:ext uri="{28A0092B-C50C-407E-A947-70E740481C1C}">
                           <a14:useLocalDpi xmlns:a14="http://schemas.microsoft.com/office/drawing/2010/main" val="0"/>
@@ -11898,7 +13532,7 @@
                     <pic:cNvPicPr/>
                   </pic:nvPicPr>
                   <pic:blipFill>
-                    <a:blip r:embed="rId29" cstate="print">
+                    <a:blip r:embed="rId34" cstate="print">
                       <a:extLst>
                         <a:ext uri="{28A0092B-C50C-407E-A947-70E740481C1C}">
                           <a14:useLocalDpi xmlns:a14="http://schemas.microsoft.com/office/drawing/2010/main" val="0"/>
@@ -12084,6 +13718,7 @@
         </w:rPr>
         <w:t xml:space="preserve">, so we might be facing a case of people who chose the </w:t>
       </w:r>
+      <w:proofErr w:type="gramStart"/>
       <w:r>
         <w:rPr>
           <w:rFonts w:ascii="Arial" w:hAnsi="Arial" w:cs="Arial"/>
@@ -12095,6 +13730,7 @@
         </w:rPr>
         <w:t>Other</w:t>
       </w:r>
+      <w:proofErr w:type="gramEnd"/>
       <w:r>
         <w:rPr>
           <w:rFonts w:ascii="Arial" w:hAnsi="Arial" w:cs="Arial"/>
@@ -12196,6 +13832,7 @@
           <w:szCs w:val="20"/>
           <w:lang w:val="en-US"/>
         </w:rPr>
+        <w:lastRenderedPageBreak/>
         <w:t>Th</w:t>
       </w:r>
       <w:r>
@@ -12505,7 +14142,36 @@
           <w:szCs w:val="20"/>
           <w:lang w:val="en-US"/>
         </w:rPr>
-        <w:t>graph, in order to reduce the skewness</w:t>
+        <w:t xml:space="preserve">graph, </w:t>
+      </w:r>
+      <w:proofErr w:type="gramStart"/>
+      <w:r>
+        <w:rPr>
+          <w:rFonts w:ascii="Arial" w:hAnsi="Arial" w:cs="Arial"/>
+          <w:sz w:val="20"/>
+          <w:szCs w:val="20"/>
+          <w:lang w:val="en-US"/>
+        </w:rPr>
+        <w:t>in order to</w:t>
+      </w:r>
+      <w:proofErr w:type="gramEnd"/>
+      <w:r>
+        <w:rPr>
+          <w:rFonts w:ascii="Arial" w:hAnsi="Arial" w:cs="Arial"/>
+          <w:sz w:val="20"/>
+          <w:szCs w:val="20"/>
+          <w:lang w:val="en-US"/>
+        </w:rPr>
+        <w:t xml:space="preserve"> </w:t>
+      </w:r>
+      <w:r>
+        <w:rPr>
+          <w:rFonts w:ascii="Arial" w:hAnsi="Arial" w:cs="Arial"/>
+          <w:sz w:val="20"/>
+          <w:szCs w:val="20"/>
+          <w:lang w:val="en-US"/>
+        </w:rPr>
+        <w:t>reduce the skewness</w:t>
       </w:r>
       <w:r>
         <w:rPr>
@@ -12532,7 +14198,16 @@
           <w:szCs w:val="20"/>
           <w:lang w:val="en-US"/>
         </w:rPr>
-        <w:t>.</w:t>
+        <w:t xml:space="preserve"> as well as</w:t>
+      </w:r>
+      <w:r>
+        <w:rPr>
+          <w:rFonts w:ascii="Arial" w:hAnsi="Arial" w:cs="Arial"/>
+          <w:sz w:val="20"/>
+          <w:szCs w:val="20"/>
+          <w:lang w:val="en-US"/>
+        </w:rPr>
+        <w:t xml:space="preserve"> predictive modelling. </w:t>
       </w:r>
       <w:r>
         <w:rPr>
@@ -12583,7 +14258,6 @@
           <w:szCs w:val="20"/>
           <w:lang w:val="en-US"/>
         </w:rPr>
-        <w:lastRenderedPageBreak/>
         <w:drawing>
           <wp:inline distT="0" distB="0" distL="0" distR="0" wp14:anchorId="00203866" wp14:editId="70BB8AAD">
             <wp:extent cx="5725795" cy="2547620"/>
@@ -12602,7 +14276,7 @@
                     </pic:cNvPicPr>
                   </pic:nvPicPr>
                   <pic:blipFill>
-                    <a:blip r:embed="rId30">
+                    <a:blip r:embed="rId35">
                       <a:extLst>
                         <a:ext uri="{28A0092B-C50C-407E-A947-70E740481C1C}">
                           <a14:useLocalDpi xmlns:a14="http://schemas.microsoft.com/office/drawing/2010/main" val="0"/>
@@ -13157,7 +14831,7 @@
                     </pic:cNvPicPr>
                   </pic:nvPicPr>
                   <pic:blipFill>
-                    <a:blip r:embed="rId31">
+                    <a:blip r:embed="rId36">
                       <a:extLst>
                         <a:ext uri="{28A0092B-C50C-407E-A947-70E740481C1C}">
                           <a14:useLocalDpi xmlns:a14="http://schemas.microsoft.com/office/drawing/2010/main" val="0"/>
@@ -13586,6 +15260,7 @@
           <w:szCs w:val="20"/>
           <w:lang w:val="en-US"/>
         </w:rPr>
+        <w:lastRenderedPageBreak/>
         <w:t>Orthopedics</w:t>
       </w:r>
       <w:r>
@@ -13997,7 +15672,6 @@
           <w:szCs w:val="20"/>
           <w:lang w:val="en-US"/>
         </w:rPr>
-        <w:lastRenderedPageBreak/>
         <w:drawing>
           <wp:inline distT="0" distB="0" distL="0" distR="0" wp14:anchorId="32EC7E8C" wp14:editId="32688260">
             <wp:extent cx="5373934" cy="3074651"/>
@@ -14016,7 +15690,7 @@
                     </pic:cNvPicPr>
                   </pic:nvPicPr>
                   <pic:blipFill>
-                    <a:blip r:embed="rId32">
+                    <a:blip r:embed="rId37">
                       <a:extLst>
                         <a:ext uri="{28A0092B-C50C-407E-A947-70E740481C1C}">
                           <a14:useLocalDpi xmlns:a14="http://schemas.microsoft.com/office/drawing/2010/main" val="0"/>
@@ -14336,16 +16010,6 @@
     <w:p>
       <w:pPr>
         <w:rPr>
-          <w:rFonts w:ascii="Arial" w:hAnsi="Arial" w:cs="Arial"/>
-          <w:sz w:val="20"/>
-          <w:szCs w:val="20"/>
-          <w:lang w:val="en-US"/>
-        </w:rPr>
-      </w:pPr>
-    </w:p>
-    <w:p>
-      <w:pPr>
-        <w:rPr>
           <w:rFonts w:ascii="Garamond" w:hAnsi="Garamond"/>
           <w:lang w:val="en-US"/>
         </w:rPr>
@@ -14401,7 +16065,7 @@
                     </pic:cNvPicPr>
                   </pic:nvPicPr>
                   <pic:blipFill>
-                    <a:blip r:embed="rId33">
+                    <a:blip r:embed="rId38">
                       <a:extLst>
                         <a:ext uri="{28A0092B-C50C-407E-A947-70E740481C1C}">
                           <a14:useLocalDpi xmlns:a14="http://schemas.microsoft.com/office/drawing/2010/main" val="0"/>
@@ -14725,6 +16389,7 @@
           <w:szCs w:val="20"/>
           <w:lang w:val="en-US"/>
         </w:rPr>
+        <w:lastRenderedPageBreak/>
         <w:t>D</w:t>
       </w:r>
       <w:r>
@@ -14864,7 +16529,6 @@
           <w:szCs w:val="20"/>
           <w:lang w:val="en-US"/>
         </w:rPr>
-        <w:lastRenderedPageBreak/>
         <w:drawing>
           <wp:anchor distT="0" distB="0" distL="114300" distR="114300" simplePos="0" relativeHeight="251706368" behindDoc="0" locked="0" layoutInCell="1" allowOverlap="1" wp14:anchorId="2B20D42E" wp14:editId="3915CB13">
             <wp:simplePos x="0" y="0"/>
@@ -14891,7 +16555,7 @@
                     </pic:cNvPicPr>
                   </pic:nvPicPr>
                   <pic:blipFill>
-                    <a:blip r:embed="rId34">
+                    <a:blip r:embed="rId39">
                       <a:extLst>
                         <a:ext uri="{28A0092B-C50C-407E-A947-70E740481C1C}">
                           <a14:useLocalDpi xmlns:a14="http://schemas.microsoft.com/office/drawing/2010/main" val="0"/>
@@ -15414,7 +17078,7 @@
                     </pic:cNvPicPr>
                   </pic:nvPicPr>
                   <pic:blipFill>
-                    <a:blip r:embed="rId35">
+                    <a:blip r:embed="rId40">
                       <a:extLst>
                         <a:ext uri="{28A0092B-C50C-407E-A947-70E740481C1C}">
                           <a14:useLocalDpi xmlns:a14="http://schemas.microsoft.com/office/drawing/2010/main" val="0"/>
@@ -15548,36 +17212,6 @@
     </w:p>
     <w:p>
       <w:pPr>
-        <w:rPr>
-          <w:rFonts w:ascii="Arial" w:hAnsi="Arial" w:cs="Arial"/>
-          <w:sz w:val="20"/>
-          <w:szCs w:val="20"/>
-          <w:lang w:val="en-US"/>
-        </w:rPr>
-      </w:pPr>
-    </w:p>
-    <w:p>
-      <w:pPr>
-        <w:rPr>
-          <w:rFonts w:ascii="Arial" w:hAnsi="Arial" w:cs="Arial"/>
-          <w:sz w:val="20"/>
-          <w:szCs w:val="20"/>
-          <w:lang w:val="en-US"/>
-        </w:rPr>
-      </w:pPr>
-    </w:p>
-    <w:p>
-      <w:pPr>
-        <w:rPr>
-          <w:rFonts w:ascii="Arial" w:hAnsi="Arial" w:cs="Arial"/>
-          <w:sz w:val="20"/>
-          <w:szCs w:val="20"/>
-          <w:lang w:val="en-US"/>
-        </w:rPr>
-      </w:pPr>
-    </w:p>
-    <w:p>
-      <w:pPr>
         <w:tabs>
           <w:tab w:val="left" w:pos="2464"/>
         </w:tabs>
@@ -16473,7 +18107,7 @@
                     </pic:cNvPicPr>
                   </pic:nvPicPr>
                   <pic:blipFill>
-                    <a:blip r:embed="rId36">
+                    <a:blip r:embed="rId41">
                       <a:extLst>
                         <a:ext uri="{28A0092B-C50C-407E-A947-70E740481C1C}">
                           <a14:useLocalDpi xmlns:a14="http://schemas.microsoft.com/office/drawing/2010/main" val="0"/>
@@ -16682,17 +18316,35 @@
           <w:szCs w:val="20"/>
           <w:lang w:val="en-US"/>
         </w:rPr>
-        <w:t>.</w:t>
-      </w:r>
-      <w:r>
-        <w:rPr>
-          <w:rFonts w:ascii="Arial" w:hAnsi="Arial" w:cs="Arial"/>
-          <w:sz w:val="20"/>
-          <w:szCs w:val="20"/>
-          <w:lang w:val="en-US"/>
-        </w:rPr>
-        <w:t xml:space="preserve"> </w:t>
-      </w:r>
+        <w:t xml:space="preserve">. </w:t>
+      </w:r>
+    </w:p>
+    <w:p>
+      <w:pPr>
+        <w:jc w:val="both"/>
+        <w:rPr>
+          <w:rFonts w:ascii="Garamond" w:hAnsi="Garamond"/>
+          <w:lang w:val="en-US"/>
+        </w:rPr>
+      </w:pPr>
+    </w:p>
+    <w:p>
+      <w:pPr>
+        <w:jc w:val="both"/>
+        <w:rPr>
+          <w:rFonts w:ascii="Garamond" w:hAnsi="Garamond"/>
+          <w:lang w:val="en-US"/>
+        </w:rPr>
+      </w:pPr>
+    </w:p>
+    <w:p>
+      <w:pPr>
+        <w:jc w:val="both"/>
+        <w:rPr>
+          <w:rFonts w:ascii="Garamond" w:hAnsi="Garamond"/>
+          <w:lang w:val="en-US"/>
+        </w:rPr>
+      </w:pPr>
     </w:p>
     <w:p>
       <w:pPr>
@@ -16764,25 +18416,17 @@
         </w:rPr>
         <w:lastRenderedPageBreak/>
         <w:drawing>
-          <wp:anchor distT="0" distB="0" distL="114300" distR="114300" simplePos="0" relativeHeight="251708416" behindDoc="1" locked="0" layoutInCell="1" allowOverlap="1" wp14:anchorId="5EAE853E" wp14:editId="19DE811D">
+          <wp:anchor distT="0" distB="0" distL="114300" distR="114300" simplePos="0" relativeHeight="251708416" behindDoc="1" locked="0" layoutInCell="1" allowOverlap="1" wp14:anchorId="5EAE853E" wp14:editId="1589DA8B">
             <wp:simplePos x="0" y="0"/>
             <wp:positionH relativeFrom="margin">
-              <wp:align>left</wp:align>
+              <wp:posOffset>1626668</wp:posOffset>
             </wp:positionH>
-            <wp:positionV relativeFrom="paragraph">
-              <wp:posOffset>214630</wp:posOffset>
+            <wp:positionV relativeFrom="margin">
+              <wp:posOffset>218608</wp:posOffset>
             </wp:positionV>
             <wp:extent cx="2190115" cy="2172970"/>
-            <wp:effectExtent l="0" t="0" r="635" b="0"/>
-            <wp:wrapTight wrapText="bothSides">
-              <wp:wrapPolygon edited="0">
-                <wp:start x="0" y="0"/>
-                <wp:lineTo x="0" y="21398"/>
-                <wp:lineTo x="21418" y="21398"/>
-                <wp:lineTo x="21418" y="0"/>
-                <wp:lineTo x="0" y="0"/>
-              </wp:wrapPolygon>
-            </wp:wrapTight>
+            <wp:effectExtent l="0" t="0" r="0" b="0"/>
+            <wp:wrapSquare wrapText="bothSides"/>
             <wp:docPr id="486162840" name="Picture 15"/>
             <wp:cNvGraphicFramePr>
               <a:graphicFrameLocks xmlns:a="http://schemas.openxmlformats.org/drawingml/2006/main" noChangeAspect="1"/>
@@ -16797,7 +18441,7 @@
                     </pic:cNvPicPr>
                   </pic:nvPicPr>
                   <pic:blipFill>
-                    <a:blip r:embed="rId37">
+                    <a:blip r:embed="rId42">
                       <a:extLst>
                         <a:ext uri="{28A0092B-C50C-407E-A947-70E740481C1C}">
                           <a14:useLocalDpi xmlns:a14="http://schemas.microsoft.com/office/drawing/2010/main" val="0"/>
@@ -16939,16 +18583,7 @@
           <w:szCs w:val="20"/>
           <w:lang w:val="en-US"/>
         </w:rPr>
-        <w:t xml:space="preserve">This graph shows </w:t>
-      </w:r>
-      <w:r>
-        <w:rPr>
-          <w:rFonts w:ascii="Arial" w:hAnsi="Arial" w:cs="Arial"/>
-          <w:sz w:val="20"/>
-          <w:szCs w:val="20"/>
-          <w:lang w:val="en-US"/>
-        </w:rPr>
-        <w:t xml:space="preserve">the </w:t>
+        <w:t xml:space="preserve">This graph shows the </w:t>
       </w:r>
       <w:r>
         <w:rPr>
@@ -17046,16 +18681,29 @@
         </w:rPr>
         <w:t xml:space="preserve">ncome is for </w:t>
       </w:r>
-      <w:r>
-        <w:rPr>
-          <w:rFonts w:ascii="Arial" w:hAnsi="Arial" w:cs="Arial"/>
-          <w:b/>
-          <w:bCs/>
-          <w:sz w:val="20"/>
-          <w:szCs w:val="20"/>
-          <w:lang w:val="en-US"/>
-        </w:rPr>
-        <w:t xml:space="preserve">Adults </w:t>
+      <w:proofErr w:type="gramStart"/>
+      <w:r>
+        <w:rPr>
+          <w:rFonts w:ascii="Arial" w:hAnsi="Arial" w:cs="Arial"/>
+          <w:b/>
+          <w:bCs/>
+          <w:sz w:val="20"/>
+          <w:szCs w:val="20"/>
+          <w:lang w:val="en-US"/>
+        </w:rPr>
+        <w:t>Adults</w:t>
+      </w:r>
+      <w:proofErr w:type="gramEnd"/>
+      <w:r>
+        <w:rPr>
+          <w:rFonts w:ascii="Arial" w:hAnsi="Arial" w:cs="Arial"/>
+          <w:b/>
+          <w:bCs/>
+          <w:sz w:val="20"/>
+          <w:szCs w:val="20"/>
+          <w:lang w:val="en-US"/>
+        </w:rPr>
+        <w:t xml:space="preserve"> </w:t>
       </w:r>
       <w:r>
         <w:rPr>
@@ -17123,8 +18771,18 @@
         <w:t>almost the same independently of the Gender. The Age Group Children is not shown in the graph as Children have no Income.</w:t>
       </w:r>
     </w:p>
+    <w:p>
+      <w:pPr>
+        <w:rPr>
+          <w:rFonts w:ascii="Arial" w:hAnsi="Arial" w:cs="Arial"/>
+          <w:sz w:val="20"/>
+          <w:szCs w:val="20"/>
+          <w:lang w:val="en-US"/>
+        </w:rPr>
+      </w:pPr>
+    </w:p>
     <w:sectPr>
-      <w:footerReference w:type="default" r:id="rId38"/>
+      <w:footerReference w:type="default" r:id="rId43"/>
       <w:pgSz w:w="11906" w:h="16838"/>
       <w:pgMar w:top="1440" w:right="1440" w:bottom="1440" w:left="1440" w:header="708" w:footer="708" w:gutter="0"/>
       <w:cols w:space="708"/>
@@ -17284,7 +18942,7 @@
               <v:stroke joinstyle="miter"/>
               <v:path gradientshapeok="t" o:connecttype="rect"/>
             </v:shapetype>
-            <v:shape id="Text Box 157" o:spid="_x0000_s1036" type="#_x0000_t202" style="position:absolute;left:0;text-align:left;margin-left:-59.35pt;margin-top:19.25pt;width:421.5pt;height:32.1pt;z-index:251659264;visibility:visible;mso-wrap-style:square;mso-wrap-distance-left:9pt;mso-wrap-distance-top:0;mso-wrap-distance-right:9pt;mso-wrap-distance-bottom:0;mso-position-horizontal:absolute;mso-position-horizontal-relative:text;mso-position-vertical:absolute;mso-position-vertical-relative:text;v-text-anchor:top" o:gfxdata="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" filled="f" stroked="f" strokeweight=".5pt">
+            <v:shape id="Text Box 157" o:spid="_x0000_s1041" type="#_x0000_t202" style="position:absolute;left:0;text-align:left;margin-left:-59.35pt;margin-top:19.25pt;width:421.5pt;height:32.1pt;z-index:251659264;visibility:visible;mso-wrap-style:square;mso-wrap-distance-left:9pt;mso-wrap-distance-top:0;mso-wrap-distance-right:9pt;mso-wrap-distance-bottom:0;mso-position-horizontal:absolute;mso-position-horizontal-relative:text;mso-position-vertical:absolute;mso-position-vertical-relative:text;v-text-anchor:top" o:gfxdata="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" filled="f" stroked="f" strokeweight=".5pt">
               <v:textbox style="mso-fit-shape-to-text:t" inset="0,,0">
                 <w:txbxContent>
                   <w:p>
@@ -17773,7 +19431,7 @@
       <w:lvlText w:val="-"/>
       <w:lvlJc w:val="left"/>
       <w:pPr>
-        <w:ind w:left="1080" w:hanging="360"/>
+        <w:ind w:left="502" w:hanging="360"/>
       </w:pPr>
       <w:rPr>
         <w:rFonts w:ascii="Arial" w:eastAsiaTheme="minorHAnsi" w:hAnsi="Arial" w:cs="Arial" w:hint="default"/>

--- a/report_data_preprocessing.docx
+++ b/report_data_preprocessing.docx
@@ -18774,12 +18774,174 @@
     <w:p>
       <w:pPr>
         <w:rPr>
-          <w:rFonts w:ascii="Arial" w:hAnsi="Arial" w:cs="Arial"/>
-          <w:sz w:val="20"/>
-          <w:szCs w:val="20"/>
-          <w:lang w:val="en-US"/>
-        </w:rPr>
-      </w:pPr>
+          <w:rFonts w:ascii="Garamond" w:hAnsi="Garamond"/>
+          <w:b/>
+          <w:bCs/>
+          <w:sz w:val="27"/>
+          <w:szCs w:val="27"/>
+          <w:lang w:val="en-US"/>
+        </w:rPr>
+      </w:pPr>
+      <w:r>
+        <w:rPr>
+          <w:rFonts w:ascii="Garamond" w:hAnsi="Garamond"/>
+          <w:b/>
+          <w:bCs/>
+          <w:sz w:val="27"/>
+          <w:szCs w:val="27"/>
+          <w:lang w:val="en-US"/>
+        </w:rPr>
+        <w:t>Conclusion</w:t>
+      </w:r>
+    </w:p>
+    <w:p>
+      <w:pPr>
+        <w:ind w:firstLine="720"/>
+        <w:rPr>
+          <w:rFonts w:ascii="Arial" w:hAnsi="Arial" w:cs="Arial"/>
+          <w:sz w:val="20"/>
+          <w:szCs w:val="20"/>
+          <w:lang w:val="en-US"/>
+        </w:rPr>
+      </w:pPr>
+      <w:r>
+        <w:rPr>
+          <w:rFonts w:ascii="Arial" w:hAnsi="Arial" w:cs="Arial"/>
+          <w:sz w:val="20"/>
+          <w:szCs w:val="20"/>
+          <w:lang w:val="en-US"/>
+        </w:rPr>
+        <w:t xml:space="preserve">This report provides a comprehensive analysis of patient demographics, service usage, </w:t>
+      </w:r>
+      <w:r>
+        <w:rPr>
+          <w:rFonts w:ascii="Arial" w:hAnsi="Arial" w:cs="Arial"/>
+          <w:sz w:val="20"/>
+          <w:szCs w:val="20"/>
+          <w:lang w:val="en-US"/>
+        </w:rPr>
+        <w:t xml:space="preserve">pricing, duration and satisfaction across departments. Having this analysis as a basis, the next analytics team can develop predictive models and more in-depth client segmentation. Features such as </w:t>
+      </w:r>
+      <w:r>
+        <w:rPr>
+          <w:rFonts w:ascii="Arial" w:hAnsi="Arial" w:cs="Arial"/>
+          <w:b/>
+          <w:bCs/>
+          <w:sz w:val="20"/>
+          <w:szCs w:val="20"/>
+          <w:lang w:val="en-US"/>
+        </w:rPr>
+        <w:t>Days since last visit</w:t>
+      </w:r>
+      <w:r>
+        <w:rPr>
+          <w:rFonts w:ascii="Arial" w:hAnsi="Arial" w:cs="Arial"/>
+          <w:sz w:val="20"/>
+          <w:szCs w:val="20"/>
+          <w:lang w:val="en-US"/>
+        </w:rPr>
+        <w:t xml:space="preserve"> and even </w:t>
+      </w:r>
+      <w:r>
+        <w:rPr>
+          <w:rFonts w:ascii="Arial" w:hAnsi="Arial" w:cs="Arial"/>
+          <w:b/>
+          <w:bCs/>
+          <w:sz w:val="20"/>
+          <w:szCs w:val="20"/>
+          <w:lang w:val="en-US"/>
+        </w:rPr>
+        <w:t>Satisfaction Level</w:t>
+      </w:r>
+      <w:r>
+        <w:rPr>
+          <w:rFonts w:ascii="Arial" w:hAnsi="Arial" w:cs="Arial"/>
+          <w:sz w:val="20"/>
+          <w:szCs w:val="20"/>
+          <w:lang w:val="en-US"/>
+        </w:rPr>
+        <w:t xml:space="preserve"> can be used to identify patients at risk (that had bad experiences or missed their appointments). Segmentation might be done using features like </w:t>
+      </w:r>
+      <w:r>
+        <w:rPr>
+          <w:rFonts w:ascii="Arial" w:hAnsi="Arial" w:cs="Arial"/>
+          <w:b/>
+          <w:bCs/>
+          <w:sz w:val="20"/>
+          <w:szCs w:val="20"/>
+          <w:lang w:val="en-US"/>
+        </w:rPr>
+        <w:t>Age Range</w:t>
+      </w:r>
+      <w:r>
+        <w:rPr>
+          <w:rFonts w:ascii="Arial" w:hAnsi="Arial" w:cs="Arial"/>
+          <w:sz w:val="20"/>
+          <w:szCs w:val="20"/>
+          <w:lang w:val="en-US"/>
+        </w:rPr>
+        <w:t xml:space="preserve"> and </w:t>
+      </w:r>
+      <w:r>
+        <w:rPr>
+          <w:rFonts w:ascii="Arial" w:hAnsi="Arial" w:cs="Arial"/>
+          <w:b/>
+          <w:bCs/>
+          <w:sz w:val="20"/>
+          <w:szCs w:val="20"/>
+          <w:lang w:val="en-US"/>
+        </w:rPr>
+        <w:t>Age Group</w:t>
+      </w:r>
+      <w:r>
+        <w:rPr>
+          <w:rFonts w:ascii="Arial" w:hAnsi="Arial" w:cs="Arial"/>
+          <w:sz w:val="20"/>
+          <w:szCs w:val="20"/>
+          <w:lang w:val="en-US"/>
+        </w:rPr>
+        <w:t xml:space="preserve">, </w:t>
+      </w:r>
+      <w:r>
+        <w:rPr>
+          <w:rFonts w:ascii="Arial" w:hAnsi="Arial" w:cs="Arial"/>
+          <w:b/>
+          <w:bCs/>
+          <w:sz w:val="20"/>
+          <w:szCs w:val="20"/>
+          <w:lang w:val="en-US"/>
+        </w:rPr>
+        <w:t>Insurance Provider</w:t>
+      </w:r>
+      <w:r>
+        <w:rPr>
+          <w:rFonts w:ascii="Arial" w:hAnsi="Arial" w:cs="Arial"/>
+          <w:sz w:val="20"/>
+          <w:szCs w:val="20"/>
+          <w:lang w:val="en-US"/>
+        </w:rPr>
+        <w:t xml:space="preserve"> or even </w:t>
+      </w:r>
+      <w:r>
+        <w:rPr>
+          <w:rFonts w:ascii="Arial" w:hAnsi="Arial" w:cs="Arial"/>
+          <w:b/>
+          <w:bCs/>
+          <w:sz w:val="20"/>
+          <w:szCs w:val="20"/>
+          <w:lang w:val="en-US"/>
+        </w:rPr>
+        <w:t>Department</w:t>
+      </w:r>
+      <w:r>
+        <w:rPr>
+          <w:rFonts w:ascii="Arial" w:hAnsi="Arial" w:cs="Arial"/>
+          <w:sz w:val="20"/>
+          <w:szCs w:val="20"/>
+          <w:lang w:val="en-US"/>
+        </w:rPr>
+        <w:t>, as they can reveal clusters of patients that might be useful, for instance, for targeted service improvements and other initiatives.</w:t>
+      </w:r>
     </w:p>
     <w:sectPr>
       <w:footerReference w:type="default" r:id="rId43"/>

--- a/report_data_preprocessing.docx
+++ b/report_data_preprocessing.docx
@@ -5475,7 +5475,7 @@
           <w:b/>
           <w:bCs/>
           <w:color w:val="EE0000"/>
-          <w:lang w:val="pt-PT"/>
+          <w:lang w:val="en-US"/>
         </w:rPr>
       </w:pPr>
       <w:r>
@@ -5483,7 +5483,7 @@
           <w:rFonts w:ascii="Garamond" w:hAnsi="Garamond"/>
           <w:b/>
           <w:bCs/>
-          <w:lang w:val="pt-PT"/>
+          <w:lang w:val="en-US"/>
         </w:rPr>
         <w:t>Distribution and Skewness Analysis</w:t>
       </w:r>
@@ -5492,7 +5492,7 @@
           <w:rFonts w:ascii="Garamond" w:hAnsi="Garamond"/>
           <w:b/>
           <w:bCs/>
-          <w:lang w:val="pt-PT"/>
+          <w:lang w:val="en-US"/>
         </w:rPr>
         <w:t xml:space="preserve"> </w:t>
       </w:r>
@@ -8021,7 +8021,7 @@
           <w:noProof/>
         </w:rPr>
         <w:drawing>
-          <wp:anchor distT="0" distB="0" distL="114300" distR="114300" simplePos="0" relativeHeight="251678720" behindDoc="0" locked="0" layoutInCell="1" allowOverlap="1" wp14:anchorId="0F6AE97E" wp14:editId="3078AC17">
+          <wp:anchor distT="0" distB="0" distL="114300" distR="114300" simplePos="0" relativeHeight="251678720" behindDoc="0" locked="0" layoutInCell="1" allowOverlap="1" wp14:anchorId="0F6AE97E" wp14:editId="1FC6E321">
             <wp:simplePos x="0" y="0"/>
             <wp:positionH relativeFrom="margin">
               <wp:posOffset>116205</wp:posOffset>
@@ -8913,7 +8913,7 @@
           <w:noProof/>
         </w:rPr>
         <w:drawing>
-          <wp:anchor distT="0" distB="0" distL="114300" distR="114300" simplePos="0" relativeHeight="251682816" behindDoc="0" locked="0" layoutInCell="1" allowOverlap="1" wp14:anchorId="2508838A" wp14:editId="4565408A">
+          <wp:anchor distT="0" distB="0" distL="114300" distR="114300" simplePos="0" relativeHeight="251682816" behindDoc="0" locked="0" layoutInCell="1" allowOverlap="1" wp14:anchorId="2508838A" wp14:editId="43F16BF1">
             <wp:simplePos x="0" y="0"/>
             <wp:positionH relativeFrom="margin">
               <wp:posOffset>241300</wp:posOffset>
@@ -11923,6 +11923,26 @@
               <w:jc w:val="center"/>
               <w:rPr>
                 <w:rFonts w:ascii="Arial" w:hAnsi="Arial" w:cs="Arial"/>
+                <w:sz w:val="20"/>
+                <w:szCs w:val="20"/>
+              </w:rPr>
+            </w:pPr>
+            <w:r>
+              <w:rPr>
+                <w:rFonts w:ascii="Arial" w:hAnsi="Arial" w:cs="Arial"/>
+                <w:b w:val="0"/>
+                <w:bCs w:val="0"/>
+                <w:sz w:val="20"/>
+                <w:szCs w:val="20"/>
+              </w:rPr>
+              <w:t>Age Range</w:t>
+            </w:r>
+          </w:p>
+          <w:p>
+            <w:pPr>
+              <w:jc w:val="center"/>
+              <w:rPr>
+                <w:rFonts w:ascii="Arial" w:hAnsi="Arial" w:cs="Arial"/>
                 <w:b w:val="0"/>
                 <w:bCs w:val="0"/>
                 <w:sz w:val="20"/>
@@ -11937,7 +11957,7 @@
                 <w:sz w:val="20"/>
                 <w:szCs w:val="20"/>
               </w:rPr>
-              <w:t>Age Range</w:t>
+              <w:t>Age Group</w:t>
             </w:r>
           </w:p>
           <w:p>

--- a/report_data_preprocessing.docx
+++ b/report_data_preprocessing.docx
@@ -1257,7 +1257,7 @@
                 <v:stroke joinstyle="miter"/>
                 <v:path gradientshapeok="t" o:connecttype="rect"/>
               </v:shapetype>
-              <v:shape id="Text Box 1" o:spid="_x0000_s1026" type="#_x0000_t202" style="position:absolute;margin-left:163.15pt;margin-top:703pt;width:222.55pt;height:.05pt;z-index:251668480;visibility:visible;mso-wrap-style:none;mso-wrap-distance-left:9pt;mso-wrap-distance-top:0;mso-wrap-distance-right:9pt;mso-wrap-distance-bottom:0;mso-position-horizontal:absolute;mso-position-horizontal-relative:margin;mso-position-vertical:absolute;mso-position-vertical-relative:margin;v-text-anchor:top" o:gfxdata="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" stroked="f">
+              <v:shape id="Text Box 1" o:spid="_x0000_s1026" type="#_x0000_t202" style="position:absolute;margin-left:163.15pt;margin-top:703pt;width:222.55pt;height:.05pt;z-index:251668480;visibility:visible;mso-wrap-style:none;mso-wrap-distance-left:9pt;mso-wrap-distance-top:0;mso-wrap-distance-right:9pt;mso-wrap-distance-bottom:0;mso-position-horizontal:absolute;mso-position-horizontal-relative:margin;mso-position-vertical:absolute;mso-position-vertical-relative:margin;v-text-anchor:top" o:gfxdata="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" stroked="f">
                 <v:textbox style="mso-fit-shape-to-text:t" inset="0,0,0,0">
                   <w:txbxContent>
                     <w:p>
@@ -1408,7 +1408,7 @@
           </mc:Choice>
           <mc:Fallback>
             <w:pict>
-              <v:shape w14:anchorId="66D1AE61" id="_x0000_s1027" type="#_x0000_t202" style="position:absolute;left:0;text-align:left;margin-left:-9.95pt;margin-top:414.25pt;width:451.3pt;height:.05pt;z-index:251671552;visibility:visible;mso-wrap-style:square;mso-wrap-distance-left:9pt;mso-wrap-distance-top:0;mso-wrap-distance-right:9pt;mso-wrap-distance-bottom:0;mso-position-horizontal:absolute;mso-position-horizontal-relative:text;mso-position-vertical:absolute;mso-position-vertical-relative:text;v-text-anchor:top" o:gfxdata="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" stroked="f">
+              <v:shape w14:anchorId="66D1AE61" id="_x0000_s1027" type="#_x0000_t202" style="position:absolute;left:0;text-align:left;margin-left:-9.95pt;margin-top:414.25pt;width:451.3pt;height:.05pt;z-index:251671552;visibility:visible;mso-wrap-style:square;mso-wrap-distance-left:9pt;mso-wrap-distance-top:0;mso-wrap-distance-right:9pt;mso-wrap-distance-bottom:0;mso-position-horizontal:absolute;mso-position-horizontal-relative:text;mso-position-vertical:absolute;mso-position-vertical-relative:text;v-text-anchor:top" o:gfxdata="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" stroked="f">
                 <v:textbox style="mso-fit-shape-to-text:t" inset="0,0,0,0">
                   <w:txbxContent>
                     <w:p>
@@ -4225,7 +4225,7 @@
           </mc:Choice>
           <mc:Fallback>
             <w:pict>
-              <v:shape w14:anchorId="74460961" id="_x0000_s1028" type="#_x0000_t202" style="position:absolute;left:0;text-align:left;margin-left:64.55pt;margin-top:192.95pt;width:354.6pt;height:.05pt;z-index:251673600;visibility:visible;mso-wrap-style:square;mso-wrap-distance-left:9pt;mso-wrap-distance-top:0;mso-wrap-distance-right:9pt;mso-wrap-distance-bottom:0;mso-position-horizontal:absolute;mso-position-horizontal-relative:text;mso-position-vertical:absolute;mso-position-vertical-relative:text;v-text-anchor:top" o:gfxdata="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" stroked="f">
+              <v:shape w14:anchorId="74460961" id="_x0000_s1028" type="#_x0000_t202" style="position:absolute;left:0;text-align:left;margin-left:64.55pt;margin-top:192.95pt;width:354.6pt;height:.05pt;z-index:251673600;visibility:visible;mso-wrap-style:square;mso-wrap-distance-left:9pt;mso-wrap-distance-top:0;mso-wrap-distance-right:9pt;mso-wrap-distance-bottom:0;mso-position-horizontal:absolute;mso-position-horizontal-relative:text;mso-position-vertical:absolute;mso-position-vertical-relative:text;v-text-anchor:top" o:gfxdata="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" stroked="f">
                 <v:textbox style="mso-fit-shape-to-text:t" inset="0,0,0,0">
                   <w:txbxContent>
                     <w:p>
@@ -5235,7 +5235,7 @@
           </mc:Choice>
           <mc:Fallback>
             <w:pict>
-              <v:shape w14:anchorId="2980C777" id="_x0000_s1029" type="#_x0000_t202" style="position:absolute;left:0;text-align:left;margin-left:8.6pt;margin-top:722.05pt;width:451.3pt;height:.05pt;z-index:251677696;visibility:visible;mso-wrap-style:square;mso-wrap-distance-left:9pt;mso-wrap-distance-top:0;mso-wrap-distance-right:9pt;mso-wrap-distance-bottom:0;mso-position-horizontal:absolute;mso-position-horizontal-relative:margin;mso-position-vertical:absolute;mso-position-vertical-relative:margin;v-text-anchor:top" o:gfxdata="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" stroked="f">
+              <v:shape w14:anchorId="2980C777" id="_x0000_s1029" type="#_x0000_t202" style="position:absolute;left:0;text-align:left;margin-left:8.6pt;margin-top:722.05pt;width:451.3pt;height:.05pt;z-index:251677696;visibility:visible;mso-wrap-style:square;mso-wrap-distance-left:9pt;mso-wrap-distance-top:0;mso-wrap-distance-right:9pt;mso-wrap-distance-bottom:0;mso-position-horizontal:absolute;mso-position-horizontal-relative:margin;mso-position-vertical:absolute;mso-position-vertical-relative:margin;v-text-anchor:top" o:gfxdata="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" stroked="f">
                 <v:textbox style="mso-fit-shape-to-text:t" inset="0,0,0,0">
                   <w:txbxContent>
                     <w:p>
@@ -5974,7 +5974,7 @@
           </mc:Choice>
           <mc:Fallback>
             <w:pict>
-              <v:shape w14:anchorId="394D01FA" id="_x0000_s1030" type="#_x0000_t202" style="position:absolute;left:0;text-align:left;margin-left:235.55pt;margin-top:8.15pt;width:193.8pt;height:.05pt;z-index:251716608;visibility:visible;mso-wrap-style:square;mso-wrap-distance-left:9pt;mso-wrap-distance-top:0;mso-wrap-distance-right:9pt;mso-wrap-distance-bottom:0;mso-position-horizontal:absolute;mso-position-horizontal-relative:text;mso-position-vertical:absolute;mso-position-vertical-relative:text;v-text-anchor:top" o:gfxdata="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" stroked="f">
+              <v:shape w14:anchorId="394D01FA" id="_x0000_s1030" type="#_x0000_t202" style="position:absolute;left:0;text-align:left;margin-left:235.55pt;margin-top:8.15pt;width:193.8pt;height:.05pt;z-index:251716608;visibility:visible;mso-wrap-style:square;mso-wrap-distance-left:9pt;mso-wrap-distance-top:0;mso-wrap-distance-right:9pt;mso-wrap-distance-bottom:0;mso-position-horizontal:absolute;mso-position-horizontal-relative:text;mso-position-vertical:absolute;mso-position-vertical-relative:text;v-text-anchor:top" o:gfxdata="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" stroked="f">
                 <v:textbox style="mso-fit-shape-to-text:t" inset="0,0,0,0">
                   <w:txbxContent>
                     <w:p>
@@ -6327,7 +6327,7 @@
           </mc:Choice>
           <mc:Fallback>
             <w:pict>
-              <v:shape w14:anchorId="5D3A1955" id="_x0000_s1031" type="#_x0000_t202" style="position:absolute;left:0;text-align:left;margin-left:214.8pt;margin-top:1.65pt;width:209.35pt;height:.05pt;z-index:251718656;visibility:visible;mso-wrap-style:square;mso-wrap-distance-left:9pt;mso-wrap-distance-top:0;mso-wrap-distance-right:9pt;mso-wrap-distance-bottom:0;mso-position-horizontal:absolute;mso-position-horizontal-relative:text;mso-position-vertical:absolute;mso-position-vertical-relative:text;v-text-anchor:top" o:gfxdata="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" stroked="f">
+              <v:shape w14:anchorId="5D3A1955" id="_x0000_s1031" type="#_x0000_t202" style="position:absolute;left:0;text-align:left;margin-left:214.8pt;margin-top:1.65pt;width:209.35pt;height:.05pt;z-index:251718656;visibility:visible;mso-wrap-style:square;mso-wrap-distance-left:9pt;mso-wrap-distance-top:0;mso-wrap-distance-right:9pt;mso-wrap-distance-bottom:0;mso-position-horizontal:absolute;mso-position-horizontal-relative:text;mso-position-vertical:absolute;mso-position-vertical-relative:text;v-text-anchor:top" o:gfxdata="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" stroked="f">
                 <v:textbox style="mso-fit-shape-to-text:t" inset="0,0,0,0">
                   <w:txbxContent>
                     <w:p>
@@ -6702,7 +6702,7 @@
           </mc:Choice>
           <mc:Fallback>
             <w:pict>
-              <v:shape w14:anchorId="5E064FE6" id="_x0000_s1032" type="#_x0000_t202" style="position:absolute;left:0;text-align:left;margin-left:219.9pt;margin-top:24.85pt;width:209.4pt;height:.05pt;z-index:251720704;visibility:visible;mso-wrap-style:square;mso-wrap-distance-left:9pt;mso-wrap-distance-top:0;mso-wrap-distance-right:9pt;mso-wrap-distance-bottom:0;mso-position-horizontal:absolute;mso-position-horizontal-relative:text;mso-position-vertical:absolute;mso-position-vertical-relative:text;v-text-anchor:top" o:gfxdata="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" stroked="f">
+              <v:shape w14:anchorId="5E064FE6" id="_x0000_s1032" type="#_x0000_t202" style="position:absolute;left:0;text-align:left;margin-left:219.9pt;margin-top:24.85pt;width:209.4pt;height:.05pt;z-index:251720704;visibility:visible;mso-wrap-style:square;mso-wrap-distance-left:9pt;mso-wrap-distance-top:0;mso-wrap-distance-right:9pt;mso-wrap-distance-bottom:0;mso-position-horizontal:absolute;mso-position-horizontal-relative:text;mso-position-vertical:absolute;mso-position-vertical-relative:text;v-text-anchor:top" o:gfxdata="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" stroked="f">
                 <v:textbox style="mso-fit-shape-to-text:t" inset="0,0,0,0">
                   <w:txbxContent>
                     <w:p>
@@ -7104,7 +7104,7 @@
           </mc:Choice>
           <mc:Fallback>
             <w:pict>
-              <v:shape w14:anchorId="1B4740BE" id="_x0000_s1033" type="#_x0000_t202" style="position:absolute;left:0;text-align:left;margin-left:206.75pt;margin-top:18.9pt;width:248.25pt;height:.05pt;z-index:251722752;visibility:visible;mso-wrap-style:square;mso-width-percent:0;mso-wrap-distance-left:9pt;mso-wrap-distance-top:0;mso-wrap-distance-right:9pt;mso-wrap-distance-bottom:0;mso-position-horizontal:absolute;mso-position-horizontal-relative:text;mso-position-vertical:absolute;mso-position-vertical-relative:text;mso-width-percent:0;mso-width-relative:margin;v-text-anchor:top" o:gfxdata="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" stroked="f">
+              <v:shape w14:anchorId="1B4740BE" id="_x0000_s1033" type="#_x0000_t202" style="position:absolute;left:0;text-align:left;margin-left:206.75pt;margin-top:18.9pt;width:248.25pt;height:.05pt;z-index:251722752;visibility:visible;mso-wrap-style:square;mso-width-percent:0;mso-wrap-distance-left:9pt;mso-wrap-distance-top:0;mso-wrap-distance-right:9pt;mso-wrap-distance-bottom:0;mso-position-horizontal:absolute;mso-position-horizontal-relative:text;mso-position-vertical:absolute;mso-position-vertical-relative:text;mso-width-percent:0;mso-width-relative:margin;v-text-anchor:top" o:gfxdata="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" stroked="f">
                 <v:textbox style="mso-fit-shape-to-text:t" inset="0,0,0,0">
                   <w:txbxContent>
                     <w:p>
@@ -7467,7 +7467,7 @@
           </mc:Choice>
           <mc:Fallback>
             <w:pict>
-              <v:shape w14:anchorId="0DB80E8D" id="_x0000_s1034" type="#_x0000_t202" style="position:absolute;left:0;text-align:left;margin-left:210.65pt;margin-top:14.25pt;width:210.2pt;height:.05pt;z-index:251724800;visibility:visible;mso-wrap-style:square;mso-wrap-distance-left:9pt;mso-wrap-distance-top:0;mso-wrap-distance-right:9pt;mso-wrap-distance-bottom:0;mso-position-horizontal:absolute;mso-position-horizontal-relative:text;mso-position-vertical:absolute;mso-position-vertical-relative:text;v-text-anchor:top" o:gfxdata="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" stroked="f">
+              <v:shape w14:anchorId="0DB80E8D" id="_x0000_s1034" type="#_x0000_t202" style="position:absolute;left:0;text-align:left;margin-left:210.65pt;margin-top:14.25pt;width:210.2pt;height:.05pt;z-index:251724800;visibility:visible;mso-wrap-style:square;mso-wrap-distance-left:9pt;mso-wrap-distance-top:0;mso-wrap-distance-right:9pt;mso-wrap-distance-bottom:0;mso-position-horizontal:absolute;mso-position-horizontal-relative:text;mso-position-vertical:absolute;mso-position-vertical-relative:text;v-text-anchor:top" o:gfxdata="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" stroked="f">
                 <v:textbox style="mso-fit-shape-to-text:t" inset="0,0,0,0">
                   <w:txbxContent>
                     <w:p>
@@ -8021,7 +8021,7 @@
           <w:noProof/>
         </w:rPr>
         <w:drawing>
-          <wp:anchor distT="0" distB="0" distL="114300" distR="114300" simplePos="0" relativeHeight="251678720" behindDoc="0" locked="0" layoutInCell="1" allowOverlap="1" wp14:anchorId="0F6AE97E" wp14:editId="1FC6E321">
+          <wp:anchor distT="0" distB="0" distL="114300" distR="114300" simplePos="0" relativeHeight="251678720" behindDoc="0" locked="0" layoutInCell="1" allowOverlap="1" wp14:anchorId="0F6AE97E" wp14:editId="210A18AD">
             <wp:simplePos x="0" y="0"/>
             <wp:positionH relativeFrom="margin">
               <wp:posOffset>116205</wp:posOffset>
@@ -8217,7 +8217,7 @@
           </mc:Choice>
           <mc:Fallback>
             <w:pict>
-              <v:shape w14:anchorId="200F3775" id="_x0000_s1035" type="#_x0000_t202" style="position:absolute;margin-left:129.05pt;margin-top:717.8pt;width:215.4pt;height:.05pt;z-index:251686912;visibility:visible;mso-wrap-style:square;mso-wrap-distance-left:9pt;mso-wrap-distance-top:0;mso-wrap-distance-right:9pt;mso-wrap-distance-bottom:0;mso-position-horizontal:absolute;mso-position-horizontal-relative:margin;mso-position-vertical:absolute;mso-position-vertical-relative:margin;v-text-anchor:top" o:gfxdata="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" stroked="f">
+              <v:shape w14:anchorId="200F3775" id="_x0000_s1035" type="#_x0000_t202" style="position:absolute;margin-left:129.05pt;margin-top:717.8pt;width:215.4pt;height:.05pt;z-index:251686912;visibility:visible;mso-wrap-style:square;mso-wrap-distance-left:9pt;mso-wrap-distance-top:0;mso-wrap-distance-right:9pt;mso-wrap-distance-bottom:0;mso-position-horizontal:absolute;mso-position-horizontal-relative:margin;mso-position-vertical:absolute;mso-position-vertical-relative:margin;v-text-anchor:top" o:gfxdata="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" stroked="f">
                 <v:textbox style="mso-fit-shape-to-text:t" inset="0,0,0,0">
                   <w:txbxContent>
                     <w:p>
@@ -8750,7 +8750,7 @@
           </mc:Choice>
           <mc:Fallback>
             <w:pict>
-              <v:shape w14:anchorId="2FCCE975" id="_x0000_s1036" type="#_x0000_t202" style="position:absolute;margin-left:76.55pt;margin-top:18.3pt;width:296.6pt;height:.05pt;z-index:251688960;visibility:visible;mso-wrap-style:square;mso-width-percent:0;mso-wrap-distance-left:9pt;mso-wrap-distance-top:0;mso-wrap-distance-right:9pt;mso-wrap-distance-bottom:0;mso-position-horizontal:absolute;mso-position-horizontal-relative:text;mso-position-vertical:absolute;mso-position-vertical-relative:text;mso-width-percent:0;mso-width-relative:margin;v-text-anchor:top" o:gfxdata="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" stroked="f">
+              <v:shape w14:anchorId="2FCCE975" id="_x0000_s1036" type="#_x0000_t202" style="position:absolute;margin-left:76.55pt;margin-top:18.3pt;width:296.6pt;height:.05pt;z-index:251688960;visibility:visible;mso-wrap-style:square;mso-width-percent:0;mso-wrap-distance-left:9pt;mso-wrap-distance-top:0;mso-wrap-distance-right:9pt;mso-wrap-distance-bottom:0;mso-position-horizontal:absolute;mso-position-horizontal-relative:text;mso-position-vertical:absolute;mso-position-vertical-relative:text;mso-width-percent:0;mso-width-relative:margin;v-text-anchor:top" o:gfxdata="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" stroked="f">
                 <v:textbox style="mso-fit-shape-to-text:t" inset="0,0,0,0">
                   <w:txbxContent>
                     <w:p>
@@ -8913,7 +8913,7 @@
           <w:noProof/>
         </w:rPr>
         <w:drawing>
-          <wp:anchor distT="0" distB="0" distL="114300" distR="114300" simplePos="0" relativeHeight="251682816" behindDoc="0" locked="0" layoutInCell="1" allowOverlap="1" wp14:anchorId="2508838A" wp14:editId="43F16BF1">
+          <wp:anchor distT="0" distB="0" distL="114300" distR="114300" simplePos="0" relativeHeight="251682816" behindDoc="0" locked="0" layoutInCell="1" allowOverlap="1" wp14:anchorId="2508838A" wp14:editId="4458E305">
             <wp:simplePos x="0" y="0"/>
             <wp:positionH relativeFrom="margin">
               <wp:posOffset>241300</wp:posOffset>
@@ -9162,7 +9162,7 @@
           </mc:Choice>
           <mc:Fallback>
             <w:pict>
-              <v:shape w14:anchorId="2A229856" id="_x0000_s1037" type="#_x0000_t202" style="position:absolute;margin-left:57pt;margin-top:118.9pt;width:321.95pt;height:.05pt;z-index:251691008;visibility:visible;mso-wrap-style:square;mso-width-percent:0;mso-wrap-distance-left:9pt;mso-wrap-distance-top:0;mso-wrap-distance-right:9pt;mso-wrap-distance-bottom:0;mso-position-horizontal:absolute;mso-position-horizontal-relative:text;mso-position-vertical:absolute;mso-position-vertical-relative:text;mso-width-percent:0;mso-width-relative:margin;v-text-anchor:top" o:gfxdata="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" stroked="f">
+              <v:shape w14:anchorId="2A229856" id="_x0000_s1037" type="#_x0000_t202" style="position:absolute;margin-left:57pt;margin-top:118.9pt;width:321.95pt;height:.05pt;z-index:251691008;visibility:visible;mso-wrap-style:square;mso-width-percent:0;mso-wrap-distance-left:9pt;mso-wrap-distance-top:0;mso-wrap-distance-right:9pt;mso-wrap-distance-bottom:0;mso-position-horizontal:absolute;mso-position-horizontal-relative:text;mso-position-vertical:absolute;mso-position-vertical-relative:text;mso-width-percent:0;mso-width-relative:margin;v-text-anchor:top" o:gfxdata="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" stroked="f">
                 <v:textbox style="mso-fit-shape-to-text:t" inset="0,0,0,0">
                   <w:txbxContent>
                     <w:p>
@@ -9729,7 +9729,7 @@
           </mc:Choice>
           <mc:Fallback>
             <w:pict>
-              <v:shape w14:anchorId="73474467" id="_x0000_s1038" type="#_x0000_t202" style="position:absolute;margin-left:93.2pt;margin-top:728.6pt;width:288.55pt;height:.05pt;z-index:251693056;visibility:visible;mso-wrap-style:square;mso-width-percent:0;mso-wrap-distance-left:9pt;mso-wrap-distance-top:0;mso-wrap-distance-right:9pt;mso-wrap-distance-bottom:0;mso-position-horizontal:absolute;mso-position-horizontal-relative:margin;mso-position-vertical:absolute;mso-position-vertical-relative:margin;mso-width-percent:0;mso-width-relative:margin;v-text-anchor:top" o:gfxdata="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" stroked="f">
+              <v:shape w14:anchorId="73474467" id="_x0000_s1038" type="#_x0000_t202" style="position:absolute;margin-left:93.2pt;margin-top:728.6pt;width:288.55pt;height:.05pt;z-index:251693056;visibility:visible;mso-wrap-style:square;mso-width-percent:0;mso-wrap-distance-left:9pt;mso-wrap-distance-top:0;mso-wrap-distance-right:9pt;mso-wrap-distance-bottom:0;mso-position-horizontal:absolute;mso-position-horizontal-relative:margin;mso-position-vertical:absolute;mso-position-vertical-relative:margin;mso-width-percent:0;mso-width-relative:margin;v-text-anchor:top" o:gfxdata="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" stroked="f">
                 <v:textbox style="mso-fit-shape-to-text:t" inset="0,0,0,0">
                   <w:txbxContent>
                     <w:p>
@@ -9917,7 +9917,7 @@
           </mc:Choice>
           <mc:Fallback>
             <w:pict>
-              <v:shape w14:anchorId="5A61769C" id="_x0000_s1039" type="#_x0000_t202" style="position:absolute;left:0;text-align:left;margin-left:108.25pt;margin-top:227.6pt;width:230.4pt;height:.05pt;z-index:251695104;visibility:visible;mso-wrap-style:square;mso-wrap-distance-left:9pt;mso-wrap-distance-top:0;mso-wrap-distance-right:9pt;mso-wrap-distance-bottom:0;mso-position-horizontal:absolute;mso-position-horizontal-relative:text;mso-position-vertical:absolute;mso-position-vertical-relative:text;v-text-anchor:top" o:gfxdata="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" stroked="f">
+              <v:shape w14:anchorId="5A61769C" id="_x0000_s1039" type="#_x0000_t202" style="position:absolute;left:0;text-align:left;margin-left:108.25pt;margin-top:227.6pt;width:230.4pt;height:.05pt;z-index:251695104;visibility:visible;mso-wrap-style:square;mso-wrap-distance-left:9pt;mso-wrap-distance-top:0;mso-wrap-distance-right:9pt;mso-wrap-distance-bottom:0;mso-position-horizontal:absolute;mso-position-horizontal-relative:text;mso-position-vertical:absolute;mso-position-vertical-relative:text;v-text-anchor:top" o:gfxdata="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" stroked="f">
                 <v:textbox style="mso-fit-shape-to-text:t" inset="0,0,0,0">
                   <w:txbxContent>
                     <w:p>
@@ -10595,7 +10595,7 @@
           </mc:Choice>
           <mc:Fallback>
             <w:pict>
-              <v:shape w14:anchorId="2419FD0A" id="_x0000_s1040" type="#_x0000_t202" style="position:absolute;left:0;text-align:left;margin-left:108.2pt;margin-top:19.9pt;width:230.4pt;height:.05pt;z-index:251699200;visibility:visible;mso-wrap-style:square;mso-wrap-distance-left:9pt;mso-wrap-distance-top:0;mso-wrap-distance-right:9pt;mso-wrap-distance-bottom:0;mso-position-horizontal:absolute;mso-position-horizontal-relative:text;mso-position-vertical:absolute;mso-position-vertical-relative:text;v-text-anchor:top" o:gfxdata="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" stroked="f">
+              <v:shape w14:anchorId="2419FD0A" id="_x0000_s1040" type="#_x0000_t202" style="position:absolute;left:0;text-align:left;margin-left:108.2pt;margin-top:19.9pt;width:230.4pt;height:.05pt;z-index:251699200;visibility:visible;mso-wrap-style:square;mso-wrap-distance-left:9pt;mso-wrap-distance-top:0;mso-wrap-distance-right:9pt;mso-wrap-distance-bottom:0;mso-position-horizontal:absolute;mso-position-horizontal-relative:text;mso-position-vertical:absolute;mso-position-vertical-relative:text;v-text-anchor:top" o:gfxdata="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" stroked="f">
                 <v:textbox style="mso-fit-shape-to-text:t" inset="0,0,0,0">
                   <w:txbxContent>
                     <w:p>
@@ -15897,134 +15897,16 @@
           <w:szCs w:val="20"/>
           <w:lang w:val="en-US"/>
         </w:rPr>
-        <w:t xml:space="preserve">. The Age </w:t>
-      </w:r>
-      <w:r>
-        <w:rPr>
-          <w:rFonts w:ascii="Arial" w:hAnsi="Arial" w:cs="Arial"/>
-          <w:sz w:val="20"/>
-          <w:szCs w:val="20"/>
-          <w:lang w:val="en-US"/>
-        </w:rPr>
-        <w:t>Group</w:t>
-      </w:r>
-      <w:r>
-        <w:rPr>
-          <w:rFonts w:ascii="Arial" w:hAnsi="Arial" w:cs="Arial"/>
-          <w:sz w:val="20"/>
-          <w:szCs w:val="20"/>
-          <w:lang w:val="en-US"/>
-        </w:rPr>
-        <w:t xml:space="preserve"> that rated the best overall was </w:t>
-      </w:r>
-      <w:r>
-        <w:rPr>
-          <w:rFonts w:ascii="Arial" w:hAnsi="Arial" w:cs="Arial"/>
-          <w:b/>
-          <w:bCs/>
-          <w:sz w:val="20"/>
-          <w:szCs w:val="20"/>
-          <w:lang w:val="en-US"/>
-        </w:rPr>
-        <w:t>5 to 10</w:t>
-      </w:r>
-      <w:r>
-        <w:rPr>
-          <w:rFonts w:ascii="Arial" w:hAnsi="Arial" w:cs="Arial"/>
-          <w:sz w:val="20"/>
-          <w:szCs w:val="20"/>
-          <w:lang w:val="en-US"/>
-        </w:rPr>
-        <w:t xml:space="preserve"> years old, with an average of </w:t>
-      </w:r>
-      <w:r>
-        <w:rPr>
-          <w:rFonts w:ascii="Arial" w:hAnsi="Arial" w:cs="Arial"/>
-          <w:b/>
-          <w:bCs/>
-          <w:sz w:val="20"/>
-          <w:szCs w:val="20"/>
-          <w:lang w:val="en-US"/>
-        </w:rPr>
-        <w:t>3.3</w:t>
-      </w:r>
-      <w:r>
-        <w:rPr>
-          <w:rFonts w:ascii="Arial" w:hAnsi="Arial" w:cs="Arial"/>
-          <w:sz w:val="20"/>
-          <w:szCs w:val="20"/>
-          <w:lang w:val="en-US"/>
-        </w:rPr>
-        <w:t xml:space="preserve"> across all departments, peaking at </w:t>
-      </w:r>
-      <w:r>
-        <w:rPr>
-          <w:rFonts w:ascii="Arial" w:hAnsi="Arial" w:cs="Arial"/>
-          <w:b/>
-          <w:bCs/>
-          <w:sz w:val="20"/>
-          <w:szCs w:val="20"/>
-          <w:lang w:val="en-US"/>
-        </w:rPr>
-        <w:t>4</w:t>
-      </w:r>
-      <w:r>
-        <w:rPr>
-          <w:rFonts w:ascii="Arial" w:hAnsi="Arial" w:cs="Arial"/>
-          <w:sz w:val="20"/>
-          <w:szCs w:val="20"/>
-          <w:lang w:val="en-US"/>
-        </w:rPr>
-        <w:t xml:space="preserve"> for the two highest-rated ones.</w:t>
-      </w:r>
-      <w:r>
-        <w:rPr>
-          <w:rFonts w:ascii="Arial" w:hAnsi="Arial" w:cs="Arial"/>
-          <w:sz w:val="20"/>
-          <w:szCs w:val="20"/>
-          <w:lang w:val="en-US"/>
-        </w:rPr>
-        <w:t xml:space="preserve"> On the other hand, the Age Range with the lowest ratings was </w:t>
-      </w:r>
-      <w:r>
-        <w:rPr>
-          <w:rFonts w:ascii="Arial" w:hAnsi="Arial" w:cs="Arial"/>
-          <w:b/>
-          <w:bCs/>
-          <w:sz w:val="20"/>
-          <w:szCs w:val="20"/>
-          <w:lang w:val="en-US"/>
-        </w:rPr>
-        <w:t>125 to 130</w:t>
-      </w:r>
-      <w:r>
-        <w:rPr>
-          <w:rFonts w:ascii="Arial" w:hAnsi="Arial" w:cs="Arial"/>
-          <w:sz w:val="20"/>
-          <w:szCs w:val="20"/>
-          <w:lang w:val="en-US"/>
-        </w:rPr>
-        <w:t xml:space="preserve">-year-olds, most being </w:t>
-      </w:r>
-      <w:r>
-        <w:rPr>
-          <w:rFonts w:ascii="Arial" w:hAnsi="Arial" w:cs="Arial"/>
-          <w:b/>
-          <w:bCs/>
-          <w:sz w:val="20"/>
-          <w:szCs w:val="20"/>
-          <w:lang w:val="en-US"/>
-        </w:rPr>
-        <w:t>under level 3</w:t>
-      </w:r>
-      <w:r>
-        <w:rPr>
-          <w:rFonts w:ascii="Arial" w:hAnsi="Arial" w:cs="Arial"/>
-          <w:sz w:val="20"/>
-          <w:szCs w:val="20"/>
-          <w:lang w:val="en-US"/>
-        </w:rPr>
-        <w:t>.</w:t>
+        <w:t xml:space="preserve">. </w:t>
+      </w:r>
+      <w:r>
+        <w:rPr>
+          <w:rFonts w:ascii="Arial" w:hAnsi="Arial" w:cs="Arial"/>
+          <w:sz w:val="20"/>
+          <w:szCs w:val="20"/>
+          <w:lang w:val="en-US"/>
+        </w:rPr>
+        <w:t>Overall, age group distributions show minor fluctuations across most departments.</w:t>
       </w:r>
     </w:p>
     <w:p>
@@ -16409,119 +16291,119 @@
           <w:szCs w:val="20"/>
           <w:lang w:val="en-US"/>
         </w:rPr>
+        <w:t>D</w:t>
+      </w:r>
+      <w:r>
+        <w:rPr>
+          <w:rFonts w:ascii="Arial" w:hAnsi="Arial" w:cs="Arial"/>
+          <w:b/>
+          <w:bCs/>
+          <w:sz w:val="20"/>
+          <w:szCs w:val="20"/>
+          <w:lang w:val="en-US"/>
+        </w:rPr>
+        <w:t>uration</w:t>
+      </w:r>
+      <w:r>
+        <w:rPr>
+          <w:rFonts w:ascii="Arial" w:hAnsi="Arial" w:cs="Arial"/>
+          <w:sz w:val="20"/>
+          <w:szCs w:val="20"/>
+          <w:lang w:val="en-US"/>
+        </w:rPr>
+        <w:t xml:space="preserve"> also does not have fluctuations. Therefore, we can conclude that there is </w:t>
+      </w:r>
+      <w:r>
+        <w:rPr>
+          <w:rFonts w:ascii="Arial" w:hAnsi="Arial" w:cs="Arial"/>
+          <w:sz w:val="20"/>
+          <w:szCs w:val="20"/>
+          <w:u w:val="single"/>
+          <w:lang w:val="en-US"/>
+        </w:rPr>
+        <w:t>no relation</w:t>
+      </w:r>
+      <w:r>
+        <w:rPr>
+          <w:rFonts w:ascii="Arial" w:hAnsi="Arial" w:cs="Arial"/>
+          <w:sz w:val="20"/>
+          <w:szCs w:val="20"/>
+          <w:lang w:val="en-US"/>
+        </w:rPr>
+        <w:t xml:space="preserve"> between </w:t>
+      </w:r>
+      <w:r>
+        <w:rPr>
+          <w:rFonts w:ascii="Arial" w:hAnsi="Arial" w:cs="Arial"/>
+          <w:sz w:val="20"/>
+          <w:szCs w:val="20"/>
+          <w:lang w:val="en-US"/>
+        </w:rPr>
+        <w:t>Consultation Price and Satisfaction Level</w:t>
+      </w:r>
+      <w:r>
+        <w:rPr>
+          <w:rFonts w:ascii="Arial" w:hAnsi="Arial" w:cs="Arial"/>
+          <w:sz w:val="20"/>
+          <w:szCs w:val="20"/>
+          <w:lang w:val="en-US"/>
+        </w:rPr>
+        <w:t>,</w:t>
+      </w:r>
+      <w:r>
+        <w:rPr>
+          <w:rFonts w:ascii="Arial" w:hAnsi="Arial" w:cs="Arial"/>
+          <w:sz w:val="20"/>
+          <w:szCs w:val="20"/>
+          <w:lang w:val="en-US"/>
+        </w:rPr>
+        <w:t xml:space="preserve"> </w:t>
+      </w:r>
+      <w:r>
+        <w:rPr>
+          <w:rFonts w:ascii="Arial" w:hAnsi="Arial" w:cs="Arial"/>
+          <w:sz w:val="20"/>
+          <w:szCs w:val="20"/>
+          <w:lang w:val="en-US"/>
+        </w:rPr>
+        <w:t>or</w:t>
+      </w:r>
+      <w:r>
+        <w:rPr>
+          <w:rFonts w:ascii="Arial" w:hAnsi="Arial" w:cs="Arial"/>
+          <w:sz w:val="20"/>
+          <w:szCs w:val="20"/>
+          <w:lang w:val="en-US"/>
+        </w:rPr>
+        <w:t xml:space="preserve"> between Consultation Duration and </w:t>
+      </w:r>
+      <w:r>
+        <w:rPr>
+          <w:rFonts w:ascii="Arial" w:hAnsi="Arial" w:cs="Arial"/>
+          <w:sz w:val="20"/>
+          <w:szCs w:val="20"/>
+          <w:lang w:val="en-US"/>
+        </w:rPr>
+        <w:t>Satisfaction Level.</w:t>
+      </w:r>
+    </w:p>
+    <w:p>
+      <w:pPr>
+        <w:rPr>
+          <w:rFonts w:ascii="Arial" w:hAnsi="Arial" w:cs="Arial"/>
+          <w:b/>
+          <w:bCs/>
+          <w:sz w:val="20"/>
+          <w:szCs w:val="20"/>
+          <w:lang w:val="en-US"/>
+        </w:rPr>
+      </w:pPr>
+      <w:r>
+        <w:rPr>
+          <w:rFonts w:ascii="Garamond" w:hAnsi="Garamond"/>
+          <w:lang w:val="en-US"/>
+        </w:rPr>
         <w:lastRenderedPageBreak/>
-        <w:t>D</w:t>
-      </w:r>
-      <w:r>
-        <w:rPr>
-          <w:rFonts w:ascii="Arial" w:hAnsi="Arial" w:cs="Arial"/>
-          <w:b/>
-          <w:bCs/>
-          <w:sz w:val="20"/>
-          <w:szCs w:val="20"/>
-          <w:lang w:val="en-US"/>
-        </w:rPr>
-        <w:t>uration</w:t>
-      </w:r>
-      <w:r>
-        <w:rPr>
-          <w:rFonts w:ascii="Arial" w:hAnsi="Arial" w:cs="Arial"/>
-          <w:sz w:val="20"/>
-          <w:szCs w:val="20"/>
-          <w:lang w:val="en-US"/>
-        </w:rPr>
-        <w:t xml:space="preserve"> also does not have fluctuations. Therefore, we can conclude that there is </w:t>
-      </w:r>
-      <w:r>
-        <w:rPr>
-          <w:rFonts w:ascii="Arial" w:hAnsi="Arial" w:cs="Arial"/>
-          <w:sz w:val="20"/>
-          <w:szCs w:val="20"/>
-          <w:u w:val="single"/>
-          <w:lang w:val="en-US"/>
-        </w:rPr>
-        <w:t>no relation</w:t>
-      </w:r>
-      <w:r>
-        <w:rPr>
-          <w:rFonts w:ascii="Arial" w:hAnsi="Arial" w:cs="Arial"/>
-          <w:sz w:val="20"/>
-          <w:szCs w:val="20"/>
-          <w:lang w:val="en-US"/>
-        </w:rPr>
-        <w:t xml:space="preserve"> between </w:t>
-      </w:r>
-      <w:r>
-        <w:rPr>
-          <w:rFonts w:ascii="Arial" w:hAnsi="Arial" w:cs="Arial"/>
-          <w:sz w:val="20"/>
-          <w:szCs w:val="20"/>
-          <w:lang w:val="en-US"/>
-        </w:rPr>
-        <w:t>Consultation Price and Satisfaction Level</w:t>
-      </w:r>
-      <w:r>
-        <w:rPr>
-          <w:rFonts w:ascii="Arial" w:hAnsi="Arial" w:cs="Arial"/>
-          <w:sz w:val="20"/>
-          <w:szCs w:val="20"/>
-          <w:lang w:val="en-US"/>
-        </w:rPr>
-        <w:t>,</w:t>
-      </w:r>
-      <w:r>
-        <w:rPr>
-          <w:rFonts w:ascii="Arial" w:hAnsi="Arial" w:cs="Arial"/>
-          <w:sz w:val="20"/>
-          <w:szCs w:val="20"/>
-          <w:lang w:val="en-US"/>
-        </w:rPr>
-        <w:t xml:space="preserve"> </w:t>
-      </w:r>
-      <w:r>
-        <w:rPr>
-          <w:rFonts w:ascii="Arial" w:hAnsi="Arial" w:cs="Arial"/>
-          <w:sz w:val="20"/>
-          <w:szCs w:val="20"/>
-          <w:lang w:val="en-US"/>
-        </w:rPr>
-        <w:t>or</w:t>
-      </w:r>
-      <w:r>
-        <w:rPr>
-          <w:rFonts w:ascii="Arial" w:hAnsi="Arial" w:cs="Arial"/>
-          <w:sz w:val="20"/>
-          <w:szCs w:val="20"/>
-          <w:lang w:val="en-US"/>
-        </w:rPr>
-        <w:t xml:space="preserve"> between Consultation Duration and </w:t>
-      </w:r>
-      <w:r>
-        <w:rPr>
-          <w:rFonts w:ascii="Arial" w:hAnsi="Arial" w:cs="Arial"/>
-          <w:sz w:val="20"/>
-          <w:szCs w:val="20"/>
-          <w:lang w:val="en-US"/>
-        </w:rPr>
-        <w:t>Satisfaction Level.</w:t>
-      </w:r>
-    </w:p>
-    <w:p>
-      <w:pPr>
-        <w:rPr>
-          <w:rFonts w:ascii="Arial" w:hAnsi="Arial" w:cs="Arial"/>
-          <w:b/>
-          <w:bCs/>
-          <w:sz w:val="20"/>
-          <w:szCs w:val="20"/>
-          <w:lang w:val="en-US"/>
-        </w:rPr>
-      </w:pPr>
-      <w:r>
-        <w:rPr>
-          <w:rFonts w:ascii="Garamond" w:hAnsi="Garamond"/>
-          <w:lang w:val="en-US"/>
-        </w:rPr>
         <w:t>Relationship between Consultation Price and Insurance Coverage by Insurance Provider</w:t>
       </w:r>
     </w:p>
@@ -16550,18 +16432,10 @@
           <w:lang w:val="en-US"/>
         </w:rPr>
         <w:drawing>
-          <wp:anchor distT="0" distB="0" distL="114300" distR="114300" simplePos="0" relativeHeight="251706368" behindDoc="0" locked="0" layoutInCell="1" allowOverlap="1" wp14:anchorId="2B20D42E" wp14:editId="3915CB13">
-            <wp:simplePos x="0" y="0"/>
-            <wp:positionH relativeFrom="margin">
-              <wp:align>center</wp:align>
-            </wp:positionH>
-            <wp:positionV relativeFrom="paragraph">
-              <wp:posOffset>6632</wp:posOffset>
-            </wp:positionV>
-            <wp:extent cx="5725795" cy="3686810"/>
-            <wp:effectExtent l="0" t="0" r="8255" b="8890"/>
-            <wp:wrapNone/>
-            <wp:docPr id="1252330177" name="Picture 5"/>
+          <wp:inline distT="0" distB="0" distL="0" distR="0" wp14:anchorId="6ECF5291" wp14:editId="616B29D0">
+            <wp:extent cx="5729605" cy="3686810"/>
+            <wp:effectExtent l="0" t="0" r="4445" b="8890"/>
+            <wp:docPr id="695199909" name="Picture 17"/>
             <wp:cNvGraphicFramePr>
               <a:graphicFrameLocks xmlns:a="http://schemas.openxmlformats.org/drawingml/2006/main" noChangeAspect="1"/>
             </wp:cNvGraphicFramePr>
@@ -16569,7 +16443,7 @@
               <a:graphicData uri="http://schemas.openxmlformats.org/drawingml/2006/picture">
                 <pic:pic xmlns:pic="http://schemas.openxmlformats.org/drawingml/2006/picture">
                   <pic:nvPicPr>
-                    <pic:cNvPr id="0" name="Picture 5"/>
+                    <pic:cNvPr id="0" name="Picture 1"/>
                     <pic:cNvPicPr>
                       <a:picLocks noChangeAspect="1" noChangeArrowheads="1"/>
                     </pic:cNvPicPr>
@@ -16590,7 +16464,7 @@
                   <pic:spPr bwMode="auto">
                     <a:xfrm>
                       <a:off x="0" y="0"/>
-                      <a:ext cx="5725795" cy="3686810"/>
+                      <a:ext cx="5729605" cy="3686810"/>
                     </a:xfrm>
                     <a:prstGeom prst="rect">
                       <a:avLst/>
@@ -16603,204 +16477,9 @@
                 </pic:pic>
               </a:graphicData>
             </a:graphic>
-          </wp:anchor>
+          </wp:inline>
         </w:drawing>
       </w:r>
-    </w:p>
-    <w:p>
-      <w:pPr>
-        <w:tabs>
-          <w:tab w:val="left" w:pos="1471"/>
-        </w:tabs>
-        <w:rPr>
-          <w:rFonts w:ascii="Arial" w:hAnsi="Arial" w:cs="Arial"/>
-          <w:b/>
-          <w:bCs/>
-          <w:sz w:val="20"/>
-          <w:szCs w:val="20"/>
-          <w:lang w:val="en-US"/>
-        </w:rPr>
-      </w:pPr>
-    </w:p>
-    <w:p>
-      <w:pPr>
-        <w:tabs>
-          <w:tab w:val="left" w:pos="1471"/>
-        </w:tabs>
-        <w:rPr>
-          <w:rFonts w:ascii="Arial" w:hAnsi="Arial" w:cs="Arial"/>
-          <w:b/>
-          <w:bCs/>
-          <w:sz w:val="20"/>
-          <w:szCs w:val="20"/>
-          <w:lang w:val="en-US"/>
-        </w:rPr>
-      </w:pPr>
-    </w:p>
-    <w:p>
-      <w:pPr>
-        <w:tabs>
-          <w:tab w:val="left" w:pos="1471"/>
-        </w:tabs>
-        <w:rPr>
-          <w:rFonts w:ascii="Arial" w:hAnsi="Arial" w:cs="Arial"/>
-          <w:b/>
-          <w:bCs/>
-          <w:sz w:val="20"/>
-          <w:szCs w:val="20"/>
-          <w:lang w:val="en-US"/>
-        </w:rPr>
-      </w:pPr>
-    </w:p>
-    <w:p>
-      <w:pPr>
-        <w:tabs>
-          <w:tab w:val="left" w:pos="1471"/>
-        </w:tabs>
-        <w:rPr>
-          <w:rFonts w:ascii="Arial" w:hAnsi="Arial" w:cs="Arial"/>
-          <w:b/>
-          <w:bCs/>
-          <w:sz w:val="20"/>
-          <w:szCs w:val="20"/>
-          <w:lang w:val="en-US"/>
-        </w:rPr>
-      </w:pPr>
-    </w:p>
-    <w:p>
-      <w:pPr>
-        <w:tabs>
-          <w:tab w:val="left" w:pos="1471"/>
-        </w:tabs>
-        <w:rPr>
-          <w:rFonts w:ascii="Arial" w:hAnsi="Arial" w:cs="Arial"/>
-          <w:b/>
-          <w:bCs/>
-          <w:sz w:val="20"/>
-          <w:szCs w:val="20"/>
-          <w:lang w:val="en-US"/>
-        </w:rPr>
-      </w:pPr>
-    </w:p>
-    <w:p>
-      <w:pPr>
-        <w:tabs>
-          <w:tab w:val="left" w:pos="1471"/>
-        </w:tabs>
-        <w:rPr>
-          <w:rFonts w:ascii="Arial" w:hAnsi="Arial" w:cs="Arial"/>
-          <w:b/>
-          <w:bCs/>
-          <w:sz w:val="20"/>
-          <w:szCs w:val="20"/>
-          <w:lang w:val="en-US"/>
-        </w:rPr>
-      </w:pPr>
-    </w:p>
-    <w:p>
-      <w:pPr>
-        <w:tabs>
-          <w:tab w:val="left" w:pos="1471"/>
-        </w:tabs>
-        <w:rPr>
-          <w:rFonts w:ascii="Arial" w:hAnsi="Arial" w:cs="Arial"/>
-          <w:b/>
-          <w:bCs/>
-          <w:sz w:val="20"/>
-          <w:szCs w:val="20"/>
-          <w:lang w:val="en-US"/>
-        </w:rPr>
-      </w:pPr>
-    </w:p>
-    <w:p>
-      <w:pPr>
-        <w:tabs>
-          <w:tab w:val="left" w:pos="1471"/>
-        </w:tabs>
-        <w:rPr>
-          <w:rFonts w:ascii="Arial" w:hAnsi="Arial" w:cs="Arial"/>
-          <w:b/>
-          <w:bCs/>
-          <w:sz w:val="20"/>
-          <w:szCs w:val="20"/>
-          <w:lang w:val="en-US"/>
-        </w:rPr>
-      </w:pPr>
-    </w:p>
-    <w:p>
-      <w:pPr>
-        <w:tabs>
-          <w:tab w:val="left" w:pos="1471"/>
-        </w:tabs>
-        <w:rPr>
-          <w:rFonts w:ascii="Arial" w:hAnsi="Arial" w:cs="Arial"/>
-          <w:b/>
-          <w:bCs/>
-          <w:sz w:val="20"/>
-          <w:szCs w:val="20"/>
-         